--- a/normativo/DIRECTIVA-GOBIERNO-IA.docx
+++ b/normativo/DIRECTIVA-GOBIERNO-IA.docx
@@ -11056,7 +11056,6 @@
         <w:spacing w:line="276" w:lineRule="auto"/>
         <w:ind w:left="851"/>
       </w:pPr>
-      <w:commentRangeStart w:id="16"/>
       <w:r>
         <w:t>6.13</w:t>
       </w:r>
@@ -11067,30 +11066,98 @@
     </w:p>
     <w:p>
       <w:pPr>
-        <w:spacing w:after="60" w:line="276" w:lineRule="auto"/>
-        <w:ind w:left="1276" w:hanging="720"/>
+        <w:spacing w:line="276" w:lineRule="auto"/>
+        <w:ind w:left="851"/>
         <w:jc w:val="both"/>
         <w:rPr>
           <w:rFonts w:ascii="Arial" w:eastAsia="Arial" w:hAnsi="Arial" w:cs="Arial"/>
           <w:color w:val="000000"/>
-        </w:rPr>
-      </w:pPr>
-      <w:r>
-        <w:rPr>
-          <w:rFonts w:ascii="Arial" w:eastAsia="Arial" w:hAnsi="Arial" w:cs="Arial"/>
-          <w:color w:val="000000"/>
           <w:highlight w:val="yellow"/>
         </w:rPr>
-        <w:t>6.13.1</w:t>
-      </w:r>
+      </w:pPr>
       <w:r>
         <w:rPr>
           <w:rFonts w:ascii="Arial" w:eastAsia="Arial" w:hAnsi="Arial" w:cs="Arial"/>
           <w:color w:val="000000"/>
           <w:highlight w:val="yellow"/>
         </w:rPr>
-        <w:tab/>
-        <w:t>La INRH ejecuta acciones de sensibilización, concientización y capacitación, diferenciadas por grupos:</w:t>
+        <w:t>La Intendencia Nacional de Recursos Humanos conduce las acciones de sensibilización, capacitación y gestión del cambio vinculadas al uso de sistemas basados en inteligencia artificial, de conformidad con las funciones establecidas en el Reglamento de Organización y Funciones de la SUNAT y con el apoyo técnico de la Comisión de Gobierno de IA.</w:t>
+      </w:r>
+    </w:p>
+    <w:p>
+      <w:pPr>
+        <w:spacing w:line="276" w:lineRule="auto"/>
+        <w:ind w:left="851" w:hanging="284"/>
+        <w:jc w:val="both"/>
+        <w:rPr>
+          <w:rFonts w:ascii="Arial" w:eastAsia="Arial" w:hAnsi="Arial" w:cs="Arial"/>
+          <w:color w:val="000000"/>
+          <w:highlight w:val="yellow"/>
+        </w:rPr>
+      </w:pPr>
+      <w:r>
+        <w:rPr>
+          <w:rFonts w:ascii="Arial" w:eastAsia="Arial" w:hAnsi="Arial" w:cs="Arial"/>
+          <w:color w:val="000000"/>
+          <w:highlight w:val="yellow"/>
+        </w:rPr>
+        <w:t>6.</w:t>
+      </w:r>
+      <w:r>
+        <w:rPr>
+          <w:rFonts w:ascii="Arial" w:eastAsia="Arial" w:hAnsi="Arial" w:cs="Arial"/>
+          <w:color w:val="000000"/>
+          <w:highlight w:val="yellow"/>
+        </w:rPr>
+        <w:t>13</w:t>
+      </w:r>
+      <w:r>
+        <w:rPr>
+          <w:rFonts w:ascii="Arial" w:eastAsia="Arial" w:hAnsi="Arial" w:cs="Arial"/>
+          <w:color w:val="000000"/>
+          <w:highlight w:val="yellow"/>
+        </w:rPr>
+        <w:t>.1 Sensibilización</w:t>
+      </w:r>
+    </w:p>
+    <w:p>
+      <w:pPr>
+        <w:spacing w:line="276" w:lineRule="auto"/>
+        <w:ind w:left="851"/>
+        <w:jc w:val="both"/>
+        <w:rPr>
+          <w:rFonts w:ascii="Arial" w:eastAsia="Arial" w:hAnsi="Arial" w:cs="Arial"/>
+          <w:color w:val="000000"/>
+          <w:highlight w:val="yellow"/>
+        </w:rPr>
+      </w:pPr>
+      <w:r>
+        <w:rPr>
+          <w:rFonts w:ascii="Arial" w:eastAsia="Arial" w:hAnsi="Arial" w:cs="Arial"/>
+          <w:color w:val="000000"/>
+          <w:highlight w:val="yellow"/>
+        </w:rPr>
+        <w:t>Todo el personal de la SUNAT vinculado al diseño, desarrollo, implementación, evaluación o uso de sistemas basados en IA es sensibilizado respecto del uso seguro, responsable y ético de dichos sistemas, así como de los riesgos asociados y de las disposiciones establecidas en la Política de uso seguro, responsable y ético de los sistemas basados en IA de la SUNAT.</w:t>
+      </w:r>
+    </w:p>
+    <w:p>
+      <w:pPr>
+        <w:spacing w:line="276" w:lineRule="auto"/>
+        <w:ind w:left="851"/>
+        <w:jc w:val="both"/>
+        <w:rPr>
+          <w:rFonts w:ascii="Arial" w:eastAsia="Arial" w:hAnsi="Arial" w:cs="Arial"/>
+          <w:color w:val="000000"/>
+          <w:highlight w:val="yellow"/>
+        </w:rPr>
+      </w:pPr>
+      <w:r>
+        <w:rPr>
+          <w:rFonts w:ascii="Arial" w:eastAsia="Arial" w:hAnsi="Arial" w:cs="Arial"/>
+          <w:color w:val="000000"/>
+          <w:highlight w:val="yellow"/>
+        </w:rPr>
+        <w:t>Las acciones de sensibilización consideran, como mínimo:</w:t>
       </w:r>
     </w:p>
     <w:p>
@@ -11098,22 +11165,25 @@
         <w:pStyle w:val="Prrafodelista"/>
         <w:numPr>
           <w:ilvl w:val="0"/>
-          <w:numId w:val="6"/>
+          <w:numId w:val="26"/>
         </w:numPr>
-        <w:spacing w:before="0" w:after="0" w:line="276" w:lineRule="auto"/>
-        <w:ind w:left="1701"/>
-        <w:rPr>
-          <w:b w:val="0"/>
-          <w:bCs w:val="0"/>
-        </w:rPr>
-      </w:pPr>
-      <w:r>
-        <w:rPr>
-          <w:b w:val="0"/>
-          <w:bCs w:val="0"/>
-          <w:color w:val="000000"/>
-        </w:rPr>
-        <w:t>Alta Dirección: Gobernanza de IA, riesgos estratégicos, normativa.</w:t>
+        <w:spacing w:before="0" w:line="276" w:lineRule="auto"/>
+        <w:ind w:left="1276"/>
+        <w:rPr>
+          <w:b w:val="0"/>
+          <w:bCs w:val="0"/>
+          <w:color w:val="000000"/>
+          <w:highlight w:val="yellow"/>
+        </w:rPr>
+      </w:pPr>
+      <w:r>
+        <w:rPr>
+          <w:b w:val="0"/>
+          <w:bCs w:val="0"/>
+          <w:color w:val="000000"/>
+          <w:highlight w:val="yellow"/>
+        </w:rPr>
+        <w:t>La finalidad y los principios institucionales aplicables a los sistemas basados en IA.</w:t>
       </w:r>
     </w:p>
     <w:p>
@@ -11121,22 +11191,25 @@
         <w:pStyle w:val="Prrafodelista"/>
         <w:numPr>
           <w:ilvl w:val="0"/>
-          <w:numId w:val="6"/>
+          <w:numId w:val="26"/>
         </w:numPr>
-        <w:spacing w:after="40" w:line="276" w:lineRule="auto"/>
-        <w:ind w:left="1701"/>
-        <w:rPr>
-          <w:b w:val="0"/>
-          <w:bCs w:val="0"/>
-        </w:rPr>
-      </w:pPr>
-      <w:r>
-        <w:rPr>
-          <w:b w:val="0"/>
-          <w:bCs w:val="0"/>
-          <w:color w:val="000000"/>
-        </w:rPr>
-        <w:t>Personal técnico (INSI): Desarrollo responsable, MLOps, seguridad, NTP-ISO/IEC 42001.</w:t>
+        <w:spacing w:before="0" w:line="276" w:lineRule="auto"/>
+        <w:ind w:left="1276"/>
+        <w:rPr>
+          <w:b w:val="0"/>
+          <w:bCs w:val="0"/>
+          <w:color w:val="000000"/>
+          <w:highlight w:val="yellow"/>
+        </w:rPr>
+      </w:pPr>
+      <w:r>
+        <w:rPr>
+          <w:b w:val="0"/>
+          <w:bCs w:val="0"/>
+          <w:color w:val="000000"/>
+          <w:highlight w:val="yellow"/>
+        </w:rPr>
+        <w:t>Los riesgos derivados de su diseño, desarrollo, implementación y uso.</w:t>
       </w:r>
     </w:p>
     <w:p>
@@ -11144,22 +11217,25 @@
         <w:pStyle w:val="Prrafodelista"/>
         <w:numPr>
           <w:ilvl w:val="0"/>
-          <w:numId w:val="6"/>
+          <w:numId w:val="26"/>
         </w:numPr>
-        <w:spacing w:after="40" w:line="276" w:lineRule="auto"/>
-        <w:ind w:left="1701"/>
-        <w:rPr>
-          <w:b w:val="0"/>
-          <w:bCs w:val="0"/>
-        </w:rPr>
-      </w:pPr>
-      <w:r>
-        <w:rPr>
-          <w:b w:val="0"/>
-          <w:bCs w:val="0"/>
-          <w:color w:val="000000"/>
-        </w:rPr>
-        <w:t>Colaboradores operativos: Uso responsable de herramientas de IA, identificación de sesgos, limitaciones.</w:t>
+        <w:spacing w:before="0" w:line="276" w:lineRule="auto"/>
+        <w:ind w:left="1276"/>
+        <w:rPr>
+          <w:b w:val="0"/>
+          <w:bCs w:val="0"/>
+          <w:color w:val="000000"/>
+          <w:highlight w:val="yellow"/>
+        </w:rPr>
+      </w:pPr>
+      <w:r>
+        <w:rPr>
+          <w:b w:val="0"/>
+          <w:bCs w:val="0"/>
+          <w:color w:val="000000"/>
+          <w:highlight w:val="yellow"/>
+        </w:rPr>
+        <w:t>La protección de los derechos fundamentales de los administrados y la prevención de sesgos o resultados discriminatorios.</w:t>
       </w:r>
     </w:p>
     <w:p>
@@ -11167,62 +11243,428 @@
         <w:pStyle w:val="Prrafodelista"/>
         <w:numPr>
           <w:ilvl w:val="0"/>
-          <w:numId w:val="6"/>
+          <w:numId w:val="26"/>
         </w:numPr>
-        <w:spacing w:after="40" w:line="276" w:lineRule="auto"/>
-        <w:ind w:left="1701"/>
-        <w:rPr>
-          <w:b w:val="0"/>
-          <w:bCs w:val="0"/>
-        </w:rPr>
-      </w:pPr>
-      <w:r>
-        <w:rPr>
-          <w:b w:val="0"/>
-          <w:bCs w:val="0"/>
-          <w:color w:val="000000"/>
-        </w:rPr>
-        <w:t>Todos los colaboradores: Principios éticos, reglas básicas de uso, protección de la información.</w:t>
-      </w:r>
-    </w:p>
-    <w:p>
-      <w:pPr>
-        <w:spacing w:after="60" w:line="276" w:lineRule="auto"/>
-        <w:ind w:left="1276" w:hanging="720"/>
+        <w:spacing w:before="0" w:line="276" w:lineRule="auto"/>
+        <w:ind w:left="1276"/>
+        <w:rPr>
+          <w:b w:val="0"/>
+          <w:bCs w:val="0"/>
+          <w:color w:val="000000"/>
+          <w:highlight w:val="yellow"/>
+        </w:rPr>
+      </w:pPr>
+      <w:r>
+        <w:rPr>
+          <w:b w:val="0"/>
+          <w:bCs w:val="0"/>
+          <w:color w:val="000000"/>
+          <w:highlight w:val="yellow"/>
+        </w:rPr>
+        <w:lastRenderedPageBreak/>
+        <w:t>La protección de la reserva tributaria, secreto comercial y demás obligaciones de confidencialidad aplicables.</w:t>
+      </w:r>
+    </w:p>
+    <w:p>
+      <w:pPr>
+        <w:pStyle w:val="Prrafodelista"/>
+        <w:numPr>
+          <w:ilvl w:val="0"/>
+          <w:numId w:val="26"/>
+        </w:numPr>
+        <w:spacing w:before="0" w:line="276" w:lineRule="auto"/>
+        <w:ind w:left="1276"/>
+        <w:rPr>
+          <w:b w:val="0"/>
+          <w:bCs w:val="0"/>
+          <w:color w:val="000000"/>
+          <w:highlight w:val="yellow"/>
+        </w:rPr>
+      </w:pPr>
+      <w:r>
+        <w:rPr>
+          <w:b w:val="0"/>
+          <w:bCs w:val="0"/>
+          <w:color w:val="000000"/>
+          <w:highlight w:val="yellow"/>
+        </w:rPr>
+        <w:t>El impacto social y ambiental de los sistemas basados en IA.</w:t>
+      </w:r>
+    </w:p>
+    <w:p>
+      <w:pPr>
+        <w:spacing w:line="276" w:lineRule="auto"/>
+        <w:ind w:left="851"/>
         <w:jc w:val="both"/>
         <w:rPr>
           <w:rFonts w:ascii="Arial" w:eastAsia="Arial" w:hAnsi="Arial" w:cs="Arial"/>
           <w:color w:val="000000"/>
-        </w:rPr>
-      </w:pPr>
-      <w:r>
-        <w:rPr>
-          <w:rFonts w:ascii="Arial" w:eastAsia="Arial" w:hAnsi="Arial" w:cs="Arial"/>
-          <w:color w:val="000000"/>
           <w:highlight w:val="yellow"/>
         </w:rPr>
-        <w:t>6.13.2</w:t>
-      </w:r>
+      </w:pPr>
       <w:r>
         <w:rPr>
           <w:rFonts w:ascii="Arial" w:eastAsia="Arial" w:hAnsi="Arial" w:cs="Arial"/>
           <w:color w:val="000000"/>
           <w:highlight w:val="yellow"/>
         </w:rPr>
-        <w:tab/>
-        <w:t>La INRH ejecuta las acciones de forma continua, las actualiza anualmente e informa al CGTD las acciones ejecutadas durante el año.</w:t>
-      </w:r>
-      <w:commentRangeEnd w:id="16"/>
-      <w:r>
-        <w:rPr>
-          <w:rStyle w:val="Refdecomentario"/>
-          <w:rFonts w:ascii="Arial" w:eastAsia="Arial" w:hAnsi="Arial" w:cs="Arial"/>
-          <w:color w:val="000000"/>
-          <w:sz w:val="22"/>
-          <w:szCs w:val="22"/>
-        </w:rPr>
-        <w:commentReference w:id="16"/>
-      </w:r>
+        <w:t>Esta disposición incorpora los requerimientos establecidos en el numeral 28.9 del artículo 28 del Reglamento y adopta medidas adicionales de sensibilización orientadas a promover el uso seguro, responsable y ético de los sistemas basados en IA, en concordancia con el numeral 7.3 de la NTP-ISO/IEC 42001:2025.</w:t>
+      </w:r>
+    </w:p>
+    <w:p>
+      <w:pPr>
+        <w:spacing w:line="276" w:lineRule="auto"/>
+        <w:ind w:left="851" w:hanging="284"/>
+        <w:jc w:val="both"/>
+        <w:rPr>
+          <w:rFonts w:ascii="Arial" w:eastAsia="Arial" w:hAnsi="Arial" w:cs="Arial"/>
+          <w:color w:val="000000"/>
+          <w:highlight w:val="yellow"/>
+        </w:rPr>
+      </w:pPr>
+      <w:r>
+        <w:rPr>
+          <w:rFonts w:ascii="Arial" w:eastAsia="Arial" w:hAnsi="Arial" w:cs="Arial"/>
+          <w:color w:val="000000"/>
+          <w:highlight w:val="yellow"/>
+        </w:rPr>
+        <w:t>6.</w:t>
+      </w:r>
+      <w:r>
+        <w:rPr>
+          <w:rFonts w:ascii="Arial" w:eastAsia="Arial" w:hAnsi="Arial" w:cs="Arial"/>
+          <w:color w:val="000000"/>
+          <w:highlight w:val="yellow"/>
+        </w:rPr>
+        <w:t>13</w:t>
+      </w:r>
+      <w:r>
+        <w:rPr>
+          <w:rFonts w:ascii="Arial" w:eastAsia="Arial" w:hAnsi="Arial" w:cs="Arial"/>
+          <w:color w:val="000000"/>
+          <w:highlight w:val="yellow"/>
+        </w:rPr>
+        <w:t>.2 Capacitación y fortalecimiento de capacidades</w:t>
+      </w:r>
+    </w:p>
+    <w:p>
+      <w:pPr>
+        <w:spacing w:line="276" w:lineRule="auto"/>
+        <w:ind w:left="851"/>
+        <w:jc w:val="both"/>
+        <w:rPr>
+          <w:rFonts w:ascii="Arial" w:eastAsia="Arial" w:hAnsi="Arial" w:cs="Arial"/>
+          <w:color w:val="000000"/>
+          <w:highlight w:val="yellow"/>
+        </w:rPr>
+      </w:pPr>
+      <w:r>
+        <w:rPr>
+          <w:rFonts w:ascii="Arial" w:eastAsia="Arial" w:hAnsi="Arial" w:cs="Arial"/>
+          <w:color w:val="000000"/>
+          <w:highlight w:val="yellow"/>
+        </w:rPr>
+        <w:t xml:space="preserve">La Intendencia Nacional de Recursos Humanos fortalece de manera progresiva y sistemática las capacidades y competencias de su personal en materia de sistemas basados en IA mediante acciones formativas. </w:t>
+      </w:r>
+    </w:p>
+    <w:p>
+      <w:pPr>
+        <w:spacing w:line="276" w:lineRule="auto"/>
+        <w:ind w:left="851"/>
+        <w:jc w:val="both"/>
+        <w:rPr>
+          <w:rFonts w:ascii="Arial" w:eastAsia="Arial" w:hAnsi="Arial" w:cs="Arial"/>
+          <w:color w:val="000000"/>
+          <w:highlight w:val="yellow"/>
+        </w:rPr>
+      </w:pPr>
+      <w:r>
+        <w:rPr>
+          <w:rFonts w:ascii="Arial" w:eastAsia="Arial" w:hAnsi="Arial" w:cs="Arial"/>
+          <w:color w:val="000000"/>
+          <w:highlight w:val="yellow"/>
+        </w:rPr>
+        <w:t>Las necesidades de capacitación asociadas a los distintos roles, los contenidos formativos, las modalidades de capacitación y los mecanismos de evaluación de resultados se determinan en el marco normativo del Plan de Desarrollo de las Personas.</w:t>
+      </w:r>
+    </w:p>
+    <w:p>
+      <w:pPr>
+        <w:spacing w:line="276" w:lineRule="auto"/>
+        <w:ind w:left="851"/>
+        <w:jc w:val="both"/>
+        <w:rPr>
+          <w:rFonts w:ascii="Arial" w:eastAsia="Arial" w:hAnsi="Arial" w:cs="Arial"/>
+          <w:color w:val="000000"/>
+          <w:highlight w:val="yellow"/>
+        </w:rPr>
+      </w:pPr>
+      <w:r>
+        <w:rPr>
+          <w:rFonts w:ascii="Arial" w:eastAsia="Arial" w:hAnsi="Arial" w:cs="Arial"/>
+          <w:color w:val="000000"/>
+          <w:highlight w:val="yellow"/>
+        </w:rPr>
+        <w:t>Estas acciones consideran, como mínimo:</w:t>
+      </w:r>
+    </w:p>
+    <w:p>
+      <w:pPr>
+        <w:pStyle w:val="Prrafodelista"/>
+        <w:numPr>
+          <w:ilvl w:val="0"/>
+          <w:numId w:val="25"/>
+        </w:numPr>
+        <w:spacing w:before="0" w:line="276" w:lineRule="auto"/>
+        <w:ind w:left="1276"/>
+        <w:rPr>
+          <w:b w:val="0"/>
+          <w:bCs w:val="0"/>
+          <w:color w:val="000000"/>
+          <w:highlight w:val="yellow"/>
+        </w:rPr>
+      </w:pPr>
+      <w:r>
+        <w:rPr>
+          <w:b w:val="0"/>
+          <w:bCs w:val="0"/>
+          <w:color w:val="000000"/>
+          <w:highlight w:val="yellow"/>
+        </w:rPr>
+        <w:t>Los fundamentos y el ciclo de vida de los sistemas basados en IA.</w:t>
+      </w:r>
+    </w:p>
+    <w:p>
+      <w:pPr>
+        <w:pStyle w:val="Prrafodelista"/>
+        <w:numPr>
+          <w:ilvl w:val="0"/>
+          <w:numId w:val="25"/>
+        </w:numPr>
+        <w:spacing w:before="0" w:line="276" w:lineRule="auto"/>
+        <w:ind w:left="1276"/>
+        <w:rPr>
+          <w:b w:val="0"/>
+          <w:bCs w:val="0"/>
+          <w:color w:val="000000"/>
+          <w:highlight w:val="yellow"/>
+        </w:rPr>
+      </w:pPr>
+      <w:r>
+        <w:rPr>
+          <w:b w:val="0"/>
+          <w:bCs w:val="0"/>
+          <w:color w:val="000000"/>
+          <w:highlight w:val="yellow"/>
+        </w:rPr>
+        <w:t>La gestión de riesgos y la seguridad de la información aplicables.</w:t>
+      </w:r>
+    </w:p>
+    <w:p>
+      <w:pPr>
+        <w:pStyle w:val="Prrafodelista"/>
+        <w:numPr>
+          <w:ilvl w:val="0"/>
+          <w:numId w:val="25"/>
+        </w:numPr>
+        <w:spacing w:before="0" w:line="276" w:lineRule="auto"/>
+        <w:ind w:left="1276"/>
+        <w:rPr>
+          <w:b w:val="0"/>
+          <w:bCs w:val="0"/>
+          <w:color w:val="000000"/>
+          <w:highlight w:val="yellow"/>
+        </w:rPr>
+      </w:pPr>
+      <w:r>
+        <w:rPr>
+          <w:b w:val="0"/>
+          <w:bCs w:val="0"/>
+          <w:color w:val="000000"/>
+          <w:highlight w:val="yellow"/>
+        </w:rPr>
+        <w:t>La ética, integridad y responsabilidad en el uso de la IA.</w:t>
+      </w:r>
+    </w:p>
+    <w:p>
+      <w:pPr>
+        <w:pStyle w:val="Prrafodelista"/>
+        <w:numPr>
+          <w:ilvl w:val="0"/>
+          <w:numId w:val="25"/>
+        </w:numPr>
+        <w:spacing w:before="0" w:line="276" w:lineRule="auto"/>
+        <w:ind w:left="1276"/>
+        <w:rPr>
+          <w:b w:val="0"/>
+          <w:bCs w:val="0"/>
+          <w:color w:val="000000"/>
+          <w:highlight w:val="yellow"/>
+        </w:rPr>
+      </w:pPr>
+      <w:r>
+        <w:rPr>
+          <w:b w:val="0"/>
+          <w:bCs w:val="0"/>
+          <w:color w:val="000000"/>
+          <w:highlight w:val="yellow"/>
+        </w:rPr>
+        <w:t>La protección de datos personales.</w:t>
+      </w:r>
+    </w:p>
+    <w:p>
+      <w:pPr>
+        <w:pStyle w:val="Prrafodelista"/>
+        <w:numPr>
+          <w:ilvl w:val="0"/>
+          <w:numId w:val="25"/>
+        </w:numPr>
+        <w:spacing w:before="0" w:line="276" w:lineRule="auto"/>
+        <w:ind w:left="1276"/>
+        <w:rPr>
+          <w:b w:val="0"/>
+          <w:bCs w:val="0"/>
+          <w:color w:val="000000"/>
+          <w:highlight w:val="yellow"/>
+        </w:rPr>
+      </w:pPr>
+      <w:r>
+        <w:rPr>
+          <w:b w:val="0"/>
+          <w:bCs w:val="0"/>
+          <w:color w:val="000000"/>
+          <w:highlight w:val="yellow"/>
+        </w:rPr>
+        <w:t>La protección de la reserva tributaria cuando los sistemas procesen información de los administrados.</w:t>
+      </w:r>
+    </w:p>
+    <w:p>
+      <w:pPr>
+        <w:spacing w:line="276" w:lineRule="auto"/>
+        <w:ind w:left="851"/>
+        <w:jc w:val="both"/>
+        <w:rPr>
+          <w:rFonts w:ascii="Arial" w:eastAsia="Arial" w:hAnsi="Arial" w:cs="Arial"/>
+          <w:color w:val="000000"/>
+          <w:highlight w:val="yellow"/>
+        </w:rPr>
+      </w:pPr>
+      <w:r>
+        <w:rPr>
+          <w:rFonts w:ascii="Arial" w:eastAsia="Arial" w:hAnsi="Arial" w:cs="Arial"/>
+          <w:color w:val="000000"/>
+          <w:highlight w:val="yellow"/>
+        </w:rPr>
+        <w:t>Esta disposición se implementa conforme al numeral 28.5 del artículo 28 del Reglamento y en concordancia con el numeral 7.2 y el Anexo A.4 de la NTP</w:t>
+      </w:r>
+      <w:r>
+        <w:rPr>
+          <w:rFonts w:ascii="Arial" w:eastAsia="Arial" w:hAnsi="Arial" w:cs="Arial"/>
+          <w:color w:val="000000"/>
+          <w:highlight w:val="yellow"/>
+        </w:rPr>
+        <w:noBreakHyphen/>
+        <w:t>ISO/IEC 42001:2025.</w:t>
+      </w:r>
+    </w:p>
+    <w:p>
+      <w:pPr>
+        <w:spacing w:line="276" w:lineRule="auto"/>
+        <w:ind w:left="851" w:hanging="284"/>
+        <w:jc w:val="both"/>
+        <w:rPr>
+          <w:rFonts w:ascii="Arial" w:eastAsia="Arial" w:hAnsi="Arial" w:cs="Arial"/>
+          <w:color w:val="000000"/>
+          <w:highlight w:val="yellow"/>
+        </w:rPr>
+      </w:pPr>
+      <w:r>
+        <w:rPr>
+          <w:rFonts w:ascii="Arial" w:eastAsia="Arial" w:hAnsi="Arial" w:cs="Arial"/>
+          <w:color w:val="000000"/>
+          <w:highlight w:val="yellow"/>
+        </w:rPr>
+        <w:t>6.</w:t>
+      </w:r>
+      <w:r>
+        <w:rPr>
+          <w:rFonts w:ascii="Arial" w:eastAsia="Arial" w:hAnsi="Arial" w:cs="Arial"/>
+          <w:color w:val="000000"/>
+          <w:highlight w:val="yellow"/>
+        </w:rPr>
+        <w:t>13</w:t>
+      </w:r>
+      <w:r>
+        <w:rPr>
+          <w:rFonts w:ascii="Arial" w:eastAsia="Arial" w:hAnsi="Arial" w:cs="Arial"/>
+          <w:color w:val="000000"/>
+          <w:highlight w:val="yellow"/>
+        </w:rPr>
+        <w:t>.3 Gestión del cambio</w:t>
+      </w:r>
+    </w:p>
+    <w:p>
+      <w:pPr>
+        <w:spacing w:line="276" w:lineRule="auto"/>
+        <w:ind w:left="851"/>
+        <w:jc w:val="both"/>
+        <w:rPr>
+          <w:rFonts w:ascii="Arial" w:eastAsia="Arial" w:hAnsi="Arial" w:cs="Arial"/>
+          <w:color w:val="000000"/>
+          <w:highlight w:val="yellow"/>
+        </w:rPr>
+      </w:pPr>
+      <w:r>
+        <w:rPr>
+          <w:rFonts w:ascii="Arial" w:eastAsia="Arial" w:hAnsi="Arial" w:cs="Arial"/>
+          <w:color w:val="000000"/>
+          <w:highlight w:val="yellow"/>
+        </w:rPr>
+        <w:t>La Intendencia Nacional de Recursos Humanos promueve las acciones de gestión del cambio necesarias para la adopción efectiva de la Política y del sistema de gestión de IA, fomentando una cultura institucional orientada a la innovación responsable, la mejora continua y el aprovechamiento seguro y sostenible de las tecnologías basadas en IA.</w:t>
+      </w:r>
+    </w:p>
+    <w:p>
+      <w:pPr>
+        <w:spacing w:line="276" w:lineRule="auto"/>
+        <w:ind w:left="851"/>
+        <w:jc w:val="both"/>
+        <w:rPr>
+          <w:rFonts w:ascii="Arial" w:eastAsia="Arial" w:hAnsi="Arial" w:cs="Arial"/>
+          <w:color w:val="000000"/>
+          <w:highlight w:val="yellow"/>
+        </w:rPr>
+      </w:pPr>
+      <w:r>
+        <w:rPr>
+          <w:rFonts w:ascii="Arial" w:eastAsia="Arial" w:hAnsi="Arial" w:cs="Arial"/>
+          <w:color w:val="000000"/>
+          <w:highlight w:val="yellow"/>
+        </w:rPr>
+        <w:t>Las acciones de gestión del cambio facilitan la consolidación de la Política institucional de uso seguro, responsable y ético de los sistemas basados en IA y del sistema de gestión de IA, promoviendo su integración en la gestión institucional y favoreciendo las condiciones organizacionales necesarias para su sostenibilidad y mejora continua, en concordancia con los numerales 28.1 y 28.2 del artículo 28 del Reglamento.</w:t>
+      </w:r>
+    </w:p>
+    <w:p>
+      <w:pPr>
+        <w:jc w:val="both"/>
+        <w:rPr>
+          <w:color w:val="000000" w:themeColor="text1"/>
+        </w:rPr>
+      </w:pPr>
+    </w:p>
+    <w:p>
+      <w:pPr>
+        <w:jc w:val="both"/>
+        <w:rPr>
+          <w:color w:val="000000" w:themeColor="text1"/>
+        </w:rPr>
+      </w:pPr>
+    </w:p>
+    <w:p>
+      <w:pPr>
+        <w:jc w:val="both"/>
+        <w:rPr>
+          <w:color w:val="000000" w:themeColor="text1"/>
+        </w:rPr>
+      </w:pPr>
     </w:p>
     <w:p>
       <w:pPr>
@@ -11273,16 +11715,7 @@
           <w:highlight w:val="yellow"/>
         </w:rPr>
         <w:tab/>
-        <w:t xml:space="preserve">En el desarrollo, la implementación y el uso de los SBIA, la SUNAT promueve la participación de equipos diversos y multidisciplinarios, garantiza el pleno respeto de los derechos humanos y evita que se generen resultados injustos o discriminatorios, considera el impacto social y ambiental, e implementa las </w:t>
-      </w:r>
-      <w:r>
-        <w:rPr>
-          <w:rFonts w:ascii="Arial" w:eastAsia="Arial" w:hAnsi="Arial" w:cs="Arial"/>
-          <w:color w:val="000000"/>
-          <w:highlight w:val="yellow"/>
-        </w:rPr>
-        <w:lastRenderedPageBreak/>
-        <w:t>mejores prácticas, estándares y normas técnicas para identificar y minimizar los sesgos de los algoritmos y de las bases de datos utilizados</w:t>
+        <w:t>En el desarrollo, la implementación y el uso de los SBIA, la SUNAT promueve la participación de equipos diversos y multidisciplinarios, garantiza el pleno respeto de los derechos humanos y evita que se generen resultados injustos o discriminatorios, considera el impacto social y ambiental, e implementa las mejores prácticas, estándares y normas técnicas para identificar y minimizar los sesgos de los algoritmos y de las bases de datos utilizados</w:t>
       </w:r>
       <w:r>
         <w:rPr>
@@ -11480,7 +11913,14 @@
         <w:rPr>
           <w:highlight w:val="lightGray"/>
         </w:rPr>
-        <w:t>6.15.4 Cuando un proyecto de inversión pública sujeto al Sistema Nacional de Programación Multianual y Gestión de Inversiones incorpore un componente basado en IA, la Unidad Formuladora considera la opinión de la Comisión como insumo del análisis técnico que sustenta la declaración de viabilidad, sin perjuicio de las disposiciones del referido Sistema. En la ejecución, el SBIA observa el ciclo de vida del numeral 6.1.</w:t>
+        <w:t xml:space="preserve">6.15.4 Cuando un proyecto de inversión pública sujeto al Sistema Nacional de Programación Multianual y Gestión de Inversiones incorpore un componente basado en IA, la Unidad Formuladora considera la opinión de la Comisión como insumo del análisis técnico que </w:t>
+      </w:r>
+      <w:r>
+        <w:rPr>
+          <w:highlight w:val="lightGray"/>
+        </w:rPr>
+        <w:lastRenderedPageBreak/>
+        <w:t>sustenta la declaración de viabilidad, sin perjuicio de las disposiciones del referido Sistema. En la ejecución, el SBIA observa el ciclo de vida del numeral 6.1.</w:t>
       </w:r>
     </w:p>
     <w:p>
@@ -11516,7 +11956,7 @@
           <w:szCs w:val="22"/>
         </w:rPr>
       </w:pPr>
-      <w:bookmarkStart w:id="17" w:name="_Toc235003967"/>
+      <w:bookmarkStart w:id="16" w:name="_Toc235003967"/>
       <w:r>
         <w:rPr>
           <w:rFonts w:cs="Arial"/>
@@ -11527,7 +11967,7 @@
         <w:lastRenderedPageBreak/>
         <w:t>DISPOSICIONES FINALES</w:t>
       </w:r>
-      <w:bookmarkEnd w:id="17"/>
+      <w:bookmarkEnd w:id="16"/>
     </w:p>
     <w:p>
       <w:pPr>
@@ -11876,7 +12316,7 @@
           <w:szCs w:val="22"/>
         </w:rPr>
       </w:pPr>
-      <w:bookmarkStart w:id="18" w:name="_Toc235003968"/>
+      <w:bookmarkStart w:id="17" w:name="_Toc235003968"/>
       <w:r>
         <w:rPr>
           <w:rFonts w:cs="Arial"/>
@@ -11886,7 +12326,7 @@
         </w:rPr>
         <w:t>ANEXOS</w:t>
       </w:r>
-      <w:bookmarkEnd w:id="18"/>
+      <w:bookmarkEnd w:id="17"/>
     </w:p>
     <w:p>
       <w:pPr>
@@ -16166,22 +16606,6 @@
       </w:r>
     </w:p>
   </w:comment>
-  <w:comment w:id="16" w:author="Kut Castro Mario Fernando" w:date="2026-07-21T12:08:00Z" w:initials="MK">
-    <w:p>
-      <w:pPr>
-        <w:pStyle w:val="Textocomentario"/>
-      </w:pPr>
-      <w:r>
-        <w:rPr>
-          <w:rStyle w:val="Refdecomentario"/>
-        </w:rPr>
-        <w:annotationRef/>
-      </w:r>
-      <w:r>
-        <w:t>Revisión de la version del frente de sensibilización, educación y capacitación.</w:t>
-      </w:r>
-    </w:p>
-  </w:comment>
 </w:comments>
 </file>
 
@@ -16196,7 +16620,6 @@
   <w15:commentEx w15:paraId="32D4CC42" w15:done="0"/>
   <w15:commentEx w15:paraId="152D4D06" w15:done="0"/>
   <w15:commentEx w15:paraId="1A2E6AA6" w15:done="0"/>
-  <w15:commentEx w15:paraId="13CE1B71" w15:done="0"/>
 </w15:commentsEx>
 </file>
 
@@ -16211,7 +16634,6 @@
   <w16cex:commentExtensible w16cex:durableId="472286C5" w16cex:dateUtc="2026-07-21T16:47:00Z"/>
   <w16cex:commentExtensible w16cex:durableId="0734D94E" w16cex:dateUtc="2026-07-21T17:00:00Z"/>
   <w16cex:commentExtensible w16cex:durableId="2E351660" w16cex:dateUtc="2026-07-21T17:05:00Z"/>
-  <w16cex:commentExtensible w16cex:durableId="650FBCA3" w16cex:dateUtc="2026-07-21T17:08:00Z"/>
 </w16cex:commentsExtensible>
 </file>
 
@@ -16226,7 +16648,6 @@
   <w16cid:commentId w16cid:paraId="32D4CC42" w16cid:durableId="472286C5"/>
   <w16cid:commentId w16cid:paraId="152D4D06" w16cid:durableId="0734D94E"/>
   <w16cid:commentId w16cid:paraId="1A2E6AA6" w16cid:durableId="2E351660"/>
-  <w16cid:commentId w16cid:paraId="13CE1B71" w16cid:durableId="650FBCA3"/>
 </w16cid:commentsIds>
 </file>
 
@@ -16883,6 +17304,95 @@
     </w:lvl>
   </w:abstractNum>
   <w:abstractNum w:abstractNumId="1" w15:restartNumberingAfterBreak="0">
+    <w:nsid w:val="0C891F1A"/>
+    <w:multiLevelType w:val="hybridMultilevel"/>
+    <w:tmpl w:val="F53E0678"/>
+    <w:lvl w:ilvl="0" w:tplc="280A0017">
+      <w:start w:val="1"/>
+      <w:numFmt w:val="lowerLetter"/>
+      <w:lvlText w:val="%1)"/>
+      <w:lvlJc w:val="left"/>
+      <w:pPr>
+        <w:ind w:left="720" w:hanging="360"/>
+      </w:pPr>
+      <w:rPr>
+        <w:rFonts w:hint="default"/>
+      </w:rPr>
+    </w:lvl>
+    <w:lvl w:ilvl="1" w:tplc="280A0019" w:tentative="1">
+      <w:start w:val="1"/>
+      <w:numFmt w:val="lowerLetter"/>
+      <w:lvlText w:val="%2."/>
+      <w:lvlJc w:val="left"/>
+      <w:pPr>
+        <w:ind w:left="1440" w:hanging="360"/>
+      </w:pPr>
+    </w:lvl>
+    <w:lvl w:ilvl="2" w:tplc="280A001B" w:tentative="1">
+      <w:start w:val="1"/>
+      <w:numFmt w:val="lowerRoman"/>
+      <w:lvlText w:val="%3."/>
+      <w:lvlJc w:val="right"/>
+      <w:pPr>
+        <w:ind w:left="2160" w:hanging="180"/>
+      </w:pPr>
+    </w:lvl>
+    <w:lvl w:ilvl="3" w:tplc="280A000F" w:tentative="1">
+      <w:start w:val="1"/>
+      <w:numFmt w:val="decimal"/>
+      <w:lvlText w:val="%4."/>
+      <w:lvlJc w:val="left"/>
+      <w:pPr>
+        <w:ind w:left="2880" w:hanging="360"/>
+      </w:pPr>
+    </w:lvl>
+    <w:lvl w:ilvl="4" w:tplc="280A0019" w:tentative="1">
+      <w:start w:val="1"/>
+      <w:numFmt w:val="lowerLetter"/>
+      <w:lvlText w:val="%5."/>
+      <w:lvlJc w:val="left"/>
+      <w:pPr>
+        <w:ind w:left="3600" w:hanging="360"/>
+      </w:pPr>
+    </w:lvl>
+    <w:lvl w:ilvl="5" w:tplc="280A001B" w:tentative="1">
+      <w:start w:val="1"/>
+      <w:numFmt w:val="lowerRoman"/>
+      <w:lvlText w:val="%6."/>
+      <w:lvlJc w:val="right"/>
+      <w:pPr>
+        <w:ind w:left="4320" w:hanging="180"/>
+      </w:pPr>
+    </w:lvl>
+    <w:lvl w:ilvl="6" w:tplc="280A000F" w:tentative="1">
+      <w:start w:val="1"/>
+      <w:numFmt w:val="decimal"/>
+      <w:lvlText w:val="%7."/>
+      <w:lvlJc w:val="left"/>
+      <w:pPr>
+        <w:ind w:left="5040" w:hanging="360"/>
+      </w:pPr>
+    </w:lvl>
+    <w:lvl w:ilvl="7" w:tplc="280A0019" w:tentative="1">
+      <w:start w:val="1"/>
+      <w:numFmt w:val="lowerLetter"/>
+      <w:lvlText w:val="%8."/>
+      <w:lvlJc w:val="left"/>
+      <w:pPr>
+        <w:ind w:left="5760" w:hanging="360"/>
+      </w:pPr>
+    </w:lvl>
+    <w:lvl w:ilvl="8" w:tplc="280A001B" w:tentative="1">
+      <w:start w:val="1"/>
+      <w:numFmt w:val="lowerRoman"/>
+      <w:lvlText w:val="%9."/>
+      <w:lvlJc w:val="right"/>
+      <w:pPr>
+        <w:ind w:left="6480" w:hanging="180"/>
+      </w:pPr>
+    </w:lvl>
+  </w:abstractNum>
+  <w:abstractNum w:abstractNumId="2" w15:restartNumberingAfterBreak="0">
     <w:nsid w:val="0D2922A1"/>
     <w:multiLevelType w:val="multilevel"/>
     <w:tmpl w:val="349830C2"/>
@@ -17004,7 +17514,7 @@
       </w:rPr>
     </w:lvl>
   </w:abstractNum>
-  <w:abstractNum w:abstractNumId="2" w15:restartNumberingAfterBreak="0">
+  <w:abstractNum w:abstractNumId="3" w15:restartNumberingAfterBreak="0">
     <w:nsid w:val="25B376A4"/>
     <w:multiLevelType w:val="hybridMultilevel"/>
     <w:tmpl w:val="721AAEA0"/>
@@ -17090,7 +17600,96 @@
       </w:pPr>
     </w:lvl>
   </w:abstractNum>
-  <w:abstractNum w:abstractNumId="3" w15:restartNumberingAfterBreak="0">
+  <w:abstractNum w:abstractNumId="4" w15:restartNumberingAfterBreak="0">
+    <w:nsid w:val="26AB2826"/>
+    <w:multiLevelType w:val="hybridMultilevel"/>
+    <w:tmpl w:val="46300FCC"/>
+    <w:lvl w:ilvl="0" w:tplc="280A0019">
+      <w:start w:val="1"/>
+      <w:numFmt w:val="lowerLetter"/>
+      <w:lvlText w:val="%1."/>
+      <w:lvlJc w:val="left"/>
+      <w:pPr>
+        <w:ind w:left="720" w:hanging="360"/>
+      </w:pPr>
+      <w:rPr>
+        <w:rFonts w:hint="default"/>
+      </w:rPr>
+    </w:lvl>
+    <w:lvl w:ilvl="1" w:tplc="FFFFFFFF" w:tentative="1">
+      <w:start w:val="1"/>
+      <w:numFmt w:val="lowerLetter"/>
+      <w:lvlText w:val="%2."/>
+      <w:lvlJc w:val="left"/>
+      <w:pPr>
+        <w:ind w:left="1440" w:hanging="360"/>
+      </w:pPr>
+    </w:lvl>
+    <w:lvl w:ilvl="2" w:tplc="FFFFFFFF" w:tentative="1">
+      <w:start w:val="1"/>
+      <w:numFmt w:val="lowerRoman"/>
+      <w:lvlText w:val="%3."/>
+      <w:lvlJc w:val="right"/>
+      <w:pPr>
+        <w:ind w:left="2160" w:hanging="180"/>
+      </w:pPr>
+    </w:lvl>
+    <w:lvl w:ilvl="3" w:tplc="FFFFFFFF" w:tentative="1">
+      <w:start w:val="1"/>
+      <w:numFmt w:val="decimal"/>
+      <w:lvlText w:val="%4."/>
+      <w:lvlJc w:val="left"/>
+      <w:pPr>
+        <w:ind w:left="2880" w:hanging="360"/>
+      </w:pPr>
+    </w:lvl>
+    <w:lvl w:ilvl="4" w:tplc="FFFFFFFF" w:tentative="1">
+      <w:start w:val="1"/>
+      <w:numFmt w:val="lowerLetter"/>
+      <w:lvlText w:val="%5."/>
+      <w:lvlJc w:val="left"/>
+      <w:pPr>
+        <w:ind w:left="3600" w:hanging="360"/>
+      </w:pPr>
+    </w:lvl>
+    <w:lvl w:ilvl="5" w:tplc="FFFFFFFF" w:tentative="1">
+      <w:start w:val="1"/>
+      <w:numFmt w:val="lowerRoman"/>
+      <w:lvlText w:val="%6."/>
+      <w:lvlJc w:val="right"/>
+      <w:pPr>
+        <w:ind w:left="4320" w:hanging="180"/>
+      </w:pPr>
+    </w:lvl>
+    <w:lvl w:ilvl="6" w:tplc="FFFFFFFF" w:tentative="1">
+      <w:start w:val="1"/>
+      <w:numFmt w:val="decimal"/>
+      <w:lvlText w:val="%7."/>
+      <w:lvlJc w:val="left"/>
+      <w:pPr>
+        <w:ind w:left="5040" w:hanging="360"/>
+      </w:pPr>
+    </w:lvl>
+    <w:lvl w:ilvl="7" w:tplc="FFFFFFFF" w:tentative="1">
+      <w:start w:val="1"/>
+      <w:numFmt w:val="lowerLetter"/>
+      <w:lvlText w:val="%8."/>
+      <w:lvlJc w:val="left"/>
+      <w:pPr>
+        <w:ind w:left="5760" w:hanging="360"/>
+      </w:pPr>
+    </w:lvl>
+    <w:lvl w:ilvl="8" w:tplc="FFFFFFFF" w:tentative="1">
+      <w:start w:val="1"/>
+      <w:numFmt w:val="lowerRoman"/>
+      <w:lvlText w:val="%9."/>
+      <w:lvlJc w:val="right"/>
+      <w:pPr>
+        <w:ind w:left="6480" w:hanging="180"/>
+      </w:pPr>
+    </w:lvl>
+  </w:abstractNum>
+  <w:abstractNum w:abstractNumId="5" w15:restartNumberingAfterBreak="0">
     <w:nsid w:val="318F7021"/>
     <w:multiLevelType w:val="hybridMultilevel"/>
     <w:tmpl w:val="C0D421CE"/>
@@ -17176,7 +17775,7 @@
       </w:pPr>
     </w:lvl>
   </w:abstractNum>
-  <w:abstractNum w:abstractNumId="4" w15:restartNumberingAfterBreak="0">
+  <w:abstractNum w:abstractNumId="6" w15:restartNumberingAfterBreak="0">
     <w:nsid w:val="3EA73AEA"/>
     <w:multiLevelType w:val="multilevel"/>
     <w:tmpl w:val="C6F2D288"/>
@@ -17289,7 +17888,96 @@
       </w:rPr>
     </w:lvl>
   </w:abstractNum>
-  <w:abstractNum w:abstractNumId="5" w15:restartNumberingAfterBreak="0">
+  <w:abstractNum w:abstractNumId="7" w15:restartNumberingAfterBreak="0">
+    <w:nsid w:val="3FD80BD6"/>
+    <w:multiLevelType w:val="hybridMultilevel"/>
+    <w:tmpl w:val="564CF5A6"/>
+    <w:lvl w:ilvl="0" w:tplc="280A0017">
+      <w:start w:val="1"/>
+      <w:numFmt w:val="lowerLetter"/>
+      <w:lvlText w:val="%1)"/>
+      <w:lvlJc w:val="left"/>
+      <w:pPr>
+        <w:ind w:left="720" w:hanging="360"/>
+      </w:pPr>
+      <w:rPr>
+        <w:rFonts w:hint="default"/>
+      </w:rPr>
+    </w:lvl>
+    <w:lvl w:ilvl="1" w:tplc="280A0019">
+      <w:start w:val="1"/>
+      <w:numFmt w:val="lowerLetter"/>
+      <w:lvlText w:val="%2."/>
+      <w:lvlJc w:val="left"/>
+      <w:pPr>
+        <w:ind w:left="1440" w:hanging="360"/>
+      </w:pPr>
+    </w:lvl>
+    <w:lvl w:ilvl="2" w:tplc="280A001B" w:tentative="1">
+      <w:start w:val="1"/>
+      <w:numFmt w:val="lowerRoman"/>
+      <w:lvlText w:val="%3."/>
+      <w:lvlJc w:val="right"/>
+      <w:pPr>
+        <w:ind w:left="2160" w:hanging="180"/>
+      </w:pPr>
+    </w:lvl>
+    <w:lvl w:ilvl="3" w:tplc="280A000F" w:tentative="1">
+      <w:start w:val="1"/>
+      <w:numFmt w:val="decimal"/>
+      <w:lvlText w:val="%4."/>
+      <w:lvlJc w:val="left"/>
+      <w:pPr>
+        <w:ind w:left="2880" w:hanging="360"/>
+      </w:pPr>
+    </w:lvl>
+    <w:lvl w:ilvl="4" w:tplc="280A0019" w:tentative="1">
+      <w:start w:val="1"/>
+      <w:numFmt w:val="lowerLetter"/>
+      <w:lvlText w:val="%5."/>
+      <w:lvlJc w:val="left"/>
+      <w:pPr>
+        <w:ind w:left="3600" w:hanging="360"/>
+      </w:pPr>
+    </w:lvl>
+    <w:lvl w:ilvl="5" w:tplc="280A001B" w:tentative="1">
+      <w:start w:val="1"/>
+      <w:numFmt w:val="lowerRoman"/>
+      <w:lvlText w:val="%6."/>
+      <w:lvlJc w:val="right"/>
+      <w:pPr>
+        <w:ind w:left="4320" w:hanging="180"/>
+      </w:pPr>
+    </w:lvl>
+    <w:lvl w:ilvl="6" w:tplc="280A000F" w:tentative="1">
+      <w:start w:val="1"/>
+      <w:numFmt w:val="decimal"/>
+      <w:lvlText w:val="%7."/>
+      <w:lvlJc w:val="left"/>
+      <w:pPr>
+        <w:ind w:left="5040" w:hanging="360"/>
+      </w:pPr>
+    </w:lvl>
+    <w:lvl w:ilvl="7" w:tplc="280A0019" w:tentative="1">
+      <w:start w:val="1"/>
+      <w:numFmt w:val="lowerLetter"/>
+      <w:lvlText w:val="%8."/>
+      <w:lvlJc w:val="left"/>
+      <w:pPr>
+        <w:ind w:left="5760" w:hanging="360"/>
+      </w:pPr>
+    </w:lvl>
+    <w:lvl w:ilvl="8" w:tplc="280A001B" w:tentative="1">
+      <w:start w:val="1"/>
+      <w:numFmt w:val="lowerRoman"/>
+      <w:lvlText w:val="%9."/>
+      <w:lvlJc w:val="right"/>
+      <w:pPr>
+        <w:ind w:left="6480" w:hanging="180"/>
+      </w:pPr>
+    </w:lvl>
+  </w:abstractNum>
+  <w:abstractNum w:abstractNumId="8" w15:restartNumberingAfterBreak="0">
     <w:nsid w:val="3FDD5197"/>
     <w:multiLevelType w:val="hybridMultilevel"/>
     <w:tmpl w:val="C616E364"/>
@@ -17402,7 +18090,7 @@
       </w:rPr>
     </w:lvl>
   </w:abstractNum>
-  <w:abstractNum w:abstractNumId="6" w15:restartNumberingAfterBreak="0">
+  <w:abstractNum w:abstractNumId="9" w15:restartNumberingAfterBreak="0">
     <w:nsid w:val="408E55E4"/>
     <w:multiLevelType w:val="hybridMultilevel"/>
     <w:tmpl w:val="92A8D8CA"/>
@@ -17488,7 +18176,7 @@
       </w:pPr>
     </w:lvl>
   </w:abstractNum>
-  <w:abstractNum w:abstractNumId="7" w15:restartNumberingAfterBreak="0">
+  <w:abstractNum w:abstractNumId="10" w15:restartNumberingAfterBreak="0">
     <w:nsid w:val="43BD5B3E"/>
     <w:multiLevelType w:val="hybridMultilevel"/>
     <w:tmpl w:val="39143236"/>
@@ -17574,7 +18262,7 @@
       </w:pPr>
     </w:lvl>
   </w:abstractNum>
-  <w:abstractNum w:abstractNumId="8" w15:restartNumberingAfterBreak="0">
+  <w:abstractNum w:abstractNumId="11" w15:restartNumberingAfterBreak="0">
     <w:nsid w:val="4B2F08FB"/>
     <w:multiLevelType w:val="hybridMultilevel"/>
     <w:tmpl w:val="39143236"/>
@@ -17660,7 +18348,7 @@
       </w:pPr>
     </w:lvl>
   </w:abstractNum>
-  <w:abstractNum w:abstractNumId="9" w15:restartNumberingAfterBreak="0">
+  <w:abstractNum w:abstractNumId="12" w15:restartNumberingAfterBreak="0">
     <w:nsid w:val="59D0517D"/>
     <w:multiLevelType w:val="hybridMultilevel"/>
     <w:tmpl w:val="BE487E52"/>
@@ -17746,7 +18434,7 @@
       </w:pPr>
     </w:lvl>
   </w:abstractNum>
-  <w:abstractNum w:abstractNumId="10" w15:restartNumberingAfterBreak="0">
+  <w:abstractNum w:abstractNumId="13" w15:restartNumberingAfterBreak="0">
     <w:nsid w:val="5DB76E19"/>
     <w:multiLevelType w:val="hybridMultilevel"/>
     <w:tmpl w:val="EF52A196"/>
@@ -17859,7 +18547,7 @@
       </w:rPr>
     </w:lvl>
   </w:abstractNum>
-  <w:abstractNum w:abstractNumId="11" w15:restartNumberingAfterBreak="0">
+  <w:abstractNum w:abstractNumId="14" w15:restartNumberingAfterBreak="0">
     <w:nsid w:val="647B13F7"/>
     <w:multiLevelType w:val="multilevel"/>
     <w:tmpl w:val="E2D825EC"/>
@@ -17973,7 +18661,7 @@
       </w:rPr>
     </w:lvl>
   </w:abstractNum>
-  <w:abstractNum w:abstractNumId="12" w15:restartNumberingAfterBreak="0">
+  <w:abstractNum w:abstractNumId="15" w15:restartNumberingAfterBreak="0">
     <w:nsid w:val="65D30CFE"/>
     <w:multiLevelType w:val="hybridMultilevel"/>
     <w:tmpl w:val="35882B12"/>
@@ -18059,7 +18747,7 @@
       </w:pPr>
     </w:lvl>
   </w:abstractNum>
-  <w:abstractNum w:abstractNumId="13" w15:restartNumberingAfterBreak="0">
+  <w:abstractNum w:abstractNumId="16" w15:restartNumberingAfterBreak="0">
     <w:nsid w:val="669E07F8"/>
     <w:multiLevelType w:val="hybridMultilevel"/>
     <w:tmpl w:val="EAFEA70A"/>
@@ -18145,7 +18833,7 @@
       </w:pPr>
     </w:lvl>
   </w:abstractNum>
-  <w:abstractNum w:abstractNumId="14" w15:restartNumberingAfterBreak="0">
+  <w:abstractNum w:abstractNumId="17" w15:restartNumberingAfterBreak="0">
     <w:nsid w:val="6750294A"/>
     <w:multiLevelType w:val="hybridMultilevel"/>
     <w:tmpl w:val="76064DB4"/>
@@ -18258,7 +18946,7 @@
       </w:rPr>
     </w:lvl>
   </w:abstractNum>
-  <w:abstractNum w:abstractNumId="15" w15:restartNumberingAfterBreak="0">
+  <w:abstractNum w:abstractNumId="18" w15:restartNumberingAfterBreak="0">
     <w:nsid w:val="676E37BD"/>
     <w:multiLevelType w:val="hybridMultilevel"/>
     <w:tmpl w:val="EB940EB0"/>
@@ -18351,7 +19039,7 @@
       </w:pPr>
     </w:lvl>
   </w:abstractNum>
-  <w:abstractNum w:abstractNumId="16" w15:restartNumberingAfterBreak="0">
+  <w:abstractNum w:abstractNumId="19" w15:restartNumberingAfterBreak="0">
     <w:nsid w:val="6CE155A7"/>
     <w:multiLevelType w:val="hybridMultilevel"/>
     <w:tmpl w:val="3C9A6024"/>
@@ -18464,7 +19152,7 @@
       </w:rPr>
     </w:lvl>
   </w:abstractNum>
-  <w:abstractNum w:abstractNumId="17" w15:restartNumberingAfterBreak="0">
+  <w:abstractNum w:abstractNumId="20" w15:restartNumberingAfterBreak="0">
     <w:nsid w:val="70D01E5A"/>
     <w:multiLevelType w:val="hybridMultilevel"/>
     <w:tmpl w:val="592ED5D4"/>
@@ -18577,7 +19265,7 @@
       </w:rPr>
     </w:lvl>
   </w:abstractNum>
-  <w:abstractNum w:abstractNumId="18" w15:restartNumberingAfterBreak="0">
+  <w:abstractNum w:abstractNumId="21" w15:restartNumberingAfterBreak="0">
     <w:nsid w:val="7106318E"/>
     <w:multiLevelType w:val="hybridMultilevel"/>
     <w:tmpl w:val="DC206462"/>
@@ -18690,7 +19378,96 @@
       </w:rPr>
     </w:lvl>
   </w:abstractNum>
-  <w:abstractNum w:abstractNumId="19" w15:restartNumberingAfterBreak="0">
+  <w:abstractNum w:abstractNumId="22" w15:restartNumberingAfterBreak="0">
+    <w:nsid w:val="726322FD"/>
+    <w:multiLevelType w:val="hybridMultilevel"/>
+    <w:tmpl w:val="876CAB38"/>
+    <w:lvl w:ilvl="0" w:tplc="280A0019">
+      <w:start w:val="1"/>
+      <w:numFmt w:val="lowerLetter"/>
+      <w:lvlText w:val="%1."/>
+      <w:lvlJc w:val="left"/>
+      <w:pPr>
+        <w:ind w:left="720" w:hanging="360"/>
+      </w:pPr>
+      <w:rPr>
+        <w:rFonts w:hint="default"/>
+      </w:rPr>
+    </w:lvl>
+    <w:lvl w:ilvl="1" w:tplc="FFFFFFFF">
+      <w:start w:val="1"/>
+      <w:numFmt w:val="lowerLetter"/>
+      <w:lvlText w:val="%2."/>
+      <w:lvlJc w:val="left"/>
+      <w:pPr>
+        <w:ind w:left="1440" w:hanging="360"/>
+      </w:pPr>
+    </w:lvl>
+    <w:lvl w:ilvl="2" w:tplc="FFFFFFFF" w:tentative="1">
+      <w:start w:val="1"/>
+      <w:numFmt w:val="lowerRoman"/>
+      <w:lvlText w:val="%3."/>
+      <w:lvlJc w:val="right"/>
+      <w:pPr>
+        <w:ind w:left="2160" w:hanging="180"/>
+      </w:pPr>
+    </w:lvl>
+    <w:lvl w:ilvl="3" w:tplc="FFFFFFFF" w:tentative="1">
+      <w:start w:val="1"/>
+      <w:numFmt w:val="decimal"/>
+      <w:lvlText w:val="%4."/>
+      <w:lvlJc w:val="left"/>
+      <w:pPr>
+        <w:ind w:left="2880" w:hanging="360"/>
+      </w:pPr>
+    </w:lvl>
+    <w:lvl w:ilvl="4" w:tplc="FFFFFFFF" w:tentative="1">
+      <w:start w:val="1"/>
+      <w:numFmt w:val="lowerLetter"/>
+      <w:lvlText w:val="%5."/>
+      <w:lvlJc w:val="left"/>
+      <w:pPr>
+        <w:ind w:left="3600" w:hanging="360"/>
+      </w:pPr>
+    </w:lvl>
+    <w:lvl w:ilvl="5" w:tplc="FFFFFFFF" w:tentative="1">
+      <w:start w:val="1"/>
+      <w:numFmt w:val="lowerRoman"/>
+      <w:lvlText w:val="%6."/>
+      <w:lvlJc w:val="right"/>
+      <w:pPr>
+        <w:ind w:left="4320" w:hanging="180"/>
+      </w:pPr>
+    </w:lvl>
+    <w:lvl w:ilvl="6" w:tplc="FFFFFFFF" w:tentative="1">
+      <w:start w:val="1"/>
+      <w:numFmt w:val="decimal"/>
+      <w:lvlText w:val="%7."/>
+      <w:lvlJc w:val="left"/>
+      <w:pPr>
+        <w:ind w:left="5040" w:hanging="360"/>
+      </w:pPr>
+    </w:lvl>
+    <w:lvl w:ilvl="7" w:tplc="FFFFFFFF" w:tentative="1">
+      <w:start w:val="1"/>
+      <w:numFmt w:val="lowerLetter"/>
+      <w:lvlText w:val="%8."/>
+      <w:lvlJc w:val="left"/>
+      <w:pPr>
+        <w:ind w:left="5760" w:hanging="360"/>
+      </w:pPr>
+    </w:lvl>
+    <w:lvl w:ilvl="8" w:tplc="FFFFFFFF" w:tentative="1">
+      <w:start w:val="1"/>
+      <w:numFmt w:val="lowerRoman"/>
+      <w:lvlText w:val="%9."/>
+      <w:lvlJc w:val="right"/>
+      <w:pPr>
+        <w:ind w:left="6480" w:hanging="180"/>
+      </w:pPr>
+    </w:lvl>
+  </w:abstractNum>
+  <w:abstractNum w:abstractNumId="23" w15:restartNumberingAfterBreak="0">
     <w:nsid w:val="79FD4021"/>
     <w:multiLevelType w:val="hybridMultilevel"/>
     <w:tmpl w:val="96A842E0"/>
@@ -18803,7 +19580,7 @@
       </w:rPr>
     </w:lvl>
   </w:abstractNum>
-  <w:abstractNum w:abstractNumId="20" w15:restartNumberingAfterBreak="0">
+  <w:abstractNum w:abstractNumId="24" w15:restartNumberingAfterBreak="0">
     <w:nsid w:val="7BE25DC7"/>
     <w:multiLevelType w:val="hybridMultilevel"/>
     <w:tmpl w:val="AC48BD02"/>
@@ -18916,7 +19693,7 @@
       </w:rPr>
     </w:lvl>
   </w:abstractNum>
-  <w:abstractNum w:abstractNumId="21" w15:restartNumberingAfterBreak="0">
+  <w:abstractNum w:abstractNumId="25" w15:restartNumberingAfterBreak="0">
     <w:nsid w:val="7EE14D73"/>
     <w:multiLevelType w:val="multilevel"/>
     <w:tmpl w:val="FDC04314"/>
@@ -19039,70 +19816,82 @@
     </w:lvl>
   </w:abstractNum>
   <w:num w:numId="1" w16cid:durableId="1338196560">
+    <w:abstractNumId w:val="14"/>
+  </w:num>
+  <w:num w:numId="2" w16cid:durableId="997340142">
+    <w:abstractNumId w:val="2"/>
+  </w:num>
+  <w:num w:numId="3" w16cid:durableId="818888625">
+    <w:abstractNumId w:val="10"/>
+  </w:num>
+  <w:num w:numId="4" w16cid:durableId="789980796">
     <w:abstractNumId w:val="11"/>
   </w:num>
-  <w:num w:numId="2" w16cid:durableId="997340142">
-    <w:abstractNumId w:val="1"/>
-  </w:num>
-  <w:num w:numId="3" w16cid:durableId="818888625">
-    <w:abstractNumId w:val="7"/>
-  </w:num>
-  <w:num w:numId="4" w16cid:durableId="789980796">
-    <w:abstractNumId w:val="8"/>
-  </w:num>
   <w:num w:numId="5" w16cid:durableId="2135756204">
-    <w:abstractNumId w:val="2"/>
+    <w:abstractNumId w:val="3"/>
   </w:num>
   <w:num w:numId="6" w16cid:durableId="1603613276">
-    <w:abstractNumId w:val="3"/>
+    <w:abstractNumId w:val="5"/>
   </w:num>
   <w:num w:numId="7" w16cid:durableId="1698236715">
-    <w:abstractNumId w:val="19"/>
+    <w:abstractNumId w:val="23"/>
   </w:num>
   <w:num w:numId="8" w16cid:durableId="1567180075">
-    <w:abstractNumId w:val="21"/>
+    <w:abstractNumId w:val="25"/>
   </w:num>
   <w:num w:numId="9" w16cid:durableId="260988981">
-    <w:abstractNumId w:val="15"/>
+    <w:abstractNumId w:val="18"/>
   </w:num>
   <w:num w:numId="10" w16cid:durableId="360321617">
-    <w:abstractNumId w:val="9"/>
+    <w:abstractNumId w:val="12"/>
   </w:num>
   <w:num w:numId="11" w16cid:durableId="11301047">
-    <w:abstractNumId w:val="14"/>
+    <w:abstractNumId w:val="17"/>
   </w:num>
   <w:num w:numId="12" w16cid:durableId="104814016">
-    <w:abstractNumId w:val="17"/>
+    <w:abstractNumId w:val="20"/>
   </w:num>
   <w:num w:numId="13" w16cid:durableId="1885175596">
     <w:abstractNumId w:val="0"/>
   </w:num>
   <w:num w:numId="14" w16cid:durableId="167066823">
-    <w:abstractNumId w:val="18"/>
+    <w:abstractNumId w:val="21"/>
   </w:num>
   <w:num w:numId="15" w16cid:durableId="954553902">
+    <w:abstractNumId w:val="19"/>
+  </w:num>
+  <w:num w:numId="16" w16cid:durableId="1324506319">
+    <w:abstractNumId w:val="8"/>
+  </w:num>
+  <w:num w:numId="17" w16cid:durableId="1839225738">
+    <w:abstractNumId w:val="24"/>
+  </w:num>
+  <w:num w:numId="18" w16cid:durableId="267396013">
+    <w:abstractNumId w:val="13"/>
+  </w:num>
+  <w:num w:numId="19" w16cid:durableId="1228301004">
+    <w:abstractNumId w:val="15"/>
+  </w:num>
+  <w:num w:numId="20" w16cid:durableId="554125780">
+    <w:abstractNumId w:val="6"/>
+  </w:num>
+  <w:num w:numId="21" w16cid:durableId="1964574287">
+    <w:abstractNumId w:val="9"/>
+  </w:num>
+  <w:num w:numId="22" w16cid:durableId="1868059492">
     <w:abstractNumId w:val="16"/>
   </w:num>
-  <w:num w:numId="16" w16cid:durableId="1324506319">
-    <w:abstractNumId w:val="5"/>
+  <w:num w:numId="23" w16cid:durableId="529534098">
+    <w:abstractNumId w:val="1"/>
   </w:num>
-  <w:num w:numId="17" w16cid:durableId="1839225738">
-    <w:abstractNumId w:val="20"/>
+  <w:num w:numId="24" w16cid:durableId="1828084485">
+    <w:abstractNumId w:val="7"/>
   </w:num>
-  <w:num w:numId="18" w16cid:durableId="267396013">
-    <w:abstractNumId w:val="10"/>
-  </w:num>
-  <w:num w:numId="19" w16cid:durableId="1228301004">
-    <w:abstractNumId w:val="12"/>
-  </w:num>
-  <w:num w:numId="20" w16cid:durableId="554125780">
+  <w:num w:numId="25" w16cid:durableId="1934242185">
     <w:abstractNumId w:val="4"/>
   </w:num>
-  <w:num w:numId="21" w16cid:durableId="1964574287">
-    <w:abstractNumId w:val="6"/>
-  </w:num>
-  <w:num w:numId="22" w16cid:durableId="1868059492">
-    <w:abstractNumId w:val="13"/>
+  <w:num w:numId="26" w16cid:durableId="1799032513">
+    <w:abstractNumId w:val="22"/>
   </w:num>
   <w:numIdMacAtCleanup w:val="20"/>
 </w:numbering>
@@ -19313,7 +20102,7 @@
     <w:lsdException w:name="Medium Shading 2 Accent 1" w:uiPriority="64"/>
     <w:lsdException w:name="Medium List 1 Accent 1" w:uiPriority="65"/>
     <w:lsdException w:name="Revision" w:semiHidden="1"/>
-    <w:lsdException w:name="List Paragraph" w:uiPriority="0" w:qFormat="1"/>
+    <w:lsdException w:name="List Paragraph" w:uiPriority="34" w:qFormat="1"/>
     <w:lsdException w:name="Quote" w:uiPriority="29"/>
     <w:lsdException w:name="Intense Quote" w:uiPriority="30"/>
     <w:lsdException w:name="Medium List 2 Accent 1" w:uiPriority="66"/>
@@ -19784,6 +20573,7 @@
     <w:name w:val="List Paragraph"/>
     <w:aliases w:val="Colsubsidio - Lista,3,Iz - Párrafo de lista,Sivsa Parrafo,Titulo de Fígura,TITULO A,Titulo parrafo,Punto,Num Bullet 1,Bullet Number,List Paragraph1,lp1,lp11,List Paragraph11,Use Case List Paragraph,Bullet List,FooterText,numbered,列出段落"/>
     <w:link w:val="PrrafodelistaCar"/>
+    <w:uiPriority w:val="34"/>
     <w:qFormat/>
     <w:rsid w:val="00325777"/>
     <w:pPr>
@@ -20952,16 +21742,6 @@
 </file>
 
 <file path=customXml/item2.xml><?xml version="1.0" encoding="utf-8"?>
-<p:properties xmlns:p="http://schemas.microsoft.com/office/2006/metadata/properties" xmlns:xsi="http://www.w3.org/2001/XMLSchema-instance" xmlns:pc="http://schemas.microsoft.com/office/infopath/2007/PartnerControls">
-  <documentManagement/>
-</p:properties>
-</file>
-
-<file path=customXml/item3.xml><?xml version="1.0" encoding="utf-8"?>
-<b:Sources xmlns:b="http://schemas.openxmlformats.org/officeDocument/2006/bibliography" xmlns="http://schemas.openxmlformats.org/officeDocument/2006/bibliography" SelectedStyle="\APASixthEditionOfficeOnline.xsl" StyleName="APA" Version="6"/>
-</file>
-
-<file path=customXml/item4.xml><?xml version="1.0" encoding="utf-8"?>
 <ct:contentTypeSchema xmlns:ct="http://schemas.microsoft.com/office/2006/metadata/contentType" xmlns:ma="http://schemas.microsoft.com/office/2006/metadata/properties/metaAttributes" ct:_="" ma:_="" ma:contentTypeName="Document" ma:contentTypeID="0x0101005C14AC06E2BCC9479AB1E7BFB85765A3" ma:contentTypeVersion="3" ma:contentTypeDescription="Create a new document." ma:contentTypeScope="" ma:versionID="7c0f1869e227914bb9e091b5d5366560">
   <xsd:schema xmlns:xsd="http://www.w3.org/2001/XMLSchema" xmlns:xs="http://www.w3.org/2001/XMLSchema" xmlns:p="http://schemas.microsoft.com/office/2006/metadata/properties" xmlns:ns2="fdb19afe-0f16-4040-a6da-335f4767bfc9" targetNamespace="http://schemas.microsoft.com/office/2006/metadata/properties" ma:root="true" ma:fieldsID="a498babe3b735ed6250eb2675f7bac41" ns2:_="">
     <xsd:import namespace="fdb19afe-0f16-4040-a6da-335f4767bfc9"/>
@@ -21099,6 +21879,16 @@
 </ct:contentTypeSchema>
 </file>
 
+<file path=customXml/item3.xml><?xml version="1.0" encoding="utf-8"?>
+<b:Sources xmlns:b="http://schemas.openxmlformats.org/officeDocument/2006/bibliography" xmlns="http://schemas.openxmlformats.org/officeDocument/2006/bibliography" SelectedStyle="\APASixthEditionOfficeOnline.xsl" StyleName="APA" Version="6"/>
+</file>
+
+<file path=customXml/item4.xml><?xml version="1.0" encoding="utf-8"?>
+<p:properties xmlns:p="http://schemas.microsoft.com/office/2006/metadata/properties" xmlns:xsi="http://www.w3.org/2001/XMLSchema-instance" xmlns:pc="http://schemas.microsoft.com/office/infopath/2007/PartnerControls">
+  <documentManagement/>
+</p:properties>
+</file>
+
 <file path=customXml/itemProps1.xml><?xml version="1.0" encoding="utf-8"?>
 <ds:datastoreItem xmlns:ds="http://schemas.openxmlformats.org/officeDocument/2006/customXml" ds:itemID="{007781DB-EED9-4359-8AD9-68137B52B701}">
   <ds:schemaRefs>
@@ -21108,23 +21898,6 @@
 </file>
 
 <file path=customXml/itemProps2.xml><?xml version="1.0" encoding="utf-8"?>
-<ds:datastoreItem xmlns:ds="http://schemas.openxmlformats.org/officeDocument/2006/customXml" ds:itemID="{E06D9414-6C68-4A1C-B889-BD6BE2EA8645}">
-  <ds:schemaRefs>
-    <ds:schemaRef ds:uri="http://schemas.microsoft.com/office/2006/metadata/properties"/>
-    <ds:schemaRef ds:uri="http://schemas.microsoft.com/office/infopath/2007/PartnerControls"/>
-  </ds:schemaRefs>
-</ds:datastoreItem>
-</file>
-
-<file path=customXml/itemProps3.xml><?xml version="1.0" encoding="utf-8"?>
-<ds:datastoreItem xmlns:ds="http://schemas.openxmlformats.org/officeDocument/2006/customXml" ds:itemID="{599D4DEC-5966-453E-8EBA-1FE602AD820F}">
-  <ds:schemaRefs>
-    <ds:schemaRef ds:uri="http://schemas.openxmlformats.org/officeDocument/2006/bibliography"/>
-  </ds:schemaRefs>
-</ds:datastoreItem>
-</file>
-
-<file path=customXml/itemProps4.xml><?xml version="1.0" encoding="utf-8"?>
 <ds:datastoreItem xmlns:ds="http://schemas.openxmlformats.org/officeDocument/2006/customXml" ds:itemID="{5C1C6231-2072-4263-80CD-99FB4E777A75}">
   <ds:schemaRefs>
     <ds:schemaRef ds:uri="http://schemas.microsoft.com/office/2006/metadata/contentType"/>
@@ -21140,4 +21913,21 @@
     <ds:schemaRef ds:uri="http://schemas.microsoft.com/internal/obd"/>
   </ds:schemaRefs>
 </ds:datastoreItem>
+</file>
+
+<file path=customXml/itemProps3.xml><?xml version="1.0" encoding="utf-8"?>
+<ds:datastoreItem xmlns:ds="http://schemas.openxmlformats.org/officeDocument/2006/customXml" ds:itemID="{599D4DEC-5966-453E-8EBA-1FE602AD820F}">
+  <ds:schemaRefs>
+    <ds:schemaRef ds:uri="http://schemas.openxmlformats.org/officeDocument/2006/bibliography"/>
+  </ds:schemaRefs>
+</ds:datastoreItem>
+</file>
+
+<file path=customXml/itemProps4.xml><?xml version="1.0" encoding="utf-8"?>
+<ds:datastoreItem xmlns:ds="http://schemas.openxmlformats.org/officeDocument/2006/customXml" ds:itemID="{E06D9414-6C68-4A1C-B889-BD6BE2EA8645}">
+  <ds:schemaRefs>
+    <ds:schemaRef ds:uri="http://schemas.microsoft.com/office/2006/metadata/properties"/>
+    <ds:schemaRef ds:uri="http://schemas.microsoft.com/office/infopath/2007/PartnerControls"/>
+  </ds:schemaRefs>
+</ds:datastoreItem>
 </file>
--- a/normativo/DIRECTIVA-GOBIERNO-IA.docx
+++ b/normativo/DIRECTIVA-GOBIERNO-IA.docx
@@ -9215,6 +9215,210 @@
     </w:p>
     <w:p>
       <w:pPr>
+        <w:spacing w:after="60" w:line="276" w:lineRule="auto"/>
+        <w:ind w:left="1276" w:hanging="720"/>
+        <w:jc w:val="both"/>
+        <w:rPr>
+          <w:rFonts w:ascii="Arial" w:eastAsia="Arial" w:hAnsi="Arial" w:cs="Arial"/>
+          <w:color w:val="000000"/>
+          <w:highlight w:val="lightGray"/>
+        </w:rPr>
+      </w:pPr>
+      <w:r>
+        <w:rPr>
+          <w:rFonts w:ascii="Arial" w:eastAsia="Arial" w:hAnsi="Arial" w:cs="Arial"/>
+          <w:color w:val="000000"/>
+          <w:highlight w:val="lightGray"/>
+        </w:rPr>
+        <w:t xml:space="preserve">6.5.3 </w:t>
+      </w:r>
+      <w:r>
+        <w:rPr>
+          <w:rFonts w:ascii="Arial" w:eastAsia="Arial" w:hAnsi="Arial" w:cs="Arial"/>
+          <w:color w:val="000000"/>
+          <w:highlight w:val="lightGray"/>
+        </w:rPr>
+        <w:t xml:space="preserve">   </w:t>
+      </w:r>
+      <w:r>
+        <w:rPr>
+          <w:rFonts w:ascii="Arial" w:eastAsia="Arial" w:hAnsi="Arial" w:cs="Arial"/>
+          <w:color w:val="000000"/>
+          <w:highlight w:val="lightGray"/>
+        </w:rPr>
+        <w:t xml:space="preserve">El diseño de la arquitectura de los SBIA observa los Principios de Arquitectura (AAT.PRAQ.01) y los Lineamientos de Arquitectura (LAT.LIAQ.01) de la SUNAT, en sus versiones vigentes, en lo que corresponda a su naturaleza. La GA adecua dichos instrumentos y los estándares de arquitectura de su competencia para incorporar los requisitos propios de los SBIA —modelos, conjuntos de datos, componentes generativos y </w:t>
+      </w:r>
+      <w:r>
+        <w:rPr>
+          <w:rFonts w:ascii="Arial" w:eastAsia="Arial" w:hAnsi="Arial" w:cs="Arial"/>
+          <w:color w:val="000000"/>
+          <w:highlight w:val="lightGray"/>
+        </w:rPr>
+        <w:t>agenticos</w:t>
+      </w:r>
+      <w:r>
+        <w:rPr>
+          <w:rFonts w:ascii="Arial" w:eastAsia="Arial" w:hAnsi="Arial" w:cs="Arial"/>
+          <w:color w:val="000000"/>
+          <w:highlight w:val="lightGray"/>
+        </w:rPr>
+        <w:t>, e infraestructura especializada—, conforme al literal c) del artículo 130 del ROF, y los aprueba mediante el documento normativo institucional que corresponda según la METDONI.</w:t>
+      </w:r>
+    </w:p>
+    <w:p>
+      <w:pPr>
+        <w:spacing w:after="60" w:line="276" w:lineRule="auto"/>
+        <w:ind w:left="1276" w:hanging="720"/>
+        <w:jc w:val="both"/>
+        <w:rPr>
+          <w:rFonts w:ascii="Arial" w:eastAsia="Arial" w:hAnsi="Arial" w:cs="Arial"/>
+          <w:color w:val="000000"/>
+          <w:highlight w:val="lightGray"/>
+        </w:rPr>
+      </w:pPr>
+      <w:r>
+        <w:rPr>
+          <w:rFonts w:ascii="Arial" w:eastAsia="Arial" w:hAnsi="Arial" w:cs="Arial"/>
+          <w:color w:val="000000"/>
+          <w:highlight w:val="lightGray"/>
+        </w:rPr>
+        <w:t xml:space="preserve">6.5.4 </w:t>
+      </w:r>
+      <w:r>
+        <w:rPr>
+          <w:rFonts w:ascii="Arial" w:eastAsia="Arial" w:hAnsi="Arial" w:cs="Arial"/>
+          <w:color w:val="000000"/>
+          <w:highlight w:val="lightGray"/>
+        </w:rPr>
+        <w:t xml:space="preserve">  </w:t>
+      </w:r>
+      <w:r>
+        <w:rPr>
+          <w:rFonts w:ascii="Arial" w:eastAsia="Arial" w:hAnsi="Arial" w:cs="Arial"/>
+          <w:color w:val="000000"/>
+          <w:highlight w:val="lightGray"/>
+        </w:rPr>
+        <w:t>Todo SBIA cuenta con la aprobación de su arquitectura de solución por la GA, previa al inicio del desarrollo, la adquisición o el entrenamiento, conforme a la etapa 3 del numeral 6.1.1. Los requisitos derivados del nivel de riesgo aprobado, incluidos los mecanismos de supervisión humana, explicabilidad y trazabilidad, se incorporan como requisitos no funcionales de la solución.</w:t>
+      </w:r>
+    </w:p>
+    <w:p>
+      <w:pPr>
+        <w:spacing w:after="60" w:line="276" w:lineRule="auto"/>
+        <w:ind w:left="1276" w:hanging="720"/>
+        <w:jc w:val="both"/>
+        <w:rPr>
+          <w:rFonts w:ascii="Arial" w:eastAsia="Arial" w:hAnsi="Arial" w:cs="Arial"/>
+          <w:color w:val="000000"/>
+          <w:highlight w:val="lightGray"/>
+        </w:rPr>
+      </w:pPr>
+      <w:r>
+        <w:rPr>
+          <w:rFonts w:ascii="Arial" w:eastAsia="Arial" w:hAnsi="Arial" w:cs="Arial"/>
+          <w:color w:val="000000"/>
+          <w:highlight w:val="lightGray"/>
+        </w:rPr>
+        <w:t>6.5.5</w:t>
+      </w:r>
+      <w:r>
+        <w:rPr>
+          <w:rFonts w:ascii="Arial" w:eastAsia="Arial" w:hAnsi="Arial" w:cs="Arial"/>
+          <w:color w:val="000000"/>
+          <w:highlight w:val="lightGray"/>
+        </w:rPr>
+        <w:t xml:space="preserve">   Los </w:t>
+      </w:r>
+      <w:r>
+        <w:rPr>
+          <w:rFonts w:ascii="Arial" w:eastAsia="Arial" w:hAnsi="Arial" w:cs="Arial"/>
+          <w:color w:val="000000"/>
+          <w:highlight w:val="lightGray"/>
+        </w:rPr>
+        <w:t>SBIA que ejecuten acciones sobre sistemas, datos o procesos con algún grado de autonomía</w:t>
+      </w:r>
+      <w:r>
+        <w:rPr>
+          <w:rFonts w:ascii="Arial" w:eastAsia="Arial" w:hAnsi="Arial" w:cs="Arial"/>
+          <w:color w:val="000000"/>
+          <w:highlight w:val="lightGray"/>
+        </w:rPr>
+        <w:t xml:space="preserve"> </w:t>
+      </w:r>
+      <w:r>
+        <w:rPr>
+          <w:rFonts w:ascii="Arial" w:eastAsia="Arial" w:hAnsi="Arial" w:cs="Arial"/>
+          <w:color w:val="000000"/>
+          <w:highlight w:val="lightGray"/>
+        </w:rPr>
+        <w:t>incorporan mecanismos de autorización, restricción y registro de dichas acciones, proporcionales al nivel de riesgo aprobado y al grado de autonomía asignado. El propietario del caso de uso define el alcance de las acciones autorizadas; la GA verifica su implementación antes del despliegue.</w:t>
+      </w:r>
+    </w:p>
+    <w:p>
+      <w:pPr>
+        <w:spacing w:after="60" w:line="276" w:lineRule="auto"/>
+        <w:ind w:left="1276" w:hanging="720"/>
+        <w:jc w:val="both"/>
+        <w:rPr>
+          <w:rFonts w:ascii="Arial" w:eastAsia="Arial" w:hAnsi="Arial" w:cs="Arial"/>
+          <w:color w:val="000000"/>
+          <w:highlight w:val="lightGray"/>
+        </w:rPr>
+      </w:pPr>
+      <w:r>
+        <w:rPr>
+          <w:rFonts w:ascii="Arial" w:eastAsia="Arial" w:hAnsi="Arial" w:cs="Arial"/>
+          <w:color w:val="000000"/>
+          <w:highlight w:val="lightGray"/>
+        </w:rPr>
+        <w:t>6.5.6 Los SBIA generativos que utilicen información institucional incorporan mecanismos que vinculen los resultados generados con sus fuentes de información autorizadas y vigentes. Esta trazabilidad sustenta la explicabilidad exigida en el numeral 6.9.3.</w:t>
+      </w:r>
+    </w:p>
+    <w:p>
+      <w:pPr>
+        <w:spacing w:after="60" w:line="276" w:lineRule="auto"/>
+        <w:ind w:left="1276" w:hanging="720"/>
+        <w:jc w:val="both"/>
+        <w:rPr>
+          <w:rFonts w:ascii="Arial" w:eastAsia="Arial" w:hAnsi="Arial" w:cs="Arial"/>
+          <w:color w:val="000000"/>
+        </w:rPr>
+      </w:pPr>
+      <w:r>
+        <w:rPr>
+          <w:rFonts w:ascii="Arial" w:eastAsia="Arial" w:hAnsi="Arial" w:cs="Arial"/>
+          <w:color w:val="000000"/>
+          <w:highlight w:val="lightGray"/>
+        </w:rPr>
+        <w:t xml:space="preserve">6.5.7 </w:t>
+      </w:r>
+      <w:r>
+        <w:rPr>
+          <w:rFonts w:ascii="Arial" w:eastAsia="Arial" w:hAnsi="Arial" w:cs="Arial"/>
+          <w:color w:val="000000"/>
+          <w:highlight w:val="lightGray"/>
+        </w:rPr>
+        <w:t xml:space="preserve">  </w:t>
+      </w:r>
+      <w:r>
+        <w:rPr>
+          <w:rFonts w:ascii="Arial" w:eastAsia="Arial" w:hAnsi="Arial" w:cs="Arial"/>
+          <w:color w:val="000000"/>
+          <w:highlight w:val="lightGray"/>
+        </w:rPr>
+        <w:t xml:space="preserve">La publicación del código fuente de los SBIA financiados con fondos públicos, con licencia libre o abierta en la Plataforma Nacional de Software Público Peruano (PNSSP), se sujeta a la determinación previa de su publicabilidad. Dicha determinación verifica que el código no revele información sujeta a reserva tributaria conforme al artículo 85 del TUO del Código Tributario, información protegida por confidencialidad aduanera, ni reglas de detección de riesgo cuya divulgación comprometa la función de control. La GA, con opinión </w:t>
+      </w:r>
+      <w:r>
+        <w:rPr>
+          <w:rFonts w:ascii="Arial" w:eastAsia="Arial" w:hAnsi="Arial" w:cs="Arial"/>
+          <w:color w:val="000000"/>
+          <w:highlight w:val="lightGray"/>
+        </w:rPr>
+        <w:lastRenderedPageBreak/>
+        <w:t xml:space="preserve">de la INALI y de la Oficina de Seguridad Informática, determina la publicabilidad antes de cada liberación mayor; la GDS ejecuta la publicación cuando corresponda. </w:t>
+      </w:r>
+    </w:p>
+    <w:p>
+      <w:pPr>
         <w:pStyle w:val="SubtituloDONI"/>
         <w:spacing w:line="276" w:lineRule="auto"/>
         <w:ind w:left="851"/>
@@ -9427,7 +9631,6 @@
           <w:color w:val="000000"/>
           <w:highlight w:val="yellow"/>
         </w:rPr>
-        <w:lastRenderedPageBreak/>
         <w:t>Ha recibido capacitación específica sobre el funcionamiento, las limitaciones y los riesgos del SBIA que supervisa, incluyendo la identificación y prevención de sesgos algorítmicos, a fin de no sesgarse por los resultados del sistema</w:t>
       </w:r>
       <w:r>
@@ -9524,6 +9727,7 @@
           <w:rFonts w:ascii="Arial" w:eastAsia="Arial" w:hAnsi="Arial" w:cs="Arial"/>
           <w:color w:val="000000"/>
         </w:rPr>
+        <w:lastRenderedPageBreak/>
         <w:t>6.6.4</w:t>
       </w:r>
       <w:r>
@@ -9677,16 +9881,7 @@
           <w:highlight w:val="yellow"/>
         </w:rPr>
         <w:tab/>
-        <w:t xml:space="preserve">Todo SBIA, con independencia de su nivel de riesgo, integra la privacidad desde el diseño, minimizando la cantidad de datos personales recopilados y utilizando técnicas de anonimización, conforme al literal b) del artículo 29 del RLIA y a la Ley N.° 29733. En el desarrollo, la implementación y el uso de los SBIA se cumple la normativa vigente sobre privacidad y protección de datos personales, de acuerdo con lo que establezca la Autoridad Nacional de Protección de Datos Personales del Ministerio de Justicia y Derechos Humanos, conforme al artículo 26 del RLIA. Cuando la anonimización no resulte compatible con la finalidad del SBIA, la SUNAT admite la seudonimización; su justificación se documenta en la EIA o en la Ficha de </w:t>
-      </w:r>
-      <w:r>
-        <w:rPr>
-          <w:rFonts w:ascii="Arial" w:eastAsia="Arial" w:hAnsi="Arial" w:cs="Arial"/>
-          <w:color w:val="000000"/>
-          <w:highlight w:val="yellow"/>
-        </w:rPr>
-        <w:lastRenderedPageBreak/>
-        <w:t>Registro de SBIA, según corresponda. Los controles reforzados del numeral 6.7.2 aplican adicionalmente a los SBIA de riesgo alto y aceptable-limitado.</w:t>
+        <w:t>Todo SBIA, con independencia de su nivel de riesgo, integra la privacidad desde el diseño, minimizando la cantidad de datos personales recopilados y utilizando técnicas de anonimización, conforme al literal b) del artículo 29 del RLIA y a la Ley N.° 29733. En el desarrollo, la implementación y el uso de los SBIA se cumple la normativa vigente sobre privacidad y protección de datos personales, de acuerdo con lo que establezca la Autoridad Nacional de Protección de Datos Personales del Ministerio de Justicia y Derechos Humanos, conforme al artículo 26 del RLIA. Cuando la anonimización no resulte compatible con la finalidad del SBIA, la SUNAT admite la seudonimización; su justificación se documenta en la EIA o en la Ficha de Registro de SBIA, según corresponda. Los controles reforzados del numeral 6.7.2 aplican adicionalmente a los SBIA de riesgo alto y aceptable-limitado.</w:t>
       </w:r>
     </w:p>
     <w:p>
@@ -9728,7 +9923,16 @@
           <w:color w:val="000000"/>
           <w:highlight w:val="cyan"/>
         </w:rPr>
-        <w:t xml:space="preserve"> por el Procedimiento para el registro y atención de incidentes y vulnerabilidades de seguridad de la información (A-03.5.1-PR-003). Los incidentes que se presenten durante la operación de un SBIA en producción y que no constituyan incidentes de seguridad de la información se atienden conforme al Procedimiento de Gestión de Incidentes (A-03.1.1-PR-002). El propietario del caso de uso y las gerencias competentes de la INSI comunican los incidentes del uso y funcionamiento del SBIA por los canales que dichos procedimientos establecen; la Comisión de Gobierno de IA los consolida y los reporta en el informe trimestral del numeral 6.9.5.</w:t>
+        <w:t xml:space="preserve"> por el Procedimiento para el registro y atención de incidentes y vulnerabilidades de seguridad de la información (A-03.5.1-PR-003). Los incidentes que se presenten durante la operación de un SBIA en producción y que no constituyan incidentes de seguridad de la información se atienden conforme al Procedimiento de Gestión </w:t>
+      </w:r>
+      <w:r>
+        <w:rPr>
+          <w:rFonts w:ascii="Arial" w:eastAsia="Arial" w:hAnsi="Arial" w:cs="Arial"/>
+          <w:color w:val="000000"/>
+          <w:highlight w:val="cyan"/>
+        </w:rPr>
+        <w:lastRenderedPageBreak/>
+        <w:t>de Incidentes (A-03.1.1-PR-002). El propietario del caso de uso y las gerencias competentes de la INSI comunican los incidentes del uso y funcionamiento del SBIA por los canales que dichos procedimientos establecen; la Comisión de Gobierno de IA los consolida y los reporta en el informe trimestral del numeral 6.9.5.</w:t>
       </w:r>
     </w:p>
     <w:p>
@@ -9807,7 +10011,6 @@
         <w:spacing w:line="276" w:lineRule="auto"/>
         <w:ind w:left="851"/>
       </w:pPr>
-      <w:commentRangeStart w:id="15"/>
       <w:r>
         <w:rPr>
           <w:highlight w:val="yellow"/>
@@ -9980,7 +10183,6 @@
           <w:color w:val="000000"/>
           <w:highlight w:val="yellow"/>
         </w:rPr>
-        <w:lastRenderedPageBreak/>
         <w:t>6.8.4</w:t>
       </w:r>
       <w:r>
@@ -10006,17 +10208,53 @@
         </w:rPr>
         <w:t>.</w:t>
       </w:r>
-      <w:commentRangeEnd w:id="15"/>
-      <w:r>
-        <w:rPr>
-          <w:rStyle w:val="Refdecomentario"/>
-          <w:rFonts w:ascii="Arial" w:eastAsia="Arial" w:hAnsi="Arial" w:cs="Arial"/>
-          <w:color w:val="000000"/>
-          <w:sz w:val="22"/>
-          <w:szCs w:val="22"/>
-          <w:highlight w:val="yellow"/>
-        </w:rPr>
-        <w:commentReference w:id="15"/>
+    </w:p>
+    <w:p>
+      <w:pPr>
+        <w:tabs>
+          <w:tab w:val="left" w:pos="1418"/>
+        </w:tabs>
+        <w:spacing w:after="60" w:line="276" w:lineRule="auto"/>
+        <w:ind w:left="1276" w:hanging="709"/>
+        <w:jc w:val="both"/>
+        <w:rPr>
+          <w:rFonts w:ascii="Arial" w:eastAsia="Arial" w:hAnsi="Arial" w:cs="Arial"/>
+          <w:color w:val="000000"/>
+          <w:highlight w:val="lightGray"/>
+        </w:rPr>
+      </w:pPr>
+      <w:r>
+        <w:rPr>
+          <w:rFonts w:ascii="Arial" w:eastAsia="Arial" w:hAnsi="Arial" w:cs="Arial"/>
+          <w:color w:val="000000"/>
+          <w:highlight w:val="lightGray"/>
+        </w:rPr>
+        <w:t xml:space="preserve">6.8.5 </w:t>
+      </w:r>
+      <w:r>
+        <w:rPr>
+          <w:rFonts w:ascii="Arial" w:eastAsia="Arial" w:hAnsi="Arial" w:cs="Arial"/>
+          <w:color w:val="000000"/>
+          <w:highlight w:val="lightGray"/>
+        </w:rPr>
+        <w:t xml:space="preserve">  </w:t>
+      </w:r>
+      <w:r>
+        <w:rPr>
+          <w:rFonts w:ascii="Arial" w:eastAsia="Arial" w:hAnsi="Arial" w:cs="Arial"/>
+          <w:color w:val="000000"/>
+          <w:highlight w:val="lightGray"/>
+        </w:rPr>
+        <w:t xml:space="preserve">Los conjuntos de datos que la SUNAT genere o administre y que califiquen como datos de alto valor se ponen a disposición a través del Centro Nacional de Datos (CND), previa determinación de su publicabilidad conforme al artículo 85 del TUO del Código Tributario y a la normativa de protección de datos </w:t>
+      </w:r>
+      <w:r>
+        <w:rPr>
+          <w:rFonts w:ascii="Arial" w:eastAsia="Arial" w:hAnsi="Arial" w:cs="Arial"/>
+          <w:color w:val="000000"/>
+          <w:highlight w:val="lightGray"/>
+        </w:rPr>
+        <w:lastRenderedPageBreak/>
+        <w:t>personales. El OGD identifica los conjuntos candidatos y propone al CGTD su publicación.</w:t>
       </w:r>
     </w:p>
     <w:p>
@@ -10291,16 +10529,7 @@
           <w:color w:val="000000"/>
           <w:highlight w:val="yellow"/>
         </w:rPr>
-        <w:t xml:space="preserve"> son de aplicación en la SUNAT desde su entrada en vigencia. La Comisión de </w:t>
-      </w:r>
-      <w:r>
-        <w:rPr>
-          <w:rFonts w:ascii="Arial" w:eastAsia="Arial" w:hAnsi="Arial" w:cs="Arial"/>
-          <w:color w:val="000000"/>
-          <w:highlight w:val="yellow"/>
-        </w:rPr>
-        <w:lastRenderedPageBreak/>
-        <w:t>Gobierno de IA evalúa su impacto en la presente directiva y propone al CGTD los ajustes que correspondan.</w:t>
+        <w:t xml:space="preserve"> son de aplicación en la SUNAT desde su entrada en vigencia. La Comisión de Gobierno de IA evalúa su impacto en la presente directiva y propone al CGTD los ajustes que correspondan.</w:t>
       </w:r>
     </w:p>
     <w:p>
@@ -10310,6 +10539,7 @@
         <w:ind w:left="851"/>
       </w:pPr>
       <w:r>
+        <w:lastRenderedPageBreak/>
         <w:t>6.10</w:t>
       </w:r>
       <w:r>
@@ -10656,17 +10886,7 @@
           <w:color w:val="000000"/>
           <w:highlight w:val="cyan"/>
         </w:rPr>
-        <w:t xml:space="preserve">No ingresar información sujeta a reserva tributaria ni datos personales de contribuyentes u operadores aduaneros en herramientas de IA que no estén autorizadas para ese tratamiento en el catálogo institucional. El catálogo indica, para cada herramienta, los tipos de información que puede </w:t>
-      </w:r>
-      <w:r>
-        <w:rPr>
-          <w:b w:val="0"/>
-          <w:bCs w:val="0"/>
-          <w:color w:val="000000"/>
-          <w:highlight w:val="cyan"/>
-        </w:rPr>
-        <w:lastRenderedPageBreak/>
-        <w:t>procesar. El tratamiento de información sujeta a reserva tributaria se rige por el numeral 6.7.3.</w:t>
+        <w:t>No ingresar información sujeta a reserva tributaria ni datos personales de contribuyentes u operadores aduaneros en herramientas de IA que no estén autorizadas para ese tratamiento en el catálogo institucional. El catálogo indica, para cada herramienta, los tipos de información que puede procesar. El tratamiento de información sujeta a reserva tributaria se rige por el numeral 6.7.3.</w:t>
       </w:r>
     </w:p>
     <w:p>
@@ -10690,6 +10910,7 @@
           <w:color w:val="000000"/>
           <w:highlight w:val="cyan"/>
         </w:rPr>
+        <w:lastRenderedPageBreak/>
         <w:t>No utilizar herramientas de IA externas que no figuren en el catálogo institucional.</w:t>
       </w:r>
     </w:p>
@@ -10906,7 +11127,6 @@
         <w:ind w:left="851"/>
       </w:pPr>
       <w:r>
-        <w:lastRenderedPageBreak/>
         <w:t>6.12</w:t>
       </w:r>
       <w:r>
@@ -10929,6 +11149,7 @@
           <w:rFonts w:ascii="Arial" w:eastAsia="Arial" w:hAnsi="Arial" w:cs="Arial"/>
           <w:color w:val="000000"/>
         </w:rPr>
+        <w:lastRenderedPageBreak/>
         <w:t>6.12.1</w:t>
       </w:r>
       <w:r>
@@ -11055,11 +11276,20 @@
         <w:pStyle w:val="SubtituloDONI"/>
         <w:spacing w:line="276" w:lineRule="auto"/>
         <w:ind w:left="851"/>
-      </w:pPr>
-      <w:r>
+        <w:rPr>
+          <w:highlight w:val="lightGray"/>
+        </w:rPr>
+      </w:pPr>
+      <w:r>
+        <w:rPr>
+          <w:highlight w:val="lightGray"/>
+        </w:rPr>
         <w:t>6.13</w:t>
       </w:r>
       <w:r>
+        <w:rPr>
+          <w:highlight w:val="lightGray"/>
+        </w:rPr>
         <w:tab/>
         <w:t>De la sensibilización, educación y capacitación</w:t>
       </w:r>
@@ -11072,14 +11302,14 @@
         <w:rPr>
           <w:rFonts w:ascii="Arial" w:eastAsia="Arial" w:hAnsi="Arial" w:cs="Arial"/>
           <w:color w:val="000000"/>
-          <w:highlight w:val="yellow"/>
-        </w:rPr>
-      </w:pPr>
-      <w:r>
-        <w:rPr>
-          <w:rFonts w:ascii="Arial" w:eastAsia="Arial" w:hAnsi="Arial" w:cs="Arial"/>
-          <w:color w:val="000000"/>
-          <w:highlight w:val="yellow"/>
+          <w:highlight w:val="lightGray"/>
+        </w:rPr>
+      </w:pPr>
+      <w:r>
+        <w:rPr>
+          <w:rFonts w:ascii="Arial" w:eastAsia="Arial" w:hAnsi="Arial" w:cs="Arial"/>
+          <w:color w:val="000000"/>
+          <w:highlight w:val="lightGray"/>
         </w:rPr>
         <w:t>La Intendencia Nacional de Recursos Humanos conduce las acciones de sensibilización, capacitación y gestión del cambio vinculadas al uso de sistemas basados en inteligencia artificial, de conformidad con las funciones establecidas en el Reglamento de Organización y Funciones de la SUNAT y con el apoyo técnico de la Comisión de Gobierno de IA.</w:t>
       </w:r>
@@ -11092,14 +11322,14 @@
         <w:rPr>
           <w:rFonts w:ascii="Arial" w:eastAsia="Arial" w:hAnsi="Arial" w:cs="Arial"/>
           <w:color w:val="000000"/>
-          <w:highlight w:val="yellow"/>
-        </w:rPr>
-      </w:pPr>
-      <w:r>
-        <w:rPr>
-          <w:rFonts w:ascii="Arial" w:eastAsia="Arial" w:hAnsi="Arial" w:cs="Arial"/>
-          <w:color w:val="000000"/>
-          <w:highlight w:val="yellow"/>
+          <w:highlight w:val="lightGray"/>
+        </w:rPr>
+      </w:pPr>
+      <w:r>
+        <w:rPr>
+          <w:rFonts w:ascii="Arial" w:eastAsia="Arial" w:hAnsi="Arial" w:cs="Arial"/>
+          <w:color w:val="000000"/>
+          <w:highlight w:val="lightGray"/>
         </w:rPr>
         <w:t>6.</w:t>
       </w:r>
@@ -11107,7 +11337,7 @@
         <w:rPr>
           <w:rFonts w:ascii="Arial" w:eastAsia="Arial" w:hAnsi="Arial" w:cs="Arial"/>
           <w:color w:val="000000"/>
-          <w:highlight w:val="yellow"/>
+          <w:highlight w:val="lightGray"/>
         </w:rPr>
         <w:t>13</w:t>
       </w:r>
@@ -11115,7 +11345,7 @@
         <w:rPr>
           <w:rFonts w:ascii="Arial" w:eastAsia="Arial" w:hAnsi="Arial" w:cs="Arial"/>
           <w:color w:val="000000"/>
-          <w:highlight w:val="yellow"/>
+          <w:highlight w:val="lightGray"/>
         </w:rPr>
         <w:t>.1 Sensibilización</w:t>
       </w:r>
@@ -11128,14 +11358,14 @@
         <w:rPr>
           <w:rFonts w:ascii="Arial" w:eastAsia="Arial" w:hAnsi="Arial" w:cs="Arial"/>
           <w:color w:val="000000"/>
-          <w:highlight w:val="yellow"/>
-        </w:rPr>
-      </w:pPr>
-      <w:r>
-        <w:rPr>
-          <w:rFonts w:ascii="Arial" w:eastAsia="Arial" w:hAnsi="Arial" w:cs="Arial"/>
-          <w:color w:val="000000"/>
-          <w:highlight w:val="yellow"/>
+          <w:highlight w:val="lightGray"/>
+        </w:rPr>
+      </w:pPr>
+      <w:r>
+        <w:rPr>
+          <w:rFonts w:ascii="Arial" w:eastAsia="Arial" w:hAnsi="Arial" w:cs="Arial"/>
+          <w:color w:val="000000"/>
+          <w:highlight w:val="lightGray"/>
         </w:rPr>
         <w:t>Todo el personal de la SUNAT vinculado al diseño, desarrollo, implementación, evaluación o uso de sistemas basados en IA es sensibilizado respecto del uso seguro, responsable y ético de dichos sistemas, así como de los riesgos asociados y de las disposiciones establecidas en la Política de uso seguro, responsable y ético de los sistemas basados en IA de la SUNAT.</w:t>
       </w:r>
@@ -11148,14 +11378,14 @@
         <w:rPr>
           <w:rFonts w:ascii="Arial" w:eastAsia="Arial" w:hAnsi="Arial" w:cs="Arial"/>
           <w:color w:val="000000"/>
-          <w:highlight w:val="yellow"/>
-        </w:rPr>
-      </w:pPr>
-      <w:r>
-        <w:rPr>
-          <w:rFonts w:ascii="Arial" w:eastAsia="Arial" w:hAnsi="Arial" w:cs="Arial"/>
-          <w:color w:val="000000"/>
-          <w:highlight w:val="yellow"/>
+          <w:highlight w:val="lightGray"/>
+        </w:rPr>
+      </w:pPr>
+      <w:r>
+        <w:rPr>
+          <w:rFonts w:ascii="Arial" w:eastAsia="Arial" w:hAnsi="Arial" w:cs="Arial"/>
+          <w:color w:val="000000"/>
+          <w:highlight w:val="lightGray"/>
         </w:rPr>
         <w:t>Las acciones de sensibilización consideran, como mínimo:</w:t>
       </w:r>
@@ -11173,15 +11403,15 @@
           <w:b w:val="0"/>
           <w:bCs w:val="0"/>
           <w:color w:val="000000"/>
-          <w:highlight w:val="yellow"/>
-        </w:rPr>
-      </w:pPr>
-      <w:r>
-        <w:rPr>
-          <w:b w:val="0"/>
-          <w:bCs w:val="0"/>
-          <w:color w:val="000000"/>
-          <w:highlight w:val="yellow"/>
+          <w:highlight w:val="lightGray"/>
+        </w:rPr>
+      </w:pPr>
+      <w:r>
+        <w:rPr>
+          <w:b w:val="0"/>
+          <w:bCs w:val="0"/>
+          <w:color w:val="000000"/>
+          <w:highlight w:val="lightGray"/>
         </w:rPr>
         <w:t>La finalidad y los principios institucionales aplicables a los sistemas basados en IA.</w:t>
       </w:r>
@@ -11199,15 +11429,15 @@
           <w:b w:val="0"/>
           <w:bCs w:val="0"/>
           <w:color w:val="000000"/>
-          <w:highlight w:val="yellow"/>
-        </w:rPr>
-      </w:pPr>
-      <w:r>
-        <w:rPr>
-          <w:b w:val="0"/>
-          <w:bCs w:val="0"/>
-          <w:color w:val="000000"/>
-          <w:highlight w:val="yellow"/>
+          <w:highlight w:val="lightGray"/>
+        </w:rPr>
+      </w:pPr>
+      <w:r>
+        <w:rPr>
+          <w:b w:val="0"/>
+          <w:bCs w:val="0"/>
+          <w:color w:val="000000"/>
+          <w:highlight w:val="lightGray"/>
         </w:rPr>
         <w:t>Los riesgos derivados de su diseño, desarrollo, implementación y uso.</w:t>
       </w:r>
@@ -11225,15 +11455,15 @@
           <w:b w:val="0"/>
           <w:bCs w:val="0"/>
           <w:color w:val="000000"/>
-          <w:highlight w:val="yellow"/>
-        </w:rPr>
-      </w:pPr>
-      <w:r>
-        <w:rPr>
-          <w:b w:val="0"/>
-          <w:bCs w:val="0"/>
-          <w:color w:val="000000"/>
-          <w:highlight w:val="yellow"/>
+          <w:highlight w:val="lightGray"/>
+        </w:rPr>
+      </w:pPr>
+      <w:r>
+        <w:rPr>
+          <w:b w:val="0"/>
+          <w:bCs w:val="0"/>
+          <w:color w:val="000000"/>
+          <w:highlight w:val="lightGray"/>
         </w:rPr>
         <w:t>La protección de los derechos fundamentales de los administrados y la prevención de sesgos o resultados discriminatorios.</w:t>
       </w:r>
@@ -11251,15 +11481,15 @@
           <w:b w:val="0"/>
           <w:bCs w:val="0"/>
           <w:color w:val="000000"/>
-          <w:highlight w:val="yellow"/>
-        </w:rPr>
-      </w:pPr>
-      <w:r>
-        <w:rPr>
-          <w:b w:val="0"/>
-          <w:bCs w:val="0"/>
-          <w:color w:val="000000"/>
-          <w:highlight w:val="yellow"/>
+          <w:highlight w:val="lightGray"/>
+        </w:rPr>
+      </w:pPr>
+      <w:r>
+        <w:rPr>
+          <w:b w:val="0"/>
+          <w:bCs w:val="0"/>
+          <w:color w:val="000000"/>
+          <w:highlight w:val="lightGray"/>
         </w:rPr>
         <w:lastRenderedPageBreak/>
         <w:t>La protección de la reserva tributaria, secreto comercial y demás obligaciones de confidencialidad aplicables.</w:t>
@@ -11278,15 +11508,15 @@
           <w:b w:val="0"/>
           <w:bCs w:val="0"/>
           <w:color w:val="000000"/>
-          <w:highlight w:val="yellow"/>
-        </w:rPr>
-      </w:pPr>
-      <w:r>
-        <w:rPr>
-          <w:b w:val="0"/>
-          <w:bCs w:val="0"/>
-          <w:color w:val="000000"/>
-          <w:highlight w:val="yellow"/>
+          <w:highlight w:val="lightGray"/>
+        </w:rPr>
+      </w:pPr>
+      <w:r>
+        <w:rPr>
+          <w:b w:val="0"/>
+          <w:bCs w:val="0"/>
+          <w:color w:val="000000"/>
+          <w:highlight w:val="lightGray"/>
         </w:rPr>
         <w:t>El impacto social y ambiental de los sistemas basados en IA.</w:t>
       </w:r>
@@ -11299,14 +11529,14 @@
         <w:rPr>
           <w:rFonts w:ascii="Arial" w:eastAsia="Arial" w:hAnsi="Arial" w:cs="Arial"/>
           <w:color w:val="000000"/>
-          <w:highlight w:val="yellow"/>
-        </w:rPr>
-      </w:pPr>
-      <w:r>
-        <w:rPr>
-          <w:rFonts w:ascii="Arial" w:eastAsia="Arial" w:hAnsi="Arial" w:cs="Arial"/>
-          <w:color w:val="000000"/>
-          <w:highlight w:val="yellow"/>
+          <w:highlight w:val="lightGray"/>
+        </w:rPr>
+      </w:pPr>
+      <w:r>
+        <w:rPr>
+          <w:rFonts w:ascii="Arial" w:eastAsia="Arial" w:hAnsi="Arial" w:cs="Arial"/>
+          <w:color w:val="000000"/>
+          <w:highlight w:val="lightGray"/>
         </w:rPr>
         <w:t>Esta disposición incorpora los requerimientos establecidos en el numeral 28.9 del artículo 28 del Reglamento y adopta medidas adicionales de sensibilización orientadas a promover el uso seguro, responsable y ético de los sistemas basados en IA, en concordancia con el numeral 7.3 de la NTP-ISO/IEC 42001:2025.</w:t>
       </w:r>
@@ -11319,14 +11549,14 @@
         <w:rPr>
           <w:rFonts w:ascii="Arial" w:eastAsia="Arial" w:hAnsi="Arial" w:cs="Arial"/>
           <w:color w:val="000000"/>
-          <w:highlight w:val="yellow"/>
-        </w:rPr>
-      </w:pPr>
-      <w:r>
-        <w:rPr>
-          <w:rFonts w:ascii="Arial" w:eastAsia="Arial" w:hAnsi="Arial" w:cs="Arial"/>
-          <w:color w:val="000000"/>
-          <w:highlight w:val="yellow"/>
+          <w:highlight w:val="lightGray"/>
+        </w:rPr>
+      </w:pPr>
+      <w:r>
+        <w:rPr>
+          <w:rFonts w:ascii="Arial" w:eastAsia="Arial" w:hAnsi="Arial" w:cs="Arial"/>
+          <w:color w:val="000000"/>
+          <w:highlight w:val="lightGray"/>
         </w:rPr>
         <w:t>6.</w:t>
       </w:r>
@@ -11334,7 +11564,7 @@
         <w:rPr>
           <w:rFonts w:ascii="Arial" w:eastAsia="Arial" w:hAnsi="Arial" w:cs="Arial"/>
           <w:color w:val="000000"/>
-          <w:highlight w:val="yellow"/>
+          <w:highlight w:val="lightGray"/>
         </w:rPr>
         <w:t>13</w:t>
       </w:r>
@@ -11342,7 +11572,7 @@
         <w:rPr>
           <w:rFonts w:ascii="Arial" w:eastAsia="Arial" w:hAnsi="Arial" w:cs="Arial"/>
           <w:color w:val="000000"/>
-          <w:highlight w:val="yellow"/>
+          <w:highlight w:val="lightGray"/>
         </w:rPr>
         <w:t>.2 Capacitación y fortalecimiento de capacidades</w:t>
       </w:r>
@@ -11355,14 +11585,14 @@
         <w:rPr>
           <w:rFonts w:ascii="Arial" w:eastAsia="Arial" w:hAnsi="Arial" w:cs="Arial"/>
           <w:color w:val="000000"/>
-          <w:highlight w:val="yellow"/>
-        </w:rPr>
-      </w:pPr>
-      <w:r>
-        <w:rPr>
-          <w:rFonts w:ascii="Arial" w:eastAsia="Arial" w:hAnsi="Arial" w:cs="Arial"/>
-          <w:color w:val="000000"/>
-          <w:highlight w:val="yellow"/>
+          <w:highlight w:val="lightGray"/>
+        </w:rPr>
+      </w:pPr>
+      <w:r>
+        <w:rPr>
+          <w:rFonts w:ascii="Arial" w:eastAsia="Arial" w:hAnsi="Arial" w:cs="Arial"/>
+          <w:color w:val="000000"/>
+          <w:highlight w:val="lightGray"/>
         </w:rPr>
         <w:t xml:space="preserve">La Intendencia Nacional de Recursos Humanos fortalece de manera progresiva y sistemática las capacidades y competencias de su personal en materia de sistemas basados en IA mediante acciones formativas. </w:t>
       </w:r>
@@ -11375,14 +11605,14 @@
         <w:rPr>
           <w:rFonts w:ascii="Arial" w:eastAsia="Arial" w:hAnsi="Arial" w:cs="Arial"/>
           <w:color w:val="000000"/>
-          <w:highlight w:val="yellow"/>
-        </w:rPr>
-      </w:pPr>
-      <w:r>
-        <w:rPr>
-          <w:rFonts w:ascii="Arial" w:eastAsia="Arial" w:hAnsi="Arial" w:cs="Arial"/>
-          <w:color w:val="000000"/>
-          <w:highlight w:val="yellow"/>
+          <w:highlight w:val="lightGray"/>
+        </w:rPr>
+      </w:pPr>
+      <w:r>
+        <w:rPr>
+          <w:rFonts w:ascii="Arial" w:eastAsia="Arial" w:hAnsi="Arial" w:cs="Arial"/>
+          <w:color w:val="000000"/>
+          <w:highlight w:val="lightGray"/>
         </w:rPr>
         <w:t>Las necesidades de capacitación asociadas a los distintos roles, los contenidos formativos, las modalidades de capacitación y los mecanismos de evaluación de resultados se determinan en el marco normativo del Plan de Desarrollo de las Personas.</w:t>
       </w:r>
@@ -11395,14 +11625,14 @@
         <w:rPr>
           <w:rFonts w:ascii="Arial" w:eastAsia="Arial" w:hAnsi="Arial" w:cs="Arial"/>
           <w:color w:val="000000"/>
-          <w:highlight w:val="yellow"/>
-        </w:rPr>
-      </w:pPr>
-      <w:r>
-        <w:rPr>
-          <w:rFonts w:ascii="Arial" w:eastAsia="Arial" w:hAnsi="Arial" w:cs="Arial"/>
-          <w:color w:val="000000"/>
-          <w:highlight w:val="yellow"/>
+          <w:highlight w:val="lightGray"/>
+        </w:rPr>
+      </w:pPr>
+      <w:r>
+        <w:rPr>
+          <w:rFonts w:ascii="Arial" w:eastAsia="Arial" w:hAnsi="Arial" w:cs="Arial"/>
+          <w:color w:val="000000"/>
+          <w:highlight w:val="lightGray"/>
         </w:rPr>
         <w:t>Estas acciones consideran, como mínimo:</w:t>
       </w:r>
@@ -11420,15 +11650,15 @@
           <w:b w:val="0"/>
           <w:bCs w:val="0"/>
           <w:color w:val="000000"/>
-          <w:highlight w:val="yellow"/>
-        </w:rPr>
-      </w:pPr>
-      <w:r>
-        <w:rPr>
-          <w:b w:val="0"/>
-          <w:bCs w:val="0"/>
-          <w:color w:val="000000"/>
-          <w:highlight w:val="yellow"/>
+          <w:highlight w:val="lightGray"/>
+        </w:rPr>
+      </w:pPr>
+      <w:r>
+        <w:rPr>
+          <w:b w:val="0"/>
+          <w:bCs w:val="0"/>
+          <w:color w:val="000000"/>
+          <w:highlight w:val="lightGray"/>
         </w:rPr>
         <w:t>Los fundamentos y el ciclo de vida de los sistemas basados en IA.</w:t>
       </w:r>
@@ -11446,15 +11676,15 @@
           <w:b w:val="0"/>
           <w:bCs w:val="0"/>
           <w:color w:val="000000"/>
-          <w:highlight w:val="yellow"/>
-        </w:rPr>
-      </w:pPr>
-      <w:r>
-        <w:rPr>
-          <w:b w:val="0"/>
-          <w:bCs w:val="0"/>
-          <w:color w:val="000000"/>
-          <w:highlight w:val="yellow"/>
+          <w:highlight w:val="lightGray"/>
+        </w:rPr>
+      </w:pPr>
+      <w:r>
+        <w:rPr>
+          <w:b w:val="0"/>
+          <w:bCs w:val="0"/>
+          <w:color w:val="000000"/>
+          <w:highlight w:val="lightGray"/>
         </w:rPr>
         <w:t>La gestión de riesgos y la seguridad de la información aplicables.</w:t>
       </w:r>
@@ -11472,15 +11702,15 @@
           <w:b w:val="0"/>
           <w:bCs w:val="0"/>
           <w:color w:val="000000"/>
-          <w:highlight w:val="yellow"/>
-        </w:rPr>
-      </w:pPr>
-      <w:r>
-        <w:rPr>
-          <w:b w:val="0"/>
-          <w:bCs w:val="0"/>
-          <w:color w:val="000000"/>
-          <w:highlight w:val="yellow"/>
+          <w:highlight w:val="lightGray"/>
+        </w:rPr>
+      </w:pPr>
+      <w:r>
+        <w:rPr>
+          <w:b w:val="0"/>
+          <w:bCs w:val="0"/>
+          <w:color w:val="000000"/>
+          <w:highlight w:val="lightGray"/>
         </w:rPr>
         <w:t>La ética, integridad y responsabilidad en el uso de la IA.</w:t>
       </w:r>
@@ -11498,15 +11728,15 @@
           <w:b w:val="0"/>
           <w:bCs w:val="0"/>
           <w:color w:val="000000"/>
-          <w:highlight w:val="yellow"/>
-        </w:rPr>
-      </w:pPr>
-      <w:r>
-        <w:rPr>
-          <w:b w:val="0"/>
-          <w:bCs w:val="0"/>
-          <w:color w:val="000000"/>
-          <w:highlight w:val="yellow"/>
+          <w:highlight w:val="lightGray"/>
+        </w:rPr>
+      </w:pPr>
+      <w:r>
+        <w:rPr>
+          <w:b w:val="0"/>
+          <w:bCs w:val="0"/>
+          <w:color w:val="000000"/>
+          <w:highlight w:val="lightGray"/>
         </w:rPr>
         <w:t>La protección de datos personales.</w:t>
       </w:r>
@@ -11524,15 +11754,15 @@
           <w:b w:val="0"/>
           <w:bCs w:val="0"/>
           <w:color w:val="000000"/>
-          <w:highlight w:val="yellow"/>
-        </w:rPr>
-      </w:pPr>
-      <w:r>
-        <w:rPr>
-          <w:b w:val="0"/>
-          <w:bCs w:val="0"/>
-          <w:color w:val="000000"/>
-          <w:highlight w:val="yellow"/>
+          <w:highlight w:val="lightGray"/>
+        </w:rPr>
+      </w:pPr>
+      <w:r>
+        <w:rPr>
+          <w:b w:val="0"/>
+          <w:bCs w:val="0"/>
+          <w:color w:val="000000"/>
+          <w:highlight w:val="lightGray"/>
         </w:rPr>
         <w:t>La protección de la reserva tributaria cuando los sistemas procesen información de los administrados.</w:t>
       </w:r>
@@ -11545,14 +11775,14 @@
         <w:rPr>
           <w:rFonts w:ascii="Arial" w:eastAsia="Arial" w:hAnsi="Arial" w:cs="Arial"/>
           <w:color w:val="000000"/>
-          <w:highlight w:val="yellow"/>
-        </w:rPr>
-      </w:pPr>
-      <w:r>
-        <w:rPr>
-          <w:rFonts w:ascii="Arial" w:eastAsia="Arial" w:hAnsi="Arial" w:cs="Arial"/>
-          <w:color w:val="000000"/>
-          <w:highlight w:val="yellow"/>
+          <w:highlight w:val="lightGray"/>
+        </w:rPr>
+      </w:pPr>
+      <w:r>
+        <w:rPr>
+          <w:rFonts w:ascii="Arial" w:eastAsia="Arial" w:hAnsi="Arial" w:cs="Arial"/>
+          <w:color w:val="000000"/>
+          <w:highlight w:val="lightGray"/>
         </w:rPr>
         <w:t>Esta disposición se implementa conforme al numeral 28.5 del artículo 28 del Reglamento y en concordancia con el numeral 7.2 y el Anexo A.4 de la NTP</w:t>
       </w:r>
@@ -11560,7 +11790,7 @@
         <w:rPr>
           <w:rFonts w:ascii="Arial" w:eastAsia="Arial" w:hAnsi="Arial" w:cs="Arial"/>
           <w:color w:val="000000"/>
-          <w:highlight w:val="yellow"/>
+          <w:highlight w:val="lightGray"/>
         </w:rPr>
         <w:noBreakHyphen/>
         <w:t>ISO/IEC 42001:2025.</w:t>
@@ -11574,14 +11804,14 @@
         <w:rPr>
           <w:rFonts w:ascii="Arial" w:eastAsia="Arial" w:hAnsi="Arial" w:cs="Arial"/>
           <w:color w:val="000000"/>
-          <w:highlight w:val="yellow"/>
-        </w:rPr>
-      </w:pPr>
-      <w:r>
-        <w:rPr>
-          <w:rFonts w:ascii="Arial" w:eastAsia="Arial" w:hAnsi="Arial" w:cs="Arial"/>
-          <w:color w:val="000000"/>
-          <w:highlight w:val="yellow"/>
+          <w:highlight w:val="lightGray"/>
+        </w:rPr>
+      </w:pPr>
+      <w:r>
+        <w:rPr>
+          <w:rFonts w:ascii="Arial" w:eastAsia="Arial" w:hAnsi="Arial" w:cs="Arial"/>
+          <w:color w:val="000000"/>
+          <w:highlight w:val="lightGray"/>
         </w:rPr>
         <w:t>6.</w:t>
       </w:r>
@@ -11589,7 +11819,7 @@
         <w:rPr>
           <w:rFonts w:ascii="Arial" w:eastAsia="Arial" w:hAnsi="Arial" w:cs="Arial"/>
           <w:color w:val="000000"/>
-          <w:highlight w:val="yellow"/>
+          <w:highlight w:val="lightGray"/>
         </w:rPr>
         <w:t>13</w:t>
       </w:r>
@@ -11597,7 +11827,7 @@
         <w:rPr>
           <w:rFonts w:ascii="Arial" w:eastAsia="Arial" w:hAnsi="Arial" w:cs="Arial"/>
           <w:color w:val="000000"/>
-          <w:highlight w:val="yellow"/>
+          <w:highlight w:val="lightGray"/>
         </w:rPr>
         <w:t>.3 Gestión del cambio</w:t>
       </w:r>
@@ -11610,14 +11840,14 @@
         <w:rPr>
           <w:rFonts w:ascii="Arial" w:eastAsia="Arial" w:hAnsi="Arial" w:cs="Arial"/>
           <w:color w:val="000000"/>
-          <w:highlight w:val="yellow"/>
-        </w:rPr>
-      </w:pPr>
-      <w:r>
-        <w:rPr>
-          <w:rFonts w:ascii="Arial" w:eastAsia="Arial" w:hAnsi="Arial" w:cs="Arial"/>
-          <w:color w:val="000000"/>
-          <w:highlight w:val="yellow"/>
+          <w:highlight w:val="lightGray"/>
+        </w:rPr>
+      </w:pPr>
+      <w:r>
+        <w:rPr>
+          <w:rFonts w:ascii="Arial" w:eastAsia="Arial" w:hAnsi="Arial" w:cs="Arial"/>
+          <w:color w:val="000000"/>
+          <w:highlight w:val="lightGray"/>
         </w:rPr>
         <w:t>La Intendencia Nacional de Recursos Humanos promueve las acciones de gestión del cambio necesarias para la adopción efectiva de la Política y del sistema de gestión de IA, fomentando una cultura institucional orientada a la innovación responsable, la mejora continua y el aprovechamiento seguro y sostenible de las tecnologías basadas en IA.</w:t>
       </w:r>
@@ -11630,25 +11860,17 @@
         <w:rPr>
           <w:rFonts w:ascii="Arial" w:eastAsia="Arial" w:hAnsi="Arial" w:cs="Arial"/>
           <w:color w:val="000000"/>
-          <w:highlight w:val="yellow"/>
-        </w:rPr>
-      </w:pPr>
-      <w:r>
-        <w:rPr>
-          <w:rFonts w:ascii="Arial" w:eastAsia="Arial" w:hAnsi="Arial" w:cs="Arial"/>
-          <w:color w:val="000000"/>
-          <w:highlight w:val="yellow"/>
+          <w:highlight w:val="lightGray"/>
+        </w:rPr>
+      </w:pPr>
+      <w:r>
+        <w:rPr>
+          <w:rFonts w:ascii="Arial" w:eastAsia="Arial" w:hAnsi="Arial" w:cs="Arial"/>
+          <w:color w:val="000000"/>
+          <w:highlight w:val="lightGray"/>
         </w:rPr>
         <w:t>Las acciones de gestión del cambio facilitan la consolidación de la Política institucional de uso seguro, responsable y ético de los sistemas basados en IA y del sistema de gestión de IA, promoviendo su integración en la gestión institucional y favoreciendo las condiciones organizacionales necesarias para su sostenibilidad y mejora continua, en concordancia con los numerales 28.1 y 28.2 del artículo 28 del Reglamento.</w:t>
       </w:r>
-    </w:p>
-    <w:p>
-      <w:pPr>
-        <w:jc w:val="both"/>
-        <w:rPr>
-          <w:color w:val="000000" w:themeColor="text1"/>
-        </w:rPr>
-      </w:pPr>
     </w:p>
     <w:p>
       <w:pPr>
@@ -11676,6 +11898,7 @@
         <w:rPr>
           <w:highlight w:val="yellow"/>
         </w:rPr>
+        <w:lastRenderedPageBreak/>
         <w:t>6.14</w:t>
       </w:r>
       <w:r>
@@ -11913,14 +12136,7 @@
         <w:rPr>
           <w:highlight w:val="lightGray"/>
         </w:rPr>
-        <w:t xml:space="preserve">6.15.4 Cuando un proyecto de inversión pública sujeto al Sistema Nacional de Programación Multianual y Gestión de Inversiones incorpore un componente basado en IA, la Unidad Formuladora considera la opinión de la Comisión como insumo del análisis técnico que </w:t>
-      </w:r>
-      <w:r>
-        <w:rPr>
-          <w:highlight w:val="lightGray"/>
-        </w:rPr>
-        <w:lastRenderedPageBreak/>
-        <w:t>sustenta la declaración de viabilidad, sin perjuicio de las disposiciones del referido Sistema. En la ejecución, el SBIA observa el ciclo de vida del numeral 6.1.</w:t>
+        <w:t>6.15.4 Cuando un proyecto de inversión pública sujeto al Sistema Nacional de Programación Multianual y Gestión de Inversiones incorpore un componente basado en IA, la Unidad Formuladora considera la opinión de la Comisión como insumo del análisis técnico que sustenta la declaración de viabilidad, sin perjuicio de las disposiciones del referido Sistema. En la ejecución, el SBIA observa el ciclo de vida del numeral 6.1.</w:t>
       </w:r>
     </w:p>
     <w:p>
@@ -11941,6 +12157,7 @@
         <w:rPr>
           <w:highlight w:val="lightGray"/>
         </w:rPr>
+        <w:lastRenderedPageBreak/>
         <w:t>6.15.5 Las unidades competentes de cada instrumento incorporan en sus metodologías o procedimientos la verificación del componente de IA y la opinión de la Comisión, según sus competencias y sin afectar los sistemas administrativos del Estado, conforme al numeral 7.6</w:t>
       </w:r>
       <w:r>
@@ -11956,7 +12173,7 @@
           <w:szCs w:val="22"/>
         </w:rPr>
       </w:pPr>
-      <w:bookmarkStart w:id="16" w:name="_Toc235003967"/>
+      <w:bookmarkStart w:id="15" w:name="_Toc235003967"/>
       <w:r>
         <w:rPr>
           <w:rFonts w:cs="Arial"/>
@@ -11967,7 +12184,7 @@
         <w:lastRenderedPageBreak/>
         <w:t>DISPOSICIONES FINALES</w:t>
       </w:r>
-      <w:bookmarkEnd w:id="16"/>
+      <w:bookmarkEnd w:id="15"/>
     </w:p>
     <w:p>
       <w:pPr>
@@ -12316,7 +12533,7 @@
           <w:szCs w:val="22"/>
         </w:rPr>
       </w:pPr>
-      <w:bookmarkStart w:id="17" w:name="_Toc235003968"/>
+      <w:bookmarkStart w:id="16" w:name="_Toc235003968"/>
       <w:r>
         <w:rPr>
           <w:rFonts w:cs="Arial"/>
@@ -12326,7 +12543,7 @@
         </w:rPr>
         <w:t>ANEXOS</w:t>
       </w:r>
-      <w:bookmarkEnd w:id="17"/>
+      <w:bookmarkEnd w:id="16"/>
     </w:p>
     <w:p>
       <w:pPr>
@@ -16590,22 +16807,6 @@
       </w:r>
     </w:p>
   </w:comment>
-  <w:comment w:id="15" w:author="Kut Castro Mario Fernando" w:date="2026-07-21T12:05:00Z" w:initials="MK">
-    <w:p>
-      <w:pPr>
-        <w:pStyle w:val="Textocomentario"/>
-      </w:pPr>
-      <w:r>
-        <w:rPr>
-          <w:rStyle w:val="Refdecomentario"/>
-        </w:rPr>
-        <w:annotationRef/>
-      </w:r>
-      <w:r>
-        <w:t>Pendiente en agenda.</w:t>
-      </w:r>
-    </w:p>
-  </w:comment>
 </w:comments>
 </file>
 
@@ -16619,7 +16820,6 @@
   <w15:commentEx w15:paraId="7A362A96" w15:done="0"/>
   <w15:commentEx w15:paraId="32D4CC42" w15:done="0"/>
   <w15:commentEx w15:paraId="152D4D06" w15:done="0"/>
-  <w15:commentEx w15:paraId="1A2E6AA6" w15:done="0"/>
 </w15:commentsEx>
 </file>
 
@@ -16633,7 +16833,6 @@
   <w16cex:commentExtensible w16cex:durableId="29EDEAD0" w16cex:dateUtc="2026-07-21T16:40:00Z"/>
   <w16cex:commentExtensible w16cex:durableId="472286C5" w16cex:dateUtc="2026-07-21T16:47:00Z"/>
   <w16cex:commentExtensible w16cex:durableId="0734D94E" w16cex:dateUtc="2026-07-21T17:00:00Z"/>
-  <w16cex:commentExtensible w16cex:durableId="2E351660" w16cex:dateUtc="2026-07-21T17:05:00Z"/>
 </w16cex:commentsExtensible>
 </file>
 
@@ -16647,7 +16846,6 @@
   <w16cid:commentId w16cid:paraId="7A362A96" w16cid:durableId="29EDEAD0"/>
   <w16cid:commentId w16cid:paraId="32D4CC42" w16cid:durableId="472286C5"/>
   <w16cid:commentId w16cid:paraId="152D4D06" w16cid:durableId="0734D94E"/>
-  <w16cid:commentId w16cid:paraId="1A2E6AA6" w16cid:durableId="2E351660"/>
 </w16cid:commentsIds>
 </file>
 
@@ -20518,7 +20716,6 @@
   <w:style w:type="character" w:default="1" w:styleId="Fuentedeprrafopredeter">
     <w:name w:val="Default Paragraph Font"/>
     <w:uiPriority w:val="1"/>
-    <w:semiHidden/>
     <w:unhideWhenUsed/>
   </w:style>
   <w:style w:type="table" w:default="1" w:styleId="Tablanormal">

--- a/normativo/DIRECTIVA-GOBIERNO-IA.docx
+++ b/normativo/DIRECTIVA-GOBIERNO-IA.docx
@@ -2276,25 +2276,21 @@
         </w:rPr>
         <w:t xml:space="preserve">Las disposiciones de la presente directiva son de cumplimiento obligatorio para todas las unidades de organización de la SUNAT que desarrollen, adquieran, implementen, operen, supervisen o utilicen SBIA. </w:t>
       </w:r>
-      <w:commentRangeStart w:id="3"/>
       <w:r>
         <w:rPr>
           <w:rFonts w:ascii="Arial" w:hAnsi="Arial" w:cs="Arial"/>
           <w:color w:val="000000"/>
-          <w:highlight w:val="cyan"/>
-        </w:rPr>
-        <w:t>Se exceptúa de su alcance al Órgano de Control Institucional, que ejerce sus funciones con autonomía funcional e independencia técnica y depende funcional y administrativamente de la Contraloría General de la República, conforme a la Ley N.° 27785.</w:t>
-      </w:r>
-      <w:commentRangeEnd w:id="3"/>
-      <w:r>
-        <w:rPr>
-          <w:rStyle w:val="Refdecomentario"/>
-          <w:rFonts w:ascii="Arial" w:eastAsia="Arial" w:hAnsi="Arial" w:cs="Arial"/>
-          <w:color w:val="EE0000"/>
-          <w:sz w:val="22"/>
-          <w:szCs w:val="22"/>
-        </w:rPr>
-        <w:commentReference w:id="3"/>
+          <w:highlight w:val="lightGray"/>
+        </w:rPr>
+        <w:t>Se exceptúa de su alcance al Órgano de Control Institucional, que se rige por las disposiciones del Sistema Nacional de Control</w:t>
+      </w:r>
+      <w:r>
+        <w:rPr>
+          <w:rFonts w:ascii="Arial" w:hAnsi="Arial" w:cs="Arial"/>
+          <w:color w:val="000000"/>
+          <w:highlight w:val="lightGray"/>
+        </w:rPr>
+        <w:t>.</w:t>
       </w:r>
     </w:p>
     <w:p>
@@ -2391,7 +2387,7 @@
           <w:szCs w:val="22"/>
         </w:rPr>
       </w:pPr>
-      <w:bookmarkStart w:id="4" w:name="_Toc235003963"/>
+      <w:bookmarkStart w:id="3" w:name="_Toc235003963"/>
       <w:r>
         <w:rPr>
           <w:rFonts w:cs="Arial"/>
@@ -2401,7 +2397,7 @@
         </w:rPr>
         <w:t>BASE NORMATIVA</w:t>
       </w:r>
-      <w:bookmarkEnd w:id="4"/>
+      <w:bookmarkEnd w:id="3"/>
     </w:p>
     <w:p>
       <w:pPr>
@@ -2593,7 +2589,6 @@
           <w:bCs w:val="0"/>
           <w:color w:val="000000"/>
         </w:rPr>
-        <w:lastRenderedPageBreak/>
         <w:t>Decreto Supremo N.° 133-2013-EF (22/06/2013), que aprueba el Texto Único Ordenado del Código Tributario; en particular el artículo 85 sobre reserva tributaria.</w:t>
       </w:r>
     </w:p>
@@ -2618,6 +2613,7 @@
           <w:bCs w:val="0"/>
           <w:color w:val="000000"/>
         </w:rPr>
+        <w:lastRenderedPageBreak/>
         <w:t>Decreto Legislativo N.° 1053 (27/06/2008), que aprueba la Ley General de Aduanas, y su Reglamento; en lo relativo a la confidencialidad de la información aduanera.</w:t>
       </w:r>
     </w:p>
@@ -3042,7 +3038,7 @@
           <w:szCs w:val="22"/>
         </w:rPr>
       </w:pPr>
-      <w:bookmarkStart w:id="5" w:name="_Toc235003964"/>
+      <w:bookmarkStart w:id="4" w:name="_Toc235003964"/>
       <w:r>
         <w:rPr>
           <w:rFonts w:cs="Arial"/>
@@ -3053,7 +3049,7 @@
         <w:lastRenderedPageBreak/>
         <w:t>GLOSARIO DE TÉRMINOS</w:t>
       </w:r>
-      <w:bookmarkEnd w:id="5"/>
+      <w:bookmarkEnd w:id="4"/>
     </w:p>
     <w:p>
       <w:pPr>
@@ -3599,7 +3595,7 @@
           <w:color w:val="000000"/>
         </w:rPr>
       </w:pPr>
-      <w:commentRangeStart w:id="6"/>
+      <w:commentRangeStart w:id="5"/>
       <w:r>
         <w:rPr>
           <w:color w:val="000000"/>
@@ -3616,7 +3612,7 @@
         </w:rPr>
         <w:t>Responsable de la unidad de organización que identifica la necesidad de negocio (el caso de uso) susceptible de ser atendida mediante un SBIA, y que asume la responsabilidad funcional sobre sus resultados a lo largo de todo el ciclo de vida. Es el mismo responsable funcional del SBIA que materializa el caso de uso, y se distingue del custodio técnico a cargo de su arquitectura y operación. [NTP-ISO/IEC 42001:2025, cláusula 5.3]</w:t>
       </w:r>
-      <w:commentRangeEnd w:id="6"/>
+      <w:commentRangeEnd w:id="5"/>
       <w:r>
         <w:rPr>
           <w:rStyle w:val="Refdecomentario"/>
@@ -3626,7 +3622,7 @@
           <w:sz w:val="22"/>
           <w:szCs w:val="22"/>
         </w:rPr>
-        <w:commentReference w:id="6"/>
+        <w:commentReference w:id="5"/>
       </w:r>
     </w:p>
     <w:p>
@@ -3828,7 +3824,7 @@
           <w:szCs w:val="22"/>
         </w:rPr>
       </w:pPr>
-      <w:bookmarkStart w:id="7" w:name="_Toc235003965"/>
+      <w:bookmarkStart w:id="6" w:name="_Toc235003965"/>
       <w:r>
         <w:rPr>
           <w:rFonts w:cs="Arial"/>
@@ -3839,7 +3835,7 @@
         <w:lastRenderedPageBreak/>
         <w:t>DISPOSICIONES GENERALES</w:t>
       </w:r>
-      <w:bookmarkEnd w:id="7"/>
+      <w:bookmarkEnd w:id="6"/>
     </w:p>
     <w:p>
       <w:pPr>
@@ -3923,15 +3919,16 @@
         <w:ind w:left="1276" w:hanging="720"/>
         <w:jc w:val="both"/>
         <w:rPr>
-          <w:rFonts w:ascii="Arial" w:eastAsia="Arial" w:hAnsi="Arial" w:cs="Arial"/>
-          <w:color w:val="000000"/>
-        </w:rPr>
-      </w:pPr>
-      <w:r>
-        <w:rPr>
           <w:rFonts w:ascii="Arial" w:hAnsi="Arial" w:cs="Arial"/>
           <w:color w:val="000000"/>
-          <w:highlight w:val="cyan"/>
+          <w:highlight w:val="lightGray"/>
+        </w:rPr>
+      </w:pPr>
+      <w:r>
+        <w:rPr>
+          <w:rFonts w:ascii="Arial" w:hAnsi="Arial" w:cs="Arial"/>
+          <w:color w:val="000000"/>
+          <w:highlight w:val="lightGray"/>
         </w:rPr>
         <w:t>5.1.2</w:t>
       </w:r>
@@ -3939,39 +3936,25 @@
         <w:rPr>
           <w:rFonts w:ascii="Arial" w:hAnsi="Arial" w:cs="Arial"/>
           <w:color w:val="000000"/>
-          <w:highlight w:val="cyan"/>
+          <w:highlight w:val="lightGray"/>
         </w:rPr>
         <w:tab/>
-        <w:t xml:space="preserve">Los derechos fundamentales de las personas son inviolables. Ante cualquier conflicto </w:t>
-      </w:r>
-      <w:commentRangeStart w:id="8"/>
+      </w:r>
       <w:r>
         <w:rPr>
           <w:rFonts w:ascii="Arial" w:hAnsi="Arial" w:cs="Arial"/>
           <w:color w:val="000000"/>
-          <w:highlight w:val="cyan"/>
-        </w:rPr>
-        <w:t xml:space="preserve">entre un objetivo institucional </w:t>
-      </w:r>
-      <w:commentRangeEnd w:id="8"/>
-      <w:r>
-        <w:rPr>
-          <w:rStyle w:val="Refdecomentario"/>
+          <w:highlight w:val="lightGray"/>
+        </w:rPr>
+        <w:t>Los derechos fundamentales son intangibles y constituyen el límite de toda actuación administrativa. Por ello, cuando exista la posibilidad de que la operación de un SBIA pueda afectar los derechos fundamentales de las personas, se priorizará siempre la protección de éstos últimos.</w:t>
+      </w:r>
+      <w:r>
+        <w:rPr>
           <w:rFonts w:ascii="Arial" w:hAnsi="Arial" w:cs="Arial"/>
           <w:color w:val="000000"/>
-          <w:sz w:val="22"/>
-          <w:szCs w:val="22"/>
-          <w:highlight w:val="cyan"/>
-        </w:rPr>
-        <w:commentReference w:id="8"/>
-      </w:r>
-      <w:r>
-        <w:rPr>
-          <w:rFonts w:ascii="Arial" w:hAnsi="Arial" w:cs="Arial"/>
-          <w:color w:val="000000"/>
-          <w:highlight w:val="cyan"/>
-        </w:rPr>
-        <w:t>y la protección de los derechos de los administrados, prevalece siempre la última.</w:t>
+          <w:highlight w:val="lightGray"/>
+        </w:rPr>
+        <w:t xml:space="preserve"> </w:t>
       </w:r>
     </w:p>
     <w:p>
@@ -4211,7 +4194,16 @@
           <w:bCs w:val="0"/>
           <w:color w:val="000000"/>
         </w:rPr>
-        <w:t>Evaluar los casos de uso de SBIA propuestos por los órganos de línea (generación de valor, viabilidad técnica, legal, ética y operativa, y estimación de inversión y costos recurrentes) y elevar al CGTD la recomendación fundamentada de aprobación o no procedencia.</w:t>
+        <w:t xml:space="preserve">Evaluar los casos de uso de SBIA propuestos por los órganos de línea (generación de valor, viabilidad técnica, legal, ética y operativa, y </w:t>
+      </w:r>
+      <w:r>
+        <w:rPr>
+          <w:b w:val="0"/>
+          <w:bCs w:val="0"/>
+          <w:color w:val="000000"/>
+        </w:rPr>
+        <w:lastRenderedPageBreak/>
+        <w:t>estimación de inversión y costos recurrentes) y elevar al CGTD la recomendación fundamentada de aprobación o no procedencia.</w:t>
       </w:r>
     </w:p>
     <w:p>
@@ -4235,7 +4227,6 @@
           <w:bCs w:val="0"/>
           <w:highlight w:val="cyan"/>
         </w:rPr>
-        <w:lastRenderedPageBreak/>
         <w:t>Proponer al CGTD la clasificación de riesgo de cada SBIA, previo al inicio del desarrollo o adquisición.</w:t>
       </w:r>
     </w:p>
@@ -4959,16 +4950,8 @@
                 <w:bCs w:val="0"/>
                 <w:highlight w:val="yellow"/>
               </w:rPr>
-              <w:t xml:space="preserve">Aprueba la clasificación de riesgo de los SBIA de riesgo alto y de los estratégicos para la entidad, así </w:t>
-            </w:r>
-            <w:r>
-              <w:rPr>
-                <w:b w:val="0"/>
-                <w:bCs w:val="0"/>
-                <w:highlight w:val="yellow"/>
-              </w:rPr>
               <w:lastRenderedPageBreak/>
-              <w:t xml:space="preserve">como los casos de uso y la estrategia de IA. La clasificación de los SBIA de riesgo aceptable la aprueba la Comisión de Gobierno de IA, conforme al numeral 6.2.2. </w:t>
+              <w:t xml:space="preserve">Aprueba la clasificación de riesgo de los SBIA de riesgo alto y de los estratégicos para la entidad, así como los casos de uso y la estrategia de IA. La clasificación de los SBIA de riesgo aceptable la aprueba la Comisión de Gobierno de IA, conforme al numeral 6.2.2. </w:t>
             </w:r>
           </w:p>
           <w:p>
@@ -5596,7 +5579,17 @@
                 <w:color w:val="000000"/>
                 <w:highlight w:val="yellow"/>
               </w:rPr>
-              <w:t>En materia de tratamiento de datos personales: asegura el tratamiento adecuado de los datos personales en el desarrollo, implementación y uso de los SBIA conforme al numeral 6.7.6.</w:t>
+              <w:t xml:space="preserve">En materia de tratamiento de datos personales: asegura el tratamiento adecuado de los datos personales en el desarrollo, implementación y </w:t>
+            </w:r>
+            <w:r>
+              <w:rPr>
+                <w:b w:val="0"/>
+                <w:bCs w:val="0"/>
+                <w:color w:val="000000"/>
+                <w:highlight w:val="yellow"/>
+              </w:rPr>
+              <w:lastRenderedPageBreak/>
+              <w:t>uso de los SBIA conforme al numeral 6.7.6.</w:t>
             </w:r>
           </w:p>
           <w:p>
@@ -5621,17 +5614,7 @@
                 <w:color w:val="000000"/>
                 <w:highlight w:val="yellow"/>
               </w:rPr>
-              <w:t xml:space="preserve">Actúa como enlace con la Autoridad Nacional de Protección de Datos </w:t>
-            </w:r>
-            <w:r>
-              <w:rPr>
-                <w:b w:val="0"/>
-                <w:bCs w:val="0"/>
-                <w:color w:val="000000"/>
-                <w:highlight w:val="yellow"/>
-              </w:rPr>
-              <w:lastRenderedPageBreak/>
-              <w:t>Personales. Emite opinión sobre el tratamiento de datos personales en los casos de uso de IA.</w:t>
+              <w:t>Actúa como enlace con la Autoridad Nacional de Protección de Datos Personales. Emite opinión sobre el tratamiento de datos personales en los casos de uso de IA.</w:t>
             </w:r>
           </w:p>
         </w:tc>
@@ -6059,6 +6042,7 @@
                 <w:bCs w:val="0"/>
                 <w:highlight w:val="yellow"/>
               </w:rPr>
+              <w:lastRenderedPageBreak/>
               <w:t xml:space="preserve">Emite opinión previa sobre contratos con proveedores internacionales de IA. </w:t>
             </w:r>
           </w:p>
@@ -6188,7 +6172,7 @@
                 <w:bCs w:val="0"/>
               </w:rPr>
             </w:pPr>
-            <w:commentRangeStart w:id="9"/>
+            <w:commentRangeStart w:id="7"/>
             <w:r>
               <w:rPr>
                 <w:b w:val="0"/>
@@ -6197,7 +6181,7 @@
               </w:rPr>
               <w:t>Audita los procesos del Sistema de Gestión de Seguridad de la Información que soportan a los SBIA (GSI).</w:t>
             </w:r>
-            <w:commentRangeEnd w:id="9"/>
+            <w:commentRangeEnd w:id="7"/>
             <w:r>
               <w:rPr>
                 <w:rStyle w:val="Refdecomentario"/>
@@ -6206,7 +6190,7 @@
                 <w:sz w:val="22"/>
                 <w:szCs w:val="22"/>
               </w:rPr>
-              <w:commentReference w:id="9"/>
+              <w:commentReference w:id="7"/>
             </w:r>
           </w:p>
           <w:p>
@@ -6663,7 +6647,7 @@
                 <w:rFonts w:ascii="Arial" w:hAnsi="Arial" w:cs="Arial"/>
               </w:rPr>
             </w:pPr>
-            <w:commentRangeStart w:id="10"/>
+            <w:commentRangeStart w:id="8"/>
             <w:r>
               <w:rPr>
                 <w:rFonts w:ascii="Arial" w:eastAsia="Arial" w:hAnsi="Arial" w:cs="Arial"/>
@@ -6672,7 +6656,7 @@
               </w:rPr>
               <w:t>Representante de Negocio</w:t>
             </w:r>
-            <w:commentRangeEnd w:id="10"/>
+            <w:commentRangeEnd w:id="8"/>
             <w:r>
               <w:rPr>
                 <w:rStyle w:val="Refdecomentario"/>
@@ -6680,7 +6664,7 @@
                 <w:sz w:val="22"/>
                 <w:szCs w:val="22"/>
               </w:rPr>
-              <w:commentReference w:id="10"/>
+              <w:commentReference w:id="8"/>
             </w:r>
           </w:p>
         </w:tc>
@@ -6800,6 +6784,7 @@
                 <w:b w:val="0"/>
                 <w:bCs w:val="0"/>
               </w:rPr>
+              <w:lastRenderedPageBreak/>
               <w:t>Participa en la evaluación de los casos de uso desde la perspectiva de negocio.</w:t>
             </w:r>
           </w:p>
@@ -7024,7 +7009,7 @@
           <w:szCs w:val="22"/>
         </w:rPr>
       </w:pPr>
-      <w:bookmarkStart w:id="11" w:name="_Toc235003966"/>
+      <w:bookmarkStart w:id="9" w:name="_Toc235003966"/>
       <w:r>
         <w:rPr>
           <w:rFonts w:cs="Arial"/>
@@ -7034,7 +7019,7 @@
         </w:rPr>
         <w:t>DISPOSICIONES ESPECÍFICAS</w:t>
       </w:r>
-      <w:bookmarkEnd w:id="11"/>
+      <w:bookmarkEnd w:id="9"/>
     </w:p>
     <w:p>
       <w:pPr>
@@ -7434,6 +7419,7 @@
               <w:rPr>
                 <w:rFonts w:ascii="Arial" w:eastAsia="Arial" w:hAnsi="Arial" w:cs="Arial"/>
               </w:rPr>
+              <w:lastRenderedPageBreak/>
               <w:t>2</w:t>
             </w:r>
           </w:p>
@@ -7501,15 +7487,7 @@
                 <w:rFonts w:ascii="Arial" w:eastAsia="Arial" w:hAnsi="Arial" w:cs="Arial"/>
                 <w:highlight w:val="yellow"/>
               </w:rPr>
-              <w:t xml:space="preserve">La Comisión de Gobierno de IA coordina la evaluación técnica, legal, ética y operativa de la iniciativa y propone la clasificación </w:t>
-            </w:r>
-            <w:r>
-              <w:rPr>
-                <w:rFonts w:ascii="Arial" w:eastAsia="Arial" w:hAnsi="Arial" w:cs="Arial"/>
-                <w:highlight w:val="yellow"/>
-              </w:rPr>
-              <w:lastRenderedPageBreak/>
-              <w:t>de riesgo del SBIA, conforme al numeral 6.2.</w:t>
+              <w:t>La Comisión de Gobierno de IA coordina la evaluación técnica, legal, ética y operativa de la iniciativa y propone la clasificación de riesgo del SBIA, conforme al numeral 6.2.</w:t>
             </w:r>
           </w:p>
         </w:tc>
@@ -7542,16 +7520,7 @@
                 <w:rFonts w:ascii="Arial" w:eastAsia="Arial" w:hAnsi="Arial" w:cs="Arial"/>
                 <w:highlight w:val="yellow"/>
               </w:rPr>
-              <w:lastRenderedPageBreak/>
-              <w:t xml:space="preserve">Aprobación de la clasificación de riesgo y de la viabilidad de la </w:t>
-            </w:r>
-            <w:r>
-              <w:rPr>
-                <w:rFonts w:ascii="Arial" w:eastAsia="Arial" w:hAnsi="Arial" w:cs="Arial"/>
-                <w:highlight w:val="yellow"/>
-              </w:rPr>
-              <w:lastRenderedPageBreak/>
-              <w:t>iniciativa, conforme al numeral 6.1.2.</w:t>
+              <w:t>Aprobación de la clasificación de riesgo y de la viabilidad de la iniciativa, conforme al numeral 6.1.2.</w:t>
             </w:r>
           </w:p>
         </w:tc>
@@ -7585,7 +7554,6 @@
               <w:rPr>
                 <w:rFonts w:ascii="Arial" w:eastAsia="Arial" w:hAnsi="Arial" w:cs="Arial"/>
               </w:rPr>
-              <w:lastRenderedPageBreak/>
               <w:t>3</w:t>
             </w:r>
           </w:p>
@@ -7987,6 +7955,7 @@
               <w:rPr>
                 <w:rFonts w:ascii="Arial" w:eastAsia="Arial" w:hAnsi="Arial" w:cs="Arial"/>
               </w:rPr>
+              <w:lastRenderedPageBreak/>
               <w:t>6</w:t>
             </w:r>
           </w:p>
@@ -8121,7 +8090,6 @@
               <w:rPr>
                 <w:rFonts w:ascii="Arial" w:eastAsia="Arial" w:hAnsi="Arial" w:cs="Arial"/>
               </w:rPr>
-              <w:lastRenderedPageBreak/>
               <w:t>7</w:t>
             </w:r>
           </w:p>
@@ -8538,7 +8506,16 @@
           <w:color w:val="000000"/>
           <w:highlight w:val="yellow"/>
         </w:rPr>
-        <w:t>En la evaluación de la generación de valor, el beneficio puede sustentarse a nivel de un conjunto o programa de SBIA cuando la iniciativa forme parte de un portafolio, e incluir beneficios cualitativos y de control de procesos además de los cuantitativos.</w:t>
+        <w:t xml:space="preserve">En la evaluación de la generación de valor, el beneficio puede sustentarse a nivel de un conjunto o programa de SBIA cuando la iniciativa forme parte de un </w:t>
+      </w:r>
+      <w:r>
+        <w:rPr>
+          <w:rFonts w:ascii="Arial" w:eastAsia="Arial" w:hAnsi="Arial" w:cs="Arial"/>
+          <w:color w:val="000000"/>
+          <w:highlight w:val="yellow"/>
+        </w:rPr>
+        <w:lastRenderedPageBreak/>
+        <w:t>portafolio, e incluir beneficios cualitativos y de control de procesos además de los cuantitativos.</w:t>
       </w:r>
     </w:p>
     <w:p>
@@ -8551,7 +8528,7 @@
           <w:color w:val="000000"/>
         </w:rPr>
       </w:pPr>
-      <w:commentRangeStart w:id="12"/>
+      <w:commentRangeStart w:id="10"/>
       <w:r>
         <w:rPr>
           <w:rFonts w:ascii="Arial" w:hAnsi="Arial" w:cs="Arial"/>
@@ -8567,18 +8544,9 @@
           <w:highlight w:val="cyan"/>
         </w:rPr>
         <w:tab/>
-        <w:t xml:space="preserve">La INSI aprueba, con opinión favorable del CGTD, la metodología del ciclo de vida del SBIA previsto en el numeral 6.1.1, conforme a sus competencias y a la METDONI. La metodología comprende, como mínimo: el desarrollo y la </w:t>
-      </w:r>
-      <w:r>
-        <w:rPr>
-          <w:rFonts w:ascii="Arial" w:hAnsi="Arial" w:cs="Arial"/>
-          <w:color w:val="000000"/>
-          <w:highlight w:val="cyan"/>
-        </w:rPr>
-        <w:lastRenderedPageBreak/>
-        <w:t>aplicación de la clasificación de riesgo (Anexo N.° 2) y de la evaluación de impacto algorítmico (Anexo N.° 3), los criterios técnicos de diseño de la arquitectura de los SBIA, el contenido de los entregables de cada etapa, los tipos y las técnicas de prueba aplicables según el nivel de riesgo, los controles de contención, las prácticas de monitoreo y las condiciones de retiro. En tanto no se apruebe, los SBIA siguen el ciclo de vida del numeral 6.1.1 y la normativa de desarrollo de sistemas vigente en la SUNAT.</w:t>
-      </w:r>
-      <w:commentRangeEnd w:id="12"/>
+        <w:t>La INSI aprueba, con opinión favorable del CGTD, la metodología del ciclo de vida del SBIA previsto en el numeral 6.1.1, conforme a sus competencias y a la METDONI. La metodología comprende, como mínimo: el desarrollo y la aplicación de la clasificación de riesgo (Anexo N.° 2) y de la evaluación de impacto algorítmico (Anexo N.° 3), los criterios técnicos de diseño de la arquitectura de los SBIA, el contenido de los entregables de cada etapa, los tipos y las técnicas de prueba aplicables según el nivel de riesgo, los controles de contención, las prácticas de monitoreo y las condiciones de retiro. En tanto no se apruebe, los SBIA siguen el ciclo de vida del numeral 6.1.1 y la normativa de desarrollo de sistemas vigente en la SUNAT.</w:t>
+      </w:r>
+      <w:commentRangeEnd w:id="10"/>
       <w:r>
         <w:rPr>
           <w:rStyle w:val="Refdecomentario"/>
@@ -8587,7 +8555,21 @@
           <w:sz w:val="22"/>
           <w:szCs w:val="22"/>
         </w:rPr>
-        <w:commentReference w:id="12"/>
+        <w:commentReference w:id="10"/>
+      </w:r>
+    </w:p>
+    <w:p>
+      <w:pPr>
+        <w:pStyle w:val="SubtituloDONI"/>
+        <w:spacing w:line="276" w:lineRule="auto"/>
+        <w:ind w:left="851"/>
+      </w:pPr>
+      <w:r>
+        <w:t>6.2</w:t>
+      </w:r>
+      <w:r>
+        <w:tab/>
+        <w:t>De la clasificación de los SBIA por nivel de riesgo</w:t>
       </w:r>
     </w:p>
     <w:p>
@@ -8596,45 +8578,26 @@
         <w:ind w:left="1276" w:hanging="720"/>
         <w:jc w:val="both"/>
         <w:rPr>
+          <w:rFonts w:ascii="Arial" w:eastAsia="Arial" w:hAnsi="Arial" w:cs="Arial"/>
+          <w:color w:val="000000"/>
+        </w:rPr>
+      </w:pPr>
+      <w:r>
+        <w:rPr>
           <w:rFonts w:ascii="Arial" w:hAnsi="Arial" w:cs="Arial"/>
           <w:color w:val="000000"/>
-        </w:rPr>
-      </w:pPr>
-      <w:r>
-        <w:rPr>
-          <w:rFonts w:ascii="Arial" w:eastAsia="Arial" w:hAnsi="Arial" w:cs="Arial"/>
-          <w:color w:val="000000"/>
           <w:highlight w:val="cyan"/>
         </w:rPr>
-        <w:t>6.1.6</w:t>
-      </w:r>
-      <w:r>
-        <w:rPr>
-          <w:rFonts w:ascii="Arial" w:eastAsia="Arial" w:hAnsi="Arial" w:cs="Arial"/>
+        <w:t>6.2.1</w:t>
+      </w:r>
+      <w:r>
+        <w:rPr>
+          <w:rFonts w:ascii="Arial" w:hAnsi="Arial" w:cs="Arial"/>
           <w:color w:val="000000"/>
           <w:highlight w:val="cyan"/>
         </w:rPr>
         <w:tab/>
-      </w:r>
-      <w:commentRangeStart w:id="13"/>
-      <w:r>
-        <w:rPr>
-          <w:rFonts w:ascii="Arial" w:eastAsia="Arial" w:hAnsi="Arial" w:cs="Arial"/>
-          <w:color w:val="000000"/>
-          <w:highlight w:val="cyan"/>
-        </w:rPr>
-        <w:t>Cuando en la formulación del Caso de Negocio de un programa o proyecto institucional, conforme al Modelo de Gobernabilidad de Programas y Proyectos (MGPP), se identifiquen componentes basados en IA, el propietario del caso de uso presenta la Ficha de Evaluación de Caso de Uso (Anexo N.° 4) a la Comisión de Gobierno de IA antes de continuar, para la evaluación del o de los componentes de IA.</w:t>
-      </w:r>
-      <w:commentRangeEnd w:id="13"/>
-      <w:r>
-        <w:rPr>
-          <w:rStyle w:val="Refdecomentario"/>
-          <w:rFonts w:ascii="Arial" w:hAnsi="Arial" w:cs="Arial"/>
-          <w:color w:val="000000"/>
-          <w:sz w:val="22"/>
-          <w:szCs w:val="22"/>
-        </w:rPr>
-        <w:commentReference w:id="13"/>
+        <w:t>La clasificación de riesgo determina, para cada iniciativa o SBIA de la SUNAT, la categoría de riesgo que genera su uso conforme al RLIA: uso indebido (artículo 23), riesgo alto (artículo 24) o riesgo aceptable (numeral 22.2 del artículo 22). El uso indebido deviene en prohibido; por ello, la SUNAT no desarrolla, adquiere, implementa ni opera SBIA cuyo uso sea indebido, y la clasificación los identifica y excluye en la etapa de evaluación de viabilidad, con anterioridad a su desarrollo o adquisición. Para fines operativos de supervisión y monitoreo, el riesgo aceptable se subdivide en dos subniveles internos (aceptable-limitado y aceptable-mínimo), sin constituir una categoría adicional del RLIA. La clasificación y la gestión de los riesgos de los SBIA se alinean a la NTP-ISO 31000 vigente, de uso obligatorio conforme a la Sexta Disposición Complementaria Final del RLIA.</w:t>
       </w:r>
     </w:p>
     <w:p>
@@ -8643,69 +8606,55 @@
         <w:ind w:left="1276" w:hanging="720"/>
         <w:jc w:val="both"/>
         <w:rPr>
-          <w:rFonts w:ascii="Arial" w:hAnsi="Arial" w:cs="Arial"/>
-          <w:color w:val="000000"/>
-        </w:rPr>
-      </w:pPr>
-      <w:r>
-        <w:rPr>
-          <w:rFonts w:ascii="Arial" w:eastAsia="Arial" w:hAnsi="Arial" w:cs="Arial"/>
-          <w:color w:val="000000"/>
+          <w:rFonts w:ascii="Arial" w:eastAsia="Arial" w:hAnsi="Arial" w:cs="Arial"/>
+          <w:color w:val="000000"/>
+        </w:rPr>
+      </w:pPr>
+      <w:r>
+        <w:rPr>
+          <w:rFonts w:ascii="Arial" w:eastAsia="Arial" w:hAnsi="Arial" w:cs="Arial"/>
+          <w:color w:val="000000"/>
+          <w:highlight w:val="yellow"/>
+        </w:rPr>
+        <w:t>6.2.2</w:t>
+      </w:r>
+      <w:r>
+        <w:rPr>
+          <w:rFonts w:ascii="Arial" w:eastAsia="Arial" w:hAnsi="Arial" w:cs="Arial"/>
+          <w:color w:val="000000"/>
+          <w:highlight w:val="yellow"/>
+        </w:rPr>
+        <w:tab/>
+      </w:r>
+      <w:r>
+        <w:rPr>
+          <w:rFonts w:ascii="Arial" w:eastAsia="Arial" w:hAnsi="Arial" w:cs="Arial"/>
           <w:highlight w:val="cyan"/>
         </w:rPr>
-        <w:t>6.1.7</w:t>
-      </w:r>
-      <w:r>
-        <w:rPr>
-          <w:rFonts w:ascii="Arial" w:eastAsia="Arial" w:hAnsi="Arial" w:cs="Arial"/>
-          <w:color w:val="000000"/>
+        <w:t xml:space="preserve">Para la aplicación de la clasificación establecida, la Comisión de Gobierno de IA propone la clasificación de riesgo de las iniciativas que se presentan. </w:t>
+      </w:r>
+      <w:r>
+        <w:rPr>
+          <w:rFonts w:ascii="Arial" w:eastAsia="Arial" w:hAnsi="Arial" w:cs="Arial"/>
+          <w:color w:val="000000"/>
+          <w:highlight w:val="yellow"/>
+        </w:rPr>
+        <w:t xml:space="preserve">La opinión de la OII, en materia de ética, integridad y prevención de sesgos, y la de la INALI, en materia de cumplimiento normativo, constan de manera expresa en la propuesta. El CGTD aprueba la clasificación de las iniciativas de SBIA de riesgo alto y de aquellos estratégicos para la entidad; la Comisión de Gobierno de IA aprueba la clasificación de los SBIA de riesgo aceptable e informa de ello al CGTD. </w:t>
+      </w:r>
+      <w:r>
+        <w:rPr>
+          <w:rFonts w:ascii="Arial" w:eastAsia="Arial" w:hAnsi="Arial" w:cs="Arial"/>
           <w:highlight w:val="cyan"/>
         </w:rPr>
-        <w:tab/>
-        <w:t xml:space="preserve">Cuando una necesidad canalizada a través de la gestión de la demanda informática, conforme al Lineamiento Temporal para la Gestión de la Demanda Informática vigente, comprenda componentes basados en IA, el propietario del caso de uso presenta la </w:t>
-      </w:r>
-      <w:commentRangeStart w:id="14"/>
+        <w:t>La clasificación es parte de la evaluación de viabilidad de acuerdo al ciclo de vida descrito en el 6.1.1.</w:t>
+      </w:r>
       <w:r>
         <w:rPr>
           <w:rFonts w:ascii="Arial" w:eastAsia="Arial" w:hAnsi="Arial" w:cs="Arial"/>
           <w:color w:val="000000"/>
           <w:highlight w:val="cyan"/>
         </w:rPr>
-        <w:t xml:space="preserve">Ficha de Evaluación de Caso de Uso (Anexo N.° 4) </w:t>
-      </w:r>
-      <w:commentRangeEnd w:id="14"/>
-      <w:r>
-        <w:rPr>
-          <w:rStyle w:val="Refdecomentario"/>
-          <w:rFonts w:ascii="Arial" w:eastAsia="Arial" w:hAnsi="Arial" w:cs="Arial"/>
-          <w:color w:val="000000"/>
-          <w:sz w:val="22"/>
-          <w:szCs w:val="22"/>
-          <w:highlight w:val="cyan"/>
-        </w:rPr>
-        <w:commentReference w:id="14"/>
-      </w:r>
-      <w:r>
-        <w:rPr>
-          <w:rFonts w:ascii="Arial" w:eastAsia="Arial" w:hAnsi="Arial" w:cs="Arial"/>
-          <w:color w:val="000000"/>
-          <w:highlight w:val="cyan"/>
-        </w:rPr>
-        <w:t>a la Comisión de Gobierno de IA antes de continuar con su atención, para la evaluación del o de los componentes de IA.</w:t>
-      </w:r>
-    </w:p>
-    <w:p>
-      <w:pPr>
-        <w:pStyle w:val="SubtituloDONI"/>
-        <w:spacing w:line="276" w:lineRule="auto"/>
-        <w:ind w:left="851"/>
-      </w:pPr>
-      <w:r>
-        <w:t>6.2</w:t>
-      </w:r>
-      <w:r>
-        <w:tab/>
-        <w:t>De la clasificación de los SBIA por nivel de riesgo</w:t>
+        <w:t xml:space="preserve"> La clasificación aplica los criterios de la Matriz de Clasificación de Riesgos (Anexo N.° 2); el detalle de su aplicación se desarrolla en la metodología prevista en el numeral 6.1.5.</w:t>
       </w:r>
     </w:p>
     <w:p>
@@ -8720,96 +8669,10 @@
       </w:pPr>
       <w:r>
         <w:rPr>
-          <w:rFonts w:ascii="Arial" w:hAnsi="Arial" w:cs="Arial"/>
-          <w:color w:val="000000"/>
-          <w:highlight w:val="cyan"/>
-        </w:rPr>
-        <w:t>6.2.1</w:t>
-      </w:r>
-      <w:r>
-        <w:rPr>
-          <w:rFonts w:ascii="Arial" w:hAnsi="Arial" w:cs="Arial"/>
-          <w:color w:val="000000"/>
-          <w:highlight w:val="cyan"/>
-        </w:rPr>
-        <w:tab/>
-        <w:t>La clasificación de riesgo determina, para cada iniciativa o SBIA de la SUNAT, la categoría de riesgo que genera su uso conforme al RLIA: uso indebido (artículo 23), riesgo alto (artículo 24) o riesgo aceptable (numeral 22.2 del artículo 22). El uso indebido deviene en prohibido; por ello, la SUNAT no desarrolla, adquiere, implementa ni opera SBIA cuyo uso sea indebido, y la clasificación los identifica y excluye en la etapa de evaluación de viabilidad, con anterioridad a su desarrollo o adquisición. Para fines operativos de supervisión y monitoreo, el riesgo aceptable se subdivide en dos subniveles internos (aceptable-limitado y aceptable-mínimo), sin constituir una categoría adicional del RLIA. La clasificación y la gestión de los riesgos de los SBIA se alinean a la NTP-ISO 31000 vigente, de uso obligatorio conforme a la Sexta Disposición Complementaria Final del RLIA.</w:t>
-      </w:r>
-    </w:p>
-    <w:p>
-      <w:pPr>
-        <w:spacing w:after="60" w:line="276" w:lineRule="auto"/>
-        <w:ind w:left="1276" w:hanging="720"/>
-        <w:jc w:val="both"/>
-        <w:rPr>
-          <w:rFonts w:ascii="Arial" w:eastAsia="Arial" w:hAnsi="Arial" w:cs="Arial"/>
-          <w:color w:val="000000"/>
-        </w:rPr>
-      </w:pPr>
-      <w:r>
-        <w:rPr>
           <w:rFonts w:ascii="Arial" w:eastAsia="Arial" w:hAnsi="Arial" w:cs="Arial"/>
           <w:color w:val="000000"/>
           <w:highlight w:val="yellow"/>
         </w:rPr>
-        <w:t>6.2.2</w:t>
-      </w:r>
-      <w:r>
-        <w:rPr>
-          <w:rFonts w:ascii="Arial" w:eastAsia="Arial" w:hAnsi="Arial" w:cs="Arial"/>
-          <w:color w:val="000000"/>
-          <w:highlight w:val="yellow"/>
-        </w:rPr>
-        <w:tab/>
-      </w:r>
-      <w:r>
-        <w:rPr>
-          <w:rFonts w:ascii="Arial" w:eastAsia="Arial" w:hAnsi="Arial" w:cs="Arial"/>
-          <w:highlight w:val="cyan"/>
-        </w:rPr>
-        <w:t xml:space="preserve">Para la aplicación de la clasificación establecida, la Comisión de Gobierno de IA propone la clasificación de riesgo de las iniciativas que se presentan. </w:t>
-      </w:r>
-      <w:r>
-        <w:rPr>
-          <w:rFonts w:ascii="Arial" w:eastAsia="Arial" w:hAnsi="Arial" w:cs="Arial"/>
-          <w:color w:val="000000"/>
-          <w:highlight w:val="yellow"/>
-        </w:rPr>
-        <w:t xml:space="preserve">La opinión de la OII, en materia de ética, integridad y prevención de sesgos, y la de la INALI, en materia de cumplimiento normativo, constan de manera expresa en la propuesta. El CGTD aprueba la clasificación de las iniciativas de SBIA de riesgo alto y de aquellos estratégicos para la entidad; la Comisión de Gobierno de IA aprueba la clasificación de los SBIA de riesgo aceptable e informa de ello al CGTD. </w:t>
-      </w:r>
-      <w:r>
-        <w:rPr>
-          <w:rFonts w:ascii="Arial" w:eastAsia="Arial" w:hAnsi="Arial" w:cs="Arial"/>
-          <w:highlight w:val="cyan"/>
-        </w:rPr>
-        <w:t>La clasificación es parte de la evaluación de viabilidad de acuerdo al ciclo de vida descrito en el 6.1.1.</w:t>
-      </w:r>
-      <w:r>
-        <w:rPr>
-          <w:rFonts w:ascii="Arial" w:eastAsia="Arial" w:hAnsi="Arial" w:cs="Arial"/>
-          <w:color w:val="000000"/>
-          <w:highlight w:val="cyan"/>
-        </w:rPr>
-        <w:t xml:space="preserve"> La clasificación aplica los criterios de la Matriz de Clasificación de Riesgos (Anexo N.° 2); el detalle de su aplicación se desarrolla en la metodología prevista en el numeral 6.1.5.</w:t>
-      </w:r>
-    </w:p>
-    <w:p>
-      <w:pPr>
-        <w:spacing w:after="60" w:line="276" w:lineRule="auto"/>
-        <w:ind w:left="1276" w:hanging="720"/>
-        <w:jc w:val="both"/>
-        <w:rPr>
-          <w:rFonts w:ascii="Arial" w:eastAsia="Arial" w:hAnsi="Arial" w:cs="Arial"/>
-          <w:color w:val="000000"/>
-        </w:rPr>
-      </w:pPr>
-      <w:r>
-        <w:rPr>
-          <w:rFonts w:ascii="Arial" w:eastAsia="Arial" w:hAnsi="Arial" w:cs="Arial"/>
-          <w:color w:val="000000"/>
-          <w:highlight w:val="yellow"/>
-        </w:rPr>
-        <w:lastRenderedPageBreak/>
         <w:t>6.2.3</w:t>
       </w:r>
       <w:r>
@@ -8835,7 +8698,16 @@
           <w:color w:val="000000"/>
           <w:highlight w:val="yellow"/>
         </w:rPr>
-        <w:t>, conforme al artículo 23 del RLIA. Sin perjuicio de lo señalado en el literal e) del numeral 23.1 del citado artículo, no se consideran de uso indebido los SBIA utilizados para apoyar la evaluación humana sobre la implicación de una persona física en una actividad delictiva, siempre que se basen en hechos objetivos y verificables directamente relacionados con una actividad delictiva ya existente y cuenten con mecanismos de supervisión humana, transparencia y auditabilidad para garantizar la no discriminación y la protección de los derechos fundamentales, conforme al numeral 23.4 del citado artículo.</w:t>
+        <w:t xml:space="preserve">, conforme al artículo 23 del RLIA. Sin perjuicio de lo señalado en el literal e) del numeral 23.1 del citado artículo, no se consideran de uso indebido los SBIA utilizados para apoyar la evaluación humana sobre la implicación de una persona física en una actividad delictiva, siempre que se basen en hechos objetivos y verificables directamente relacionados con una actividad delictiva ya existente y cuenten con mecanismos de supervisión humana, transparencia y auditabilidad para </w:t>
+      </w:r>
+      <w:r>
+        <w:rPr>
+          <w:rFonts w:ascii="Arial" w:eastAsia="Arial" w:hAnsi="Arial" w:cs="Arial"/>
+          <w:color w:val="000000"/>
+          <w:highlight w:val="yellow"/>
+        </w:rPr>
+        <w:lastRenderedPageBreak/>
+        <w:t>garantizar la no discriminación y la protección de los derechos fundamentales, conforme al numeral 23.4 del citado artículo.</w:t>
       </w:r>
     </w:p>
     <w:p>
@@ -9119,7 +8991,6 @@
           <w:szCs w:val="24"/>
           <w:highlight w:val="cyan"/>
         </w:rPr>
-        <w:lastRenderedPageBreak/>
         <w:t>Del diseño, la operación y la seguridad de los SBIA</w:t>
       </w:r>
     </w:p>
@@ -9187,6 +9058,7 @@
           <w:color w:val="000000"/>
           <w:highlight w:val="yellow"/>
         </w:rPr>
+        <w:lastRenderedPageBreak/>
         <w:t>6.5.2</w:t>
       </w:r>
       <w:r>
@@ -9405,16 +9277,7 @@
           <w:color w:val="000000"/>
           <w:highlight w:val="lightGray"/>
         </w:rPr>
-        <w:t xml:space="preserve">La publicación del código fuente de los SBIA financiados con fondos públicos, con licencia libre o abierta en la Plataforma Nacional de Software Público Peruano (PNSSP), se sujeta a la determinación previa de su publicabilidad. Dicha determinación verifica que el código no revele información sujeta a reserva tributaria conforme al artículo 85 del TUO del Código Tributario, información protegida por confidencialidad aduanera, ni reglas de detección de riesgo cuya divulgación comprometa la función de control. La GA, con opinión </w:t>
-      </w:r>
-      <w:r>
-        <w:rPr>
-          <w:rFonts w:ascii="Arial" w:eastAsia="Arial" w:hAnsi="Arial" w:cs="Arial"/>
-          <w:color w:val="000000"/>
-          <w:highlight w:val="lightGray"/>
-        </w:rPr>
-        <w:lastRenderedPageBreak/>
-        <w:t xml:space="preserve">de la INALI y de la Oficina de Seguridad Informática, determina la publicabilidad antes de cada liberación mayor; la GDS ejecuta la publicación cuando corresponda. </w:t>
+        <w:t xml:space="preserve">La publicación del código fuente de los SBIA financiados con fondos públicos, con licencia libre o abierta en la Plataforma Nacional de Software Público Peruano (PNSSP), se sujeta a la determinación previa de su publicabilidad. Dicha determinación verifica que el código no revele información sujeta a reserva tributaria conforme al artículo 85 del TUO del Código Tributario, información protegida por confidencialidad aduanera, ni reglas de detección de riesgo cuya divulgación comprometa la función de control. La GA, con opinión de la INALI y de la Oficina de Seguridad Informática, determina la publicabilidad antes de cada liberación mayor; la GDS ejecuta la publicación cuando corresponda. </w:t>
       </w:r>
     </w:p>
     <w:p>
@@ -9456,7 +9319,16 @@
           <w:highlight w:val="yellow"/>
         </w:rPr>
         <w:tab/>
-        <w:t>Todo SBIA cuenta con un mecanismo de supervisión humana proporcional a su nivel de riesgo. En los SBIA de riesgo alto que intervengan en decisiones con impacto significativo, la supervisión humana es obligatoria; su extensión a los demás SBIA de riesgo alto y a los de riesgo aceptable es una decisión institucional. La correspondencia es la siguiente:</w:t>
+        <w:t xml:space="preserve">Todo SBIA cuenta con un mecanismo de supervisión humana proporcional a su nivel de riesgo. En los SBIA de riesgo alto que intervengan en decisiones </w:t>
+      </w:r>
+      <w:r>
+        <w:rPr>
+          <w:rFonts w:ascii="Arial" w:eastAsia="Arial" w:hAnsi="Arial" w:cs="Arial"/>
+          <w:color w:val="000000"/>
+          <w:highlight w:val="yellow"/>
+        </w:rPr>
+        <w:lastRenderedPageBreak/>
+        <w:t>con impacto significativo, la supervisión humana es obligatoria; su extensión a los demás SBIA de riesgo alto y a los de riesgo aceptable es una decisión institucional. La correspondencia es la siguiente:</w:t>
       </w:r>
     </w:p>
     <w:p>
@@ -9727,7 +9599,6 @@
           <w:rFonts w:ascii="Arial" w:eastAsia="Arial" w:hAnsi="Arial" w:cs="Arial"/>
           <w:color w:val="000000"/>
         </w:rPr>
-        <w:lastRenderedPageBreak/>
         <w:t>6.6.4</w:t>
       </w:r>
       <w:r>
@@ -9783,6 +9654,7 @@
           <w:color w:val="000000"/>
           <w:highlight w:val="cyan"/>
         </w:rPr>
+        <w:lastRenderedPageBreak/>
         <w:t>6.7.1</w:t>
       </w:r>
       <w:r>
@@ -9923,16 +9795,7 @@
           <w:color w:val="000000"/>
           <w:highlight w:val="cyan"/>
         </w:rPr>
-        <w:t xml:space="preserve"> por el Procedimiento para el registro y atención de incidentes y vulnerabilidades de seguridad de la información (A-03.5.1-PR-003). Los incidentes que se presenten durante la operación de un SBIA en producción y que no constituyan incidentes de seguridad de la información se atienden conforme al Procedimiento de Gestión </w:t>
-      </w:r>
-      <w:r>
-        <w:rPr>
-          <w:rFonts w:ascii="Arial" w:eastAsia="Arial" w:hAnsi="Arial" w:cs="Arial"/>
-          <w:color w:val="000000"/>
-          <w:highlight w:val="cyan"/>
-        </w:rPr>
-        <w:lastRenderedPageBreak/>
-        <w:t>de Incidentes (A-03.1.1-PR-002). El propietario del caso de uso y las gerencias competentes de la INSI comunican los incidentes del uso y funcionamiento del SBIA por los canales que dichos procedimientos establecen; la Comisión de Gobierno de IA los consolida y los reporta en el informe trimestral del numeral 6.9.5.</w:t>
+        <w:t xml:space="preserve"> por el Procedimiento para el registro y atención de incidentes y vulnerabilidades de seguridad de la información (A-03.5.1-PR-003). Los incidentes que se presenten durante la operación de un SBIA en producción y que no constituyan incidentes de seguridad de la información se atienden conforme al Procedimiento de Gestión de Incidentes (A-03.1.1-PR-002). El propietario del caso de uso y las gerencias competentes de la INSI comunican los incidentes del uso y funcionamiento del SBIA por los canales que dichos procedimientos establecen; la Comisión de Gobierno de IA los consolida y los reporta en el informe trimestral del numeral 6.9.5.</w:t>
       </w:r>
     </w:p>
     <w:p>
@@ -9960,7 +9823,16 @@
           <w:highlight w:val="yellow"/>
         </w:rPr>
         <w:tab/>
-        <w:t>El Oficial de Datos Personales (ODP) asegura que en el desarrollo, la implementación y el uso de los SBIA se realice un tratamiento adecuado de los datos personales</w:t>
+        <w:t xml:space="preserve">El Oficial de Datos Personales (ODP) asegura que en el desarrollo, la implementación y el uso de los SBIA se realice un tratamiento adecuado de los </w:t>
+      </w:r>
+      <w:r>
+        <w:rPr>
+          <w:rFonts w:ascii="Arial" w:eastAsia="Arial" w:hAnsi="Arial" w:cs="Arial"/>
+          <w:color w:val="000000"/>
+          <w:highlight w:val="yellow"/>
+        </w:rPr>
+        <w:lastRenderedPageBreak/>
+        <w:t>datos personales</w:t>
       </w:r>
       <w:r>
         <w:rPr>
@@ -10245,16 +10117,7 @@
           <w:color w:val="000000"/>
           <w:highlight w:val="lightGray"/>
         </w:rPr>
-        <w:t xml:space="preserve">Los conjuntos de datos que la SUNAT genere o administre y que califiquen como datos de alto valor se ponen a disposición a través del Centro Nacional de Datos (CND), previa determinación de su publicabilidad conforme al artículo 85 del TUO del Código Tributario y a la normativa de protección de datos </w:t>
-      </w:r>
-      <w:r>
-        <w:rPr>
-          <w:rFonts w:ascii="Arial" w:eastAsia="Arial" w:hAnsi="Arial" w:cs="Arial"/>
-          <w:color w:val="000000"/>
-          <w:highlight w:val="lightGray"/>
-        </w:rPr>
-        <w:lastRenderedPageBreak/>
-        <w:t>personales. El OGD identifica los conjuntos candidatos y propone al CGTD su publicación.</w:t>
+        <w:t>Los conjuntos de datos que la SUNAT genere o administre y que califiquen como datos de alto valor se ponen a disposición a través del Centro Nacional de Datos (CND), previa determinación de su publicabilidad conforme al artículo 85 del TUO del Código Tributario y a la normativa de protección de datos personales. El OGD identifica los conjuntos candidatos y propone al CGTD su publicación.</w:t>
       </w:r>
     </w:p>
     <w:p>
@@ -10321,7 +10184,16 @@
           <w:highlight w:val="yellow"/>
         </w:rPr>
         <w:tab/>
-        <w:t>Los SBIA de riesgo alto cuentan con mecanismos de transparencia algorítmica que informan al usuario, de forma previa, clara y sencilla, la finalidad o uso del SBIA, sus funcionalidades principales y el tipo de decisiones que puede tomar, de modo que comprenda cómo interactúa con el SBIA o con el servicio que lo emplea</w:t>
+        <w:t xml:space="preserve">Los SBIA de riesgo alto cuentan con mecanismos de transparencia algorítmica que informan al usuario, de forma previa, clara y sencilla, la finalidad o uso del </w:t>
+      </w:r>
+      <w:r>
+        <w:rPr>
+          <w:rFonts w:ascii="Arial" w:eastAsia="Arial" w:hAnsi="Arial" w:cs="Arial"/>
+          <w:color w:val="000000"/>
+          <w:highlight w:val="yellow"/>
+        </w:rPr>
+        <w:lastRenderedPageBreak/>
+        <w:t>SBIA, sus funcionalidades principales y el tipo de decisiones que puede tomar, de modo que comprenda cómo interactúa con el SBIA o con el servicio que lo emplea</w:t>
       </w:r>
       <w:r>
         <w:rPr>
@@ -10539,7 +10411,6 @@
         <w:ind w:left="851"/>
       </w:pPr>
       <w:r>
-        <w:lastRenderedPageBreak/>
         <w:t>6.10</w:t>
       </w:r>
       <w:r>
@@ -10622,6 +10493,7 @@
           <w:color w:val="000000"/>
           <w:highlight w:val="yellow"/>
         </w:rPr>
+        <w:lastRenderedPageBreak/>
         <w:t>Riesgo aceptable-limitado: revisión mensual de indicadores y revisión integral semestral.</w:t>
       </w:r>
     </w:p>
@@ -10910,7 +10782,6 @@
           <w:color w:val="000000"/>
           <w:highlight w:val="cyan"/>
         </w:rPr>
-        <w:lastRenderedPageBreak/>
         <w:t>No utilizar herramientas de IA externas que no figuren en el catálogo institucional.</w:t>
       </w:r>
     </w:p>
@@ -10980,6 +10851,7 @@
           <w:bCs w:val="0"/>
           <w:color w:val="000000"/>
         </w:rPr>
+        <w:lastRenderedPageBreak/>
         <w:t>No utilizar herramientas de IA para eludir controles internos o procedimientos establecidos.</w:t>
       </w:r>
     </w:p>
@@ -11149,7 +11021,6 @@
           <w:rFonts w:ascii="Arial" w:eastAsia="Arial" w:hAnsi="Arial" w:cs="Arial"/>
           <w:color w:val="000000"/>
         </w:rPr>
-        <w:lastRenderedPageBreak/>
         <w:t>6.12.1</w:t>
       </w:r>
       <w:r>
@@ -11186,7 +11057,16 @@
           <w:highlight w:val="yellow"/>
         </w:rPr>
         <w:tab/>
-        <w:t>Los contratos incluyen cláusulas sobre: (a) protección de datos y reserva tributaria; (b) transparencia del modelo; (c) comunicación de vulnerabilidades e incidentes; (d) derecho de auditoría, incluida la realización de auditorías éticas y de sesgo sobre el modelo; (e) transferencia de conocimiento; (f) cumplimiento de estándares técnicos. El plazo de notificación de vulnerabilidades se define en los TDR o EETT de cada contratación, según la criticidad del SBIA.</w:t>
+        <w:t xml:space="preserve">Los contratos incluyen cláusulas sobre: (a) protección de datos y reserva tributaria; (b) transparencia del modelo; (c) comunicación de vulnerabilidades e incidentes; (d) derecho de auditoría, incluida la realización de auditorías éticas </w:t>
+      </w:r>
+      <w:r>
+        <w:rPr>
+          <w:rFonts w:ascii="Arial" w:eastAsia="Arial" w:hAnsi="Arial" w:cs="Arial"/>
+          <w:color w:val="000000"/>
+          <w:highlight w:val="yellow"/>
+        </w:rPr>
+        <w:lastRenderedPageBreak/>
+        <w:t>y de sesgo sobre el modelo; (e) transferencia de conocimiento; (f) cumplimiento de estándares técnicos. El plazo de notificación de vulnerabilidades se define en los TDR o EETT de cada contratación, según la criticidad del SBIA.</w:t>
       </w:r>
     </w:p>
     <w:p>
@@ -11491,7 +11371,6 @@
           <w:color w:val="000000"/>
           <w:highlight w:val="lightGray"/>
         </w:rPr>
-        <w:lastRenderedPageBreak/>
         <w:t>La protección de la reserva tributaria, secreto comercial y demás obligaciones de confidencialidad aplicables.</w:t>
       </w:r>
     </w:p>
@@ -11538,7 +11417,16 @@
           <w:color w:val="000000"/>
           <w:highlight w:val="lightGray"/>
         </w:rPr>
-        <w:t>Esta disposición incorpora los requerimientos establecidos en el numeral 28.9 del artículo 28 del Reglamento y adopta medidas adicionales de sensibilización orientadas a promover el uso seguro, responsable y ético de los sistemas basados en IA, en concordancia con el numeral 7.3 de la NTP-ISO/IEC 42001:2025.</w:t>
+        <w:t xml:space="preserve">Esta disposición incorpora los requerimientos establecidos en el numeral 28.9 del artículo 28 del Reglamento y adopta medidas adicionales de sensibilización </w:t>
+      </w:r>
+      <w:r>
+        <w:rPr>
+          <w:rFonts w:ascii="Arial" w:eastAsia="Arial" w:hAnsi="Arial" w:cs="Arial"/>
+          <w:color w:val="000000"/>
+          <w:highlight w:val="lightGray"/>
+        </w:rPr>
+        <w:lastRenderedPageBreak/>
+        <w:t>orientadas a promover el uso seguro, responsable y ético de los sistemas basados en IA, en concordancia con el numeral 7.3 de la NTP-ISO/IEC 42001:2025.</w:t>
       </w:r>
     </w:p>
     <w:p>
@@ -11898,7 +11786,6 @@
         <w:rPr>
           <w:highlight w:val="yellow"/>
         </w:rPr>
-        <w:lastRenderedPageBreak/>
         <w:t>6.14</w:t>
       </w:r>
       <w:r>
@@ -11938,7 +11825,16 @@
           <w:highlight w:val="yellow"/>
         </w:rPr>
         <w:tab/>
-        <w:t>En el desarrollo, la implementación y el uso de los SBIA, la SUNAT promueve la participación de equipos diversos y multidisciplinarios, garantiza el pleno respeto de los derechos humanos y evita que se generen resultados injustos o discriminatorios, considera el impacto social y ambiental, e implementa las mejores prácticas, estándares y normas técnicas para identificar y minimizar los sesgos de los algoritmos y de las bases de datos utilizados</w:t>
+        <w:t xml:space="preserve">En el desarrollo, la implementación y el uso de los SBIA, la SUNAT promueve la participación de equipos diversos y multidisciplinarios, garantiza el pleno respeto de los derechos humanos y evita que se generen resultados injustos o </w:t>
+      </w:r>
+      <w:r>
+        <w:rPr>
+          <w:rFonts w:ascii="Arial" w:eastAsia="Arial" w:hAnsi="Arial" w:cs="Arial"/>
+          <w:color w:val="000000"/>
+          <w:highlight w:val="yellow"/>
+        </w:rPr>
+        <w:lastRenderedPageBreak/>
+        <w:t>discriminatorios, considera el impacto social y ambiental, e implementa las mejores prácticas, estándares y normas técnicas para identificar y minimizar los sesgos de los algoritmos y de las bases de datos utilizados</w:t>
       </w:r>
       <w:r>
         <w:rPr>
@@ -12157,7 +12053,6 @@
         <w:rPr>
           <w:highlight w:val="lightGray"/>
         </w:rPr>
-        <w:lastRenderedPageBreak/>
         <w:t>6.15.5 Las unidades competentes de cada instrumento incorporan en sus metodologías o procedimientos la verificación del componente de IA y la opinión de la Comisión, según sus competencias y sin afectar los sistemas administrativos del Estado, conforme al numeral 7.6</w:t>
       </w:r>
       <w:r>
@@ -12173,7 +12068,7 @@
           <w:szCs w:val="22"/>
         </w:rPr>
       </w:pPr>
-      <w:bookmarkStart w:id="15" w:name="_Toc235003967"/>
+      <w:bookmarkStart w:id="11" w:name="_Toc235003967"/>
       <w:r>
         <w:rPr>
           <w:rFonts w:cs="Arial"/>
@@ -12184,7 +12079,7 @@
         <w:lastRenderedPageBreak/>
         <w:t>DISPOSICIONES FINALES</w:t>
       </w:r>
-      <w:bookmarkEnd w:id="15"/>
+      <w:bookmarkEnd w:id="11"/>
     </w:p>
     <w:p>
       <w:pPr>
@@ -12533,7 +12428,7 @@
           <w:szCs w:val="22"/>
         </w:rPr>
       </w:pPr>
-      <w:bookmarkStart w:id="16" w:name="_Toc235003968"/>
+      <w:bookmarkStart w:id="12" w:name="_Toc235003968"/>
       <w:r>
         <w:rPr>
           <w:rFonts w:cs="Arial"/>
@@ -12543,7 +12438,7 @@
         </w:rPr>
         <w:t>ANEXOS</w:t>
       </w:r>
-      <w:bookmarkEnd w:id="16"/>
+      <w:bookmarkEnd w:id="12"/>
     </w:p>
     <w:p>
       <w:pPr>
@@ -16679,7 +16574,7 @@
 
 <file path=word/comments.xml><?xml version="1.0" encoding="utf-8"?>
 <w:comments xmlns:wpc="http://schemas.microsoft.com/office/word/2010/wordprocessingCanvas" xmlns:cx="http://schemas.microsoft.com/office/drawing/2014/chartex" xmlns:cx1="http://schemas.microsoft.com/office/drawing/2015/9/8/chartex" xmlns:cx2="http://schemas.microsoft.com/office/drawing/2015/10/21/chartex" xmlns:cx3="http://schemas.microsoft.com/office/drawing/2016/5/9/chartex" xmlns:cx4="http://schemas.microsoft.com/office/drawing/2016/5/10/chartex" xmlns:cx5="http://schemas.microsoft.com/office/drawing/2016/5/11/chartex" xmlns:cx6="http://schemas.microsoft.com/office/drawing/2016/5/12/chartex" xmlns:cx7="http://schemas.microsoft.com/office/drawing/2016/5/13/chartex" xmlns:cx8="http://schemas.microsoft.com/office/drawing/2016/5/14/chartex" xmlns:mc="http://schemas.openxmlformats.org/markup-compatibility/2006" xmlns:aink="http://schemas.microsoft.com/office/drawing/2016/ink" xmlns:am3d="http://schemas.microsoft.com/office/drawing/2017/model3d" xmlns:o="urn:schemas-microsoft-com:office:office" xmlns:oel="http://schemas.microsoft.com/office/2019/extlst" xmlns:r="http://schemas.openxmlformats.org/officeDocument/2006/relationships" xmlns:m="http://schemas.openxmlformats.org/officeDocument/2006/math" xmlns:v="urn:schemas-microsoft-com:vml" xmlns:wp14="http://schemas.microsoft.com/office/word/2010/wordprocessingDrawing" xmlns:wp="http://schemas.openxmlformats.org/drawingml/2006/wordprocessingDrawing" xmlns:w10="urn:schemas-microsoft-com:office:word" xmlns:w="http://schemas.openxmlformats.org/wordprocessingml/2006/main" xmlns:w14="http://schemas.microsoft.com/office/word/2010/wordml" xmlns:w15="http://schemas.microsoft.com/office/word/2012/wordml" xmlns:w16cex="http://schemas.microsoft.com/office/word/2018/wordml/cex" xmlns:w16cid="http://schemas.microsoft.com/office/word/2016/wordml/cid" xmlns:w16="http://schemas.microsoft.com/office/word/2018/wordml" xmlns:w16du="http://schemas.microsoft.com/office/word/2023/wordml/word16du" xmlns:w16sdtdh="http://schemas.microsoft.com/office/word/2020/wordml/sdtdatahash" xmlns:w16sdtfl="http://schemas.microsoft.com/office/word/2024/wordml/sdtformatlock" xmlns:w16se="http://schemas.microsoft.com/office/word/2015/wordml/symex" xmlns:wpg="http://schemas.microsoft.com/office/word/2010/wordprocessingGroup" xmlns:wpi="http://schemas.microsoft.com/office/word/2010/wordprocessingInk" xmlns:wne="http://schemas.microsoft.com/office/word/2006/wordml" xmlns:wps="http://schemas.microsoft.com/office/word/2010/wordprocessingShape" mc:Ignorable="w14 w15 w16se w16cid w16 w16cex w16sdtdh w16sdtfl w16du wp14">
-  <w:comment w:id="3" w:author="Kut Castro Mario Fernando" w:date="2026-07-21T11:12:00Z" w:initials="MK">
+  <w:comment w:id="5" w:author="Kut Castro Mario Fernando" w:date="2026-07-21T11:14:00Z" w:initials="MK">
     <w:p>
       <w:pPr>
         <w:pStyle w:val="Textocomentario"/>
@@ -16691,11 +16586,11 @@
         <w:annotationRef/>
       </w:r>
       <w:r>
-        <w:t>Confirmar con INALI.</w:t>
+        <w:t>Alinearlo de acuerdo al ROF referente a la competencia de formular iniciativas de SBIA, (unidades normativas de negocio y las unidades administrativas, TI), revisar competencias.</w:t>
       </w:r>
     </w:p>
   </w:comment>
-  <w:comment w:id="6" w:author="Kut Castro Mario Fernando" w:date="2026-07-21T11:14:00Z" w:initials="MK">
+  <w:comment w:id="7" w:author="Kut Castro Mario Fernando" w:date="2026-07-21T11:30:00Z" w:initials="MK">
     <w:p>
       <w:pPr>
         <w:pStyle w:val="Textocomentario"/>
@@ -16707,11 +16602,11 @@
         <w:annotationRef/>
       </w:r>
       <w:r>
-        <w:t>Alinearlo de acuerdo al ROF referente a la competencia de formular iniciativas de SBIA, (unidades normativas de negocio y las unidades administrativas, TI), revisar competencias.</w:t>
+        <w:t xml:space="preserve">Revisar </w:t>
       </w:r>
     </w:p>
   </w:comment>
-  <w:comment w:id="8" w:author="Kut Castro Mario Fernando" w:date="2026-07-21T11:18:00Z" w:initials="MK">
+  <w:comment w:id="8" w:author="Kut Castro Mario Fernando" w:date="2026-07-21T11:27:00Z" w:initials="MK">
     <w:p>
       <w:pPr>
         <w:pStyle w:val="Textocomentario"/>
@@ -16723,11 +16618,11 @@
         <w:annotationRef/>
       </w:r>
       <w:r>
-        <w:t>Formularlo de otra forma.</w:t>
+        <w:t>Representantes INGP, INER, INDIA, (Para revisión del ROF), a evaluar.</w:t>
       </w:r>
     </w:p>
   </w:comment>
-  <w:comment w:id="9" w:author="Kut Castro Mario Fernando" w:date="2026-07-21T11:30:00Z" w:initials="MK">
+  <w:comment w:id="10" w:author="Kut Castro Mario Fernando" w:date="2026-07-21T11:40:00Z" w:initials="MK">
     <w:p>
       <w:pPr>
         <w:pStyle w:val="Textocomentario"/>
@@ -16739,71 +16634,7 @@
         <w:annotationRef/>
       </w:r>
       <w:r>
-        <w:t xml:space="preserve">Revisar </w:t>
-      </w:r>
-    </w:p>
-  </w:comment>
-  <w:comment w:id="10" w:author="Kut Castro Mario Fernando" w:date="2026-07-21T11:27:00Z" w:initials="MK">
-    <w:p>
-      <w:pPr>
-        <w:pStyle w:val="Textocomentario"/>
-      </w:pPr>
-      <w:r>
-        <w:rPr>
-          <w:rStyle w:val="Refdecomentario"/>
-        </w:rPr>
-        <w:annotationRef/>
-      </w:r>
-      <w:r>
-        <w:t>Representantes INGP, INER, INDIA, (Para revisión del ROF), a evaluar.</w:t>
-      </w:r>
-    </w:p>
-  </w:comment>
-  <w:comment w:id="12" w:author="Kut Castro Mario Fernando" w:date="2026-07-21T11:40:00Z" w:initials="MK">
-    <w:p>
-      <w:pPr>
-        <w:pStyle w:val="Textocomentario"/>
-      </w:pPr>
-      <w:r>
-        <w:rPr>
-          <w:rStyle w:val="Refdecomentario"/>
-        </w:rPr>
-        <w:annotationRef/>
-      </w:r>
-      <w:r>
         <w:t>Analizar bajo METDONI.</w:t>
-      </w:r>
-    </w:p>
-  </w:comment>
-  <w:comment w:id="13" w:author="Kut Castro Mario Fernando" w:date="2026-07-21T11:47:00Z" w:initials="MK">
-    <w:p>
-      <w:pPr>
-        <w:pStyle w:val="Textocomentario"/>
-      </w:pPr>
-      <w:r>
-        <w:rPr>
-          <w:rStyle w:val="Refdecomentario"/>
-        </w:rPr>
-        <w:annotationRef/>
-      </w:r>
-      <w:r>
-        <w:t>Revisión del equipo.</w:t>
-      </w:r>
-    </w:p>
-  </w:comment>
-  <w:comment w:id="14" w:author="Kut Castro Mario Fernando" w:date="2026-07-21T12:00:00Z" w:initials="MK">
-    <w:p>
-      <w:pPr>
-        <w:pStyle w:val="Textocomentario"/>
-      </w:pPr>
-      <w:r>
-        <w:rPr>
-          <w:rStyle w:val="Refdecomentario"/>
-        </w:rPr>
-        <w:annotationRef/>
-      </w:r>
-      <w:r>
-        <w:t>Evaluar matiz para este tipo de requerimiento.</w:t>
       </w:r>
     </w:p>
   </w:comment>
@@ -16812,40 +16643,28 @@
 
 <file path=word/commentsExtended.xml><?xml version="1.0" encoding="utf-8"?>
 <w15:commentsEx xmlns:wpc="http://schemas.microsoft.com/office/word/2010/wordprocessingCanvas" xmlns:cx="http://schemas.microsoft.com/office/drawing/2014/chartex" xmlns:cx1="http://schemas.microsoft.com/office/drawing/2015/9/8/chartex" xmlns:cx2="http://schemas.microsoft.com/office/drawing/2015/10/21/chartex" xmlns:cx3="http://schemas.microsoft.com/office/drawing/2016/5/9/chartex" xmlns:cx4="http://schemas.microsoft.com/office/drawing/2016/5/10/chartex" xmlns:cx5="http://schemas.microsoft.com/office/drawing/2016/5/11/chartex" xmlns:cx6="http://schemas.microsoft.com/office/drawing/2016/5/12/chartex" xmlns:cx7="http://schemas.microsoft.com/office/drawing/2016/5/13/chartex" xmlns:cx8="http://schemas.microsoft.com/office/drawing/2016/5/14/chartex" xmlns:mc="http://schemas.openxmlformats.org/markup-compatibility/2006" xmlns:aink="http://schemas.microsoft.com/office/drawing/2016/ink" xmlns:am3d="http://schemas.microsoft.com/office/drawing/2017/model3d" xmlns:o="urn:schemas-microsoft-com:office:office" xmlns:oel="http://schemas.microsoft.com/office/2019/extlst" xmlns:r="http://schemas.openxmlformats.org/officeDocument/2006/relationships" xmlns:m="http://schemas.openxmlformats.org/officeDocument/2006/math" xmlns:v="urn:schemas-microsoft-com:vml" xmlns:wp14="http://schemas.microsoft.com/office/word/2010/wordprocessingDrawing" xmlns:wp="http://schemas.openxmlformats.org/drawingml/2006/wordprocessingDrawing" xmlns:w10="urn:schemas-microsoft-com:office:word" xmlns:w="http://schemas.openxmlformats.org/wordprocessingml/2006/main" xmlns:w14="http://schemas.microsoft.com/office/word/2010/wordml" xmlns:w15="http://schemas.microsoft.com/office/word/2012/wordml" xmlns:w16cex="http://schemas.microsoft.com/office/word/2018/wordml/cex" xmlns:w16cid="http://schemas.microsoft.com/office/word/2016/wordml/cid" xmlns:w16="http://schemas.microsoft.com/office/word/2018/wordml" xmlns:w16du="http://schemas.microsoft.com/office/word/2023/wordml/word16du" xmlns:w16sdtdh="http://schemas.microsoft.com/office/word/2020/wordml/sdtdatahash" xmlns:w16sdtfl="http://schemas.microsoft.com/office/word/2024/wordml/sdtformatlock" xmlns:w16se="http://schemas.microsoft.com/office/word/2015/wordml/symex" xmlns:wpg="http://schemas.microsoft.com/office/word/2010/wordprocessingGroup" xmlns:wpi="http://schemas.microsoft.com/office/word/2010/wordprocessingInk" xmlns:wne="http://schemas.microsoft.com/office/word/2006/wordml" xmlns:wps="http://schemas.microsoft.com/office/word/2010/wordprocessingShape" mc:Ignorable="w14 w15 w16se w16cid w16 w16cex w16sdtdh w16sdtfl w16du wp14">
-  <w15:commentEx w15:paraId="2B7A375D" w15:done="0"/>
   <w15:commentEx w15:paraId="1304144C" w15:done="0"/>
-  <w15:commentEx w15:paraId="33AB0D5A" w15:done="0"/>
   <w15:commentEx w15:paraId="3C0FED1C" w15:done="0"/>
   <w15:commentEx w15:paraId="2EB03F52" w15:done="0"/>
   <w15:commentEx w15:paraId="7A362A96" w15:done="0"/>
-  <w15:commentEx w15:paraId="32D4CC42" w15:done="0"/>
-  <w15:commentEx w15:paraId="152D4D06" w15:done="0"/>
 </w15:commentsEx>
 </file>
 
 <file path=word/commentsExtensible.xml><?xml version="1.0" encoding="utf-8"?>
 <w16cex:commentsExtensible xmlns:wpc="http://schemas.microsoft.com/office/word/2010/wordprocessingCanvas" xmlns:cx="http://schemas.microsoft.com/office/drawing/2014/chartex" xmlns:cx1="http://schemas.microsoft.com/office/drawing/2015/9/8/chartex" xmlns:cx2="http://schemas.microsoft.com/office/drawing/2015/10/21/chartex" xmlns:cx3="http://schemas.microsoft.com/office/drawing/2016/5/9/chartex" xmlns:cx4="http://schemas.microsoft.com/office/drawing/2016/5/10/chartex" xmlns:cx5="http://schemas.microsoft.com/office/drawing/2016/5/11/chartex" xmlns:cx6="http://schemas.microsoft.com/office/drawing/2016/5/12/chartex" xmlns:cx7="http://schemas.microsoft.com/office/drawing/2016/5/13/chartex" xmlns:cx8="http://schemas.microsoft.com/office/drawing/2016/5/14/chartex" xmlns:cr="http://schemas.microsoft.com/office/comments/2020/reactions" xmlns:mc="http://schemas.openxmlformats.org/markup-compatibility/2006" xmlns:aink="http://schemas.microsoft.com/office/drawing/2016/ink" xmlns:am3d="http://schemas.microsoft.com/office/drawing/2017/model3d" xmlns:o="urn:schemas-microsoft-com:office:office" xmlns:oel="http://schemas.microsoft.com/office/2019/extlst" xmlns:r="http://schemas.openxmlformats.org/officeDocument/2006/relationships" xmlns:m="http://schemas.openxmlformats.org/officeDocument/2006/math" xmlns:v="urn:schemas-microsoft-com:vml" xmlns:wp14="http://schemas.microsoft.com/office/word/2010/wordprocessingDrawing" xmlns:wp="http://schemas.openxmlformats.org/drawingml/2006/wordprocessingDrawing" xmlns:w10="urn:schemas-microsoft-com:office:word" xmlns:w="http://schemas.openxmlformats.org/wordprocessingml/2006/main" xmlns:w14="http://schemas.microsoft.com/office/word/2010/wordml" xmlns:w15="http://schemas.microsoft.com/office/word/2012/wordml" xmlns:w16cex="http://schemas.microsoft.com/office/word/2018/wordml/cex" xmlns:w16cid="http://schemas.microsoft.com/office/word/2016/wordml/cid" xmlns:w16="http://schemas.microsoft.com/office/word/2018/wordml" xmlns:w16du="http://schemas.microsoft.com/office/word/2023/wordml/word16du" xmlns:w16sdtdh="http://schemas.microsoft.com/office/word/2020/wordml/sdtdatahash" xmlns:w16sdtfl="http://schemas.microsoft.com/office/word/2024/wordml/sdtformatlock" xmlns:w16se="http://schemas.microsoft.com/office/word/2015/wordml/symex" xmlns:wpg="http://schemas.microsoft.com/office/word/2010/wordprocessingGroup" xmlns:wpi="http://schemas.microsoft.com/office/word/2010/wordprocessingInk" xmlns:wne="http://schemas.microsoft.com/office/word/2006/wordml" xmlns:wps="http://schemas.microsoft.com/office/word/2010/wordprocessingShape" mc:Ignorable="w14 w15 w16se w16cid w16 w16cex w16sdtdh w16sdtfl cr w16du wp14">
-  <w16cex:commentExtensible w16cex:durableId="27A6C15E" w16cex:dateUtc="2026-07-21T16:12:00Z"/>
   <w16cex:commentExtensible w16cex:durableId="74BA2796" w16cex:dateUtc="2026-07-21T16:14:00Z"/>
-  <w16cex:commentExtensible w16cex:durableId="67902DDB" w16cex:dateUtc="2026-07-21T16:18:00Z"/>
   <w16cex:commentExtensible w16cex:durableId="6387E4DA" w16cex:dateUtc="2026-07-21T16:30:00Z"/>
   <w16cex:commentExtensible w16cex:durableId="2C51B84E" w16cex:dateUtc="2026-07-21T16:27:00Z"/>
   <w16cex:commentExtensible w16cex:durableId="29EDEAD0" w16cex:dateUtc="2026-07-21T16:40:00Z"/>
-  <w16cex:commentExtensible w16cex:durableId="472286C5" w16cex:dateUtc="2026-07-21T16:47:00Z"/>
-  <w16cex:commentExtensible w16cex:durableId="0734D94E" w16cex:dateUtc="2026-07-21T17:00:00Z"/>
 </w16cex:commentsExtensible>
 </file>
 
 <file path=word/commentsIds.xml><?xml version="1.0" encoding="utf-8"?>
 <w16cid:commentsIds xmlns:wpc="http://schemas.microsoft.com/office/word/2010/wordprocessingCanvas" xmlns:cx="http://schemas.microsoft.com/office/drawing/2014/chartex" xmlns:cx1="http://schemas.microsoft.com/office/drawing/2015/9/8/chartex" xmlns:cx2="http://schemas.microsoft.com/office/drawing/2015/10/21/chartex" xmlns:cx3="http://schemas.microsoft.com/office/drawing/2016/5/9/chartex" xmlns:cx4="http://schemas.microsoft.com/office/drawing/2016/5/10/chartex" xmlns:cx5="http://schemas.microsoft.com/office/drawing/2016/5/11/chartex" xmlns:cx6="http://schemas.microsoft.com/office/drawing/2016/5/12/chartex" xmlns:cx7="http://schemas.microsoft.com/office/drawing/2016/5/13/chartex" xmlns:cx8="http://schemas.microsoft.com/office/drawing/2016/5/14/chartex" xmlns:mc="http://schemas.openxmlformats.org/markup-compatibility/2006" xmlns:aink="http://schemas.microsoft.com/office/drawing/2016/ink" xmlns:am3d="http://schemas.microsoft.com/office/drawing/2017/model3d" xmlns:o="urn:schemas-microsoft-com:office:office" xmlns:oel="http://schemas.microsoft.com/office/2019/extlst" xmlns:r="http://schemas.openxmlformats.org/officeDocument/2006/relationships" xmlns:m="http://schemas.openxmlformats.org/officeDocument/2006/math" xmlns:v="urn:schemas-microsoft-com:vml" xmlns:wp14="http://schemas.microsoft.com/office/word/2010/wordprocessingDrawing" xmlns:wp="http://schemas.openxmlformats.org/drawingml/2006/wordprocessingDrawing" xmlns:w10="urn:schemas-microsoft-com:office:word" xmlns:w="http://schemas.openxmlformats.org/wordprocessingml/2006/main" xmlns:w14="http://schemas.microsoft.com/office/word/2010/wordml" xmlns:w15="http://schemas.microsoft.com/office/word/2012/wordml" xmlns:w16cex="http://schemas.microsoft.com/office/word/2018/wordml/cex" xmlns:w16cid="http://schemas.microsoft.com/office/word/2016/wordml/cid" xmlns:w16="http://schemas.microsoft.com/office/word/2018/wordml" xmlns:w16du="http://schemas.microsoft.com/office/word/2023/wordml/word16du" xmlns:w16sdtdh="http://schemas.microsoft.com/office/word/2020/wordml/sdtdatahash" xmlns:w16sdtfl="http://schemas.microsoft.com/office/word/2024/wordml/sdtformatlock" xmlns:w16se="http://schemas.microsoft.com/office/word/2015/wordml/symex" xmlns:wpg="http://schemas.microsoft.com/office/word/2010/wordprocessingGroup" xmlns:wpi="http://schemas.microsoft.com/office/word/2010/wordprocessingInk" xmlns:wne="http://schemas.microsoft.com/office/word/2006/wordml" xmlns:wps="http://schemas.microsoft.com/office/word/2010/wordprocessingShape" mc:Ignorable="w14 w15 w16se w16cid w16 w16cex w16sdtdh w16sdtfl w16du wp14">
-  <w16cid:commentId w16cid:paraId="2B7A375D" w16cid:durableId="27A6C15E"/>
   <w16cid:commentId w16cid:paraId="1304144C" w16cid:durableId="74BA2796"/>
-  <w16cid:commentId w16cid:paraId="33AB0D5A" w16cid:durableId="67902DDB"/>
   <w16cid:commentId w16cid:paraId="3C0FED1C" w16cid:durableId="6387E4DA"/>
   <w16cid:commentId w16cid:paraId="2EB03F52" w16cid:durableId="2C51B84E"/>
   <w16cid:commentId w16cid:paraId="7A362A96" w16cid:durableId="29EDEAD0"/>
-  <w16cid:commentId w16cid:paraId="32D4CC42" w16cid:durableId="472286C5"/>
-  <w16cid:commentId w16cid:paraId="152D4D06" w16cid:durableId="0734D94E"/>
 </w16cid:commentsIds>
 </file>
 

--- a/normativo/DIRECTIVA-GOBIERNO-IA.docx
+++ b/normativo/DIRECTIVA-GOBIERNO-IA.docx
@@ -1617,6 +1617,30 @@
           <w:b w:val="0"/>
           <w:bCs w:val="0"/>
           <w:color w:val="000000"/>
+          <w:highlight w:val="lightGray"/>
+        </w:rPr>
+        <w:t>METGEP: Metodología para la Gestión por Procesos</w:t>
+      </w:r>
+    </w:p>
+    <w:p>
+      <w:pPr>
+        <w:pStyle w:val="Prrafodelista"/>
+        <w:numPr>
+          <w:ilvl w:val="0"/>
+          <w:numId w:val="18"/>
+        </w:numPr>
+        <w:spacing w:line="276" w:lineRule="auto"/>
+        <w:rPr>
+          <w:b w:val="0"/>
+          <w:bCs w:val="0"/>
+          <w:color w:val="000000"/>
+        </w:rPr>
+      </w:pPr>
+      <w:r>
+        <w:rPr>
+          <w:b w:val="0"/>
+          <w:bCs w:val="0"/>
+          <w:color w:val="000000"/>
         </w:rPr>
         <w:t>MLOps: Operaciones de aprendizaje automático (Machine Learning Operations)</w:t>
       </w:r>
@@ -3017,6 +3041,32 @@
     </w:p>
     <w:p>
       <w:pPr>
+        <w:pStyle w:val="Prrafodelista"/>
+        <w:numPr>
+          <w:ilvl w:val="1"/>
+          <w:numId w:val="20"/>
+        </w:numPr>
+        <w:spacing w:line="276" w:lineRule="auto"/>
+        <w:ind w:left="709" w:hanging="567"/>
+        <w:rPr>
+          <w:b w:val="0"/>
+          <w:bCs w:val="0"/>
+          <w:color w:val="000000"/>
+          <w:highlight w:val="lightGray"/>
+        </w:rPr>
+      </w:pPr>
+      <w:r>
+        <w:rPr>
+          <w:b w:val="0"/>
+          <w:bCs w:val="0"/>
+          <w:color w:val="000000"/>
+          <w:highlight w:val="lightGray"/>
+        </w:rPr>
+        <w:t>Resolución de Oficina N.° 000002-2023-SUNAT/1V0000, que aprueba la Metodología para la Gestión por Procesos (METGEP) Versión 5.</w:t>
+      </w:r>
+    </w:p>
+    <w:p>
+      <w:pPr>
         <w:spacing w:line="276" w:lineRule="auto"/>
         <w:rPr>
           <w:rFonts w:ascii="Arial" w:hAnsi="Arial" w:cs="Arial"/>
@@ -3593,36 +3643,38 @@
           <w:b w:val="0"/>
           <w:bCs w:val="0"/>
           <w:color w:val="000000"/>
-        </w:rPr>
-      </w:pPr>
-      <w:commentRangeStart w:id="5"/>
-      <w:r>
-        <w:rPr>
-          <w:color w:val="000000"/>
-          <w:highlight w:val="cyan"/>
-        </w:rPr>
-        <w:t xml:space="preserve">Propietario de caso de uso: </w:t>
-      </w:r>
-      <w:r>
-        <w:rPr>
-          <w:b w:val="0"/>
-          <w:bCs w:val="0"/>
-          <w:color w:val="000000"/>
-          <w:highlight w:val="cyan"/>
-        </w:rPr>
-        <w:t>Responsable de la unidad de organización que identifica la necesidad de negocio (el caso de uso) susceptible de ser atendida mediante un SBIA, y que asume la responsabilidad funcional sobre sus resultados a lo largo de todo el ciclo de vida. Es el mismo responsable funcional del SBIA que materializa el caso de uso, y se distingue del custodio técnico a cargo de su arquitectura y operación. [NTP-ISO/IEC 42001:2025, cláusula 5.3]</w:t>
-      </w:r>
-      <w:commentRangeEnd w:id="5"/>
-      <w:r>
-        <w:rPr>
-          <w:rStyle w:val="Refdecomentario"/>
-          <w:b w:val="0"/>
-          <w:bCs w:val="0"/>
-          <w:color w:val="000000"/>
-          <w:sz w:val="22"/>
-          <w:szCs w:val="22"/>
-        </w:rPr>
-        <w:commentReference w:id="5"/>
+          <w:highlight w:val="lightGray"/>
+        </w:rPr>
+      </w:pPr>
+      <w:r>
+        <w:rPr>
+          <w:color w:val="000000"/>
+          <w:highlight w:val="lightGray"/>
+        </w:rPr>
+        <w:t>Propietario de</w:t>
+      </w:r>
+      <w:r>
+        <w:rPr>
+          <w:color w:val="000000"/>
+          <w:highlight w:val="lightGray"/>
+        </w:rPr>
+        <w:t>l</w:t>
+      </w:r>
+      <w:r>
+        <w:rPr>
+          <w:color w:val="000000"/>
+          <w:highlight w:val="lightGray"/>
+        </w:rPr>
+        <w:t xml:space="preserve"> caso de uso: </w:t>
+      </w:r>
+      <w:r>
+        <w:rPr>
+          <w:b w:val="0"/>
+          <w:bCs w:val="0"/>
+          <w:color w:val="000000"/>
+          <w:highlight w:val="lightGray"/>
+        </w:rPr>
+        <w:t>Unidad de organización que, de acuerdo con sus competencias y funciones en el ROF, es el dueño del proceso en el que se identifica la necesidad a atender mediante un SBIA y que asume la responsabilidad funcional sobre sus resultados durante todo su ciclo de vida. Se distingue del custodio técnico, a cargo de la arquitectura y la operación del SBIA. [METGEP, numeral 4.9; METDONI, numeral 4.6; NTP-ISO/IEC 42001:2025, cláusula 5.3]</w:t>
       </w:r>
     </w:p>
     <w:p>
@@ -3824,7 +3876,7 @@
           <w:szCs w:val="22"/>
         </w:rPr>
       </w:pPr>
-      <w:bookmarkStart w:id="6" w:name="_Toc235003965"/>
+      <w:bookmarkStart w:id="5" w:name="_Toc235003965"/>
       <w:r>
         <w:rPr>
           <w:rFonts w:cs="Arial"/>
@@ -3835,7 +3887,7 @@
         <w:lastRenderedPageBreak/>
         <w:t>DISPOSICIONES GENERALES</w:t>
       </w:r>
-      <w:bookmarkEnd w:id="6"/>
+      <w:bookmarkEnd w:id="5"/>
     </w:p>
     <w:p>
       <w:pPr>
@@ -6172,7 +6224,7 @@
                 <w:bCs w:val="0"/>
               </w:rPr>
             </w:pPr>
-            <w:commentRangeStart w:id="7"/>
+            <w:commentRangeStart w:id="6"/>
             <w:r>
               <w:rPr>
                 <w:b w:val="0"/>
@@ -6181,7 +6233,7 @@
               </w:rPr>
               <w:t>Audita los procesos del Sistema de Gestión de Seguridad de la Información que soportan a los SBIA (GSI).</w:t>
             </w:r>
-            <w:commentRangeEnd w:id="7"/>
+            <w:commentRangeEnd w:id="6"/>
             <w:r>
               <w:rPr>
                 <w:rStyle w:val="Refdecomentario"/>
@@ -6190,7 +6242,7 @@
                 <w:sz w:val="22"/>
                 <w:szCs w:val="22"/>
               </w:rPr>
-              <w:commentReference w:id="7"/>
+              <w:commentReference w:id="6"/>
             </w:r>
           </w:p>
           <w:p>
@@ -6647,7 +6699,7 @@
                 <w:rFonts w:ascii="Arial" w:hAnsi="Arial" w:cs="Arial"/>
               </w:rPr>
             </w:pPr>
-            <w:commentRangeStart w:id="8"/>
+            <w:commentRangeStart w:id="7"/>
             <w:r>
               <w:rPr>
                 <w:rFonts w:ascii="Arial" w:eastAsia="Arial" w:hAnsi="Arial" w:cs="Arial"/>
@@ -6656,7 +6708,7 @@
               </w:rPr>
               <w:t>Representante de Negocio</w:t>
             </w:r>
-            <w:commentRangeEnd w:id="8"/>
+            <w:commentRangeEnd w:id="7"/>
             <w:r>
               <w:rPr>
                 <w:rStyle w:val="Refdecomentario"/>
@@ -6664,7 +6716,7 @@
                 <w:sz w:val="22"/>
                 <w:szCs w:val="22"/>
               </w:rPr>
-              <w:commentReference w:id="8"/>
+              <w:commentReference w:id="7"/>
             </w:r>
           </w:p>
         </w:tc>
@@ -7009,7 +7061,7 @@
           <w:szCs w:val="22"/>
         </w:rPr>
       </w:pPr>
-      <w:bookmarkStart w:id="9" w:name="_Toc235003966"/>
+      <w:bookmarkStart w:id="8" w:name="_Toc235003966"/>
       <w:r>
         <w:rPr>
           <w:rFonts w:cs="Arial"/>
@@ -7019,7 +7071,7 @@
         </w:rPr>
         <w:t>DISPOSICIONES ESPECÍFICAS</w:t>
       </w:r>
-      <w:bookmarkEnd w:id="9"/>
+      <w:bookmarkEnd w:id="8"/>
     </w:p>
     <w:p>
       <w:pPr>
@@ -8528,7 +8580,7 @@
           <w:color w:val="000000"/>
         </w:rPr>
       </w:pPr>
-      <w:commentRangeStart w:id="10"/>
+      <w:commentRangeStart w:id="9"/>
       <w:r>
         <w:rPr>
           <w:rFonts w:ascii="Arial" w:hAnsi="Arial" w:cs="Arial"/>
@@ -8546,7 +8598,7 @@
         <w:tab/>
         <w:t>La INSI aprueba, con opinión favorable del CGTD, la metodología del ciclo de vida del SBIA previsto en el numeral 6.1.1, conforme a sus competencias y a la METDONI. La metodología comprende, como mínimo: el desarrollo y la aplicación de la clasificación de riesgo (Anexo N.° 2) y de la evaluación de impacto algorítmico (Anexo N.° 3), los criterios técnicos de diseño de la arquitectura de los SBIA, el contenido de los entregables de cada etapa, los tipos y las técnicas de prueba aplicables según el nivel de riesgo, los controles de contención, las prácticas de monitoreo y las condiciones de retiro. En tanto no se apruebe, los SBIA siguen el ciclo de vida del numeral 6.1.1 y la normativa de desarrollo de sistemas vigente en la SUNAT.</w:t>
       </w:r>
-      <w:commentRangeEnd w:id="10"/>
+      <w:commentRangeEnd w:id="9"/>
       <w:r>
         <w:rPr>
           <w:rStyle w:val="Refdecomentario"/>
@@ -8555,7 +8607,7 @@
           <w:sz w:val="22"/>
           <w:szCs w:val="22"/>
         </w:rPr>
-        <w:commentReference w:id="10"/>
+        <w:commentReference w:id="9"/>
       </w:r>
     </w:p>
     <w:p>
@@ -12068,7 +12120,7 @@
           <w:szCs w:val="22"/>
         </w:rPr>
       </w:pPr>
-      <w:bookmarkStart w:id="11" w:name="_Toc235003967"/>
+      <w:bookmarkStart w:id="10" w:name="_Toc235003967"/>
       <w:r>
         <w:rPr>
           <w:rFonts w:cs="Arial"/>
@@ -12079,7 +12131,7 @@
         <w:lastRenderedPageBreak/>
         <w:t>DISPOSICIONES FINALES</w:t>
       </w:r>
-      <w:bookmarkEnd w:id="11"/>
+      <w:bookmarkEnd w:id="10"/>
     </w:p>
     <w:p>
       <w:pPr>
@@ -12428,7 +12480,7 @@
           <w:szCs w:val="22"/>
         </w:rPr>
       </w:pPr>
-      <w:bookmarkStart w:id="12" w:name="_Toc235003968"/>
+      <w:bookmarkStart w:id="11" w:name="_Toc235003968"/>
       <w:r>
         <w:rPr>
           <w:rFonts w:cs="Arial"/>
@@ -12438,7 +12490,7 @@
         </w:rPr>
         <w:t>ANEXOS</w:t>
       </w:r>
-      <w:bookmarkEnd w:id="12"/>
+      <w:bookmarkEnd w:id="11"/>
     </w:p>
     <w:p>
       <w:pPr>
@@ -16574,7 +16626,7 @@
 
 <file path=word/comments.xml><?xml version="1.0" encoding="utf-8"?>
 <w:comments xmlns:wpc="http://schemas.microsoft.com/office/word/2010/wordprocessingCanvas" xmlns:cx="http://schemas.microsoft.com/office/drawing/2014/chartex" xmlns:cx1="http://schemas.microsoft.com/office/drawing/2015/9/8/chartex" xmlns:cx2="http://schemas.microsoft.com/office/drawing/2015/10/21/chartex" xmlns:cx3="http://schemas.microsoft.com/office/drawing/2016/5/9/chartex" xmlns:cx4="http://schemas.microsoft.com/office/drawing/2016/5/10/chartex" xmlns:cx5="http://schemas.microsoft.com/office/drawing/2016/5/11/chartex" xmlns:cx6="http://schemas.microsoft.com/office/drawing/2016/5/12/chartex" xmlns:cx7="http://schemas.microsoft.com/office/drawing/2016/5/13/chartex" xmlns:cx8="http://schemas.microsoft.com/office/drawing/2016/5/14/chartex" xmlns:mc="http://schemas.openxmlformats.org/markup-compatibility/2006" xmlns:aink="http://schemas.microsoft.com/office/drawing/2016/ink" xmlns:am3d="http://schemas.microsoft.com/office/drawing/2017/model3d" xmlns:o="urn:schemas-microsoft-com:office:office" xmlns:oel="http://schemas.microsoft.com/office/2019/extlst" xmlns:r="http://schemas.openxmlformats.org/officeDocument/2006/relationships" xmlns:m="http://schemas.openxmlformats.org/officeDocument/2006/math" xmlns:v="urn:schemas-microsoft-com:vml" xmlns:wp14="http://schemas.microsoft.com/office/word/2010/wordprocessingDrawing" xmlns:wp="http://schemas.openxmlformats.org/drawingml/2006/wordprocessingDrawing" xmlns:w10="urn:schemas-microsoft-com:office:word" xmlns:w="http://schemas.openxmlformats.org/wordprocessingml/2006/main" xmlns:w14="http://schemas.microsoft.com/office/word/2010/wordml" xmlns:w15="http://schemas.microsoft.com/office/word/2012/wordml" xmlns:w16cex="http://schemas.microsoft.com/office/word/2018/wordml/cex" xmlns:w16cid="http://schemas.microsoft.com/office/word/2016/wordml/cid" xmlns:w16="http://schemas.microsoft.com/office/word/2018/wordml" xmlns:w16du="http://schemas.microsoft.com/office/word/2023/wordml/word16du" xmlns:w16sdtdh="http://schemas.microsoft.com/office/word/2020/wordml/sdtdatahash" xmlns:w16sdtfl="http://schemas.microsoft.com/office/word/2024/wordml/sdtformatlock" xmlns:w16se="http://schemas.microsoft.com/office/word/2015/wordml/symex" xmlns:wpg="http://schemas.microsoft.com/office/word/2010/wordprocessingGroup" xmlns:wpi="http://schemas.microsoft.com/office/word/2010/wordprocessingInk" xmlns:wne="http://schemas.microsoft.com/office/word/2006/wordml" xmlns:wps="http://schemas.microsoft.com/office/word/2010/wordprocessingShape" mc:Ignorable="w14 w15 w16se w16cid w16 w16cex w16sdtdh w16sdtfl w16du wp14">
-  <w:comment w:id="5" w:author="Kut Castro Mario Fernando" w:date="2026-07-21T11:14:00Z" w:initials="MK">
+  <w:comment w:id="6" w:author="Kut Castro Mario Fernando" w:date="2026-07-21T11:30:00Z" w:initials="MK">
     <w:p>
       <w:pPr>
         <w:pStyle w:val="Textocomentario"/>
@@ -16586,11 +16638,11 @@
         <w:annotationRef/>
       </w:r>
       <w:r>
-        <w:t>Alinearlo de acuerdo al ROF referente a la competencia de formular iniciativas de SBIA, (unidades normativas de negocio y las unidades administrativas, TI), revisar competencias.</w:t>
+        <w:t xml:space="preserve">Revisar </w:t>
       </w:r>
     </w:p>
   </w:comment>
-  <w:comment w:id="7" w:author="Kut Castro Mario Fernando" w:date="2026-07-21T11:30:00Z" w:initials="MK">
+  <w:comment w:id="7" w:author="Kut Castro Mario Fernando" w:date="2026-07-21T11:27:00Z" w:initials="MK">
     <w:p>
       <w:pPr>
         <w:pStyle w:val="Textocomentario"/>
@@ -16602,27 +16654,11 @@
         <w:annotationRef/>
       </w:r>
       <w:r>
-        <w:t xml:space="preserve">Revisar </w:t>
+        <w:t>Representantes INGP, INER, INDIA, (Para revisión del ROF), a evaluar.</w:t>
       </w:r>
     </w:p>
   </w:comment>
-  <w:comment w:id="8" w:author="Kut Castro Mario Fernando" w:date="2026-07-21T11:27:00Z" w:initials="MK">
-    <w:p>
-      <w:pPr>
-        <w:pStyle w:val="Textocomentario"/>
-      </w:pPr>
-      <w:r>
-        <w:rPr>
-          <w:rStyle w:val="Refdecomentario"/>
-        </w:rPr>
-        <w:annotationRef/>
-      </w:r>
-      <w:r>
-        <w:t>Representantes INGP, INER, INDIA, (Para revisión del ROF), a evaluar.</w:t>
-      </w:r>
-    </w:p>
-  </w:comment>
-  <w:comment w:id="10" w:author="Kut Castro Mario Fernando" w:date="2026-07-21T11:40:00Z" w:initials="MK">
+  <w:comment w:id="9" w:author="Kut Castro Mario Fernando" w:date="2026-07-21T11:40:00Z" w:initials="MK">
     <w:p>
       <w:pPr>
         <w:pStyle w:val="Textocomentario"/>
@@ -16643,7 +16679,6 @@
 
 <file path=word/commentsExtended.xml><?xml version="1.0" encoding="utf-8"?>
 <w15:commentsEx xmlns:wpc="http://schemas.microsoft.com/office/word/2010/wordprocessingCanvas" xmlns:cx="http://schemas.microsoft.com/office/drawing/2014/chartex" xmlns:cx1="http://schemas.microsoft.com/office/drawing/2015/9/8/chartex" xmlns:cx2="http://schemas.microsoft.com/office/drawing/2015/10/21/chartex" xmlns:cx3="http://schemas.microsoft.com/office/drawing/2016/5/9/chartex" xmlns:cx4="http://schemas.microsoft.com/office/drawing/2016/5/10/chartex" xmlns:cx5="http://schemas.microsoft.com/office/drawing/2016/5/11/chartex" xmlns:cx6="http://schemas.microsoft.com/office/drawing/2016/5/12/chartex" xmlns:cx7="http://schemas.microsoft.com/office/drawing/2016/5/13/chartex" xmlns:cx8="http://schemas.microsoft.com/office/drawing/2016/5/14/chartex" xmlns:mc="http://schemas.openxmlformats.org/markup-compatibility/2006" xmlns:aink="http://schemas.microsoft.com/office/drawing/2016/ink" xmlns:am3d="http://schemas.microsoft.com/office/drawing/2017/model3d" xmlns:o="urn:schemas-microsoft-com:office:office" xmlns:oel="http://schemas.microsoft.com/office/2019/extlst" xmlns:r="http://schemas.openxmlformats.org/officeDocument/2006/relationships" xmlns:m="http://schemas.openxmlformats.org/officeDocument/2006/math" xmlns:v="urn:schemas-microsoft-com:vml" xmlns:wp14="http://schemas.microsoft.com/office/word/2010/wordprocessingDrawing" xmlns:wp="http://schemas.openxmlformats.org/drawingml/2006/wordprocessingDrawing" xmlns:w10="urn:schemas-microsoft-com:office:word" xmlns:w="http://schemas.openxmlformats.org/wordprocessingml/2006/main" xmlns:w14="http://schemas.microsoft.com/office/word/2010/wordml" xmlns:w15="http://schemas.microsoft.com/office/word/2012/wordml" xmlns:w16cex="http://schemas.microsoft.com/office/word/2018/wordml/cex" xmlns:w16cid="http://schemas.microsoft.com/office/word/2016/wordml/cid" xmlns:w16="http://schemas.microsoft.com/office/word/2018/wordml" xmlns:w16du="http://schemas.microsoft.com/office/word/2023/wordml/word16du" xmlns:w16sdtdh="http://schemas.microsoft.com/office/word/2020/wordml/sdtdatahash" xmlns:w16sdtfl="http://schemas.microsoft.com/office/word/2024/wordml/sdtformatlock" xmlns:w16se="http://schemas.microsoft.com/office/word/2015/wordml/symex" xmlns:wpg="http://schemas.microsoft.com/office/word/2010/wordprocessingGroup" xmlns:wpi="http://schemas.microsoft.com/office/word/2010/wordprocessingInk" xmlns:wne="http://schemas.microsoft.com/office/word/2006/wordml" xmlns:wps="http://schemas.microsoft.com/office/word/2010/wordprocessingShape" mc:Ignorable="w14 w15 w16se w16cid w16 w16cex w16sdtdh w16sdtfl w16du wp14">
-  <w15:commentEx w15:paraId="1304144C" w15:done="0"/>
   <w15:commentEx w15:paraId="3C0FED1C" w15:done="0"/>
   <w15:commentEx w15:paraId="2EB03F52" w15:done="0"/>
   <w15:commentEx w15:paraId="7A362A96" w15:done="0"/>
@@ -16652,7 +16687,6 @@
 
 <file path=word/commentsExtensible.xml><?xml version="1.0" encoding="utf-8"?>
 <w16cex:commentsExtensible xmlns:wpc="http://schemas.microsoft.com/office/word/2010/wordprocessingCanvas" xmlns:cx="http://schemas.microsoft.com/office/drawing/2014/chartex" xmlns:cx1="http://schemas.microsoft.com/office/drawing/2015/9/8/chartex" xmlns:cx2="http://schemas.microsoft.com/office/drawing/2015/10/21/chartex" xmlns:cx3="http://schemas.microsoft.com/office/drawing/2016/5/9/chartex" xmlns:cx4="http://schemas.microsoft.com/office/drawing/2016/5/10/chartex" xmlns:cx5="http://schemas.microsoft.com/office/drawing/2016/5/11/chartex" xmlns:cx6="http://schemas.microsoft.com/office/drawing/2016/5/12/chartex" xmlns:cx7="http://schemas.microsoft.com/office/drawing/2016/5/13/chartex" xmlns:cx8="http://schemas.microsoft.com/office/drawing/2016/5/14/chartex" xmlns:cr="http://schemas.microsoft.com/office/comments/2020/reactions" xmlns:mc="http://schemas.openxmlformats.org/markup-compatibility/2006" xmlns:aink="http://schemas.microsoft.com/office/drawing/2016/ink" xmlns:am3d="http://schemas.microsoft.com/office/drawing/2017/model3d" xmlns:o="urn:schemas-microsoft-com:office:office" xmlns:oel="http://schemas.microsoft.com/office/2019/extlst" xmlns:r="http://schemas.openxmlformats.org/officeDocument/2006/relationships" xmlns:m="http://schemas.openxmlformats.org/officeDocument/2006/math" xmlns:v="urn:schemas-microsoft-com:vml" xmlns:wp14="http://schemas.microsoft.com/office/word/2010/wordprocessingDrawing" xmlns:wp="http://schemas.openxmlformats.org/drawingml/2006/wordprocessingDrawing" xmlns:w10="urn:schemas-microsoft-com:office:word" xmlns:w="http://schemas.openxmlformats.org/wordprocessingml/2006/main" xmlns:w14="http://schemas.microsoft.com/office/word/2010/wordml" xmlns:w15="http://schemas.microsoft.com/office/word/2012/wordml" xmlns:w16cex="http://schemas.microsoft.com/office/word/2018/wordml/cex" xmlns:w16cid="http://schemas.microsoft.com/office/word/2016/wordml/cid" xmlns:w16="http://schemas.microsoft.com/office/word/2018/wordml" xmlns:w16du="http://schemas.microsoft.com/office/word/2023/wordml/word16du" xmlns:w16sdtdh="http://schemas.microsoft.com/office/word/2020/wordml/sdtdatahash" xmlns:w16sdtfl="http://schemas.microsoft.com/office/word/2024/wordml/sdtformatlock" xmlns:w16se="http://schemas.microsoft.com/office/word/2015/wordml/symex" xmlns:wpg="http://schemas.microsoft.com/office/word/2010/wordprocessingGroup" xmlns:wpi="http://schemas.microsoft.com/office/word/2010/wordprocessingInk" xmlns:wne="http://schemas.microsoft.com/office/word/2006/wordml" xmlns:wps="http://schemas.microsoft.com/office/word/2010/wordprocessingShape" mc:Ignorable="w14 w15 w16se w16cid w16 w16cex w16sdtdh w16sdtfl cr w16du wp14">
-  <w16cex:commentExtensible w16cex:durableId="74BA2796" w16cex:dateUtc="2026-07-21T16:14:00Z"/>
   <w16cex:commentExtensible w16cex:durableId="6387E4DA" w16cex:dateUtc="2026-07-21T16:30:00Z"/>
   <w16cex:commentExtensible w16cex:durableId="2C51B84E" w16cex:dateUtc="2026-07-21T16:27:00Z"/>
   <w16cex:commentExtensible w16cex:durableId="29EDEAD0" w16cex:dateUtc="2026-07-21T16:40:00Z"/>
@@ -16661,7 +16695,6 @@
 
 <file path=word/commentsIds.xml><?xml version="1.0" encoding="utf-8"?>
 <w16cid:commentsIds xmlns:wpc="http://schemas.microsoft.com/office/word/2010/wordprocessingCanvas" xmlns:cx="http://schemas.microsoft.com/office/drawing/2014/chartex" xmlns:cx1="http://schemas.microsoft.com/office/drawing/2015/9/8/chartex" xmlns:cx2="http://schemas.microsoft.com/office/drawing/2015/10/21/chartex" xmlns:cx3="http://schemas.microsoft.com/office/drawing/2016/5/9/chartex" xmlns:cx4="http://schemas.microsoft.com/office/drawing/2016/5/10/chartex" xmlns:cx5="http://schemas.microsoft.com/office/drawing/2016/5/11/chartex" xmlns:cx6="http://schemas.microsoft.com/office/drawing/2016/5/12/chartex" xmlns:cx7="http://schemas.microsoft.com/office/drawing/2016/5/13/chartex" xmlns:cx8="http://schemas.microsoft.com/office/drawing/2016/5/14/chartex" xmlns:mc="http://schemas.openxmlformats.org/markup-compatibility/2006" xmlns:aink="http://schemas.microsoft.com/office/drawing/2016/ink" xmlns:am3d="http://schemas.microsoft.com/office/drawing/2017/model3d" xmlns:o="urn:schemas-microsoft-com:office:office" xmlns:oel="http://schemas.microsoft.com/office/2019/extlst" xmlns:r="http://schemas.openxmlformats.org/officeDocument/2006/relationships" xmlns:m="http://schemas.openxmlformats.org/officeDocument/2006/math" xmlns:v="urn:schemas-microsoft-com:vml" xmlns:wp14="http://schemas.microsoft.com/office/word/2010/wordprocessingDrawing" xmlns:wp="http://schemas.openxmlformats.org/drawingml/2006/wordprocessingDrawing" xmlns:w10="urn:schemas-microsoft-com:office:word" xmlns:w="http://schemas.openxmlformats.org/wordprocessingml/2006/main" xmlns:w14="http://schemas.microsoft.com/office/word/2010/wordml" xmlns:w15="http://schemas.microsoft.com/office/word/2012/wordml" xmlns:w16cex="http://schemas.microsoft.com/office/word/2018/wordml/cex" xmlns:w16cid="http://schemas.microsoft.com/office/word/2016/wordml/cid" xmlns:w16="http://schemas.microsoft.com/office/word/2018/wordml" xmlns:w16du="http://schemas.microsoft.com/office/word/2023/wordml/word16du" xmlns:w16sdtdh="http://schemas.microsoft.com/office/word/2020/wordml/sdtdatahash" xmlns:w16sdtfl="http://schemas.microsoft.com/office/word/2024/wordml/sdtformatlock" xmlns:w16se="http://schemas.microsoft.com/office/word/2015/wordml/symex" xmlns:wpg="http://schemas.microsoft.com/office/word/2010/wordprocessingGroup" xmlns:wpi="http://schemas.microsoft.com/office/word/2010/wordprocessingInk" xmlns:wne="http://schemas.microsoft.com/office/word/2006/wordml" xmlns:wps="http://schemas.microsoft.com/office/word/2010/wordprocessingShape" mc:Ignorable="w14 w15 w16se w16cid w16 w16cex w16sdtdh w16sdtfl w16du wp14">
-  <w16cid:commentId w16cid:paraId="1304144C" w16cid:durableId="74BA2796"/>
   <w16cid:commentId w16cid:paraId="3C0FED1C" w16cid:durableId="6387E4DA"/>
   <w16cid:commentId w16cid:paraId="2EB03F52" w16cid:durableId="2C51B84E"/>
   <w16cid:commentId w16cid:paraId="7A362A96" w16cid:durableId="29EDEAD0"/>

--- a/normativo/DIRECTIVA-GOBIERNO-IA.docx
+++ b/normativo/DIRECTIVA-GOBIERNO-IA.docx
@@ -6697,26 +6697,17 @@
               <w:spacing w:before="20" w:after="20" w:line="276" w:lineRule="auto"/>
               <w:rPr>
                 <w:rFonts w:ascii="Arial" w:hAnsi="Arial" w:cs="Arial"/>
+                <w:highlight w:val="lightGray"/>
               </w:rPr>
             </w:pPr>
-            <w:commentRangeStart w:id="7"/>
             <w:r>
               <w:rPr>
                 <w:rFonts w:ascii="Arial" w:eastAsia="Arial" w:hAnsi="Arial" w:cs="Arial"/>
                 <w:b/>
                 <w:bCs/>
-              </w:rPr>
-              <w:t>Representante de Negocio</w:t>
-            </w:r>
-            <w:commentRangeEnd w:id="7"/>
-            <w:r>
-              <w:rPr>
-                <w:rStyle w:val="Refdecomentario"/>
-                <w:rFonts w:ascii="Arial" w:hAnsi="Arial" w:cs="Arial"/>
-                <w:sz w:val="22"/>
-                <w:szCs w:val="22"/>
-              </w:rPr>
-              <w:commentReference w:id="7"/>
+                <w:highlight w:val="lightGray"/>
+              </w:rPr>
+              <w:t>Visión de negocio</w:t>
             </w:r>
           </w:p>
         </w:tc>
@@ -6742,13 +6733,15 @@
               <w:spacing w:before="20" w:after="20" w:line="276" w:lineRule="auto"/>
               <w:rPr>
                 <w:rFonts w:ascii="Arial" w:hAnsi="Arial" w:cs="Arial"/>
+                <w:highlight w:val="lightGray"/>
               </w:rPr>
             </w:pPr>
             <w:r>
               <w:rPr>
                 <w:rFonts w:ascii="Arial" w:eastAsia="Arial" w:hAnsi="Arial" w:cs="Arial"/>
-              </w:rPr>
-              <w:t>Superintendencias Nacionales Adjuntas</w:t>
+                <w:highlight w:val="lightGray"/>
+              </w:rPr>
+              <w:t>Órganos de línea, por designación de la Superintendencia Nacional Adjunta de la que dependen</w:t>
             </w:r>
           </w:p>
         </w:tc>
@@ -6777,19 +6770,37 @@
                 <w:numId w:val="16"/>
               </w:numPr>
               <w:spacing w:before="20" w:after="20" w:line="276" w:lineRule="auto"/>
-              <w:ind w:left="299" w:hanging="283"/>
+              <w:ind w:left="269"/>
               <w:jc w:val="left"/>
               <w:rPr>
                 <w:b w:val="0"/>
                 <w:bCs w:val="0"/>
+                <w:highlight w:val="lightGray"/>
               </w:rPr>
             </w:pPr>
             <w:r>
               <w:rPr>
                 <w:b w:val="0"/>
                 <w:bCs w:val="0"/>
-              </w:rPr>
-              <w:t>Aporta la visión de negocio a la Comisión de Gobierno de IA.</w:t>
+                <w:highlight w:val="lightGray"/>
+              </w:rPr>
+              <w:t>En materia de negocio: aporta a la Comisión de Gobierno de IA la visión del</w:t>
+            </w:r>
+            <w:r>
+              <w:rPr>
+                <w:b w:val="0"/>
+                <w:bCs w:val="0"/>
+                <w:highlight w:val="lightGray"/>
+              </w:rPr>
+              <w:t xml:space="preserve"> </w:t>
+            </w:r>
+            <w:r>
+              <w:rPr>
+                <w:b w:val="0"/>
+                <w:bCs w:val="0"/>
+                <w:highlight w:val="lightGray"/>
+              </w:rPr>
+              <w:t xml:space="preserve">ámbito de la Superintendencia Nacional Adjunta que lo designa. </w:t>
             </w:r>
           </w:p>
           <w:p>
@@ -6800,44 +6811,94 @@
                 <w:numId w:val="16"/>
               </w:numPr>
               <w:spacing w:before="20" w:after="20" w:line="276" w:lineRule="auto"/>
-              <w:ind w:left="299" w:hanging="283"/>
+              <w:ind w:left="269"/>
               <w:jc w:val="left"/>
               <w:rPr>
                 <w:b w:val="0"/>
                 <w:bCs w:val="0"/>
+                <w:highlight w:val="lightGray"/>
               </w:rPr>
             </w:pPr>
             <w:r>
               <w:rPr>
                 <w:b w:val="0"/>
                 <w:bCs w:val="0"/>
-                <w:highlight w:val="yellow"/>
-              </w:rPr>
-              <w:t>Identifica y prioriza las iniciativas de negocio susceptibles de generar valor mediante SBIA.</w:t>
+                <w:highlight w:val="lightGray"/>
+              </w:rPr>
+              <w:lastRenderedPageBreak/>
+              <w:t>Contribuye a la</w:t>
             </w:r>
-          </w:p>
-          <w:p>
-            <w:pPr>
-              <w:pStyle w:val="Prrafodelista"/>
-              <w:numPr>
-                <w:ilvl w:val="0"/>
-                <w:numId w:val="16"/>
-              </w:numPr>
-              <w:spacing w:before="20" w:after="20" w:line="276" w:lineRule="auto"/>
-              <w:ind w:left="299" w:hanging="283"/>
-              <w:jc w:val="left"/>
+            <w:r>
               <w:rPr>
                 <w:b w:val="0"/>
                 <w:bCs w:val="0"/>
-              </w:rPr>
-            </w:pPr>
+                <w:highlight w:val="lightGray"/>
+              </w:rPr>
+              <w:t xml:space="preserve"> </w:t>
+            </w:r>
             <w:r>
               <w:rPr>
                 <w:b w:val="0"/>
                 <w:bCs w:val="0"/>
-              </w:rPr>
-              <w:lastRenderedPageBreak/>
-              <w:t>Participa en la evaluación de los casos de uso desde la perspectiva de negocio.</w:t>
+                <w:highlight w:val="lightGray"/>
+              </w:rPr>
+              <w:t>evaluación del componente de IA con el conocimiento operativo de los procesos</w:t>
+            </w:r>
+            <w:r>
+              <w:rPr>
+                <w:b w:val="0"/>
+                <w:bCs w:val="0"/>
+                <w:highlight w:val="lightGray"/>
+              </w:rPr>
+              <w:t xml:space="preserve"> </w:t>
+            </w:r>
+            <w:r>
+              <w:rPr>
+                <w:b w:val="0"/>
+                <w:bCs w:val="0"/>
+                <w:highlight w:val="lightGray"/>
+              </w:rPr>
+              <w:t xml:space="preserve">de dicho ámbito y de su impacto en los administrados. Su participación </w:t>
+            </w:r>
+            <w:r>
+              <w:rPr>
+                <w:b w:val="0"/>
+                <w:bCs w:val="0"/>
+                <w:highlight w:val="lightGray"/>
+              </w:rPr>
+              <w:t>es permanente</w:t>
+            </w:r>
+            <w:r>
+              <w:rPr>
+                <w:b w:val="0"/>
+                <w:bCs w:val="0"/>
+                <w:highlight w:val="lightGray"/>
+              </w:rPr>
+              <w:t xml:space="preserve"> y no sustituye la del propietario del caso de uso, a quien la Comisión</w:t>
+            </w:r>
+            <w:r>
+              <w:rPr>
+                <w:b w:val="0"/>
+                <w:bCs w:val="0"/>
+                <w:highlight w:val="lightGray"/>
+              </w:rPr>
+              <w:t xml:space="preserve"> </w:t>
+            </w:r>
+            <w:r>
+              <w:rPr>
+                <w:b w:val="0"/>
+                <w:bCs w:val="0"/>
+                <w:highlight w:val="lightGray"/>
+              </w:rPr>
+              <w:t>convoca cuando se evalúa un caso de uso de su proceso, conforme al numeral   5.3.2.</w:t>
+            </w:r>
+            <w:r>
+              <w:rPr>
+                <w:b w:val="0"/>
+                <w:bCs w:val="0"/>
+                <w:highlight w:val="lightGray"/>
+              </w:rPr>
+              <w:t xml:space="preserve"> </w:t>
             </w:r>
           </w:p>
         </w:tc>
@@ -7061,7 +7122,7 @@
           <w:szCs w:val="22"/>
         </w:rPr>
       </w:pPr>
-      <w:bookmarkStart w:id="8" w:name="_Toc235003966"/>
+      <w:bookmarkStart w:id="7" w:name="_Toc235003966"/>
       <w:r>
         <w:rPr>
           <w:rFonts w:cs="Arial"/>
@@ -7071,7 +7132,7 @@
         </w:rPr>
         <w:t>DISPOSICIONES ESPECÍFICAS</w:t>
       </w:r>
-      <w:bookmarkEnd w:id="8"/>
+      <w:bookmarkEnd w:id="7"/>
     </w:p>
     <w:p>
       <w:pPr>
@@ -7197,6 +7258,7 @@
                 <w:b/>
                 <w:bCs/>
               </w:rPr>
+              <w:lastRenderedPageBreak/>
               <w:t>N.°</w:t>
             </w:r>
           </w:p>
@@ -7471,7 +7533,6 @@
               <w:rPr>
                 <w:rFonts w:ascii="Arial" w:eastAsia="Arial" w:hAnsi="Arial" w:cs="Arial"/>
               </w:rPr>
-              <w:lastRenderedPageBreak/>
               <w:t>2</w:t>
             </w:r>
           </w:p>
@@ -7973,7 +8034,15 @@
                 <w:rFonts w:ascii="Arial" w:eastAsia="Arial" w:hAnsi="Arial" w:cs="Arial"/>
                 <w:highlight w:val="yellow"/>
               </w:rPr>
-              <w:t>La Gerencia de Calidad de Sistemas conduce las pruebas de verificación y validación de calidad, y la Oficina de Seguridad Informática efectúa el análisis de riesgo y las pruebas de vulnerabilidad, incluido el red teaming para riesgo alto. Con la conformidad de ambas y de la unidad de organización propietaria del caso de uso, la aprobación corresponde conforme al numeral 6.1.2.</w:t>
+              <w:t xml:space="preserve">La Gerencia de Calidad de Sistemas conduce las pruebas de verificación y validación de calidad, y la Oficina de Seguridad Informática efectúa el análisis de riesgo y las pruebas de vulnerabilidad, incluido el red teaming </w:t>
+            </w:r>
+            <w:r>
+              <w:rPr>
+                <w:rFonts w:ascii="Arial" w:eastAsia="Arial" w:hAnsi="Arial" w:cs="Arial"/>
+                <w:highlight w:val="yellow"/>
+              </w:rPr>
+              <w:lastRenderedPageBreak/>
+              <w:t>para riesgo alto. Con la conformidad de ambas y de la unidad de organización propietaria del caso de uso, la aprobación corresponde conforme al numeral 6.1.2.</w:t>
             </w:r>
           </w:p>
         </w:tc>
@@ -8521,6 +8590,7 @@
           <w:color w:val="000000"/>
           <w:highlight w:val="yellow"/>
         </w:rPr>
+        <w:lastRenderedPageBreak/>
         <w:t xml:space="preserve">No procedencia. Cuando el SBIA es clasificado como de </w:t>
       </w:r>
       <w:r>
@@ -8558,16 +8628,7 @@
           <w:color w:val="000000"/>
           <w:highlight w:val="yellow"/>
         </w:rPr>
-        <w:t xml:space="preserve">En la evaluación de la generación de valor, el beneficio puede sustentarse a nivel de un conjunto o programa de SBIA cuando la iniciativa forme parte de un </w:t>
-      </w:r>
-      <w:r>
-        <w:rPr>
-          <w:rFonts w:ascii="Arial" w:eastAsia="Arial" w:hAnsi="Arial" w:cs="Arial"/>
-          <w:color w:val="000000"/>
-          <w:highlight w:val="yellow"/>
-        </w:rPr>
-        <w:lastRenderedPageBreak/>
-        <w:t>portafolio, e incluir beneficios cualitativos y de control de procesos además de los cuantitativos.</w:t>
+        <w:t>En la evaluación de la generación de valor, el beneficio puede sustentarse a nivel de un conjunto o programa de SBIA cuando la iniciativa forme parte de un portafolio, e incluir beneficios cualitativos y de control de procesos además de los cuantitativos.</w:t>
       </w:r>
     </w:p>
     <w:p>
@@ -8580,7 +8641,7 @@
           <w:color w:val="000000"/>
         </w:rPr>
       </w:pPr>
-      <w:commentRangeStart w:id="9"/>
+      <w:commentRangeStart w:id="8"/>
       <w:r>
         <w:rPr>
           <w:rFonts w:ascii="Arial" w:hAnsi="Arial" w:cs="Arial"/>
@@ -8598,7 +8659,7 @@
         <w:tab/>
         <w:t>La INSI aprueba, con opinión favorable del CGTD, la metodología del ciclo de vida del SBIA previsto en el numeral 6.1.1, conforme a sus competencias y a la METDONI. La metodología comprende, como mínimo: el desarrollo y la aplicación de la clasificación de riesgo (Anexo N.° 2) y de la evaluación de impacto algorítmico (Anexo N.° 3), los criterios técnicos de diseño de la arquitectura de los SBIA, el contenido de los entregables de cada etapa, los tipos y las técnicas de prueba aplicables según el nivel de riesgo, los controles de contención, las prácticas de monitoreo y las condiciones de retiro. En tanto no se apruebe, los SBIA siguen el ciclo de vida del numeral 6.1.1 y la normativa de desarrollo de sistemas vigente en la SUNAT.</w:t>
       </w:r>
-      <w:commentRangeEnd w:id="9"/>
+      <w:commentRangeEnd w:id="8"/>
       <w:r>
         <w:rPr>
           <w:rStyle w:val="Refdecomentario"/>
@@ -8607,7 +8668,7 @@
           <w:sz w:val="22"/>
           <w:szCs w:val="22"/>
         </w:rPr>
-        <w:commentReference w:id="9"/>
+        <w:commentReference w:id="8"/>
       </w:r>
     </w:p>
     <w:p>
@@ -8725,6 +8786,7 @@
           <w:color w:val="000000"/>
           <w:highlight w:val="yellow"/>
         </w:rPr>
+        <w:lastRenderedPageBreak/>
         <w:t>6.2.3</w:t>
       </w:r>
       <w:r>
@@ -8750,16 +8812,7 @@
           <w:color w:val="000000"/>
           <w:highlight w:val="yellow"/>
         </w:rPr>
-        <w:t xml:space="preserve">, conforme al artículo 23 del RLIA. Sin perjuicio de lo señalado en el literal e) del numeral 23.1 del citado artículo, no se consideran de uso indebido los SBIA utilizados para apoyar la evaluación humana sobre la implicación de una persona física en una actividad delictiva, siempre que se basen en hechos objetivos y verificables directamente relacionados con una actividad delictiva ya existente y cuenten con mecanismos de supervisión humana, transparencia y auditabilidad para </w:t>
-      </w:r>
-      <w:r>
-        <w:rPr>
-          <w:rFonts w:ascii="Arial" w:eastAsia="Arial" w:hAnsi="Arial" w:cs="Arial"/>
-          <w:color w:val="000000"/>
-          <w:highlight w:val="yellow"/>
-        </w:rPr>
-        <w:lastRenderedPageBreak/>
-        <w:t>garantizar la no discriminación y la protección de los derechos fundamentales, conforme al numeral 23.4 del citado artículo.</w:t>
+        <w:t>, conforme al artículo 23 del RLIA. Sin perjuicio de lo señalado en el literal e) del numeral 23.1 del citado artículo, no se consideran de uso indebido los SBIA utilizados para apoyar la evaluación humana sobre la implicación de una persona física en una actividad delictiva, siempre que se basen en hechos objetivos y verificables directamente relacionados con una actividad delictiva ya existente y cuenten con mecanismos de supervisión humana, transparencia y auditabilidad para garantizar la no discriminación y la protección de los derechos fundamentales, conforme al numeral 23.4 del citado artículo.</w:t>
       </w:r>
     </w:p>
     <w:p>
@@ -9043,6 +9096,7 @@
           <w:szCs w:val="24"/>
           <w:highlight w:val="cyan"/>
         </w:rPr>
+        <w:lastRenderedPageBreak/>
         <w:t>Del diseño, la operación y la seguridad de los SBIA</w:t>
       </w:r>
     </w:p>
@@ -9110,7 +9164,6 @@
           <w:color w:val="000000"/>
           <w:highlight w:val="yellow"/>
         </w:rPr>
-        <w:lastRenderedPageBreak/>
         <w:t>6.5.2</w:t>
       </w:r>
       <w:r>
@@ -9329,7 +9382,16 @@
           <w:color w:val="000000"/>
           <w:highlight w:val="lightGray"/>
         </w:rPr>
-        <w:t xml:space="preserve">La publicación del código fuente de los SBIA financiados con fondos públicos, con licencia libre o abierta en la Plataforma Nacional de Software Público Peruano (PNSSP), se sujeta a la determinación previa de su publicabilidad. Dicha determinación verifica que el código no revele información sujeta a reserva tributaria conforme al artículo 85 del TUO del Código Tributario, información protegida por confidencialidad aduanera, ni reglas de detección de riesgo cuya divulgación comprometa la función de control. La GA, con opinión de la INALI y de la Oficina de Seguridad Informática, determina la publicabilidad antes de cada liberación mayor; la GDS ejecuta la publicación cuando corresponda. </w:t>
+        <w:t xml:space="preserve">La publicación del código fuente de los SBIA financiados con fondos públicos, con licencia libre o abierta en la Plataforma Nacional de Software Público Peruano (PNSSP), se sujeta a la determinación previa de su publicabilidad. Dicha determinación verifica que el código no revele información sujeta a reserva tributaria conforme al artículo 85 del TUO del Código Tributario, información protegida por confidencialidad aduanera, ni reglas de detección de riesgo cuya divulgación comprometa la función de control. La GA, con opinión </w:t>
+      </w:r>
+      <w:r>
+        <w:rPr>
+          <w:rFonts w:ascii="Arial" w:eastAsia="Arial" w:hAnsi="Arial" w:cs="Arial"/>
+          <w:color w:val="000000"/>
+          <w:highlight w:val="lightGray"/>
+        </w:rPr>
+        <w:lastRenderedPageBreak/>
+        <w:t xml:space="preserve">de la INALI y de la Oficina de Seguridad Informática, determina la publicabilidad antes de cada liberación mayor; la GDS ejecuta la publicación cuando corresponda. </w:t>
       </w:r>
     </w:p>
     <w:p>
@@ -9371,16 +9433,7 @@
           <w:highlight w:val="yellow"/>
         </w:rPr>
         <w:tab/>
-        <w:t xml:space="preserve">Todo SBIA cuenta con un mecanismo de supervisión humana proporcional a su nivel de riesgo. En los SBIA de riesgo alto que intervengan en decisiones </w:t>
-      </w:r>
-      <w:r>
-        <w:rPr>
-          <w:rFonts w:ascii="Arial" w:eastAsia="Arial" w:hAnsi="Arial" w:cs="Arial"/>
-          <w:color w:val="000000"/>
-          <w:highlight w:val="yellow"/>
-        </w:rPr>
-        <w:lastRenderedPageBreak/>
-        <w:t>con impacto significativo, la supervisión humana es obligatoria; su extensión a los demás SBIA de riesgo alto y a los de riesgo aceptable es una decisión institucional. La correspondencia es la siguiente:</w:t>
+        <w:t>Todo SBIA cuenta con un mecanismo de supervisión humana proporcional a su nivel de riesgo. En los SBIA de riesgo alto que intervengan en decisiones con impacto significativo, la supervisión humana es obligatoria; su extensión a los demás SBIA de riesgo alto y a los de riesgo aceptable es una decisión institucional. La correspondencia es la siguiente:</w:t>
       </w:r>
     </w:p>
     <w:p>
@@ -9651,6 +9704,7 @@
           <w:rFonts w:ascii="Arial" w:eastAsia="Arial" w:hAnsi="Arial" w:cs="Arial"/>
           <w:color w:val="000000"/>
         </w:rPr>
+        <w:lastRenderedPageBreak/>
         <w:t>6.6.4</w:t>
       </w:r>
       <w:r>
@@ -9706,7 +9760,6 @@
           <w:color w:val="000000"/>
           <w:highlight w:val="cyan"/>
         </w:rPr>
-        <w:lastRenderedPageBreak/>
         <w:t>6.7.1</w:t>
       </w:r>
       <w:r>
@@ -9847,7 +9900,16 @@
           <w:color w:val="000000"/>
           <w:highlight w:val="cyan"/>
         </w:rPr>
-        <w:t xml:space="preserve"> por el Procedimiento para el registro y atención de incidentes y vulnerabilidades de seguridad de la información (A-03.5.1-PR-003). Los incidentes que se presenten durante la operación de un SBIA en producción y que no constituyan incidentes de seguridad de la información se atienden conforme al Procedimiento de Gestión de Incidentes (A-03.1.1-PR-002). El propietario del caso de uso y las gerencias competentes de la INSI comunican los incidentes del uso y funcionamiento del SBIA por los canales que dichos procedimientos establecen; la Comisión de Gobierno de IA los consolida y los reporta en el informe trimestral del numeral 6.9.5.</w:t>
+        <w:t xml:space="preserve"> por el Procedimiento para el registro y atención de incidentes y vulnerabilidades de seguridad de la información (A-03.5.1-PR-003). Los incidentes que se presenten durante la operación de un SBIA en producción y que no constituyan incidentes de seguridad de la información se atienden conforme al Procedimiento de Gestión </w:t>
+      </w:r>
+      <w:r>
+        <w:rPr>
+          <w:rFonts w:ascii="Arial" w:eastAsia="Arial" w:hAnsi="Arial" w:cs="Arial"/>
+          <w:color w:val="000000"/>
+          <w:highlight w:val="cyan"/>
+        </w:rPr>
+        <w:lastRenderedPageBreak/>
+        <w:t>de Incidentes (A-03.1.1-PR-002). El propietario del caso de uso y las gerencias competentes de la INSI comunican los incidentes del uso y funcionamiento del SBIA por los canales que dichos procedimientos establecen; la Comisión de Gobierno de IA los consolida y los reporta en el informe trimestral del numeral 6.9.5.</w:t>
       </w:r>
     </w:p>
     <w:p>
@@ -9875,16 +9937,7 @@
           <w:highlight w:val="yellow"/>
         </w:rPr>
         <w:tab/>
-        <w:t xml:space="preserve">El Oficial de Datos Personales (ODP) asegura que en el desarrollo, la implementación y el uso de los SBIA se realice un tratamiento adecuado de los </w:t>
-      </w:r>
-      <w:r>
-        <w:rPr>
-          <w:rFonts w:ascii="Arial" w:eastAsia="Arial" w:hAnsi="Arial" w:cs="Arial"/>
-          <w:color w:val="000000"/>
-          <w:highlight w:val="yellow"/>
-        </w:rPr>
-        <w:lastRenderedPageBreak/>
-        <w:t>datos personales</w:t>
+        <w:t>El Oficial de Datos Personales (ODP) asegura que en el desarrollo, la implementación y el uso de los SBIA se realice un tratamiento adecuado de los datos personales</w:t>
       </w:r>
       <w:r>
         <w:rPr>
@@ -10169,7 +10222,16 @@
           <w:color w:val="000000"/>
           <w:highlight w:val="lightGray"/>
         </w:rPr>
-        <w:t>Los conjuntos de datos que la SUNAT genere o administre y que califiquen como datos de alto valor se ponen a disposición a través del Centro Nacional de Datos (CND), previa determinación de su publicabilidad conforme al artículo 85 del TUO del Código Tributario y a la normativa de protección de datos personales. El OGD identifica los conjuntos candidatos y propone al CGTD su publicación.</w:t>
+        <w:t xml:space="preserve">Los conjuntos de datos que la SUNAT genere o administre y que califiquen como datos de alto valor se ponen a disposición a través del Centro Nacional de Datos (CND), previa determinación de su publicabilidad conforme al artículo 85 del TUO del Código Tributario y a la normativa de protección de datos </w:t>
+      </w:r>
+      <w:r>
+        <w:rPr>
+          <w:rFonts w:ascii="Arial" w:eastAsia="Arial" w:hAnsi="Arial" w:cs="Arial"/>
+          <w:color w:val="000000"/>
+          <w:highlight w:val="lightGray"/>
+        </w:rPr>
+        <w:lastRenderedPageBreak/>
+        <w:t>personales. El OGD identifica los conjuntos candidatos y propone al CGTD su publicación.</w:t>
       </w:r>
     </w:p>
     <w:p>
@@ -10236,16 +10298,7 @@
           <w:highlight w:val="yellow"/>
         </w:rPr>
         <w:tab/>
-        <w:t xml:space="preserve">Los SBIA de riesgo alto cuentan con mecanismos de transparencia algorítmica que informan al usuario, de forma previa, clara y sencilla, la finalidad o uso del </w:t>
-      </w:r>
-      <w:r>
-        <w:rPr>
-          <w:rFonts w:ascii="Arial" w:eastAsia="Arial" w:hAnsi="Arial" w:cs="Arial"/>
-          <w:color w:val="000000"/>
-          <w:highlight w:val="yellow"/>
-        </w:rPr>
-        <w:lastRenderedPageBreak/>
-        <w:t>SBIA, sus funcionalidades principales y el tipo de decisiones que puede tomar, de modo que comprenda cómo interactúa con el SBIA o con el servicio que lo emplea</w:t>
+        <w:t>Los SBIA de riesgo alto cuentan con mecanismos de transparencia algorítmica que informan al usuario, de forma previa, clara y sencilla, la finalidad o uso del SBIA, sus funcionalidades principales y el tipo de decisiones que puede tomar, de modo que comprenda cómo interactúa con el SBIA o con el servicio que lo emplea</w:t>
       </w:r>
       <w:r>
         <w:rPr>
@@ -10463,6 +10516,7 @@
         <w:ind w:left="851"/>
       </w:pPr>
       <w:r>
+        <w:lastRenderedPageBreak/>
         <w:t>6.10</w:t>
       </w:r>
       <w:r>
@@ -10545,7 +10599,6 @@
           <w:color w:val="000000"/>
           <w:highlight w:val="yellow"/>
         </w:rPr>
-        <w:lastRenderedPageBreak/>
         <w:t>Riesgo aceptable-limitado: revisión mensual de indicadores y revisión integral semestral.</w:t>
       </w:r>
     </w:p>
@@ -10834,6 +10887,7 @@
           <w:color w:val="000000"/>
           <w:highlight w:val="cyan"/>
         </w:rPr>
+        <w:lastRenderedPageBreak/>
         <w:t>No utilizar herramientas de IA externas que no figuren en el catálogo institucional.</w:t>
       </w:r>
     </w:p>
@@ -10903,7 +10957,6 @@
           <w:bCs w:val="0"/>
           <w:color w:val="000000"/>
         </w:rPr>
-        <w:lastRenderedPageBreak/>
         <w:t>No utilizar herramientas de IA para eludir controles internos o procedimientos establecidos.</w:t>
       </w:r>
     </w:p>
@@ -11073,6 +11126,7 @@
           <w:rFonts w:ascii="Arial" w:eastAsia="Arial" w:hAnsi="Arial" w:cs="Arial"/>
           <w:color w:val="000000"/>
         </w:rPr>
+        <w:lastRenderedPageBreak/>
         <w:t>6.12.1</w:t>
       </w:r>
       <w:r>
@@ -11109,16 +11163,7 @@
           <w:highlight w:val="yellow"/>
         </w:rPr>
         <w:tab/>
-        <w:t xml:space="preserve">Los contratos incluyen cláusulas sobre: (a) protección de datos y reserva tributaria; (b) transparencia del modelo; (c) comunicación de vulnerabilidades e incidentes; (d) derecho de auditoría, incluida la realización de auditorías éticas </w:t>
-      </w:r>
-      <w:r>
-        <w:rPr>
-          <w:rFonts w:ascii="Arial" w:eastAsia="Arial" w:hAnsi="Arial" w:cs="Arial"/>
-          <w:color w:val="000000"/>
-          <w:highlight w:val="yellow"/>
-        </w:rPr>
-        <w:lastRenderedPageBreak/>
-        <w:t>y de sesgo sobre el modelo; (e) transferencia de conocimiento; (f) cumplimiento de estándares técnicos. El plazo de notificación de vulnerabilidades se define en los TDR o EETT de cada contratación, según la criticidad del SBIA.</w:t>
+        <w:t>Los contratos incluyen cláusulas sobre: (a) protección de datos y reserva tributaria; (b) transparencia del modelo; (c) comunicación de vulnerabilidades e incidentes; (d) derecho de auditoría, incluida la realización de auditorías éticas y de sesgo sobre el modelo; (e) transferencia de conocimiento; (f) cumplimiento de estándares técnicos. El plazo de notificación de vulnerabilidades se define en los TDR o EETT de cada contratación, según la criticidad del SBIA.</w:t>
       </w:r>
     </w:p>
     <w:p>
@@ -11423,6 +11468,7 @@
           <w:color w:val="000000"/>
           <w:highlight w:val="lightGray"/>
         </w:rPr>
+        <w:lastRenderedPageBreak/>
         <w:t>La protección de la reserva tributaria, secreto comercial y demás obligaciones de confidencialidad aplicables.</w:t>
       </w:r>
     </w:p>
@@ -11469,16 +11515,7 @@
           <w:color w:val="000000"/>
           <w:highlight w:val="lightGray"/>
         </w:rPr>
-        <w:t xml:space="preserve">Esta disposición incorpora los requerimientos establecidos en el numeral 28.9 del artículo 28 del Reglamento y adopta medidas adicionales de sensibilización </w:t>
-      </w:r>
-      <w:r>
-        <w:rPr>
-          <w:rFonts w:ascii="Arial" w:eastAsia="Arial" w:hAnsi="Arial" w:cs="Arial"/>
-          <w:color w:val="000000"/>
-          <w:highlight w:val="lightGray"/>
-        </w:rPr>
-        <w:lastRenderedPageBreak/>
-        <w:t>orientadas a promover el uso seguro, responsable y ético de los sistemas basados en IA, en concordancia con el numeral 7.3 de la NTP-ISO/IEC 42001:2025.</w:t>
+        <w:t>Esta disposición incorpora los requerimientos establecidos en el numeral 28.9 del artículo 28 del Reglamento y adopta medidas adicionales de sensibilización orientadas a promover el uso seguro, responsable y ético de los sistemas basados en IA, en concordancia con el numeral 7.3 de la NTP-ISO/IEC 42001:2025.</w:t>
       </w:r>
     </w:p>
     <w:p>
@@ -11838,6 +11875,7 @@
         <w:rPr>
           <w:highlight w:val="yellow"/>
         </w:rPr>
+        <w:lastRenderedPageBreak/>
         <w:t>6.14</w:t>
       </w:r>
       <w:r>
@@ -11877,16 +11915,7 @@
           <w:highlight w:val="yellow"/>
         </w:rPr>
         <w:tab/>
-        <w:t xml:space="preserve">En el desarrollo, la implementación y el uso de los SBIA, la SUNAT promueve la participación de equipos diversos y multidisciplinarios, garantiza el pleno respeto de los derechos humanos y evita que se generen resultados injustos o </w:t>
-      </w:r>
-      <w:r>
-        <w:rPr>
-          <w:rFonts w:ascii="Arial" w:eastAsia="Arial" w:hAnsi="Arial" w:cs="Arial"/>
-          <w:color w:val="000000"/>
-          <w:highlight w:val="yellow"/>
-        </w:rPr>
-        <w:lastRenderedPageBreak/>
-        <w:t>discriminatorios, considera el impacto social y ambiental, e implementa las mejores prácticas, estándares y normas técnicas para identificar y minimizar los sesgos de los algoritmos y de las bases de datos utilizados</w:t>
+        <w:t>En el desarrollo, la implementación y el uso de los SBIA, la SUNAT promueve la participación de equipos diversos y multidisciplinarios, garantiza el pleno respeto de los derechos humanos y evita que se generen resultados injustos o discriminatorios, considera el impacto social y ambiental, e implementa las mejores prácticas, estándares y normas técnicas para identificar y minimizar los sesgos de los algoritmos y de las bases de datos utilizados</w:t>
       </w:r>
       <w:r>
         <w:rPr>
@@ -12105,6 +12134,7 @@
         <w:rPr>
           <w:highlight w:val="lightGray"/>
         </w:rPr>
+        <w:lastRenderedPageBreak/>
         <w:t>6.15.5 Las unidades competentes de cada instrumento incorporan en sus metodologías o procedimientos la verificación del componente de IA y la opinión de la Comisión, según sus competencias y sin afectar los sistemas administrativos del Estado, conforme al numeral 7.6</w:t>
       </w:r>
       <w:r>
@@ -12120,7 +12150,7 @@
           <w:szCs w:val="22"/>
         </w:rPr>
       </w:pPr>
-      <w:bookmarkStart w:id="10" w:name="_Toc235003967"/>
+      <w:bookmarkStart w:id="9" w:name="_Toc235003967"/>
       <w:r>
         <w:rPr>
           <w:rFonts w:cs="Arial"/>
@@ -12131,7 +12161,7 @@
         <w:lastRenderedPageBreak/>
         <w:t>DISPOSICIONES FINALES</w:t>
       </w:r>
-      <w:bookmarkEnd w:id="10"/>
+      <w:bookmarkEnd w:id="9"/>
     </w:p>
     <w:p>
       <w:pPr>
@@ -12480,7 +12510,7 @@
           <w:szCs w:val="22"/>
         </w:rPr>
       </w:pPr>
-      <w:bookmarkStart w:id="11" w:name="_Toc235003968"/>
+      <w:bookmarkStart w:id="10" w:name="_Toc235003968"/>
       <w:r>
         <w:rPr>
           <w:rFonts w:cs="Arial"/>
@@ -12490,7 +12520,7 @@
         </w:rPr>
         <w:t>ANEXOS</w:t>
       </w:r>
-      <w:bookmarkEnd w:id="11"/>
+      <w:bookmarkEnd w:id="10"/>
     </w:p>
     <w:p>
       <w:pPr>
@@ -16642,23 +16672,7 @@
       </w:r>
     </w:p>
   </w:comment>
-  <w:comment w:id="7" w:author="Kut Castro Mario Fernando" w:date="2026-07-21T11:27:00Z" w:initials="MK">
-    <w:p>
-      <w:pPr>
-        <w:pStyle w:val="Textocomentario"/>
-      </w:pPr>
-      <w:r>
-        <w:rPr>
-          <w:rStyle w:val="Refdecomentario"/>
-        </w:rPr>
-        <w:annotationRef/>
-      </w:r>
-      <w:r>
-        <w:t>Representantes INGP, INER, INDIA, (Para revisión del ROF), a evaluar.</w:t>
-      </w:r>
-    </w:p>
-  </w:comment>
-  <w:comment w:id="9" w:author="Kut Castro Mario Fernando" w:date="2026-07-21T11:40:00Z" w:initials="MK">
+  <w:comment w:id="8" w:author="Kut Castro Mario Fernando" w:date="2026-07-21T11:40:00Z" w:initials="MK">
     <w:p>
       <w:pPr>
         <w:pStyle w:val="Textocomentario"/>
@@ -16680,7 +16694,6 @@
 <file path=word/commentsExtended.xml><?xml version="1.0" encoding="utf-8"?>
 <w15:commentsEx xmlns:wpc="http://schemas.microsoft.com/office/word/2010/wordprocessingCanvas" xmlns:cx="http://schemas.microsoft.com/office/drawing/2014/chartex" xmlns:cx1="http://schemas.microsoft.com/office/drawing/2015/9/8/chartex" xmlns:cx2="http://schemas.microsoft.com/office/drawing/2015/10/21/chartex" xmlns:cx3="http://schemas.microsoft.com/office/drawing/2016/5/9/chartex" xmlns:cx4="http://schemas.microsoft.com/office/drawing/2016/5/10/chartex" xmlns:cx5="http://schemas.microsoft.com/office/drawing/2016/5/11/chartex" xmlns:cx6="http://schemas.microsoft.com/office/drawing/2016/5/12/chartex" xmlns:cx7="http://schemas.microsoft.com/office/drawing/2016/5/13/chartex" xmlns:cx8="http://schemas.microsoft.com/office/drawing/2016/5/14/chartex" xmlns:mc="http://schemas.openxmlformats.org/markup-compatibility/2006" xmlns:aink="http://schemas.microsoft.com/office/drawing/2016/ink" xmlns:am3d="http://schemas.microsoft.com/office/drawing/2017/model3d" xmlns:o="urn:schemas-microsoft-com:office:office" xmlns:oel="http://schemas.microsoft.com/office/2019/extlst" xmlns:r="http://schemas.openxmlformats.org/officeDocument/2006/relationships" xmlns:m="http://schemas.openxmlformats.org/officeDocument/2006/math" xmlns:v="urn:schemas-microsoft-com:vml" xmlns:wp14="http://schemas.microsoft.com/office/word/2010/wordprocessingDrawing" xmlns:wp="http://schemas.openxmlformats.org/drawingml/2006/wordprocessingDrawing" xmlns:w10="urn:schemas-microsoft-com:office:word" xmlns:w="http://schemas.openxmlformats.org/wordprocessingml/2006/main" xmlns:w14="http://schemas.microsoft.com/office/word/2010/wordml" xmlns:w15="http://schemas.microsoft.com/office/word/2012/wordml" xmlns:w16cex="http://schemas.microsoft.com/office/word/2018/wordml/cex" xmlns:w16cid="http://schemas.microsoft.com/office/word/2016/wordml/cid" xmlns:w16="http://schemas.microsoft.com/office/word/2018/wordml" xmlns:w16du="http://schemas.microsoft.com/office/word/2023/wordml/word16du" xmlns:w16sdtdh="http://schemas.microsoft.com/office/word/2020/wordml/sdtdatahash" xmlns:w16sdtfl="http://schemas.microsoft.com/office/word/2024/wordml/sdtformatlock" xmlns:w16se="http://schemas.microsoft.com/office/word/2015/wordml/symex" xmlns:wpg="http://schemas.microsoft.com/office/word/2010/wordprocessingGroup" xmlns:wpi="http://schemas.microsoft.com/office/word/2010/wordprocessingInk" xmlns:wne="http://schemas.microsoft.com/office/word/2006/wordml" xmlns:wps="http://schemas.microsoft.com/office/word/2010/wordprocessingShape" mc:Ignorable="w14 w15 w16se w16cid w16 w16cex w16sdtdh w16sdtfl w16du wp14">
   <w15:commentEx w15:paraId="3C0FED1C" w15:done="0"/>
-  <w15:commentEx w15:paraId="2EB03F52" w15:done="0"/>
   <w15:commentEx w15:paraId="7A362A96" w15:done="0"/>
 </w15:commentsEx>
 </file>
@@ -16688,7 +16701,6 @@
 <file path=word/commentsExtensible.xml><?xml version="1.0" encoding="utf-8"?>
 <w16cex:commentsExtensible xmlns:wpc="http://schemas.microsoft.com/office/word/2010/wordprocessingCanvas" xmlns:cx="http://schemas.microsoft.com/office/drawing/2014/chartex" xmlns:cx1="http://schemas.microsoft.com/office/drawing/2015/9/8/chartex" xmlns:cx2="http://schemas.microsoft.com/office/drawing/2015/10/21/chartex" xmlns:cx3="http://schemas.microsoft.com/office/drawing/2016/5/9/chartex" xmlns:cx4="http://schemas.microsoft.com/office/drawing/2016/5/10/chartex" xmlns:cx5="http://schemas.microsoft.com/office/drawing/2016/5/11/chartex" xmlns:cx6="http://schemas.microsoft.com/office/drawing/2016/5/12/chartex" xmlns:cx7="http://schemas.microsoft.com/office/drawing/2016/5/13/chartex" xmlns:cx8="http://schemas.microsoft.com/office/drawing/2016/5/14/chartex" xmlns:cr="http://schemas.microsoft.com/office/comments/2020/reactions" xmlns:mc="http://schemas.openxmlformats.org/markup-compatibility/2006" xmlns:aink="http://schemas.microsoft.com/office/drawing/2016/ink" xmlns:am3d="http://schemas.microsoft.com/office/drawing/2017/model3d" xmlns:o="urn:schemas-microsoft-com:office:office" xmlns:oel="http://schemas.microsoft.com/office/2019/extlst" xmlns:r="http://schemas.openxmlformats.org/officeDocument/2006/relationships" xmlns:m="http://schemas.openxmlformats.org/officeDocument/2006/math" xmlns:v="urn:schemas-microsoft-com:vml" xmlns:wp14="http://schemas.microsoft.com/office/word/2010/wordprocessingDrawing" xmlns:wp="http://schemas.openxmlformats.org/drawingml/2006/wordprocessingDrawing" xmlns:w10="urn:schemas-microsoft-com:office:word" xmlns:w="http://schemas.openxmlformats.org/wordprocessingml/2006/main" xmlns:w14="http://schemas.microsoft.com/office/word/2010/wordml" xmlns:w15="http://schemas.microsoft.com/office/word/2012/wordml" xmlns:w16cex="http://schemas.microsoft.com/office/word/2018/wordml/cex" xmlns:w16cid="http://schemas.microsoft.com/office/word/2016/wordml/cid" xmlns:w16="http://schemas.microsoft.com/office/word/2018/wordml" xmlns:w16du="http://schemas.microsoft.com/office/word/2023/wordml/word16du" xmlns:w16sdtdh="http://schemas.microsoft.com/office/word/2020/wordml/sdtdatahash" xmlns:w16sdtfl="http://schemas.microsoft.com/office/word/2024/wordml/sdtformatlock" xmlns:w16se="http://schemas.microsoft.com/office/word/2015/wordml/symex" xmlns:wpg="http://schemas.microsoft.com/office/word/2010/wordprocessingGroup" xmlns:wpi="http://schemas.microsoft.com/office/word/2010/wordprocessingInk" xmlns:wne="http://schemas.microsoft.com/office/word/2006/wordml" xmlns:wps="http://schemas.microsoft.com/office/word/2010/wordprocessingShape" mc:Ignorable="w14 w15 w16se w16cid w16 w16cex w16sdtdh w16sdtfl cr w16du wp14">
   <w16cex:commentExtensible w16cex:durableId="6387E4DA" w16cex:dateUtc="2026-07-21T16:30:00Z"/>
-  <w16cex:commentExtensible w16cex:durableId="2C51B84E" w16cex:dateUtc="2026-07-21T16:27:00Z"/>
   <w16cex:commentExtensible w16cex:durableId="29EDEAD0" w16cex:dateUtc="2026-07-21T16:40:00Z"/>
 </w16cex:commentsExtensible>
 </file>
@@ -16696,7 +16708,6 @@
 <file path=word/commentsIds.xml><?xml version="1.0" encoding="utf-8"?>
 <w16cid:commentsIds xmlns:wpc="http://schemas.microsoft.com/office/word/2010/wordprocessingCanvas" xmlns:cx="http://schemas.microsoft.com/office/drawing/2014/chartex" xmlns:cx1="http://schemas.microsoft.com/office/drawing/2015/9/8/chartex" xmlns:cx2="http://schemas.microsoft.com/office/drawing/2015/10/21/chartex" xmlns:cx3="http://schemas.microsoft.com/office/drawing/2016/5/9/chartex" xmlns:cx4="http://schemas.microsoft.com/office/drawing/2016/5/10/chartex" xmlns:cx5="http://schemas.microsoft.com/office/drawing/2016/5/11/chartex" xmlns:cx6="http://schemas.microsoft.com/office/drawing/2016/5/12/chartex" xmlns:cx7="http://schemas.microsoft.com/office/drawing/2016/5/13/chartex" xmlns:cx8="http://schemas.microsoft.com/office/drawing/2016/5/14/chartex" xmlns:mc="http://schemas.openxmlformats.org/markup-compatibility/2006" xmlns:aink="http://schemas.microsoft.com/office/drawing/2016/ink" xmlns:am3d="http://schemas.microsoft.com/office/drawing/2017/model3d" xmlns:o="urn:schemas-microsoft-com:office:office" xmlns:oel="http://schemas.microsoft.com/office/2019/extlst" xmlns:r="http://schemas.openxmlformats.org/officeDocument/2006/relationships" xmlns:m="http://schemas.openxmlformats.org/officeDocument/2006/math" xmlns:v="urn:schemas-microsoft-com:vml" xmlns:wp14="http://schemas.microsoft.com/office/word/2010/wordprocessingDrawing" xmlns:wp="http://schemas.openxmlformats.org/drawingml/2006/wordprocessingDrawing" xmlns:w10="urn:schemas-microsoft-com:office:word" xmlns:w="http://schemas.openxmlformats.org/wordprocessingml/2006/main" xmlns:w14="http://schemas.microsoft.com/office/word/2010/wordml" xmlns:w15="http://schemas.microsoft.com/office/word/2012/wordml" xmlns:w16cex="http://schemas.microsoft.com/office/word/2018/wordml/cex" xmlns:w16cid="http://schemas.microsoft.com/office/word/2016/wordml/cid" xmlns:w16="http://schemas.microsoft.com/office/word/2018/wordml" xmlns:w16du="http://schemas.microsoft.com/office/word/2023/wordml/word16du" xmlns:w16sdtdh="http://schemas.microsoft.com/office/word/2020/wordml/sdtdatahash" xmlns:w16sdtfl="http://schemas.microsoft.com/office/word/2024/wordml/sdtformatlock" xmlns:w16se="http://schemas.microsoft.com/office/word/2015/wordml/symex" xmlns:wpg="http://schemas.microsoft.com/office/word/2010/wordprocessingGroup" xmlns:wpi="http://schemas.microsoft.com/office/word/2010/wordprocessingInk" xmlns:wne="http://schemas.microsoft.com/office/word/2006/wordml" xmlns:wps="http://schemas.microsoft.com/office/word/2010/wordprocessingShape" mc:Ignorable="w14 w15 w16se w16cid w16 w16cex w16sdtdh w16sdtfl w16du wp14">
   <w16cid:commentId w16cid:paraId="3C0FED1C" w16cid:durableId="6387E4DA"/>
-  <w16cid:commentId w16cid:paraId="2EB03F52" w16cid:durableId="2C51B84E"/>
   <w16cid:commentId w16cid:paraId="7A362A96" w16cid:durableId="29EDEAD0"/>
 </w16cid:commentsIds>
 </file>

--- a/normativo/DIRECTIVA-GOBIERNO-IA.docx
+++ b/normativo/DIRECTIVA-GOBIERNO-IA.docx
@@ -8641,12 +8641,11 @@
           <w:color w:val="000000"/>
         </w:rPr>
       </w:pPr>
-      <w:commentRangeStart w:id="8"/>
       <w:r>
         <w:rPr>
           <w:rFonts w:ascii="Arial" w:hAnsi="Arial" w:cs="Arial"/>
           <w:color w:val="000000"/>
-          <w:highlight w:val="cyan"/>
+          <w:highlight w:val="lightGray"/>
         </w:rPr>
         <w:t>6.1.5</w:t>
       </w:r>
@@ -8654,21 +8653,89 @@
         <w:rPr>
           <w:rFonts w:ascii="Arial" w:hAnsi="Arial" w:cs="Arial"/>
           <w:color w:val="000000"/>
-          <w:highlight w:val="cyan"/>
+          <w:highlight w:val="lightGray"/>
         </w:rPr>
         <w:tab/>
-        <w:t>La INSI aprueba, con opinión favorable del CGTD, la metodología del ciclo de vida del SBIA previsto en el numeral 6.1.1, conforme a sus competencias y a la METDONI. La metodología comprende, como mínimo: el desarrollo y la aplicación de la clasificación de riesgo (Anexo N.° 2) y de la evaluación de impacto algorítmico (Anexo N.° 3), los criterios técnicos de diseño de la arquitectura de los SBIA, el contenido de los entregables de cada etapa, los tipos y las técnicas de prueba aplicables según el nivel de riesgo, los controles de contención, las prácticas de monitoreo y las condiciones de retiro. En tanto no se apruebe, los SBIA siguen el ciclo de vida del numeral 6.1.1 y la normativa de desarrollo de sistemas vigente en la SUNAT.</w:t>
-      </w:r>
-      <w:commentRangeEnd w:id="8"/>
-      <w:r>
-        <w:rPr>
-          <w:rStyle w:val="Refdecomentario"/>
-          <w:rFonts w:ascii="Arial" w:eastAsia="Arial" w:hAnsi="Arial" w:cs="Arial"/>
-          <w:color w:val="000000"/>
-          <w:sz w:val="22"/>
-          <w:szCs w:val="22"/>
-        </w:rPr>
-        <w:commentReference w:id="8"/>
+      </w:r>
+      <w:r>
+        <w:rPr>
+          <w:rFonts w:ascii="Arial" w:hAnsi="Arial" w:cs="Arial"/>
+          <w:color w:val="000000"/>
+          <w:highlight w:val="lightGray"/>
+        </w:rPr>
+        <w:t>La INSI desarrolla y aprueba, conforme a sus competencias y a la METDONI, la metodología del ciclo de vida del SBIA previsto en el numeral 6.1.1.Por comprender actuaciones a cargo de unidades de organización distintas de la INSI, su formulación recoge los aportes de dichas unidades y su aprobación</w:t>
+      </w:r>
+      <w:r>
+        <w:rPr>
+          <w:rFonts w:ascii="Arial" w:hAnsi="Arial" w:cs="Arial"/>
+          <w:color w:val="000000"/>
+          <w:highlight w:val="lightGray"/>
+        </w:rPr>
+        <w:t xml:space="preserve"> </w:t>
+      </w:r>
+      <w:r>
+        <w:rPr>
+          <w:rFonts w:ascii="Arial" w:hAnsi="Arial" w:cs="Arial"/>
+          <w:color w:val="000000"/>
+          <w:highlight w:val="lightGray"/>
+        </w:rPr>
+        <w:t>requiere la opinión favorable de la Comisión de Gobierno de IA, en ejercicio de las facultades previstas en el literal h del numeral 6.4 y en el numeral 6.5 de la METDONI. La metodología comprende, como mínimo: la aplicación de la clasificación de riesgo y de la evaluación de impacto algorítmico, los criterios</w:t>
+      </w:r>
+      <w:r>
+        <w:rPr>
+          <w:rFonts w:ascii="Arial" w:hAnsi="Arial" w:cs="Arial"/>
+          <w:color w:val="000000"/>
+          <w:highlight w:val="lightGray"/>
+        </w:rPr>
+        <w:t xml:space="preserve"> </w:t>
+      </w:r>
+      <w:r>
+        <w:rPr>
+          <w:rFonts w:ascii="Arial" w:hAnsi="Arial" w:cs="Arial"/>
+          <w:color w:val="000000"/>
+          <w:highlight w:val="lightGray"/>
+        </w:rPr>
+        <w:t>técnicos de diseño de la arquitectura de los SBIA, el contenido de los entregables de cada etapa, los tipos y las técnicas de prueba aplicables según</w:t>
+      </w:r>
+      <w:r>
+        <w:rPr>
+          <w:rFonts w:ascii="Arial" w:hAnsi="Arial" w:cs="Arial"/>
+          <w:color w:val="000000"/>
+          <w:highlight w:val="lightGray"/>
+        </w:rPr>
+        <w:t xml:space="preserve"> </w:t>
+      </w:r>
+      <w:r>
+        <w:rPr>
+          <w:rFonts w:ascii="Arial" w:hAnsi="Arial" w:cs="Arial"/>
+          <w:color w:val="000000"/>
+          <w:highlight w:val="lightGray"/>
+        </w:rPr>
+        <w:t>el nivel de riesgo, los controles de contención, las prácticas de monitoreo y las condiciones de retiro. En tanto no se apruebe, los SBIA siguen el ciclo de</w:t>
+      </w:r>
+      <w:r>
+        <w:rPr>
+          <w:rFonts w:ascii="Arial" w:hAnsi="Arial" w:cs="Arial"/>
+          <w:color w:val="000000"/>
+          <w:highlight w:val="lightGray"/>
+        </w:rPr>
+        <w:t xml:space="preserve"> </w:t>
+      </w:r>
+      <w:r>
+        <w:rPr>
+          <w:rFonts w:ascii="Arial" w:hAnsi="Arial" w:cs="Arial"/>
+          <w:color w:val="000000"/>
+          <w:highlight w:val="lightGray"/>
+        </w:rPr>
+        <w:t>vida del numeral 6.1.1 y la normativa de desarrollo de sistemas vigente en la SUNAT</w:t>
+      </w:r>
+      <w:r>
+        <w:rPr>
+          <w:rFonts w:ascii="Arial" w:hAnsi="Arial" w:cs="Arial"/>
+          <w:color w:val="000000"/>
+          <w:highlight w:val="lightGray"/>
+        </w:rPr>
+        <w:t>.</w:t>
       </w:r>
     </w:p>
     <w:p>
@@ -8752,7 +8819,16 @@
           <w:color w:val="000000"/>
           <w:highlight w:val="yellow"/>
         </w:rPr>
-        <w:t xml:space="preserve">La opinión de la OII, en materia de ética, integridad y prevención de sesgos, y la de la INALI, en materia de cumplimiento normativo, constan de manera expresa en la propuesta. El CGTD aprueba la clasificación de las iniciativas de SBIA de riesgo alto y de aquellos estratégicos para la entidad; la Comisión de Gobierno de IA aprueba la clasificación de los SBIA de riesgo aceptable e informa de ello al CGTD. </w:t>
+        <w:t xml:space="preserve">La opinión de la OII, en materia de ética, integridad y prevención de sesgos, y la de la INALI, en materia de cumplimiento normativo, constan de manera expresa en la propuesta. El CGTD aprueba la clasificación de las iniciativas de SBIA de riesgo alto y de aquellos estratégicos para la entidad; la Comisión de Gobierno de IA aprueba la clasificación de los SBIA de riesgo aceptable e informa de ello </w:t>
+      </w:r>
+      <w:r>
+        <w:rPr>
+          <w:rFonts w:ascii="Arial" w:eastAsia="Arial" w:hAnsi="Arial" w:cs="Arial"/>
+          <w:color w:val="000000"/>
+          <w:highlight w:val="yellow"/>
+        </w:rPr>
+        <w:lastRenderedPageBreak/>
+        <w:t xml:space="preserve">al CGTD. </w:t>
       </w:r>
       <w:r>
         <w:rPr>
@@ -8786,7 +8862,6 @@
           <w:color w:val="000000"/>
           <w:highlight w:val="yellow"/>
         </w:rPr>
-        <w:lastRenderedPageBreak/>
         <w:t>6.2.3</w:t>
       </w:r>
       <w:r>
@@ -9057,7 +9132,16 @@
           <w:highlight w:val="yellow"/>
         </w:rPr>
         <w:tab/>
-        <w:t>Cuando la EIA detecte riesgos que afecten los derechos fundamentales o puedan generar decisiones automatizadas erróneas, el propietario del caso de uso y el equipo técnico del SBIA adoptan las medidas necesarias para mitigar los impactos y realizan los ajustes necesarios previos a la implementación final, entre ellos ajustes en los modelos, mejora en la calidad de los datos y mecanismos de supervisión humana. Dichas medidas quedan documentadas</w:t>
+        <w:t xml:space="preserve">Cuando la EIA detecte riesgos que afecten los derechos fundamentales o puedan generar decisiones automatizadas erróneas, el propietario del caso de uso y el equipo técnico del SBIA adoptan las medidas necesarias para mitigar </w:t>
+      </w:r>
+      <w:r>
+        <w:rPr>
+          <w:rFonts w:ascii="Arial" w:eastAsia="Arial" w:hAnsi="Arial" w:cs="Arial"/>
+          <w:color w:val="000000"/>
+          <w:highlight w:val="yellow"/>
+        </w:rPr>
+        <w:lastRenderedPageBreak/>
+        <w:t>los impactos y realizan los ajustes necesarios previos a la implementación final, entre ellos ajustes en los modelos, mejora en la calidad de los datos y mecanismos de supervisión humana. Dichas medidas quedan documentadas</w:t>
       </w:r>
       <w:r>
         <w:rPr>
@@ -9096,7 +9180,6 @@
           <w:szCs w:val="24"/>
           <w:highlight w:val="cyan"/>
         </w:rPr>
-        <w:lastRenderedPageBreak/>
         <w:t>Del diseño, la operación y la seguridad de los SBIA</w:t>
       </w:r>
     </w:p>
@@ -9382,7 +9465,7 @@
           <w:color w:val="000000"/>
           <w:highlight w:val="lightGray"/>
         </w:rPr>
-        <w:t xml:space="preserve">La publicación del código fuente de los SBIA financiados con fondos públicos, con licencia libre o abierta en la Plataforma Nacional de Software Público Peruano (PNSSP), se sujeta a la determinación previa de su publicabilidad. Dicha determinación verifica que el código no revele información sujeta a reserva tributaria conforme al artículo 85 del TUO del Código Tributario, información protegida por confidencialidad aduanera, ni reglas de detección de riesgo cuya divulgación comprometa la función de control. La GA, con opinión </w:t>
+        <w:t xml:space="preserve">La publicación del código fuente de los SBIA financiados con fondos públicos, con licencia libre o abierta en la Plataforma Nacional de Software Público Peruano (PNSSP), se sujeta a la determinación previa de su publicabilidad. </w:t>
       </w:r>
       <w:r>
         <w:rPr>
@@ -9391,7 +9474,7 @@
           <w:highlight w:val="lightGray"/>
         </w:rPr>
         <w:lastRenderedPageBreak/>
-        <w:t xml:space="preserve">de la INALI y de la Oficina de Seguridad Informática, determina la publicabilidad antes de cada liberación mayor; la GDS ejecuta la publicación cuando corresponda. </w:t>
+        <w:t xml:space="preserve">Dicha determinación verifica que el código no revele información sujeta a reserva tributaria conforme al artículo 85 del TUO del Código Tributario, información protegida por confidencialidad aduanera, ni reglas de detección de riesgo cuya divulgación comprometa la función de control. La GA, con opinión de la INALI y de la Oficina de Seguridad Informática, determina la publicabilidad antes de cada liberación mayor; la GDS ejecuta la publicación cuando corresponda. </w:t>
       </w:r>
     </w:p>
     <w:p>
@@ -9647,6 +9730,7 @@
           <w:color w:val="000000"/>
           <w:highlight w:val="yellow"/>
         </w:rPr>
+        <w:lastRenderedPageBreak/>
         <w:t>Dispone de los medios técnicos y la autoridad para detener, corregir o invalidar una decisión del SBIA cuando lo considere necesario.</w:t>
       </w:r>
     </w:p>
@@ -9704,7 +9788,6 @@
           <w:rFonts w:ascii="Arial" w:eastAsia="Arial" w:hAnsi="Arial" w:cs="Arial"/>
           <w:color w:val="000000"/>
         </w:rPr>
-        <w:lastRenderedPageBreak/>
         <w:t>6.6.4</w:t>
       </w:r>
       <w:r>
@@ -9900,7 +9983,7 @@
           <w:color w:val="000000"/>
           <w:highlight w:val="cyan"/>
         </w:rPr>
-        <w:t xml:space="preserve"> por el Procedimiento para el registro y atención de incidentes y vulnerabilidades de seguridad de la información (A-03.5.1-PR-003). Los incidentes que se presenten durante la operación de un SBIA en producción y que no constituyan incidentes de seguridad de la información se atienden conforme al Procedimiento de Gestión </w:t>
+        <w:t xml:space="preserve"> por el Procedimiento </w:t>
       </w:r>
       <w:r>
         <w:rPr>
@@ -9909,7 +9992,7 @@
           <w:highlight w:val="cyan"/>
         </w:rPr>
         <w:lastRenderedPageBreak/>
-        <w:t>de Incidentes (A-03.1.1-PR-002). El propietario del caso de uso y las gerencias competentes de la INSI comunican los incidentes del uso y funcionamiento del SBIA por los canales que dichos procedimientos establecen; la Comisión de Gobierno de IA los consolida y los reporta en el informe trimestral del numeral 6.9.5.</w:t>
+        <w:t>para el registro y atención de incidentes y vulnerabilidades de seguridad de la información (A-03.5.1-PR-003). Los incidentes que se presenten durante la operación de un SBIA en producción y que no constituyan incidentes de seguridad de la información se atienden conforme al Procedimiento de Gestión de Incidentes (A-03.1.1-PR-002). El propietario del caso de uso y las gerencias competentes de la INSI comunican los incidentes del uso y funcionamiento del SBIA por los canales que dichos procedimientos establecen; la Comisión de Gobierno de IA los consolida y los reporta en el informe trimestral del numeral 6.9.5.</w:t>
       </w:r>
     </w:p>
     <w:p>
@@ -10206,6 +10289,7 @@
           <w:color w:val="000000"/>
           <w:highlight w:val="lightGray"/>
         </w:rPr>
+        <w:lastRenderedPageBreak/>
         <w:t xml:space="preserve">6.8.5 </w:t>
       </w:r>
       <w:r>
@@ -10222,16 +10306,7 @@
           <w:color w:val="000000"/>
           <w:highlight w:val="lightGray"/>
         </w:rPr>
-        <w:t xml:space="preserve">Los conjuntos de datos que la SUNAT genere o administre y que califiquen como datos de alto valor se ponen a disposición a través del Centro Nacional de Datos (CND), previa determinación de su publicabilidad conforme al artículo 85 del TUO del Código Tributario y a la normativa de protección de datos </w:t>
-      </w:r>
-      <w:r>
-        <w:rPr>
-          <w:rFonts w:ascii="Arial" w:eastAsia="Arial" w:hAnsi="Arial" w:cs="Arial"/>
-          <w:color w:val="000000"/>
-          <w:highlight w:val="lightGray"/>
-        </w:rPr>
-        <w:lastRenderedPageBreak/>
-        <w:t>personales. El OGD identifica los conjuntos candidatos y propone al CGTD su publicación.</w:t>
+        <w:t>Los conjuntos de datos que la SUNAT genere o administre y que califiquen como datos de alto valor se ponen a disposición a través del Centro Nacional de Datos (CND), previa determinación de su publicabilidad conforme al artículo 85 del TUO del Código Tributario y a la normativa de protección de datos personales. El OGD identifica los conjuntos candidatos y propone al CGTD su publicación.</w:t>
       </w:r>
     </w:p>
     <w:p>
@@ -10483,6 +10558,7 @@
           <w:color w:val="000000"/>
           <w:highlight w:val="yellow"/>
         </w:rPr>
+        <w:lastRenderedPageBreak/>
         <w:t>6.9.7</w:t>
       </w:r>
       <w:r>
@@ -10516,7 +10592,6 @@
         <w:ind w:left="851"/>
       </w:pPr>
       <w:r>
-        <w:lastRenderedPageBreak/>
         <w:t>6.10</w:t>
       </w:r>
       <w:r>
@@ -10863,6 +10938,7 @@
           <w:color w:val="000000"/>
           <w:highlight w:val="cyan"/>
         </w:rPr>
+        <w:lastRenderedPageBreak/>
         <w:t>No ingresar información sujeta a reserva tributaria ni datos personales de contribuyentes u operadores aduaneros en herramientas de IA que no estén autorizadas para ese tratamiento en el catálogo institucional. El catálogo indica, para cada herramienta, los tipos de información que puede procesar. El tratamiento de información sujeta a reserva tributaria se rige por el numeral 6.7.3.</w:t>
       </w:r>
     </w:p>
@@ -10887,7 +10963,6 @@
           <w:color w:val="000000"/>
           <w:highlight w:val="cyan"/>
         </w:rPr>
-        <w:lastRenderedPageBreak/>
         <w:t>No utilizar herramientas de IA externas que no figuren en el catálogo institucional.</w:t>
       </w:r>
     </w:p>
@@ -11083,7 +11158,16 @@
           <w:color w:val="000000"/>
           <w:highlight w:val="cyan"/>
         </w:rPr>
-        <w:t xml:space="preserve"> El registro, el control y el retiro de las herramientas de IA como software se rigen por el Procedimiento para el Registro, Control y Retiro de Software de la SUNAT (A-03.3.2-PR-01).</w:t>
+        <w:t xml:space="preserve"> El registro, el control y el retiro de las herramientas de IA como software se rigen por el </w:t>
+      </w:r>
+      <w:r>
+        <w:rPr>
+          <w:rFonts w:ascii="Arial" w:eastAsia="Arial" w:hAnsi="Arial" w:cs="Arial"/>
+          <w:color w:val="000000"/>
+          <w:highlight w:val="cyan"/>
+        </w:rPr>
+        <w:lastRenderedPageBreak/>
+        <w:t>Procedimiento para el Registro, Control y Retiro de Software de la SUNAT (A-03.3.2-PR-01).</w:t>
       </w:r>
     </w:p>
     <w:p>
@@ -11126,7 +11210,6 @@
           <w:rFonts w:ascii="Arial" w:eastAsia="Arial" w:hAnsi="Arial" w:cs="Arial"/>
           <w:color w:val="000000"/>
         </w:rPr>
-        <w:lastRenderedPageBreak/>
         <w:t>6.12.1</w:t>
       </w:r>
       <w:r>
@@ -11390,6 +11473,7 @@
           <w:color w:val="000000"/>
           <w:highlight w:val="lightGray"/>
         </w:rPr>
+        <w:lastRenderedPageBreak/>
         <w:t>La finalidad y los principios institucionales aplicables a los sistemas basados en IA.</w:t>
       </w:r>
     </w:p>
@@ -11468,7 +11552,6 @@
           <w:color w:val="000000"/>
           <w:highlight w:val="lightGray"/>
         </w:rPr>
-        <w:lastRenderedPageBreak/>
         <w:t>La protección de la reserva tributaria, secreto comercial y demás obligaciones de confidencialidad aplicables.</w:t>
       </w:r>
     </w:p>
@@ -11846,7 +11929,16 @@
           <w:color w:val="000000"/>
           <w:highlight w:val="lightGray"/>
         </w:rPr>
-        <w:t>Las acciones de gestión del cambio facilitan la consolidación de la Política institucional de uso seguro, responsable y ético de los sistemas basados en IA y del sistema de gestión de IA, promoviendo su integración en la gestión institucional y favoreciendo las condiciones organizacionales necesarias para su sostenibilidad y mejora continua, en concordancia con los numerales 28.1 y 28.2 del artículo 28 del Reglamento.</w:t>
+        <w:t xml:space="preserve">Las acciones de gestión del cambio facilitan la consolidación de la Política institucional de uso seguro, responsable y ético de los sistemas basados en IA y del sistema de gestión de IA, promoviendo su integración en la gestión institucional y favoreciendo las condiciones organizacionales necesarias para su sostenibilidad y </w:t>
+      </w:r>
+      <w:r>
+        <w:rPr>
+          <w:rFonts w:ascii="Arial" w:eastAsia="Arial" w:hAnsi="Arial" w:cs="Arial"/>
+          <w:color w:val="000000"/>
+          <w:highlight w:val="lightGray"/>
+        </w:rPr>
+        <w:lastRenderedPageBreak/>
+        <w:t>mejora continua, en concordancia con los numerales 28.1 y 28.2 del artículo 28 del Reglamento.</w:t>
       </w:r>
     </w:p>
     <w:p>
@@ -11875,7 +11967,6 @@
         <w:rPr>
           <w:highlight w:val="yellow"/>
         </w:rPr>
-        <w:lastRenderedPageBreak/>
         <w:t>6.14</w:t>
       </w:r>
       <w:r>
@@ -12049,11 +12140,13 @@
         <w:ind w:left="1276" w:hanging="709"/>
         <w:jc w:val="both"/>
         <w:rPr>
+          <w:rFonts w:ascii="Arial" w:hAnsi="Arial" w:cs="Arial"/>
           <w:highlight w:val="lightGray"/>
         </w:rPr>
       </w:pPr>
       <w:r>
         <w:rPr>
+          <w:rFonts w:ascii="Arial" w:hAnsi="Arial" w:cs="Arial"/>
           <w:highlight w:val="lightGray"/>
         </w:rPr>
         <w:t>6.15.1 Toda iniciativa, requerimiento o proyecto que incorpore o prevea un componente basado en IA requiere la opinión de viabilidad de la Comisión de Gobierno de IA sobre dicho componente. La opinión es insumo del análisis que sustenta la decisión que corresponda y es determinante respecto del componente de IA; no sustituye las aprobaciones que competen a la Alta Dirección ni las de los sistemas administrativos del Estado. Se emite sobre la Ficha de Evaluación de Caso de Uso (Anexo N.° 4), adecuada a la naturaleza y magnitud de la iniciativa, requerimiento o proyecto.</w:t>
@@ -12068,11 +12161,13 @@
         <w:ind w:left="1276" w:hanging="709"/>
         <w:jc w:val="both"/>
         <w:rPr>
+          <w:rFonts w:ascii="Arial" w:hAnsi="Arial" w:cs="Arial"/>
           <w:highlight w:val="lightGray"/>
         </w:rPr>
       </w:pPr>
       <w:r>
         <w:rPr>
+          <w:rFonts w:ascii="Arial" w:hAnsi="Arial" w:cs="Arial"/>
           <w:highlight w:val="lightGray"/>
         </w:rPr>
         <w:t>6.15.2 En la gestión de la demanda informática, cuando un requerimiento implique el desarrollo, la adquisición o el uso de un SBIA o de una herramienta de IA, se recaba la opinión de la Comisión antes de su atención, con los formatos vigentes de la demanda complementados con la información que la INSI determine.</w:t>
@@ -12087,13 +12182,16 @@
         <w:ind w:left="1276" w:hanging="709"/>
         <w:jc w:val="both"/>
         <w:rPr>
+          <w:rFonts w:ascii="Arial" w:hAnsi="Arial" w:cs="Arial"/>
           <w:highlight w:val="lightGray"/>
         </w:rPr>
       </w:pPr>
       <w:r>
         <w:rPr>
+          <w:rFonts w:ascii="Arial" w:hAnsi="Arial" w:cs="Arial"/>
           <w:highlight w:val="lightGray"/>
         </w:rPr>
+        <w:lastRenderedPageBreak/>
         <w:t>6.15.3 En la formulación de proyectos institucionales conforme al MGPP, cuando se identifique un componente basado en IA se incorpora la opinión de la Comisión como parte del caso de negocio, con carácter previo a su aprobación.</w:t>
       </w:r>
     </w:p>
@@ -12106,11 +12204,13 @@
         <w:ind w:left="1276" w:hanging="709"/>
         <w:jc w:val="both"/>
         <w:rPr>
+          <w:rFonts w:ascii="Arial" w:hAnsi="Arial" w:cs="Arial"/>
           <w:highlight w:val="lightGray"/>
         </w:rPr>
       </w:pPr>
       <w:r>
         <w:rPr>
+          <w:rFonts w:ascii="Arial" w:hAnsi="Arial" w:cs="Arial"/>
           <w:highlight w:val="lightGray"/>
         </w:rPr>
         <w:t>6.15.4 Cuando un proyecto de inversión pública sujeto al Sistema Nacional de Programación Multianual y Gestión de Inversiones incorpore un componente basado en IA, la Unidad Formuladora considera la opinión de la Comisión como insumo del análisis técnico que sustenta la declaración de viabilidad, sin perjuicio de las disposiciones del referido Sistema. En la ejecución, el SBIA observa el ciclo de vida del numeral 6.1.</w:t>
@@ -12134,7 +12234,6 @@
         <w:rPr>
           <w:highlight w:val="lightGray"/>
         </w:rPr>
-        <w:lastRenderedPageBreak/>
         <w:t>6.15.5 Las unidades competentes de cada instrumento incorporan en sus metodologías o procedimientos la verificación del componente de IA y la opinión de la Comisión, según sus competencias y sin afectar los sistemas administrativos del Estado, conforme al numeral 7.6</w:t>
       </w:r>
       <w:r>
@@ -12150,7 +12249,7 @@
           <w:szCs w:val="22"/>
         </w:rPr>
       </w:pPr>
-      <w:bookmarkStart w:id="9" w:name="_Toc235003967"/>
+      <w:bookmarkStart w:id="8" w:name="_Toc235003967"/>
       <w:r>
         <w:rPr>
           <w:rFonts w:cs="Arial"/>
@@ -12161,7 +12260,7 @@
         <w:lastRenderedPageBreak/>
         <w:t>DISPOSICIONES FINALES</w:t>
       </w:r>
-      <w:bookmarkEnd w:id="9"/>
+      <w:bookmarkEnd w:id="8"/>
     </w:p>
     <w:p>
       <w:pPr>
@@ -12329,7 +12428,16 @@
           <w:color w:val="000000"/>
           <w:highlight w:val="cyan"/>
         </w:rPr>
-        <w:t>Las unidades de organización a las que la presente directiva asigna una responsabilidad desarrollan y aprueban, en el ámbito de las competencias que les reconoce el ROF, los documentos normativos institucionales de menor rango (metodologías, guías metodológicas, procedimientos, instructivos y lineamientos temporales) que establecen la forma de ejecutar dicha responsabilidad, conforme a la METDONI. Los encargos son los previstos en las disposiciones específicas de la presente directiva; su plazo se establece mediante acuerdo del Comité de Gobierno y Transformación Digital. La Comisión de Gobierno de IA hace seguimiento de su cumplimiento y lo reporta en el informe trimestral del numeral 6.9.5; cuando identifique la necesidad de un instrumento no previsto, propone al CGTD la unidad competente.</w:t>
+        <w:t xml:space="preserve">Las unidades de organización a las que la presente directiva asigna una responsabilidad desarrollan y aprueban, en el ámbito de las competencias que les reconoce el ROF, los documentos normativos institucionales de menor rango (metodologías, guías metodológicas, procedimientos, instructivos y lineamientos temporales) que establecen la forma de ejecutar dicha responsabilidad, conforme a la METDONI. </w:t>
+      </w:r>
+      <w:r>
+        <w:rPr>
+          <w:b w:val="0"/>
+          <w:bCs w:val="0"/>
+          <w:color w:val="000000"/>
+          <w:highlight w:val="lightGray"/>
+        </w:rPr>
+        <w:t>Dichos documentos desarrollan la aplicación de lo dispuesto en la presente directiva y no modifican sus disposiciones, sus Anexos ni las competencias de aprobación que establece</w:t>
       </w:r>
     </w:p>
     <w:p>
@@ -12488,17 +12596,25 @@
           <w:bCs w:val="0"/>
           <w:highlight w:val="yellow"/>
         </w:rPr>
+        <w:t>7.11</w:t>
+      </w:r>
+      <w:r>
+        <w:rPr>
+          <w:b w:val="0"/>
+          <w:bCs w:val="0"/>
+          <w:highlight w:val="yellow"/>
+        </w:rPr>
+        <w:tab/>
+        <w:t xml:space="preserve">El Plan de Acción de Inteligencia Artificial (PAIA) forma parte del Portafolio de Proyectos del PGD, conforme al numeral 5.5 del artículo 5 de la ENIA. Su aprobación requiere que la SUNAT haya aprobado o implementado previamente su </w:t>
+      </w:r>
+      <w:r>
+        <w:rPr>
+          <w:b w:val="0"/>
+          <w:bCs w:val="0"/>
+          <w:highlight w:val="yellow"/>
+        </w:rPr>
         <w:lastRenderedPageBreak/>
-        <w:t>7.11</w:t>
-      </w:r>
-      <w:r>
-        <w:rPr>
-          <w:b w:val="0"/>
-          <w:bCs w:val="0"/>
-          <w:highlight w:val="yellow"/>
-        </w:rPr>
-        <w:tab/>
-        <w:t>El Plan de Acción de Inteligencia Artificial (PAIA) forma parte del Portafolio de Proyectos del PGD, conforme al numeral 5.5 del artículo 5 de la ENIA. Su aprobación requiere que la SUNAT haya aprobado o implementado previamente su Plan de Acción de Gobierno de Datos (PAGD), conforme al numeral 5.4 del mismo artículo; el PAGD forma parte del PGD y su formulación la coordina el CGTD, en concordancia con la ENGD. Las iniciativas, proyectos y acciones priorizadas en el PAIA se articulan con el Plan Estratégico Institucional, el Plan Operativo Institucional, el Programa Multianual de Inversiones y el PGD, conforme al numeral 4.4 del artículo 4 de la misma norma y al numeral 28.10 del artículo 28 del RLIA. Su formulación corresponde a la fase posterior a la aprobación de la presente directiva.</w:t>
+        <w:t>Plan de Acción de Gobierno de Datos (PAGD), conforme al numeral 5.4 del mismo artículo; el PAGD forma parte del PGD y su formulación la coordina el CGTD, en concordancia con la ENGD. Las iniciativas, proyectos y acciones priorizadas en el PAIA se articulan con el Plan Estratégico Institucional, el Plan Operativo Institucional, el Programa Multianual de Inversiones y el PGD, conforme al numeral 4.4 del artículo 4 de la misma norma y al numeral 28.10 del artículo 28 del RLIA. Su formulación corresponde a la fase posterior a la aprobación de la presente directiva.</w:t>
       </w:r>
     </w:p>
     <w:p>
@@ -12510,7 +12626,7 @@
           <w:szCs w:val="22"/>
         </w:rPr>
       </w:pPr>
-      <w:bookmarkStart w:id="10" w:name="_Toc235003968"/>
+      <w:bookmarkStart w:id="9" w:name="_Toc235003968"/>
       <w:r>
         <w:rPr>
           <w:rFonts w:cs="Arial"/>
@@ -12520,7 +12636,7 @@
         </w:rPr>
         <w:t>ANEXOS</w:t>
       </w:r>
-      <w:bookmarkEnd w:id="10"/>
+      <w:bookmarkEnd w:id="9"/>
     </w:p>
     <w:p>
       <w:pPr>
@@ -16672,43 +16788,24 @@
       </w:r>
     </w:p>
   </w:comment>
-  <w:comment w:id="8" w:author="Kut Castro Mario Fernando" w:date="2026-07-21T11:40:00Z" w:initials="MK">
-    <w:p>
-      <w:pPr>
-        <w:pStyle w:val="Textocomentario"/>
-      </w:pPr>
-      <w:r>
-        <w:rPr>
-          <w:rStyle w:val="Refdecomentario"/>
-        </w:rPr>
-        <w:annotationRef/>
-      </w:r>
-      <w:r>
-        <w:t>Analizar bajo METDONI.</w:t>
-      </w:r>
-    </w:p>
-  </w:comment>
 </w:comments>
 </file>
 
 <file path=word/commentsExtended.xml><?xml version="1.0" encoding="utf-8"?>
 <w15:commentsEx xmlns:wpc="http://schemas.microsoft.com/office/word/2010/wordprocessingCanvas" xmlns:cx="http://schemas.microsoft.com/office/drawing/2014/chartex" xmlns:cx1="http://schemas.microsoft.com/office/drawing/2015/9/8/chartex" xmlns:cx2="http://schemas.microsoft.com/office/drawing/2015/10/21/chartex" xmlns:cx3="http://schemas.microsoft.com/office/drawing/2016/5/9/chartex" xmlns:cx4="http://schemas.microsoft.com/office/drawing/2016/5/10/chartex" xmlns:cx5="http://schemas.microsoft.com/office/drawing/2016/5/11/chartex" xmlns:cx6="http://schemas.microsoft.com/office/drawing/2016/5/12/chartex" xmlns:cx7="http://schemas.microsoft.com/office/drawing/2016/5/13/chartex" xmlns:cx8="http://schemas.microsoft.com/office/drawing/2016/5/14/chartex" xmlns:mc="http://schemas.openxmlformats.org/markup-compatibility/2006" xmlns:aink="http://schemas.microsoft.com/office/drawing/2016/ink" xmlns:am3d="http://schemas.microsoft.com/office/drawing/2017/model3d" xmlns:o="urn:schemas-microsoft-com:office:office" xmlns:oel="http://schemas.microsoft.com/office/2019/extlst" xmlns:r="http://schemas.openxmlformats.org/officeDocument/2006/relationships" xmlns:m="http://schemas.openxmlformats.org/officeDocument/2006/math" xmlns:v="urn:schemas-microsoft-com:vml" xmlns:wp14="http://schemas.microsoft.com/office/word/2010/wordprocessingDrawing" xmlns:wp="http://schemas.openxmlformats.org/drawingml/2006/wordprocessingDrawing" xmlns:w10="urn:schemas-microsoft-com:office:word" xmlns:w="http://schemas.openxmlformats.org/wordprocessingml/2006/main" xmlns:w14="http://schemas.microsoft.com/office/word/2010/wordml" xmlns:w15="http://schemas.microsoft.com/office/word/2012/wordml" xmlns:w16cex="http://schemas.microsoft.com/office/word/2018/wordml/cex" xmlns:w16cid="http://schemas.microsoft.com/office/word/2016/wordml/cid" xmlns:w16="http://schemas.microsoft.com/office/word/2018/wordml" xmlns:w16du="http://schemas.microsoft.com/office/word/2023/wordml/word16du" xmlns:w16sdtdh="http://schemas.microsoft.com/office/word/2020/wordml/sdtdatahash" xmlns:w16sdtfl="http://schemas.microsoft.com/office/word/2024/wordml/sdtformatlock" xmlns:w16se="http://schemas.microsoft.com/office/word/2015/wordml/symex" xmlns:wpg="http://schemas.microsoft.com/office/word/2010/wordprocessingGroup" xmlns:wpi="http://schemas.microsoft.com/office/word/2010/wordprocessingInk" xmlns:wne="http://schemas.microsoft.com/office/word/2006/wordml" xmlns:wps="http://schemas.microsoft.com/office/word/2010/wordprocessingShape" mc:Ignorable="w14 w15 w16se w16cid w16 w16cex w16sdtdh w16sdtfl w16du wp14">
   <w15:commentEx w15:paraId="3C0FED1C" w15:done="0"/>
-  <w15:commentEx w15:paraId="7A362A96" w15:done="0"/>
 </w15:commentsEx>
 </file>
 
 <file path=word/commentsExtensible.xml><?xml version="1.0" encoding="utf-8"?>
 <w16cex:commentsExtensible xmlns:wpc="http://schemas.microsoft.com/office/word/2010/wordprocessingCanvas" xmlns:cx="http://schemas.microsoft.com/office/drawing/2014/chartex" xmlns:cx1="http://schemas.microsoft.com/office/drawing/2015/9/8/chartex" xmlns:cx2="http://schemas.microsoft.com/office/drawing/2015/10/21/chartex" xmlns:cx3="http://schemas.microsoft.com/office/drawing/2016/5/9/chartex" xmlns:cx4="http://schemas.microsoft.com/office/drawing/2016/5/10/chartex" xmlns:cx5="http://schemas.microsoft.com/office/drawing/2016/5/11/chartex" xmlns:cx6="http://schemas.microsoft.com/office/drawing/2016/5/12/chartex" xmlns:cx7="http://schemas.microsoft.com/office/drawing/2016/5/13/chartex" xmlns:cx8="http://schemas.microsoft.com/office/drawing/2016/5/14/chartex" xmlns:cr="http://schemas.microsoft.com/office/comments/2020/reactions" xmlns:mc="http://schemas.openxmlformats.org/markup-compatibility/2006" xmlns:aink="http://schemas.microsoft.com/office/drawing/2016/ink" xmlns:am3d="http://schemas.microsoft.com/office/drawing/2017/model3d" xmlns:o="urn:schemas-microsoft-com:office:office" xmlns:oel="http://schemas.microsoft.com/office/2019/extlst" xmlns:r="http://schemas.openxmlformats.org/officeDocument/2006/relationships" xmlns:m="http://schemas.openxmlformats.org/officeDocument/2006/math" xmlns:v="urn:schemas-microsoft-com:vml" xmlns:wp14="http://schemas.microsoft.com/office/word/2010/wordprocessingDrawing" xmlns:wp="http://schemas.openxmlformats.org/drawingml/2006/wordprocessingDrawing" xmlns:w10="urn:schemas-microsoft-com:office:word" xmlns:w="http://schemas.openxmlformats.org/wordprocessingml/2006/main" xmlns:w14="http://schemas.microsoft.com/office/word/2010/wordml" xmlns:w15="http://schemas.microsoft.com/office/word/2012/wordml" xmlns:w16cex="http://schemas.microsoft.com/office/word/2018/wordml/cex" xmlns:w16cid="http://schemas.microsoft.com/office/word/2016/wordml/cid" xmlns:w16="http://schemas.microsoft.com/office/word/2018/wordml" xmlns:w16du="http://schemas.microsoft.com/office/word/2023/wordml/word16du" xmlns:w16sdtdh="http://schemas.microsoft.com/office/word/2020/wordml/sdtdatahash" xmlns:w16sdtfl="http://schemas.microsoft.com/office/word/2024/wordml/sdtformatlock" xmlns:w16se="http://schemas.microsoft.com/office/word/2015/wordml/symex" xmlns:wpg="http://schemas.microsoft.com/office/word/2010/wordprocessingGroup" xmlns:wpi="http://schemas.microsoft.com/office/word/2010/wordprocessingInk" xmlns:wne="http://schemas.microsoft.com/office/word/2006/wordml" xmlns:wps="http://schemas.microsoft.com/office/word/2010/wordprocessingShape" mc:Ignorable="w14 w15 w16se w16cid w16 w16cex w16sdtdh w16sdtfl cr w16du wp14">
   <w16cex:commentExtensible w16cex:durableId="6387E4DA" w16cex:dateUtc="2026-07-21T16:30:00Z"/>
-  <w16cex:commentExtensible w16cex:durableId="29EDEAD0" w16cex:dateUtc="2026-07-21T16:40:00Z"/>
 </w16cex:commentsExtensible>
 </file>
 
 <file path=word/commentsIds.xml><?xml version="1.0" encoding="utf-8"?>
 <w16cid:commentsIds xmlns:wpc="http://schemas.microsoft.com/office/word/2010/wordprocessingCanvas" xmlns:cx="http://schemas.microsoft.com/office/drawing/2014/chartex" xmlns:cx1="http://schemas.microsoft.com/office/drawing/2015/9/8/chartex" xmlns:cx2="http://schemas.microsoft.com/office/drawing/2015/10/21/chartex" xmlns:cx3="http://schemas.microsoft.com/office/drawing/2016/5/9/chartex" xmlns:cx4="http://schemas.microsoft.com/office/drawing/2016/5/10/chartex" xmlns:cx5="http://schemas.microsoft.com/office/drawing/2016/5/11/chartex" xmlns:cx6="http://schemas.microsoft.com/office/drawing/2016/5/12/chartex" xmlns:cx7="http://schemas.microsoft.com/office/drawing/2016/5/13/chartex" xmlns:cx8="http://schemas.microsoft.com/office/drawing/2016/5/14/chartex" xmlns:mc="http://schemas.openxmlformats.org/markup-compatibility/2006" xmlns:aink="http://schemas.microsoft.com/office/drawing/2016/ink" xmlns:am3d="http://schemas.microsoft.com/office/drawing/2017/model3d" xmlns:o="urn:schemas-microsoft-com:office:office" xmlns:oel="http://schemas.microsoft.com/office/2019/extlst" xmlns:r="http://schemas.openxmlformats.org/officeDocument/2006/relationships" xmlns:m="http://schemas.openxmlformats.org/officeDocument/2006/math" xmlns:v="urn:schemas-microsoft-com:vml" xmlns:wp14="http://schemas.microsoft.com/office/word/2010/wordprocessingDrawing" xmlns:wp="http://schemas.openxmlformats.org/drawingml/2006/wordprocessingDrawing" xmlns:w10="urn:schemas-microsoft-com:office:word" xmlns:w="http://schemas.openxmlformats.org/wordprocessingml/2006/main" xmlns:w14="http://schemas.microsoft.com/office/word/2010/wordml" xmlns:w15="http://schemas.microsoft.com/office/word/2012/wordml" xmlns:w16cex="http://schemas.microsoft.com/office/word/2018/wordml/cex" xmlns:w16cid="http://schemas.microsoft.com/office/word/2016/wordml/cid" xmlns:w16="http://schemas.microsoft.com/office/word/2018/wordml" xmlns:w16du="http://schemas.microsoft.com/office/word/2023/wordml/word16du" xmlns:w16sdtdh="http://schemas.microsoft.com/office/word/2020/wordml/sdtdatahash" xmlns:w16sdtfl="http://schemas.microsoft.com/office/word/2024/wordml/sdtformatlock" xmlns:w16se="http://schemas.microsoft.com/office/word/2015/wordml/symex" xmlns:wpg="http://schemas.microsoft.com/office/word/2010/wordprocessingGroup" xmlns:wpi="http://schemas.microsoft.com/office/word/2010/wordprocessingInk" xmlns:wne="http://schemas.microsoft.com/office/word/2006/wordml" xmlns:wps="http://schemas.microsoft.com/office/word/2010/wordprocessingShape" mc:Ignorable="w14 w15 w16se w16cid w16 w16cex w16sdtdh w16sdtfl w16du wp14">
   <w16cid:commentId w16cid:paraId="3C0FED1C" w16cid:durableId="6387E4DA"/>
-  <w16cid:commentId w16cid:paraId="7A362A96" w16cid:durableId="29EDEAD0"/>
 </w16cid:commentsIds>
 </file>
 

--- a/normativo/DIRECTIVA-GOBIERNO-IA.docx
+++ b/normativo/DIRECTIVA-GOBIERNO-IA.docx
@@ -12439,6 +12439,42 @@
         </w:rPr>
         <w:t>Dichos documentos desarrollan la aplicación de lo dispuesto en la presente directiva y no modifican sus disposiciones, sus Anexos ni las competencias de aprobación que establece</w:t>
       </w:r>
+      <w:r>
+        <w:rPr>
+          <w:b w:val="0"/>
+          <w:bCs w:val="0"/>
+          <w:color w:val="000000"/>
+          <w:highlight w:val="lightGray"/>
+        </w:rPr>
+        <w:t xml:space="preserve">. </w:t>
+      </w:r>
+      <w:r>
+        <w:rPr>
+          <w:b w:val="0"/>
+          <w:bCs w:val="0"/>
+          <w:color w:val="000000"/>
+          <w:highlight w:val="cyan"/>
+        </w:rPr>
+        <w:t>Los encargos son los previstos en las disposiciones específicas de la presente directiva; su plazo se establece mediante acuerdo del Comité de Gobierno y Transformación Digital.</w:t>
+      </w:r>
+      <w:r>
+        <w:rPr>
+          <w:rFonts w:asciiTheme="minorHAnsi" w:eastAsiaTheme="minorEastAsia" w:hAnsiTheme="minorHAnsi" w:cstheme="minorBidi"/>
+          <w:b w:val="0"/>
+          <w:bCs w:val="0"/>
+          <w:highlight w:val="cyan"/>
+        </w:rPr>
+        <w:t xml:space="preserve"> </w:t>
+      </w:r>
+      <w:r>
+        <w:rPr>
+          <w:b w:val="0"/>
+          <w:bCs w:val="0"/>
+          <w:color w:val="000000"/>
+          <w:highlight w:val="cyan"/>
+        </w:rPr>
+        <w:t>La Comisión de Gobierno de IA hace seguimiento de su cumplimiento y lo reporta en el informe trimestral del numeral 6.9.5; cuando identifique la necesidad de un instrumento no previsto, propone al CGTD la unidad competente.</w:t>
+      </w:r>
     </w:p>
     <w:p>
       <w:pPr>
@@ -12577,7 +12613,16 @@
           <w:bCs w:val="0"/>
           <w:highlight w:val="yellow"/>
         </w:rPr>
-        <w:t>Emitidos dichos lineamientos y designado el OIA, la Comisión de Gobierno de IA evalúa su articulación conforme a ellos y propone al CGTD los ajustes que correspondan.</w:t>
+        <w:t xml:space="preserve">Emitidos dichos lineamientos </w:t>
+      </w:r>
+      <w:r>
+        <w:rPr>
+          <w:b w:val="0"/>
+          <w:bCs w:val="0"/>
+          <w:highlight w:val="yellow"/>
+        </w:rPr>
+        <w:lastRenderedPageBreak/>
+        <w:t>y designado el OIA, la Comisión de Gobierno de IA evalúa su articulación conforme a ellos y propone al CGTD los ajustes que correspondan.</w:t>
       </w:r>
     </w:p>
     <w:p>
@@ -12605,16 +12650,7 @@
           <w:highlight w:val="yellow"/>
         </w:rPr>
         <w:tab/>
-        <w:t xml:space="preserve">El Plan de Acción de Inteligencia Artificial (PAIA) forma parte del Portafolio de Proyectos del PGD, conforme al numeral 5.5 del artículo 5 de la ENIA. Su aprobación requiere que la SUNAT haya aprobado o implementado previamente su </w:t>
-      </w:r>
-      <w:r>
-        <w:rPr>
-          <w:b w:val="0"/>
-          <w:bCs w:val="0"/>
-          <w:highlight w:val="yellow"/>
-        </w:rPr>
-        <w:lastRenderedPageBreak/>
-        <w:t>Plan de Acción de Gobierno de Datos (PAGD), conforme al numeral 5.4 del mismo artículo; el PAGD forma parte del PGD y su formulación la coordina el CGTD, en concordancia con la ENGD. Las iniciativas, proyectos y acciones priorizadas en el PAIA se articulan con el Plan Estratégico Institucional, el Plan Operativo Institucional, el Programa Multianual de Inversiones y el PGD, conforme al numeral 4.4 del artículo 4 de la misma norma y al numeral 28.10 del artículo 28 del RLIA. Su formulación corresponde a la fase posterior a la aprobación de la presente directiva.</w:t>
+        <w:t>El Plan de Acción de Inteligencia Artificial (PAIA) forma parte del Portafolio de Proyectos del PGD, conforme al numeral 5.5 del artículo 5 de la ENIA. Su aprobación requiere que la SUNAT haya aprobado o implementado previamente su Plan de Acción de Gobierno de Datos (PAGD), conforme al numeral 5.4 del mismo artículo; el PAGD forma parte del PGD y su formulación la coordina el CGTD, en concordancia con la ENGD. Las iniciativas, proyectos y acciones priorizadas en el PAIA se articulan con el Plan Estratégico Institucional, el Plan Operativo Institucional, el Programa Multianual de Inversiones y el PGD, conforme al numeral 4.4 del artículo 4 de la misma norma y al numeral 28.10 del artículo 28 del RLIA. Su formulación corresponde a la fase posterior a la aprobación de la presente directiva.</w:t>
       </w:r>
     </w:p>
     <w:p>

--- a/normativo/DIRECTIVA-GOBIERNO-IA.docx
+++ b/normativo/DIRECTIVA-GOBIERNO-IA.docx
@@ -6890,7 +6890,7 @@
                 <w:bCs w:val="0"/>
                 <w:highlight w:val="lightGray"/>
               </w:rPr>
-              <w:t>convoca cuando se evalúa un caso de uso de su proceso, conforme al numeral   5.3.2.</w:t>
+              <w:t>convoca cuando se evalúa un caso de uso de su proceso, conforme al numeral</w:t>
             </w:r>
             <w:r>
               <w:rPr>
@@ -6899,6 +6899,14 @@
                 <w:highlight w:val="lightGray"/>
               </w:rPr>
               <w:t xml:space="preserve"> </w:t>
+            </w:r>
+            <w:r>
+              <w:rPr>
+                <w:b w:val="0"/>
+                <w:bCs w:val="0"/>
+                <w:highlight w:val="lightGray"/>
+              </w:rPr>
+              <w:t>5.3.2.</w:t>
             </w:r>
           </w:p>
         </w:tc>
@@ -8663,7 +8671,23 @@
           <w:color w:val="000000"/>
           <w:highlight w:val="lightGray"/>
         </w:rPr>
-        <w:t>La INSI desarrolla y aprueba, conforme a sus competencias y a la METDONI, la metodología del ciclo de vida del SBIA previsto en el numeral 6.1.1.Por comprender actuaciones a cargo de unidades de organización distintas de la INSI, su formulación recoge los aportes de dichas unidades y su aprobación</w:t>
+        <w:t>La INSI desarrolla y aprueba, conforme a sus competencias y a la METDONI, la metodología del ciclo de vida del SBIA previsto en el numeral 6.1.1.</w:t>
+      </w:r>
+      <w:r>
+        <w:rPr>
+          <w:rFonts w:ascii="Arial" w:hAnsi="Arial" w:cs="Arial"/>
+          <w:color w:val="000000"/>
+          <w:highlight w:val="lightGray"/>
+        </w:rPr>
+        <w:t xml:space="preserve"> </w:t>
+      </w:r>
+      <w:r>
+        <w:rPr>
+          <w:rFonts w:ascii="Arial" w:hAnsi="Arial" w:cs="Arial"/>
+          <w:color w:val="000000"/>
+          <w:highlight w:val="lightGray"/>
+        </w:rPr>
+        <w:t>Por comprender actuaciones a cargo de unidades de organización distintas de la INSI, su formulación recoge los aportes de dichas unidades y su aprobación</w:t>
       </w:r>
       <w:r>
         <w:rPr>
@@ -12218,9 +12242,6 @@
     </w:p>
     <w:p>
       <w:pPr>
-        <w:tabs>
-          <w:tab w:val="left" w:pos="1276"/>
-        </w:tabs>
         <w:spacing w:after="60" w:line="276" w:lineRule="auto"/>
         <w:ind w:left="1276" w:hanging="709"/>
         <w:jc w:val="both"/>
@@ -12232,11 +12253,43 @@
       </w:pPr>
       <w:r>
         <w:rPr>
+          <w:rFonts w:ascii="Arial" w:hAnsi="Arial" w:cs="Arial"/>
           <w:highlight w:val="lightGray"/>
         </w:rPr>
-        <w:t>6.15.5 Las unidades competentes de cada instrumento incorporan en sus metodologías o procedimientos la verificación del componente de IA y la opinión de la Comisión, según sus competencias y sin afectar los sistemas administrativos del Estado, conforme al numeral 7.6</w:t>
-      </w:r>
-      <w:r>
+        <w:t>6.15.5</w:t>
+      </w:r>
+      <w:r>
+        <w:rPr>
+          <w:rFonts w:ascii="Arial" w:hAnsi="Arial" w:cs="Arial"/>
+          <w:highlight w:val="lightGray"/>
+        </w:rPr>
+        <w:t xml:space="preserve"> </w:t>
+      </w:r>
+      <w:r>
+        <w:rPr>
+          <w:rFonts w:ascii="Arial" w:hAnsi="Arial" w:cs="Arial"/>
+          <w:highlight w:val="lightGray"/>
+        </w:rPr>
+        <w:t xml:space="preserve">Las unidades competentes de cada instrumento incorporan en sus </w:t>
+      </w:r>
+      <w:r>
+        <w:rPr>
+          <w:rFonts w:ascii="Arial" w:hAnsi="Arial" w:cs="Arial"/>
+          <w:highlight w:val="lightGray"/>
+        </w:rPr>
+        <w:t xml:space="preserve">documentos normativos </w:t>
+      </w:r>
+      <w:r>
+        <w:rPr>
+          <w:rFonts w:ascii="Arial" w:hAnsi="Arial" w:cs="Arial"/>
+          <w:highlight w:val="lightGray"/>
+        </w:rPr>
+        <w:t>la verificación del componente de IA y la opinión de la Comisión, según sus competencias y sin afectar los sistemas administrativos del Estado, conforme al numeral 7.6</w:t>
+      </w:r>
+      <w:r>
+        <w:rPr>
+          <w:rFonts w:ascii="Arial" w:hAnsi="Arial" w:cs="Arial"/>
+        </w:rPr>
         <w:br w:type="page"/>
       </w:r>
     </w:p>
@@ -12557,7 +12610,7 @@
         <w:rPr>
           <w:b w:val="0"/>
           <w:bCs w:val="0"/>
-          <w:highlight w:val="yellow"/>
+          <w:highlight w:val="lightGray"/>
         </w:rPr>
         <w:t>7.9</w:t>
       </w:r>
@@ -12565,10 +12618,65 @@
         <w:rPr>
           <w:b w:val="0"/>
           <w:bCs w:val="0"/>
-          <w:highlight w:val="yellow"/>
+          <w:highlight w:val="lightGray"/>
         </w:rPr>
         <w:tab/>
-        <w:t>Los Anexos, los indicadores y las fichas de la presente directiva se actualizan mediante acto administrativo del CGTD, sin requerir la modificación de la directiva, conforme a los numerales 6.10.2, 7.5 y 7.7.</w:t>
+      </w:r>
+      <w:r>
+        <w:rPr>
+          <w:b w:val="0"/>
+          <w:bCs w:val="0"/>
+          <w:highlight w:val="lightGray"/>
+        </w:rPr>
+        <w:t>Los Anexos forman parte de la presente directiva y su modificación se</w:t>
+      </w:r>
+      <w:r>
+        <w:rPr>
+          <w:b w:val="0"/>
+          <w:bCs w:val="0"/>
+          <w:highlight w:val="lightGray"/>
+        </w:rPr>
+        <w:t xml:space="preserve"> </w:t>
+      </w:r>
+      <w:r>
+        <w:rPr>
+          <w:b w:val="0"/>
+          <w:bCs w:val="0"/>
+          <w:highlight w:val="lightGray"/>
+        </w:rPr>
+        <w:t>efectúa conforme a la METDONI. El detalle de aplicación de los Anexos, así como</w:t>
+      </w:r>
+      <w:r>
+        <w:rPr>
+          <w:b w:val="0"/>
+          <w:bCs w:val="0"/>
+          <w:highlight w:val="lightGray"/>
+        </w:rPr>
+        <w:t xml:space="preserve"> </w:t>
+      </w:r>
+      <w:r>
+        <w:rPr>
+          <w:b w:val="0"/>
+          <w:bCs w:val="0"/>
+          <w:highlight w:val="lightGray"/>
+        </w:rPr>
+        <w:t>los formatos, campos e indicadores operativos que de ellos se derivan, se establecen en los documentos normativos institucionales de menor rango</w:t>
+      </w:r>
+      <w:r>
+        <w:rPr>
+          <w:b w:val="0"/>
+          <w:bCs w:val="0"/>
+          <w:highlight w:val="lightGray"/>
+        </w:rPr>
+        <w:t xml:space="preserve"> </w:t>
+      </w:r>
+      <w:r>
+        <w:rPr>
+          <w:b w:val="0"/>
+          <w:bCs w:val="0"/>
+          <w:highlight w:val="lightGray"/>
+        </w:rPr>
+        <w:t>previstos en el numeral 7.6, que las unidades competentes actualizan sin requerir la modificación de la presente directiva.</w:t>
       </w:r>
     </w:p>
     <w:p>
@@ -12596,7 +12704,16 @@
           <w:highlight w:val="yellow"/>
         </w:rPr>
         <w:tab/>
-        <w:t>El Oficial de Inteligencia Artificial (OIA) de la SUNAT, previsto en el artículo 6 de la Estrategia Nacional de Inteligencia Artificial 2026-2030, recae en un miembro del CGTD y coordina el gobierno y la gestión de la inteligencia artificial institucional, así como el seguimiento del Plan de Acción de Inteligencia Artificial. Su designación se efectúa mediante acto de la máxima autoridad administrativa de la entidad, previamente a la formulación del Plan de Acción de Inteligencia Artificial. Su perfil, responsabilidades, designación y articulación se determinan conforme a los lineamientos que emita la SGTD-PCM, en aplicación de la Primera Disposición Complementaria Final de la citada Estrategia. En tanto no se emitan dichos lineamientos, las funciones de coordinación técnica en materia de IA son ejercidas por el Coordinador de la Comisión de Gobierno de IA.</w:t>
+        <w:t xml:space="preserve">El Oficial de Inteligencia Artificial (OIA) de la SUNAT, previsto en el artículo 6 de la Estrategia Nacional de Inteligencia Artificial 2026-2030, recae en un miembro del CGTD y coordina el gobierno y la gestión de la inteligencia artificial institucional, así como el seguimiento del Plan de Acción de Inteligencia Artificial. Su designación se efectúa mediante acto de la máxima autoridad administrativa de la entidad, previamente a la formulación del Plan de Acción de Inteligencia Artificial. Su perfil, responsabilidades, designación y articulación se determinan conforme a los lineamientos que emita la SGTD-PCM, en aplicación de la Primera Disposición </w:t>
+      </w:r>
+      <w:r>
+        <w:rPr>
+          <w:b w:val="0"/>
+          <w:bCs w:val="0"/>
+          <w:highlight w:val="yellow"/>
+        </w:rPr>
+        <w:lastRenderedPageBreak/>
+        <w:t>Complementaria Final de la citada Estrategia. En tanto no se emitan dichos lineamientos, las funciones de coordinación técnica en materia de IA son ejercidas por el Coordinador de la Comisión de Gobierno de IA.</w:t>
       </w:r>
       <w:r>
         <w:rPr>
@@ -12613,16 +12730,7 @@
           <w:bCs w:val="0"/>
           <w:highlight w:val="yellow"/>
         </w:rPr>
-        <w:t xml:space="preserve">Emitidos dichos lineamientos </w:t>
-      </w:r>
-      <w:r>
-        <w:rPr>
-          <w:b w:val="0"/>
-          <w:bCs w:val="0"/>
-          <w:highlight w:val="yellow"/>
-        </w:rPr>
-        <w:lastRenderedPageBreak/>
-        <w:t>y designado el OIA, la Comisión de Gobierno de IA evalúa su articulación conforme a ellos y propone al CGTD los ajustes que correspondan.</w:t>
+        <w:t>Emitidos dichos lineamientos y designado el OIA, la Comisión de Gobierno de IA evalúa su articulación conforme a ellos y propone al CGTD los ajustes que correspondan.</w:t>
       </w:r>
     </w:p>
     <w:p>
@@ -16109,18 +16217,99 @@
       <w:pPr>
         <w:spacing w:before="200" w:after="120" w:line="276" w:lineRule="auto"/>
         <w:rPr>
-          <w:rFonts w:ascii="Arial" w:hAnsi="Arial" w:cs="Arial"/>
-        </w:rPr>
-      </w:pPr>
-      <w:r>
-        <w:rPr>
           <w:rFonts w:ascii="Arial" w:eastAsia="Arial" w:hAnsi="Arial" w:cs="Arial"/>
           <w:b/>
           <w:bCs/>
           <w:color w:val="000000"/>
         </w:rPr>
+      </w:pPr>
+      <w:r>
+        <w:rPr>
+          <w:rFonts w:ascii="Arial" w:eastAsia="Arial" w:hAnsi="Arial" w:cs="Arial"/>
+          <w:b/>
+          <w:bCs/>
+          <w:color w:val="000000"/>
+        </w:rPr>
         <w:lastRenderedPageBreak/>
         <w:t>Anexo N.° 4: Ficha de Evaluación de Caso de Uso de SBIA</w:t>
+      </w:r>
+    </w:p>
+    <w:p>
+      <w:pPr>
+        <w:spacing w:before="200" w:after="120" w:line="276" w:lineRule="auto"/>
+        <w:jc w:val="both"/>
+        <w:rPr>
+          <w:rFonts w:ascii="Arial" w:hAnsi="Arial" w:cs="Arial"/>
+        </w:rPr>
+      </w:pPr>
+      <w:r>
+        <w:rPr>
+          <w:rFonts w:ascii="Arial" w:hAnsi="Arial" w:cs="Arial"/>
+          <w:highlight w:val="lightGray"/>
+        </w:rPr>
+        <w:t>Constituye el contenido mínimo de la evaluación del caso de uso y recoge los</w:t>
+      </w:r>
+      <w:r>
+        <w:rPr>
+          <w:rFonts w:ascii="Arial" w:hAnsi="Arial" w:cs="Arial"/>
+          <w:highlight w:val="lightGray"/>
+        </w:rPr>
+        <w:t xml:space="preserve"> </w:t>
+      </w:r>
+      <w:r>
+        <w:rPr>
+          <w:rFonts w:ascii="Arial" w:hAnsi="Arial" w:cs="Arial"/>
+          <w:highlight w:val="lightGray"/>
+        </w:rPr>
+        <w:t xml:space="preserve">datos y </w:t>
+      </w:r>
+      <w:r>
+        <w:rPr>
+          <w:rFonts w:ascii="Arial" w:hAnsi="Arial" w:cs="Arial"/>
+          <w:highlight w:val="lightGray"/>
+        </w:rPr>
+        <w:t>las evidencias</w:t>
+      </w:r>
+      <w:r>
+        <w:rPr>
+          <w:rFonts w:ascii="Arial" w:hAnsi="Arial" w:cs="Arial"/>
+          <w:highlight w:val="lightGray"/>
+        </w:rPr>
+        <w:t xml:space="preserve"> del problema que sustentan la iniciativa, conforme al</w:t>
+      </w:r>
+      <w:r>
+        <w:rPr>
+          <w:rFonts w:ascii="Arial" w:hAnsi="Arial" w:cs="Arial"/>
+          <w:highlight w:val="lightGray"/>
+        </w:rPr>
+        <w:t xml:space="preserve"> </w:t>
+      </w:r>
+      <w:r>
+        <w:rPr>
+          <w:rFonts w:ascii="Arial" w:hAnsi="Arial" w:cs="Arial"/>
+          <w:highlight w:val="lightGray"/>
+        </w:rPr>
+        <w:t>numeral 28.4 del artículo 28 del RLIA. Se adecúa a la naturaleza y magnitud de la iniciativa, requerimiento o</w:t>
+      </w:r>
+      <w:r>
+        <w:rPr>
+          <w:rFonts w:ascii="Arial" w:hAnsi="Arial" w:cs="Arial"/>
+          <w:highlight w:val="lightGray"/>
+        </w:rPr>
+        <w:t xml:space="preserve"> </w:t>
+      </w:r>
+      <w:r>
+        <w:rPr>
+          <w:rFonts w:ascii="Arial" w:hAnsi="Arial" w:cs="Arial"/>
+          <w:highlight w:val="lightGray"/>
+        </w:rPr>
+        <w:t>proyecto, conforme al numeral 6.15.1</w:t>
+      </w:r>
+      <w:r>
+        <w:rPr>
+          <w:rFonts w:ascii="Arial" w:hAnsi="Arial" w:cs="Arial"/>
+        </w:rPr>
+        <w:t>.</w:t>
       </w:r>
     </w:p>
     <w:p>
@@ -16657,6 +16846,7 @@
           <w:color w:val="000000"/>
           <w:highlight w:val="yellow"/>
         </w:rPr>
+        <w:lastRenderedPageBreak/>
         <w:t>Sección 7 — Datos y riesgos preliminares:</w:t>
       </w:r>
     </w:p>
@@ -16742,7 +16932,6 @@
           <w:color w:val="000000"/>
           <w:highlight w:val="yellow"/>
         </w:rPr>
-        <w:lastRenderedPageBreak/>
         <w:t>Sección 8 — Firmas:</w:t>
       </w:r>
     </w:p>

--- a/normativo/DIRECTIVA-GOBIERNO-IA.docx
+++ b/normativo/DIRECTIVA-GOBIERNO-IA.docx
@@ -9330,7 +9330,7 @@
           <w:color w:val="000000"/>
           <w:highlight w:val="lightGray"/>
         </w:rPr>
-        <w:t xml:space="preserve">El diseño de la arquitectura de los SBIA observa los Principios de Arquitectura (AAT.PRAQ.01) y los Lineamientos de Arquitectura (LAT.LIAQ.01) de la SUNAT, en sus versiones vigentes, en lo que corresponda a su naturaleza. La GA adecua dichos instrumentos y los estándares de arquitectura de su competencia para incorporar los requisitos propios de los SBIA —modelos, conjuntos de datos, componentes generativos y </w:t>
+        <w:t xml:space="preserve">El diseño de la arquitectura de los SBIA observa los Principios de Arquitectura (AAT.PRAQ.01) y los Lineamientos de Arquitectura (LAT.LIAQ.01) de la SUNAT, en sus versiones vigentes, en lo que corresponda a su naturaleza. La GA adecua dichos instrumentos y los estándares de arquitectura de su competencia para incorporar los requisitos propios de los SBIA </w:t>
       </w:r>
       <w:r>
         <w:rPr>
@@ -9338,6 +9338,22 @@
           <w:color w:val="000000"/>
           <w:highlight w:val="lightGray"/>
         </w:rPr>
+        <w:t>(</w:t>
+      </w:r>
+      <w:r>
+        <w:rPr>
+          <w:rFonts w:ascii="Arial" w:eastAsia="Arial" w:hAnsi="Arial" w:cs="Arial"/>
+          <w:color w:val="000000"/>
+          <w:highlight w:val="lightGray"/>
+        </w:rPr>
+        <w:t xml:space="preserve">modelos, conjuntos de datos, componentes generativos y </w:t>
+      </w:r>
+      <w:r>
+        <w:rPr>
+          <w:rFonts w:ascii="Arial" w:eastAsia="Arial" w:hAnsi="Arial" w:cs="Arial"/>
+          <w:color w:val="000000"/>
+          <w:highlight w:val="lightGray"/>
+        </w:rPr>
         <w:t>agenticos</w:t>
       </w:r>
       <w:r>
@@ -9346,7 +9362,23 @@
           <w:color w:val="000000"/>
           <w:highlight w:val="lightGray"/>
         </w:rPr>
-        <w:t>, e infraestructura especializada—, conforme al literal c) del artículo 130 del ROF, y los aprueba mediante el documento normativo institucional que corresponda según la METDONI.</w:t>
+        <w:t>, e infraestructura especializada</w:t>
+      </w:r>
+      <w:r>
+        <w:rPr>
+          <w:rFonts w:ascii="Arial" w:eastAsia="Arial" w:hAnsi="Arial" w:cs="Arial"/>
+          <w:color w:val="000000"/>
+          <w:highlight w:val="lightGray"/>
+        </w:rPr>
+        <w:t>),</w:t>
+      </w:r>
+      <w:r>
+        <w:rPr>
+          <w:rFonts w:ascii="Arial" w:eastAsia="Arial" w:hAnsi="Arial" w:cs="Arial"/>
+          <w:color w:val="000000"/>
+          <w:highlight w:val="lightGray"/>
+        </w:rPr>
+        <w:t xml:space="preserve"> conforme al literal c) del artículo 130 del ROF, y los aprueba mediante el documento normativo institucional que corresponda según la METDONI.</w:t>
       </w:r>
     </w:p>
     <w:p>

--- a/normativo/DIRECTIVA-GOBIERNO-IA.docx
+++ b/normativo/DIRECTIVA-GOBIERNO-IA.docx
@@ -11228,6 +11228,20 @@
     </w:p>
     <w:p>
       <w:pPr>
+        <w:pStyle w:val="SubtituloDONI"/>
+        <w:spacing w:line="276" w:lineRule="auto"/>
+        <w:ind w:left="851"/>
+      </w:pPr>
+      <w:r>
+        <w:t>6.12</w:t>
+      </w:r>
+      <w:r>
+        <w:tab/>
+        <w:t>De la gestión de proveedores de IA</w:t>
+      </w:r>
+    </w:p>
+    <w:p>
+      <w:pPr>
         <w:spacing w:after="60" w:line="276" w:lineRule="auto"/>
         <w:ind w:left="1276" w:hanging="720"/>
         <w:jc w:val="both"/>
@@ -11236,162 +11250,137 @@
           <w:color w:val="000000"/>
         </w:rPr>
       </w:pPr>
+      <w:r>
+        <w:rPr>
+          <w:rFonts w:ascii="Arial" w:eastAsia="Arial" w:hAnsi="Arial" w:cs="Arial"/>
+          <w:color w:val="000000"/>
+        </w:rPr>
+        <w:t>6.12.1</w:t>
+      </w:r>
+      <w:r>
+        <w:rPr>
+          <w:rFonts w:ascii="Arial" w:eastAsia="Arial" w:hAnsi="Arial" w:cs="Arial"/>
+          <w:color w:val="000000"/>
+        </w:rPr>
+        <w:tab/>
+        <w:t>La adquisición de SBIA incluye en los TDR o EETT los requisitos de cumplimiento de la presente directiva y normativa aplicable.</w:t>
+      </w:r>
+    </w:p>
+    <w:p>
+      <w:pPr>
+        <w:spacing w:after="60" w:line="276" w:lineRule="auto"/>
+        <w:ind w:left="1276" w:hanging="720"/>
+        <w:jc w:val="both"/>
+        <w:rPr>
+          <w:rFonts w:ascii="Arial" w:eastAsia="Arial" w:hAnsi="Arial" w:cs="Arial"/>
+          <w:color w:val="000000"/>
+        </w:rPr>
+      </w:pPr>
+      <w:r>
+        <w:rPr>
+          <w:rFonts w:ascii="Arial" w:eastAsia="Arial" w:hAnsi="Arial" w:cs="Arial"/>
+          <w:color w:val="000000"/>
+          <w:highlight w:val="yellow"/>
+        </w:rPr>
+        <w:t>6.12.2</w:t>
+      </w:r>
+      <w:r>
+        <w:rPr>
+          <w:rFonts w:ascii="Arial" w:eastAsia="Arial" w:hAnsi="Arial" w:cs="Arial"/>
+          <w:color w:val="000000"/>
+          <w:highlight w:val="yellow"/>
+        </w:rPr>
+        <w:tab/>
+        <w:t>Los contratos incluyen cláusulas sobre: (a) protección de datos y reserva tributaria; (b) transparencia del modelo; (c) comunicación de vulnerabilidades e incidentes; (d) derecho de auditoría, incluida la realización de auditorías éticas y de sesgo sobre el modelo; (e) transferencia de conocimiento; (f) cumplimiento de estándares técnicos. El plazo de notificación de vulnerabilidades se define en los TDR o EETT de cada contratación, según la criticidad del SBIA.</w:t>
+      </w:r>
+    </w:p>
+    <w:p>
+      <w:pPr>
+        <w:spacing w:after="60" w:line="276" w:lineRule="auto"/>
+        <w:ind w:left="1276" w:hanging="720"/>
+        <w:jc w:val="both"/>
+        <w:rPr>
+          <w:rFonts w:ascii="Arial" w:eastAsia="Arial" w:hAnsi="Arial" w:cs="Arial"/>
+          <w:color w:val="000000"/>
+        </w:rPr>
+      </w:pPr>
+      <w:r>
+        <w:rPr>
+          <w:rFonts w:ascii="Arial" w:eastAsia="Arial" w:hAnsi="Arial" w:cs="Arial"/>
+          <w:color w:val="000000"/>
+        </w:rPr>
+        <w:t>6.12.3</w:t>
+      </w:r>
+      <w:r>
+        <w:rPr>
+          <w:rFonts w:ascii="Arial" w:eastAsia="Arial" w:hAnsi="Arial" w:cs="Arial"/>
+          <w:color w:val="000000"/>
+        </w:rPr>
+        <w:tab/>
+        <w:t>Para SBIA SaaS, la INSI verifica la compatibilidad de los términos de uso con las obligaciones de SUNAT en materia de datos y reserva tributaria.</w:t>
+      </w:r>
+    </w:p>
+    <w:p>
+      <w:pPr>
+        <w:spacing w:after="60" w:line="276" w:lineRule="auto"/>
+        <w:ind w:left="1276" w:hanging="720"/>
+        <w:jc w:val="both"/>
+        <w:rPr>
+          <w:rFonts w:ascii="Arial" w:eastAsia="Arial" w:hAnsi="Arial" w:cs="Arial"/>
+          <w:color w:val="000000"/>
+        </w:rPr>
+      </w:pPr>
+      <w:r>
+        <w:rPr>
+          <w:rFonts w:ascii="Arial" w:eastAsia="Arial" w:hAnsi="Arial" w:cs="Arial"/>
+          <w:color w:val="000000"/>
+          <w:highlight w:val="yellow"/>
+        </w:rPr>
+        <w:t>6.12.4</w:t>
+      </w:r>
+      <w:r>
+        <w:rPr>
+          <w:rFonts w:ascii="Arial" w:eastAsia="Arial" w:hAnsi="Arial" w:cs="Arial"/>
+          <w:color w:val="000000"/>
+          <w:highlight w:val="yellow"/>
+        </w:rPr>
+        <w:tab/>
+        <w:t>Los contratos prohíben al proveedor emplear la información de la SUNAT (en particular la sujeta a reserva tributaria y los datos personales) para entrenar, ajustar o mejorar sus modelos o para cualquier fin propio, en concordancia con el artículo 85 del Código Tributario, que extiende la obligación de reserva a quienes accedan a dicha información. La propiedad intelectual de los ajustes (fine-tuning) realizados con información o para necesidades de la SUNAT corresponde a la SUNAT.</w:t>
+      </w:r>
+    </w:p>
+    <w:p>
+      <w:pPr>
+        <w:spacing w:after="60" w:line="276" w:lineRule="auto"/>
+        <w:ind w:left="1276" w:hanging="720"/>
+        <w:jc w:val="both"/>
+        <w:rPr>
+          <w:rFonts w:ascii="Arial" w:eastAsia="Arial" w:hAnsi="Arial" w:cs="Arial"/>
+          <w:color w:val="000000"/>
+        </w:rPr>
+      </w:pPr>
+      <w:r>
+        <w:rPr>
+          <w:rFonts w:ascii="Arial" w:eastAsia="Arial" w:hAnsi="Arial" w:cs="Arial"/>
+          <w:color w:val="000000"/>
+          <w:highlight w:val="yellow"/>
+        </w:rPr>
+        <w:t>6.12.5</w:t>
+      </w:r>
+      <w:r>
+        <w:rPr>
+          <w:rFonts w:ascii="Arial" w:eastAsia="Arial" w:hAnsi="Arial" w:cs="Arial"/>
+          <w:color w:val="000000"/>
+          <w:highlight w:val="yellow"/>
+        </w:rPr>
+        <w:tab/>
+        <w:t>Para los SBIA de riesgo alto, el proveedor entrega la documentación técnica que permita comprender la lógica general del modelo y los factores que influyen en sus resultados, en la medida necesaria para el cumplimiento de las obligaciones de transparencia y explicabilidad de la SUNAT, evitando soluciones de caja negra no auditables.</w:t>
+      </w:r>
     </w:p>
     <w:p>
       <w:pPr>
         <w:pStyle w:val="SubtituloDONI"/>
         <w:spacing w:line="276" w:lineRule="auto"/>
         <w:ind w:left="851"/>
-      </w:pPr>
-      <w:r>
-        <w:t>6.12</w:t>
-      </w:r>
-      <w:r>
-        <w:tab/>
-        <w:t>De la gestión de proveedores de IA</w:t>
-      </w:r>
-    </w:p>
-    <w:p>
-      <w:pPr>
-        <w:spacing w:after="60" w:line="276" w:lineRule="auto"/>
-        <w:ind w:left="1276" w:hanging="720"/>
-        <w:jc w:val="both"/>
-        <w:rPr>
-          <w:rFonts w:ascii="Arial" w:eastAsia="Arial" w:hAnsi="Arial" w:cs="Arial"/>
-          <w:color w:val="000000"/>
-        </w:rPr>
-      </w:pPr>
-      <w:r>
-        <w:rPr>
-          <w:rFonts w:ascii="Arial" w:eastAsia="Arial" w:hAnsi="Arial" w:cs="Arial"/>
-          <w:color w:val="000000"/>
-        </w:rPr>
-        <w:t>6.12.1</w:t>
-      </w:r>
-      <w:r>
-        <w:rPr>
-          <w:rFonts w:ascii="Arial" w:eastAsia="Arial" w:hAnsi="Arial" w:cs="Arial"/>
-          <w:color w:val="000000"/>
-        </w:rPr>
-        <w:tab/>
-        <w:t>La adquisición de SBIA incluye en los TDR o EETT los requisitos de cumplimiento de la presente directiva y normativa aplicable.</w:t>
-      </w:r>
-    </w:p>
-    <w:p>
-      <w:pPr>
-        <w:spacing w:after="60" w:line="276" w:lineRule="auto"/>
-        <w:ind w:left="1276" w:hanging="720"/>
-        <w:jc w:val="both"/>
-        <w:rPr>
-          <w:rFonts w:ascii="Arial" w:eastAsia="Arial" w:hAnsi="Arial" w:cs="Arial"/>
-          <w:color w:val="000000"/>
-        </w:rPr>
-      </w:pPr>
-      <w:r>
-        <w:rPr>
-          <w:rFonts w:ascii="Arial" w:eastAsia="Arial" w:hAnsi="Arial" w:cs="Arial"/>
-          <w:color w:val="000000"/>
-          <w:highlight w:val="yellow"/>
-        </w:rPr>
-        <w:t>6.12.2</w:t>
-      </w:r>
-      <w:r>
-        <w:rPr>
-          <w:rFonts w:ascii="Arial" w:eastAsia="Arial" w:hAnsi="Arial" w:cs="Arial"/>
-          <w:color w:val="000000"/>
-          <w:highlight w:val="yellow"/>
-        </w:rPr>
-        <w:tab/>
-        <w:t>Los contratos incluyen cláusulas sobre: (a) protección de datos y reserva tributaria; (b) transparencia del modelo; (c) comunicación de vulnerabilidades e incidentes; (d) derecho de auditoría, incluida la realización de auditorías éticas y de sesgo sobre el modelo; (e) transferencia de conocimiento; (f) cumplimiento de estándares técnicos. El plazo de notificación de vulnerabilidades se define en los TDR o EETT de cada contratación, según la criticidad del SBIA.</w:t>
-      </w:r>
-    </w:p>
-    <w:p>
-      <w:pPr>
-        <w:spacing w:after="60" w:line="276" w:lineRule="auto"/>
-        <w:ind w:left="1276" w:hanging="720"/>
-        <w:jc w:val="both"/>
-        <w:rPr>
-          <w:rFonts w:ascii="Arial" w:eastAsia="Arial" w:hAnsi="Arial" w:cs="Arial"/>
-          <w:color w:val="000000"/>
-        </w:rPr>
-      </w:pPr>
-      <w:r>
-        <w:rPr>
-          <w:rFonts w:ascii="Arial" w:eastAsia="Arial" w:hAnsi="Arial" w:cs="Arial"/>
-          <w:color w:val="000000"/>
-        </w:rPr>
-        <w:t>6.12.3</w:t>
-      </w:r>
-      <w:r>
-        <w:rPr>
-          <w:rFonts w:ascii="Arial" w:eastAsia="Arial" w:hAnsi="Arial" w:cs="Arial"/>
-          <w:color w:val="000000"/>
-        </w:rPr>
-        <w:tab/>
-        <w:t>Para SBIA SaaS, la INSI verifica la compatibilidad de los términos de uso con las obligaciones de SUNAT en materia de datos y reserva tributaria.</w:t>
-      </w:r>
-    </w:p>
-    <w:p>
-      <w:pPr>
-        <w:spacing w:after="60" w:line="276" w:lineRule="auto"/>
-        <w:ind w:left="1276" w:hanging="720"/>
-        <w:jc w:val="both"/>
-        <w:rPr>
-          <w:rFonts w:ascii="Arial" w:eastAsia="Arial" w:hAnsi="Arial" w:cs="Arial"/>
-          <w:color w:val="000000"/>
-        </w:rPr>
-      </w:pPr>
-      <w:r>
-        <w:rPr>
-          <w:rFonts w:ascii="Arial" w:eastAsia="Arial" w:hAnsi="Arial" w:cs="Arial"/>
-          <w:color w:val="000000"/>
-          <w:highlight w:val="yellow"/>
-        </w:rPr>
-        <w:t>6.12.4</w:t>
-      </w:r>
-      <w:r>
-        <w:rPr>
-          <w:rFonts w:ascii="Arial" w:eastAsia="Arial" w:hAnsi="Arial" w:cs="Arial"/>
-          <w:color w:val="000000"/>
-          <w:highlight w:val="yellow"/>
-        </w:rPr>
-        <w:tab/>
-        <w:t>Los contratos prohíben al proveedor emplear la información de la SUNAT (en particular la sujeta a reserva tributaria y los datos personales) para entrenar, ajustar o mejorar sus modelos o para cualquier fin propio, en concordancia con el artículo 85 del Código Tributario, que extiende la obligación de reserva a quienes accedan a dicha información. La propiedad intelectual de los ajustes (fine-tuning) realizados con información o para necesidades de la SUNAT corresponde a la SUNAT.</w:t>
-      </w:r>
-    </w:p>
-    <w:p>
-      <w:pPr>
-        <w:spacing w:after="60" w:line="276" w:lineRule="auto"/>
-        <w:ind w:left="1276" w:hanging="720"/>
-        <w:jc w:val="both"/>
-        <w:rPr>
-          <w:rFonts w:ascii="Arial" w:eastAsia="Arial" w:hAnsi="Arial" w:cs="Arial"/>
-          <w:color w:val="000000"/>
-        </w:rPr>
-      </w:pPr>
-      <w:r>
-        <w:rPr>
-          <w:rFonts w:ascii="Arial" w:eastAsia="Arial" w:hAnsi="Arial" w:cs="Arial"/>
-          <w:color w:val="000000"/>
-          <w:highlight w:val="yellow"/>
-        </w:rPr>
-        <w:t>6.12.5</w:t>
-      </w:r>
-      <w:r>
-        <w:rPr>
-          <w:rFonts w:ascii="Arial" w:eastAsia="Arial" w:hAnsi="Arial" w:cs="Arial"/>
-          <w:color w:val="000000"/>
-          <w:highlight w:val="yellow"/>
-        </w:rPr>
-        <w:tab/>
-        <w:t>Para los SBIA de riesgo alto, el proveedor entrega la documentación técnica que permita comprender la lógica general del modelo y los factores que influyen en sus resultados, en la medida necesaria para el cumplimiento de las obligaciones de transparencia y explicabilidad de la SUNAT, evitando soluciones de caja negra no auditables.</w:t>
-      </w:r>
-    </w:p>
-    <w:p>
-      <w:pPr>
-        <w:pStyle w:val="SubtituloDONI"/>
-        <w:spacing w:line="276" w:lineRule="auto"/>
-        <w:ind w:left="851"/>
         <w:rPr>
           <w:highlight w:val="lightGray"/>
         </w:rPr>
@@ -11412,8 +11401,12 @@
     </w:p>
     <w:p>
       <w:pPr>
+        <w:tabs>
+          <w:tab w:val="left" w:pos="1276"/>
+          <w:tab w:val="left" w:pos="1560"/>
+        </w:tabs>
         <w:spacing w:line="276" w:lineRule="auto"/>
-        <w:ind w:left="851"/>
+        <w:ind w:left="1134"/>
         <w:jc w:val="both"/>
         <w:rPr>
           <w:rFonts w:ascii="Arial" w:eastAsia="Arial" w:hAnsi="Arial" w:cs="Arial"/>
@@ -11469,7 +11462,7 @@
     <w:p>
       <w:pPr>
         <w:spacing w:line="276" w:lineRule="auto"/>
-        <w:ind w:left="851"/>
+        <w:ind w:left="1134"/>
         <w:jc w:val="both"/>
         <w:rPr>
           <w:rFonts w:ascii="Arial" w:eastAsia="Arial" w:hAnsi="Arial" w:cs="Arial"/>
@@ -11489,7 +11482,7 @@
     <w:p>
       <w:pPr>
         <w:spacing w:line="276" w:lineRule="auto"/>
-        <w:ind w:left="851"/>
+        <w:ind w:left="1134"/>
         <w:jc w:val="both"/>
         <w:rPr>
           <w:rFonts w:ascii="Arial" w:eastAsia="Arial" w:hAnsi="Arial" w:cs="Arial"/>
@@ -11514,7 +11507,7 @@
           <w:numId w:val="26"/>
         </w:numPr>
         <w:spacing w:before="0" w:line="276" w:lineRule="auto"/>
-        <w:ind w:left="1276"/>
+        <w:ind w:left="1560"/>
         <w:rPr>
           <w:b w:val="0"/>
           <w:bCs w:val="0"/>
@@ -11529,7 +11522,6 @@
           <w:color w:val="000000"/>
           <w:highlight w:val="lightGray"/>
         </w:rPr>
-        <w:lastRenderedPageBreak/>
         <w:t>La finalidad y los principios institucionales aplicables a los sistemas basados en IA.</w:t>
       </w:r>
     </w:p>
@@ -11541,7 +11533,7 @@
           <w:numId w:val="26"/>
         </w:numPr>
         <w:spacing w:before="0" w:line="276" w:lineRule="auto"/>
-        <w:ind w:left="1276"/>
+        <w:ind w:left="1701"/>
         <w:rPr>
           <w:b w:val="0"/>
           <w:bCs w:val="0"/>
@@ -11556,6 +11548,7 @@
           <w:color w:val="000000"/>
           <w:highlight w:val="lightGray"/>
         </w:rPr>
+        <w:lastRenderedPageBreak/>
         <w:t>Los riesgos derivados de su diseño, desarrollo, implementación y uso.</w:t>
       </w:r>
     </w:p>
@@ -11567,7 +11560,7 @@
           <w:numId w:val="26"/>
         </w:numPr>
         <w:spacing w:before="0" w:line="276" w:lineRule="auto"/>
-        <w:ind w:left="1276"/>
+        <w:ind w:left="1701"/>
         <w:rPr>
           <w:b w:val="0"/>
           <w:bCs w:val="0"/>
@@ -11593,7 +11586,7 @@
           <w:numId w:val="26"/>
         </w:numPr>
         <w:spacing w:before="0" w:line="276" w:lineRule="auto"/>
-        <w:ind w:left="1276"/>
+        <w:ind w:left="1701"/>
         <w:rPr>
           <w:b w:val="0"/>
           <w:bCs w:val="0"/>
@@ -11619,28 +11612,31 @@
           <w:numId w:val="26"/>
         </w:numPr>
         <w:spacing w:before="0" w:line="276" w:lineRule="auto"/>
+        <w:ind w:left="1701"/>
+        <w:rPr>
+          <w:b w:val="0"/>
+          <w:bCs w:val="0"/>
+          <w:color w:val="000000"/>
+          <w:highlight w:val="lightGray"/>
+        </w:rPr>
+      </w:pPr>
+      <w:r>
+        <w:rPr>
+          <w:b w:val="0"/>
+          <w:bCs w:val="0"/>
+          <w:color w:val="000000"/>
+          <w:highlight w:val="lightGray"/>
+        </w:rPr>
+        <w:t>El impacto social y ambiental de los sistemas basados en IA.</w:t>
+      </w:r>
+    </w:p>
+    <w:p>
+      <w:pPr>
+        <w:tabs>
+          <w:tab w:val="left" w:pos="1276"/>
+        </w:tabs>
+        <w:spacing w:line="276" w:lineRule="auto"/>
         <w:ind w:left="1276"/>
-        <w:rPr>
-          <w:b w:val="0"/>
-          <w:bCs w:val="0"/>
-          <w:color w:val="000000"/>
-          <w:highlight w:val="lightGray"/>
-        </w:rPr>
-      </w:pPr>
-      <w:r>
-        <w:rPr>
-          <w:b w:val="0"/>
-          <w:bCs w:val="0"/>
-          <w:color w:val="000000"/>
-          <w:highlight w:val="lightGray"/>
-        </w:rPr>
-        <w:t>El impacto social y ambiental de los sistemas basados en IA.</w:t>
-      </w:r>
-    </w:p>
-    <w:p>
-      <w:pPr>
-        <w:spacing w:line="276" w:lineRule="auto"/>
-        <w:ind w:left="851"/>
         <w:jc w:val="both"/>
         <w:rPr>
           <w:rFonts w:ascii="Arial" w:eastAsia="Arial" w:hAnsi="Arial" w:cs="Arial"/>
@@ -11696,7 +11692,7 @@
     <w:p>
       <w:pPr>
         <w:spacing w:line="276" w:lineRule="auto"/>
-        <w:ind w:left="851"/>
+        <w:ind w:left="1276"/>
         <w:jc w:val="both"/>
         <w:rPr>
           <w:rFonts w:ascii="Arial" w:eastAsia="Arial" w:hAnsi="Arial" w:cs="Arial"/>
@@ -11716,7 +11712,7 @@
     <w:p>
       <w:pPr>
         <w:spacing w:line="276" w:lineRule="auto"/>
-        <w:ind w:left="851"/>
+        <w:ind w:left="1276"/>
         <w:jc w:val="both"/>
         <w:rPr>
           <w:rFonts w:ascii="Arial" w:eastAsia="Arial" w:hAnsi="Arial" w:cs="Arial"/>
@@ -11736,7 +11732,7 @@
     <w:p>
       <w:pPr>
         <w:spacing w:line="276" w:lineRule="auto"/>
-        <w:ind w:left="851"/>
+        <w:ind w:left="1276"/>
         <w:jc w:val="both"/>
         <w:rPr>
           <w:rFonts w:ascii="Arial" w:eastAsia="Arial" w:hAnsi="Arial" w:cs="Arial"/>
@@ -11761,7 +11757,7 @@
           <w:numId w:val="25"/>
         </w:numPr>
         <w:spacing w:before="0" w:line="276" w:lineRule="auto"/>
-        <w:ind w:left="1276"/>
+        <w:ind w:left="1701"/>
         <w:rPr>
           <w:b w:val="0"/>
           <w:bCs w:val="0"/>
@@ -11787,7 +11783,7 @@
           <w:numId w:val="25"/>
         </w:numPr>
         <w:spacing w:before="0" w:line="276" w:lineRule="auto"/>
-        <w:ind w:left="1276"/>
+        <w:ind w:left="1701"/>
         <w:rPr>
           <w:b w:val="0"/>
           <w:bCs w:val="0"/>
@@ -11813,7 +11809,7 @@
           <w:numId w:val="25"/>
         </w:numPr>
         <w:spacing w:before="0" w:line="276" w:lineRule="auto"/>
-        <w:ind w:left="1276"/>
+        <w:ind w:left="1701"/>
         <w:rPr>
           <w:b w:val="0"/>
           <w:bCs w:val="0"/>
@@ -11839,7 +11835,7 @@
           <w:numId w:val="25"/>
         </w:numPr>
         <w:spacing w:before="0" w:line="276" w:lineRule="auto"/>
-        <w:ind w:left="1276"/>
+        <w:ind w:left="1701"/>
         <w:rPr>
           <w:b w:val="0"/>
           <w:bCs w:val="0"/>
@@ -11865,28 +11861,28 @@
           <w:numId w:val="25"/>
         </w:numPr>
         <w:spacing w:before="0" w:line="276" w:lineRule="auto"/>
+        <w:ind w:left="1701"/>
+        <w:rPr>
+          <w:b w:val="0"/>
+          <w:bCs w:val="0"/>
+          <w:color w:val="000000"/>
+          <w:highlight w:val="lightGray"/>
+        </w:rPr>
+      </w:pPr>
+      <w:r>
+        <w:rPr>
+          <w:b w:val="0"/>
+          <w:bCs w:val="0"/>
+          <w:color w:val="000000"/>
+          <w:highlight w:val="lightGray"/>
+        </w:rPr>
+        <w:t>La protección de la reserva tributaria cuando los sistemas procesen información de los administrados.</w:t>
+      </w:r>
+    </w:p>
+    <w:p>
+      <w:pPr>
+        <w:spacing w:line="276" w:lineRule="auto"/>
         <w:ind w:left="1276"/>
-        <w:rPr>
-          <w:b w:val="0"/>
-          <w:bCs w:val="0"/>
-          <w:color w:val="000000"/>
-          <w:highlight w:val="lightGray"/>
-        </w:rPr>
-      </w:pPr>
-      <w:r>
-        <w:rPr>
-          <w:b w:val="0"/>
-          <w:bCs w:val="0"/>
-          <w:color w:val="000000"/>
-          <w:highlight w:val="lightGray"/>
-        </w:rPr>
-        <w:t>La protección de la reserva tributaria cuando los sistemas procesen información de los administrados.</w:t>
-      </w:r>
-    </w:p>
-    <w:p>
-      <w:pPr>
-        <w:spacing w:line="276" w:lineRule="auto"/>
-        <w:ind w:left="851"/>
         <w:jc w:val="both"/>
         <w:rPr>
           <w:rFonts w:ascii="Arial" w:eastAsia="Arial" w:hAnsi="Arial" w:cs="Arial"/>
@@ -11950,8 +11946,12 @@
     </w:p>
     <w:p>
       <w:pPr>
+        <w:tabs>
+          <w:tab w:val="left" w:pos="1276"/>
+          <w:tab w:val="left" w:pos="1418"/>
+        </w:tabs>
         <w:spacing w:line="276" w:lineRule="auto"/>
-        <w:ind w:left="851"/>
+        <w:ind w:left="1276"/>
         <w:jc w:val="both"/>
         <w:rPr>
           <w:rFonts w:ascii="Arial" w:eastAsia="Arial" w:hAnsi="Arial" w:cs="Arial"/>
@@ -11970,8 +11970,11 @@
     </w:p>
     <w:p>
       <w:pPr>
+        <w:tabs>
+          <w:tab w:val="left" w:pos="1418"/>
+        </w:tabs>
         <w:spacing w:line="276" w:lineRule="auto"/>
-        <w:ind w:left="851"/>
+        <w:ind w:left="1276"/>
         <w:jc w:val="both"/>
         <w:rPr>
           <w:rFonts w:ascii="Arial" w:eastAsia="Arial" w:hAnsi="Arial" w:cs="Arial"/>
@@ -11985,7 +11988,7 @@
           <w:color w:val="000000"/>
           <w:highlight w:val="lightGray"/>
         </w:rPr>
-        <w:t xml:space="preserve">Las acciones de gestión del cambio facilitan la consolidación de la Política institucional de uso seguro, responsable y ético de los sistemas basados en IA y del sistema de gestión de IA, promoviendo su integración en la gestión institucional y favoreciendo las condiciones organizacionales necesarias para su sostenibilidad y </w:t>
+        <w:t xml:space="preserve">Las acciones de gestión del cambio facilitan la consolidación de la Política institucional de uso seguro, responsable y ético de los sistemas basados en IA y del sistema de gestión de IA, promoviendo su integración en la gestión institucional y favoreciendo las condiciones organizacionales necesarias para </w:t>
       </w:r>
       <w:r>
         <w:rPr>
@@ -11994,24 +11997,8 @@
           <w:highlight w:val="lightGray"/>
         </w:rPr>
         <w:lastRenderedPageBreak/>
-        <w:t>mejora continua, en concordancia con los numerales 28.1 y 28.2 del artículo 28 del Reglamento.</w:t>
-      </w:r>
-    </w:p>
-    <w:p>
-      <w:pPr>
-        <w:jc w:val="both"/>
-        <w:rPr>
-          <w:color w:val="000000" w:themeColor="text1"/>
-        </w:rPr>
-      </w:pPr>
-    </w:p>
-    <w:p>
-      <w:pPr>
-        <w:jc w:val="both"/>
-        <w:rPr>
-          <w:color w:val="000000" w:themeColor="text1"/>
-        </w:rPr>
-      </w:pPr>
+        <w:t>su sostenibilidad y mejora continua, en concordancia con los numerales 28.1 y 28.2 del artículo 28 del Reglamento.</w:t>
+      </w:r>
     </w:p>
     <w:p>
       <w:pPr>
@@ -12247,7 +12234,6 @@
           <w:rFonts w:ascii="Arial" w:hAnsi="Arial" w:cs="Arial"/>
           <w:highlight w:val="lightGray"/>
         </w:rPr>
-        <w:lastRenderedPageBreak/>
         <w:t>6.15.3 En la formulación de proyectos institucionales conforme al MGPP, cuando se identifique un componente basado en IA se incorpora la opinión de la Comisión como parte del caso de negocio, con carácter previo a su aprobación.</w:t>
       </w:r>
     </w:p>
@@ -12269,7 +12255,15 @@
           <w:rFonts w:ascii="Arial" w:hAnsi="Arial" w:cs="Arial"/>
           <w:highlight w:val="lightGray"/>
         </w:rPr>
-        <w:t>6.15.4 Cuando un proyecto de inversión pública sujeto al Sistema Nacional de Programación Multianual y Gestión de Inversiones incorpore un componente basado en IA, la Unidad Formuladora considera la opinión de la Comisión como insumo del análisis técnico que sustenta la declaración de viabilidad, sin perjuicio de las disposiciones del referido Sistema. En la ejecución, el SBIA observa el ciclo de vida del numeral 6.1.</w:t>
+        <w:t xml:space="preserve">6.15.4 Cuando un proyecto de inversión pública sujeto al Sistema Nacional de Programación Multianual y Gestión de Inversiones incorpore un componente </w:t>
+      </w:r>
+      <w:r>
+        <w:rPr>
+          <w:rFonts w:ascii="Arial" w:hAnsi="Arial" w:cs="Arial"/>
+          <w:highlight w:val="lightGray"/>
+        </w:rPr>
+        <w:lastRenderedPageBreak/>
+        <w:t>basado en IA, la Unidad Formuladora considera la opinión de la Comisión como insumo del análisis técnico que sustenta la declaración de viabilidad, sin perjuicio de las disposiciones del referido Sistema. En la ejecución, el SBIA observa el ciclo de vida del numeral 6.1.</w:t>
       </w:r>
     </w:p>
     <w:p>

--- a/normativo/DIRECTIVA-GOBIERNO-IA.docx
+++ b/normativo/DIRECTIVA-GOBIERNO-IA.docx
@@ -2306,15 +2306,7 @@
           <w:color w:val="000000"/>
           <w:highlight w:val="lightGray"/>
         </w:rPr>
-        <w:t>Se exceptúa de su alcance al Órgano de Control Institucional, que se rige por las disposiciones del Sistema Nacional de Control</w:t>
-      </w:r>
-      <w:r>
-        <w:rPr>
-          <w:rFonts w:ascii="Arial" w:hAnsi="Arial" w:cs="Arial"/>
-          <w:color w:val="000000"/>
-          <w:highlight w:val="lightGray"/>
-        </w:rPr>
-        <w:t>.</w:t>
+        <w:t>Se exceptúa de su alcance al Órgano de Control Institucional, que se rige por las disposiciones del Sistema Nacional de Control.</w:t>
       </w:r>
     </w:p>
     <w:p>
@@ -3998,15 +3990,7 @@
           <w:color w:val="000000"/>
           <w:highlight w:val="lightGray"/>
         </w:rPr>
-        <w:t>Los derechos fundamentales son intangibles y constituyen el límite de toda actuación administrativa. Por ello, cuando exista la posibilidad de que la operación de un SBIA pueda afectar los derechos fundamentales de las personas, se priorizará siempre la protección de éstos últimos.</w:t>
-      </w:r>
-      <w:r>
-        <w:rPr>
-          <w:rFonts w:ascii="Arial" w:hAnsi="Arial" w:cs="Arial"/>
-          <w:color w:val="000000"/>
-          <w:highlight w:val="lightGray"/>
-        </w:rPr>
-        <w:t xml:space="preserve"> </w:t>
+        <w:t xml:space="preserve">Los derechos fundamentales son intangibles y constituyen el límite de toda actuación administrativa. Por ello, cuando exista la posibilidad de que la operación de un SBIA pueda afectar los derechos fundamentales de las personas, se priorizará siempre la protección de éstos últimos. </w:t>
       </w:r>
     </w:p>
     <w:p>
@@ -6784,23 +6768,7 @@
                 <w:bCs w:val="0"/>
                 <w:highlight w:val="lightGray"/>
               </w:rPr>
-              <w:t>En materia de negocio: aporta a la Comisión de Gobierno de IA la visión del</w:t>
-            </w:r>
-            <w:r>
-              <w:rPr>
-                <w:b w:val="0"/>
-                <w:bCs w:val="0"/>
-                <w:highlight w:val="lightGray"/>
-              </w:rPr>
-              <w:t xml:space="preserve"> </w:t>
-            </w:r>
-            <w:r>
-              <w:rPr>
-                <w:b w:val="0"/>
-                <w:bCs w:val="0"/>
-                <w:highlight w:val="lightGray"/>
-              </w:rPr>
-              <w:t xml:space="preserve">ámbito de la Superintendencia Nacional Adjunta que lo designa. </w:t>
+              <w:t xml:space="preserve">En materia de negocio: aporta a la Comisión de Gobierno de IA la visión del ámbito de la Superintendencia Nacional Adjunta que lo designa. </w:t>
             </w:r>
           </w:p>
           <w:p>
@@ -6826,71 +6794,7 @@
                 <w:highlight w:val="lightGray"/>
               </w:rPr>
               <w:lastRenderedPageBreak/>
-              <w:t>Contribuye a la</w:t>
-            </w:r>
-            <w:r>
-              <w:rPr>
-                <w:b w:val="0"/>
-                <w:bCs w:val="0"/>
-                <w:highlight w:val="lightGray"/>
-              </w:rPr>
-              <w:t xml:space="preserve"> </w:t>
-            </w:r>
-            <w:r>
-              <w:rPr>
-                <w:b w:val="0"/>
-                <w:bCs w:val="0"/>
-                <w:highlight w:val="lightGray"/>
-              </w:rPr>
-              <w:t>evaluación del componente de IA con el conocimiento operativo de los procesos</w:t>
-            </w:r>
-            <w:r>
-              <w:rPr>
-                <w:b w:val="0"/>
-                <w:bCs w:val="0"/>
-                <w:highlight w:val="lightGray"/>
-              </w:rPr>
-              <w:t xml:space="preserve"> </w:t>
-            </w:r>
-            <w:r>
-              <w:rPr>
-                <w:b w:val="0"/>
-                <w:bCs w:val="0"/>
-                <w:highlight w:val="lightGray"/>
-              </w:rPr>
-              <w:t xml:space="preserve">de dicho ámbito y de su impacto en los administrados. Su participación </w:t>
-            </w:r>
-            <w:r>
-              <w:rPr>
-                <w:b w:val="0"/>
-                <w:bCs w:val="0"/>
-                <w:highlight w:val="lightGray"/>
-              </w:rPr>
-              <w:t>es permanente</w:t>
-            </w:r>
-            <w:r>
-              <w:rPr>
-                <w:b w:val="0"/>
-                <w:bCs w:val="0"/>
-                <w:highlight w:val="lightGray"/>
-              </w:rPr>
-              <w:t xml:space="preserve"> y no sustituye la del propietario del caso de uso, a quien la Comisión</w:t>
-            </w:r>
-            <w:r>
-              <w:rPr>
-                <w:b w:val="0"/>
-                <w:bCs w:val="0"/>
-                <w:highlight w:val="lightGray"/>
-              </w:rPr>
-              <w:t xml:space="preserve"> </w:t>
-            </w:r>
-            <w:r>
-              <w:rPr>
-                <w:b w:val="0"/>
-                <w:bCs w:val="0"/>
-                <w:highlight w:val="lightGray"/>
-              </w:rPr>
-              <w:t>convoca cuando se evalúa un caso de uso de su proceso, conforme al numeral</w:t>
+              <w:t>Contribuye a la evaluación del componente de IA con el conocimiento operativo de los procesos de dicho ámbito y de su impacto en los administrados. Su participación es permanente y no sustituye la del propietario del caso de uso, a quien la Comisión convoca cuando se evalúa un caso de uso de su proceso, conforme al numeral</w:t>
             </w:r>
             <w:r>
               <w:rPr>
@@ -8687,79 +8591,7 @@
           <w:color w:val="000000"/>
           <w:highlight w:val="lightGray"/>
         </w:rPr>
-        <w:t>Por comprender actuaciones a cargo de unidades de organización distintas de la INSI, su formulación recoge los aportes de dichas unidades y su aprobación</w:t>
-      </w:r>
-      <w:r>
-        <w:rPr>
-          <w:rFonts w:ascii="Arial" w:hAnsi="Arial" w:cs="Arial"/>
-          <w:color w:val="000000"/>
-          <w:highlight w:val="lightGray"/>
-        </w:rPr>
-        <w:t xml:space="preserve"> </w:t>
-      </w:r>
-      <w:r>
-        <w:rPr>
-          <w:rFonts w:ascii="Arial" w:hAnsi="Arial" w:cs="Arial"/>
-          <w:color w:val="000000"/>
-          <w:highlight w:val="lightGray"/>
-        </w:rPr>
-        <w:t>requiere la opinión favorable de la Comisión de Gobierno de IA, en ejercicio de las facultades previstas en el literal h del numeral 6.4 y en el numeral 6.5 de la METDONI. La metodología comprende, como mínimo: la aplicación de la clasificación de riesgo y de la evaluación de impacto algorítmico, los criterios</w:t>
-      </w:r>
-      <w:r>
-        <w:rPr>
-          <w:rFonts w:ascii="Arial" w:hAnsi="Arial" w:cs="Arial"/>
-          <w:color w:val="000000"/>
-          <w:highlight w:val="lightGray"/>
-        </w:rPr>
-        <w:t xml:space="preserve"> </w:t>
-      </w:r>
-      <w:r>
-        <w:rPr>
-          <w:rFonts w:ascii="Arial" w:hAnsi="Arial" w:cs="Arial"/>
-          <w:color w:val="000000"/>
-          <w:highlight w:val="lightGray"/>
-        </w:rPr>
-        <w:t>técnicos de diseño de la arquitectura de los SBIA, el contenido de los entregables de cada etapa, los tipos y las técnicas de prueba aplicables según</w:t>
-      </w:r>
-      <w:r>
-        <w:rPr>
-          <w:rFonts w:ascii="Arial" w:hAnsi="Arial" w:cs="Arial"/>
-          <w:color w:val="000000"/>
-          <w:highlight w:val="lightGray"/>
-        </w:rPr>
-        <w:t xml:space="preserve"> </w:t>
-      </w:r>
-      <w:r>
-        <w:rPr>
-          <w:rFonts w:ascii="Arial" w:hAnsi="Arial" w:cs="Arial"/>
-          <w:color w:val="000000"/>
-          <w:highlight w:val="lightGray"/>
-        </w:rPr>
-        <w:t>el nivel de riesgo, los controles de contención, las prácticas de monitoreo y las condiciones de retiro. En tanto no se apruebe, los SBIA siguen el ciclo de</w:t>
-      </w:r>
-      <w:r>
-        <w:rPr>
-          <w:rFonts w:ascii="Arial" w:hAnsi="Arial" w:cs="Arial"/>
-          <w:color w:val="000000"/>
-          <w:highlight w:val="lightGray"/>
-        </w:rPr>
-        <w:t xml:space="preserve"> </w:t>
-      </w:r>
-      <w:r>
-        <w:rPr>
-          <w:rFonts w:ascii="Arial" w:hAnsi="Arial" w:cs="Arial"/>
-          <w:color w:val="000000"/>
-          <w:highlight w:val="lightGray"/>
-        </w:rPr>
-        <w:t>vida del numeral 6.1.1 y la normativa de desarrollo de sistemas vigente en la SUNAT</w:t>
-      </w:r>
-      <w:r>
-        <w:rPr>
-          <w:rFonts w:ascii="Arial" w:hAnsi="Arial" w:cs="Arial"/>
-          <w:color w:val="000000"/>
-          <w:highlight w:val="lightGray"/>
-        </w:rPr>
-        <w:t>.</w:t>
+        <w:t>Por comprender actuaciones a cargo de unidades de organización distintas de la INSI, su formulación recoge los aportes de dichas unidades y su aprobación requiere la opinión favorable de la Comisión de Gobierno de IA, en ejercicio de las facultades previstas en el literal h del numeral 6.4 y en el numeral 6.5 de la METDONI. La metodología comprende, como mínimo: la aplicación de la clasificación de riesgo y de la evaluación de impacto algorítmico, los criterios técnicos de diseño de la arquitectura de los SBIA, el contenido de los entregables de cada etapa, los tipos y las técnicas de prueba aplicables según el nivel de riesgo, los controles de contención, las prácticas de monitoreo y las condiciones de retiro. En tanto no se apruebe, los SBIA siguen el ciclo de vida del numeral 6.1.1 y la normativa de desarrollo de sistemas vigente en la SUNAT.</w:t>
       </w:r>
     </w:p>
     <w:p>
@@ -9314,7 +9146,7 @@
           <w:color w:val="000000"/>
           <w:highlight w:val="lightGray"/>
         </w:rPr>
-        <w:t xml:space="preserve">6.5.3 </w:t>
+        <w:t xml:space="preserve">6.5.3    El diseño de la arquitectura de los SBIA observa los Principios de Arquitectura (AAT.PRAQ.01) y los Lineamientos de Arquitectura (LAT.LIAQ.01) de la SUNAT, en sus versiones vigentes, en lo que corresponda a su naturaleza. La GA adecua dichos instrumentos y los estándares de arquitectura de su competencia para incorporar los requisitos propios de los SBIA </w:t>
       </w:r>
       <w:r>
         <w:rPr>
@@ -9322,7 +9154,7 @@
           <w:color w:val="000000"/>
           <w:highlight w:val="lightGray"/>
         </w:rPr>
-        <w:t xml:space="preserve">   </w:t>
+        <w:t>(</w:t>
       </w:r>
       <w:r>
         <w:rPr>
@@ -9330,39 +9162,7 @@
           <w:color w:val="000000"/>
           <w:highlight w:val="lightGray"/>
         </w:rPr>
-        <w:t xml:space="preserve">El diseño de la arquitectura de los SBIA observa los Principios de Arquitectura (AAT.PRAQ.01) y los Lineamientos de Arquitectura (LAT.LIAQ.01) de la SUNAT, en sus versiones vigentes, en lo que corresponda a su naturaleza. La GA adecua dichos instrumentos y los estándares de arquitectura de su competencia para incorporar los requisitos propios de los SBIA </w:t>
-      </w:r>
-      <w:r>
-        <w:rPr>
-          <w:rFonts w:ascii="Arial" w:eastAsia="Arial" w:hAnsi="Arial" w:cs="Arial"/>
-          <w:color w:val="000000"/>
-          <w:highlight w:val="lightGray"/>
-        </w:rPr>
-        <w:t>(</w:t>
-      </w:r>
-      <w:r>
-        <w:rPr>
-          <w:rFonts w:ascii="Arial" w:eastAsia="Arial" w:hAnsi="Arial" w:cs="Arial"/>
-          <w:color w:val="000000"/>
-          <w:highlight w:val="lightGray"/>
-        </w:rPr>
-        <w:t xml:space="preserve">modelos, conjuntos de datos, componentes generativos y </w:t>
-      </w:r>
-      <w:r>
-        <w:rPr>
-          <w:rFonts w:ascii="Arial" w:eastAsia="Arial" w:hAnsi="Arial" w:cs="Arial"/>
-          <w:color w:val="000000"/>
-          <w:highlight w:val="lightGray"/>
-        </w:rPr>
-        <w:t>agenticos</w:t>
-      </w:r>
-      <w:r>
-        <w:rPr>
-          <w:rFonts w:ascii="Arial" w:eastAsia="Arial" w:hAnsi="Arial" w:cs="Arial"/>
-          <w:color w:val="000000"/>
-          <w:highlight w:val="lightGray"/>
-        </w:rPr>
-        <w:t>, e infraestructura especializada</w:t>
+        <w:t>modelos, conjuntos de datos, componentes generativos y agenticos, e infraestructura especializada</w:t>
       </w:r>
       <w:r>
         <w:rPr>
@@ -9398,23 +9198,7 @@
           <w:color w:val="000000"/>
           <w:highlight w:val="lightGray"/>
         </w:rPr>
-        <w:t xml:space="preserve">6.5.4 </w:t>
-      </w:r>
-      <w:r>
-        <w:rPr>
-          <w:rFonts w:ascii="Arial" w:eastAsia="Arial" w:hAnsi="Arial" w:cs="Arial"/>
-          <w:color w:val="000000"/>
-          <w:highlight w:val="lightGray"/>
-        </w:rPr>
-        <w:t xml:space="preserve">  </w:t>
-      </w:r>
-      <w:r>
-        <w:rPr>
-          <w:rFonts w:ascii="Arial" w:eastAsia="Arial" w:hAnsi="Arial" w:cs="Arial"/>
-          <w:color w:val="000000"/>
-          <w:highlight w:val="lightGray"/>
-        </w:rPr>
-        <w:t>Todo SBIA cuenta con la aprobación de su arquitectura de solución por la GA, previa al inicio del desarrollo, la adquisición o el entrenamiento, conforme a la etapa 3 del numeral 6.1.1. Los requisitos derivados del nivel de riesgo aprobado, incluidos los mecanismos de supervisión humana, explicabilidad y trazabilidad, se incorporan como requisitos no funcionales de la solución.</w:t>
+        <w:t>6.5.4   Todo SBIA cuenta con la aprobación de su arquitectura de solución por la GA, previa al inicio del desarrollo, la adquisición o el entrenamiento, conforme a la etapa 3 del numeral 6.1.1. Los requisitos derivados del nivel de riesgo aprobado, incluidos los mecanismos de supervisión humana, explicabilidad y trazabilidad, se incorporan como requisitos no funcionales de la solución.</w:t>
       </w:r>
     </w:p>
     <w:p>
@@ -9505,23 +9289,7 @@
           <w:color w:val="000000"/>
           <w:highlight w:val="lightGray"/>
         </w:rPr>
-        <w:t xml:space="preserve">6.5.7 </w:t>
-      </w:r>
-      <w:r>
-        <w:rPr>
-          <w:rFonts w:ascii="Arial" w:eastAsia="Arial" w:hAnsi="Arial" w:cs="Arial"/>
-          <w:color w:val="000000"/>
-          <w:highlight w:val="lightGray"/>
-        </w:rPr>
-        <w:t xml:space="preserve">  </w:t>
-      </w:r>
-      <w:r>
-        <w:rPr>
-          <w:rFonts w:ascii="Arial" w:eastAsia="Arial" w:hAnsi="Arial" w:cs="Arial"/>
-          <w:color w:val="000000"/>
-          <w:highlight w:val="lightGray"/>
-        </w:rPr>
-        <w:t xml:space="preserve">La publicación del código fuente de los SBIA financiados con fondos públicos, con licencia libre o abierta en la Plataforma Nacional de Software Público Peruano (PNSSP), se sujeta a la determinación previa de su publicabilidad. </w:t>
+        <w:t xml:space="preserve">6.5.7   La publicación del código fuente de los SBIA financiados con fondos públicos, con licencia libre o abierta en la Plataforma Nacional de Software Público Peruano (PNSSP), se sujeta a la determinación previa de su publicabilidad. </w:t>
       </w:r>
       <w:r>
         <w:rPr>
@@ -10346,23 +10114,7 @@
           <w:highlight w:val="lightGray"/>
         </w:rPr>
         <w:lastRenderedPageBreak/>
-        <w:t xml:space="preserve">6.8.5 </w:t>
-      </w:r>
-      <w:r>
-        <w:rPr>
-          <w:rFonts w:ascii="Arial" w:eastAsia="Arial" w:hAnsi="Arial" w:cs="Arial"/>
-          <w:color w:val="000000"/>
-          <w:highlight w:val="lightGray"/>
-        </w:rPr>
-        <w:t xml:space="preserve">  </w:t>
-      </w:r>
-      <w:r>
-        <w:rPr>
-          <w:rFonts w:ascii="Arial" w:eastAsia="Arial" w:hAnsi="Arial" w:cs="Arial"/>
-          <w:color w:val="000000"/>
-          <w:highlight w:val="lightGray"/>
-        </w:rPr>
-        <w:t>Los conjuntos de datos que la SUNAT genere o administre y que califiquen como datos de alto valor se ponen a disposición a través del Centro Nacional de Datos (CND), previa determinación de su publicabilidad conforme al artículo 85 del TUO del Código Tributario y a la normativa de protección de datos personales. El OGD identifica los conjuntos candidatos y propone al CGTD su publicación.</w:t>
+        <w:t>6.8.5   Los conjuntos de datos que la SUNAT genere o administre y que califiquen como datos de alto valor se ponen a disposición a través del Centro Nacional de Datos (CND), previa determinación de su publicabilidad conforme al artículo 85 del TUO del Código Tributario y a la normativa de protección de datos personales. El OGD identifica los conjuntos candidatos y propone al CGTD su publicación.</w:t>
       </w:r>
     </w:p>
     <w:p>
@@ -11440,23 +11192,7 @@
           <w:color w:val="000000"/>
           <w:highlight w:val="lightGray"/>
         </w:rPr>
-        <w:t>6.</w:t>
-      </w:r>
-      <w:r>
-        <w:rPr>
-          <w:rFonts w:ascii="Arial" w:eastAsia="Arial" w:hAnsi="Arial" w:cs="Arial"/>
-          <w:color w:val="000000"/>
-          <w:highlight w:val="lightGray"/>
-        </w:rPr>
-        <w:t>13</w:t>
-      </w:r>
-      <w:r>
-        <w:rPr>
-          <w:rFonts w:ascii="Arial" w:eastAsia="Arial" w:hAnsi="Arial" w:cs="Arial"/>
-          <w:color w:val="000000"/>
-          <w:highlight w:val="lightGray"/>
-        </w:rPr>
-        <w:t>.1 Sensibilización</w:t>
+        <w:t>6.13.1 Sensibilización</w:t>
       </w:r>
     </w:p>
     <w:p>
@@ -11670,23 +11406,7 @@
           <w:color w:val="000000"/>
           <w:highlight w:val="lightGray"/>
         </w:rPr>
-        <w:t>6.</w:t>
-      </w:r>
-      <w:r>
-        <w:rPr>
-          <w:rFonts w:ascii="Arial" w:eastAsia="Arial" w:hAnsi="Arial" w:cs="Arial"/>
-          <w:color w:val="000000"/>
-          <w:highlight w:val="lightGray"/>
-        </w:rPr>
-        <w:t>13</w:t>
-      </w:r>
-      <w:r>
-        <w:rPr>
-          <w:rFonts w:ascii="Arial" w:eastAsia="Arial" w:hAnsi="Arial" w:cs="Arial"/>
-          <w:color w:val="000000"/>
-          <w:highlight w:val="lightGray"/>
-        </w:rPr>
-        <w:t>.2 Capacitación y fortalecimiento de capacidades</w:t>
+        <w:t>6.13.2 Capacitación y fortalecimiento de capacidades</w:t>
       </w:r>
     </w:p>
     <w:p>
@@ -11925,23 +11645,7 @@
           <w:color w:val="000000"/>
           <w:highlight w:val="lightGray"/>
         </w:rPr>
-        <w:t>6.</w:t>
-      </w:r>
-      <w:r>
-        <w:rPr>
-          <w:rFonts w:ascii="Arial" w:eastAsia="Arial" w:hAnsi="Arial" w:cs="Arial"/>
-          <w:color w:val="000000"/>
-          <w:highlight w:val="lightGray"/>
-        </w:rPr>
-        <w:t>13</w:t>
-      </w:r>
-      <w:r>
-        <w:rPr>
-          <w:rFonts w:ascii="Arial" w:eastAsia="Arial" w:hAnsi="Arial" w:cs="Arial"/>
-          <w:color w:val="000000"/>
-          <w:highlight w:val="lightGray"/>
-        </w:rPr>
-        <w:t>.3 Gestión del cambio</w:t>
+        <w:t>6.13.3 Gestión del cambio</w:t>
       </w:r>
     </w:p>
     <w:p>
@@ -12192,7 +11896,27 @@
           <w:rFonts w:ascii="Arial" w:hAnsi="Arial" w:cs="Arial"/>
           <w:highlight w:val="lightGray"/>
         </w:rPr>
-        <w:t>6.15.1 Toda iniciativa, requerimiento o proyecto que incorpore o prevea un componente basado en IA requiere la opinión de viabilidad de la Comisión de Gobierno de IA sobre dicho componente. La opinión es insumo del análisis que sustenta la decisión que corresponda y es determinante respecto del componente de IA; no sustituye las aprobaciones que competen a la Alta Dirección ni las de los sistemas administrativos del Estado. Se emite sobre la Ficha de Evaluación de Caso de Uso (Anexo N.° 4), adecuada a la naturaleza y magnitud de la iniciativa, requerimiento o proyecto.</w:t>
+        <w:t xml:space="preserve">6.15.1 Toda iniciativa, requerimiento o proyecto que incorpore o prevea un componente basado en IA requiere la opinión de viabilidad de la Comisión de Gobierno de IA sobre dicho componente. </w:t>
+      </w:r>
+      <w:r>
+        <w:rPr>
+          <w:rFonts w:ascii="Arial" w:hAnsi="Arial" w:cs="Arial"/>
+          <w:highlight w:val="lightGray"/>
+        </w:rPr>
+        <w:t>Esta opinión constituye un requisito institucional interno, exigible en virtud de la presente directiva, cualquiera sea el instrumento de gestión bajo el cual la iniciativa, el requerimiento o el proyecto se formule, ejecute o modifique.</w:t>
+      </w:r>
+      <w:r>
+        <w:rPr>
+          <w:rFonts w:ascii="Arial" w:hAnsi="Arial" w:cs="Arial"/>
+        </w:rPr>
+        <w:t xml:space="preserve"> </w:t>
+      </w:r>
+      <w:r>
+        <w:rPr>
+          <w:rFonts w:ascii="Arial" w:hAnsi="Arial" w:cs="Arial"/>
+          <w:highlight w:val="lightGray"/>
+        </w:rPr>
+        <w:t>La opinión es insumo del análisis que sustenta la decisión que corresponda y es determinante respecto del componente de IA; no sustituye las aprobaciones que competen a la Alta Dirección ni las de los sistemas administrativos del Estado. Se emite sobre la Ficha de Evaluación de Caso de Uso (Anexo N.° 4), adecuada a la naturaleza y magnitud de la iniciativa, requerimiento o proyecto.</w:t>
       </w:r>
     </w:p>
     <w:p>
@@ -12234,7 +11958,43 @@
           <w:rFonts w:ascii="Arial" w:hAnsi="Arial" w:cs="Arial"/>
           <w:highlight w:val="lightGray"/>
         </w:rPr>
-        <w:t>6.15.3 En la formulación de proyectos institucionales conforme al MGPP, cuando se identifique un componente basado en IA se incorpora la opinión de la Comisión como parte del caso de negocio, con carácter previo a su aprobación.</w:t>
+        <w:t>6.</w:t>
+      </w:r>
+      <w:r>
+        <w:rPr>
+          <w:rFonts w:ascii="Arial" w:hAnsi="Arial" w:cs="Arial"/>
+          <w:highlight w:val="lightGray"/>
+        </w:rPr>
+        <w:t xml:space="preserve">15.3 </w:t>
+      </w:r>
+      <w:r>
+        <w:rPr>
+          <w:rFonts w:ascii="Arial" w:hAnsi="Arial" w:cs="Arial"/>
+          <w:highlight w:val="lightGray"/>
+        </w:rPr>
+        <w:t xml:space="preserve">En los programas y proyectos institucionales conforme al MGPP, cuando se identifique un componente basado en IA se recaba la opinión de la Comisión </w:t>
+      </w:r>
+      <w:r>
+        <w:rPr>
+          <w:rFonts w:ascii="Arial" w:hAnsi="Arial" w:cs="Arial"/>
+          <w:highlight w:val="lightGray"/>
+        </w:rPr>
+        <w:lastRenderedPageBreak/>
+        <w:t>con carácter previo a la aprobación que corresponda. La obligación aplica en la</w:t>
+      </w:r>
+      <w:r>
+        <w:rPr>
+          <w:rFonts w:ascii="Arial" w:hAnsi="Arial" w:cs="Arial"/>
+          <w:highlight w:val="lightGray"/>
+        </w:rPr>
+        <w:t xml:space="preserve"> </w:t>
+      </w:r>
+      <w:r>
+        <w:rPr>
+          <w:rFonts w:ascii="Arial" w:hAnsi="Arial" w:cs="Arial"/>
+          <w:highlight w:val="lightGray"/>
+        </w:rPr>
+        <w:t>formulación del caso de negocio; en la elaboración del plan de gestión del proyecto, cuando el detalle de los componentes funcionales revele un componente de IA no previsto; y durante la ejecución, cuando una solicitud de cambio incorpore, sustituya o modifique un componente de IA, aun cuando el cambio no impacte los entregables ni los hitos comprometidos.</w:t>
       </w:r>
     </w:p>
     <w:p>
@@ -12255,15 +12015,7 @@
           <w:rFonts w:ascii="Arial" w:hAnsi="Arial" w:cs="Arial"/>
           <w:highlight w:val="lightGray"/>
         </w:rPr>
-        <w:t xml:space="preserve">6.15.4 Cuando un proyecto de inversión pública sujeto al Sistema Nacional de Programación Multianual y Gestión de Inversiones incorpore un componente </w:t>
-      </w:r>
-      <w:r>
-        <w:rPr>
-          <w:rFonts w:ascii="Arial" w:hAnsi="Arial" w:cs="Arial"/>
-          <w:highlight w:val="lightGray"/>
-        </w:rPr>
-        <w:lastRenderedPageBreak/>
-        <w:t>basado en IA, la Unidad Formuladora considera la opinión de la Comisión como insumo del análisis técnico que sustenta la declaración de viabilidad, sin perjuicio de las disposiciones del referido Sistema. En la ejecución, el SBIA observa el ciclo de vida del numeral 6.1.</w:t>
+        <w:t>6.15.4 Cuando un proyecto de inversión pública sujeto al Sistema Nacional de Programación Multianual y Gestión de Inversiones incorpore un componente basado en IA, la Unidad Formuladora considera la opinión de la Comisión como insumo del análisis técnico que sustenta la declaración de viabilidad, sin perjuicio de las disposiciones del referido Sistema. En la ejecución, el SBIA observa el ciclo de vida del numeral 6.1.</w:t>
       </w:r>
     </w:p>
     <w:p>
@@ -12654,55 +12406,7 @@
           <w:bCs w:val="0"/>
           <w:highlight w:val="lightGray"/>
         </w:rPr>
-        <w:t>Los Anexos forman parte de la presente directiva y su modificación se</w:t>
-      </w:r>
-      <w:r>
-        <w:rPr>
-          <w:b w:val="0"/>
-          <w:bCs w:val="0"/>
-          <w:highlight w:val="lightGray"/>
-        </w:rPr>
-        <w:t xml:space="preserve"> </w:t>
-      </w:r>
-      <w:r>
-        <w:rPr>
-          <w:b w:val="0"/>
-          <w:bCs w:val="0"/>
-          <w:highlight w:val="lightGray"/>
-        </w:rPr>
-        <w:t>efectúa conforme a la METDONI. El detalle de aplicación de los Anexos, así como</w:t>
-      </w:r>
-      <w:r>
-        <w:rPr>
-          <w:b w:val="0"/>
-          <w:bCs w:val="0"/>
-          <w:highlight w:val="lightGray"/>
-        </w:rPr>
-        <w:t xml:space="preserve"> </w:t>
-      </w:r>
-      <w:r>
-        <w:rPr>
-          <w:b w:val="0"/>
-          <w:bCs w:val="0"/>
-          <w:highlight w:val="lightGray"/>
-        </w:rPr>
-        <w:t>los formatos, campos e indicadores operativos que de ellos se derivan, se establecen en los documentos normativos institucionales de menor rango</w:t>
-      </w:r>
-      <w:r>
-        <w:rPr>
-          <w:b w:val="0"/>
-          <w:bCs w:val="0"/>
-          <w:highlight w:val="lightGray"/>
-        </w:rPr>
-        <w:t xml:space="preserve"> </w:t>
-      </w:r>
-      <w:r>
-        <w:rPr>
-          <w:b w:val="0"/>
-          <w:bCs w:val="0"/>
-          <w:highlight w:val="lightGray"/>
-        </w:rPr>
-        <w:t>previstos en el numeral 7.6, que las unidades competentes actualizan sin requerir la modificación de la presente directiva.</w:t>
+        <w:t>Los Anexos forman parte de la presente directiva y su modificación se efectúa conforme a la METDONI. El detalle de aplicación de los Anexos, así como los formatos, campos e indicadores operativos que de ellos se derivan, se establecen en los documentos normativos institucionales de menor rango previstos en el numeral 7.6, que las unidades competentes actualizan sin requerir la modificación de la presente directiva.</w:t>
       </w:r>
     </w:p>
     <w:p>
@@ -16273,63 +15977,7 @@
           <w:rFonts w:ascii="Arial" w:hAnsi="Arial" w:cs="Arial"/>
           <w:highlight w:val="lightGray"/>
         </w:rPr>
-        <w:t>Constituye el contenido mínimo de la evaluación del caso de uso y recoge los</w:t>
-      </w:r>
-      <w:r>
-        <w:rPr>
-          <w:rFonts w:ascii="Arial" w:hAnsi="Arial" w:cs="Arial"/>
-          <w:highlight w:val="lightGray"/>
-        </w:rPr>
-        <w:t xml:space="preserve"> </w:t>
-      </w:r>
-      <w:r>
-        <w:rPr>
-          <w:rFonts w:ascii="Arial" w:hAnsi="Arial" w:cs="Arial"/>
-          <w:highlight w:val="lightGray"/>
-        </w:rPr>
-        <w:t xml:space="preserve">datos y </w:t>
-      </w:r>
-      <w:r>
-        <w:rPr>
-          <w:rFonts w:ascii="Arial" w:hAnsi="Arial" w:cs="Arial"/>
-          <w:highlight w:val="lightGray"/>
-        </w:rPr>
-        <w:t>las evidencias</w:t>
-      </w:r>
-      <w:r>
-        <w:rPr>
-          <w:rFonts w:ascii="Arial" w:hAnsi="Arial" w:cs="Arial"/>
-          <w:highlight w:val="lightGray"/>
-        </w:rPr>
-        <w:t xml:space="preserve"> del problema que sustentan la iniciativa, conforme al</w:t>
-      </w:r>
-      <w:r>
-        <w:rPr>
-          <w:rFonts w:ascii="Arial" w:hAnsi="Arial" w:cs="Arial"/>
-          <w:highlight w:val="lightGray"/>
-        </w:rPr>
-        <w:t xml:space="preserve"> </w:t>
-      </w:r>
-      <w:r>
-        <w:rPr>
-          <w:rFonts w:ascii="Arial" w:hAnsi="Arial" w:cs="Arial"/>
-          <w:highlight w:val="lightGray"/>
-        </w:rPr>
-        <w:t>numeral 28.4 del artículo 28 del RLIA. Se adecúa a la naturaleza y magnitud de la iniciativa, requerimiento o</w:t>
-      </w:r>
-      <w:r>
-        <w:rPr>
-          <w:rFonts w:ascii="Arial" w:hAnsi="Arial" w:cs="Arial"/>
-          <w:highlight w:val="lightGray"/>
-        </w:rPr>
-        <w:t xml:space="preserve"> </w:t>
-      </w:r>
-      <w:r>
-        <w:rPr>
-          <w:rFonts w:ascii="Arial" w:hAnsi="Arial" w:cs="Arial"/>
-          <w:highlight w:val="lightGray"/>
-        </w:rPr>
-        <w:t>proyecto, conforme al numeral 6.15.1</w:t>
+        <w:t>Constituye el contenido mínimo de la evaluación del caso de uso y recoge los datos y las evidencias del problema que sustentan la iniciativa, conforme al numeral 28.4 del artículo 28 del RLIA. Se adecúa a la naturaleza y magnitud de la iniciativa, requerimiento o proyecto, conforme al numeral 6.15.1</w:t>
       </w:r>
       <w:r>
         <w:rPr>
@@ -20927,6 +20575,7 @@
   <w:style w:type="character" w:default="1" w:styleId="Fuentedeprrafopredeter">
     <w:name w:val="Default Paragraph Font"/>
     <w:uiPriority w:val="1"/>
+    <w:semiHidden/>
     <w:unhideWhenUsed/>
   </w:style>
   <w:style w:type="table" w:default="1" w:styleId="Tablanormal">
@@ -22150,6 +21799,16 @@
 </file>
 
 <file path=customXml/item2.xml><?xml version="1.0" encoding="utf-8"?>
+<p:properties xmlns:p="http://schemas.microsoft.com/office/2006/metadata/properties" xmlns:xsi="http://www.w3.org/2001/XMLSchema-instance" xmlns:pc="http://schemas.microsoft.com/office/infopath/2007/PartnerControls">
+  <documentManagement/>
+</p:properties>
+</file>
+
+<file path=customXml/item3.xml><?xml version="1.0" encoding="utf-8"?>
+<b:Sources xmlns:b="http://schemas.openxmlformats.org/officeDocument/2006/bibliography" xmlns="http://schemas.openxmlformats.org/officeDocument/2006/bibliography" SelectedStyle="\APASixthEditionOfficeOnline.xsl" StyleName="APA" Version="6"/>
+</file>
+
+<file path=customXml/item4.xml><?xml version="1.0" encoding="utf-8"?>
 <ct:contentTypeSchema xmlns:ct="http://schemas.microsoft.com/office/2006/metadata/contentType" xmlns:ma="http://schemas.microsoft.com/office/2006/metadata/properties/metaAttributes" ct:_="" ma:_="" ma:contentTypeName="Document" ma:contentTypeID="0x0101005C14AC06E2BCC9479AB1E7BFB85765A3" ma:contentTypeVersion="3" ma:contentTypeDescription="Create a new document." ma:contentTypeScope="" ma:versionID="7c0f1869e227914bb9e091b5d5366560">
   <xsd:schema xmlns:xsd="http://www.w3.org/2001/XMLSchema" xmlns:xs="http://www.w3.org/2001/XMLSchema" xmlns:p="http://schemas.microsoft.com/office/2006/metadata/properties" xmlns:ns2="fdb19afe-0f16-4040-a6da-335f4767bfc9" targetNamespace="http://schemas.microsoft.com/office/2006/metadata/properties" ma:root="true" ma:fieldsID="a498babe3b735ed6250eb2675f7bac41" ns2:_="">
     <xsd:import namespace="fdb19afe-0f16-4040-a6da-335f4767bfc9"/>
@@ -22287,16 +21946,6 @@
 </ct:contentTypeSchema>
 </file>
 
-<file path=customXml/item3.xml><?xml version="1.0" encoding="utf-8"?>
-<b:Sources xmlns:b="http://schemas.openxmlformats.org/officeDocument/2006/bibliography" xmlns="http://schemas.openxmlformats.org/officeDocument/2006/bibliography" SelectedStyle="\APASixthEditionOfficeOnline.xsl" StyleName="APA" Version="6"/>
-</file>
-
-<file path=customXml/item4.xml><?xml version="1.0" encoding="utf-8"?>
-<p:properties xmlns:p="http://schemas.microsoft.com/office/2006/metadata/properties" xmlns:xsi="http://www.w3.org/2001/XMLSchema-instance" xmlns:pc="http://schemas.microsoft.com/office/infopath/2007/PartnerControls">
-  <documentManagement/>
-</p:properties>
-</file>
-
 <file path=customXml/itemProps1.xml><?xml version="1.0" encoding="utf-8"?>
 <ds:datastoreItem xmlns:ds="http://schemas.openxmlformats.org/officeDocument/2006/customXml" ds:itemID="{007781DB-EED9-4359-8AD9-68137B52B701}">
   <ds:schemaRefs>
@@ -22306,6 +21955,23 @@
 </file>
 
 <file path=customXml/itemProps2.xml><?xml version="1.0" encoding="utf-8"?>
+<ds:datastoreItem xmlns:ds="http://schemas.openxmlformats.org/officeDocument/2006/customXml" ds:itemID="{E06D9414-6C68-4A1C-B889-BD6BE2EA8645}">
+  <ds:schemaRefs>
+    <ds:schemaRef ds:uri="http://schemas.microsoft.com/office/2006/metadata/properties"/>
+    <ds:schemaRef ds:uri="http://schemas.microsoft.com/office/infopath/2007/PartnerControls"/>
+  </ds:schemaRefs>
+</ds:datastoreItem>
+</file>
+
+<file path=customXml/itemProps3.xml><?xml version="1.0" encoding="utf-8"?>
+<ds:datastoreItem xmlns:ds="http://schemas.openxmlformats.org/officeDocument/2006/customXml" ds:itemID="{599D4DEC-5966-453E-8EBA-1FE602AD820F}">
+  <ds:schemaRefs>
+    <ds:schemaRef ds:uri="http://schemas.openxmlformats.org/officeDocument/2006/bibliography"/>
+  </ds:schemaRefs>
+</ds:datastoreItem>
+</file>
+
+<file path=customXml/itemProps4.xml><?xml version="1.0" encoding="utf-8"?>
 <ds:datastoreItem xmlns:ds="http://schemas.openxmlformats.org/officeDocument/2006/customXml" ds:itemID="{5C1C6231-2072-4263-80CD-99FB4E777A75}">
   <ds:schemaRefs>
     <ds:schemaRef ds:uri="http://schemas.microsoft.com/office/2006/metadata/contentType"/>
@@ -22321,21 +21987,4 @@
     <ds:schemaRef ds:uri="http://schemas.microsoft.com/internal/obd"/>
   </ds:schemaRefs>
 </ds:datastoreItem>
-</file>
-
-<file path=customXml/itemProps3.xml><?xml version="1.0" encoding="utf-8"?>
-<ds:datastoreItem xmlns:ds="http://schemas.openxmlformats.org/officeDocument/2006/customXml" ds:itemID="{599D4DEC-5966-453E-8EBA-1FE602AD820F}">
-  <ds:schemaRefs>
-    <ds:schemaRef ds:uri="http://schemas.openxmlformats.org/officeDocument/2006/bibliography"/>
-  </ds:schemaRefs>
-</ds:datastoreItem>
-</file>
-
-<file path=customXml/itemProps4.xml><?xml version="1.0" encoding="utf-8"?>
-<ds:datastoreItem xmlns:ds="http://schemas.openxmlformats.org/officeDocument/2006/customXml" ds:itemID="{E06D9414-6C68-4A1C-B889-BD6BE2EA8645}">
-  <ds:schemaRefs>
-    <ds:schemaRef ds:uri="http://schemas.microsoft.com/office/2006/metadata/properties"/>
-    <ds:schemaRef ds:uri="http://schemas.microsoft.com/office/infopath/2007/PartnerControls"/>
-  </ds:schemaRefs>
-</ds:datastoreItem>
 </file>
--- a/normativo/DIRECTIVA-GOBIERNO-IA.docx
+++ b/normativo/DIRECTIVA-GOBIERNO-IA.docx
@@ -8591,7 +8591,127 @@
           <w:color w:val="000000"/>
           <w:highlight w:val="lightGray"/>
         </w:rPr>
-        <w:t>Por comprender actuaciones a cargo de unidades de organización distintas de la INSI, su formulación recoge los aportes de dichas unidades y su aprobación requiere la opinión favorable de la Comisión de Gobierno de IA, en ejercicio de las facultades previstas en el literal h del numeral 6.4 y en el numeral 6.5 de la METDONI. La metodología comprende, como mínimo: la aplicación de la clasificación de riesgo y de la evaluación de impacto algorítmico, los criterios técnicos de diseño de la arquitectura de los SBIA, el contenido de los entregables de cada etapa, los tipos y las técnicas de prueba aplicables según el nivel de riesgo, los controles de contención, las prácticas de monitoreo y las condiciones de retiro. En tanto no se apruebe, los SBIA siguen el ciclo de vida del numeral 6.1.1 y la normativa de desarrollo de sistemas vigente en la SUNAT.</w:t>
+        <w:t xml:space="preserve">Por comprender actuaciones a cargo de unidades de organización distintas de la INSI, su formulación recoge los aportes de dichas unidades y su aprobación requiere la opinión favorable de la Comisión de Gobierno de IA, en ejercicio de las facultades previstas en el literal h del numeral 6.4 y en el numeral 6.5 de la METDONI. La metodología comprende, como mínimo: la aplicación de la clasificación de riesgo y de la evaluación de impacto algorítmico, los criterios técnicos de diseño de la arquitectura de los SBIA, el contenido de los entregables de cada etapa, los tipos y las técnicas de prueba aplicables según el nivel de riesgo, </w:t>
+      </w:r>
+      <w:r>
+        <w:rPr>
+          <w:rFonts w:ascii="Arial" w:hAnsi="Arial" w:cs="Arial"/>
+          <w:color w:val="000000"/>
+          <w:highlight w:val="lightGray"/>
+        </w:rPr>
+        <w:t xml:space="preserve">los controles de </w:t>
+      </w:r>
+      <w:r>
+        <w:rPr>
+          <w:rFonts w:ascii="Arial" w:hAnsi="Arial" w:cs="Arial"/>
+          <w:color w:val="000000"/>
+          <w:highlight w:val="lightGray"/>
+        </w:rPr>
+        <w:t>contención</w:t>
+      </w:r>
+      <w:r>
+        <w:rPr>
+          <w:rFonts w:ascii="Arial" w:hAnsi="Arial" w:cs="Arial"/>
+          <w:color w:val="000000"/>
+          <w:highlight w:val="lightGray"/>
+        </w:rPr>
+        <w:t xml:space="preserve">, las </w:t>
+      </w:r>
+      <w:r>
+        <w:rPr>
+          <w:rFonts w:ascii="Arial" w:hAnsi="Arial" w:cs="Arial"/>
+          <w:color w:val="000000"/>
+          <w:highlight w:val="lightGray"/>
+        </w:rPr>
+        <w:t>prácticas</w:t>
+      </w:r>
+      <w:r>
+        <w:rPr>
+          <w:rFonts w:ascii="Arial" w:hAnsi="Arial" w:cs="Arial"/>
+          <w:color w:val="000000"/>
+          <w:highlight w:val="lightGray"/>
+        </w:rPr>
+        <w:t xml:space="preserve"> de monitoreo, la </w:t>
+      </w:r>
+      <w:r>
+        <w:rPr>
+          <w:rFonts w:ascii="Arial" w:hAnsi="Arial" w:cs="Arial"/>
+          <w:color w:val="000000"/>
+          <w:highlight w:val="lightGray"/>
+        </w:rPr>
+        <w:t>gestión</w:t>
+      </w:r>
+      <w:r>
+        <w:rPr>
+          <w:rFonts w:ascii="Arial" w:hAnsi="Arial" w:cs="Arial"/>
+          <w:color w:val="000000"/>
+          <w:highlight w:val="lightGray"/>
+        </w:rPr>
+        <w:t xml:space="preserve"> de los cambios sobre los SBIA en </w:t>
+      </w:r>
+      <w:r>
+        <w:rPr>
+          <w:rFonts w:ascii="Arial" w:hAnsi="Arial" w:cs="Arial"/>
+          <w:color w:val="000000"/>
+          <w:highlight w:val="lightGray"/>
+        </w:rPr>
+        <w:t>operación</w:t>
+      </w:r>
+      <w:r>
+        <w:rPr>
+          <w:rFonts w:ascii="Arial" w:hAnsi="Arial" w:cs="Arial"/>
+          <w:color w:val="000000"/>
+          <w:highlight w:val="lightGray"/>
+        </w:rPr>
+        <w:t xml:space="preserve">, incluidos los criterios de </w:t>
+      </w:r>
+      <w:r>
+        <w:rPr>
+          <w:rFonts w:ascii="Arial" w:hAnsi="Arial" w:cs="Arial"/>
+          <w:color w:val="000000"/>
+          <w:highlight w:val="lightGray"/>
+        </w:rPr>
+        <w:t>calificación</w:t>
+      </w:r>
+      <w:r>
+        <w:rPr>
+          <w:rFonts w:ascii="Arial" w:hAnsi="Arial" w:cs="Arial"/>
+          <w:color w:val="000000"/>
+          <w:highlight w:val="lightGray"/>
+        </w:rPr>
+        <w:t xml:space="preserve"> del cambio significativo y el alcance de la </w:t>
+      </w:r>
+      <w:r>
+        <w:rPr>
+          <w:rFonts w:ascii="Arial" w:hAnsi="Arial" w:cs="Arial"/>
+          <w:color w:val="000000"/>
+          <w:highlight w:val="lightGray"/>
+        </w:rPr>
+        <w:t>revalidación</w:t>
+      </w:r>
+      <w:r>
+        <w:rPr>
+          <w:rFonts w:ascii="Arial" w:hAnsi="Arial" w:cs="Arial"/>
+          <w:color w:val="000000"/>
+          <w:highlight w:val="lightGray"/>
+        </w:rPr>
+        <w:t xml:space="preserve"> aplicable, y las condiciones de retiro.</w:t>
+      </w:r>
+      <w:r>
+        <w:rPr>
+          <w:rFonts w:ascii="Arial" w:hAnsi="Arial" w:cs="Arial"/>
+          <w:color w:val="000000"/>
+          <w:highlight w:val="lightGray"/>
+        </w:rPr>
+        <w:t xml:space="preserve">. </w:t>
+      </w:r>
+      <w:r>
+        <w:rPr>
+          <w:rFonts w:ascii="Arial" w:hAnsi="Arial" w:cs="Arial"/>
+          <w:color w:val="000000"/>
+          <w:highlight w:val="lightGray"/>
+        </w:rPr>
+        <w:t>En tanto no se apruebe, los SBIA siguen el ciclo de vida del numeral 6.1.1 y la normativa de desarrollo de sistemas vigente en la SUNAT.</w:t>
       </w:r>
     </w:p>
     <w:p>
@@ -8675,7 +8795,7 @@
           <w:color w:val="000000"/>
           <w:highlight w:val="yellow"/>
         </w:rPr>
-        <w:t xml:space="preserve">La opinión de la OII, en materia de ética, integridad y prevención de sesgos, y la de la INALI, en materia de cumplimiento normativo, constan de manera expresa en la propuesta. El CGTD aprueba la clasificación de las iniciativas de SBIA de riesgo alto y de aquellos estratégicos para la entidad; la Comisión de Gobierno de IA aprueba la clasificación de los SBIA de riesgo aceptable e informa de ello </w:t>
+        <w:t xml:space="preserve">La opinión de la OII, en materia de ética, integridad y prevención de sesgos, y la de la INALI, en materia de cumplimiento normativo, constan de manera expresa en la propuesta. El CGTD aprueba la clasificación de las iniciativas de SBIA de </w:t>
       </w:r>
       <w:r>
         <w:rPr>
@@ -8684,7 +8804,7 @@
           <w:highlight w:val="yellow"/>
         </w:rPr>
         <w:lastRenderedPageBreak/>
-        <w:t xml:space="preserve">al CGTD. </w:t>
+        <w:t xml:space="preserve">riesgo alto y de aquellos estratégicos para la entidad; la Comisión de Gobierno de IA aprueba la clasificación de los SBIA de riesgo aceptable e informa de ello al CGTD. </w:t>
       </w:r>
       <w:r>
         <w:rPr>
@@ -8979,6 +9099,7 @@
           <w:color w:val="000000"/>
           <w:highlight w:val="yellow"/>
         </w:rPr>
+        <w:lastRenderedPageBreak/>
         <w:t>6.4.4</w:t>
       </w:r>
       <w:r>
@@ -8988,16 +9109,7 @@
           <w:highlight w:val="yellow"/>
         </w:rPr>
         <w:tab/>
-        <w:t xml:space="preserve">Cuando la EIA detecte riesgos que afecten los derechos fundamentales o puedan generar decisiones automatizadas erróneas, el propietario del caso de uso y el equipo técnico del SBIA adoptan las medidas necesarias para mitigar </w:t>
-      </w:r>
-      <w:r>
-        <w:rPr>
-          <w:rFonts w:ascii="Arial" w:eastAsia="Arial" w:hAnsi="Arial" w:cs="Arial"/>
-          <w:color w:val="000000"/>
-          <w:highlight w:val="yellow"/>
-        </w:rPr>
-        <w:lastRenderedPageBreak/>
-        <w:t>los impactos y realizan los ajustes necesarios previos a la implementación final, entre ellos ajustes en los modelos, mejora en la calidad de los datos y mecanismos de supervisión humana. Dichas medidas quedan documentadas</w:t>
+        <w:t>Cuando la EIA detecte riesgos que afecten los derechos fundamentales o puedan generar decisiones automatizadas erróneas, el propietario del caso de uso y el equipo técnico del SBIA adoptan las medidas necesarias para mitigar los impactos y realizan los ajustes necesarios previos a la implementación final, entre ellos ajustes en los modelos, mejora en la calidad de los datos y mecanismos de supervisión humana. Dichas medidas quedan documentadas</w:t>
       </w:r>
       <w:r>
         <w:rPr>
@@ -9289,16 +9401,8 @@
           <w:color w:val="000000"/>
           <w:highlight w:val="lightGray"/>
         </w:rPr>
-        <w:t xml:space="preserve">6.5.7   La publicación del código fuente de los SBIA financiados con fondos públicos, con licencia libre o abierta en la Plataforma Nacional de Software Público Peruano (PNSSP), se sujeta a la determinación previa de su publicabilidad. </w:t>
-      </w:r>
-      <w:r>
-        <w:rPr>
-          <w:rFonts w:ascii="Arial" w:eastAsia="Arial" w:hAnsi="Arial" w:cs="Arial"/>
-          <w:color w:val="000000"/>
-          <w:highlight w:val="lightGray"/>
-        </w:rPr>
         <w:lastRenderedPageBreak/>
-        <w:t xml:space="preserve">Dicha determinación verifica que el código no revele información sujeta a reserva tributaria conforme al artículo 85 del TUO del Código Tributario, información protegida por confidencialidad aduanera, ni reglas de detección de riesgo cuya divulgación comprometa la función de control. La GA, con opinión de la INALI y de la Oficina de Seguridad Informática, determina la publicabilidad antes de cada liberación mayor; la GDS ejecuta la publicación cuando corresponda. </w:t>
+        <w:t xml:space="preserve">6.5.7   La publicación del código fuente de los SBIA financiados con fondos públicos, con licencia libre o abierta en la Plataforma Nacional de Software Público Peruano (PNSSP), se sujeta a la determinación previa de su publicabilidad. Dicha determinación verifica que el código no revele información sujeta a reserva tributaria conforme al artículo 85 del TUO del Código Tributario, información protegida por confidencialidad aduanera, ni reglas de detección de riesgo cuya divulgación comprometa la función de control. La GA, con opinión de la INALI y de la Oficina de Seguridad Informática, determina la publicabilidad antes de cada liberación mayor; la GDS ejecuta la publicación cuando corresponda. </w:t>
       </w:r>
     </w:p>
     <w:p>
@@ -9515,7 +9619,17 @@
           <w:color w:val="000000"/>
           <w:highlight w:val="yellow"/>
         </w:rPr>
-        <w:t>Ha recibido capacitación específica sobre el funcionamiento, las limitaciones y los riesgos del SBIA que supervisa, incluyendo la identificación y prevención de sesgos algorítmicos, a fin de no sesgarse por los resultados del sistema</w:t>
+        <w:t xml:space="preserve">Ha recibido capacitación específica sobre el funcionamiento, las limitaciones y los riesgos del SBIA que supervisa, incluyendo la </w:t>
+      </w:r>
+      <w:r>
+        <w:rPr>
+          <w:b w:val="0"/>
+          <w:bCs w:val="0"/>
+          <w:color w:val="000000"/>
+          <w:highlight w:val="yellow"/>
+        </w:rPr>
+        <w:lastRenderedPageBreak/>
+        <w:t>identificación y prevención de sesgos algorítmicos, a fin de no sesgarse por los resultados del sistema</w:t>
       </w:r>
       <w:r>
         <w:rPr>
@@ -9554,7 +9668,6 @@
           <w:color w:val="000000"/>
           <w:highlight w:val="yellow"/>
         </w:rPr>
-        <w:lastRenderedPageBreak/>
         <w:t>Dispone de los medios técnicos y la autoridad para detener, corregir o invalidar una decisión del SBIA cuando lo considere necesario.</w:t>
       </w:r>
     </w:p>
@@ -9784,6 +9897,7 @@
           <w:color w:val="000000"/>
           <w:highlight w:val="cyan"/>
         </w:rPr>
+        <w:lastRenderedPageBreak/>
         <w:t>6.7.5</w:t>
       </w:r>
       <w:r>
@@ -9807,16 +9921,7 @@
           <w:color w:val="000000"/>
           <w:highlight w:val="cyan"/>
         </w:rPr>
-        <w:t xml:space="preserve"> por el Procedimiento </w:t>
-      </w:r>
-      <w:r>
-        <w:rPr>
-          <w:rFonts w:ascii="Arial" w:eastAsia="Arial" w:hAnsi="Arial" w:cs="Arial"/>
-          <w:color w:val="000000"/>
-          <w:highlight w:val="cyan"/>
-        </w:rPr>
-        <w:lastRenderedPageBreak/>
-        <w:t>para el registro y atención de incidentes y vulnerabilidades de seguridad de la información (A-03.5.1-PR-003). Los incidentes que se presenten durante la operación de un SBIA en producción y que no constituyan incidentes de seguridad de la información se atienden conforme al Procedimiento de Gestión de Incidentes (A-03.1.1-PR-002). El propietario del caso de uso y las gerencias competentes de la INSI comunican los incidentes del uso y funcionamiento del SBIA por los canales que dichos procedimientos establecen; la Comisión de Gobierno de IA los consolida y los reporta en el informe trimestral del numeral 6.9.5.</w:t>
+        <w:t xml:space="preserve"> por el Procedimiento para el registro y atención de incidentes y vulnerabilidades de seguridad de la información (A-03.5.1-PR-003). Los incidentes que se presenten durante la operación de un SBIA en producción y que no constituyan incidentes de seguridad de la información se atienden conforme al Procedimiento de Gestión de Incidentes (A-03.1.1-PR-002). El propietario del caso de uso y las gerencias competentes de la INSI comunican los incidentes del uso y funcionamiento del SBIA por los canales que dichos procedimientos establecen; la Comisión de Gobierno de IA los consolida y los reporta en el informe trimestral del numeral 6.9.5.</w:t>
       </w:r>
     </w:p>
     <w:p>
@@ -10067,6 +10172,7 @@
           <w:color w:val="000000"/>
           <w:highlight w:val="yellow"/>
         </w:rPr>
+        <w:lastRenderedPageBreak/>
         <w:t>6.8.4</w:t>
       </w:r>
       <w:r>
@@ -10113,8 +10219,126 @@
           <w:color w:val="000000"/>
           <w:highlight w:val="lightGray"/>
         </w:rPr>
-        <w:lastRenderedPageBreak/>
         <w:t>6.8.5   Los conjuntos de datos que la SUNAT genere o administre y que califiquen como datos de alto valor se ponen a disposición a través del Centro Nacional de Datos (CND), previa determinación de su publicabilidad conforme al artículo 85 del TUO del Código Tributario y a la normativa de protección de datos personales. El OGD identifica los conjuntos candidatos y propone al CGTD su publicación.</w:t>
+      </w:r>
+    </w:p>
+    <w:p>
+      <w:pPr>
+        <w:tabs>
+          <w:tab w:val="left" w:pos="1418"/>
+        </w:tabs>
+        <w:spacing w:after="60" w:line="276" w:lineRule="auto"/>
+        <w:ind w:left="1276" w:hanging="709"/>
+        <w:jc w:val="both"/>
+        <w:rPr>
+          <w:rFonts w:ascii="Arial" w:eastAsia="Arial" w:hAnsi="Arial" w:cs="Arial"/>
+          <w:color w:val="000000"/>
+          <w:highlight w:val="lightGray"/>
+        </w:rPr>
+      </w:pPr>
+      <w:r>
+        <w:rPr>
+          <w:rFonts w:ascii="Arial" w:eastAsia="Arial" w:hAnsi="Arial" w:cs="Arial"/>
+          <w:color w:val="000000"/>
+          <w:highlight w:val="lightGray"/>
+        </w:rPr>
+        <w:t xml:space="preserve">6.8.6 </w:t>
+      </w:r>
+      <w:r>
+        <w:rPr>
+          <w:rFonts w:ascii="Arial" w:eastAsia="Arial" w:hAnsi="Arial" w:cs="Arial"/>
+          <w:color w:val="000000"/>
+          <w:highlight w:val="lightGray"/>
+        </w:rPr>
+        <w:t xml:space="preserve">  </w:t>
+      </w:r>
+      <w:r>
+        <w:rPr>
+          <w:rFonts w:ascii="Arial" w:eastAsia="Arial" w:hAnsi="Arial" w:cs="Arial"/>
+          <w:color w:val="000000"/>
+          <w:highlight w:val="lightGray"/>
+        </w:rPr>
+        <w:t xml:space="preserve">Los SBIA se construyen sobre conjuntos de datos certificados conforme a la normativa institucional de gobernanza de datos y </w:t>
+      </w:r>
+      <w:r>
+        <w:rPr>
+          <w:rFonts w:ascii="Arial" w:eastAsia="Arial" w:hAnsi="Arial" w:cs="Arial"/>
+          <w:color w:val="000000"/>
+          <w:highlight w:val="lightGray"/>
+        </w:rPr>
+        <w:t>analítica</w:t>
+      </w:r>
+      <w:r>
+        <w:rPr>
+          <w:rFonts w:ascii="Arial" w:eastAsia="Arial" w:hAnsi="Arial" w:cs="Arial"/>
+          <w:color w:val="000000"/>
+          <w:highlight w:val="lightGray"/>
+        </w:rPr>
+        <w:t xml:space="preserve">, cuando estos existan para la materia. El uso de fuentes no certificadas se justifica en la Ficha de </w:t>
+      </w:r>
+      <w:r>
+        <w:rPr>
+          <w:rFonts w:ascii="Arial" w:eastAsia="Arial" w:hAnsi="Arial" w:cs="Arial"/>
+          <w:color w:val="000000"/>
+          <w:highlight w:val="lightGray"/>
+        </w:rPr>
+        <w:t>Evaluación</w:t>
+      </w:r>
+      <w:r>
+        <w:rPr>
+          <w:rFonts w:ascii="Arial" w:eastAsia="Arial" w:hAnsi="Arial" w:cs="Arial"/>
+          <w:color w:val="000000"/>
+          <w:highlight w:val="lightGray"/>
+        </w:rPr>
+        <w:t xml:space="preserve"> de Caso de Uso (Anexo </w:t>
+      </w:r>
+      <w:r>
+        <w:rPr>
+          <w:rFonts w:ascii="Arial" w:eastAsia="Arial" w:hAnsi="Arial" w:cs="Arial"/>
+          <w:color w:val="000000"/>
+          <w:highlight w:val="lightGray"/>
+        </w:rPr>
+        <w:t>N</w:t>
+      </w:r>
+      <w:r>
+        <w:rPr>
+          <w:rFonts w:ascii="Arial" w:eastAsia="Arial" w:hAnsi="Arial" w:cs="Arial"/>
+          <w:color w:val="000000"/>
+          <w:highlight w:val="lightGray"/>
+        </w:rPr>
+        <w:t>°</w:t>
+      </w:r>
+      <w:r>
+        <w:rPr>
+          <w:rFonts w:ascii="Arial" w:eastAsia="Arial" w:hAnsi="Arial" w:cs="Arial"/>
+          <w:color w:val="000000"/>
+          <w:highlight w:val="lightGray"/>
+        </w:rPr>
+        <w:t xml:space="preserve"> 4) y consta en la Ficha de Registro de SBIA (Anexo </w:t>
+      </w:r>
+      <w:r>
+        <w:rPr>
+          <w:rFonts w:ascii="Arial" w:eastAsia="Arial" w:hAnsi="Arial" w:cs="Arial"/>
+          <w:color w:val="000000"/>
+          <w:highlight w:val="lightGray"/>
+        </w:rPr>
+        <w:t>N</w:t>
+      </w:r>
+      <w:r>
+        <w:rPr>
+          <w:rFonts w:ascii="Arial" w:eastAsia="Arial" w:hAnsi="Arial" w:cs="Arial"/>
+          <w:color w:val="000000"/>
+          <w:highlight w:val="lightGray"/>
+        </w:rPr>
+        <w:t>°</w:t>
+      </w:r>
+      <w:r>
+        <w:rPr>
+          <w:rFonts w:ascii="Arial" w:eastAsia="Arial" w:hAnsi="Arial" w:cs="Arial"/>
+          <w:color w:val="000000"/>
+          <w:highlight w:val="lightGray"/>
+        </w:rPr>
+        <w:t xml:space="preserve"> 1).</w:t>
       </w:r>
     </w:p>
     <w:p>
@@ -10297,6 +10521,7 @@
           <w:rFonts w:ascii="Arial" w:eastAsia="Arial" w:hAnsi="Arial" w:cs="Arial"/>
           <w:color w:val="000000"/>
         </w:rPr>
+        <w:lastRenderedPageBreak/>
         <w:t>6.9.5</w:t>
       </w:r>
       <w:r>
@@ -10366,7 +10591,6 @@
           <w:color w:val="000000"/>
           <w:highlight w:val="yellow"/>
         </w:rPr>
-        <w:lastRenderedPageBreak/>
         <w:t>6.9.7</w:t>
       </w:r>
       <w:r>
@@ -10568,7 +10792,8 @@
         <w:ind w:left="1276"/>
         <w:jc w:val="both"/>
         <w:rPr>
-          <w:rFonts w:ascii="Arial" w:hAnsi="Arial" w:cs="Arial"/>
+          <w:rFonts w:ascii="Arial" w:eastAsia="Arial" w:hAnsi="Arial" w:cs="Arial"/>
+          <w:color w:val="000000"/>
         </w:rPr>
       </w:pPr>
       <w:r>
@@ -10577,7 +10802,32 @@
           <w:color w:val="000000"/>
           <w:highlight w:val="yellow"/>
         </w:rPr>
-        <w:t>El análisis de riesgo y las pruebas de vulnerabilidad sobre cada SBIA corresponden a la Oficina de Seguridad Informática, conforme a la etapa de certificación y validación del numeral 6.1.1. Con la concurrencia de ambas actividades y del monitoreo previsto en el numeral 6.10, la SUNAT satisface la obligación de auditorías de seguridad digital del literal c) del artículo 29 del RLIA.</w:t>
+        <w:t xml:space="preserve">El análisis de riesgo y las pruebas de vulnerabilidad sobre cada SBIA corresponden a la Oficina de Seguridad Informática, conforme a la etapa de certificación y validación del numeral 6.1.1. Con la concurrencia de ambas actividades y del monitoreo previsto en el numeral 6.10, la SUNAT satisface la obligación de auditorías de seguridad digital del literal c) del artículo 29 del </w:t>
+      </w:r>
+      <w:r>
+        <w:rPr>
+          <w:rFonts w:ascii="Arial" w:eastAsia="Arial" w:hAnsi="Arial" w:cs="Arial"/>
+          <w:color w:val="000000"/>
+          <w:highlight w:val="yellow"/>
+        </w:rPr>
+        <w:lastRenderedPageBreak/>
+        <w:t>RLIA.</w:t>
+      </w:r>
+      <w:r>
+        <w:rPr>
+          <w:rFonts w:ascii="Arial" w:eastAsia="Arial" w:hAnsi="Arial" w:cs="Arial"/>
+          <w:color w:val="000000"/>
+          <w:highlight w:val="yellow"/>
+        </w:rPr>
+        <w:t xml:space="preserve"> </w:t>
+      </w:r>
+      <w:r>
+        <w:rPr>
+          <w:rFonts w:ascii="Arial" w:eastAsia="Arial" w:hAnsi="Arial" w:cs="Arial"/>
+          <w:color w:val="000000"/>
+          <w:highlight w:val="yellow"/>
+        </w:rPr>
+        <w:t>Los resultados de las auditorías alimentan el informe trimestral de la Comisión de Gobierno de IA al CGTD.</w:t>
       </w:r>
     </w:p>
     <w:p>
@@ -10586,16 +10836,352 @@
         <w:ind w:left="1276"/>
         <w:jc w:val="both"/>
         <w:rPr>
+          <w:rFonts w:ascii="Arial" w:eastAsia="Arial" w:hAnsi="Arial" w:cs="Arial"/>
+          <w:color w:val="000000"/>
+        </w:rPr>
+      </w:pPr>
+    </w:p>
+    <w:p>
+      <w:pPr>
+        <w:spacing w:after="0" w:line="276" w:lineRule="auto"/>
+        <w:ind w:left="1276" w:hanging="709"/>
+        <w:jc w:val="both"/>
+        <w:rPr>
           <w:rFonts w:ascii="Arial" w:hAnsi="Arial" w:cs="Arial"/>
-        </w:rPr>
-      </w:pPr>
-      <w:r>
-        <w:rPr>
-          <w:rFonts w:ascii="Arial" w:eastAsia="Arial" w:hAnsi="Arial" w:cs="Arial"/>
-          <w:color w:val="000000"/>
-          <w:highlight w:val="yellow"/>
-        </w:rPr>
-        <w:t>Los resultados de las auditorías alimentan el informe trimestral de la Comisión de Gobierno de IA al CGTD.</w:t>
+          <w:highlight w:val="lightGray"/>
+        </w:rPr>
+      </w:pPr>
+      <w:r>
+        <w:rPr>
+          <w:rFonts w:ascii="Arial" w:hAnsi="Arial" w:cs="Arial"/>
+          <w:highlight w:val="lightGray"/>
+        </w:rPr>
+        <w:t xml:space="preserve">6.10.4 Todo cambio sobre un SBIA en </w:t>
+      </w:r>
+      <w:r>
+        <w:rPr>
+          <w:rFonts w:ascii="Arial" w:hAnsi="Arial" w:cs="Arial"/>
+          <w:highlight w:val="lightGray"/>
+        </w:rPr>
+        <w:t>operación</w:t>
+      </w:r>
+      <w:r>
+        <w:rPr>
+          <w:rFonts w:ascii="Arial" w:hAnsi="Arial" w:cs="Arial"/>
+          <w:highlight w:val="lightGray"/>
+        </w:rPr>
+        <w:t xml:space="preserve"> se gestiona de manera controlada y proporcional a su nivel de riesgo. Constituyen cambio, entre otros, el reentrenamiento o la </w:t>
+      </w:r>
+      <w:r>
+        <w:rPr>
+          <w:rFonts w:ascii="Arial" w:hAnsi="Arial" w:cs="Arial"/>
+          <w:highlight w:val="lightGray"/>
+        </w:rPr>
+        <w:t>recalibración</w:t>
+      </w:r>
+      <w:r>
+        <w:rPr>
+          <w:rFonts w:ascii="Arial" w:hAnsi="Arial" w:cs="Arial"/>
+          <w:highlight w:val="lightGray"/>
+        </w:rPr>
+        <w:t xml:space="preserve"> del modelo, su </w:t>
+      </w:r>
+      <w:r>
+        <w:rPr>
+          <w:rFonts w:ascii="Arial" w:hAnsi="Arial" w:cs="Arial"/>
+          <w:highlight w:val="lightGray"/>
+        </w:rPr>
+        <w:t>sustitución</w:t>
+      </w:r>
+      <w:r>
+        <w:rPr>
+          <w:rFonts w:ascii="Arial" w:hAnsi="Arial" w:cs="Arial"/>
+          <w:highlight w:val="lightGray"/>
+        </w:rPr>
+        <w:t xml:space="preserve"> o el cambio de </w:t>
+      </w:r>
+      <w:r>
+        <w:rPr>
+          <w:rFonts w:ascii="Arial" w:hAnsi="Arial" w:cs="Arial"/>
+          <w:highlight w:val="lightGray"/>
+        </w:rPr>
+        <w:t>versión</w:t>
+      </w:r>
+      <w:r>
+        <w:rPr>
+          <w:rFonts w:ascii="Arial" w:hAnsi="Arial" w:cs="Arial"/>
+          <w:highlight w:val="lightGray"/>
+        </w:rPr>
+        <w:t xml:space="preserve"> del modelo base, la </w:t>
+      </w:r>
+      <w:r>
+        <w:rPr>
+          <w:rFonts w:ascii="Arial" w:hAnsi="Arial" w:cs="Arial"/>
+          <w:highlight w:val="lightGray"/>
+        </w:rPr>
+        <w:t>modificación</w:t>
+      </w:r>
+      <w:r>
+        <w:rPr>
+          <w:rFonts w:ascii="Arial" w:hAnsi="Arial" w:cs="Arial"/>
+          <w:highlight w:val="lightGray"/>
+        </w:rPr>
+        <w:t xml:space="preserve"> de las fuentes o de la estructura de los datos de entrada, la </w:t>
+      </w:r>
+      <w:r>
+        <w:rPr>
+          <w:rFonts w:ascii="Arial" w:hAnsi="Arial" w:cs="Arial"/>
+          <w:highlight w:val="lightGray"/>
+        </w:rPr>
+        <w:t>ampliación</w:t>
+      </w:r>
+      <w:r>
+        <w:rPr>
+          <w:rFonts w:ascii="Arial" w:hAnsi="Arial" w:cs="Arial"/>
+          <w:highlight w:val="lightGray"/>
+        </w:rPr>
+        <w:t xml:space="preserve"> de la finalidad o de la </w:t>
+      </w:r>
+      <w:r>
+        <w:rPr>
+          <w:rFonts w:ascii="Arial" w:hAnsi="Arial" w:cs="Arial"/>
+          <w:highlight w:val="lightGray"/>
+        </w:rPr>
+        <w:t>población</w:t>
+      </w:r>
+      <w:r>
+        <w:rPr>
+          <w:rFonts w:ascii="Arial" w:hAnsi="Arial" w:cs="Arial"/>
+          <w:highlight w:val="lightGray"/>
+        </w:rPr>
+        <w:t xml:space="preserve"> objetivo del SBIA, y el cambio de proveedor. El propietario del caso de uso registra todo cambio en el Inventario Institucional de SBIA y lo comunica a la </w:t>
+      </w:r>
+      <w:r>
+        <w:rPr>
+          <w:rFonts w:ascii="Arial" w:hAnsi="Arial" w:cs="Arial"/>
+          <w:highlight w:val="lightGray"/>
+        </w:rPr>
+        <w:t>Comisión</w:t>
+      </w:r>
+      <w:r>
+        <w:rPr>
+          <w:rFonts w:ascii="Arial" w:hAnsi="Arial" w:cs="Arial"/>
+          <w:highlight w:val="lightGray"/>
+        </w:rPr>
+        <w:t xml:space="preserve"> de Gobierno de IA.</w:t>
+      </w:r>
+    </w:p>
+    <w:p>
+      <w:pPr>
+        <w:spacing w:after="0" w:line="276" w:lineRule="auto"/>
+        <w:ind w:left="1276" w:hanging="709"/>
+        <w:jc w:val="both"/>
+        <w:rPr>
+          <w:rFonts w:ascii="Arial" w:hAnsi="Arial" w:cs="Arial"/>
+        </w:rPr>
+      </w:pPr>
+      <w:r>
+        <w:rPr>
+          <w:rFonts w:ascii="Arial" w:hAnsi="Arial" w:cs="Arial"/>
+          <w:highlight w:val="lightGray"/>
+        </w:rPr>
+        <w:t xml:space="preserve">6.10.5 Es significativo el cambio que altera el </w:t>
+      </w:r>
+      <w:r>
+        <w:rPr>
+          <w:rFonts w:ascii="Arial" w:hAnsi="Arial" w:cs="Arial"/>
+          <w:highlight w:val="lightGray"/>
+        </w:rPr>
+        <w:t>desempeño</w:t>
+      </w:r>
+      <w:r>
+        <w:rPr>
+          <w:rFonts w:ascii="Arial" w:hAnsi="Arial" w:cs="Arial"/>
+          <w:highlight w:val="lightGray"/>
+        </w:rPr>
+        <w:t xml:space="preserve">, la finalidad o la </w:t>
+      </w:r>
+      <w:r>
+        <w:rPr>
+          <w:rFonts w:ascii="Arial" w:hAnsi="Arial" w:cs="Arial"/>
+          <w:highlight w:val="lightGray"/>
+        </w:rPr>
+        <w:t>población</w:t>
+      </w:r>
+      <w:r>
+        <w:rPr>
+          <w:rFonts w:ascii="Arial" w:hAnsi="Arial" w:cs="Arial"/>
+          <w:highlight w:val="lightGray"/>
+        </w:rPr>
+        <w:t xml:space="preserve"> objetivo del SBIA. El cambio significativo requiere, con anterioridad a su puesta en </w:t>
+      </w:r>
+      <w:r>
+        <w:rPr>
+          <w:rFonts w:ascii="Arial" w:hAnsi="Arial" w:cs="Arial"/>
+          <w:highlight w:val="lightGray"/>
+        </w:rPr>
+        <w:t>producción</w:t>
+      </w:r>
+      <w:r>
+        <w:rPr>
+          <w:rFonts w:ascii="Arial" w:hAnsi="Arial" w:cs="Arial"/>
+          <w:highlight w:val="lightGray"/>
+        </w:rPr>
+        <w:t xml:space="preserve">: la </w:t>
+      </w:r>
+      <w:r>
+        <w:rPr>
+          <w:rFonts w:ascii="Arial" w:hAnsi="Arial" w:cs="Arial"/>
+          <w:highlight w:val="lightGray"/>
+        </w:rPr>
+        <w:t>revisión</w:t>
+      </w:r>
+      <w:r>
+        <w:rPr>
+          <w:rFonts w:ascii="Arial" w:hAnsi="Arial" w:cs="Arial"/>
+          <w:highlight w:val="lightGray"/>
+        </w:rPr>
+        <w:t xml:space="preserve"> de la </w:t>
+      </w:r>
+      <w:r>
+        <w:rPr>
+          <w:rFonts w:ascii="Arial" w:hAnsi="Arial" w:cs="Arial"/>
+          <w:highlight w:val="lightGray"/>
+        </w:rPr>
+        <w:t>clasificación</w:t>
+      </w:r>
+      <w:r>
+        <w:rPr>
+          <w:rFonts w:ascii="Arial" w:hAnsi="Arial" w:cs="Arial"/>
+          <w:highlight w:val="lightGray"/>
+        </w:rPr>
+        <w:t xml:space="preserve"> de riesgo conforme al numeral 6.2.2; la </w:t>
+      </w:r>
+      <w:r>
+        <w:rPr>
+          <w:rFonts w:ascii="Arial" w:hAnsi="Arial" w:cs="Arial"/>
+          <w:highlight w:val="lightGray"/>
+        </w:rPr>
+        <w:t>actualización</w:t>
+      </w:r>
+      <w:r>
+        <w:rPr>
+          <w:rFonts w:ascii="Arial" w:hAnsi="Arial" w:cs="Arial"/>
+          <w:highlight w:val="lightGray"/>
+        </w:rPr>
+        <w:t xml:space="preserve"> de la EIA conforme al numeral 6.4.3, cuando corresponda; la </w:t>
+      </w:r>
+      <w:r>
+        <w:rPr>
+          <w:rFonts w:ascii="Arial" w:hAnsi="Arial" w:cs="Arial"/>
+          <w:highlight w:val="lightGray"/>
+        </w:rPr>
+        <w:t>verificación</w:t>
+      </w:r>
+      <w:r>
+        <w:rPr>
+          <w:rFonts w:ascii="Arial" w:hAnsi="Arial" w:cs="Arial"/>
+          <w:highlight w:val="lightGray"/>
+        </w:rPr>
+        <w:t xml:space="preserve"> y </w:t>
+      </w:r>
+      <w:r>
+        <w:rPr>
+          <w:rFonts w:ascii="Arial" w:hAnsi="Arial" w:cs="Arial"/>
+          <w:highlight w:val="lightGray"/>
+        </w:rPr>
+        <w:t>validación</w:t>
+      </w:r>
+      <w:r>
+        <w:rPr>
+          <w:rFonts w:ascii="Arial" w:hAnsi="Arial" w:cs="Arial"/>
+          <w:highlight w:val="lightGray"/>
+        </w:rPr>
+        <w:t xml:space="preserve"> conforme al numeral 6.10.3; y la </w:t>
+      </w:r>
+      <w:r>
+        <w:rPr>
+          <w:rFonts w:ascii="Arial" w:hAnsi="Arial" w:cs="Arial"/>
+          <w:highlight w:val="lightGray"/>
+        </w:rPr>
+        <w:t>aprobación</w:t>
+      </w:r>
+      <w:r>
+        <w:rPr>
+          <w:rFonts w:ascii="Arial" w:hAnsi="Arial" w:cs="Arial"/>
+          <w:highlight w:val="lightGray"/>
+        </w:rPr>
+        <w:t xml:space="preserve"> prevista en el numeral 6.1.2. El despliegue del cambio se realiza con </w:t>
+      </w:r>
+      <w:r>
+        <w:rPr>
+          <w:rFonts w:ascii="Arial" w:hAnsi="Arial" w:cs="Arial"/>
+          <w:highlight w:val="lightGray"/>
+        </w:rPr>
+        <w:t>versión</w:t>
+      </w:r>
+      <w:r>
+        <w:rPr>
+          <w:rFonts w:ascii="Arial" w:hAnsi="Arial" w:cs="Arial"/>
+          <w:highlight w:val="lightGray"/>
+        </w:rPr>
+        <w:t xml:space="preserve"> identificable y con un plan de </w:t>
+      </w:r>
+      <w:r>
+        <w:rPr>
+          <w:rFonts w:ascii="Arial" w:hAnsi="Arial" w:cs="Arial"/>
+          <w:highlight w:val="lightGray"/>
+        </w:rPr>
+        <w:t>reversión</w:t>
+      </w:r>
+      <w:r>
+        <w:rPr>
+          <w:rFonts w:ascii="Arial" w:hAnsi="Arial" w:cs="Arial"/>
+          <w:highlight w:val="lightGray"/>
+        </w:rPr>
+        <w:t xml:space="preserve"> que permita restituir la </w:t>
+      </w:r>
+      <w:r>
+        <w:rPr>
+          <w:rFonts w:ascii="Arial" w:hAnsi="Arial" w:cs="Arial"/>
+          <w:highlight w:val="lightGray"/>
+        </w:rPr>
+        <w:t>versión</w:t>
+      </w:r>
+      <w:r>
+        <w:rPr>
+          <w:rFonts w:ascii="Arial" w:hAnsi="Arial" w:cs="Arial"/>
+          <w:highlight w:val="lightGray"/>
+        </w:rPr>
+        <w:t xml:space="preserve"> anterior del SBIA. La </w:t>
+      </w:r>
+      <w:r>
+        <w:rPr>
+          <w:rFonts w:ascii="Arial" w:hAnsi="Arial" w:cs="Arial"/>
+          <w:highlight w:val="lightGray"/>
+        </w:rPr>
+        <w:t>operación</w:t>
+      </w:r>
+      <w:r>
+        <w:rPr>
+          <w:rFonts w:ascii="Arial" w:hAnsi="Arial" w:cs="Arial"/>
+          <w:highlight w:val="lightGray"/>
+        </w:rPr>
+        <w:t xml:space="preserve"> posterior al cambio es objeto de seguimiento reforzado durante el periodo que corresponda a su nivel de riesgo, conforme a la </w:t>
+      </w:r>
+      <w:r>
+        <w:rPr>
+          <w:rFonts w:ascii="Arial" w:hAnsi="Arial" w:cs="Arial"/>
+          <w:highlight w:val="lightGray"/>
+        </w:rPr>
+        <w:t>metodología</w:t>
+      </w:r>
+      <w:r>
+        <w:rPr>
+          <w:rFonts w:ascii="Arial" w:hAnsi="Arial" w:cs="Arial"/>
+          <w:highlight w:val="lightGray"/>
+        </w:rPr>
+        <w:t xml:space="preserve"> prevista en el numeral 6.1.5.</w:t>
       </w:r>
     </w:p>
     <w:p>
@@ -10746,7 +11332,6 @@
           <w:color w:val="000000"/>
           <w:highlight w:val="cyan"/>
         </w:rPr>
-        <w:lastRenderedPageBreak/>
         <w:t>No ingresar información sujeta a reserva tributaria ni datos personales de contribuyentes u operadores aduaneros en herramientas de IA que no estén autorizadas para ese tratamiento en el catálogo institucional. El catálogo indica, para cada herramienta, los tipos de información que puede procesar. El tratamiento de información sujeta a reserva tributaria se rige por el numeral 6.7.3.</w:t>
       </w:r>
     </w:p>
@@ -10868,7 +11453,16 @@
           <w:highlight w:val="yellow"/>
         </w:rPr>
         <w:tab/>
-        <w:t>El catálogo de herramientas de IA autorizadas para uso institucional registra las herramientas aprobadas conforme al numeral 6.11.5. El catálogo precisa, para cada herramienta, el ámbito de uso autorizado (uso administrativo general o uso restringido) y si su empleo con información sujeta a reserva tributaria está permitido, en concordancia con los numerales 6.11.1 y 6.7.3. La INSI lo publica y lo mantiene actualizado.</w:t>
+        <w:t xml:space="preserve">El catálogo de herramientas de IA autorizadas para uso institucional registra las herramientas aprobadas conforme al numeral 6.11.5. El catálogo precisa, para cada herramienta, el ámbito de uso autorizado (uso administrativo general o uso restringido) y si su empleo con información sujeta a reserva tributaria está </w:t>
+      </w:r>
+      <w:r>
+        <w:rPr>
+          <w:rFonts w:ascii="Arial" w:eastAsia="Arial" w:hAnsi="Arial" w:cs="Arial"/>
+          <w:color w:val="000000"/>
+          <w:highlight w:val="yellow"/>
+        </w:rPr>
+        <w:lastRenderedPageBreak/>
+        <w:t>permitido, en concordancia con los numerales 6.11.1 y 6.7.3. La INSI lo publica y lo mantiene actualizado.</w:t>
       </w:r>
     </w:p>
     <w:p>
@@ -10966,16 +11560,7 @@
           <w:color w:val="000000"/>
           <w:highlight w:val="cyan"/>
         </w:rPr>
-        <w:t xml:space="preserve"> El registro, el control y el retiro de las herramientas de IA como software se rigen por el </w:t>
-      </w:r>
-      <w:r>
-        <w:rPr>
-          <w:rFonts w:ascii="Arial" w:eastAsia="Arial" w:hAnsi="Arial" w:cs="Arial"/>
-          <w:color w:val="000000"/>
-          <w:highlight w:val="cyan"/>
-        </w:rPr>
-        <w:lastRenderedPageBreak/>
-        <w:t>Procedimiento para el Registro, Control y Retiro de Software de la SUNAT (A-03.3.2-PR-01).</w:t>
+        <w:t xml:space="preserve"> El registro, el control y el retiro de las herramientas de IA como software se rigen por el Procedimiento para el Registro, Control y Retiro de Software de la SUNAT (A-03.3.2-PR-01).</w:t>
       </w:r>
     </w:p>
     <w:p>
@@ -11097,7 +11682,16 @@
           <w:highlight w:val="yellow"/>
         </w:rPr>
         <w:tab/>
-        <w:t>Los contratos prohíben al proveedor emplear la información de la SUNAT (en particular la sujeta a reserva tributaria y los datos personales) para entrenar, ajustar o mejorar sus modelos o para cualquier fin propio, en concordancia con el artículo 85 del Código Tributario, que extiende la obligación de reserva a quienes accedan a dicha información. La propiedad intelectual de los ajustes (fine-tuning) realizados con información o para necesidades de la SUNAT corresponde a la SUNAT.</w:t>
+        <w:t xml:space="preserve">Los contratos prohíben al proveedor emplear la información de la SUNAT (en particular la sujeta a reserva tributaria y los datos personales) para entrenar, </w:t>
+      </w:r>
+      <w:r>
+        <w:rPr>
+          <w:rFonts w:ascii="Arial" w:eastAsia="Arial" w:hAnsi="Arial" w:cs="Arial"/>
+          <w:color w:val="000000"/>
+          <w:highlight w:val="yellow"/>
+        </w:rPr>
+        <w:lastRenderedPageBreak/>
+        <w:t>ajustar o mejorar sus modelos o para cualquier fin propio, en concordancia con el artículo 85 del Código Tributario, que extiende la obligación de reserva a quienes accedan a dicha información. La propiedad intelectual de los ajustes (fine-tuning) realizados con información o para necesidades de la SUNAT corresponde a la SUNAT.</w:t>
       </w:r>
     </w:p>
     <w:p>
@@ -11284,7 +11878,6 @@
           <w:color w:val="000000"/>
           <w:highlight w:val="lightGray"/>
         </w:rPr>
-        <w:lastRenderedPageBreak/>
         <w:t>Los riesgos derivados de su diseño, desarrollo, implementación y uso.</w:t>
       </w:r>
     </w:p>
@@ -11446,6 +12039,7 @@
           <w:color w:val="000000"/>
           <w:highlight w:val="lightGray"/>
         </w:rPr>
+        <w:lastRenderedPageBreak/>
         <w:t>Las necesidades de capacitación asociadas a los distintos roles, los contenidos formativos, las modalidades de capacitación y los mecanismos de evaluación de resultados se determinan en el marco normativo del Plan de Desarrollo de las Personas.</w:t>
       </w:r>
     </w:p>
@@ -11692,16 +12286,7 @@
           <w:color w:val="000000"/>
           <w:highlight w:val="lightGray"/>
         </w:rPr>
-        <w:t xml:space="preserve">Las acciones de gestión del cambio facilitan la consolidación de la Política institucional de uso seguro, responsable y ético de los sistemas basados en IA y del sistema de gestión de IA, promoviendo su integración en la gestión institucional y favoreciendo las condiciones organizacionales necesarias para </w:t>
-      </w:r>
-      <w:r>
-        <w:rPr>
-          <w:rFonts w:ascii="Arial" w:eastAsia="Arial" w:hAnsi="Arial" w:cs="Arial"/>
-          <w:color w:val="000000"/>
-          <w:highlight w:val="lightGray"/>
-        </w:rPr>
-        <w:lastRenderedPageBreak/>
-        <w:t>su sostenibilidad y mejora continua, en concordancia con los numerales 28.1 y 28.2 del artículo 28 del Reglamento.</w:t>
+        <w:t>Las acciones de gestión del cambio facilitan la consolidación de la Política institucional de uso seguro, responsable y ético de los sistemas basados en IA y del sistema de gestión de IA, promoviendo su integración en la gestión institucional y favoreciendo las condiciones organizacionales necesarias para su sostenibilidad y mejora continua, en concordancia con los numerales 28.1 y 28.2 del artículo 28 del Reglamento.</w:t>
       </w:r>
     </w:p>
     <w:p>
@@ -11813,7 +12398,16 @@
           <w:color w:val="000000"/>
           <w:highlight w:val="yellow"/>
         </w:rPr>
-        <w:t>. La OII supervisa el cumplimiento de los principios éticos en los SBIA, evalúa los riesgos de sesgo y discriminación y administra el canal de consultas éticas en materia de IA. Su opinión sobre la clasificación de riesgo consta conforme al numeral 6.2.2.</w:t>
+        <w:t xml:space="preserve">. La OII supervisa el cumplimiento de los principios éticos en los SBIA, evalúa los riesgos de sesgo </w:t>
+      </w:r>
+      <w:r>
+        <w:rPr>
+          <w:rFonts w:ascii="Arial" w:eastAsia="Arial" w:hAnsi="Arial" w:cs="Arial"/>
+          <w:color w:val="000000"/>
+          <w:highlight w:val="yellow"/>
+        </w:rPr>
+        <w:lastRenderedPageBreak/>
+        <w:t>y discriminación y administra el canal de consultas éticas en materia de IA. Su opinión sobre la clasificación de riesgo consta conforme al numeral 6.2.2.</w:t>
       </w:r>
     </w:p>
     <w:p>
@@ -11972,15 +12566,7 @@
           <w:rFonts w:ascii="Arial" w:hAnsi="Arial" w:cs="Arial"/>
           <w:highlight w:val="lightGray"/>
         </w:rPr>
-        <w:t xml:space="preserve">En los programas y proyectos institucionales conforme al MGPP, cuando se identifique un componente basado en IA se recaba la opinión de la Comisión </w:t>
-      </w:r>
-      <w:r>
-        <w:rPr>
-          <w:rFonts w:ascii="Arial" w:hAnsi="Arial" w:cs="Arial"/>
-          <w:highlight w:val="lightGray"/>
-        </w:rPr>
-        <w:lastRenderedPageBreak/>
-        <w:t>con carácter previo a la aprobación que corresponda. La obligación aplica en la</w:t>
+        <w:t>En los programas y proyectos institucionales conforme al MGPP, cuando se identifique un componente basado en IA se recaba la opinión de la Comisión con carácter previo a la aprobación que corresponda. La obligación aplica en la</w:t>
       </w:r>
       <w:r>
         <w:rPr>
@@ -12024,9 +12610,7 @@
         <w:ind w:left="1276" w:hanging="709"/>
         <w:jc w:val="both"/>
         <w:rPr>
-          <w:rFonts w:ascii="Arial" w:eastAsia="Arial" w:hAnsi="Arial" w:cs="Arial"/>
-          <w:color w:val="000000"/>
-          <w:highlight w:val="yellow"/>
+          <w:rFonts w:ascii="Arial" w:hAnsi="Arial" w:cs="Arial"/>
         </w:rPr>
       </w:pPr>
       <w:r>
@@ -12063,6 +12647,180 @@
           <w:highlight w:val="lightGray"/>
         </w:rPr>
         <w:t>la verificación del componente de IA y la opinión de la Comisión, según sus competencias y sin afectar los sistemas administrativos del Estado, conforme al numeral 7.6</w:t>
+      </w:r>
+    </w:p>
+    <w:p>
+      <w:pPr>
+        <w:spacing w:after="60" w:line="276" w:lineRule="auto"/>
+        <w:ind w:left="1276" w:hanging="709"/>
+        <w:jc w:val="both"/>
+        <w:rPr>
+          <w:rFonts w:ascii="Arial" w:eastAsia="Arial" w:hAnsi="Arial" w:cs="Arial"/>
+          <w:color w:val="000000"/>
+          <w:highlight w:val="yellow"/>
+        </w:rPr>
+      </w:pPr>
+      <w:r>
+        <w:rPr>
+          <w:rFonts w:ascii="Arial" w:hAnsi="Arial" w:cs="Arial"/>
+          <w:highlight w:val="lightGray"/>
+        </w:rPr>
+        <w:lastRenderedPageBreak/>
+        <w:t xml:space="preserve">6.15.6 La presente directiva se articula con la normativa institucional de gobernanza de datos y </w:t>
+      </w:r>
+      <w:r>
+        <w:rPr>
+          <w:rFonts w:ascii="Arial" w:hAnsi="Arial" w:cs="Arial"/>
+          <w:highlight w:val="lightGray"/>
+        </w:rPr>
+        <w:t>analítica</w:t>
+      </w:r>
+      <w:r>
+        <w:rPr>
+          <w:rFonts w:ascii="Arial" w:hAnsi="Arial" w:cs="Arial"/>
+          <w:highlight w:val="lightGray"/>
+        </w:rPr>
+        <w:t xml:space="preserve">. Cuando un producto </w:t>
+      </w:r>
+      <w:r>
+        <w:rPr>
+          <w:rFonts w:ascii="Arial" w:hAnsi="Arial" w:cs="Arial"/>
+          <w:highlight w:val="lightGray"/>
+        </w:rPr>
+        <w:t>analítico</w:t>
+      </w:r>
+      <w:r>
+        <w:rPr>
+          <w:rFonts w:ascii="Arial" w:hAnsi="Arial" w:cs="Arial"/>
+          <w:highlight w:val="lightGray"/>
+        </w:rPr>
+        <w:t xml:space="preserve"> incorpore un sistema basado en IA, este se sujeta al ciclo de vida, la </w:t>
+      </w:r>
+      <w:r>
+        <w:rPr>
+          <w:rFonts w:ascii="Arial" w:hAnsi="Arial" w:cs="Arial"/>
+          <w:highlight w:val="lightGray"/>
+        </w:rPr>
+        <w:t>clasificación</w:t>
+      </w:r>
+      <w:r>
+        <w:rPr>
+          <w:rFonts w:ascii="Arial" w:hAnsi="Arial" w:cs="Arial"/>
+          <w:highlight w:val="lightGray"/>
+        </w:rPr>
+        <w:t xml:space="preserve"> de riesgo, la </w:t>
+      </w:r>
+      <w:r>
+        <w:rPr>
+          <w:rFonts w:ascii="Arial" w:hAnsi="Arial" w:cs="Arial"/>
+          <w:highlight w:val="lightGray"/>
+        </w:rPr>
+        <w:t>evaluación</w:t>
+      </w:r>
+      <w:r>
+        <w:rPr>
+          <w:rFonts w:ascii="Arial" w:hAnsi="Arial" w:cs="Arial"/>
+          <w:highlight w:val="lightGray"/>
+        </w:rPr>
+        <w:t xml:space="preserve"> de impacto </w:t>
+      </w:r>
+      <w:r>
+        <w:rPr>
+          <w:rFonts w:ascii="Arial" w:hAnsi="Arial" w:cs="Arial"/>
+          <w:highlight w:val="lightGray"/>
+        </w:rPr>
+        <w:t>algorítmico</w:t>
+      </w:r>
+      <w:r>
+        <w:rPr>
+          <w:rFonts w:ascii="Arial" w:hAnsi="Arial" w:cs="Arial"/>
+          <w:highlight w:val="lightGray"/>
+        </w:rPr>
+        <w:t xml:space="preserve">, el registro en el Inventario Institucional de SBIA y las obligaciones de transparencia y </w:t>
+      </w:r>
+      <w:r>
+        <w:rPr>
+          <w:rFonts w:ascii="Arial" w:hAnsi="Arial" w:cs="Arial"/>
+          <w:highlight w:val="lightGray"/>
+        </w:rPr>
+        <w:t>supervisión</w:t>
+      </w:r>
+      <w:r>
+        <w:rPr>
+          <w:rFonts w:ascii="Arial" w:hAnsi="Arial" w:cs="Arial"/>
+          <w:highlight w:val="lightGray"/>
+        </w:rPr>
+        <w:t xml:space="preserve"> humana previstas en la presente directiva. La </w:t>
+      </w:r>
+      <w:r>
+        <w:rPr>
+          <w:rFonts w:ascii="Arial" w:hAnsi="Arial" w:cs="Arial"/>
+          <w:highlight w:val="lightGray"/>
+        </w:rPr>
+        <w:t>certificación</w:t>
+      </w:r>
+      <w:r>
+        <w:rPr>
+          <w:rFonts w:ascii="Arial" w:hAnsi="Arial" w:cs="Arial"/>
+          <w:highlight w:val="lightGray"/>
+        </w:rPr>
+        <w:t xml:space="preserve"> del producto </w:t>
+      </w:r>
+      <w:r>
+        <w:rPr>
+          <w:rFonts w:ascii="Arial" w:hAnsi="Arial" w:cs="Arial"/>
+          <w:highlight w:val="lightGray"/>
+        </w:rPr>
+        <w:t>analítico</w:t>
+      </w:r>
+      <w:r>
+        <w:rPr>
+          <w:rFonts w:ascii="Arial" w:hAnsi="Arial" w:cs="Arial"/>
+          <w:highlight w:val="lightGray"/>
+        </w:rPr>
+        <w:t xml:space="preserve"> requiere, como insumo previo, la </w:t>
+      </w:r>
+      <w:r>
+        <w:rPr>
+          <w:rFonts w:ascii="Arial" w:hAnsi="Arial" w:cs="Arial"/>
+          <w:highlight w:val="lightGray"/>
+        </w:rPr>
+        <w:t>aprobación</w:t>
+      </w:r>
+      <w:r>
+        <w:rPr>
+          <w:rFonts w:ascii="Arial" w:hAnsi="Arial" w:cs="Arial"/>
+          <w:highlight w:val="lightGray"/>
+        </w:rPr>
+        <w:t xml:space="preserve"> que corresponda conforme al numeral 6.1.2. La calidad, el linaje, los metadatos y la </w:t>
+      </w:r>
+      <w:r>
+        <w:rPr>
+          <w:rFonts w:ascii="Arial" w:hAnsi="Arial" w:cs="Arial"/>
+          <w:highlight w:val="lightGray"/>
+        </w:rPr>
+        <w:t>certificación</w:t>
+      </w:r>
+      <w:r>
+        <w:rPr>
+          <w:rFonts w:ascii="Arial" w:hAnsi="Arial" w:cs="Arial"/>
+          <w:highlight w:val="lightGray"/>
+        </w:rPr>
+        <w:t xml:space="preserve"> de los datos que alimentan el sistema se rigen por la normativa de gobernanza de datos y </w:t>
+      </w:r>
+      <w:r>
+        <w:rPr>
+          <w:rFonts w:ascii="Arial" w:hAnsi="Arial" w:cs="Arial"/>
+          <w:highlight w:val="lightGray"/>
+        </w:rPr>
+        <w:t>analítica</w:t>
+      </w:r>
+      <w:r>
+        <w:rPr>
+          <w:rFonts w:ascii="Arial" w:hAnsi="Arial" w:cs="Arial"/>
+          <w:highlight w:val="lightGray"/>
+        </w:rPr>
+        <w:t>.</w:t>
       </w:r>
       <w:r>
         <w:rPr>
@@ -14477,6 +15235,170 @@
                 <w:rFonts w:ascii="Arial" w:eastAsia="Arial" w:hAnsi="Arial" w:cs="Arial"/>
               </w:rPr>
               <w:t>Indicación de si el SBIA aplica etiquetado visible y la forma en que se presenta, cuando corresponda (numeral 6.9.2).</w:t>
+            </w:r>
+          </w:p>
+        </w:tc>
+      </w:tr>
+      <w:tr>
+        <w:tc>
+          <w:tcPr>
+            <w:tcW w:w="527" w:type="dxa"/>
+            <w:tcBorders>
+              <w:top w:val="single" w:sz="4" w:space="0" w:color="000000"/>
+              <w:left w:val="single" w:sz="4" w:space="0" w:color="000000"/>
+              <w:bottom w:val="single" w:sz="4" w:space="0" w:color="000000"/>
+              <w:right w:val="single" w:sz="4" w:space="0" w:color="000000"/>
+            </w:tcBorders>
+            <w:tcMar>
+              <w:top w:w="60" w:type="dxa"/>
+              <w:left w:w="80" w:type="dxa"/>
+              <w:bottom w:w="60" w:type="dxa"/>
+              <w:right w:w="80" w:type="dxa"/>
+            </w:tcMar>
+            <w:vAlign w:val="center"/>
+          </w:tcPr>
+          <w:p>
+            <w:pPr>
+              <w:spacing w:before="20" w:after="20" w:line="276" w:lineRule="auto"/>
+              <w:rPr>
+                <w:rFonts w:ascii="Arial" w:eastAsia="Arial" w:hAnsi="Arial" w:cs="Arial"/>
+              </w:rPr>
+            </w:pPr>
+            <w:r>
+              <w:rPr>
+                <w:rFonts w:ascii="Arial" w:eastAsia="Arial" w:hAnsi="Arial" w:cs="Arial"/>
+              </w:rPr>
+              <w:t>18</w:t>
+            </w:r>
+          </w:p>
+        </w:tc>
+        <w:tc>
+          <w:tcPr>
+            <w:tcW w:w="2109" w:type="dxa"/>
+            <w:tcBorders>
+              <w:top w:val="single" w:sz="4" w:space="0" w:color="000000"/>
+              <w:left w:val="single" w:sz="4" w:space="0" w:color="000000"/>
+              <w:bottom w:val="single" w:sz="4" w:space="0" w:color="000000"/>
+              <w:right w:val="single" w:sz="4" w:space="0" w:color="000000"/>
+            </w:tcBorders>
+            <w:tcMar>
+              <w:top w:w="60" w:type="dxa"/>
+              <w:left w:w="80" w:type="dxa"/>
+              <w:bottom w:w="60" w:type="dxa"/>
+              <w:right w:w="80" w:type="dxa"/>
+            </w:tcMar>
+            <w:vAlign w:val="center"/>
+          </w:tcPr>
+          <w:p>
+            <w:pPr>
+              <w:spacing w:before="20" w:after="20" w:line="276" w:lineRule="auto"/>
+              <w:rPr>
+                <w:rFonts w:ascii="Arial" w:eastAsia="Arial" w:hAnsi="Arial" w:cs="Arial"/>
+                <w:b/>
+                <w:bCs/>
+              </w:rPr>
+            </w:pPr>
+            <w:r>
+              <w:rPr>
+                <w:rFonts w:ascii="Arial" w:eastAsia="Arial" w:hAnsi="Arial" w:cs="Arial"/>
+                <w:b/>
+                <w:bCs/>
+              </w:rPr>
+              <w:t>Versión</w:t>
+            </w:r>
+            <w:r>
+              <w:rPr>
+                <w:rFonts w:ascii="Arial" w:eastAsia="Arial" w:hAnsi="Arial" w:cs="Arial"/>
+                <w:b/>
+                <w:bCs/>
+              </w:rPr>
+              <w:t xml:space="preserve"> vigente y ultimo cambio</w:t>
+            </w:r>
+          </w:p>
+        </w:tc>
+        <w:tc>
+          <w:tcPr>
+            <w:tcW w:w="6151" w:type="dxa"/>
+            <w:tcBorders>
+              <w:top w:val="single" w:sz="4" w:space="0" w:color="000000"/>
+              <w:left w:val="single" w:sz="4" w:space="0" w:color="000000"/>
+              <w:bottom w:val="single" w:sz="4" w:space="0" w:color="000000"/>
+              <w:right w:val="single" w:sz="4" w:space="0" w:color="000000"/>
+            </w:tcBorders>
+            <w:tcMar>
+              <w:top w:w="60" w:type="dxa"/>
+              <w:left w:w="80" w:type="dxa"/>
+              <w:bottom w:w="60" w:type="dxa"/>
+              <w:right w:w="80" w:type="dxa"/>
+            </w:tcMar>
+            <w:vAlign w:val="center"/>
+          </w:tcPr>
+          <w:p>
+            <w:pPr>
+              <w:spacing w:before="20" w:after="20" w:line="276" w:lineRule="auto"/>
+              <w:rPr>
+                <w:rFonts w:ascii="Arial" w:eastAsia="Arial" w:hAnsi="Arial" w:cs="Arial"/>
+              </w:rPr>
+            </w:pPr>
+            <w:r>
+              <w:rPr>
+                <w:rFonts w:ascii="Arial" w:eastAsia="Arial" w:hAnsi="Arial" w:cs="Arial"/>
+              </w:rPr>
+              <w:t>Identificación</w:t>
+            </w:r>
+            <w:r>
+              <w:rPr>
+                <w:rFonts w:ascii="Arial" w:eastAsia="Arial" w:hAnsi="Arial" w:cs="Arial"/>
+              </w:rPr>
+              <w:t xml:space="preserve"> de la </w:t>
+            </w:r>
+            <w:r>
+              <w:rPr>
+                <w:rFonts w:ascii="Arial" w:eastAsia="Arial" w:hAnsi="Arial" w:cs="Arial"/>
+              </w:rPr>
+              <w:t>versión</w:t>
+            </w:r>
+            <w:r>
+              <w:rPr>
+                <w:rFonts w:ascii="Arial" w:eastAsia="Arial" w:hAnsi="Arial" w:cs="Arial"/>
+              </w:rPr>
+              <w:t xml:space="preserve"> del SBIA en </w:t>
+            </w:r>
+            <w:r>
+              <w:rPr>
+                <w:rFonts w:ascii="Arial" w:eastAsia="Arial" w:hAnsi="Arial" w:cs="Arial"/>
+              </w:rPr>
+              <w:t>producción</w:t>
+            </w:r>
+            <w:r>
+              <w:rPr>
+                <w:rFonts w:ascii="Arial" w:eastAsia="Arial" w:hAnsi="Arial" w:cs="Arial"/>
+              </w:rPr>
+              <w:t xml:space="preserve">, fecha del </w:t>
+            </w:r>
+            <w:r>
+              <w:rPr>
+                <w:rFonts w:ascii="Arial" w:eastAsia="Arial" w:hAnsi="Arial" w:cs="Arial"/>
+              </w:rPr>
+              <w:t>último</w:t>
+            </w:r>
+            <w:r>
+              <w:rPr>
+                <w:rFonts w:ascii="Arial" w:eastAsia="Arial" w:hAnsi="Arial" w:cs="Arial"/>
+              </w:rPr>
+              <w:t xml:space="preserve"> cambio y su </w:t>
+            </w:r>
+            <w:r>
+              <w:rPr>
+                <w:rFonts w:ascii="Arial" w:eastAsia="Arial" w:hAnsi="Arial" w:cs="Arial"/>
+              </w:rPr>
+              <w:t>calificación</w:t>
+            </w:r>
+            <w:r>
+              <w:rPr>
+                <w:rFonts w:ascii="Arial" w:eastAsia="Arial" w:hAnsi="Arial" w:cs="Arial"/>
+              </w:rPr>
+              <w:t xml:space="preserve"> como significativo o no, conforme a los numerales 6.10.4 y 6.10.5</w:t>
             </w:r>
           </w:p>
         </w:tc>

--- a/normativo/DIRECTIVA-GOBIERNO-IA.docx
+++ b/normativo/DIRECTIVA-GOBIERNO-IA.docx
@@ -2264,6 +2264,22 @@
     </w:p>
     <w:p>
       <w:pPr>
+        <w:spacing w:after="60" w:line="276" w:lineRule="auto"/>
+        <w:jc w:val="both"/>
+        <w:rPr>
+          <w:rFonts w:ascii="Arial" w:hAnsi="Arial" w:cs="Arial"/>
+        </w:rPr>
+      </w:pPr>
+      <w:r>
+        <w:rPr>
+          <w:rFonts w:ascii="Arial" w:hAnsi="Arial" w:cs="Arial"/>
+          <w:highlight w:val="green"/>
+        </w:rPr>
+        <w:t>La presente directiva regula la gestión de los SBIA en lo que resulta específico de la inteligencia artificial. Se articula con los documentos normativos institucionales que regulan la gestión de proyectos, el desarrollo de sistemas, la gobernanza de datos, la seguridad de la información, las contrataciones y la gestión de las personas, sin sustituirlos ni desplazarlos; respecto de ellos identifica el control adicional que la presencia de un componente de IA exige y encarga su incorporación a la unidad de organización competente.</w:t>
+      </w:r>
+    </w:p>
+    <w:p>
+      <w:pPr>
         <w:pStyle w:val="Ttulo1"/>
         <w:spacing w:line="276" w:lineRule="auto"/>
         <w:rPr>
@@ -2557,6 +2573,7 @@
           <w:bCs w:val="0"/>
           <w:color w:val="000000"/>
         </w:rPr>
+        <w:lastRenderedPageBreak/>
         <w:t>Decreto de Urgencia N.° 006-2020 (08/01/2020), que crea el Sistema Nacional de Transformación Digital.</w:t>
       </w:r>
     </w:p>
@@ -2629,7 +2646,6 @@
           <w:bCs w:val="0"/>
           <w:color w:val="000000"/>
         </w:rPr>
-        <w:lastRenderedPageBreak/>
         <w:t>Decreto Legislativo N.° 1053 (27/06/2008), que aprueba la Ley General de Aduanas, y su Reglamento; en lo relativo a la confidencialidad de la información aduanera.</w:t>
       </w:r>
     </w:p>
@@ -2959,52 +2975,22 @@
           <w:numId w:val="20"/>
         </w:numPr>
         <w:spacing w:line="276" w:lineRule="auto"/>
-        <w:ind w:left="709" w:hanging="567"/>
-        <w:rPr>
-          <w:b w:val="0"/>
-          <w:bCs w:val="0"/>
-          <w:color w:val="000000"/>
-        </w:rPr>
-      </w:pPr>
-      <w:r>
-        <w:rPr>
-          <w:b w:val="0"/>
-          <w:bCs w:val="0"/>
-          <w:color w:val="000000"/>
-        </w:rPr>
-        <w:t xml:space="preserve">Resolución de Superintendencia </w:t>
-      </w:r>
-      <w:r>
-        <w:rPr>
-          <w:b w:val="0"/>
-          <w:bCs w:val="0"/>
-          <w:color w:val="EE0000"/>
-        </w:rPr>
-        <w:t>N.° [XXX]-</w:t>
-      </w:r>
-      <w:r>
-        <w:rPr>
-          <w:b w:val="0"/>
-          <w:bCs w:val="0"/>
-          <w:color w:val="000000"/>
-        </w:rPr>
-        <w:t xml:space="preserve">2026/SUNAT, que aprueba la </w:t>
-      </w:r>
-      <w:r>
-        <w:rPr>
-          <w:b w:val="0"/>
-          <w:bCs w:val="0"/>
-          <w:highlight w:val="yellow"/>
-        </w:rPr>
-        <w:t>Política de Uso Seguro, Responsable y Ético de los SBIA</w:t>
-      </w:r>
-      <w:r>
-        <w:rPr>
-          <w:b w:val="0"/>
-          <w:bCs w:val="0"/>
-          <w:color w:val="000000"/>
-        </w:rPr>
-        <w:t xml:space="preserve"> en la SUNAT.</w:t>
+        <w:ind w:hanging="578"/>
+        <w:rPr>
+          <w:b w:val="0"/>
+          <w:bCs w:val="0"/>
+          <w:color w:val="000000"/>
+          <w:highlight w:val="green"/>
+        </w:rPr>
+      </w:pPr>
+      <w:r>
+        <w:rPr>
+          <w:b w:val="0"/>
+          <w:bCs w:val="0"/>
+          <w:color w:val="000000"/>
+          <w:highlight w:val="green"/>
+        </w:rPr>
+        <w:t>Resolución de Superintendencia N.° 000144-2026/SUNAT (30/07/2026), que aprueba la Política de uso seguro, responsable y ético de los sistemas basados en inteligencia artificial en la Superintendencia Nacional de Aduanas y de Administración Tributaria</w:t>
       </w:r>
     </w:p>
     <w:p>
@@ -3020,13 +3006,15 @@
           <w:b w:val="0"/>
           <w:bCs w:val="0"/>
           <w:color w:val="000000"/>
-        </w:rPr>
-      </w:pPr>
-      <w:r>
-        <w:rPr>
-          <w:b w:val="0"/>
-          <w:bCs w:val="0"/>
-          <w:color w:val="000000"/>
+          <w:highlight w:val="yellow"/>
+        </w:rPr>
+      </w:pPr>
+      <w:r>
+        <w:rPr>
+          <w:b w:val="0"/>
+          <w:bCs w:val="0"/>
+          <w:color w:val="000000"/>
+          <w:highlight w:val="yellow"/>
         </w:rPr>
         <w:t>Resolución de Oficina N.° 001-2024-SUNAT/1V0000, que aprueba la Metodología para la formulación, aprobación y control de los Documentos Normativos Institucionales (METDONI) Versión 1.4.</w:t>
       </w:r>
@@ -3068,6 +3056,7 @@
         <w:rPr>
           <w:rFonts w:ascii="Arial" w:hAnsi="Arial" w:cs="Arial"/>
         </w:rPr>
+        <w:lastRenderedPageBreak/>
         <w:br w:type="page"/>
       </w:r>
     </w:p>
@@ -3418,7 +3407,21 @@
         <w:rPr>
           <w:color w:val="000000"/>
         </w:rPr>
-        <w:t>Human-in-the-loop:</w:t>
+        <w:t>Human-</w:t>
+      </w:r>
+      <w:proofErr w:type="spellStart"/>
+      <w:r>
+        <w:rPr>
+          <w:color w:val="000000"/>
+        </w:rPr>
+        <w:t>in-the-loop</w:t>
+      </w:r>
+      <w:proofErr w:type="spellEnd"/>
+      <w:r>
+        <w:rPr>
+          <w:color w:val="000000"/>
+        </w:rPr>
+        <w:t>:</w:t>
       </w:r>
       <w:r>
         <w:rPr>
@@ -4182,259 +4185,61 @@
           <w:color w:val="000000"/>
         </w:rPr>
         <w:tab/>
-        <w:t>Son funciones de la Comisión de Gobierno de IA, en apoyo al CGTD:</w:t>
-      </w:r>
-    </w:p>
-    <w:p>
-      <w:pPr>
-        <w:pStyle w:val="Prrafodelista"/>
-        <w:numPr>
-          <w:ilvl w:val="0"/>
-          <w:numId w:val="9"/>
-        </w:numPr>
-        <w:spacing w:before="0" w:after="60" w:line="276" w:lineRule="auto"/>
-        <w:ind w:left="1701" w:hanging="425"/>
-        <w:rPr>
-          <w:b w:val="0"/>
-          <w:bCs w:val="0"/>
-          <w:color w:val="000000"/>
-        </w:rPr>
-      </w:pPr>
-      <w:r>
-        <w:rPr>
-          <w:b w:val="0"/>
-          <w:bCs w:val="0"/>
-          <w:color w:val="000000"/>
-        </w:rPr>
-        <w:t>Preparar la propuesta de estrategia institucional de IA y sus actualizaciones, para aprobación del CGTD.</w:t>
-      </w:r>
-    </w:p>
-    <w:p>
-      <w:pPr>
-        <w:pStyle w:val="Prrafodelista"/>
-        <w:numPr>
-          <w:ilvl w:val="0"/>
-          <w:numId w:val="9"/>
-        </w:numPr>
-        <w:spacing w:before="0" w:after="60" w:line="276" w:lineRule="auto"/>
-        <w:ind w:left="1701" w:hanging="425"/>
-        <w:rPr>
-          <w:b w:val="0"/>
-          <w:bCs w:val="0"/>
-          <w:color w:val="000000"/>
-        </w:rPr>
-      </w:pPr>
-      <w:r>
-        <w:rPr>
-          <w:b w:val="0"/>
-          <w:bCs w:val="0"/>
-          <w:color w:val="000000"/>
-        </w:rPr>
-        <w:t xml:space="preserve">Evaluar los casos de uso de SBIA propuestos por los órganos de línea (generación de valor, viabilidad técnica, legal, ética y operativa, y </w:t>
-      </w:r>
-      <w:r>
-        <w:rPr>
-          <w:b w:val="0"/>
-          <w:bCs w:val="0"/>
-          <w:color w:val="000000"/>
-        </w:rPr>
-        <w:lastRenderedPageBreak/>
-        <w:t>estimación de inversión y costos recurrentes) y elevar al CGTD la recomendación fundamentada de aprobación o no procedencia.</w:t>
-      </w:r>
-    </w:p>
-    <w:p>
-      <w:pPr>
-        <w:pStyle w:val="Prrafodelista"/>
-        <w:numPr>
-          <w:ilvl w:val="0"/>
-          <w:numId w:val="9"/>
-        </w:numPr>
-        <w:spacing w:before="0" w:after="60" w:line="276" w:lineRule="auto"/>
-        <w:ind w:left="1701" w:hanging="425"/>
-        <w:rPr>
-          <w:b w:val="0"/>
-          <w:bCs w:val="0"/>
-          <w:color w:val="EE0000"/>
-        </w:rPr>
-      </w:pPr>
-      <w:r>
-        <w:rPr>
-          <w:b w:val="0"/>
-          <w:bCs w:val="0"/>
-          <w:highlight w:val="cyan"/>
-        </w:rPr>
-        <w:t>Proponer al CGTD la clasificación de riesgo de cada SBIA, previo al inicio del desarrollo o adquisición.</w:t>
-      </w:r>
-    </w:p>
-    <w:p>
-      <w:pPr>
-        <w:pStyle w:val="Prrafodelista"/>
-        <w:numPr>
-          <w:ilvl w:val="0"/>
-          <w:numId w:val="9"/>
-        </w:numPr>
-        <w:spacing w:before="0" w:after="60" w:line="276" w:lineRule="auto"/>
-        <w:ind w:left="1701" w:hanging="425"/>
-        <w:rPr>
-          <w:b w:val="0"/>
-          <w:bCs w:val="0"/>
-          <w:color w:val="EE0000"/>
-        </w:rPr>
-      </w:pPr>
-      <w:r>
-        <w:rPr>
-          <w:b w:val="0"/>
-          <w:bCs w:val="0"/>
-          <w:color w:val="000000"/>
-          <w:highlight w:val="cyan"/>
-        </w:rPr>
-        <w:t>Asegurar el cumplimiento del Gobierno de IA en la SUNAT.</w:t>
-      </w:r>
-    </w:p>
-    <w:p>
-      <w:pPr>
-        <w:pStyle w:val="Prrafodelista"/>
-        <w:numPr>
-          <w:ilvl w:val="0"/>
-          <w:numId w:val="9"/>
-        </w:numPr>
-        <w:spacing w:before="0" w:after="60" w:line="276" w:lineRule="auto"/>
-        <w:ind w:left="1701" w:hanging="425"/>
-        <w:rPr>
-          <w:b w:val="0"/>
-          <w:bCs w:val="0"/>
-          <w:color w:val="EE0000"/>
-        </w:rPr>
-      </w:pPr>
-      <w:r>
-        <w:rPr>
-          <w:b w:val="0"/>
-          <w:bCs w:val="0"/>
-          <w:highlight w:val="cyan"/>
-        </w:rPr>
-        <w:t>Coordinar la elaboración de las evaluaciones de impacto algorítmico y elevar sus conclusiones al CGTD.</w:t>
-      </w:r>
-    </w:p>
-    <w:p>
-      <w:pPr>
-        <w:pStyle w:val="Prrafodelista"/>
-        <w:numPr>
-          <w:ilvl w:val="0"/>
-          <w:numId w:val="9"/>
-        </w:numPr>
-        <w:spacing w:before="0" w:after="60" w:line="276" w:lineRule="auto"/>
-        <w:ind w:left="1701" w:hanging="425"/>
-        <w:rPr>
-          <w:b w:val="0"/>
-          <w:bCs w:val="0"/>
-          <w:color w:val="000000"/>
-        </w:rPr>
-      </w:pPr>
-      <w:r>
-        <w:rPr>
-          <w:b w:val="0"/>
-          <w:bCs w:val="0"/>
-          <w:color w:val="000000"/>
-        </w:rPr>
-        <w:t>Administrar el Inventario Institucional de SBIA.</w:t>
-      </w:r>
-    </w:p>
-    <w:p>
-      <w:pPr>
-        <w:pStyle w:val="Prrafodelista"/>
-        <w:numPr>
-          <w:ilvl w:val="0"/>
-          <w:numId w:val="9"/>
-        </w:numPr>
-        <w:spacing w:before="0" w:after="60" w:line="276" w:lineRule="auto"/>
-        <w:ind w:left="1701" w:hanging="425"/>
-        <w:rPr>
-          <w:b w:val="0"/>
-          <w:bCs w:val="0"/>
-          <w:color w:val="000000"/>
-        </w:rPr>
-      </w:pPr>
-      <w:r>
-        <w:rPr>
-          <w:b w:val="0"/>
-          <w:bCs w:val="0"/>
-          <w:color w:val="000000"/>
-        </w:rPr>
-        <w:t>Supervisar el cumplimiento de los hitos de aprobación del ciclo de vida de los SBIA y consolidar los informes de monitoreo, auditoría e incidentes para conocimiento del CGTD.</w:t>
-      </w:r>
-    </w:p>
-    <w:p>
-      <w:pPr>
-        <w:pStyle w:val="Prrafodelista"/>
-        <w:numPr>
-          <w:ilvl w:val="0"/>
-          <w:numId w:val="9"/>
-        </w:numPr>
-        <w:spacing w:before="0" w:after="60" w:line="276" w:lineRule="auto"/>
-        <w:ind w:left="1701" w:hanging="425"/>
-        <w:rPr>
-          <w:b w:val="0"/>
-          <w:bCs w:val="0"/>
-          <w:color w:val="000000"/>
-        </w:rPr>
-      </w:pPr>
-      <w:r>
-        <w:rPr>
-          <w:b w:val="0"/>
-          <w:bCs w:val="0"/>
-          <w:color w:val="000000"/>
-        </w:rPr>
-        <w:t>Proponer lineamientos técnicos complementarios en materia de gobierno de IA y coordinar la articulación con la SGTD-PCM.</w:t>
-      </w:r>
-    </w:p>
-    <w:p>
-      <w:pPr>
-        <w:pStyle w:val="Prrafodelista"/>
-        <w:numPr>
-          <w:ilvl w:val="0"/>
-          <w:numId w:val="9"/>
-        </w:numPr>
-        <w:spacing w:before="0" w:after="60" w:line="276" w:lineRule="auto"/>
-        <w:ind w:left="1701" w:hanging="425"/>
-        <w:rPr>
-          <w:b w:val="0"/>
-          <w:bCs w:val="0"/>
-          <w:color w:val="000000"/>
-        </w:rPr>
-      </w:pPr>
-      <w:r>
-        <w:rPr>
-          <w:b w:val="0"/>
-          <w:bCs w:val="0"/>
-          <w:color w:val="000000"/>
-          <w:highlight w:val="yellow"/>
-        </w:rPr>
-        <w:t>Administrar y centralizar la evaluación de los riesgos de los SBIA.</w:t>
-      </w:r>
-    </w:p>
-    <w:p>
-      <w:pPr>
-        <w:pStyle w:val="Prrafodelista"/>
-        <w:numPr>
-          <w:ilvl w:val="0"/>
-          <w:numId w:val="9"/>
-        </w:numPr>
-        <w:spacing w:before="0" w:after="60" w:line="276" w:lineRule="auto"/>
-        <w:ind w:left="1701" w:hanging="425"/>
-        <w:rPr>
-          <w:b w:val="0"/>
-          <w:bCs w:val="0"/>
-          <w:highlight w:val="cyan"/>
-        </w:rPr>
-      </w:pPr>
-      <w:r>
-        <w:rPr>
-          <w:b w:val="0"/>
-          <w:bCs w:val="0"/>
-          <w:highlight w:val="cyan"/>
-        </w:rPr>
-        <w:t>Convocar a otras unidades de organización y a especialistas adicionales según la materia y la complejidad del caso de uso.</w:t>
-      </w:r>
+      </w:r>
+      <w:r>
+        <w:rPr>
+          <w:rFonts w:ascii="Arial" w:eastAsia="Arial" w:hAnsi="Arial" w:cs="Arial"/>
+          <w:color w:val="000000"/>
+        </w:rPr>
+        <w:t>Las</w:t>
+      </w:r>
+      <w:r>
+        <w:rPr>
+          <w:rFonts w:ascii="Arial" w:eastAsia="Arial" w:hAnsi="Arial" w:cs="Arial"/>
+          <w:color w:val="000000"/>
+        </w:rPr>
+        <w:t xml:space="preserve"> funciones de la Comisión de Gobierno de IA, en apoyo al CGTD</w:t>
+      </w:r>
+      <w:r>
+        <w:rPr>
+          <w:rFonts w:ascii="Arial" w:eastAsia="Arial" w:hAnsi="Arial" w:cs="Arial"/>
+          <w:color w:val="000000"/>
+        </w:rPr>
+        <w:t xml:space="preserve"> se definen en el numeral 5.4.</w:t>
+      </w:r>
+    </w:p>
+    <w:p>
+      <w:pPr>
+        <w:spacing w:after="60" w:line="276" w:lineRule="auto"/>
+        <w:ind w:left="1276" w:hanging="720"/>
+        <w:jc w:val="both"/>
+        <w:rPr>
+          <w:rFonts w:ascii="Arial" w:eastAsia="Arial" w:hAnsi="Arial" w:cs="Arial"/>
+          <w:color w:val="000000"/>
+        </w:rPr>
+      </w:pPr>
+    </w:p>
+    <w:p>
+      <w:pPr>
+        <w:spacing w:after="60" w:line="276" w:lineRule="auto"/>
+        <w:ind w:left="1276" w:hanging="720"/>
+        <w:jc w:val="both"/>
+        <w:rPr>
+          <w:rFonts w:ascii="Arial" w:eastAsia="Arial" w:hAnsi="Arial" w:cs="Arial"/>
+          <w:color w:val="000000"/>
+        </w:rPr>
+      </w:pPr>
+    </w:p>
+    <w:p>
+      <w:pPr>
+        <w:spacing w:after="60" w:line="276" w:lineRule="auto"/>
+        <w:ind w:left="1276" w:hanging="720"/>
+        <w:jc w:val="both"/>
+        <w:rPr>
+          <w:rFonts w:ascii="Arial" w:eastAsia="Arial" w:hAnsi="Arial" w:cs="Arial"/>
+          <w:color w:val="000000"/>
+        </w:rPr>
+      </w:pPr>
     </w:p>
     <w:p>
       <w:pPr>
@@ -4443,6 +4248,7 @@
         <w:ind w:left="851"/>
       </w:pPr>
       <w:r>
+        <w:lastRenderedPageBreak/>
         <w:t>5.4</w:t>
       </w:r>
       <w:r>
@@ -4986,7 +4792,6 @@
                 <w:bCs w:val="0"/>
                 <w:highlight w:val="yellow"/>
               </w:rPr>
-              <w:lastRenderedPageBreak/>
               <w:t xml:space="preserve">Aprueba la clasificación de riesgo de los SBIA de riesgo alto y de los estratégicos para la entidad, así como los casos de uso y la estrategia de IA. La clasificación de los SBIA de riesgo aceptable la aprueba la Comisión de Gobierno de IA, conforme al numeral 6.2.2. </w:t>
             </w:r>
           </w:p>
@@ -5053,6 +4858,347 @@
                 <w:bCs w:val="0"/>
               </w:rPr>
               <w:t>Revisa los informes trimestrales de la Comisión de Gobierno de IA.</w:t>
+            </w:r>
+          </w:p>
+        </w:tc>
+      </w:tr>
+      <w:tr>
+        <w:tc>
+          <w:tcPr>
+            <w:tcW w:w="1843" w:type="dxa"/>
+            <w:tcBorders>
+              <w:top w:val="single" w:sz="4" w:space="0" w:color="000000"/>
+              <w:left w:val="single" w:sz="4" w:space="0" w:color="000000"/>
+              <w:bottom w:val="single" w:sz="4" w:space="0" w:color="000000"/>
+              <w:right w:val="single" w:sz="4" w:space="0" w:color="000000"/>
+            </w:tcBorders>
+            <w:tcMar>
+              <w:top w:w="60" w:type="dxa"/>
+              <w:left w:w="80" w:type="dxa"/>
+              <w:bottom w:w="60" w:type="dxa"/>
+              <w:right w:w="80" w:type="dxa"/>
+            </w:tcMar>
+            <w:vAlign w:val="center"/>
+          </w:tcPr>
+          <w:p>
+            <w:pPr>
+              <w:spacing w:before="20" w:after="20" w:line="276" w:lineRule="auto"/>
+              <w:rPr>
+                <w:rFonts w:ascii="Arial" w:eastAsia="Arial" w:hAnsi="Arial" w:cs="Arial"/>
+                <w:b/>
+                <w:bCs/>
+              </w:rPr>
+            </w:pPr>
+            <w:r>
+              <w:rPr>
+                <w:rFonts w:ascii="Arial" w:eastAsia="Arial" w:hAnsi="Arial" w:cs="Arial"/>
+                <w:b/>
+                <w:bCs/>
+              </w:rPr>
+              <w:t>Comisión de Gobierno de IA</w:t>
+            </w:r>
+          </w:p>
+        </w:tc>
+        <w:tc>
+          <w:tcPr>
+            <w:tcW w:w="2205" w:type="dxa"/>
+            <w:tcBorders>
+              <w:top w:val="single" w:sz="4" w:space="0" w:color="000000"/>
+              <w:left w:val="single" w:sz="4" w:space="0" w:color="000000"/>
+              <w:bottom w:val="single" w:sz="4" w:space="0" w:color="000000"/>
+              <w:right w:val="single" w:sz="4" w:space="0" w:color="000000"/>
+            </w:tcBorders>
+            <w:tcMar>
+              <w:top w:w="60" w:type="dxa"/>
+              <w:left w:w="80" w:type="dxa"/>
+              <w:bottom w:w="60" w:type="dxa"/>
+              <w:right w:w="80" w:type="dxa"/>
+            </w:tcMar>
+            <w:vAlign w:val="center"/>
+          </w:tcPr>
+          <w:p>
+            <w:pPr>
+              <w:spacing w:before="20" w:after="20" w:line="276" w:lineRule="auto"/>
+              <w:rPr>
+                <w:rFonts w:ascii="Arial" w:eastAsia="Arial" w:hAnsi="Arial" w:cs="Arial"/>
+              </w:rPr>
+            </w:pPr>
+            <w:r>
+              <w:rPr>
+                <w:rFonts w:ascii="Arial" w:eastAsia="Arial" w:hAnsi="Arial" w:cs="Arial"/>
+              </w:rPr>
+              <w:t>CGTD</w:t>
+            </w:r>
+          </w:p>
+        </w:tc>
+        <w:tc>
+          <w:tcPr>
+            <w:tcW w:w="4032" w:type="dxa"/>
+            <w:tcBorders>
+              <w:top w:val="single" w:sz="4" w:space="0" w:color="000000"/>
+              <w:left w:val="single" w:sz="4" w:space="0" w:color="000000"/>
+              <w:bottom w:val="single" w:sz="4" w:space="0" w:color="000000"/>
+              <w:right w:val="single" w:sz="4" w:space="0" w:color="000000"/>
+            </w:tcBorders>
+            <w:tcMar>
+              <w:top w:w="60" w:type="dxa"/>
+              <w:left w:w="80" w:type="dxa"/>
+              <w:bottom w:w="60" w:type="dxa"/>
+              <w:right w:w="80" w:type="dxa"/>
+            </w:tcMar>
+            <w:vAlign w:val="center"/>
+          </w:tcPr>
+          <w:p>
+            <w:pPr>
+              <w:pStyle w:val="Prrafodelista"/>
+              <w:numPr>
+                <w:ilvl w:val="0"/>
+                <w:numId w:val="13"/>
+              </w:numPr>
+              <w:spacing w:before="0" w:after="60" w:line="276" w:lineRule="auto"/>
+              <w:ind w:left="273" w:hanging="273"/>
+              <w:jc w:val="left"/>
+              <w:rPr>
+                <w:b w:val="0"/>
+                <w:bCs w:val="0"/>
+              </w:rPr>
+            </w:pPr>
+            <w:r>
+              <w:rPr>
+                <w:b w:val="0"/>
+                <w:bCs w:val="0"/>
+              </w:rPr>
+              <w:t>Preparar la propuesta de estrategia institucional de IA y sus</w:t>
+            </w:r>
+            <w:r>
+              <w:rPr>
+                <w:b w:val="0"/>
+                <w:bCs w:val="0"/>
+              </w:rPr>
+              <w:t xml:space="preserve"> </w:t>
+            </w:r>
+            <w:r>
+              <w:rPr>
+                <w:b w:val="0"/>
+                <w:bCs w:val="0"/>
+              </w:rPr>
+              <w:lastRenderedPageBreak/>
+              <w:t>actualizaciones, para aprobación del CGTD.</w:t>
+            </w:r>
+          </w:p>
+          <w:p>
+            <w:pPr>
+              <w:pStyle w:val="Prrafodelista"/>
+              <w:numPr>
+                <w:ilvl w:val="0"/>
+                <w:numId w:val="13"/>
+              </w:numPr>
+              <w:spacing w:before="0" w:after="60" w:line="276" w:lineRule="auto"/>
+              <w:ind w:left="273" w:hanging="273"/>
+              <w:jc w:val="left"/>
+              <w:rPr>
+                <w:b w:val="0"/>
+                <w:bCs w:val="0"/>
+                <w:highlight w:val="green"/>
+              </w:rPr>
+            </w:pPr>
+            <w:r>
+              <w:rPr>
+                <w:b w:val="0"/>
+                <w:bCs w:val="0"/>
+                <w:highlight w:val="green"/>
+              </w:rPr>
+              <w:t>Evaluar el componente de IA de los casos de uso propuestos por los órganos de línea, con el alcance previsto en el numeral 6.15.1, y elevar al CGTD la recomendación fundamentada que corresponda. En las materias sobre las que otras unidades de organización emiten pronunciamiento conforme a sus competencias, la Comisión no reitera la evaluación: incorpora dicho pronunciamiento y se pronuncia únicamente sobre lo que resulta específico del componente de IA.</w:t>
+            </w:r>
+          </w:p>
+          <w:p>
+            <w:pPr>
+              <w:pStyle w:val="Prrafodelista"/>
+              <w:numPr>
+                <w:ilvl w:val="0"/>
+                <w:numId w:val="13"/>
+              </w:numPr>
+              <w:spacing w:before="0" w:after="60" w:line="276" w:lineRule="auto"/>
+              <w:ind w:left="273" w:hanging="273"/>
+              <w:jc w:val="left"/>
+              <w:rPr>
+                <w:b w:val="0"/>
+                <w:bCs w:val="0"/>
+              </w:rPr>
+            </w:pPr>
+            <w:r>
+              <w:rPr>
+                <w:b w:val="0"/>
+                <w:bCs w:val="0"/>
+                <w:highlight w:val="cyan"/>
+              </w:rPr>
+              <w:t>Proponer al CGTD la clasificación de riesgo de cada SBIA, previo al inicio del desarrollo o adquisición.</w:t>
+            </w:r>
+          </w:p>
+          <w:p>
+            <w:pPr>
+              <w:pStyle w:val="Prrafodelista"/>
+              <w:numPr>
+                <w:ilvl w:val="0"/>
+                <w:numId w:val="13"/>
+              </w:numPr>
+              <w:spacing w:before="0" w:after="60" w:line="276" w:lineRule="auto"/>
+              <w:ind w:left="273" w:hanging="273"/>
+              <w:jc w:val="left"/>
+              <w:rPr>
+                <w:b w:val="0"/>
+                <w:bCs w:val="0"/>
+              </w:rPr>
+            </w:pPr>
+            <w:r>
+              <w:rPr>
+                <w:b w:val="0"/>
+                <w:bCs w:val="0"/>
+                <w:highlight w:val="cyan"/>
+              </w:rPr>
+              <w:t>Asegurar el cumplimiento del Gobierno de IA en la SUNAT.</w:t>
+            </w:r>
+          </w:p>
+          <w:p>
+            <w:pPr>
+              <w:pStyle w:val="Prrafodelista"/>
+              <w:numPr>
+                <w:ilvl w:val="0"/>
+                <w:numId w:val="13"/>
+              </w:numPr>
+              <w:spacing w:before="0" w:after="60" w:line="276" w:lineRule="auto"/>
+              <w:ind w:left="273" w:hanging="273"/>
+              <w:jc w:val="left"/>
+              <w:rPr>
+                <w:b w:val="0"/>
+                <w:bCs w:val="0"/>
+              </w:rPr>
+            </w:pPr>
+            <w:r>
+              <w:rPr>
+                <w:b w:val="0"/>
+                <w:bCs w:val="0"/>
+                <w:highlight w:val="cyan"/>
+              </w:rPr>
+              <w:t>Coordinar la elaboración de las evaluaciones de impacto algorítmico y elevar sus conclusiones al CGTD.</w:t>
+            </w:r>
+          </w:p>
+          <w:p>
+            <w:pPr>
+              <w:pStyle w:val="Prrafodelista"/>
+              <w:numPr>
+                <w:ilvl w:val="0"/>
+                <w:numId w:val="13"/>
+              </w:numPr>
+              <w:spacing w:before="0" w:after="60" w:line="276" w:lineRule="auto"/>
+              <w:ind w:left="273" w:hanging="273"/>
+              <w:jc w:val="left"/>
+              <w:rPr>
+                <w:b w:val="0"/>
+                <w:bCs w:val="0"/>
+              </w:rPr>
+            </w:pPr>
+            <w:r>
+              <w:rPr>
+                <w:b w:val="0"/>
+                <w:bCs w:val="0"/>
+              </w:rPr>
+              <w:t>Administrar el Inventario Institucional de SBIA.</w:t>
+            </w:r>
+          </w:p>
+          <w:p>
+            <w:pPr>
+              <w:pStyle w:val="Prrafodelista"/>
+              <w:numPr>
+                <w:ilvl w:val="0"/>
+                <w:numId w:val="13"/>
+              </w:numPr>
+              <w:spacing w:before="0" w:after="60" w:line="276" w:lineRule="auto"/>
+              <w:ind w:left="273" w:hanging="273"/>
+              <w:jc w:val="left"/>
+              <w:rPr>
+                <w:b w:val="0"/>
+                <w:bCs w:val="0"/>
+              </w:rPr>
+            </w:pPr>
+            <w:r>
+              <w:rPr>
+                <w:b w:val="0"/>
+                <w:bCs w:val="0"/>
+              </w:rPr>
+              <w:t>Supervisar el cumplimiento de los hitos de aprobación del ciclo de vida de los SBIA y consolidar los informes de monitoreo, auditoría e incidentes para conocimiento del CGTD.</w:t>
+            </w:r>
+          </w:p>
+          <w:p>
+            <w:pPr>
+              <w:pStyle w:val="Prrafodelista"/>
+              <w:numPr>
+                <w:ilvl w:val="0"/>
+                <w:numId w:val="13"/>
+              </w:numPr>
+              <w:spacing w:before="0" w:after="60" w:line="276" w:lineRule="auto"/>
+              <w:ind w:left="273" w:hanging="273"/>
+              <w:jc w:val="left"/>
+              <w:rPr>
+                <w:b w:val="0"/>
+                <w:bCs w:val="0"/>
+              </w:rPr>
+            </w:pPr>
+            <w:r>
+              <w:rPr>
+                <w:b w:val="0"/>
+                <w:bCs w:val="0"/>
+              </w:rPr>
+              <w:t>Proponer lineamientos técnicos complementarios en materia de gobierno de IA y coordinar la articulación con la SGTD-PCM.</w:t>
+            </w:r>
+          </w:p>
+          <w:p>
+            <w:pPr>
+              <w:pStyle w:val="Prrafodelista"/>
+              <w:numPr>
+                <w:ilvl w:val="0"/>
+                <w:numId w:val="13"/>
+              </w:numPr>
+              <w:spacing w:before="0" w:after="60" w:line="276" w:lineRule="auto"/>
+              <w:ind w:left="273" w:hanging="273"/>
+              <w:jc w:val="left"/>
+              <w:rPr>
+                <w:b w:val="0"/>
+                <w:bCs w:val="0"/>
+              </w:rPr>
+            </w:pPr>
+            <w:r>
+              <w:rPr>
+                <w:b w:val="0"/>
+                <w:bCs w:val="0"/>
+                <w:highlight w:val="yellow"/>
+              </w:rPr>
+              <w:t>Administrar y centralizar la evaluación de los riesgos de los SBIA.</w:t>
+            </w:r>
+          </w:p>
+          <w:p>
+            <w:pPr>
+              <w:pStyle w:val="Prrafodelista"/>
+              <w:numPr>
+                <w:ilvl w:val="0"/>
+                <w:numId w:val="13"/>
+              </w:numPr>
+              <w:spacing w:before="20" w:after="20" w:line="276" w:lineRule="auto"/>
+              <w:ind w:left="273" w:hanging="273"/>
+              <w:jc w:val="left"/>
+              <w:rPr>
+                <w:b w:val="0"/>
+                <w:bCs w:val="0"/>
+              </w:rPr>
+            </w:pPr>
+            <w:r>
+              <w:rPr>
+                <w:b w:val="0"/>
+                <w:bCs w:val="0"/>
+                <w:highlight w:val="cyan"/>
+              </w:rPr>
+              <w:lastRenderedPageBreak/>
+              <w:t>Convocar a otras unidades de organización y a especialistas adicionales según la materia y la complejidad del caso de uso.</w:t>
             </w:r>
           </w:p>
         </w:tc>
@@ -5615,17 +5761,7 @@
                 <w:color w:val="000000"/>
                 <w:highlight w:val="yellow"/>
               </w:rPr>
-              <w:t xml:space="preserve">En materia de tratamiento de datos personales: asegura el tratamiento adecuado de los datos personales en el desarrollo, implementación y </w:t>
-            </w:r>
-            <w:r>
-              <w:rPr>
-                <w:b w:val="0"/>
-                <w:bCs w:val="0"/>
-                <w:color w:val="000000"/>
-                <w:highlight w:val="yellow"/>
-              </w:rPr>
-              <w:lastRenderedPageBreak/>
-              <w:t>uso de los SBIA conforme al numeral 6.7.6.</w:t>
+              <w:t>En materia de tratamiento de datos personales: asegura el tratamiento adecuado de los datos personales en el desarrollo, implementación y uso de los SBIA conforme al numeral 6.7.6.</w:t>
             </w:r>
           </w:p>
           <w:p>
@@ -5685,8 +5821,18 @@
                 <w:color w:val="000000"/>
                 <w:highlight w:val="yellow"/>
               </w:rPr>
+              <w:t xml:space="preserve">Oficial de Seguridad y </w:t>
+            </w:r>
+            <w:r>
+              <w:rPr>
+                <w:rFonts w:ascii="Arial" w:eastAsia="Arial" w:hAnsi="Arial" w:cs="Arial"/>
+                <w:b/>
+                <w:bCs/>
+                <w:color w:val="000000"/>
+                <w:highlight w:val="yellow"/>
+              </w:rPr>
               <w:lastRenderedPageBreak/>
-              <w:t>Oficial de Seguridad y Confianza Digital</w:t>
+              <w:t>Confianza Digital</w:t>
             </w:r>
           </w:p>
         </w:tc>
@@ -5719,6 +5865,7 @@
                 <w:rFonts w:ascii="Arial" w:eastAsia="Arial" w:hAnsi="Arial" w:cs="Arial"/>
                 <w:highlight w:val="yellow"/>
               </w:rPr>
+              <w:lastRenderedPageBreak/>
               <w:t>Miembro del CGTD</w:t>
             </w:r>
           </w:p>
@@ -5762,7 +5909,17 @@
                 <w:color w:val="000000"/>
                 <w:highlight w:val="yellow"/>
               </w:rPr>
-              <w:t>En materia de seguridad digital: promueve la seguridad y confiabilidad de los SBIA y brinda soporte en la gestión de riesgos en su desarrollo, implementación y uso, conforme al numeral 6.7.1.</w:t>
+              <w:t xml:space="preserve">En materia de seguridad digital: promueve la seguridad y confiabilidad de los SBIA y brinda </w:t>
+            </w:r>
+            <w:r>
+              <w:rPr>
+                <w:b w:val="0"/>
+                <w:bCs w:val="0"/>
+                <w:color w:val="000000"/>
+                <w:highlight w:val="yellow"/>
+              </w:rPr>
+              <w:lastRenderedPageBreak/>
+              <w:t>soporte en la gestión de riesgos en su desarrollo, implementación y uso, conforme al numeral 6.7.1.</w:t>
             </w:r>
           </w:p>
         </w:tc>
@@ -5798,6 +5955,7 @@
                 <w:b/>
                 <w:bCs/>
               </w:rPr>
+              <w:lastRenderedPageBreak/>
               <w:t>Ética e Integridad</w:t>
             </w:r>
           </w:p>
@@ -6078,7 +6236,6 @@
                 <w:bCs w:val="0"/>
                 <w:highlight w:val="yellow"/>
               </w:rPr>
-              <w:lastRenderedPageBreak/>
               <w:t xml:space="preserve">Emite opinión previa sobre contratos con proveedores internacionales de IA. </w:t>
             </w:r>
           </w:p>
@@ -6139,7 +6296,6 @@
                 <w:b/>
                 <w:bCs/>
               </w:rPr>
-              <w:lastRenderedPageBreak/>
               <w:t>Seguridad de IA</w:t>
             </w:r>
           </w:p>
@@ -6172,7 +6328,7 @@
               <w:rPr>
                 <w:rFonts w:ascii="Arial" w:eastAsia="Arial" w:hAnsi="Arial" w:cs="Arial"/>
               </w:rPr>
-              <w:t>Ger. Seg. Información / Of. Seg. Informática (INSI)</w:t>
+              <w:t>Seg. Informática (INSI)</w:t>
             </w:r>
           </w:p>
         </w:tc>
@@ -6193,42 +6349,6 @@
             </w:tcMar>
             <w:vAlign w:val="center"/>
           </w:tcPr>
-          <w:p>
-            <w:pPr>
-              <w:pStyle w:val="Prrafodelista"/>
-              <w:numPr>
-                <w:ilvl w:val="0"/>
-                <w:numId w:val="16"/>
-              </w:numPr>
-              <w:spacing w:before="20" w:after="20" w:line="276" w:lineRule="auto"/>
-              <w:ind w:left="299" w:hanging="283"/>
-              <w:jc w:val="left"/>
-              <w:rPr>
-                <w:b w:val="0"/>
-                <w:bCs w:val="0"/>
-              </w:rPr>
-            </w:pPr>
-            <w:commentRangeStart w:id="6"/>
-            <w:r>
-              <w:rPr>
-                <w:b w:val="0"/>
-                <w:bCs w:val="0"/>
-                <w:highlight w:val="yellow"/>
-              </w:rPr>
-              <w:t>Audita los procesos del Sistema de Gestión de Seguridad de la Información que soportan a los SBIA (GSI).</w:t>
-            </w:r>
-            <w:commentRangeEnd w:id="6"/>
-            <w:r>
-              <w:rPr>
-                <w:rStyle w:val="Refdecomentario"/>
-                <w:b w:val="0"/>
-                <w:bCs w:val="0"/>
-                <w:sz w:val="22"/>
-                <w:szCs w:val="22"/>
-              </w:rPr>
-              <w:commentReference w:id="6"/>
-            </w:r>
-          </w:p>
           <w:p>
             <w:pPr>
               <w:pStyle w:val="Prrafodelista"/>
@@ -6382,6 +6502,7 @@
                 <w:b w:val="0"/>
                 <w:bCs w:val="0"/>
               </w:rPr>
+              <w:lastRenderedPageBreak/>
               <w:t>Revisa y aprueba el uso de nuevas tecnologías de IA, en el ámbito de su competencia.</w:t>
             </w:r>
           </w:p>
@@ -6418,6 +6539,7 @@
                 <w:b/>
                 <w:bCs/>
               </w:rPr>
+              <w:lastRenderedPageBreak/>
               <w:t>Gestión de proyectos y procesos de TI</w:t>
             </w:r>
           </w:p>
@@ -6793,7 +6915,6 @@
                 <w:bCs w:val="0"/>
                 <w:highlight w:val="lightGray"/>
               </w:rPr>
-              <w:lastRenderedPageBreak/>
               <w:t>Contribuye a la evaluación del componente de IA con el conocimiento operativo de los procesos de dicho ámbito y de su impacto en los administrados. Su participación es permanente y no sustituye la del propietario del caso de uso, a quien la Comisión convoca cuando se evalúa un caso de uso de su proceso, conforme al numeral</w:t>
             </w:r>
             <w:r>
@@ -6847,8 +6968,17 @@
                 <w:bCs/>
                 <w:highlight w:val="yellow"/>
               </w:rPr>
+              <w:t xml:space="preserve">Gestión de Recursos Humanos y </w:t>
+            </w:r>
+            <w:r>
+              <w:rPr>
+                <w:rFonts w:ascii="Arial" w:eastAsia="Arial" w:hAnsi="Arial" w:cs="Arial"/>
+                <w:b/>
+                <w:bCs/>
+                <w:highlight w:val="yellow"/>
+              </w:rPr>
               <w:lastRenderedPageBreak/>
-              <w:t>Gestión de Recursos Humanos y desarrollo de capacidades</w:t>
+              <w:t>desarrollo de capacidades</w:t>
             </w:r>
           </w:p>
         </w:tc>
@@ -6881,6 +7011,7 @@
                 <w:rFonts w:ascii="Arial" w:eastAsia="Arial" w:hAnsi="Arial" w:cs="Arial"/>
                 <w:highlight w:val="yellow"/>
               </w:rPr>
+              <w:lastRenderedPageBreak/>
               <w:t>INRH</w:t>
             </w:r>
           </w:p>
@@ -6947,6 +7078,7 @@
                 <w:bCs w:val="0"/>
                 <w:highlight w:val="yellow"/>
               </w:rPr>
+              <w:lastRenderedPageBreak/>
               <w:t>Conduce las acciones de sensibilización, concientización y capacitación en IA, diferenciadas por grupos de uso de SBIA.</w:t>
             </w:r>
           </w:p>
@@ -7034,7 +7166,7 @@
           <w:szCs w:val="22"/>
         </w:rPr>
       </w:pPr>
-      <w:bookmarkStart w:id="7" w:name="_Toc235003966"/>
+      <w:bookmarkStart w:id="6" w:name="_Toc235003966"/>
       <w:r>
         <w:rPr>
           <w:rFonts w:cs="Arial"/>
@@ -7042,9 +7174,10 @@
           <w:color w:val="000000"/>
           <w:szCs w:val="22"/>
         </w:rPr>
+        <w:lastRenderedPageBreak/>
         <w:t>DISPOSICIONES ESPECÍFICAS</w:t>
       </w:r>
-      <w:bookmarkEnd w:id="7"/>
+      <w:bookmarkEnd w:id="6"/>
     </w:p>
     <w:p>
       <w:pPr>
@@ -7170,7 +7303,6 @@
                 <w:b/>
                 <w:bCs/>
               </w:rPr>
-              <w:lastRenderedPageBreak/>
               <w:t>N.°</w:t>
             </w:r>
           </w:p>
@@ -7579,6 +7711,7 @@
               <w:rPr>
                 <w:rFonts w:ascii="Arial" w:eastAsia="Arial" w:hAnsi="Arial" w:cs="Arial"/>
               </w:rPr>
+              <w:lastRenderedPageBreak/>
               <w:t>3</w:t>
             </w:r>
           </w:p>
@@ -7946,15 +8079,7 @@
                 <w:rFonts w:ascii="Arial" w:eastAsia="Arial" w:hAnsi="Arial" w:cs="Arial"/>
                 <w:highlight w:val="yellow"/>
               </w:rPr>
-              <w:t xml:space="preserve">La Gerencia de Calidad de Sistemas conduce las pruebas de verificación y validación de calidad, y la Oficina de Seguridad Informática efectúa el análisis de riesgo y las pruebas de vulnerabilidad, incluido el red teaming </w:t>
-            </w:r>
-            <w:r>
-              <w:rPr>
-                <w:rFonts w:ascii="Arial" w:eastAsia="Arial" w:hAnsi="Arial" w:cs="Arial"/>
-                <w:highlight w:val="yellow"/>
-              </w:rPr>
-              <w:lastRenderedPageBreak/>
-              <w:t>para riesgo alto. Con la conformidad de ambas y de la unidad de organización propietaria del caso de uso, la aprobación corresponde conforme al numeral 6.1.2.</w:t>
+              <w:t>La Gerencia de Calidad de Sistemas conduce las pruebas de verificación y validación de calidad, y la Oficina de Seguridad Informática efectúa el análisis de riesgo y las pruebas de vulnerabilidad, incluido el red teaming para riesgo alto. Con la conformidad de ambas y de la unidad de organización propietaria del caso de uso, la aprobación corresponde conforme al numeral 6.1.2.</w:t>
             </w:r>
           </w:p>
         </w:tc>
@@ -7988,7 +8113,6 @@
               <w:rPr>
                 <w:rFonts w:ascii="Arial" w:eastAsia="Arial" w:hAnsi="Arial" w:cs="Arial"/>
               </w:rPr>
-              <w:lastRenderedPageBreak/>
               <w:t>6</w:t>
             </w:r>
           </w:p>
@@ -8190,7 +8314,15 @@
                 <w:rFonts w:ascii="Arial" w:eastAsia="Arial" w:hAnsi="Arial" w:cs="Arial"/>
                 <w:highlight w:val="yellow"/>
               </w:rPr>
-              <w:t>El SBIA opera bajo la supervisión humana y el monitoreo previstos en los numerales 6.6 y 6.10. Los incidentes se gestionan conforme al numeral 6.7.5.</w:t>
+              <w:t xml:space="preserve">El SBIA opera bajo la supervisión humana y el monitoreo previstos </w:t>
+            </w:r>
+            <w:r>
+              <w:rPr>
+                <w:rFonts w:ascii="Arial" w:eastAsia="Arial" w:hAnsi="Arial" w:cs="Arial"/>
+                <w:highlight w:val="yellow"/>
+              </w:rPr>
+              <w:lastRenderedPageBreak/>
+              <w:t>en los numerales 6.6 y 6.10. Los incidentes se gestionan conforme al numeral 6.7.5.</w:t>
             </w:r>
           </w:p>
         </w:tc>
@@ -8222,6 +8354,7 @@
               <w:rPr>
                 <w:rFonts w:ascii="Arial" w:eastAsia="Arial" w:hAnsi="Arial" w:cs="Arial"/>
               </w:rPr>
+              <w:lastRenderedPageBreak/>
               <w:t>Revisiones periódicas según nivel de riesgo.</w:t>
             </w:r>
           </w:p>
@@ -8386,7 +8519,7 @@
         <w:rPr>
           <w:rFonts w:ascii="Arial" w:hAnsi="Arial" w:cs="Arial"/>
           <w:color w:val="000000"/>
-          <w:highlight w:val="cyan"/>
+          <w:highlight w:val="green"/>
         </w:rPr>
         <w:t>6.1.2</w:t>
       </w:r>
@@ -8394,10 +8527,17 @@
         <w:rPr>
           <w:rFonts w:ascii="Arial" w:hAnsi="Arial" w:cs="Arial"/>
           <w:color w:val="000000"/>
-          <w:highlight w:val="cyan"/>
+          <w:highlight w:val="green"/>
         </w:rPr>
         <w:tab/>
-        <w:t>Los hitos de aprobación del ciclo de vida corresponden al CGTD en los SBIA de riesgo alto y en los estratégicos para la entidad, y a la Comisión de Gobierno de IA en los SBIA de riesgo aceptable. La Comisión informa al CGTD de las aprobaciones que otorga. En los SBIA de riesgo alto, todas las etapas e hitos son obligatorios. En los subniveles de riesgo aceptable, la Comisión puede aprobar un ciclo de vida simplificado y documentado.</w:t>
+      </w:r>
+      <w:r>
+        <w:rPr>
+          <w:rFonts w:ascii="Arial" w:hAnsi="Arial" w:cs="Arial"/>
+          <w:color w:val="000000"/>
+          <w:highlight w:val="green"/>
+        </w:rPr>
+        <w:t>Los hitos de aprobación previstos en el numeral 6.1.1 son de carácter técnico. Recaen sobre el componente de IA y sobre su tránsito entre las etapas del ciclo de vida, y no constituyen aprobación de la iniciativa, del proyecto ni de la inversión, las cuales se rigen por los instrumentos de gestión institucionales y por las instancias competentes conforme al ROF. Dichos hitos corresponden al CGTD en los SBIA de riesgo alto y en los estratégicos para la entidad, y a la Comisión de Gobierno de IA en los SBIA de riesgo aceptable. La Comisión informa al CGTD de las aprobaciones que otorga. En los SBIA de riesgo alto, todas las etapas e hitos son obligatorios. En los subniveles de riesgo aceptable, la Comisión puede aprobar un ciclo de vida simplificado y documentado.</w:t>
       </w:r>
     </w:p>
     <w:p>
@@ -8442,7 +8582,7 @@
         <w:rPr>
           <w:rFonts w:ascii="Arial" w:eastAsia="Arial" w:hAnsi="Arial" w:cs="Arial"/>
           <w:color w:val="000000"/>
-          <w:highlight w:val="yellow"/>
+          <w:highlight w:val="green"/>
         </w:rPr>
         <w:t>6.1.4</w:t>
       </w:r>
@@ -8450,97 +8590,17 @@
         <w:rPr>
           <w:rFonts w:ascii="Arial" w:eastAsia="Arial" w:hAnsi="Arial" w:cs="Arial"/>
           <w:color w:val="000000"/>
-          <w:highlight w:val="yellow"/>
+          <w:highlight w:val="green"/>
         </w:rPr>
         <w:tab/>
-        <w:t>La Comisión de Gobierno de IA distingue dos situaciones respecto de un caso de uso de SBIA:</w:t>
-      </w:r>
-    </w:p>
-    <w:p>
-      <w:pPr>
-        <w:pStyle w:val="Prrafodelista"/>
-        <w:numPr>
-          <w:ilvl w:val="1"/>
-          <w:numId w:val="22"/>
-        </w:numPr>
-        <w:spacing w:before="0" w:after="60" w:line="276" w:lineRule="auto"/>
-        <w:ind w:left="1701"/>
-        <w:rPr>
-          <w:b w:val="0"/>
-          <w:bCs w:val="0"/>
-        </w:rPr>
-      </w:pPr>
-      <w:r>
-        <w:rPr>
-          <w:b w:val="0"/>
-          <w:bCs w:val="0"/>
-          <w:color w:val="000000"/>
-          <w:highlight w:val="yellow"/>
-        </w:rPr>
-        <w:t>Observaciones subsanables (acompañamiento). Cuando la iniciativa presenta debilidades en el análisis de generación de valor, no cuenta con presupuesto identificado o la Ficha de Evaluación de Caso de Uso (Anexo N.° 4) está incompleta, la Comisión de Gobierno de IA brinda acompañamiento al propietario del caso de uso para fortalecer la propuesta antes de elevarla nuevamente. Ninguna iniciativa se descarta por estas causas.</w:t>
-      </w:r>
-    </w:p>
-    <w:p>
-      <w:pPr>
-        <w:pStyle w:val="Prrafodelista"/>
-        <w:numPr>
-          <w:ilvl w:val="1"/>
-          <w:numId w:val="22"/>
-        </w:numPr>
-        <w:spacing w:after="60" w:line="276" w:lineRule="auto"/>
-        <w:ind w:left="1701"/>
-        <w:rPr>
-          <w:b w:val="0"/>
-          <w:bCs w:val="0"/>
-          <w:color w:val="000000"/>
-        </w:rPr>
-      </w:pPr>
-      <w:r>
-        <w:rPr>
-          <w:b w:val="0"/>
-          <w:bCs w:val="0"/>
-          <w:color w:val="000000"/>
-          <w:highlight w:val="yellow"/>
-        </w:rPr>
-        <w:lastRenderedPageBreak/>
-        <w:t xml:space="preserve">No procedencia. Cuando el SBIA es clasificado como de </w:t>
-      </w:r>
-      <w:r>
-        <w:rPr>
-          <w:b w:val="0"/>
-          <w:bCs w:val="0"/>
-          <w:color w:val="000000"/>
-          <w:highlight w:val="cyan"/>
-        </w:rPr>
-        <w:t>uso indebido</w:t>
-      </w:r>
-      <w:r>
-        <w:rPr>
-          <w:b w:val="0"/>
-          <w:bCs w:val="0"/>
-          <w:color w:val="000000"/>
-          <w:highlight w:val="yellow"/>
-        </w:rPr>
-        <w:t xml:space="preserve"> conforme al artículo 23 del RLIA, contraviene la Política de Uso Seguro, Responsable y Ético de los SBIA o la normativa vigente, o no cuenta con pronunciamiento favorable de la Comisión de Gobierno de IA sobre su viabilidad técnica, la Comisión fundamenta por escrito la no procedencia y la eleva al CGTD para su decisión definitiva en acta.</w:t>
-      </w:r>
-    </w:p>
-    <w:p>
-      <w:pPr>
-        <w:spacing w:after="60" w:line="276" w:lineRule="auto"/>
-        <w:ind w:left="1276"/>
-        <w:jc w:val="both"/>
-        <w:rPr>
-          <w:rFonts w:ascii="Arial" w:eastAsia="Arial" w:hAnsi="Arial" w:cs="Arial"/>
-          <w:color w:val="000000"/>
-        </w:rPr>
-      </w:pPr>
-      <w:r>
-        <w:rPr>
-          <w:rFonts w:ascii="Arial" w:eastAsia="Arial" w:hAnsi="Arial" w:cs="Arial"/>
-          <w:color w:val="000000"/>
-          <w:highlight w:val="yellow"/>
-        </w:rPr>
-        <w:t>En la evaluación de la generación de valor, el beneficio puede sustentarse a nivel de un conjunto o programa de SBIA cuando la iniciativa forme parte de un portafolio, e incluir beneficios cualitativos y de control de procesos además de los cuantitativos.</w:t>
+      </w:r>
+      <w:r>
+        <w:rPr>
+          <w:rFonts w:ascii="Arial" w:eastAsia="Arial" w:hAnsi="Arial" w:cs="Arial"/>
+          <w:color w:val="000000"/>
+          <w:highlight w:val="green"/>
+        </w:rPr>
+        <w:t>El pronunciamiento de la Comisión de Gobierno de IA en los hitos del ciclo de vida recae sobre el componente de IA, con el alcance y en las formas previstas en el numeral 6.15.1. Cuando la Ficha de Evaluación de Caso de Uso (Anexo N.° 4) resulte insuficiente para pronunciarse, la Comisión acompaña al propietario del caso de uso en su complementación y difiere su pronunciamiento hasta contar con la información requerida. La insuficiencia de información no constituye causal de pronunciamiento no favorable. El pronunciamiento favorable con condiciones identifica los controles exigidos y la etapa del ciclo de vida en la que se verifica su implementación. El pronunciamiento no favorable se fundamenta por escrito y se eleva al CGTD, que resuelve en acta sobre la procedencia del uso del componente de IA.</w:t>
       </w:r>
     </w:p>
     <w:p>
@@ -8591,7 +8651,7 @@
           <w:color w:val="000000"/>
           <w:highlight w:val="lightGray"/>
         </w:rPr>
-        <w:t xml:space="preserve">Por comprender actuaciones a cargo de unidades de organización distintas de la INSI, su formulación recoge los aportes de dichas unidades y su aprobación requiere la opinión favorable de la Comisión de Gobierno de IA, en ejercicio de las facultades previstas en el literal h del numeral 6.4 y en el numeral 6.5 de la METDONI. La metodología comprende, como mínimo: la aplicación de la clasificación de riesgo y de la evaluación de impacto algorítmico, los criterios técnicos de diseño de la arquitectura de los SBIA, el contenido de los entregables de cada etapa, los tipos y las técnicas de prueba aplicables según el nivel de riesgo, </w:t>
+        <w:t xml:space="preserve">Por comprender actuaciones a cargo de unidades de organización distintas de la INSI, su formulación recoge los aportes de dichas unidades y su aprobación requiere la opinión favorable de la Comisión de Gobierno de IA, en ejercicio de las facultades previstas en el literal h del numeral 6.4 y en el numeral 6.5 de la METDONI. La metodología comprende, como mínimo: la aplicación de la clasificación de riesgo y de la evaluación de impacto algorítmico, los criterios técnicos de diseño de la arquitectura de los SBIA, el contenido de los </w:t>
       </w:r>
       <w:r>
         <w:rPr>
@@ -8599,7 +8659,8 @@
           <w:color w:val="000000"/>
           <w:highlight w:val="lightGray"/>
         </w:rPr>
-        <w:t xml:space="preserve">los controles de </w:t>
+        <w:lastRenderedPageBreak/>
+        <w:t xml:space="preserve">entregables de cada etapa, los tipos y las técnicas de prueba aplicables según el nivel de riesgo, </w:t>
       </w:r>
       <w:r>
         <w:rPr>
@@ -8607,95 +8668,7 @@
           <w:color w:val="000000"/>
           <w:highlight w:val="lightGray"/>
         </w:rPr>
-        <w:t>contención</w:t>
-      </w:r>
-      <w:r>
-        <w:rPr>
-          <w:rFonts w:ascii="Arial" w:hAnsi="Arial" w:cs="Arial"/>
-          <w:color w:val="000000"/>
-          <w:highlight w:val="lightGray"/>
-        </w:rPr>
-        <w:t xml:space="preserve">, las </w:t>
-      </w:r>
-      <w:r>
-        <w:rPr>
-          <w:rFonts w:ascii="Arial" w:hAnsi="Arial" w:cs="Arial"/>
-          <w:color w:val="000000"/>
-          <w:highlight w:val="lightGray"/>
-        </w:rPr>
-        <w:t>prácticas</w:t>
-      </w:r>
-      <w:r>
-        <w:rPr>
-          <w:rFonts w:ascii="Arial" w:hAnsi="Arial" w:cs="Arial"/>
-          <w:color w:val="000000"/>
-          <w:highlight w:val="lightGray"/>
-        </w:rPr>
-        <w:t xml:space="preserve"> de monitoreo, la </w:t>
-      </w:r>
-      <w:r>
-        <w:rPr>
-          <w:rFonts w:ascii="Arial" w:hAnsi="Arial" w:cs="Arial"/>
-          <w:color w:val="000000"/>
-          <w:highlight w:val="lightGray"/>
-        </w:rPr>
-        <w:t>gestión</w:t>
-      </w:r>
-      <w:r>
-        <w:rPr>
-          <w:rFonts w:ascii="Arial" w:hAnsi="Arial" w:cs="Arial"/>
-          <w:color w:val="000000"/>
-          <w:highlight w:val="lightGray"/>
-        </w:rPr>
-        <w:t xml:space="preserve"> de los cambios sobre los SBIA en </w:t>
-      </w:r>
-      <w:r>
-        <w:rPr>
-          <w:rFonts w:ascii="Arial" w:hAnsi="Arial" w:cs="Arial"/>
-          <w:color w:val="000000"/>
-          <w:highlight w:val="lightGray"/>
-        </w:rPr>
-        <w:t>operación</w:t>
-      </w:r>
-      <w:r>
-        <w:rPr>
-          <w:rFonts w:ascii="Arial" w:hAnsi="Arial" w:cs="Arial"/>
-          <w:color w:val="000000"/>
-          <w:highlight w:val="lightGray"/>
-        </w:rPr>
-        <w:t xml:space="preserve">, incluidos los criterios de </w:t>
-      </w:r>
-      <w:r>
-        <w:rPr>
-          <w:rFonts w:ascii="Arial" w:hAnsi="Arial" w:cs="Arial"/>
-          <w:color w:val="000000"/>
-          <w:highlight w:val="lightGray"/>
-        </w:rPr>
-        <w:t>calificación</w:t>
-      </w:r>
-      <w:r>
-        <w:rPr>
-          <w:rFonts w:ascii="Arial" w:hAnsi="Arial" w:cs="Arial"/>
-          <w:color w:val="000000"/>
-          <w:highlight w:val="lightGray"/>
-        </w:rPr>
-        <w:t xml:space="preserve"> del cambio significativo y el alcance de la </w:t>
-      </w:r>
-      <w:r>
-        <w:rPr>
-          <w:rFonts w:ascii="Arial" w:hAnsi="Arial" w:cs="Arial"/>
-          <w:color w:val="000000"/>
-          <w:highlight w:val="lightGray"/>
-        </w:rPr>
-        <w:t>revalidación</w:t>
-      </w:r>
-      <w:r>
-        <w:rPr>
-          <w:rFonts w:ascii="Arial" w:hAnsi="Arial" w:cs="Arial"/>
-          <w:color w:val="000000"/>
-          <w:highlight w:val="lightGray"/>
-        </w:rPr>
-        <w:t xml:space="preserve"> aplicable, y las condiciones de retiro.</w:t>
+        <w:t>los controles de contención, las prácticas de monitoreo, la gestión de los cambios sobre los SBIA en operación, incluidos los criterios de calificación del cambio significativo y el alcance de la revalidación aplicable, y las condiciones de retiro.</w:t>
       </w:r>
       <w:r>
         <w:rPr>
@@ -8795,16 +8768,7 @@
           <w:color w:val="000000"/>
           <w:highlight w:val="yellow"/>
         </w:rPr>
-        <w:t xml:space="preserve">La opinión de la OII, en materia de ética, integridad y prevención de sesgos, y la de la INALI, en materia de cumplimiento normativo, constan de manera expresa en la propuesta. El CGTD aprueba la clasificación de las iniciativas de SBIA de </w:t>
-      </w:r>
-      <w:r>
-        <w:rPr>
-          <w:rFonts w:ascii="Arial" w:eastAsia="Arial" w:hAnsi="Arial" w:cs="Arial"/>
-          <w:color w:val="000000"/>
-          <w:highlight w:val="yellow"/>
-        </w:rPr>
-        <w:lastRenderedPageBreak/>
-        <w:t xml:space="preserve">riesgo alto y de aquellos estratégicos para la entidad; la Comisión de Gobierno de IA aprueba la clasificación de los SBIA de riesgo aceptable e informa de ello al CGTD. </w:t>
+        <w:t xml:space="preserve">La opinión de la OII, en materia de ética, integridad y prevención de sesgos, y la de la INALI, en materia de cumplimiento normativo, constan de manera expresa en la propuesta. El CGTD aprueba la clasificación de las iniciativas de SBIA de riesgo alto y de aquellos estratégicos para la entidad; la Comisión de Gobierno de IA aprueba la clasificación de los SBIA de riesgo aceptable e informa de ello al CGTD. </w:t>
       </w:r>
       <w:r>
         <w:rPr>
@@ -8896,7 +8860,52 @@
           <w:color w:val="000000"/>
           <w:highlight w:val="cyan"/>
         </w:rPr>
-        <w:t>La prohibición del uso indebido se asegura mediante la clasificación de riesgo previa y obligatoria, el filtro de no procedencia y el registro obligatorio en el Inventario Institucional de SBIA. Ante la duda sobre si un SBIA constituye uso indebido, la SUNAT puede formular a la SGTD la consulta prevista en el artículo 23 del RLIA.</w:t>
+        <w:t xml:space="preserve">La prohibición del uso indebido se asegura mediante la clasificación de riesgo previa y obligatoria, el filtro de no procedencia y el registro obligatorio en el Inventario Institucional de SBIA. Ante la duda sobre si un SBIA constituye uso </w:t>
+      </w:r>
+      <w:r>
+        <w:rPr>
+          <w:rFonts w:ascii="Arial" w:eastAsia="Arial" w:hAnsi="Arial" w:cs="Arial"/>
+          <w:color w:val="000000"/>
+          <w:highlight w:val="cyan"/>
+        </w:rPr>
+        <w:lastRenderedPageBreak/>
+        <w:t>indebido, la SUNAT puede formular a la SGTD la consulta prevista en el artículo 23 del RLIA.</w:t>
+      </w:r>
+    </w:p>
+    <w:p>
+      <w:pPr>
+        <w:spacing w:after="60" w:line="276" w:lineRule="auto"/>
+        <w:ind w:left="1276" w:hanging="567"/>
+        <w:jc w:val="both"/>
+        <w:rPr>
+          <w:rFonts w:ascii="Arial" w:eastAsia="Arial" w:hAnsi="Arial" w:cs="Arial"/>
+          <w:color w:val="000000"/>
+        </w:rPr>
+      </w:pPr>
+      <w:r>
+        <w:rPr>
+          <w:rFonts w:ascii="Arial" w:eastAsia="Arial" w:hAnsi="Arial" w:cs="Arial"/>
+          <w:color w:val="000000"/>
+          <w:highlight w:val="green"/>
+        </w:rPr>
+        <w:t>6.2.</w:t>
+      </w:r>
+      <w:r>
+        <w:rPr>
+          <w:rFonts w:ascii="Arial" w:eastAsia="Arial" w:hAnsi="Arial" w:cs="Arial"/>
+          <w:color w:val="000000"/>
+          <w:highlight w:val="green"/>
+        </w:rPr>
+        <w:t>5</w:t>
+      </w:r>
+      <w:r>
+        <w:rPr>
+          <w:rFonts w:ascii="Arial" w:eastAsia="Arial" w:hAnsi="Arial" w:cs="Arial"/>
+          <w:color w:val="000000"/>
+          <w:highlight w:val="green"/>
+        </w:rPr>
+        <w:tab/>
+        <w:t>Los controles aplicables a un SBIA se determinan a partir de su clasificación de riesgo, conforme a los numerales 6.6, 6.9 y 6.10, y no son objeto de propuesta ni de negociación. El propietario del caso de uso, con la asistencia técnica de la Comisión de Gobierno de IA, define la forma específica en que dichos controles se implementan en el SBIA. La Comisión de Gobierno de IA verifica su implementación en el hito de aprobación previo al despliegue.</w:t>
       </w:r>
     </w:p>
     <w:p>
@@ -9099,7 +9108,6 @@
           <w:color w:val="000000"/>
           <w:highlight w:val="yellow"/>
         </w:rPr>
-        <w:lastRenderedPageBreak/>
         <w:t>6.4.4</w:t>
       </w:r>
       <w:r>
@@ -9196,7 +9204,16 @@
           <w:highlight w:val="yellow"/>
         </w:rPr>
         <w:tab/>
-        <w:t>La GA conduce el diseño de la arquitectura de los SBIA, conforme a sus funciones (artículos 129 y 130, literal a, del ROF). La arquitectura de los SBIA promueve soluciones modulares y escalables y el uso de estándares abiertos que eviten la dependencia tecnológica de un único proveedor.</w:t>
+        <w:t xml:space="preserve">La GA conduce el diseño de la arquitectura de los SBIA, conforme a sus funciones (artículos 129 y 130, literal a, del ROF). La arquitectura de los SBIA </w:t>
+      </w:r>
+      <w:r>
+        <w:rPr>
+          <w:rFonts w:ascii="Arial" w:eastAsia="Arial" w:hAnsi="Arial" w:cs="Arial"/>
+          <w:color w:val="000000"/>
+          <w:highlight w:val="yellow"/>
+        </w:rPr>
+        <w:lastRenderedPageBreak/>
+        <w:t>promueve soluciones modulares y escalables y el uso de estándares abiertos que eviten la dependencia tecnológica de un único proveedor.</w:t>
       </w:r>
     </w:p>
     <w:p>
@@ -9401,7 +9418,6 @@
           <w:color w:val="000000"/>
           <w:highlight w:val="lightGray"/>
         </w:rPr>
-        <w:lastRenderedPageBreak/>
         <w:t xml:space="preserve">6.5.7   La publicación del código fuente de los SBIA financiados con fondos públicos, con licencia libre o abierta en la Plataforma Nacional de Software Público Peruano (PNSSP), se sujeta a la determinación previa de su publicabilidad. Dicha determinación verifica que el código no revele información sujeta a reserva tributaria conforme al artículo 85 del TUO del Código Tributario, información protegida por confidencialidad aduanera, ni reglas de detección de riesgo cuya divulgación comprometa la función de control. La GA, con opinión de la INALI y de la Oficina de Seguridad Informática, determina la publicabilidad antes de cada liberación mayor; la GDS ejecuta la publicación cuando corresponda. </w:t>
       </w:r>
     </w:p>
@@ -9435,6 +9451,7 @@
           <w:color w:val="000000"/>
           <w:highlight w:val="yellow"/>
         </w:rPr>
+        <w:lastRenderedPageBreak/>
         <w:t>6.6.1</w:t>
       </w:r>
       <w:r>
@@ -9468,7 +9485,25 @@
           <w:bCs w:val="0"/>
           <w:color w:val="000000"/>
         </w:rPr>
-        <w:t>Human-in-the-loop (obligatorio para riesgo alto): Un supervisor humano valida cada decisión o resultado del SBIA antes de su ejecución o comunicación al administrado. Aplica a: selección de contribuyentes para fiscalización, determinación de deuda, clasificación arancelaria.</w:t>
+        <w:t>Human-</w:t>
+      </w:r>
+      <w:proofErr w:type="spellStart"/>
+      <w:r>
+        <w:rPr>
+          <w:b w:val="0"/>
+          <w:bCs w:val="0"/>
+          <w:color w:val="000000"/>
+        </w:rPr>
+        <w:t>in-the-loop</w:t>
+      </w:r>
+      <w:proofErr w:type="spellEnd"/>
+      <w:r>
+        <w:rPr>
+          <w:b w:val="0"/>
+          <w:bCs w:val="0"/>
+          <w:color w:val="000000"/>
+        </w:rPr>
+        <w:t xml:space="preserve"> (obligatorio para riesgo alto): Un supervisor humano valida cada decisión o resultado del SBIA antes de su ejecución o comunicación al administrado. Aplica a: selección de contribuyentes para fiscalización, determinación de deuda, clasificación arancelaria.</w:t>
       </w:r>
     </w:p>
     <w:p>
@@ -9619,17 +9654,7 @@
           <w:color w:val="000000"/>
           <w:highlight w:val="yellow"/>
         </w:rPr>
-        <w:t xml:space="preserve">Ha recibido capacitación específica sobre el funcionamiento, las limitaciones y los riesgos del SBIA que supervisa, incluyendo la </w:t>
-      </w:r>
-      <w:r>
-        <w:rPr>
-          <w:b w:val="0"/>
-          <w:bCs w:val="0"/>
-          <w:color w:val="000000"/>
-          <w:highlight w:val="yellow"/>
-        </w:rPr>
-        <w:lastRenderedPageBreak/>
-        <w:t>identificación y prevención de sesgos algorítmicos, a fin de no sesgarse por los resultados del sistema</w:t>
+        <w:t>Ha recibido capacitación específica sobre el funcionamiento, las limitaciones y los riesgos del SBIA que supervisa, incluyendo la identificación y prevención de sesgos algorítmicos, a fin de no sesgarse por los resultados del sistema</w:t>
       </w:r>
       <w:r>
         <w:rPr>
@@ -9712,6 +9737,30 @@
     </w:p>
     <w:p>
       <w:pPr>
+        <w:pStyle w:val="Prrafodelista"/>
+        <w:numPr>
+          <w:ilvl w:val="0"/>
+          <w:numId w:val="4"/>
+        </w:numPr>
+        <w:spacing w:after="40" w:line="276" w:lineRule="auto"/>
+        <w:ind w:left="1701"/>
+        <w:rPr>
+          <w:b w:val="0"/>
+          <w:bCs w:val="0"/>
+          <w:highlight w:val="green"/>
+        </w:rPr>
+      </w:pPr>
+      <w:r>
+        <w:rPr>
+          <w:b w:val="0"/>
+          <w:bCs w:val="0"/>
+          <w:highlight w:val="green"/>
+        </w:rPr>
+        <w:t>El cumplimiento de estas condiciones es verificado por el propietario del caso de uso como condición previa al despliegue del SBIA y consta en la Ficha de Registro del SBIA (Anexo N.° 1). La capacitación específica sobre el sistema supervisado es provista por el propietario del caso de uso, sin perjuicio de las acciones formativas de alcance institucional previstas en el numeral 6.13.2.</w:t>
+      </w:r>
+    </w:p>
+    <w:p>
+      <w:pPr>
         <w:spacing w:after="60" w:line="276" w:lineRule="auto"/>
         <w:ind w:left="1276" w:hanging="720"/>
         <w:jc w:val="both"/>
@@ -9725,6 +9774,7 @@
           <w:rFonts w:ascii="Arial" w:eastAsia="Arial" w:hAnsi="Arial" w:cs="Arial"/>
           <w:color w:val="000000"/>
         </w:rPr>
+        <w:lastRenderedPageBreak/>
         <w:t>6.6.4</w:t>
       </w:r>
       <w:r>
@@ -9747,7 +9797,15 @@
           <w:rFonts w:ascii="Arial" w:eastAsia="Arial" w:hAnsi="Arial" w:cs="Arial"/>
           <w:color w:val="000000"/>
         </w:rPr>
-        <w:t>. La Comisión de Gobierno de IA verifica la existencia de estas medidas como parte de la evaluación de viabilidad.</w:t>
+        <w:t xml:space="preserve">. </w:t>
+      </w:r>
+      <w:r>
+        <w:rPr>
+          <w:rFonts w:ascii="Arial" w:eastAsia="Arial" w:hAnsi="Arial" w:cs="Arial"/>
+          <w:color w:val="000000"/>
+          <w:highlight w:val="green"/>
+        </w:rPr>
+        <w:t>La Comisión de Gobierno de IA verifica la implementación de estas medidas en el hito de aprobación previo al despliegue, conforme al numeral 6.1.2.</w:t>
       </w:r>
     </w:p>
     <w:p>
@@ -9897,7 +9955,6 @@
           <w:color w:val="000000"/>
           <w:highlight w:val="cyan"/>
         </w:rPr>
-        <w:lastRenderedPageBreak/>
         <w:t>6.7.5</w:t>
       </w:r>
       <w:r>
@@ -9921,7 +9978,16 @@
           <w:color w:val="000000"/>
           <w:highlight w:val="cyan"/>
         </w:rPr>
-        <w:t xml:space="preserve"> por el Procedimiento para el registro y atención de incidentes y vulnerabilidades de seguridad de la información (A-03.5.1-PR-003). Los incidentes que se presenten durante la operación de un SBIA en producción y que no constituyan incidentes de seguridad de la información se atienden conforme al Procedimiento de Gestión de Incidentes (A-03.1.1-PR-002). El propietario del caso de uso y las gerencias competentes de la INSI comunican los incidentes del uso y funcionamiento del SBIA por los canales que dichos procedimientos establecen; la Comisión de Gobierno de IA los consolida y los reporta en el informe trimestral del numeral 6.9.5.</w:t>
+        <w:t xml:space="preserve"> por el Procedimiento para el registro y atención de incidentes y vulnerabilidades de seguridad de la información (A-03.5.1-PR-003). Los incidentes que se presenten durante la operación de un SBIA en producción y que no constituyan incidentes de </w:t>
+      </w:r>
+      <w:r>
+        <w:rPr>
+          <w:rFonts w:ascii="Arial" w:eastAsia="Arial" w:hAnsi="Arial" w:cs="Arial"/>
+          <w:color w:val="000000"/>
+          <w:highlight w:val="cyan"/>
+        </w:rPr>
+        <w:lastRenderedPageBreak/>
+        <w:t>seguridad de la información se atienden conforme al Procedimiento de Gestión de Incidentes (A-03.1.1-PR-002). El propietario del caso de uso y las gerencias competentes de la INSI comunican los incidentes del uso y funcionamiento del SBIA por los canales que dichos procedimientos establecen; la Comisión de Gobierno de IA los consolida y los reporta en el informe trimestral del numeral 6.9.5.</w:t>
       </w:r>
     </w:p>
     <w:p>
@@ -10172,7 +10238,6 @@
           <w:color w:val="000000"/>
           <w:highlight w:val="yellow"/>
         </w:rPr>
-        <w:lastRenderedPageBreak/>
         <w:t>6.8.4</w:t>
       </w:r>
       <w:r>
@@ -10219,7 +10284,16 @@
           <w:color w:val="000000"/>
           <w:highlight w:val="lightGray"/>
         </w:rPr>
-        <w:t>6.8.5   Los conjuntos de datos que la SUNAT genere o administre y que califiquen como datos de alto valor se ponen a disposición a través del Centro Nacional de Datos (CND), previa determinación de su publicabilidad conforme al artículo 85 del TUO del Código Tributario y a la normativa de protección de datos personales. El OGD identifica los conjuntos candidatos y propone al CGTD su publicación.</w:t>
+        <w:t xml:space="preserve">6.8.5   Los conjuntos de datos que la SUNAT genere o administre y que califiquen como datos de alto valor se ponen a disposición a través del Centro Nacional de Datos (CND), previa determinación de su publicabilidad conforme al artículo 85 del TUO del Código Tributario y a la normativa de protección de datos </w:t>
+      </w:r>
+      <w:r>
+        <w:rPr>
+          <w:rFonts w:ascii="Arial" w:eastAsia="Arial" w:hAnsi="Arial" w:cs="Arial"/>
+          <w:color w:val="000000"/>
+          <w:highlight w:val="lightGray"/>
+        </w:rPr>
+        <w:lastRenderedPageBreak/>
+        <w:t>personales. El OGD identifica los conjuntos candidatos y propone al CGTD su publicación.</w:t>
       </w:r>
     </w:p>
     <w:p>
@@ -10242,7 +10316,7 @@
           <w:color w:val="000000"/>
           <w:highlight w:val="lightGray"/>
         </w:rPr>
-        <w:t xml:space="preserve">6.8.6 </w:t>
+        <w:t>6.8.6   Los SBIA se construyen sobre conjuntos de datos certificados conforme a la normativa institucional de gobernanza de datos y analítica, cuando estos existan para la materia. El uso de fuentes no certificadas se justifica en la Ficha de Evaluación de Caso de Uso (Anexo N</w:t>
       </w:r>
       <w:r>
         <w:rPr>
@@ -10250,7 +10324,7 @@
           <w:color w:val="000000"/>
           <w:highlight w:val="lightGray"/>
         </w:rPr>
-        <w:t xml:space="preserve">  </w:t>
+        <w:t>°</w:t>
       </w:r>
       <w:r>
         <w:rPr>
@@ -10258,71 +10332,7 @@
           <w:color w:val="000000"/>
           <w:highlight w:val="lightGray"/>
         </w:rPr>
-        <w:t xml:space="preserve">Los SBIA se construyen sobre conjuntos de datos certificados conforme a la normativa institucional de gobernanza de datos y </w:t>
-      </w:r>
-      <w:r>
-        <w:rPr>
-          <w:rFonts w:ascii="Arial" w:eastAsia="Arial" w:hAnsi="Arial" w:cs="Arial"/>
-          <w:color w:val="000000"/>
-          <w:highlight w:val="lightGray"/>
-        </w:rPr>
-        <w:t>analítica</w:t>
-      </w:r>
-      <w:r>
-        <w:rPr>
-          <w:rFonts w:ascii="Arial" w:eastAsia="Arial" w:hAnsi="Arial" w:cs="Arial"/>
-          <w:color w:val="000000"/>
-          <w:highlight w:val="lightGray"/>
-        </w:rPr>
-        <w:t xml:space="preserve">, cuando estos existan para la materia. El uso de fuentes no certificadas se justifica en la Ficha de </w:t>
-      </w:r>
-      <w:r>
-        <w:rPr>
-          <w:rFonts w:ascii="Arial" w:eastAsia="Arial" w:hAnsi="Arial" w:cs="Arial"/>
-          <w:color w:val="000000"/>
-          <w:highlight w:val="lightGray"/>
-        </w:rPr>
-        <w:t>Evaluación</w:t>
-      </w:r>
-      <w:r>
-        <w:rPr>
-          <w:rFonts w:ascii="Arial" w:eastAsia="Arial" w:hAnsi="Arial" w:cs="Arial"/>
-          <w:color w:val="000000"/>
-          <w:highlight w:val="lightGray"/>
-        </w:rPr>
-        <w:t xml:space="preserve"> de Caso de Uso (Anexo </w:t>
-      </w:r>
-      <w:r>
-        <w:rPr>
-          <w:rFonts w:ascii="Arial" w:eastAsia="Arial" w:hAnsi="Arial" w:cs="Arial"/>
-          <w:color w:val="000000"/>
-          <w:highlight w:val="lightGray"/>
-        </w:rPr>
-        <w:t>N</w:t>
-      </w:r>
-      <w:r>
-        <w:rPr>
-          <w:rFonts w:ascii="Arial" w:eastAsia="Arial" w:hAnsi="Arial" w:cs="Arial"/>
-          <w:color w:val="000000"/>
-          <w:highlight w:val="lightGray"/>
-        </w:rPr>
-        <w:t>°</w:t>
-      </w:r>
-      <w:r>
-        <w:rPr>
-          <w:rFonts w:ascii="Arial" w:eastAsia="Arial" w:hAnsi="Arial" w:cs="Arial"/>
-          <w:color w:val="000000"/>
-          <w:highlight w:val="lightGray"/>
-        </w:rPr>
-        <w:t xml:space="preserve"> 4) y consta en la Ficha de Registro de SBIA (Anexo </w:t>
-      </w:r>
-      <w:r>
-        <w:rPr>
-          <w:rFonts w:ascii="Arial" w:eastAsia="Arial" w:hAnsi="Arial" w:cs="Arial"/>
-          <w:color w:val="000000"/>
-          <w:highlight w:val="lightGray"/>
-        </w:rPr>
-        <w:t>N</w:t>
+        <w:t xml:space="preserve"> 4) y consta en la Ficha de Registro de SBIA (Anexo N</w:t>
       </w:r>
       <w:r>
         <w:rPr>
@@ -10521,7 +10531,6 @@
           <w:rFonts w:ascii="Arial" w:eastAsia="Arial" w:hAnsi="Arial" w:cs="Arial"/>
           <w:color w:val="000000"/>
         </w:rPr>
-        <w:lastRenderedPageBreak/>
         <w:t>6.9.5</w:t>
       </w:r>
       <w:r>
@@ -10558,7 +10567,16 @@
           <w:highlight w:val="yellow"/>
         </w:rPr>
         <w:tab/>
-        <w:t>El CGTD presenta un informe anual a la SN sobre el estado del gobierno de IA institucional, en ejercicio de su responsabilidad de liderar, dirigir, evaluar y supervisar los proyectos de SBIA estratégicos</w:t>
+        <w:t xml:space="preserve">El CGTD presenta un informe anual a la SN sobre el estado del gobierno de IA institucional, en ejercicio de su responsabilidad de liderar, dirigir, evaluar y </w:t>
+      </w:r>
+      <w:r>
+        <w:rPr>
+          <w:rFonts w:ascii="Arial" w:eastAsia="Arial" w:hAnsi="Arial" w:cs="Arial"/>
+          <w:color w:val="000000"/>
+          <w:highlight w:val="yellow"/>
+        </w:rPr>
+        <w:lastRenderedPageBreak/>
+        <w:t>supervisar los proyectos de SBIA estratégicos</w:t>
       </w:r>
       <w:r>
         <w:rPr>
@@ -10614,7 +10632,25 @@
           <w:color w:val="000000"/>
           <w:highlight w:val="yellow"/>
         </w:rPr>
-        <w:t xml:space="preserve"> son de aplicación en la SUNAT desde su entrada en vigencia. La Comisión de Gobierno de IA evalúa su impacto en la presente directiva y propone al CGTD los ajustes que correspondan.</w:t>
+        <w:t xml:space="preserve"> </w:t>
+      </w:r>
+      <w:proofErr w:type="gramStart"/>
+      <w:r>
+        <w:rPr>
+          <w:rFonts w:ascii="Arial" w:eastAsia="Arial" w:hAnsi="Arial" w:cs="Arial"/>
+          <w:color w:val="000000"/>
+          <w:highlight w:val="yellow"/>
+        </w:rPr>
+        <w:t>son de aplicación</w:t>
+      </w:r>
+      <w:proofErr w:type="gramEnd"/>
+      <w:r>
+        <w:rPr>
+          <w:rFonts w:ascii="Arial" w:eastAsia="Arial" w:hAnsi="Arial" w:cs="Arial"/>
+          <w:color w:val="000000"/>
+          <w:highlight w:val="yellow"/>
+        </w:rPr>
+        <w:t xml:space="preserve"> en la SUNAT desde su entrada en vigencia. La Comisión de Gobierno de IA evalúa su impacto en la presente directiva y propone al CGTD los ajustes que correspondan.</w:t>
       </w:r>
     </w:p>
     <w:p>
@@ -10681,7 +10717,27 @@
           <w:color w:val="000000"/>
           <w:highlight w:val="yellow"/>
         </w:rPr>
-        <w:t>Riesgo alto: monitoreo continuo automatizado con revisión humana semanal y revisión integral trimestral.</w:t>
+        <w:t xml:space="preserve">Riesgo alto: monitoreo </w:t>
+      </w:r>
+      <w:proofErr w:type="gramStart"/>
+      <w:r>
+        <w:rPr>
+          <w:b w:val="0"/>
+          <w:bCs w:val="0"/>
+          <w:color w:val="000000"/>
+          <w:highlight w:val="yellow"/>
+        </w:rPr>
+        <w:t>continuo</w:t>
+      </w:r>
+      <w:proofErr w:type="gramEnd"/>
+      <w:r>
+        <w:rPr>
+          <w:b w:val="0"/>
+          <w:bCs w:val="0"/>
+          <w:color w:val="000000"/>
+          <w:highlight w:val="yellow"/>
+        </w:rPr>
+        <w:t xml:space="preserve"> automatizado con revisión humana semanal y revisión integral trimestral.</w:t>
       </w:r>
     </w:p>
     <w:p>
@@ -10802,16 +10858,7 @@
           <w:color w:val="000000"/>
           <w:highlight w:val="yellow"/>
         </w:rPr>
-        <w:t xml:space="preserve">El análisis de riesgo y las pruebas de vulnerabilidad sobre cada SBIA corresponden a la Oficina de Seguridad Informática, conforme a la etapa de certificación y validación del numeral 6.1.1. Con la concurrencia de ambas actividades y del monitoreo previsto en el numeral 6.10, la SUNAT satisface la obligación de auditorías de seguridad digital del literal c) del artículo 29 del </w:t>
-      </w:r>
-      <w:r>
-        <w:rPr>
-          <w:rFonts w:ascii="Arial" w:eastAsia="Arial" w:hAnsi="Arial" w:cs="Arial"/>
-          <w:color w:val="000000"/>
-          <w:highlight w:val="yellow"/>
-        </w:rPr>
-        <w:lastRenderedPageBreak/>
-        <w:t>RLIA.</w:t>
+        <w:t>El análisis de riesgo y las pruebas de vulnerabilidad sobre cada SBIA corresponden a la Oficina de Seguridad Informática, conforme a la etapa de certificación y validación del numeral 6.1.1. Con la concurrencia de ambas actividades y del monitoreo previsto en el numeral 6.10, la SUNAT satisface la obligación de auditorías de seguridad digital del literal c) del artículo 29 del RLIA.</w:t>
       </w:r>
       <w:r>
         <w:rPr>
@@ -10856,119 +10903,15 @@
           <w:rFonts w:ascii="Arial" w:hAnsi="Arial" w:cs="Arial"/>
           <w:highlight w:val="lightGray"/>
         </w:rPr>
-        <w:t xml:space="preserve">6.10.4 Todo cambio sobre un SBIA en </w:t>
+        <w:t xml:space="preserve">6.10.4 Todo cambio sobre un SBIA en operación se gestiona de manera controlada y proporcional a su nivel de riesgo. Constituyen cambio, entre otros, el reentrenamiento o la recalibración del modelo, su sustitución o el cambio de </w:t>
       </w:r>
       <w:r>
         <w:rPr>
           <w:rFonts w:ascii="Arial" w:hAnsi="Arial" w:cs="Arial"/>
           <w:highlight w:val="lightGray"/>
         </w:rPr>
-        <w:t>operación</w:t>
-      </w:r>
-      <w:r>
-        <w:rPr>
-          <w:rFonts w:ascii="Arial" w:hAnsi="Arial" w:cs="Arial"/>
-          <w:highlight w:val="lightGray"/>
-        </w:rPr>
-        <w:t xml:space="preserve"> se gestiona de manera controlada y proporcional a su nivel de riesgo. Constituyen cambio, entre otros, el reentrenamiento o la </w:t>
-      </w:r>
-      <w:r>
-        <w:rPr>
-          <w:rFonts w:ascii="Arial" w:hAnsi="Arial" w:cs="Arial"/>
-          <w:highlight w:val="lightGray"/>
-        </w:rPr>
-        <w:t>recalibración</w:t>
-      </w:r>
-      <w:r>
-        <w:rPr>
-          <w:rFonts w:ascii="Arial" w:hAnsi="Arial" w:cs="Arial"/>
-          <w:highlight w:val="lightGray"/>
-        </w:rPr>
-        <w:t xml:space="preserve"> del modelo, su </w:t>
-      </w:r>
-      <w:r>
-        <w:rPr>
-          <w:rFonts w:ascii="Arial" w:hAnsi="Arial" w:cs="Arial"/>
-          <w:highlight w:val="lightGray"/>
-        </w:rPr>
-        <w:t>sustitución</w:t>
-      </w:r>
-      <w:r>
-        <w:rPr>
-          <w:rFonts w:ascii="Arial" w:hAnsi="Arial" w:cs="Arial"/>
-          <w:highlight w:val="lightGray"/>
-        </w:rPr>
-        <w:t xml:space="preserve"> o el cambio de </w:t>
-      </w:r>
-      <w:r>
-        <w:rPr>
-          <w:rFonts w:ascii="Arial" w:hAnsi="Arial" w:cs="Arial"/>
-          <w:highlight w:val="lightGray"/>
-        </w:rPr>
-        <w:t>versión</w:t>
-      </w:r>
-      <w:r>
-        <w:rPr>
-          <w:rFonts w:ascii="Arial" w:hAnsi="Arial" w:cs="Arial"/>
-          <w:highlight w:val="lightGray"/>
-        </w:rPr>
-        <w:t xml:space="preserve"> del modelo base, la </w:t>
-      </w:r>
-      <w:r>
-        <w:rPr>
-          <w:rFonts w:ascii="Arial" w:hAnsi="Arial" w:cs="Arial"/>
-          <w:highlight w:val="lightGray"/>
-        </w:rPr>
-        <w:t>modificación</w:t>
-      </w:r>
-      <w:r>
-        <w:rPr>
-          <w:rFonts w:ascii="Arial" w:hAnsi="Arial" w:cs="Arial"/>
-          <w:highlight w:val="lightGray"/>
-        </w:rPr>
-        <w:t xml:space="preserve"> de las fuentes o de la estructura de los datos de entrada, la </w:t>
-      </w:r>
-      <w:r>
-        <w:rPr>
-          <w:rFonts w:ascii="Arial" w:hAnsi="Arial" w:cs="Arial"/>
-          <w:highlight w:val="lightGray"/>
-        </w:rPr>
-        <w:t>ampliación</w:t>
-      </w:r>
-      <w:r>
-        <w:rPr>
-          <w:rFonts w:ascii="Arial" w:hAnsi="Arial" w:cs="Arial"/>
-          <w:highlight w:val="lightGray"/>
-        </w:rPr>
-        <w:t xml:space="preserve"> de la finalidad o de la </w:t>
-      </w:r>
-      <w:r>
-        <w:rPr>
-          <w:rFonts w:ascii="Arial" w:hAnsi="Arial" w:cs="Arial"/>
-          <w:highlight w:val="lightGray"/>
-        </w:rPr>
-        <w:t>población</w:t>
-      </w:r>
-      <w:r>
-        <w:rPr>
-          <w:rFonts w:ascii="Arial" w:hAnsi="Arial" w:cs="Arial"/>
-          <w:highlight w:val="lightGray"/>
-        </w:rPr>
-        <w:t xml:space="preserve"> objetivo del SBIA, y el cambio de proveedor. El propietario del caso de uso registra todo cambio en el Inventario Institucional de SBIA y lo comunica a la </w:t>
-      </w:r>
-      <w:r>
-        <w:rPr>
-          <w:rFonts w:ascii="Arial" w:hAnsi="Arial" w:cs="Arial"/>
-          <w:highlight w:val="lightGray"/>
-        </w:rPr>
-        <w:t>Comisión</w:t>
-      </w:r>
-      <w:r>
-        <w:rPr>
-          <w:rFonts w:ascii="Arial" w:hAnsi="Arial" w:cs="Arial"/>
-          <w:highlight w:val="lightGray"/>
-        </w:rPr>
-        <w:t xml:space="preserve"> de Gobierno de IA.</w:t>
+        <w:lastRenderedPageBreak/>
+        <w:t>versión del modelo base, la modificación de las fuentes o de la estructura de los datos de entrada, la ampliación de la finalidad o de la población objetivo del SBIA, y el cambio de proveedor. El propietario del caso de uso registra todo cambio en el Inventario Institucional de SBIA y lo comunica a la Comisión de Gobierno de IA.</w:t>
       </w:r>
     </w:p>
     <w:p>
@@ -10985,203 +10928,7 @@
           <w:rFonts w:ascii="Arial" w:hAnsi="Arial" w:cs="Arial"/>
           <w:highlight w:val="lightGray"/>
         </w:rPr>
-        <w:t xml:space="preserve">6.10.5 Es significativo el cambio que altera el </w:t>
-      </w:r>
-      <w:r>
-        <w:rPr>
-          <w:rFonts w:ascii="Arial" w:hAnsi="Arial" w:cs="Arial"/>
-          <w:highlight w:val="lightGray"/>
-        </w:rPr>
-        <w:t>desempeño</w:t>
-      </w:r>
-      <w:r>
-        <w:rPr>
-          <w:rFonts w:ascii="Arial" w:hAnsi="Arial" w:cs="Arial"/>
-          <w:highlight w:val="lightGray"/>
-        </w:rPr>
-        <w:t xml:space="preserve">, la finalidad o la </w:t>
-      </w:r>
-      <w:r>
-        <w:rPr>
-          <w:rFonts w:ascii="Arial" w:hAnsi="Arial" w:cs="Arial"/>
-          <w:highlight w:val="lightGray"/>
-        </w:rPr>
-        <w:t>población</w:t>
-      </w:r>
-      <w:r>
-        <w:rPr>
-          <w:rFonts w:ascii="Arial" w:hAnsi="Arial" w:cs="Arial"/>
-          <w:highlight w:val="lightGray"/>
-        </w:rPr>
-        <w:t xml:space="preserve"> objetivo del SBIA. El cambio significativo requiere, con anterioridad a su puesta en </w:t>
-      </w:r>
-      <w:r>
-        <w:rPr>
-          <w:rFonts w:ascii="Arial" w:hAnsi="Arial" w:cs="Arial"/>
-          <w:highlight w:val="lightGray"/>
-        </w:rPr>
-        <w:t>producción</w:t>
-      </w:r>
-      <w:r>
-        <w:rPr>
-          <w:rFonts w:ascii="Arial" w:hAnsi="Arial" w:cs="Arial"/>
-          <w:highlight w:val="lightGray"/>
-        </w:rPr>
-        <w:t xml:space="preserve">: la </w:t>
-      </w:r>
-      <w:r>
-        <w:rPr>
-          <w:rFonts w:ascii="Arial" w:hAnsi="Arial" w:cs="Arial"/>
-          <w:highlight w:val="lightGray"/>
-        </w:rPr>
-        <w:t>revisión</w:t>
-      </w:r>
-      <w:r>
-        <w:rPr>
-          <w:rFonts w:ascii="Arial" w:hAnsi="Arial" w:cs="Arial"/>
-          <w:highlight w:val="lightGray"/>
-        </w:rPr>
-        <w:t xml:space="preserve"> de la </w:t>
-      </w:r>
-      <w:r>
-        <w:rPr>
-          <w:rFonts w:ascii="Arial" w:hAnsi="Arial" w:cs="Arial"/>
-          <w:highlight w:val="lightGray"/>
-        </w:rPr>
-        <w:t>clasificación</w:t>
-      </w:r>
-      <w:r>
-        <w:rPr>
-          <w:rFonts w:ascii="Arial" w:hAnsi="Arial" w:cs="Arial"/>
-          <w:highlight w:val="lightGray"/>
-        </w:rPr>
-        <w:t xml:space="preserve"> de riesgo conforme al numeral 6.2.2; la </w:t>
-      </w:r>
-      <w:r>
-        <w:rPr>
-          <w:rFonts w:ascii="Arial" w:hAnsi="Arial" w:cs="Arial"/>
-          <w:highlight w:val="lightGray"/>
-        </w:rPr>
-        <w:t>actualización</w:t>
-      </w:r>
-      <w:r>
-        <w:rPr>
-          <w:rFonts w:ascii="Arial" w:hAnsi="Arial" w:cs="Arial"/>
-          <w:highlight w:val="lightGray"/>
-        </w:rPr>
-        <w:t xml:space="preserve"> de la EIA conforme al numeral 6.4.3, cuando corresponda; la </w:t>
-      </w:r>
-      <w:r>
-        <w:rPr>
-          <w:rFonts w:ascii="Arial" w:hAnsi="Arial" w:cs="Arial"/>
-          <w:highlight w:val="lightGray"/>
-        </w:rPr>
-        <w:t>verificación</w:t>
-      </w:r>
-      <w:r>
-        <w:rPr>
-          <w:rFonts w:ascii="Arial" w:hAnsi="Arial" w:cs="Arial"/>
-          <w:highlight w:val="lightGray"/>
-        </w:rPr>
-        <w:t xml:space="preserve"> y </w:t>
-      </w:r>
-      <w:r>
-        <w:rPr>
-          <w:rFonts w:ascii="Arial" w:hAnsi="Arial" w:cs="Arial"/>
-          <w:highlight w:val="lightGray"/>
-        </w:rPr>
-        <w:t>validación</w:t>
-      </w:r>
-      <w:r>
-        <w:rPr>
-          <w:rFonts w:ascii="Arial" w:hAnsi="Arial" w:cs="Arial"/>
-          <w:highlight w:val="lightGray"/>
-        </w:rPr>
-        <w:t xml:space="preserve"> conforme al numeral 6.10.3; y la </w:t>
-      </w:r>
-      <w:r>
-        <w:rPr>
-          <w:rFonts w:ascii="Arial" w:hAnsi="Arial" w:cs="Arial"/>
-          <w:highlight w:val="lightGray"/>
-        </w:rPr>
-        <w:t>aprobación</w:t>
-      </w:r>
-      <w:r>
-        <w:rPr>
-          <w:rFonts w:ascii="Arial" w:hAnsi="Arial" w:cs="Arial"/>
-          <w:highlight w:val="lightGray"/>
-        </w:rPr>
-        <w:t xml:space="preserve"> prevista en el numeral 6.1.2. El despliegue del cambio se realiza con </w:t>
-      </w:r>
-      <w:r>
-        <w:rPr>
-          <w:rFonts w:ascii="Arial" w:hAnsi="Arial" w:cs="Arial"/>
-          <w:highlight w:val="lightGray"/>
-        </w:rPr>
-        <w:t>versión</w:t>
-      </w:r>
-      <w:r>
-        <w:rPr>
-          <w:rFonts w:ascii="Arial" w:hAnsi="Arial" w:cs="Arial"/>
-          <w:highlight w:val="lightGray"/>
-        </w:rPr>
-        <w:t xml:space="preserve"> identificable y con un plan de </w:t>
-      </w:r>
-      <w:r>
-        <w:rPr>
-          <w:rFonts w:ascii="Arial" w:hAnsi="Arial" w:cs="Arial"/>
-          <w:highlight w:val="lightGray"/>
-        </w:rPr>
-        <w:t>reversión</w:t>
-      </w:r>
-      <w:r>
-        <w:rPr>
-          <w:rFonts w:ascii="Arial" w:hAnsi="Arial" w:cs="Arial"/>
-          <w:highlight w:val="lightGray"/>
-        </w:rPr>
-        <w:t xml:space="preserve"> que permita restituir la </w:t>
-      </w:r>
-      <w:r>
-        <w:rPr>
-          <w:rFonts w:ascii="Arial" w:hAnsi="Arial" w:cs="Arial"/>
-          <w:highlight w:val="lightGray"/>
-        </w:rPr>
-        <w:t>versión</w:t>
-      </w:r>
-      <w:r>
-        <w:rPr>
-          <w:rFonts w:ascii="Arial" w:hAnsi="Arial" w:cs="Arial"/>
-          <w:highlight w:val="lightGray"/>
-        </w:rPr>
-        <w:t xml:space="preserve"> anterior del SBIA. La </w:t>
-      </w:r>
-      <w:r>
-        <w:rPr>
-          <w:rFonts w:ascii="Arial" w:hAnsi="Arial" w:cs="Arial"/>
-          <w:highlight w:val="lightGray"/>
-        </w:rPr>
-        <w:t>operación</w:t>
-      </w:r>
-      <w:r>
-        <w:rPr>
-          <w:rFonts w:ascii="Arial" w:hAnsi="Arial" w:cs="Arial"/>
-          <w:highlight w:val="lightGray"/>
-        </w:rPr>
-        <w:t xml:space="preserve"> posterior al cambio es objeto de seguimiento reforzado durante el periodo que corresponda a su nivel de riesgo, conforme a la </w:t>
-      </w:r>
-      <w:r>
-        <w:rPr>
-          <w:rFonts w:ascii="Arial" w:hAnsi="Arial" w:cs="Arial"/>
-          <w:highlight w:val="lightGray"/>
-        </w:rPr>
-        <w:t>metodología</w:t>
-      </w:r>
-      <w:r>
-        <w:rPr>
-          <w:rFonts w:ascii="Arial" w:hAnsi="Arial" w:cs="Arial"/>
-          <w:highlight w:val="lightGray"/>
-        </w:rPr>
-        <w:t xml:space="preserve"> prevista en el numeral 6.1.5.</w:t>
+        <w:t>6.10.5 Es significativo el cambio que altera el desempeño, la finalidad o la población objetivo del SBIA. El cambio significativo requiere, con anterioridad a su puesta en producción: la revisión de la clasificación de riesgo conforme al numeral 6.2.2; la actualización de la EIA conforme al numeral 6.4.3, cuando corresponda; la verificación y validación conforme al numeral 6.10.3; y la aprobación prevista en el numeral 6.1.2. El despliegue del cambio se realiza con versión identificable y con un plan de reversión que permita restituir la versión anterior del SBIA. La operación posterior al cambio es objeto de seguimiento reforzado durante el periodo que corresponda a su nivel de riesgo, conforme a la metodología prevista en el numeral 6.1.5.</w:t>
       </w:r>
     </w:p>
     <w:p>
@@ -11453,16 +11200,7 @@
           <w:highlight w:val="yellow"/>
         </w:rPr>
         <w:tab/>
-        <w:t xml:space="preserve">El catálogo de herramientas de IA autorizadas para uso institucional registra las herramientas aprobadas conforme al numeral 6.11.5. El catálogo precisa, para cada herramienta, el ámbito de uso autorizado (uso administrativo general o uso restringido) y si su empleo con información sujeta a reserva tributaria está </w:t>
-      </w:r>
-      <w:r>
-        <w:rPr>
-          <w:rFonts w:ascii="Arial" w:eastAsia="Arial" w:hAnsi="Arial" w:cs="Arial"/>
-          <w:color w:val="000000"/>
-          <w:highlight w:val="yellow"/>
-        </w:rPr>
-        <w:lastRenderedPageBreak/>
-        <w:t>permitido, en concordancia con los numerales 6.11.1 y 6.7.3. La INSI lo publica y lo mantiene actualizado.</w:t>
+        <w:t>El catálogo de herramientas de IA autorizadas para uso institucional registra las herramientas aprobadas conforme al numeral 6.11.5. El catálogo precisa, para cada herramienta, el ámbito de uso autorizado (uso administrativo general o uso restringido) y si su empleo con información sujeta a reserva tributaria está permitido, en concordancia con los numerales 6.11.1 y 6.7.3. La INSI lo publica y lo mantiene actualizado.</w:t>
       </w:r>
     </w:p>
     <w:p>
@@ -11515,6 +11253,7 @@
           <w:color w:val="000000"/>
           <w:highlight w:val="yellow"/>
         </w:rPr>
+        <w:lastRenderedPageBreak/>
         <w:t>6.11.4</w:t>
       </w:r>
       <w:r>
@@ -11682,16 +11421,7 @@
           <w:highlight w:val="yellow"/>
         </w:rPr>
         <w:tab/>
-        <w:t xml:space="preserve">Los contratos prohíben al proveedor emplear la información de la SUNAT (en particular la sujeta a reserva tributaria y los datos personales) para entrenar, </w:t>
-      </w:r>
-      <w:r>
-        <w:rPr>
-          <w:rFonts w:ascii="Arial" w:eastAsia="Arial" w:hAnsi="Arial" w:cs="Arial"/>
-          <w:color w:val="000000"/>
-          <w:highlight w:val="yellow"/>
-        </w:rPr>
-        <w:lastRenderedPageBreak/>
-        <w:t>ajustar o mejorar sus modelos o para cualquier fin propio, en concordancia con el artículo 85 del Código Tributario, que extiende la obligación de reserva a quienes accedan a dicha información. La propiedad intelectual de los ajustes (fine-tuning) realizados con información o para necesidades de la SUNAT corresponde a la SUNAT.</w:t>
+        <w:t>Los contratos prohíben al proveedor emplear la información de la SUNAT (en particular la sujeta a reserva tributaria y los datos personales) para entrenar, ajustar o mejorar sus modelos o para cualquier fin propio, en concordancia con el artículo 85 del Código Tributario, que extiende la obligación de reserva a quienes accedan a dicha información. La propiedad intelectual de los ajustes (fine-tuning) realizados con información o para necesidades de la SUNAT corresponde a la SUNAT.</w:t>
       </w:r>
     </w:p>
     <w:p>
@@ -11719,7 +11449,16 @@
           <w:highlight w:val="yellow"/>
         </w:rPr>
         <w:tab/>
-        <w:t>Para los SBIA de riesgo alto, el proveedor entrega la documentación técnica que permita comprender la lógica general del modelo y los factores que influyen en sus resultados, en la medida necesaria para el cumplimiento de las obligaciones de transparencia y explicabilidad de la SUNAT, evitando soluciones de caja negra no auditables.</w:t>
+        <w:t xml:space="preserve">Para los SBIA de riesgo alto, el proveedor entrega la documentación técnica que permita comprender la lógica general del modelo y los factores que influyen </w:t>
+      </w:r>
+      <w:r>
+        <w:rPr>
+          <w:rFonts w:ascii="Arial" w:eastAsia="Arial" w:hAnsi="Arial" w:cs="Arial"/>
+          <w:color w:val="000000"/>
+          <w:highlight w:val="yellow"/>
+        </w:rPr>
+        <w:lastRenderedPageBreak/>
+        <w:t>en sus resultados, en la medida necesaria para el cumplimiento de las obligaciones de transparencia y explicabilidad de la SUNAT, evitando soluciones de caja negra no auditables.</w:t>
       </w:r>
     </w:p>
     <w:p>
@@ -12039,7 +11778,6 @@
           <w:color w:val="000000"/>
           <w:highlight w:val="lightGray"/>
         </w:rPr>
-        <w:lastRenderedPageBreak/>
         <w:t>Las necesidades de capacitación asociadas a los distintos roles, los contenidos formativos, las modalidades de capacitación y los mecanismos de evaluación de resultados se determinan en el marco normativo del Plan de Desarrollo de las Personas.</w:t>
       </w:r>
     </w:p>
@@ -12112,6 +11850,7 @@
           <w:color w:val="000000"/>
           <w:highlight w:val="lightGray"/>
         </w:rPr>
+        <w:lastRenderedPageBreak/>
         <w:t>La gestión de riesgos y la seguridad de la información aplicables.</w:t>
       </w:r>
     </w:p>
@@ -12398,7 +12137,7 @@
           <w:color w:val="000000"/>
           <w:highlight w:val="yellow"/>
         </w:rPr>
-        <w:t xml:space="preserve">. La OII supervisa el cumplimiento de los principios éticos en los SBIA, evalúa los riesgos de sesgo </w:t>
+        <w:t>.</w:t>
       </w:r>
       <w:r>
         <w:rPr>
@@ -12406,8 +12145,31 @@
           <w:color w:val="000000"/>
           <w:highlight w:val="yellow"/>
         </w:rPr>
-        <w:lastRenderedPageBreak/>
-        <w:t>y discriminación y administra el canal de consultas éticas en materia de IA. Su opinión sobre la clasificación de riesgo consta conforme al numeral 6.2.2.</w:t>
+        <w:t xml:space="preserve"> </w:t>
+      </w:r>
+      <w:r>
+        <w:rPr>
+          <w:rFonts w:ascii="Arial" w:eastAsia="Arial" w:hAnsi="Arial" w:cs="Arial"/>
+          <w:color w:val="000000"/>
+          <w:highlight w:val="green"/>
+        </w:rPr>
+        <w:t>La OII supervisa en los SBIA el cumplimiento de los principios rectores establecidos en el artículo 7 del Reglamento y de los compromisos de la Política de uso seguro, responsable y ético de los sistemas basados en inteligencia artificial en la SUNAT; evalúa los riesgos de sesgo y discriminación y administra el canal de consultas éticas en materia de IA</w:t>
+      </w:r>
+      <w:r>
+        <w:rPr>
+          <w:rFonts w:ascii="Arial" w:eastAsia="Arial" w:hAnsi="Arial" w:cs="Arial"/>
+          <w:color w:val="000000"/>
+          <w:highlight w:val="green"/>
+        </w:rPr>
+        <w:t xml:space="preserve">. </w:t>
+      </w:r>
+      <w:r>
+        <w:rPr>
+          <w:rFonts w:ascii="Arial" w:eastAsia="Arial" w:hAnsi="Arial" w:cs="Arial"/>
+          <w:color w:val="000000"/>
+          <w:highlight w:val="yellow"/>
+        </w:rPr>
+        <w:t>Su opinión sobre la clasificación de riesgo consta conforme al numeral 6.2.2.</w:t>
       </w:r>
     </w:p>
     <w:p>
@@ -12452,7 +12214,34 @@
           <w:color w:val="000000"/>
           <w:highlight w:val="yellow"/>
         </w:rPr>
-        <w:t xml:space="preserve"> son de aplicación en la SUNAT desde su entrada en vigencia. La Comisión de Gobierno de IA evalúa su impacto en la presente directiva y propone al CGTD los ajustes que correspondan.</w:t>
+        <w:t xml:space="preserve"> </w:t>
+      </w:r>
+      <w:proofErr w:type="gramStart"/>
+      <w:r>
+        <w:rPr>
+          <w:rFonts w:ascii="Arial" w:eastAsia="Arial" w:hAnsi="Arial" w:cs="Arial"/>
+          <w:color w:val="000000"/>
+          <w:highlight w:val="yellow"/>
+        </w:rPr>
+        <w:t>son de aplicación</w:t>
+      </w:r>
+      <w:proofErr w:type="gramEnd"/>
+      <w:r>
+        <w:rPr>
+          <w:rFonts w:ascii="Arial" w:eastAsia="Arial" w:hAnsi="Arial" w:cs="Arial"/>
+          <w:color w:val="000000"/>
+          <w:highlight w:val="yellow"/>
+        </w:rPr>
+        <w:t xml:space="preserve"> en la SUNAT desde su entrada en vigencia. La Comisión de Gobierno de IA evalúa </w:t>
+      </w:r>
+      <w:r>
+        <w:rPr>
+          <w:rFonts w:ascii="Arial" w:eastAsia="Arial" w:hAnsi="Arial" w:cs="Arial"/>
+          <w:color w:val="000000"/>
+          <w:highlight w:val="yellow"/>
+        </w:rPr>
+        <w:lastRenderedPageBreak/>
+        <w:t>su impacto en la presente directiva y propone al CGTD los ajustes que correspondan.</w:t>
       </w:r>
     </w:p>
     <w:p>
@@ -12461,7 +12250,6 @@
         <w:spacing w:line="276" w:lineRule="auto"/>
         <w:ind w:left="851"/>
         <w:rPr>
-          <w:color w:val="000000"/>
           <w:highlight w:val="lightGray"/>
         </w:rPr>
       </w:pPr>
@@ -12470,6 +12258,28 @@
           <w:highlight w:val="lightGray"/>
         </w:rPr>
         <w:t>6.15 De la articulación con la formulación de iniciativas, proyectos e inversiones</w:t>
+      </w:r>
+    </w:p>
+    <w:p>
+      <w:pPr>
+        <w:tabs>
+          <w:tab w:val="left" w:pos="567"/>
+        </w:tabs>
+        <w:spacing w:after="60" w:line="276" w:lineRule="auto"/>
+        <w:ind w:left="567"/>
+        <w:jc w:val="both"/>
+        <w:rPr>
+          <w:rFonts w:ascii="Arial" w:eastAsia="Arial" w:hAnsi="Arial" w:cs="Arial"/>
+          <w:color w:val="000000"/>
+        </w:rPr>
+      </w:pPr>
+      <w:r>
+        <w:rPr>
+          <w:rFonts w:ascii="Arial" w:eastAsia="Arial" w:hAnsi="Arial" w:cs="Arial"/>
+          <w:color w:val="000000"/>
+          <w:highlight w:val="green"/>
+        </w:rPr>
+        <w:t>Las disposiciones de este numeral establecen la verificación del componente de IA dentro de los instrumentos de gestión vigentes. La opinión de la Comisión de Gobierno de IA no constituye un requisito adicional ni modifica los procesos, formatos, contenidos ni instancias de aprobación de dichos instrumentos ni de los sistemas administrativos del Estado: se incorpora a ellos como control del componente de IA.</w:t>
       </w:r>
     </w:p>
     <w:p>
@@ -12482,35 +12292,158 @@
         <w:jc w:val="both"/>
         <w:rPr>
           <w:rFonts w:ascii="Arial" w:hAnsi="Arial" w:cs="Arial"/>
-          <w:highlight w:val="lightGray"/>
+          <w:highlight w:val="green"/>
         </w:rPr>
       </w:pPr>
       <w:r>
         <w:rPr>
           <w:rFonts w:ascii="Arial" w:hAnsi="Arial" w:cs="Arial"/>
-          <w:highlight w:val="lightGray"/>
-        </w:rPr>
-        <w:t xml:space="preserve">6.15.1 Toda iniciativa, requerimiento o proyecto que incorpore o prevea un componente basado en IA requiere la opinión de viabilidad de la Comisión de Gobierno de IA sobre dicho componente. </w:t>
+          <w:highlight w:val="green"/>
+        </w:rPr>
+        <w:t>6.15.1</w:t>
       </w:r>
       <w:r>
         <w:rPr>
           <w:rFonts w:ascii="Arial" w:hAnsi="Arial" w:cs="Arial"/>
-          <w:highlight w:val="lightGray"/>
-        </w:rPr>
-        <w:t>Esta opinión constituye un requisito institucional interno, exigible en virtud de la presente directiva, cualquiera sea el instrumento de gestión bajo el cual la iniciativa, el requerimiento o el proyecto se formule, ejecute o modifique.</w:t>
+          <w:highlight w:val="green"/>
+        </w:rPr>
+        <w:t xml:space="preserve"> </w:t>
       </w:r>
       <w:r>
         <w:rPr>
           <w:rFonts w:ascii="Arial" w:hAnsi="Arial" w:cs="Arial"/>
+          <w:highlight w:val="green"/>
+        </w:rPr>
+        <w:t>Toda iniciativa, requerimiento o proyecto que incorpore o prevea un componente basado en IA requiere la opinión técnica previa de la Comisión de Gobierno de IA sobre dicho componente, cualquiera sea el instrumento de gestión bajo el cual se formule, ejecute o modifique. La opinión se emite sobre la Ficha de Evaluación de Caso de Uso (Anexo N.° 4), adecuada a la naturaleza y magnitud de la iniciativa, requerimiento o proyecto.</w:t>
+      </w:r>
+      <w:r>
+        <w:rPr>
+          <w:rFonts w:ascii="Arial" w:hAnsi="Arial" w:cs="Arial"/>
+          <w:highlight w:val="green"/>
         </w:rPr>
         <w:t xml:space="preserve"> </w:t>
       </w:r>
       <w:r>
         <w:rPr>
           <w:rFonts w:ascii="Arial" w:hAnsi="Arial" w:cs="Arial"/>
-          <w:highlight w:val="lightGray"/>
-        </w:rPr>
-        <w:t>La opinión es insumo del análisis que sustenta la decisión que corresponda y es determinante respecto del componente de IA; no sustituye las aprobaciones que competen a la Alta Dirección ni las de los sistemas administrativos del Estado. Se emite sobre la Ficha de Evaluación de Caso de Uso (Anexo N.° 4), adecuada a la naturaleza y magnitud de la iniciativa, requerimiento o proyecto.</w:t>
+          <w:highlight w:val="green"/>
+        </w:rPr>
+        <w:t>La opinión comprende la pertinencia del uso de inteligencia artificial y la clasificación de riesgo del componente, conforme al Anexo N.° 2 y a los artículos 22 a 24 del RLIA. Determinar la pertinencia es establecer si el resultado esperado requiere inteligencia artificial o se alcanza sin ella, conforme al numeral 5.1.4. Los controles aplicables se determinan a partir de la clasificación, conforme a los numerales 6.6, 6.9 y 6.10. La opinión no comprende la generación de valor, el costo, la prioridad ni la viabilidad presupuestal de la iniciativa, que corresponden a los instrumentos de gestión respectivos y a las instancias competentes.</w:t>
+      </w:r>
+      <w:r>
+        <w:rPr>
+          <w:rFonts w:ascii="Arial" w:hAnsi="Arial" w:cs="Arial"/>
+          <w:highlight w:val="green"/>
+        </w:rPr>
+        <w:t xml:space="preserve"> </w:t>
+      </w:r>
+      <w:r>
+        <w:rPr>
+          <w:rFonts w:ascii="Arial" w:hAnsi="Arial" w:cs="Arial"/>
+          <w:highlight w:val="green"/>
+        </w:rPr>
+        <w:t>La opinión adopta uno de los siguientes pronunciamientos:</w:t>
+      </w:r>
+    </w:p>
+    <w:p>
+      <w:pPr>
+        <w:pStyle w:val="Prrafodelista"/>
+        <w:numPr>
+          <w:ilvl w:val="1"/>
+          <w:numId w:val="30"/>
+        </w:numPr>
+        <w:tabs>
+          <w:tab w:val="left" w:pos="1276"/>
+        </w:tabs>
+        <w:spacing w:before="0" w:after="0" w:line="276" w:lineRule="auto"/>
+        <w:ind w:left="1636"/>
+        <w:rPr>
+          <w:b w:val="0"/>
+          <w:bCs w:val="0"/>
+          <w:highlight w:val="green"/>
+        </w:rPr>
+      </w:pPr>
+      <w:r>
+        <w:rPr>
+          <w:b w:val="0"/>
+          <w:bCs w:val="0"/>
+          <w:highlight w:val="green"/>
+        </w:rPr>
+        <w:t>Favorable.</w:t>
+      </w:r>
+    </w:p>
+    <w:p>
+      <w:pPr>
+        <w:pStyle w:val="Prrafodelista"/>
+        <w:numPr>
+          <w:ilvl w:val="1"/>
+          <w:numId w:val="30"/>
+        </w:numPr>
+        <w:tabs>
+          <w:tab w:val="left" w:pos="1276"/>
+        </w:tabs>
+        <w:spacing w:after="60" w:line="276" w:lineRule="auto"/>
+        <w:ind w:left="1636"/>
+        <w:rPr>
+          <w:b w:val="0"/>
+          <w:bCs w:val="0"/>
+          <w:highlight w:val="green"/>
+        </w:rPr>
+      </w:pPr>
+      <w:r>
+        <w:rPr>
+          <w:b w:val="0"/>
+          <w:bCs w:val="0"/>
+          <w:highlight w:val="green"/>
+        </w:rPr>
+        <w:t>Favorable con condiciones, que identifica los controles que la clasificación de riesgo determina y cuya implementación se verifica en el hito de aprobación previo al despliegue, conforme al numeral 6.1.2. Los SBIA clasificados de riesgo alto reciben este pronunciamiento.</w:t>
+      </w:r>
+    </w:p>
+    <w:p>
+      <w:pPr>
+        <w:pStyle w:val="Prrafodelista"/>
+        <w:numPr>
+          <w:ilvl w:val="1"/>
+          <w:numId w:val="30"/>
+        </w:numPr>
+        <w:tabs>
+          <w:tab w:val="left" w:pos="1276"/>
+        </w:tabs>
+        <w:spacing w:after="60" w:line="276" w:lineRule="auto"/>
+        <w:ind w:left="1636"/>
+        <w:rPr>
+          <w:b w:val="0"/>
+          <w:bCs w:val="0"/>
+          <w:highlight w:val="green"/>
+        </w:rPr>
+      </w:pPr>
+      <w:r>
+        <w:rPr>
+          <w:b w:val="0"/>
+          <w:bCs w:val="0"/>
+          <w:highlight w:val="green"/>
+        </w:rPr>
+        <w:t>No favorable, cuando el uso es indebido conforme al artículo 23 del RLIA, contraviene la Política de Uso Seguro, Responsable y Ético de los SBIA o la normativa vigente, o el resultado esperado se alcanza sin inteligencia artificial. En este último caso la iniciativa puede continuar sin el componente de IA.</w:t>
+      </w:r>
+    </w:p>
+    <w:p>
+      <w:pPr>
+        <w:tabs>
+          <w:tab w:val="left" w:pos="1276"/>
+        </w:tabs>
+        <w:spacing w:after="60" w:line="276" w:lineRule="auto"/>
+        <w:ind w:left="1276"/>
+        <w:jc w:val="both"/>
+        <w:rPr>
+          <w:rFonts w:ascii="Arial" w:hAnsi="Arial" w:cs="Arial"/>
+        </w:rPr>
+      </w:pPr>
+      <w:r>
+        <w:rPr>
+          <w:rFonts w:ascii="Arial" w:hAnsi="Arial" w:cs="Arial"/>
+          <w:highlight w:val="green"/>
+        </w:rPr>
+        <w:t>El uso indebido está prohibido por el artículo 23 del RLIA y los controles reforzados son obligatorios por su artículo 24: en ambos casos obliga la norma, no la opinión. En los demás casos la opinión sustenta la decisión, pero no la reemplaza. La aprobación corresponde, en cada caso, a la instancia competente conforme al ROF, a las normas de delegación de facultades, a los instrumentos de gestión institucionales o a la normativa de los sistemas administrativos del Estado.</w:t>
       </w:r>
     </w:p>
     <w:p>
@@ -12531,7 +12464,15 @@
           <w:rFonts w:ascii="Arial" w:hAnsi="Arial" w:cs="Arial"/>
           <w:highlight w:val="lightGray"/>
         </w:rPr>
-        <w:t>6.15.2 En la gestión de la demanda informática, cuando un requerimiento implique el desarrollo, la adquisición o el uso de un SBIA o de una herramienta de IA, se recaba la opinión de la Comisión antes de su atención, con los formatos vigentes de la demanda complementados con la información que la INSI determine.</w:t>
+        <w:t xml:space="preserve">6.15.2 En la gestión de la demanda informática, cuando un requerimiento implique el desarrollo, la adquisición o el uso de un SBIA o de una herramienta de IA, se recaba la opinión de la Comisión antes de su atención, con los formatos </w:t>
+      </w:r>
+      <w:r>
+        <w:rPr>
+          <w:rFonts w:ascii="Arial" w:hAnsi="Arial" w:cs="Arial"/>
+          <w:highlight w:val="lightGray"/>
+        </w:rPr>
+        <w:lastRenderedPageBreak/>
+        <w:t>vigentes de la demanda complementados con la información que la INSI determine.</w:t>
       </w:r>
     </w:p>
     <w:p>
@@ -12544,43 +12485,157 @@
         <w:jc w:val="both"/>
         <w:rPr>
           <w:rFonts w:ascii="Arial" w:hAnsi="Arial" w:cs="Arial"/>
-          <w:highlight w:val="lightGray"/>
+          <w:highlight w:val="green"/>
         </w:rPr>
       </w:pPr>
       <w:r>
         <w:rPr>
           <w:rFonts w:ascii="Arial" w:hAnsi="Arial" w:cs="Arial"/>
-          <w:highlight w:val="lightGray"/>
-        </w:rPr>
-        <w:t>6.</w:t>
+          <w:highlight w:val="green"/>
+        </w:rPr>
+        <w:t xml:space="preserve">6.15.3 </w:t>
       </w:r>
       <w:r>
         <w:rPr>
           <w:rFonts w:ascii="Arial" w:hAnsi="Arial" w:cs="Arial"/>
-          <w:highlight w:val="lightGray"/>
-        </w:rPr>
-        <w:t xml:space="preserve">15.3 </w:t>
-      </w:r>
-      <w:r>
-        <w:rPr>
-          <w:rFonts w:ascii="Arial" w:hAnsi="Arial" w:cs="Arial"/>
-          <w:highlight w:val="lightGray"/>
-        </w:rPr>
-        <w:t>En los programas y proyectos institucionales conforme al MGPP, cuando se identifique un componente basado en IA se recaba la opinión de la Comisión con carácter previo a la aprobación que corresponda. La obligación aplica en la</w:t>
-      </w:r>
-      <w:r>
-        <w:rPr>
-          <w:rFonts w:ascii="Arial" w:hAnsi="Arial" w:cs="Arial"/>
-          <w:highlight w:val="lightGray"/>
-        </w:rPr>
-        <w:t xml:space="preserve"> </w:t>
-      </w:r>
-      <w:r>
-        <w:rPr>
-          <w:rFonts w:ascii="Arial" w:hAnsi="Arial" w:cs="Arial"/>
-          <w:highlight w:val="lightGray"/>
-        </w:rPr>
-        <w:t>formulación del caso de negocio; en la elaboración del plan de gestión del proyecto, cuando el detalle de los componentes funcionales revele un componente de IA no previsto; y durante la ejecución, cuando una solicitud de cambio incorpore, sustituya o modifique un componente de IA, aun cuando el cambio no impacte los entregables ni los hitos comprometidos.</w:t>
+          <w:highlight w:val="green"/>
+        </w:rPr>
+        <w:t>En los programas y proyectos institucionales conforme al MGPP, la opinión de la Comisión de Gobierno de IA se recaba desde que se identifica un componente basado en IA, en cualquier fase, y antes de la decisión que autoriza avanzar a la fase siguiente. La opinión se incorpora al expediente del caso de negocio o del plan de gestión, según corresponda, junto con las validaciones y opiniones que el MGPP ya prevé, y no requiere una etapa ni una instancia adicionales. Aplica en particular:</w:t>
+      </w:r>
+    </w:p>
+    <w:p>
+      <w:pPr>
+        <w:pStyle w:val="Prrafodelista"/>
+        <w:numPr>
+          <w:ilvl w:val="1"/>
+          <w:numId w:val="32"/>
+        </w:numPr>
+        <w:tabs>
+          <w:tab w:val="left" w:pos="1276"/>
+        </w:tabs>
+        <w:spacing w:before="0" w:after="60" w:line="276" w:lineRule="auto"/>
+        <w:ind w:left="1636"/>
+        <w:rPr>
+          <w:b w:val="0"/>
+          <w:bCs w:val="0"/>
+          <w:highlight w:val="green"/>
+        </w:rPr>
+      </w:pPr>
+      <w:r>
+        <w:rPr>
+          <w:b w:val="0"/>
+          <w:bCs w:val="0"/>
+          <w:highlight w:val="green"/>
+        </w:rPr>
+        <w:t>en el caso de negocio en su conceptualización inicial, antes de que el Superintendente Nacional Adjunto autorice su presentación al Superintendente Nacional;</w:t>
+      </w:r>
+    </w:p>
+    <w:p>
+      <w:pPr>
+        <w:pStyle w:val="Prrafodelista"/>
+        <w:numPr>
+          <w:ilvl w:val="1"/>
+          <w:numId w:val="32"/>
+        </w:numPr>
+        <w:tabs>
+          <w:tab w:val="left" w:pos="1276"/>
+        </w:tabs>
+        <w:spacing w:after="60" w:line="276" w:lineRule="auto"/>
+        <w:ind w:left="1636"/>
+        <w:rPr>
+          <w:b w:val="0"/>
+          <w:bCs w:val="0"/>
+          <w:highlight w:val="green"/>
+        </w:rPr>
+      </w:pPr>
+      <w:r>
+        <w:rPr>
+          <w:b w:val="0"/>
+          <w:bCs w:val="0"/>
+          <w:highlight w:val="green"/>
+        </w:rPr>
+        <w:t>en el caso de negocio detallado y en el plan de gestión del proyecto, cuando el detalle de los componentes funcionales revele un componente de IA no previsto;</w:t>
+      </w:r>
+    </w:p>
+    <w:p>
+      <w:pPr>
+        <w:pStyle w:val="Prrafodelista"/>
+        <w:numPr>
+          <w:ilvl w:val="1"/>
+          <w:numId w:val="32"/>
+        </w:numPr>
+        <w:tabs>
+          <w:tab w:val="left" w:pos="1276"/>
+        </w:tabs>
+        <w:spacing w:after="60" w:line="276" w:lineRule="auto"/>
+        <w:ind w:left="1636"/>
+        <w:rPr>
+          <w:b w:val="0"/>
+          <w:bCs w:val="0"/>
+          <w:highlight w:val="green"/>
+        </w:rPr>
+      </w:pPr>
+      <w:r>
+        <w:rPr>
+          <w:b w:val="0"/>
+          <w:bCs w:val="0"/>
+          <w:highlight w:val="green"/>
+        </w:rPr>
+        <w:t>en el modelamiento del proceso de negocio, antes de su remisión a la INSI para desarrollo, cuando este revele un componente de IA no declarado en el alcance inicial;</w:t>
+      </w:r>
+    </w:p>
+    <w:p>
+      <w:pPr>
+        <w:pStyle w:val="Prrafodelista"/>
+        <w:numPr>
+          <w:ilvl w:val="1"/>
+          <w:numId w:val="32"/>
+        </w:numPr>
+        <w:tabs>
+          <w:tab w:val="left" w:pos="1276"/>
+        </w:tabs>
+        <w:spacing w:after="60" w:line="276" w:lineRule="auto"/>
+        <w:ind w:left="1636"/>
+        <w:rPr>
+          <w:b w:val="0"/>
+          <w:bCs w:val="0"/>
+          <w:highlight w:val="green"/>
+        </w:rPr>
+      </w:pPr>
+      <w:r>
+        <w:rPr>
+          <w:b w:val="0"/>
+          <w:bCs w:val="0"/>
+          <w:highlight w:val="green"/>
+        </w:rPr>
+        <w:t>en la actualización del caso de negocio prevista en el MGPP, cuando esta incorpore un componente de IA;</w:t>
+      </w:r>
+    </w:p>
+    <w:p>
+      <w:pPr>
+        <w:pStyle w:val="Prrafodelista"/>
+        <w:numPr>
+          <w:ilvl w:val="1"/>
+          <w:numId w:val="32"/>
+        </w:numPr>
+        <w:tabs>
+          <w:tab w:val="left" w:pos="1276"/>
+        </w:tabs>
+        <w:spacing w:after="60" w:line="276" w:lineRule="auto"/>
+        <w:ind w:left="1636"/>
+        <w:rPr>
+          <w:b w:val="0"/>
+          <w:bCs w:val="0"/>
+          <w:highlight w:val="green"/>
+        </w:rPr>
+      </w:pPr>
+      <w:r>
+        <w:rPr>
+          <w:b w:val="0"/>
+          <w:bCs w:val="0"/>
+          <w:highlight w:val="green"/>
+        </w:rPr>
+        <w:t>en las solicitudes de cambio que incorporen, sustituyan o modifiquen un componente de IA, impacten o no los entregables y los hitos de control.</w:t>
       </w:r>
     </w:p>
     <w:p>
@@ -12593,234 +12648,161 @@
         <w:jc w:val="both"/>
         <w:rPr>
           <w:rFonts w:ascii="Arial" w:hAnsi="Arial" w:cs="Arial"/>
-          <w:highlight w:val="lightGray"/>
+          <w:highlight w:val="green"/>
         </w:rPr>
       </w:pPr>
       <w:r>
         <w:rPr>
           <w:rFonts w:ascii="Arial" w:hAnsi="Arial" w:cs="Arial"/>
-          <w:highlight w:val="lightGray"/>
-        </w:rPr>
-        <w:t>6.15.4 Cuando un proyecto de inversión pública sujeto al Sistema Nacional de Programación Multianual y Gestión de Inversiones incorpore un componente basado en IA, la Unidad Formuladora considera la opinión de la Comisión como insumo del análisis técnico que sustenta la declaración de viabilidad, sin perjuicio de las disposiciones del referido Sistema. En la ejecución, el SBIA observa el ciclo de vida del numeral 6.1.</w:t>
-      </w:r>
-    </w:p>
-    <w:p>
-      <w:pPr>
+        </w:rPr>
+        <w:tab/>
+      </w:r>
+      <w:r>
+        <w:rPr>
+          <w:rFonts w:ascii="Arial" w:hAnsi="Arial" w:cs="Arial"/>
+          <w:highlight w:val="green"/>
+        </w:rPr>
+        <w:t>La INSI, en el ejercicio de las competencias que el MGPP le reconoce en los momentos señalados, advierte la presencia de un componente de IA y la comunica a la Comisión de Gobierno de IA. La opinión de la Comisión es distinta de la validación que la INSI emite en el ámbito de sus competencias: ambas se incorporan al expediente y ninguna sustituye a la otra.</w:t>
+      </w:r>
+    </w:p>
+    <w:p>
+      <w:pPr>
+        <w:tabs>
+          <w:tab w:val="left" w:pos="1276"/>
+        </w:tabs>
         <w:spacing w:after="60" w:line="276" w:lineRule="auto"/>
         <w:ind w:left="1276" w:hanging="709"/>
         <w:jc w:val="both"/>
         <w:rPr>
           <w:rFonts w:ascii="Arial" w:hAnsi="Arial" w:cs="Arial"/>
+          <w:highlight w:val="green"/>
         </w:rPr>
       </w:pPr>
       <w:r>
         <w:rPr>
           <w:rFonts w:ascii="Arial" w:hAnsi="Arial" w:cs="Arial"/>
-          <w:highlight w:val="lightGray"/>
-        </w:rPr>
-        <w:t>6.15.5</w:t>
+        </w:rPr>
+        <w:tab/>
       </w:r>
       <w:r>
         <w:rPr>
           <w:rFonts w:ascii="Arial" w:hAnsi="Arial" w:cs="Arial"/>
-          <w:highlight w:val="lightGray"/>
-        </w:rPr>
-        <w:t xml:space="preserve"> </w:t>
-      </w:r>
-      <w:r>
-        <w:rPr>
-          <w:rFonts w:ascii="Arial" w:hAnsi="Arial" w:cs="Arial"/>
-          <w:highlight w:val="lightGray"/>
-        </w:rPr>
-        <w:t xml:space="preserve">Las unidades competentes de cada instrumento incorporan en sus </w:t>
-      </w:r>
-      <w:r>
-        <w:rPr>
-          <w:rFonts w:ascii="Arial" w:hAnsi="Arial" w:cs="Arial"/>
-          <w:highlight w:val="lightGray"/>
-        </w:rPr>
-        <w:t xml:space="preserve">documentos normativos </w:t>
-      </w:r>
-      <w:r>
-        <w:rPr>
-          <w:rFonts w:ascii="Arial" w:hAnsi="Arial" w:cs="Arial"/>
-          <w:highlight w:val="lightGray"/>
-        </w:rPr>
-        <w:t>la verificación del componente de IA y la opinión de la Comisión, según sus competencias y sin afectar los sistemas administrativos del Estado, conforme al numeral 7.6</w:t>
-      </w:r>
-    </w:p>
-    <w:p>
-      <w:pPr>
+          <w:highlight w:val="green"/>
+        </w:rPr>
+        <w:t>Cuando se requiera sustentar la opinión ante el Comité de Proyecto, concurre a la sesión el Coordinador de la Comisión de Gobierno de IA o el miembro que esta designe. Su concurrencia no altera la composición ni las competencias del Comité de Proyecto.</w:t>
+      </w:r>
+    </w:p>
+    <w:p>
+      <w:pPr>
+        <w:tabs>
+          <w:tab w:val="left" w:pos="1276"/>
+        </w:tabs>
         <w:spacing w:after="60" w:line="276" w:lineRule="auto"/>
         <w:ind w:left="1276" w:hanging="709"/>
         <w:jc w:val="both"/>
         <w:rPr>
-          <w:rFonts w:ascii="Arial" w:eastAsia="Arial" w:hAnsi="Arial" w:cs="Arial"/>
-          <w:color w:val="000000"/>
-          <w:highlight w:val="yellow"/>
-        </w:rPr>
-      </w:pPr>
-      <w:r>
+          <w:rFonts w:ascii="Arial" w:hAnsi="Arial" w:cs="Arial"/>
+          <w:highlight w:val="green"/>
+        </w:rPr>
+      </w:pPr>
+      <w:r>
+        <w:rPr>
+          <w:rFonts w:ascii="Arial" w:hAnsi="Arial" w:cs="Arial"/>
+        </w:rPr>
+        <w:tab/>
+      </w:r>
+      <w:r>
+        <w:rPr>
+          <w:rFonts w:ascii="Arial" w:hAnsi="Arial" w:cs="Arial"/>
+          <w:highlight w:val="green"/>
+        </w:rPr>
+        <w:t>La unidad de organización competente del MGPP incorpora en dicho instrumento el momento y la instancia ante la que se recaba la opinión, conforme al numeral 7.6.</w:t>
+      </w:r>
+    </w:p>
+    <w:p>
+      <w:pPr>
+        <w:tabs>
+          <w:tab w:val="left" w:pos="1276"/>
+        </w:tabs>
+        <w:spacing w:after="60" w:line="276" w:lineRule="auto"/>
+        <w:ind w:left="1276" w:hanging="709"/>
+        <w:jc w:val="both"/>
         <w:rPr>
           <w:rFonts w:ascii="Arial" w:hAnsi="Arial" w:cs="Arial"/>
           <w:highlight w:val="lightGray"/>
         </w:rPr>
-        <w:lastRenderedPageBreak/>
-        <w:t xml:space="preserve">6.15.6 La presente directiva se articula con la normativa institucional de gobernanza de datos y </w:t>
-      </w:r>
+      </w:pPr>
       <w:r>
         <w:rPr>
           <w:rFonts w:ascii="Arial" w:hAnsi="Arial" w:cs="Arial"/>
           <w:highlight w:val="lightGray"/>
         </w:rPr>
-        <w:t>analítica</w:t>
-      </w:r>
+        <w:t>6.15.4 Cuando un proyecto de inversión pública sujeto al Sistema Nacional de Programación Multianual y Gestión de Inversiones incorpore un componente basado en IA, la Unidad Formuladora considera la opinión de la Comisión como insumo del análisis técnico que sustenta la declaración de viabilidad, sin perjuicio de las disposiciones del referido Sistema. En la ejecución, el SBIA observa el ciclo de vida del numeral 6.1.</w:t>
+      </w:r>
+    </w:p>
+    <w:p>
+      <w:pPr>
+        <w:spacing w:after="60" w:line="276" w:lineRule="auto"/>
+        <w:ind w:left="1276" w:hanging="709"/>
+        <w:jc w:val="both"/>
+        <w:rPr>
+          <w:rFonts w:ascii="Arial" w:hAnsi="Arial" w:cs="Arial"/>
+        </w:rPr>
+      </w:pPr>
       <w:r>
         <w:rPr>
           <w:rFonts w:ascii="Arial" w:hAnsi="Arial" w:cs="Arial"/>
           <w:highlight w:val="lightGray"/>
         </w:rPr>
-        <w:t xml:space="preserve">. Cuando un producto </w:t>
+        <w:t>6.15.5</w:t>
       </w:r>
       <w:r>
         <w:rPr>
           <w:rFonts w:ascii="Arial" w:hAnsi="Arial" w:cs="Arial"/>
           <w:highlight w:val="lightGray"/>
         </w:rPr>
-        <w:t>analítico</w:t>
+        <w:t xml:space="preserve"> </w:t>
       </w:r>
       <w:r>
         <w:rPr>
           <w:rFonts w:ascii="Arial" w:hAnsi="Arial" w:cs="Arial"/>
           <w:highlight w:val="lightGray"/>
         </w:rPr>
-        <w:t xml:space="preserve"> incorpore un sistema basado en IA, este se sujeta al ciclo de vida, la </w:t>
+        <w:t xml:space="preserve">Las unidades competentes de cada instrumento incorporan en sus </w:t>
       </w:r>
       <w:r>
         <w:rPr>
           <w:rFonts w:ascii="Arial" w:hAnsi="Arial" w:cs="Arial"/>
           <w:highlight w:val="lightGray"/>
         </w:rPr>
-        <w:t>clasificación</w:t>
+        <w:t xml:space="preserve">documentos normativos </w:t>
       </w:r>
       <w:r>
         <w:rPr>
           <w:rFonts w:ascii="Arial" w:hAnsi="Arial" w:cs="Arial"/>
           <w:highlight w:val="lightGray"/>
         </w:rPr>
-        <w:t xml:space="preserve"> de riesgo, la </w:t>
-      </w:r>
+        <w:t>la verificación del componente de IA y la opinión de la Comisión, según sus competencias y sin afectar los sistemas administrativos del Estado, conforme al numeral 7.6</w:t>
+      </w:r>
+    </w:p>
+    <w:p>
+      <w:pPr>
+        <w:spacing w:after="60" w:line="276" w:lineRule="auto"/>
+        <w:ind w:left="1276" w:hanging="709"/>
+        <w:jc w:val="both"/>
+        <w:rPr>
+          <w:rFonts w:ascii="Arial" w:eastAsia="Arial" w:hAnsi="Arial" w:cs="Arial"/>
+          <w:color w:val="000000"/>
+          <w:highlight w:val="yellow"/>
+        </w:rPr>
+      </w:pPr>
       <w:r>
         <w:rPr>
           <w:rFonts w:ascii="Arial" w:hAnsi="Arial" w:cs="Arial"/>
           <w:highlight w:val="lightGray"/>
         </w:rPr>
-        <w:t>evaluación</w:t>
-      </w:r>
-      <w:r>
-        <w:rPr>
-          <w:rFonts w:ascii="Arial" w:hAnsi="Arial" w:cs="Arial"/>
-          <w:highlight w:val="lightGray"/>
-        </w:rPr>
-        <w:t xml:space="preserve"> de impacto </w:t>
-      </w:r>
-      <w:r>
-        <w:rPr>
-          <w:rFonts w:ascii="Arial" w:hAnsi="Arial" w:cs="Arial"/>
-          <w:highlight w:val="lightGray"/>
-        </w:rPr>
-        <w:t>algorítmico</w:t>
-      </w:r>
-      <w:r>
-        <w:rPr>
-          <w:rFonts w:ascii="Arial" w:hAnsi="Arial" w:cs="Arial"/>
-          <w:highlight w:val="lightGray"/>
-        </w:rPr>
-        <w:t xml:space="preserve">, el registro en el Inventario Institucional de SBIA y las obligaciones de transparencia y </w:t>
-      </w:r>
-      <w:r>
-        <w:rPr>
-          <w:rFonts w:ascii="Arial" w:hAnsi="Arial" w:cs="Arial"/>
-          <w:highlight w:val="lightGray"/>
-        </w:rPr>
-        <w:t>supervisión</w:t>
-      </w:r>
-      <w:r>
-        <w:rPr>
-          <w:rFonts w:ascii="Arial" w:hAnsi="Arial" w:cs="Arial"/>
-          <w:highlight w:val="lightGray"/>
-        </w:rPr>
-        <w:t xml:space="preserve"> humana previstas en la presente directiva. La </w:t>
-      </w:r>
-      <w:r>
-        <w:rPr>
-          <w:rFonts w:ascii="Arial" w:hAnsi="Arial" w:cs="Arial"/>
-          <w:highlight w:val="lightGray"/>
-        </w:rPr>
-        <w:t>certificación</w:t>
-      </w:r>
-      <w:r>
-        <w:rPr>
-          <w:rFonts w:ascii="Arial" w:hAnsi="Arial" w:cs="Arial"/>
-          <w:highlight w:val="lightGray"/>
-        </w:rPr>
-        <w:t xml:space="preserve"> del producto </w:t>
-      </w:r>
-      <w:r>
-        <w:rPr>
-          <w:rFonts w:ascii="Arial" w:hAnsi="Arial" w:cs="Arial"/>
-          <w:highlight w:val="lightGray"/>
-        </w:rPr>
-        <w:t>analítico</w:t>
-      </w:r>
-      <w:r>
-        <w:rPr>
-          <w:rFonts w:ascii="Arial" w:hAnsi="Arial" w:cs="Arial"/>
-          <w:highlight w:val="lightGray"/>
-        </w:rPr>
-        <w:t xml:space="preserve"> requiere, como insumo previo, la </w:t>
-      </w:r>
-      <w:r>
-        <w:rPr>
-          <w:rFonts w:ascii="Arial" w:hAnsi="Arial" w:cs="Arial"/>
-          <w:highlight w:val="lightGray"/>
-        </w:rPr>
-        <w:t>aprobación</w:t>
-      </w:r>
-      <w:r>
-        <w:rPr>
-          <w:rFonts w:ascii="Arial" w:hAnsi="Arial" w:cs="Arial"/>
-          <w:highlight w:val="lightGray"/>
-        </w:rPr>
-        <w:t xml:space="preserve"> que corresponda conforme al numeral 6.1.2. La calidad, el linaje, los metadatos y la </w:t>
-      </w:r>
-      <w:r>
-        <w:rPr>
-          <w:rFonts w:ascii="Arial" w:hAnsi="Arial" w:cs="Arial"/>
-          <w:highlight w:val="lightGray"/>
-        </w:rPr>
-        <w:t>certificación</w:t>
-      </w:r>
-      <w:r>
-        <w:rPr>
-          <w:rFonts w:ascii="Arial" w:hAnsi="Arial" w:cs="Arial"/>
-          <w:highlight w:val="lightGray"/>
-        </w:rPr>
-        <w:t xml:space="preserve"> de los datos que alimentan el sistema se rigen por la normativa de gobernanza de datos y </w:t>
-      </w:r>
-      <w:r>
-        <w:rPr>
-          <w:rFonts w:ascii="Arial" w:hAnsi="Arial" w:cs="Arial"/>
-          <w:highlight w:val="lightGray"/>
-        </w:rPr>
-        <w:t>analítica</w:t>
-      </w:r>
-      <w:r>
-        <w:rPr>
-          <w:rFonts w:ascii="Arial" w:hAnsi="Arial" w:cs="Arial"/>
-          <w:highlight w:val="lightGray"/>
-        </w:rPr>
-        <w:t>.</w:t>
+        <w:lastRenderedPageBreak/>
+        <w:t>6.15.6 La presente directiva se articula con la normativa institucional de gobernanza de datos y analítica. Cuando un producto analítico incorpore un sistema basado en IA, este se sujeta al ciclo de vida, la clasificación de riesgo, la evaluación de impacto algorítmico, el registro en el Inventario Institucional de SBIA y las obligaciones de transparencia y supervisión humana previstas en la presente directiva. La certificación del producto analítico requiere, como insumo previo, la aprobación que corresponda conforme al numeral 6.1.2. La calidad, el linaje, los metadatos y la certificación de los datos que alimentan el sistema se rigen por la normativa de gobernanza de datos y analítica.</w:t>
       </w:r>
       <w:r>
         <w:rPr>
@@ -12838,7 +12820,7 @@
           <w:szCs w:val="22"/>
         </w:rPr>
       </w:pPr>
-      <w:bookmarkStart w:id="8" w:name="_Toc235003967"/>
+      <w:bookmarkStart w:id="7" w:name="_Toc235003967"/>
       <w:r>
         <w:rPr>
           <w:rFonts w:cs="Arial"/>
@@ -12849,7 +12831,7 @@
         <w:lastRenderedPageBreak/>
         <w:t>DISPOSICIONES FINALES</w:t>
       </w:r>
-      <w:bookmarkEnd w:id="8"/>
+      <w:bookmarkEnd w:id="7"/>
     </w:p>
     <w:p>
       <w:pPr>
@@ -12957,7 +12939,30 @@
           <w:highlight w:val="cyan"/>
         </w:rPr>
         <w:tab/>
-        <w:t>El Sistema de Gestión de Inteligencia Artificial (SGIA) de la SUNAT se rige por la NTP-ISO/IEC 42001:2025. La Comisión de Gobierno de IA propone al CGTD el plan de implementación del SGIA, con hitos y responsables, y coordina los lineamientos técnicos que correspondan.</w:t>
+      </w:r>
+      <w:r>
+        <w:rPr>
+          <w:b w:val="0"/>
+          <w:bCs w:val="0"/>
+          <w:highlight w:val="cyan"/>
+        </w:rPr>
+        <w:t>El Sistema de Gestión de Inteligencia Artificial (SGIA) de la SUNAT toma como marco de referencia la NTP-ISO/IEC 42001:2025, adaptada al alcance, la complejidad y el contexto institucional.</w:t>
+      </w:r>
+      <w:r>
+        <w:rPr>
+          <w:b w:val="0"/>
+          <w:bCs w:val="0"/>
+          <w:highlight w:val="cyan"/>
+        </w:rPr>
+        <w:t xml:space="preserve"> La </w:t>
+      </w:r>
+      <w:r>
+        <w:rPr>
+          <w:b w:val="0"/>
+          <w:bCs w:val="0"/>
+          <w:highlight w:val="cyan"/>
+        </w:rPr>
+        <w:t>Comisión de Gobierno de IA propone al CGTD el plan de implementación del SGIA, con hitos y responsables, y coordina los lineamientos técnicos que correspondan.</w:t>
       </w:r>
     </w:p>
     <w:p>
@@ -13192,7 +13197,7 @@
           <w:highlight w:val="yellow"/>
         </w:rPr>
         <w:tab/>
-        <w:t xml:space="preserve">El Oficial de Inteligencia Artificial (OIA) de la SUNAT, previsto en el artículo 6 de la Estrategia Nacional de Inteligencia Artificial 2026-2030, recae en un miembro del CGTD y coordina el gobierno y la gestión de la inteligencia artificial institucional, así como el seguimiento del Plan de Acción de Inteligencia Artificial. Su designación se efectúa mediante acto de la máxima autoridad administrativa de la entidad, previamente a la formulación del Plan de Acción de Inteligencia Artificial. Su perfil, responsabilidades, designación y articulación se determinan conforme a los lineamientos que emita la SGTD-PCM, en aplicación de la Primera Disposición </w:t>
+        <w:t xml:space="preserve">El Oficial de Inteligencia Artificial (OIA) de la SUNAT, previsto en el artículo 6 de la Estrategia Nacional de Inteligencia Artificial 2026-2030, recae en un miembro del CGTD y coordina el gobierno y la gestión de la inteligencia artificial institucional, así como el seguimiento del Plan de Acción de Inteligencia Artificial. Su designación se efectúa mediante acto de la máxima autoridad administrativa de la entidad, previamente a la formulación del Plan de Acción de Inteligencia Artificial. Su perfil, responsabilidades, designación y articulación se determinan conforme a los </w:t>
       </w:r>
       <w:r>
         <w:rPr>
@@ -13201,7 +13206,7 @@
           <w:highlight w:val="yellow"/>
         </w:rPr>
         <w:lastRenderedPageBreak/>
-        <w:t>Complementaria Final de la citada Estrategia. En tanto no se emitan dichos lineamientos, las funciones de coordinación técnica en materia de IA son ejercidas por el Coordinador de la Comisión de Gobierno de IA.</w:t>
+        <w:t>lineamientos que emita la SGTD-PCM, en aplicación de la Primera Disposición Complementaria Final de la citada Estrategia. En tanto no se emitan dichos lineamientos, las funciones de coordinación técnica en materia de IA son ejercidas por el Coordinador de la Comisión de Gobierno de IA.</w:t>
       </w:r>
       <w:r>
         <w:rPr>
@@ -13251,6 +13256,26 @@
     </w:p>
     <w:p>
       <w:pPr>
+        <w:pStyle w:val="SubtituloDONI"/>
+        <w:spacing w:line="276" w:lineRule="auto"/>
+        <w:ind w:left="851" w:hanging="709"/>
+        <w:rPr>
+          <w:b w:val="0"/>
+          <w:bCs w:val="0"/>
+          <w:highlight w:val="green"/>
+        </w:rPr>
+      </w:pPr>
+      <w:r>
+        <w:rPr>
+          <w:b w:val="0"/>
+          <w:bCs w:val="0"/>
+          <w:highlight w:val="green"/>
+        </w:rPr>
+        <w:t>7.12    Las iniciativas, proyectos y acciones que incorporen un componente basado en IA y no se encuentren comprendidos en el PAIA acreditan su alineamiento con un objetivo del PGD o del Plan Estratégico Institucional mediante la evidencia documentada que corresponda. La Comisión de Gobierno de IA verifica dicho alineamiento y lo reporta en el informe trimestral del numeral 6.9.5.</w:t>
+      </w:r>
+    </w:p>
+    <w:p>
+      <w:pPr>
         <w:pStyle w:val="Ttulo1"/>
         <w:spacing w:line="276" w:lineRule="auto"/>
         <w:rPr>
@@ -13258,7 +13283,7 @@
           <w:szCs w:val="22"/>
         </w:rPr>
       </w:pPr>
-      <w:bookmarkStart w:id="9" w:name="_Toc235003968"/>
+      <w:bookmarkStart w:id="8" w:name="_Toc235003968"/>
       <w:r>
         <w:rPr>
           <w:rFonts w:cs="Arial"/>
@@ -13268,7 +13293,7 @@
         </w:rPr>
         <w:t>ANEXOS</w:t>
       </w:r>
-      <w:bookmarkEnd w:id="9"/>
+      <w:bookmarkEnd w:id="8"/>
     </w:p>
     <w:p>
       <w:pPr>
@@ -14430,7 +14455,39 @@
                 <w:rFonts w:ascii="Arial" w:eastAsia="Arial" w:hAnsi="Arial" w:cs="Arial"/>
                 <w:lang w:val="en-US"/>
               </w:rPr>
-              <w:t>Human-in-the-loop, on-the-loop o in-command.</w:t>
+              <w:t>Human-</w:t>
+            </w:r>
+            <w:proofErr w:type="spellStart"/>
+            <w:r>
+              <w:rPr>
+                <w:rFonts w:ascii="Arial" w:eastAsia="Arial" w:hAnsi="Arial" w:cs="Arial"/>
+                <w:lang w:val="en-US"/>
+              </w:rPr>
+              <w:t>in-the-loop</w:t>
+            </w:r>
+            <w:proofErr w:type="spellEnd"/>
+            <w:r>
+              <w:rPr>
+                <w:rFonts w:ascii="Arial" w:eastAsia="Arial" w:hAnsi="Arial" w:cs="Arial"/>
+                <w:lang w:val="en-US"/>
+              </w:rPr>
+              <w:t xml:space="preserve">, on-the-loop </w:t>
+            </w:r>
+            <w:proofErr w:type="gramStart"/>
+            <w:r>
+              <w:rPr>
+                <w:rFonts w:ascii="Arial" w:eastAsia="Arial" w:hAnsi="Arial" w:cs="Arial"/>
+                <w:lang w:val="en-US"/>
+              </w:rPr>
+              <w:t>o in</w:t>
+            </w:r>
+            <w:proofErr w:type="gramEnd"/>
+            <w:r>
+              <w:rPr>
+                <w:rFonts w:ascii="Arial" w:eastAsia="Arial" w:hAnsi="Arial" w:cs="Arial"/>
+                <w:lang w:val="en-US"/>
+              </w:rPr>
+              <w:t>-command.</w:t>
             </w:r>
           </w:p>
         </w:tc>
@@ -15304,15 +15361,7 @@
                 <w:b/>
                 <w:bCs/>
               </w:rPr>
-              <w:t>Versión</w:t>
-            </w:r>
-            <w:r>
-              <w:rPr>
-                <w:rFonts w:ascii="Arial" w:eastAsia="Arial" w:hAnsi="Arial" w:cs="Arial"/>
-                <w:b/>
-                <w:bCs/>
-              </w:rPr>
-              <w:t xml:space="preserve"> vigente y ultimo cambio</w:t>
+              <w:t>Versión vigente y ultimo cambio</w:t>
             </w:r>
           </w:p>
         </w:tc>
@@ -15344,61 +15393,7 @@
               <w:rPr>
                 <w:rFonts w:ascii="Arial" w:eastAsia="Arial" w:hAnsi="Arial" w:cs="Arial"/>
               </w:rPr>
-              <w:t>Identificación</w:t>
-            </w:r>
-            <w:r>
-              <w:rPr>
-                <w:rFonts w:ascii="Arial" w:eastAsia="Arial" w:hAnsi="Arial" w:cs="Arial"/>
-              </w:rPr>
-              <w:t xml:space="preserve"> de la </w:t>
-            </w:r>
-            <w:r>
-              <w:rPr>
-                <w:rFonts w:ascii="Arial" w:eastAsia="Arial" w:hAnsi="Arial" w:cs="Arial"/>
-              </w:rPr>
-              <w:t>versión</w:t>
-            </w:r>
-            <w:r>
-              <w:rPr>
-                <w:rFonts w:ascii="Arial" w:eastAsia="Arial" w:hAnsi="Arial" w:cs="Arial"/>
-              </w:rPr>
-              <w:t xml:space="preserve"> del SBIA en </w:t>
-            </w:r>
-            <w:r>
-              <w:rPr>
-                <w:rFonts w:ascii="Arial" w:eastAsia="Arial" w:hAnsi="Arial" w:cs="Arial"/>
-              </w:rPr>
-              <w:t>producción</w:t>
-            </w:r>
-            <w:r>
-              <w:rPr>
-                <w:rFonts w:ascii="Arial" w:eastAsia="Arial" w:hAnsi="Arial" w:cs="Arial"/>
-              </w:rPr>
-              <w:t xml:space="preserve">, fecha del </w:t>
-            </w:r>
-            <w:r>
-              <w:rPr>
-                <w:rFonts w:ascii="Arial" w:eastAsia="Arial" w:hAnsi="Arial" w:cs="Arial"/>
-              </w:rPr>
-              <w:t>último</w:t>
-            </w:r>
-            <w:r>
-              <w:rPr>
-                <w:rFonts w:ascii="Arial" w:eastAsia="Arial" w:hAnsi="Arial" w:cs="Arial"/>
-              </w:rPr>
-              <w:t xml:space="preserve"> cambio y su </w:t>
-            </w:r>
-            <w:r>
-              <w:rPr>
-                <w:rFonts w:ascii="Arial" w:eastAsia="Arial" w:hAnsi="Arial" w:cs="Arial"/>
-              </w:rPr>
-              <w:t>calificación</w:t>
-            </w:r>
-            <w:r>
-              <w:rPr>
-                <w:rFonts w:ascii="Arial" w:eastAsia="Arial" w:hAnsi="Arial" w:cs="Arial"/>
-              </w:rPr>
-              <w:t xml:space="preserve"> como significativo o no, conforme a los numerales 6.10.4 y 6.10.5</w:t>
+              <w:t>Identificación de la versión del SBIA en producción, fecha del último cambio y su calificación como significativo o no, conforme a los numerales 6.10.4 y 6.10.5</w:t>
             </w:r>
           </w:p>
         </w:tc>
@@ -17580,8 +17575,8 @@
       </w:pPr>
     </w:p>
     <w:sectPr>
-      <w:headerReference w:type="default" r:id="rId16"/>
-      <w:footerReference w:type="default" r:id="rId17"/>
+      <w:headerReference w:type="default" r:id="rId12"/>
+      <w:footerReference w:type="default" r:id="rId13"/>
       <w:pgSz w:w="11906" w:h="16838"/>
       <w:pgMar w:top="1701" w:right="1418" w:bottom="1701" w:left="1560" w:header="708" w:footer="708" w:gutter="0"/>
       <w:cols w:space="720"/>
@@ -17589,45 +17584,6 @@
     </w:sectPr>
   </w:body>
 </w:document>
-</file>
-
-<file path=word/comments.xml><?xml version="1.0" encoding="utf-8"?>
-<w:comments xmlns:wpc="http://schemas.microsoft.com/office/word/2010/wordprocessingCanvas" xmlns:cx="http://schemas.microsoft.com/office/drawing/2014/chartex" xmlns:cx1="http://schemas.microsoft.com/office/drawing/2015/9/8/chartex" xmlns:cx2="http://schemas.microsoft.com/office/drawing/2015/10/21/chartex" xmlns:cx3="http://schemas.microsoft.com/office/drawing/2016/5/9/chartex" xmlns:cx4="http://schemas.microsoft.com/office/drawing/2016/5/10/chartex" xmlns:cx5="http://schemas.microsoft.com/office/drawing/2016/5/11/chartex" xmlns:cx6="http://schemas.microsoft.com/office/drawing/2016/5/12/chartex" xmlns:cx7="http://schemas.microsoft.com/office/drawing/2016/5/13/chartex" xmlns:cx8="http://schemas.microsoft.com/office/drawing/2016/5/14/chartex" xmlns:mc="http://schemas.openxmlformats.org/markup-compatibility/2006" xmlns:aink="http://schemas.microsoft.com/office/drawing/2016/ink" xmlns:am3d="http://schemas.microsoft.com/office/drawing/2017/model3d" xmlns:o="urn:schemas-microsoft-com:office:office" xmlns:oel="http://schemas.microsoft.com/office/2019/extlst" xmlns:r="http://schemas.openxmlformats.org/officeDocument/2006/relationships" xmlns:m="http://schemas.openxmlformats.org/officeDocument/2006/math" xmlns:v="urn:schemas-microsoft-com:vml" xmlns:wp14="http://schemas.microsoft.com/office/word/2010/wordprocessingDrawing" xmlns:wp="http://schemas.openxmlformats.org/drawingml/2006/wordprocessingDrawing" xmlns:w10="urn:schemas-microsoft-com:office:word" xmlns:w="http://schemas.openxmlformats.org/wordprocessingml/2006/main" xmlns:w14="http://schemas.microsoft.com/office/word/2010/wordml" xmlns:w15="http://schemas.microsoft.com/office/word/2012/wordml" xmlns:w16cex="http://schemas.microsoft.com/office/word/2018/wordml/cex" xmlns:w16cid="http://schemas.microsoft.com/office/word/2016/wordml/cid" xmlns:w16="http://schemas.microsoft.com/office/word/2018/wordml" xmlns:w16du="http://schemas.microsoft.com/office/word/2023/wordml/word16du" xmlns:w16sdtdh="http://schemas.microsoft.com/office/word/2020/wordml/sdtdatahash" xmlns:w16sdtfl="http://schemas.microsoft.com/office/word/2024/wordml/sdtformatlock" xmlns:w16se="http://schemas.microsoft.com/office/word/2015/wordml/symex" xmlns:wpg="http://schemas.microsoft.com/office/word/2010/wordprocessingGroup" xmlns:wpi="http://schemas.microsoft.com/office/word/2010/wordprocessingInk" xmlns:wne="http://schemas.microsoft.com/office/word/2006/wordml" xmlns:wps="http://schemas.microsoft.com/office/word/2010/wordprocessingShape" mc:Ignorable="w14 w15 w16se w16cid w16 w16cex w16sdtdh w16sdtfl w16du wp14">
-  <w:comment w:id="6" w:author="Kut Castro Mario Fernando" w:date="2026-07-21T11:30:00Z" w:initials="MK">
-    <w:p>
-      <w:pPr>
-        <w:pStyle w:val="Textocomentario"/>
-      </w:pPr>
-      <w:r>
-        <w:rPr>
-          <w:rStyle w:val="Refdecomentario"/>
-        </w:rPr>
-        <w:annotationRef/>
-      </w:r>
-      <w:r>
-        <w:t xml:space="preserve">Revisar </w:t>
-      </w:r>
-    </w:p>
-  </w:comment>
-</w:comments>
-</file>
-
-<file path=word/commentsExtended.xml><?xml version="1.0" encoding="utf-8"?>
-<w15:commentsEx xmlns:wpc="http://schemas.microsoft.com/office/word/2010/wordprocessingCanvas" xmlns:cx="http://schemas.microsoft.com/office/drawing/2014/chartex" xmlns:cx1="http://schemas.microsoft.com/office/drawing/2015/9/8/chartex" xmlns:cx2="http://schemas.microsoft.com/office/drawing/2015/10/21/chartex" xmlns:cx3="http://schemas.microsoft.com/office/drawing/2016/5/9/chartex" xmlns:cx4="http://schemas.microsoft.com/office/drawing/2016/5/10/chartex" xmlns:cx5="http://schemas.microsoft.com/office/drawing/2016/5/11/chartex" xmlns:cx6="http://schemas.microsoft.com/office/drawing/2016/5/12/chartex" xmlns:cx7="http://schemas.microsoft.com/office/drawing/2016/5/13/chartex" xmlns:cx8="http://schemas.microsoft.com/office/drawing/2016/5/14/chartex" xmlns:mc="http://schemas.openxmlformats.org/markup-compatibility/2006" xmlns:aink="http://schemas.microsoft.com/office/drawing/2016/ink" xmlns:am3d="http://schemas.microsoft.com/office/drawing/2017/model3d" xmlns:o="urn:schemas-microsoft-com:office:office" xmlns:oel="http://schemas.microsoft.com/office/2019/extlst" xmlns:r="http://schemas.openxmlformats.org/officeDocument/2006/relationships" xmlns:m="http://schemas.openxmlformats.org/officeDocument/2006/math" xmlns:v="urn:schemas-microsoft-com:vml" xmlns:wp14="http://schemas.microsoft.com/office/word/2010/wordprocessingDrawing" xmlns:wp="http://schemas.openxmlformats.org/drawingml/2006/wordprocessingDrawing" xmlns:w10="urn:schemas-microsoft-com:office:word" xmlns:w="http://schemas.openxmlformats.org/wordprocessingml/2006/main" xmlns:w14="http://schemas.microsoft.com/office/word/2010/wordml" xmlns:w15="http://schemas.microsoft.com/office/word/2012/wordml" xmlns:w16cex="http://schemas.microsoft.com/office/word/2018/wordml/cex" xmlns:w16cid="http://schemas.microsoft.com/office/word/2016/wordml/cid" xmlns:w16="http://schemas.microsoft.com/office/word/2018/wordml" xmlns:w16du="http://schemas.microsoft.com/office/word/2023/wordml/word16du" xmlns:w16sdtdh="http://schemas.microsoft.com/office/word/2020/wordml/sdtdatahash" xmlns:w16sdtfl="http://schemas.microsoft.com/office/word/2024/wordml/sdtformatlock" xmlns:w16se="http://schemas.microsoft.com/office/word/2015/wordml/symex" xmlns:wpg="http://schemas.microsoft.com/office/word/2010/wordprocessingGroup" xmlns:wpi="http://schemas.microsoft.com/office/word/2010/wordprocessingInk" xmlns:wne="http://schemas.microsoft.com/office/word/2006/wordml" xmlns:wps="http://schemas.microsoft.com/office/word/2010/wordprocessingShape" mc:Ignorable="w14 w15 w16se w16cid w16 w16cex w16sdtdh w16sdtfl w16du wp14">
-  <w15:commentEx w15:paraId="3C0FED1C" w15:done="0"/>
-</w15:commentsEx>
-</file>
-
-<file path=word/commentsExtensible.xml><?xml version="1.0" encoding="utf-8"?>
-<w16cex:commentsExtensible xmlns:wpc="http://schemas.microsoft.com/office/word/2010/wordprocessingCanvas" xmlns:cx="http://schemas.microsoft.com/office/drawing/2014/chartex" xmlns:cx1="http://schemas.microsoft.com/office/drawing/2015/9/8/chartex" xmlns:cx2="http://schemas.microsoft.com/office/drawing/2015/10/21/chartex" xmlns:cx3="http://schemas.microsoft.com/office/drawing/2016/5/9/chartex" xmlns:cx4="http://schemas.microsoft.com/office/drawing/2016/5/10/chartex" xmlns:cx5="http://schemas.microsoft.com/office/drawing/2016/5/11/chartex" xmlns:cx6="http://schemas.microsoft.com/office/drawing/2016/5/12/chartex" xmlns:cx7="http://schemas.microsoft.com/office/drawing/2016/5/13/chartex" xmlns:cx8="http://schemas.microsoft.com/office/drawing/2016/5/14/chartex" xmlns:cr="http://schemas.microsoft.com/office/comments/2020/reactions" xmlns:mc="http://schemas.openxmlformats.org/markup-compatibility/2006" xmlns:aink="http://schemas.microsoft.com/office/drawing/2016/ink" xmlns:am3d="http://schemas.microsoft.com/office/drawing/2017/model3d" xmlns:o="urn:schemas-microsoft-com:office:office" xmlns:oel="http://schemas.microsoft.com/office/2019/extlst" xmlns:r="http://schemas.openxmlformats.org/officeDocument/2006/relationships" xmlns:m="http://schemas.openxmlformats.org/officeDocument/2006/math" xmlns:v="urn:schemas-microsoft-com:vml" xmlns:wp14="http://schemas.microsoft.com/office/word/2010/wordprocessingDrawing" xmlns:wp="http://schemas.openxmlformats.org/drawingml/2006/wordprocessingDrawing" xmlns:w10="urn:schemas-microsoft-com:office:word" xmlns:w="http://schemas.openxmlformats.org/wordprocessingml/2006/main" xmlns:w14="http://schemas.microsoft.com/office/word/2010/wordml" xmlns:w15="http://schemas.microsoft.com/office/word/2012/wordml" xmlns:w16cex="http://schemas.microsoft.com/office/word/2018/wordml/cex" xmlns:w16cid="http://schemas.microsoft.com/office/word/2016/wordml/cid" xmlns:w16="http://schemas.microsoft.com/office/word/2018/wordml" xmlns:w16du="http://schemas.microsoft.com/office/word/2023/wordml/word16du" xmlns:w16sdtdh="http://schemas.microsoft.com/office/word/2020/wordml/sdtdatahash" xmlns:w16sdtfl="http://schemas.microsoft.com/office/word/2024/wordml/sdtformatlock" xmlns:w16se="http://schemas.microsoft.com/office/word/2015/wordml/symex" xmlns:wpg="http://schemas.microsoft.com/office/word/2010/wordprocessingGroup" xmlns:wpi="http://schemas.microsoft.com/office/word/2010/wordprocessingInk" xmlns:wne="http://schemas.microsoft.com/office/word/2006/wordml" xmlns:wps="http://schemas.microsoft.com/office/word/2010/wordprocessingShape" mc:Ignorable="w14 w15 w16se w16cid w16 w16cex w16sdtdh w16sdtfl cr w16du wp14">
-  <w16cex:commentExtensible w16cex:durableId="6387E4DA" w16cex:dateUtc="2026-07-21T16:30:00Z"/>
-</w16cex:commentsExtensible>
-</file>
-
-<file path=word/commentsIds.xml><?xml version="1.0" encoding="utf-8"?>
-<w16cid:commentsIds xmlns:wpc="http://schemas.microsoft.com/office/word/2010/wordprocessingCanvas" xmlns:cx="http://schemas.microsoft.com/office/drawing/2014/chartex" xmlns:cx1="http://schemas.microsoft.com/office/drawing/2015/9/8/chartex" xmlns:cx2="http://schemas.microsoft.com/office/drawing/2015/10/21/chartex" xmlns:cx3="http://schemas.microsoft.com/office/drawing/2016/5/9/chartex" xmlns:cx4="http://schemas.microsoft.com/office/drawing/2016/5/10/chartex" xmlns:cx5="http://schemas.microsoft.com/office/drawing/2016/5/11/chartex" xmlns:cx6="http://schemas.microsoft.com/office/drawing/2016/5/12/chartex" xmlns:cx7="http://schemas.microsoft.com/office/drawing/2016/5/13/chartex" xmlns:cx8="http://schemas.microsoft.com/office/drawing/2016/5/14/chartex" xmlns:mc="http://schemas.openxmlformats.org/markup-compatibility/2006" xmlns:aink="http://schemas.microsoft.com/office/drawing/2016/ink" xmlns:am3d="http://schemas.microsoft.com/office/drawing/2017/model3d" xmlns:o="urn:schemas-microsoft-com:office:office" xmlns:oel="http://schemas.microsoft.com/office/2019/extlst" xmlns:r="http://schemas.openxmlformats.org/officeDocument/2006/relationships" xmlns:m="http://schemas.openxmlformats.org/officeDocument/2006/math" xmlns:v="urn:schemas-microsoft-com:vml" xmlns:wp14="http://schemas.microsoft.com/office/word/2010/wordprocessingDrawing" xmlns:wp="http://schemas.openxmlformats.org/drawingml/2006/wordprocessingDrawing" xmlns:w10="urn:schemas-microsoft-com:office:word" xmlns:w="http://schemas.openxmlformats.org/wordprocessingml/2006/main" xmlns:w14="http://schemas.microsoft.com/office/word/2010/wordml" xmlns:w15="http://schemas.microsoft.com/office/word/2012/wordml" xmlns:w16cex="http://schemas.microsoft.com/office/word/2018/wordml/cex" xmlns:w16cid="http://schemas.microsoft.com/office/word/2016/wordml/cid" xmlns:w16="http://schemas.microsoft.com/office/word/2018/wordml" xmlns:w16du="http://schemas.microsoft.com/office/word/2023/wordml/word16du" xmlns:w16sdtdh="http://schemas.microsoft.com/office/word/2020/wordml/sdtdatahash" xmlns:w16sdtfl="http://schemas.microsoft.com/office/word/2024/wordml/sdtformatlock" xmlns:w16se="http://schemas.microsoft.com/office/word/2015/wordml/symex" xmlns:wpg="http://schemas.microsoft.com/office/word/2010/wordprocessingGroup" xmlns:wpi="http://schemas.microsoft.com/office/word/2010/wordprocessingInk" xmlns:wne="http://schemas.microsoft.com/office/word/2006/wordml" xmlns:wps="http://schemas.microsoft.com/office/word/2010/wordprocessingShape" mc:Ignorable="w14 w15 w16se w16cid w16 w16cex w16sdtdh w16sdtfl w16du wp14">
-  <w16cid:commentId w16cid:paraId="3C0FED1C" w16cid:durableId="6387E4DA"/>
-</w16cid:commentsIds>
 </file>
 
 <file path=word/endnotes.xml><?xml version="1.0" encoding="utf-8"?>
@@ -18494,6 +18450,178 @@
     </w:lvl>
   </w:abstractNum>
   <w:abstractNum w:abstractNumId="3" w15:restartNumberingAfterBreak="0">
+    <w:nsid w:val="0DF53514"/>
+    <w:multiLevelType w:val="hybridMultilevel"/>
+    <w:tmpl w:val="0290861C"/>
+    <w:lvl w:ilvl="0" w:tplc="280A0017">
+      <w:start w:val="1"/>
+      <w:numFmt w:val="lowerLetter"/>
+      <w:lvlText w:val="%1)"/>
+      <w:lvlJc w:val="left"/>
+      <w:pPr>
+        <w:ind w:left="1287" w:hanging="360"/>
+      </w:pPr>
+    </w:lvl>
+    <w:lvl w:ilvl="1" w:tplc="280A0019">
+      <w:start w:val="1"/>
+      <w:numFmt w:val="lowerLetter"/>
+      <w:lvlText w:val="%2."/>
+      <w:lvlJc w:val="left"/>
+      <w:pPr>
+        <w:ind w:left="2007" w:hanging="360"/>
+      </w:pPr>
+    </w:lvl>
+    <w:lvl w:ilvl="2" w:tplc="280A001B" w:tentative="1">
+      <w:start w:val="1"/>
+      <w:numFmt w:val="lowerRoman"/>
+      <w:lvlText w:val="%3."/>
+      <w:lvlJc w:val="right"/>
+      <w:pPr>
+        <w:ind w:left="2727" w:hanging="180"/>
+      </w:pPr>
+    </w:lvl>
+    <w:lvl w:ilvl="3" w:tplc="280A000F" w:tentative="1">
+      <w:start w:val="1"/>
+      <w:numFmt w:val="decimal"/>
+      <w:lvlText w:val="%4."/>
+      <w:lvlJc w:val="left"/>
+      <w:pPr>
+        <w:ind w:left="3447" w:hanging="360"/>
+      </w:pPr>
+    </w:lvl>
+    <w:lvl w:ilvl="4" w:tplc="280A0019" w:tentative="1">
+      <w:start w:val="1"/>
+      <w:numFmt w:val="lowerLetter"/>
+      <w:lvlText w:val="%5."/>
+      <w:lvlJc w:val="left"/>
+      <w:pPr>
+        <w:ind w:left="4167" w:hanging="360"/>
+      </w:pPr>
+    </w:lvl>
+    <w:lvl w:ilvl="5" w:tplc="280A001B" w:tentative="1">
+      <w:start w:val="1"/>
+      <w:numFmt w:val="lowerRoman"/>
+      <w:lvlText w:val="%6."/>
+      <w:lvlJc w:val="right"/>
+      <w:pPr>
+        <w:ind w:left="4887" w:hanging="180"/>
+      </w:pPr>
+    </w:lvl>
+    <w:lvl w:ilvl="6" w:tplc="280A000F" w:tentative="1">
+      <w:start w:val="1"/>
+      <w:numFmt w:val="decimal"/>
+      <w:lvlText w:val="%7."/>
+      <w:lvlJc w:val="left"/>
+      <w:pPr>
+        <w:ind w:left="5607" w:hanging="360"/>
+      </w:pPr>
+    </w:lvl>
+    <w:lvl w:ilvl="7" w:tplc="280A0019" w:tentative="1">
+      <w:start w:val="1"/>
+      <w:numFmt w:val="lowerLetter"/>
+      <w:lvlText w:val="%8."/>
+      <w:lvlJc w:val="left"/>
+      <w:pPr>
+        <w:ind w:left="6327" w:hanging="360"/>
+      </w:pPr>
+    </w:lvl>
+    <w:lvl w:ilvl="8" w:tplc="280A001B" w:tentative="1">
+      <w:start w:val="1"/>
+      <w:numFmt w:val="lowerRoman"/>
+      <w:lvlText w:val="%9."/>
+      <w:lvlJc w:val="right"/>
+      <w:pPr>
+        <w:ind w:left="7047" w:hanging="180"/>
+      </w:pPr>
+    </w:lvl>
+  </w:abstractNum>
+  <w:abstractNum w:abstractNumId="4" w15:restartNumberingAfterBreak="0">
+    <w:nsid w:val="21086EC9"/>
+    <w:multiLevelType w:val="hybridMultilevel"/>
+    <w:tmpl w:val="E3386E46"/>
+    <w:lvl w:ilvl="0" w:tplc="280A0017">
+      <w:start w:val="1"/>
+      <w:numFmt w:val="lowerLetter"/>
+      <w:lvlText w:val="%1)"/>
+      <w:lvlJc w:val="left"/>
+      <w:pPr>
+        <w:ind w:left="720" w:hanging="360"/>
+      </w:pPr>
+    </w:lvl>
+    <w:lvl w:ilvl="1" w:tplc="280A0019">
+      <w:start w:val="1"/>
+      <w:numFmt w:val="lowerLetter"/>
+      <w:lvlText w:val="%2."/>
+      <w:lvlJc w:val="left"/>
+      <w:pPr>
+        <w:ind w:left="1440" w:hanging="360"/>
+      </w:pPr>
+    </w:lvl>
+    <w:lvl w:ilvl="2" w:tplc="280A001B" w:tentative="1">
+      <w:start w:val="1"/>
+      <w:numFmt w:val="lowerRoman"/>
+      <w:lvlText w:val="%3."/>
+      <w:lvlJc w:val="right"/>
+      <w:pPr>
+        <w:ind w:left="2160" w:hanging="180"/>
+      </w:pPr>
+    </w:lvl>
+    <w:lvl w:ilvl="3" w:tplc="280A000F" w:tentative="1">
+      <w:start w:val="1"/>
+      <w:numFmt w:val="decimal"/>
+      <w:lvlText w:val="%4."/>
+      <w:lvlJc w:val="left"/>
+      <w:pPr>
+        <w:ind w:left="2880" w:hanging="360"/>
+      </w:pPr>
+    </w:lvl>
+    <w:lvl w:ilvl="4" w:tplc="280A0019" w:tentative="1">
+      <w:start w:val="1"/>
+      <w:numFmt w:val="lowerLetter"/>
+      <w:lvlText w:val="%5."/>
+      <w:lvlJc w:val="left"/>
+      <w:pPr>
+        <w:ind w:left="3600" w:hanging="360"/>
+      </w:pPr>
+    </w:lvl>
+    <w:lvl w:ilvl="5" w:tplc="280A001B" w:tentative="1">
+      <w:start w:val="1"/>
+      <w:numFmt w:val="lowerRoman"/>
+      <w:lvlText w:val="%6."/>
+      <w:lvlJc w:val="right"/>
+      <w:pPr>
+        <w:ind w:left="4320" w:hanging="180"/>
+      </w:pPr>
+    </w:lvl>
+    <w:lvl w:ilvl="6" w:tplc="280A000F" w:tentative="1">
+      <w:start w:val="1"/>
+      <w:numFmt w:val="decimal"/>
+      <w:lvlText w:val="%7."/>
+      <w:lvlJc w:val="left"/>
+      <w:pPr>
+        <w:ind w:left="5040" w:hanging="360"/>
+      </w:pPr>
+    </w:lvl>
+    <w:lvl w:ilvl="7" w:tplc="280A0019" w:tentative="1">
+      <w:start w:val="1"/>
+      <w:numFmt w:val="lowerLetter"/>
+      <w:lvlText w:val="%8."/>
+      <w:lvlJc w:val="left"/>
+      <w:pPr>
+        <w:ind w:left="5760" w:hanging="360"/>
+      </w:pPr>
+    </w:lvl>
+    <w:lvl w:ilvl="8" w:tplc="280A001B" w:tentative="1">
+      <w:start w:val="1"/>
+      <w:numFmt w:val="lowerRoman"/>
+      <w:lvlText w:val="%9."/>
+      <w:lvlJc w:val="right"/>
+      <w:pPr>
+        <w:ind w:left="6480" w:hanging="180"/>
+      </w:pPr>
+    </w:lvl>
+  </w:abstractNum>
+  <w:abstractNum w:abstractNumId="5" w15:restartNumberingAfterBreak="0">
     <w:nsid w:val="25B376A4"/>
     <w:multiLevelType w:val="hybridMultilevel"/>
     <w:tmpl w:val="721AAEA0"/>
@@ -18579,7 +18707,97 @@
       </w:pPr>
     </w:lvl>
   </w:abstractNum>
-  <w:abstractNum w:abstractNumId="4" w15:restartNumberingAfterBreak="0">
+  <w:abstractNum w:abstractNumId="6" w15:restartNumberingAfterBreak="0">
+    <w:nsid w:val="26537F64"/>
+    <w:multiLevelType w:val="hybridMultilevel"/>
+    <w:tmpl w:val="432EC13A"/>
+    <w:lvl w:ilvl="0" w:tplc="4A0891E2">
+      <w:start w:val="1"/>
+      <w:numFmt w:val="lowerLetter"/>
+      <w:lvlText w:val="%1)"/>
+      <w:lvlJc w:val="left"/>
+      <w:pPr>
+        <w:ind w:left="1287" w:hanging="360"/>
+      </w:pPr>
+      <w:rPr>
+        <w:b w:val="0"/>
+        <w:bCs w:val="0"/>
+      </w:rPr>
+    </w:lvl>
+    <w:lvl w:ilvl="1" w:tplc="280A0019">
+      <w:start w:val="1"/>
+      <w:numFmt w:val="lowerLetter"/>
+      <w:lvlText w:val="%2."/>
+      <w:lvlJc w:val="left"/>
+      <w:pPr>
+        <w:ind w:left="2007" w:hanging="360"/>
+      </w:pPr>
+    </w:lvl>
+    <w:lvl w:ilvl="2" w:tplc="280A001B" w:tentative="1">
+      <w:start w:val="1"/>
+      <w:numFmt w:val="lowerRoman"/>
+      <w:lvlText w:val="%3."/>
+      <w:lvlJc w:val="right"/>
+      <w:pPr>
+        <w:ind w:left="2727" w:hanging="180"/>
+      </w:pPr>
+    </w:lvl>
+    <w:lvl w:ilvl="3" w:tplc="280A000F" w:tentative="1">
+      <w:start w:val="1"/>
+      <w:numFmt w:val="decimal"/>
+      <w:lvlText w:val="%4."/>
+      <w:lvlJc w:val="left"/>
+      <w:pPr>
+        <w:ind w:left="3447" w:hanging="360"/>
+      </w:pPr>
+    </w:lvl>
+    <w:lvl w:ilvl="4" w:tplc="280A0019" w:tentative="1">
+      <w:start w:val="1"/>
+      <w:numFmt w:val="lowerLetter"/>
+      <w:lvlText w:val="%5."/>
+      <w:lvlJc w:val="left"/>
+      <w:pPr>
+        <w:ind w:left="4167" w:hanging="360"/>
+      </w:pPr>
+    </w:lvl>
+    <w:lvl w:ilvl="5" w:tplc="280A001B" w:tentative="1">
+      <w:start w:val="1"/>
+      <w:numFmt w:val="lowerRoman"/>
+      <w:lvlText w:val="%6."/>
+      <w:lvlJc w:val="right"/>
+      <w:pPr>
+        <w:ind w:left="4887" w:hanging="180"/>
+      </w:pPr>
+    </w:lvl>
+    <w:lvl w:ilvl="6" w:tplc="280A000F" w:tentative="1">
+      <w:start w:val="1"/>
+      <w:numFmt w:val="decimal"/>
+      <w:lvlText w:val="%7."/>
+      <w:lvlJc w:val="left"/>
+      <w:pPr>
+        <w:ind w:left="5607" w:hanging="360"/>
+      </w:pPr>
+    </w:lvl>
+    <w:lvl w:ilvl="7" w:tplc="280A0019" w:tentative="1">
+      <w:start w:val="1"/>
+      <w:numFmt w:val="lowerLetter"/>
+      <w:lvlText w:val="%8."/>
+      <w:lvlJc w:val="left"/>
+      <w:pPr>
+        <w:ind w:left="6327" w:hanging="360"/>
+      </w:pPr>
+    </w:lvl>
+    <w:lvl w:ilvl="8" w:tplc="280A001B" w:tentative="1">
+      <w:start w:val="1"/>
+      <w:numFmt w:val="lowerRoman"/>
+      <w:lvlText w:val="%9."/>
+      <w:lvlJc w:val="right"/>
+      <w:pPr>
+        <w:ind w:left="7047" w:hanging="180"/>
+      </w:pPr>
+    </w:lvl>
+  </w:abstractNum>
+  <w:abstractNum w:abstractNumId="7" w15:restartNumberingAfterBreak="0">
     <w:nsid w:val="26AB2826"/>
     <w:multiLevelType w:val="hybridMultilevel"/>
     <w:tmpl w:val="46300FCC"/>
@@ -18668,7 +18886,93 @@
       </w:pPr>
     </w:lvl>
   </w:abstractNum>
-  <w:abstractNum w:abstractNumId="5" w15:restartNumberingAfterBreak="0">
+  <w:abstractNum w:abstractNumId="8" w15:restartNumberingAfterBreak="0">
+    <w:nsid w:val="306438F9"/>
+    <w:multiLevelType w:val="hybridMultilevel"/>
+    <w:tmpl w:val="BFF26102"/>
+    <w:lvl w:ilvl="0" w:tplc="280A0017">
+      <w:start w:val="1"/>
+      <w:numFmt w:val="lowerLetter"/>
+      <w:lvlText w:val="%1)"/>
+      <w:lvlJc w:val="left"/>
+      <w:pPr>
+        <w:ind w:left="720" w:hanging="360"/>
+      </w:pPr>
+    </w:lvl>
+    <w:lvl w:ilvl="1" w:tplc="280A0019">
+      <w:start w:val="1"/>
+      <w:numFmt w:val="lowerLetter"/>
+      <w:lvlText w:val="%2."/>
+      <w:lvlJc w:val="left"/>
+      <w:pPr>
+        <w:ind w:left="1440" w:hanging="360"/>
+      </w:pPr>
+    </w:lvl>
+    <w:lvl w:ilvl="2" w:tplc="280A001B" w:tentative="1">
+      <w:start w:val="1"/>
+      <w:numFmt w:val="lowerRoman"/>
+      <w:lvlText w:val="%3."/>
+      <w:lvlJc w:val="right"/>
+      <w:pPr>
+        <w:ind w:left="2160" w:hanging="180"/>
+      </w:pPr>
+    </w:lvl>
+    <w:lvl w:ilvl="3" w:tplc="280A000F" w:tentative="1">
+      <w:start w:val="1"/>
+      <w:numFmt w:val="decimal"/>
+      <w:lvlText w:val="%4."/>
+      <w:lvlJc w:val="left"/>
+      <w:pPr>
+        <w:ind w:left="2880" w:hanging="360"/>
+      </w:pPr>
+    </w:lvl>
+    <w:lvl w:ilvl="4" w:tplc="280A0019" w:tentative="1">
+      <w:start w:val="1"/>
+      <w:numFmt w:val="lowerLetter"/>
+      <w:lvlText w:val="%5."/>
+      <w:lvlJc w:val="left"/>
+      <w:pPr>
+        <w:ind w:left="3600" w:hanging="360"/>
+      </w:pPr>
+    </w:lvl>
+    <w:lvl w:ilvl="5" w:tplc="280A001B" w:tentative="1">
+      <w:start w:val="1"/>
+      <w:numFmt w:val="lowerRoman"/>
+      <w:lvlText w:val="%6."/>
+      <w:lvlJc w:val="right"/>
+      <w:pPr>
+        <w:ind w:left="4320" w:hanging="180"/>
+      </w:pPr>
+    </w:lvl>
+    <w:lvl w:ilvl="6" w:tplc="280A000F" w:tentative="1">
+      <w:start w:val="1"/>
+      <w:numFmt w:val="decimal"/>
+      <w:lvlText w:val="%7."/>
+      <w:lvlJc w:val="left"/>
+      <w:pPr>
+        <w:ind w:left="5040" w:hanging="360"/>
+      </w:pPr>
+    </w:lvl>
+    <w:lvl w:ilvl="7" w:tplc="280A0019" w:tentative="1">
+      <w:start w:val="1"/>
+      <w:numFmt w:val="lowerLetter"/>
+      <w:lvlText w:val="%8."/>
+      <w:lvlJc w:val="left"/>
+      <w:pPr>
+        <w:ind w:left="5760" w:hanging="360"/>
+      </w:pPr>
+    </w:lvl>
+    <w:lvl w:ilvl="8" w:tplc="280A001B" w:tentative="1">
+      <w:start w:val="1"/>
+      <w:numFmt w:val="lowerRoman"/>
+      <w:lvlText w:val="%9."/>
+      <w:lvlJc w:val="right"/>
+      <w:pPr>
+        <w:ind w:left="6480" w:hanging="180"/>
+      </w:pPr>
+    </w:lvl>
+  </w:abstractNum>
+  <w:abstractNum w:abstractNumId="9" w15:restartNumberingAfterBreak="0">
     <w:nsid w:val="318F7021"/>
     <w:multiLevelType w:val="hybridMultilevel"/>
     <w:tmpl w:val="C0D421CE"/>
@@ -18754,7 +19058,7 @@
       </w:pPr>
     </w:lvl>
   </w:abstractNum>
-  <w:abstractNum w:abstractNumId="6" w15:restartNumberingAfterBreak="0">
+  <w:abstractNum w:abstractNumId="10" w15:restartNumberingAfterBreak="0">
     <w:nsid w:val="3EA73AEA"/>
     <w:multiLevelType w:val="multilevel"/>
     <w:tmpl w:val="C6F2D288"/>
@@ -18867,7 +19171,7 @@
       </w:rPr>
     </w:lvl>
   </w:abstractNum>
-  <w:abstractNum w:abstractNumId="7" w15:restartNumberingAfterBreak="0">
+  <w:abstractNum w:abstractNumId="11" w15:restartNumberingAfterBreak="0">
     <w:nsid w:val="3FD80BD6"/>
     <w:multiLevelType w:val="hybridMultilevel"/>
     <w:tmpl w:val="564CF5A6"/>
@@ -18956,7 +19260,7 @@
       </w:pPr>
     </w:lvl>
   </w:abstractNum>
-  <w:abstractNum w:abstractNumId="8" w15:restartNumberingAfterBreak="0">
+  <w:abstractNum w:abstractNumId="12" w15:restartNumberingAfterBreak="0">
     <w:nsid w:val="3FDD5197"/>
     <w:multiLevelType w:val="hybridMultilevel"/>
     <w:tmpl w:val="C616E364"/>
@@ -19069,7 +19373,7 @@
       </w:rPr>
     </w:lvl>
   </w:abstractNum>
-  <w:abstractNum w:abstractNumId="9" w15:restartNumberingAfterBreak="0">
+  <w:abstractNum w:abstractNumId="13" w15:restartNumberingAfterBreak="0">
     <w:nsid w:val="408E55E4"/>
     <w:multiLevelType w:val="hybridMultilevel"/>
     <w:tmpl w:val="92A8D8CA"/>
@@ -19155,7 +19459,7 @@
       </w:pPr>
     </w:lvl>
   </w:abstractNum>
-  <w:abstractNum w:abstractNumId="10" w15:restartNumberingAfterBreak="0">
+  <w:abstractNum w:abstractNumId="14" w15:restartNumberingAfterBreak="0">
     <w:nsid w:val="43BD5B3E"/>
     <w:multiLevelType w:val="hybridMultilevel"/>
     <w:tmpl w:val="39143236"/>
@@ -19241,7 +19545,7 @@
       </w:pPr>
     </w:lvl>
   </w:abstractNum>
-  <w:abstractNum w:abstractNumId="11" w15:restartNumberingAfterBreak="0">
+  <w:abstractNum w:abstractNumId="15" w15:restartNumberingAfterBreak="0">
     <w:nsid w:val="4B2F08FB"/>
     <w:multiLevelType w:val="hybridMultilevel"/>
     <w:tmpl w:val="39143236"/>
@@ -19327,7 +19631,93 @@
       </w:pPr>
     </w:lvl>
   </w:abstractNum>
-  <w:abstractNum w:abstractNumId="12" w15:restartNumberingAfterBreak="0">
+  <w:abstractNum w:abstractNumId="16" w15:restartNumberingAfterBreak="0">
+    <w:nsid w:val="4F2B7D15"/>
+    <w:multiLevelType w:val="hybridMultilevel"/>
+    <w:tmpl w:val="CA2A221A"/>
+    <w:lvl w:ilvl="0" w:tplc="280A0017">
+      <w:start w:val="1"/>
+      <w:numFmt w:val="lowerLetter"/>
+      <w:lvlText w:val="%1)"/>
+      <w:lvlJc w:val="left"/>
+      <w:pPr>
+        <w:ind w:left="720" w:hanging="360"/>
+      </w:pPr>
+    </w:lvl>
+    <w:lvl w:ilvl="1" w:tplc="280A0019">
+      <w:start w:val="1"/>
+      <w:numFmt w:val="lowerLetter"/>
+      <w:lvlText w:val="%2."/>
+      <w:lvlJc w:val="left"/>
+      <w:pPr>
+        <w:ind w:left="1440" w:hanging="360"/>
+      </w:pPr>
+    </w:lvl>
+    <w:lvl w:ilvl="2" w:tplc="280A001B" w:tentative="1">
+      <w:start w:val="1"/>
+      <w:numFmt w:val="lowerRoman"/>
+      <w:lvlText w:val="%3."/>
+      <w:lvlJc w:val="right"/>
+      <w:pPr>
+        <w:ind w:left="2160" w:hanging="180"/>
+      </w:pPr>
+    </w:lvl>
+    <w:lvl w:ilvl="3" w:tplc="280A000F" w:tentative="1">
+      <w:start w:val="1"/>
+      <w:numFmt w:val="decimal"/>
+      <w:lvlText w:val="%4."/>
+      <w:lvlJc w:val="left"/>
+      <w:pPr>
+        <w:ind w:left="2880" w:hanging="360"/>
+      </w:pPr>
+    </w:lvl>
+    <w:lvl w:ilvl="4" w:tplc="280A0019" w:tentative="1">
+      <w:start w:val="1"/>
+      <w:numFmt w:val="lowerLetter"/>
+      <w:lvlText w:val="%5."/>
+      <w:lvlJc w:val="left"/>
+      <w:pPr>
+        <w:ind w:left="3600" w:hanging="360"/>
+      </w:pPr>
+    </w:lvl>
+    <w:lvl w:ilvl="5" w:tplc="280A001B" w:tentative="1">
+      <w:start w:val="1"/>
+      <w:numFmt w:val="lowerRoman"/>
+      <w:lvlText w:val="%6."/>
+      <w:lvlJc w:val="right"/>
+      <w:pPr>
+        <w:ind w:left="4320" w:hanging="180"/>
+      </w:pPr>
+    </w:lvl>
+    <w:lvl w:ilvl="6" w:tplc="280A000F" w:tentative="1">
+      <w:start w:val="1"/>
+      <w:numFmt w:val="decimal"/>
+      <w:lvlText w:val="%7."/>
+      <w:lvlJc w:val="left"/>
+      <w:pPr>
+        <w:ind w:left="5040" w:hanging="360"/>
+      </w:pPr>
+    </w:lvl>
+    <w:lvl w:ilvl="7" w:tplc="280A0019" w:tentative="1">
+      <w:start w:val="1"/>
+      <w:numFmt w:val="lowerLetter"/>
+      <w:lvlText w:val="%8."/>
+      <w:lvlJc w:val="left"/>
+      <w:pPr>
+        <w:ind w:left="5760" w:hanging="360"/>
+      </w:pPr>
+    </w:lvl>
+    <w:lvl w:ilvl="8" w:tplc="280A001B" w:tentative="1">
+      <w:start w:val="1"/>
+      <w:numFmt w:val="lowerRoman"/>
+      <w:lvlText w:val="%9."/>
+      <w:lvlJc w:val="right"/>
+      <w:pPr>
+        <w:ind w:left="6480" w:hanging="180"/>
+      </w:pPr>
+    </w:lvl>
+  </w:abstractNum>
+  <w:abstractNum w:abstractNumId="17" w15:restartNumberingAfterBreak="0">
     <w:nsid w:val="59D0517D"/>
     <w:multiLevelType w:val="hybridMultilevel"/>
     <w:tmpl w:val="BE487E52"/>
@@ -19413,7 +19803,7 @@
       </w:pPr>
     </w:lvl>
   </w:abstractNum>
-  <w:abstractNum w:abstractNumId="13" w15:restartNumberingAfterBreak="0">
+  <w:abstractNum w:abstractNumId="18" w15:restartNumberingAfterBreak="0">
     <w:nsid w:val="5DB76E19"/>
     <w:multiLevelType w:val="hybridMultilevel"/>
     <w:tmpl w:val="EF52A196"/>
@@ -19526,7 +19916,93 @@
       </w:rPr>
     </w:lvl>
   </w:abstractNum>
-  <w:abstractNum w:abstractNumId="14" w15:restartNumberingAfterBreak="0">
+  <w:abstractNum w:abstractNumId="19" w15:restartNumberingAfterBreak="0">
+    <w:nsid w:val="61FD7A2B"/>
+    <w:multiLevelType w:val="hybridMultilevel"/>
+    <w:tmpl w:val="15F6DC90"/>
+    <w:lvl w:ilvl="0" w:tplc="280A0017">
+      <w:start w:val="1"/>
+      <w:numFmt w:val="lowerLetter"/>
+      <w:lvlText w:val="%1)"/>
+      <w:lvlJc w:val="left"/>
+      <w:pPr>
+        <w:ind w:left="1287" w:hanging="360"/>
+      </w:pPr>
+    </w:lvl>
+    <w:lvl w:ilvl="1" w:tplc="280A0019">
+      <w:start w:val="1"/>
+      <w:numFmt w:val="lowerLetter"/>
+      <w:lvlText w:val="%2."/>
+      <w:lvlJc w:val="left"/>
+      <w:pPr>
+        <w:ind w:left="2007" w:hanging="360"/>
+      </w:pPr>
+    </w:lvl>
+    <w:lvl w:ilvl="2" w:tplc="280A001B" w:tentative="1">
+      <w:start w:val="1"/>
+      <w:numFmt w:val="lowerRoman"/>
+      <w:lvlText w:val="%3."/>
+      <w:lvlJc w:val="right"/>
+      <w:pPr>
+        <w:ind w:left="2727" w:hanging="180"/>
+      </w:pPr>
+    </w:lvl>
+    <w:lvl w:ilvl="3" w:tplc="280A000F" w:tentative="1">
+      <w:start w:val="1"/>
+      <w:numFmt w:val="decimal"/>
+      <w:lvlText w:val="%4."/>
+      <w:lvlJc w:val="left"/>
+      <w:pPr>
+        <w:ind w:left="3447" w:hanging="360"/>
+      </w:pPr>
+    </w:lvl>
+    <w:lvl w:ilvl="4" w:tplc="280A0019" w:tentative="1">
+      <w:start w:val="1"/>
+      <w:numFmt w:val="lowerLetter"/>
+      <w:lvlText w:val="%5."/>
+      <w:lvlJc w:val="left"/>
+      <w:pPr>
+        <w:ind w:left="4167" w:hanging="360"/>
+      </w:pPr>
+    </w:lvl>
+    <w:lvl w:ilvl="5" w:tplc="280A001B" w:tentative="1">
+      <w:start w:val="1"/>
+      <w:numFmt w:val="lowerRoman"/>
+      <w:lvlText w:val="%6."/>
+      <w:lvlJc w:val="right"/>
+      <w:pPr>
+        <w:ind w:left="4887" w:hanging="180"/>
+      </w:pPr>
+    </w:lvl>
+    <w:lvl w:ilvl="6" w:tplc="280A000F" w:tentative="1">
+      <w:start w:val="1"/>
+      <w:numFmt w:val="decimal"/>
+      <w:lvlText w:val="%7."/>
+      <w:lvlJc w:val="left"/>
+      <w:pPr>
+        <w:ind w:left="5607" w:hanging="360"/>
+      </w:pPr>
+    </w:lvl>
+    <w:lvl w:ilvl="7" w:tplc="280A0019" w:tentative="1">
+      <w:start w:val="1"/>
+      <w:numFmt w:val="lowerLetter"/>
+      <w:lvlText w:val="%8."/>
+      <w:lvlJc w:val="left"/>
+      <w:pPr>
+        <w:ind w:left="6327" w:hanging="360"/>
+      </w:pPr>
+    </w:lvl>
+    <w:lvl w:ilvl="8" w:tplc="280A001B" w:tentative="1">
+      <w:start w:val="1"/>
+      <w:numFmt w:val="lowerRoman"/>
+      <w:lvlText w:val="%9."/>
+      <w:lvlJc w:val="right"/>
+      <w:pPr>
+        <w:ind w:left="7047" w:hanging="180"/>
+      </w:pPr>
+    </w:lvl>
+  </w:abstractNum>
+  <w:abstractNum w:abstractNumId="20" w15:restartNumberingAfterBreak="0">
     <w:nsid w:val="647B13F7"/>
     <w:multiLevelType w:val="multilevel"/>
     <w:tmpl w:val="E2D825EC"/>
@@ -19640,10 +20116,10 @@
       </w:rPr>
     </w:lvl>
   </w:abstractNum>
-  <w:abstractNum w:abstractNumId="15" w15:restartNumberingAfterBreak="0">
+  <w:abstractNum w:abstractNumId="21" w15:restartNumberingAfterBreak="0">
     <w:nsid w:val="65D30CFE"/>
     <w:multiLevelType w:val="hybridMultilevel"/>
-    <w:tmpl w:val="35882B12"/>
+    <w:tmpl w:val="660AEFD2"/>
     <w:lvl w:ilvl="0" w:tplc="280A0019">
       <w:start w:val="1"/>
       <w:numFmt w:val="lowerLetter"/>
@@ -19653,14 +20129,17 @@
         <w:ind w:left="720" w:hanging="360"/>
       </w:pPr>
     </w:lvl>
-    <w:lvl w:ilvl="1" w:tplc="280A0019" w:tentative="1">
+    <w:lvl w:ilvl="1" w:tplc="E6C6BFDA">
       <w:start w:val="1"/>
       <w:numFmt w:val="lowerLetter"/>
-      <w:lvlText w:val="%2."/>
+      <w:lvlText w:val="%2)"/>
       <w:lvlJc w:val="left"/>
       <w:pPr>
         <w:ind w:left="1440" w:hanging="360"/>
       </w:pPr>
+      <w:rPr>
+        <w:rFonts w:hint="default"/>
+      </w:rPr>
     </w:lvl>
     <w:lvl w:ilvl="2" w:tplc="280A001B" w:tentative="1">
       <w:start w:val="1"/>
@@ -19726,7 +20205,7 @@
       </w:pPr>
     </w:lvl>
   </w:abstractNum>
-  <w:abstractNum w:abstractNumId="16" w15:restartNumberingAfterBreak="0">
+  <w:abstractNum w:abstractNumId="22" w15:restartNumberingAfterBreak="0">
     <w:nsid w:val="669E07F8"/>
     <w:multiLevelType w:val="hybridMultilevel"/>
     <w:tmpl w:val="EAFEA70A"/>
@@ -19812,7 +20291,7 @@
       </w:pPr>
     </w:lvl>
   </w:abstractNum>
-  <w:abstractNum w:abstractNumId="17" w15:restartNumberingAfterBreak="0">
+  <w:abstractNum w:abstractNumId="23" w15:restartNumberingAfterBreak="0">
     <w:nsid w:val="6750294A"/>
     <w:multiLevelType w:val="hybridMultilevel"/>
     <w:tmpl w:val="76064DB4"/>
@@ -19925,7 +20404,7 @@
       </w:rPr>
     </w:lvl>
   </w:abstractNum>
-  <w:abstractNum w:abstractNumId="18" w15:restartNumberingAfterBreak="0">
+  <w:abstractNum w:abstractNumId="24" w15:restartNumberingAfterBreak="0">
     <w:nsid w:val="676E37BD"/>
     <w:multiLevelType w:val="hybridMultilevel"/>
     <w:tmpl w:val="EB940EB0"/>
@@ -20018,7 +20497,7 @@
       </w:pPr>
     </w:lvl>
   </w:abstractNum>
-  <w:abstractNum w:abstractNumId="19" w15:restartNumberingAfterBreak="0">
+  <w:abstractNum w:abstractNumId="25" w15:restartNumberingAfterBreak="0">
     <w:nsid w:val="6CE155A7"/>
     <w:multiLevelType w:val="hybridMultilevel"/>
     <w:tmpl w:val="3C9A6024"/>
@@ -20131,7 +20610,7 @@
       </w:rPr>
     </w:lvl>
   </w:abstractNum>
-  <w:abstractNum w:abstractNumId="20" w15:restartNumberingAfterBreak="0">
+  <w:abstractNum w:abstractNumId="26" w15:restartNumberingAfterBreak="0">
     <w:nsid w:val="70D01E5A"/>
     <w:multiLevelType w:val="hybridMultilevel"/>
     <w:tmpl w:val="592ED5D4"/>
@@ -20244,7 +20723,7 @@
       </w:rPr>
     </w:lvl>
   </w:abstractNum>
-  <w:abstractNum w:abstractNumId="21" w15:restartNumberingAfterBreak="0">
+  <w:abstractNum w:abstractNumId="27" w15:restartNumberingAfterBreak="0">
     <w:nsid w:val="7106318E"/>
     <w:multiLevelType w:val="hybridMultilevel"/>
     <w:tmpl w:val="DC206462"/>
@@ -20357,7 +20836,7 @@
       </w:rPr>
     </w:lvl>
   </w:abstractNum>
-  <w:abstractNum w:abstractNumId="22" w15:restartNumberingAfterBreak="0">
+  <w:abstractNum w:abstractNumId="28" w15:restartNumberingAfterBreak="0">
     <w:nsid w:val="726322FD"/>
     <w:multiLevelType w:val="hybridMultilevel"/>
     <w:tmpl w:val="876CAB38"/>
@@ -20446,7 +20925,7 @@
       </w:pPr>
     </w:lvl>
   </w:abstractNum>
-  <w:abstractNum w:abstractNumId="23" w15:restartNumberingAfterBreak="0">
+  <w:abstractNum w:abstractNumId="29" w15:restartNumberingAfterBreak="0">
     <w:nsid w:val="79FD4021"/>
     <w:multiLevelType w:val="hybridMultilevel"/>
     <w:tmpl w:val="96A842E0"/>
@@ -20559,7 +21038,7 @@
       </w:rPr>
     </w:lvl>
   </w:abstractNum>
-  <w:abstractNum w:abstractNumId="24" w15:restartNumberingAfterBreak="0">
+  <w:abstractNum w:abstractNumId="30" w15:restartNumberingAfterBreak="0">
     <w:nsid w:val="7BE25DC7"/>
     <w:multiLevelType w:val="hybridMultilevel"/>
     <w:tmpl w:val="AC48BD02"/>
@@ -20672,7 +21151,7 @@
       </w:rPr>
     </w:lvl>
   </w:abstractNum>
-  <w:abstractNum w:abstractNumId="25" w15:restartNumberingAfterBreak="0">
+  <w:abstractNum w:abstractNumId="31" w15:restartNumberingAfterBreak="0">
     <w:nsid w:val="7EE14D73"/>
     <w:multiLevelType w:val="multilevel"/>
     <w:tmpl w:val="FDC04314"/>
@@ -20795,93 +21274,103 @@
     </w:lvl>
   </w:abstractNum>
   <w:num w:numId="1" w16cid:durableId="1338196560">
-    <w:abstractNumId w:val="14"/>
+    <w:abstractNumId w:val="20"/>
   </w:num>
   <w:num w:numId="2" w16cid:durableId="997340142">
     <w:abstractNumId w:val="2"/>
   </w:num>
   <w:num w:numId="3" w16cid:durableId="818888625">
-    <w:abstractNumId w:val="10"/>
+    <w:abstractNumId w:val="14"/>
   </w:num>
   <w:num w:numId="4" w16cid:durableId="789980796">
-    <w:abstractNumId w:val="11"/>
+    <w:abstractNumId w:val="15"/>
   </w:num>
   <w:num w:numId="5" w16cid:durableId="2135756204">
-    <w:abstractNumId w:val="3"/>
+    <w:abstractNumId w:val="5"/>
   </w:num>
   <w:num w:numId="6" w16cid:durableId="1603613276">
-    <w:abstractNumId w:val="5"/>
+    <w:abstractNumId w:val="9"/>
   </w:num>
   <w:num w:numId="7" w16cid:durableId="1698236715">
+    <w:abstractNumId w:val="29"/>
+  </w:num>
+  <w:num w:numId="8" w16cid:durableId="1567180075">
+    <w:abstractNumId w:val="31"/>
+  </w:num>
+  <w:num w:numId="9" w16cid:durableId="260988981">
+    <w:abstractNumId w:val="24"/>
+  </w:num>
+  <w:num w:numId="10" w16cid:durableId="360321617">
+    <w:abstractNumId w:val="17"/>
+  </w:num>
+  <w:num w:numId="11" w16cid:durableId="11301047">
     <w:abstractNumId w:val="23"/>
   </w:num>
-  <w:num w:numId="8" w16cid:durableId="1567180075">
-    <w:abstractNumId w:val="25"/>
-  </w:num>
-  <w:num w:numId="9" w16cid:durableId="260988981">
-    <w:abstractNumId w:val="18"/>
-  </w:num>
-  <w:num w:numId="10" w16cid:durableId="360321617">
-    <w:abstractNumId w:val="12"/>
-  </w:num>
-  <w:num w:numId="11" w16cid:durableId="11301047">
-    <w:abstractNumId w:val="17"/>
-  </w:num>
   <w:num w:numId="12" w16cid:durableId="104814016">
-    <w:abstractNumId w:val="20"/>
+    <w:abstractNumId w:val="26"/>
   </w:num>
   <w:num w:numId="13" w16cid:durableId="1885175596">
     <w:abstractNumId w:val="0"/>
   </w:num>
   <w:num w:numId="14" w16cid:durableId="167066823">
+    <w:abstractNumId w:val="27"/>
+  </w:num>
+  <w:num w:numId="15" w16cid:durableId="954553902">
+    <w:abstractNumId w:val="25"/>
+  </w:num>
+  <w:num w:numId="16" w16cid:durableId="1324506319">
+    <w:abstractNumId w:val="12"/>
+  </w:num>
+  <w:num w:numId="17" w16cid:durableId="1839225738">
+    <w:abstractNumId w:val="30"/>
+  </w:num>
+  <w:num w:numId="18" w16cid:durableId="267396013">
+    <w:abstractNumId w:val="18"/>
+  </w:num>
+  <w:num w:numId="19" w16cid:durableId="1228301004">
     <w:abstractNumId w:val="21"/>
   </w:num>
-  <w:num w:numId="15" w16cid:durableId="954553902">
-    <w:abstractNumId w:val="19"/>
+  <w:num w:numId="20" w16cid:durableId="554125780">
+    <w:abstractNumId w:val="10"/>
   </w:num>
-  <w:num w:numId="16" w16cid:durableId="1324506319">
-    <w:abstractNumId w:val="8"/>
-  </w:num>
-  <w:num w:numId="17" w16cid:durableId="1839225738">
-    <w:abstractNumId w:val="24"/>
-  </w:num>
-  <w:num w:numId="18" w16cid:durableId="267396013">
+  <w:num w:numId="21" w16cid:durableId="1964574287">
     <w:abstractNumId w:val="13"/>
   </w:num>
-  <w:num w:numId="19" w16cid:durableId="1228301004">
-    <w:abstractNumId w:val="15"/>
-  </w:num>
-  <w:num w:numId="20" w16cid:durableId="554125780">
-    <w:abstractNumId w:val="6"/>
-  </w:num>
-  <w:num w:numId="21" w16cid:durableId="1964574287">
-    <w:abstractNumId w:val="9"/>
-  </w:num>
   <w:num w:numId="22" w16cid:durableId="1868059492">
-    <w:abstractNumId w:val="16"/>
+    <w:abstractNumId w:val="22"/>
   </w:num>
   <w:num w:numId="23" w16cid:durableId="529534098">
     <w:abstractNumId w:val="1"/>
   </w:num>
   <w:num w:numId="24" w16cid:durableId="1828084485">
+    <w:abstractNumId w:val="11"/>
+  </w:num>
+  <w:num w:numId="25" w16cid:durableId="1934242185">
     <w:abstractNumId w:val="7"/>
   </w:num>
-  <w:num w:numId="25" w16cid:durableId="1934242185">
+  <w:num w:numId="26" w16cid:durableId="1799032513">
+    <w:abstractNumId w:val="28"/>
+  </w:num>
+  <w:num w:numId="27" w16cid:durableId="98570134">
+    <w:abstractNumId w:val="6"/>
+  </w:num>
+  <w:num w:numId="28" w16cid:durableId="1517381528">
+    <w:abstractNumId w:val="3"/>
+  </w:num>
+  <w:num w:numId="29" w16cid:durableId="823667415">
+    <w:abstractNumId w:val="8"/>
+  </w:num>
+  <w:num w:numId="30" w16cid:durableId="1665426430">
+    <w:abstractNumId w:val="16"/>
+  </w:num>
+  <w:num w:numId="31" w16cid:durableId="724336090">
+    <w:abstractNumId w:val="19"/>
+  </w:num>
+  <w:num w:numId="32" w16cid:durableId="1229151702">
     <w:abstractNumId w:val="4"/>
-  </w:num>
-  <w:num w:numId="26" w16cid:durableId="1799032513">
-    <w:abstractNumId w:val="22"/>
   </w:num>
   <w:numIdMacAtCleanup w:val="20"/>
 </w:numbering>
-</file>
-
-<file path=word/people.xml><?xml version="1.0" encoding="utf-8"?>
-<w15:people xmlns:wpc="http://schemas.microsoft.com/office/word/2010/wordprocessingCanvas" xmlns:cx="http://schemas.microsoft.com/office/drawing/2014/chartex" xmlns:cx1="http://schemas.microsoft.com/office/drawing/2015/9/8/chartex" xmlns:cx2="http://schemas.microsoft.com/office/drawing/2015/10/21/chartex" xmlns:cx3="http://schemas.microsoft.com/office/drawing/2016/5/9/chartex" xmlns:cx4="http://schemas.microsoft.com/office/drawing/2016/5/10/chartex" xmlns:cx5="http://schemas.microsoft.com/office/drawing/2016/5/11/chartex" xmlns:cx6="http://schemas.microsoft.com/office/drawing/2016/5/12/chartex" xmlns:cx7="http://schemas.microsoft.com/office/drawing/2016/5/13/chartex" xmlns:cx8="http://schemas.microsoft.com/office/drawing/2016/5/14/chartex" xmlns:mc="http://schemas.openxmlformats.org/markup-compatibility/2006" xmlns:aink="http://schemas.microsoft.com/office/drawing/2016/ink" xmlns:am3d="http://schemas.microsoft.com/office/drawing/2017/model3d" xmlns:o="urn:schemas-microsoft-com:office:office" xmlns:oel="http://schemas.microsoft.com/office/2019/extlst" xmlns:r="http://schemas.openxmlformats.org/officeDocument/2006/relationships" xmlns:m="http://schemas.openxmlformats.org/officeDocument/2006/math" xmlns:v="urn:schemas-microsoft-com:vml" xmlns:wp14="http://schemas.microsoft.com/office/word/2010/wordprocessingDrawing" xmlns:wp="http://schemas.openxmlformats.org/drawingml/2006/wordprocessingDrawing" xmlns:w10="urn:schemas-microsoft-com:office:word" xmlns:w="http://schemas.openxmlformats.org/wordprocessingml/2006/main" xmlns:w14="http://schemas.microsoft.com/office/word/2010/wordml" xmlns:w15="http://schemas.microsoft.com/office/word/2012/wordml" xmlns:w16cex="http://schemas.microsoft.com/office/word/2018/wordml/cex" xmlns:w16cid="http://schemas.microsoft.com/office/word/2016/wordml/cid" xmlns:w16="http://schemas.microsoft.com/office/word/2018/wordml" xmlns:w16du="http://schemas.microsoft.com/office/word/2023/wordml/word16du" xmlns:w16sdtdh="http://schemas.microsoft.com/office/word/2020/wordml/sdtdatahash" xmlns:w16sdtfl="http://schemas.microsoft.com/office/word/2024/wordml/sdtformatlock" xmlns:w16se="http://schemas.microsoft.com/office/word/2015/wordml/symex" xmlns:wpg="http://schemas.microsoft.com/office/word/2010/wordprocessingGroup" xmlns:wpi="http://schemas.microsoft.com/office/word/2010/wordprocessingInk" xmlns:wne="http://schemas.microsoft.com/office/word/2006/wordml" xmlns:wps="http://schemas.microsoft.com/office/word/2010/wordprocessingShape" mc:Ignorable="w14 w15 w16se w16cid w16 w16cex w16sdtdh w16sdtfl w16du wp14">
-  <w15:person w15:author="Kut Castro Mario Fernando">
-    <w15:presenceInfo w15:providerId="AD" w15:userId="S::mkutc@sunat.gob.pe::7f4a71c1-9edb-4217-8bf6-fb9d10e7d948"/>
-  </w15:person>
-</w15:people>
 </file>
 
 <file path=word/styles.xml><?xml version="1.0" encoding="utf-8"?>
@@ -21497,7 +21986,6 @@
   <w:style w:type="character" w:default="1" w:styleId="Fuentedeprrafopredeter">
     <w:name w:val="Default Paragraph Font"/>
     <w:uiPriority w:val="1"/>
-    <w:semiHidden/>
     <w:unhideWhenUsed/>
   </w:style>
   <w:style w:type="table" w:default="1" w:styleId="Tablanormal">

--- a/normativo/DIRECTIVA-GOBIERNO-IA.docx
+++ b/normativo/DIRECTIVA-GOBIERNO-IA.docx
@@ -2275,7 +2275,63 @@
           <w:rFonts w:ascii="Arial" w:hAnsi="Arial" w:cs="Arial"/>
           <w:highlight w:val="green"/>
         </w:rPr>
-        <w:t>La presente directiva regula la gestión de los SBIA en lo que resulta específico de la inteligencia artificial. Se articula con los documentos normativos institucionales que regulan la gestión de proyectos, el desarrollo de sistemas, la gobernanza de datos, la seguridad de la información, las contrataciones y la gestión de las personas, sin sustituirlos ni desplazarlos; respecto de ellos identifica el control adicional que la presencia de un componente de IA exige y encarga su incorporación a la unidad de organización competente.</w:t>
+        <w:t>La presente directiva regula la gestión de los SBIA solo en lo específico de la</w:t>
+      </w:r>
+      <w:r>
+        <w:rPr>
+          <w:rFonts w:ascii="Arial" w:hAnsi="Arial" w:cs="Arial"/>
+          <w:highlight w:val="green"/>
+        </w:rPr>
+        <w:t xml:space="preserve"> </w:t>
+      </w:r>
+      <w:r>
+        <w:rPr>
+          <w:rFonts w:ascii="Arial" w:hAnsi="Arial" w:cs="Arial"/>
+          <w:highlight w:val="green"/>
+        </w:rPr>
+        <w:t>inteligencia artificial. No sustituye a los documentos normativos institucionales que</w:t>
+      </w:r>
+      <w:r>
+        <w:rPr>
+          <w:rFonts w:ascii="Arial" w:hAnsi="Arial" w:cs="Arial"/>
+          <w:highlight w:val="green"/>
+        </w:rPr>
+        <w:t xml:space="preserve"> </w:t>
+      </w:r>
+      <w:r>
+        <w:rPr>
+          <w:rFonts w:ascii="Arial" w:hAnsi="Arial" w:cs="Arial"/>
+          <w:highlight w:val="green"/>
+        </w:rPr>
+        <w:t>regulan la gestión de proyectos, el desarrollo de sistemas, la gobernanza de datos, la</w:t>
+      </w:r>
+      <w:r>
+        <w:rPr>
+          <w:rFonts w:ascii="Arial" w:hAnsi="Arial" w:cs="Arial"/>
+          <w:highlight w:val="green"/>
+        </w:rPr>
+        <w:t xml:space="preserve"> </w:t>
+      </w:r>
+      <w:r>
+        <w:rPr>
+          <w:rFonts w:ascii="Arial" w:hAnsi="Arial" w:cs="Arial"/>
+          <w:highlight w:val="green"/>
+        </w:rPr>
+        <w:t>seguridad de la información, las contrataciones y la gestión de las personas: sobre</w:t>
+      </w:r>
+      <w:r>
+        <w:rPr>
+          <w:rFonts w:ascii="Arial" w:hAnsi="Arial" w:cs="Arial"/>
+          <w:highlight w:val="green"/>
+        </w:rPr>
+        <w:t xml:space="preserve"> </w:t>
+      </w:r>
+      <w:r>
+        <w:rPr>
+          <w:rFonts w:ascii="Arial" w:hAnsi="Arial" w:cs="Arial"/>
+          <w:highlight w:val="green"/>
+        </w:rPr>
+        <w:t>ellos identifica el control adicional que exige el componente de IA.</w:t>
       </w:r>
     </w:p>
     <w:p>
@@ -2573,7 +2629,6 @@
           <w:bCs w:val="0"/>
           <w:color w:val="000000"/>
         </w:rPr>
-        <w:lastRenderedPageBreak/>
         <w:t>Decreto de Urgencia N.° 006-2020 (08/01/2020), que crea el Sistema Nacional de Transformación Digital.</w:t>
       </w:r>
     </w:p>
@@ -2598,6 +2653,7 @@
           <w:bCs w:val="0"/>
           <w:color w:val="000000"/>
         </w:rPr>
+        <w:lastRenderedPageBreak/>
         <w:t>Decreto Supremo N.° 029-2021-PCM (18/02/2021), que aprueba el Reglamento del Decreto Legislativo N.° 1412, y su modificatoria aprobada por Decreto Supremo N.° 098-2025-PCM.</w:t>
       </w:r>
     </w:p>
@@ -3056,7 +3112,6 @@
         <w:rPr>
           <w:rFonts w:ascii="Arial" w:hAnsi="Arial" w:cs="Arial"/>
         </w:rPr>
-        <w:lastRenderedPageBreak/>
         <w:br w:type="page"/>
       </w:r>
     </w:p>
@@ -4826,36 +4881,38 @@
                 <w:numId w:val="13"/>
               </w:numPr>
               <w:spacing w:before="20" w:after="20" w:line="276" w:lineRule="auto"/>
-              <w:ind w:left="299" w:hanging="283"/>
-              <w:jc w:val="left"/>
-              <w:rPr>
-                <w:b w:val="0"/>
-                <w:bCs w:val="0"/>
-              </w:rPr>
-            </w:pPr>
-            <w:r>
-              <w:rPr>
-                <w:b w:val="0"/>
-                <w:bCs w:val="0"/>
-              </w:rPr>
-              <w:t xml:space="preserve">Decide sobre la no procedencia de casos de uso. </w:t>
-            </w:r>
-          </w:p>
-          <w:p>
-            <w:pPr>
-              <w:pStyle w:val="Prrafodelista"/>
-              <w:numPr>
-                <w:ilvl w:val="0"/>
-                <w:numId w:val="13"/>
-              </w:numPr>
-              <w:spacing w:before="20" w:after="20" w:line="276" w:lineRule="auto"/>
-              <w:ind w:left="299" w:hanging="283"/>
+              <w:ind w:left="269" w:hanging="269"/>
               <w:jc w:val="left"/>
             </w:pPr>
             <w:r>
               <w:rPr>
                 <w:b w:val="0"/>
                 <w:bCs w:val="0"/>
+                <w:highlight w:val="green"/>
+              </w:rPr>
+              <w:t>Resuelve sobre la procedencia del uso del componente de IA cuando la Comisión de Gobierno</w:t>
+            </w:r>
+            <w:r>
+              <w:rPr>
+                <w:b w:val="0"/>
+                <w:bCs w:val="0"/>
+                <w:highlight w:val="green"/>
+              </w:rPr>
+              <w:t xml:space="preserve"> </w:t>
+            </w:r>
+            <w:r>
+              <w:rPr>
+                <w:b w:val="0"/>
+                <w:bCs w:val="0"/>
+                <w:highlight w:val="green"/>
+              </w:rPr>
+              <w:t>de IA emite pronunciamiento no favorable, conforme al numeral 6.1.4.</w:t>
+            </w:r>
+            <w:r>
+              <w:rPr>
+                <w:b w:val="0"/>
+                <w:bCs w:val="0"/>
+                <w:highlight w:val="green"/>
               </w:rPr>
               <w:t>Revisa los informes trimestrales de la Comisión de Gobierno de IA.</w:t>
             </w:r>
@@ -4895,6 +4952,7 @@
                 <w:b/>
                 <w:bCs/>
               </w:rPr>
+              <w:lastRenderedPageBreak/>
               <w:t>Comisión de Gobierno de IA</w:t>
             </w:r>
           </w:p>
@@ -4982,7 +5040,6 @@
                 <w:b w:val="0"/>
                 <w:bCs w:val="0"/>
               </w:rPr>
-              <w:lastRenderedPageBreak/>
               <w:t>actualizaciones, para aprobación del CGTD.</w:t>
             </w:r>
           </w:p>
@@ -5008,7 +5065,48 @@
                 <w:bCs w:val="0"/>
                 <w:highlight w:val="green"/>
               </w:rPr>
-              <w:t>Evaluar el componente de IA de los casos de uso propuestos por los órganos de línea, con el alcance previsto en el numeral 6.15.1, y elevar al CGTD la recomendación fundamentada que corresponda. En las materias sobre las que otras unidades de organización emiten pronunciamiento conforme a sus competencias, la Comisión no reitera la evaluación: incorpora dicho pronunciamiento y se pronuncia únicamente sobre lo que resulta específico del componente de IA.</w:t>
+              <w:t>Evaluar el componente de IA de los casos de uso propuestos por los órganos de línea, con el alcance previsto en el numeral 6.15.1, y elevar al CGTD su recomendación fundamentada. Cuando otra unidad de organización ya se ha pronunciado dentro de su competencia, la Comisión no vuelve a evaluar esa materia: toma su pronunciamiento y se pronuncia solo sobre el componente de IA.</w:t>
+            </w:r>
+          </w:p>
+          <w:p>
+            <w:pPr>
+              <w:pStyle w:val="Prrafodelista"/>
+              <w:numPr>
+                <w:ilvl w:val="0"/>
+                <w:numId w:val="13"/>
+              </w:numPr>
+              <w:spacing w:after="60" w:line="276" w:lineRule="auto"/>
+              <w:ind w:left="269" w:hanging="269"/>
+              <w:jc w:val="left"/>
+              <w:rPr>
+                <w:b w:val="0"/>
+                <w:bCs w:val="0"/>
+                <w:highlight w:val="green"/>
+              </w:rPr>
+            </w:pPr>
+            <w:r>
+              <w:rPr>
+                <w:b w:val="0"/>
+                <w:bCs w:val="0"/>
+                <w:highlight w:val="green"/>
+              </w:rPr>
+              <w:t>Proponer la clasificación de riesgo de cada SBIA, previo al inicio del desarrollo o</w:t>
+            </w:r>
+            <w:r>
+              <w:rPr>
+                <w:b w:val="0"/>
+                <w:bCs w:val="0"/>
+                <w:highlight w:val="green"/>
+              </w:rPr>
+              <w:t xml:space="preserve"> </w:t>
+            </w:r>
+            <w:r>
+              <w:rPr>
+                <w:b w:val="0"/>
+                <w:bCs w:val="0"/>
+                <w:highlight w:val="green"/>
+              </w:rPr>
+              <w:t>adquisición; su aprobación corresponde conforme al numeral 6.2.2.</w:t>
             </w:r>
           </w:p>
           <w:p>
@@ -5019,31 +5117,7 @@
                 <w:numId w:val="13"/>
               </w:numPr>
               <w:spacing w:before="0" w:after="60" w:line="276" w:lineRule="auto"/>
-              <w:ind w:left="273" w:hanging="273"/>
-              <w:jc w:val="left"/>
-              <w:rPr>
-                <w:b w:val="0"/>
-                <w:bCs w:val="0"/>
-              </w:rPr>
-            </w:pPr>
-            <w:r>
-              <w:rPr>
-                <w:b w:val="0"/>
-                <w:bCs w:val="0"/>
-                <w:highlight w:val="cyan"/>
-              </w:rPr>
-              <w:t>Proponer al CGTD la clasificación de riesgo de cada SBIA, previo al inicio del desarrollo o adquisición.</w:t>
-            </w:r>
-          </w:p>
-          <w:p>
-            <w:pPr>
-              <w:pStyle w:val="Prrafodelista"/>
-              <w:numPr>
-                <w:ilvl w:val="0"/>
-                <w:numId w:val="13"/>
-              </w:numPr>
-              <w:spacing w:before="0" w:after="60" w:line="276" w:lineRule="auto"/>
-              <w:ind w:left="273" w:hanging="273"/>
+              <w:ind w:left="269" w:hanging="269"/>
               <w:jc w:val="left"/>
               <w:rPr>
                 <w:b w:val="0"/>
@@ -5173,6 +5247,7 @@
                 <w:bCs w:val="0"/>
                 <w:highlight w:val="yellow"/>
               </w:rPr>
+              <w:lastRenderedPageBreak/>
               <w:t>Administrar y centralizar la evaluación de los riesgos de los SBIA.</w:t>
             </w:r>
           </w:p>
@@ -5197,7 +5272,6 @@
                 <w:bCs w:val="0"/>
                 <w:highlight w:val="cyan"/>
               </w:rPr>
-              <w:lastRenderedPageBreak/>
               <w:t>Convocar a otras unidades de organización y a especialistas adicionales según la materia y la complejidad del caso de uso.</w:t>
             </w:r>
           </w:p>
@@ -5821,18 +5895,8 @@
                 <w:color w:val="000000"/>
                 <w:highlight w:val="yellow"/>
               </w:rPr>
-              <w:t xml:space="preserve">Oficial de Seguridad y </w:t>
-            </w:r>
-            <w:r>
-              <w:rPr>
-                <w:rFonts w:ascii="Arial" w:eastAsia="Arial" w:hAnsi="Arial" w:cs="Arial"/>
-                <w:b/>
-                <w:bCs/>
-                <w:color w:val="000000"/>
-                <w:highlight w:val="yellow"/>
-              </w:rPr>
               <w:lastRenderedPageBreak/>
-              <w:t>Confianza Digital</w:t>
+              <w:t>Oficial de Seguridad y Confianza Digital</w:t>
             </w:r>
           </w:p>
         </w:tc>
@@ -5865,7 +5929,6 @@
                 <w:rFonts w:ascii="Arial" w:eastAsia="Arial" w:hAnsi="Arial" w:cs="Arial"/>
                 <w:highlight w:val="yellow"/>
               </w:rPr>
-              <w:lastRenderedPageBreak/>
               <w:t>Miembro del CGTD</w:t>
             </w:r>
           </w:p>
@@ -5909,17 +5972,7 @@
                 <w:color w:val="000000"/>
                 <w:highlight w:val="yellow"/>
               </w:rPr>
-              <w:t xml:space="preserve">En materia de seguridad digital: promueve la seguridad y confiabilidad de los SBIA y brinda </w:t>
-            </w:r>
-            <w:r>
-              <w:rPr>
-                <w:b w:val="0"/>
-                <w:bCs w:val="0"/>
-                <w:color w:val="000000"/>
-                <w:highlight w:val="yellow"/>
-              </w:rPr>
-              <w:lastRenderedPageBreak/>
-              <w:t>soporte en la gestión de riesgos en su desarrollo, implementación y uso, conforme al numeral 6.7.1.</w:t>
+              <w:t>En materia de seguridad digital: promueve la seguridad y confiabilidad de los SBIA y brinda soporte en la gestión de riesgos en su desarrollo, implementación y uso, conforme al numeral 6.7.1.</w:t>
             </w:r>
           </w:p>
         </w:tc>
@@ -5955,7 +6008,6 @@
                 <w:b/>
                 <w:bCs/>
               </w:rPr>
-              <w:lastRenderedPageBreak/>
               <w:t>Ética e Integridad</w:t>
             </w:r>
           </w:p>
@@ -6406,6 +6458,7 @@
                 <w:b/>
                 <w:bCs/>
               </w:rPr>
+              <w:lastRenderedPageBreak/>
               <w:t>Arquitectura de IA</w:t>
             </w:r>
           </w:p>
@@ -6502,7 +6555,6 @@
                 <w:b w:val="0"/>
                 <w:bCs w:val="0"/>
               </w:rPr>
-              <w:lastRenderedPageBreak/>
               <w:t>Revisa y aprueba el uso de nuevas tecnologías de IA, en el ámbito de su competencia.</w:t>
             </w:r>
           </w:p>
@@ -6539,7 +6591,6 @@
                 <w:b/>
                 <w:bCs/>
               </w:rPr>
-              <w:lastRenderedPageBreak/>
               <w:t>Gestión de proyectos y procesos de TI</w:t>
             </w:r>
           </w:p>
@@ -6968,17 +7019,8 @@
                 <w:bCs/>
                 <w:highlight w:val="yellow"/>
               </w:rPr>
-              <w:t xml:space="preserve">Gestión de Recursos Humanos y </w:t>
-            </w:r>
-            <w:r>
-              <w:rPr>
-                <w:rFonts w:ascii="Arial" w:eastAsia="Arial" w:hAnsi="Arial" w:cs="Arial"/>
-                <w:b/>
-                <w:bCs/>
-                <w:highlight w:val="yellow"/>
-              </w:rPr>
               <w:lastRenderedPageBreak/>
-              <w:t>desarrollo de capacidades</w:t>
+              <w:t>Gestión de Recursos Humanos y desarrollo de capacidades</w:t>
             </w:r>
           </w:p>
         </w:tc>
@@ -7011,7 +7053,6 @@
                 <w:rFonts w:ascii="Arial" w:eastAsia="Arial" w:hAnsi="Arial" w:cs="Arial"/>
                 <w:highlight w:val="yellow"/>
               </w:rPr>
-              <w:lastRenderedPageBreak/>
               <w:t>INRH</w:t>
             </w:r>
           </w:p>
@@ -7078,7 +7119,6 @@
                 <w:bCs w:val="0"/>
                 <w:highlight w:val="yellow"/>
               </w:rPr>
-              <w:lastRenderedPageBreak/>
               <w:t>Conduce las acciones de sensibilización, concientización y capacitación en IA, diferenciadas por grupos de uso de SBIA.</w:t>
             </w:r>
           </w:p>
@@ -7174,7 +7214,6 @@
           <w:color w:val="000000"/>
           <w:szCs w:val="22"/>
         </w:rPr>
-        <w:lastRenderedPageBreak/>
         <w:t>DISPOSICIONES ESPECÍFICAS</w:t>
       </w:r>
       <w:bookmarkEnd w:id="6"/>
@@ -7241,7 +7280,28 @@
           <w:color w:val="000000"/>
         </w:rPr>
         <w:tab/>
-        <w:t>Todo SBIA en la SUNAT sigue un ciclo de vida gestionado con las siguientes etapas:</w:t>
+        <w:t>Todo SBIA en la SUNAT sigue un ciclo de vida gestionado con las siguientes etapas</w:t>
+      </w:r>
+      <w:r>
+        <w:rPr>
+          <w:rFonts w:ascii="Arial" w:eastAsia="Arial" w:hAnsi="Arial" w:cs="Arial"/>
+          <w:color w:val="000000"/>
+        </w:rPr>
+        <w:t xml:space="preserve">. </w:t>
+      </w:r>
+      <w:r>
+        <w:rPr>
+          <w:rFonts w:ascii="Arial" w:eastAsia="Arial" w:hAnsi="Arial" w:cs="Arial"/>
+          <w:color w:val="000000"/>
+        </w:rPr>
+        <w:t>El ciclo de vida establecido en este numeral identifica las etapas y los hitos propios del componente de IA</w:t>
+      </w:r>
+      <w:r>
+        <w:rPr>
+          <w:rFonts w:ascii="Arial" w:eastAsia="Arial" w:hAnsi="Arial" w:cs="Arial"/>
+          <w:color w:val="000000"/>
+        </w:rPr>
+        <w:t>:</w:t>
       </w:r>
     </w:p>
     <w:tbl>
@@ -7636,15 +7696,33 @@
             <w:pPr>
               <w:spacing w:before="20" w:after="20" w:line="276" w:lineRule="auto"/>
               <w:rPr>
-                <w:rFonts w:ascii="Arial" w:hAnsi="Arial" w:cs="Arial"/>
+                <w:rFonts w:ascii="Arial" w:eastAsia="Arial" w:hAnsi="Arial" w:cs="Arial"/>
+                <w:highlight w:val="green"/>
               </w:rPr>
             </w:pPr>
             <w:r>
               <w:rPr>
                 <w:rFonts w:ascii="Arial" w:eastAsia="Arial" w:hAnsi="Arial" w:cs="Arial"/>
-                <w:highlight w:val="yellow"/>
-              </w:rPr>
-              <w:t>La Comisión de Gobierno de IA coordina la evaluación técnica, legal, ética y operativa de la iniciativa y propone la clasificación de riesgo del SBIA, conforme al numeral 6.2.</w:t>
+                <w:highlight w:val="green"/>
+              </w:rPr>
+              <w:t>La Comisión de Gobierno de IA coordina la evaluación técnica, legal, ética y operativa</w:t>
+            </w:r>
+          </w:p>
+          <w:p>
+            <w:pPr>
+              <w:spacing w:before="20" w:after="20" w:line="276" w:lineRule="auto"/>
+              <w:rPr>
+                <w:rFonts w:ascii="Arial" w:hAnsi="Arial" w:cs="Arial"/>
+                <w:highlight w:val="green"/>
+              </w:rPr>
+            </w:pPr>
+            <w:r>
+              <w:rPr>
+                <w:rFonts w:ascii="Arial" w:eastAsia="Arial" w:hAnsi="Arial" w:cs="Arial"/>
+                <w:highlight w:val="green"/>
+              </w:rPr>
+              <w:lastRenderedPageBreak/>
+              <w:t>del componente de IA y propone la clasificación de riesgo del SBIA, conforme al numeral 6.2.</w:t>
             </w:r>
           </w:p>
         </w:tc>
@@ -7670,14 +7748,24 @@
               <w:spacing w:before="20" w:after="20" w:line="276" w:lineRule="auto"/>
               <w:rPr>
                 <w:rFonts w:ascii="Arial" w:hAnsi="Arial" w:cs="Arial"/>
+                <w:highlight w:val="green"/>
               </w:rPr>
             </w:pPr>
             <w:r>
               <w:rPr>
                 <w:rFonts w:ascii="Arial" w:eastAsia="Arial" w:hAnsi="Arial" w:cs="Arial"/>
-                <w:highlight w:val="yellow"/>
-              </w:rPr>
-              <w:t>Aprobación de la clasificación de riesgo y de la viabilidad de la iniciativa, conforme al numeral 6.1.2.</w:t>
+                <w:highlight w:val="green"/>
+              </w:rPr>
+              <w:lastRenderedPageBreak/>
+              <w:t xml:space="preserve">Aprobación de la clasificación de riesgo, conforme a los </w:t>
+            </w:r>
+            <w:r>
+              <w:rPr>
+                <w:rFonts w:ascii="Arial" w:eastAsia="Arial" w:hAnsi="Arial" w:cs="Arial"/>
+                <w:highlight w:val="green"/>
+              </w:rPr>
+              <w:lastRenderedPageBreak/>
+              <w:t>numerales 6.1.2 y 6.2.2.</w:t>
             </w:r>
           </w:p>
         </w:tc>
@@ -8213,7 +8301,15 @@
                 <w:rFonts w:ascii="Arial" w:eastAsia="Arial" w:hAnsi="Arial" w:cs="Arial"/>
                 <w:highlight w:val="yellow"/>
               </w:rPr>
-              <w:t>Conformidad de la Gerencia de Operaciones y Soporte a Usuarios (INSI).</w:t>
+              <w:t xml:space="preserve">Conformidad de la Gerencia de </w:t>
+            </w:r>
+            <w:r>
+              <w:rPr>
+                <w:rFonts w:ascii="Arial" w:eastAsia="Arial" w:hAnsi="Arial" w:cs="Arial"/>
+                <w:highlight w:val="yellow"/>
+              </w:rPr>
+              <w:lastRenderedPageBreak/>
+              <w:t>Operaciones y Soporte a Usuarios (INSI).</w:t>
             </w:r>
           </w:p>
         </w:tc>
@@ -8247,6 +8343,7 @@
               <w:rPr>
                 <w:rFonts w:ascii="Arial" w:eastAsia="Arial" w:hAnsi="Arial" w:cs="Arial"/>
               </w:rPr>
+              <w:lastRenderedPageBreak/>
               <w:t>7</w:t>
             </w:r>
           </w:p>
@@ -8314,15 +8411,7 @@
                 <w:rFonts w:ascii="Arial" w:eastAsia="Arial" w:hAnsi="Arial" w:cs="Arial"/>
                 <w:highlight w:val="yellow"/>
               </w:rPr>
-              <w:t xml:space="preserve">El SBIA opera bajo la supervisión humana y el monitoreo previstos </w:t>
-            </w:r>
-            <w:r>
-              <w:rPr>
-                <w:rFonts w:ascii="Arial" w:eastAsia="Arial" w:hAnsi="Arial" w:cs="Arial"/>
-                <w:highlight w:val="yellow"/>
-              </w:rPr>
-              <w:lastRenderedPageBreak/>
-              <w:t>en los numerales 6.6 y 6.10. Los incidentes se gestionan conforme al numeral 6.7.5.</w:t>
+              <w:t>El SBIA opera bajo la supervisión humana y el monitoreo previstos en los numerales 6.6 y 6.10. Los incidentes se gestionan conforme al numeral 6.7.5.</w:t>
             </w:r>
           </w:p>
         </w:tc>
@@ -8354,7 +8443,6 @@
               <w:rPr>
                 <w:rFonts w:ascii="Arial" w:eastAsia="Arial" w:hAnsi="Arial" w:cs="Arial"/>
               </w:rPr>
-              <w:lastRenderedPageBreak/>
               <w:t>Revisiones periódicas según nivel de riesgo.</w:t>
             </w:r>
           </w:p>
@@ -8600,7 +8688,119 @@
           <w:color w:val="000000"/>
           <w:highlight w:val="green"/>
         </w:rPr>
-        <w:t>El pronunciamiento de la Comisión de Gobierno de IA en los hitos del ciclo de vida recae sobre el componente de IA, con el alcance y en las formas previstas en el numeral 6.15.1. Cuando la Ficha de Evaluación de Caso de Uso (Anexo N.° 4) resulte insuficiente para pronunciarse, la Comisión acompaña al propietario del caso de uso en su complementación y difiere su pronunciamiento hasta contar con la información requerida. La insuficiencia de información no constituye causal de pronunciamiento no favorable. El pronunciamiento favorable con condiciones identifica los controles exigidos y la etapa del ciclo de vida en la que se verifica su implementación. El pronunciamiento no favorable se fundamenta por escrito y se eleva al CGTD, que resuelve en acta sobre la procedencia del uso del componente de IA.</w:t>
+        <w:t xml:space="preserve">El pronunciamiento de la Comisión de Gobierno de IA en los hitos del ciclo de vida </w:t>
+      </w:r>
+      <w:r>
+        <w:rPr>
+          <w:rFonts w:ascii="Arial" w:eastAsia="Arial" w:hAnsi="Arial" w:cs="Arial"/>
+          <w:color w:val="000000"/>
+          <w:highlight w:val="green"/>
+        </w:rPr>
+        <w:t>recae sobre el componente de IA, conforme al numeral 6.15.1. Cuando la Ficha de Evaluación</w:t>
+      </w:r>
+      <w:r>
+        <w:rPr>
+          <w:rFonts w:ascii="Arial" w:eastAsia="Arial" w:hAnsi="Arial" w:cs="Arial"/>
+          <w:color w:val="000000"/>
+          <w:highlight w:val="green"/>
+        </w:rPr>
+        <w:t xml:space="preserve"> </w:t>
+      </w:r>
+      <w:r>
+        <w:rPr>
+          <w:rFonts w:ascii="Arial" w:eastAsia="Arial" w:hAnsi="Arial" w:cs="Arial"/>
+          <w:color w:val="000000"/>
+          <w:highlight w:val="green"/>
+        </w:rPr>
+        <w:t>de Caso de Uso (Anexo N.° 4) no contiene la información necesaria para pronunciarse, la</w:t>
+      </w:r>
+      <w:r>
+        <w:rPr>
+          <w:rFonts w:ascii="Arial" w:eastAsia="Arial" w:hAnsi="Arial" w:cs="Arial"/>
+          <w:color w:val="000000"/>
+          <w:highlight w:val="green"/>
+        </w:rPr>
+        <w:t xml:space="preserve"> </w:t>
+      </w:r>
+      <w:r>
+        <w:rPr>
+          <w:rFonts w:ascii="Arial" w:eastAsia="Arial" w:hAnsi="Arial" w:cs="Arial"/>
+          <w:color w:val="000000"/>
+          <w:highlight w:val="green"/>
+        </w:rPr>
+        <w:t>Comisión acompaña al propietario del caso de uso a completarla y se pronuncia una vez que</w:t>
+      </w:r>
+      <w:r>
+        <w:rPr>
+          <w:rFonts w:ascii="Arial" w:eastAsia="Arial" w:hAnsi="Arial" w:cs="Arial"/>
+          <w:color w:val="000000"/>
+          <w:highlight w:val="green"/>
+        </w:rPr>
+        <w:t xml:space="preserve"> </w:t>
+      </w:r>
+      <w:r>
+        <w:rPr>
+          <w:rFonts w:ascii="Arial" w:eastAsia="Arial" w:hAnsi="Arial" w:cs="Arial"/>
+          <w:color w:val="000000"/>
+          <w:highlight w:val="green"/>
+        </w:rPr>
+        <w:t>la recibe. La falta de información no es causal de pronunciamiento no favorable. El</w:t>
+      </w:r>
+      <w:r>
+        <w:rPr>
+          <w:rFonts w:ascii="Arial" w:eastAsia="Arial" w:hAnsi="Arial" w:cs="Arial"/>
+          <w:color w:val="000000"/>
+          <w:highlight w:val="green"/>
+        </w:rPr>
+        <w:t xml:space="preserve"> </w:t>
+      </w:r>
+      <w:r>
+        <w:rPr>
+          <w:rFonts w:ascii="Arial" w:eastAsia="Arial" w:hAnsi="Arial" w:cs="Arial"/>
+          <w:color w:val="000000"/>
+          <w:highlight w:val="green"/>
+        </w:rPr>
+        <w:t>pronunciamiento favorable con condiciones identifica los controles exigidos y la etapa del</w:t>
+      </w:r>
+      <w:r>
+        <w:rPr>
+          <w:rFonts w:ascii="Arial" w:eastAsia="Arial" w:hAnsi="Arial" w:cs="Arial"/>
+          <w:color w:val="000000"/>
+          <w:highlight w:val="green"/>
+        </w:rPr>
+        <w:t xml:space="preserve"> </w:t>
+      </w:r>
+      <w:r>
+        <w:rPr>
+          <w:rFonts w:ascii="Arial" w:eastAsia="Arial" w:hAnsi="Arial" w:cs="Arial"/>
+          <w:color w:val="000000"/>
+          <w:highlight w:val="green"/>
+        </w:rPr>
+        <w:t xml:space="preserve">ciclo de vida en que se </w:t>
+      </w:r>
+      <w:r>
+        <w:rPr>
+          <w:rFonts w:ascii="Arial" w:eastAsia="Arial" w:hAnsi="Arial" w:cs="Arial"/>
+          <w:color w:val="000000"/>
+          <w:highlight w:val="green"/>
+        </w:rPr>
+        <w:t>verifican.</w:t>
+      </w:r>
+      <w:r>
+        <w:rPr>
+          <w:rFonts w:ascii="Arial" w:eastAsia="Arial" w:hAnsi="Arial" w:cs="Arial"/>
+          <w:color w:val="000000"/>
+          <w:highlight w:val="green"/>
+        </w:rPr>
+        <w:t xml:space="preserve"> </w:t>
+      </w:r>
+      <w:r>
+        <w:rPr>
+          <w:rFonts w:ascii="Arial" w:eastAsia="Arial" w:hAnsi="Arial" w:cs="Arial"/>
+          <w:color w:val="000000"/>
+          <w:highlight w:val="green"/>
+        </w:rPr>
+        <w:t>El pronunciamiento no favorable se fundamenta por escrito y se eleva al CGTD, que resuelve en acta sobre la procedencia del uso del componente de IA.</w:t>
       </w:r>
     </w:p>
     <w:p>
@@ -8651,7 +8851,7 @@
           <w:color w:val="000000"/>
           <w:highlight w:val="lightGray"/>
         </w:rPr>
-        <w:t xml:space="preserve">Por comprender actuaciones a cargo de unidades de organización distintas de la INSI, su formulación recoge los aportes de dichas unidades y su aprobación requiere la opinión favorable de la Comisión de Gobierno de IA, en ejercicio de las facultades previstas en el literal h del numeral 6.4 y en el numeral 6.5 de la METDONI. La metodología comprende, como mínimo: la aplicación de la clasificación de riesgo y de la evaluación de impacto algorítmico, los criterios técnicos de diseño de la arquitectura de los SBIA, el contenido de los </w:t>
+        <w:t xml:space="preserve">Por comprender actuaciones a cargo de unidades de organización distintas de la INSI, su formulación recoge los aportes de dichas unidades y su aprobación requiere la opinión favorable de la Comisión de Gobierno de IA, en ejercicio de las facultades previstas en el literal h del numeral 6.4 y en el numeral 6.5 de la </w:t>
       </w:r>
       <w:r>
         <w:rPr>
@@ -8660,7 +8860,7 @@
           <w:highlight w:val="lightGray"/>
         </w:rPr>
         <w:lastRenderedPageBreak/>
-        <w:t xml:space="preserve">entregables de cada etapa, los tipos y las técnicas de prueba aplicables según el nivel de riesgo, </w:t>
+        <w:t xml:space="preserve">METDONI. La metodología comprende, como mínimo: la aplicación de la clasificación de riesgo y de la evaluación de impacto algorítmico, los criterios técnicos de diseño de la arquitectura de los SBIA, el contenido de los entregables de cada etapa, los tipos y las técnicas de prueba aplicables según el nivel de riesgo, </w:t>
       </w:r>
       <w:r>
         <w:rPr>
@@ -8668,7 +8868,10 @@
           <w:color w:val="000000"/>
           <w:highlight w:val="lightGray"/>
         </w:rPr>
-        <w:t>los controles de contención, las prácticas de monitoreo, la gestión de los cambios sobre los SBIA en operación, incluidos los criterios de calificación del cambio significativo y el alcance de la revalidación aplicable, y las condiciones de retiro.</w:t>
+        <w:t>los controles de contención, las prácticas de monitoreo, la gestión de los cambios sobre los SBIA en operación, incluidos los criterios de calificación del cambio significativo y el alcance de la revalidación aplicable,</w:t>
+      </w:r>
+      <w:r>
+        <w:t xml:space="preserve"> </w:t>
       </w:r>
       <w:r>
         <w:rPr>
@@ -8676,15 +8879,7 @@
           <w:color w:val="000000"/>
           <w:highlight w:val="lightGray"/>
         </w:rPr>
-        <w:t xml:space="preserve">. </w:t>
-      </w:r>
-      <w:r>
-        <w:rPr>
-          <w:rFonts w:ascii="Arial" w:hAnsi="Arial" w:cs="Arial"/>
-          <w:color w:val="000000"/>
-          <w:highlight w:val="lightGray"/>
-        </w:rPr>
-        <w:t>En tanto no se apruebe, los SBIA siguen el ciclo de vida del numeral 6.1.1 y la normativa de desarrollo de sistemas vigente en la SUNAT.</w:t>
+        <w:t>y las condiciones de retiro. En tanto no se apruebe, los SBIA siguen el ciclo de vida del numeral 6.1.1 y la normativa de desarrollo de sistemas vigente en la SUNAT en lo que resulte aplicable.</w:t>
       </w:r>
     </w:p>
     <w:p>
@@ -8845,6 +9040,7 @@
           <w:rFonts w:ascii="Arial" w:eastAsia="Arial" w:hAnsi="Arial" w:cs="Arial"/>
           <w:color w:val="000000"/>
         </w:rPr>
+        <w:lastRenderedPageBreak/>
         <w:t>6.2.4</w:t>
       </w:r>
       <w:r>
@@ -8858,18 +9054,56 @@
         <w:rPr>
           <w:rFonts w:ascii="Arial" w:eastAsia="Arial" w:hAnsi="Arial" w:cs="Arial"/>
           <w:color w:val="000000"/>
+          <w:highlight w:val="green"/>
+        </w:rPr>
+        <w:t>La prohibición del uso indebido se asegura mediante la clasificación de riesgo previa y</w:t>
+      </w:r>
+      <w:r>
+        <w:rPr>
+          <w:rFonts w:ascii="Arial" w:eastAsia="Arial" w:hAnsi="Arial" w:cs="Arial"/>
+          <w:color w:val="000000"/>
+          <w:highlight w:val="green"/>
+        </w:rPr>
+        <w:t xml:space="preserve"> </w:t>
+      </w:r>
+      <w:r>
+        <w:rPr>
+          <w:rFonts w:ascii="Arial" w:eastAsia="Arial" w:hAnsi="Arial" w:cs="Arial"/>
+          <w:color w:val="000000"/>
+          <w:highlight w:val="green"/>
+        </w:rPr>
+        <w:t>obligatoria, el pronunciamiento no favorable de la Comisión de Gobierno de IA conforme al</w:t>
+      </w:r>
+      <w:r>
+        <w:rPr>
+          <w:rFonts w:ascii="Arial" w:eastAsia="Arial" w:hAnsi="Arial" w:cs="Arial"/>
+          <w:color w:val="000000"/>
+          <w:highlight w:val="green"/>
+        </w:rPr>
+        <w:t xml:space="preserve"> </w:t>
+      </w:r>
+      <w:r>
+        <w:rPr>
+          <w:rFonts w:ascii="Arial" w:eastAsia="Arial" w:hAnsi="Arial" w:cs="Arial"/>
+          <w:color w:val="000000"/>
+          <w:highlight w:val="green"/>
+        </w:rPr>
+        <w:t>numeral 6.15.1 y el registro obligatorio en el Inventario Institucional de SBIA.</w:t>
+      </w:r>
+      <w:r>
+        <w:rPr>
+          <w:rFonts w:ascii="Arial" w:eastAsia="Arial" w:hAnsi="Arial" w:cs="Arial"/>
+          <w:color w:val="000000"/>
+        </w:rPr>
+        <w:t xml:space="preserve"> </w:t>
+      </w:r>
+      <w:r>
+        <w:rPr>
+          <w:rFonts w:ascii="Arial" w:eastAsia="Arial" w:hAnsi="Arial" w:cs="Arial"/>
+          <w:color w:val="000000"/>
           <w:highlight w:val="cyan"/>
         </w:rPr>
-        <w:t xml:space="preserve">La prohibición del uso indebido se asegura mediante la clasificación de riesgo previa y obligatoria, el filtro de no procedencia y el registro obligatorio en el Inventario Institucional de SBIA. Ante la duda sobre si un SBIA constituye uso </w:t>
-      </w:r>
-      <w:r>
-        <w:rPr>
-          <w:rFonts w:ascii="Arial" w:eastAsia="Arial" w:hAnsi="Arial" w:cs="Arial"/>
-          <w:color w:val="000000"/>
-          <w:highlight w:val="cyan"/>
-        </w:rPr>
-        <w:lastRenderedPageBreak/>
-        <w:t>indebido, la SUNAT puede formular a la SGTD la consulta prevista en el artículo 23 del RLIA.</w:t>
+        <w:t>Ante la duda sobre si un SBIA constituye uso indebido, la SUNAT puede formular a la SGTD la consulta prevista en el artículo 23 del RLIA.</w:t>
       </w:r>
     </w:p>
     <w:p>
@@ -8905,7 +9139,69 @@
           <w:highlight w:val="green"/>
         </w:rPr>
         <w:tab/>
-        <w:t>Los controles aplicables a un SBIA se determinan a partir de su clasificación de riesgo, conforme a los numerales 6.6, 6.9 y 6.10, y no son objeto de propuesta ni de negociación. El propietario del caso de uso, con la asistencia técnica de la Comisión de Gobierno de IA, define la forma específica en que dichos controles se implementan en el SBIA. La Comisión de Gobierno de IA verifica su implementación en el hito de aprobación previo al despliegue.</w:t>
+        <w:t>Los controles aplicables a un SBIA se determinan a partir de su clasificación de riesgo,</w:t>
+      </w:r>
+      <w:r>
+        <w:rPr>
+          <w:highlight w:val="green"/>
+        </w:rPr>
+        <w:t xml:space="preserve"> </w:t>
+      </w:r>
+      <w:r>
+        <w:rPr>
+          <w:rFonts w:ascii="Arial" w:eastAsia="Arial" w:hAnsi="Arial" w:cs="Arial"/>
+          <w:color w:val="000000"/>
+          <w:highlight w:val="green"/>
+        </w:rPr>
+        <w:t>conforme a los numerales 6.6, 6.9 y 6.10: no se proponen ni se negocian. El propietario del</w:t>
+      </w:r>
+      <w:r>
+        <w:rPr>
+          <w:rFonts w:ascii="Arial" w:eastAsia="Arial" w:hAnsi="Arial" w:cs="Arial"/>
+          <w:color w:val="000000"/>
+          <w:highlight w:val="green"/>
+        </w:rPr>
+        <w:t xml:space="preserve"> </w:t>
+      </w:r>
+      <w:r>
+        <w:rPr>
+          <w:rFonts w:ascii="Arial" w:eastAsia="Arial" w:hAnsi="Arial" w:cs="Arial"/>
+          <w:color w:val="000000"/>
+          <w:highlight w:val="green"/>
+        </w:rPr>
+        <w:t>caso de uso, con la asistencia técnica de la Comisión de Gobierno de IA, define cómo se</w:t>
+      </w:r>
+      <w:r>
+        <w:rPr>
+          <w:rFonts w:ascii="Arial" w:eastAsia="Arial" w:hAnsi="Arial" w:cs="Arial"/>
+          <w:color w:val="000000"/>
+          <w:highlight w:val="green"/>
+        </w:rPr>
+        <w:t xml:space="preserve"> </w:t>
+      </w:r>
+      <w:r>
+        <w:rPr>
+          <w:rFonts w:ascii="Arial" w:eastAsia="Arial" w:hAnsi="Arial" w:cs="Arial"/>
+          <w:color w:val="000000"/>
+          <w:highlight w:val="green"/>
+        </w:rPr>
+        <w:t>implementan en el SBIA. La Comisión verifica su implementación en el hito de aprobación</w:t>
+      </w:r>
+      <w:r>
+        <w:rPr>
+          <w:rFonts w:ascii="Arial" w:eastAsia="Arial" w:hAnsi="Arial" w:cs="Arial"/>
+          <w:color w:val="000000"/>
+          <w:highlight w:val="green"/>
+        </w:rPr>
+        <w:t xml:space="preserve"> </w:t>
+      </w:r>
+      <w:r>
+        <w:rPr>
+          <w:rFonts w:ascii="Arial" w:eastAsia="Arial" w:hAnsi="Arial" w:cs="Arial"/>
+          <w:color w:val="000000"/>
+          <w:highlight w:val="green"/>
+        </w:rPr>
+        <w:t>previo al despliegue.</w:t>
       </w:r>
     </w:p>
     <w:p>
@@ -9169,6 +9465,7 @@
         <w:rPr>
           <w:highlight w:val="yellow"/>
         </w:rPr>
+        <w:lastRenderedPageBreak/>
         <w:t>6.5</w:t>
       </w:r>
       <w:r>
@@ -9204,16 +9501,7 @@
           <w:highlight w:val="yellow"/>
         </w:rPr>
         <w:tab/>
-        <w:t xml:space="preserve">La GA conduce el diseño de la arquitectura de los SBIA, conforme a sus funciones (artículos 129 y 130, literal a, del ROF). La arquitectura de los SBIA </w:t>
-      </w:r>
-      <w:r>
-        <w:rPr>
-          <w:rFonts w:ascii="Arial" w:eastAsia="Arial" w:hAnsi="Arial" w:cs="Arial"/>
-          <w:color w:val="000000"/>
-          <w:highlight w:val="yellow"/>
-        </w:rPr>
-        <w:lastRenderedPageBreak/>
-        <w:t>promueve soluciones modulares y escalables y el uso de estándares abiertos que eviten la dependencia tecnológica de un único proveedor.</w:t>
+        <w:t>La GA conduce el diseño de la arquitectura de los SBIA, conforme a sus funciones (artículos 129 y 130, literal a, del ROF). La arquitectura de los SBIA promueve soluciones modulares y escalables y el uso de estándares abiertos que eviten la dependencia tecnológica de un único proveedor.</w:t>
       </w:r>
     </w:p>
     <w:p>
@@ -9418,7 +9706,16 @@
           <w:color w:val="000000"/>
           <w:highlight w:val="lightGray"/>
         </w:rPr>
-        <w:t xml:space="preserve">6.5.7   La publicación del código fuente de los SBIA financiados con fondos públicos, con licencia libre o abierta en la Plataforma Nacional de Software Público Peruano (PNSSP), se sujeta a la determinación previa de su publicabilidad. Dicha determinación verifica que el código no revele información sujeta a reserva tributaria conforme al artículo 85 del TUO del Código Tributario, información protegida por confidencialidad aduanera, ni reglas de detección de riesgo cuya divulgación comprometa la función de control. La GA, con opinión de la INALI y de la Oficina de Seguridad Informática, determina la publicabilidad antes de cada liberación mayor; la GDS ejecuta la publicación cuando corresponda. </w:t>
+        <w:t xml:space="preserve">6.5.7   La publicación del código fuente de los SBIA financiados con fondos públicos, con licencia libre o abierta en la Plataforma Nacional de Software Público Peruano (PNSSP), se sujeta a la determinación previa de su publicabilidad. Dicha determinación verifica que el código no revele información sujeta a reserva tributaria conforme al artículo 85 del TUO del Código Tributario, información protegida por confidencialidad aduanera, ni reglas de detección de riesgo cuya divulgación comprometa la función de control. La GA, con opinión de la INALI y de la Oficina de Seguridad Informática, determina la publicabilidad </w:t>
+      </w:r>
+      <w:r>
+        <w:rPr>
+          <w:rFonts w:ascii="Arial" w:eastAsia="Arial" w:hAnsi="Arial" w:cs="Arial"/>
+          <w:color w:val="000000"/>
+          <w:highlight w:val="lightGray"/>
+        </w:rPr>
+        <w:lastRenderedPageBreak/>
+        <w:t xml:space="preserve">antes de cada liberación mayor; la GDS ejecuta la publicación cuando corresponda. </w:t>
       </w:r>
     </w:p>
     <w:p>
@@ -9451,7 +9748,6 @@
           <w:color w:val="000000"/>
           <w:highlight w:val="yellow"/>
         </w:rPr>
-        <w:lastRenderedPageBreak/>
         <w:t>6.6.1</w:t>
       </w:r>
       <w:r>
@@ -9756,7 +10052,16 @@
           <w:bCs w:val="0"/>
           <w:highlight w:val="green"/>
         </w:rPr>
-        <w:t>El cumplimiento de estas condiciones es verificado por el propietario del caso de uso como condición previa al despliegue del SBIA y consta en la Ficha de Registro del SBIA (Anexo N.° 1). La capacitación específica sobre el sistema supervisado es provista por el propietario del caso de uso, sin perjuicio de las acciones formativas de alcance institucional previstas en el numeral 6.13.2.</w:t>
+        <w:t xml:space="preserve">El cumplimiento de estas condiciones es verificado por el propietario del caso de uso como condición previa al despliegue del SBIA y consta en la </w:t>
+      </w:r>
+      <w:r>
+        <w:rPr>
+          <w:b w:val="0"/>
+          <w:bCs w:val="0"/>
+          <w:highlight w:val="green"/>
+        </w:rPr>
+        <w:lastRenderedPageBreak/>
+        <w:t>Ficha de Registro del SBIA (Anexo N.° 1). La capacitación específica sobre el sistema supervisado es provista por el propietario del caso de uso, sin perjuicio de las acciones formativas de alcance institucional previstas en el numeral 6.13.2.</w:t>
       </w:r>
     </w:p>
     <w:p>
@@ -9774,7 +10079,6 @@
           <w:rFonts w:ascii="Arial" w:eastAsia="Arial" w:hAnsi="Arial" w:cs="Arial"/>
           <w:color w:val="000000"/>
         </w:rPr>
-        <w:lastRenderedPageBreak/>
         <w:t>6.6.4</w:t>
       </w:r>
       <w:r>
@@ -9955,6 +10259,7 @@
           <w:color w:val="000000"/>
           <w:highlight w:val="cyan"/>
         </w:rPr>
+        <w:lastRenderedPageBreak/>
         <w:t>6.7.5</w:t>
       </w:r>
       <w:r>
@@ -9978,16 +10283,7 @@
           <w:color w:val="000000"/>
           <w:highlight w:val="cyan"/>
         </w:rPr>
-        <w:t xml:space="preserve"> por el Procedimiento para el registro y atención de incidentes y vulnerabilidades de seguridad de la información (A-03.5.1-PR-003). Los incidentes que se presenten durante la operación de un SBIA en producción y que no constituyan incidentes de </w:t>
-      </w:r>
-      <w:r>
-        <w:rPr>
-          <w:rFonts w:ascii="Arial" w:eastAsia="Arial" w:hAnsi="Arial" w:cs="Arial"/>
-          <w:color w:val="000000"/>
-          <w:highlight w:val="cyan"/>
-        </w:rPr>
-        <w:lastRenderedPageBreak/>
-        <w:t>seguridad de la información se atienden conforme al Procedimiento de Gestión de Incidentes (A-03.1.1-PR-002). El propietario del caso de uso y las gerencias competentes de la INSI comunican los incidentes del uso y funcionamiento del SBIA por los canales que dichos procedimientos establecen; la Comisión de Gobierno de IA los consolida y los reporta en el informe trimestral del numeral 6.9.5.</w:t>
+        <w:t xml:space="preserve"> por el Procedimiento para el registro y atención de incidentes y vulnerabilidades de seguridad de la información (A-03.5.1-PR-003). Los incidentes que se presenten durante la operación de un SBIA en producción y que no constituyan incidentes de seguridad de la información se atienden conforme al Procedimiento de Gestión de Incidentes (A-03.1.1-PR-002). El propietario del caso de uso y las gerencias competentes de la INSI comunican los incidentes del uso y funcionamiento del SBIA por los canales que dichos procedimientos establecen; la Comisión de Gobierno de IA los consolida y los reporta en el informe trimestral del numeral 6.9.5.</w:t>
       </w:r>
     </w:p>
     <w:p>
@@ -10238,6 +10534,7 @@
           <w:color w:val="000000"/>
           <w:highlight w:val="yellow"/>
         </w:rPr>
+        <w:lastRenderedPageBreak/>
         <w:t>6.8.4</w:t>
       </w:r>
       <w:r>
@@ -10284,16 +10581,7 @@
           <w:color w:val="000000"/>
           <w:highlight w:val="lightGray"/>
         </w:rPr>
-        <w:t xml:space="preserve">6.8.5   Los conjuntos de datos que la SUNAT genere o administre y que califiquen como datos de alto valor se ponen a disposición a través del Centro Nacional de Datos (CND), previa determinación de su publicabilidad conforme al artículo 85 del TUO del Código Tributario y a la normativa de protección de datos </w:t>
-      </w:r>
-      <w:r>
-        <w:rPr>
-          <w:rFonts w:ascii="Arial" w:eastAsia="Arial" w:hAnsi="Arial" w:cs="Arial"/>
-          <w:color w:val="000000"/>
-          <w:highlight w:val="lightGray"/>
-        </w:rPr>
-        <w:lastRenderedPageBreak/>
-        <w:t>personales. El OGD identifica los conjuntos candidatos y propone al CGTD su publicación.</w:t>
+        <w:t>6.8.5   Los conjuntos de datos que la SUNAT genere o administre y que califiquen como datos de alto valor se ponen a disposición a través del Centro Nacional de Datos (CND), previa determinación de su publicabilidad conforme al artículo 85 del TUO del Código Tributario y a la normativa de protección de datos personales. El OGD identifica los conjuntos candidatos y propone al CGTD su publicación.</w:t>
       </w:r>
     </w:p>
     <w:p>
@@ -10531,6 +10819,7 @@
           <w:rFonts w:ascii="Arial" w:eastAsia="Arial" w:hAnsi="Arial" w:cs="Arial"/>
           <w:color w:val="000000"/>
         </w:rPr>
+        <w:lastRenderedPageBreak/>
         <w:t>6.9.5</w:t>
       </w:r>
       <w:r>
@@ -10567,16 +10856,7 @@
           <w:highlight w:val="yellow"/>
         </w:rPr>
         <w:tab/>
-        <w:t xml:space="preserve">El CGTD presenta un informe anual a la SN sobre el estado del gobierno de IA institucional, en ejercicio de su responsabilidad de liderar, dirigir, evaluar y </w:t>
-      </w:r>
-      <w:r>
-        <w:rPr>
-          <w:rFonts w:ascii="Arial" w:eastAsia="Arial" w:hAnsi="Arial" w:cs="Arial"/>
-          <w:color w:val="000000"/>
-          <w:highlight w:val="yellow"/>
-        </w:rPr>
-        <w:lastRenderedPageBreak/>
-        <w:t>supervisar los proyectos de SBIA estratégicos</w:t>
+        <w:t>El CGTD presenta un informe anual a la SN sobre el estado del gobierno de IA institucional, en ejercicio de su responsabilidad de liderar, dirigir, evaluar y supervisar los proyectos de SBIA estratégicos</w:t>
       </w:r>
       <w:r>
         <w:rPr>
@@ -10858,7 +11138,16 @@
           <w:color w:val="000000"/>
           <w:highlight w:val="yellow"/>
         </w:rPr>
-        <w:t>El análisis de riesgo y las pruebas de vulnerabilidad sobre cada SBIA corresponden a la Oficina de Seguridad Informática, conforme a la etapa de certificación y validación del numeral 6.1.1. Con la concurrencia de ambas actividades y del monitoreo previsto en el numeral 6.10, la SUNAT satisface la obligación de auditorías de seguridad digital del literal c) del artículo 29 del RLIA.</w:t>
+        <w:t xml:space="preserve">El análisis de riesgo y las pruebas de vulnerabilidad sobre cada SBIA corresponden a la Oficina de Seguridad Informática, conforme a la etapa de certificación y validación del numeral 6.1.1. Con la concurrencia de ambas actividades y del monitoreo previsto en el numeral 6.10, la SUNAT satisface la obligación de auditorías de seguridad digital del literal c) del artículo 29 del </w:t>
+      </w:r>
+      <w:r>
+        <w:rPr>
+          <w:rFonts w:ascii="Arial" w:eastAsia="Arial" w:hAnsi="Arial" w:cs="Arial"/>
+          <w:color w:val="000000"/>
+          <w:highlight w:val="yellow"/>
+        </w:rPr>
+        <w:lastRenderedPageBreak/>
+        <w:t>RLIA.</w:t>
       </w:r>
       <w:r>
         <w:rPr>
@@ -10903,15 +11192,7 @@
           <w:rFonts w:ascii="Arial" w:hAnsi="Arial" w:cs="Arial"/>
           <w:highlight w:val="lightGray"/>
         </w:rPr>
-        <w:t xml:space="preserve">6.10.4 Todo cambio sobre un SBIA en operación se gestiona de manera controlada y proporcional a su nivel de riesgo. Constituyen cambio, entre otros, el reentrenamiento o la recalibración del modelo, su sustitución o el cambio de </w:t>
-      </w:r>
-      <w:r>
-        <w:rPr>
-          <w:rFonts w:ascii="Arial" w:hAnsi="Arial" w:cs="Arial"/>
-          <w:highlight w:val="lightGray"/>
-        </w:rPr>
-        <w:lastRenderedPageBreak/>
-        <w:t>versión del modelo base, la modificación de las fuentes o de la estructura de los datos de entrada, la ampliación de la finalidad o de la población objetivo del SBIA, y el cambio de proveedor. El propietario del caso de uso registra todo cambio en el Inventario Institucional de SBIA y lo comunica a la Comisión de Gobierno de IA.</w:t>
+        <w:t>6.10.4 Todo cambio sobre un SBIA en operación se gestiona de manera controlada y proporcional a su nivel de riesgo. Constituyen cambio, entre otros, el reentrenamiento o la recalibración del modelo, su sustitución o el cambio de versión del modelo base, la modificación de las fuentes o de la estructura de los datos de entrada, la ampliación de la finalidad o de la población objetivo del SBIA, y el cambio de proveedor. El propietario del caso de uso registra todo cambio en el Inventario Institucional de SBIA y lo comunica a la Comisión de Gobierno de IA.</w:t>
       </w:r>
     </w:p>
     <w:p>
@@ -11200,7 +11481,16 @@
           <w:highlight w:val="yellow"/>
         </w:rPr>
         <w:tab/>
-        <w:t>El catálogo de herramientas de IA autorizadas para uso institucional registra las herramientas aprobadas conforme al numeral 6.11.5. El catálogo precisa, para cada herramienta, el ámbito de uso autorizado (uso administrativo general o uso restringido) y si su empleo con información sujeta a reserva tributaria está permitido, en concordancia con los numerales 6.11.1 y 6.7.3. La INSI lo publica y lo mantiene actualizado.</w:t>
+        <w:t xml:space="preserve">El catálogo de herramientas de IA autorizadas para uso institucional registra las herramientas aprobadas conforme al numeral 6.11.5. El catálogo precisa, para cada herramienta, el ámbito de uso autorizado (uso administrativo general o uso restringido) y si su empleo con información sujeta a reserva tributaria está </w:t>
+      </w:r>
+      <w:r>
+        <w:rPr>
+          <w:rFonts w:ascii="Arial" w:eastAsia="Arial" w:hAnsi="Arial" w:cs="Arial"/>
+          <w:color w:val="000000"/>
+          <w:highlight w:val="yellow"/>
+        </w:rPr>
+        <w:lastRenderedPageBreak/>
+        <w:t>permitido, en concordancia con los numerales 6.11.1 y 6.7.3. La INSI lo publica y lo mantiene actualizado.</w:t>
       </w:r>
     </w:p>
     <w:p>
@@ -11253,7 +11543,6 @@
           <w:color w:val="000000"/>
           <w:highlight w:val="yellow"/>
         </w:rPr>
-        <w:lastRenderedPageBreak/>
         <w:t>6.11.4</w:t>
       </w:r>
       <w:r>
@@ -11421,7 +11710,16 @@
           <w:highlight w:val="yellow"/>
         </w:rPr>
         <w:tab/>
-        <w:t>Los contratos prohíben al proveedor emplear la información de la SUNAT (en particular la sujeta a reserva tributaria y los datos personales) para entrenar, ajustar o mejorar sus modelos o para cualquier fin propio, en concordancia con el artículo 85 del Código Tributario, que extiende la obligación de reserva a quienes accedan a dicha información. La propiedad intelectual de los ajustes (fine-tuning) realizados con información o para necesidades de la SUNAT corresponde a la SUNAT.</w:t>
+        <w:t xml:space="preserve">Los contratos prohíben al proveedor emplear la información de la SUNAT (en particular la sujeta a reserva tributaria y los datos personales) para entrenar, </w:t>
+      </w:r>
+      <w:r>
+        <w:rPr>
+          <w:rFonts w:ascii="Arial" w:eastAsia="Arial" w:hAnsi="Arial" w:cs="Arial"/>
+          <w:color w:val="000000"/>
+          <w:highlight w:val="yellow"/>
+        </w:rPr>
+        <w:lastRenderedPageBreak/>
+        <w:t>ajustar o mejorar sus modelos o para cualquier fin propio, en concordancia con el artículo 85 del Código Tributario, que extiende la obligación de reserva a quienes accedan a dicha información. La propiedad intelectual de los ajustes (fine-tuning) realizados con información o para necesidades de la SUNAT corresponde a la SUNAT.</w:t>
       </w:r>
     </w:p>
     <w:p>
@@ -11449,16 +11747,7 @@
           <w:highlight w:val="yellow"/>
         </w:rPr>
         <w:tab/>
-        <w:t xml:space="preserve">Para los SBIA de riesgo alto, el proveedor entrega la documentación técnica que permita comprender la lógica general del modelo y los factores que influyen </w:t>
-      </w:r>
-      <w:r>
-        <w:rPr>
-          <w:rFonts w:ascii="Arial" w:eastAsia="Arial" w:hAnsi="Arial" w:cs="Arial"/>
-          <w:color w:val="000000"/>
-          <w:highlight w:val="yellow"/>
-        </w:rPr>
-        <w:lastRenderedPageBreak/>
-        <w:t>en sus resultados, en la medida necesaria para el cumplimiento de las obligaciones de transparencia y explicabilidad de la SUNAT, evitando soluciones de caja negra no auditables.</w:t>
+        <w:t>Para los SBIA de riesgo alto, el proveedor entrega la documentación técnica que permita comprender la lógica general del modelo y los factores que influyen en sus resultados, en la medida necesaria para el cumplimiento de las obligaciones de transparencia y explicabilidad de la SUNAT, evitando soluciones de caja negra no auditables.</w:t>
       </w:r>
     </w:p>
     <w:p>
@@ -11778,6 +12067,7 @@
           <w:color w:val="000000"/>
           <w:highlight w:val="lightGray"/>
         </w:rPr>
+        <w:lastRenderedPageBreak/>
         <w:t>Las necesidades de capacitación asociadas a los distintos roles, los contenidos formativos, las modalidades de capacitación y los mecanismos de evaluación de resultados se determinan en el marco normativo del Plan de Desarrollo de las Personas.</w:t>
       </w:r>
     </w:p>
@@ -11850,7 +12140,6 @@
           <w:color w:val="000000"/>
           <w:highlight w:val="lightGray"/>
         </w:rPr>
-        <w:lastRenderedPageBreak/>
         <w:t>La gestión de riesgos y la seguridad de la información aplicables.</w:t>
       </w:r>
     </w:p>
@@ -12153,7 +12442,16 @@
           <w:color w:val="000000"/>
           <w:highlight w:val="green"/>
         </w:rPr>
-        <w:t>La OII supervisa en los SBIA el cumplimiento de los principios rectores establecidos en el artículo 7 del Reglamento y de los compromisos de la Política de uso seguro, responsable y ético de los sistemas basados en inteligencia artificial en la SUNAT; evalúa los riesgos de sesgo y discriminación y administra el canal de consultas éticas en materia de IA</w:t>
+        <w:t xml:space="preserve">La OII supervisa en los SBIA el cumplimiento de los principios rectores establecidos en el artículo 7 del Reglamento y de los compromisos de la Política de uso seguro, responsable y </w:t>
+      </w:r>
+      <w:r>
+        <w:rPr>
+          <w:rFonts w:ascii="Arial" w:eastAsia="Arial" w:hAnsi="Arial" w:cs="Arial"/>
+          <w:color w:val="000000"/>
+          <w:highlight w:val="green"/>
+        </w:rPr>
+        <w:lastRenderedPageBreak/>
+        <w:t>ético de los sistemas basados en inteligencia artificial en la SUNAT; evalúa los riesgos de sesgo y discriminación y administra el canal de consultas éticas en materia de IA</w:t>
       </w:r>
       <w:r>
         <w:rPr>
@@ -12232,16 +12530,7 @@
           <w:color w:val="000000"/>
           <w:highlight w:val="yellow"/>
         </w:rPr>
-        <w:t xml:space="preserve"> en la SUNAT desde su entrada en vigencia. La Comisión de Gobierno de IA evalúa </w:t>
-      </w:r>
-      <w:r>
-        <w:rPr>
-          <w:rFonts w:ascii="Arial" w:eastAsia="Arial" w:hAnsi="Arial" w:cs="Arial"/>
-          <w:color w:val="000000"/>
-          <w:highlight w:val="yellow"/>
-        </w:rPr>
-        <w:lastRenderedPageBreak/>
-        <w:t>su impacto en la presente directiva y propone al CGTD los ajustes que correspondan.</w:t>
+        <w:t xml:space="preserve"> en la SUNAT desde su entrada en vigencia. La Comisión de Gobierno de IA evalúa su impacto en la presente directiva y propone al CGTD los ajustes que correspondan.</w:t>
       </w:r>
     </w:p>
     <w:p>
@@ -12443,7 +12732,15 @@
           <w:rFonts w:ascii="Arial" w:hAnsi="Arial" w:cs="Arial"/>
           <w:highlight w:val="green"/>
         </w:rPr>
-        <w:t>El uso indebido está prohibido por el artículo 23 del RLIA y los controles reforzados son obligatorios por su artículo 24: en ambos casos obliga la norma, no la opinión. En los demás casos la opinión sustenta la decisión, pero no la reemplaza. La aprobación corresponde, en cada caso, a la instancia competente conforme al ROF, a las normas de delegación de facultades, a los instrumentos de gestión institucionales o a la normativa de los sistemas administrativos del Estado.</w:t>
+        <w:t xml:space="preserve">El uso indebido está prohibido por el artículo 23 del RLIA y los controles reforzados son obligatorios por su artículo 24: en ambos casos obliga la norma, no la opinión. En los demás casos la opinión sustenta la decisión, pero no la </w:t>
+      </w:r>
+      <w:r>
+        <w:rPr>
+          <w:rFonts w:ascii="Arial" w:hAnsi="Arial" w:cs="Arial"/>
+          <w:highlight w:val="green"/>
+        </w:rPr>
+        <w:lastRenderedPageBreak/>
+        <w:t>reemplaza. La aprobación corresponde, en cada caso, a la instancia competente conforme al ROF, a las normas de delegación de facultades, a los instrumentos de gestión institucionales o a la normativa de los sistemas administrativos del Estado.</w:t>
       </w:r>
     </w:p>
     <w:p>
@@ -12464,15 +12761,7 @@
           <w:rFonts w:ascii="Arial" w:hAnsi="Arial" w:cs="Arial"/>
           <w:highlight w:val="lightGray"/>
         </w:rPr>
-        <w:t xml:space="preserve">6.15.2 En la gestión de la demanda informática, cuando un requerimiento implique el desarrollo, la adquisición o el uso de un SBIA o de una herramienta de IA, se recaba la opinión de la Comisión antes de su atención, con los formatos </w:t>
-      </w:r>
-      <w:r>
-        <w:rPr>
-          <w:rFonts w:ascii="Arial" w:hAnsi="Arial" w:cs="Arial"/>
-          <w:highlight w:val="lightGray"/>
-        </w:rPr>
-        <w:lastRenderedPageBreak/>
-        <w:t>vigentes de la demanda complementados con la información que la INSI determine.</w:t>
+        <w:t>6.15.2 En la gestión de la demanda informática, cuando un requerimiento implique el desarrollo, la adquisición o el uso de un SBIA o de una herramienta de IA, se recaba la opinión de la Comisión antes de su atención, con los formatos vigentes de la demanda complementados con la información que la INSI determine.</w:t>
       </w:r>
     </w:p>
     <w:p>
@@ -12737,7 +13026,15 @@
           <w:rFonts w:ascii="Arial" w:hAnsi="Arial" w:cs="Arial"/>
           <w:highlight w:val="lightGray"/>
         </w:rPr>
-        <w:t>6.15.4 Cuando un proyecto de inversión pública sujeto al Sistema Nacional de Programación Multianual y Gestión de Inversiones incorpore un componente basado en IA, la Unidad Formuladora considera la opinión de la Comisión como insumo del análisis técnico que sustenta la declaración de viabilidad, sin perjuicio de las disposiciones del referido Sistema. En la ejecución, el SBIA observa el ciclo de vida del numeral 6.1.</w:t>
+        <w:t xml:space="preserve">6.15.4 Cuando un proyecto de inversión pública sujeto al Sistema Nacional de Programación Multianual y Gestión de Inversiones incorpore un componente basado en IA, la Unidad Formuladora considera la opinión de la Comisión como </w:t>
+      </w:r>
+      <w:r>
+        <w:rPr>
+          <w:rFonts w:ascii="Arial" w:hAnsi="Arial" w:cs="Arial"/>
+          <w:highlight w:val="lightGray"/>
+        </w:rPr>
+        <w:lastRenderedPageBreak/>
+        <w:t>insumo del análisis técnico que sustenta la declaración de viabilidad, sin perjuicio de las disposiciones del referido Sistema. En la ejecución, el SBIA observa el ciclo de vida del numeral 6.1.</w:t>
       </w:r>
     </w:p>
     <w:p>
@@ -12752,37 +13049,79 @@
       <w:r>
         <w:rPr>
           <w:rFonts w:ascii="Arial" w:hAnsi="Arial" w:cs="Arial"/>
-          <w:highlight w:val="lightGray"/>
+          <w:highlight w:val="green"/>
         </w:rPr>
         <w:t>6.15.5</w:t>
       </w:r>
       <w:r>
         <w:rPr>
           <w:rFonts w:ascii="Arial" w:hAnsi="Arial" w:cs="Arial"/>
-          <w:highlight w:val="lightGray"/>
+          <w:highlight w:val="green"/>
         </w:rPr>
         <w:t xml:space="preserve"> </w:t>
       </w:r>
       <w:r>
         <w:rPr>
           <w:rFonts w:ascii="Arial" w:hAnsi="Arial" w:cs="Arial"/>
-          <w:highlight w:val="lightGray"/>
-        </w:rPr>
-        <w:t xml:space="preserve">Las unidades competentes de cada instrumento incorporan en sus </w:t>
+          <w:highlight w:val="green"/>
+        </w:rPr>
+        <w:t>Las unidades de organización competentes de cada instrumento de gestión incorporan en sus</w:t>
       </w:r>
       <w:r>
         <w:rPr>
           <w:rFonts w:ascii="Arial" w:hAnsi="Arial" w:cs="Arial"/>
-          <w:highlight w:val="lightGray"/>
-        </w:rPr>
-        <w:t xml:space="preserve">documentos normativos </w:t>
+          <w:highlight w:val="green"/>
+        </w:rPr>
+        <w:t xml:space="preserve"> </w:t>
       </w:r>
       <w:r>
         <w:rPr>
           <w:rFonts w:ascii="Arial" w:hAnsi="Arial" w:cs="Arial"/>
-          <w:highlight w:val="lightGray"/>
-        </w:rPr>
-        <w:t>la verificación del componente de IA y la opinión de la Comisión, según sus competencias y sin afectar los sistemas administrativos del Estado, conforme al numeral 7.6</w:t>
+          <w:highlight w:val="green"/>
+        </w:rPr>
+        <w:t>documentos normativos la verificación del componente de IA y la opinión de la Comisión de</w:t>
+      </w:r>
+      <w:r>
+        <w:rPr>
+          <w:rFonts w:ascii="Arial" w:hAnsi="Arial" w:cs="Arial"/>
+          <w:highlight w:val="green"/>
+        </w:rPr>
+        <w:t xml:space="preserve"> </w:t>
+      </w:r>
+      <w:r>
+        <w:rPr>
+          <w:rFonts w:ascii="Arial" w:hAnsi="Arial" w:cs="Arial"/>
+          <w:highlight w:val="green"/>
+        </w:rPr>
+        <w:t>Gobierno de IA, conforme al numeral 7.6. Esta incorporación alcanza al Modelo de Gestión de</w:t>
+      </w:r>
+      <w:r>
+        <w:rPr>
+          <w:rFonts w:ascii="Arial" w:hAnsi="Arial" w:cs="Arial"/>
+          <w:highlight w:val="green"/>
+        </w:rPr>
+        <w:t xml:space="preserve"> </w:t>
+      </w:r>
+      <w:r>
+        <w:rPr>
+          <w:rFonts w:ascii="Arial" w:hAnsi="Arial" w:cs="Arial"/>
+          <w:highlight w:val="green"/>
+        </w:rPr>
+        <w:t>Proyectos y Portafolio y a la gestión de la demanda informática. La presente directiva no</w:t>
+      </w:r>
+      <w:r>
+        <w:rPr>
+          <w:rFonts w:ascii="Arial" w:hAnsi="Arial" w:cs="Arial"/>
+          <w:highlight w:val="green"/>
+        </w:rPr>
+        <w:t xml:space="preserve"> </w:t>
+      </w:r>
+      <w:r>
+        <w:rPr>
+          <w:rFonts w:ascii="Arial" w:hAnsi="Arial" w:cs="Arial"/>
+          <w:highlight w:val="green"/>
+        </w:rPr>
+        <w:t>sustituye dichos instrumentos.</w:t>
       </w:r>
     </w:p>
     <w:p>
@@ -12801,7 +13140,6 @@
           <w:rFonts w:ascii="Arial" w:hAnsi="Arial" w:cs="Arial"/>
           <w:highlight w:val="lightGray"/>
         </w:rPr>
-        <w:lastRenderedPageBreak/>
         <w:t>6.15.6 La presente directiva se articula con la normativa institucional de gobernanza de datos y analítica. Cuando un producto analítico incorpore un sistema basado en IA, este se sujeta al ciclo de vida, la clasificación de riesgo, la evaluación de impacto algorítmico, el registro en el Inventario Institucional de SBIA y las obligaciones de transparencia y supervisión humana previstas en la presente directiva. La certificación del producto analítico requiere, como insumo previo, la aprobación que corresponda conforme al numeral 6.1.2. La calidad, el linaje, los metadatos y la certificación de los datos que alimentan el sistema se rigen por la normativa de gobernanza de datos y analítica.</w:t>
       </w:r>
       <w:r>
@@ -16876,6 +17214,7 @@
           <w:b/>
           <w:bCs/>
           <w:color w:val="000000"/>
+          <w:highlight w:val="green"/>
         </w:rPr>
         <w:lastRenderedPageBreak/>
         <w:t>Anexo N.° 4: Ficha de Evaluación de Caso de Uso de SBIA</w:t>
@@ -16892,15 +17231,30 @@
       <w:r>
         <w:rPr>
           <w:rFonts w:ascii="Arial" w:hAnsi="Arial" w:cs="Arial"/>
-          <w:highlight w:val="lightGray"/>
-        </w:rPr>
-        <w:t>Constituye el contenido mínimo de la evaluación del caso de uso y recoge los datos y las evidencias del problema que sustentan la iniciativa, conforme al numeral 28.4 del artículo 28 del RLIA. Se adecúa a la naturaleza y magnitud de la iniciativa, requerimiento o proyecto, conforme al numeral 6.15.1</w:t>
+          <w:highlight w:val="green"/>
+        </w:rPr>
+        <w:t xml:space="preserve">Constituye el contenido mínimo de la evaluación del caso de uso y recoge los datos y las evidencias del problema que sustentan la iniciativa, conforme al numeral 28.4 del artículo 28 del RLIA. </w:t>
       </w:r>
       <w:r>
         <w:rPr>
           <w:rFonts w:ascii="Arial" w:hAnsi="Arial" w:cs="Arial"/>
-        </w:rPr>
-        <w:t>.</w:t>
+          <w:highlight w:val="green"/>
+        </w:rPr>
+        <w:t xml:space="preserve">Se adecúa a la naturaleza y magnitud de la iniciativa, requerimiento o proyecto, conforme al numeral 6.15.1. Los campos cuya información ya figura en el caso de negocio, en la ficha de necesidad de la gestión de demanda informática o en otro instrumento previo se completan indicando el documento y la sección donde consta. No se transcribe información ya contenida </w:t>
+      </w:r>
+      <w:r>
+        <w:rPr>
+          <w:rFonts w:ascii="Arial" w:hAnsi="Arial" w:cs="Arial"/>
+          <w:highlight w:val="green"/>
+        </w:rPr>
+        <w:t>en dichas fuentes</w:t>
+      </w:r>
+      <w:r>
+        <w:rPr>
+          <w:rFonts w:ascii="Arial" w:hAnsi="Arial" w:cs="Arial"/>
+          <w:highlight w:val="green"/>
+        </w:rPr>
+        <w:t>. Los controles aplicables al SBIA se determinan a partir de su clasificación de riesgo y se registran en la Ficha de Registro de SBIA (Anexo N.° 1); no forman parte de esta ficha.</w:t>
       </w:r>
     </w:p>
     <w:p>
@@ -16909,6 +17263,7 @@
         <w:jc w:val="both"/>
         <w:rPr>
           <w:rFonts w:ascii="Arial" w:hAnsi="Arial" w:cs="Arial"/>
+          <w:highlight w:val="green"/>
         </w:rPr>
       </w:pPr>
       <w:r>
@@ -16917,6 +17272,7 @@
           <w:b/>
           <w:bCs/>
           <w:color w:val="000000"/>
+          <w:highlight w:val="green"/>
         </w:rPr>
         <w:t>Sección 1 — Identificación:</w:t>
       </w:r>
@@ -16926,19 +17282,23 @@
         <w:pStyle w:val="Prrafodelista"/>
         <w:numPr>
           <w:ilvl w:val="0"/>
-          <w:numId w:val="7"/>
+          <w:numId w:val="33"/>
         </w:numPr>
-        <w:spacing w:after="40" w:line="276" w:lineRule="auto"/>
-        <w:rPr>
-          <w:b w:val="0"/>
-          <w:bCs w:val="0"/>
-        </w:rPr>
-      </w:pPr>
-      <w:r>
-        <w:rPr>
-          <w:b w:val="0"/>
-          <w:bCs w:val="0"/>
-          <w:color w:val="000000"/>
+        <w:spacing w:before="120" w:after="40" w:line="276" w:lineRule="auto"/>
+        <w:ind w:left="426"/>
+        <w:rPr>
+          <w:b w:val="0"/>
+          <w:bCs w:val="0"/>
+          <w:color w:val="000000"/>
+          <w:highlight w:val="green"/>
+        </w:rPr>
+      </w:pPr>
+      <w:r>
+        <w:rPr>
+          <w:b w:val="0"/>
+          <w:bCs w:val="0"/>
+          <w:color w:val="000000"/>
+          <w:highlight w:val="green"/>
         </w:rPr>
         <w:t>Denominación del caso de uso.</w:t>
       </w:r>
@@ -16948,21 +17308,25 @@
         <w:pStyle w:val="Prrafodelista"/>
         <w:numPr>
           <w:ilvl w:val="0"/>
-          <w:numId w:val="7"/>
+          <w:numId w:val="33"/>
         </w:numPr>
-        <w:spacing w:after="40" w:line="276" w:lineRule="auto"/>
-        <w:rPr>
-          <w:b w:val="0"/>
-          <w:bCs w:val="0"/>
-        </w:rPr>
-      </w:pPr>
-      <w:r>
-        <w:rPr>
-          <w:b w:val="0"/>
-          <w:bCs w:val="0"/>
-          <w:color w:val="000000"/>
-        </w:rPr>
-        <w:t>Unidad de organización solicitante (propietario del caso de uso).</w:t>
+        <w:spacing w:before="120" w:after="40" w:line="276" w:lineRule="auto"/>
+        <w:ind w:left="426"/>
+        <w:rPr>
+          <w:b w:val="0"/>
+          <w:bCs w:val="0"/>
+          <w:color w:val="000000"/>
+          <w:highlight w:val="green"/>
+        </w:rPr>
+      </w:pPr>
+      <w:r>
+        <w:rPr>
+          <w:b w:val="0"/>
+          <w:bCs w:val="0"/>
+          <w:color w:val="000000"/>
+          <w:highlight w:val="green"/>
+        </w:rPr>
+        <w:t>Unidad de organización solicitante (propietario del caso de uso) y responsable funcional.</w:t>
       </w:r>
     </w:p>
     <w:p>
@@ -16970,21 +17334,47 @@
         <w:pStyle w:val="Prrafodelista"/>
         <w:numPr>
           <w:ilvl w:val="0"/>
-          <w:numId w:val="7"/>
+          <w:numId w:val="33"/>
         </w:numPr>
-        <w:spacing w:after="40" w:line="276" w:lineRule="auto"/>
-        <w:rPr>
-          <w:b w:val="0"/>
-          <w:bCs w:val="0"/>
-        </w:rPr>
-      </w:pPr>
-      <w:r>
-        <w:rPr>
-          <w:b w:val="0"/>
-          <w:bCs w:val="0"/>
-          <w:color w:val="000000"/>
-        </w:rPr>
-        <w:t>Responsable funcional (nombre, cargo, correo).</w:t>
+        <w:spacing w:before="120" w:after="40" w:line="276" w:lineRule="auto"/>
+        <w:ind w:left="426"/>
+        <w:rPr>
+          <w:b w:val="0"/>
+          <w:bCs w:val="0"/>
+          <w:color w:val="000000"/>
+          <w:highlight w:val="green"/>
+        </w:rPr>
+      </w:pPr>
+      <w:r>
+        <w:rPr>
+          <w:b w:val="0"/>
+          <w:bCs w:val="0"/>
+          <w:color w:val="000000"/>
+          <w:highlight w:val="green"/>
+        </w:rPr>
+        <w:t>Unidad de organización responsable de la operación y del monitoreo posteriores al</w:t>
+      </w:r>
+    </w:p>
+    <w:p>
+      <w:pPr>
+        <w:pStyle w:val="Prrafodelista"/>
+        <w:spacing w:before="120" w:after="40" w:line="276" w:lineRule="auto"/>
+        <w:ind w:left="426" w:firstLine="0"/>
+        <w:rPr>
+          <w:b w:val="0"/>
+          <w:bCs w:val="0"/>
+          <w:color w:val="000000"/>
+          <w:highlight w:val="green"/>
+        </w:rPr>
+      </w:pPr>
+      <w:r>
+        <w:rPr>
+          <w:b w:val="0"/>
+          <w:bCs w:val="0"/>
+          <w:color w:val="000000"/>
+          <w:highlight w:val="green"/>
+        </w:rPr>
+        <w:t>despliegue.</w:t>
       </w:r>
     </w:p>
     <w:p>
@@ -16992,39 +17382,47 @@
         <w:pStyle w:val="Prrafodelista"/>
         <w:numPr>
           <w:ilvl w:val="0"/>
-          <w:numId w:val="7"/>
+          <w:numId w:val="33"/>
         </w:numPr>
-        <w:spacing w:after="40" w:line="276" w:lineRule="auto"/>
-        <w:rPr>
-          <w:b w:val="0"/>
-          <w:bCs w:val="0"/>
-        </w:rPr>
-      </w:pPr>
-      <w:r>
-        <w:rPr>
-          <w:b w:val="0"/>
-          <w:bCs w:val="0"/>
-          <w:color w:val="000000"/>
-        </w:rPr>
-        <w:t>Fecha de presentación.</w:t>
-      </w:r>
-    </w:p>
-    <w:p>
-      <w:pPr>
         <w:spacing w:before="120" w:after="40" w:line="276" w:lineRule="auto"/>
-        <w:jc w:val="both"/>
-        <w:rPr>
-          <w:rFonts w:ascii="Arial" w:hAnsi="Arial" w:cs="Arial"/>
-        </w:rPr>
-      </w:pPr>
-      <w:r>
-        <w:rPr>
-          <w:rFonts w:ascii="Arial" w:eastAsia="Arial" w:hAnsi="Arial" w:cs="Arial"/>
-          <w:b/>
-          <w:bCs/>
-          <w:color w:val="000000"/>
-        </w:rPr>
-        <w:t>Sección 2 — Problema y justificación:</w:t>
+        <w:ind w:left="426"/>
+        <w:rPr>
+          <w:b w:val="0"/>
+          <w:bCs w:val="0"/>
+          <w:color w:val="000000"/>
+          <w:highlight w:val="green"/>
+        </w:rPr>
+      </w:pPr>
+      <w:r>
+        <w:rPr>
+          <w:b w:val="0"/>
+          <w:bCs w:val="0"/>
+          <w:color w:val="000000"/>
+          <w:highlight w:val="green"/>
+        </w:rPr>
+        <w:t>Instrumento de gestión bajo el cual se formula la iniciativa y documento al que se remite</w:t>
+      </w:r>
+    </w:p>
+    <w:p>
+      <w:pPr>
+        <w:pStyle w:val="Prrafodelista"/>
+        <w:spacing w:before="120" w:after="40" w:line="276" w:lineRule="auto"/>
+        <w:ind w:left="426" w:firstLine="0"/>
+        <w:rPr>
+          <w:b w:val="0"/>
+          <w:bCs w:val="0"/>
+          <w:color w:val="000000"/>
+          <w:highlight w:val="green"/>
+        </w:rPr>
+      </w:pPr>
+      <w:r>
+        <w:rPr>
+          <w:b w:val="0"/>
+          <w:bCs w:val="0"/>
+          <w:color w:val="000000"/>
+          <w:highlight w:val="green"/>
+        </w:rPr>
+        <w:t>la información no consignada en esta ficha.</w:t>
       </w:r>
     </w:p>
     <w:p>
@@ -17032,21 +17430,45 @@
         <w:pStyle w:val="Prrafodelista"/>
         <w:numPr>
           <w:ilvl w:val="0"/>
-          <w:numId w:val="7"/>
+          <w:numId w:val="33"/>
         </w:numPr>
-        <w:spacing w:after="40" w:line="276" w:lineRule="auto"/>
-        <w:rPr>
-          <w:b w:val="0"/>
-          <w:bCs w:val="0"/>
-        </w:rPr>
-      </w:pPr>
-      <w:r>
-        <w:rPr>
-          <w:b w:val="0"/>
-          <w:bCs w:val="0"/>
-          <w:color w:val="000000"/>
-        </w:rPr>
-        <w:t>Descripción del problema o necesidad que se busca resolver.</w:t>
+        <w:spacing w:before="120" w:after="40" w:line="276" w:lineRule="auto"/>
+        <w:ind w:left="426"/>
+        <w:rPr>
+          <w:b w:val="0"/>
+          <w:bCs w:val="0"/>
+          <w:color w:val="000000"/>
+          <w:highlight w:val="green"/>
+        </w:rPr>
+      </w:pPr>
+      <w:r>
+        <w:rPr>
+          <w:b w:val="0"/>
+          <w:bCs w:val="0"/>
+          <w:color w:val="000000"/>
+          <w:highlight w:val="green"/>
+        </w:rPr>
+        <w:t>Fecha de presentación.</w:t>
+      </w:r>
+    </w:p>
+    <w:p>
+      <w:pPr>
+        <w:spacing w:before="120" w:after="40" w:line="276" w:lineRule="auto"/>
+        <w:jc w:val="both"/>
+        <w:rPr>
+          <w:rFonts w:ascii="Arial" w:hAnsi="Arial" w:cs="Arial"/>
+          <w:highlight w:val="green"/>
+        </w:rPr>
+      </w:pPr>
+      <w:r>
+        <w:rPr>
+          <w:rFonts w:ascii="Arial" w:eastAsia="Arial" w:hAnsi="Arial" w:cs="Arial"/>
+          <w:b/>
+          <w:bCs/>
+          <w:color w:val="000000"/>
+          <w:highlight w:val="green"/>
+        </w:rPr>
+        <w:t>Sección 2 — Problema y justificación:</w:t>
       </w:r>
     </w:p>
     <w:p>
@@ -17054,21 +17476,34 @@
         <w:pStyle w:val="Prrafodelista"/>
         <w:numPr>
           <w:ilvl w:val="0"/>
-          <w:numId w:val="7"/>
+          <w:numId w:val="33"/>
         </w:numPr>
-        <w:spacing w:after="40" w:line="276" w:lineRule="auto"/>
-        <w:rPr>
-          <w:b w:val="0"/>
-          <w:bCs w:val="0"/>
-        </w:rPr>
-      </w:pPr>
-      <w:r>
-        <w:rPr>
-          <w:b w:val="0"/>
-          <w:bCs w:val="0"/>
-          <w:color w:val="000000"/>
-        </w:rPr>
-        <w:t>Situación actual (línea base): volumen de operaciones, tiempo promedio, recursos asignados.</w:t>
+        <w:spacing w:before="120" w:after="40" w:line="276" w:lineRule="auto"/>
+        <w:ind w:left="426"/>
+        <w:rPr>
+          <w:b w:val="0"/>
+          <w:bCs w:val="0"/>
+          <w:color w:val="000000"/>
+          <w:highlight w:val="green"/>
+        </w:rPr>
+      </w:pPr>
+      <w:r>
+        <w:rPr>
+          <w:b w:val="0"/>
+          <w:bCs w:val="0"/>
+          <w:color w:val="000000"/>
+          <w:highlight w:val="green"/>
+        </w:rPr>
+        <w:t xml:space="preserve">Descripción sintética del problema o necesidad, o remisión </w:t>
+      </w:r>
+      <w:r>
+        <w:rPr>
+          <w:b w:val="0"/>
+          <w:bCs w:val="0"/>
+          <w:color w:val="000000"/>
+          <w:highlight w:val="green"/>
+        </w:rPr>
+        <w:t>a la fuente de la información donde se encuentra.</w:t>
       </w:r>
     </w:p>
     <w:p>
@@ -17076,40 +17511,43 @@
         <w:pStyle w:val="Prrafodelista"/>
         <w:numPr>
           <w:ilvl w:val="0"/>
-          <w:numId w:val="7"/>
+          <w:numId w:val="33"/>
         </w:numPr>
-        <w:spacing w:after="40" w:line="276" w:lineRule="auto"/>
-        <w:rPr>
-          <w:b w:val="0"/>
-          <w:bCs w:val="0"/>
-        </w:rPr>
-      </w:pPr>
-      <w:r>
-        <w:rPr>
-          <w:b w:val="0"/>
-          <w:bCs w:val="0"/>
-          <w:color w:val="000000"/>
-        </w:rPr>
-        <w:t>Objetivo estratégico del PEI con el que se alinea (código y denominación).</w:t>
-      </w:r>
-    </w:p>
-    <w:p>
-      <w:pPr>
         <w:spacing w:before="120" w:after="40" w:line="276" w:lineRule="auto"/>
-        <w:jc w:val="both"/>
-        <w:rPr>
-          <w:rFonts w:ascii="Arial" w:hAnsi="Arial" w:cs="Arial"/>
-        </w:rPr>
-      </w:pPr>
-      <w:r>
-        <w:rPr>
-          <w:rFonts w:ascii="Arial" w:eastAsia="Arial" w:hAnsi="Arial" w:cs="Arial"/>
-          <w:b/>
-          <w:bCs/>
-          <w:color w:val="000000"/>
-          <w:highlight w:val="yellow"/>
-        </w:rPr>
-        <w:t>Sección 3 — Impacto organizacional:</w:t>
+        <w:ind w:left="426"/>
+        <w:rPr>
+          <w:b w:val="0"/>
+          <w:bCs w:val="0"/>
+          <w:color w:val="000000"/>
+          <w:highlight w:val="green"/>
+        </w:rPr>
+      </w:pPr>
+      <w:r>
+        <w:rPr>
+          <w:b w:val="0"/>
+          <w:bCs w:val="0"/>
+          <w:color w:val="000000"/>
+          <w:highlight w:val="green"/>
+        </w:rPr>
+        <w:t>Alternativa sin inteligencia artificial: describir la solución basada en reglas,</w:t>
+      </w:r>
+      <w:r>
+        <w:rPr>
+          <w:b w:val="0"/>
+          <w:bCs w:val="0"/>
+          <w:color w:val="000000"/>
+          <w:highlight w:val="green"/>
+        </w:rPr>
+        <w:t xml:space="preserve"> </w:t>
+      </w:r>
+      <w:r>
+        <w:rPr>
+          <w:b w:val="0"/>
+          <w:bCs w:val="0"/>
+          <w:color w:val="000000"/>
+          <w:highlight w:val="green"/>
+        </w:rPr>
+        <w:t>automatización o análisis convencional que se evaluó, y por qué no satisface la necesidad.</w:t>
       </w:r>
     </w:p>
     <w:p>
@@ -17117,41 +17555,25 @@
         <w:pStyle w:val="Prrafodelista"/>
         <w:numPr>
           <w:ilvl w:val="0"/>
-          <w:numId w:val="7"/>
+          <w:numId w:val="33"/>
         </w:numPr>
-        <w:spacing w:after="40" w:line="276" w:lineRule="auto"/>
-        <w:rPr>
-          <w:b w:val="0"/>
-          <w:bCs w:val="0"/>
-        </w:rPr>
-      </w:pPr>
-      <w:r>
-        <w:rPr>
-          <w:b w:val="0"/>
-          <w:bCs w:val="0"/>
-          <w:color w:val="000000"/>
-          <w:highlight w:val="yellow"/>
-        </w:rPr>
-        <w:t>Precisar si la iniciativa genera impacto organizacional e identificar los procesos, áreas, puestos, personas y capacidades técnicas involucrados.</w:t>
-      </w:r>
-    </w:p>
-    <w:p>
-      <w:pPr>
         <w:spacing w:before="120" w:after="40" w:line="276" w:lineRule="auto"/>
-        <w:jc w:val="both"/>
-        <w:rPr>
-          <w:rFonts w:ascii="Arial" w:hAnsi="Arial" w:cs="Arial"/>
-        </w:rPr>
-      </w:pPr>
-      <w:r>
-        <w:rPr>
-          <w:rFonts w:ascii="Arial" w:eastAsia="Arial" w:hAnsi="Arial" w:cs="Arial"/>
-          <w:b/>
-          <w:bCs/>
-          <w:color w:val="000000"/>
-          <w:highlight w:val="yellow"/>
-        </w:rPr>
-        <w:t>Sección 4 — Generación de valor:</w:t>
+        <w:ind w:left="426"/>
+        <w:rPr>
+          <w:b w:val="0"/>
+          <w:bCs w:val="0"/>
+          <w:color w:val="000000"/>
+          <w:highlight w:val="green"/>
+        </w:rPr>
+      </w:pPr>
+      <w:r>
+        <w:rPr>
+          <w:b w:val="0"/>
+          <w:bCs w:val="0"/>
+          <w:color w:val="000000"/>
+          <w:highlight w:val="green"/>
+        </w:rPr>
+        <w:t>Mejora esperada del uso de IA frente a esa alternativa, expresada en un indicador medible.</w:t>
       </w:r>
     </w:p>
     <w:p>
@@ -17159,21 +17581,25 @@
         <w:pStyle w:val="Prrafodelista"/>
         <w:numPr>
           <w:ilvl w:val="0"/>
-          <w:numId w:val="7"/>
+          <w:numId w:val="33"/>
         </w:numPr>
-        <w:spacing w:after="40" w:line="276" w:lineRule="auto"/>
-        <w:rPr>
-          <w:b w:val="0"/>
-          <w:bCs w:val="0"/>
-        </w:rPr>
-      </w:pPr>
-      <w:r>
-        <w:rPr>
-          <w:b w:val="0"/>
-          <w:bCs w:val="0"/>
-          <w:color w:val="000000"/>
-        </w:rPr>
-        <w:t>Beneficio esperado cuantificado: horas-persona liberadas, reducción de tiempos de proceso, mejora en tasas de detección, incremento de recaudación estimada u otro indicador medible.</w:t>
+        <w:spacing w:before="120" w:after="40" w:line="276" w:lineRule="auto"/>
+        <w:ind w:left="426"/>
+        <w:rPr>
+          <w:b w:val="0"/>
+          <w:bCs w:val="0"/>
+          <w:color w:val="000000"/>
+          <w:highlight w:val="green"/>
+        </w:rPr>
+      </w:pPr>
+      <w:r>
+        <w:rPr>
+          <w:b w:val="0"/>
+          <w:bCs w:val="0"/>
+          <w:color w:val="000000"/>
+          <w:highlight w:val="green"/>
+        </w:rPr>
+        <w:t>Disponibilidad y suficiencia de los datos requeridos para el aprendizaje o la inferencia.</w:t>
       </w:r>
     </w:p>
     <w:p>
@@ -17181,21 +17607,79 @@
         <w:pStyle w:val="Prrafodelista"/>
         <w:numPr>
           <w:ilvl w:val="0"/>
-          <w:numId w:val="7"/>
+          <w:numId w:val="33"/>
         </w:numPr>
-        <w:spacing w:after="40" w:line="276" w:lineRule="auto"/>
-        <w:rPr>
-          <w:b w:val="0"/>
-          <w:bCs w:val="0"/>
-        </w:rPr>
-      </w:pPr>
-      <w:r>
-        <w:rPr>
-          <w:b w:val="0"/>
-          <w:bCs w:val="0"/>
-          <w:color w:val="000000"/>
-        </w:rPr>
-        <w:t>Beneficios cualitativos complementarios (si aplica).</w:t>
+        <w:spacing w:before="120" w:after="40" w:line="276" w:lineRule="auto"/>
+        <w:ind w:left="426"/>
+        <w:rPr>
+          <w:b w:val="0"/>
+          <w:bCs w:val="0"/>
+          <w:color w:val="000000"/>
+          <w:highlight w:val="green"/>
+        </w:rPr>
+      </w:pPr>
+      <w:r>
+        <w:rPr>
+          <w:b w:val="0"/>
+          <w:bCs w:val="0"/>
+          <w:color w:val="000000"/>
+          <w:highlight w:val="green"/>
+        </w:rPr>
+        <w:t xml:space="preserve">Costo de gobernanza previsto </w:t>
+      </w:r>
+      <w:r>
+        <w:rPr>
+          <w:b w:val="0"/>
+          <w:bCs w:val="0"/>
+          <w:color w:val="000000"/>
+          <w:highlight w:val="green"/>
+        </w:rPr>
+        <w:t>(</w:t>
+      </w:r>
+      <w:r>
+        <w:rPr>
+          <w:b w:val="0"/>
+          <w:bCs w:val="0"/>
+          <w:color w:val="000000"/>
+          <w:highlight w:val="green"/>
+        </w:rPr>
+        <w:t>monitoreo, reentrenamiento, supervisión humana y evaluación</w:t>
+      </w:r>
+      <w:r>
+        <w:rPr>
+          <w:b w:val="0"/>
+          <w:bCs w:val="0"/>
+          <w:color w:val="000000"/>
+          <w:highlight w:val="green"/>
+        </w:rPr>
+        <w:t xml:space="preserve"> </w:t>
+      </w:r>
+      <w:r>
+        <w:rPr>
+          <w:b w:val="0"/>
+          <w:bCs w:val="0"/>
+          <w:color w:val="000000"/>
+          <w:highlight w:val="green"/>
+        </w:rPr>
+        <w:t>periódica</w:t>
+      </w:r>
+      <w:r>
+        <w:rPr>
+          <w:b w:val="0"/>
+          <w:bCs w:val="0"/>
+          <w:color w:val="000000"/>
+          <w:highlight w:val="green"/>
+        </w:rPr>
+        <w:t>)</w:t>
+      </w:r>
+      <w:r>
+        <w:rPr>
+          <w:b w:val="0"/>
+          <w:bCs w:val="0"/>
+          <w:color w:val="000000"/>
+          <w:highlight w:val="green"/>
+        </w:rPr>
+        <w:t xml:space="preserve"> y por qué la mejora esperada lo justifica.</w:t>
       </w:r>
     </w:p>
     <w:p>
@@ -17203,22 +17687,57 @@
         <w:pStyle w:val="Prrafodelista"/>
         <w:numPr>
           <w:ilvl w:val="0"/>
-          <w:numId w:val="7"/>
+          <w:numId w:val="33"/>
         </w:numPr>
-        <w:spacing w:after="40" w:line="276" w:lineRule="auto"/>
-        <w:rPr>
-          <w:b w:val="0"/>
-          <w:bCs w:val="0"/>
-        </w:rPr>
-      </w:pPr>
-      <w:r>
-        <w:rPr>
-          <w:b w:val="0"/>
-          <w:bCs w:val="0"/>
-          <w:color w:val="000000"/>
-          <w:highlight w:val="yellow"/>
-        </w:rPr>
-        <w:t>El beneficio puede sustentarse a nivel de un conjunto o programa de SBIA cuando la iniciativa forme parte de un portafolio institucional.</w:t>
+        <w:spacing w:before="120" w:after="40" w:line="276" w:lineRule="auto"/>
+        <w:ind w:left="426"/>
+        <w:rPr>
+          <w:b w:val="0"/>
+          <w:bCs w:val="0"/>
+          <w:color w:val="000000"/>
+          <w:highlight w:val="green"/>
+        </w:rPr>
+      </w:pPr>
+      <w:r>
+        <w:rPr>
+          <w:b w:val="0"/>
+          <w:bCs w:val="0"/>
+          <w:color w:val="000000"/>
+          <w:highlight w:val="green"/>
+        </w:rPr>
+        <w:t>En qué caso el componente de IA dejaría de ser necesario.</w:t>
+      </w:r>
+    </w:p>
+    <w:p>
+      <w:pPr>
+        <w:spacing w:before="120" w:after="40" w:line="276" w:lineRule="auto"/>
+        <w:jc w:val="both"/>
+        <w:rPr>
+          <w:rFonts w:ascii="Arial" w:eastAsia="Arial" w:hAnsi="Arial" w:cs="Arial"/>
+          <w:b/>
+          <w:bCs/>
+          <w:color w:val="000000"/>
+        </w:rPr>
+      </w:pPr>
+      <w:r>
+        <w:rPr>
+          <w:rFonts w:ascii="Arial" w:eastAsia="Arial" w:hAnsi="Arial" w:cs="Arial"/>
+          <w:b/>
+          <w:bCs/>
+          <w:color w:val="000000"/>
+          <w:highlight w:val="green"/>
+        </w:rPr>
+        <w:t xml:space="preserve">Sección 3 — </w:t>
+      </w:r>
+      <w:r>
+        <w:rPr>
+          <w:rFonts w:ascii="Arial" w:eastAsia="Arial" w:hAnsi="Arial" w:cs="Arial"/>
+          <w:b/>
+          <w:bCs/>
+          <w:color w:val="000000"/>
+          <w:highlight w:val="green"/>
+        </w:rPr>
+        <w:t>Descripción funcional y autonomía:</w:t>
       </w:r>
     </w:p>
     <w:p>
@@ -17226,40 +17745,25 @@
         <w:pStyle w:val="Prrafodelista"/>
         <w:numPr>
           <w:ilvl w:val="0"/>
-          <w:numId w:val="7"/>
+          <w:numId w:val="35"/>
         </w:numPr>
-        <w:spacing w:after="40" w:line="276" w:lineRule="auto"/>
-        <w:rPr>
-          <w:b w:val="0"/>
-          <w:bCs w:val="0"/>
-        </w:rPr>
-      </w:pPr>
-      <w:r>
-        <w:rPr>
-          <w:b w:val="0"/>
-          <w:bCs w:val="0"/>
-          <w:color w:val="000000"/>
-        </w:rPr>
-        <w:t>Métrica de éxito propuesta y plazo de medición.</w:t>
-      </w:r>
-    </w:p>
-    <w:p>
-      <w:pPr>
         <w:spacing w:before="120" w:after="40" w:line="276" w:lineRule="auto"/>
-        <w:jc w:val="both"/>
-        <w:rPr>
-          <w:rFonts w:ascii="Arial" w:hAnsi="Arial" w:cs="Arial"/>
-        </w:rPr>
-      </w:pPr>
-      <w:r>
-        <w:rPr>
-          <w:rFonts w:ascii="Arial" w:eastAsia="Arial" w:hAnsi="Arial" w:cs="Arial"/>
-          <w:b/>
-          <w:bCs/>
-          <w:color w:val="000000"/>
-          <w:highlight w:val="yellow"/>
-        </w:rPr>
-        <w:t>Sección 5 — Inversión y sostenibilidad:</w:t>
+        <w:ind w:left="426"/>
+        <w:rPr>
+          <w:b w:val="0"/>
+          <w:bCs w:val="0"/>
+          <w:color w:val="000000"/>
+          <w:highlight w:val="green"/>
+        </w:rPr>
+      </w:pPr>
+      <w:r>
+        <w:rPr>
+          <w:b w:val="0"/>
+          <w:bCs w:val="0"/>
+          <w:color w:val="000000"/>
+          <w:highlight w:val="green"/>
+        </w:rPr>
+        <w:t>Descripción de lo que el SBIA hace y del resultado que produce.</w:t>
       </w:r>
     </w:p>
     <w:p>
@@ -17267,29 +17771,25 @@
         <w:pStyle w:val="Prrafodelista"/>
         <w:numPr>
           <w:ilvl w:val="0"/>
-          <w:numId w:val="7"/>
+          <w:numId w:val="35"/>
         </w:numPr>
-        <w:spacing w:after="40" w:line="276" w:lineRule="auto"/>
-        <w:rPr>
-          <w:b w:val="0"/>
-          <w:bCs w:val="0"/>
-        </w:rPr>
-      </w:pPr>
-      <w:r>
-        <w:rPr>
-          <w:b w:val="0"/>
-          <w:bCs w:val="0"/>
-          <w:color w:val="000000"/>
-        </w:rPr>
-        <w:t>Estimación de inversión inicial (infraestructura, licencias, servicios, horas de desarrollo</w:t>
-      </w:r>
-      <w:r>
-        <w:rPr>
-          <w:b w:val="0"/>
-          <w:bCs w:val="0"/>
-          <w:highlight w:val="cyan"/>
-        </w:rPr>
-        <w:t>/servicios de desarrollo).</w:t>
+        <w:spacing w:before="120" w:after="40" w:line="276" w:lineRule="auto"/>
+        <w:ind w:left="426"/>
+        <w:rPr>
+          <w:b w:val="0"/>
+          <w:bCs w:val="0"/>
+          <w:color w:val="000000"/>
+          <w:highlight w:val="green"/>
+        </w:rPr>
+      </w:pPr>
+      <w:r>
+        <w:rPr>
+          <w:b w:val="0"/>
+          <w:bCs w:val="0"/>
+          <w:color w:val="000000"/>
+          <w:highlight w:val="green"/>
+        </w:rPr>
+        <w:t>Tipo de IA previsto.</w:t>
       </w:r>
     </w:p>
     <w:p>
@@ -17297,21 +17797,47 @@
         <w:pStyle w:val="Prrafodelista"/>
         <w:numPr>
           <w:ilvl w:val="0"/>
-          <w:numId w:val="7"/>
+          <w:numId w:val="35"/>
         </w:numPr>
-        <w:spacing w:after="40" w:line="276" w:lineRule="auto"/>
-        <w:rPr>
-          <w:b w:val="0"/>
-          <w:bCs w:val="0"/>
-        </w:rPr>
-      </w:pPr>
-      <w:r>
-        <w:rPr>
-          <w:b w:val="0"/>
-          <w:bCs w:val="0"/>
-          <w:color w:val="000000"/>
-        </w:rPr>
-        <w:t>Estimación de costos recurrentes anuales (operación, mantenimiento, licencias, personal dedicado).</w:t>
+        <w:spacing w:before="120" w:after="40" w:line="276" w:lineRule="auto"/>
+        <w:ind w:left="426"/>
+        <w:rPr>
+          <w:b w:val="0"/>
+          <w:bCs w:val="0"/>
+          <w:color w:val="000000"/>
+          <w:highlight w:val="green"/>
+        </w:rPr>
+      </w:pPr>
+      <w:r>
+        <w:rPr>
+          <w:b w:val="0"/>
+          <w:bCs w:val="0"/>
+          <w:color w:val="000000"/>
+          <w:highlight w:val="green"/>
+        </w:rPr>
+        <w:t>Grado de autonomía previsto: asistencia al funcionario, interacción directa con el</w:t>
+      </w:r>
+    </w:p>
+    <w:p>
+      <w:pPr>
+        <w:pStyle w:val="Prrafodelista"/>
+        <w:spacing w:before="120" w:after="40" w:line="276" w:lineRule="auto"/>
+        <w:ind w:left="426" w:firstLine="0"/>
+        <w:rPr>
+          <w:b w:val="0"/>
+          <w:bCs w:val="0"/>
+          <w:color w:val="000000"/>
+          <w:highlight w:val="green"/>
+        </w:rPr>
+      </w:pPr>
+      <w:r>
+        <w:rPr>
+          <w:b w:val="0"/>
+          <w:bCs w:val="0"/>
+          <w:color w:val="000000"/>
+          <w:highlight w:val="green"/>
+        </w:rPr>
+        <w:t>administrado, influencia en la decisión o decisión sin intervención humana.</w:t>
       </w:r>
     </w:p>
     <w:p>
@@ -17319,21 +17845,82 @@
         <w:pStyle w:val="Prrafodelista"/>
         <w:numPr>
           <w:ilvl w:val="0"/>
-          <w:numId w:val="7"/>
+          <w:numId w:val="35"/>
         </w:numPr>
-        <w:spacing w:after="40" w:line="276" w:lineRule="auto"/>
-        <w:rPr>
-          <w:b w:val="0"/>
-          <w:bCs w:val="0"/>
-        </w:rPr>
-      </w:pPr>
-      <w:r>
-        <w:rPr>
-          <w:b w:val="0"/>
-          <w:bCs w:val="0"/>
-          <w:color w:val="000000"/>
-        </w:rPr>
-        <w:t>Fuente de financiamiento identificada.</w:t>
+        <w:spacing w:before="120" w:after="40" w:line="276" w:lineRule="auto"/>
+        <w:ind w:left="426"/>
+        <w:rPr>
+          <w:b w:val="0"/>
+          <w:bCs w:val="0"/>
+          <w:color w:val="000000"/>
+          <w:highlight w:val="green"/>
+        </w:rPr>
+      </w:pPr>
+      <w:r>
+        <w:rPr>
+          <w:b w:val="0"/>
+          <w:bCs w:val="0"/>
+          <w:color w:val="000000"/>
+          <w:highlight w:val="green"/>
+        </w:rPr>
+        <w:t>Punto del proceso en que interviene el SBIA y momento en que un funcionario conoce su</w:t>
+      </w:r>
+      <w:r>
+        <w:rPr>
+          <w:b w:val="0"/>
+          <w:bCs w:val="0"/>
+          <w:color w:val="000000"/>
+          <w:highlight w:val="green"/>
+        </w:rPr>
+        <w:t xml:space="preserve"> </w:t>
+      </w:r>
+      <w:r>
+        <w:rPr>
+          <w:b w:val="0"/>
+          <w:bCs w:val="0"/>
+          <w:color w:val="000000"/>
+          <w:highlight w:val="green"/>
+        </w:rPr>
+        <w:t>resultado.</w:t>
+      </w:r>
+    </w:p>
+    <w:p>
+      <w:pPr>
+        <w:spacing w:before="120" w:after="40" w:line="276" w:lineRule="auto"/>
+        <w:jc w:val="both"/>
+        <w:rPr>
+          <w:rFonts w:ascii="Arial" w:hAnsi="Arial" w:cs="Arial"/>
+        </w:rPr>
+      </w:pPr>
+      <w:r>
+        <w:rPr>
+          <w:rFonts w:ascii="Arial" w:eastAsia="Arial" w:hAnsi="Arial" w:cs="Arial"/>
+          <w:b/>
+          <w:bCs/>
+          <w:color w:val="000000"/>
+          <w:highlight w:val="green"/>
+        </w:rPr>
+        <w:t xml:space="preserve">Sección 4 — </w:t>
+      </w:r>
+      <w:r>
+        <w:rPr>
+          <w:rFonts w:ascii="Arial" w:eastAsia="Arial" w:hAnsi="Arial" w:cs="Arial"/>
+          <w:b/>
+          <w:bCs/>
+          <w:color w:val="000000"/>
+          <w:highlight w:val="green"/>
+        </w:rPr>
+        <w:t>Datos</w:t>
+      </w:r>
+      <w:r>
+        <w:rPr>
+          <w:rFonts w:ascii="Arial" w:eastAsia="Arial" w:hAnsi="Arial" w:cs="Arial"/>
+          <w:b/>
+          <w:bCs/>
+          <w:color w:val="000000"/>
+          <w:highlight w:val="green"/>
+        </w:rPr>
+        <w:t>:</w:t>
       </w:r>
     </w:p>
     <w:p>
@@ -17341,22 +17928,66 @@
         <w:pStyle w:val="Prrafodelista"/>
         <w:numPr>
           <w:ilvl w:val="0"/>
-          <w:numId w:val="7"/>
+          <w:numId w:val="35"/>
         </w:numPr>
-        <w:spacing w:after="40" w:line="276" w:lineRule="auto"/>
-        <w:rPr>
-          <w:b w:val="0"/>
-          <w:bCs w:val="0"/>
-        </w:rPr>
-      </w:pPr>
-      <w:r>
-        <w:rPr>
-          <w:b w:val="0"/>
-          <w:bCs w:val="0"/>
-          <w:color w:val="000000"/>
-        </w:rPr>
-        <w:t>Responsable de la operación y mantenimiento post-despliegue.</w:t>
-      </w:r>
+        <w:spacing w:before="120" w:after="40" w:line="276" w:lineRule="auto"/>
+        <w:ind w:left="426"/>
+        <w:rPr>
+          <w:b w:val="0"/>
+          <w:bCs w:val="0"/>
+          <w:color w:val="000000"/>
+          <w:highlight w:val="green"/>
+        </w:rPr>
+      </w:pPr>
+      <w:r>
+        <w:rPr>
+          <w:b w:val="0"/>
+          <w:bCs w:val="0"/>
+          <w:color w:val="000000"/>
+          <w:highlight w:val="green"/>
+        </w:rPr>
+        <w:t>Datos requeridos: fuentes, tipos, presencia de datos personales, de información sujeta a</w:t>
+      </w:r>
+      <w:r>
+        <w:rPr>
+          <w:b w:val="0"/>
+          <w:bCs w:val="0"/>
+          <w:color w:val="000000"/>
+          <w:highlight w:val="green"/>
+        </w:rPr>
+        <w:t xml:space="preserve"> </w:t>
+      </w:r>
+      <w:r>
+        <w:rPr>
+          <w:b w:val="0"/>
+          <w:bCs w:val="0"/>
+          <w:color w:val="000000"/>
+          <w:highlight w:val="green"/>
+        </w:rPr>
+        <w:t>reserva tributaria</w:t>
+      </w:r>
+      <w:r>
+        <w:rPr>
+          <w:b w:val="0"/>
+          <w:bCs w:val="0"/>
+          <w:color w:val="000000"/>
+          <w:highlight w:val="green"/>
+        </w:rPr>
+        <w:t>.</w:t>
+      </w:r>
+    </w:p>
+    <w:p>
+      <w:pPr>
+        <w:pStyle w:val="Prrafodelista"/>
+        <w:spacing w:before="120" w:after="40" w:line="276" w:lineRule="auto"/>
+        <w:ind w:left="426" w:firstLine="0"/>
+        <w:rPr>
+          <w:b w:val="0"/>
+          <w:bCs w:val="0"/>
+          <w:color w:val="000000"/>
+          <w:highlight w:val="green"/>
+        </w:rPr>
+      </w:pPr>
     </w:p>
     <w:p>
       <w:pPr>
@@ -17364,6 +17995,7 @@
         <w:jc w:val="both"/>
         <w:rPr>
           <w:rFonts w:ascii="Arial" w:hAnsi="Arial" w:cs="Arial"/>
+          <w:highlight w:val="green"/>
         </w:rPr>
       </w:pPr>
       <w:r>
@@ -17372,9 +18004,30 @@
           <w:b/>
           <w:bCs/>
           <w:color w:val="000000"/>
-          <w:highlight w:val="yellow"/>
-        </w:rPr>
-        <w:t>Sección 6 — Análisis de alternativas:</w:t>
+          <w:highlight w:val="green"/>
+        </w:rPr>
+        <w:lastRenderedPageBreak/>
+        <w:t xml:space="preserve">Sección 5 — </w:t>
+      </w:r>
+      <w:r>
+        <w:rPr>
+          <w:rFonts w:ascii="Arial" w:eastAsia="Arial" w:hAnsi="Arial" w:cs="Arial"/>
+          <w:b/>
+          <w:bCs/>
+          <w:color w:val="000000"/>
+          <w:highlight w:val="green"/>
+        </w:rPr>
+        <w:t>Efecto sobre las personas y los procesos</w:t>
+      </w:r>
+      <w:r>
+        <w:rPr>
+          <w:rFonts w:ascii="Arial" w:eastAsia="Arial" w:hAnsi="Arial" w:cs="Arial"/>
+          <w:b/>
+          <w:bCs/>
+          <w:color w:val="000000"/>
+          <w:highlight w:val="green"/>
+        </w:rPr>
+        <w:t>:</w:t>
       </w:r>
     </w:p>
     <w:p>
@@ -17382,21 +18035,43 @@
         <w:pStyle w:val="Prrafodelista"/>
         <w:numPr>
           <w:ilvl w:val="0"/>
-          <w:numId w:val="7"/>
+          <w:numId w:val="35"/>
         </w:numPr>
-        <w:spacing w:after="40" w:line="276" w:lineRule="auto"/>
-        <w:rPr>
-          <w:b w:val="0"/>
-          <w:bCs w:val="0"/>
-        </w:rPr>
-      </w:pPr>
-      <w:r>
-        <w:rPr>
-          <w:b w:val="0"/>
-          <w:bCs w:val="0"/>
-          <w:color w:val="000000"/>
-        </w:rPr>
-        <w:t>¿Se evaluaron soluciones que no requieren IA? Describir.</w:t>
+        <w:spacing w:before="120" w:after="40" w:line="276" w:lineRule="auto"/>
+        <w:ind w:left="426"/>
+        <w:rPr>
+          <w:b w:val="0"/>
+          <w:bCs w:val="0"/>
+          <w:color w:val="000000"/>
+          <w:highlight w:val="green"/>
+        </w:rPr>
+      </w:pPr>
+      <w:r>
+        <w:rPr>
+          <w:b w:val="0"/>
+          <w:bCs w:val="0"/>
+          <w:color w:val="000000"/>
+          <w:highlight w:val="green"/>
+        </w:rPr>
+        <w:t>Efecto del resultado del SBIA en derechos, obligaciones o en la atención de los</w:t>
+      </w:r>
+      <w:r>
+        <w:rPr>
+          <w:b w:val="0"/>
+          <w:bCs w:val="0"/>
+          <w:color w:val="000000"/>
+          <w:highlight w:val="green"/>
+        </w:rPr>
+        <w:t xml:space="preserve"> </w:t>
+      </w:r>
+      <w:r>
+        <w:rPr>
+          <w:b w:val="0"/>
+          <w:bCs w:val="0"/>
+          <w:color w:val="000000"/>
+          <w:highlight w:val="green"/>
+        </w:rPr>
+        <w:t>administrados.</w:t>
       </w:r>
     </w:p>
     <w:p>
@@ -17404,41 +18079,25 @@
         <w:pStyle w:val="Prrafodelista"/>
         <w:numPr>
           <w:ilvl w:val="0"/>
-          <w:numId w:val="7"/>
+          <w:numId w:val="35"/>
         </w:numPr>
-        <w:spacing w:after="40" w:line="276" w:lineRule="auto"/>
-        <w:rPr>
-          <w:b w:val="0"/>
-          <w:bCs w:val="0"/>
-        </w:rPr>
-      </w:pPr>
-      <w:r>
-        <w:rPr>
-          <w:b w:val="0"/>
-          <w:bCs w:val="0"/>
-          <w:color w:val="000000"/>
-        </w:rPr>
-        <w:t>Justificación de por qué una solución basada en IA es preferible frente a las alternativas.</w:t>
-      </w:r>
-    </w:p>
-    <w:p>
-      <w:pPr>
         <w:spacing w:before="120" w:after="40" w:line="276" w:lineRule="auto"/>
-        <w:jc w:val="both"/>
-        <w:rPr>
-          <w:rFonts w:ascii="Arial" w:hAnsi="Arial" w:cs="Arial"/>
-        </w:rPr>
-      </w:pPr>
-      <w:r>
-        <w:rPr>
-          <w:rFonts w:ascii="Arial" w:eastAsia="Arial" w:hAnsi="Arial" w:cs="Arial"/>
-          <w:b/>
-          <w:bCs/>
-          <w:color w:val="000000"/>
-          <w:highlight w:val="yellow"/>
-        </w:rPr>
-        <w:lastRenderedPageBreak/>
-        <w:t>Sección 7 — Datos y riesgos preliminares:</w:t>
+        <w:ind w:left="426"/>
+        <w:rPr>
+          <w:b w:val="0"/>
+          <w:bCs w:val="0"/>
+          <w:color w:val="000000"/>
+          <w:highlight w:val="green"/>
+        </w:rPr>
+      </w:pPr>
+      <w:r>
+        <w:rPr>
+          <w:b w:val="0"/>
+          <w:bCs w:val="0"/>
+          <w:color w:val="000000"/>
+          <w:highlight w:val="green"/>
+        </w:rPr>
+        <w:t>Alcance estimado: personas, contribuyentes u operaciones comprendidas, y volumen previsto.</w:t>
       </w:r>
     </w:p>
     <w:p>
@@ -17446,21 +18105,25 @@
         <w:pStyle w:val="Prrafodelista"/>
         <w:numPr>
           <w:ilvl w:val="0"/>
-          <w:numId w:val="7"/>
+          <w:numId w:val="35"/>
         </w:numPr>
-        <w:spacing w:after="40" w:line="276" w:lineRule="auto"/>
-        <w:rPr>
-          <w:b w:val="0"/>
-          <w:bCs w:val="0"/>
-        </w:rPr>
-      </w:pPr>
-      <w:r>
-        <w:rPr>
-          <w:b w:val="0"/>
-          <w:bCs w:val="0"/>
-          <w:color w:val="000000"/>
-        </w:rPr>
-        <w:t>Datos requeridos (fuentes, tipos, presencia de datos personales o reserva tributaria).</w:t>
+        <w:spacing w:before="120" w:after="40" w:line="276" w:lineRule="auto"/>
+        <w:ind w:left="426"/>
+        <w:rPr>
+          <w:b w:val="0"/>
+          <w:bCs w:val="0"/>
+          <w:color w:val="000000"/>
+          <w:highlight w:val="green"/>
+        </w:rPr>
+      </w:pPr>
+      <w:r>
+        <w:rPr>
+          <w:b w:val="0"/>
+          <w:bCs w:val="0"/>
+          <w:color w:val="000000"/>
+          <w:highlight w:val="green"/>
+        </w:rPr>
+        <w:t>Posibilidad de revertir o corregir un resultado erróneo, y cómo se haría.</w:t>
       </w:r>
     </w:p>
     <w:p>
@@ -17468,21 +18131,25 @@
         <w:pStyle w:val="Prrafodelista"/>
         <w:numPr>
           <w:ilvl w:val="0"/>
-          <w:numId w:val="7"/>
+          <w:numId w:val="35"/>
         </w:numPr>
-        <w:spacing w:after="40" w:line="276" w:lineRule="auto"/>
-        <w:rPr>
-          <w:b w:val="0"/>
-          <w:bCs w:val="0"/>
-        </w:rPr>
-      </w:pPr>
-      <w:r>
-        <w:rPr>
-          <w:b w:val="0"/>
-          <w:bCs w:val="0"/>
-          <w:color w:val="000000"/>
-        </w:rPr>
-        <w:t>Riesgos preliminares identificados.</w:t>
+        <w:spacing w:before="120" w:after="40" w:line="276" w:lineRule="auto"/>
+        <w:ind w:left="426"/>
+        <w:rPr>
+          <w:b w:val="0"/>
+          <w:bCs w:val="0"/>
+          <w:color w:val="000000"/>
+          <w:highlight w:val="green"/>
+        </w:rPr>
+      </w:pPr>
+      <w:r>
+        <w:rPr>
+          <w:b w:val="0"/>
+          <w:bCs w:val="0"/>
+          <w:color w:val="000000"/>
+          <w:highlight w:val="green"/>
+        </w:rPr>
+        <w:t>Procesos, unidades de organización y puestos involucrados.</w:t>
       </w:r>
     </w:p>
     <w:p>
@@ -17490,21 +18157,43 @@
         <w:pStyle w:val="Prrafodelista"/>
         <w:numPr>
           <w:ilvl w:val="0"/>
-          <w:numId w:val="7"/>
+          <w:numId w:val="35"/>
         </w:numPr>
-        <w:spacing w:after="40" w:line="276" w:lineRule="auto"/>
-        <w:rPr>
-          <w:b w:val="0"/>
-          <w:bCs w:val="0"/>
-        </w:rPr>
-      </w:pPr>
-      <w:r>
-        <w:rPr>
-          <w:b w:val="0"/>
-          <w:bCs w:val="0"/>
-          <w:color w:val="000000"/>
-        </w:rPr>
-        <w:t>Clasificación de riesgo preliminar sugerida por el propietario.</w:t>
+        <w:spacing w:before="120" w:after="40" w:line="276" w:lineRule="auto"/>
+        <w:ind w:left="426"/>
+        <w:rPr>
+          <w:b w:val="0"/>
+          <w:bCs w:val="0"/>
+          <w:color w:val="000000"/>
+          <w:highlight w:val="green"/>
+        </w:rPr>
+      </w:pPr>
+      <w:r>
+        <w:rPr>
+          <w:b w:val="0"/>
+          <w:bCs w:val="0"/>
+          <w:color w:val="000000"/>
+          <w:highlight w:val="green"/>
+        </w:rPr>
+        <w:t>Clasificación de riesgo preliminar sugerida por el propietario del caso de uso conforme al</w:t>
+      </w:r>
+      <w:r>
+        <w:rPr>
+          <w:b w:val="0"/>
+          <w:bCs w:val="0"/>
+          <w:color w:val="000000"/>
+          <w:highlight w:val="green"/>
+        </w:rPr>
+        <w:t xml:space="preserve"> </w:t>
+      </w:r>
+      <w:r>
+        <w:rPr>
+          <w:b w:val="0"/>
+          <w:bCs w:val="0"/>
+          <w:color w:val="000000"/>
+          <w:highlight w:val="green"/>
+        </w:rPr>
+        <w:t>Anexo N.° 2. Es referencial y no vincula a la Comisión de Gobierno de IA.</w:t>
       </w:r>
     </w:p>
     <w:p>
@@ -17513,6 +18202,7 @@
         <w:jc w:val="both"/>
         <w:rPr>
           <w:rFonts w:ascii="Arial" w:hAnsi="Arial" w:cs="Arial"/>
+          <w:highlight w:val="green"/>
         </w:rPr>
       </w:pPr>
       <w:r>
@@ -17521,9 +18211,29 @@
           <w:b/>
           <w:bCs/>
           <w:color w:val="000000"/>
-          <w:highlight w:val="yellow"/>
-        </w:rPr>
-        <w:t>Sección 8 — Firmas:</w:t>
+          <w:highlight w:val="green"/>
+        </w:rPr>
+        <w:t xml:space="preserve">Sección </w:t>
+      </w:r>
+      <w:r>
+        <w:rPr>
+          <w:rFonts w:ascii="Arial" w:eastAsia="Arial" w:hAnsi="Arial" w:cs="Arial"/>
+          <w:b/>
+          <w:bCs/>
+          <w:color w:val="000000"/>
+          <w:highlight w:val="green"/>
+        </w:rPr>
+        <w:t>6</w:t>
+      </w:r>
+      <w:r>
+        <w:rPr>
+          <w:rFonts w:ascii="Arial" w:eastAsia="Arial" w:hAnsi="Arial" w:cs="Arial"/>
+          <w:b/>
+          <w:bCs/>
+          <w:color w:val="000000"/>
+          <w:highlight w:val="green"/>
+        </w:rPr>
+        <w:t xml:space="preserve"> — Firmas:</w:t>
       </w:r>
     </w:p>
     <w:p>
@@ -17531,19 +18241,22 @@
         <w:pStyle w:val="Prrafodelista"/>
         <w:numPr>
           <w:ilvl w:val="0"/>
-          <w:numId w:val="7"/>
+          <w:numId w:val="36"/>
         </w:numPr>
         <w:spacing w:after="40" w:line="276" w:lineRule="auto"/>
-        <w:rPr>
-          <w:b w:val="0"/>
-          <w:bCs w:val="0"/>
-        </w:rPr>
-      </w:pPr>
-      <w:r>
-        <w:rPr>
-          <w:b w:val="0"/>
-          <w:bCs w:val="0"/>
-          <w:color w:val="000000"/>
+        <w:ind w:left="426"/>
+        <w:rPr>
+          <w:b w:val="0"/>
+          <w:bCs w:val="0"/>
+          <w:highlight w:val="green"/>
+        </w:rPr>
+      </w:pPr>
+      <w:r>
+        <w:rPr>
+          <w:b w:val="0"/>
+          <w:bCs w:val="0"/>
+          <w:color w:val="000000"/>
+          <w:highlight w:val="green"/>
         </w:rPr>
         <w:t>Firma del propietario del caso de uso.</w:t>
       </w:r>
@@ -17553,15 +18266,20 @@
         <w:pStyle w:val="Prrafodelista"/>
         <w:numPr>
           <w:ilvl w:val="0"/>
-          <w:numId w:val="7"/>
+          <w:numId w:val="36"/>
         </w:numPr>
         <w:spacing w:after="40" w:line="276" w:lineRule="auto"/>
-      </w:pPr>
-      <w:r>
-        <w:rPr>
-          <w:b w:val="0"/>
-          <w:bCs w:val="0"/>
-          <w:color w:val="000000"/>
+        <w:ind w:left="426"/>
+        <w:rPr>
+          <w:highlight w:val="green"/>
+        </w:rPr>
+      </w:pPr>
+      <w:r>
+        <w:rPr>
+          <w:b w:val="0"/>
+          <w:bCs w:val="0"/>
+          <w:color w:val="000000"/>
+          <w:highlight w:val="green"/>
         </w:rPr>
         <w:t>Visto bueno del Intendente de la unidad solicitante.</w:t>
       </w:r>
@@ -18239,6 +18957,232 @@
     </w:lvl>
   </w:abstractNum>
   <w:abstractNum w:abstractNumId="1" w15:restartNumberingAfterBreak="0">
+    <w:nsid w:val="01791C72"/>
+    <w:multiLevelType w:val="hybridMultilevel"/>
+    <w:tmpl w:val="863C19D2"/>
+    <w:lvl w:ilvl="0" w:tplc="280A0001">
+      <w:start w:val="1"/>
+      <w:numFmt w:val="bullet"/>
+      <w:lvlText w:val=""/>
+      <w:lvlJc w:val="left"/>
+      <w:pPr>
+        <w:ind w:left="720" w:hanging="360"/>
+      </w:pPr>
+      <w:rPr>
+        <w:rFonts w:ascii="Symbol" w:hAnsi="Symbol" w:hint="default"/>
+      </w:rPr>
+    </w:lvl>
+    <w:lvl w:ilvl="1" w:tplc="280A0003" w:tentative="1">
+      <w:start w:val="1"/>
+      <w:numFmt w:val="bullet"/>
+      <w:lvlText w:val="o"/>
+      <w:lvlJc w:val="left"/>
+      <w:pPr>
+        <w:ind w:left="1440" w:hanging="360"/>
+      </w:pPr>
+      <w:rPr>
+        <w:rFonts w:ascii="Courier New" w:hAnsi="Courier New" w:cs="Courier New" w:hint="default"/>
+      </w:rPr>
+    </w:lvl>
+    <w:lvl w:ilvl="2" w:tplc="280A0005" w:tentative="1">
+      <w:start w:val="1"/>
+      <w:numFmt w:val="bullet"/>
+      <w:lvlText w:val=""/>
+      <w:lvlJc w:val="left"/>
+      <w:pPr>
+        <w:ind w:left="2160" w:hanging="360"/>
+      </w:pPr>
+      <w:rPr>
+        <w:rFonts w:ascii="Wingdings" w:hAnsi="Wingdings" w:hint="default"/>
+      </w:rPr>
+    </w:lvl>
+    <w:lvl w:ilvl="3" w:tplc="280A0001" w:tentative="1">
+      <w:start w:val="1"/>
+      <w:numFmt w:val="bullet"/>
+      <w:lvlText w:val=""/>
+      <w:lvlJc w:val="left"/>
+      <w:pPr>
+        <w:ind w:left="2880" w:hanging="360"/>
+      </w:pPr>
+      <w:rPr>
+        <w:rFonts w:ascii="Symbol" w:hAnsi="Symbol" w:hint="default"/>
+      </w:rPr>
+    </w:lvl>
+    <w:lvl w:ilvl="4" w:tplc="280A0003" w:tentative="1">
+      <w:start w:val="1"/>
+      <w:numFmt w:val="bullet"/>
+      <w:lvlText w:val="o"/>
+      <w:lvlJc w:val="left"/>
+      <w:pPr>
+        <w:ind w:left="3600" w:hanging="360"/>
+      </w:pPr>
+      <w:rPr>
+        <w:rFonts w:ascii="Courier New" w:hAnsi="Courier New" w:cs="Courier New" w:hint="default"/>
+      </w:rPr>
+    </w:lvl>
+    <w:lvl w:ilvl="5" w:tplc="280A0005" w:tentative="1">
+      <w:start w:val="1"/>
+      <w:numFmt w:val="bullet"/>
+      <w:lvlText w:val=""/>
+      <w:lvlJc w:val="left"/>
+      <w:pPr>
+        <w:ind w:left="4320" w:hanging="360"/>
+      </w:pPr>
+      <w:rPr>
+        <w:rFonts w:ascii="Wingdings" w:hAnsi="Wingdings" w:hint="default"/>
+      </w:rPr>
+    </w:lvl>
+    <w:lvl w:ilvl="6" w:tplc="280A0001" w:tentative="1">
+      <w:start w:val="1"/>
+      <w:numFmt w:val="bullet"/>
+      <w:lvlText w:val=""/>
+      <w:lvlJc w:val="left"/>
+      <w:pPr>
+        <w:ind w:left="5040" w:hanging="360"/>
+      </w:pPr>
+      <w:rPr>
+        <w:rFonts w:ascii="Symbol" w:hAnsi="Symbol" w:hint="default"/>
+      </w:rPr>
+    </w:lvl>
+    <w:lvl w:ilvl="7" w:tplc="280A0003" w:tentative="1">
+      <w:start w:val="1"/>
+      <w:numFmt w:val="bullet"/>
+      <w:lvlText w:val="o"/>
+      <w:lvlJc w:val="left"/>
+      <w:pPr>
+        <w:ind w:left="5760" w:hanging="360"/>
+      </w:pPr>
+      <w:rPr>
+        <w:rFonts w:ascii="Courier New" w:hAnsi="Courier New" w:cs="Courier New" w:hint="default"/>
+      </w:rPr>
+    </w:lvl>
+    <w:lvl w:ilvl="8" w:tplc="280A0005" w:tentative="1">
+      <w:start w:val="1"/>
+      <w:numFmt w:val="bullet"/>
+      <w:lvlText w:val=""/>
+      <w:lvlJc w:val="left"/>
+      <w:pPr>
+        <w:ind w:left="6480" w:hanging="360"/>
+      </w:pPr>
+      <w:rPr>
+        <w:rFonts w:ascii="Wingdings" w:hAnsi="Wingdings" w:hint="default"/>
+      </w:rPr>
+    </w:lvl>
+  </w:abstractNum>
+  <w:abstractNum w:abstractNumId="2" w15:restartNumberingAfterBreak="0">
+    <w:nsid w:val="05CD40C7"/>
+    <w:multiLevelType w:val="hybridMultilevel"/>
+    <w:tmpl w:val="AE220016"/>
+    <w:lvl w:ilvl="0" w:tplc="280A0001">
+      <w:start w:val="1"/>
+      <w:numFmt w:val="bullet"/>
+      <w:lvlText w:val=""/>
+      <w:lvlJc w:val="left"/>
+      <w:pPr>
+        <w:ind w:left="720" w:hanging="360"/>
+      </w:pPr>
+      <w:rPr>
+        <w:rFonts w:ascii="Symbol" w:hAnsi="Symbol" w:hint="default"/>
+      </w:rPr>
+    </w:lvl>
+    <w:lvl w:ilvl="1" w:tplc="280A0003" w:tentative="1">
+      <w:start w:val="1"/>
+      <w:numFmt w:val="bullet"/>
+      <w:lvlText w:val="o"/>
+      <w:lvlJc w:val="left"/>
+      <w:pPr>
+        <w:ind w:left="1440" w:hanging="360"/>
+      </w:pPr>
+      <w:rPr>
+        <w:rFonts w:ascii="Courier New" w:hAnsi="Courier New" w:cs="Courier New" w:hint="default"/>
+      </w:rPr>
+    </w:lvl>
+    <w:lvl w:ilvl="2" w:tplc="280A0005" w:tentative="1">
+      <w:start w:val="1"/>
+      <w:numFmt w:val="bullet"/>
+      <w:lvlText w:val=""/>
+      <w:lvlJc w:val="left"/>
+      <w:pPr>
+        <w:ind w:left="2160" w:hanging="360"/>
+      </w:pPr>
+      <w:rPr>
+        <w:rFonts w:ascii="Wingdings" w:hAnsi="Wingdings" w:hint="default"/>
+      </w:rPr>
+    </w:lvl>
+    <w:lvl w:ilvl="3" w:tplc="280A0001" w:tentative="1">
+      <w:start w:val="1"/>
+      <w:numFmt w:val="bullet"/>
+      <w:lvlText w:val=""/>
+      <w:lvlJc w:val="left"/>
+      <w:pPr>
+        <w:ind w:left="2880" w:hanging="360"/>
+      </w:pPr>
+      <w:rPr>
+        <w:rFonts w:ascii="Symbol" w:hAnsi="Symbol" w:hint="default"/>
+      </w:rPr>
+    </w:lvl>
+    <w:lvl w:ilvl="4" w:tplc="280A0003" w:tentative="1">
+      <w:start w:val="1"/>
+      <w:numFmt w:val="bullet"/>
+      <w:lvlText w:val="o"/>
+      <w:lvlJc w:val="left"/>
+      <w:pPr>
+        <w:ind w:left="3600" w:hanging="360"/>
+      </w:pPr>
+      <w:rPr>
+        <w:rFonts w:ascii="Courier New" w:hAnsi="Courier New" w:cs="Courier New" w:hint="default"/>
+      </w:rPr>
+    </w:lvl>
+    <w:lvl w:ilvl="5" w:tplc="280A0005" w:tentative="1">
+      <w:start w:val="1"/>
+      <w:numFmt w:val="bullet"/>
+      <w:lvlText w:val=""/>
+      <w:lvlJc w:val="left"/>
+      <w:pPr>
+        <w:ind w:left="4320" w:hanging="360"/>
+      </w:pPr>
+      <w:rPr>
+        <w:rFonts w:ascii="Wingdings" w:hAnsi="Wingdings" w:hint="default"/>
+      </w:rPr>
+    </w:lvl>
+    <w:lvl w:ilvl="6" w:tplc="280A0001" w:tentative="1">
+      <w:start w:val="1"/>
+      <w:numFmt w:val="bullet"/>
+      <w:lvlText w:val=""/>
+      <w:lvlJc w:val="left"/>
+      <w:pPr>
+        <w:ind w:left="5040" w:hanging="360"/>
+      </w:pPr>
+      <w:rPr>
+        <w:rFonts w:ascii="Symbol" w:hAnsi="Symbol" w:hint="default"/>
+      </w:rPr>
+    </w:lvl>
+    <w:lvl w:ilvl="7" w:tplc="280A0003" w:tentative="1">
+      <w:start w:val="1"/>
+      <w:numFmt w:val="bullet"/>
+      <w:lvlText w:val="o"/>
+      <w:lvlJc w:val="left"/>
+      <w:pPr>
+        <w:ind w:left="5760" w:hanging="360"/>
+      </w:pPr>
+      <w:rPr>
+        <w:rFonts w:ascii="Courier New" w:hAnsi="Courier New" w:cs="Courier New" w:hint="default"/>
+      </w:rPr>
+    </w:lvl>
+    <w:lvl w:ilvl="8" w:tplc="280A0005" w:tentative="1">
+      <w:start w:val="1"/>
+      <w:numFmt w:val="bullet"/>
+      <w:lvlText w:val=""/>
+      <w:lvlJc w:val="left"/>
+      <w:pPr>
+        <w:ind w:left="6480" w:hanging="360"/>
+      </w:pPr>
+      <w:rPr>
+        <w:rFonts w:ascii="Wingdings" w:hAnsi="Wingdings" w:hint="default"/>
+      </w:rPr>
+    </w:lvl>
+  </w:abstractNum>
+  <w:abstractNum w:abstractNumId="3" w15:restartNumberingAfterBreak="0">
     <w:nsid w:val="0C891F1A"/>
     <w:multiLevelType w:val="hybridMultilevel"/>
     <w:tmpl w:val="F53E0678"/>
@@ -18327,7 +19271,7 @@
       </w:pPr>
     </w:lvl>
   </w:abstractNum>
-  <w:abstractNum w:abstractNumId="2" w15:restartNumberingAfterBreak="0">
+  <w:abstractNum w:abstractNumId="4" w15:restartNumberingAfterBreak="0">
     <w:nsid w:val="0D2922A1"/>
     <w:multiLevelType w:val="multilevel"/>
     <w:tmpl w:val="349830C2"/>
@@ -18449,7 +19393,7 @@
       </w:rPr>
     </w:lvl>
   </w:abstractNum>
-  <w:abstractNum w:abstractNumId="3" w15:restartNumberingAfterBreak="0">
+  <w:abstractNum w:abstractNumId="5" w15:restartNumberingAfterBreak="0">
     <w:nsid w:val="0DF53514"/>
     <w:multiLevelType w:val="hybridMultilevel"/>
     <w:tmpl w:val="0290861C"/>
@@ -18535,7 +19479,7 @@
       </w:pPr>
     </w:lvl>
   </w:abstractNum>
-  <w:abstractNum w:abstractNumId="4" w15:restartNumberingAfterBreak="0">
+  <w:abstractNum w:abstractNumId="6" w15:restartNumberingAfterBreak="0">
     <w:nsid w:val="21086EC9"/>
     <w:multiLevelType w:val="hybridMultilevel"/>
     <w:tmpl w:val="E3386E46"/>
@@ -18621,7 +19565,120 @@
       </w:pPr>
     </w:lvl>
   </w:abstractNum>
-  <w:abstractNum w:abstractNumId="5" w15:restartNumberingAfterBreak="0">
+  <w:abstractNum w:abstractNumId="7" w15:restartNumberingAfterBreak="0">
+    <w:nsid w:val="21C826D7"/>
+    <w:multiLevelType w:val="hybridMultilevel"/>
+    <w:tmpl w:val="031E17F2"/>
+    <w:lvl w:ilvl="0" w:tplc="280A0001">
+      <w:start w:val="1"/>
+      <w:numFmt w:val="bullet"/>
+      <w:lvlText w:val=""/>
+      <w:lvlJc w:val="left"/>
+      <w:pPr>
+        <w:ind w:left="720" w:hanging="360"/>
+      </w:pPr>
+      <w:rPr>
+        <w:rFonts w:ascii="Symbol" w:hAnsi="Symbol" w:hint="default"/>
+      </w:rPr>
+    </w:lvl>
+    <w:lvl w:ilvl="1" w:tplc="280A0003" w:tentative="1">
+      <w:start w:val="1"/>
+      <w:numFmt w:val="bullet"/>
+      <w:lvlText w:val="o"/>
+      <w:lvlJc w:val="left"/>
+      <w:pPr>
+        <w:ind w:left="1440" w:hanging="360"/>
+      </w:pPr>
+      <w:rPr>
+        <w:rFonts w:ascii="Courier New" w:hAnsi="Courier New" w:cs="Courier New" w:hint="default"/>
+      </w:rPr>
+    </w:lvl>
+    <w:lvl w:ilvl="2" w:tplc="280A0005" w:tentative="1">
+      <w:start w:val="1"/>
+      <w:numFmt w:val="bullet"/>
+      <w:lvlText w:val=""/>
+      <w:lvlJc w:val="left"/>
+      <w:pPr>
+        <w:ind w:left="2160" w:hanging="360"/>
+      </w:pPr>
+      <w:rPr>
+        <w:rFonts w:ascii="Wingdings" w:hAnsi="Wingdings" w:hint="default"/>
+      </w:rPr>
+    </w:lvl>
+    <w:lvl w:ilvl="3" w:tplc="280A0001" w:tentative="1">
+      <w:start w:val="1"/>
+      <w:numFmt w:val="bullet"/>
+      <w:lvlText w:val=""/>
+      <w:lvlJc w:val="left"/>
+      <w:pPr>
+        <w:ind w:left="2880" w:hanging="360"/>
+      </w:pPr>
+      <w:rPr>
+        <w:rFonts w:ascii="Symbol" w:hAnsi="Symbol" w:hint="default"/>
+      </w:rPr>
+    </w:lvl>
+    <w:lvl w:ilvl="4" w:tplc="280A0003" w:tentative="1">
+      <w:start w:val="1"/>
+      <w:numFmt w:val="bullet"/>
+      <w:lvlText w:val="o"/>
+      <w:lvlJc w:val="left"/>
+      <w:pPr>
+        <w:ind w:left="3600" w:hanging="360"/>
+      </w:pPr>
+      <w:rPr>
+        <w:rFonts w:ascii="Courier New" w:hAnsi="Courier New" w:cs="Courier New" w:hint="default"/>
+      </w:rPr>
+    </w:lvl>
+    <w:lvl w:ilvl="5" w:tplc="280A0005" w:tentative="1">
+      <w:start w:val="1"/>
+      <w:numFmt w:val="bullet"/>
+      <w:lvlText w:val=""/>
+      <w:lvlJc w:val="left"/>
+      <w:pPr>
+        <w:ind w:left="4320" w:hanging="360"/>
+      </w:pPr>
+      <w:rPr>
+        <w:rFonts w:ascii="Wingdings" w:hAnsi="Wingdings" w:hint="default"/>
+      </w:rPr>
+    </w:lvl>
+    <w:lvl w:ilvl="6" w:tplc="280A0001" w:tentative="1">
+      <w:start w:val="1"/>
+      <w:numFmt w:val="bullet"/>
+      <w:lvlText w:val=""/>
+      <w:lvlJc w:val="left"/>
+      <w:pPr>
+        <w:ind w:left="5040" w:hanging="360"/>
+      </w:pPr>
+      <w:rPr>
+        <w:rFonts w:ascii="Symbol" w:hAnsi="Symbol" w:hint="default"/>
+      </w:rPr>
+    </w:lvl>
+    <w:lvl w:ilvl="7" w:tplc="280A0003" w:tentative="1">
+      <w:start w:val="1"/>
+      <w:numFmt w:val="bullet"/>
+      <w:lvlText w:val="o"/>
+      <w:lvlJc w:val="left"/>
+      <w:pPr>
+        <w:ind w:left="5760" w:hanging="360"/>
+      </w:pPr>
+      <w:rPr>
+        <w:rFonts w:ascii="Courier New" w:hAnsi="Courier New" w:cs="Courier New" w:hint="default"/>
+      </w:rPr>
+    </w:lvl>
+    <w:lvl w:ilvl="8" w:tplc="280A0005" w:tentative="1">
+      <w:start w:val="1"/>
+      <w:numFmt w:val="bullet"/>
+      <w:lvlText w:val=""/>
+      <w:lvlJc w:val="left"/>
+      <w:pPr>
+        <w:ind w:left="6480" w:hanging="360"/>
+      </w:pPr>
+      <w:rPr>
+        <w:rFonts w:ascii="Wingdings" w:hAnsi="Wingdings" w:hint="default"/>
+      </w:rPr>
+    </w:lvl>
+  </w:abstractNum>
+  <w:abstractNum w:abstractNumId="8" w15:restartNumberingAfterBreak="0">
     <w:nsid w:val="25B376A4"/>
     <w:multiLevelType w:val="hybridMultilevel"/>
     <w:tmpl w:val="721AAEA0"/>
@@ -18707,7 +19764,7 @@
       </w:pPr>
     </w:lvl>
   </w:abstractNum>
-  <w:abstractNum w:abstractNumId="6" w15:restartNumberingAfterBreak="0">
+  <w:abstractNum w:abstractNumId="9" w15:restartNumberingAfterBreak="0">
     <w:nsid w:val="26537F64"/>
     <w:multiLevelType w:val="hybridMultilevel"/>
     <w:tmpl w:val="432EC13A"/>
@@ -18797,7 +19854,7 @@
       </w:pPr>
     </w:lvl>
   </w:abstractNum>
-  <w:abstractNum w:abstractNumId="7" w15:restartNumberingAfterBreak="0">
+  <w:abstractNum w:abstractNumId="10" w15:restartNumberingAfterBreak="0">
     <w:nsid w:val="26AB2826"/>
     <w:multiLevelType w:val="hybridMultilevel"/>
     <w:tmpl w:val="46300FCC"/>
@@ -18886,7 +19943,7 @@
       </w:pPr>
     </w:lvl>
   </w:abstractNum>
-  <w:abstractNum w:abstractNumId="8" w15:restartNumberingAfterBreak="0">
+  <w:abstractNum w:abstractNumId="11" w15:restartNumberingAfterBreak="0">
     <w:nsid w:val="306438F9"/>
     <w:multiLevelType w:val="hybridMultilevel"/>
     <w:tmpl w:val="BFF26102"/>
@@ -18972,7 +20029,7 @@
       </w:pPr>
     </w:lvl>
   </w:abstractNum>
-  <w:abstractNum w:abstractNumId="9" w15:restartNumberingAfterBreak="0">
+  <w:abstractNum w:abstractNumId="12" w15:restartNumberingAfterBreak="0">
     <w:nsid w:val="318F7021"/>
     <w:multiLevelType w:val="hybridMultilevel"/>
     <w:tmpl w:val="C0D421CE"/>
@@ -19058,7 +20115,7 @@
       </w:pPr>
     </w:lvl>
   </w:abstractNum>
-  <w:abstractNum w:abstractNumId="10" w15:restartNumberingAfterBreak="0">
+  <w:abstractNum w:abstractNumId="13" w15:restartNumberingAfterBreak="0">
     <w:nsid w:val="3EA73AEA"/>
     <w:multiLevelType w:val="multilevel"/>
     <w:tmpl w:val="C6F2D288"/>
@@ -19171,7 +20228,7 @@
       </w:rPr>
     </w:lvl>
   </w:abstractNum>
-  <w:abstractNum w:abstractNumId="11" w15:restartNumberingAfterBreak="0">
+  <w:abstractNum w:abstractNumId="14" w15:restartNumberingAfterBreak="0">
     <w:nsid w:val="3FD80BD6"/>
     <w:multiLevelType w:val="hybridMultilevel"/>
     <w:tmpl w:val="564CF5A6"/>
@@ -19260,7 +20317,7 @@
       </w:pPr>
     </w:lvl>
   </w:abstractNum>
-  <w:abstractNum w:abstractNumId="12" w15:restartNumberingAfterBreak="0">
+  <w:abstractNum w:abstractNumId="15" w15:restartNumberingAfterBreak="0">
     <w:nsid w:val="3FDD5197"/>
     <w:multiLevelType w:val="hybridMultilevel"/>
     <w:tmpl w:val="C616E364"/>
@@ -19373,7 +20430,7 @@
       </w:rPr>
     </w:lvl>
   </w:abstractNum>
-  <w:abstractNum w:abstractNumId="13" w15:restartNumberingAfterBreak="0">
+  <w:abstractNum w:abstractNumId="16" w15:restartNumberingAfterBreak="0">
     <w:nsid w:val="408E55E4"/>
     <w:multiLevelType w:val="hybridMultilevel"/>
     <w:tmpl w:val="92A8D8CA"/>
@@ -19459,7 +20516,7 @@
       </w:pPr>
     </w:lvl>
   </w:abstractNum>
-  <w:abstractNum w:abstractNumId="14" w15:restartNumberingAfterBreak="0">
+  <w:abstractNum w:abstractNumId="17" w15:restartNumberingAfterBreak="0">
     <w:nsid w:val="43BD5B3E"/>
     <w:multiLevelType w:val="hybridMultilevel"/>
     <w:tmpl w:val="39143236"/>
@@ -19545,7 +20602,7 @@
       </w:pPr>
     </w:lvl>
   </w:abstractNum>
-  <w:abstractNum w:abstractNumId="15" w15:restartNumberingAfterBreak="0">
+  <w:abstractNum w:abstractNumId="18" w15:restartNumberingAfterBreak="0">
     <w:nsid w:val="4B2F08FB"/>
     <w:multiLevelType w:val="hybridMultilevel"/>
     <w:tmpl w:val="39143236"/>
@@ -19631,7 +20688,7 @@
       </w:pPr>
     </w:lvl>
   </w:abstractNum>
-  <w:abstractNum w:abstractNumId="16" w15:restartNumberingAfterBreak="0">
+  <w:abstractNum w:abstractNumId="19" w15:restartNumberingAfterBreak="0">
     <w:nsid w:val="4F2B7D15"/>
     <w:multiLevelType w:val="hybridMultilevel"/>
     <w:tmpl w:val="CA2A221A"/>
@@ -19717,7 +20774,7 @@
       </w:pPr>
     </w:lvl>
   </w:abstractNum>
-  <w:abstractNum w:abstractNumId="17" w15:restartNumberingAfterBreak="0">
+  <w:abstractNum w:abstractNumId="20" w15:restartNumberingAfterBreak="0">
     <w:nsid w:val="59D0517D"/>
     <w:multiLevelType w:val="hybridMultilevel"/>
     <w:tmpl w:val="BE487E52"/>
@@ -19803,7 +20860,7 @@
       </w:pPr>
     </w:lvl>
   </w:abstractNum>
-  <w:abstractNum w:abstractNumId="18" w15:restartNumberingAfterBreak="0">
+  <w:abstractNum w:abstractNumId="21" w15:restartNumberingAfterBreak="0">
     <w:nsid w:val="5DB76E19"/>
     <w:multiLevelType w:val="hybridMultilevel"/>
     <w:tmpl w:val="EF52A196"/>
@@ -19916,7 +20973,7 @@
       </w:rPr>
     </w:lvl>
   </w:abstractNum>
-  <w:abstractNum w:abstractNumId="19" w15:restartNumberingAfterBreak="0">
+  <w:abstractNum w:abstractNumId="22" w15:restartNumberingAfterBreak="0">
     <w:nsid w:val="61FD7A2B"/>
     <w:multiLevelType w:val="hybridMultilevel"/>
     <w:tmpl w:val="15F6DC90"/>
@@ -20002,7 +21059,7 @@
       </w:pPr>
     </w:lvl>
   </w:abstractNum>
-  <w:abstractNum w:abstractNumId="20" w15:restartNumberingAfterBreak="0">
+  <w:abstractNum w:abstractNumId="23" w15:restartNumberingAfterBreak="0">
     <w:nsid w:val="647B13F7"/>
     <w:multiLevelType w:val="multilevel"/>
     <w:tmpl w:val="E2D825EC"/>
@@ -20116,7 +21173,7 @@
       </w:rPr>
     </w:lvl>
   </w:abstractNum>
-  <w:abstractNum w:abstractNumId="21" w15:restartNumberingAfterBreak="0">
+  <w:abstractNum w:abstractNumId="24" w15:restartNumberingAfterBreak="0">
     <w:nsid w:val="65D30CFE"/>
     <w:multiLevelType w:val="hybridMultilevel"/>
     <w:tmpl w:val="660AEFD2"/>
@@ -20205,7 +21262,7 @@
       </w:pPr>
     </w:lvl>
   </w:abstractNum>
-  <w:abstractNum w:abstractNumId="22" w15:restartNumberingAfterBreak="0">
+  <w:abstractNum w:abstractNumId="25" w15:restartNumberingAfterBreak="0">
     <w:nsid w:val="669E07F8"/>
     <w:multiLevelType w:val="hybridMultilevel"/>
     <w:tmpl w:val="EAFEA70A"/>
@@ -20291,7 +21348,7 @@
       </w:pPr>
     </w:lvl>
   </w:abstractNum>
-  <w:abstractNum w:abstractNumId="23" w15:restartNumberingAfterBreak="0">
+  <w:abstractNum w:abstractNumId="26" w15:restartNumberingAfterBreak="0">
     <w:nsid w:val="6750294A"/>
     <w:multiLevelType w:val="hybridMultilevel"/>
     <w:tmpl w:val="76064DB4"/>
@@ -20404,7 +21461,7 @@
       </w:rPr>
     </w:lvl>
   </w:abstractNum>
-  <w:abstractNum w:abstractNumId="24" w15:restartNumberingAfterBreak="0">
+  <w:abstractNum w:abstractNumId="27" w15:restartNumberingAfterBreak="0">
     <w:nsid w:val="676E37BD"/>
     <w:multiLevelType w:val="hybridMultilevel"/>
     <w:tmpl w:val="EB940EB0"/>
@@ -20497,7 +21554,7 @@
       </w:pPr>
     </w:lvl>
   </w:abstractNum>
-  <w:abstractNum w:abstractNumId="25" w15:restartNumberingAfterBreak="0">
+  <w:abstractNum w:abstractNumId="28" w15:restartNumberingAfterBreak="0">
     <w:nsid w:val="6CE155A7"/>
     <w:multiLevelType w:val="hybridMultilevel"/>
     <w:tmpl w:val="3C9A6024"/>
@@ -20610,7 +21667,120 @@
       </w:rPr>
     </w:lvl>
   </w:abstractNum>
-  <w:abstractNum w:abstractNumId="26" w15:restartNumberingAfterBreak="0">
+  <w:abstractNum w:abstractNumId="29" w15:restartNumberingAfterBreak="0">
+    <w:nsid w:val="6CFA73D9"/>
+    <w:multiLevelType w:val="hybridMultilevel"/>
+    <w:tmpl w:val="5A46AE7E"/>
+    <w:lvl w:ilvl="0" w:tplc="280A0001">
+      <w:start w:val="1"/>
+      <w:numFmt w:val="bullet"/>
+      <w:lvlText w:val=""/>
+      <w:lvlJc w:val="left"/>
+      <w:pPr>
+        <w:ind w:left="1080" w:hanging="360"/>
+      </w:pPr>
+      <w:rPr>
+        <w:rFonts w:ascii="Symbol" w:hAnsi="Symbol" w:hint="default"/>
+      </w:rPr>
+    </w:lvl>
+    <w:lvl w:ilvl="1" w:tplc="280A0003" w:tentative="1">
+      <w:start w:val="1"/>
+      <w:numFmt w:val="bullet"/>
+      <w:lvlText w:val="o"/>
+      <w:lvlJc w:val="left"/>
+      <w:pPr>
+        <w:ind w:left="1800" w:hanging="360"/>
+      </w:pPr>
+      <w:rPr>
+        <w:rFonts w:ascii="Courier New" w:hAnsi="Courier New" w:cs="Courier New" w:hint="default"/>
+      </w:rPr>
+    </w:lvl>
+    <w:lvl w:ilvl="2" w:tplc="280A0005" w:tentative="1">
+      <w:start w:val="1"/>
+      <w:numFmt w:val="bullet"/>
+      <w:lvlText w:val=""/>
+      <w:lvlJc w:val="left"/>
+      <w:pPr>
+        <w:ind w:left="2520" w:hanging="360"/>
+      </w:pPr>
+      <w:rPr>
+        <w:rFonts w:ascii="Wingdings" w:hAnsi="Wingdings" w:hint="default"/>
+      </w:rPr>
+    </w:lvl>
+    <w:lvl w:ilvl="3" w:tplc="280A0001" w:tentative="1">
+      <w:start w:val="1"/>
+      <w:numFmt w:val="bullet"/>
+      <w:lvlText w:val=""/>
+      <w:lvlJc w:val="left"/>
+      <w:pPr>
+        <w:ind w:left="3240" w:hanging="360"/>
+      </w:pPr>
+      <w:rPr>
+        <w:rFonts w:ascii="Symbol" w:hAnsi="Symbol" w:hint="default"/>
+      </w:rPr>
+    </w:lvl>
+    <w:lvl w:ilvl="4" w:tplc="280A0003" w:tentative="1">
+      <w:start w:val="1"/>
+      <w:numFmt w:val="bullet"/>
+      <w:lvlText w:val="o"/>
+      <w:lvlJc w:val="left"/>
+      <w:pPr>
+        <w:ind w:left="3960" w:hanging="360"/>
+      </w:pPr>
+      <w:rPr>
+        <w:rFonts w:ascii="Courier New" w:hAnsi="Courier New" w:cs="Courier New" w:hint="default"/>
+      </w:rPr>
+    </w:lvl>
+    <w:lvl w:ilvl="5" w:tplc="280A0005" w:tentative="1">
+      <w:start w:val="1"/>
+      <w:numFmt w:val="bullet"/>
+      <w:lvlText w:val=""/>
+      <w:lvlJc w:val="left"/>
+      <w:pPr>
+        <w:ind w:left="4680" w:hanging="360"/>
+      </w:pPr>
+      <w:rPr>
+        <w:rFonts w:ascii="Wingdings" w:hAnsi="Wingdings" w:hint="default"/>
+      </w:rPr>
+    </w:lvl>
+    <w:lvl w:ilvl="6" w:tplc="280A0001" w:tentative="1">
+      <w:start w:val="1"/>
+      <w:numFmt w:val="bullet"/>
+      <w:lvlText w:val=""/>
+      <w:lvlJc w:val="left"/>
+      <w:pPr>
+        <w:ind w:left="5400" w:hanging="360"/>
+      </w:pPr>
+      <w:rPr>
+        <w:rFonts w:ascii="Symbol" w:hAnsi="Symbol" w:hint="default"/>
+      </w:rPr>
+    </w:lvl>
+    <w:lvl w:ilvl="7" w:tplc="280A0003" w:tentative="1">
+      <w:start w:val="1"/>
+      <w:numFmt w:val="bullet"/>
+      <w:lvlText w:val="o"/>
+      <w:lvlJc w:val="left"/>
+      <w:pPr>
+        <w:ind w:left="6120" w:hanging="360"/>
+      </w:pPr>
+      <w:rPr>
+        <w:rFonts w:ascii="Courier New" w:hAnsi="Courier New" w:cs="Courier New" w:hint="default"/>
+      </w:rPr>
+    </w:lvl>
+    <w:lvl w:ilvl="8" w:tplc="280A0005" w:tentative="1">
+      <w:start w:val="1"/>
+      <w:numFmt w:val="bullet"/>
+      <w:lvlText w:val=""/>
+      <w:lvlJc w:val="left"/>
+      <w:pPr>
+        <w:ind w:left="6840" w:hanging="360"/>
+      </w:pPr>
+      <w:rPr>
+        <w:rFonts w:ascii="Wingdings" w:hAnsi="Wingdings" w:hint="default"/>
+      </w:rPr>
+    </w:lvl>
+  </w:abstractNum>
+  <w:abstractNum w:abstractNumId="30" w15:restartNumberingAfterBreak="0">
     <w:nsid w:val="70D01E5A"/>
     <w:multiLevelType w:val="hybridMultilevel"/>
     <w:tmpl w:val="592ED5D4"/>
@@ -20723,7 +21893,7 @@
       </w:rPr>
     </w:lvl>
   </w:abstractNum>
-  <w:abstractNum w:abstractNumId="27" w15:restartNumberingAfterBreak="0">
+  <w:abstractNum w:abstractNumId="31" w15:restartNumberingAfterBreak="0">
     <w:nsid w:val="7106318E"/>
     <w:multiLevelType w:val="hybridMultilevel"/>
     <w:tmpl w:val="DC206462"/>
@@ -20836,7 +22006,7 @@
       </w:rPr>
     </w:lvl>
   </w:abstractNum>
-  <w:abstractNum w:abstractNumId="28" w15:restartNumberingAfterBreak="0">
+  <w:abstractNum w:abstractNumId="32" w15:restartNumberingAfterBreak="0">
     <w:nsid w:val="726322FD"/>
     <w:multiLevelType w:val="hybridMultilevel"/>
     <w:tmpl w:val="876CAB38"/>
@@ -20925,7 +22095,7 @@
       </w:pPr>
     </w:lvl>
   </w:abstractNum>
-  <w:abstractNum w:abstractNumId="29" w15:restartNumberingAfterBreak="0">
+  <w:abstractNum w:abstractNumId="33" w15:restartNumberingAfterBreak="0">
     <w:nsid w:val="79FD4021"/>
     <w:multiLevelType w:val="hybridMultilevel"/>
     <w:tmpl w:val="96A842E0"/>
@@ -21038,7 +22208,7 @@
       </w:rPr>
     </w:lvl>
   </w:abstractNum>
-  <w:abstractNum w:abstractNumId="30" w15:restartNumberingAfterBreak="0">
+  <w:abstractNum w:abstractNumId="34" w15:restartNumberingAfterBreak="0">
     <w:nsid w:val="7BE25DC7"/>
     <w:multiLevelType w:val="hybridMultilevel"/>
     <w:tmpl w:val="AC48BD02"/>
@@ -21151,7 +22321,7 @@
       </w:rPr>
     </w:lvl>
   </w:abstractNum>
-  <w:abstractNum w:abstractNumId="31" w15:restartNumberingAfterBreak="0">
+  <w:abstractNum w:abstractNumId="35" w15:restartNumberingAfterBreak="0">
     <w:nsid w:val="7EE14D73"/>
     <w:multiLevelType w:val="multilevel"/>
     <w:tmpl w:val="FDC04314"/>
@@ -21274,100 +22444,112 @@
     </w:lvl>
   </w:abstractNum>
   <w:num w:numId="1" w16cid:durableId="1338196560">
+    <w:abstractNumId w:val="23"/>
+  </w:num>
+  <w:num w:numId="2" w16cid:durableId="997340142">
+    <w:abstractNumId w:val="4"/>
+  </w:num>
+  <w:num w:numId="3" w16cid:durableId="818888625">
+    <w:abstractNumId w:val="17"/>
+  </w:num>
+  <w:num w:numId="4" w16cid:durableId="789980796">
+    <w:abstractNumId w:val="18"/>
+  </w:num>
+  <w:num w:numId="5" w16cid:durableId="2135756204">
+    <w:abstractNumId w:val="8"/>
+  </w:num>
+  <w:num w:numId="6" w16cid:durableId="1603613276">
+    <w:abstractNumId w:val="12"/>
+  </w:num>
+  <w:num w:numId="7" w16cid:durableId="1698236715">
+    <w:abstractNumId w:val="33"/>
+  </w:num>
+  <w:num w:numId="8" w16cid:durableId="1567180075">
+    <w:abstractNumId w:val="35"/>
+  </w:num>
+  <w:num w:numId="9" w16cid:durableId="260988981">
+    <w:abstractNumId w:val="27"/>
+  </w:num>
+  <w:num w:numId="10" w16cid:durableId="360321617">
     <w:abstractNumId w:val="20"/>
   </w:num>
-  <w:num w:numId="2" w16cid:durableId="997340142">
-    <w:abstractNumId w:val="2"/>
-  </w:num>
-  <w:num w:numId="3" w16cid:durableId="818888625">
-    <w:abstractNumId w:val="14"/>
-  </w:num>
-  <w:num w:numId="4" w16cid:durableId="789980796">
-    <w:abstractNumId w:val="15"/>
-  </w:num>
-  <w:num w:numId="5" w16cid:durableId="2135756204">
-    <w:abstractNumId w:val="5"/>
-  </w:num>
-  <w:num w:numId="6" w16cid:durableId="1603613276">
-    <w:abstractNumId w:val="9"/>
-  </w:num>
-  <w:num w:numId="7" w16cid:durableId="1698236715">
-    <w:abstractNumId w:val="29"/>
-  </w:num>
-  <w:num w:numId="8" w16cid:durableId="1567180075">
-    <w:abstractNumId w:val="31"/>
-  </w:num>
-  <w:num w:numId="9" w16cid:durableId="260988981">
-    <w:abstractNumId w:val="24"/>
-  </w:num>
-  <w:num w:numId="10" w16cid:durableId="360321617">
-    <w:abstractNumId w:val="17"/>
-  </w:num>
   <w:num w:numId="11" w16cid:durableId="11301047">
-    <w:abstractNumId w:val="23"/>
+    <w:abstractNumId w:val="26"/>
   </w:num>
   <w:num w:numId="12" w16cid:durableId="104814016">
-    <w:abstractNumId w:val="26"/>
+    <w:abstractNumId w:val="30"/>
   </w:num>
   <w:num w:numId="13" w16cid:durableId="1885175596">
     <w:abstractNumId w:val="0"/>
   </w:num>
   <w:num w:numId="14" w16cid:durableId="167066823">
-    <w:abstractNumId w:val="27"/>
+    <w:abstractNumId w:val="31"/>
   </w:num>
   <w:num w:numId="15" w16cid:durableId="954553902">
+    <w:abstractNumId w:val="28"/>
+  </w:num>
+  <w:num w:numId="16" w16cid:durableId="1324506319">
+    <w:abstractNumId w:val="15"/>
+  </w:num>
+  <w:num w:numId="17" w16cid:durableId="1839225738">
+    <w:abstractNumId w:val="34"/>
+  </w:num>
+  <w:num w:numId="18" w16cid:durableId="267396013">
+    <w:abstractNumId w:val="21"/>
+  </w:num>
+  <w:num w:numId="19" w16cid:durableId="1228301004">
+    <w:abstractNumId w:val="24"/>
+  </w:num>
+  <w:num w:numId="20" w16cid:durableId="554125780">
+    <w:abstractNumId w:val="13"/>
+  </w:num>
+  <w:num w:numId="21" w16cid:durableId="1964574287">
+    <w:abstractNumId w:val="16"/>
+  </w:num>
+  <w:num w:numId="22" w16cid:durableId="1868059492">
     <w:abstractNumId w:val="25"/>
   </w:num>
-  <w:num w:numId="16" w16cid:durableId="1324506319">
-    <w:abstractNumId w:val="12"/>
+  <w:num w:numId="23" w16cid:durableId="529534098">
+    <w:abstractNumId w:val="3"/>
   </w:num>
-  <w:num w:numId="17" w16cid:durableId="1839225738">
-    <w:abstractNumId w:val="30"/>
+  <w:num w:numId="24" w16cid:durableId="1828084485">
+    <w:abstractNumId w:val="14"/>
   </w:num>
-  <w:num w:numId="18" w16cid:durableId="267396013">
-    <w:abstractNumId w:val="18"/>
-  </w:num>
-  <w:num w:numId="19" w16cid:durableId="1228301004">
-    <w:abstractNumId w:val="21"/>
-  </w:num>
-  <w:num w:numId="20" w16cid:durableId="554125780">
+  <w:num w:numId="25" w16cid:durableId="1934242185">
     <w:abstractNumId w:val="10"/>
   </w:num>
-  <w:num w:numId="21" w16cid:durableId="1964574287">
-    <w:abstractNumId w:val="13"/>
+  <w:num w:numId="26" w16cid:durableId="1799032513">
+    <w:abstractNumId w:val="32"/>
   </w:num>
-  <w:num w:numId="22" w16cid:durableId="1868059492">
+  <w:num w:numId="27" w16cid:durableId="98570134">
+    <w:abstractNumId w:val="9"/>
+  </w:num>
+  <w:num w:numId="28" w16cid:durableId="1517381528">
+    <w:abstractNumId w:val="5"/>
+  </w:num>
+  <w:num w:numId="29" w16cid:durableId="823667415">
+    <w:abstractNumId w:val="11"/>
+  </w:num>
+  <w:num w:numId="30" w16cid:durableId="1665426430">
+    <w:abstractNumId w:val="19"/>
+  </w:num>
+  <w:num w:numId="31" w16cid:durableId="724336090">
     <w:abstractNumId w:val="22"/>
   </w:num>
-  <w:num w:numId="23" w16cid:durableId="529534098">
+  <w:num w:numId="32" w16cid:durableId="1229151702">
+    <w:abstractNumId w:val="6"/>
+  </w:num>
+  <w:num w:numId="33" w16cid:durableId="1877502275">
     <w:abstractNumId w:val="1"/>
   </w:num>
-  <w:num w:numId="24" w16cid:durableId="1828084485">
-    <w:abstractNumId w:val="11"/>
+  <w:num w:numId="34" w16cid:durableId="395935091">
+    <w:abstractNumId w:val="2"/>
   </w:num>
-  <w:num w:numId="25" w16cid:durableId="1934242185">
+  <w:num w:numId="35" w16cid:durableId="996500697">
     <w:abstractNumId w:val="7"/>
   </w:num>
-  <w:num w:numId="26" w16cid:durableId="1799032513">
-    <w:abstractNumId w:val="28"/>
-  </w:num>
-  <w:num w:numId="27" w16cid:durableId="98570134">
-    <w:abstractNumId w:val="6"/>
-  </w:num>
-  <w:num w:numId="28" w16cid:durableId="1517381528">
-    <w:abstractNumId w:val="3"/>
-  </w:num>
-  <w:num w:numId="29" w16cid:durableId="823667415">
-    <w:abstractNumId w:val="8"/>
-  </w:num>
-  <w:num w:numId="30" w16cid:durableId="1665426430">
-    <w:abstractNumId w:val="16"/>
-  </w:num>
-  <w:num w:numId="31" w16cid:durableId="724336090">
-    <w:abstractNumId w:val="19"/>
-  </w:num>
-  <w:num w:numId="32" w16cid:durableId="1229151702">
-    <w:abstractNumId w:val="4"/>
+  <w:num w:numId="36" w16cid:durableId="955452418">
+    <w:abstractNumId w:val="29"/>
   </w:num>
   <w:numIdMacAtCleanup w:val="20"/>
 </w:numbering>

--- a/normativo/DIRECTIVA-GOBIERNO-IA.docx
+++ b/normativo/DIRECTIVA-GOBIERNO-IA.docx
@@ -4908,6 +4908,18 @@
               </w:rPr>
               <w:t>de IA emite pronunciamiento no favorable, conforme al numeral 6.1.4.</w:t>
             </w:r>
+          </w:p>
+          <w:p>
+            <w:pPr>
+              <w:pStyle w:val="Prrafodelista"/>
+              <w:numPr>
+                <w:ilvl w:val="0"/>
+                <w:numId w:val="13"/>
+              </w:numPr>
+              <w:spacing w:before="20" w:after="20" w:line="276" w:lineRule="auto"/>
+              <w:ind w:left="269" w:hanging="269"/>
+              <w:jc w:val="left"/>
+            </w:pPr>
             <w:r>
               <w:rPr>
                 <w:b w:val="0"/>
@@ -7280,28 +7292,94 @@
           <w:color w:val="000000"/>
         </w:rPr>
         <w:tab/>
-        <w:t>Todo SBIA en la SUNAT sigue un ciclo de vida gestionado con las siguientes etapas</w:t>
-      </w:r>
-      <w:r>
-        <w:rPr>
-          <w:rFonts w:ascii="Arial" w:eastAsia="Arial" w:hAnsi="Arial" w:cs="Arial"/>
-          <w:color w:val="000000"/>
-        </w:rPr>
-        <w:t xml:space="preserve">. </w:t>
-      </w:r>
-      <w:r>
-        <w:rPr>
-          <w:rFonts w:ascii="Arial" w:eastAsia="Arial" w:hAnsi="Arial" w:cs="Arial"/>
-          <w:color w:val="000000"/>
-        </w:rPr>
-        <w:t>El ciclo de vida establecido en este numeral identifica las etapas y los hitos propios del componente de IA</w:t>
-      </w:r>
-      <w:r>
-        <w:rPr>
-          <w:rFonts w:ascii="Arial" w:eastAsia="Arial" w:hAnsi="Arial" w:cs="Arial"/>
-          <w:color w:val="000000"/>
-        </w:rPr>
-        <w:t>:</w:t>
+      </w:r>
+      <w:r>
+        <w:rPr>
+          <w:rFonts w:ascii="Arial" w:eastAsia="Arial" w:hAnsi="Arial" w:cs="Arial"/>
+          <w:color w:val="000000"/>
+          <w:highlight w:val="green"/>
+        </w:rPr>
+        <w:t>Todo SBIA en la SUNAT sigue un ciclo de vida gestionado, con las etapas y los hitos</w:t>
+      </w:r>
+      <w:r>
+        <w:rPr>
+          <w:rFonts w:ascii="Arial" w:eastAsia="Arial" w:hAnsi="Arial" w:cs="Arial"/>
+          <w:color w:val="000000"/>
+          <w:highlight w:val="green"/>
+        </w:rPr>
+        <w:t xml:space="preserve"> </w:t>
+      </w:r>
+      <w:r>
+        <w:rPr>
+          <w:rFonts w:ascii="Arial" w:eastAsia="Arial" w:hAnsi="Arial" w:cs="Arial"/>
+          <w:color w:val="000000"/>
+          <w:highlight w:val="green"/>
+        </w:rPr>
+        <w:t>propios del componente de IA que se detallan a continuación. Este ciclo no sustituye</w:t>
+      </w:r>
+      <w:r>
+        <w:rPr>
+          <w:rFonts w:ascii="Arial" w:eastAsia="Arial" w:hAnsi="Arial" w:cs="Arial"/>
+          <w:color w:val="000000"/>
+          <w:highlight w:val="green"/>
+        </w:rPr>
+        <w:t xml:space="preserve"> </w:t>
+      </w:r>
+      <w:r>
+        <w:rPr>
+          <w:rFonts w:ascii="Arial" w:eastAsia="Arial" w:hAnsi="Arial" w:cs="Arial"/>
+          <w:color w:val="000000"/>
+          <w:highlight w:val="green"/>
+        </w:rPr>
+        <w:t>ni duplica a los instrumentos institucionales que regulan la gestión de proyectos y el</w:t>
+      </w:r>
+      <w:r>
+        <w:rPr>
+          <w:rFonts w:ascii="Arial" w:eastAsia="Arial" w:hAnsi="Arial" w:cs="Arial"/>
+          <w:color w:val="000000"/>
+          <w:highlight w:val="green"/>
+        </w:rPr>
+        <w:t xml:space="preserve"> </w:t>
+      </w:r>
+      <w:r>
+        <w:rPr>
+          <w:rFonts w:ascii="Arial" w:eastAsia="Arial" w:hAnsi="Arial" w:cs="Arial"/>
+          <w:color w:val="000000"/>
+          <w:highlight w:val="green"/>
+        </w:rPr>
+        <w:t>desarrollo de sistemas: se apoya en las conformidades que las unidades de organización</w:t>
+      </w:r>
+      <w:r>
+        <w:rPr>
+          <w:rFonts w:ascii="Arial" w:eastAsia="Arial" w:hAnsi="Arial" w:cs="Arial"/>
+          <w:color w:val="000000"/>
+          <w:highlight w:val="green"/>
+        </w:rPr>
+        <w:t xml:space="preserve"> </w:t>
+      </w:r>
+      <w:r>
+        <w:rPr>
+          <w:rFonts w:ascii="Arial" w:eastAsia="Arial" w:hAnsi="Arial" w:cs="Arial"/>
+          <w:color w:val="000000"/>
+          <w:highlight w:val="green"/>
+        </w:rPr>
+        <w:t>competentes emiten conforme a ellos y añade únicamente lo que es propio de la</w:t>
+      </w:r>
+      <w:r>
+        <w:rPr>
+          <w:rFonts w:ascii="Arial" w:eastAsia="Arial" w:hAnsi="Arial" w:cs="Arial"/>
+          <w:color w:val="000000"/>
+          <w:highlight w:val="green"/>
+        </w:rPr>
+        <w:t xml:space="preserve"> </w:t>
+      </w:r>
+      <w:r>
+        <w:rPr>
+          <w:rFonts w:ascii="Arial" w:eastAsia="Arial" w:hAnsi="Arial" w:cs="Arial"/>
+          <w:color w:val="000000"/>
+          <w:highlight w:val="green"/>
+        </w:rPr>
+        <w:t>inteligencia artificial. Su desarrollo metodológico se efectúa conforme al numeral 6.1.5.</w:t>
       </w:r>
     </w:p>
     <w:tbl>
@@ -7637,6 +7715,7 @@
               <w:rPr>
                 <w:rFonts w:ascii="Arial" w:eastAsia="Arial" w:hAnsi="Arial" w:cs="Arial"/>
               </w:rPr>
+              <w:lastRenderedPageBreak/>
               <w:t>2</w:t>
             </w:r>
           </w:p>
@@ -7721,7 +7800,6 @@
                 <w:rFonts w:ascii="Arial" w:eastAsia="Arial" w:hAnsi="Arial" w:cs="Arial"/>
                 <w:highlight w:val="green"/>
               </w:rPr>
-              <w:lastRenderedPageBreak/>
               <w:t>del componente de IA y propone la clasificación de riesgo del SBIA, conforme al numeral 6.2.</w:t>
             </w:r>
           </w:p>
@@ -7756,16 +7834,7 @@
                 <w:rFonts w:ascii="Arial" w:eastAsia="Arial" w:hAnsi="Arial" w:cs="Arial"/>
                 <w:highlight w:val="green"/>
               </w:rPr>
-              <w:lastRenderedPageBreak/>
-              <w:t xml:space="preserve">Aprobación de la clasificación de riesgo, conforme a los </w:t>
-            </w:r>
-            <w:r>
-              <w:rPr>
-                <w:rFonts w:ascii="Arial" w:eastAsia="Arial" w:hAnsi="Arial" w:cs="Arial"/>
-                <w:highlight w:val="green"/>
-              </w:rPr>
-              <w:lastRenderedPageBreak/>
-              <w:t>numerales 6.1.2 y 6.2.2.</w:t>
+              <w:t>Aprobación de la clasificación de riesgo, conforme a los numerales 6.1.2 y 6.2.2.</w:t>
             </w:r>
           </w:p>
         </w:tc>
@@ -7799,7 +7868,6 @@
               <w:rPr>
                 <w:rFonts w:ascii="Arial" w:eastAsia="Arial" w:hAnsi="Arial" w:cs="Arial"/>
               </w:rPr>
-              <w:lastRenderedPageBreak/>
               <w:t>3</w:t>
             </w:r>
           </w:p>
@@ -8201,6 +8269,7 @@
               <w:rPr>
                 <w:rFonts w:ascii="Arial" w:eastAsia="Arial" w:hAnsi="Arial" w:cs="Arial"/>
               </w:rPr>
+              <w:lastRenderedPageBreak/>
               <w:t>6</w:t>
             </w:r>
           </w:p>
@@ -8301,15 +8370,7 @@
                 <w:rFonts w:ascii="Arial" w:eastAsia="Arial" w:hAnsi="Arial" w:cs="Arial"/>
                 <w:highlight w:val="yellow"/>
               </w:rPr>
-              <w:t xml:space="preserve">Conformidad de la Gerencia de </w:t>
-            </w:r>
-            <w:r>
-              <w:rPr>
-                <w:rFonts w:ascii="Arial" w:eastAsia="Arial" w:hAnsi="Arial" w:cs="Arial"/>
-                <w:highlight w:val="yellow"/>
-              </w:rPr>
-              <w:lastRenderedPageBreak/>
-              <w:t>Operaciones y Soporte a Usuarios (INSI).</w:t>
+              <w:t>Conformidad de la Gerencia de Operaciones y Soporte a Usuarios (INSI).</w:t>
             </w:r>
           </w:p>
         </w:tc>
@@ -8343,7 +8404,6 @@
               <w:rPr>
                 <w:rFonts w:ascii="Arial" w:eastAsia="Arial" w:hAnsi="Arial" w:cs="Arial"/>
               </w:rPr>
-              <w:lastRenderedPageBreak/>
               <w:t>7</w:t>
             </w:r>
           </w:p>
@@ -8851,7 +8911,7 @@
           <w:color w:val="000000"/>
           <w:highlight w:val="lightGray"/>
         </w:rPr>
-        <w:t xml:space="preserve">Por comprender actuaciones a cargo de unidades de organización distintas de la INSI, su formulación recoge los aportes de dichas unidades y su aprobación requiere la opinión favorable de la Comisión de Gobierno de IA, en ejercicio de las facultades previstas en el literal h del numeral 6.4 y en el numeral 6.5 de la </w:t>
+        <w:t xml:space="preserve">Por comprender actuaciones a cargo de unidades de organización distintas de la INSI, su formulación recoge los aportes de dichas unidades y su aprobación </w:t>
       </w:r>
       <w:r>
         <w:rPr>
@@ -8860,7 +8920,7 @@
           <w:highlight w:val="lightGray"/>
         </w:rPr>
         <w:lastRenderedPageBreak/>
-        <w:t xml:space="preserve">METDONI. La metodología comprende, como mínimo: la aplicación de la clasificación de riesgo y de la evaluación de impacto algorítmico, los criterios técnicos de diseño de la arquitectura de los SBIA, el contenido de los entregables de cada etapa, los tipos y las técnicas de prueba aplicables según el nivel de riesgo, </w:t>
+        <w:t xml:space="preserve">requiere la opinión favorable de la Comisión de Gobierno de IA, en ejercicio de las facultades previstas en el literal h del numeral 6.4 y en el numeral 6.5 de la METDONI. La metodología comprende, como mínimo: la aplicación de la clasificación de riesgo y de la evaluación de impacto algorítmico, los criterios técnicos de diseño de la arquitectura de los SBIA, el contenido de los entregables de cada etapa, los tipos y las técnicas de prueba aplicables según el nivel de riesgo, </w:t>
       </w:r>
       <w:r>
         <w:rPr>
@@ -9022,7 +9082,16 @@
           <w:color w:val="000000"/>
           <w:highlight w:val="yellow"/>
         </w:rPr>
-        <w:t>, conforme al artículo 23 del RLIA. Sin perjuicio de lo señalado en el literal e) del numeral 23.1 del citado artículo, no se consideran de uso indebido los SBIA utilizados para apoyar la evaluación humana sobre la implicación de una persona física en una actividad delictiva, siempre que se basen en hechos objetivos y verificables directamente relacionados con una actividad delictiva ya existente y cuenten con mecanismos de supervisión humana, transparencia y auditabilidad para garantizar la no discriminación y la protección de los derechos fundamentales, conforme al numeral 23.4 del citado artículo.</w:t>
+        <w:t xml:space="preserve">, conforme al artículo 23 del RLIA. Sin perjuicio de lo señalado en el literal e) del numeral 23.1 del citado artículo, no se consideran de uso indebido los SBIA utilizados para apoyar la evaluación humana sobre la implicación de una persona física en una actividad delictiva, siempre que se basen en hechos objetivos y verificables directamente relacionados con una actividad delictiva ya existente y cuenten con mecanismos de supervisión humana, transparencia y auditabilidad para </w:t>
+      </w:r>
+      <w:r>
+        <w:rPr>
+          <w:rFonts w:ascii="Arial" w:eastAsia="Arial" w:hAnsi="Arial" w:cs="Arial"/>
+          <w:color w:val="000000"/>
+          <w:highlight w:val="yellow"/>
+        </w:rPr>
+        <w:lastRenderedPageBreak/>
+        <w:t>garantizar la no discriminación y la protección de los derechos fundamentales, conforme al numeral 23.4 del citado artículo.</w:t>
       </w:r>
     </w:p>
     <w:p>
@@ -9040,7 +9109,6 @@
           <w:rFonts w:ascii="Arial" w:eastAsia="Arial" w:hAnsi="Arial" w:cs="Arial"/>
           <w:color w:val="000000"/>
         </w:rPr>
-        <w:lastRenderedPageBreak/>
         <w:t>6.2.4</w:t>
       </w:r>
       <w:r>
@@ -9452,6 +9520,7 @@
           <w:szCs w:val="24"/>
           <w:highlight w:val="cyan"/>
         </w:rPr>
+        <w:lastRenderedPageBreak/>
         <w:t>Del diseño, la operación y la seguridad de los SBIA</w:t>
       </w:r>
     </w:p>
@@ -9465,7 +9534,6 @@
         <w:rPr>
           <w:highlight w:val="yellow"/>
         </w:rPr>
-        <w:lastRenderedPageBreak/>
         <w:t>6.5</w:t>
       </w:r>
       <w:r>
@@ -9706,7 +9774,7 @@
           <w:color w:val="000000"/>
           <w:highlight w:val="lightGray"/>
         </w:rPr>
-        <w:t xml:space="preserve">6.5.7   La publicación del código fuente de los SBIA financiados con fondos públicos, con licencia libre o abierta en la Plataforma Nacional de Software Público Peruano (PNSSP), se sujeta a la determinación previa de su publicabilidad. Dicha determinación verifica que el código no revele información sujeta a reserva tributaria conforme al artículo 85 del TUO del Código Tributario, información protegida por confidencialidad aduanera, ni reglas de detección de riesgo cuya divulgación comprometa la función de control. La GA, con opinión de la INALI y de la Oficina de Seguridad Informática, determina la publicabilidad </w:t>
+        <w:t xml:space="preserve">6.5.7   La publicación del código fuente de los SBIA financiados con fondos públicos, con licencia libre o abierta en la Plataforma Nacional de Software Público Peruano (PNSSP), se sujeta a la determinación previa de su publicabilidad. Dicha determinación verifica que el código no revele información sujeta a reserva tributaria conforme al artículo 85 del TUO del Código Tributario, ni reglas de detección de riesgo cuya divulgación comprometa la función de control. La GA, con opinión de la INALI y de la Oficina de Seguridad Informática, </w:t>
       </w:r>
       <w:r>
         <w:rPr>
@@ -9715,7 +9783,7 @@
           <w:highlight w:val="lightGray"/>
         </w:rPr>
         <w:lastRenderedPageBreak/>
-        <w:t xml:space="preserve">antes de cada liberación mayor; la GDS ejecuta la publicación cuando corresponda. </w:t>
+        <w:t xml:space="preserve">determina la publicabilidad antes de cada liberación mayor; la GDS ejecuta la publicación cuando corresponda. </w:t>
       </w:r>
     </w:p>
     <w:p>
@@ -17468,7 +17536,27 @@
           <w:color w:val="000000"/>
           <w:highlight w:val="green"/>
         </w:rPr>
-        <w:t>Sección 2 — Problema y justificación:</w:t>
+        <w:t xml:space="preserve">Sección 2 — </w:t>
+      </w:r>
+      <w:r>
+        <w:rPr>
+          <w:rFonts w:ascii="Arial" w:eastAsia="Arial" w:hAnsi="Arial" w:cs="Arial"/>
+          <w:b/>
+          <w:bCs/>
+          <w:color w:val="000000"/>
+          <w:highlight w:val="green"/>
+        </w:rPr>
+        <w:t>Necesidad y pertinencia del uso de IA</w:t>
+      </w:r>
+      <w:r>
+        <w:rPr>
+          <w:rFonts w:ascii="Arial" w:eastAsia="Arial" w:hAnsi="Arial" w:cs="Arial"/>
+          <w:b/>
+          <w:bCs/>
+          <w:color w:val="000000"/>
+          <w:highlight w:val="green"/>
+        </w:rPr>
+        <w:t>:</w:t>
       </w:r>
     </w:p>
     <w:p>
@@ -17979,8 +18067,12 @@
     <w:p>
       <w:pPr>
         <w:pStyle w:val="Prrafodelista"/>
+        <w:numPr>
+          <w:ilvl w:val="0"/>
+          <w:numId w:val="35"/>
+        </w:numPr>
         <w:spacing w:before="120" w:after="40" w:line="276" w:lineRule="auto"/>
-        <w:ind w:left="426" w:firstLine="0"/>
+        <w:ind w:left="426"/>
         <w:rPr>
           <w:b w:val="0"/>
           <w:bCs w:val="0"/>
@@ -17988,6 +18080,34 @@
           <w:highlight w:val="green"/>
         </w:rPr>
       </w:pPr>
+      <w:r>
+        <w:rPr>
+          <w:b w:val="0"/>
+          <w:bCs w:val="0"/>
+          <w:color w:val="000000"/>
+          <w:highlight w:val="green"/>
+        </w:rPr>
+        <w:lastRenderedPageBreak/>
+        <w:t>Base legal que habilita el uso de dichos datos para la finalidad del SBIA, conforme al numeral 6.8.3</w:t>
+      </w:r>
+      <w:r>
+        <w:rPr>
+          <w:b w:val="0"/>
+          <w:bCs w:val="0"/>
+          <w:color w:val="000000"/>
+          <w:highlight w:val="green"/>
+        </w:rPr>
+        <w:t xml:space="preserve"> de la Directiva de IA</w:t>
+      </w:r>
+      <w:r>
+        <w:rPr>
+          <w:b w:val="0"/>
+          <w:bCs w:val="0"/>
+          <w:color w:val="000000"/>
+          <w:highlight w:val="green"/>
+        </w:rPr>
+        <w:t>, y restricciones aplicables.</w:t>
+      </w:r>
     </w:p>
     <w:p>
       <w:pPr>
@@ -18006,7 +18126,6 @@
           <w:color w:val="000000"/>
           <w:highlight w:val="green"/>
         </w:rPr>
-        <w:lastRenderedPageBreak/>
         <w:t xml:space="preserve">Sección 5 — </w:t>
       </w:r>
       <w:r>

--- a/normativo/DIRECTIVA-GOBIERNO-IA.docx
+++ b/normativo/DIRECTIVA-GOBIERNO-IA.docx
@@ -18034,7 +18034,7 @@
           <w:color w:val="000000"/>
           <w:highlight w:val="green"/>
         </w:rPr>
-        <w:t>Datos requeridos: fuentes, tipos, presencia de datos personales, de información sujeta a</w:t>
+        <w:t>Datos requeridos: fuentes, tipos y presencia de datos personales o de información sujeta</w:t>
       </w:r>
       <w:r>
         <w:rPr>
@@ -18052,16 +18052,7 @@
           <w:color w:val="000000"/>
           <w:highlight w:val="green"/>
         </w:rPr>
-        <w:t>reserva tributaria</w:t>
-      </w:r>
-      <w:r>
-        <w:rPr>
-          <w:b w:val="0"/>
-          <w:bCs w:val="0"/>
-          <w:color w:val="000000"/>
-          <w:highlight w:val="green"/>
-        </w:rPr>
-        <w:t>.</w:t>
+        <w:t>a reserva tributaria.</w:t>
       </w:r>
     </w:p>
     <w:p>
@@ -18087,26 +18078,30 @@
           <w:color w:val="000000"/>
           <w:highlight w:val="green"/>
         </w:rPr>
+        <w:t>Base legal que habilita el uso de dichos datos para la finalidad del SBIA, conforme al</w:t>
+      </w:r>
+    </w:p>
+    <w:p>
+      <w:pPr>
+        <w:pStyle w:val="Prrafodelista"/>
+        <w:spacing w:before="120" w:after="40" w:line="276" w:lineRule="auto"/>
+        <w:ind w:left="426" w:firstLine="0"/>
+        <w:rPr>
+          <w:b w:val="0"/>
+          <w:bCs w:val="0"/>
+          <w:color w:val="000000"/>
+          <w:highlight w:val="green"/>
+        </w:rPr>
+      </w:pPr>
+      <w:r>
+        <w:rPr>
+          <w:b w:val="0"/>
+          <w:bCs w:val="0"/>
+          <w:color w:val="000000"/>
+          <w:highlight w:val="green"/>
+        </w:rPr>
         <w:lastRenderedPageBreak/>
-        <w:t>Base legal que habilita el uso de dichos datos para la finalidad del SBIA, conforme al numeral 6.8.3</w:t>
-      </w:r>
-      <w:r>
-        <w:rPr>
-          <w:b w:val="0"/>
-          <w:bCs w:val="0"/>
-          <w:color w:val="000000"/>
-          <w:highlight w:val="green"/>
-        </w:rPr>
-        <w:t xml:space="preserve"> de la Directiva de IA</w:t>
-      </w:r>
-      <w:r>
-        <w:rPr>
-          <w:b w:val="0"/>
-          <w:bCs w:val="0"/>
-          <w:color w:val="000000"/>
-          <w:highlight w:val="green"/>
-        </w:rPr>
-        <w:t>, y restricciones aplicables.</w:t>
+        <w:t>numeral 6.8.3 de la presente directiva, y restricciones aplicables.</w:t>
       </w:r>
     </w:p>
     <w:p>

--- a/normativo/DIRECTIVA-GOBIERNO-IA.docx
+++ b/normativo/DIRECTIVA-GOBIERNO-IA.docx
@@ -3272,11 +3272,13 @@
           <w:b w:val="0"/>
           <w:bCs w:val="0"/>
           <w:color w:val="000000"/>
-        </w:rPr>
-      </w:pPr>
-      <w:r>
-        <w:rPr>
-          <w:color w:val="000000"/>
+          <w:highlight w:val="green"/>
+        </w:rPr>
+      </w:pPr>
+      <w:r>
+        <w:rPr>
+          <w:color w:val="000000"/>
+          <w:highlight w:val="green"/>
         </w:rPr>
         <w:t>Controles de contención (Guardrails):</w:t>
       </w:r>
@@ -3285,8 +3287,27 @@
           <w:b w:val="0"/>
           <w:bCs w:val="0"/>
           <w:color w:val="000000"/>
-        </w:rPr>
-        <w:t xml:space="preserve"> Conjunto de controles, reglas y mecanismos técnicos para limitar, filtrar o validar las entradas y salidas de un SBIA, previniendo comportamientos no deseados. [NIST AI 600-1 (2024), sección 2.6; OWASP (2025), Top 10 for LLM Applications]</w:t>
+          <w:highlight w:val="green"/>
+        </w:rPr>
+        <w:t xml:space="preserve"> </w:t>
+      </w:r>
+      <w:r>
+        <w:rPr>
+          <w:b w:val="0"/>
+          <w:bCs w:val="0"/>
+          <w:color w:val="000000"/>
+          <w:highlight w:val="green"/>
+        </w:rPr>
+        <w:t xml:space="preserve">Controles de contención (Guardrails): Conjunto de controles, reglas y mecanismos técnicos que limitan, filtran o validan las entradas y salidas de un SBIA para prevenir, detectar y restringir comportamientos no autorizados o inseguros. Comprenden, entre otros, la validación de entradas, el filtrado de salidas, la protección frente a ataques adversarios y la prevención de la divulgación no autorizada de información. </w:t>
+      </w:r>
+      <w:r>
+        <w:rPr>
+          <w:b w:val="0"/>
+          <w:bCs w:val="0"/>
+          <w:color w:val="000000"/>
+          <w:highlight w:val="green"/>
+        </w:rPr>
+        <w:t>[NIST AI 600-1 (2024), sección 2.6; OWASP (2025), Top 10 for LLM Applications]</w:t>
       </w:r>
     </w:p>
     <w:p>
@@ -3536,6 +3557,7 @@
         <w:rPr>
           <w:color w:val="000000"/>
         </w:rPr>
+        <w:lastRenderedPageBreak/>
         <w:t>Human-in-command:</w:t>
       </w:r>
       <w:r>
@@ -3544,16 +3566,7 @@
           <w:bCs w:val="0"/>
           <w:color w:val="000000"/>
         </w:rPr>
-        <w:t xml:space="preserve"> Modelo de supervisión donde un ser humano mantiene el control general sobre la actividad del SBIA, con capacidad de definir límites </w:t>
-      </w:r>
-      <w:r>
-        <w:rPr>
-          <w:b w:val="0"/>
-          <w:bCs w:val="0"/>
-          <w:color w:val="000000"/>
-        </w:rPr>
-        <w:lastRenderedPageBreak/>
-        <w:t>operativos y desactivarlo. [D.S. N.° 115-2025-PCM, Art. 28.11; Comisión Europea (2019), ALTAI]</w:t>
+        <w:t xml:space="preserve"> Modelo de supervisión donde un ser humano mantiene el control general sobre la actividad del SBIA, con capacidad de definir límites operativos y desactivarlo. [D.S. N.° 115-2025-PCM, Art. 28.11; Comisión Europea (2019), ALTAI]</w:t>
       </w:r>
     </w:p>
     <w:p>
@@ -3693,27 +3706,27 @@
           <w:b w:val="0"/>
           <w:bCs w:val="0"/>
           <w:color w:val="000000"/>
-          <w:highlight w:val="lightGray"/>
-        </w:rPr>
-      </w:pPr>
-      <w:r>
-        <w:rPr>
-          <w:color w:val="000000"/>
-          <w:highlight w:val="lightGray"/>
+          <w:highlight w:val="green"/>
+        </w:rPr>
+      </w:pPr>
+      <w:r>
+        <w:rPr>
+          <w:color w:val="000000"/>
+          <w:highlight w:val="green"/>
         </w:rPr>
         <w:t>Propietario de</w:t>
       </w:r>
       <w:r>
         <w:rPr>
           <w:color w:val="000000"/>
-          <w:highlight w:val="lightGray"/>
+          <w:highlight w:val="green"/>
         </w:rPr>
         <w:t>l</w:t>
       </w:r>
       <w:r>
         <w:rPr>
           <w:color w:val="000000"/>
-          <w:highlight w:val="lightGray"/>
+          <w:highlight w:val="green"/>
         </w:rPr>
         <w:t xml:space="preserve"> caso de uso: </w:t>
       </w:r>
@@ -3722,9 +3735,27 @@
           <w:b w:val="0"/>
           <w:bCs w:val="0"/>
           <w:color w:val="000000"/>
-          <w:highlight w:val="lightGray"/>
-        </w:rPr>
-        <w:t>Unidad de organización que, de acuerdo con sus competencias y funciones en el ROF, es el dueño del proceso en el que se identifica la necesidad a atender mediante un SBIA y que asume la responsabilidad funcional sobre sus resultados durante todo su ciclo de vida. Se distingue del custodio técnico, a cargo de la arquitectura y la operación del SBIA. [METGEP, numeral 4.9; METDONI, numeral 4.6; NTP-ISO/IEC 42001:2025, cláusula 5.3]</w:t>
+          <w:highlight w:val="green"/>
+        </w:rPr>
+        <w:t xml:space="preserve">Unidad de organización que, de acuerdo con sus competencias y funciones en el ROF, es el dueño del proceso en el que se identifica la necesidad a atender mediante un SBIA </w:t>
+      </w:r>
+      <w:r>
+        <w:rPr>
+          <w:b w:val="0"/>
+          <w:bCs w:val="0"/>
+          <w:color w:val="000000"/>
+          <w:highlight w:val="green"/>
+        </w:rPr>
+        <w:t>y que asume la responsabilidad funcional sobre sus resultados y sobre los riesgos derivados de su utilización durante todo su ciclo de vida.</w:t>
+      </w:r>
+      <w:r>
+        <w:rPr>
+          <w:b w:val="0"/>
+          <w:bCs w:val="0"/>
+          <w:color w:val="000000"/>
+          <w:highlight w:val="green"/>
+        </w:rPr>
+        <w:t xml:space="preserve"> Se distingue del custodio técnico, a cargo de la arquitectura y la operación del SBIA. [METGEP, numeral 4.9; METDONI, numeral 4.6; NTP-ISO/IEC 42001:2025, cláusula 5.3]</w:t>
       </w:r>
     </w:p>
     <w:p>
@@ -3740,11 +3771,13 @@
           <w:b w:val="0"/>
           <w:bCs w:val="0"/>
           <w:color w:val="000000"/>
-        </w:rPr>
-      </w:pPr>
-      <w:r>
-        <w:rPr>
-          <w:color w:val="000000"/>
+          <w:highlight w:val="green"/>
+        </w:rPr>
+      </w:pPr>
+      <w:r>
+        <w:rPr>
+          <w:color w:val="000000"/>
+          <w:highlight w:val="green"/>
         </w:rPr>
         <w:t>Red Teaming:</w:t>
       </w:r>
@@ -3753,8 +3786,36 @@
           <w:b w:val="0"/>
           <w:bCs w:val="0"/>
           <w:color w:val="000000"/>
-        </w:rPr>
-        <w:t xml:space="preserve"> Práctica de seguridad ofensiva que simula ataques adversarios contra un SBIA para identificar vulnerabilidades previo a su despliegue. [NIST AI 600-1 (2024), sección 2.7; OWASP (2025)]</w:t>
+          <w:highlight w:val="green"/>
+        </w:rPr>
+        <w:t xml:space="preserve"> </w:t>
+      </w:r>
+      <w:r>
+        <w:rPr>
+          <w:b w:val="0"/>
+          <w:bCs w:val="0"/>
+          <w:color w:val="000000"/>
+          <w:highlight w:val="green"/>
+        </w:rPr>
+        <w:t>Práctica de seguridad ofensiva que simula ataques adversarios contra un SBIA para identificar vulnerabilidades y comportamientos no deseados, con anterioridad a su despliegue y durante su operación.</w:t>
+      </w:r>
+      <w:r>
+        <w:rPr>
+          <w:b w:val="0"/>
+          <w:bCs w:val="0"/>
+          <w:color w:val="000000"/>
+          <w:highlight w:val="green"/>
+        </w:rPr>
+        <w:t xml:space="preserve"> </w:t>
+      </w:r>
+      <w:r>
+        <w:rPr>
+          <w:b w:val="0"/>
+          <w:bCs w:val="0"/>
+          <w:color w:val="000000"/>
+          <w:highlight w:val="green"/>
+        </w:rPr>
+        <w:t>[NIST AI 600-1 (2024), sección 2.7; OWASP (2025)]</w:t>
       </w:r>
     </w:p>
     <w:p>
@@ -3934,7 +3995,6 @@
           <w:color w:val="000000"/>
           <w:szCs w:val="22"/>
         </w:rPr>
-        <w:lastRenderedPageBreak/>
         <w:t>DISPOSICIONES GENERALES</w:t>
       </w:r>
       <w:bookmarkEnd w:id="5"/>
@@ -4303,7 +4363,6 @@
         <w:ind w:left="851"/>
       </w:pPr>
       <w:r>
-        <w:lastRenderedPageBreak/>
         <w:t>5.4</w:t>
       </w:r>
       <w:r>
@@ -4926,6 +4985,7 @@
                 <w:bCs w:val="0"/>
                 <w:highlight w:val="green"/>
               </w:rPr>
+              <w:lastRenderedPageBreak/>
               <w:t>Revisa los informes trimestrales de la Comisión de Gobierno de IA.</w:t>
             </w:r>
           </w:p>
@@ -5205,14 +5265,16 @@
               <w:rPr>
                 <w:b w:val="0"/>
                 <w:bCs w:val="0"/>
+                <w:highlight w:val="green"/>
               </w:rPr>
             </w:pPr>
             <w:r>
               <w:rPr>
                 <w:b w:val="0"/>
                 <w:bCs w:val="0"/>
-              </w:rPr>
-              <w:t>Supervisar el cumplimiento de los hitos de aprobación del ciclo de vida de los SBIA y consolidar los informes de monitoreo, auditoría e incidentes para conocimiento del CGTD.</w:t>
+                <w:highlight w:val="green"/>
+              </w:rPr>
+              <w:t>Supervisar el cumplimiento de los hitos de aprobación del ciclo de vida de los SBIA y consolidar los informes de monitoreo, verificación técnica de seguridad e incidentes para conocimiento del CGTD.</w:t>
             </w:r>
           </w:p>
           <w:p>
@@ -5235,7 +5297,15 @@
                 <w:b w:val="0"/>
                 <w:bCs w:val="0"/>
               </w:rPr>
-              <w:t>Proponer lineamientos técnicos complementarios en materia de gobierno de IA y coordinar la articulación con la SGTD-PCM.</w:t>
+              <w:t xml:space="preserve">Proponer lineamientos técnicos complementarios en materia de </w:t>
+            </w:r>
+            <w:r>
+              <w:rPr>
+                <w:b w:val="0"/>
+                <w:bCs w:val="0"/>
+              </w:rPr>
+              <w:lastRenderedPageBreak/>
+              <w:t>gobierno de IA y coordinar la articulación con la SGTD-PCM.</w:t>
             </w:r>
           </w:p>
           <w:p>
@@ -5259,7 +5329,6 @@
                 <w:bCs w:val="0"/>
                 <w:highlight w:val="yellow"/>
               </w:rPr>
-              <w:lastRenderedPageBreak/>
               <w:t>Administrar y centralizar la evaluación de los riesgos de los SBIA.</w:t>
             </w:r>
           </w:p>
@@ -5872,7 +5941,17 @@
                 <w:color w:val="000000"/>
                 <w:highlight w:val="yellow"/>
               </w:rPr>
-              <w:t>Actúa como enlace con la Autoridad Nacional de Protección de Datos Personales. Emite opinión sobre el tratamiento de datos personales en los casos de uso de IA.</w:t>
+              <w:t xml:space="preserve">Actúa como enlace con la Autoridad Nacional de Protección de Datos Personales. Emite opinión sobre el </w:t>
+            </w:r>
+            <w:r>
+              <w:rPr>
+                <w:b w:val="0"/>
+                <w:bCs w:val="0"/>
+                <w:color w:val="000000"/>
+                <w:highlight w:val="yellow"/>
+              </w:rPr>
+              <w:lastRenderedPageBreak/>
+              <w:t>tratamiento de datos personales en los casos de uso de IA.</w:t>
             </w:r>
           </w:p>
         </w:tc>
@@ -6360,6 +6439,7 @@
                 <w:b/>
                 <w:bCs/>
               </w:rPr>
+              <w:lastRenderedPageBreak/>
               <w:t>Seguridad de IA</w:t>
             </w:r>
           </w:p>
@@ -6426,15 +6506,41 @@
               <w:rPr>
                 <w:b w:val="0"/>
                 <w:bCs w:val="0"/>
+                <w:highlight w:val="green"/>
               </w:rPr>
             </w:pPr>
             <w:r>
               <w:rPr>
                 <w:b w:val="0"/>
                 <w:bCs w:val="0"/>
-                <w:highlight w:val="yellow"/>
-              </w:rPr>
-              <w:t>Efectúa el análisis de riesgo y las pruebas de vulnerabilidad de los SBIA (OSI).</w:t>
+                <w:highlight w:val="green"/>
+              </w:rPr>
+              <w:t xml:space="preserve">Efectúa el análisis de riesgo y las pruebas de vulnerabilidad sobre la arquitectura de aplicaciones, de información y de infraestructura tecnológica que soporta los SBIA, conforme al literal b) del artículo 106 del ROF. </w:t>
+            </w:r>
+          </w:p>
+          <w:p>
+            <w:pPr>
+              <w:pStyle w:val="Prrafodelista"/>
+              <w:numPr>
+                <w:ilvl w:val="0"/>
+                <w:numId w:val="16"/>
+              </w:numPr>
+              <w:spacing w:before="20" w:after="20" w:line="276" w:lineRule="auto"/>
+              <w:ind w:left="299" w:hanging="283"/>
+              <w:jc w:val="left"/>
+              <w:rPr>
+                <w:b w:val="0"/>
+                <w:bCs w:val="0"/>
+                <w:highlight w:val="green"/>
+              </w:rPr>
+            </w:pPr>
+            <w:r>
+              <w:rPr>
+                <w:b w:val="0"/>
+                <w:bCs w:val="0"/>
+                <w:highlight w:val="green"/>
+              </w:rPr>
+              <w:t>Evalúa y propone los requisitos de seguridad de los SBIA, conforme al literal e) del mismo artículo (OSI).</w:t>
             </w:r>
           </w:p>
         </w:tc>
@@ -6470,7 +6576,6 @@
                 <w:b/>
                 <w:bCs/>
               </w:rPr>
-              <w:lastRenderedPageBreak/>
               <w:t>Arquitectura de IA</w:t>
             </w:r>
           </w:p>
@@ -6978,7 +7083,16 @@
                 <w:bCs w:val="0"/>
                 <w:highlight w:val="lightGray"/>
               </w:rPr>
-              <w:t>Contribuye a la evaluación del componente de IA con el conocimiento operativo de los procesos de dicho ámbito y de su impacto en los administrados. Su participación es permanente y no sustituye la del propietario del caso de uso, a quien la Comisión convoca cuando se evalúa un caso de uso de su proceso, conforme al numeral</w:t>
+              <w:t xml:space="preserve">Contribuye a la evaluación del componente de IA con el conocimiento operativo de los </w:t>
+            </w:r>
+            <w:r>
+              <w:rPr>
+                <w:b w:val="0"/>
+                <w:bCs w:val="0"/>
+                <w:highlight w:val="lightGray"/>
+              </w:rPr>
+              <w:lastRenderedPageBreak/>
+              <w:t>procesos de dicho ámbito y de su impacto en los administrados. Su participación es permanente y no sustituye la del propietario del caso de uso, a quien la Comisión convoca cuando se evalúa un caso de uso de su proceso, conforme al numeral</w:t>
             </w:r>
             <w:r>
               <w:rPr>
@@ -7403,8 +7517,8 @@
       <w:tblGrid>
         <w:gridCol w:w="468"/>
         <w:gridCol w:w="1493"/>
-        <w:gridCol w:w="3550"/>
-        <w:gridCol w:w="2427"/>
+        <w:gridCol w:w="3548"/>
+        <w:gridCol w:w="2429"/>
       </w:tblGrid>
       <w:tr>
         <w:trPr>
@@ -7441,6 +7555,7 @@
                 <w:b/>
                 <w:bCs/>
               </w:rPr>
+              <w:lastRenderedPageBreak/>
               <w:t>N.°</w:t>
             </w:r>
           </w:p>
@@ -7715,7 +7830,6 @@
               <w:rPr>
                 <w:rFonts w:ascii="Arial" w:eastAsia="Arial" w:hAnsi="Arial" w:cs="Arial"/>
               </w:rPr>
-              <w:lastRenderedPageBreak/>
               <w:t>2</w:t>
             </w:r>
           </w:p>
@@ -8067,9 +8181,15 @@
             <w:r>
               <w:rPr>
                 <w:rFonts w:ascii="Arial" w:eastAsia="Arial" w:hAnsi="Arial" w:cs="Arial"/>
-                <w:highlight w:val="yellow"/>
-              </w:rPr>
-              <w:t>Las gerencias competentes de la INSI ejecutan el desarrollo del SBIA o gestionan su adquisición. La Oficina de Seguridad Informática evalúa y propone los requisitos de seguridad del SBIA, los cuales se incorporan como requisitos no funcionales.</w:t>
+                <w:highlight w:val="green"/>
+              </w:rPr>
+              <w:t>Las gerencias competentes de la INSI ejecutan el desarrollo del SBIA o gestionan su adquisición. La Oficina de Seguridad Informática evalúa y propone los requisitos de seguridad del SBIA, conforme al literal e) del artículo 106 del ROF; dichos requisitos se incorporan como requisitos no funcionales y su implementación se verifica en la etapa de certificación y validación. El mecanismo de supervisión humana definido en la etapa de diseño se implementa en esta etapa conforme al numeral 6.6.2, y es distinto de los requisitos de seguridad antes señalados; su definición corresponde al propietario del caso de uso</w:t>
+            </w:r>
+            <w:r>
+              <w:rPr>
+                <w:rFonts w:ascii="Arial" w:eastAsia="Arial" w:hAnsi="Arial" w:cs="Arial"/>
+              </w:rPr>
+              <w:t>.</w:t>
             </w:r>
           </w:p>
         </w:tc>
@@ -8135,6 +8255,7 @@
               <w:rPr>
                 <w:rFonts w:ascii="Arial" w:eastAsia="Arial" w:hAnsi="Arial" w:cs="Arial"/>
               </w:rPr>
+              <w:lastRenderedPageBreak/>
               <w:t>5</w:t>
             </w:r>
           </w:p>
@@ -8233,9 +8354,9 @@
             <w:r>
               <w:rPr>
                 <w:rFonts w:ascii="Arial" w:eastAsia="Arial" w:hAnsi="Arial" w:cs="Arial"/>
-                <w:highlight w:val="yellow"/>
-              </w:rPr>
-              <w:t>La Gerencia de Calidad de Sistemas conduce las pruebas de verificación y validación de calidad, y la Oficina de Seguridad Informática efectúa el análisis de riesgo y las pruebas de vulnerabilidad, incluido el red teaming para riesgo alto. Con la conformidad de ambas y de la unidad de organización propietaria del caso de uso, la aprobación corresponde conforme al numeral 6.1.2.</w:t>
+                <w:highlight w:val="green"/>
+              </w:rPr>
+              <w:t>La Gerencia de Calidad de Sistemas conduce las pruebas de verificación y validación de calidad. La Oficina de Seguridad Informática efectúa el análisis de riesgo y las pruebas de vulnerabilidad sobre la arquitectura de aplicaciones, de información y de infraestructura tecnológica que soporta el SBIA, incluido el red teaming para riesgo alto, y verifica la implementación de los requisitos de seguridad propuestos en la etapa anterior. El propietario del caso de uso verifica la implementación del mecanismo de supervisión humana conforme al numeral 6.6.2. Con la conformidad de la Gerencia de Calidad de Sistemas, de la Oficina de Seguridad Informática y del propietario del caso de uso, la aprobación corresponde conforme al numeral 6.1.2.</w:t>
             </w:r>
           </w:p>
         </w:tc>
@@ -8269,7 +8390,6 @@
               <w:rPr>
                 <w:rFonts w:ascii="Arial" w:eastAsia="Arial" w:hAnsi="Arial" w:cs="Arial"/>
               </w:rPr>
-              <w:lastRenderedPageBreak/>
               <w:t>6</w:t>
             </w:r>
           </w:p>
@@ -8404,6 +8524,7 @@
               <w:rPr>
                 <w:rFonts w:ascii="Arial" w:eastAsia="Arial" w:hAnsi="Arial" w:cs="Arial"/>
               </w:rPr>
+              <w:lastRenderedPageBreak/>
               <w:t>7</w:t>
             </w:r>
           </w:p>
@@ -8911,7 +9032,7 @@
           <w:color w:val="000000"/>
           <w:highlight w:val="lightGray"/>
         </w:rPr>
-        <w:t xml:space="preserve">Por comprender actuaciones a cargo de unidades de organización distintas de la INSI, su formulación recoge los aportes de dichas unidades y su aprobación </w:t>
+        <w:t xml:space="preserve">Por comprender actuaciones a cargo de unidades de organización distintas de la INSI, su formulación recoge los aportes de dichas unidades y su aprobación requiere la opinión favorable de la Comisión de Gobierno de IA, en ejercicio de las facultades previstas en el literal h del numeral 6.4 y en el numeral 6.5 de la METDONI. La metodología comprende, como mínimo: la aplicación de la clasificación de riesgo y de la evaluación de impacto algorítmico, los criterios </w:t>
       </w:r>
       <w:r>
         <w:rPr>
@@ -8920,7 +9041,7 @@
           <w:highlight w:val="lightGray"/>
         </w:rPr>
         <w:lastRenderedPageBreak/>
-        <w:t xml:space="preserve">requiere la opinión favorable de la Comisión de Gobierno de IA, en ejercicio de las facultades previstas en el literal h del numeral 6.4 y en el numeral 6.5 de la METDONI. La metodología comprende, como mínimo: la aplicación de la clasificación de riesgo y de la evaluación de impacto algorítmico, los criterios técnicos de diseño de la arquitectura de los SBIA, el contenido de los entregables de cada etapa, los tipos y las técnicas de prueba aplicables según el nivel de riesgo, </w:t>
+        <w:t xml:space="preserve">técnicos de diseño de la arquitectura de los SBIA, el contenido de los entregables de cada etapa, los tipos y las técnicas de prueba aplicables según el nivel de riesgo, </w:t>
       </w:r>
       <w:r>
         <w:rPr>
@@ -9082,16 +9203,7 @@
           <w:color w:val="000000"/>
           <w:highlight w:val="yellow"/>
         </w:rPr>
-        <w:t xml:space="preserve">, conforme al artículo 23 del RLIA. Sin perjuicio de lo señalado en el literal e) del numeral 23.1 del citado artículo, no se consideran de uso indebido los SBIA utilizados para apoyar la evaluación humana sobre la implicación de una persona física en una actividad delictiva, siempre que se basen en hechos objetivos y verificables directamente relacionados con una actividad delictiva ya existente y cuenten con mecanismos de supervisión humana, transparencia y auditabilidad para </w:t>
-      </w:r>
-      <w:r>
-        <w:rPr>
-          <w:rFonts w:ascii="Arial" w:eastAsia="Arial" w:hAnsi="Arial" w:cs="Arial"/>
-          <w:color w:val="000000"/>
-          <w:highlight w:val="yellow"/>
-        </w:rPr>
-        <w:lastRenderedPageBreak/>
-        <w:t>garantizar la no discriminación y la protección de los derechos fundamentales, conforme al numeral 23.4 del citado artículo.</w:t>
+        <w:t>, conforme al artículo 23 del RLIA. Sin perjuicio de lo señalado en el literal e) del numeral 23.1 del citado artículo, no se consideran de uso indebido los SBIA utilizados para apoyar la evaluación humana sobre la implicación de una persona física en una actividad delictiva, siempre que se basen en hechos objetivos y verificables directamente relacionados con una actividad delictiva ya existente y cuenten con mecanismos de supervisión humana, transparencia y auditabilidad para garantizar la no discriminación y la protección de los derechos fundamentales, conforme al numeral 23.4 del citado artículo.</w:t>
       </w:r>
     </w:p>
     <w:p>
@@ -9140,7 +9252,16 @@
           <w:color w:val="000000"/>
           <w:highlight w:val="green"/>
         </w:rPr>
-        <w:t>obligatoria, el pronunciamiento no favorable de la Comisión de Gobierno de IA conforme al</w:t>
+        <w:t xml:space="preserve">obligatoria, el pronunciamiento no favorable de la Comisión de </w:t>
+      </w:r>
+      <w:r>
+        <w:rPr>
+          <w:rFonts w:ascii="Arial" w:eastAsia="Arial" w:hAnsi="Arial" w:cs="Arial"/>
+          <w:color w:val="000000"/>
+          <w:highlight w:val="green"/>
+        </w:rPr>
+        <w:lastRenderedPageBreak/>
+        <w:t>Gobierno de IA conforme al</w:t>
       </w:r>
       <w:r>
         <w:rPr>
@@ -9520,7 +9641,6 @@
           <w:szCs w:val="24"/>
           <w:highlight w:val="cyan"/>
         </w:rPr>
-        <w:lastRenderedPageBreak/>
         <w:t>Del diseño, la operación y la seguridad de los SBIA</w:t>
       </w:r>
     </w:p>
@@ -9560,6 +9680,7 @@
           <w:color w:val="000000"/>
           <w:highlight w:val="yellow"/>
         </w:rPr>
+        <w:lastRenderedPageBreak/>
         <w:t>6.5.1</w:t>
       </w:r>
       <w:r>
@@ -9774,16 +9895,7 @@
           <w:color w:val="000000"/>
           <w:highlight w:val="lightGray"/>
         </w:rPr>
-        <w:t xml:space="preserve">6.5.7   La publicación del código fuente de los SBIA financiados con fondos públicos, con licencia libre o abierta en la Plataforma Nacional de Software Público Peruano (PNSSP), se sujeta a la determinación previa de su publicabilidad. Dicha determinación verifica que el código no revele información sujeta a reserva tributaria conforme al artículo 85 del TUO del Código Tributario, ni reglas de detección de riesgo cuya divulgación comprometa la función de control. La GA, con opinión de la INALI y de la Oficina de Seguridad Informática, </w:t>
-      </w:r>
-      <w:r>
-        <w:rPr>
-          <w:rFonts w:ascii="Arial" w:eastAsia="Arial" w:hAnsi="Arial" w:cs="Arial"/>
-          <w:color w:val="000000"/>
-          <w:highlight w:val="lightGray"/>
-        </w:rPr>
-        <w:lastRenderedPageBreak/>
-        <w:t xml:space="preserve">determina la publicabilidad antes de cada liberación mayor; la GDS ejecuta la publicación cuando corresponda. </w:t>
+        <w:t xml:space="preserve">6.5.7   La publicación del código fuente de los SBIA financiados con fondos públicos, con licencia libre o abierta en la Plataforma Nacional de Software Público Peruano (PNSSP), se sujeta a la determinación previa de su publicabilidad. Dicha determinación verifica que el código no revele información sujeta a reserva tributaria conforme al artículo 85 del TUO del Código Tributario, ni reglas de detección de riesgo cuya divulgación comprometa la función de control. La GA, con opinión de la INALI y de la Oficina de Seguridad Informática, determina la publicabilidad antes de cada liberación mayor; la GDS ejecuta la publicación cuando corresponda. </w:t>
       </w:r>
     </w:p>
     <w:p>
@@ -9793,6 +9905,7 @@
         <w:ind w:left="851"/>
       </w:pPr>
       <w:r>
+        <w:lastRenderedPageBreak/>
         <w:t>6.6</w:t>
       </w:r>
       <w:r>
@@ -10120,7 +10233,7 @@
           <w:bCs w:val="0"/>
           <w:highlight w:val="green"/>
         </w:rPr>
-        <w:t xml:space="preserve">El cumplimiento de estas condiciones es verificado por el propietario del caso de uso como condición previa al despliegue del SBIA y consta en la </w:t>
+        <w:t xml:space="preserve">El cumplimiento de estas condiciones es verificado por el propietario del caso de uso como condición previa al despliegue del SBIA y consta en la Ficha de Registro del SBIA (Anexo N.° 1). La capacitación específica sobre el sistema supervisado es provista por el propietario del caso de uso, sin </w:t>
       </w:r>
       <w:r>
         <w:rPr>
@@ -10129,7 +10242,7 @@
           <w:highlight w:val="green"/>
         </w:rPr>
         <w:lastRenderedPageBreak/>
-        <w:t>Ficha de Registro del SBIA (Anexo N.° 1). La capacitación específica sobre el sistema supervisado es provista por el propietario del caso de uso, sin perjuicio de las acciones formativas de alcance institucional previstas en el numeral 6.13.2.</w:t>
+        <w:t>perjuicio de las acciones formativas de alcance institucional previstas en el numeral 6.13.2.</w:t>
       </w:r>
     </w:p>
     <w:p>
@@ -10280,7 +10393,14 @@
           <w:color w:val="000000"/>
         </w:rPr>
         <w:tab/>
-        <w:t>Todo SBIA que procese reserva tributaria opera exclusivamente en infraestructura bajo control de la SUNAT.</w:t>
+      </w:r>
+      <w:r>
+        <w:rPr>
+          <w:rFonts w:ascii="Arial" w:eastAsia="Arial" w:hAnsi="Arial" w:cs="Arial"/>
+          <w:color w:val="000000"/>
+          <w:highlight w:val="green"/>
+        </w:rPr>
+        <w:t>Todo SBIA y toda herramienta de IA que procese información sujeta a reserva tributaria opera exclusivamente en infraestructura bajo control de la SUNAT. En consecuencia, los SBIA y las herramientas de IA desplegados en infraestructura ajena al control de la SUNAT no procesan información sujeta a reserva tributaria, cualquiera sea su registro en el catálogo institucional a que se refiere el numeral 6.11.2.</w:t>
       </w:r>
     </w:p>
     <w:p>
@@ -10982,16 +11102,14 @@
         </w:rPr>
         <w:t xml:space="preserve"> </w:t>
       </w:r>
-      <w:proofErr w:type="gramStart"/>
       <w:r>
         <w:rPr>
           <w:rFonts w:ascii="Arial" w:eastAsia="Arial" w:hAnsi="Arial" w:cs="Arial"/>
           <w:color w:val="000000"/>
           <w:highlight w:val="yellow"/>
         </w:rPr>
-        <w:t>son de aplicación</w:t>
-      </w:r>
-      <w:proofErr w:type="gramEnd"/>
+        <w:t>se aplican</w:t>
+      </w:r>
       <w:r>
         <w:rPr>
           <w:rFonts w:ascii="Arial" w:eastAsia="Arial" w:hAnsi="Arial" w:cs="Arial"/>
@@ -11067,7 +11185,6 @@
         </w:rPr>
         <w:t xml:space="preserve">Riesgo alto: monitoreo </w:t>
       </w:r>
-      <w:proofErr w:type="gramStart"/>
       <w:r>
         <w:rPr>
           <w:b w:val="0"/>
@@ -11075,9 +11192,8 @@
           <w:color w:val="000000"/>
           <w:highlight w:val="yellow"/>
         </w:rPr>
-        <w:t>continuo</w:t>
-      </w:r>
-      <w:proofErr w:type="gramEnd"/>
+        <w:t>continúo</w:t>
+      </w:r>
       <w:r>
         <w:rPr>
           <w:b w:val="0"/>
@@ -11204,46 +11320,19 @@
         <w:rPr>
           <w:rFonts w:ascii="Arial" w:eastAsia="Arial" w:hAnsi="Arial" w:cs="Arial"/>
           <w:color w:val="000000"/>
-          <w:highlight w:val="yellow"/>
-        </w:rPr>
-        <w:t xml:space="preserve">El análisis de riesgo y las pruebas de vulnerabilidad sobre cada SBIA corresponden a la Oficina de Seguridad Informática, conforme a la etapa de certificación y validación del numeral 6.1.1. Con la concurrencia de ambas actividades y del monitoreo previsto en el numeral 6.10, la SUNAT satisface la obligación de auditorías de seguridad digital del literal c) del artículo 29 del </w:t>
-      </w:r>
-      <w:r>
-        <w:rPr>
-          <w:rFonts w:ascii="Arial" w:eastAsia="Arial" w:hAnsi="Arial" w:cs="Arial"/>
-          <w:color w:val="000000"/>
-          <w:highlight w:val="yellow"/>
+          <w:highlight w:val="green"/>
+        </w:rPr>
+        <w:t xml:space="preserve">El análisis de riesgo y las pruebas de vulnerabilidad sobre la arquitectura de aplicaciones, de información y de infraestructura tecnológica que soporta cada SBIA corresponden a la Oficina de Seguridad Informática, conforme al literal b) del artículo 106 del ROF y a la etapa de certificación y validación del numeral 6.1.1. La obligación de auditorías de seguridad digital del literal c) del artículo 29 del RLIA se satisface con la concurrencia de la verificación y validación de </w:t>
+      </w:r>
+      <w:r>
+        <w:rPr>
+          <w:rFonts w:ascii="Arial" w:eastAsia="Arial" w:hAnsi="Arial" w:cs="Arial"/>
+          <w:color w:val="000000"/>
+          <w:highlight w:val="green"/>
         </w:rPr>
         <w:lastRenderedPageBreak/>
-        <w:t>RLIA.</w:t>
-      </w:r>
-      <w:r>
-        <w:rPr>
-          <w:rFonts w:ascii="Arial" w:eastAsia="Arial" w:hAnsi="Arial" w:cs="Arial"/>
-          <w:color w:val="000000"/>
-          <w:highlight w:val="yellow"/>
-        </w:rPr>
-        <w:t xml:space="preserve"> </w:t>
-      </w:r>
-      <w:r>
-        <w:rPr>
-          <w:rFonts w:ascii="Arial" w:eastAsia="Arial" w:hAnsi="Arial" w:cs="Arial"/>
-          <w:color w:val="000000"/>
-          <w:highlight w:val="yellow"/>
-        </w:rPr>
-        <w:t>Los resultados de las auditorías alimentan el informe trimestral de la Comisión de Gobierno de IA al CGTD.</w:t>
-      </w:r>
-    </w:p>
-    <w:p>
-      <w:pPr>
-        <w:spacing w:after="0" w:line="276" w:lineRule="auto"/>
-        <w:ind w:left="1276"/>
-        <w:jc w:val="both"/>
-        <w:rPr>
-          <w:rFonts w:ascii="Arial" w:eastAsia="Arial" w:hAnsi="Arial" w:cs="Arial"/>
-          <w:color w:val="000000"/>
-        </w:rPr>
-      </w:pPr>
+        <w:t>calidad, del análisis de riesgo, las pruebas de vulnerabilidad y el red teaming previstos en el numeral 6.7.2, con anterioridad a la implementación del SBIA, y del monitoreo del numeral 6.10, que comprende los indicadores de sesgo del numeral 6.10.2 y las medidas del numeral 6.6.4, durante toda su operación. Los resultados de estas actividades alimentan el informe trimestral de la Comisión de Gobierno de IA al CGTD.</w:t>
+      </w:r>
     </w:p>
     <w:p>
       <w:pPr>
@@ -11538,7 +11627,7 @@
         <w:rPr>
           <w:rFonts w:ascii="Arial" w:eastAsia="Arial" w:hAnsi="Arial" w:cs="Arial"/>
           <w:color w:val="000000"/>
-          <w:highlight w:val="yellow"/>
+          <w:highlight w:val="green"/>
         </w:rPr>
         <w:t>6.11.2</w:t>
       </w:r>
@@ -11546,19 +11635,52 @@
         <w:rPr>
           <w:rFonts w:ascii="Arial" w:eastAsia="Arial" w:hAnsi="Arial" w:cs="Arial"/>
           <w:color w:val="000000"/>
-          <w:highlight w:val="yellow"/>
+          <w:highlight w:val="green"/>
         </w:rPr>
         <w:tab/>
-        <w:t xml:space="preserve">El catálogo de herramientas de IA autorizadas para uso institucional registra las herramientas aprobadas conforme al numeral 6.11.5. El catálogo precisa, para cada herramienta, el ámbito de uso autorizado (uso administrativo general o uso restringido) y si su empleo con información sujeta a reserva tributaria está </w:t>
-      </w:r>
-      <w:r>
-        <w:rPr>
-          <w:rFonts w:ascii="Arial" w:eastAsia="Arial" w:hAnsi="Arial" w:cs="Arial"/>
-          <w:color w:val="000000"/>
-          <w:highlight w:val="yellow"/>
+      </w:r>
+      <w:r>
+        <w:rPr>
+          <w:rFonts w:ascii="Arial" w:eastAsia="Arial" w:hAnsi="Arial" w:cs="Arial"/>
+          <w:color w:val="000000"/>
+          <w:highlight w:val="green"/>
+        </w:rPr>
+        <w:t xml:space="preserve">El catálogo precisa, para cada herramienta, el ámbito de uso autorizado (uso administrativo general o uso restringido) y si se encuentra desplegada en </w:t>
+      </w:r>
+      <w:r>
+        <w:rPr>
+          <w:rFonts w:ascii="Arial" w:eastAsia="Arial" w:hAnsi="Arial" w:cs="Arial"/>
+          <w:color w:val="000000"/>
+          <w:highlight w:val="green"/>
         </w:rPr>
         <w:lastRenderedPageBreak/>
-        <w:t>permitido, en concordancia con los numerales 6.11.1 y 6.7.3. La INSI lo publica y lo mantiene actualizado.</w:t>
+        <w:t>infraestructura bajo control de la SUNAT. Solo las herramientas desplegadas en dicha infraestructura pueden emplearse con información sujeta a reserva tributaria, conforme al numeral 6.7.</w:t>
+      </w:r>
+      <w:proofErr w:type="gramStart"/>
+      <w:r>
+        <w:rPr>
+          <w:rFonts w:ascii="Arial" w:eastAsia="Arial" w:hAnsi="Arial" w:cs="Arial"/>
+          <w:color w:val="000000"/>
+          <w:highlight w:val="green"/>
+        </w:rPr>
+        <w:t>3.</w:t>
+      </w:r>
+      <w:r>
+        <w:rPr>
+          <w:rFonts w:ascii="Arial" w:eastAsia="Arial" w:hAnsi="Arial" w:cs="Arial"/>
+          <w:color w:val="000000"/>
+          <w:highlight w:val="green"/>
+        </w:rPr>
+        <w:t>.</w:t>
+      </w:r>
+      <w:proofErr w:type="gramEnd"/>
+      <w:r>
+        <w:rPr>
+          <w:rFonts w:ascii="Arial" w:eastAsia="Arial" w:hAnsi="Arial" w:cs="Arial"/>
+          <w:color w:val="000000"/>
+          <w:highlight w:val="green"/>
+        </w:rPr>
+        <w:t xml:space="preserve"> La INSI lo publica y lo mantiene actualizado.</w:t>
       </w:r>
     </w:p>
     <w:p>
@@ -11769,6 +11891,7 @@
           <w:color w:val="000000"/>
           <w:highlight w:val="yellow"/>
         </w:rPr>
+        <w:lastRenderedPageBreak/>
         <w:t>6.12.4</w:t>
       </w:r>
       <w:r>
@@ -11778,16 +11901,7 @@
           <w:highlight w:val="yellow"/>
         </w:rPr>
         <w:tab/>
-        <w:t xml:space="preserve">Los contratos prohíben al proveedor emplear la información de la SUNAT (en particular la sujeta a reserva tributaria y los datos personales) para entrenar, </w:t>
-      </w:r>
-      <w:r>
-        <w:rPr>
-          <w:rFonts w:ascii="Arial" w:eastAsia="Arial" w:hAnsi="Arial" w:cs="Arial"/>
-          <w:color w:val="000000"/>
-          <w:highlight w:val="yellow"/>
-        </w:rPr>
-        <w:lastRenderedPageBreak/>
-        <w:t>ajustar o mejorar sus modelos o para cualquier fin propio, en concordancia con el artículo 85 del Código Tributario, que extiende la obligación de reserva a quienes accedan a dicha información. La propiedad intelectual de los ajustes (fine-tuning) realizados con información o para necesidades de la SUNAT corresponde a la SUNAT.</w:t>
+        <w:t>Los contratos prohíben al proveedor emplear la información de la SUNAT (en particular la sujeta a reserva tributaria y los datos personales) para entrenar, ajustar o mejorar sus modelos o para cualquier fin propio, en concordancia con el artículo 85 del Código Tributario, que extiende la obligación de reserva a quienes accedan a dicha información. La propiedad intelectual de los ajustes (fine-tuning) realizados con información o para necesidades de la SUNAT corresponde a la SUNAT.</w:t>
       </w:r>
     </w:p>
     <w:p>
@@ -12115,6 +12229,7 @@
           <w:color w:val="000000"/>
           <w:highlight w:val="lightGray"/>
         </w:rPr>
+        <w:lastRenderedPageBreak/>
         <w:t xml:space="preserve">La Intendencia Nacional de Recursos Humanos fortalece de manera progresiva y sistemática las capacidades y competencias de su personal en materia de sistemas basados en IA mediante acciones formativas. </w:t>
       </w:r>
     </w:p>
@@ -12135,7 +12250,6 @@
           <w:color w:val="000000"/>
           <w:highlight w:val="lightGray"/>
         </w:rPr>
-        <w:lastRenderedPageBreak/>
         <w:t>Las necesidades de capacitación asociadas a los distintos roles, los contenidos formativos, las modalidades de capacitación y los mecanismos de evaluación de resultados se determinan en el marco normativo del Plan de Desarrollo de las Personas.</w:t>
       </w:r>
     </w:p>
@@ -12480,7 +12594,16 @@
           <w:highlight w:val="yellow"/>
         </w:rPr>
         <w:tab/>
-        <w:t>La SUNAT promueve que su personal cumpla las normas del Código de Ética de la Función Pública, su Reglamento y las normas de integridad en el desarrollo, la implementación y el uso de los SBIA</w:t>
+        <w:t xml:space="preserve">La SUNAT promueve que su personal cumpla las normas del Código de Ética de la Función Pública, su Reglamento y las normas de integridad en el </w:t>
+      </w:r>
+      <w:r>
+        <w:rPr>
+          <w:rFonts w:ascii="Arial" w:eastAsia="Arial" w:hAnsi="Arial" w:cs="Arial"/>
+          <w:color w:val="000000"/>
+          <w:highlight w:val="yellow"/>
+        </w:rPr>
+        <w:lastRenderedPageBreak/>
+        <w:t>desarrollo, la implementación y el uso de los SBIA</w:t>
       </w:r>
       <w:r>
         <w:rPr>
@@ -12510,16 +12633,7 @@
           <w:color w:val="000000"/>
           <w:highlight w:val="green"/>
         </w:rPr>
-        <w:t xml:space="preserve">La OII supervisa en los SBIA el cumplimiento de los principios rectores establecidos en el artículo 7 del Reglamento y de los compromisos de la Política de uso seguro, responsable y </w:t>
-      </w:r>
-      <w:r>
-        <w:rPr>
-          <w:rFonts w:ascii="Arial" w:eastAsia="Arial" w:hAnsi="Arial" w:cs="Arial"/>
-          <w:color w:val="000000"/>
-          <w:highlight w:val="green"/>
-        </w:rPr>
-        <w:lastRenderedPageBreak/>
-        <w:t>ético de los sistemas basados en inteligencia artificial en la SUNAT; evalúa los riesgos de sesgo y discriminación y administra el canal de consultas éticas en materia de IA</w:t>
+        <w:t>La OII supervisa en los SBIA el cumplimiento de los principios rectores establecidos en el artículo 7 del Reglamento y de los compromisos de la Política de uso seguro, responsable y ético de los sistemas basados en inteligencia artificial en la SUNAT; evalúa los riesgos de sesgo y discriminación y administra el canal de consultas éticas en materia de IA</w:t>
       </w:r>
       <w:r>
         <w:rPr>
@@ -12780,7 +12894,16 @@
           <w:bCs w:val="0"/>
           <w:highlight w:val="green"/>
         </w:rPr>
-        <w:t>No favorable, cuando el uso es indebido conforme al artículo 23 del RLIA, contraviene la Política de Uso Seguro, Responsable y Ético de los SBIA o la normativa vigente, o el resultado esperado se alcanza sin inteligencia artificial. En este último caso la iniciativa puede continuar sin el componente de IA.</w:t>
+        <w:t xml:space="preserve">No favorable, cuando el uso es indebido conforme al artículo 23 del RLIA, contraviene la Política de Uso Seguro, Responsable y Ético de los SBIA o la normativa vigente, o el resultado esperado se alcanza sin inteligencia </w:t>
+      </w:r>
+      <w:r>
+        <w:rPr>
+          <w:b w:val="0"/>
+          <w:bCs w:val="0"/>
+          <w:highlight w:val="green"/>
+        </w:rPr>
+        <w:lastRenderedPageBreak/>
+        <w:t>artificial. En este último caso la iniciativa puede continuar sin el componente de IA.</w:t>
       </w:r>
     </w:p>
     <w:p>
@@ -12800,15 +12923,7 @@
           <w:rFonts w:ascii="Arial" w:hAnsi="Arial" w:cs="Arial"/>
           <w:highlight w:val="green"/>
         </w:rPr>
-        <w:t xml:space="preserve">El uso indebido está prohibido por el artículo 23 del RLIA y los controles reforzados son obligatorios por su artículo 24: en ambos casos obliga la norma, no la opinión. En los demás casos la opinión sustenta la decisión, pero no la </w:t>
-      </w:r>
-      <w:r>
-        <w:rPr>
-          <w:rFonts w:ascii="Arial" w:hAnsi="Arial" w:cs="Arial"/>
-          <w:highlight w:val="green"/>
-        </w:rPr>
-        <w:lastRenderedPageBreak/>
-        <w:t>reemplaza. La aprobación corresponde, en cada caso, a la instancia competente conforme al ROF, a las normas de delegación de facultades, a los instrumentos de gestión institucionales o a la normativa de los sistemas administrativos del Estado.</w:t>
+        <w:t>El uso indebido está prohibido por el artículo 23 del RLIA y los controles reforzados son obligatorios por su artículo 24: en ambos casos obliga la norma, no la opinión. En los demás casos la opinión sustenta la decisión, pero no la reemplaza. La aprobación corresponde, en cada caso, a la instancia competente conforme al ROF, a las normas de delegación de facultades, a los instrumentos de gestión institucionales o a la normativa de los sistemas administrativos del Estado.</w:t>
       </w:r>
     </w:p>
     <w:p>
@@ -13066,6 +13181,7 @@
         <w:rPr>
           <w:rFonts w:ascii="Arial" w:hAnsi="Arial" w:cs="Arial"/>
         </w:rPr>
+        <w:lastRenderedPageBreak/>
         <w:tab/>
       </w:r>
       <w:r>
@@ -13094,15 +13210,7 @@
           <w:rFonts w:ascii="Arial" w:hAnsi="Arial" w:cs="Arial"/>
           <w:highlight w:val="lightGray"/>
         </w:rPr>
-        <w:t xml:space="preserve">6.15.4 Cuando un proyecto de inversión pública sujeto al Sistema Nacional de Programación Multianual y Gestión de Inversiones incorpore un componente basado en IA, la Unidad Formuladora considera la opinión de la Comisión como </w:t>
-      </w:r>
-      <w:r>
-        <w:rPr>
-          <w:rFonts w:ascii="Arial" w:hAnsi="Arial" w:cs="Arial"/>
-          <w:highlight w:val="lightGray"/>
-        </w:rPr>
-        <w:lastRenderedPageBreak/>
-        <w:t>insumo del análisis técnico que sustenta la declaración de viabilidad, sin perjuicio de las disposiciones del referido Sistema. En la ejecución, el SBIA observa el ciclo de vida del numeral 6.1.</w:t>
+        <w:t>6.15.4 Cuando un proyecto de inversión pública sujeto al Sistema Nacional de Programación Multianual y Gestión de Inversiones incorpore un componente basado en IA, la Unidad Formuladora considera la opinión de la Comisión como insumo del análisis técnico que sustenta la declaración de viabilidad, sin perjuicio de las disposiciones del referido Sistema. En la ejecución, el SBIA observa el ciclo de vida del numeral 6.1.</w:t>
       </w:r>
     </w:p>
     <w:p>
@@ -15321,11 +15429,13 @@
               <w:spacing w:before="20" w:after="20" w:line="276" w:lineRule="auto"/>
               <w:rPr>
                 <w:rFonts w:ascii="Arial" w:hAnsi="Arial" w:cs="Arial"/>
+                <w:highlight w:val="green"/>
               </w:rPr>
             </w:pPr>
             <w:r>
               <w:rPr>
                 <w:rFonts w:ascii="Arial" w:eastAsia="Arial" w:hAnsi="Arial" w:cs="Arial"/>
+                <w:highlight w:val="green"/>
               </w:rPr>
               <w:t>14</w:t>
             </w:r>
@@ -15353,6 +15463,7 @@
               <w:spacing w:before="20" w:after="20" w:line="276" w:lineRule="auto"/>
               <w:rPr>
                 <w:rFonts w:ascii="Arial" w:hAnsi="Arial" w:cs="Arial"/>
+                <w:highlight w:val="green"/>
               </w:rPr>
             </w:pPr>
             <w:r>
@@ -15360,8 +15471,9 @@
                 <w:rFonts w:ascii="Arial" w:eastAsia="Arial" w:hAnsi="Arial" w:cs="Arial"/>
                 <w:b/>
                 <w:bCs/>
-              </w:rPr>
-              <w:t>Última auditoría</w:t>
+                <w:highlight w:val="green"/>
+              </w:rPr>
+              <w:t>Última verificación técnica de seguridad</w:t>
             </w:r>
           </w:p>
         </w:tc>
@@ -15387,13 +15499,15 @@
               <w:spacing w:before="20" w:after="20" w:line="276" w:lineRule="auto"/>
               <w:rPr>
                 <w:rFonts w:ascii="Arial" w:hAnsi="Arial" w:cs="Arial"/>
+                <w:highlight w:val="green"/>
               </w:rPr>
             </w:pPr>
             <w:r>
               <w:rPr>
                 <w:rFonts w:ascii="Arial" w:eastAsia="Arial" w:hAnsi="Arial" w:cs="Arial"/>
-              </w:rPr>
-              <w:t>Fecha de la última auditoría técnica.</w:t>
+                <w:highlight w:val="green"/>
+              </w:rPr>
+              <w:t>Fecha de la última verificación técnica de seguridad del SBIA conforme al numeral 6.10.3: análisis de riesgo, pruebas de vulnerabilidad y, para riesgo alto, red teaming. La primera verificación es previa a la implementación y consta en el hito de certificación y validación del numeral 6.1.1.</w:t>
             </w:r>
           </w:p>
         </w:tc>
@@ -15731,6 +15845,7 @@
               <w:rPr>
                 <w:rFonts w:ascii="Arial" w:eastAsia="Arial" w:hAnsi="Arial" w:cs="Arial"/>
               </w:rPr>
+              <w:lastRenderedPageBreak/>
               <w:t>18</w:t>
             </w:r>
           </w:p>
@@ -15800,6 +15915,114 @@
                 <w:rFonts w:ascii="Arial" w:eastAsia="Arial" w:hAnsi="Arial" w:cs="Arial"/>
               </w:rPr>
               <w:t>Identificación de la versión del SBIA en producción, fecha del último cambio y su calificación como significativo o no, conforme a los numerales 6.10.4 y 6.10.5</w:t>
+            </w:r>
+          </w:p>
+        </w:tc>
+      </w:tr>
+      <w:tr>
+        <w:tc>
+          <w:tcPr>
+            <w:tcW w:w="527" w:type="dxa"/>
+            <w:tcBorders>
+              <w:top w:val="single" w:sz="4" w:space="0" w:color="000000"/>
+              <w:left w:val="single" w:sz="4" w:space="0" w:color="000000"/>
+              <w:bottom w:val="single" w:sz="4" w:space="0" w:color="000000"/>
+              <w:right w:val="single" w:sz="4" w:space="0" w:color="000000"/>
+            </w:tcBorders>
+            <w:tcMar>
+              <w:top w:w="60" w:type="dxa"/>
+              <w:left w:w="80" w:type="dxa"/>
+              <w:bottom w:w="60" w:type="dxa"/>
+              <w:right w:w="80" w:type="dxa"/>
+            </w:tcMar>
+            <w:vAlign w:val="center"/>
+          </w:tcPr>
+          <w:p>
+            <w:pPr>
+              <w:spacing w:before="20" w:after="20" w:line="276" w:lineRule="auto"/>
+              <w:rPr>
+                <w:rFonts w:ascii="Arial" w:eastAsia="Arial" w:hAnsi="Arial" w:cs="Arial"/>
+                <w:highlight w:val="green"/>
+              </w:rPr>
+            </w:pPr>
+            <w:r>
+              <w:rPr>
+                <w:rFonts w:ascii="Arial" w:eastAsia="Arial" w:hAnsi="Arial" w:cs="Arial"/>
+                <w:highlight w:val="green"/>
+              </w:rPr>
+              <w:t>19</w:t>
+            </w:r>
+          </w:p>
+        </w:tc>
+        <w:tc>
+          <w:tcPr>
+            <w:tcW w:w="2109" w:type="dxa"/>
+            <w:tcBorders>
+              <w:top w:val="single" w:sz="4" w:space="0" w:color="000000"/>
+              <w:left w:val="single" w:sz="4" w:space="0" w:color="000000"/>
+              <w:bottom w:val="single" w:sz="4" w:space="0" w:color="000000"/>
+              <w:right w:val="single" w:sz="4" w:space="0" w:color="000000"/>
+            </w:tcBorders>
+            <w:tcMar>
+              <w:top w:w="60" w:type="dxa"/>
+              <w:left w:w="80" w:type="dxa"/>
+              <w:bottom w:w="60" w:type="dxa"/>
+              <w:right w:w="80" w:type="dxa"/>
+            </w:tcMar>
+            <w:vAlign w:val="center"/>
+          </w:tcPr>
+          <w:p>
+            <w:pPr>
+              <w:spacing w:before="20" w:after="20" w:line="276" w:lineRule="auto"/>
+              <w:rPr>
+                <w:rFonts w:ascii="Arial" w:eastAsia="Arial" w:hAnsi="Arial" w:cs="Arial"/>
+                <w:b/>
+                <w:bCs/>
+                <w:highlight w:val="green"/>
+              </w:rPr>
+            </w:pPr>
+            <w:r>
+              <w:rPr>
+                <w:rFonts w:ascii="Arial" w:eastAsia="Arial" w:hAnsi="Arial" w:cs="Arial"/>
+                <w:b/>
+                <w:bCs/>
+                <w:highlight w:val="green"/>
+              </w:rPr>
+              <w:t>Medidas frente al sesgo y última evaluación</w:t>
+            </w:r>
+          </w:p>
+        </w:tc>
+        <w:tc>
+          <w:tcPr>
+            <w:tcW w:w="6151" w:type="dxa"/>
+            <w:tcBorders>
+              <w:top w:val="single" w:sz="4" w:space="0" w:color="000000"/>
+              <w:left w:val="single" w:sz="4" w:space="0" w:color="000000"/>
+              <w:bottom w:val="single" w:sz="4" w:space="0" w:color="000000"/>
+              <w:right w:val="single" w:sz="4" w:space="0" w:color="000000"/>
+            </w:tcBorders>
+            <w:tcMar>
+              <w:top w:w="60" w:type="dxa"/>
+              <w:left w:w="80" w:type="dxa"/>
+              <w:bottom w:w="60" w:type="dxa"/>
+              <w:right w:w="80" w:type="dxa"/>
+            </w:tcMar>
+            <w:vAlign w:val="center"/>
+          </w:tcPr>
+          <w:p>
+            <w:pPr>
+              <w:spacing w:before="20" w:after="20" w:line="276" w:lineRule="auto"/>
+              <w:rPr>
+                <w:rFonts w:ascii="Arial" w:eastAsia="Arial" w:hAnsi="Arial" w:cs="Arial"/>
+                <w:highlight w:val="green"/>
+              </w:rPr>
+            </w:pPr>
+            <w:r>
+              <w:rPr>
+                <w:rFonts w:ascii="Arial" w:eastAsia="Arial" w:hAnsi="Arial" w:cs="Arial"/>
+                <w:highlight w:val="green"/>
+              </w:rPr>
+              <w:t>Medidas incorporadas para prevenir, detectar y corregir resultados discriminatorios o sesgados conforme al numeral 6.6.4, y fecha de la última evaluación de los indicadores de sesgo conforme a los numerales 6.10.1 y 6.10.2. La verificación de estas medidas es previa al despliegue, conforme al numeral 6.1.2.</w:t>
             </w:r>
           </w:p>
         </w:tc>

--- a/normativo/DIRECTIVA-GOBIERNO-IA.docx
+++ b/normativo/DIRECTIVA-GOBIERNO-IA.docx
@@ -3298,7 +3298,7 @@
           <w:color w:val="000000"/>
           <w:highlight w:val="green"/>
         </w:rPr>
-        <w:t xml:space="preserve">Controles de contención (Guardrails): Conjunto de controles, reglas y mecanismos técnicos que limitan, filtran o validan las entradas y salidas de un SBIA para prevenir, detectar y restringir comportamientos no autorizados o inseguros. Comprenden, entre otros, la validación de entradas, el filtrado de salidas, la protección frente a ataques adversarios y la prevención de la divulgación no autorizada de información. </w:t>
+        <w:t xml:space="preserve">Conjunto de controles, reglas y mecanismos técnicos que limitan, filtran o validan las entradas y salidas de un SBIA para prevenir, detectar y restringir comportamientos no autorizados o inseguros. Comprenden, entre otros, la validación de entradas, el filtrado de salidas, la protección frente a ataques adversarios y la prevención de la divulgación no autorizada de información. </w:t>
       </w:r>
       <w:r>
         <w:rPr>
@@ -10367,7 +10367,31 @@
           <w:highlight w:val="yellow"/>
         </w:rPr>
         <w:tab/>
-        <w:t>Para SBIA de riesgo alto y de riesgo aceptable-limitado se requiere como mínimo: controles de contención (guardrails) de entrada y salida; controles de acceso basados en roles (RBAC); registro inmutable de auditoría (logs) de todas las interacciones; evaluación de vulnerabilidades conforme al OWASP Top 10 para aplicaciones LLM; red teaming previo al despliegue de SBIA de riesgo alto; y anonimización o seudonimización de datos personales antes del procesamiento. Estos controles constituyen medidas de seguridad digital conforme al artículo 29 del RLIA y se implementan aplicando la NTP-ISO/IEC 27002 y la NTP-ISO 31000 vigentes, complementadas con mejores prácticas de seguridad para IA, conforme a la Sexta Disposición Complementaria Final del RLIA.</w:t>
+        <w:t>Para SBIA de riesgo alto y de riesgo aceptable-limitado se requiere como mínimo: controles de contención (guardrails) de entrada y salida; controles de acceso basados en roles (RBAC); registro inmutable de auditoría (logs) de todas las interacciones; evaluación de vulnerabilidades conforme al OWASP Top 10 para aplicaciones LLM;</w:t>
+      </w:r>
+      <w:r>
+        <w:rPr>
+          <w:rFonts w:ascii="Arial" w:eastAsia="Arial" w:hAnsi="Arial" w:cs="Arial"/>
+          <w:color w:val="000000"/>
+          <w:highlight w:val="green"/>
+        </w:rPr>
+        <w:t xml:space="preserve"> </w:t>
+      </w:r>
+      <w:r>
+        <w:rPr>
+          <w:rFonts w:ascii="Arial" w:eastAsia="Arial" w:hAnsi="Arial" w:cs="Arial"/>
+          <w:color w:val="000000"/>
+          <w:highlight w:val="green"/>
+        </w:rPr>
+        <w:t>red teaming de los SBIA de riesgo alto, previo a su despliegue y con la periodicidad que establezca el documento normativo del numeral 6.7.7</w:t>
+      </w:r>
+      <w:r>
+        <w:rPr>
+          <w:rFonts w:ascii="Arial" w:eastAsia="Arial" w:hAnsi="Arial" w:cs="Arial"/>
+          <w:color w:val="000000"/>
+          <w:highlight w:val="yellow"/>
+        </w:rPr>
+        <w:t>; y anonimización o seudonimización de datos personales antes del procesamiento. Estos controles constituyen medidas de seguridad digital conforme al artículo 29 del RLIA y se implementan aplicando la NTP-ISO/IEC 27002 y la NTP-ISO 31000 vigentes, complementadas con mejores prácticas de seguridad para IA, conforme a la Sexta Disposición Complementaria Final del RLIA.</w:t>
       </w:r>
     </w:p>
     <w:p>
@@ -11185,6 +11209,7 @@
         </w:rPr>
         <w:t xml:space="preserve">Riesgo alto: monitoreo </w:t>
       </w:r>
+      <w:proofErr w:type="gramStart"/>
       <w:r>
         <w:rPr>
           <w:b w:val="0"/>
@@ -11192,7 +11217,7 @@
           <w:color w:val="000000"/>
           <w:highlight w:val="yellow"/>
         </w:rPr>
-        <w:t>continúo</w:t>
+        <w:t>contin</w:t>
       </w:r>
       <w:r>
         <w:rPr>
@@ -11201,7 +11226,26 @@
           <w:color w:val="000000"/>
           <w:highlight w:val="yellow"/>
         </w:rPr>
-        <w:t xml:space="preserve"> automatizado con revisión humana semanal y revisión integral trimestral.</w:t>
+        <w:t>uo</w:t>
+      </w:r>
+      <w:proofErr w:type="gramEnd"/>
+      <w:r>
+        <w:rPr>
+          <w:b w:val="0"/>
+          <w:bCs w:val="0"/>
+          <w:color w:val="000000"/>
+          <w:highlight w:val="yellow"/>
+        </w:rPr>
+        <w:t xml:space="preserve"> </w:t>
+      </w:r>
+      <w:r>
+        <w:rPr>
+          <w:b w:val="0"/>
+          <w:bCs w:val="0"/>
+          <w:color w:val="000000"/>
+          <w:highlight w:val="yellow"/>
+        </w:rPr>
+        <w:t>automatizado con revisión humana semanal y revisión integral trimestral.</w:t>
       </w:r>
     </w:p>
     <w:p>
@@ -11331,7 +11375,23 @@
           <w:highlight w:val="green"/>
         </w:rPr>
         <w:lastRenderedPageBreak/>
-        <w:t>calidad, del análisis de riesgo, las pruebas de vulnerabilidad y el red teaming previstos en el numeral 6.7.2, con anterioridad a la implementación del SBIA, y del monitoreo del numeral 6.10, que comprende los indicadores de sesgo del numeral 6.10.2 y las medidas del numeral 6.6.4, durante toda su operación. Los resultados de estas actividades alimentan el informe trimestral de la Comisión de Gobierno de IA al CGTD.</w:t>
+        <w:t xml:space="preserve">calidad, del análisis de riesgo, las pruebas de vulnerabilidad </w:t>
+      </w:r>
+      <w:r>
+        <w:rPr>
+          <w:rFonts w:ascii="Arial" w:eastAsia="Arial" w:hAnsi="Arial" w:cs="Arial"/>
+          <w:color w:val="000000"/>
+          <w:highlight w:val="green"/>
+        </w:rPr>
+        <w:t>y el red teaming previstos en el numeral 6.7.2, con anterioridad a la implementación del SBIA y con la periodicidad prevista en el mismo numeral, y del monitoreo del numeral 6.10</w:t>
+      </w:r>
+      <w:r>
+        <w:rPr>
+          <w:rFonts w:ascii="Arial" w:eastAsia="Arial" w:hAnsi="Arial" w:cs="Arial"/>
+          <w:color w:val="000000"/>
+          <w:highlight w:val="green"/>
+        </w:rPr>
+        <w:t>, que comprende los indicadores de sesgo del numeral 6.10.2 y las medidas del numeral 6.6.4, durante toda su operación. Los resultados de estas actividades alimentan el informe trimestral de la Comisión de Gobierno de IA al CGTD.</w:t>
       </w:r>
     </w:p>
     <w:p>
@@ -11503,21 +11563,22 @@
           <w:ilvl w:val="0"/>
           <w:numId w:val="5"/>
         </w:numPr>
-        <w:spacing w:before="0" w:after="40" w:line="276" w:lineRule="auto"/>
+        <w:spacing w:after="40" w:line="276" w:lineRule="auto"/>
         <w:ind w:left="1701"/>
         <w:rPr>
           <w:b w:val="0"/>
           <w:bCs w:val="0"/>
-        </w:rPr>
-      </w:pPr>
-      <w:r>
-        <w:rPr>
-          <w:b w:val="0"/>
-          <w:bCs w:val="0"/>
-          <w:color w:val="000000"/>
-          <w:highlight w:val="cyan"/>
-        </w:rPr>
-        <w:t>No ingresar información sujeta a reserva tributaria ni datos personales de contribuyentes u operadores aduaneros en herramientas de IA que no estén autorizadas para ese tratamiento en el catálogo institucional. El catálogo indica, para cada herramienta, los tipos de información que puede procesar. El tratamiento de información sujeta a reserva tributaria se rige por el numeral 6.7.3.</w:t>
+          <w:highlight w:val="green"/>
+        </w:rPr>
+      </w:pPr>
+      <w:r>
+        <w:rPr>
+          <w:b w:val="0"/>
+          <w:bCs w:val="0"/>
+          <w:color w:val="000000"/>
+          <w:highlight w:val="green"/>
+        </w:rPr>
+        <w:t>No ingresar información sujeta a reserva tributaria ni datos personales de contribuyentes u operadores aduaneros en herramientas de IA cuyo ámbito de uso autorizado en el catálogo institucional no comprenda ese tratamiento. El tratamiento de información sujeta a reserva tributaria se rige, además, por el numeral 6.7.3.</w:t>
       </w:r>
     </w:p>
     <w:p>
@@ -11645,7 +11706,7 @@
           <w:color w:val="000000"/>
           <w:highlight w:val="green"/>
         </w:rPr>
-        <w:t xml:space="preserve">El catálogo precisa, para cada herramienta, el ámbito de uso autorizado (uso administrativo general o uso restringido) y si se encuentra desplegada en </w:t>
+        <w:t xml:space="preserve">El catálogo de herramientas de IA autorizadas para uso institucional registra las herramientas aprobadas conforme al numeral 6.11.5. El catálogo precisa, </w:t>
       </w:r>
       <w:r>
         <w:rPr>
@@ -11654,33 +11715,7 @@
           <w:highlight w:val="green"/>
         </w:rPr>
         <w:lastRenderedPageBreak/>
-        <w:t>infraestructura bajo control de la SUNAT. Solo las herramientas desplegadas en dicha infraestructura pueden emplearse con información sujeta a reserva tributaria, conforme al numeral 6.7.</w:t>
-      </w:r>
-      <w:proofErr w:type="gramStart"/>
-      <w:r>
-        <w:rPr>
-          <w:rFonts w:ascii="Arial" w:eastAsia="Arial" w:hAnsi="Arial" w:cs="Arial"/>
-          <w:color w:val="000000"/>
-          <w:highlight w:val="green"/>
-        </w:rPr>
-        <w:t>3.</w:t>
-      </w:r>
-      <w:r>
-        <w:rPr>
-          <w:rFonts w:ascii="Arial" w:eastAsia="Arial" w:hAnsi="Arial" w:cs="Arial"/>
-          <w:color w:val="000000"/>
-          <w:highlight w:val="green"/>
-        </w:rPr>
-        <w:t>.</w:t>
-      </w:r>
-      <w:proofErr w:type="gramEnd"/>
-      <w:r>
-        <w:rPr>
-          <w:rFonts w:ascii="Arial" w:eastAsia="Arial" w:hAnsi="Arial" w:cs="Arial"/>
-          <w:color w:val="000000"/>
-          <w:highlight w:val="green"/>
-        </w:rPr>
-        <w:t xml:space="preserve"> La INSI lo publica y lo mantiene actualizado.</w:t>
+        <w:t>para cada herramienta, el ámbito de uso autorizado (uso administrativo general o uso restringido) y si se encuentra desplegada en infraestructura bajo control de la SUNAT. Solo las herramientas desplegadas en dicha infraestructura pueden emplearse con información sujeta a reserva tributaria, conforme al numeral 6.7.3. La INSI lo publica y lo mantiene actualizado.</w:t>
       </w:r>
     </w:p>
     <w:p>
@@ -11864,6 +11899,7 @@
           <w:rFonts w:ascii="Arial" w:eastAsia="Arial" w:hAnsi="Arial" w:cs="Arial"/>
           <w:color w:val="000000"/>
         </w:rPr>
+        <w:lastRenderedPageBreak/>
         <w:t>6.12.3</w:t>
       </w:r>
       <w:r>
@@ -11891,7 +11927,6 @@
           <w:color w:val="000000"/>
           <w:highlight w:val="yellow"/>
         </w:rPr>
-        <w:lastRenderedPageBreak/>
         <w:t>6.12.4</w:t>
       </w:r>
       <w:r>
@@ -15882,7 +15917,23 @@
                 <w:b/>
                 <w:bCs/>
               </w:rPr>
-              <w:t>Versión vigente y ultimo cambio</w:t>
+              <w:t xml:space="preserve">Versión vigente y </w:t>
+            </w:r>
+            <w:r>
+              <w:rPr>
+                <w:rFonts w:ascii="Arial" w:eastAsia="Arial" w:hAnsi="Arial" w:cs="Arial"/>
+                <w:b/>
+                <w:bCs/>
+              </w:rPr>
+              <w:t>ú</w:t>
+            </w:r>
+            <w:r>
+              <w:rPr>
+                <w:rFonts w:ascii="Arial" w:eastAsia="Arial" w:hAnsi="Arial" w:cs="Arial"/>
+                <w:b/>
+                <w:bCs/>
+              </w:rPr>
+              <w:t>ltimo cambio</w:t>
             </w:r>
           </w:p>
         </w:tc>

--- a/normativo/DIRECTIVA-GOBIERNO-IA.docx
+++ b/normativo/DIRECTIVA-GOBIERNO-IA.docx
@@ -9621,6 +9621,50 @@
     </w:p>
     <w:p>
       <w:pPr>
+        <w:spacing w:after="60" w:line="276" w:lineRule="auto"/>
+        <w:ind w:left="1276" w:hanging="720"/>
+        <w:jc w:val="both"/>
+        <w:rPr>
+          <w:rFonts w:ascii="Arial" w:eastAsia="Arial" w:hAnsi="Arial" w:cs="Arial"/>
+          <w:color w:val="000000"/>
+        </w:rPr>
+      </w:pPr>
+    </w:p>
+    <w:p>
+      <w:pPr>
+        <w:spacing w:after="60" w:line="276" w:lineRule="auto"/>
+        <w:ind w:left="1276" w:hanging="720"/>
+        <w:jc w:val="both"/>
+        <w:rPr>
+          <w:rFonts w:ascii="Arial" w:eastAsia="Arial" w:hAnsi="Arial" w:cs="Arial"/>
+          <w:color w:val="000000"/>
+        </w:rPr>
+      </w:pPr>
+    </w:p>
+    <w:p>
+      <w:pPr>
+        <w:spacing w:after="60" w:line="276" w:lineRule="auto"/>
+        <w:ind w:left="1276" w:hanging="720"/>
+        <w:jc w:val="both"/>
+        <w:rPr>
+          <w:rFonts w:ascii="Arial" w:eastAsia="Arial" w:hAnsi="Arial" w:cs="Arial"/>
+          <w:color w:val="000000"/>
+        </w:rPr>
+      </w:pPr>
+    </w:p>
+    <w:p>
+      <w:pPr>
+        <w:spacing w:after="60" w:line="276" w:lineRule="auto"/>
+        <w:ind w:left="1276" w:hanging="720"/>
+        <w:jc w:val="both"/>
+        <w:rPr>
+          <w:rFonts w:ascii="Arial" w:eastAsia="Arial" w:hAnsi="Arial" w:cs="Arial"/>
+          <w:color w:val="000000"/>
+        </w:rPr>
+      </w:pPr>
+    </w:p>
+    <w:p>
+      <w:pPr>
         <w:spacing w:before="160" w:after="60" w:line="276" w:lineRule="auto"/>
         <w:rPr>
           <w:rFonts w:ascii="Arial" w:hAnsi="Arial" w:cs="Arial"/>
@@ -9641,6 +9685,7 @@
           <w:szCs w:val="24"/>
           <w:highlight w:val="cyan"/>
         </w:rPr>
+        <w:lastRenderedPageBreak/>
         <w:t>Del diseño, la operación y la seguridad de los SBIA</w:t>
       </w:r>
     </w:p>
@@ -9680,7 +9725,6 @@
           <w:color w:val="000000"/>
           <w:highlight w:val="yellow"/>
         </w:rPr>
-        <w:lastRenderedPageBreak/>
         <w:t>6.5.1</w:t>
       </w:r>
       <w:r>
@@ -9815,14 +9859,14 @@
         <w:rPr>
           <w:rFonts w:ascii="Arial" w:eastAsia="Arial" w:hAnsi="Arial" w:cs="Arial"/>
           <w:color w:val="000000"/>
-          <w:highlight w:val="lightGray"/>
-        </w:rPr>
-      </w:pPr>
-      <w:r>
-        <w:rPr>
-          <w:rFonts w:ascii="Arial" w:eastAsia="Arial" w:hAnsi="Arial" w:cs="Arial"/>
-          <w:color w:val="000000"/>
-          <w:highlight w:val="lightGray"/>
+          <w:highlight w:val="green"/>
+        </w:rPr>
+      </w:pPr>
+      <w:r>
+        <w:rPr>
+          <w:rFonts w:ascii="Arial" w:eastAsia="Arial" w:hAnsi="Arial" w:cs="Arial"/>
+          <w:color w:val="000000"/>
+          <w:highlight w:val="green"/>
         </w:rPr>
         <w:t>6.5.5</w:t>
       </w:r>
@@ -9830,33 +9874,49 @@
         <w:rPr>
           <w:rFonts w:ascii="Arial" w:eastAsia="Arial" w:hAnsi="Arial" w:cs="Arial"/>
           <w:color w:val="000000"/>
-          <w:highlight w:val="lightGray"/>
-        </w:rPr>
-        <w:t xml:space="preserve">   Los </w:t>
-      </w:r>
-      <w:r>
-        <w:rPr>
-          <w:rFonts w:ascii="Arial" w:eastAsia="Arial" w:hAnsi="Arial" w:cs="Arial"/>
-          <w:color w:val="000000"/>
-          <w:highlight w:val="lightGray"/>
-        </w:rPr>
-        <w:t>SBIA que ejecuten acciones sobre sistemas, datos o procesos con algún grado de autonomía</w:t>
-      </w:r>
-      <w:r>
-        <w:rPr>
-          <w:rFonts w:ascii="Arial" w:eastAsia="Arial" w:hAnsi="Arial" w:cs="Arial"/>
-          <w:color w:val="000000"/>
-          <w:highlight w:val="lightGray"/>
-        </w:rPr>
-        <w:t xml:space="preserve"> </w:t>
-      </w:r>
-      <w:r>
-        <w:rPr>
-          <w:rFonts w:ascii="Arial" w:eastAsia="Arial" w:hAnsi="Arial" w:cs="Arial"/>
-          <w:color w:val="000000"/>
-          <w:highlight w:val="lightGray"/>
-        </w:rPr>
-        <w:t>incorporan mecanismos de autorización, restricción y registro de dichas acciones, proporcionales al nivel de riesgo aprobado y al grado de autonomía asignado. El propietario del caso de uso define el alcance de las acciones autorizadas; la GA verifica su implementación antes del despliegue.</w:t>
+          <w:highlight w:val="green"/>
+        </w:rPr>
+        <w:tab/>
+        <w:t>Los SBIA que ejecuten acciones sobre sistemas, datos o procesos con algún grado de autonomía incorporan mecanismos de autorización, restricción y registro de dichas acciones, proporcionales al nivel de riesgo aprobado y al grado de autonomía asignado. El propietario del caso de uso define el alcance de las acciones autorizadas; la GA verifica su implementación antes del despliegue.</w:t>
+      </w:r>
+    </w:p>
+    <w:p>
+      <w:pPr>
+        <w:spacing w:after="60" w:line="276" w:lineRule="auto"/>
+        <w:ind w:left="1276"/>
+        <w:jc w:val="both"/>
+        <w:rPr>
+          <w:rFonts w:ascii="Arial" w:eastAsia="Arial" w:hAnsi="Arial" w:cs="Arial"/>
+          <w:color w:val="000000"/>
+          <w:highlight w:val="green"/>
+        </w:rPr>
+      </w:pPr>
+      <w:r>
+        <w:rPr>
+          <w:rFonts w:ascii="Arial" w:eastAsia="Arial" w:hAnsi="Arial" w:cs="Arial"/>
+          <w:color w:val="000000"/>
+          <w:highlight w:val="green"/>
+        </w:rPr>
+        <w:t>El SBIA o el componente que ejecute las acciones a que se refiere el párrafo anterior cuenta con una identidad digital diferenciada, administrada conforme a los mecanismos institucionales de identidad y acceso. Cuando ejecute acciones en representación de un usuario, el registro permite identificar al usuario que delegó, al componente que actuó, los permisos empleados y las acciones ejecutadas. Este registro es exigible en particular cuando las acciones recaigan sobre información sujeta a reserva tributaria o sobre datos personales.</w:t>
+      </w:r>
+    </w:p>
+    <w:p>
+      <w:pPr>
+        <w:spacing w:after="60" w:line="276" w:lineRule="auto"/>
+        <w:ind w:left="1276"/>
+        <w:jc w:val="both"/>
+        <w:rPr>
+          <w:rFonts w:ascii="Arial" w:eastAsia="Arial" w:hAnsi="Arial" w:cs="Arial"/>
+          <w:color w:val="000000"/>
+        </w:rPr>
+      </w:pPr>
+      <w:r>
+        <w:rPr>
+          <w:rFonts w:ascii="Arial" w:eastAsia="Arial" w:hAnsi="Arial" w:cs="Arial"/>
+          <w:color w:val="000000"/>
+          <w:highlight w:val="green"/>
+        </w:rPr>
+        <w:t>El componente de IA no modifica por sí mismo los controles de seguridad, las políticas institucionales ni los mecanismos de gobierno previstos en la presente directiva.</w:t>
       </w:r>
     </w:p>
     <w:p>
@@ -9876,6 +9936,7 @@
           <w:color w:val="000000"/>
           <w:highlight w:val="lightGray"/>
         </w:rPr>
+        <w:lastRenderedPageBreak/>
         <w:t>6.5.6 Los SBIA generativos que utilicen información institucional incorporan mecanismos que vinculen los resultados generados con sus fuentes de información autorizadas y vigentes. Esta trazabilidad sustenta la explicabilidad exigida en el numeral 6.9.3.</w:t>
       </w:r>
     </w:p>
@@ -9900,12 +9961,30 @@
     </w:p>
     <w:p>
       <w:pPr>
+        <w:spacing w:after="60" w:line="276" w:lineRule="auto"/>
+        <w:ind w:left="1276" w:hanging="720"/>
+        <w:jc w:val="both"/>
+        <w:rPr>
+          <w:rFonts w:ascii="Arial" w:eastAsia="Arial" w:hAnsi="Arial" w:cs="Arial"/>
+          <w:color w:val="000000"/>
+        </w:rPr>
+      </w:pPr>
+      <w:r>
+        <w:rPr>
+          <w:rFonts w:ascii="Arial" w:eastAsia="Arial" w:hAnsi="Arial" w:cs="Arial"/>
+          <w:color w:val="000000"/>
+          <w:highlight w:val="green"/>
+        </w:rPr>
+        <w:t>6.5.8 Los SBIA separan las funciones basadas en inferencia, generación o razonamiento probabilístico de aquellas que requieren un resultado determinístico. Constituyen funciones determinísticas, entre otras, los cálculos que determinan obligaciones o derechos, el cómputo de plazos, la aplicación de reglas normativas y de negocio, las validaciones de cumplimiento normativo y la ejecución de transacciones sobre los sistemas institucionales. El componente de IA puede interpretar, clasificar, recomendar u orquestar dichas funciones; su ejecución corresponde a los servicios, motores de reglas o componentes institucionales diseñados para tal fin. Esta separación se sustenta en la arquitectura de solución que aprueba la GA conforme al numeral 6.5.4, y sus criterios técnicos se desarrollan conforme al numeral 6.5.3.</w:t>
+      </w:r>
+    </w:p>
+    <w:p>
+      <w:pPr>
         <w:pStyle w:val="SubtituloDONI"/>
         <w:spacing w:line="276" w:lineRule="auto"/>
         <w:ind w:left="851"/>
       </w:pPr>
       <w:r>
-        <w:lastRenderedPageBreak/>
         <w:t>6.6</w:t>
       </w:r>
       <w:r>
@@ -10049,6 +10128,7 @@
           <w:color w:val="000000"/>
           <w:highlight w:val="yellow"/>
         </w:rPr>
+        <w:lastRenderedPageBreak/>
         <w:t>6.6.2</w:t>
       </w:r>
       <w:r>
@@ -10233,16 +10313,7 @@
           <w:bCs w:val="0"/>
           <w:highlight w:val="green"/>
         </w:rPr>
-        <w:t xml:space="preserve">El cumplimiento de estas condiciones es verificado por el propietario del caso de uso como condición previa al despliegue del SBIA y consta en la Ficha de Registro del SBIA (Anexo N.° 1). La capacitación específica sobre el sistema supervisado es provista por el propietario del caso de uso, sin </w:t>
-      </w:r>
-      <w:r>
-        <w:rPr>
-          <w:b w:val="0"/>
-          <w:bCs w:val="0"/>
-          <w:highlight w:val="green"/>
-        </w:rPr>
-        <w:lastRenderedPageBreak/>
-        <w:t>perjuicio de las acciones formativas de alcance institucional previstas en el numeral 6.13.2.</w:t>
+        <w:t>El cumplimiento de estas condiciones es verificado por el propietario del caso de uso como condición previa al despliegue del SBIA y consta en la Ficha de Registro del SBIA (Anexo N.° 1). La capacitación específica sobre el sistema supervisado es provista por el propietario del caso de uso, sin perjuicio de las acciones formativas de alcance institucional previstas en el numeral 6.13.2.</w:t>
       </w:r>
     </w:p>
     <w:p>
@@ -10383,7 +10454,16 @@
           <w:color w:val="000000"/>
           <w:highlight w:val="green"/>
         </w:rPr>
-        <w:t>red teaming de los SBIA de riesgo alto, previo a su despliegue y con la periodicidad que establezca el documento normativo del numeral 6.7.7</w:t>
+        <w:t xml:space="preserve">red teaming de los SBIA de riesgo alto, previo a su despliegue y con la periodicidad que establezca el documento normativo </w:t>
+      </w:r>
+      <w:r>
+        <w:rPr>
+          <w:rFonts w:ascii="Arial" w:eastAsia="Arial" w:hAnsi="Arial" w:cs="Arial"/>
+          <w:color w:val="000000"/>
+          <w:highlight w:val="green"/>
+        </w:rPr>
+        <w:lastRenderedPageBreak/>
+        <w:t>del numeral 6.7.7</w:t>
       </w:r>
       <w:r>
         <w:rPr>
@@ -10471,7 +10551,6 @@
           <w:color w:val="000000"/>
           <w:highlight w:val="cyan"/>
         </w:rPr>
-        <w:lastRenderedPageBreak/>
         <w:t>6.7.5</w:t>
       </w:r>
       <w:r>
@@ -10565,7 +10644,51 @@
           <w:highlight w:val="cyan"/>
         </w:rPr>
         <w:tab/>
-        <w:t>La Oficina de Seguridad Informática elabora y propone el documento normativo de seguridad informática para SBIA que desarrolla la forma de implementar y verificar los controles del numeral 6.7.2, conforme al artículo 106, literales a) y b), del ROF. En tanto no se apruebe, los SBIA observan los controles mínimos del referido numeral.</w:t>
+        <w:t xml:space="preserve">La Oficina de Seguridad Informática elabora y propone el documento normativo de seguridad informática para SBIA que desarrolla la forma de implementar y </w:t>
+      </w:r>
+      <w:r>
+        <w:rPr>
+          <w:rFonts w:ascii="Arial" w:eastAsia="Arial" w:hAnsi="Arial" w:cs="Arial"/>
+          <w:color w:val="000000"/>
+          <w:highlight w:val="cyan"/>
+        </w:rPr>
+        <w:lastRenderedPageBreak/>
+        <w:t>verificar los controles del numeral 6.7.2, conforme al artículo 106, literales a) y b), del ROF. En tanto no se apruebe, los SBIA observan los controles mínimos del referido numeral.</w:t>
+      </w:r>
+    </w:p>
+    <w:p>
+      <w:pPr>
+        <w:spacing w:after="60" w:line="276" w:lineRule="auto"/>
+        <w:ind w:left="1276" w:hanging="720"/>
+        <w:jc w:val="both"/>
+        <w:rPr>
+          <w:rFonts w:ascii="Arial" w:eastAsia="Arial" w:hAnsi="Arial" w:cs="Arial"/>
+          <w:color w:val="000000"/>
+        </w:rPr>
+      </w:pPr>
+      <w:r>
+        <w:rPr>
+          <w:rFonts w:ascii="Arial" w:eastAsia="Arial" w:hAnsi="Arial" w:cs="Arial"/>
+          <w:color w:val="000000"/>
+          <w:highlight w:val="green"/>
+        </w:rPr>
+        <w:t>6.7.8 Los SBIA definen el tratamiento de conservación y eliminación de las instrucciones (</w:t>
+      </w:r>
+      <w:r>
+        <w:rPr>
+          <w:rFonts w:ascii="Arial" w:eastAsia="Arial" w:hAnsi="Arial" w:cs="Arial"/>
+          <w:color w:val="000000"/>
+          <w:highlight w:val="green"/>
+        </w:rPr>
+        <w:t>prompt</w:t>
+      </w:r>
+      <w:r>
+        <w:rPr>
+          <w:rFonts w:ascii="Arial" w:eastAsia="Arial" w:hAnsi="Arial" w:cs="Arial"/>
+          <w:color w:val="000000"/>
+          <w:highlight w:val="green"/>
+        </w:rPr>
+        <w:t>), respuestas, contextos, representaciones vectoriales (embeddings), registros de interacción y demás información que generen o procesen durante su operación. El plazo de conservación se determina en función del nivel de riesgo del SBIA, del valor probatorio de la información, de su sensibilidad y de los requisitos de auditoría aplicables, y observa las restricciones derivadas de la reserva tributaria conforme al artículo 85 del TUO del Código Tributario y de la normativa sobre protección de datos personales. Los plazos aplicables se establecen en el documento normativo del numeral 6.7.7. El respaldo de dicha información, así como la custodia y disponibilidad de los medios correspondientes, están a cargo de la División de Soporte y Operación de la Infraestructura Tecnológica, conforme al literal b) del artículo 138 del ROF, y observan lo dispuesto en el numeral 6.7.1.</w:t>
       </w:r>
     </w:p>
     <w:p>
@@ -10746,7 +10869,6 @@
           <w:color w:val="000000"/>
           <w:highlight w:val="yellow"/>
         </w:rPr>
-        <w:lastRenderedPageBreak/>
         <w:t>6.8.4</w:t>
       </w:r>
       <w:r>
@@ -10793,7 +10915,16 @@
           <w:color w:val="000000"/>
           <w:highlight w:val="lightGray"/>
         </w:rPr>
-        <w:t>6.8.5   Los conjuntos de datos que la SUNAT genere o administre y que califiquen como datos de alto valor se ponen a disposición a través del Centro Nacional de Datos (CND), previa determinación de su publicabilidad conforme al artículo 85 del TUO del Código Tributario y a la normativa de protección de datos personales. El OGD identifica los conjuntos candidatos y propone al CGTD su publicación.</w:t>
+        <w:t xml:space="preserve">6.8.5   Los conjuntos de datos que la SUNAT genere o administre y que califiquen como datos de alto valor se ponen a disposición a través del Centro Nacional de Datos (CND), previa determinación de su publicabilidad conforme al artículo 85 del TUO del Código Tributario y a la normativa de protección de datos </w:t>
+      </w:r>
+      <w:r>
+        <w:rPr>
+          <w:rFonts w:ascii="Arial" w:eastAsia="Arial" w:hAnsi="Arial" w:cs="Arial"/>
+          <w:color w:val="000000"/>
+          <w:highlight w:val="lightGray"/>
+        </w:rPr>
+        <w:lastRenderedPageBreak/>
+        <w:t>personales. El OGD identifica los conjuntos candidatos y propone al CGTD su publicación.</w:t>
       </w:r>
     </w:p>
     <w:p>
@@ -11031,7 +11162,6 @@
           <w:rFonts w:ascii="Arial" w:eastAsia="Arial" w:hAnsi="Arial" w:cs="Arial"/>
           <w:color w:val="000000"/>
         </w:rPr>
-        <w:lastRenderedPageBreak/>
         <w:t>6.9.5</w:t>
       </w:r>
       <w:r>
@@ -11068,7 +11198,16 @@
           <w:highlight w:val="yellow"/>
         </w:rPr>
         <w:tab/>
-        <w:t>El CGTD presenta un informe anual a la SN sobre el estado del gobierno de IA institucional, en ejercicio de su responsabilidad de liderar, dirigir, evaluar y supervisar los proyectos de SBIA estratégicos</w:t>
+        <w:t xml:space="preserve">El CGTD presenta un informe anual a la SN sobre el estado del gobierno de IA institucional, en ejercicio de su responsabilidad de liderar, dirigir, evaluar y </w:t>
+      </w:r>
+      <w:r>
+        <w:rPr>
+          <w:rFonts w:ascii="Arial" w:eastAsia="Arial" w:hAnsi="Arial" w:cs="Arial"/>
+          <w:color w:val="000000"/>
+          <w:highlight w:val="yellow"/>
+        </w:rPr>
+        <w:lastRenderedPageBreak/>
+        <w:t>supervisar los proyectos de SBIA estratégicos</w:t>
       </w:r>
       <w:r>
         <w:rPr>
@@ -11304,13 +11443,15 @@
         <w:ind w:left="1276" w:hanging="720"/>
         <w:jc w:val="both"/>
         <w:rPr>
-          <w:rFonts w:ascii="Arial" w:hAnsi="Arial" w:cs="Arial"/>
-        </w:rPr>
-      </w:pPr>
-      <w:r>
-        <w:rPr>
-          <w:rFonts w:ascii="Arial" w:eastAsia="Arial" w:hAnsi="Arial" w:cs="Arial"/>
-          <w:color w:val="000000"/>
+          <w:rFonts w:ascii="Arial" w:eastAsia="Arial" w:hAnsi="Arial" w:cs="Arial"/>
+          <w:color w:val="000000"/>
+        </w:rPr>
+      </w:pPr>
+      <w:r>
+        <w:rPr>
+          <w:rFonts w:ascii="Arial" w:eastAsia="Arial" w:hAnsi="Arial" w:cs="Arial"/>
+          <w:color w:val="000000"/>
+          <w:highlight w:val="green"/>
         </w:rPr>
         <w:t>6.10.2</w:t>
       </w:r>
@@ -11318,9 +11459,10 @@
         <w:rPr>
           <w:rFonts w:ascii="Arial" w:eastAsia="Arial" w:hAnsi="Arial" w:cs="Arial"/>
           <w:color w:val="000000"/>
+          <w:highlight w:val="green"/>
         </w:rPr>
         <w:tab/>
-        <w:t>La Comisión de Gobierno de IA define, para cada SBIA registrado en el Inventario, los indicadores de monitoreo que como mínimo incluyen: tasa de precisión, tasa de error, tiempo de respuesta, disponibilidad, detección de drift, indicadores de sesgo y tasa de intervención humana. El propietario del caso de uso, con apoyo del equipo técnico de la INSI, mide y reporta estos indicadores conforme a la frecuencia establecida en el numeral 6.10.1. La Comisión de Gobierno de IA consolida los resultados y los presenta al CGTD para su evaluación.</w:t>
+        <w:t>La Comisión de Gobierno de IA define, para cada SBIA registrado en el Inventario, los indicadores de monitoreo que como mínimo incluyen: tasa de precisión, tasa de error, tiempo de respuesta, disponibilidad, detección de drift, indicadores de sesgo y tasa de intervención humana. Los umbrales de cada indicador, las alertas que su superación activa y las acciones de tratamiento correspondientes se definen con anterioridad a la puesta en producción del SBIA, conforme a la metodología prevista en el numeral 6.1.5. El propietario del caso de uso, con apoyo del equipo técnico de la INSI, mide y reporta estos indicadores conforme a la frecuencia establecida en el numeral 6.10.1. La Comisión de Gobierno de IA consolida los resultados y los presenta al CGTD para su evaluación.</w:t>
       </w:r>
     </w:p>
     <w:p>
@@ -11366,7 +11508,15 @@
           <w:color w:val="000000"/>
           <w:highlight w:val="green"/>
         </w:rPr>
-        <w:t xml:space="preserve">El análisis de riesgo y las pruebas de vulnerabilidad sobre la arquitectura de aplicaciones, de información y de infraestructura tecnológica que soporta cada SBIA corresponden a la Oficina de Seguridad Informática, conforme al literal b) del artículo 106 del ROF y a la etapa de certificación y validación del numeral 6.1.1. La obligación de auditorías de seguridad digital del literal c) del artículo 29 del RLIA se satisface con la concurrencia de la verificación y validación de </w:t>
+        <w:t xml:space="preserve">El análisis de riesgo y las pruebas de vulnerabilidad sobre la arquitectura de aplicaciones, de información y de infraestructura tecnológica que soporta cada SBIA corresponden a la Oficina de Seguridad Informática, conforme al literal b) del artículo 106 del ROF y a la etapa de certificación y validación del numeral 6.1.1. La obligación de auditorías de seguridad digital del literal c) del artículo 29 del RLIA se satisface con la concurrencia de la verificación y validación de calidad, del análisis de riesgo, las pruebas de vulnerabilidad </w:t>
+      </w:r>
+      <w:r>
+        <w:rPr>
+          <w:rFonts w:ascii="Arial" w:eastAsia="Arial" w:hAnsi="Arial" w:cs="Arial"/>
+          <w:color w:val="000000"/>
+          <w:highlight w:val="green"/>
+        </w:rPr>
+        <w:t xml:space="preserve">y el red teaming previstos en el numeral 6.7.2, con anterioridad a la implementación del SBIA y </w:t>
       </w:r>
       <w:r>
         <w:rPr>
@@ -11375,15 +11525,7 @@
           <w:highlight w:val="green"/>
         </w:rPr>
         <w:lastRenderedPageBreak/>
-        <w:t xml:space="preserve">calidad, del análisis de riesgo, las pruebas de vulnerabilidad </w:t>
-      </w:r>
-      <w:r>
-        <w:rPr>
-          <w:rFonts w:ascii="Arial" w:eastAsia="Arial" w:hAnsi="Arial" w:cs="Arial"/>
-          <w:color w:val="000000"/>
-          <w:highlight w:val="green"/>
-        </w:rPr>
-        <w:t>y el red teaming previstos en el numeral 6.7.2, con anterioridad a la implementación del SBIA y con la periodicidad prevista en el mismo numeral, y del monitoreo del numeral 6.10</w:t>
+        <w:t>con la periodicidad prevista en el mismo numeral, y del monitoreo del numeral 6.10</w:t>
       </w:r>
       <w:r>
         <w:rPr>
@@ -11706,7 +11848,7 @@
           <w:color w:val="000000"/>
           <w:highlight w:val="green"/>
         </w:rPr>
-        <w:t xml:space="preserve">El catálogo de herramientas de IA autorizadas para uso institucional registra las herramientas aprobadas conforme al numeral 6.11.5. El catálogo precisa, </w:t>
+        <w:t xml:space="preserve">El catálogo de herramientas de IA autorizadas para uso institucional registra las herramientas aprobadas conforme al numeral 6.11.5. El catálogo precisa, para cada herramienta, el ámbito de uso autorizado (uso administrativo general o uso restringido) y si se encuentra desplegada en infraestructura bajo control </w:t>
       </w:r>
       <w:r>
         <w:rPr>
@@ -11715,7 +11857,7 @@
           <w:highlight w:val="green"/>
         </w:rPr>
         <w:lastRenderedPageBreak/>
-        <w:t>para cada herramienta, el ámbito de uso autorizado (uso administrativo general o uso restringido) y si se encuentra desplegada en infraestructura bajo control de la SUNAT. Solo las herramientas desplegadas en dicha infraestructura pueden emplearse con información sujeta a reserva tributaria, conforme al numeral 6.7.3. La INSI lo publica y lo mantiene actualizado.</w:t>
+        <w:t>de la SUNAT. Solo las herramientas desplegadas en dicha infraestructura pueden emplearse con información sujeta a reserva tributaria, conforme al numeral 6.7.3. La INSI lo publica y lo mantiene actualizado.</w:t>
       </w:r>
     </w:p>
     <w:p>
@@ -11870,7 +12012,7 @@
         <w:rPr>
           <w:rFonts w:ascii="Arial" w:eastAsia="Arial" w:hAnsi="Arial" w:cs="Arial"/>
           <w:color w:val="000000"/>
-          <w:highlight w:val="yellow"/>
+          <w:highlight w:val="green"/>
         </w:rPr>
         <w:t>6.12.2</w:t>
       </w:r>
@@ -11878,10 +12020,27 @@
         <w:rPr>
           <w:rFonts w:ascii="Arial" w:eastAsia="Arial" w:hAnsi="Arial" w:cs="Arial"/>
           <w:color w:val="000000"/>
-          <w:highlight w:val="yellow"/>
+          <w:highlight w:val="green"/>
         </w:rPr>
         <w:tab/>
-        <w:t>Los contratos incluyen cláusulas sobre: (a) protección de datos y reserva tributaria; (b) transparencia del modelo; (c) comunicación de vulnerabilidades e incidentes; (d) derecho de auditoría, incluida la realización de auditorías éticas y de sesgo sobre el modelo; (e) transferencia de conocimiento; (f) cumplimiento de estándares técnicos. El plazo de notificación de vulnerabilidades se define en los TDR o EETT de cada contratación, según la criticidad del SBIA.</w:t>
+        <w:t xml:space="preserve">Los contratos incluyen cláusulas sobre: (a) protección de datos y reserva tributaria; (b) transparencia del modelo; (c) comunicación de vulnerabilidades e incidentes; (d) derecho de auditoría, incluida la realización de auditorías éticas y de sesgo sobre el modelo; (e) transferencia de conocimiento; (f) cumplimiento de estándares técnicos; (g) la prohibición de que el proveedor emplee la información institucional, las instrucciones que se le remitan y los resultados derivados de su tratamiento para el entrenamiento o el ajuste de sus propios modelos; y (h) la identificación de los subprocesadores autorizados y las condiciones de recuperación de la información institucional a la conclusión del </w:t>
+      </w:r>
+      <w:r>
+        <w:rPr>
+          <w:rFonts w:ascii="Arial" w:eastAsia="Arial" w:hAnsi="Arial" w:cs="Arial"/>
+          <w:color w:val="000000"/>
+          <w:highlight w:val="green"/>
+        </w:rPr>
+        <w:lastRenderedPageBreak/>
+        <w:t>contrato. El plazo de notificación de vulnerabilidades se define en los TDR o EETT de cada contratación, según la criticidad del SBIA</w:t>
+      </w:r>
+      <w:r>
+        <w:rPr>
+          <w:rFonts w:ascii="Arial" w:eastAsia="Arial" w:hAnsi="Arial" w:cs="Arial"/>
+          <w:color w:val="000000"/>
+          <w:highlight w:val="green"/>
+        </w:rPr>
+        <w:t>.</w:t>
       </w:r>
     </w:p>
     <w:p>
@@ -11899,7 +12058,6 @@
           <w:rFonts w:ascii="Arial" w:eastAsia="Arial" w:hAnsi="Arial" w:cs="Arial"/>
           <w:color w:val="000000"/>
         </w:rPr>
-        <w:lastRenderedPageBreak/>
         <w:t>6.12.3</w:t>
       </w:r>
       <w:r>
@@ -12224,7 +12382,16 @@
           <w:color w:val="000000"/>
           <w:highlight w:val="lightGray"/>
         </w:rPr>
-        <w:t>Esta disposición incorpora los requerimientos establecidos en el numeral 28.9 del artículo 28 del Reglamento y adopta medidas adicionales de sensibilización orientadas a promover el uso seguro, responsable y ético de los sistemas basados en IA, en concordancia con el numeral 7.3 de la NTP-ISO/IEC 42001:2025.</w:t>
+        <w:t xml:space="preserve">Esta disposición incorpora los requerimientos establecidos en el numeral 28.9 del artículo 28 del Reglamento y adopta medidas adicionales de sensibilización orientadas a promover el uso seguro, responsable y ético de los sistemas </w:t>
+      </w:r>
+      <w:r>
+        <w:rPr>
+          <w:rFonts w:ascii="Arial" w:eastAsia="Arial" w:hAnsi="Arial" w:cs="Arial"/>
+          <w:color w:val="000000"/>
+          <w:highlight w:val="lightGray"/>
+        </w:rPr>
+        <w:lastRenderedPageBreak/>
+        <w:t>basados en IA, en concordancia con el numeral 7.3 de la NTP-ISO/IEC 42001:2025.</w:t>
       </w:r>
     </w:p>
     <w:p>
@@ -12264,7 +12431,6 @@
           <w:color w:val="000000"/>
           <w:highlight w:val="lightGray"/>
         </w:rPr>
-        <w:lastRenderedPageBreak/>
         <w:t xml:space="preserve">La Intendencia Nacional de Recursos Humanos fortalece de manera progresiva y sistemática las capacidades y competencias de su personal en materia de sistemas basados en IA mediante acciones formativas. </w:t>
       </w:r>
     </w:p>
@@ -12583,7 +12749,16 @@
           <w:highlight w:val="yellow"/>
         </w:rPr>
         <w:tab/>
-        <w:t>En el desarrollo, la implementación y el uso de los SBIA, la SUNAT promueve la participación de equipos diversos y multidisciplinarios, garantiza el pleno respeto de los derechos humanos y evita que se generen resultados injustos o discriminatorios, considera el impacto social y ambiental, e implementa las mejores prácticas, estándares y normas técnicas para identificar y minimizar los sesgos de los algoritmos y de las bases de datos utilizados</w:t>
+        <w:t xml:space="preserve">En el desarrollo, la implementación y el uso de los SBIA, la SUNAT promueve la participación de equipos diversos y multidisciplinarios, garantiza el pleno respeto de los derechos humanos y evita que se generen resultados injustos o discriminatorios, considera el impacto social y ambiental, e implementa las </w:t>
+      </w:r>
+      <w:r>
+        <w:rPr>
+          <w:rFonts w:ascii="Arial" w:eastAsia="Arial" w:hAnsi="Arial" w:cs="Arial"/>
+          <w:color w:val="000000"/>
+          <w:highlight w:val="yellow"/>
+        </w:rPr>
+        <w:lastRenderedPageBreak/>
+        <w:t>mejores prácticas, estándares y normas técnicas para identificar y minimizar los sesgos de los algoritmos y de las bases de datos utilizados</w:t>
       </w:r>
       <w:r>
         <w:rPr>
@@ -12629,16 +12804,7 @@
           <w:highlight w:val="yellow"/>
         </w:rPr>
         <w:tab/>
-        <w:t xml:space="preserve">La SUNAT promueve que su personal cumpla las normas del Código de Ética de la Función Pública, su Reglamento y las normas de integridad en el </w:t>
-      </w:r>
-      <w:r>
-        <w:rPr>
-          <w:rFonts w:ascii="Arial" w:eastAsia="Arial" w:hAnsi="Arial" w:cs="Arial"/>
-          <w:color w:val="000000"/>
-          <w:highlight w:val="yellow"/>
-        </w:rPr>
-        <w:lastRenderedPageBreak/>
-        <w:t>desarrollo, la implementación y el uso de los SBIA</w:t>
+        <w:t>La SUNAT promueve que su personal cumpla las normas del Código de Ética de la Función Pública, su Reglamento y las normas de integridad en el desarrollo, la implementación y el uso de los SBIA</w:t>
       </w:r>
       <w:r>
         <w:rPr>
@@ -12902,7 +13068,16 @@
           <w:bCs w:val="0"/>
           <w:highlight w:val="green"/>
         </w:rPr>
-        <w:t>Favorable con condiciones, que identifica los controles que la clasificación de riesgo determina y cuya implementación se verifica en el hito de aprobación previo al despliegue, conforme al numeral 6.1.2. Los SBIA clasificados de riesgo alto reciben este pronunciamiento.</w:t>
+        <w:t xml:space="preserve">Favorable con condiciones, que identifica los controles que la clasificación de riesgo determina y cuya implementación se verifica en el hito de </w:t>
+      </w:r>
+      <w:r>
+        <w:rPr>
+          <w:b w:val="0"/>
+          <w:bCs w:val="0"/>
+          <w:highlight w:val="green"/>
+        </w:rPr>
+        <w:lastRenderedPageBreak/>
+        <w:t>aprobación previo al despliegue, conforme al numeral 6.1.2. Los SBIA clasificados de riesgo alto reciben este pronunciamiento.</w:t>
       </w:r>
     </w:p>
     <w:p>
@@ -12929,16 +13104,7 @@
           <w:bCs w:val="0"/>
           <w:highlight w:val="green"/>
         </w:rPr>
-        <w:t xml:space="preserve">No favorable, cuando el uso es indebido conforme al artículo 23 del RLIA, contraviene la Política de Uso Seguro, Responsable y Ético de los SBIA o la normativa vigente, o el resultado esperado se alcanza sin inteligencia </w:t>
-      </w:r>
-      <w:r>
-        <w:rPr>
-          <w:b w:val="0"/>
-          <w:bCs w:val="0"/>
-          <w:highlight w:val="green"/>
-        </w:rPr>
-        <w:lastRenderedPageBreak/>
-        <w:t>artificial. En este último caso la iniciativa puede continuar sin el componente de IA.</w:t>
+        <w:t>No favorable, cuando el uso es indebido conforme al artículo 23 del RLIA, contraviene la Política de Uso Seguro, Responsable y Ético de los SBIA o la normativa vigente, o el resultado esperado se alcanza sin inteligencia artificial. En este último caso la iniciativa puede continuar sin el componente de IA.</w:t>
       </w:r>
     </w:p>
     <w:p>
@@ -13189,6 +13355,7 @@
         <w:rPr>
           <w:rFonts w:ascii="Arial" w:hAnsi="Arial" w:cs="Arial"/>
         </w:rPr>
+        <w:lastRenderedPageBreak/>
         <w:tab/>
       </w:r>
       <w:r>
@@ -13216,7 +13383,6 @@
         <w:rPr>
           <w:rFonts w:ascii="Arial" w:hAnsi="Arial" w:cs="Arial"/>
         </w:rPr>
-        <w:lastRenderedPageBreak/>
         <w:tab/>
       </w:r>
       <w:r>

--- a/normativo/DIRECTIVA-GOBIERNO-IA.docx
+++ b/normativo/DIRECTIVA-GOBIERNO-IA.docx
@@ -10392,7 +10392,7 @@
         <w:rPr>
           <w:rFonts w:ascii="Arial" w:eastAsia="Arial" w:hAnsi="Arial" w:cs="Arial"/>
           <w:color w:val="000000"/>
-          <w:highlight w:val="cyan"/>
+          <w:highlight w:val="green"/>
         </w:rPr>
         <w:t>6.7.1</w:t>
       </w:r>
@@ -10400,17 +10400,35 @@
         <w:rPr>
           <w:rFonts w:ascii="Arial" w:eastAsia="Arial" w:hAnsi="Arial" w:cs="Arial"/>
           <w:color w:val="000000"/>
-          <w:highlight w:val="cyan"/>
+          <w:highlight w:val="green"/>
         </w:rPr>
         <w:tab/>
-        <w:t>Los SBIA cumplen la Política de Seguridad de la Información (SGSI-PO-01) y el Manual de Políticas del Sistema de Gestión de Seguridad de la Información (SGSI-MA-03) de la SUNAT, así como los demás documentos normativos y lineamientos de dicho Sistema de Gestión, en sus versiones vigentes</w:t>
-      </w:r>
-      <w:r>
-        <w:rPr>
-          <w:rFonts w:ascii="Arial" w:eastAsia="Arial" w:hAnsi="Arial" w:cs="Arial"/>
-          <w:color w:val="000000"/>
-        </w:rPr>
-        <w:t>.</w:t>
+      </w:r>
+      <w:r>
+        <w:rPr>
+          <w:rFonts w:ascii="Arial" w:eastAsia="Arial" w:hAnsi="Arial" w:cs="Arial"/>
+          <w:color w:val="000000"/>
+          <w:highlight w:val="green"/>
+        </w:rPr>
+        <w:t xml:space="preserve">Los SBIA cumplen la Política de Seguridad de la Información (SGSI-PO-01) y el Manual de Políticas del Sistema de Gestión de Seguridad de la Información (SGSI-MA-03) de la SUNAT, en sus versiones vigentes, que </w:t>
+      </w:r>
+      <w:proofErr w:type="gramStart"/>
+      <w:r>
+        <w:rPr>
+          <w:rFonts w:ascii="Arial" w:eastAsia="Arial" w:hAnsi="Arial" w:cs="Arial"/>
+          <w:color w:val="000000"/>
+          <w:highlight w:val="green"/>
+        </w:rPr>
+        <w:t>son de aplicación</w:t>
+      </w:r>
+      <w:proofErr w:type="gramEnd"/>
+      <w:r>
+        <w:rPr>
+          <w:rFonts w:ascii="Arial" w:eastAsia="Arial" w:hAnsi="Arial" w:cs="Arial"/>
+          <w:color w:val="000000"/>
+          <w:highlight w:val="green"/>
+        </w:rPr>
+        <w:t xml:space="preserve"> a todo colaborador y tercero vinculado que gestione información de la institución. Cuando un SBIA soporte un proceso comprendido en el alcance del Sistema de Gestión de Seguridad de la Información, le son exigibles además los demás documentos normativos y lineamientos de dicho Sistema.</w:t>
       </w:r>
     </w:p>
     <w:p>
@@ -10438,7 +10456,16 @@
           <w:highlight w:val="yellow"/>
         </w:rPr>
         <w:tab/>
-        <w:t>Para SBIA de riesgo alto y de riesgo aceptable-limitado se requiere como mínimo: controles de contención (guardrails) de entrada y salida; controles de acceso basados en roles (RBAC); registro inmutable de auditoría (logs) de todas las interacciones; evaluación de vulnerabilidades conforme al OWASP Top 10 para aplicaciones LLM;</w:t>
+        <w:t xml:space="preserve">Para SBIA de riesgo alto y de riesgo aceptable-limitado se requiere como mínimo: controles de contención (guardrails) de entrada y salida; controles de acceso basados en roles (RBAC); registro inmutable de auditoría (logs) de </w:t>
+      </w:r>
+      <w:r>
+        <w:rPr>
+          <w:rFonts w:ascii="Arial" w:eastAsia="Arial" w:hAnsi="Arial" w:cs="Arial"/>
+          <w:color w:val="000000"/>
+          <w:highlight w:val="yellow"/>
+        </w:rPr>
+        <w:lastRenderedPageBreak/>
+        <w:t>todas las interacciones; evaluación de vulnerabilidades conforme al OWASP Top 10 para aplicaciones LLM;</w:t>
       </w:r>
       <w:r>
         <w:rPr>
@@ -10454,16 +10481,7 @@
           <w:color w:val="000000"/>
           <w:highlight w:val="green"/>
         </w:rPr>
-        <w:t xml:space="preserve">red teaming de los SBIA de riesgo alto, previo a su despliegue y con la periodicidad que establezca el documento normativo </w:t>
-      </w:r>
-      <w:r>
-        <w:rPr>
-          <w:rFonts w:ascii="Arial" w:eastAsia="Arial" w:hAnsi="Arial" w:cs="Arial"/>
-          <w:color w:val="000000"/>
-          <w:highlight w:val="green"/>
-        </w:rPr>
-        <w:lastRenderedPageBreak/>
-        <w:t>del numeral 6.7.7</w:t>
+        <w:t>red teaming de los SBIA de riesgo alto, previo a su despliegue y con la periodicidad que establezca el documento normativo del numeral 6.7.7</w:t>
       </w:r>
       <w:r>
         <w:rPr>
@@ -10616,7 +10634,16 @@
           <w:color w:val="000000"/>
           <w:highlight w:val="yellow"/>
         </w:rPr>
-        <w:t xml:space="preserve"> y actúa como enlace con la Autoridad Nacional de Protección de Datos Personales. Emite opinión sobre el tratamiento de datos personales en los casos de uso de SBIA y en la EIA, cuando corresponda.</w:t>
+        <w:t xml:space="preserve"> y actúa como enlace con la Autoridad Nacional de Protección </w:t>
+      </w:r>
+      <w:r>
+        <w:rPr>
+          <w:rFonts w:ascii="Arial" w:eastAsia="Arial" w:hAnsi="Arial" w:cs="Arial"/>
+          <w:color w:val="000000"/>
+          <w:highlight w:val="yellow"/>
+        </w:rPr>
+        <w:lastRenderedPageBreak/>
+        <w:t>de Datos Personales. Emite opinión sobre el tratamiento de datos personales en los casos de uso de SBIA y en la EIA, cuando corresponda.</w:t>
       </w:r>
     </w:p>
     <w:p>
@@ -10644,16 +10671,7 @@
           <w:highlight w:val="cyan"/>
         </w:rPr>
         <w:tab/>
-        <w:t xml:space="preserve">La Oficina de Seguridad Informática elabora y propone el documento normativo de seguridad informática para SBIA que desarrolla la forma de implementar y </w:t>
-      </w:r>
-      <w:r>
-        <w:rPr>
-          <w:rFonts w:ascii="Arial" w:eastAsia="Arial" w:hAnsi="Arial" w:cs="Arial"/>
-          <w:color w:val="000000"/>
-          <w:highlight w:val="cyan"/>
-        </w:rPr>
-        <w:lastRenderedPageBreak/>
-        <w:t>verificar los controles del numeral 6.7.2, conforme al artículo 106, literales a) y b), del ROF. En tanto no se apruebe, los SBIA observan los controles mínimos del referido numeral.</w:t>
+        <w:t>La Oficina de Seguridad Informática elabora y propone el documento normativo de seguridad informática para SBIA que desarrolla la forma de implementar y verificar los controles del numeral 6.7.2, conforme al artículo 106, literales a) y b), del ROF. En tanto no se apruebe, los SBIA observan los controles mínimos del referido numeral.</w:t>
       </w:r>
     </w:p>
     <w:p>
@@ -10915,16 +10933,8 @@
           <w:color w:val="000000"/>
           <w:highlight w:val="lightGray"/>
         </w:rPr>
-        <w:t xml:space="preserve">6.8.5   Los conjuntos de datos que la SUNAT genere o administre y que califiquen como datos de alto valor se ponen a disposición a través del Centro Nacional de Datos (CND), previa determinación de su publicabilidad conforme al artículo 85 del TUO del Código Tributario y a la normativa de protección de datos </w:t>
-      </w:r>
-      <w:r>
-        <w:rPr>
-          <w:rFonts w:ascii="Arial" w:eastAsia="Arial" w:hAnsi="Arial" w:cs="Arial"/>
-          <w:color w:val="000000"/>
-          <w:highlight w:val="lightGray"/>
-        </w:rPr>
         <w:lastRenderedPageBreak/>
-        <w:t>personales. El OGD identifica los conjuntos candidatos y propone al CGTD su publicación.</w:t>
+        <w:t>6.8.5   Los conjuntos de datos que la SUNAT genere o administre y que califiquen como datos de alto valor se ponen a disposición a través del Centro Nacional de Datos (CND), previa determinación de su publicabilidad conforme al artículo 85 del TUO del Código Tributario y a la normativa de protección de datos personales. El OGD identifica los conjuntos candidatos y propone al CGTD su publicación.</w:t>
       </w:r>
     </w:p>
     <w:p>
@@ -11189,6 +11199,7 @@
           <w:color w:val="000000"/>
           <w:highlight w:val="yellow"/>
         </w:rPr>
+        <w:lastRenderedPageBreak/>
         <w:t>6.9.6</w:t>
       </w:r>
       <w:r>
@@ -11198,16 +11209,7 @@
           <w:highlight w:val="yellow"/>
         </w:rPr>
         <w:tab/>
-        <w:t xml:space="preserve">El CGTD presenta un informe anual a la SN sobre el estado del gobierno de IA institucional, en ejercicio de su responsabilidad de liderar, dirigir, evaluar y </w:t>
-      </w:r>
-      <w:r>
-        <w:rPr>
-          <w:rFonts w:ascii="Arial" w:eastAsia="Arial" w:hAnsi="Arial" w:cs="Arial"/>
-          <w:color w:val="000000"/>
-          <w:highlight w:val="yellow"/>
-        </w:rPr>
-        <w:lastRenderedPageBreak/>
-        <w:t>supervisar los proyectos de SBIA estratégicos</w:t>
+        <w:t>El CGTD presenta un informe anual a la SN sobre el estado del gobierno de IA institucional, en ejercicio de su responsabilidad de liderar, dirigir, evaluar y supervisar los proyectos de SBIA estratégicos</w:t>
       </w:r>
       <w:r>
         <w:rPr>
@@ -11508,15 +11510,7 @@
           <w:color w:val="000000"/>
           <w:highlight w:val="green"/>
         </w:rPr>
-        <w:t xml:space="preserve">El análisis de riesgo y las pruebas de vulnerabilidad sobre la arquitectura de aplicaciones, de información y de infraestructura tecnológica que soporta cada SBIA corresponden a la Oficina de Seguridad Informática, conforme al literal b) del artículo 106 del ROF y a la etapa de certificación y validación del numeral 6.1.1. La obligación de auditorías de seguridad digital del literal c) del artículo 29 del RLIA se satisface con la concurrencia de la verificación y validación de calidad, del análisis de riesgo, las pruebas de vulnerabilidad </w:t>
-      </w:r>
-      <w:r>
-        <w:rPr>
-          <w:rFonts w:ascii="Arial" w:eastAsia="Arial" w:hAnsi="Arial" w:cs="Arial"/>
-          <w:color w:val="000000"/>
-          <w:highlight w:val="green"/>
-        </w:rPr>
-        <w:t xml:space="preserve">y el red teaming previstos en el numeral 6.7.2, con anterioridad a la implementación del SBIA y </w:t>
+        <w:t xml:space="preserve">El análisis de riesgo y las pruebas de vulnerabilidad sobre la arquitectura de aplicaciones, de información y de infraestructura tecnológica que soporta cada SBIA corresponden a la Oficina de Seguridad Informática, conforme al literal b) del artículo 106 del ROF y a la etapa de certificación y validación del numeral 6.1.1. La obligación de auditorías de seguridad digital del literal c) del artículo 29 del RLIA se satisface con la concurrencia de la verificación y validación de </w:t>
       </w:r>
       <w:r>
         <w:rPr>
@@ -11525,7 +11519,15 @@
           <w:highlight w:val="green"/>
         </w:rPr>
         <w:lastRenderedPageBreak/>
-        <w:t>con la periodicidad prevista en el mismo numeral, y del monitoreo del numeral 6.10</w:t>
+        <w:t xml:space="preserve">calidad, del análisis de riesgo, las pruebas de vulnerabilidad </w:t>
+      </w:r>
+      <w:r>
+        <w:rPr>
+          <w:rFonts w:ascii="Arial" w:eastAsia="Arial" w:hAnsi="Arial" w:cs="Arial"/>
+          <w:color w:val="000000"/>
+          <w:highlight w:val="green"/>
+        </w:rPr>
+        <w:t>y el red teaming previstos en el numeral 6.7.2, con anterioridad a la implementación del SBIA y con la periodicidad prevista en el mismo numeral, y del monitoreo del numeral 6.10</w:t>
       </w:r>
       <w:r>
         <w:rPr>
@@ -11848,7 +11850,7 @@
           <w:color w:val="000000"/>
           <w:highlight w:val="green"/>
         </w:rPr>
-        <w:t xml:space="preserve">El catálogo de herramientas de IA autorizadas para uso institucional registra las herramientas aprobadas conforme al numeral 6.11.5. El catálogo precisa, para cada herramienta, el ámbito de uso autorizado (uso administrativo general o uso restringido) y si se encuentra desplegada en infraestructura bajo control </w:t>
+        <w:t xml:space="preserve">El catálogo de herramientas de IA autorizadas para uso institucional registra las herramientas aprobadas conforme al numeral 6.11.5. El catálogo precisa, </w:t>
       </w:r>
       <w:r>
         <w:rPr>
@@ -11857,7 +11859,7 @@
           <w:highlight w:val="green"/>
         </w:rPr>
         <w:lastRenderedPageBreak/>
-        <w:t>de la SUNAT. Solo las herramientas desplegadas en dicha infraestructura pueden emplearse con información sujeta a reserva tributaria, conforme al numeral 6.7.3. La INSI lo publica y lo mantiene actualizado.</w:t>
+        <w:t>para cada herramienta, el ámbito de uso autorizado (uso administrativo general o uso restringido) y si se encuentra desplegada en infraestructura bajo control de la SUNAT. Solo las herramientas desplegadas en dicha infraestructura pueden emplearse con información sujeta a reserva tributaria, conforme al numeral 6.7.3. La INSI lo publica y lo mantiene actualizado.</w:t>
       </w:r>
     </w:p>
     <w:p>
@@ -12023,7 +12025,7 @@
           <w:highlight w:val="green"/>
         </w:rPr>
         <w:tab/>
-        <w:t xml:space="preserve">Los contratos incluyen cláusulas sobre: (a) protección de datos y reserva tributaria; (b) transparencia del modelo; (c) comunicación de vulnerabilidades e incidentes; (d) derecho de auditoría, incluida la realización de auditorías éticas y de sesgo sobre el modelo; (e) transferencia de conocimiento; (f) cumplimiento de estándares técnicos; (g) la prohibición de que el proveedor emplee la información institucional, las instrucciones que se le remitan y los resultados derivados de su tratamiento para el entrenamiento o el ajuste de sus propios modelos; y (h) la identificación de los subprocesadores autorizados y las condiciones de recuperación de la información institucional a la conclusión del </w:t>
+        <w:t xml:space="preserve">Los contratos incluyen cláusulas sobre: (a) protección de datos y reserva tributaria; (b) transparencia del modelo; (c) comunicación de vulnerabilidades e incidentes; (d) derecho de auditoría, incluida la realización de auditorías éticas y de sesgo sobre el modelo; (e) transferencia de conocimiento; (f) cumplimiento de estándares técnicos; (g) la prohibición de que el proveedor emplee la información institucional, las instrucciones que se le remitan y los resultados derivados de su tratamiento para el entrenamiento o el ajuste de sus propios modelos; y (h) la identificación de los subprocesadores autorizados y las </w:t>
       </w:r>
       <w:r>
         <w:rPr>
@@ -12032,7 +12034,7 @@
           <w:highlight w:val="green"/>
         </w:rPr>
         <w:lastRenderedPageBreak/>
-        <w:t>contrato. El plazo de notificación de vulnerabilidades se define en los TDR o EETT de cada contratación, según la criticidad del SBIA</w:t>
+        <w:t>condiciones de recuperación de la información institucional a la conclusión del contrato. El plazo de notificación de vulnerabilidades se define en los TDR o EETT de cada contratación, según la criticidad del SBIA</w:t>
       </w:r>
       <w:r>
         <w:rPr>

--- a/normativo/DIRECTIVA-GOBIERNO-IA.docx
+++ b/normativo/DIRECTIVA-GOBIERNO-IA.docx
@@ -9787,48 +9787,40 @@
         <w:rPr>
           <w:rFonts w:ascii="Arial" w:eastAsia="Arial" w:hAnsi="Arial" w:cs="Arial"/>
           <w:color w:val="000000"/>
-          <w:highlight w:val="lightGray"/>
-        </w:rPr>
-      </w:pPr>
-      <w:r>
-        <w:rPr>
-          <w:rFonts w:ascii="Arial" w:eastAsia="Arial" w:hAnsi="Arial" w:cs="Arial"/>
-          <w:color w:val="000000"/>
-          <w:highlight w:val="lightGray"/>
-        </w:rPr>
-        <w:t xml:space="preserve">6.5.3    El diseño de la arquitectura de los SBIA observa los Principios de Arquitectura (AAT.PRAQ.01) y los Lineamientos de Arquitectura (LAT.LIAQ.01) de la SUNAT, en sus versiones vigentes, en lo que corresponda a su naturaleza. La GA adecua dichos instrumentos y los estándares de arquitectura de su competencia para incorporar los requisitos propios de los SBIA </w:t>
-      </w:r>
-      <w:r>
-        <w:rPr>
-          <w:rFonts w:ascii="Arial" w:eastAsia="Arial" w:hAnsi="Arial" w:cs="Arial"/>
-          <w:color w:val="000000"/>
-          <w:highlight w:val="lightGray"/>
-        </w:rPr>
-        <w:t>(</w:t>
-      </w:r>
-      <w:r>
-        <w:rPr>
-          <w:rFonts w:ascii="Arial" w:eastAsia="Arial" w:hAnsi="Arial" w:cs="Arial"/>
-          <w:color w:val="000000"/>
-          <w:highlight w:val="lightGray"/>
-        </w:rPr>
-        <w:t>modelos, conjuntos de datos, componentes generativos y agenticos, e infraestructura especializada</w:t>
-      </w:r>
-      <w:r>
-        <w:rPr>
-          <w:rFonts w:ascii="Arial" w:eastAsia="Arial" w:hAnsi="Arial" w:cs="Arial"/>
-          <w:color w:val="000000"/>
-          <w:highlight w:val="lightGray"/>
-        </w:rPr>
-        <w:t>),</w:t>
-      </w:r>
-      <w:r>
-        <w:rPr>
-          <w:rFonts w:ascii="Arial" w:eastAsia="Arial" w:hAnsi="Arial" w:cs="Arial"/>
-          <w:color w:val="000000"/>
-          <w:highlight w:val="lightGray"/>
-        </w:rPr>
-        <w:t xml:space="preserve"> conforme al literal c) del artículo 130 del ROF, y los aprueba mediante el documento normativo institucional que corresponda según la METDONI.</w:t>
+        </w:rPr>
+      </w:pPr>
+      <w:r>
+        <w:rPr>
+          <w:rFonts w:ascii="Arial" w:eastAsia="Arial" w:hAnsi="Arial" w:cs="Arial"/>
+          <w:color w:val="000000"/>
+          <w:highlight w:val="green"/>
+        </w:rPr>
+        <w:t>6.5.3</w:t>
+      </w:r>
+      <w:r>
+        <w:rPr>
+          <w:rFonts w:ascii="Arial" w:eastAsia="Arial" w:hAnsi="Arial" w:cs="Arial"/>
+          <w:color w:val="000000"/>
+          <w:highlight w:val="green"/>
+        </w:rPr>
+        <w:tab/>
+        <w:t xml:space="preserve">El diseño de la arquitectura de los SBIA observa los Principios de Arquitectura (AAT.PRAQ.01) y los Lineamientos de Arquitectura (LAT.LIAQ.01) de la SUNAT, en sus versiones vigentes, en lo que corresponda a su naturaleza. La GA adecua dichos instrumentos y emite los estándares, modelos de referencia, patrones y demás documentos técnicos de arquitectura necesarios para incorporar los requisitos propios de los SBIA (modelos, conjuntos de datos, componentes generativos y </w:t>
+      </w:r>
+      <w:r>
+        <w:rPr>
+          <w:rFonts w:ascii="Arial" w:eastAsia="Arial" w:hAnsi="Arial" w:cs="Arial"/>
+          <w:color w:val="000000"/>
+          <w:highlight w:val="green"/>
+        </w:rPr>
+        <w:t>agenticos</w:t>
+      </w:r>
+      <w:r>
+        <w:rPr>
+          <w:rFonts w:ascii="Arial" w:eastAsia="Arial" w:hAnsi="Arial" w:cs="Arial"/>
+          <w:color w:val="000000"/>
+          <w:highlight w:val="green"/>
+        </w:rPr>
+        <w:t>, e infraestructura especializada), en el ámbito de su competencia y conforme a los literales a) y c) del artículo 130 del ROF. Los que establezcan obligaciones exigibles a las unidades de organización se aprueban como documento normativo institucional conforme al numeral 7.6 de la presente directiva.</w:t>
       </w:r>
     </w:p>
     <w:p>
@@ -9916,6 +9908,7 @@
           <w:color w:val="000000"/>
           <w:highlight w:val="green"/>
         </w:rPr>
+        <w:lastRenderedPageBreak/>
         <w:t>El componente de IA no modifica por sí mismo los controles de seguridad, las políticas institucionales ni los mecanismos de gobierno previstos en la presente directiva.</w:t>
       </w:r>
     </w:p>
@@ -9936,7 +9929,6 @@
           <w:color w:val="000000"/>
           <w:highlight w:val="lightGray"/>
         </w:rPr>
-        <w:lastRenderedPageBreak/>
         <w:t>6.5.6 Los SBIA generativos que utilicen información institucional incorporan mecanismos que vinculen los resultados generados con sus fuentes de información autorizadas y vigentes. Esta trazabilidad sustenta la explicabilidad exigida en el numeral 6.9.3.</w:t>
       </w:r>
     </w:p>
@@ -10109,7 +10101,17 @@
           <w:color w:val="000000"/>
           <w:highlight w:val="yellow"/>
         </w:rPr>
-        <w:t>Human-in-command (obligatorio para todos los SBIA): Un responsable designado por el propietario del caso de uso mantiene la capacidad de desactivar, suspender o modificar el comportamiento del SBIA en cualquier momento, incluida la interrupción inmediata de su operación ante la detección de un riesgo.</w:t>
+        <w:t xml:space="preserve">Human-in-command (obligatorio para todos los SBIA): Un responsable designado por el propietario del caso de uso mantiene la capacidad de </w:t>
+      </w:r>
+      <w:r>
+        <w:rPr>
+          <w:b w:val="0"/>
+          <w:bCs w:val="0"/>
+          <w:color w:val="000000"/>
+          <w:highlight w:val="yellow"/>
+        </w:rPr>
+        <w:lastRenderedPageBreak/>
+        <w:t>desactivar, suspender o modificar el comportamiento del SBIA en cualquier momento, incluida la interrupción inmediata de su operación ante la detección de un riesgo.</w:t>
       </w:r>
     </w:p>
     <w:p>
@@ -10128,7 +10130,6 @@
           <w:color w:val="000000"/>
           <w:highlight w:val="yellow"/>
         </w:rPr>
-        <w:lastRenderedPageBreak/>
         <w:t>6.6.2</w:t>
       </w:r>
       <w:r>
@@ -10447,6 +10448,7 @@
           <w:color w:val="000000"/>
           <w:highlight w:val="yellow"/>
         </w:rPr>
+        <w:lastRenderedPageBreak/>
         <w:t>6.7.2</w:t>
       </w:r>
       <w:r>
@@ -10456,16 +10458,7 @@
           <w:highlight w:val="yellow"/>
         </w:rPr>
         <w:tab/>
-        <w:t xml:space="preserve">Para SBIA de riesgo alto y de riesgo aceptable-limitado se requiere como mínimo: controles de contención (guardrails) de entrada y salida; controles de acceso basados en roles (RBAC); registro inmutable de auditoría (logs) de </w:t>
-      </w:r>
-      <w:r>
-        <w:rPr>
-          <w:rFonts w:ascii="Arial" w:eastAsia="Arial" w:hAnsi="Arial" w:cs="Arial"/>
-          <w:color w:val="000000"/>
-          <w:highlight w:val="yellow"/>
-        </w:rPr>
-        <w:lastRenderedPageBreak/>
-        <w:t>todas las interacciones; evaluación de vulnerabilidades conforme al OWASP Top 10 para aplicaciones LLM;</w:t>
+        <w:t>Para SBIA de riesgo alto y de riesgo aceptable-limitado se requiere como mínimo: controles de contención (guardrails) de entrada y salida; controles de acceso basados en roles (RBAC); registro inmutable de auditoría (logs) de todas las interacciones; evaluación de vulnerabilidades conforme al OWASP Top 10 para aplicaciones LLM;</w:t>
       </w:r>
       <w:r>
         <w:rPr>
@@ -10620,7 +10613,16 @@
           <w:highlight w:val="yellow"/>
         </w:rPr>
         <w:tab/>
-        <w:t>El Oficial de Datos Personales (ODP) asegura que en el desarrollo, la implementación y el uso de los SBIA se realice un tratamiento adecuado de los datos personales</w:t>
+        <w:t xml:space="preserve">El Oficial de Datos Personales (ODP) asegura que en el desarrollo, la implementación y el uso de los SBIA se realice un tratamiento adecuado de los </w:t>
+      </w:r>
+      <w:r>
+        <w:rPr>
+          <w:rFonts w:ascii="Arial" w:eastAsia="Arial" w:hAnsi="Arial" w:cs="Arial"/>
+          <w:color w:val="000000"/>
+          <w:highlight w:val="yellow"/>
+        </w:rPr>
+        <w:lastRenderedPageBreak/>
+        <w:t>datos personales</w:t>
       </w:r>
       <w:r>
         <w:rPr>
@@ -10634,16 +10636,7 @@
           <w:color w:val="000000"/>
           <w:highlight w:val="yellow"/>
         </w:rPr>
-        <w:t xml:space="preserve"> y actúa como enlace con la Autoridad Nacional de Protección </w:t>
-      </w:r>
-      <w:r>
-        <w:rPr>
-          <w:rFonts w:ascii="Arial" w:eastAsia="Arial" w:hAnsi="Arial" w:cs="Arial"/>
-          <w:color w:val="000000"/>
-          <w:highlight w:val="yellow"/>
-        </w:rPr>
-        <w:lastRenderedPageBreak/>
-        <w:t>de Datos Personales. Emite opinión sobre el tratamiento de datos personales en los casos de uso de SBIA y en la EIA, cuando corresponda.</w:t>
+        <w:t xml:space="preserve"> y actúa como enlace con la Autoridad Nacional de Protección de Datos Personales. Emite opinión sobre el tratamiento de datos personales en los casos de uso de SBIA y en la EIA, cuando corresponda.</w:t>
       </w:r>
     </w:p>
     <w:p>
@@ -10887,6 +10880,7 @@
           <w:color w:val="000000"/>
           <w:highlight w:val="yellow"/>
         </w:rPr>
+        <w:lastRenderedPageBreak/>
         <w:t>6.8.4</w:t>
       </w:r>
       <w:r>
@@ -10933,7 +10927,6 @@
           <w:color w:val="000000"/>
           <w:highlight w:val="lightGray"/>
         </w:rPr>
-        <w:lastRenderedPageBreak/>
         <w:t>6.8.5   Los conjuntos de datos que la SUNAT genere o administre y que califiquen como datos de alto valor se ponen a disposición a través del Centro Nacional de Datos (CND), previa determinación de su publicabilidad conforme al artículo 85 del TUO del Código Tributario y a la normativa de protección de datos personales. El OGD identifica los conjuntos candidatos y propone al CGTD su publicación.</w:t>
       </w:r>
     </w:p>
@@ -11172,6 +11165,7 @@
           <w:rFonts w:ascii="Arial" w:eastAsia="Arial" w:hAnsi="Arial" w:cs="Arial"/>
           <w:color w:val="000000"/>
         </w:rPr>
+        <w:lastRenderedPageBreak/>
         <w:t>6.9.5</w:t>
       </w:r>
       <w:r>
@@ -11199,7 +11193,6 @@
           <w:color w:val="000000"/>
           <w:highlight w:val="yellow"/>
         </w:rPr>
-        <w:lastRenderedPageBreak/>
         <w:t>6.9.6</w:t>
       </w:r>
       <w:r>
@@ -11510,7 +11503,7 @@
           <w:color w:val="000000"/>
           <w:highlight w:val="green"/>
         </w:rPr>
-        <w:t xml:space="preserve">El análisis de riesgo y las pruebas de vulnerabilidad sobre la arquitectura de aplicaciones, de información y de infraestructura tecnológica que soporta cada SBIA corresponden a la Oficina de Seguridad Informática, conforme al literal b) del artículo 106 del ROF y a la etapa de certificación y validación del numeral 6.1.1. La obligación de auditorías de seguridad digital del literal c) del artículo 29 del RLIA se satisface con la concurrencia de la verificación y validación de </w:t>
+        <w:t xml:space="preserve">El análisis de riesgo y las pruebas de vulnerabilidad sobre la arquitectura de aplicaciones, de información y de infraestructura tecnológica que soporta cada SBIA corresponden a la Oficina de Seguridad Informática, conforme al literal b) </w:t>
       </w:r>
       <w:r>
         <w:rPr>
@@ -11519,7 +11512,7 @@
           <w:highlight w:val="green"/>
         </w:rPr>
         <w:lastRenderedPageBreak/>
-        <w:t xml:space="preserve">calidad, del análisis de riesgo, las pruebas de vulnerabilidad </w:t>
+        <w:t xml:space="preserve">del artículo 106 del ROF y a la etapa de certificación y validación del numeral 6.1.1. La obligación de auditorías de seguridad digital del literal c) del artículo 29 del RLIA se satisface con la concurrencia de la verificación y validación de calidad, del análisis de riesgo, las pruebas de vulnerabilidad </w:t>
       </w:r>
       <w:r>
         <w:rPr>
@@ -11815,6 +11808,7 @@
           <w:bCs w:val="0"/>
           <w:color w:val="000000"/>
         </w:rPr>
+        <w:lastRenderedPageBreak/>
         <w:t>No utilizar herramientas de IA para eludir controles internos o procedimientos establecidos.</w:t>
       </w:r>
     </w:p>
@@ -11850,16 +11844,7 @@
           <w:color w:val="000000"/>
           <w:highlight w:val="green"/>
         </w:rPr>
-        <w:t xml:space="preserve">El catálogo de herramientas de IA autorizadas para uso institucional registra las herramientas aprobadas conforme al numeral 6.11.5. El catálogo precisa, </w:t>
-      </w:r>
-      <w:r>
-        <w:rPr>
-          <w:rFonts w:ascii="Arial" w:eastAsia="Arial" w:hAnsi="Arial" w:cs="Arial"/>
-          <w:color w:val="000000"/>
-          <w:highlight w:val="green"/>
-        </w:rPr>
-        <w:lastRenderedPageBreak/>
-        <w:t>para cada herramienta, el ámbito de uso autorizado (uso administrativo general o uso restringido) y si se encuentra desplegada en infraestructura bajo control de la SUNAT. Solo las herramientas desplegadas en dicha infraestructura pueden emplearse con información sujeta a reserva tributaria, conforme al numeral 6.7.3. La INSI lo publica y lo mantiene actualizado.</w:t>
+        <w:t>El catálogo de herramientas de IA autorizadas para uso institucional registra las herramientas aprobadas conforme al numeral 6.11.5. El catálogo precisa, para cada herramienta, el ámbito de uso autorizado (uso administrativo general o uso restringido) y si se encuentra desplegada en infraestructura bajo control de la SUNAT. Solo las herramientas desplegadas en dicha infraestructura pueden emplearse con información sujeta a reserva tributaria, conforme al numeral 6.7.3. La INSI lo publica y lo mantiene actualizado.</w:t>
       </w:r>
     </w:p>
     <w:p>
@@ -12025,7 +12010,7 @@
           <w:highlight w:val="green"/>
         </w:rPr>
         <w:tab/>
-        <w:t xml:space="preserve">Los contratos incluyen cláusulas sobre: (a) protección de datos y reserva tributaria; (b) transparencia del modelo; (c) comunicación de vulnerabilidades e incidentes; (d) derecho de auditoría, incluida la realización de auditorías éticas y de sesgo sobre el modelo; (e) transferencia de conocimiento; (f) cumplimiento de estándares técnicos; (g) la prohibición de que el proveedor emplee la información institucional, las instrucciones que se le remitan y los resultados derivados de su tratamiento para el entrenamiento o el ajuste de sus propios modelos; y (h) la identificación de los subprocesadores autorizados y las </w:t>
+        <w:t xml:space="preserve">Los contratos incluyen cláusulas sobre: (a) protección de datos y reserva tributaria; (b) transparencia del modelo; (c) comunicación de vulnerabilidades e incidentes; (d) derecho de auditoría, incluida la realización de auditorías éticas </w:t>
       </w:r>
       <w:r>
         <w:rPr>
@@ -12034,7 +12019,31 @@
           <w:highlight w:val="green"/>
         </w:rPr>
         <w:lastRenderedPageBreak/>
-        <w:t>condiciones de recuperación de la información institucional a la conclusión del contrato. El plazo de notificación de vulnerabilidades se define en los TDR o EETT de cada contratación, según la criticidad del SBIA</w:t>
+        <w:t xml:space="preserve">y de sesgo sobre el modelo; (e) transferencia de conocimiento; </w:t>
+      </w:r>
+      <w:r>
+        <w:rPr>
+          <w:rFonts w:ascii="Arial" w:eastAsia="Arial" w:hAnsi="Arial" w:cs="Arial"/>
+          <w:color w:val="000000"/>
+          <w:highlight w:val="green"/>
+        </w:rPr>
+        <w:t>(f) cumplimiento de estándares técnicos; y (g) la identificación de los subprocesadores autorizados y las condiciones de recuperación de la información institucional a la conclusión del contrato.</w:t>
+      </w:r>
+      <w:r>
+        <w:rPr>
+          <w:rFonts w:ascii="Arial" w:eastAsia="Arial" w:hAnsi="Arial" w:cs="Arial"/>
+          <w:color w:val="000000"/>
+          <w:highlight w:val="green"/>
+        </w:rPr>
+        <w:t xml:space="preserve"> </w:t>
+      </w:r>
+      <w:r>
+        <w:rPr>
+          <w:rFonts w:ascii="Arial" w:eastAsia="Arial" w:hAnsi="Arial" w:cs="Arial"/>
+          <w:color w:val="000000"/>
+          <w:highlight w:val="green"/>
+        </w:rPr>
+        <w:t>El plazo de notificación de vulnerabilidades se define en los TDR o EETT de cada contratación, según la criticidad del SBIA</w:t>
       </w:r>
       <w:r>
         <w:rPr>
@@ -12096,7 +12105,30 @@
           <w:highlight w:val="yellow"/>
         </w:rPr>
         <w:tab/>
-        <w:t>Los contratos prohíben al proveedor emplear la información de la SUNAT (en particular la sujeta a reserva tributaria y los datos personales) para entrenar, ajustar o mejorar sus modelos o para cualquier fin propio, en concordancia con el artículo 85 del Código Tributario, que extiende la obligación de reserva a quienes accedan a dicha información. La propiedad intelectual de los ajustes (fine-tuning) realizados con información o para necesidades de la SUNAT corresponde a la SUNAT.</w:t>
+      </w:r>
+      <w:r>
+        <w:rPr>
+          <w:rFonts w:ascii="Arial" w:eastAsia="Arial" w:hAnsi="Arial" w:cs="Arial"/>
+          <w:color w:val="000000"/>
+          <w:highlight w:val="green"/>
+        </w:rPr>
+        <w:t>Los contratos prohíben al proveedor emplear la información de la SUNAT (en particular la sujeta a reserva tributaria y los datos personales), las instrucciones que se le remitan y los resultados derivados de su tratamiento, para entrenar, ajustar o mejorar sus modelos o para cualquier fin propio</w:t>
+      </w:r>
+      <w:r>
+        <w:rPr>
+          <w:rFonts w:ascii="Arial" w:eastAsia="Arial" w:hAnsi="Arial" w:cs="Arial"/>
+          <w:color w:val="000000"/>
+          <w:highlight w:val="green"/>
+        </w:rPr>
+        <w:t xml:space="preserve">, </w:t>
+      </w:r>
+      <w:r>
+        <w:rPr>
+          <w:rFonts w:ascii="Arial" w:eastAsia="Arial" w:hAnsi="Arial" w:cs="Arial"/>
+          <w:color w:val="000000"/>
+          <w:highlight w:val="yellow"/>
+        </w:rPr>
+        <w:t>en concordancia con el artículo 85 del Código Tributario, que extiende la obligación de reserva a quienes accedan a dicha información. La propiedad intelectual de los ajustes (fine-tuning) realizados con información o para necesidades de la SUNAT corresponde a la SUNAT.</w:t>
       </w:r>
     </w:p>
     <w:p>
@@ -12384,16 +12416,8 @@
           <w:color w:val="000000"/>
           <w:highlight w:val="lightGray"/>
         </w:rPr>
-        <w:t xml:space="preserve">Esta disposición incorpora los requerimientos establecidos en el numeral 28.9 del artículo 28 del Reglamento y adopta medidas adicionales de sensibilización orientadas a promover el uso seguro, responsable y ético de los sistemas </w:t>
-      </w:r>
-      <w:r>
-        <w:rPr>
-          <w:rFonts w:ascii="Arial" w:eastAsia="Arial" w:hAnsi="Arial" w:cs="Arial"/>
-          <w:color w:val="000000"/>
-          <w:highlight w:val="lightGray"/>
-        </w:rPr>
         <w:lastRenderedPageBreak/>
-        <w:t>basados en IA, en concordancia con el numeral 7.3 de la NTP-ISO/IEC 42001:2025.</w:t>
+        <w:t>Esta disposición incorpora los requerimientos establecidos en el numeral 28.9 del artículo 28 del Reglamento y adopta medidas adicionales de sensibilización orientadas a promover el uso seguro, responsable y ético de los sistemas basados en IA, en concordancia con el numeral 7.3 de la NTP-ISO/IEC 42001:2025.</w:t>
       </w:r>
     </w:p>
     <w:p>
@@ -12751,7 +12775,7 @@
           <w:highlight w:val="yellow"/>
         </w:rPr>
         <w:tab/>
-        <w:t xml:space="preserve">En el desarrollo, la implementación y el uso de los SBIA, la SUNAT promueve la participación de equipos diversos y multidisciplinarios, garantiza el pleno respeto de los derechos humanos y evita que se generen resultados injustos o discriminatorios, considera el impacto social y ambiental, e implementa las </w:t>
+        <w:t xml:space="preserve">En el desarrollo, la implementación y el uso de los SBIA, la SUNAT promueve la participación de equipos diversos y multidisciplinarios, garantiza el pleno respeto de los derechos humanos y evita que se generen resultados injustos o </w:t>
       </w:r>
       <w:r>
         <w:rPr>
@@ -12760,7 +12784,7 @@
           <w:highlight w:val="yellow"/>
         </w:rPr>
         <w:lastRenderedPageBreak/>
-        <w:t>mejores prácticas, estándares y normas técnicas para identificar y minimizar los sesgos de los algoritmos y de las bases de datos utilizados</w:t>
+        <w:t>discriminatorios, considera el impacto social y ambiental, e implementa las mejores prácticas, estándares y normas técnicas para identificar y minimizar los sesgos de los algoritmos y de las bases de datos utilizados</w:t>
       </w:r>
       <w:r>
         <w:rPr>

--- a/normativo/DIRECTIVA-GOBIERNO-IA.docx
+++ b/normativo/DIRECTIVA-GOBIERNO-IA.docx
@@ -3323,21 +3323,24 @@
           <w:b w:val="0"/>
           <w:bCs w:val="0"/>
           <w:color w:val="000000"/>
-        </w:rPr>
-      </w:pPr>
-      <w:r>
-        <w:rPr>
-          <w:color w:val="000000"/>
-        </w:rPr>
-        <w:t>Drift (Deriva):</w:t>
-      </w:r>
-      <w:r>
-        <w:rPr>
-          <w:b w:val="0"/>
-          <w:bCs w:val="0"/>
-          <w:color w:val="000000"/>
-        </w:rPr>
-        <w:t xml:space="preserve"> Cambio gradual en el rendimiento, distribución de datos o comportamiento de un modelo de IA a lo largo del tiempo que afecta la precisión y fiabilidad de sus resultados. [ISO/IEC TR 5469:2024, sección 3.1.12]</w:t>
+          <w:highlight w:val="green"/>
+        </w:rPr>
+      </w:pPr>
+      <w:r>
+        <w:rPr>
+          <w:color w:val="000000"/>
+          <w:highlight w:val="green"/>
+        </w:rPr>
+        <w:t>Custodio técnico:</w:t>
+      </w:r>
+      <w:r>
+        <w:rPr>
+          <w:b w:val="0"/>
+          <w:bCs w:val="0"/>
+          <w:color w:val="000000"/>
+          <w:highlight w:val="green"/>
+        </w:rPr>
+        <w:t xml:space="preserve"> Unidad de organización de la INSI responsable del diseño técnico, la construcción o adquisición, el despliegue y la operación de un SBIA, así como de la implementación de los controles que se derivan de su clasificación de riesgo y de la generación de la documentación técnica exigida por la presente directiva. Se distingue del propietario del caso de uso, que asume la responsabilidad funcional. Se identifica en la Ficha de Registro de SBIA (Anexo N.° 1). [NTP-ISO/IEC 42001:2025, cláusula 5.3]</w:t>
       </w:r>
     </w:p>
     <w:p>
@@ -3358,18 +3361,16 @@
       <w:r>
         <w:rPr>
           <w:color w:val="000000"/>
-          <w:highlight w:val="cyan"/>
-        </w:rPr>
-        <w:t xml:space="preserve">Etiquetado visible: </w:t>
-      </w:r>
-      <w:r>
-        <w:rPr>
-          <w:b w:val="0"/>
-          <w:bCs w:val="0"/>
-          <w:color w:val="000000"/>
-          <w:highlight w:val="cyan"/>
-        </w:rPr>
-        <w:t>Indicación clara y perceptible que informa al usuario, con antelación, que el producto, servicio o contenido se opera con base en inteligencia artificial y que permite comprender de manera general sus principales capacidades y limitaciones.</w:t>
+        </w:rPr>
+        <w:t>Drift (Deriva):</w:t>
+      </w:r>
+      <w:r>
+        <w:rPr>
+          <w:b w:val="0"/>
+          <w:bCs w:val="0"/>
+          <w:color w:val="000000"/>
+        </w:rPr>
+        <w:t xml:space="preserve"> Cambio gradual en el rendimiento, distribución de datos o comportamiento de un modelo de IA a lo largo del tiempo que afecta la precisión y fiabilidad de sus resultados. [ISO/IEC TR 5469:2024, sección 3.1.12]</w:t>
       </w:r>
     </w:p>
     <w:p>
@@ -3390,18 +3391,18 @@
       <w:r>
         <w:rPr>
           <w:color w:val="000000"/>
-          <w:highlight w:val="yellow"/>
-        </w:rPr>
-        <w:t xml:space="preserve">Evaluación de Impacto Algorítmico (EIA): </w:t>
-      </w:r>
-      <w:r>
-        <w:rPr>
-          <w:b w:val="0"/>
-          <w:bCs w:val="0"/>
-          <w:color w:val="000000"/>
-          <w:highlight w:val="yellow"/>
-        </w:rPr>
-        <w:t>Proceso sistemático y documentado para identificar, analizar y evaluar los riesgos y efectos potenciales que un SBIA genera sobre los derechos de los administrados, previo a su desarrollo o implementación. [D.S. N.° 115-2025-PCM, Art. 30; NTP-ISO/IEC 42001:2025, cláusula 6.1.2]</w:t>
+          <w:highlight w:val="cyan"/>
+        </w:rPr>
+        <w:t xml:space="preserve">Etiquetado visible: </w:t>
+      </w:r>
+      <w:r>
+        <w:rPr>
+          <w:b w:val="0"/>
+          <w:bCs w:val="0"/>
+          <w:color w:val="000000"/>
+          <w:highlight w:val="cyan"/>
+        </w:rPr>
+        <w:t>Indicación clara y perceptible que informa al usuario, con antelación, que el producto, servicio o contenido se opera con base en inteligencia artificial y que permite comprender de manera general sus principales capacidades y limitaciones.</w:t>
       </w:r>
     </w:p>
     <w:p>
@@ -3422,16 +3423,18 @@
       <w:r>
         <w:rPr>
           <w:color w:val="000000"/>
-        </w:rPr>
-        <w:t>Explicabilidad:</w:t>
-      </w:r>
-      <w:r>
-        <w:rPr>
-          <w:b w:val="0"/>
-          <w:bCs w:val="0"/>
-          <w:color w:val="000000"/>
-        </w:rPr>
-        <w:t xml:space="preserve"> Capacidad de un SBIA de proporcionar información comprensible sobre los factores, la lógica y los datos que influyeron en un resultado o decisión. [ISO/IEC 22989:2022, sección 3.4.9; D.S. N.° 115-2025-PCM, Art. 25.3]</w:t>
+          <w:highlight w:val="yellow"/>
+        </w:rPr>
+        <w:t xml:space="preserve">Evaluación de Impacto Algorítmico (EIA): </w:t>
+      </w:r>
+      <w:r>
+        <w:rPr>
+          <w:b w:val="0"/>
+          <w:bCs w:val="0"/>
+          <w:color w:val="000000"/>
+          <w:highlight w:val="yellow"/>
+        </w:rPr>
+        <w:t>Proceso sistemático y documentado para identificar, analizar y evaluar los riesgos y efectos potenciales que un SBIA genera sobre los derechos de los administrados, previo a su desarrollo o implementación. [D.S. N.° 115-2025-PCM, Art. 30; NTP-ISO/IEC 42001:2025, cláusula 6.1.2]</w:t>
       </w:r>
     </w:p>
     <w:p>
@@ -3453,15 +3456,15 @@
         <w:rPr>
           <w:color w:val="000000"/>
         </w:rPr>
-        <w:t>Hito de aprobación:</w:t>
-      </w:r>
-      <w:r>
-        <w:rPr>
-          <w:b w:val="0"/>
-          <w:bCs w:val="0"/>
-          <w:color w:val="000000"/>
-        </w:rPr>
-        <w:t xml:space="preserve"> Punto de control formal dentro del ciclo de vida de un SBIA en el cual se evalúa el cumplimiento de criterios predefinidos antes de autorizar el avance a la siguiente etapa.</w:t>
+        <w:t>Explicabilidad:</w:t>
+      </w:r>
+      <w:r>
+        <w:rPr>
+          <w:b w:val="0"/>
+          <w:bCs w:val="0"/>
+          <w:color w:val="000000"/>
+        </w:rPr>
+        <w:t xml:space="preserve"> Capacidad de un SBIA de proporcionar información comprensible sobre los factores, la lógica y los datos que influyeron en un resultado o decisión. [ISO/IEC 22989:2022, sección 3.4.9; D.S. N.° 115-2025-PCM, Art. 25.3]</w:t>
       </w:r>
     </w:p>
     <w:p>
@@ -3483,29 +3486,15 @@
         <w:rPr>
           <w:color w:val="000000"/>
         </w:rPr>
-        <w:t>Human-</w:t>
-      </w:r>
-      <w:proofErr w:type="spellStart"/>
-      <w:r>
-        <w:rPr>
-          <w:color w:val="000000"/>
-        </w:rPr>
-        <w:t>in-the-loop</w:t>
-      </w:r>
-      <w:proofErr w:type="spellEnd"/>
-      <w:r>
-        <w:rPr>
-          <w:color w:val="000000"/>
-        </w:rPr>
-        <w:t>:</w:t>
-      </w:r>
-      <w:r>
-        <w:rPr>
-          <w:b w:val="0"/>
-          <w:bCs w:val="0"/>
-          <w:color w:val="000000"/>
-        </w:rPr>
-        <w:t xml:space="preserve"> Modelo de supervisión donde un ser humano interviene activamente en cada decisión del SBIA antes de su ejecución. [D.S. N.° 115-2025-PCM, Art. 28.11; ISO/IEC 22989:2022, sección 3.4.3]</w:t>
+        <w:t>Hito de aprobación:</w:t>
+      </w:r>
+      <w:r>
+        <w:rPr>
+          <w:b w:val="0"/>
+          <w:bCs w:val="0"/>
+          <w:color w:val="000000"/>
+        </w:rPr>
+        <w:t xml:space="preserve"> Punto de control formal dentro del ciclo de vida de un SBIA en el cual se evalúa el cumplimiento de criterios predefinidos antes de autorizar el avance a la siguiente etapa.</w:t>
       </w:r>
     </w:p>
     <w:p>
@@ -3527,15 +3516,30 @@
         <w:rPr>
           <w:color w:val="000000"/>
         </w:rPr>
-        <w:t>Human-on-the-loop:</w:t>
-      </w:r>
-      <w:r>
-        <w:rPr>
-          <w:b w:val="0"/>
-          <w:bCs w:val="0"/>
-          <w:color w:val="000000"/>
-        </w:rPr>
-        <w:t xml:space="preserve"> Modelo de supervisión donde un ser humano monitorea las operaciones del SBIA y puede intervenir ante anomalías. [D.S. N.° 115-2025-PCM, Art. 28.11; ISO/IEC 22989:2022, sección 3.4.4]</w:t>
+        <w:lastRenderedPageBreak/>
+        <w:t>Human-</w:t>
+      </w:r>
+      <w:proofErr w:type="spellStart"/>
+      <w:r>
+        <w:rPr>
+          <w:color w:val="000000"/>
+        </w:rPr>
+        <w:t>in-the-loop</w:t>
+      </w:r>
+      <w:proofErr w:type="spellEnd"/>
+      <w:r>
+        <w:rPr>
+          <w:color w:val="000000"/>
+        </w:rPr>
+        <w:t>:</w:t>
+      </w:r>
+      <w:r>
+        <w:rPr>
+          <w:b w:val="0"/>
+          <w:bCs w:val="0"/>
+          <w:color w:val="000000"/>
+        </w:rPr>
+        <w:t xml:space="preserve"> Modelo de supervisión donde un ser humano interviene activamente en cada decisión del SBIA antes de su ejecución. [D.S. N.° 115-2025-PCM, Art. 28.11; ISO/IEC 22989:2022, sección 3.4.3]</w:t>
       </w:r>
     </w:p>
     <w:p>
@@ -3557,16 +3561,15 @@
         <w:rPr>
           <w:color w:val="000000"/>
         </w:rPr>
-        <w:lastRenderedPageBreak/>
-        <w:t>Human-in-command:</w:t>
-      </w:r>
-      <w:r>
-        <w:rPr>
-          <w:b w:val="0"/>
-          <w:bCs w:val="0"/>
-          <w:color w:val="000000"/>
-        </w:rPr>
-        <w:t xml:space="preserve"> Modelo de supervisión donde un ser humano mantiene el control general sobre la actividad del SBIA, con capacidad de definir límites operativos y desactivarlo. [D.S. N.° 115-2025-PCM, Art. 28.11; Comisión Europea (2019), ALTAI]</w:t>
+        <w:t>Human-on-the-loop:</w:t>
+      </w:r>
+      <w:r>
+        <w:rPr>
+          <w:b w:val="0"/>
+          <w:bCs w:val="0"/>
+          <w:color w:val="000000"/>
+        </w:rPr>
+        <w:t xml:space="preserve"> Modelo de supervisión donde un ser humano monitorea las operaciones del SBIA y puede intervenir ante anomalías. [D.S. N.° 115-2025-PCM, Art. 28.11; ISO/IEC 22989:2022, sección 3.4.4]</w:t>
       </w:r>
     </w:p>
     <w:p>
@@ -3587,18 +3590,16 @@
       <w:r>
         <w:rPr>
           <w:color w:val="000000"/>
-          <w:highlight w:val="yellow"/>
-        </w:rPr>
-        <w:t xml:space="preserve">Inventario Institucional de SBIA: </w:t>
-      </w:r>
-      <w:r>
-        <w:rPr>
-          <w:b w:val="0"/>
-          <w:bCs w:val="0"/>
-          <w:color w:val="000000"/>
-          <w:highlight w:val="yellow"/>
-        </w:rPr>
-        <w:t xml:space="preserve">Registro centralizado y actualizado de todos los SBIA desarrollados, adquiridos, implementados u operados por la SUNAT o por terceros en su nombre. Constituye el instrumento por el cual la SUNAT determina el alcance de su SGIA y documenta los recursos de sus SBIA. </w:t>
+        </w:rPr>
+        <w:t>Human-in-command:</w:t>
+      </w:r>
+      <w:r>
+        <w:rPr>
+          <w:b w:val="0"/>
+          <w:bCs w:val="0"/>
+          <w:color w:val="000000"/>
+        </w:rPr>
+        <w:t xml:space="preserve"> Modelo de supervisión donde un ser humano mantiene el control general sobre la actividad del SBIA, con capacidad de definir límites operativos y desactivarlo. [D.S. N.° 115-2025-PCM, Art. 28.11; Comisión Europea (2019), ALTAI]</w:t>
       </w:r>
     </w:p>
     <w:p>
@@ -3619,16 +3620,18 @@
       <w:r>
         <w:rPr>
           <w:color w:val="000000"/>
-        </w:rPr>
-        <w:t>LLM (Large Language Model):</w:t>
-      </w:r>
-      <w:r>
-        <w:rPr>
-          <w:b w:val="0"/>
-          <w:bCs w:val="0"/>
-          <w:color w:val="000000"/>
-        </w:rPr>
-        <w:t xml:space="preserve"> Modelo de lenguaje a gran escala basado en redes neuronales profundas, entrenado con grandes volúmenes de texto para realizar tareas de procesamiento de lenguaje natural. [NIST AI 600-1 (2024), sección 1.1]</w:t>
+          <w:highlight w:val="yellow"/>
+        </w:rPr>
+        <w:t xml:space="preserve">Inventario Institucional de SBIA: </w:t>
+      </w:r>
+      <w:r>
+        <w:rPr>
+          <w:b w:val="0"/>
+          <w:bCs w:val="0"/>
+          <w:color w:val="000000"/>
+          <w:highlight w:val="yellow"/>
+        </w:rPr>
+        <w:t xml:space="preserve">Registro centralizado y actualizado de todos los SBIA desarrollados, adquiridos, implementados u operados por la SUNAT o por terceros en su nombre. Constituye el instrumento por el cual la SUNAT determina el alcance de su SGIA y documenta los recursos de sus SBIA. </w:t>
       </w:r>
     </w:p>
     <w:p>
@@ -3650,15 +3653,15 @@
         <w:rPr>
           <w:color w:val="000000"/>
         </w:rPr>
-        <w:t>MLOps:</w:t>
-      </w:r>
-      <w:r>
-        <w:rPr>
-          <w:b w:val="0"/>
-          <w:bCs w:val="0"/>
-          <w:color w:val="000000"/>
-        </w:rPr>
-        <w:t xml:space="preserve"> Conjunto de prácticas que combinan Machine Learning, DevOps e ingeniería de datos para estandarizar el ciclo de vida de modelos en producción. [Kreuzberger et al. (2023)]</w:t>
+        <w:t>LLM (Large Language Model):</w:t>
+      </w:r>
+      <w:r>
+        <w:rPr>
+          <w:b w:val="0"/>
+          <w:bCs w:val="0"/>
+          <w:color w:val="000000"/>
+        </w:rPr>
+        <w:t xml:space="preserve"> Modelo de lenguaje a gran escala basado en redes neuronales profundas, entrenado con grandes volúmenes de texto para realizar tareas de procesamiento de lenguaje natural. [NIST AI 600-1 (2024), sección 1.1]</w:t>
       </w:r>
     </w:p>
     <w:p>
@@ -3679,18 +3682,16 @@
       <w:r>
         <w:rPr>
           <w:color w:val="000000"/>
-          <w:highlight w:val="cyan"/>
-        </w:rPr>
-        <w:t xml:space="preserve">Niveles de riesgo de un SBIA: </w:t>
-      </w:r>
-      <w:r>
-        <w:rPr>
-          <w:b w:val="0"/>
-          <w:bCs w:val="0"/>
-          <w:color w:val="000000"/>
-          <w:highlight w:val="cyan"/>
-        </w:rPr>
-        <w:t>Categorías en que se clasifica un SBIA según el riesgo que genera su uso, conforme al RLIA: uso indebido (prohibido, artículo 23), riesgo alto (sujeto a requisitos reforzados, artículo 24) y riesgo aceptable (artículo 22.2), subdividido internamente en aceptable-limitado y aceptable-mínimo para fines de supervisión. [D.S. N.° 115-2025-PCM, artículos 22 a 24]</w:t>
+        </w:rPr>
+        <w:t>MLOps:</w:t>
+      </w:r>
+      <w:r>
+        <w:rPr>
+          <w:b w:val="0"/>
+          <w:bCs w:val="0"/>
+          <w:color w:val="000000"/>
+        </w:rPr>
+        <w:t xml:space="preserve"> Conjunto de prácticas que combinan Machine Learning, DevOps e ingeniería de datos para estandarizar el ciclo de vida de modelos en producción. [Kreuzberger et al. (2023)]</w:t>
       </w:r>
     </w:p>
     <w:p>
@@ -3714,48 +3715,25 @@
           <w:color w:val="000000"/>
           <w:highlight w:val="green"/>
         </w:rPr>
-        <w:t>Propietario de</w:t>
-      </w:r>
-      <w:r>
-        <w:rPr>
-          <w:color w:val="000000"/>
-          <w:highlight w:val="green"/>
-        </w:rPr>
-        <w:t>l</w:t>
-      </w:r>
-      <w:r>
-        <w:rPr>
-          <w:color w:val="000000"/>
-          <w:highlight w:val="green"/>
-        </w:rPr>
-        <w:t xml:space="preserve"> caso de uso: </w:t>
-      </w:r>
-      <w:r>
-        <w:rPr>
-          <w:b w:val="0"/>
-          <w:bCs w:val="0"/>
-          <w:color w:val="000000"/>
-          <w:highlight w:val="green"/>
-        </w:rPr>
-        <w:t xml:space="preserve">Unidad de organización que, de acuerdo con sus competencias y funciones en el ROF, es el dueño del proceso en el que se identifica la necesidad a atender mediante un SBIA </w:t>
-      </w:r>
-      <w:r>
-        <w:rPr>
-          <w:b w:val="0"/>
-          <w:bCs w:val="0"/>
-          <w:color w:val="000000"/>
-          <w:highlight w:val="green"/>
-        </w:rPr>
-        <w:t>y que asume la responsabilidad funcional sobre sus resultados y sobre los riesgos derivados de su utilización durante todo su ciclo de vida.</w:t>
-      </w:r>
-      <w:r>
-        <w:rPr>
-          <w:b w:val="0"/>
-          <w:bCs w:val="0"/>
-          <w:color w:val="000000"/>
-          <w:highlight w:val="green"/>
-        </w:rPr>
-        <w:t xml:space="preserve"> Se distingue del custodio técnico, a cargo de la arquitectura y la operación del SBIA. [METGEP, numeral 4.9; METDONI, numeral 4.6; NTP-ISO/IEC 42001:2025, cláusula 5.3]</w:t>
+        <w:t xml:space="preserve">Niveles de riesgo de un SBIA: </w:t>
+      </w:r>
+      <w:r>
+        <w:rPr>
+          <w:b w:val="0"/>
+          <w:bCs w:val="0"/>
+          <w:color w:val="000000"/>
+          <w:highlight w:val="green"/>
+        </w:rPr>
+        <w:t>Categorías en que se clasifica un SBIA según el riesgo que genera su uso, conforme al RLIA: uso indebido (prohibido, artículo 23), riesgo alto (sujeto a requisitos reforzados, artículo 24) y riesgo aceptable (artículo 22.2), que comprende por excepción todo SBIA que no califique en los dos anteriores.</w:t>
+      </w:r>
+      <w:r>
+        <w:rPr>
+          <w:b w:val="0"/>
+          <w:bCs w:val="0"/>
+          <w:color w:val="000000"/>
+          <w:highlight w:val="green"/>
+        </w:rPr>
+        <w:t xml:space="preserve"> [D.S. N.° 115-2025-PCM, artículos 22 a 24]</w:t>
       </w:r>
     </w:p>
     <w:p>
@@ -3779,7 +3757,39 @@
           <w:color w:val="000000"/>
           <w:highlight w:val="green"/>
         </w:rPr>
-        <w:t>Red Teaming:</w:t>
+        <w:t>Propietario de</w:t>
+      </w:r>
+      <w:r>
+        <w:rPr>
+          <w:color w:val="000000"/>
+          <w:highlight w:val="green"/>
+        </w:rPr>
+        <w:t>l</w:t>
+      </w:r>
+      <w:r>
+        <w:rPr>
+          <w:color w:val="000000"/>
+          <w:highlight w:val="green"/>
+        </w:rPr>
+        <w:t xml:space="preserve"> caso de uso: </w:t>
+      </w:r>
+      <w:r>
+        <w:rPr>
+          <w:b w:val="0"/>
+          <w:bCs w:val="0"/>
+          <w:color w:val="000000"/>
+          <w:highlight w:val="green"/>
+        </w:rPr>
+        <w:t xml:space="preserve">Unidad de organización que, de acuerdo con sus competencias y funciones en el ROF, es el dueño del proceso en el que se identifica la necesidad a atender mediante un SBIA </w:t>
+      </w:r>
+      <w:r>
+        <w:rPr>
+          <w:b w:val="0"/>
+          <w:bCs w:val="0"/>
+          <w:color w:val="000000"/>
+          <w:highlight w:val="green"/>
+        </w:rPr>
+        <w:t>y que asume la responsabilidad funcional sobre sus resultados y sobre los riesgos derivados de su utilización durante todo su ciclo de vida.</w:t>
       </w:r>
       <w:r>
         <w:rPr>
@@ -3797,25 +3807,16 @@
           <w:color w:val="000000"/>
           <w:highlight w:val="green"/>
         </w:rPr>
-        <w:t>Práctica de seguridad ofensiva que simula ataques adversarios contra un SBIA para identificar vulnerabilidades y comportamientos no deseados, con anterioridad a su despliegue y durante su operación.</w:t>
-      </w:r>
-      <w:r>
-        <w:rPr>
-          <w:b w:val="0"/>
-          <w:bCs w:val="0"/>
-          <w:color w:val="000000"/>
-          <w:highlight w:val="green"/>
-        </w:rPr>
-        <w:t xml:space="preserve"> </w:t>
-      </w:r>
-      <w:r>
-        <w:rPr>
-          <w:b w:val="0"/>
-          <w:bCs w:val="0"/>
-          <w:color w:val="000000"/>
-          <w:highlight w:val="green"/>
-        </w:rPr>
-        <w:t>[NIST AI 600-1 (2024), sección 2.7; OWASP (2025)]</w:t>
+        <w:t>Se distingue del custodio técnico, definido en el presente glosario</w:t>
+      </w:r>
+      <w:r>
+        <w:rPr>
+          <w:b w:val="0"/>
+          <w:bCs w:val="0"/>
+          <w:color w:val="000000"/>
+          <w:highlight w:val="green"/>
+        </w:rPr>
+        <w:t>. [METGEP, numeral 4.9; METDONI, numeral 4.6; NTP-ISO/IEC 42001:2025, cláusula 5.3]</w:t>
       </w:r>
     </w:p>
     <w:p>
@@ -3831,21 +3832,51 @@
           <w:b w:val="0"/>
           <w:bCs w:val="0"/>
           <w:color w:val="000000"/>
-        </w:rPr>
-      </w:pPr>
-      <w:r>
-        <w:rPr>
-          <w:color w:val="000000"/>
-        </w:rPr>
-        <w:t>Reserva tributaria:</w:t>
-      </w:r>
-      <w:r>
-        <w:rPr>
-          <w:b w:val="0"/>
-          <w:bCs w:val="0"/>
-          <w:color w:val="000000"/>
-        </w:rPr>
-        <w:t xml:space="preserve"> Carácter reservado de la información vinculada a los contribuyentes, conforme al artículo 85 del TUO del Código Tributario. [D.S. N.° 133-2013-EF, Art. 85]</w:t>
+          <w:highlight w:val="green"/>
+        </w:rPr>
+      </w:pPr>
+      <w:r>
+        <w:rPr>
+          <w:color w:val="000000"/>
+          <w:highlight w:val="green"/>
+        </w:rPr>
+        <w:t>Red Teaming:</w:t>
+      </w:r>
+      <w:r>
+        <w:rPr>
+          <w:b w:val="0"/>
+          <w:bCs w:val="0"/>
+          <w:color w:val="000000"/>
+          <w:highlight w:val="green"/>
+        </w:rPr>
+        <w:t xml:space="preserve"> </w:t>
+      </w:r>
+      <w:r>
+        <w:rPr>
+          <w:b w:val="0"/>
+          <w:bCs w:val="0"/>
+          <w:color w:val="000000"/>
+          <w:highlight w:val="green"/>
+        </w:rPr>
+        <w:t>Práctica de seguridad ofensiva que simula ataques adversarios contra un SBIA para identificar vulnerabilidades y comportamientos no deseados, con anterioridad a su despliegue y durante su operación.</w:t>
+      </w:r>
+      <w:r>
+        <w:rPr>
+          <w:b w:val="0"/>
+          <w:bCs w:val="0"/>
+          <w:color w:val="000000"/>
+          <w:highlight w:val="green"/>
+        </w:rPr>
+        <w:t xml:space="preserve"> </w:t>
+      </w:r>
+      <w:r>
+        <w:rPr>
+          <w:b w:val="0"/>
+          <w:bCs w:val="0"/>
+          <w:color w:val="000000"/>
+          <w:highlight w:val="green"/>
+        </w:rPr>
+        <w:t>[NIST AI 600-1 (2024), sección 2.7; OWASP (2025)]</w:t>
       </w:r>
     </w:p>
     <w:p>
@@ -3867,15 +3898,15 @@
         <w:rPr>
           <w:color w:val="000000"/>
         </w:rPr>
-        <w:t>Riesgo de IA:</w:t>
-      </w:r>
-      <w:r>
-        <w:rPr>
-          <w:b w:val="0"/>
-          <w:bCs w:val="0"/>
-          <w:color w:val="000000"/>
-        </w:rPr>
-        <w:t xml:space="preserve"> Combinación de la probabilidad de ocurrencia de daños derivados del uso de un SBIA y la severidad de esos daños. [ISO/IEC 23894:2023, sección 3.1]</w:t>
+        <w:t>Reserva tributaria:</w:t>
+      </w:r>
+      <w:r>
+        <w:rPr>
+          <w:b w:val="0"/>
+          <w:bCs w:val="0"/>
+          <w:color w:val="000000"/>
+        </w:rPr>
+        <w:t xml:space="preserve"> Carácter reservado de la información vinculada a los contribuyentes, conforme al artículo 85 del TUO del Código Tributario. [D.S. N.° 133-2013-EF, Art. 85]</w:t>
       </w:r>
     </w:p>
     <w:p>
@@ -3897,15 +3928,15 @@
         <w:rPr>
           <w:color w:val="000000"/>
         </w:rPr>
-        <w:t>SBIA (Sistema Basado en Inteligencia Artificial):</w:t>
-      </w:r>
-      <w:r>
-        <w:rPr>
-          <w:b w:val="0"/>
-          <w:bCs w:val="0"/>
-          <w:color w:val="000000"/>
-        </w:rPr>
-        <w:t xml:space="preserve"> Sistema informático diseñado para operar con distintos niveles de autonomía que infiere, a partir de los datos que recibe, cómo generar resultados que influyan en entornos reales o virtuales. [Ley N.° 31814, Art. 2; D.S. N.° 115-2025-PCM, Art. 6(j)]</w:t>
+        <w:t>Riesgo de IA:</w:t>
+      </w:r>
+      <w:r>
+        <w:rPr>
+          <w:b w:val="0"/>
+          <w:bCs w:val="0"/>
+          <w:color w:val="000000"/>
+        </w:rPr>
+        <w:t xml:space="preserve"> Combinación de la probabilidad de ocurrencia de daños derivados del uso de un SBIA y la severidad de esos daños. [ISO/IEC 23894:2023, sección 3.1]</w:t>
       </w:r>
     </w:p>
     <w:p>
@@ -3927,15 +3958,15 @@
         <w:rPr>
           <w:color w:val="000000"/>
         </w:rPr>
-        <w:t>Sesgo algorítmico:</w:t>
-      </w:r>
-      <w:r>
-        <w:rPr>
-          <w:b w:val="0"/>
-          <w:bCs w:val="0"/>
-          <w:color w:val="000000"/>
-        </w:rPr>
-        <w:t xml:space="preserve"> Error sistemático en los resultados de un SBIA que produce resultados injustos o discriminatorios hacia determinados grupos de personas. [ISO/IEC 22989:2022, sección 3.1.5; NIST SP 1270 (2022)]</w:t>
+        <w:t>SBIA (Sistema Basado en Inteligencia Artificial):</w:t>
+      </w:r>
+      <w:r>
+        <w:rPr>
+          <w:b w:val="0"/>
+          <w:bCs w:val="0"/>
+          <w:color w:val="000000"/>
+        </w:rPr>
+        <w:t xml:space="preserve"> Sistema informático diseñado para operar con distintos niveles de autonomía que infiere, a partir de los datos que recibe, cómo generar resultados que influyan en entornos reales o virtuales. [Ley N.° 31814, Art. 2; D.S. N.° 115-2025-PCM, Art. 6(j)]</w:t>
       </w:r>
     </w:p>
     <w:p>
@@ -3956,6 +3987,37 @@
       <w:r>
         <w:rPr>
           <w:color w:val="000000"/>
+        </w:rPr>
+        <w:lastRenderedPageBreak/>
+        <w:t>Sesgo algorítmico:</w:t>
+      </w:r>
+      <w:r>
+        <w:rPr>
+          <w:b w:val="0"/>
+          <w:bCs w:val="0"/>
+          <w:color w:val="000000"/>
+        </w:rPr>
+        <w:t xml:space="preserve"> Error sistemático en los resultados de un SBIA que produce resultados injustos o discriminatorios hacia determinados grupos de personas. [ISO/IEC 22989:2022, sección 3.1.5; NIST SP 1270 (2022)]</w:t>
+      </w:r>
+    </w:p>
+    <w:p>
+      <w:pPr>
+        <w:pStyle w:val="Prrafodelista"/>
+        <w:numPr>
+          <w:ilvl w:val="1"/>
+          <w:numId w:val="8"/>
+        </w:numPr>
+        <w:spacing w:after="0" w:line="276" w:lineRule="auto"/>
+        <w:ind w:left="709" w:hanging="709"/>
+        <w:rPr>
+          <w:b w:val="0"/>
+          <w:bCs w:val="0"/>
+          <w:color w:val="000000"/>
+        </w:rPr>
+      </w:pPr>
+      <w:r>
+        <w:rPr>
+          <w:color w:val="000000"/>
           <w:highlight w:val="yellow"/>
         </w:rPr>
         <w:t xml:space="preserve">Sistema de Gestión de IA (SGIA): </w:t>
@@ -3972,11 +4034,36 @@
     </w:p>
     <w:p>
       <w:pPr>
+        <w:pStyle w:val="Prrafodelista"/>
+        <w:numPr>
+          <w:ilvl w:val="1"/>
+          <w:numId w:val="8"/>
+        </w:numPr>
         <w:spacing w:after="0" w:line="276" w:lineRule="auto"/>
-        <w:rPr>
-          <w:color w:val="000000"/>
-        </w:rPr>
-      </w:pPr>
+        <w:ind w:left="709" w:hanging="709"/>
+        <w:rPr>
+          <w:b w:val="0"/>
+          <w:bCs w:val="0"/>
+          <w:color w:val="000000"/>
+          <w:highlight w:val="green"/>
+        </w:rPr>
+      </w:pPr>
+      <w:r>
+        <w:rPr>
+          <w:color w:val="000000"/>
+          <w:highlight w:val="green"/>
+        </w:rPr>
+        <w:t>Transparencia algorítmica:</w:t>
+      </w:r>
+      <w:r>
+        <w:rPr>
+          <w:b w:val="0"/>
+          <w:bCs w:val="0"/>
+          <w:color w:val="000000"/>
+          <w:highlight w:val="green"/>
+        </w:rPr>
+        <w:t xml:space="preserve"> Puesta a disposición del usuario, en lenguaje claro y con anterioridad a su interacción, de la finalidad del SBIA, de sus funcionalidades principales, del tipo de decisiones en que interviene y de sus limitaciones conocidas. No comprende la entrega del modelo, de su código fuente, de sus parámetros, de los conjuntos de datos empleados en su entrenamiento ni de las reglas de detección de riesgo, cuya divulgación se sujeta a los límites derivados del artículo 85 del TUO del Código Tributario, de la normativa sobre confidencialidad de la información aduanera y de la normativa de protección de datos personales. [D.S. N.° 115-2025-PCM, artículo 25]</w:t>
+      </w:r>
     </w:p>
     <w:p>
       <w:pPr>
@@ -4234,7 +4321,15 @@
           <w:color w:val="000000"/>
         </w:rPr>
         <w:tab/>
-        <w:t>El Comité de Gobierno y Transformación Digital (CGTD) ejerce la función de gobierno de inteligencia artificial en la SUNAT, conforme al numeral 9.3 del artículo 9 del RLIA, aprobado por Decreto Supremo N.° 115-2025-PCM, y a la Resolución de Superintendencia N.° 084-2019/SUNAT que lo conforma, modificada por las Resoluciones de Superintendencia N.° 142-2019/SUNAT y N.° 000187-2024/SUNAT. El CGTD lidera, dirige, evalúa y supervisa los proyectos de sistemas basados en IA estratégicos para la entidad.</w:t>
+        <w:t xml:space="preserve">El Comité de Gobierno y Transformación Digital (CGTD) ejerce la función de gobierno de inteligencia artificial en la SUNAT, conforme al numeral 9.3 del artículo 9 del RLIA, aprobado por Decreto Supremo N.° 115-2025-PCM, y a la Resolución de Superintendencia N.° 084-2019/SUNAT que lo conforma, </w:t>
+      </w:r>
+      <w:r>
+        <w:rPr>
+          <w:rFonts w:ascii="Arial" w:eastAsia="Arial" w:hAnsi="Arial" w:cs="Arial"/>
+          <w:color w:val="000000"/>
+        </w:rPr>
+        <w:lastRenderedPageBreak/>
+        <w:t>modificada por las Resoluciones de Superintendencia N.° 142-2019/SUNAT y N.° 000187-2024/SUNAT. El CGTD lidera, dirige, evalúa y supervisa los proyectos de sistemas basados en IA estratégicos para la entidad.</w:t>
       </w:r>
     </w:p>
     <w:p>
@@ -4322,39 +4417,6 @@
         </w:rPr>
         <w:t xml:space="preserve"> se definen en el numeral 5.4.</w:t>
       </w:r>
-    </w:p>
-    <w:p>
-      <w:pPr>
-        <w:spacing w:after="60" w:line="276" w:lineRule="auto"/>
-        <w:ind w:left="1276" w:hanging="720"/>
-        <w:jc w:val="both"/>
-        <w:rPr>
-          <w:rFonts w:ascii="Arial" w:eastAsia="Arial" w:hAnsi="Arial" w:cs="Arial"/>
-          <w:color w:val="000000"/>
-        </w:rPr>
-      </w:pPr>
-    </w:p>
-    <w:p>
-      <w:pPr>
-        <w:spacing w:after="60" w:line="276" w:lineRule="auto"/>
-        <w:ind w:left="1276" w:hanging="720"/>
-        <w:jc w:val="both"/>
-        <w:rPr>
-          <w:rFonts w:ascii="Arial" w:eastAsia="Arial" w:hAnsi="Arial" w:cs="Arial"/>
-          <w:color w:val="000000"/>
-        </w:rPr>
-      </w:pPr>
-    </w:p>
-    <w:p>
-      <w:pPr>
-        <w:spacing w:after="60" w:line="276" w:lineRule="auto"/>
-        <w:ind w:left="1276" w:hanging="720"/>
-        <w:jc w:val="both"/>
-        <w:rPr>
-          <w:rFonts w:ascii="Arial" w:eastAsia="Arial" w:hAnsi="Arial" w:cs="Arial"/>
-          <w:color w:val="000000"/>
-        </w:rPr>
-      </w:pPr>
     </w:p>
     <w:p>
       <w:pPr>
@@ -4748,29 +4810,6 @@
               <w:rPr>
                 <w:b w:val="0"/>
                 <w:bCs w:val="0"/>
-              </w:rPr>
-              <w:t>Aprueba el informe anual de IA para la SGTD.</w:t>
-            </w:r>
-          </w:p>
-          <w:p>
-            <w:pPr>
-              <w:pStyle w:val="Prrafodelista"/>
-              <w:numPr>
-                <w:ilvl w:val="0"/>
-                <w:numId w:val="12"/>
-              </w:numPr>
-              <w:spacing w:before="20" w:after="20" w:line="276" w:lineRule="auto"/>
-              <w:ind w:left="299" w:hanging="283"/>
-              <w:jc w:val="left"/>
-              <w:rPr>
-                <w:b w:val="0"/>
-                <w:bCs w:val="0"/>
-              </w:rPr>
-            </w:pPr>
-            <w:r>
-              <w:rPr>
-                <w:b w:val="0"/>
-                <w:bCs w:val="0"/>
                 <w:highlight w:val="yellow"/>
               </w:rPr>
               <w:t>Impulsa la adopción institucional de la inteligencia artificial y aprueba las inversiones asociadas.</w:t>
@@ -4898,15 +4937,25 @@
               <w:rPr>
                 <w:b w:val="0"/>
                 <w:bCs w:val="0"/>
+                <w:highlight w:val="green"/>
               </w:rPr>
             </w:pPr>
             <w:r>
               <w:rPr>
                 <w:b w:val="0"/>
                 <w:bCs w:val="0"/>
-                <w:highlight w:val="yellow"/>
-              </w:rPr>
-              <w:t xml:space="preserve">Aprueba la clasificación de riesgo de los SBIA de riesgo alto y de los estratégicos para la entidad, así como los casos de uso y la estrategia de IA. La clasificación de los SBIA de riesgo aceptable la aprueba la Comisión de Gobierno de IA, conforme al numeral 6.2.2. </w:t>
+                <w:highlight w:val="green"/>
+              </w:rPr>
+              <w:t xml:space="preserve">Aprueba la clasificación de riesgo de todos los SBIA conforme al numeral 6.2.2: de manera individual en los de riesgo alto y en los estratégicos para la entidad, y de manera agregada en los de riesgo </w:t>
+            </w:r>
+            <w:r>
+              <w:rPr>
+                <w:b w:val="0"/>
+                <w:bCs w:val="0"/>
+                <w:highlight w:val="green"/>
+              </w:rPr>
+              <w:lastRenderedPageBreak/>
+              <w:t>aceptable. Aprueba los casos de uso y la estrategia de IA.</w:t>
             </w:r>
           </w:p>
           <w:p>
@@ -4985,7 +5034,6 @@
                 <w:bCs w:val="0"/>
                 <w:highlight w:val="green"/>
               </w:rPr>
-              <w:lastRenderedPageBreak/>
               <w:t>Revisa los informes trimestrales de la Comisión de Gobierno de IA.</w:t>
             </w:r>
           </w:p>
@@ -5147,7 +5195,7 @@
                 <w:ilvl w:val="0"/>
                 <w:numId w:val="13"/>
               </w:numPr>
-              <w:spacing w:after="60" w:line="276" w:lineRule="auto"/>
+              <w:spacing w:before="0" w:after="60" w:line="276" w:lineRule="auto"/>
               <w:ind w:left="269" w:hanging="269"/>
               <w:jc w:val="left"/>
               <w:rPr>
@@ -5162,23 +5210,7 @@
                 <w:bCs w:val="0"/>
                 <w:highlight w:val="green"/>
               </w:rPr>
-              <w:t>Proponer la clasificación de riesgo de cada SBIA, previo al inicio del desarrollo o</w:t>
-            </w:r>
-            <w:r>
-              <w:rPr>
-                <w:b w:val="0"/>
-                <w:bCs w:val="0"/>
-                <w:highlight w:val="green"/>
-              </w:rPr>
-              <w:t xml:space="preserve"> </w:t>
-            </w:r>
-            <w:r>
-              <w:rPr>
-                <w:b w:val="0"/>
-                <w:bCs w:val="0"/>
-                <w:highlight w:val="green"/>
-              </w:rPr>
-              <w:t>adquisición; su aprobación corresponde conforme al numeral 6.2.2.</w:t>
+              <w:t>Proponer la clasificación de riesgo de cada SBIA, previo al inicio del desarrollo o adquisición, y elevar al CGTD la relación de las propuestas de riesgo aceptable para su aprobación agregada; la aprobación corresponde conforme al numeral 6.2.2.</w:t>
             </w:r>
           </w:p>
           <w:p>
@@ -5226,6 +5258,7 @@
                 <w:bCs w:val="0"/>
                 <w:highlight w:val="cyan"/>
               </w:rPr>
+              <w:lastRenderedPageBreak/>
               <w:t>Coordinar la elaboración de las evaluaciones de impacto algorítmico y elevar sus conclusiones al CGTD.</w:t>
             </w:r>
           </w:p>
@@ -5297,15 +5330,7 @@
                 <w:b w:val="0"/>
                 <w:bCs w:val="0"/>
               </w:rPr>
-              <w:t xml:space="preserve">Proponer lineamientos técnicos complementarios en materia de </w:t>
-            </w:r>
-            <w:r>
-              <w:rPr>
-                <w:b w:val="0"/>
-                <w:bCs w:val="0"/>
-              </w:rPr>
-              <w:lastRenderedPageBreak/>
-              <w:t>gobierno de IA y coordinar la articulación con la SGTD-PCM.</w:t>
+              <w:t>Proponer lineamientos técnicos complementarios en materia de gobierno de IA y coordinar la articulación con la SGTD-PCM.</w:t>
             </w:r>
           </w:p>
           <w:p>
@@ -5780,7 +5805,17 @@
                 <w:color w:val="000000"/>
                 <w:highlight w:val="yellow"/>
               </w:rPr>
-              <w:t xml:space="preserve">En materia de calidad y gobernanza de los datos: promueve la calidad y el intercambio de los datos para evitar sesgos y asegurar su precisión y representatividad en los SBIA, conforme al numeral 6.8. </w:t>
+              <w:t xml:space="preserve">En materia de calidad y gobernanza de los datos: promueve la calidad y el intercambio de los datos para evitar sesgos y asegurar su </w:t>
+            </w:r>
+            <w:r>
+              <w:rPr>
+                <w:b w:val="0"/>
+                <w:bCs w:val="0"/>
+                <w:color w:val="000000"/>
+                <w:highlight w:val="yellow"/>
+              </w:rPr>
+              <w:lastRenderedPageBreak/>
+              <w:t xml:space="preserve">precisión y representatividad en los SBIA, conforme al numeral 6.8. </w:t>
             </w:r>
           </w:p>
           <w:p>
@@ -5840,6 +5875,7 @@
                 <w:color w:val="000000"/>
                 <w:highlight w:val="yellow"/>
               </w:rPr>
+              <w:lastRenderedPageBreak/>
               <w:t>Oficial de Datos Personales</w:t>
             </w:r>
           </w:p>
@@ -5941,17 +5977,7 @@
                 <w:color w:val="000000"/>
                 <w:highlight w:val="yellow"/>
               </w:rPr>
-              <w:t xml:space="preserve">Actúa como enlace con la Autoridad Nacional de Protección de Datos Personales. Emite opinión sobre el </w:t>
-            </w:r>
-            <w:r>
-              <w:rPr>
-                <w:b w:val="0"/>
-                <w:bCs w:val="0"/>
-                <w:color w:val="000000"/>
-                <w:highlight w:val="yellow"/>
-              </w:rPr>
-              <w:lastRenderedPageBreak/>
-              <w:t>tratamiento de datos personales en los casos de uso de IA.</w:t>
+              <w:t>Actúa como enlace con la Autoridad Nacional de Protección de Datos Personales. Emite opinión sobre el tratamiento de datos personales en los casos de uso de IA.</w:t>
             </w:r>
           </w:p>
         </w:tc>
@@ -5986,7 +6012,6 @@
                 <w:color w:val="000000"/>
                 <w:highlight w:val="yellow"/>
               </w:rPr>
-              <w:lastRenderedPageBreak/>
               <w:t>Oficial de Seguridad y Confianza Digital</w:t>
             </w:r>
           </w:p>
@@ -6331,7 +6356,16 @@
                 <w:bCs w:val="0"/>
                 <w:highlight w:val="yellow"/>
               </w:rPr>
-              <w:t xml:space="preserve">En materia de asesoría jurídica y cumplimiento normativo: su opinión sobre la clasificación de riesgo consta de manera expresa en la propuesta, conforme al numeral 6.2.2. </w:t>
+              <w:t xml:space="preserve">En materia de asesoría jurídica y cumplimiento normativo: su opinión sobre la clasificación de riesgo </w:t>
+            </w:r>
+            <w:r>
+              <w:rPr>
+                <w:b w:val="0"/>
+                <w:bCs w:val="0"/>
+                <w:highlight w:val="yellow"/>
+              </w:rPr>
+              <w:lastRenderedPageBreak/>
+              <w:t xml:space="preserve">consta de manera expresa en la propuesta, conforme al numeral 6.2.2. </w:t>
             </w:r>
           </w:p>
           <w:p>
@@ -6943,6 +6977,7 @@
                 <w:bCs w:val="0"/>
                 <w:highlight w:val="yellow"/>
               </w:rPr>
+              <w:lastRenderedPageBreak/>
               <w:t>Promueve la reusabilidad de las soluciones tecnológicas en el desarrollo del caso de negocio de los SBIA.</w:t>
             </w:r>
           </w:p>
@@ -6981,6 +7016,7 @@
                 <w:bCs/>
                 <w:highlight w:val="lightGray"/>
               </w:rPr>
+              <w:lastRenderedPageBreak/>
               <w:t>Visión de negocio</w:t>
             </w:r>
           </w:p>
@@ -7083,16 +7119,7 @@
                 <w:bCs w:val="0"/>
                 <w:highlight w:val="lightGray"/>
               </w:rPr>
-              <w:t xml:space="preserve">Contribuye a la evaluación del componente de IA con el conocimiento operativo de los </w:t>
-            </w:r>
-            <w:r>
-              <w:rPr>
-                <w:b w:val="0"/>
-                <w:bCs w:val="0"/>
-                <w:highlight w:val="lightGray"/>
-              </w:rPr>
-              <w:lastRenderedPageBreak/>
-              <w:t>procesos de dicho ámbito y de su impacto en los administrados. Su participación es permanente y no sustituye la del propietario del caso de uso, a quien la Comisión convoca cuando se evalúa un caso de uso de su proceso, conforme al numeral</w:t>
+              <w:t>Contribuye a la evaluación del componente de IA con el conocimiento operativo de los procesos de dicho ámbito y de su impacto en los administrados. Su participación es permanente y no sustituye la del propietario del caso de uso, a quien la Comisión convoca cuando se evalúa un caso de uso de su proceso, conforme al numeral</w:t>
             </w:r>
             <w:r>
               <w:rPr>
@@ -7145,7 +7172,6 @@
                 <w:bCs/>
                 <w:highlight w:val="yellow"/>
               </w:rPr>
-              <w:lastRenderedPageBreak/>
               <w:t>Gestión de Recursos Humanos y desarrollo de capacidades</w:t>
             </w:r>
           </w:p>
@@ -7340,6 +7366,7 @@
           <w:color w:val="000000"/>
           <w:szCs w:val="22"/>
         </w:rPr>
+        <w:lastRenderedPageBreak/>
         <w:t>DISPOSICIONES ESPECÍFICAS</w:t>
       </w:r>
       <w:bookmarkEnd w:id="6"/>
@@ -7555,7 +7582,6 @@
                 <w:b/>
                 <w:bCs/>
               </w:rPr>
-              <w:lastRenderedPageBreak/>
               <w:t>N.°</w:t>
             </w:r>
           </w:p>
@@ -7889,32 +7915,16 @@
             <w:pPr>
               <w:spacing w:before="20" w:after="20" w:line="276" w:lineRule="auto"/>
               <w:rPr>
+                <w:rFonts w:ascii="Arial" w:hAnsi="Arial" w:cs="Arial"/>
+                <w:highlight w:val="green"/>
+              </w:rPr>
+            </w:pPr>
+            <w:r>
+              <w:rPr>
                 <w:rFonts w:ascii="Arial" w:eastAsia="Arial" w:hAnsi="Arial" w:cs="Arial"/>
                 <w:highlight w:val="green"/>
               </w:rPr>
-            </w:pPr>
-            <w:r>
-              <w:rPr>
-                <w:rFonts w:ascii="Arial" w:eastAsia="Arial" w:hAnsi="Arial" w:cs="Arial"/>
-                <w:highlight w:val="green"/>
-              </w:rPr>
-              <w:t>La Comisión de Gobierno de IA coordina la evaluación técnica, legal, ética y operativa</w:t>
-            </w:r>
-          </w:p>
-          <w:p>
-            <w:pPr>
-              <w:spacing w:before="20" w:after="20" w:line="276" w:lineRule="auto"/>
-              <w:rPr>
-                <w:rFonts w:ascii="Arial" w:hAnsi="Arial" w:cs="Arial"/>
-                <w:highlight w:val="green"/>
-              </w:rPr>
-            </w:pPr>
-            <w:r>
-              <w:rPr>
-                <w:rFonts w:ascii="Arial" w:eastAsia="Arial" w:hAnsi="Arial" w:cs="Arial"/>
-                <w:highlight w:val="green"/>
-              </w:rPr>
-              <w:t>del componente de IA y propone la clasificación de riesgo del SBIA, conforme al numeral 6.2.</w:t>
+              <w:t>La INSI valida, en el ámbito de sus competencias y conforme a los instrumentos de gestión aplicables, que la solución propuesta requiere un componente basado en IA y que es técnicamente viable. Con dicha validación como insumo, la Comisión de Gobierno de IA evalúa la pertinencia del uso de IA y los aspectos legales, éticos y operativos del componente, y propone la clasificación de riesgo del SBIA, conforme al numeral 6.2. La opinión de la Comisión no reitera la validación de la INSI ni la sustituye.</w:t>
             </w:r>
           </w:p>
         </w:tc>
@@ -8047,9 +8057,17 @@
             <w:r>
               <w:rPr>
                 <w:rFonts w:ascii="Arial" w:eastAsia="Arial" w:hAnsi="Arial" w:cs="Arial"/>
-                <w:highlight w:val="yellow"/>
-              </w:rPr>
-              <w:t>La GA conduce el diseño de la arquitectura del SBIA. Se define el mecanismo de supervisión humana, conforme al numeral 6.6. Para los SBIA de riesgo alto se elabora la EIA, conforme al numeral 6.4.</w:t>
+                <w:highlight w:val="green"/>
+              </w:rPr>
+              <w:t xml:space="preserve">La Gerencia de Arquitectura conduce el diseño de la arquitectura del SBIA y las Divisiones de Arquitectura lo elaboran, conforme al numeral </w:t>
+            </w:r>
+            <w:r>
+              <w:rPr>
+                <w:rFonts w:ascii="Arial" w:eastAsia="Arial" w:hAnsi="Arial" w:cs="Arial"/>
+                <w:highlight w:val="green"/>
+              </w:rPr>
+              <w:lastRenderedPageBreak/>
+              <w:t>6.5.1. Se define el mecanismo de supervisión humana, conforme al numeral 6.6. Para los SBIA de riesgo alto se elabora la EIA, conforme al numeral 6.4.</w:t>
             </w:r>
           </w:p>
         </w:tc>
@@ -8080,9 +8098,18 @@
             <w:r>
               <w:rPr>
                 <w:rFonts w:ascii="Arial" w:eastAsia="Arial" w:hAnsi="Arial" w:cs="Arial"/>
-                <w:highlight w:val="yellow"/>
-              </w:rPr>
-              <w:t>Aprobación de arquitectura por GA (INSI). Para SBIA de riesgo alto, aprobación de la EIA por el CGTD, previa al inicio del desarrollo o adquisición.</w:t>
+                <w:highlight w:val="green"/>
+              </w:rPr>
+              <w:lastRenderedPageBreak/>
+              <w:t xml:space="preserve">Aprobación del diseño de la arquitectura de solución por la División de Arquitectura competente según la </w:t>
+            </w:r>
+            <w:r>
+              <w:rPr>
+                <w:rFonts w:ascii="Arial" w:eastAsia="Arial" w:hAnsi="Arial" w:cs="Arial"/>
+                <w:highlight w:val="green"/>
+              </w:rPr>
+              <w:lastRenderedPageBreak/>
+              <w:t>materia, conforme al numeral 6.5.4. Para SBIA de riesgo alto, aprobación de la EIA por el CGTD, previa al inicio del desarrollo o adquisición.</w:t>
             </w:r>
           </w:p>
         </w:tc>
@@ -8116,6 +8143,7 @@
               <w:rPr>
                 <w:rFonts w:ascii="Arial" w:eastAsia="Arial" w:hAnsi="Arial" w:cs="Arial"/>
               </w:rPr>
+              <w:lastRenderedPageBreak/>
               <w:t>4</w:t>
             </w:r>
           </w:p>
@@ -8255,7 +8283,6 @@
               <w:rPr>
                 <w:rFonts w:ascii="Arial" w:eastAsia="Arial" w:hAnsi="Arial" w:cs="Arial"/>
               </w:rPr>
-              <w:lastRenderedPageBreak/>
               <w:t>5</w:t>
             </w:r>
           </w:p>
@@ -8356,7 +8383,15 @@
                 <w:rFonts w:ascii="Arial" w:eastAsia="Arial" w:hAnsi="Arial" w:cs="Arial"/>
                 <w:highlight w:val="green"/>
               </w:rPr>
-              <w:t>La Gerencia de Calidad de Sistemas conduce las pruebas de verificación y validación de calidad. La Oficina de Seguridad Informática efectúa el análisis de riesgo y las pruebas de vulnerabilidad sobre la arquitectura de aplicaciones, de información y de infraestructura tecnológica que soporta el SBIA, incluido el red teaming para riesgo alto, y verifica la implementación de los requisitos de seguridad propuestos en la etapa anterior. El propietario del caso de uso verifica la implementación del mecanismo de supervisión humana conforme al numeral 6.6.2. Con la conformidad de la Gerencia de Calidad de Sistemas, de la Oficina de Seguridad Informática y del propietario del caso de uso, la aprobación corresponde conforme al numeral 6.1.2.</w:t>
+              <w:t xml:space="preserve">La Gerencia de Calidad de Sistemas conduce las pruebas de verificación y validación de calidad. La Oficina de Seguridad Informática efectúa el análisis de riesgo y las pruebas de vulnerabilidad sobre la arquitectura de aplicaciones, de información y de infraestructura tecnológica que </w:t>
+            </w:r>
+            <w:r>
+              <w:rPr>
+                <w:rFonts w:ascii="Arial" w:eastAsia="Arial" w:hAnsi="Arial" w:cs="Arial"/>
+                <w:highlight w:val="green"/>
+              </w:rPr>
+              <w:lastRenderedPageBreak/>
+              <w:t>soporta el SBIA, incluido el red teaming para riesgo alto, y verifica la implementación de los requisitos de seguridad propuestos en la etapa anterior. El propietario del caso de uso verifica la implementación del mecanismo de supervisión humana conforme al numeral 6.6.2. Con la conformidad de la Gerencia de Calidad de Sistemas, de la Oficina de Seguridad Informática y del propietario del caso de uso, la aprobación corresponde conforme al numeral 6.1.2.</w:t>
             </w:r>
           </w:p>
         </w:tc>
@@ -8390,6 +8425,7 @@
               <w:rPr>
                 <w:rFonts w:ascii="Arial" w:eastAsia="Arial" w:hAnsi="Arial" w:cs="Arial"/>
               </w:rPr>
+              <w:lastRenderedPageBreak/>
               <w:t>6</w:t>
             </w:r>
           </w:p>
@@ -8524,7 +8560,6 @@
               <w:rPr>
                 <w:rFonts w:ascii="Arial" w:eastAsia="Arial" w:hAnsi="Arial" w:cs="Arial"/>
               </w:rPr>
-              <w:lastRenderedPageBreak/>
               <w:t>7</w:t>
             </w:r>
           </w:p>
@@ -8806,7 +8841,24 @@
           <w:color w:val="000000"/>
           <w:highlight w:val="green"/>
         </w:rPr>
-        <w:t>Los hitos de aprobación previstos en el numeral 6.1.1 son de carácter técnico. Recaen sobre el componente de IA y sobre su tránsito entre las etapas del ciclo de vida, y no constituyen aprobación de la iniciativa, del proyecto ni de la inversión, las cuales se rigen por los instrumentos de gestión institucionales y por las instancias competentes conforme al ROF. Dichos hitos corresponden al CGTD en los SBIA de riesgo alto y en los estratégicos para la entidad, y a la Comisión de Gobierno de IA en los SBIA de riesgo aceptable. La Comisión informa al CGTD de las aprobaciones que otorga. En los SBIA de riesgo alto, todas las etapas e hitos son obligatorios. En los subniveles de riesgo aceptable, la Comisión puede aprobar un ciclo de vida simplificado y documentado.</w:t>
+        <w:t xml:space="preserve">Los hitos de aprobación previstos en el numeral 6.1.1 son de carácter técnico. Recaen sobre el componente de IA y sobre su tránsito entre las etapas del ciclo de vida, y no constituyen aprobación de la iniciativa, del proyecto ni de la </w:t>
+      </w:r>
+      <w:r>
+        <w:rPr>
+          <w:rFonts w:ascii="Arial" w:hAnsi="Arial" w:cs="Arial"/>
+          <w:color w:val="000000"/>
+          <w:highlight w:val="green"/>
+        </w:rPr>
+        <w:lastRenderedPageBreak/>
+        <w:t xml:space="preserve">inversión, las cuales se rigen por los instrumentos de gestión institucionales y por las instancias competentes conforme al ROF. Dichos hitos corresponden al CGTD en los SBIA de riesgo alto y en los estratégicos para la entidad, y a la Comisión de Gobierno de IA en los SBIA de riesgo aceptable. La Comisión informa al CGTD de las aprobaciones que otorga. </w:t>
+      </w:r>
+      <w:r>
+        <w:rPr>
+          <w:rFonts w:ascii="Arial" w:hAnsi="Arial" w:cs="Arial"/>
+          <w:color w:val="000000"/>
+          <w:highlight w:val="green"/>
+        </w:rPr>
+        <w:t>En los SBIA de riesgo alto, todas las etapas e hitos son obligatorios. En los SBIA de riesgo aceptable, la Comisión de Gobierno de IA puede aprobar un ciclo de vida simplificado y documentado, proporcional a la naturaleza y a la magnitud del SBIA.</w:t>
       </w:r>
     </w:p>
     <w:p>
@@ -9032,16 +9084,7 @@
           <w:color w:val="000000"/>
           <w:highlight w:val="lightGray"/>
         </w:rPr>
-        <w:t xml:space="preserve">Por comprender actuaciones a cargo de unidades de organización distintas de la INSI, su formulación recoge los aportes de dichas unidades y su aprobación requiere la opinión favorable de la Comisión de Gobierno de IA, en ejercicio de las facultades previstas en el literal h del numeral 6.4 y en el numeral 6.5 de la METDONI. La metodología comprende, como mínimo: la aplicación de la clasificación de riesgo y de la evaluación de impacto algorítmico, los criterios </w:t>
-      </w:r>
-      <w:r>
-        <w:rPr>
-          <w:rFonts w:ascii="Arial" w:hAnsi="Arial" w:cs="Arial"/>
-          <w:color w:val="000000"/>
-          <w:highlight w:val="lightGray"/>
-        </w:rPr>
-        <w:lastRenderedPageBreak/>
-        <w:t xml:space="preserve">técnicos de diseño de la arquitectura de los SBIA, el contenido de los entregables de cada etapa, los tipos y las técnicas de prueba aplicables según el nivel de riesgo, </w:t>
+        <w:t xml:space="preserve">Por comprender actuaciones a cargo de unidades de organización distintas de la INSI, su formulación recoge los aportes de dichas unidades y su aprobación requiere la opinión favorable de la Comisión de Gobierno de IA, en ejercicio de las facultades previstas en el literal h del numeral 6.4 y en el numeral 6.5 de la METDONI. La metodología comprende, como mínimo: la aplicación de la clasificación de riesgo y de la evaluación de impacto algorítmico, los criterios técnicos de diseño de la arquitectura de los SBIA, el contenido de los entregables de cada etapa, los tipos y las técnicas de prueba aplicables según el nivel de riesgo, </w:t>
       </w:r>
       <w:r>
         <w:rPr>
@@ -9102,7 +9145,32 @@
           <w:highlight w:val="cyan"/>
         </w:rPr>
         <w:tab/>
-        <w:t>La clasificación de riesgo determina, para cada iniciativa o SBIA de la SUNAT, la categoría de riesgo que genera su uso conforme al RLIA: uso indebido (artículo 23), riesgo alto (artículo 24) o riesgo aceptable (numeral 22.2 del artículo 22). El uso indebido deviene en prohibido; por ello, la SUNAT no desarrolla, adquiere, implementa ni opera SBIA cuyo uso sea indebido, y la clasificación los identifica y excluye en la etapa de evaluación de viabilidad, con anterioridad a su desarrollo o adquisición. Para fines operativos de supervisión y monitoreo, el riesgo aceptable se subdivide en dos subniveles internos (aceptable-limitado y aceptable-mínimo), sin constituir una categoría adicional del RLIA. La clasificación y la gestión de los riesgos de los SBIA se alinean a la NTP-ISO 31000 vigente, de uso obligatorio conforme a la Sexta Disposición Complementaria Final del RLIA.</w:t>
+        <w:t xml:space="preserve">La clasificación de riesgo determina, para cada iniciativa o SBIA de la SUNAT, la categoría de riesgo que genera su uso conforme al RLIA: uso indebido (artículo 23), riesgo alto (artículo 24) o riesgo aceptable (numeral 22.2 del artículo 22). El uso indebido deviene en prohibido; por ello, la SUNAT no desarrolla, adquiere, implementa ni opera SBIA cuyo uso sea indebido, y la clasificación los identifica y excluye en la etapa de evaluación de viabilidad, con </w:t>
+      </w:r>
+      <w:r>
+        <w:rPr>
+          <w:rFonts w:ascii="Arial" w:hAnsi="Arial" w:cs="Arial"/>
+          <w:color w:val="000000"/>
+          <w:highlight w:val="cyan"/>
+        </w:rPr>
+        <w:lastRenderedPageBreak/>
+        <w:t>anterioridad a su desarrollo o adquisición.</w:t>
+      </w:r>
+      <w:r>
+        <w:rPr>
+          <w:rFonts w:ascii="Arial" w:hAnsi="Arial" w:cs="Arial"/>
+          <w:color w:val="000000"/>
+          <w:highlight w:val="cyan"/>
+        </w:rPr>
+        <w:t xml:space="preserve"> </w:t>
+      </w:r>
+      <w:r>
+        <w:rPr>
+          <w:rFonts w:ascii="Arial" w:hAnsi="Arial" w:cs="Arial"/>
+          <w:color w:val="000000"/>
+          <w:highlight w:val="cyan"/>
+        </w:rPr>
+        <w:t>La clasificación y la gestión de los riesgos de los SBIA se alinean a la NTP-ISO 31000 vigente, de uso obligatorio conforme a la Sexta Disposición Complementaria Final del RLIA.</w:t>
       </w:r>
     </w:p>
     <w:p>
@@ -9119,7 +9187,7 @@
         <w:rPr>
           <w:rFonts w:ascii="Arial" w:eastAsia="Arial" w:hAnsi="Arial" w:cs="Arial"/>
           <w:color w:val="000000"/>
-          <w:highlight w:val="yellow"/>
+          <w:highlight w:val="green"/>
         </w:rPr>
         <w:t>6.2.2</w:t>
       </w:r>
@@ -9127,39 +9195,16 @@
         <w:rPr>
           <w:rFonts w:ascii="Arial" w:eastAsia="Arial" w:hAnsi="Arial" w:cs="Arial"/>
           <w:color w:val="000000"/>
-          <w:highlight w:val="yellow"/>
+          <w:highlight w:val="green"/>
         </w:rPr>
         <w:tab/>
       </w:r>
       <w:r>
         <w:rPr>
           <w:rFonts w:ascii="Arial" w:eastAsia="Arial" w:hAnsi="Arial" w:cs="Arial"/>
-          <w:highlight w:val="cyan"/>
-        </w:rPr>
-        <w:t xml:space="preserve">Para la aplicación de la clasificación establecida, la Comisión de Gobierno de IA propone la clasificación de riesgo de las iniciativas que se presentan. </w:t>
-      </w:r>
-      <w:r>
-        <w:rPr>
-          <w:rFonts w:ascii="Arial" w:eastAsia="Arial" w:hAnsi="Arial" w:cs="Arial"/>
-          <w:color w:val="000000"/>
-          <w:highlight w:val="yellow"/>
-        </w:rPr>
-        <w:t xml:space="preserve">La opinión de la OII, en materia de ética, integridad y prevención de sesgos, y la de la INALI, en materia de cumplimiento normativo, constan de manera expresa en la propuesta. El CGTD aprueba la clasificación de las iniciativas de SBIA de riesgo alto y de aquellos estratégicos para la entidad; la Comisión de Gobierno de IA aprueba la clasificación de los SBIA de riesgo aceptable e informa de ello al CGTD. </w:t>
-      </w:r>
-      <w:r>
-        <w:rPr>
-          <w:rFonts w:ascii="Arial" w:eastAsia="Arial" w:hAnsi="Arial" w:cs="Arial"/>
-          <w:highlight w:val="cyan"/>
-        </w:rPr>
-        <w:t>La clasificación es parte de la evaluación de viabilidad de acuerdo al ciclo de vida descrito en el 6.1.1.</w:t>
-      </w:r>
-      <w:r>
-        <w:rPr>
-          <w:rFonts w:ascii="Arial" w:eastAsia="Arial" w:hAnsi="Arial" w:cs="Arial"/>
-          <w:color w:val="000000"/>
-          <w:highlight w:val="cyan"/>
-        </w:rPr>
-        <w:t xml:space="preserve"> La clasificación aplica los criterios de la Matriz de Clasificación de Riesgos (Anexo N.° 2); el detalle de su aplicación se desarrolla en la metodología prevista en el numeral 6.1.5.</w:t>
+          <w:highlight w:val="green"/>
+        </w:rPr>
+        <w:t>Para la aplicación de la clasificación establecida, la Comisión de Gobierno de IA propone la clasificación de riesgo de las iniciativas que se presentan. La opinión de la OII, en materia de ética, integridad y prevención de sesgos, y la de la INALI, en materia de cumplimiento normativo, constan de manera expresa en la propuesta. La aprobación de la clasificación de riesgo corresponde al CGTD en todos los casos. En los SBIA de riesgo alto y en los estratégicos para la entidad, el CGTD aprueba la clasificación mediante pronunciamiento individual. En los SBIA de riesgo aceptable, el CGTD aprueba la clasificación de manera agregada, sobre la relación que la Comisión de Gobierno de IA eleva a cada sesión ordinaria, sin perjuicio de que cualquiera de sus miembros solicite el tratamiento individual de una iniciativa determinada. La clasificación es parte de la evaluación de viabilidad de acuerdo al ciclo de vida descrito en el 6.1.1. La clasificación aplica los criterios de la Matriz de Clasificación de Riesgos (Anexo N.° 2); el detalle de su aplicación se desarrolla en la metodología prevista en el numeral 6.1.5.</w:t>
       </w:r>
     </w:p>
     <w:p>
@@ -9252,16 +9297,7 @@
           <w:color w:val="000000"/>
           <w:highlight w:val="green"/>
         </w:rPr>
-        <w:t xml:space="preserve">obligatoria, el pronunciamiento no favorable de la Comisión de </w:t>
-      </w:r>
-      <w:r>
-        <w:rPr>
-          <w:rFonts w:ascii="Arial" w:eastAsia="Arial" w:hAnsi="Arial" w:cs="Arial"/>
-          <w:color w:val="000000"/>
-          <w:highlight w:val="green"/>
-        </w:rPr>
-        <w:lastRenderedPageBreak/>
-        <w:t>Gobierno de IA conforme al</w:t>
+        <w:t>obligatoria, el pronunciamiento no favorable de la Comisión de Gobierno de IA conforme al</w:t>
       </w:r>
       <w:r>
         <w:rPr>
@@ -9448,6 +9484,7 @@
           <w:rFonts w:ascii="Arial" w:eastAsia="Arial" w:hAnsi="Arial" w:cs="Arial"/>
           <w:color w:val="000000"/>
         </w:rPr>
+        <w:lastRenderedPageBreak/>
         <w:t>6.3.2</w:t>
       </w:r>
       <w:r>
@@ -9618,50 +9655,6 @@
         </w:rPr>
         <w:t>.</w:t>
       </w:r>
-    </w:p>
-    <w:p>
-      <w:pPr>
-        <w:spacing w:after="60" w:line="276" w:lineRule="auto"/>
-        <w:ind w:left="1276" w:hanging="720"/>
-        <w:jc w:val="both"/>
-        <w:rPr>
-          <w:rFonts w:ascii="Arial" w:eastAsia="Arial" w:hAnsi="Arial" w:cs="Arial"/>
-          <w:color w:val="000000"/>
-        </w:rPr>
-      </w:pPr>
-    </w:p>
-    <w:p>
-      <w:pPr>
-        <w:spacing w:after="60" w:line="276" w:lineRule="auto"/>
-        <w:ind w:left="1276" w:hanging="720"/>
-        <w:jc w:val="both"/>
-        <w:rPr>
-          <w:rFonts w:ascii="Arial" w:eastAsia="Arial" w:hAnsi="Arial" w:cs="Arial"/>
-          <w:color w:val="000000"/>
-        </w:rPr>
-      </w:pPr>
-    </w:p>
-    <w:p>
-      <w:pPr>
-        <w:spacing w:after="60" w:line="276" w:lineRule="auto"/>
-        <w:ind w:left="1276" w:hanging="720"/>
-        <w:jc w:val="both"/>
-        <w:rPr>
-          <w:rFonts w:ascii="Arial" w:eastAsia="Arial" w:hAnsi="Arial" w:cs="Arial"/>
-          <w:color w:val="000000"/>
-        </w:rPr>
-      </w:pPr>
-    </w:p>
-    <w:p>
-      <w:pPr>
-        <w:spacing w:after="60" w:line="276" w:lineRule="auto"/>
-        <w:ind w:left="1276" w:hanging="720"/>
-        <w:jc w:val="both"/>
-        <w:rPr>
-          <w:rFonts w:ascii="Arial" w:eastAsia="Arial" w:hAnsi="Arial" w:cs="Arial"/>
-          <w:color w:val="000000"/>
-        </w:rPr>
-      </w:pPr>
     </w:p>
     <w:p>
       <w:pPr>
@@ -9685,7 +9678,6 @@
           <w:szCs w:val="24"/>
           <w:highlight w:val="cyan"/>
         </w:rPr>
-        <w:lastRenderedPageBreak/>
         <w:t>Del diseño, la operación y la seguridad de los SBIA</w:t>
       </w:r>
     </w:p>
@@ -9723,7 +9715,7 @@
         <w:rPr>
           <w:rFonts w:ascii="Arial" w:eastAsia="Arial" w:hAnsi="Arial" w:cs="Arial"/>
           <w:color w:val="000000"/>
-          <w:highlight w:val="yellow"/>
+          <w:highlight w:val="green"/>
         </w:rPr>
         <w:t>6.5.1</w:t>
       </w:r>
@@ -9731,10 +9723,17 @@
         <w:rPr>
           <w:rFonts w:ascii="Arial" w:eastAsia="Arial" w:hAnsi="Arial" w:cs="Arial"/>
           <w:color w:val="000000"/>
-          <w:highlight w:val="yellow"/>
+          <w:highlight w:val="green"/>
         </w:rPr>
         <w:tab/>
-        <w:t>La GA conduce el diseño de la arquitectura de los SBIA, conforme a sus funciones (artículos 129 y 130, literal a, del ROF). La arquitectura de los SBIA promueve soluciones modulares y escalables y el uso de estándares abiertos que eviten la dependencia tecnológica de un único proveedor.</w:t>
+      </w:r>
+      <w:r>
+        <w:rPr>
+          <w:rFonts w:ascii="Arial" w:eastAsia="Arial" w:hAnsi="Arial" w:cs="Arial"/>
+          <w:color w:val="000000"/>
+          <w:highlight w:val="green"/>
+        </w:rPr>
+        <w:t>La Gerencia de Arquitectura conduce el diseño de la arquitectura de los SBIA, conforme al literal a) del artículo 130 del ROF. La División de Arquitectura de Información y de Aplicaciones diseña la arquitectura de información y de aplicaciones de los SBIA, conforme a los literales a) y c) del artículo 132 del ROF; la División de Arquitectura Tecnológica diseña la arquitectura de su infraestructura tecnológica, conforme a los literales a) y c) del artículo 134 del ROF. La arquitectura de los SBIA promueve soluciones modulares y escalables y el uso de estándares abiertos que eviten la dependencia tecnológica de un único proveedor.</w:t>
       </w:r>
     </w:p>
     <w:p>
@@ -9751,7 +9750,7 @@
         <w:rPr>
           <w:rFonts w:ascii="Arial" w:eastAsia="Arial" w:hAnsi="Arial" w:cs="Arial"/>
           <w:color w:val="000000"/>
-          <w:highlight w:val="yellow"/>
+          <w:highlight w:val="green"/>
         </w:rPr>
         <w:t>6.5.2</w:t>
       </w:r>
@@ -9759,24 +9758,24 @@
         <w:rPr>
           <w:rFonts w:ascii="Arial" w:eastAsia="Arial" w:hAnsi="Arial" w:cs="Arial"/>
           <w:color w:val="000000"/>
-          <w:highlight w:val="yellow"/>
+          <w:highlight w:val="green"/>
         </w:rPr>
         <w:tab/>
-        <w:t>El desarrollo, la adquisición y la adecuación del software de los SBIA cumplen las disposiciones y los estándares técnicos sobre procesos del ciclo de vida del software aplicables a las entidades de la Administración Pública, conforme a la normatividad vigente</w:t>
+      </w:r>
+      <w:r>
+        <w:rPr>
+          <w:rFonts w:ascii="Arial" w:eastAsia="Arial" w:hAnsi="Arial" w:cs="Arial"/>
+          <w:color w:val="000000"/>
+          <w:highlight w:val="green"/>
+        </w:rPr>
+        <w:t>El desarrollo, la adquisición y la adecuación del software de los SBIA se sujetan a las disposiciones y a los estándares técnicos sobre procesos del ciclo de vida del software aplicables a las entidades de la Administración Pública, conforme a la normatividad vigente.</w:t>
       </w:r>
       <w:r>
         <w:rPr>
           <w:rStyle w:val="Refdenotaalpie"/>
+          <w:highlight w:val="green"/>
         </w:rPr>
         <w:footnoteReference w:id="3"/>
-      </w:r>
-      <w:r>
-        <w:rPr>
-          <w:rFonts w:ascii="Arial" w:eastAsia="Arial" w:hAnsi="Arial" w:cs="Arial"/>
-          <w:color w:val="000000"/>
-          <w:highlight w:val="yellow"/>
-        </w:rPr>
-        <w:t>.</w:t>
       </w:r>
     </w:p>
     <w:p>
@@ -9804,7 +9803,16 @@
           <w:highlight w:val="green"/>
         </w:rPr>
         <w:tab/>
-        <w:t xml:space="preserve">El diseño de la arquitectura de los SBIA observa los Principios de Arquitectura (AAT.PRAQ.01) y los Lineamientos de Arquitectura (LAT.LIAQ.01) de la SUNAT, en sus versiones vigentes, en lo que corresponda a su naturaleza. La GA adecua dichos instrumentos y emite los estándares, modelos de referencia, patrones y demás documentos técnicos de arquitectura necesarios para incorporar los requisitos propios de los SBIA (modelos, conjuntos de datos, componentes generativos y </w:t>
+        <w:t xml:space="preserve">El diseño de la arquitectura de los SBIA observa los Principios de Arquitectura (AAT.PRAQ.01) y los Lineamientos de Arquitectura (LAT.LIAQ.01) de la SUNAT, en sus versiones vigentes, en lo que corresponda a su naturaleza. La </w:t>
+      </w:r>
+      <w:r>
+        <w:rPr>
+          <w:rFonts w:ascii="Arial" w:eastAsia="Arial" w:hAnsi="Arial" w:cs="Arial"/>
+          <w:color w:val="000000"/>
+          <w:highlight w:val="green"/>
+        </w:rPr>
+        <w:lastRenderedPageBreak/>
+        <w:t xml:space="preserve">GA adecua dichos instrumentos y emite los estándares, modelos de referencia, patrones y demás documentos técnicos de arquitectura necesarios para incorporar los requisitos propios de los SBIA (modelos, conjuntos de datos, componentes generativos y </w:t>
       </w:r>
       <w:r>
         <w:rPr>
@@ -9838,9 +9846,33 @@
         <w:rPr>
           <w:rFonts w:ascii="Arial" w:eastAsia="Arial" w:hAnsi="Arial" w:cs="Arial"/>
           <w:color w:val="000000"/>
+          <w:highlight w:val="green"/>
+        </w:rPr>
+        <w:t xml:space="preserve">6.5.4   </w:t>
+      </w:r>
+      <w:r>
+        <w:rPr>
+          <w:rFonts w:ascii="Arial" w:eastAsia="Arial" w:hAnsi="Arial" w:cs="Arial"/>
+          <w:color w:val="000000"/>
+          <w:highlight w:val="green"/>
+        </w:rPr>
+        <w:t>Todo SBIA cuenta con la aprobación del diseño de su arquitectura de solución, previa al inicio del desarrollo, la adquisición o el entrenamiento, conforme a la etapa 3 del numeral 6.1.1. Dicha aprobación corresponde a la División de Arquitectura de Información y de Aplicaciones y a la División de Arquitectura Tecnológica, cada una en el ámbito de su competencia conforme al literal a) de los artículos 132 y 134 del ROF, bajo la conducción de la Gerencia de Arquitectura</w:t>
+      </w:r>
+      <w:r>
+        <w:rPr>
+          <w:rFonts w:ascii="Arial" w:eastAsia="Arial" w:hAnsi="Arial" w:cs="Arial"/>
+          <w:color w:val="000000"/>
+          <w:highlight w:val="green"/>
+        </w:rPr>
+        <w:t xml:space="preserve">. </w:t>
+      </w:r>
+      <w:r>
+        <w:rPr>
+          <w:rFonts w:ascii="Arial" w:eastAsia="Arial" w:hAnsi="Arial" w:cs="Arial"/>
+          <w:color w:val="000000"/>
           <w:highlight w:val="lightGray"/>
         </w:rPr>
-        <w:t>6.5.4   Todo SBIA cuenta con la aprobación de su arquitectura de solución por la GA, previa al inicio del desarrollo, la adquisición o el entrenamiento, conforme a la etapa 3 del numeral 6.1.1. Los requisitos derivados del nivel de riesgo aprobado, incluidos los mecanismos de supervisión humana, explicabilidad y trazabilidad, se incorporan como requisitos no funcionales de la solución.</w:t>
+        <w:t>Los requisitos derivados del nivel de riesgo aprobado, incluidos los mecanismos de supervisión humana, explicabilidad y trazabilidad, se incorporan como requisitos no funcionales de la solución.</w:t>
       </w:r>
     </w:p>
     <w:p>
@@ -9869,7 +9901,23 @@
           <w:highlight w:val="green"/>
         </w:rPr>
         <w:tab/>
-        <w:t>Los SBIA que ejecuten acciones sobre sistemas, datos o procesos con algún grado de autonomía incorporan mecanismos de autorización, restricción y registro de dichas acciones, proporcionales al nivel de riesgo aprobado y al grado de autonomía asignado. El propietario del caso de uso define el alcance de las acciones autorizadas; la GA verifica su implementación antes del despliegue.</w:t>
+        <w:t xml:space="preserve">Los SBIA que ejecuten acciones sobre sistemas, datos o procesos con algún grado de autonomía incorporan mecanismos de autorización, restricción y registro de dichas acciones, proporcionales al nivel de riesgo aprobado y al grado de autonomía asignado. </w:t>
+      </w:r>
+      <w:r>
+        <w:rPr>
+          <w:rFonts w:ascii="Arial" w:eastAsia="Arial" w:hAnsi="Arial" w:cs="Arial"/>
+          <w:color w:val="000000"/>
+          <w:highlight w:val="green"/>
+        </w:rPr>
+        <w:t>El propietario del caso de uso define el alcance de las acciones autorizadas; la División de Arquitectura competente según la materia verifica su implementación antes del despliegue</w:t>
+      </w:r>
+      <w:r>
+        <w:rPr>
+          <w:rFonts w:ascii="Arial" w:eastAsia="Arial" w:hAnsi="Arial" w:cs="Arial"/>
+          <w:color w:val="000000"/>
+          <w:highlight w:val="green"/>
+        </w:rPr>
+        <w:t>.</w:t>
       </w:r>
     </w:p>
     <w:p>
@@ -9908,7 +9956,6 @@
           <w:color w:val="000000"/>
           <w:highlight w:val="green"/>
         </w:rPr>
-        <w:lastRenderedPageBreak/>
         <w:t>El componente de IA no modifica por sí mismo los controles de seguridad, las políticas institucionales ni los mecanismos de gobierno previstos en la presente directiva.</w:t>
       </w:r>
     </w:p>
@@ -9948,7 +9995,16 @@
           <w:color w:val="000000"/>
           <w:highlight w:val="lightGray"/>
         </w:rPr>
-        <w:t xml:space="preserve">6.5.7   La publicación del código fuente de los SBIA financiados con fondos públicos, con licencia libre o abierta en la Plataforma Nacional de Software Público Peruano (PNSSP), se sujeta a la determinación previa de su publicabilidad. Dicha determinación verifica que el código no revele información sujeta a reserva tributaria conforme al artículo 85 del TUO del Código Tributario, ni reglas de detección de riesgo cuya divulgación comprometa la función de control. La GA, con opinión de la INALI y de la Oficina de Seguridad Informática, determina la publicabilidad antes de cada liberación mayor; la GDS ejecuta la publicación cuando corresponda. </w:t>
+        <w:t xml:space="preserve">6.5.7   La publicación del código fuente de los SBIA financiados con fondos públicos, con licencia libre o abierta en la Plataforma Nacional de Software Público Peruano (PNSSP), se sujeta a la determinación previa de su publicabilidad. Dicha determinación verifica que el código no revele información sujeta a reserva tributaria conforme al artículo 85 del TUO del Código Tributario, ni reglas de detección de riesgo cuya divulgación comprometa la función de control. La GA, con opinión de la INALI y de la Oficina de Seguridad Informática, </w:t>
+      </w:r>
+      <w:r>
+        <w:rPr>
+          <w:rFonts w:ascii="Arial" w:eastAsia="Arial" w:hAnsi="Arial" w:cs="Arial"/>
+          <w:color w:val="000000"/>
+          <w:highlight w:val="lightGray"/>
+        </w:rPr>
+        <w:lastRenderedPageBreak/>
+        <w:t xml:space="preserve">determina la publicabilidad antes de cada liberación mayor; la GDS ejecuta la publicación cuando corresponda. </w:t>
       </w:r>
     </w:p>
     <w:p>
@@ -9967,8 +10023,27 @@
           <w:color w:val="000000"/>
           <w:highlight w:val="green"/>
         </w:rPr>
-        <w:t>6.5.8 Los SBIA separan las funciones basadas en inferencia, generación o razonamiento probabilístico de aquellas que requieren un resultado determinístico. Constituyen funciones determinísticas, entre otras, los cálculos que determinan obligaciones o derechos, el cómputo de plazos, la aplicación de reglas normativas y de negocio, las validaciones de cumplimiento normativo y la ejecución de transacciones sobre los sistemas institucionales. El componente de IA puede interpretar, clasificar, recomendar u orquestar dichas funciones; su ejecución corresponde a los servicios, motores de reglas o componentes institucionales diseñados para tal fin. Esta separación se sustenta en la arquitectura de solución que aprueba la GA conforme al numeral 6.5.4, y sus criterios técnicos se desarrollan conforme al numeral 6.5.3.</w:t>
-      </w:r>
+        <w:t xml:space="preserve">6.5.8 Los SBIA separan las funciones basadas en inferencia, generación o razonamiento probabilístico de aquellas que requieren un resultado determinístico. Constituyen funciones determinísticas, entre otras, los cálculos que determinan obligaciones o derechos, el cómputo de plazos, la aplicación de reglas normativas y de negocio, las validaciones de cumplimiento normativo y la ejecución de transacciones sobre los sistemas institucionales. El componente de IA puede interpretar, clasificar, recomendar u orquestar dichas funciones; su ejecución corresponde a los servicios, motores de reglas o componentes institucionales diseñados para tal fin. </w:t>
+      </w:r>
+      <w:r>
+        <w:rPr>
+          <w:rFonts w:ascii="Arial" w:eastAsia="Arial" w:hAnsi="Arial" w:cs="Arial"/>
+          <w:color w:val="000000"/>
+          <w:highlight w:val="green"/>
+        </w:rPr>
+        <w:t>Esta separación se sustenta en la arquitectura de solución aprobada conforme al numeral 6.5.4, y sus criterios técnicos se desarrollan conforme al numeral 6.5.3.</w:t>
+      </w:r>
+    </w:p>
+    <w:p>
+      <w:pPr>
+        <w:spacing w:after="60" w:line="276" w:lineRule="auto"/>
+        <w:ind w:left="1276" w:hanging="720"/>
+        <w:jc w:val="both"/>
+        <w:rPr>
+          <w:rFonts w:ascii="Arial" w:eastAsia="Arial" w:hAnsi="Arial" w:cs="Arial"/>
+          <w:color w:val="000000"/>
+        </w:rPr>
+      </w:pPr>
     </w:p>
     <w:p>
       <w:pPr>
@@ -10067,16 +10142,17 @@
           <w:b w:val="0"/>
           <w:bCs w:val="0"/>
           <w:color w:val="000000"/>
-        </w:rPr>
-      </w:pPr>
-      <w:r>
-        <w:rPr>
-          <w:b w:val="0"/>
-          <w:bCs w:val="0"/>
-          <w:color w:val="000000"/>
-          <w:highlight w:val="yellow"/>
-        </w:rPr>
-        <w:t>Human-on-the-loop (obligatorio para riesgo aceptable-limitado): Un supervisor humano monitorea las operaciones del SBIA y puede intervenir ante anomalías, sin validar cada resultado individual. Aplica a: chatbots de atención, asistentes de orientación, preclasificación.</w:t>
+          <w:highlight w:val="green"/>
+        </w:rPr>
+      </w:pPr>
+      <w:r>
+        <w:rPr>
+          <w:b w:val="0"/>
+          <w:bCs w:val="0"/>
+          <w:color w:val="000000"/>
+          <w:highlight w:val="green"/>
+        </w:rPr>
+        <w:t>Human-on-the-loop (obligatorio para los SBIA de riesgo aceptable que interactúan directamente con el administrado o cuyo resultado influye en la atención que este recibe): Un supervisor humano monitorea las operaciones del SBIA y puede intervenir ante anomalías, sin validar cada resultado individual. Aplica a: chatbots de atención, asistentes de orientación, preclasificación.</w:t>
       </w:r>
     </w:p>
     <w:p>
@@ -10101,17 +10177,7 @@
           <w:color w:val="000000"/>
           <w:highlight w:val="yellow"/>
         </w:rPr>
-        <w:t xml:space="preserve">Human-in-command (obligatorio para todos los SBIA): Un responsable designado por el propietario del caso de uso mantiene la capacidad de </w:t>
-      </w:r>
-      <w:r>
-        <w:rPr>
-          <w:b w:val="0"/>
-          <w:bCs w:val="0"/>
-          <w:color w:val="000000"/>
-          <w:highlight w:val="yellow"/>
-        </w:rPr>
-        <w:lastRenderedPageBreak/>
-        <w:t>desactivar, suspender o modificar el comportamiento del SBIA en cualquier momento, incluida la interrupción inmediata de su operación ante la detección de un riesgo.</w:t>
+        <w:t>Human-in-command (obligatorio para todos los SBIA): Un responsable designado por el propietario del caso de uso mantiene la capacidad de desactivar, suspender o modificar el comportamiento del SBIA en cualquier momento, incluida la interrupción inmediata de su operación ante la detección de un riesgo.</w:t>
       </w:r>
     </w:p>
     <w:p>
@@ -10188,6 +10254,7 @@
           <w:bCs w:val="0"/>
           <w:color w:val="000000"/>
         </w:rPr>
+        <w:lastRenderedPageBreak/>
         <w:t>Cuenta con las competencias técnicas y funcionales necesarias para evaluar los resultados del SBIA en su ámbito de aplicación.</w:t>
       </w:r>
     </w:p>
@@ -10446,43 +10513,73 @@
         <w:rPr>
           <w:rFonts w:ascii="Arial" w:eastAsia="Arial" w:hAnsi="Arial" w:cs="Arial"/>
           <w:color w:val="000000"/>
+          <w:highlight w:val="green"/>
+        </w:rPr>
+        <w:t>6.7.2</w:t>
+      </w:r>
+      <w:r>
+        <w:rPr>
+          <w:rFonts w:ascii="Arial" w:eastAsia="Arial" w:hAnsi="Arial" w:cs="Arial"/>
+          <w:color w:val="000000"/>
+          <w:highlight w:val="green"/>
+        </w:rPr>
+        <w:tab/>
+      </w:r>
+      <w:r>
+        <w:rPr>
+          <w:rFonts w:ascii="Arial" w:eastAsia="Arial" w:hAnsi="Arial" w:cs="Arial"/>
+          <w:color w:val="000000"/>
+          <w:highlight w:val="green"/>
+        </w:rPr>
+        <w:t>Para los SBIA de riesgo alto y para los SBIA de riesgo aceptable que interactúen directamente con el administrado, incorporen componentes generativos o procesen datos personales o información sujeta a reserva tributaria, se requiere como mínimo:</w:t>
+      </w:r>
+      <w:r>
+        <w:rPr>
+          <w:rFonts w:ascii="Arial" w:eastAsia="Arial" w:hAnsi="Arial" w:cs="Arial"/>
+          <w:color w:val="000000"/>
+        </w:rPr>
+        <w:t xml:space="preserve"> </w:t>
+      </w:r>
+      <w:r>
+        <w:rPr>
+          <w:rFonts w:ascii="Arial" w:eastAsia="Arial" w:hAnsi="Arial" w:cs="Arial"/>
+          <w:color w:val="000000"/>
           <w:highlight w:val="yellow"/>
         </w:rPr>
+        <w:t>controles de contención (guardrails) de entrada y salida; controles de acceso basados en roles (RBAC); registro inmutable de auditoría (logs) de todas las interacciones; evaluación de vulnerabilidades conforme al OWASP Top 10 para aplicaciones LLM;</w:t>
+      </w:r>
+      <w:r>
+        <w:rPr>
+          <w:rFonts w:ascii="Arial" w:eastAsia="Arial" w:hAnsi="Arial" w:cs="Arial"/>
+          <w:color w:val="000000"/>
+          <w:highlight w:val="green"/>
+        </w:rPr>
+        <w:t xml:space="preserve"> </w:t>
+      </w:r>
+      <w:r>
+        <w:rPr>
+          <w:rFonts w:ascii="Arial" w:eastAsia="Arial" w:hAnsi="Arial" w:cs="Arial"/>
+          <w:color w:val="000000"/>
+          <w:highlight w:val="green"/>
+        </w:rPr>
+        <w:t>red teaming de los SBIA de riesgo alto, previo a su despliegue y con la periodicidad que establezca el documento normativo del numeral 6.7.7</w:t>
+      </w:r>
+      <w:r>
+        <w:rPr>
+          <w:rFonts w:ascii="Arial" w:eastAsia="Arial" w:hAnsi="Arial" w:cs="Arial"/>
+          <w:color w:val="000000"/>
+          <w:highlight w:val="yellow"/>
+        </w:rPr>
+        <w:t xml:space="preserve">; y anonimización o seudonimización de datos personales antes del procesamiento. Estos controles constituyen medidas de seguridad digital conforme al artículo 29 del RLIA y se </w:t>
+      </w:r>
+      <w:r>
+        <w:rPr>
+          <w:rFonts w:ascii="Arial" w:eastAsia="Arial" w:hAnsi="Arial" w:cs="Arial"/>
+          <w:color w:val="000000"/>
+          <w:highlight w:val="yellow"/>
+        </w:rPr>
         <w:lastRenderedPageBreak/>
-        <w:t>6.7.2</w:t>
-      </w:r>
-      <w:r>
-        <w:rPr>
-          <w:rFonts w:ascii="Arial" w:eastAsia="Arial" w:hAnsi="Arial" w:cs="Arial"/>
-          <w:color w:val="000000"/>
-          <w:highlight w:val="yellow"/>
-        </w:rPr>
-        <w:tab/>
-        <w:t>Para SBIA de riesgo alto y de riesgo aceptable-limitado se requiere como mínimo: controles de contención (guardrails) de entrada y salida; controles de acceso basados en roles (RBAC); registro inmutable de auditoría (logs) de todas las interacciones; evaluación de vulnerabilidades conforme al OWASP Top 10 para aplicaciones LLM;</w:t>
-      </w:r>
-      <w:r>
-        <w:rPr>
-          <w:rFonts w:ascii="Arial" w:eastAsia="Arial" w:hAnsi="Arial" w:cs="Arial"/>
-          <w:color w:val="000000"/>
-          <w:highlight w:val="green"/>
-        </w:rPr>
-        <w:t xml:space="preserve"> </w:t>
-      </w:r>
-      <w:r>
-        <w:rPr>
-          <w:rFonts w:ascii="Arial" w:eastAsia="Arial" w:hAnsi="Arial" w:cs="Arial"/>
-          <w:color w:val="000000"/>
-          <w:highlight w:val="green"/>
-        </w:rPr>
-        <w:t>red teaming de los SBIA de riesgo alto, previo a su despliegue y con la periodicidad que establezca el documento normativo del numeral 6.7.7</w:t>
-      </w:r>
-      <w:r>
-        <w:rPr>
-          <w:rFonts w:ascii="Arial" w:eastAsia="Arial" w:hAnsi="Arial" w:cs="Arial"/>
-          <w:color w:val="000000"/>
-          <w:highlight w:val="yellow"/>
-        </w:rPr>
-        <w:t>; y anonimización o seudonimización de datos personales antes del procesamiento. Estos controles constituyen medidas de seguridad digital conforme al artículo 29 del RLIA y se implementan aplicando la NTP-ISO/IEC 27002 y la NTP-ISO 31000 vigentes, complementadas con mejores prácticas de seguridad para IA, conforme a la Sexta Disposición Complementaria Final del RLIA.</w:t>
+        <w:t>implementan aplicando la NTP-ISO/IEC 27002 y la NTP-ISO 31000 vigentes, complementadas con mejores prácticas de seguridad para IA, conforme a la Sexta Disposición Complementaria Final del RLIA.</w:t>
       </w:r>
     </w:p>
     <w:p>
@@ -10543,7 +10640,23 @@
           <w:highlight w:val="yellow"/>
         </w:rPr>
         <w:tab/>
-        <w:t>Todo SBIA, con independencia de su nivel de riesgo, integra la privacidad desde el diseño, minimizando la cantidad de datos personales recopilados y utilizando técnicas de anonimización, conforme al literal b) del artículo 29 del RLIA y a la Ley N.° 29733. En el desarrollo, la implementación y el uso de los SBIA se cumple la normativa vigente sobre privacidad y protección de datos personales, de acuerdo con lo que establezca la Autoridad Nacional de Protección de Datos Personales del Ministerio de Justicia y Derechos Humanos, conforme al artículo 26 del RLIA. Cuando la anonimización no resulte compatible con la finalidad del SBIA, la SUNAT admite la seudonimización; su justificación se documenta en la EIA o en la Ficha de Registro de SBIA, según corresponda. Los controles reforzados del numeral 6.7.2 aplican adicionalmente a los SBIA de riesgo alto y aceptable-limitado.</w:t>
+        <w:t>Todo SBIA, con independencia de su nivel de riesgo, integra la privacidad desde el diseño, minimizando la cantidad de datos personales recopilados y utilizando técnicas de anonimización, conforme al literal b) del artículo 29 del RLIA y a la Ley N.° 29733. En el desarrollo, la implementación y el uso de los SBIA se cumple la normativa vigente sobre privacidad y protección de datos personales, de acuerdo con lo que establezca la Autoridad Nacional de Protección de Datos Personales del Ministerio de Justicia y Derechos Humanos, conforme al artículo 26 del RLIA. Cuando la anonimización no resulte compatible con la finalidad del SBIA, la SUNAT admite la seudonimización; su justificación se documenta en la EIA o en la Ficha de Registro de SBIA, según corresponda.</w:t>
+      </w:r>
+      <w:r>
+        <w:rPr>
+          <w:rFonts w:ascii="Arial" w:eastAsia="Arial" w:hAnsi="Arial" w:cs="Arial"/>
+          <w:color w:val="000000"/>
+          <w:highlight w:val="green"/>
+        </w:rPr>
+        <w:t xml:space="preserve"> </w:t>
+      </w:r>
+      <w:r>
+        <w:rPr>
+          <w:rFonts w:ascii="Arial" w:eastAsia="Arial" w:hAnsi="Arial" w:cs="Arial"/>
+          <w:color w:val="000000"/>
+          <w:highlight w:val="green"/>
+        </w:rPr>
+        <w:t>Los controles reforzados del numeral 6.7.2 aplican adicionalmente conforme al alcance previsto en dicho numeral.</w:t>
       </w:r>
     </w:p>
     <w:p>
@@ -10613,16 +10726,7 @@
           <w:highlight w:val="yellow"/>
         </w:rPr>
         <w:tab/>
-        <w:t xml:space="preserve">El Oficial de Datos Personales (ODP) asegura que en el desarrollo, la implementación y el uso de los SBIA se realice un tratamiento adecuado de los </w:t>
-      </w:r>
-      <w:r>
-        <w:rPr>
-          <w:rFonts w:ascii="Arial" w:eastAsia="Arial" w:hAnsi="Arial" w:cs="Arial"/>
-          <w:color w:val="000000"/>
-          <w:highlight w:val="yellow"/>
-        </w:rPr>
-        <w:lastRenderedPageBreak/>
-        <w:t>datos personales</w:t>
+        <w:t>El Oficial de Datos Personales (ODP) asegura que en el desarrollo, la implementación y el uso de los SBIA se realice un tratamiento adecuado de los datos personales</w:t>
       </w:r>
       <w:r>
         <w:rPr>
@@ -10683,6 +10787,7 @@
           <w:color w:val="000000"/>
           <w:highlight w:val="green"/>
         </w:rPr>
+        <w:lastRenderedPageBreak/>
         <w:t>6.7.8 Los SBIA definen el tratamiento de conservación y eliminación de las instrucciones (</w:t>
       </w:r>
       <w:r>
@@ -10880,7 +10985,6 @@
           <w:color w:val="000000"/>
           <w:highlight w:val="yellow"/>
         </w:rPr>
-        <w:lastRenderedPageBreak/>
         <w:t>6.8.4</w:t>
       </w:r>
       <w:r>
@@ -10918,16 +11022,40 @@
         <w:rPr>
           <w:rFonts w:ascii="Arial" w:eastAsia="Arial" w:hAnsi="Arial" w:cs="Arial"/>
           <w:color w:val="000000"/>
-          <w:highlight w:val="lightGray"/>
-        </w:rPr>
-      </w:pPr>
-      <w:r>
-        <w:rPr>
-          <w:rFonts w:ascii="Arial" w:eastAsia="Arial" w:hAnsi="Arial" w:cs="Arial"/>
-          <w:color w:val="000000"/>
-          <w:highlight w:val="lightGray"/>
-        </w:rPr>
-        <w:t>6.8.5   Los conjuntos de datos que la SUNAT genere o administre y que califiquen como datos de alto valor se ponen a disposición a través del Centro Nacional de Datos (CND), previa determinación de su publicabilidad conforme al artículo 85 del TUO del Código Tributario y a la normativa de protección de datos personales. El OGD identifica los conjuntos candidatos y propone al CGTD su publicación.</w:t>
+          <w:highlight w:val="green"/>
+        </w:rPr>
+      </w:pPr>
+      <w:r>
+        <w:rPr>
+          <w:rFonts w:ascii="Arial" w:eastAsia="Arial" w:hAnsi="Arial" w:cs="Arial"/>
+          <w:color w:val="000000"/>
+          <w:highlight w:val="green"/>
+        </w:rPr>
+        <w:t xml:space="preserve">6.8.5   </w:t>
+      </w:r>
+      <w:r>
+        <w:rPr>
+          <w:rFonts w:ascii="Arial" w:eastAsia="Arial" w:hAnsi="Arial" w:cs="Arial"/>
+          <w:color w:val="000000"/>
+          <w:highlight w:val="green"/>
+        </w:rPr>
+        <w:t>Los conjuntos de datos que la SUNAT genere o administre y que califiquen como datos de alto valor conforme a la normativa de gobierno de datos y de datos abiertos vigente se ponen a disposición a través del Centro Nacional de Datos (CND), previa determinación de su publicabilidad conforme al artículo 85 del TUO del Código Tributario</w:t>
+      </w:r>
+      <w:r>
+        <w:rPr>
+          <w:rFonts w:ascii="Arial" w:eastAsia="Arial" w:hAnsi="Arial" w:cs="Arial"/>
+          <w:color w:val="000000"/>
+          <w:highlight w:val="green"/>
+        </w:rPr>
+        <w:t xml:space="preserve"> </w:t>
+      </w:r>
+      <w:r>
+        <w:rPr>
+          <w:rFonts w:ascii="Arial" w:eastAsia="Arial" w:hAnsi="Arial" w:cs="Arial"/>
+          <w:color w:val="000000"/>
+          <w:highlight w:val="green"/>
+        </w:rPr>
+        <w:t>y a la normativa de protección de datos personales. El OGD identifica los conjuntos candidatos aplicando dichos criterios y propone al CGTD su publicación.</w:t>
       </w:r>
     </w:p>
     <w:p>
@@ -10950,6 +11078,7 @@
           <w:color w:val="000000"/>
           <w:highlight w:val="lightGray"/>
         </w:rPr>
+        <w:lastRenderedPageBreak/>
         <w:t>6.8.6   Los SBIA se construyen sobre conjuntos de datos certificados conforme a la normativa institucional de gobernanza de datos y analítica, cuando estos existan para la materia. El uso de fuentes no certificadas se justifica en la Ficha de Evaluación de Caso de Uso (Anexo N</w:t>
       </w:r>
       <w:r>
@@ -10984,6 +11113,36 @@
         </w:rPr>
         <w:t xml:space="preserve"> 1).</w:t>
       </w:r>
+    </w:p>
+    <w:p>
+      <w:pPr>
+        <w:tabs>
+          <w:tab w:val="left" w:pos="1418"/>
+        </w:tabs>
+        <w:spacing w:after="60" w:line="276" w:lineRule="auto"/>
+        <w:ind w:left="1276" w:hanging="709"/>
+        <w:jc w:val="both"/>
+        <w:rPr>
+          <w:rFonts w:ascii="Arial" w:eastAsia="Arial" w:hAnsi="Arial" w:cs="Arial"/>
+          <w:color w:val="000000"/>
+          <w:highlight w:val="lightGray"/>
+        </w:rPr>
+      </w:pPr>
+    </w:p>
+    <w:p>
+      <w:pPr>
+        <w:tabs>
+          <w:tab w:val="left" w:pos="1418"/>
+        </w:tabs>
+        <w:spacing w:after="60" w:line="276" w:lineRule="auto"/>
+        <w:ind w:left="1276" w:hanging="709"/>
+        <w:jc w:val="both"/>
+        <w:rPr>
+          <w:rFonts w:ascii="Arial" w:eastAsia="Arial" w:hAnsi="Arial" w:cs="Arial"/>
+          <w:color w:val="000000"/>
+          <w:highlight w:val="lightGray"/>
+        </w:rPr>
+      </w:pPr>
     </w:p>
     <w:p>
       <w:pPr>
@@ -11032,6 +11191,7 @@
         <w:rPr>
           <w:rFonts w:ascii="Arial" w:eastAsia="Arial" w:hAnsi="Arial" w:cs="Arial"/>
           <w:color w:val="000000"/>
+          <w:highlight w:val="yellow"/>
         </w:rPr>
       </w:pPr>
       <w:r>
@@ -11064,6 +11224,23 @@
           <w:highlight w:val="yellow"/>
         </w:rPr>
         <w:t>. La descripción de dichos mecanismos consta en la Ficha de Registro de SBIA (Anexo N.° 1).</w:t>
+      </w:r>
+      <w:r>
+        <w:rPr>
+          <w:rFonts w:ascii="Times New Roman" w:eastAsia="Times New Roman" w:hAnsi="Times New Roman" w:cs="Times New Roman"/>
+          <w:caps/>
+          <w:sz w:val="24"/>
+          <w:szCs w:val="24"/>
+        </w:rPr>
+        <w:t xml:space="preserve"> </w:t>
+      </w:r>
+      <w:r>
+        <w:rPr>
+          <w:rFonts w:ascii="Arial" w:eastAsia="Arial" w:hAnsi="Arial" w:cs="Arial"/>
+          <w:color w:val="000000"/>
+          <w:highlight w:val="green"/>
+        </w:rPr>
+        <w:t>El alcance de la transparencia algorítmica es el definido en el glosario de la presente directiva. La atención de las solicitudes de acceso a la información que versen sobre un SBIA se sujeta a dicho alcance y a los límites legales aplicables.</w:t>
       </w:r>
     </w:p>
     <w:p>
@@ -11097,12 +11274,8 @@
     <w:p>
       <w:pPr>
         <w:spacing w:after="60" w:line="276" w:lineRule="auto"/>
-        <w:ind w:left="1276" w:hanging="720"/>
+        <w:ind w:left="1276"/>
         <w:jc w:val="both"/>
-        <w:rPr>
-          <w:rFonts w:ascii="Arial" w:eastAsia="Arial" w:hAnsi="Arial" w:cs="Arial"/>
-          <w:color w:val="000000"/>
-        </w:rPr>
       </w:pPr>
       <w:r>
         <w:rPr>
@@ -11120,6 +11293,26 @@
         </w:rPr>
         <w:tab/>
         <w:t>Los SBIA de riesgo alto cuentan con mecanismos de explicabilidad que permitan comprender los factores que influyeron en un resultado. Cuando un SBIA intervenga en decisiones que impacten en los derechos de los administrados, estos tienen derecho a recibir la explicación de los resultados, mediante mecanismos que permitan comprender los criterios y factores clave utilizados, en un lenguaje accesible.</w:t>
+      </w:r>
+      <w:r>
+        <w:t xml:space="preserve"> </w:t>
+      </w:r>
+      <w:r>
+        <w:rPr>
+          <w:rFonts w:ascii="Arial" w:hAnsi="Arial" w:cs="Arial"/>
+          <w:color w:val="000000"/>
+          <w:highlight w:val="green"/>
+        </w:rPr>
+        <w:t xml:space="preserve">Constituyen mecanismos de explicabilidad, según el tipo de SBIA y entre otros: la identificación de las variables o factores que influyeron en el resultado y su peso relativo; la trazabilidad del resultado hacia las fuentes de información que lo sustentan; el registro de la cadena de razonamiento cuando el SBIA la produzca; y la documentación del modelo, que comprende su finalidad, la procedencia de los datos empleados, las métricas de desempeño y las limitaciones conocidas. El custodio técnico genera y mantiene actualizada dicha documentación como condición previa al despliegue del SBIA, y su existencia se verifica en la etapa </w:t>
+      </w:r>
+      <w:r>
+        <w:rPr>
+          <w:rFonts w:ascii="Arial" w:hAnsi="Arial" w:cs="Arial"/>
+          <w:color w:val="000000"/>
+          <w:highlight w:val="green"/>
+        </w:rPr>
+        <w:lastRenderedPageBreak/>
+        <w:t>de certificación y validación del numeral 6.1.1. La explicación que se proporcione al administrado no comprende los elementos excluidos conforme al numeral 6.9.1. Los mecanismos exigibles por tipo de SBIA y el contenido mínimo de la documentación se desarrollan en la metodología prevista en el numeral 6.1.5.</w:t>
       </w:r>
     </w:p>
     <w:p>
@@ -11164,17 +11357,25 @@
         <w:rPr>
           <w:rFonts w:ascii="Arial" w:eastAsia="Arial" w:hAnsi="Arial" w:cs="Arial"/>
           <w:color w:val="000000"/>
-        </w:rPr>
-        <w:lastRenderedPageBreak/>
-        <w:t>6.9.5</w:t>
-      </w:r>
-      <w:r>
-        <w:rPr>
-          <w:rFonts w:ascii="Arial" w:eastAsia="Arial" w:hAnsi="Arial" w:cs="Arial"/>
-          <w:color w:val="000000"/>
-        </w:rPr>
-        <w:tab/>
-        <w:t>La Comisión de Gobierno de IA presenta al CGTD un informe trimestral con: estado del Inventario, incidentes, resultados de monitoreo, avance de capacitación y cumplimiento de indicadores.</w:t>
+          <w:highlight w:val="green"/>
+        </w:rPr>
+        <w:t xml:space="preserve">6.9.5 </w:t>
+      </w:r>
+      <w:r>
+        <w:rPr>
+          <w:rFonts w:ascii="Arial" w:eastAsia="Arial" w:hAnsi="Arial" w:cs="Arial"/>
+          <w:color w:val="000000"/>
+          <w:highlight w:val="green"/>
+        </w:rPr>
+        <w:t xml:space="preserve">   </w:t>
+      </w:r>
+      <w:r>
+        <w:rPr>
+          <w:rFonts w:ascii="Arial" w:eastAsia="Arial" w:hAnsi="Arial" w:cs="Arial"/>
+          <w:color w:val="000000"/>
+          <w:highlight w:val="green"/>
+        </w:rPr>
+        <w:t>La Comisión de Gobierno de IA reporta trimestralmente al CGTD el estado del Inventario Institucional de SBIA, los incidentes, los resultados del monitoreo, el avance de la capacitación y el cumplimiento de los indicadores. Dicho reporte se incorpora como sección diferenciada del informe trimestral que se presenta al CGTD, da cuenta de la actividad de la Comisión y no constituye avance del Plan de Gobierno Digital.</w:t>
       </w:r>
     </w:p>
     <w:p>
@@ -11191,7 +11392,7 @@
         <w:rPr>
           <w:rFonts w:ascii="Arial" w:eastAsia="Arial" w:hAnsi="Arial" w:cs="Arial"/>
           <w:color w:val="000000"/>
-          <w:highlight w:val="yellow"/>
+          <w:highlight w:val="green"/>
         </w:rPr>
         <w:t>6.9.6</w:t>
       </w:r>
@@ -11199,24 +11400,17 @@
         <w:rPr>
           <w:rFonts w:ascii="Arial" w:eastAsia="Arial" w:hAnsi="Arial" w:cs="Arial"/>
           <w:color w:val="000000"/>
-          <w:highlight w:val="yellow"/>
+          <w:highlight w:val="green"/>
         </w:rPr>
         <w:tab/>
-        <w:t>El CGTD presenta un informe anual a la SN sobre el estado del gobierno de IA institucional, en ejercicio de su responsabilidad de liderar, dirigir, evaluar y supervisar los proyectos de SBIA estratégicos</w:t>
-      </w:r>
-      <w:r>
-        <w:rPr>
-          <w:rStyle w:val="Refdenotaalpie"/>
-        </w:rPr>
-        <w:footnoteReference w:id="12"/>
-      </w:r>
-      <w:r>
-        <w:rPr>
-          <w:rFonts w:ascii="Arial" w:eastAsia="Arial" w:hAnsi="Arial" w:cs="Arial"/>
-          <w:color w:val="000000"/>
-          <w:highlight w:val="yellow"/>
-        </w:rPr>
-        <w:t>. Dicho informe sirve de insumo para la información que la SUNAT remita a la SGTD.</w:t>
+      </w:r>
+      <w:r>
+        <w:rPr>
+          <w:rFonts w:ascii="Arial" w:eastAsia="Arial" w:hAnsi="Arial" w:cs="Arial"/>
+          <w:color w:val="000000"/>
+          <w:highlight w:val="green"/>
+        </w:rPr>
+        <w:t>El estado del gobierno de IA institucional se informa como sección del informe de seguimiento del Plan de Gobierno Digital que presenta el CGTD, con la periodicidad y por el conducto que dicho instrumento establece, en ejercicio de su responsabilidad de liderar, dirigir, evaluar y supervisar los proyectos de SBIA estratégicos. Dicha sección sustenta la información que la SUNAT remita a la SGTD en materia de inteligencia artificial. No se genera un informe institucional adicional por esta materia.</w:t>
       </w:r>
     </w:p>
     <w:p>
@@ -11250,7 +11444,7 @@
         <w:rPr>
           <w:rStyle w:val="Refdenotaalpie"/>
         </w:rPr>
-        <w:footnoteReference w:id="13"/>
+        <w:footnoteReference w:id="12"/>
       </w:r>
       <w:r>
         <w:rPr>
@@ -11293,19 +11487,20 @@
     </w:p>
     <w:p>
       <w:pPr>
-        <w:spacing w:after="60" w:line="276" w:lineRule="auto"/>
+        <w:spacing w:after="0" w:line="276" w:lineRule="auto"/>
         <w:ind w:left="1276" w:hanging="720"/>
         <w:jc w:val="both"/>
         <w:rPr>
           <w:rFonts w:ascii="Arial" w:eastAsia="Arial" w:hAnsi="Arial" w:cs="Arial"/>
           <w:color w:val="000000"/>
-        </w:rPr>
-      </w:pPr>
-      <w:r>
-        <w:rPr>
-          <w:rFonts w:ascii="Arial" w:eastAsia="Arial" w:hAnsi="Arial" w:cs="Arial"/>
-          <w:color w:val="000000"/>
-          <w:highlight w:val="yellow"/>
+          <w:highlight w:val="green"/>
+        </w:rPr>
+      </w:pPr>
+      <w:r>
+        <w:rPr>
+          <w:rFonts w:ascii="Arial" w:eastAsia="Arial" w:hAnsi="Arial" w:cs="Arial"/>
+          <w:color w:val="000000"/>
+          <w:highlight w:val="green"/>
         </w:rPr>
         <w:t>6.10.1</w:t>
       </w:r>
@@ -11313,10 +11508,17 @@
         <w:rPr>
           <w:rFonts w:ascii="Arial" w:eastAsia="Arial" w:hAnsi="Arial" w:cs="Arial"/>
           <w:color w:val="000000"/>
-          <w:highlight w:val="yellow"/>
+          <w:highlight w:val="green"/>
         </w:rPr>
         <w:tab/>
-        <w:t>La Comisión de Gobierno de IA define la frecuencia de monitoreo según el nivel de riesgo:</w:t>
+      </w:r>
+      <w:r>
+        <w:rPr>
+          <w:rFonts w:ascii="Arial" w:eastAsia="Arial" w:hAnsi="Arial" w:cs="Arial"/>
+          <w:color w:val="000000"/>
+          <w:highlight w:val="green"/>
+        </w:rPr>
+        <w:t>Todo SBIA en operación es objeto de monitoreo. La Comisión de Gobierno de IA determina la frecuencia y la profundidad del monitoreo de cada SBIA en función de su nivel de riesgo, del impacto que un resultado erróneo produciría en el administrado o en la institución, del volumen de operaciones que procesa y del grado de autonomía con que opera. La frecuencia determinada, los indicadores aplicables, sus umbrales y los responsables de la medición constan en el plan de monitoreo del SBIA, que se aprueba con anterioridad a su puesta en producción conforme al numeral 6.10.2.</w:t>
       </w:r>
     </w:p>
     <w:p>
@@ -11324,62 +11526,25 @@
         <w:pStyle w:val="Prrafodelista"/>
         <w:numPr>
           <w:ilvl w:val="0"/>
-          <w:numId w:val="11"/>
+          <w:numId w:val="37"/>
         </w:numPr>
-        <w:spacing w:before="0" w:after="60" w:line="276" w:lineRule="auto"/>
+        <w:spacing w:before="0" w:after="0" w:line="276" w:lineRule="auto"/>
         <w:ind w:left="1701"/>
         <w:rPr>
           <w:b w:val="0"/>
           <w:bCs w:val="0"/>
           <w:color w:val="000000"/>
-        </w:rPr>
-      </w:pPr>
-      <w:r>
-        <w:rPr>
-          <w:b w:val="0"/>
-          <w:bCs w:val="0"/>
-          <w:color w:val="000000"/>
-          <w:highlight w:val="yellow"/>
-        </w:rPr>
-        <w:t xml:space="preserve">Riesgo alto: monitoreo </w:t>
-      </w:r>
-      <w:proofErr w:type="gramStart"/>
-      <w:r>
-        <w:rPr>
-          <w:b w:val="0"/>
-          <w:bCs w:val="0"/>
-          <w:color w:val="000000"/>
-          <w:highlight w:val="yellow"/>
-        </w:rPr>
-        <w:t>contin</w:t>
-      </w:r>
-      <w:r>
-        <w:rPr>
-          <w:b w:val="0"/>
-          <w:bCs w:val="0"/>
-          <w:color w:val="000000"/>
-          <w:highlight w:val="yellow"/>
-        </w:rPr>
-        <w:t>uo</w:t>
-      </w:r>
-      <w:proofErr w:type="gramEnd"/>
-      <w:r>
-        <w:rPr>
-          <w:b w:val="0"/>
-          <w:bCs w:val="0"/>
-          <w:color w:val="000000"/>
-          <w:highlight w:val="yellow"/>
-        </w:rPr>
-        <w:t xml:space="preserve"> </w:t>
-      </w:r>
-      <w:r>
-        <w:rPr>
-          <w:b w:val="0"/>
-          <w:bCs w:val="0"/>
-          <w:color w:val="000000"/>
-          <w:highlight w:val="yellow"/>
-        </w:rPr>
-        <w:t>automatizado con revisión humana semanal y revisión integral trimestral.</w:t>
+          <w:highlight w:val="green"/>
+        </w:rPr>
+      </w:pPr>
+      <w:r>
+        <w:rPr>
+          <w:b w:val="0"/>
+          <w:bCs w:val="0"/>
+          <w:color w:val="000000"/>
+          <w:highlight w:val="green"/>
+        </w:rPr>
+        <w:t xml:space="preserve">En los SBIA de riesgo alto el monitoreo comprende, como mínimo, una revisión humana de periodicidad no mayor a la semanal y una revisión integral trimestral. </w:t>
       </w:r>
     </w:p>
     <w:p>
@@ -11387,49 +11552,93 @@
         <w:pStyle w:val="Prrafodelista"/>
         <w:numPr>
           <w:ilvl w:val="0"/>
-          <w:numId w:val="11"/>
+          <w:numId w:val="37"/>
         </w:numPr>
-        <w:spacing w:before="0" w:after="60" w:line="276" w:lineRule="auto"/>
+        <w:spacing w:before="0" w:after="0" w:line="276" w:lineRule="auto"/>
         <w:ind w:left="1701"/>
         <w:rPr>
           <w:b w:val="0"/>
           <w:bCs w:val="0"/>
           <w:color w:val="000000"/>
-        </w:rPr>
-      </w:pPr>
-      <w:r>
-        <w:rPr>
-          <w:b w:val="0"/>
-          <w:bCs w:val="0"/>
-          <w:color w:val="000000"/>
-          <w:highlight w:val="yellow"/>
-        </w:rPr>
-        <w:t>Riesgo aceptable-limitado: revisión mensual de indicadores y revisión integral semestral.</w:t>
-      </w:r>
-    </w:p>
-    <w:p>
-      <w:pPr>
-        <w:pStyle w:val="Prrafodelista"/>
-        <w:numPr>
-          <w:ilvl w:val="0"/>
-          <w:numId w:val="11"/>
-        </w:numPr>
-        <w:spacing w:before="0" w:after="60" w:line="276" w:lineRule="auto"/>
-        <w:ind w:left="1701"/>
-        <w:rPr>
-          <w:b w:val="0"/>
-          <w:bCs w:val="0"/>
-          <w:color w:val="000000"/>
-        </w:rPr>
-      </w:pPr>
-      <w:r>
-        <w:rPr>
-          <w:b w:val="0"/>
-          <w:bCs w:val="0"/>
-          <w:color w:val="000000"/>
-          <w:highlight w:val="yellow"/>
-        </w:rPr>
-        <w:t>Riesgo aceptable-mínimo: revisión trimestral de indicadores y revisión integral anual.</w:t>
+          <w:highlight w:val="green"/>
+        </w:rPr>
+      </w:pPr>
+      <w:r>
+        <w:rPr>
+          <w:b w:val="0"/>
+          <w:bCs w:val="0"/>
+          <w:color w:val="000000"/>
+          <w:highlight w:val="green"/>
+        </w:rPr>
+        <w:t xml:space="preserve">En los SBIA de riesgo aceptable comprende, como mínimo, una revisión de indicadores de periodicidad no mayor a la trimestral y una revisión integral anual. </w:t>
+      </w:r>
+    </w:p>
+    <w:p>
+      <w:pPr>
+        <w:spacing w:after="0" w:line="276" w:lineRule="auto"/>
+        <w:ind w:left="1276"/>
+        <w:jc w:val="both"/>
+        <w:rPr>
+          <w:rFonts w:ascii="Arial" w:eastAsia="Arial" w:hAnsi="Arial" w:cs="Arial"/>
+          <w:color w:val="000000"/>
+          <w:highlight w:val="green"/>
+        </w:rPr>
+      </w:pPr>
+      <w:r>
+        <w:rPr>
+          <w:rFonts w:ascii="Arial" w:eastAsia="Arial" w:hAnsi="Arial" w:cs="Arial"/>
+          <w:color w:val="000000"/>
+          <w:highlight w:val="green"/>
+        </w:rPr>
+        <w:lastRenderedPageBreak/>
+        <w:t>Cuando el plan de monitoreo prevea vigilancia automatizada, esta opera durante el horario de operación del SBIA, salvo que su criticidad justifique cobertura permanente, lo que se sustenta en el mismo plan.</w:t>
+      </w:r>
+    </w:p>
+    <w:p>
+      <w:pPr>
+        <w:spacing w:after="0" w:line="276" w:lineRule="auto"/>
+        <w:ind w:left="1276"/>
+        <w:jc w:val="both"/>
+        <w:rPr>
+          <w:rFonts w:ascii="Arial" w:eastAsia="Arial" w:hAnsi="Arial" w:cs="Arial"/>
+          <w:color w:val="000000"/>
+        </w:rPr>
+      </w:pPr>
+      <w:r>
+        <w:rPr>
+          <w:rFonts w:ascii="Arial" w:eastAsia="Arial" w:hAnsi="Arial" w:cs="Arial"/>
+          <w:color w:val="000000"/>
+          <w:highlight w:val="green"/>
+        </w:rPr>
+        <w:t>Los criterios de determinación de la frecuencia, los tipos de monitoreo aplicables y su desarrollo operativo se establecen en la metodología prevista en el numeral 6.1.5.</w:t>
+      </w:r>
+    </w:p>
+    <w:p>
+      <w:pPr>
+        <w:spacing w:after="60" w:line="276" w:lineRule="auto"/>
+        <w:ind w:left="1276" w:hanging="709"/>
+        <w:jc w:val="both"/>
+        <w:rPr>
+          <w:rFonts w:ascii="Arial" w:eastAsia="Arial" w:hAnsi="Arial" w:cs="Arial"/>
+          <w:color w:val="000000"/>
+        </w:rPr>
+      </w:pPr>
+      <w:r>
+        <w:rPr>
+          <w:rFonts w:ascii="Arial" w:eastAsia="Arial" w:hAnsi="Arial" w:cs="Arial"/>
+          <w:color w:val="000000"/>
+          <w:highlight w:val="green"/>
+        </w:rPr>
+        <w:t>6.10.2</w:t>
+      </w:r>
+      <w:r>
+        <w:rPr>
+          <w:rFonts w:ascii="Arial" w:eastAsia="Arial" w:hAnsi="Arial" w:cs="Arial"/>
+          <w:color w:val="000000"/>
+          <w:highlight w:val="green"/>
+        </w:rPr>
+        <w:tab/>
+        <w:t>La Comisión de Gobierno de IA define, para cada SBIA registrado en el Inventario, los indicadores de monitoreo que como mínimo incluyen: tasa de precisión, tasa de error, tiempo de respuesta, disponibilidad, detección de drift, indicadores de sesgo y tasa de intervención humana. Los umbrales de cada indicador, las alertas que su superación activa y las acciones de tratamiento correspondientes se definen con anterioridad a la puesta en producción del SBIA, conforme a la metodología prevista en el numeral 6.1.5. El propietario del caso de uso, con apoyo del equipo técnico de la INSI, mide y reporta estos indicadores conforme a la frecuencia establecida en el numeral 6.10.1. La Comisión de Gobierno de IA consolida los resultados y los presenta al CGTD para su evaluación.</w:t>
       </w:r>
     </w:p>
     <w:p>
@@ -11438,34 +11647,6 @@
         <w:ind w:left="1276" w:hanging="720"/>
         <w:jc w:val="both"/>
         <w:rPr>
-          <w:rFonts w:ascii="Arial" w:eastAsia="Arial" w:hAnsi="Arial" w:cs="Arial"/>
-          <w:color w:val="000000"/>
-        </w:rPr>
-      </w:pPr>
-      <w:r>
-        <w:rPr>
-          <w:rFonts w:ascii="Arial" w:eastAsia="Arial" w:hAnsi="Arial" w:cs="Arial"/>
-          <w:color w:val="000000"/>
-          <w:highlight w:val="green"/>
-        </w:rPr>
-        <w:t>6.10.2</w:t>
-      </w:r>
-      <w:r>
-        <w:rPr>
-          <w:rFonts w:ascii="Arial" w:eastAsia="Arial" w:hAnsi="Arial" w:cs="Arial"/>
-          <w:color w:val="000000"/>
-          <w:highlight w:val="green"/>
-        </w:rPr>
-        <w:tab/>
-        <w:t>La Comisión de Gobierno de IA define, para cada SBIA registrado en el Inventario, los indicadores de monitoreo que como mínimo incluyen: tasa de precisión, tasa de error, tiempo de respuesta, disponibilidad, detección de drift, indicadores de sesgo y tasa de intervención humana. Los umbrales de cada indicador, las alertas que su superación activa y las acciones de tratamiento correspondientes se definen con anterioridad a la puesta en producción del SBIA, conforme a la metodología prevista en el numeral 6.1.5. El propietario del caso de uso, con apoyo del equipo técnico de la INSI, mide y reporta estos indicadores conforme a la frecuencia establecida en el numeral 6.10.1. La Comisión de Gobierno de IA consolida los resultados y los presenta al CGTD para su evaluación.</w:t>
-      </w:r>
-    </w:p>
-    <w:p>
-      <w:pPr>
-        <w:spacing w:after="0" w:line="276" w:lineRule="auto"/>
-        <w:ind w:left="1276" w:hanging="720"/>
-        <w:jc w:val="both"/>
-        <w:rPr>
           <w:rFonts w:ascii="Arial" w:hAnsi="Arial" w:cs="Arial"/>
         </w:rPr>
       </w:pPr>
@@ -11503,16 +11684,7 @@
           <w:color w:val="000000"/>
           <w:highlight w:val="green"/>
         </w:rPr>
-        <w:t xml:space="preserve">El análisis de riesgo y las pruebas de vulnerabilidad sobre la arquitectura de aplicaciones, de información y de infraestructura tecnológica que soporta cada SBIA corresponden a la Oficina de Seguridad Informática, conforme al literal b) </w:t>
-      </w:r>
-      <w:r>
-        <w:rPr>
-          <w:rFonts w:ascii="Arial" w:eastAsia="Arial" w:hAnsi="Arial" w:cs="Arial"/>
-          <w:color w:val="000000"/>
-          <w:highlight w:val="green"/>
-        </w:rPr>
-        <w:lastRenderedPageBreak/>
-        <w:t xml:space="preserve">del artículo 106 del ROF y a la etapa de certificación y validación del numeral 6.1.1. La obligación de auditorías de seguridad digital del literal c) del artículo 29 del RLIA se satisface con la concurrencia de la verificación y validación de calidad, del análisis de riesgo, las pruebas de vulnerabilidad </w:t>
+        <w:t xml:space="preserve">El análisis de riesgo y las pruebas de vulnerabilidad sobre la arquitectura de aplicaciones, de información y de infraestructura tecnológica que soporta cada SBIA corresponden a la Oficina de Seguridad Informática, conforme al literal b) del artículo 106 del ROF y a la etapa de certificación y validación del numeral 6.1.1. La obligación de auditorías de seguridad digital del literal c) del artículo 29 del RLIA se satisface con la concurrencia de la verificación y validación de calidad, del análisis de riesgo, las pruebas de vulnerabilidad </w:t>
       </w:r>
       <w:r>
         <w:rPr>
@@ -11563,8 +11735,46 @@
           <w:rFonts w:ascii="Arial" w:hAnsi="Arial" w:cs="Arial"/>
           <w:highlight w:val="lightGray"/>
         </w:rPr>
+        <w:lastRenderedPageBreak/>
         <w:t>6.10.5 Es significativo el cambio que altera el desempeño, la finalidad o la población objetivo del SBIA. El cambio significativo requiere, con anterioridad a su puesta en producción: la revisión de la clasificación de riesgo conforme al numeral 6.2.2; la actualización de la EIA conforme al numeral 6.4.3, cuando corresponda; la verificación y validación conforme al numeral 6.10.3; y la aprobación prevista en el numeral 6.1.2. El despliegue del cambio se realiza con versión identificable y con un plan de reversión que permita restituir la versión anterior del SBIA. La operación posterior al cambio es objeto de seguimiento reforzado durante el periodo que corresponda a su nivel de riesgo, conforme a la metodología prevista en el numeral 6.1.5.</w:t>
       </w:r>
+    </w:p>
+    <w:p>
+      <w:pPr>
+        <w:spacing w:after="0" w:line="276" w:lineRule="auto"/>
+        <w:ind w:left="1276" w:hanging="709"/>
+        <w:jc w:val="both"/>
+        <w:rPr>
+          <w:rFonts w:ascii="Arial" w:hAnsi="Arial" w:cs="Arial"/>
+        </w:rPr>
+      </w:pPr>
+      <w:r>
+        <w:rPr>
+          <w:rFonts w:ascii="Arial" w:hAnsi="Arial" w:cs="Arial"/>
+          <w:highlight w:val="green"/>
+        </w:rPr>
+        <w:t>6.10.6 El monitoreo comprende la detección del uso indebido del SBIA por parte de quienes lo operan o interactúan con él, con independencia del nivel de riesgo que tenga asignado. Constituyen indicios de uso indebido, entre otros, la manipulación de los datos de entrada para inducir un resultado determinado, el empleo del SBIA para una finalidad distinta de la registrada en el Inventario Institucional de SBIA y los patrones de uso incompatibles con la operación normal del proceso. El plan de monitoreo incorpora los indicadores que permitan detectar dichos patrones. El tratamiento de los hallazgos se realiza conforme al numeral 6.7.5 y, cuando corresponda, conforme a las normas de integridad institucional.</w:t>
+      </w:r>
+    </w:p>
+    <w:p>
+      <w:pPr>
+        <w:spacing w:after="0" w:line="276" w:lineRule="auto"/>
+        <w:ind w:left="1276" w:hanging="709"/>
+        <w:jc w:val="both"/>
+        <w:rPr>
+          <w:rFonts w:ascii="Arial" w:hAnsi="Arial" w:cs="Arial"/>
+        </w:rPr>
+      </w:pPr>
+    </w:p>
+    <w:p>
+      <w:pPr>
+        <w:spacing w:after="0" w:line="276" w:lineRule="auto"/>
+        <w:ind w:left="1276" w:hanging="709"/>
+        <w:jc w:val="both"/>
+        <w:rPr>
+          <w:rFonts w:ascii="Arial" w:hAnsi="Arial" w:cs="Arial"/>
+        </w:rPr>
+      </w:pPr>
     </w:p>
     <w:p>
       <w:pPr>
@@ -11808,7 +12018,6 @@
           <w:bCs w:val="0"/>
           <w:color w:val="000000"/>
         </w:rPr>
-        <w:lastRenderedPageBreak/>
         <w:t>No utilizar herramientas de IA para eludir controles internos o procedimientos establecidos.</w:t>
       </w:r>
     </w:p>
@@ -11844,7 +12053,16 @@
           <w:color w:val="000000"/>
           <w:highlight w:val="green"/>
         </w:rPr>
-        <w:t>El catálogo de herramientas de IA autorizadas para uso institucional registra las herramientas aprobadas conforme al numeral 6.11.5. El catálogo precisa, para cada herramienta, el ámbito de uso autorizado (uso administrativo general o uso restringido) y si se encuentra desplegada en infraestructura bajo control de la SUNAT. Solo las herramientas desplegadas en dicha infraestructura pueden emplearse con información sujeta a reserva tributaria, conforme al numeral 6.7.3. La INSI lo publica y lo mantiene actualizado.</w:t>
+        <w:t xml:space="preserve">El catálogo de herramientas de IA autorizadas para uso institucional registra las herramientas aprobadas conforme al numeral 6.11.5. El catálogo precisa, para cada herramienta, el ámbito de uso autorizado (uso administrativo general o uso restringido) y si se encuentra desplegada en infraestructura bajo control de la SUNAT. Solo las herramientas desplegadas en dicha infraestructura </w:t>
+      </w:r>
+      <w:r>
+        <w:rPr>
+          <w:rFonts w:ascii="Arial" w:eastAsia="Arial" w:hAnsi="Arial" w:cs="Arial"/>
+          <w:color w:val="000000"/>
+          <w:highlight w:val="green"/>
+        </w:rPr>
+        <w:lastRenderedPageBreak/>
+        <w:t>pueden emplearse con información sujeta a reserva tributaria, conforme al numeral 6.7.3. La INSI lo publica y lo mantiene actualizado.</w:t>
       </w:r>
     </w:p>
     <w:p>
@@ -11942,7 +12160,15 @@
           <w:color w:val="000000"/>
           <w:highlight w:val="cyan"/>
         </w:rPr>
-        <w:t xml:space="preserve"> El registro, el control y el retiro de las herramientas de IA como software se rigen por el Procedimiento para el Registro, Control y Retiro de Software de la SUNAT (A-03.3.2-PR-01).</w:t>
+        <w:t xml:space="preserve"> </w:t>
+      </w:r>
+      <w:r>
+        <w:rPr>
+          <w:rFonts w:ascii="Arial" w:eastAsia="Arial" w:hAnsi="Arial" w:cs="Arial"/>
+          <w:color w:val="000000"/>
+          <w:highlight w:val="green"/>
+        </w:rPr>
+        <w:t>El registro, el control y el retiro de las herramientas de IA que requieren instalación en los equipos informáticos se rigen por el Procedimiento para el Registro, Control y Retiro de Software de la SUNAT (A-03.3.2-PR-01). La Gerencia de Operaciones y Soporte a Usuarios adecúa dicho procedimiento para comprender las herramientas de IA que se consumen como servicio y no requieren instalación, conforme al numeral 7.6 de la presente directiva. En tanto no se apruebe dicha adecuación, el alta y la baja de estas herramientas en el catálogo institucional se efectúan conforme al presente numeral.</w:t>
       </w:r>
     </w:p>
     <w:p>
@@ -12010,7 +12236,15 @@
           <w:highlight w:val="green"/>
         </w:rPr>
         <w:tab/>
-        <w:t xml:space="preserve">Los contratos incluyen cláusulas sobre: (a) protección de datos y reserva tributaria; (b) transparencia del modelo; (c) comunicación de vulnerabilidades e incidentes; (d) derecho de auditoría, incluida la realización de auditorías éticas </w:t>
+        <w:t xml:space="preserve">Los contratos incluyen cláusulas sobre: (a) protección de datos y reserva tributaria; (b) transparencia del modelo; (c) comunicación de vulnerabilidades e incidentes; (d) derecho de auditoría, incluida la realización de auditorías éticas y de sesgo sobre el modelo; (e) transferencia de conocimiento; </w:t>
+      </w:r>
+      <w:r>
+        <w:rPr>
+          <w:rFonts w:ascii="Arial" w:eastAsia="Arial" w:hAnsi="Arial" w:cs="Arial"/>
+          <w:color w:val="000000"/>
+          <w:highlight w:val="green"/>
+        </w:rPr>
+        <w:t xml:space="preserve">(f) cumplimiento de estándares técnicos; y (g) la identificación de los subprocesadores autorizados y las condiciones de recuperación de la información institucional a </w:t>
       </w:r>
       <w:r>
         <w:rPr>
@@ -12019,15 +12253,7 @@
           <w:highlight w:val="green"/>
         </w:rPr>
         <w:lastRenderedPageBreak/>
-        <w:t xml:space="preserve">y de sesgo sobre el modelo; (e) transferencia de conocimiento; </w:t>
-      </w:r>
-      <w:r>
-        <w:rPr>
-          <w:rFonts w:ascii="Arial" w:eastAsia="Arial" w:hAnsi="Arial" w:cs="Arial"/>
-          <w:color w:val="000000"/>
-          <w:highlight w:val="green"/>
-        </w:rPr>
-        <w:t>(f) cumplimiento de estándares técnicos; y (g) la identificación de los subprocesadores autorizados y las condiciones de recuperación de la información institucional a la conclusión del contrato.</w:t>
+        <w:t>la conclusión del contrato.</w:t>
       </w:r>
       <w:r>
         <w:rPr>
@@ -12416,8 +12642,16 @@
           <w:color w:val="000000"/>
           <w:highlight w:val="lightGray"/>
         </w:rPr>
+        <w:t xml:space="preserve">Esta disposición incorpora los requerimientos establecidos en el numeral 28.9 del artículo 28 del Reglamento y adopta medidas adicionales de sensibilización orientadas a promover el uso seguro, responsable y ético de los sistemas </w:t>
+      </w:r>
+      <w:r>
+        <w:rPr>
+          <w:rFonts w:ascii="Arial" w:eastAsia="Arial" w:hAnsi="Arial" w:cs="Arial"/>
+          <w:color w:val="000000"/>
+          <w:highlight w:val="lightGray"/>
+        </w:rPr>
         <w:lastRenderedPageBreak/>
-        <w:t>Esta disposición incorpora los requerimientos establecidos en el numeral 28.9 del artículo 28 del Reglamento y adopta medidas adicionales de sensibilización orientadas a promover el uso seguro, responsable y ético de los sistemas basados en IA, en concordancia con el numeral 7.3 de la NTP-ISO/IEC 42001:2025.</w:t>
+        <w:t>basados en IA, en concordancia con el numeral 7.3 de la NTP-ISO/IEC 42001:2025.</w:t>
       </w:r>
     </w:p>
     <w:p>
@@ -12775,7 +13009,7 @@
           <w:highlight w:val="yellow"/>
         </w:rPr>
         <w:tab/>
-        <w:t xml:space="preserve">En el desarrollo, la implementación y el uso de los SBIA, la SUNAT promueve la participación de equipos diversos y multidisciplinarios, garantiza el pleno respeto de los derechos humanos y evita que se generen resultados injustos o </w:t>
+        <w:t xml:space="preserve">En el desarrollo, la implementación y el uso de los SBIA, la SUNAT promueve la participación de equipos diversos y multidisciplinarios, garantiza el pleno respeto de los derechos humanos y evita que se generen resultados injustos o discriminatorios, considera el impacto social y ambiental, e implementa las </w:t>
       </w:r>
       <w:r>
         <w:rPr>
@@ -12784,13 +13018,13 @@
           <w:highlight w:val="yellow"/>
         </w:rPr>
         <w:lastRenderedPageBreak/>
-        <w:t>discriminatorios, considera el impacto social y ambiental, e implementa las mejores prácticas, estándares y normas técnicas para identificar y minimizar los sesgos de los algoritmos y de las bases de datos utilizados</w:t>
+        <w:t>mejores prácticas, estándares y normas técnicas para identificar y minimizar los sesgos de los algoritmos y de las bases de datos utilizados</w:t>
       </w:r>
       <w:r>
         <w:rPr>
           <w:rStyle w:val="Refdenotaalpie"/>
         </w:rPr>
-        <w:footnoteReference w:id="14"/>
+        <w:footnoteReference w:id="13"/>
       </w:r>
       <w:r>
         <w:rPr>
@@ -12836,7 +13070,7 @@
         <w:rPr>
           <w:rStyle w:val="Refdenotaalpie"/>
         </w:rPr>
-        <w:footnoteReference w:id="15"/>
+        <w:footnoteReference w:id="14"/>
       </w:r>
       <w:r>
         <w:rPr>
@@ -12913,7 +13147,7 @@
         <w:rPr>
           <w:rStyle w:val="Refdenotaalpie"/>
         </w:rPr>
-        <w:footnoteReference w:id="16"/>
+        <w:footnoteReference w:id="15"/>
       </w:r>
       <w:r>
         <w:rPr>
@@ -13744,6 +13978,8 @@
       </w:pPr>
       <w:r>
         <w:rPr>
+          <w:b w:val="0"/>
+          <w:bCs w:val="0"/>
           <w:color w:val="000000"/>
           <w:highlight w:val="cyan"/>
         </w:rPr>
@@ -13947,24 +14183,15 @@
           <w:highlight w:val="yellow"/>
         </w:rPr>
         <w:lastRenderedPageBreak/>
-        <w:t>lineamientos que emita la SGTD-PCM, en aplicación de la Primera Disposición Complementaria Final de la citada Estrategia. En tanto no se emitan dichos lineamientos, las funciones de coordinación técnica en materia de IA son ejercidas por el Coordinador de la Comisión de Gobierno de IA.</w:t>
-      </w:r>
-      <w:r>
-        <w:rPr>
-          <w:rFonts w:asciiTheme="minorHAnsi" w:eastAsiaTheme="minorEastAsia" w:hAnsiTheme="minorHAnsi" w:cstheme="minorBidi"/>
-          <w:b w:val="0"/>
-          <w:bCs w:val="0"/>
-          <w:highlight w:val="yellow"/>
-        </w:rPr>
-        <w:t xml:space="preserve"> </w:t>
-      </w:r>
-      <w:r>
-        <w:rPr>
-          <w:b w:val="0"/>
-          <w:bCs w:val="0"/>
-          <w:highlight w:val="yellow"/>
-        </w:rPr>
-        <w:t>Emitidos dichos lineamientos y designado el OIA, la Comisión de Gobierno de IA evalúa su articulación conforme a ellos y propone al CGTD los ajustes que correspondan.</w:t>
+        <w:t xml:space="preserve">lineamientos que emita la SGTD-PCM, en aplicación de la Primera Disposición Complementaria Final de la citada Estrategia. </w:t>
+      </w:r>
+      <w:r>
+        <w:rPr>
+          <w:b w:val="0"/>
+          <w:bCs w:val="0"/>
+          <w:highlight w:val="green"/>
+        </w:rPr>
+        <w:t>En tanto no se emitan dichos lineamientos y no se designe al OIA, las funciones de coordinación técnica en materia de IA son ejercidas por el Coordinador de la Comisión de Gobierno de IA que designe el CGTD conforme al numeral 7.3. Designado el OIA, la coordinación de la Comisión de Gobierno de IA recae en él, salvo que los lineamientos de la SGTD-PCM dispongan una articulación distinta. La Comisión de Gobierno de IA evalúa su articulación conforme a dichos lineamientos y propone al CGTD los ajustes que correspondan.</w:t>
       </w:r>
     </w:p>
     <w:p>
@@ -14792,9 +15019,8 @@
             <w:r>
               <w:rPr>
                 <w:rFonts w:ascii="Arial" w:eastAsia="Arial" w:hAnsi="Arial" w:cs="Arial"/>
-                <w:highlight w:val="yellow"/>
-              </w:rPr>
-              <w:t>Uso indebido (Art. 23), Alto (Art. 24) o Aceptable (Art. 22.2; subnivel limitado o mínimo).</w:t>
+              </w:rPr>
+              <w:t>Uso indebido (Art. 23), Alto (Art. 24) o Aceptable (Art. 22.2).</w:t>
             </w:r>
           </w:p>
         </w:tc>
@@ -15762,11 +15988,13 @@
               <w:spacing w:before="20" w:after="20" w:line="276" w:lineRule="auto"/>
               <w:rPr>
                 <w:rFonts w:ascii="Arial" w:hAnsi="Arial" w:cs="Arial"/>
+                <w:highlight w:val="green"/>
               </w:rPr>
             </w:pPr>
             <w:r>
               <w:rPr>
                 <w:rFonts w:ascii="Arial" w:eastAsia="Arial" w:hAnsi="Arial" w:cs="Arial"/>
+                <w:highlight w:val="green"/>
               </w:rPr>
               <w:t>15</w:t>
             </w:r>
@@ -15794,6 +16022,7 @@
               <w:spacing w:before="20" w:after="20" w:line="276" w:lineRule="auto"/>
               <w:rPr>
                 <w:rFonts w:ascii="Arial" w:hAnsi="Arial" w:cs="Arial"/>
+                <w:highlight w:val="green"/>
               </w:rPr>
             </w:pPr>
             <w:r>
@@ -15801,8 +16030,9 @@
                 <w:rFonts w:ascii="Arial" w:eastAsia="Arial" w:hAnsi="Arial" w:cs="Arial"/>
                 <w:b/>
                 <w:bCs/>
-              </w:rPr>
-              <w:t>Responsable técnico</w:t>
+                <w:highlight w:val="green"/>
+              </w:rPr>
+              <w:t>Custodio técnico</w:t>
             </w:r>
           </w:p>
         </w:tc>
@@ -15828,13 +16058,15 @@
               <w:spacing w:before="20" w:after="20" w:line="276" w:lineRule="auto"/>
               <w:rPr>
                 <w:rFonts w:ascii="Arial" w:hAnsi="Arial" w:cs="Arial"/>
+                <w:highlight w:val="green"/>
               </w:rPr>
             </w:pPr>
             <w:r>
               <w:rPr>
                 <w:rFonts w:ascii="Arial" w:eastAsia="Arial" w:hAnsi="Arial" w:cs="Arial"/>
-              </w:rPr>
-              <w:t>Nombre y unidad de organización en INSI.</w:t>
+                <w:highlight w:val="green"/>
+              </w:rPr>
+              <w:t>Unidad de organización de la INSI a cargo del diseño técnico, la construcción o adquisición, el despliegue y la operación del SBIA, y responsable designado.</w:t>
             </w:r>
           </w:p>
         </w:tc>
@@ -16341,7 +16573,7 @@
     </w:p>
     <w:tbl>
       <w:tblPr>
-        <w:tblW w:w="8788" w:type="dxa"/>
+        <w:tblW w:w="5000" w:type="pct"/>
         <w:tblBorders>
           <w:top w:val="single" w:sz="4" w:space="0" w:color="auto"/>
           <w:left w:val="single" w:sz="4" w:space="0" w:color="auto"/>
@@ -16357,11 +16589,10 @@
         <w:tblLook w:val="04A0" w:firstRow="1" w:lastRow="0" w:firstColumn="1" w:lastColumn="0" w:noHBand="0" w:noVBand="1"/>
       </w:tblPr>
       <w:tblGrid>
-        <w:gridCol w:w="1757"/>
-        <w:gridCol w:w="1757"/>
-        <w:gridCol w:w="1758"/>
-        <w:gridCol w:w="1758"/>
-        <w:gridCol w:w="1758"/>
+        <w:gridCol w:w="2229"/>
+        <w:gridCol w:w="2229"/>
+        <w:gridCol w:w="2230"/>
+        <w:gridCol w:w="2230"/>
       </w:tblGrid>
       <w:tr>
         <w:trPr>
@@ -16369,7 +16600,7 @@
         </w:trPr>
         <w:tc>
           <w:tcPr>
-            <w:tcW w:w="1757" w:type="dxa"/>
+            <w:tcW w:w="1250" w:type="pct"/>
             <w:tcBorders>
               <w:top w:val="single" w:sz="4" w:space="0" w:color="000000"/>
               <w:left w:val="single" w:sz="4" w:space="0" w:color="000000"/>
@@ -16404,7 +16635,7 @@
         </w:tc>
         <w:tc>
           <w:tcPr>
-            <w:tcW w:w="1757" w:type="dxa"/>
+            <w:tcW w:w="1250" w:type="pct"/>
             <w:tcBorders>
               <w:top w:val="single" w:sz="4" w:space="0" w:color="000000"/>
               <w:left w:val="single" w:sz="4" w:space="0" w:color="000000"/>
@@ -16434,13 +16665,22 @@
                 <w:bCs/>
                 <w:highlight w:val="yellow"/>
               </w:rPr>
-              <w:t>Riesgo aceptable — mínimo</w:t>
+              <w:t xml:space="preserve">Riesgo aceptable </w:t>
+            </w:r>
+            <w:r>
+              <w:rPr>
+                <w:rFonts w:ascii="Arial" w:eastAsia="Arial" w:hAnsi="Arial" w:cs="Arial"/>
+                <w:b/>
+                <w:bCs/>
+                <w:highlight w:val="yellow"/>
+              </w:rPr>
+              <w:t>(Art. 22.2)</w:t>
             </w:r>
           </w:p>
         </w:tc>
         <w:tc>
           <w:tcPr>
-            <w:tcW w:w="1757" w:type="dxa"/>
+            <w:tcW w:w="1250" w:type="pct"/>
             <w:tcBorders>
               <w:top w:val="single" w:sz="4" w:space="0" w:color="000000"/>
               <w:left w:val="single" w:sz="4" w:space="0" w:color="000000"/>
@@ -16470,13 +16710,13 @@
                 <w:bCs/>
                 <w:highlight w:val="yellow"/>
               </w:rPr>
-              <w:t>Riesgo aceptable — limitado</w:t>
+              <w:t>Riesgo alto (Art. 24)</w:t>
             </w:r>
           </w:p>
         </w:tc>
         <w:tc>
           <w:tcPr>
-            <w:tcW w:w="1757" w:type="dxa"/>
+            <w:tcW w:w="1250" w:type="pct"/>
             <w:tcBorders>
               <w:top w:val="single" w:sz="4" w:space="0" w:color="000000"/>
               <w:left w:val="single" w:sz="4" w:space="0" w:color="000000"/>
@@ -16504,42 +16744,6 @@
                 <w:rFonts w:ascii="Arial" w:eastAsia="Arial" w:hAnsi="Arial" w:cs="Arial"/>
                 <w:b/>
                 <w:bCs/>
-                <w:highlight w:val="yellow"/>
-              </w:rPr>
-              <w:t>Riesgo alto (Art. 24)</w:t>
-            </w:r>
-          </w:p>
-        </w:tc>
-        <w:tc>
-          <w:tcPr>
-            <w:tcW w:w="1757" w:type="dxa"/>
-            <w:tcBorders>
-              <w:top w:val="single" w:sz="4" w:space="0" w:color="000000"/>
-              <w:left w:val="single" w:sz="4" w:space="0" w:color="000000"/>
-              <w:bottom w:val="single" w:sz="4" w:space="0" w:color="000000"/>
-              <w:right w:val="single" w:sz="4" w:space="0" w:color="000000"/>
-            </w:tcBorders>
-            <w:shd w:val="clear" w:color="auto" w:fill="D9E2F3"/>
-            <w:tcMar>
-              <w:top w:w="60" w:type="dxa"/>
-              <w:left w:w="80" w:type="dxa"/>
-              <w:bottom w:w="60" w:type="dxa"/>
-              <w:right w:w="80" w:type="dxa"/>
-            </w:tcMar>
-            <w:vAlign w:val="center"/>
-          </w:tcPr>
-          <w:p>
-            <w:pPr>
-              <w:spacing w:before="20" w:after="20" w:line="276" w:lineRule="auto"/>
-              <w:rPr>
-                <w:rFonts w:ascii="Arial" w:hAnsi="Arial" w:cs="Arial"/>
-              </w:rPr>
-            </w:pPr>
-            <w:r>
-              <w:rPr>
-                <w:rFonts w:ascii="Arial" w:eastAsia="Arial" w:hAnsi="Arial" w:cs="Arial"/>
-                <w:b/>
-                <w:bCs/>
                 <w:highlight w:val="cyan"/>
               </w:rPr>
               <w:t>Uso indebido (Art. 23)</w:t>
@@ -16550,7 +16754,7 @@
       <w:tr>
         <w:tc>
           <w:tcPr>
-            <w:tcW w:w="1757" w:type="dxa"/>
+            <w:tcW w:w="1250" w:type="pct"/>
             <w:tcBorders>
               <w:top w:val="single" w:sz="4" w:space="0" w:color="000000"/>
               <w:left w:val="single" w:sz="4" w:space="0" w:color="000000"/>
@@ -16584,7 +16788,7 @@
         </w:tc>
         <w:tc>
           <w:tcPr>
-            <w:tcW w:w="1757" w:type="dxa"/>
+            <w:tcW w:w="1250" w:type="pct"/>
             <w:tcBorders>
               <w:top w:val="single" w:sz="4" w:space="0" w:color="000000"/>
               <w:left w:val="single" w:sz="4" w:space="0" w:color="000000"/>
@@ -16610,13 +16814,13 @@
               <w:rPr>
                 <w:rFonts w:ascii="Arial" w:eastAsia="Arial" w:hAnsi="Arial" w:cs="Arial"/>
               </w:rPr>
-              <w:t>Sin impacto directo</w:t>
+              <w:t>Sin impacto directo o impacto meramente informativo</w:t>
             </w:r>
           </w:p>
         </w:tc>
         <w:tc>
           <w:tcPr>
-            <w:tcW w:w="1757" w:type="dxa"/>
+            <w:tcW w:w="1250" w:type="pct"/>
             <w:tcBorders>
               <w:top w:val="single" w:sz="4" w:space="0" w:color="000000"/>
               <w:left w:val="single" w:sz="4" w:space="0" w:color="000000"/>
@@ -16642,13 +16846,13 @@
               <w:rPr>
                 <w:rFonts w:ascii="Arial" w:eastAsia="Arial" w:hAnsi="Arial" w:cs="Arial"/>
               </w:rPr>
-              <w:t>Impacto informativo</w:t>
+              <w:t>Impacto significativo</w:t>
             </w:r>
           </w:p>
         </w:tc>
         <w:tc>
           <w:tcPr>
-            <w:tcW w:w="1757" w:type="dxa"/>
+            <w:tcW w:w="1250" w:type="pct"/>
             <w:tcBorders>
               <w:top w:val="single" w:sz="4" w:space="0" w:color="000000"/>
               <w:left w:val="single" w:sz="4" w:space="0" w:color="000000"/>
@@ -16674,13 +16878,15 @@
               <w:rPr>
                 <w:rFonts w:ascii="Arial" w:eastAsia="Arial" w:hAnsi="Arial" w:cs="Arial"/>
               </w:rPr>
-              <w:t>Impacto significativo</w:t>
+              <w:t>Vulneración grave de derechos fundamentales</w:t>
             </w:r>
           </w:p>
         </w:tc>
+      </w:tr>
+      <w:tr>
         <w:tc>
           <w:tcPr>
-            <w:tcW w:w="1757" w:type="dxa"/>
+            <w:tcW w:w="1250" w:type="pct"/>
             <w:tcBorders>
               <w:top w:val="single" w:sz="4" w:space="0" w:color="000000"/>
               <w:left w:val="single" w:sz="4" w:space="0" w:color="000000"/>
@@ -16705,16 +16911,16 @@
             <w:r>
               <w:rPr>
                 <w:rFonts w:ascii="Arial" w:eastAsia="Arial" w:hAnsi="Arial" w:cs="Arial"/>
-              </w:rPr>
-              <w:t>Vulneración grave de derechos fundamentales</w:t>
+                <w:b/>
+                <w:bCs/>
+              </w:rPr>
+              <w:t>Autonomía</w:t>
             </w:r>
           </w:p>
         </w:tc>
-      </w:tr>
-      <w:tr>
         <w:tc>
           <w:tcPr>
-            <w:tcW w:w="1757" w:type="dxa"/>
+            <w:tcW w:w="1250" w:type="pct"/>
             <w:tcBorders>
               <w:top w:val="single" w:sz="4" w:space="0" w:color="000000"/>
               <w:left w:val="single" w:sz="4" w:space="0" w:color="000000"/>
@@ -16739,16 +16945,14 @@
             <w:r>
               <w:rPr>
                 <w:rFonts w:ascii="Arial" w:eastAsia="Arial" w:hAnsi="Arial" w:cs="Arial"/>
-                <w:b/>
-                <w:bCs/>
-              </w:rPr>
-              <w:t>Autonomía</w:t>
+              </w:rPr>
+              <w:t>Asistencia al funcionario o interacción directa con el administrado, sin influencia en la decisión</w:t>
             </w:r>
           </w:p>
         </w:tc>
         <w:tc>
           <w:tcPr>
-            <w:tcW w:w="1757" w:type="dxa"/>
+            <w:tcW w:w="1250" w:type="pct"/>
             <w:tcBorders>
               <w:top w:val="single" w:sz="4" w:space="0" w:color="000000"/>
               <w:left w:val="single" w:sz="4" w:space="0" w:color="000000"/>
@@ -16774,13 +16978,13 @@
               <w:rPr>
                 <w:rFonts w:ascii="Arial" w:eastAsia="Arial" w:hAnsi="Arial" w:cs="Arial"/>
               </w:rPr>
-              <w:t>Solo asistencia</w:t>
+              <w:t>Influencia en decisiones</w:t>
             </w:r>
           </w:p>
         </w:tc>
         <w:tc>
           <w:tcPr>
-            <w:tcW w:w="1757" w:type="dxa"/>
+            <w:tcW w:w="1250" w:type="pct"/>
             <w:tcBorders>
               <w:top w:val="single" w:sz="4" w:space="0" w:color="000000"/>
               <w:left w:val="single" w:sz="4" w:space="0" w:color="000000"/>
@@ -16806,13 +17010,15 @@
               <w:rPr>
                 <w:rFonts w:ascii="Arial" w:eastAsia="Arial" w:hAnsi="Arial" w:cs="Arial"/>
               </w:rPr>
-              <w:t>Interacción directa</w:t>
+              <w:t>Decisión autónoma sin supervisión</w:t>
             </w:r>
           </w:p>
         </w:tc>
+      </w:tr>
+      <w:tr>
         <w:tc>
           <w:tcPr>
-            <w:tcW w:w="1757" w:type="dxa"/>
+            <w:tcW w:w="1250" w:type="pct"/>
             <w:tcBorders>
               <w:top w:val="single" w:sz="4" w:space="0" w:color="000000"/>
               <w:left w:val="single" w:sz="4" w:space="0" w:color="000000"/>
@@ -16837,14 +17043,16 @@
             <w:r>
               <w:rPr>
                 <w:rFonts w:ascii="Arial" w:eastAsia="Arial" w:hAnsi="Arial" w:cs="Arial"/>
-              </w:rPr>
-              <w:t>Influencia en decisiones</w:t>
+                <w:b/>
+                <w:bCs/>
+              </w:rPr>
+              <w:t>Datos</w:t>
             </w:r>
           </w:p>
         </w:tc>
         <w:tc>
           <w:tcPr>
-            <w:tcW w:w="1757" w:type="dxa"/>
+            <w:tcW w:w="1250" w:type="pct"/>
             <w:tcBorders>
               <w:top w:val="single" w:sz="4" w:space="0" w:color="000000"/>
               <w:left w:val="single" w:sz="4" w:space="0" w:color="000000"/>
@@ -16870,15 +17078,13 @@
               <w:rPr>
                 <w:rFonts w:ascii="Arial" w:eastAsia="Arial" w:hAnsi="Arial" w:cs="Arial"/>
               </w:rPr>
-              <w:t>Decisión autónoma sin supervisión</w:t>
+              <w:t>Públicos, no sensibles o generales de interacción</w:t>
             </w:r>
           </w:p>
         </w:tc>
-      </w:tr>
-      <w:tr>
         <w:tc>
           <w:tcPr>
-            <w:tcW w:w="1757" w:type="dxa"/>
+            <w:tcW w:w="1250" w:type="pct"/>
             <w:tcBorders>
               <w:top w:val="single" w:sz="4" w:space="0" w:color="000000"/>
               <w:left w:val="single" w:sz="4" w:space="0" w:color="000000"/>
@@ -16903,16 +17109,14 @@
             <w:r>
               <w:rPr>
                 <w:rFonts w:ascii="Arial" w:eastAsia="Arial" w:hAnsi="Arial" w:cs="Arial"/>
-                <w:b/>
-                <w:bCs/>
-              </w:rPr>
-              <w:t>Datos</w:t>
+              </w:rPr>
+              <w:t>Personales, reserva tributaria</w:t>
             </w:r>
           </w:p>
         </w:tc>
         <w:tc>
           <w:tcPr>
-            <w:tcW w:w="1757" w:type="dxa"/>
+            <w:tcW w:w="1250" w:type="pct"/>
             <w:tcBorders>
               <w:top w:val="single" w:sz="4" w:space="0" w:color="000000"/>
               <w:left w:val="single" w:sz="4" w:space="0" w:color="000000"/>
@@ -16938,13 +17142,15 @@
               <w:rPr>
                 <w:rFonts w:ascii="Arial" w:eastAsia="Arial" w:hAnsi="Arial" w:cs="Arial"/>
               </w:rPr>
-              <w:t>Públicos / no sensibles</w:t>
+              <w:t>Biométricos para inferir condiciones protegidas</w:t>
             </w:r>
           </w:p>
         </w:tc>
+      </w:tr>
+      <w:tr>
         <w:tc>
           <w:tcPr>
-            <w:tcW w:w="1757" w:type="dxa"/>
+            <w:tcW w:w="1250" w:type="pct"/>
             <w:tcBorders>
               <w:top w:val="single" w:sz="4" w:space="0" w:color="000000"/>
               <w:left w:val="single" w:sz="4" w:space="0" w:color="000000"/>
@@ -16969,14 +17175,16 @@
             <w:r>
               <w:rPr>
                 <w:rFonts w:ascii="Arial" w:eastAsia="Arial" w:hAnsi="Arial" w:cs="Arial"/>
-              </w:rPr>
-              <w:t>Generales de interacción</w:t>
+                <w:b/>
+                <w:bCs/>
+              </w:rPr>
+              <w:t>Reversibilidad</w:t>
             </w:r>
           </w:p>
         </w:tc>
         <w:tc>
           <w:tcPr>
-            <w:tcW w:w="1757" w:type="dxa"/>
+            <w:tcW w:w="1250" w:type="pct"/>
             <w:tcBorders>
               <w:top w:val="single" w:sz="4" w:space="0" w:color="000000"/>
               <w:left w:val="single" w:sz="4" w:space="0" w:color="000000"/>
@@ -17002,13 +17210,13 @@
               <w:rPr>
                 <w:rFonts w:ascii="Arial" w:eastAsia="Arial" w:hAnsi="Arial" w:cs="Arial"/>
               </w:rPr>
-              <w:t>Personales, reserva tributaria</w:t>
+              <w:t>Reversible</w:t>
             </w:r>
           </w:p>
         </w:tc>
         <w:tc>
           <w:tcPr>
-            <w:tcW w:w="1757" w:type="dxa"/>
+            <w:tcW w:w="1250" w:type="pct"/>
             <w:tcBorders>
               <w:top w:val="single" w:sz="4" w:space="0" w:color="000000"/>
               <w:left w:val="single" w:sz="4" w:space="0" w:color="000000"/>
@@ -17034,15 +17242,13 @@
               <w:rPr>
                 <w:rFonts w:ascii="Arial" w:eastAsia="Arial" w:hAnsi="Arial" w:cs="Arial"/>
               </w:rPr>
-              <w:t>Biométricos para inferir condiciones protegidas</w:t>
+              <w:t>Difícilmente reversible</w:t>
             </w:r>
           </w:p>
         </w:tc>
-      </w:tr>
-      <w:tr>
         <w:tc>
           <w:tcPr>
-            <w:tcW w:w="1757" w:type="dxa"/>
+            <w:tcW w:w="1250" w:type="pct"/>
             <w:tcBorders>
               <w:top w:val="single" w:sz="4" w:space="0" w:color="000000"/>
               <w:left w:val="single" w:sz="4" w:space="0" w:color="000000"/>
@@ -17067,16 +17273,16 @@
             <w:r>
               <w:rPr>
                 <w:rFonts w:ascii="Arial" w:eastAsia="Arial" w:hAnsi="Arial" w:cs="Arial"/>
-                <w:b/>
-                <w:bCs/>
-              </w:rPr>
-              <w:t>Reversibilidad</w:t>
+              </w:rPr>
+              <w:t>Irreversible o daño grave</w:t>
             </w:r>
           </w:p>
         </w:tc>
+      </w:tr>
+      <w:tr>
         <w:tc>
           <w:tcPr>
-            <w:tcW w:w="1757" w:type="dxa"/>
+            <w:tcW w:w="1250" w:type="pct"/>
             <w:tcBorders>
               <w:top w:val="single" w:sz="4" w:space="0" w:color="000000"/>
               <w:left w:val="single" w:sz="4" w:space="0" w:color="000000"/>
@@ -17101,14 +17307,16 @@
             <w:r>
               <w:rPr>
                 <w:rFonts w:ascii="Arial" w:eastAsia="Arial" w:hAnsi="Arial" w:cs="Arial"/>
-              </w:rPr>
-              <w:t>Totalmente reversible</w:t>
+                <w:b/>
+                <w:bCs/>
+              </w:rPr>
+              <w:t>Escala</w:t>
             </w:r>
           </w:p>
         </w:tc>
         <w:tc>
           <w:tcPr>
-            <w:tcW w:w="1757" w:type="dxa"/>
+            <w:tcW w:w="1250" w:type="pct"/>
             <w:tcBorders>
               <w:top w:val="single" w:sz="4" w:space="0" w:color="000000"/>
               <w:left w:val="single" w:sz="4" w:space="0" w:color="000000"/>
@@ -17134,13 +17342,13 @@
               <w:rPr>
                 <w:rFonts w:ascii="Arial" w:eastAsia="Arial" w:hAnsi="Arial" w:cs="Arial"/>
               </w:rPr>
-              <w:t>Fácilmente reversible</w:t>
+              <w:t>Individual</w:t>
             </w:r>
           </w:p>
         </w:tc>
         <w:tc>
           <w:tcPr>
-            <w:tcW w:w="1757" w:type="dxa"/>
+            <w:tcW w:w="1250" w:type="pct"/>
             <w:tcBorders>
               <w:top w:val="single" w:sz="4" w:space="0" w:color="000000"/>
               <w:left w:val="single" w:sz="4" w:space="0" w:color="000000"/>
@@ -17166,13 +17374,13 @@
               <w:rPr>
                 <w:rFonts w:ascii="Arial" w:eastAsia="Arial" w:hAnsi="Arial" w:cs="Arial"/>
               </w:rPr>
-              <w:t>Difícilmente reversible</w:t>
+              <w:t>Colectivo o masivo</w:t>
             </w:r>
           </w:p>
         </w:tc>
         <w:tc>
           <w:tcPr>
-            <w:tcW w:w="1757" w:type="dxa"/>
+            <w:tcW w:w="1250" w:type="pct"/>
             <w:tcBorders>
               <w:top w:val="single" w:sz="4" w:space="0" w:color="000000"/>
               <w:left w:val="single" w:sz="4" w:space="0" w:color="000000"/>
@@ -17198,170 +17406,6 @@
               <w:rPr>
                 <w:rFonts w:ascii="Arial" w:eastAsia="Arial" w:hAnsi="Arial" w:cs="Arial"/>
               </w:rPr>
-              <w:t>Irreversible o daño grave</w:t>
-            </w:r>
-          </w:p>
-        </w:tc>
-      </w:tr>
-      <w:tr>
-        <w:tc>
-          <w:tcPr>
-            <w:tcW w:w="1757" w:type="dxa"/>
-            <w:tcBorders>
-              <w:top w:val="single" w:sz="4" w:space="0" w:color="000000"/>
-              <w:left w:val="single" w:sz="4" w:space="0" w:color="000000"/>
-              <w:bottom w:val="single" w:sz="4" w:space="0" w:color="000000"/>
-              <w:right w:val="single" w:sz="4" w:space="0" w:color="000000"/>
-            </w:tcBorders>
-            <w:tcMar>
-              <w:top w:w="60" w:type="dxa"/>
-              <w:left w:w="80" w:type="dxa"/>
-              <w:bottom w:w="60" w:type="dxa"/>
-              <w:right w:w="80" w:type="dxa"/>
-            </w:tcMar>
-            <w:vAlign w:val="center"/>
-          </w:tcPr>
-          <w:p>
-            <w:pPr>
-              <w:spacing w:before="20" w:after="20" w:line="276" w:lineRule="auto"/>
-              <w:rPr>
-                <w:rFonts w:ascii="Arial" w:hAnsi="Arial" w:cs="Arial"/>
-              </w:rPr>
-            </w:pPr>
-            <w:r>
-              <w:rPr>
-                <w:rFonts w:ascii="Arial" w:eastAsia="Arial" w:hAnsi="Arial" w:cs="Arial"/>
-                <w:b/>
-                <w:bCs/>
-              </w:rPr>
-              <w:t>Escala</w:t>
-            </w:r>
-          </w:p>
-        </w:tc>
-        <w:tc>
-          <w:tcPr>
-            <w:tcW w:w="1757" w:type="dxa"/>
-            <w:tcBorders>
-              <w:top w:val="single" w:sz="4" w:space="0" w:color="000000"/>
-              <w:left w:val="single" w:sz="4" w:space="0" w:color="000000"/>
-              <w:bottom w:val="single" w:sz="4" w:space="0" w:color="000000"/>
-              <w:right w:val="single" w:sz="4" w:space="0" w:color="000000"/>
-            </w:tcBorders>
-            <w:tcMar>
-              <w:top w:w="60" w:type="dxa"/>
-              <w:left w:w="80" w:type="dxa"/>
-              <w:bottom w:w="60" w:type="dxa"/>
-              <w:right w:w="80" w:type="dxa"/>
-            </w:tcMar>
-            <w:vAlign w:val="center"/>
-          </w:tcPr>
-          <w:p>
-            <w:pPr>
-              <w:spacing w:before="20" w:after="20" w:line="276" w:lineRule="auto"/>
-              <w:rPr>
-                <w:rFonts w:ascii="Arial" w:hAnsi="Arial" w:cs="Arial"/>
-              </w:rPr>
-            </w:pPr>
-            <w:r>
-              <w:rPr>
-                <w:rFonts w:ascii="Arial" w:eastAsia="Arial" w:hAnsi="Arial" w:cs="Arial"/>
-              </w:rPr>
-              <w:t>Individual, bajo volumen</w:t>
-            </w:r>
-          </w:p>
-        </w:tc>
-        <w:tc>
-          <w:tcPr>
-            <w:tcW w:w="1757" w:type="dxa"/>
-            <w:tcBorders>
-              <w:top w:val="single" w:sz="4" w:space="0" w:color="000000"/>
-              <w:left w:val="single" w:sz="4" w:space="0" w:color="000000"/>
-              <w:bottom w:val="single" w:sz="4" w:space="0" w:color="000000"/>
-              <w:right w:val="single" w:sz="4" w:space="0" w:color="000000"/>
-            </w:tcBorders>
-            <w:tcMar>
-              <w:top w:w="60" w:type="dxa"/>
-              <w:left w:w="80" w:type="dxa"/>
-              <w:bottom w:w="60" w:type="dxa"/>
-              <w:right w:w="80" w:type="dxa"/>
-            </w:tcMar>
-            <w:vAlign w:val="center"/>
-          </w:tcPr>
-          <w:p>
-            <w:pPr>
-              <w:spacing w:before="20" w:after="20" w:line="276" w:lineRule="auto"/>
-              <w:rPr>
-                <w:rFonts w:ascii="Arial" w:hAnsi="Arial" w:cs="Arial"/>
-              </w:rPr>
-            </w:pPr>
-            <w:r>
-              <w:rPr>
-                <w:rFonts w:ascii="Arial" w:eastAsia="Arial" w:hAnsi="Arial" w:cs="Arial"/>
-              </w:rPr>
-              <w:t>Individual, volumen medio</w:t>
-            </w:r>
-          </w:p>
-        </w:tc>
-        <w:tc>
-          <w:tcPr>
-            <w:tcW w:w="1757" w:type="dxa"/>
-            <w:tcBorders>
-              <w:top w:val="single" w:sz="4" w:space="0" w:color="000000"/>
-              <w:left w:val="single" w:sz="4" w:space="0" w:color="000000"/>
-              <w:bottom w:val="single" w:sz="4" w:space="0" w:color="000000"/>
-              <w:right w:val="single" w:sz="4" w:space="0" w:color="000000"/>
-            </w:tcBorders>
-            <w:tcMar>
-              <w:top w:w="60" w:type="dxa"/>
-              <w:left w:w="80" w:type="dxa"/>
-              <w:bottom w:w="60" w:type="dxa"/>
-              <w:right w:w="80" w:type="dxa"/>
-            </w:tcMar>
-            <w:vAlign w:val="center"/>
-          </w:tcPr>
-          <w:p>
-            <w:pPr>
-              <w:spacing w:before="20" w:after="20" w:line="276" w:lineRule="auto"/>
-              <w:rPr>
-                <w:rFonts w:ascii="Arial" w:hAnsi="Arial" w:cs="Arial"/>
-              </w:rPr>
-            </w:pPr>
-            <w:r>
-              <w:rPr>
-                <w:rFonts w:ascii="Arial" w:eastAsia="Arial" w:hAnsi="Arial" w:cs="Arial"/>
-              </w:rPr>
-              <w:t>Colectivo o masivo</w:t>
-            </w:r>
-          </w:p>
-        </w:tc>
-        <w:tc>
-          <w:tcPr>
-            <w:tcW w:w="1757" w:type="dxa"/>
-            <w:tcBorders>
-              <w:top w:val="single" w:sz="4" w:space="0" w:color="000000"/>
-              <w:left w:val="single" w:sz="4" w:space="0" w:color="000000"/>
-              <w:bottom w:val="single" w:sz="4" w:space="0" w:color="000000"/>
-              <w:right w:val="single" w:sz="4" w:space="0" w:color="000000"/>
-            </w:tcBorders>
-            <w:tcMar>
-              <w:top w:w="60" w:type="dxa"/>
-              <w:left w:w="80" w:type="dxa"/>
-              <w:bottom w:w="60" w:type="dxa"/>
-              <w:right w:w="80" w:type="dxa"/>
-            </w:tcMar>
-            <w:vAlign w:val="center"/>
-          </w:tcPr>
-          <w:p>
-            <w:pPr>
-              <w:spacing w:before="20" w:after="20" w:line="276" w:lineRule="auto"/>
-              <w:rPr>
-                <w:rFonts w:ascii="Arial" w:hAnsi="Arial" w:cs="Arial"/>
-              </w:rPr>
-            </w:pPr>
-            <w:r>
-              <w:rPr>
-                <w:rFonts w:ascii="Arial" w:eastAsia="Arial" w:hAnsi="Arial" w:cs="Arial"/>
-              </w:rPr>
               <w:t>Poblaciones completas o grupos vulnerables</w:t>
             </w:r>
           </w:p>
@@ -19165,7 +19209,7 @@
         <w:rPr>
           <w:rFonts w:ascii="Arial" w:hAnsi="Arial" w:cs="Arial"/>
         </w:rPr>
-        <w:t xml:space="preserve"> Responsabilidad prevista en el numeral 9.3 del artículo 9 del RLIA.</w:t>
+        <w:t xml:space="preserve"> Numeral 25.4 del artículo 25 del RLIA.</w:t>
       </w:r>
     </w:p>
   </w:footnote>
@@ -19184,7 +19228,7 @@
         <w:rPr>
           <w:rFonts w:ascii="Arial" w:hAnsi="Arial" w:cs="Arial"/>
         </w:rPr>
-        <w:t xml:space="preserve"> Numeral 25.4 del artículo 25 del RLIA.</w:t>
+        <w:t xml:space="preserve"> Numeral 27.1 del artículo 27 del RLIA.</w:t>
       </w:r>
     </w:p>
   </w:footnote>
@@ -19203,30 +19247,11 @@
         <w:rPr>
           <w:rFonts w:ascii="Arial" w:hAnsi="Arial" w:cs="Arial"/>
         </w:rPr>
-        <w:t xml:space="preserve"> Numeral 27.1 del artículo 27 del RLIA.</w:t>
+        <w:t xml:space="preserve"> Numeral 28.9 del artículo 28 del RLIA.</w:t>
       </w:r>
     </w:p>
   </w:footnote>
   <w:footnote w:id="15">
-    <w:p>
-      <w:pPr>
-        <w:pStyle w:val="Textonotapie"/>
-      </w:pPr>
-      <w:r>
-        <w:rPr>
-          <w:rStyle w:val="Refdenotaalpie"/>
-        </w:rPr>
-        <w:footnoteRef/>
-      </w:r>
-      <w:r>
-        <w:rPr>
-          <w:rFonts w:ascii="Arial" w:hAnsi="Arial" w:cs="Arial"/>
-        </w:rPr>
-        <w:t xml:space="preserve"> Numeral 28.9 del artículo 28 del RLIA.</w:t>
-      </w:r>
-    </w:p>
-  </w:footnote>
-  <w:footnote w:id="16">
     <w:p>
       <w:pPr>
         <w:pStyle w:val="Textonotapie"/>
@@ -20060,6 +20085,119 @@
     </w:lvl>
   </w:abstractNum>
   <w:abstractNum w:abstractNumId="6" w15:restartNumberingAfterBreak="0">
+    <w:nsid w:val="16043A28"/>
+    <w:multiLevelType w:val="hybridMultilevel"/>
+    <w:tmpl w:val="BF98B002"/>
+    <w:lvl w:ilvl="0" w:tplc="280A0001">
+      <w:start w:val="1"/>
+      <w:numFmt w:val="bullet"/>
+      <w:lvlText w:val=""/>
+      <w:lvlJc w:val="left"/>
+      <w:pPr>
+        <w:ind w:left="1996" w:hanging="360"/>
+      </w:pPr>
+      <w:rPr>
+        <w:rFonts w:ascii="Symbol" w:hAnsi="Symbol" w:hint="default"/>
+      </w:rPr>
+    </w:lvl>
+    <w:lvl w:ilvl="1" w:tplc="280A0003" w:tentative="1">
+      <w:start w:val="1"/>
+      <w:numFmt w:val="bullet"/>
+      <w:lvlText w:val="o"/>
+      <w:lvlJc w:val="left"/>
+      <w:pPr>
+        <w:ind w:left="2716" w:hanging="360"/>
+      </w:pPr>
+      <w:rPr>
+        <w:rFonts w:ascii="Courier New" w:hAnsi="Courier New" w:cs="Courier New" w:hint="default"/>
+      </w:rPr>
+    </w:lvl>
+    <w:lvl w:ilvl="2" w:tplc="280A0005" w:tentative="1">
+      <w:start w:val="1"/>
+      <w:numFmt w:val="bullet"/>
+      <w:lvlText w:val=""/>
+      <w:lvlJc w:val="left"/>
+      <w:pPr>
+        <w:ind w:left="3436" w:hanging="360"/>
+      </w:pPr>
+      <w:rPr>
+        <w:rFonts w:ascii="Wingdings" w:hAnsi="Wingdings" w:hint="default"/>
+      </w:rPr>
+    </w:lvl>
+    <w:lvl w:ilvl="3" w:tplc="280A0001" w:tentative="1">
+      <w:start w:val="1"/>
+      <w:numFmt w:val="bullet"/>
+      <w:lvlText w:val=""/>
+      <w:lvlJc w:val="left"/>
+      <w:pPr>
+        <w:ind w:left="4156" w:hanging="360"/>
+      </w:pPr>
+      <w:rPr>
+        <w:rFonts w:ascii="Symbol" w:hAnsi="Symbol" w:hint="default"/>
+      </w:rPr>
+    </w:lvl>
+    <w:lvl w:ilvl="4" w:tplc="280A0003" w:tentative="1">
+      <w:start w:val="1"/>
+      <w:numFmt w:val="bullet"/>
+      <w:lvlText w:val="o"/>
+      <w:lvlJc w:val="left"/>
+      <w:pPr>
+        <w:ind w:left="4876" w:hanging="360"/>
+      </w:pPr>
+      <w:rPr>
+        <w:rFonts w:ascii="Courier New" w:hAnsi="Courier New" w:cs="Courier New" w:hint="default"/>
+      </w:rPr>
+    </w:lvl>
+    <w:lvl w:ilvl="5" w:tplc="280A0005" w:tentative="1">
+      <w:start w:val="1"/>
+      <w:numFmt w:val="bullet"/>
+      <w:lvlText w:val=""/>
+      <w:lvlJc w:val="left"/>
+      <w:pPr>
+        <w:ind w:left="5596" w:hanging="360"/>
+      </w:pPr>
+      <w:rPr>
+        <w:rFonts w:ascii="Wingdings" w:hAnsi="Wingdings" w:hint="default"/>
+      </w:rPr>
+    </w:lvl>
+    <w:lvl w:ilvl="6" w:tplc="280A0001" w:tentative="1">
+      <w:start w:val="1"/>
+      <w:numFmt w:val="bullet"/>
+      <w:lvlText w:val=""/>
+      <w:lvlJc w:val="left"/>
+      <w:pPr>
+        <w:ind w:left="6316" w:hanging="360"/>
+      </w:pPr>
+      <w:rPr>
+        <w:rFonts w:ascii="Symbol" w:hAnsi="Symbol" w:hint="default"/>
+      </w:rPr>
+    </w:lvl>
+    <w:lvl w:ilvl="7" w:tplc="280A0003" w:tentative="1">
+      <w:start w:val="1"/>
+      <w:numFmt w:val="bullet"/>
+      <w:lvlText w:val="o"/>
+      <w:lvlJc w:val="left"/>
+      <w:pPr>
+        <w:ind w:left="7036" w:hanging="360"/>
+      </w:pPr>
+      <w:rPr>
+        <w:rFonts w:ascii="Courier New" w:hAnsi="Courier New" w:cs="Courier New" w:hint="default"/>
+      </w:rPr>
+    </w:lvl>
+    <w:lvl w:ilvl="8" w:tplc="280A0005" w:tentative="1">
+      <w:start w:val="1"/>
+      <w:numFmt w:val="bullet"/>
+      <w:lvlText w:val=""/>
+      <w:lvlJc w:val="left"/>
+      <w:pPr>
+        <w:ind w:left="7756" w:hanging="360"/>
+      </w:pPr>
+      <w:rPr>
+        <w:rFonts w:ascii="Wingdings" w:hAnsi="Wingdings" w:hint="default"/>
+      </w:rPr>
+    </w:lvl>
+  </w:abstractNum>
+  <w:abstractNum w:abstractNumId="7" w15:restartNumberingAfterBreak="0">
     <w:nsid w:val="21086EC9"/>
     <w:multiLevelType w:val="hybridMultilevel"/>
     <w:tmpl w:val="E3386E46"/>
@@ -20145,7 +20283,7 @@
       </w:pPr>
     </w:lvl>
   </w:abstractNum>
-  <w:abstractNum w:abstractNumId="7" w15:restartNumberingAfterBreak="0">
+  <w:abstractNum w:abstractNumId="8" w15:restartNumberingAfterBreak="0">
     <w:nsid w:val="21C826D7"/>
     <w:multiLevelType w:val="hybridMultilevel"/>
     <w:tmpl w:val="031E17F2"/>
@@ -20258,7 +20396,7 @@
       </w:rPr>
     </w:lvl>
   </w:abstractNum>
-  <w:abstractNum w:abstractNumId="8" w15:restartNumberingAfterBreak="0">
+  <w:abstractNum w:abstractNumId="9" w15:restartNumberingAfterBreak="0">
     <w:nsid w:val="25B376A4"/>
     <w:multiLevelType w:val="hybridMultilevel"/>
     <w:tmpl w:val="721AAEA0"/>
@@ -20344,7 +20482,7 @@
       </w:pPr>
     </w:lvl>
   </w:abstractNum>
-  <w:abstractNum w:abstractNumId="9" w15:restartNumberingAfterBreak="0">
+  <w:abstractNum w:abstractNumId="10" w15:restartNumberingAfterBreak="0">
     <w:nsid w:val="26537F64"/>
     <w:multiLevelType w:val="hybridMultilevel"/>
     <w:tmpl w:val="432EC13A"/>
@@ -20434,7 +20572,7 @@
       </w:pPr>
     </w:lvl>
   </w:abstractNum>
-  <w:abstractNum w:abstractNumId="10" w15:restartNumberingAfterBreak="0">
+  <w:abstractNum w:abstractNumId="11" w15:restartNumberingAfterBreak="0">
     <w:nsid w:val="26AB2826"/>
     <w:multiLevelType w:val="hybridMultilevel"/>
     <w:tmpl w:val="46300FCC"/>
@@ -20523,7 +20661,7 @@
       </w:pPr>
     </w:lvl>
   </w:abstractNum>
-  <w:abstractNum w:abstractNumId="11" w15:restartNumberingAfterBreak="0">
+  <w:abstractNum w:abstractNumId="12" w15:restartNumberingAfterBreak="0">
     <w:nsid w:val="306438F9"/>
     <w:multiLevelType w:val="hybridMultilevel"/>
     <w:tmpl w:val="BFF26102"/>
@@ -20609,7 +20747,7 @@
       </w:pPr>
     </w:lvl>
   </w:abstractNum>
-  <w:abstractNum w:abstractNumId="12" w15:restartNumberingAfterBreak="0">
+  <w:abstractNum w:abstractNumId="13" w15:restartNumberingAfterBreak="0">
     <w:nsid w:val="318F7021"/>
     <w:multiLevelType w:val="hybridMultilevel"/>
     <w:tmpl w:val="C0D421CE"/>
@@ -20695,7 +20833,7 @@
       </w:pPr>
     </w:lvl>
   </w:abstractNum>
-  <w:abstractNum w:abstractNumId="13" w15:restartNumberingAfterBreak="0">
+  <w:abstractNum w:abstractNumId="14" w15:restartNumberingAfterBreak="0">
     <w:nsid w:val="3EA73AEA"/>
     <w:multiLevelType w:val="multilevel"/>
     <w:tmpl w:val="C6F2D288"/>
@@ -20808,7 +20946,7 @@
       </w:rPr>
     </w:lvl>
   </w:abstractNum>
-  <w:abstractNum w:abstractNumId="14" w15:restartNumberingAfterBreak="0">
+  <w:abstractNum w:abstractNumId="15" w15:restartNumberingAfterBreak="0">
     <w:nsid w:val="3FD80BD6"/>
     <w:multiLevelType w:val="hybridMultilevel"/>
     <w:tmpl w:val="564CF5A6"/>
@@ -20897,7 +21035,7 @@
       </w:pPr>
     </w:lvl>
   </w:abstractNum>
-  <w:abstractNum w:abstractNumId="15" w15:restartNumberingAfterBreak="0">
+  <w:abstractNum w:abstractNumId="16" w15:restartNumberingAfterBreak="0">
     <w:nsid w:val="3FDD5197"/>
     <w:multiLevelType w:val="hybridMultilevel"/>
     <w:tmpl w:val="C616E364"/>
@@ -21010,7 +21148,7 @@
       </w:rPr>
     </w:lvl>
   </w:abstractNum>
-  <w:abstractNum w:abstractNumId="16" w15:restartNumberingAfterBreak="0">
+  <w:abstractNum w:abstractNumId="17" w15:restartNumberingAfterBreak="0">
     <w:nsid w:val="408E55E4"/>
     <w:multiLevelType w:val="hybridMultilevel"/>
     <w:tmpl w:val="92A8D8CA"/>
@@ -21096,7 +21234,7 @@
       </w:pPr>
     </w:lvl>
   </w:abstractNum>
-  <w:abstractNum w:abstractNumId="17" w15:restartNumberingAfterBreak="0">
+  <w:abstractNum w:abstractNumId="18" w15:restartNumberingAfterBreak="0">
     <w:nsid w:val="43BD5B3E"/>
     <w:multiLevelType w:val="hybridMultilevel"/>
     <w:tmpl w:val="39143236"/>
@@ -21182,7 +21320,7 @@
       </w:pPr>
     </w:lvl>
   </w:abstractNum>
-  <w:abstractNum w:abstractNumId="18" w15:restartNumberingAfterBreak="0">
+  <w:abstractNum w:abstractNumId="19" w15:restartNumberingAfterBreak="0">
     <w:nsid w:val="4B2F08FB"/>
     <w:multiLevelType w:val="hybridMultilevel"/>
     <w:tmpl w:val="39143236"/>
@@ -21268,7 +21406,7 @@
       </w:pPr>
     </w:lvl>
   </w:abstractNum>
-  <w:abstractNum w:abstractNumId="19" w15:restartNumberingAfterBreak="0">
+  <w:abstractNum w:abstractNumId="20" w15:restartNumberingAfterBreak="0">
     <w:nsid w:val="4F2B7D15"/>
     <w:multiLevelType w:val="hybridMultilevel"/>
     <w:tmpl w:val="CA2A221A"/>
@@ -21354,7 +21492,7 @@
       </w:pPr>
     </w:lvl>
   </w:abstractNum>
-  <w:abstractNum w:abstractNumId="20" w15:restartNumberingAfterBreak="0">
+  <w:abstractNum w:abstractNumId="21" w15:restartNumberingAfterBreak="0">
     <w:nsid w:val="59D0517D"/>
     <w:multiLevelType w:val="hybridMultilevel"/>
     <w:tmpl w:val="BE487E52"/>
@@ -21440,7 +21578,7 @@
       </w:pPr>
     </w:lvl>
   </w:abstractNum>
-  <w:abstractNum w:abstractNumId="21" w15:restartNumberingAfterBreak="0">
+  <w:abstractNum w:abstractNumId="22" w15:restartNumberingAfterBreak="0">
     <w:nsid w:val="5DB76E19"/>
     <w:multiLevelType w:val="hybridMultilevel"/>
     <w:tmpl w:val="EF52A196"/>
@@ -21553,7 +21691,7 @@
       </w:rPr>
     </w:lvl>
   </w:abstractNum>
-  <w:abstractNum w:abstractNumId="22" w15:restartNumberingAfterBreak="0">
+  <w:abstractNum w:abstractNumId="23" w15:restartNumberingAfterBreak="0">
     <w:nsid w:val="61FD7A2B"/>
     <w:multiLevelType w:val="hybridMultilevel"/>
     <w:tmpl w:val="15F6DC90"/>
@@ -21639,7 +21777,7 @@
       </w:pPr>
     </w:lvl>
   </w:abstractNum>
-  <w:abstractNum w:abstractNumId="23" w15:restartNumberingAfterBreak="0">
+  <w:abstractNum w:abstractNumId="24" w15:restartNumberingAfterBreak="0">
     <w:nsid w:val="647B13F7"/>
     <w:multiLevelType w:val="multilevel"/>
     <w:tmpl w:val="E2D825EC"/>
@@ -21753,7 +21891,7 @@
       </w:rPr>
     </w:lvl>
   </w:abstractNum>
-  <w:abstractNum w:abstractNumId="24" w15:restartNumberingAfterBreak="0">
+  <w:abstractNum w:abstractNumId="25" w15:restartNumberingAfterBreak="0">
     <w:nsid w:val="65D30CFE"/>
     <w:multiLevelType w:val="hybridMultilevel"/>
     <w:tmpl w:val="660AEFD2"/>
@@ -21842,7 +21980,7 @@
       </w:pPr>
     </w:lvl>
   </w:abstractNum>
-  <w:abstractNum w:abstractNumId="25" w15:restartNumberingAfterBreak="0">
+  <w:abstractNum w:abstractNumId="26" w15:restartNumberingAfterBreak="0">
     <w:nsid w:val="669E07F8"/>
     <w:multiLevelType w:val="hybridMultilevel"/>
     <w:tmpl w:val="EAFEA70A"/>
@@ -21928,7 +22066,7 @@
       </w:pPr>
     </w:lvl>
   </w:abstractNum>
-  <w:abstractNum w:abstractNumId="26" w15:restartNumberingAfterBreak="0">
+  <w:abstractNum w:abstractNumId="27" w15:restartNumberingAfterBreak="0">
     <w:nsid w:val="6750294A"/>
     <w:multiLevelType w:val="hybridMultilevel"/>
     <w:tmpl w:val="76064DB4"/>
@@ -22041,7 +22179,7 @@
       </w:rPr>
     </w:lvl>
   </w:abstractNum>
-  <w:abstractNum w:abstractNumId="27" w15:restartNumberingAfterBreak="0">
+  <w:abstractNum w:abstractNumId="28" w15:restartNumberingAfterBreak="0">
     <w:nsid w:val="676E37BD"/>
     <w:multiLevelType w:val="hybridMultilevel"/>
     <w:tmpl w:val="EB940EB0"/>
@@ -22134,7 +22272,7 @@
       </w:pPr>
     </w:lvl>
   </w:abstractNum>
-  <w:abstractNum w:abstractNumId="28" w15:restartNumberingAfterBreak="0">
+  <w:abstractNum w:abstractNumId="29" w15:restartNumberingAfterBreak="0">
     <w:nsid w:val="6CE155A7"/>
     <w:multiLevelType w:val="hybridMultilevel"/>
     <w:tmpl w:val="3C9A6024"/>
@@ -22247,7 +22385,7 @@
       </w:rPr>
     </w:lvl>
   </w:abstractNum>
-  <w:abstractNum w:abstractNumId="29" w15:restartNumberingAfterBreak="0">
+  <w:abstractNum w:abstractNumId="30" w15:restartNumberingAfterBreak="0">
     <w:nsid w:val="6CFA73D9"/>
     <w:multiLevelType w:val="hybridMultilevel"/>
     <w:tmpl w:val="5A46AE7E"/>
@@ -22360,7 +22498,7 @@
       </w:rPr>
     </w:lvl>
   </w:abstractNum>
-  <w:abstractNum w:abstractNumId="30" w15:restartNumberingAfterBreak="0">
+  <w:abstractNum w:abstractNumId="31" w15:restartNumberingAfterBreak="0">
     <w:nsid w:val="70D01E5A"/>
     <w:multiLevelType w:val="hybridMultilevel"/>
     <w:tmpl w:val="592ED5D4"/>
@@ -22473,7 +22611,7 @@
       </w:rPr>
     </w:lvl>
   </w:abstractNum>
-  <w:abstractNum w:abstractNumId="31" w15:restartNumberingAfterBreak="0">
+  <w:abstractNum w:abstractNumId="32" w15:restartNumberingAfterBreak="0">
     <w:nsid w:val="7106318E"/>
     <w:multiLevelType w:val="hybridMultilevel"/>
     <w:tmpl w:val="DC206462"/>
@@ -22586,7 +22724,7 @@
       </w:rPr>
     </w:lvl>
   </w:abstractNum>
-  <w:abstractNum w:abstractNumId="32" w15:restartNumberingAfterBreak="0">
+  <w:abstractNum w:abstractNumId="33" w15:restartNumberingAfterBreak="0">
     <w:nsid w:val="726322FD"/>
     <w:multiLevelType w:val="hybridMultilevel"/>
     <w:tmpl w:val="876CAB38"/>
@@ -22675,7 +22813,7 @@
       </w:pPr>
     </w:lvl>
   </w:abstractNum>
-  <w:abstractNum w:abstractNumId="33" w15:restartNumberingAfterBreak="0">
+  <w:abstractNum w:abstractNumId="34" w15:restartNumberingAfterBreak="0">
     <w:nsid w:val="79FD4021"/>
     <w:multiLevelType w:val="hybridMultilevel"/>
     <w:tmpl w:val="96A842E0"/>
@@ -22788,7 +22926,7 @@
       </w:rPr>
     </w:lvl>
   </w:abstractNum>
-  <w:abstractNum w:abstractNumId="34" w15:restartNumberingAfterBreak="0">
+  <w:abstractNum w:abstractNumId="35" w15:restartNumberingAfterBreak="0">
     <w:nsid w:val="7BE25DC7"/>
     <w:multiLevelType w:val="hybridMultilevel"/>
     <w:tmpl w:val="AC48BD02"/>
@@ -22901,7 +23039,7 @@
       </w:rPr>
     </w:lvl>
   </w:abstractNum>
-  <w:abstractNum w:abstractNumId="35" w15:restartNumberingAfterBreak="0">
+  <w:abstractNum w:abstractNumId="36" w15:restartNumberingAfterBreak="0">
     <w:nsid w:val="7EE14D73"/>
     <w:multiLevelType w:val="multilevel"/>
     <w:tmpl w:val="FDC04314"/>
@@ -23024,100 +23162,100 @@
     </w:lvl>
   </w:abstractNum>
   <w:num w:numId="1" w16cid:durableId="1338196560">
-    <w:abstractNumId w:val="23"/>
+    <w:abstractNumId w:val="24"/>
   </w:num>
   <w:num w:numId="2" w16cid:durableId="997340142">
     <w:abstractNumId w:val="4"/>
   </w:num>
   <w:num w:numId="3" w16cid:durableId="818888625">
-    <w:abstractNumId w:val="17"/>
+    <w:abstractNumId w:val="18"/>
   </w:num>
   <w:num w:numId="4" w16cid:durableId="789980796">
-    <w:abstractNumId w:val="18"/>
+    <w:abstractNumId w:val="19"/>
   </w:num>
   <w:num w:numId="5" w16cid:durableId="2135756204">
-    <w:abstractNumId w:val="8"/>
+    <w:abstractNumId w:val="9"/>
   </w:num>
   <w:num w:numId="6" w16cid:durableId="1603613276">
-    <w:abstractNumId w:val="12"/>
+    <w:abstractNumId w:val="13"/>
   </w:num>
   <w:num w:numId="7" w16cid:durableId="1698236715">
-    <w:abstractNumId w:val="33"/>
+    <w:abstractNumId w:val="34"/>
   </w:num>
   <w:num w:numId="8" w16cid:durableId="1567180075">
-    <w:abstractNumId w:val="35"/>
+    <w:abstractNumId w:val="36"/>
   </w:num>
   <w:num w:numId="9" w16cid:durableId="260988981">
+    <w:abstractNumId w:val="28"/>
+  </w:num>
+  <w:num w:numId="10" w16cid:durableId="360321617">
+    <w:abstractNumId w:val="21"/>
+  </w:num>
+  <w:num w:numId="11" w16cid:durableId="11301047">
     <w:abstractNumId w:val="27"/>
   </w:num>
-  <w:num w:numId="10" w16cid:durableId="360321617">
-    <w:abstractNumId w:val="20"/>
-  </w:num>
-  <w:num w:numId="11" w16cid:durableId="11301047">
-    <w:abstractNumId w:val="26"/>
-  </w:num>
   <w:num w:numId="12" w16cid:durableId="104814016">
-    <w:abstractNumId w:val="30"/>
+    <w:abstractNumId w:val="31"/>
   </w:num>
   <w:num w:numId="13" w16cid:durableId="1885175596">
     <w:abstractNumId w:val="0"/>
   </w:num>
   <w:num w:numId="14" w16cid:durableId="167066823">
-    <w:abstractNumId w:val="31"/>
+    <w:abstractNumId w:val="32"/>
   </w:num>
   <w:num w:numId="15" w16cid:durableId="954553902">
-    <w:abstractNumId w:val="28"/>
+    <w:abstractNumId w:val="29"/>
   </w:num>
   <w:num w:numId="16" w16cid:durableId="1324506319">
-    <w:abstractNumId w:val="15"/>
+    <w:abstractNumId w:val="16"/>
   </w:num>
   <w:num w:numId="17" w16cid:durableId="1839225738">
-    <w:abstractNumId w:val="34"/>
+    <w:abstractNumId w:val="35"/>
   </w:num>
   <w:num w:numId="18" w16cid:durableId="267396013">
-    <w:abstractNumId w:val="21"/>
+    <w:abstractNumId w:val="22"/>
   </w:num>
   <w:num w:numId="19" w16cid:durableId="1228301004">
-    <w:abstractNumId w:val="24"/>
+    <w:abstractNumId w:val="25"/>
   </w:num>
   <w:num w:numId="20" w16cid:durableId="554125780">
-    <w:abstractNumId w:val="13"/>
+    <w:abstractNumId w:val="14"/>
   </w:num>
   <w:num w:numId="21" w16cid:durableId="1964574287">
-    <w:abstractNumId w:val="16"/>
+    <w:abstractNumId w:val="17"/>
   </w:num>
   <w:num w:numId="22" w16cid:durableId="1868059492">
-    <w:abstractNumId w:val="25"/>
+    <w:abstractNumId w:val="26"/>
   </w:num>
   <w:num w:numId="23" w16cid:durableId="529534098">
     <w:abstractNumId w:val="3"/>
   </w:num>
   <w:num w:numId="24" w16cid:durableId="1828084485">
-    <w:abstractNumId w:val="14"/>
+    <w:abstractNumId w:val="15"/>
   </w:num>
   <w:num w:numId="25" w16cid:durableId="1934242185">
-    <w:abstractNumId w:val="10"/>
+    <w:abstractNumId w:val="11"/>
   </w:num>
   <w:num w:numId="26" w16cid:durableId="1799032513">
-    <w:abstractNumId w:val="32"/>
+    <w:abstractNumId w:val="33"/>
   </w:num>
   <w:num w:numId="27" w16cid:durableId="98570134">
-    <w:abstractNumId w:val="9"/>
+    <w:abstractNumId w:val="10"/>
   </w:num>
   <w:num w:numId="28" w16cid:durableId="1517381528">
     <w:abstractNumId w:val="5"/>
   </w:num>
   <w:num w:numId="29" w16cid:durableId="823667415">
-    <w:abstractNumId w:val="11"/>
+    <w:abstractNumId w:val="12"/>
   </w:num>
   <w:num w:numId="30" w16cid:durableId="1665426430">
-    <w:abstractNumId w:val="19"/>
+    <w:abstractNumId w:val="20"/>
   </w:num>
   <w:num w:numId="31" w16cid:durableId="724336090">
-    <w:abstractNumId w:val="22"/>
+    <w:abstractNumId w:val="23"/>
   </w:num>
   <w:num w:numId="32" w16cid:durableId="1229151702">
-    <w:abstractNumId w:val="6"/>
+    <w:abstractNumId w:val="7"/>
   </w:num>
   <w:num w:numId="33" w16cid:durableId="1877502275">
     <w:abstractNumId w:val="1"/>
@@ -23126,10 +23264,13 @@
     <w:abstractNumId w:val="2"/>
   </w:num>
   <w:num w:numId="35" w16cid:durableId="996500697">
-    <w:abstractNumId w:val="7"/>
+    <w:abstractNumId w:val="8"/>
   </w:num>
   <w:num w:numId="36" w16cid:durableId="955452418">
-    <w:abstractNumId w:val="29"/>
+    <w:abstractNumId w:val="30"/>
+  </w:num>
+  <w:num w:numId="37" w16cid:durableId="856163588">
+    <w:abstractNumId w:val="6"/>
   </w:num>
   <w:numIdMacAtCleanup w:val="20"/>
 </w:numbering>
@@ -24663,6 +24804,19 @@
       <w:spacing w:after="0" w:line="240" w:lineRule="auto"/>
     </w:pPr>
   </w:style>
+  <w:style w:type="paragraph" w:styleId="NormalWeb">
+    <w:name w:val="Normal (Web)"/>
+    <w:basedOn w:val="Normal"/>
+    <w:uiPriority w:val="99"/>
+    <w:semiHidden/>
+    <w:unhideWhenUsed/>
+    <w:rsid w:val="00E151B6"/>
+    <w:rPr>
+      <w:rFonts w:ascii="Times New Roman" w:hAnsi="Times New Roman" w:cs="Times New Roman"/>
+      <w:sz w:val="24"/>
+      <w:szCs w:val="24"/>
+    </w:rPr>
+  </w:style>
 </w:styles>
 </file>
 

--- a/normativo/DIRECTIVA-GOBIERNO-IA.docx
+++ b/normativo/DIRECTIVA-GOBIERNO-IA.docx
@@ -1680,6 +1680,31 @@
           <w:b w:val="0"/>
           <w:bCs w:val="0"/>
           <w:color w:val="000000"/>
+          <w:highlight w:val="green"/>
+        </w:rPr>
+      </w:pPr>
+      <w:r>
+        <w:rPr>
+          <w:b w:val="0"/>
+          <w:bCs w:val="0"/>
+          <w:color w:val="000000"/>
+          <w:highlight w:val="green"/>
+        </w:rPr>
+        <w:t>OCDE: Organización para la Cooperación y el Desarrollo Económico</w:t>
+      </w:r>
+    </w:p>
+    <w:p>
+      <w:pPr>
+        <w:pStyle w:val="Prrafodelista"/>
+        <w:numPr>
+          <w:ilvl w:val="0"/>
+          <w:numId w:val="18"/>
+        </w:numPr>
+        <w:spacing w:line="276" w:lineRule="auto"/>
+        <w:rPr>
+          <w:b w:val="0"/>
+          <w:bCs w:val="0"/>
+          <w:color w:val="000000"/>
         </w:rPr>
       </w:pPr>
       <w:r>
@@ -2645,16 +2670,18 @@
           <w:b w:val="0"/>
           <w:bCs w:val="0"/>
           <w:color w:val="000000"/>
-        </w:rPr>
-      </w:pPr>
-      <w:r>
-        <w:rPr>
-          <w:b w:val="0"/>
-          <w:bCs w:val="0"/>
-          <w:color w:val="000000"/>
+          <w:highlight w:val="green"/>
+        </w:rPr>
+      </w:pPr>
+      <w:r>
+        <w:rPr>
+          <w:b w:val="0"/>
+          <w:bCs w:val="0"/>
+          <w:color w:val="000000"/>
+          <w:highlight w:val="green"/>
         </w:rPr>
         <w:lastRenderedPageBreak/>
-        <w:t>Decreto Supremo N.° 029-2021-PCM (18/02/2021), que aprueba el Reglamento del Decreto Legislativo N.° 1412, y su modificatoria aprobada por Decreto Supremo N.° 098-2025-PCM.</w:t>
+        <w:t>Decreto Supremo N.° 157-2021-PCM (25/09/2021), que aprueba el Reglamento del Decreto de Urgencia N.° 006-2020; en particular su cuarta disposición complementaria final, conforme a la cual toda mención al Comité de Gobierno Digital se entiende referida al Comité de Gobierno y Transformación Digital.</w:t>
       </w:r>
     </w:p>
     <w:p>
@@ -2678,7 +2705,7 @@
           <w:bCs w:val="0"/>
           <w:color w:val="000000"/>
         </w:rPr>
-        <w:t>Decreto Supremo N.° 133-2013-EF (22/06/2013), que aprueba el Texto Único Ordenado del Código Tributario; en particular el artículo 85 sobre reserva tributaria.</w:t>
+        <w:t>Decreto Supremo N.° 029-2021-PCM (18/02/2021), que aprueba el Reglamento del Decreto Legislativo N.° 1412, y su modificatoria aprobada por Decreto Supremo N.° 098-2025-PCM.</w:t>
       </w:r>
     </w:p>
     <w:p>
@@ -2702,7 +2729,7 @@
           <w:bCs w:val="0"/>
           <w:color w:val="000000"/>
         </w:rPr>
-        <w:t>Decreto Legislativo N.° 1053 (27/06/2008), que aprueba la Ley General de Aduanas, y su Reglamento; en lo relativo a la confidencialidad de la información aduanera.</w:t>
+        <w:t>Decreto Supremo N.° 133-2013-EF (22/06/2013), que aprueba el Texto Único Ordenado del Código Tributario; en particular el artículo 85 sobre reserva tributaria.</w:t>
       </w:r>
     </w:p>
     <w:p>
@@ -2726,7 +2753,7 @@
           <w:bCs w:val="0"/>
           <w:color w:val="000000"/>
         </w:rPr>
-        <w:t>Ley N.° 29733 (03/07/2011), Ley de Protección de Datos Personales, y su Reglamento aprobado por Decreto Supremo N.° 003-2013-JUS (22/03/2013).</w:t>
+        <w:t>Decreto Legislativo N.° 1053 (27/06/2008), que aprueba la Ley General de Aduanas, y su Reglamento; en lo relativo a la confidencialidad de la información aduanera.</w:t>
       </w:r>
     </w:p>
     <w:p>
@@ -2749,17 +2776,8 @@
           <w:b w:val="0"/>
           <w:bCs w:val="0"/>
           <w:color w:val="000000"/>
-          <w:highlight w:val="yellow"/>
-        </w:rPr>
-        <w:t>Resolución Directoral N.° 000013-2025-INACAL/DN (30/06/2025)</w:t>
-      </w:r>
-      <w:r>
-        <w:rPr>
-          <w:b w:val="0"/>
-          <w:bCs w:val="0"/>
-          <w:color w:val="000000"/>
-        </w:rPr>
-        <w:t>, que aprueba la Norma Técnica Peruana NTP-ISO/IEC 42001:2025, Tecnología de la información — Inteligencia artificial — Sistema de gestión.</w:t>
+        </w:rPr>
+        <w:t>Ley N.° 29733 (03/07/2011), Ley de Protección de Datos Personales, y su Reglamento aprobado por Decreto Supremo N.° 003-2013-JUS (22/03/2013).</w:t>
       </w:r>
     </w:p>
     <w:p>
@@ -2784,7 +2802,15 @@
           <w:color w:val="000000"/>
           <w:highlight w:val="yellow"/>
         </w:rPr>
-        <w:t>Norma Técnica Peruana NTP-ISO/IEC 27001 vigente, Sistemas de gestión de seguridad de la información — Requisitos.</w:t>
+        <w:t>Resolución Directoral N.° 000013-2025-INACAL/DN (30/06/2025)</w:t>
+      </w:r>
+      <w:r>
+        <w:rPr>
+          <w:b w:val="0"/>
+          <w:bCs w:val="0"/>
+          <w:color w:val="000000"/>
+        </w:rPr>
+        <w:t>, que aprueba la Norma Técnica Peruana NTP-ISO/IEC 42001:2025, Tecnología de la información — Inteligencia artificial — Sistema de gestión.</w:t>
       </w:r>
     </w:p>
     <w:p>
@@ -2809,15 +2835,7 @@
           <w:color w:val="000000"/>
           <w:highlight w:val="yellow"/>
         </w:rPr>
-        <w:t>Norma Técnica Peruana NTP-ISO/IEC 27002 vigente, Controles de seguridad de la información</w:t>
-      </w:r>
-      <w:r>
-        <w:rPr>
-          <w:b w:val="0"/>
-          <w:bCs w:val="0"/>
-          <w:color w:val="000000"/>
-        </w:rPr>
-        <w:t>.</w:t>
+        <w:t>Norma Técnica Peruana NTP-ISO/IEC 27001 vigente, Sistemas de gestión de seguridad de la información — Requisitos.</w:t>
       </w:r>
     </w:p>
     <w:p>
@@ -2842,7 +2860,15 @@
           <w:color w:val="000000"/>
           <w:highlight w:val="yellow"/>
         </w:rPr>
-        <w:t>Norma Técnica Peruana NTP-ISO/IEC 27005 vigente, Orientación sobre la gestión de los riesgos de seguridad de la información.</w:t>
+        <w:t>Norma Técnica Peruana NTP-ISO/IEC 27002 vigente, Controles de seguridad de la información</w:t>
+      </w:r>
+      <w:r>
+        <w:rPr>
+          <w:b w:val="0"/>
+          <w:bCs w:val="0"/>
+          <w:color w:val="000000"/>
+        </w:rPr>
+        <w:t>.</w:t>
       </w:r>
     </w:p>
     <w:p>
@@ -2867,15 +2893,7 @@
           <w:color w:val="000000"/>
           <w:highlight w:val="yellow"/>
         </w:rPr>
-        <w:t>Norma Técnica Peruana NTP-ISO 31000 vigente, Gestión del riesgo</w:t>
-      </w:r>
-      <w:r>
-        <w:rPr>
-          <w:b w:val="0"/>
-          <w:bCs w:val="0"/>
-          <w:color w:val="000000"/>
-        </w:rPr>
-        <w:t>.</w:t>
+        <w:t>Norma Técnica Peruana NTP-ISO/IEC 27005 vigente, Orientación sobre la gestión de los riesgos de seguridad de la información.</w:t>
       </w:r>
     </w:p>
     <w:p>
@@ -2898,8 +2916,17 @@
           <w:b w:val="0"/>
           <w:bCs w:val="0"/>
           <w:color w:val="000000"/>
-        </w:rPr>
-        <w:t>Decreto Supremo N.° 040-2023-EF (24/03/2023), que aprueba la Sección Primera del Reglamento de Organización y Funciones (ROF) de la SUNAT, y su modificatoria.</w:t>
+          <w:highlight w:val="yellow"/>
+        </w:rPr>
+        <w:t>Norma Técnica Peruana NTP-ISO 31000 vigente, Gestión del riesgo</w:t>
+      </w:r>
+      <w:r>
+        <w:rPr>
+          <w:b w:val="0"/>
+          <w:bCs w:val="0"/>
+          <w:color w:val="000000"/>
+        </w:rPr>
+        <w:t>.</w:t>
       </w:r>
     </w:p>
     <w:p>
@@ -2923,7 +2950,7 @@
           <w:bCs w:val="0"/>
           <w:color w:val="000000"/>
         </w:rPr>
-        <w:t>Resolución de Superintendencia N.° 000081-2023/SUNAT (28/04/2023), que aprueba la Sección Segunda del ROF de la SUNAT, y su modificatoria.</w:t>
+        <w:t>Decreto Supremo N.° 040-2023-EF (24/03/2023), que aprueba la Sección Primera del Reglamento de Organización y Funciones (ROF) de la SUNAT, y su modificatoria.</w:t>
       </w:r>
     </w:p>
     <w:p>
@@ -2947,7 +2974,7 @@
           <w:bCs w:val="0"/>
           <w:color w:val="000000"/>
         </w:rPr>
-        <w:t>Resolución de Superintendencia N.° 084-2019/SUNAT (12/04/2019), que conforma el Comité de Gobierno Digital, hoy Comité de Gobierno y Transformación Digital CGTD de la SUNAT, modificada por las Resoluciones de Superintendencia N.° 142-2019/SUNAT y N.° 000187-2024/SUNAT.</w:t>
+        <w:t>Resolución de Superintendencia N.° 000081-2023/SUNAT (28/04/2023), que aprueba la Sección Segunda del ROF de la SUNAT, y su modificatoria.</w:t>
       </w:r>
     </w:p>
     <w:p>
@@ -2971,7 +2998,7 @@
           <w:bCs w:val="0"/>
           <w:color w:val="000000"/>
         </w:rPr>
-        <w:t>Resolución de Superintendencia N.° 000125-2024/SUNAT, que designa al Oficial de Gobierno de Datos de la SUNAT.</w:t>
+        <w:t>Resolución de Superintendencia N.° 084-2019/SUNAT (12/04/2019), que conforma el Comité de Gobierno Digital, hoy Comité de Gobierno y Transformación Digital CGTD de la SUNAT, modificada por las Resoluciones de Superintendencia N.° 142-2019/SUNAT y N.° 000187-2024/SUNAT.</w:t>
       </w:r>
     </w:p>
     <w:p>
@@ -2987,15 +3014,17 @@
           <w:b w:val="0"/>
           <w:bCs w:val="0"/>
           <w:color w:val="000000"/>
-        </w:rPr>
-      </w:pPr>
-      <w:r>
-        <w:rPr>
-          <w:b w:val="0"/>
-          <w:bCs w:val="0"/>
-          <w:color w:val="000000"/>
-        </w:rPr>
-        <w:t>Resolución de Superintendencia N.° 000114-2025/SUNAT (08/04/2025), que designa al Oficial de Seguridad y Confianza Digital de la SUNAT.</w:t>
+          <w:highlight w:val="green"/>
+        </w:rPr>
+      </w:pPr>
+      <w:r>
+        <w:rPr>
+          <w:b w:val="0"/>
+          <w:bCs w:val="0"/>
+          <w:color w:val="000000"/>
+          <w:highlight w:val="green"/>
+        </w:rPr>
+        <w:t>Resolución Ministerial N.° 119-2018-PCM (10/05/2018), que dispone la creación de un Comité de Gobierno Digital en cada entidad de la Administración Pública y establece sus funciones, modificada por la Resolución Ministerial N.° 087-2019-PCM (22/03/2019).</w:t>
       </w:r>
     </w:p>
     <w:p>
@@ -3018,6 +3047,54 @@
           <w:b w:val="0"/>
           <w:bCs w:val="0"/>
           <w:color w:val="000000"/>
+        </w:rPr>
+        <w:t>Resolución de Superintendencia N.° 000125-2024/SUNAT, que designa al Oficial de Gobierno de Datos de la SUNAT.</w:t>
+      </w:r>
+    </w:p>
+    <w:p>
+      <w:pPr>
+        <w:pStyle w:val="Prrafodelista"/>
+        <w:numPr>
+          <w:ilvl w:val="1"/>
+          <w:numId w:val="20"/>
+        </w:numPr>
+        <w:spacing w:line="276" w:lineRule="auto"/>
+        <w:ind w:left="709" w:hanging="567"/>
+        <w:rPr>
+          <w:b w:val="0"/>
+          <w:bCs w:val="0"/>
+          <w:color w:val="000000"/>
+        </w:rPr>
+      </w:pPr>
+      <w:r>
+        <w:rPr>
+          <w:b w:val="0"/>
+          <w:bCs w:val="0"/>
+          <w:color w:val="000000"/>
+        </w:rPr>
+        <w:t>Resolución de Superintendencia N.° 000114-2025/SUNAT (08/04/2025), que designa al Oficial de Seguridad y Confianza Digital de la SUNAT.</w:t>
+      </w:r>
+    </w:p>
+    <w:p>
+      <w:pPr>
+        <w:pStyle w:val="Prrafodelista"/>
+        <w:numPr>
+          <w:ilvl w:val="1"/>
+          <w:numId w:val="20"/>
+        </w:numPr>
+        <w:spacing w:line="276" w:lineRule="auto"/>
+        <w:ind w:left="709" w:hanging="567"/>
+        <w:rPr>
+          <w:b w:val="0"/>
+          <w:bCs w:val="0"/>
+          <w:color w:val="000000"/>
+        </w:rPr>
+      </w:pPr>
+      <w:r>
+        <w:rPr>
+          <w:b w:val="0"/>
+          <w:bCs w:val="0"/>
+          <w:color w:val="000000"/>
           <w:highlight w:val="yellow"/>
         </w:rPr>
         <w:t>Resolución de Superintendencia Nacional Adjunta de Administración y Finanzas N.° 000197-2022-SUNAT/800000 (27/10/2022), que designa al Oficial de Datos Personales de la SUNAT.</w:t>
@@ -3072,6 +3149,7 @@
           <w:color w:val="000000"/>
           <w:highlight w:val="yellow"/>
         </w:rPr>
+        <w:lastRenderedPageBreak/>
         <w:t>Resolución de Oficina N.° 001-2024-SUNAT/1V0000, que aprueba la Metodología para la formulación, aprobación y control de los Documentos Normativos Institucionales (METDONI) Versión 1.4.</w:t>
       </w:r>
     </w:p>
@@ -3724,16 +3802,7 @@
           <w:color w:val="000000"/>
           <w:highlight w:val="green"/>
         </w:rPr>
-        <w:t>Categorías en que se clasifica un SBIA según el riesgo que genera su uso, conforme al RLIA: uso indebido (prohibido, artículo 23), riesgo alto (sujeto a requisitos reforzados, artículo 24) y riesgo aceptable (artículo 22.2), que comprende por excepción todo SBIA que no califique en los dos anteriores.</w:t>
-      </w:r>
-      <w:r>
-        <w:rPr>
-          <w:b w:val="0"/>
-          <w:bCs w:val="0"/>
-          <w:color w:val="000000"/>
-          <w:highlight w:val="green"/>
-        </w:rPr>
-        <w:t xml:space="preserve"> [D.S. N.° 115-2025-PCM, artículos 22 a 24]</w:t>
+        <w:t>Categorías en que se clasifica un SBIA según el riesgo que genera su uso, conforme al RLIA: uso indebido (prohibido, artículo 23), riesgo alto (admisible únicamente bajo el cumplimiento de determinadas condiciones y controles, conforme al literal b) del numeral 22.1 del artículo 22, y tipificado en el artículo 24) y riesgo aceptable (artículo 22.2), que comprende por excepción todo SBIA que no califique en los dos anteriores. [D.S. N.° 115-2025-PCM, artículos 22 a 24]</w:t>
       </w:r>
     </w:p>
     <w:p>
@@ -3966,7 +4035,16 @@
           <w:bCs w:val="0"/>
           <w:color w:val="000000"/>
         </w:rPr>
-        <w:t xml:space="preserve"> Sistema informático diseñado para operar con distintos niveles de autonomía que infiere, a partir de los datos que recibe, cómo generar resultados que influyan en entornos reales o virtuales. [Ley N.° 31814, Art. 2; D.S. N.° 115-2025-PCM, Art. 6(j)]</w:t>
+        <w:t xml:space="preserve"> Sistema informático diseñado para operar con distintos niveles de autonomía que infiere, a partir de los datos que </w:t>
+      </w:r>
+      <w:r>
+        <w:rPr>
+          <w:b w:val="0"/>
+          <w:bCs w:val="0"/>
+          <w:color w:val="000000"/>
+        </w:rPr>
+        <w:lastRenderedPageBreak/>
+        <w:t>recibe, cómo generar resultados que influyan en entornos reales o virtuales. [Ley N.° 31814, Art. 2; D.S. N.° 115-2025-PCM, Art. 6(j)]</w:t>
       </w:r>
     </w:p>
     <w:p>
@@ -3988,7 +4066,6 @@
         <w:rPr>
           <w:color w:val="000000"/>
         </w:rPr>
-        <w:lastRenderedPageBreak/>
         <w:t>Sesgo algorítmico:</w:t>
       </w:r>
       <w:r>
@@ -4321,7 +4398,7 @@
           <w:color w:val="000000"/>
         </w:rPr>
         <w:tab/>
-        <w:t xml:space="preserve">El Comité de Gobierno y Transformación Digital (CGTD) ejerce la función de gobierno de inteligencia artificial en la SUNAT, conforme al numeral 9.3 del artículo 9 del RLIA, aprobado por Decreto Supremo N.° 115-2025-PCM, y a la Resolución de Superintendencia N.° 084-2019/SUNAT que lo conforma, </w:t>
+        <w:t xml:space="preserve">El Comité de Gobierno y Transformación Digital (CGTD) ejerce la función de gobierno de inteligencia artificial en la SUNAT, conforme al numeral 9.3 del </w:t>
       </w:r>
       <w:r>
         <w:rPr>
@@ -4329,7 +4406,7 @@
           <w:color w:val="000000"/>
         </w:rPr>
         <w:lastRenderedPageBreak/>
-        <w:t>modificada por las Resoluciones de Superintendencia N.° 142-2019/SUNAT y N.° 000187-2024/SUNAT. El CGTD lidera, dirige, evalúa y supervisa los proyectos de sistemas basados en IA estratégicos para la entidad.</w:t>
+        <w:t>artículo 9 del RLIA, aprobado por Decreto Supremo N.° 115-2025-PCM, y a la Resolución de Superintendencia N.° 084-2019/SUNAT que lo conforma, modificada por las Resoluciones de Superintendencia N.° 142-2019/SUNAT y N.° 000187-2024/SUNAT. El CGTD lidera, dirige, evalúa y supervisa los proyectos de sistemas basados en IA estratégicos para la entidad.</w:t>
       </w:r>
     </w:p>
     <w:p>
@@ -4946,7 +5023,7 @@
                 <w:bCs w:val="0"/>
                 <w:highlight w:val="green"/>
               </w:rPr>
-              <w:t xml:space="preserve">Aprueba la clasificación de riesgo de todos los SBIA conforme al numeral 6.2.2: de manera individual en los de riesgo alto y en los estratégicos para la entidad, y de manera agregada en los de riesgo </w:t>
+              <w:t xml:space="preserve">Aprueba la clasificación de riesgo de todos los SBIA conforme al numeral 6.2.2: de manera individual en los de riesgo alto y en los </w:t>
             </w:r>
             <w:r>
               <w:rPr>
@@ -4955,7 +5032,7 @@
                 <w:highlight w:val="green"/>
               </w:rPr>
               <w:lastRenderedPageBreak/>
-              <w:t>aceptable. Aprueba los casos de uso y la estrategia de IA.</w:t>
+              <w:t>estratégicos para la entidad, y de manera agregada en los de riesgo aceptable. Aprueba los casos de uso y la estrategia de IA.</w:t>
             </w:r>
           </w:p>
           <w:p>
@@ -7814,15 +7891,131 @@
             <w:pPr>
               <w:spacing w:before="20" w:after="20" w:line="276" w:lineRule="auto"/>
               <w:rPr>
-                <w:rFonts w:ascii="Arial" w:hAnsi="Arial" w:cs="Arial"/>
+                <w:rFonts w:ascii="Arial" w:eastAsia="Arial" w:hAnsi="Arial" w:cs="Arial"/>
+                <w:highlight w:val="green"/>
               </w:rPr>
             </w:pPr>
             <w:r>
               <w:rPr>
                 <w:rFonts w:ascii="Arial" w:eastAsia="Arial" w:hAnsi="Arial" w:cs="Arial"/>
-                <w:highlight w:val="yellow"/>
-              </w:rPr>
-              <w:t>La Comisión de Gobierno de IA evalúa la Ficha y eleva la recomendación fundamentada. Aprobación conforme al numeral 6.1.2.</w:t>
+                <w:highlight w:val="green"/>
+              </w:rPr>
+              <w:t>La etapa concluye con la presentación a la</w:t>
+            </w:r>
+            <w:r>
+              <w:rPr>
+                <w:rFonts w:ascii="Arial" w:eastAsia="Arial" w:hAnsi="Arial" w:cs="Arial"/>
+                <w:highlight w:val="green"/>
+              </w:rPr>
+              <w:t xml:space="preserve"> </w:t>
+            </w:r>
+            <w:r>
+              <w:rPr>
+                <w:rFonts w:ascii="Arial" w:eastAsia="Arial" w:hAnsi="Arial" w:cs="Arial"/>
+                <w:highlight w:val="green"/>
+              </w:rPr>
+              <w:t>Comisión de Gobierno de IA de la Ficha de</w:t>
+            </w:r>
+          </w:p>
+          <w:p>
+            <w:pPr>
+              <w:spacing w:before="20" w:after="20" w:line="276" w:lineRule="auto"/>
+              <w:rPr>
+                <w:rFonts w:ascii="Arial" w:eastAsia="Arial" w:hAnsi="Arial" w:cs="Arial"/>
+                <w:highlight w:val="green"/>
+              </w:rPr>
+            </w:pPr>
+            <w:r>
+              <w:rPr>
+                <w:rFonts w:ascii="Arial" w:eastAsia="Arial" w:hAnsi="Arial" w:cs="Arial"/>
+                <w:highlight w:val="green"/>
+              </w:rPr>
+              <w:t>Evaluación de Caso de Uso, suscrita conforme a la Sección 6 del</w:t>
+            </w:r>
+            <w:r>
+              <w:rPr>
+                <w:rFonts w:ascii="Arial" w:eastAsia="Arial" w:hAnsi="Arial" w:cs="Arial"/>
+                <w:highlight w:val="green"/>
+              </w:rPr>
+              <w:t xml:space="preserve"> </w:t>
+            </w:r>
+            <w:r>
+              <w:rPr>
+                <w:rFonts w:ascii="Arial" w:eastAsia="Arial" w:hAnsi="Arial" w:cs="Arial"/>
+                <w:highlight w:val="green"/>
+              </w:rPr>
+              <w:t>Anexo N.° 4. La etapa no</w:t>
+            </w:r>
+            <w:r>
+              <w:rPr>
+                <w:rFonts w:ascii="Arial" w:eastAsia="Arial" w:hAnsi="Arial" w:cs="Arial"/>
+                <w:highlight w:val="green"/>
+              </w:rPr>
+              <w:t xml:space="preserve"> </w:t>
+            </w:r>
+            <w:r>
+              <w:rPr>
+                <w:rFonts w:ascii="Arial" w:eastAsia="Arial" w:hAnsi="Arial" w:cs="Arial"/>
+                <w:highlight w:val="green"/>
+              </w:rPr>
+              <w:t>comporta hito de aprobación: la</w:t>
+            </w:r>
+            <w:r>
+              <w:rPr>
+                <w:rFonts w:ascii="Arial" w:eastAsia="Arial" w:hAnsi="Arial" w:cs="Arial"/>
+                <w:highlight w:val="green"/>
+              </w:rPr>
+              <w:t xml:space="preserve"> </w:t>
+            </w:r>
+            <w:r>
+              <w:rPr>
+                <w:rFonts w:ascii="Arial" w:eastAsia="Arial" w:hAnsi="Arial" w:cs="Arial"/>
+                <w:highlight w:val="green"/>
+              </w:rPr>
+              <w:t>evaluación del</w:t>
+            </w:r>
+            <w:r>
+              <w:rPr>
+                <w:rFonts w:ascii="Arial" w:eastAsia="Arial" w:hAnsi="Arial" w:cs="Arial"/>
+                <w:highlight w:val="green"/>
+              </w:rPr>
+              <w:t xml:space="preserve"> </w:t>
+            </w:r>
+            <w:r>
+              <w:rPr>
+                <w:rFonts w:ascii="Arial" w:eastAsia="Arial" w:hAnsi="Arial" w:cs="Arial"/>
+                <w:highlight w:val="green"/>
+              </w:rPr>
+              <w:t>componente de IA y la aprobación</w:t>
+            </w:r>
+            <w:r>
+              <w:rPr>
+                <w:rFonts w:ascii="Arial" w:eastAsia="Arial" w:hAnsi="Arial" w:cs="Arial"/>
+                <w:highlight w:val="green"/>
+              </w:rPr>
+              <w:t xml:space="preserve"> </w:t>
+            </w:r>
+            <w:r>
+              <w:rPr>
+                <w:rFonts w:ascii="Arial" w:eastAsia="Arial" w:hAnsi="Arial" w:cs="Arial"/>
+                <w:highlight w:val="green"/>
+              </w:rPr>
+              <w:t>corresponden</w:t>
+            </w:r>
+          </w:p>
+          <w:p>
+            <w:pPr>
+              <w:spacing w:before="20" w:after="20" w:line="276" w:lineRule="auto"/>
+              <w:rPr>
+                <w:rFonts w:ascii="Arial" w:hAnsi="Arial" w:cs="Arial"/>
+              </w:rPr>
+            </w:pPr>
+            <w:r>
+              <w:rPr>
+                <w:rFonts w:ascii="Arial" w:eastAsia="Arial" w:hAnsi="Arial" w:cs="Arial"/>
+                <w:highlight w:val="green"/>
+              </w:rPr>
+              <w:t>a la etapa 2.</w:t>
             </w:r>
           </w:p>
         </w:tc>
@@ -7924,7 +8117,15 @@
                 <w:rFonts w:ascii="Arial" w:eastAsia="Arial" w:hAnsi="Arial" w:cs="Arial"/>
                 <w:highlight w:val="green"/>
               </w:rPr>
-              <w:t>La INSI valida, en el ámbito de sus competencias y conforme a los instrumentos de gestión aplicables, que la solución propuesta requiere un componente basado en IA y que es técnicamente viable. Con dicha validación como insumo, la Comisión de Gobierno de IA evalúa la pertinencia del uso de IA y los aspectos legales, éticos y operativos del componente, y propone la clasificación de riesgo del SBIA, conforme al numeral 6.2. La opinión de la Comisión no reitera la validación de la INSI ni la sustituye.</w:t>
+              <w:t xml:space="preserve">La INSI valida, en el ámbito de sus competencias y conforme a los instrumentos de gestión aplicables, que la solución propuesta requiere un componente basado en IA y que es técnicamente viable. Con dicha validación como insumo, la Comisión de Gobierno de IA evalúa la pertinencia del uso de IA y los aspectos legales, éticos y operativos del componente, y propone la clasificación de riesgo del SBIA, conforme al numeral 6.2. La opinión de la Comisión no </w:t>
+            </w:r>
+            <w:r>
+              <w:rPr>
+                <w:rFonts w:ascii="Arial" w:eastAsia="Arial" w:hAnsi="Arial" w:cs="Arial"/>
+                <w:highlight w:val="green"/>
+              </w:rPr>
+              <w:lastRenderedPageBreak/>
+              <w:t>reitera la validación de la INSI ni la sustituye.</w:t>
             </w:r>
           </w:p>
         </w:tc>
@@ -7949,6 +8150,23 @@
             <w:pPr>
               <w:spacing w:before="20" w:after="20" w:line="276" w:lineRule="auto"/>
               <w:rPr>
+                <w:rFonts w:ascii="Arial" w:eastAsia="Arial" w:hAnsi="Arial" w:cs="Arial"/>
+                <w:highlight w:val="green"/>
+              </w:rPr>
+            </w:pPr>
+            <w:r>
+              <w:rPr>
+                <w:rFonts w:ascii="Arial" w:eastAsia="Arial" w:hAnsi="Arial" w:cs="Arial"/>
+                <w:highlight w:val="green"/>
+              </w:rPr>
+              <w:lastRenderedPageBreak/>
+              <w:t>Aprobación del caso de uso y de su clasificación de riesgo por el CGTD, en un solo acto y</w:t>
+            </w:r>
+          </w:p>
+          <w:p>
+            <w:pPr>
+              <w:spacing w:before="20" w:after="20" w:line="276" w:lineRule="auto"/>
+              <w:rPr>
                 <w:rFonts w:ascii="Arial" w:hAnsi="Arial" w:cs="Arial"/>
                 <w:highlight w:val="green"/>
               </w:rPr>
@@ -7958,7 +8176,7 @@
                 <w:rFonts w:ascii="Arial" w:eastAsia="Arial" w:hAnsi="Arial" w:cs="Arial"/>
                 <w:highlight w:val="green"/>
               </w:rPr>
-              <w:t>Aprobación de la clasificación de riesgo, conforme a los numerales 6.1.2 y 6.2.2.</w:t>
+              <w:t>conforme a los numerales 6.1.2 y 6.2.2.</w:t>
             </w:r>
           </w:p>
         </w:tc>
@@ -8059,15 +8277,7 @@
                 <w:rFonts w:ascii="Arial" w:eastAsia="Arial" w:hAnsi="Arial" w:cs="Arial"/>
                 <w:highlight w:val="green"/>
               </w:rPr>
-              <w:t xml:space="preserve">La Gerencia de Arquitectura conduce el diseño de la arquitectura del SBIA y las Divisiones de Arquitectura lo elaboran, conforme al numeral </w:t>
-            </w:r>
-            <w:r>
-              <w:rPr>
-                <w:rFonts w:ascii="Arial" w:eastAsia="Arial" w:hAnsi="Arial" w:cs="Arial"/>
-                <w:highlight w:val="green"/>
-              </w:rPr>
-              <w:lastRenderedPageBreak/>
-              <w:t>6.5.1. Se define el mecanismo de supervisión humana, conforme al numeral 6.6. Para los SBIA de riesgo alto se elabora la EIA, conforme al numeral 6.4.</w:t>
+              <w:t>La Gerencia de Arquitectura conduce el diseño de la arquitectura del SBIA y las Divisiones de Arquitectura lo elaboran, conforme al numeral 6.5.1. Se define el mecanismo de supervisión humana, conforme al numeral 6.6. Para los SBIA de riesgo alto se elabora la EIA, conforme al numeral 6.4.</w:t>
             </w:r>
           </w:p>
         </w:tc>
@@ -8100,16 +8310,7 @@
                 <w:rFonts w:ascii="Arial" w:eastAsia="Arial" w:hAnsi="Arial" w:cs="Arial"/>
                 <w:highlight w:val="green"/>
               </w:rPr>
-              <w:lastRenderedPageBreak/>
-              <w:t xml:space="preserve">Aprobación del diseño de la arquitectura de solución por la División de Arquitectura competente según la </w:t>
-            </w:r>
-            <w:r>
-              <w:rPr>
-                <w:rFonts w:ascii="Arial" w:eastAsia="Arial" w:hAnsi="Arial" w:cs="Arial"/>
-                <w:highlight w:val="green"/>
-              </w:rPr>
-              <w:lastRenderedPageBreak/>
-              <w:t>materia, conforme al numeral 6.5.4. Para SBIA de riesgo alto, aprobación de la EIA por el CGTD, previa al inicio del desarrollo o adquisición.</w:t>
+              <w:t>Aprobación del diseño de la arquitectura de solución por la División de Arquitectura competente según la materia, conforme al numeral 6.5.4. Para SBIA de riesgo alto, aprobación de la EIA por el CGTD, previa al inicio del desarrollo o adquisición.</w:t>
             </w:r>
           </w:p>
         </w:tc>
@@ -8143,7 +8344,6 @@
               <w:rPr>
                 <w:rFonts w:ascii="Arial" w:eastAsia="Arial" w:hAnsi="Arial" w:cs="Arial"/>
               </w:rPr>
-              <w:lastRenderedPageBreak/>
               <w:t>4</w:t>
             </w:r>
           </w:p>
@@ -8376,22 +8576,23 @@
               <w:spacing w:before="20" w:after="20" w:line="276" w:lineRule="auto"/>
               <w:rPr>
                 <w:rFonts w:ascii="Arial" w:hAnsi="Arial" w:cs="Arial"/>
+                <w:highlight w:val="green"/>
               </w:rPr>
             </w:pPr>
             <w:r>
               <w:rPr>
-                <w:rFonts w:ascii="Arial" w:eastAsia="Arial" w:hAnsi="Arial" w:cs="Arial"/>
+                <w:rFonts w:ascii="Arial" w:hAnsi="Arial" w:cs="Arial"/>
                 <w:highlight w:val="green"/>
               </w:rPr>
-              <w:t xml:space="preserve">La Gerencia de Calidad de Sistemas conduce las pruebas de verificación y validación de calidad. La Oficina de Seguridad Informática efectúa el análisis de riesgo y las pruebas de vulnerabilidad sobre la arquitectura de aplicaciones, de información y de infraestructura tecnológica que </w:t>
+              <w:t xml:space="preserve">La Gerencia de Calidad de Sistemas conduce el control y aseguramiento de la calidad y la División de Control de Calidad efectúa la verificación y validación de la </w:t>
             </w:r>
             <w:r>
               <w:rPr>
-                <w:rFonts w:ascii="Arial" w:eastAsia="Arial" w:hAnsi="Arial" w:cs="Arial"/>
+                <w:rFonts w:ascii="Arial" w:hAnsi="Arial" w:cs="Arial"/>
                 <w:highlight w:val="green"/>
               </w:rPr>
               <w:lastRenderedPageBreak/>
-              <w:t>soporta el SBIA, incluido el red teaming para riesgo alto, y verifica la implementación de los requisitos de seguridad propuestos en la etapa anterior. El propietario del caso de uso verifica la implementación del mecanismo de supervisión humana conforme al numeral 6.6.2. Con la conformidad de la Gerencia de Calidad de Sistemas, de la Oficina de Seguridad Informática y del propietario del caso de uso, la aprobación corresponde conforme al numeral 6.1.2.</w:t>
+              <w:t>calidad, conforme al numeral 6.10.3. La Oficina de Seguridad Informática efectúa el análisis de riesgo y las pruebas de vulnerabilidad sobre la arquitectura de aplicaciones, de información y de infraestructura tecnológica que soporta el SBIA, incluido el red teaming para riesgo alto, y verifica la implementación de los requisitos de seguridad propuestos en la etapa anterior. El propietario del caso de uso verifica la implementación del mecanismo de supervisión humana conforme al numeral 6.6.2. Con la conformidad de la División de Control de Calidad, de la Oficina de Seguridad Informática y del propietario del caso de uso, la aprobación corresponde conforme al numeral 6.1.2.</w:t>
             </w:r>
           </w:p>
         </w:tc>
@@ -8519,14 +8720,15 @@
               <w:spacing w:before="20" w:after="20" w:line="276" w:lineRule="auto"/>
               <w:rPr>
                 <w:rFonts w:ascii="Arial" w:hAnsi="Arial" w:cs="Arial"/>
+                <w:highlight w:val="green"/>
               </w:rPr>
             </w:pPr>
             <w:r>
               <w:rPr>
                 <w:rFonts w:ascii="Arial" w:eastAsia="Arial" w:hAnsi="Arial" w:cs="Arial"/>
-                <w:highlight w:val="yellow"/>
-              </w:rPr>
-              <w:t>Conformidad de la Gerencia de Operaciones y Soporte a Usuarios (INSI).</w:t>
+                <w:highlight w:val="green"/>
+              </w:rPr>
+              <w:t>Aprobación de la puesta en producción por la División de Control de Calidad, conforme al literal c) del artículo 126 del ROF.</w:t>
             </w:r>
           </w:p>
         </w:tc>
@@ -8560,6 +8762,7 @@
               <w:rPr>
                 <w:rFonts w:ascii="Arial" w:eastAsia="Arial" w:hAnsi="Arial" w:cs="Arial"/>
               </w:rPr>
+              <w:lastRenderedPageBreak/>
               <w:t>7</w:t>
             </w:r>
           </w:p>
@@ -8841,7 +9044,10 @@
           <w:color w:val="000000"/>
           <w:highlight w:val="green"/>
         </w:rPr>
-        <w:t xml:space="preserve">Los hitos de aprobación previstos en el numeral 6.1.1 son de carácter técnico. Recaen sobre el componente de IA y sobre su tránsito entre las etapas del ciclo de vida, y no constituyen aprobación de la iniciativa, del proyecto ni de la </w:t>
+        <w:t>Los hitos de aprobación previstos en el numeral 6.1.1 son de carácter técnico. Recaen sobre el componente de IA y sobre su tránsito entre las etapas del ciclo de vida, y no constituyen aprobación de la iniciativa, del proyecto ni de la inversión, las cuales se rigen por los instrumentos de gestión institucionales y por las instancias competentes conforme al ROF. Dichos hitos corresponden al CGTD en los SBIA de riesgo alto y en los estratégicos para la entidad, y a la Comisión de Gobierno de IA en los SBIA de riesgo aceptable.</w:t>
+      </w:r>
+      <w:r>
+        <w:t xml:space="preserve"> </w:t>
       </w:r>
       <w:r>
         <w:rPr>
@@ -8849,8 +9055,15 @@
           <w:color w:val="000000"/>
           <w:highlight w:val="green"/>
         </w:rPr>
-        <w:lastRenderedPageBreak/>
-        <w:t xml:space="preserve">inversión, las cuales se rigen por los instrumentos de gestión institucionales y por las instancias competentes conforme al ROF. Dichos hitos corresponden al CGTD en los SBIA de riesgo alto y en los estratégicos para la entidad, y a la Comisión de Gobierno de IA en los SBIA de riesgo aceptable. La Comisión informa al CGTD de las aprobaciones que otorga. </w:t>
+        <w:t>Esta regla no alcanza a la aprobación del caso de uso y de su clasificación de riesgo, prevista en la etapa 2 del numeral 6.1.1, que corresponde al CGTD en todos los casos conforme al numeral 6.2.2.</w:t>
+      </w:r>
+      <w:r>
+        <w:rPr>
+          <w:rFonts w:ascii="Arial" w:hAnsi="Arial" w:cs="Arial"/>
+          <w:color w:val="000000"/>
+          <w:highlight w:val="green"/>
+        </w:rPr>
+        <w:t xml:space="preserve"> La Comisión informa al CGTD de las aprobaciones que otorga. </w:t>
       </w:r>
       <w:r>
         <w:rPr>
@@ -9084,7 +9297,16 @@
           <w:color w:val="000000"/>
           <w:highlight w:val="lightGray"/>
         </w:rPr>
-        <w:t xml:space="preserve">Por comprender actuaciones a cargo de unidades de organización distintas de la INSI, su formulación recoge los aportes de dichas unidades y su aprobación requiere la opinión favorable de la Comisión de Gobierno de IA, en ejercicio de las facultades previstas en el literal h del numeral 6.4 y en el numeral 6.5 de la METDONI. La metodología comprende, como mínimo: la aplicación de la clasificación de riesgo y de la evaluación de impacto algorítmico, los criterios técnicos de diseño de la arquitectura de los SBIA, el contenido de los entregables de cada etapa, los tipos y las técnicas de prueba aplicables según el nivel de riesgo, </w:t>
+        <w:t xml:space="preserve">Por comprender actuaciones a cargo de unidades de organización distintas de la INSI, su formulación recoge los aportes de dichas unidades y su aprobación </w:t>
+      </w:r>
+      <w:r>
+        <w:rPr>
+          <w:rFonts w:ascii="Arial" w:hAnsi="Arial" w:cs="Arial"/>
+          <w:color w:val="000000"/>
+          <w:highlight w:val="lightGray"/>
+        </w:rPr>
+        <w:lastRenderedPageBreak/>
+        <w:t xml:space="preserve">requiere la opinión favorable de la Comisión de Gobierno de IA, en ejercicio de las facultades previstas en el literal h del numeral 6.4 y en el numeral 6.5 de la METDONI. La metodología comprende, como mínimo: la aplicación de la clasificación de riesgo y de la evaluación de impacto algorítmico, los criterios técnicos de diseño de la arquitectura de los SBIA, el contenido de los entregables de cada etapa, los tipos y las técnicas de prueba aplicables según el nivel de riesgo, </w:t>
       </w:r>
       <w:r>
         <w:rPr>
@@ -9145,16 +9367,7 @@
           <w:highlight w:val="cyan"/>
         </w:rPr>
         <w:tab/>
-        <w:t xml:space="preserve">La clasificación de riesgo determina, para cada iniciativa o SBIA de la SUNAT, la categoría de riesgo que genera su uso conforme al RLIA: uso indebido (artículo 23), riesgo alto (artículo 24) o riesgo aceptable (numeral 22.2 del artículo 22). El uso indebido deviene en prohibido; por ello, la SUNAT no desarrolla, adquiere, implementa ni opera SBIA cuyo uso sea indebido, y la clasificación los identifica y excluye en la etapa de evaluación de viabilidad, con </w:t>
-      </w:r>
-      <w:r>
-        <w:rPr>
-          <w:rFonts w:ascii="Arial" w:hAnsi="Arial" w:cs="Arial"/>
-          <w:color w:val="000000"/>
-          <w:highlight w:val="cyan"/>
-        </w:rPr>
-        <w:lastRenderedPageBreak/>
-        <w:t>anterioridad a su desarrollo o adquisición.</w:t>
+        <w:t>La clasificación de riesgo determina, para cada iniciativa o SBIA de la SUNAT, la categoría de riesgo que genera su uso conforme al RLIA: uso indebido (artículo 23), riesgo alto (artículo 24) o riesgo aceptable (numeral 22.2 del artículo 22). El uso indebido deviene en prohibido; por ello, la SUNAT no desarrolla, adquiere, implementa ni opera SBIA cuyo uso sea indebido, y la clasificación los identifica y excluye en la etapa de evaluación de viabilidad, con anterioridad a su desarrollo o adquisición.</w:t>
       </w:r>
       <w:r>
         <w:rPr>
@@ -9248,7 +9461,16 @@
           <w:color w:val="000000"/>
           <w:highlight w:val="yellow"/>
         </w:rPr>
-        <w:t>, conforme al artículo 23 del RLIA. Sin perjuicio de lo señalado en el literal e) del numeral 23.1 del citado artículo, no se consideran de uso indebido los SBIA utilizados para apoyar la evaluación humana sobre la implicación de una persona física en una actividad delictiva, siempre que se basen en hechos objetivos y verificables directamente relacionados con una actividad delictiva ya existente y cuenten con mecanismos de supervisión humana, transparencia y auditabilidad para garantizar la no discriminación y la protección de los derechos fundamentales, conforme al numeral 23.4 del citado artículo.</w:t>
+        <w:t xml:space="preserve">, conforme al artículo 23 del RLIA. Sin perjuicio de lo señalado en el literal e) del numeral 23.1 del citado artículo, no se consideran de uso indebido los SBIA utilizados para apoyar la evaluación humana sobre la implicación de una persona física en una actividad delictiva, siempre que se basen en hechos objetivos y verificables directamente relacionados con una actividad delictiva ya existente y cuenten con </w:t>
+      </w:r>
+      <w:r>
+        <w:rPr>
+          <w:rFonts w:ascii="Arial" w:eastAsia="Arial" w:hAnsi="Arial" w:cs="Arial"/>
+          <w:color w:val="000000"/>
+          <w:highlight w:val="yellow"/>
+        </w:rPr>
+        <w:lastRenderedPageBreak/>
+        <w:t>mecanismos de supervisión humana, transparencia y auditabilidad para garantizar la no discriminación y la protección de los derechos fundamentales, conforme al numeral 23.4 del citado artículo.</w:t>
       </w:r>
     </w:p>
     <w:p>
@@ -9484,7 +9706,6 @@
           <w:rFonts w:ascii="Arial" w:eastAsia="Arial" w:hAnsi="Arial" w:cs="Arial"/>
           <w:color w:val="000000"/>
         </w:rPr>
-        <w:lastRenderedPageBreak/>
         <w:t>6.3.2</w:t>
       </w:r>
       <w:r>
@@ -9678,6 +9899,7 @@
           <w:szCs w:val="24"/>
           <w:highlight w:val="cyan"/>
         </w:rPr>
+        <w:lastRenderedPageBreak/>
         <w:t>Del diseño, la operación y la seguridad de los SBIA</w:t>
       </w:r>
     </w:p>
@@ -9803,16 +10025,7 @@
           <w:highlight w:val="green"/>
         </w:rPr>
         <w:tab/>
-        <w:t xml:space="preserve">El diseño de la arquitectura de los SBIA observa los Principios de Arquitectura (AAT.PRAQ.01) y los Lineamientos de Arquitectura (LAT.LIAQ.01) de la SUNAT, en sus versiones vigentes, en lo que corresponda a su naturaleza. La </w:t>
-      </w:r>
-      <w:r>
-        <w:rPr>
-          <w:rFonts w:ascii="Arial" w:eastAsia="Arial" w:hAnsi="Arial" w:cs="Arial"/>
-          <w:color w:val="000000"/>
-          <w:highlight w:val="green"/>
-        </w:rPr>
-        <w:lastRenderedPageBreak/>
-        <w:t xml:space="preserve">GA adecua dichos instrumentos y emite los estándares, modelos de referencia, patrones y demás documentos técnicos de arquitectura necesarios para incorporar los requisitos propios de los SBIA (modelos, conjuntos de datos, componentes generativos y </w:t>
+        <w:t xml:space="preserve">El diseño de la arquitectura de los SBIA observa los Principios de Arquitectura (AAT.PRAQ.01) y los Lineamientos de Arquitectura (LAT.LIAQ.01) de la SUNAT, en sus versiones vigentes, en lo que corresponda a su naturaleza. La GA adecua dichos instrumentos y emite los estándares, modelos de referencia, patrones y demás documentos técnicos de arquitectura necesarios para incorporar los requisitos propios de los SBIA (modelos, conjuntos de datos, componentes generativos y </w:t>
       </w:r>
       <w:r>
         <w:rPr>
@@ -9937,6 +10150,7 @@
           <w:color w:val="000000"/>
           <w:highlight w:val="green"/>
         </w:rPr>
+        <w:lastRenderedPageBreak/>
         <w:t>El SBIA o el componente que ejecute las acciones a que se refiere el párrafo anterior cuenta con una identidad digital diferenciada, administrada conforme a los mecanismos institucionales de identidad y acceso. Cuando ejecute acciones en representación de un usuario, el registro permite identificar al usuario que delegó, al componente que actuó, los permisos empleados y las acciones ejecutadas. Este registro es exigible en particular cuando las acciones recaigan sobre información sujeta a reserva tributaria o sobre datos personales.</w:t>
       </w:r>
     </w:p>
@@ -9995,16 +10209,7 @@
           <w:color w:val="000000"/>
           <w:highlight w:val="lightGray"/>
         </w:rPr>
-        <w:t xml:space="preserve">6.5.7   La publicación del código fuente de los SBIA financiados con fondos públicos, con licencia libre o abierta en la Plataforma Nacional de Software Público Peruano (PNSSP), se sujeta a la determinación previa de su publicabilidad. Dicha determinación verifica que el código no revele información sujeta a reserva tributaria conforme al artículo 85 del TUO del Código Tributario, ni reglas de detección de riesgo cuya divulgación comprometa la función de control. La GA, con opinión de la INALI y de la Oficina de Seguridad Informática, </w:t>
-      </w:r>
-      <w:r>
-        <w:rPr>
-          <w:rFonts w:ascii="Arial" w:eastAsia="Arial" w:hAnsi="Arial" w:cs="Arial"/>
-          <w:color w:val="000000"/>
-          <w:highlight w:val="lightGray"/>
-        </w:rPr>
-        <w:lastRenderedPageBreak/>
-        <w:t xml:space="preserve">determina la publicabilidad antes de cada liberación mayor; la GDS ejecuta la publicación cuando corresponda. </w:t>
+        <w:t xml:space="preserve">6.5.7   La publicación del código fuente de los SBIA financiados con fondos públicos, con licencia libre o abierta en la Plataforma Nacional de Software Público Peruano (PNSSP), se sujeta a la determinación previa de su publicabilidad. Dicha determinación verifica que el código no revele información sujeta a reserva tributaria conforme al artículo 85 del TUO del Código Tributario, ni reglas de detección de riesgo cuya divulgación comprometa la función de control. La GA, con opinión de la INALI y de la Oficina de Seguridad Informática, determina la publicabilidad antes de cada liberación mayor; la GDS ejecuta la publicación cuando corresponda. </w:t>
       </w:r>
     </w:p>
     <w:p>
@@ -10126,7 +10331,16 @@
           <w:bCs w:val="0"/>
           <w:color w:val="000000"/>
         </w:rPr>
-        <w:t xml:space="preserve"> (obligatorio para riesgo alto): Un supervisor humano valida cada decisión o resultado del SBIA antes de su ejecución o comunicación al administrado. Aplica a: selección de contribuyentes para fiscalización, determinación de deuda, clasificación arancelaria.</w:t>
+        <w:t xml:space="preserve"> (obligatorio para riesgo alto): Un supervisor humano valida cada decisión o resultado del SBIA antes de su ejecución o </w:t>
+      </w:r>
+      <w:r>
+        <w:rPr>
+          <w:b w:val="0"/>
+          <w:bCs w:val="0"/>
+          <w:color w:val="000000"/>
+        </w:rPr>
+        <w:lastRenderedPageBreak/>
+        <w:t>comunicación al administrado. Aplica a: selección de contribuyentes para fiscalización, determinación de deuda, clasificación arancelaria.</w:t>
       </w:r>
     </w:p>
     <w:p>
@@ -10254,7 +10468,6 @@
           <w:bCs w:val="0"/>
           <w:color w:val="000000"/>
         </w:rPr>
-        <w:lastRenderedPageBreak/>
         <w:t>Cuenta con las competencias técnicas y funcionales necesarias para evaluar los resultados del SBIA en su ámbito de aplicación.</w:t>
       </w:r>
     </w:p>
@@ -10429,7 +10642,16 @@
           <w:color w:val="000000"/>
           <w:highlight w:val="green"/>
         </w:rPr>
-        <w:t>La Comisión de Gobierno de IA verifica la implementación de estas medidas en el hito de aprobación previo al despliegue, conforme al numeral 6.1.2.</w:t>
+        <w:t xml:space="preserve">La Comisión de Gobierno de IA verifica la implementación de estas </w:t>
+      </w:r>
+      <w:r>
+        <w:rPr>
+          <w:rFonts w:ascii="Arial" w:eastAsia="Arial" w:hAnsi="Arial" w:cs="Arial"/>
+          <w:color w:val="000000"/>
+          <w:highlight w:val="green"/>
+        </w:rPr>
+        <w:lastRenderedPageBreak/>
+        <w:t>medidas en el hito de aprobación previo al despliegue, conforme al numeral 6.1.2.</w:t>
       </w:r>
     </w:p>
     <w:p>
@@ -10570,16 +10792,7 @@
           <w:color w:val="000000"/>
           <w:highlight w:val="yellow"/>
         </w:rPr>
-        <w:t xml:space="preserve">; y anonimización o seudonimización de datos personales antes del procesamiento. Estos controles constituyen medidas de seguridad digital conforme al artículo 29 del RLIA y se </w:t>
-      </w:r>
-      <w:r>
-        <w:rPr>
-          <w:rFonts w:ascii="Arial" w:eastAsia="Arial" w:hAnsi="Arial" w:cs="Arial"/>
-          <w:color w:val="000000"/>
-          <w:highlight w:val="yellow"/>
-        </w:rPr>
-        <w:lastRenderedPageBreak/>
-        <w:t>implementan aplicando la NTP-ISO/IEC 27002 y la NTP-ISO 31000 vigentes, complementadas con mejores prácticas de seguridad para IA, conforme a la Sexta Disposición Complementaria Final del RLIA.</w:t>
+        <w:t>; y anonimización o seudonimización de datos personales antes del procesamiento. Estos controles constituyen medidas de seguridad digital conforme al artículo 29 del RLIA y se implementan aplicando la NTP-ISO/IEC 27002 y la NTP-ISO 31000 vigentes, complementadas con mejores prácticas de seguridad para IA, conforme a la Sexta Disposición Complementaria Final del RLIA.</w:t>
       </w:r>
     </w:p>
     <w:p>
@@ -10675,6 +10888,7 @@
           <w:color w:val="000000"/>
           <w:highlight w:val="cyan"/>
         </w:rPr>
+        <w:lastRenderedPageBreak/>
         <w:t>6.7.5</w:t>
       </w:r>
       <w:r>
@@ -10787,7 +11001,6 @@
           <w:color w:val="000000"/>
           <w:highlight w:val="green"/>
         </w:rPr>
-        <w:lastRenderedPageBreak/>
         <w:t>6.7.8 Los SBIA definen el tratamiento de conservación y eliminación de las instrucciones (</w:t>
       </w:r>
       <w:r>
@@ -10893,6 +11106,7 @@
           <w:color w:val="000000"/>
           <w:highlight w:val="yellow"/>
         </w:rPr>
+        <w:lastRenderedPageBreak/>
         <w:t>6.8.2</w:t>
       </w:r>
       <w:r>
@@ -11078,7 +11292,6 @@
           <w:color w:val="000000"/>
           <w:highlight w:val="lightGray"/>
         </w:rPr>
-        <w:lastRenderedPageBreak/>
         <w:t>6.8.6   Los SBIA se construyen sobre conjuntos de datos certificados conforme a la normativa institucional de gobernanza de datos y analítica, cuando estos existan para la materia. El uso de fuentes no certificadas se justifica en la Ficha de Evaluación de Caso de Uso (Anexo N</w:t>
       </w:r>
       <w:r>
@@ -11259,6 +11472,7 @@
           <w:color w:val="000000"/>
           <w:highlight w:val="cyan"/>
         </w:rPr>
+        <w:lastRenderedPageBreak/>
         <w:t>6.9.2</w:t>
       </w:r>
       <w:r>
@@ -11303,16 +11517,7 @@
           <w:color w:val="000000"/>
           <w:highlight w:val="green"/>
         </w:rPr>
-        <w:t xml:space="preserve">Constituyen mecanismos de explicabilidad, según el tipo de SBIA y entre otros: la identificación de las variables o factores que influyeron en el resultado y su peso relativo; la trazabilidad del resultado hacia las fuentes de información que lo sustentan; el registro de la cadena de razonamiento cuando el SBIA la produzca; y la documentación del modelo, que comprende su finalidad, la procedencia de los datos empleados, las métricas de desempeño y las limitaciones conocidas. El custodio técnico genera y mantiene actualizada dicha documentación como condición previa al despliegue del SBIA, y su existencia se verifica en la etapa </w:t>
-      </w:r>
-      <w:r>
-        <w:rPr>
-          <w:rFonts w:ascii="Arial" w:hAnsi="Arial" w:cs="Arial"/>
-          <w:color w:val="000000"/>
-          <w:highlight w:val="green"/>
-        </w:rPr>
-        <w:lastRenderedPageBreak/>
-        <w:t>de certificación y validación del numeral 6.1.1. La explicación que se proporcione al administrado no comprende los elementos excluidos conforme al numeral 6.9.1. Los mecanismos exigibles por tipo de SBIA y el contenido mínimo de la documentación se desarrollan en la metodología prevista en el numeral 6.1.5.</w:t>
+        <w:t>Constituyen mecanismos de explicabilidad, según el tipo de SBIA y entre otros: la identificación de las variables o factores que influyeron en el resultado y su peso relativo; la trazabilidad del resultado hacia las fuentes de información que lo sustentan; el registro de la cadena de razonamiento cuando el SBIA la produzca; y la documentación del modelo, que comprende su finalidad, la procedencia de los datos empleados, las métricas de desempeño y las limitaciones conocidas. El custodio técnico genera y mantiene actualizada dicha documentación como condición previa al despliegue del SBIA, y su existencia se verifica en la etapa de certificación y validación del numeral 6.1.1. La explicación que se proporcione al administrado no comprende los elementos excluidos conforme al numeral 6.9.1. Los mecanismos exigibles por tipo de SBIA y el contenido mínimo de la documentación se desarrollan en la metodología prevista en el numeral 6.1.5.</w:t>
       </w:r>
     </w:p>
     <w:p>
@@ -11429,6 +11634,7 @@
           <w:color w:val="000000"/>
           <w:highlight w:val="yellow"/>
         </w:rPr>
+        <w:lastRenderedPageBreak/>
         <w:t>6.9.7</w:t>
       </w:r>
       <w:r>
@@ -11590,7 +11796,6 @@
           <w:color w:val="000000"/>
           <w:highlight w:val="green"/>
         </w:rPr>
-        <w:lastRenderedPageBreak/>
         <w:t>Cuando el plan de monitoreo prevea vigilancia automatizada, esta opera durante el horario de operación del SBIA, salvo que su criticidad justifique cobertura permanente, lo que se sustenta en el mismo plan.</w:t>
       </w:r>
     </w:p>
@@ -11665,7 +11870,16 @@
           <w:highlight w:val="yellow"/>
         </w:rPr>
         <w:tab/>
-        <w:t>La Gerencia de Calidad de Sistemas conduce el control y aseguramiento de la calidad de los SBIA, conforme a sus funciones (artículos 123 y 124, literal a, del ROF). La verificación y validación de la calidad, incluida la ejecución de las pruebas funcionales y no funcionales, corresponde a la División de Control de Calidad, conforme a sus funciones (artículos 125 y 126, literal a, del ROF), y comprende además las pruebas de rendimiento y de regresión que correspondan al tipo de SBIA.</w:t>
+        <w:t xml:space="preserve">La Gerencia de Calidad de Sistemas conduce el control y aseguramiento de la calidad de los SBIA, conforme a sus funciones (artículos 123 y 124, literal a, del ROF). La verificación y validación de la calidad, incluida la ejecución de las pruebas funcionales y no funcionales, corresponde a la División de Control de Calidad, conforme a sus funciones (artículos 125 y 126, literal a, del ROF), y </w:t>
+      </w:r>
+      <w:r>
+        <w:rPr>
+          <w:rFonts w:ascii="Arial" w:eastAsia="Arial" w:hAnsi="Arial" w:cs="Arial"/>
+          <w:color w:val="000000"/>
+          <w:highlight w:val="yellow"/>
+        </w:rPr>
+        <w:lastRenderedPageBreak/>
+        <w:t>comprende además las pruebas de rendimiento y de regresión que correspondan al tipo de SBIA.</w:t>
       </w:r>
     </w:p>
     <w:p>
@@ -11735,7 +11949,6 @@
           <w:rFonts w:ascii="Arial" w:hAnsi="Arial" w:cs="Arial"/>
           <w:highlight w:val="lightGray"/>
         </w:rPr>
-        <w:lastRenderedPageBreak/>
         <w:t>6.10.5 Es significativo el cambio que altera el desempeño, la finalidad o la población objetivo del SBIA. El cambio significativo requiere, con anterioridad a su puesta en producción: la revisión de la clasificación de riesgo conforme al numeral 6.2.2; la actualización de la EIA conforme al numeral 6.4.3, cuando corresponda; la verificación y validación conforme al numeral 6.10.3; y la aprobación prevista en el numeral 6.1.2. El despliegue del cambio se realiza con versión identificable y con un plan de reversión que permita restituir la versión anterior del SBIA. La operación posterior al cambio es objeto de seguimiento reforzado durante el periodo que corresponda a su nivel de riesgo, conforme a la metodología prevista en el numeral 6.1.5.</w:t>
       </w:r>
     </w:p>
@@ -11798,6 +12011,7 @@
           <w:szCs w:val="24"/>
           <w:highlight w:val="cyan"/>
         </w:rPr>
+        <w:lastRenderedPageBreak/>
         <w:t>Del uso responsable</w:t>
       </w:r>
       <w:r>
@@ -12053,16 +12267,7 @@
           <w:color w:val="000000"/>
           <w:highlight w:val="green"/>
         </w:rPr>
-        <w:t xml:space="preserve">El catálogo de herramientas de IA autorizadas para uso institucional registra las herramientas aprobadas conforme al numeral 6.11.5. El catálogo precisa, para cada herramienta, el ámbito de uso autorizado (uso administrativo general o uso restringido) y si se encuentra desplegada en infraestructura bajo control de la SUNAT. Solo las herramientas desplegadas en dicha infraestructura </w:t>
-      </w:r>
-      <w:r>
-        <w:rPr>
-          <w:rFonts w:ascii="Arial" w:eastAsia="Arial" w:hAnsi="Arial" w:cs="Arial"/>
-          <w:color w:val="000000"/>
-          <w:highlight w:val="green"/>
-        </w:rPr>
-        <w:lastRenderedPageBreak/>
-        <w:t>pueden emplearse con información sujeta a reserva tributaria, conforme al numeral 6.7.3. La INSI lo publica y lo mantiene actualizado.</w:t>
+        <w:t>El catálogo de herramientas de IA autorizadas para uso institucional registra las herramientas aprobadas conforme al numeral 6.11.5. El catálogo precisa, para cada herramienta, el ámbito de uso autorizado (uso administrativo general o uso restringido) y si se encuentra desplegada en infraestructura bajo control de la SUNAT. Solo las herramientas desplegadas en dicha infraestructura pueden emplearse con información sujeta a reserva tributaria, conforme al numeral 6.7.3. La INSI lo publica y lo mantiene actualizado.</w:t>
       </w:r>
     </w:p>
     <w:p>
@@ -12152,7 +12357,16 @@
           <w:highlight w:val="cyan"/>
         </w:rPr>
         <w:tab/>
-        <w:t>La GA aprueba las herramientas de IA que pueden emplearse en la SUNAT, conforme a sus funciones (artículo 130, literal c, del ROF), y las registra en el catálogo institucional de herramientas de IA. La Gerencia de Operaciones y Soporte a Usuarios asegura que los equipos informáticos tengan instalado únicamente software autorizado. El catálogo institucional de herramientas de IA constituye el subconjunto de inteligencia artificial del inventario de software autorizado; ambos se distinguen del Inventario de SBIA (Anexo N.° 1), que registra los sistemas basados en IA y no las herramientas.</w:t>
+        <w:t xml:space="preserve">La GA aprueba las herramientas de IA que pueden emplearse en la SUNAT, conforme a sus funciones (artículo 130, literal c, del ROF), y las registra en el catálogo institucional de herramientas de IA. La Gerencia de Operaciones y </w:t>
+      </w:r>
+      <w:r>
+        <w:rPr>
+          <w:rFonts w:ascii="Arial" w:hAnsi="Arial" w:cs="Arial"/>
+          <w:color w:val="000000"/>
+          <w:highlight w:val="cyan"/>
+        </w:rPr>
+        <w:lastRenderedPageBreak/>
+        <w:t>Soporte a Usuarios asegura que los equipos informáticos tengan instalado únicamente software autorizado. El catálogo institucional de herramientas de IA constituye el subconjunto de inteligencia artificial del inventario de software autorizado; ambos se distinguen del Inventario de SBIA (Anexo N.° 1), que registra los sistemas basados en IA y no las herramientas.</w:t>
       </w:r>
       <w:r>
         <w:rPr>
@@ -12244,16 +12458,7 @@
           <w:color w:val="000000"/>
           <w:highlight w:val="green"/>
         </w:rPr>
-        <w:t xml:space="preserve">(f) cumplimiento de estándares técnicos; y (g) la identificación de los subprocesadores autorizados y las condiciones de recuperación de la información institucional a </w:t>
-      </w:r>
-      <w:r>
-        <w:rPr>
-          <w:rFonts w:ascii="Arial" w:eastAsia="Arial" w:hAnsi="Arial" w:cs="Arial"/>
-          <w:color w:val="000000"/>
-          <w:highlight w:val="green"/>
-        </w:rPr>
-        <w:lastRenderedPageBreak/>
-        <w:t>la conclusión del contrato.</w:t>
+        <w:t>(f) cumplimiento de estándares técnicos; y (g) la identificación de los subprocesadores autorizados y las condiciones de recuperación de la información institucional a la conclusión del contrato.</w:t>
       </w:r>
       <w:r>
         <w:rPr>
@@ -12371,7 +12576,7 @@
         <w:rPr>
           <w:rFonts w:ascii="Arial" w:eastAsia="Arial" w:hAnsi="Arial" w:cs="Arial"/>
           <w:color w:val="000000"/>
-          <w:highlight w:val="yellow"/>
+          <w:highlight w:val="green"/>
         </w:rPr>
         <w:t>6.12.5</w:t>
       </w:r>
@@ -12379,10 +12584,65 @@
         <w:rPr>
           <w:rFonts w:ascii="Arial" w:eastAsia="Arial" w:hAnsi="Arial" w:cs="Arial"/>
           <w:color w:val="000000"/>
-          <w:highlight w:val="yellow"/>
+          <w:highlight w:val="green"/>
         </w:rPr>
         <w:tab/>
-        <w:t>Para los SBIA de riesgo alto, el proveedor entrega la documentación técnica que permita comprender la lógica general del modelo y los factores que influyen en sus resultados, en la medida necesaria para el cumplimiento de las obligaciones de transparencia y explicabilidad de la SUNAT, evitando soluciones de caja negra no auditables.</w:t>
+      </w:r>
+      <w:r>
+        <w:rPr>
+          <w:rFonts w:ascii="Arial" w:eastAsia="Arial" w:hAnsi="Arial" w:cs="Arial"/>
+          <w:color w:val="000000"/>
+          <w:highlight w:val="green"/>
+        </w:rPr>
+        <w:t>Para los SBIA de riesgo alto, los contratos obligan al proveedor a entregar la documentación</w:t>
+      </w:r>
+      <w:r>
+        <w:rPr>
+          <w:rFonts w:ascii="Arial" w:eastAsia="Arial" w:hAnsi="Arial" w:cs="Arial"/>
+          <w:color w:val="000000"/>
+          <w:highlight w:val="green"/>
+        </w:rPr>
+        <w:t xml:space="preserve"> </w:t>
+      </w:r>
+      <w:r>
+        <w:rPr>
+          <w:rFonts w:ascii="Arial" w:eastAsia="Arial" w:hAnsi="Arial" w:cs="Arial"/>
+          <w:color w:val="000000"/>
+          <w:highlight w:val="green"/>
+        </w:rPr>
+        <w:t>técnica que permita comprender la lógica general del modelo y los factores que influyen en sus</w:t>
+      </w:r>
+      <w:r>
+        <w:rPr>
+          <w:rFonts w:ascii="Arial" w:eastAsia="Arial" w:hAnsi="Arial" w:cs="Arial"/>
+          <w:color w:val="000000"/>
+          <w:highlight w:val="green"/>
+        </w:rPr>
+        <w:t xml:space="preserve"> </w:t>
+      </w:r>
+      <w:r>
+        <w:rPr>
+          <w:rFonts w:ascii="Arial" w:eastAsia="Arial" w:hAnsi="Arial" w:cs="Arial"/>
+          <w:color w:val="000000"/>
+          <w:highlight w:val="green"/>
+        </w:rPr>
+        <w:t>resultados, en la medida necesaria para el cumplimiento de las obligaciones de transparencia y</w:t>
+      </w:r>
+      <w:r>
+        <w:rPr>
+          <w:rFonts w:ascii="Arial" w:eastAsia="Arial" w:hAnsi="Arial" w:cs="Arial"/>
+          <w:color w:val="000000"/>
+          <w:highlight w:val="green"/>
+        </w:rPr>
+        <w:t xml:space="preserve"> </w:t>
+      </w:r>
+      <w:r>
+        <w:rPr>
+          <w:rFonts w:ascii="Arial" w:eastAsia="Arial" w:hAnsi="Arial" w:cs="Arial"/>
+          <w:color w:val="000000"/>
+          <w:highlight w:val="green"/>
+        </w:rPr>
+        <w:t>explicabilidad de la SUNAT, evitando soluciones de caja negra no auditables.</w:t>
       </w:r>
     </w:p>
     <w:p>
@@ -12429,7 +12689,16 @@
           <w:color w:val="000000"/>
           <w:highlight w:val="lightGray"/>
         </w:rPr>
-        <w:t>La Intendencia Nacional de Recursos Humanos conduce las acciones de sensibilización, capacitación y gestión del cambio vinculadas al uso de sistemas basados en inteligencia artificial, de conformidad con las funciones establecidas en el Reglamento de Organización y Funciones de la SUNAT y con el apoyo técnico de la Comisión de Gobierno de IA.</w:t>
+        <w:t xml:space="preserve">La Intendencia Nacional de Recursos Humanos conduce las acciones de sensibilización, capacitación y gestión del cambio vinculadas al uso de sistemas </w:t>
+      </w:r>
+      <w:r>
+        <w:rPr>
+          <w:rFonts w:ascii="Arial" w:eastAsia="Arial" w:hAnsi="Arial" w:cs="Arial"/>
+          <w:color w:val="000000"/>
+          <w:highlight w:val="lightGray"/>
+        </w:rPr>
+        <w:lastRenderedPageBreak/>
+        <w:t>basados en inteligencia artificial, de conformidad con las funciones establecidas en el Reglamento de Organización y Funciones de la SUNAT y con el apoyo técnico de la Comisión de Gobierno de IA.</w:t>
       </w:r>
     </w:p>
     <w:p>
@@ -12490,32 +12759,6 @@
           <w:highlight w:val="lightGray"/>
         </w:rPr>
         <w:t>Las acciones de sensibilización consideran, como mínimo:</w:t>
-      </w:r>
-    </w:p>
-    <w:p>
-      <w:pPr>
-        <w:pStyle w:val="Prrafodelista"/>
-        <w:numPr>
-          <w:ilvl w:val="0"/>
-          <w:numId w:val="26"/>
-        </w:numPr>
-        <w:spacing w:before="0" w:line="276" w:lineRule="auto"/>
-        <w:ind w:left="1560"/>
-        <w:rPr>
-          <w:b w:val="0"/>
-          <w:bCs w:val="0"/>
-          <w:color w:val="000000"/>
-          <w:highlight w:val="lightGray"/>
-        </w:rPr>
-      </w:pPr>
-      <w:r>
-        <w:rPr>
-          <w:b w:val="0"/>
-          <w:bCs w:val="0"/>
-          <w:color w:val="000000"/>
-          <w:highlight w:val="lightGray"/>
-        </w:rPr>
-        <w:t>La finalidad y los principios institucionales aplicables a los sistemas basados en IA.</w:t>
       </w:r>
     </w:p>
     <w:p>
@@ -12541,7 +12784,7 @@
           <w:color w:val="000000"/>
           <w:highlight w:val="lightGray"/>
         </w:rPr>
-        <w:t>Los riesgos derivados de su diseño, desarrollo, implementación y uso.</w:t>
+        <w:t>La finalidad y los principios institucionales aplicables a los sistemas basados en IA.</w:t>
       </w:r>
     </w:p>
     <w:p>
@@ -12567,7 +12810,7 @@
           <w:color w:val="000000"/>
           <w:highlight w:val="lightGray"/>
         </w:rPr>
-        <w:t>La protección de los derechos fundamentales de los administrados y la prevención de sesgos o resultados discriminatorios.</w:t>
+        <w:t>Los riesgos derivados de su diseño, desarrollo, implementación y uso.</w:t>
       </w:r>
     </w:p>
     <w:p>
@@ -12593,7 +12836,7 @@
           <w:color w:val="000000"/>
           <w:highlight w:val="lightGray"/>
         </w:rPr>
-        <w:t>La protección de la reserva tributaria, secreto comercial y demás obligaciones de confidencialidad aplicables.</w:t>
+        <w:t>La protección de los derechos fundamentales de los administrados y la prevención de sesgos o resultados discriminatorios.</w:t>
       </w:r>
     </w:p>
     <w:p>
@@ -12619,6 +12862,32 @@
           <w:color w:val="000000"/>
           <w:highlight w:val="lightGray"/>
         </w:rPr>
+        <w:t>La protección de la reserva tributaria, secreto comercial y demás obligaciones de confidencialidad aplicables.</w:t>
+      </w:r>
+    </w:p>
+    <w:p>
+      <w:pPr>
+        <w:pStyle w:val="Prrafodelista"/>
+        <w:numPr>
+          <w:ilvl w:val="0"/>
+          <w:numId w:val="26"/>
+        </w:numPr>
+        <w:spacing w:before="0" w:line="276" w:lineRule="auto"/>
+        <w:ind w:left="1701"/>
+        <w:rPr>
+          <w:b w:val="0"/>
+          <w:bCs w:val="0"/>
+          <w:color w:val="000000"/>
+          <w:highlight w:val="lightGray"/>
+        </w:rPr>
+      </w:pPr>
+      <w:r>
+        <w:rPr>
+          <w:b w:val="0"/>
+          <w:bCs w:val="0"/>
+          <w:color w:val="000000"/>
+          <w:highlight w:val="lightGray"/>
+        </w:rPr>
         <w:t>El impacto social y ambiental de los sistemas basados en IA.</w:t>
       </w:r>
     </w:p>
@@ -12633,25 +12902,48 @@
         <w:rPr>
           <w:rFonts w:ascii="Arial" w:eastAsia="Arial" w:hAnsi="Arial" w:cs="Arial"/>
           <w:color w:val="000000"/>
-          <w:highlight w:val="lightGray"/>
-        </w:rPr>
-      </w:pPr>
-      <w:r>
-        <w:rPr>
-          <w:rFonts w:ascii="Arial" w:eastAsia="Arial" w:hAnsi="Arial" w:cs="Arial"/>
-          <w:color w:val="000000"/>
-          <w:highlight w:val="lightGray"/>
-        </w:rPr>
-        <w:t xml:space="preserve">Esta disposición incorpora los requerimientos establecidos en el numeral 28.9 del artículo 28 del Reglamento y adopta medidas adicionales de sensibilización orientadas a promover el uso seguro, responsable y ético de los sistemas </w:t>
-      </w:r>
-      <w:r>
-        <w:rPr>
-          <w:rFonts w:ascii="Arial" w:eastAsia="Arial" w:hAnsi="Arial" w:cs="Arial"/>
-          <w:color w:val="000000"/>
-          <w:highlight w:val="lightGray"/>
-        </w:rPr>
-        <w:lastRenderedPageBreak/>
-        <w:t>basados en IA, en concordancia con el numeral 7.3 de la NTP-ISO/IEC 42001:2025.</w:t>
+          <w:highlight w:val="green"/>
+        </w:rPr>
+      </w:pPr>
+      <w:r>
+        <w:rPr>
+          <w:rFonts w:ascii="Arial" w:eastAsia="Arial" w:hAnsi="Arial" w:cs="Arial"/>
+          <w:color w:val="000000"/>
+          <w:highlight w:val="green"/>
+        </w:rPr>
+        <w:t>Esta disposición desarrolla el principio rector de sensibilización y educación en IA</w:t>
+      </w:r>
+      <w:r>
+        <w:rPr>
+          <w:rFonts w:ascii="Arial" w:eastAsia="Arial" w:hAnsi="Arial" w:cs="Arial"/>
+          <w:color w:val="000000"/>
+          <w:highlight w:val="green"/>
+        </w:rPr>
+        <w:t xml:space="preserve"> </w:t>
+      </w:r>
+      <w:r>
+        <w:rPr>
+          <w:rFonts w:ascii="Arial" w:eastAsia="Arial" w:hAnsi="Arial" w:cs="Arial"/>
+          <w:color w:val="000000"/>
+          <w:highlight w:val="green"/>
+        </w:rPr>
+        <w:t>establecido en el literal f) del artículo 7 del Reglamento, en concordancia con el numeral 7.3</w:t>
+      </w:r>
+      <w:r>
+        <w:rPr>
+          <w:rFonts w:ascii="Arial" w:eastAsia="Arial" w:hAnsi="Arial" w:cs="Arial"/>
+          <w:color w:val="000000"/>
+          <w:highlight w:val="green"/>
+        </w:rPr>
+        <w:t xml:space="preserve"> </w:t>
+      </w:r>
+      <w:r>
+        <w:rPr>
+          <w:rFonts w:ascii="Arial" w:eastAsia="Arial" w:hAnsi="Arial" w:cs="Arial"/>
+          <w:color w:val="000000"/>
+          <w:highlight w:val="green"/>
+        </w:rPr>
+        <w:t>de la NTP-ISO/IEC 42001:2025.</w:t>
       </w:r>
     </w:p>
     <w:p>
@@ -12910,6 +13202,7 @@
           <w:color w:val="000000"/>
           <w:highlight w:val="lightGray"/>
         </w:rPr>
+        <w:lastRenderedPageBreak/>
         <w:t>6.13.3 Gestión del cambio</w:t>
       </w:r>
     </w:p>
@@ -13009,16 +13302,7 @@
           <w:highlight w:val="yellow"/>
         </w:rPr>
         <w:tab/>
-        <w:t xml:space="preserve">En el desarrollo, la implementación y el uso de los SBIA, la SUNAT promueve la participación de equipos diversos y multidisciplinarios, garantiza el pleno respeto de los derechos humanos y evita que se generen resultados injustos o discriminatorios, considera el impacto social y ambiental, e implementa las </w:t>
-      </w:r>
-      <w:r>
-        <w:rPr>
-          <w:rFonts w:ascii="Arial" w:eastAsia="Arial" w:hAnsi="Arial" w:cs="Arial"/>
-          <w:color w:val="000000"/>
-          <w:highlight w:val="yellow"/>
-        </w:rPr>
-        <w:lastRenderedPageBreak/>
-        <w:t>mejores prácticas, estándares y normas técnicas para identificar y minimizar los sesgos de los algoritmos y de las bases de datos utilizados</w:t>
+        <w:t>En el desarrollo, la implementación y el uso de los SBIA, la SUNAT promueve la participación de equipos diversos y multidisciplinarios, garantiza el pleno respeto de los derechos humanos y evita que se generen resultados injustos o discriminatorios, considera el impacto social y ambiental, e implementa las mejores prácticas, estándares y normas técnicas para identificar y minimizar los sesgos de los algoritmos y de las bases de datos utilizados</w:t>
       </w:r>
       <w:r>
         <w:rPr>
@@ -13064,11 +13348,19 @@
           <w:highlight w:val="yellow"/>
         </w:rPr>
         <w:tab/>
-        <w:t>La SUNAT promueve que su personal cumpla las normas del Código de Ética de la Función Pública, su Reglamento y las normas de integridad en el desarrollo, la implementación y el uso de los SBIA</w:t>
+      </w:r>
+      <w:r>
+        <w:rPr>
+          <w:rFonts w:ascii="Arial" w:eastAsia="Arial" w:hAnsi="Arial" w:cs="Arial"/>
+          <w:color w:val="000000"/>
+          <w:highlight w:val="green"/>
+        </w:rPr>
+        <w:t>La SUNAT promueve que su personal cumpla, en el desarrollo, la implementación y el uso de los SBIA, las normas del Código de Ética de la Función Pública, su Reglamento y las normas de integridad, así como las recomendaciones internacionales y los principios éticos de la Organización para la Cooperación y el Desarrollo Económico (OCDE) en materia de inteligencia artificial.</w:t>
       </w:r>
       <w:r>
         <w:rPr>
           <w:rStyle w:val="Refdenotaalpie"/>
+          <w:highlight w:val="green"/>
         </w:rPr>
         <w:footnoteReference w:id="14"/>
       </w:r>
@@ -13076,16 +13368,43 @@
         <w:rPr>
           <w:rFonts w:ascii="Arial" w:eastAsia="Arial" w:hAnsi="Arial" w:cs="Arial"/>
           <w:color w:val="000000"/>
+          <w:highlight w:val="green"/>
+        </w:rPr>
+        <w:t>.</w:t>
+      </w:r>
+      <w:r>
+        <w:rPr>
+          <w:rFonts w:ascii="Arial" w:eastAsia="Arial" w:hAnsi="Arial" w:cs="Arial"/>
+          <w:color w:val="000000"/>
+          <w:highlight w:val="green"/>
+        </w:rPr>
+        <w:t xml:space="preserve"> </w:t>
+      </w:r>
+      <w:r>
+        <w:rPr>
+          <w:rFonts w:ascii="Arial" w:eastAsia="Arial" w:hAnsi="Arial" w:cs="Arial"/>
+          <w:color w:val="000000"/>
+          <w:highlight w:val="green"/>
+        </w:rPr>
+        <w:t>La OII supervisa en los SBIA el cumplimiento de los principios rectores establecidos en el artículo 7 del Reglamento y de los compromisos de la Política de uso seguro, responsable y ético de los sistemas basados en inteligencia artificial en la SUNAT; evalúa los riesgos de sesgo y discriminación y administra el canal de consultas éticas en materia de IA</w:t>
+      </w:r>
+      <w:r>
+        <w:rPr>
+          <w:rFonts w:ascii="Arial" w:eastAsia="Arial" w:hAnsi="Arial" w:cs="Arial"/>
+          <w:color w:val="000000"/>
+          <w:highlight w:val="green"/>
+        </w:rPr>
+        <w:t xml:space="preserve">. </w:t>
+      </w:r>
+      <w:r>
+        <w:rPr>
+          <w:rFonts w:ascii="Arial" w:eastAsia="Arial" w:hAnsi="Arial" w:cs="Arial"/>
+          <w:color w:val="000000"/>
           <w:highlight w:val="yellow"/>
         </w:rPr>
-        <w:t>.</w:t>
-      </w:r>
-      <w:r>
-        <w:rPr>
-          <w:rFonts w:ascii="Arial" w:eastAsia="Arial" w:hAnsi="Arial" w:cs="Arial"/>
-          <w:color w:val="000000"/>
-          <w:highlight w:val="yellow"/>
-        </w:rPr>
+        <w:t>Su opinión sobre la clasificación de riesgo consta conforme al numeral 6.2.2.</w:t>
+      </w:r>
+      <w:r>
         <w:t xml:space="preserve"> </w:t>
       </w:r>
       <w:r>
@@ -13094,23 +13413,7 @@
           <w:color w:val="000000"/>
           <w:highlight w:val="green"/>
         </w:rPr>
-        <w:t>La OII supervisa en los SBIA el cumplimiento de los principios rectores establecidos en el artículo 7 del Reglamento y de los compromisos de la Política de uso seguro, responsable y ético de los sistemas basados en inteligencia artificial en la SUNAT; evalúa los riesgos de sesgo y discriminación y administra el canal de consultas éticas en materia de IA</w:t>
-      </w:r>
-      <w:r>
-        <w:rPr>
-          <w:rFonts w:ascii="Arial" w:eastAsia="Arial" w:hAnsi="Arial" w:cs="Arial"/>
-          <w:color w:val="000000"/>
-          <w:highlight w:val="green"/>
-        </w:rPr>
-        <w:t xml:space="preserve">. </w:t>
-      </w:r>
-      <w:r>
-        <w:rPr>
-          <w:rFonts w:ascii="Arial" w:eastAsia="Arial" w:hAnsi="Arial" w:cs="Arial"/>
-          <w:color w:val="000000"/>
-          <w:highlight w:val="yellow"/>
-        </w:rPr>
-        <w:t>Su opinión sobre la clasificación de riesgo consta conforme al numeral 6.2.2.</w:t>
+        <w:t>Esta disposición desarrolla el numeral 28.9 del artículo 28 del Reglamento.</w:t>
       </w:r>
     </w:p>
     <w:p>
@@ -13211,7 +13514,16 @@
           <w:color w:val="000000"/>
           <w:highlight w:val="green"/>
         </w:rPr>
-        <w:t>Las disposiciones de este numeral establecen la verificación del componente de IA dentro de los instrumentos de gestión vigentes. La opinión de la Comisión de Gobierno de IA no constituye un requisito adicional ni modifica los procesos, formatos, contenidos ni instancias de aprobación de dichos instrumentos ni de los sistemas administrativos del Estado: se incorpora a ellos como control del componente de IA.</w:t>
+        <w:t xml:space="preserve">Las disposiciones de este numeral establecen la verificación del componente de IA dentro de los instrumentos de gestión vigentes. La opinión de la Comisión de Gobierno </w:t>
+      </w:r>
+      <w:r>
+        <w:rPr>
+          <w:rFonts w:ascii="Arial" w:eastAsia="Arial" w:hAnsi="Arial" w:cs="Arial"/>
+          <w:color w:val="000000"/>
+          <w:highlight w:val="green"/>
+        </w:rPr>
+        <w:lastRenderedPageBreak/>
+        <w:t>de IA no constituye un requisito adicional ni modifica los procesos, formatos, contenidos ni instancias de aprobación de dichos instrumentos ni de los sistemas administrativos del Estado: se incorpora a ellos como control del componente de IA.</w:t>
       </w:r>
     </w:p>
     <w:p>
@@ -13328,16 +13640,7 @@
           <w:bCs w:val="0"/>
           <w:highlight w:val="green"/>
         </w:rPr>
-        <w:t xml:space="preserve">Favorable con condiciones, que identifica los controles que la clasificación de riesgo determina y cuya implementación se verifica en el hito de </w:t>
-      </w:r>
-      <w:r>
-        <w:rPr>
-          <w:b w:val="0"/>
-          <w:bCs w:val="0"/>
-          <w:highlight w:val="green"/>
-        </w:rPr>
-        <w:lastRenderedPageBreak/>
-        <w:t>aprobación previo al despliegue, conforme al numeral 6.1.2. Los SBIA clasificados de riesgo alto reciben este pronunciamiento.</w:t>
+        <w:t>Favorable con condiciones, que identifica los controles que la clasificación de riesgo determina y cuya implementación se verifica en el hito de aprobación previo al despliegue, conforme al numeral 6.1.2. Los SBIA clasificados de riesgo alto reciben este pronunciamiento.</w:t>
       </w:r>
     </w:p>
     <w:p>
@@ -13433,7 +13736,15 @@
           <w:rFonts w:ascii="Arial" w:hAnsi="Arial" w:cs="Arial"/>
           <w:highlight w:val="green"/>
         </w:rPr>
-        <w:t>En los programas y proyectos institucionales conforme al MGPP, la opinión de la Comisión de Gobierno de IA se recaba desde que se identifica un componente basado en IA, en cualquier fase, y antes de la decisión que autoriza avanzar a la fase siguiente. La opinión se incorpora al expediente del caso de negocio o del plan de gestión, según corresponda, junto con las validaciones y opiniones que el MGPP ya prevé, y no requiere una etapa ni una instancia adicionales. Aplica en particular:</w:t>
+        <w:t xml:space="preserve">En los programas y proyectos institucionales conforme al MGPP, la opinión de la Comisión de Gobierno de IA se recaba desde que se identifica un componente basado en IA, en cualquier fase, y antes de la decisión que autoriza avanzar a la fase siguiente. La opinión se incorpora al expediente del caso de negocio o del plan de gestión, según corresponda, junto con las </w:t>
+      </w:r>
+      <w:r>
+        <w:rPr>
+          <w:rFonts w:ascii="Arial" w:hAnsi="Arial" w:cs="Arial"/>
+          <w:highlight w:val="green"/>
+        </w:rPr>
+        <w:lastRenderedPageBreak/>
+        <w:t>validaciones y opiniones que el MGPP ya prevé, y no requiere una etapa ni una instancia adicionales. Aplica en particular:</w:t>
       </w:r>
     </w:p>
     <w:p>
@@ -13615,7 +13926,6 @@
         <w:rPr>
           <w:rFonts w:ascii="Arial" w:hAnsi="Arial" w:cs="Arial"/>
         </w:rPr>
-        <w:lastRenderedPageBreak/>
         <w:tab/>
       </w:r>
       <w:r>
@@ -13777,7 +14087,15 @@
           <w:rFonts w:ascii="Arial" w:hAnsi="Arial" w:cs="Arial"/>
           <w:highlight w:val="lightGray"/>
         </w:rPr>
-        <w:t>6.15.6 La presente directiva se articula con la normativa institucional de gobernanza de datos y analítica. Cuando un producto analítico incorpore un sistema basado en IA, este se sujeta al ciclo de vida, la clasificación de riesgo, la evaluación de impacto algorítmico, el registro en el Inventario Institucional de SBIA y las obligaciones de transparencia y supervisión humana previstas en la presente directiva. La certificación del producto analítico requiere, como insumo previo, la aprobación que corresponda conforme al numeral 6.1.2. La calidad, el linaje, los metadatos y la certificación de los datos que alimentan el sistema se rigen por la normativa de gobernanza de datos y analítica.</w:t>
+        <w:t xml:space="preserve">6.15.6 La presente directiva se articula con la normativa institucional de gobernanza de datos y analítica. Cuando un producto analítico incorpore un sistema basado en IA, este se sujeta al ciclo de vida, la clasificación de riesgo, la evaluación de impacto algorítmico, el registro en el Inventario Institucional de SBIA y las obligaciones de transparencia y supervisión humana previstas en la presente </w:t>
+      </w:r>
+      <w:r>
+        <w:rPr>
+          <w:rFonts w:ascii="Arial" w:hAnsi="Arial" w:cs="Arial"/>
+          <w:highlight w:val="lightGray"/>
+        </w:rPr>
+        <w:lastRenderedPageBreak/>
+        <w:t>directiva. La certificación del producto analítico requiere, como insumo previo, la aprobación que corresponda conforme al numeral 6.1.2. La calidad, el linaje, los metadatos y la certificación de los datos que alimentan el sistema se rigen por la normativa de gobernanza de datos y analítica.</w:t>
       </w:r>
       <w:r>
         <w:rPr>

--- a/normativo/DIRECTIVA-GOBIERNO-IA.docx
+++ b/normativo/DIRECTIVA-GOBIERNO-IA.docx
@@ -2990,15 +2990,17 @@
           <w:b w:val="0"/>
           <w:bCs w:val="0"/>
           <w:color w:val="000000"/>
-        </w:rPr>
-      </w:pPr>
-      <w:r>
-        <w:rPr>
-          <w:b w:val="0"/>
-          <w:bCs w:val="0"/>
-          <w:color w:val="000000"/>
-        </w:rPr>
-        <w:t>Resolución de Superintendencia N.° 084-2019/SUNAT (12/04/2019), que conforma el Comité de Gobierno Digital, hoy Comité de Gobierno y Transformación Digital CGTD de la SUNAT, modificada por las Resoluciones de Superintendencia N.° 142-2019/SUNAT y N.° 000187-2024/SUNAT.</w:t>
+          <w:highlight w:val="green"/>
+        </w:rPr>
+      </w:pPr>
+      <w:r>
+        <w:rPr>
+          <w:b w:val="0"/>
+          <w:bCs w:val="0"/>
+          <w:color w:val="000000"/>
+          <w:highlight w:val="green"/>
+        </w:rPr>
+        <w:t>Resolución Ministerial N.° 119-2018-PCM (10/05/2018), que dispone la creación de un Comité de Gobierno Digital en cada entidad de la Administración Pública y establece sus funciones, modificada por la Resolución Ministerial N.° 087-2019-PCM (22/03/2019).</w:t>
       </w:r>
     </w:p>
     <w:p>
@@ -3014,17 +3016,15 @@
           <w:b w:val="0"/>
           <w:bCs w:val="0"/>
           <w:color w:val="000000"/>
-          <w:highlight w:val="green"/>
-        </w:rPr>
-      </w:pPr>
-      <w:r>
-        <w:rPr>
-          <w:b w:val="0"/>
-          <w:bCs w:val="0"/>
-          <w:color w:val="000000"/>
-          <w:highlight w:val="green"/>
-        </w:rPr>
-        <w:t>Resolución Ministerial N.° 119-2018-PCM (10/05/2018), que dispone la creación de un Comité de Gobierno Digital en cada entidad de la Administración Pública y establece sus funciones, modificada por la Resolución Ministerial N.° 087-2019-PCM (22/03/2019).</w:t>
+        </w:rPr>
+      </w:pPr>
+      <w:r>
+        <w:rPr>
+          <w:b w:val="0"/>
+          <w:bCs w:val="0"/>
+          <w:color w:val="000000"/>
+        </w:rPr>
+        <w:t>Resolución de Superintendencia N.° 084-2019/SUNAT (12/04/2019), que conforma el Comité de Gobierno Digital, hoy Comité de Gobierno y Transformación Digital CGTD de la SUNAT, modificada por las Resoluciones de Superintendencia N.° 142-2019/SUNAT y N.° 000187-2024/SUNAT.</w:t>
       </w:r>
     </w:p>
     <w:p>
@@ -3961,11 +3961,13 @@
           <w:b w:val="0"/>
           <w:bCs w:val="0"/>
           <w:color w:val="000000"/>
-        </w:rPr>
-      </w:pPr>
-      <w:r>
-        <w:rPr>
-          <w:color w:val="000000"/>
+          <w:highlight w:val="green"/>
+        </w:rPr>
+      </w:pPr>
+      <w:r>
+        <w:rPr>
+          <w:color w:val="000000"/>
+          <w:highlight w:val="green"/>
         </w:rPr>
         <w:t>Reserva tributaria:</w:t>
       </w:r>
@@ -3974,8 +3976,75 @@
           <w:b w:val="0"/>
           <w:bCs w:val="0"/>
           <w:color w:val="000000"/>
-        </w:rPr>
-        <w:t xml:space="preserve"> Carácter reservado de la información vinculada a los contribuyentes, conforme al artículo 85 del TUO del Código Tributario. [D.S. N.° 133-2013-EF, Art. 85]</w:t>
+          <w:highlight w:val="green"/>
+        </w:rPr>
+        <w:t xml:space="preserve"> </w:t>
+      </w:r>
+      <w:r>
+        <w:rPr>
+          <w:b w:val="0"/>
+          <w:bCs w:val="0"/>
+          <w:color w:val="000000"/>
+          <w:highlight w:val="green"/>
+        </w:rPr>
+        <w:t xml:space="preserve">Carácter de información reservada que el artículo 85 del TUO del Código Tributario atribuye, por su objeto, a la cuantía y la fuente de las rentas, los gastos, la base imponible y cualesquiera otros datos relativos a ellos, cuando están contenidos en las declaraciones e informaciones que la Administración Tributaria obtiene por cualquier medio de los contribuyentes, responsables o terceros, así como a la </w:t>
+      </w:r>
+      <w:proofErr w:type="spellStart"/>
+      <w:r>
+        <w:rPr>
+          <w:b w:val="0"/>
+          <w:bCs w:val="0"/>
+          <w:color w:val="000000"/>
+          <w:highlight w:val="green"/>
+        </w:rPr>
+        <w:t>tramitació</w:t>
+      </w:r>
+      <w:r>
+        <w:rPr>
+          <w:b w:val="0"/>
+          <w:bCs w:val="0"/>
+          <w:color w:val="000000"/>
+          <w:highlight w:val="green"/>
+        </w:rPr>
+        <w:t>f</w:t>
+      </w:r>
+      <w:r>
+        <w:rPr>
+          <w:b w:val="0"/>
+          <w:bCs w:val="0"/>
+          <w:color w:val="000000"/>
+          <w:highlight w:val="green"/>
+        </w:rPr>
+        <w:t>n</w:t>
+      </w:r>
+      <w:proofErr w:type="spellEnd"/>
+      <w:r>
+        <w:rPr>
+          <w:b w:val="0"/>
+          <w:bCs w:val="0"/>
+          <w:color w:val="000000"/>
+          <w:highlight w:val="green"/>
+        </w:rPr>
+        <w:t xml:space="preserve"> de las denuncias a que se refiere el artículo 192 del mismo Código. Dicha información únicamente puede ser utilizada por la Administración Tributaria para sus fines propios y la obligación de reserva alcanza a </w:t>
+      </w:r>
+      <w:r>
+        <w:rPr>
+          <w:b w:val="0"/>
+          <w:bCs w:val="0"/>
+          <w:color w:val="000000"/>
+          <w:highlight w:val="green"/>
+        </w:rPr>
+        <w:lastRenderedPageBreak/>
+        <w:t>quienes accedan a ella. El mismo artículo establece excepciones expresas. La determinación de si una información concreta está sujeta a reserva tributaria se efectúa respecto de esa información y no se presume respecto de todo el acervo de datos que la SUNAT administra. [D.S. N.° 133-2013-EF, Art. 85]</w:t>
+      </w:r>
+      <w:r>
+        <w:rPr>
+          <w:b w:val="0"/>
+          <w:bCs w:val="0"/>
+          <w:color w:val="000000"/>
+          <w:highlight w:val="green"/>
+        </w:rPr>
+        <w:t>.</w:t>
       </w:r>
     </w:p>
     <w:p>
@@ -4035,16 +4104,7 @@
           <w:bCs w:val="0"/>
           <w:color w:val="000000"/>
         </w:rPr>
-        <w:t xml:space="preserve"> Sistema informático diseñado para operar con distintos niveles de autonomía que infiere, a partir de los datos que </w:t>
-      </w:r>
-      <w:r>
-        <w:rPr>
-          <w:b w:val="0"/>
-          <w:bCs w:val="0"/>
-          <w:color w:val="000000"/>
-        </w:rPr>
-        <w:lastRenderedPageBreak/>
-        <w:t>recibe, cómo generar resultados que influyan en entornos reales o virtuales. [Ley N.° 31814, Art. 2; D.S. N.° 115-2025-PCM, Art. 6(j)]</w:t>
+        <w:t xml:space="preserve"> Sistema informático diseñado para operar con distintos niveles de autonomía que infiere, a partir de los datos que recibe, cómo generar resultados que influyan en entornos reales o virtuales. [Ley N.° 31814, Art. 2; D.S. N.° 115-2025-PCM, Art. 6(j)]</w:t>
       </w:r>
     </w:p>
     <w:p>
@@ -4358,7 +4418,16 @@
           <w:highlight w:val="yellow"/>
         </w:rPr>
         <w:tab/>
-        <w:t>El Gobierno de IA aplica el principio de proporcionalidad: las exigencias de evaluación, supervisión y control se gradúan según el nivel de riesgo del SBIA. La proporcionalidad no exime del cumplimiento de los controles y obligaciones que el Reglamento y la presente directiva establecen con carácter obligatorio para cada categoría de riesgo.</w:t>
+        <w:t xml:space="preserve">El Gobierno de IA aplica el principio de proporcionalidad: las exigencias de evaluación, supervisión y control se gradúan según el nivel de riesgo del SBIA. </w:t>
+      </w:r>
+      <w:r>
+        <w:rPr>
+          <w:rFonts w:ascii="Arial" w:eastAsia="Arial" w:hAnsi="Arial" w:cs="Arial"/>
+          <w:color w:val="000000"/>
+          <w:highlight w:val="yellow"/>
+        </w:rPr>
+        <w:lastRenderedPageBreak/>
+        <w:t>La proporcionalidad no exime del cumplimiento de los controles y obligaciones que el Reglamento y la presente directiva establecen con carácter obligatorio para cada categoría de riesgo.</w:t>
       </w:r>
     </w:p>
     <w:p>
@@ -4398,15 +4467,7 @@
           <w:color w:val="000000"/>
         </w:rPr>
         <w:tab/>
-        <w:t xml:space="preserve">El Comité de Gobierno y Transformación Digital (CGTD) ejerce la función de gobierno de inteligencia artificial en la SUNAT, conforme al numeral 9.3 del </w:t>
-      </w:r>
-      <w:r>
-        <w:rPr>
-          <w:rFonts w:ascii="Arial" w:eastAsia="Arial" w:hAnsi="Arial" w:cs="Arial"/>
-          <w:color w:val="000000"/>
-        </w:rPr>
-        <w:lastRenderedPageBreak/>
-        <w:t>artículo 9 del RLIA, aprobado por Decreto Supremo N.° 115-2025-PCM, y a la Resolución de Superintendencia N.° 084-2019/SUNAT que lo conforma, modificada por las Resoluciones de Superintendencia N.° 142-2019/SUNAT y N.° 000187-2024/SUNAT. El CGTD lidera, dirige, evalúa y supervisa los proyectos de sistemas basados en IA estratégicos para la entidad.</w:t>
+        <w:t>El Comité de Gobierno y Transformación Digital (CGTD) ejerce la función de gobierno de inteligencia artificial en la SUNAT, conforme al numeral 9.3 del artículo 9 del RLIA, aprobado por Decreto Supremo N.° 115-2025-PCM, y a la Resolución de Superintendencia N.° 084-2019/SUNAT que lo conforma, modificada por las Resoluciones de Superintendencia N.° 142-2019/SUNAT y N.° 000187-2024/SUNAT. El CGTD lidera, dirige, evalúa y supervisa los proyectos de sistemas basados en IA estratégicos para la entidad.</w:t>
       </w:r>
     </w:p>
     <w:p>
@@ -4925,6 +4986,7 @@
                 <w:b/>
                 <w:bCs/>
               </w:rPr>
+              <w:lastRenderedPageBreak/>
               <w:t>CGTD (en materia de IA)</w:t>
             </w:r>
           </w:p>
@@ -5023,16 +5085,7 @@
                 <w:bCs w:val="0"/>
                 <w:highlight w:val="green"/>
               </w:rPr>
-              <w:t xml:space="preserve">Aprueba la clasificación de riesgo de todos los SBIA conforme al numeral 6.2.2: de manera individual en los de riesgo alto y en los </w:t>
-            </w:r>
-            <w:r>
-              <w:rPr>
-                <w:b w:val="0"/>
-                <w:bCs w:val="0"/>
-                <w:highlight w:val="green"/>
-              </w:rPr>
-              <w:lastRenderedPageBreak/>
-              <w:t>estratégicos para la entidad, y de manera agregada en los de riesgo aceptable. Aprueba los casos de uso y la estrategia de IA.</w:t>
+              <w:t>Aprueba la clasificación de riesgo de todos los SBIA conforme al numeral 6.2.2: de manera individual en los de riesgo alto y en los estratégicos para la entidad, y de manera agregada en los de riesgo aceptable. Aprueba los casos de uso y la estrategia de IA.</w:t>
             </w:r>
           </w:p>
           <w:p>
@@ -5149,7 +5202,6 @@
                 <w:b/>
                 <w:bCs/>
               </w:rPr>
-              <w:lastRenderedPageBreak/>
               <w:t>Comisión de Gobierno de IA</w:t>
             </w:r>
           </w:p>
@@ -5287,7 +5339,16 @@
                 <w:bCs w:val="0"/>
                 <w:highlight w:val="green"/>
               </w:rPr>
-              <w:t>Proponer la clasificación de riesgo de cada SBIA, previo al inicio del desarrollo o adquisición, y elevar al CGTD la relación de las propuestas de riesgo aceptable para su aprobación agregada; la aprobación corresponde conforme al numeral 6.2.2.</w:t>
+              <w:t xml:space="preserve">Proponer la clasificación de riesgo de cada SBIA, previo al inicio del desarrollo o adquisición, y elevar al CGTD la relación de las propuestas </w:t>
+            </w:r>
+            <w:r>
+              <w:rPr>
+                <w:b w:val="0"/>
+                <w:bCs w:val="0"/>
+                <w:highlight w:val="green"/>
+              </w:rPr>
+              <w:lastRenderedPageBreak/>
+              <w:t>de riesgo aceptable para su aprobación agregada; la aprobación corresponde conforme al numeral 6.2.2.</w:t>
             </w:r>
           </w:p>
           <w:p>
@@ -5335,7 +5396,6 @@
                 <w:bCs w:val="0"/>
                 <w:highlight w:val="cyan"/>
               </w:rPr>
-              <w:lastRenderedPageBreak/>
               <w:t>Coordinar la elaboración de las evaluaciones de impacto algorítmico y elevar sus conclusiones al CGTD.</w:t>
             </w:r>
           </w:p>
@@ -5787,6 +5847,7 @@
                 <w:bCs/>
                 <w:color w:val="000000"/>
               </w:rPr>
+              <w:lastRenderedPageBreak/>
               <w:t>Oficial de</w:t>
             </w:r>
           </w:p>
@@ -5882,17 +5943,7 @@
                 <w:color w:val="000000"/>
                 <w:highlight w:val="yellow"/>
               </w:rPr>
-              <w:t xml:space="preserve">En materia de calidad y gobernanza de los datos: promueve la calidad y el intercambio de los datos para evitar sesgos y asegurar su </w:t>
-            </w:r>
-            <w:r>
-              <w:rPr>
-                <w:b w:val="0"/>
-                <w:bCs w:val="0"/>
-                <w:color w:val="000000"/>
-                <w:highlight w:val="yellow"/>
-              </w:rPr>
-              <w:lastRenderedPageBreak/>
-              <w:t xml:space="preserve">precisión y representatividad en los SBIA, conforme al numeral 6.8. </w:t>
+              <w:t xml:space="preserve">En materia de calidad y gobernanza de los datos: promueve la calidad y el intercambio de los datos para evitar sesgos y asegurar su precisión y representatividad en los SBIA, conforme al numeral 6.8. </w:t>
             </w:r>
           </w:p>
           <w:p>
@@ -5952,7 +6003,6 @@
                 <w:color w:val="000000"/>
                 <w:highlight w:val="yellow"/>
               </w:rPr>
-              <w:lastRenderedPageBreak/>
               <w:t>Oficial de Datos Personales</w:t>
             </w:r>
           </w:p>
@@ -6359,6 +6409,7 @@
                 <w:b/>
                 <w:bCs/>
               </w:rPr>
+              <w:lastRenderedPageBreak/>
               <w:t>Asesoría Legal</w:t>
             </w:r>
           </w:p>
@@ -6433,16 +6484,7 @@
                 <w:bCs w:val="0"/>
                 <w:highlight w:val="yellow"/>
               </w:rPr>
-              <w:t xml:space="preserve">En materia de asesoría jurídica y cumplimiento normativo: su opinión sobre la clasificación de riesgo </w:t>
-            </w:r>
-            <w:r>
-              <w:rPr>
-                <w:b w:val="0"/>
-                <w:bCs w:val="0"/>
-                <w:highlight w:val="yellow"/>
-              </w:rPr>
-              <w:lastRenderedPageBreak/>
-              <w:t xml:space="preserve">consta de manera expresa en la propuesta, conforme al numeral 6.2.2. </w:t>
+              <w:t xml:space="preserve">En materia de asesoría jurídica y cumplimiento normativo: su opinión sobre la clasificación de riesgo consta de manera expresa en la propuesta, conforme al numeral 6.2.2. </w:t>
             </w:r>
           </w:p>
           <w:p>
@@ -6550,7 +6592,6 @@
                 <w:b/>
                 <w:bCs/>
               </w:rPr>
-              <w:lastRenderedPageBreak/>
               <w:t>Seguridad de IA</w:t>
             </w:r>
           </w:p>
@@ -6955,6 +6996,7 @@
                 <w:bCs/>
                 <w:highlight w:val="yellow"/>
               </w:rPr>
+              <w:lastRenderedPageBreak/>
               <w:t>Integración de programas y proyectos institucionales</w:t>
             </w:r>
           </w:p>
@@ -7054,7 +7096,6 @@
                 <w:bCs w:val="0"/>
                 <w:highlight w:val="yellow"/>
               </w:rPr>
-              <w:lastRenderedPageBreak/>
               <w:t>Promueve la reusabilidad de las soluciones tecnológicas en el desarrollo del caso de negocio de los SBIA.</w:t>
             </w:r>
           </w:p>
@@ -7093,7 +7134,6 @@
                 <w:bCs/>
                 <w:highlight w:val="lightGray"/>
               </w:rPr>
-              <w:lastRenderedPageBreak/>
               <w:t>Visión de negocio</w:t>
             </w:r>
           </w:p>
@@ -7420,6 +7460,7 @@
                 <w:bCs w:val="0"/>
                 <w:highlight w:val="yellow"/>
               </w:rPr>
+              <w:lastRenderedPageBreak/>
               <w:t>Coordina con la INSI la definición de los contenidos técnicos.</w:t>
             </w:r>
           </w:p>
@@ -8117,7 +8158,7 @@
                 <w:rFonts w:ascii="Arial" w:eastAsia="Arial" w:hAnsi="Arial" w:cs="Arial"/>
                 <w:highlight w:val="green"/>
               </w:rPr>
-              <w:t xml:space="preserve">La INSI valida, en el ámbito de sus competencias y conforme a los instrumentos de gestión aplicables, que la solución propuesta requiere un componente basado en IA y que es técnicamente viable. Con dicha validación como insumo, la Comisión de Gobierno de IA evalúa la pertinencia del uso de IA y los aspectos legales, éticos y operativos del componente, y propone la clasificación de riesgo del SBIA, conforme al numeral 6.2. La opinión de la Comisión no </w:t>
+              <w:t xml:space="preserve">La INSI valida, en el ámbito de sus competencias y conforme a los instrumentos de gestión aplicables, que la solución propuesta requiere un componente basado en IA y que es técnicamente viable. Con dicha </w:t>
             </w:r>
             <w:r>
               <w:rPr>
@@ -8125,7 +8166,7 @@
                 <w:highlight w:val="green"/>
               </w:rPr>
               <w:lastRenderedPageBreak/>
-              <w:t>reitera la validación de la INSI ni la sustituye.</w:t>
+              <w:t>validación como insumo, la Comisión de Gobierno de IA evalúa la pertinencia del uso de IA y los aspectos legales, éticos y operativos del componente, y propone la clasificación de riesgo del SBIA, conforme al numeral 6.2. La opinión de la Comisión no reitera la validación de la INSI ni la sustituye.</w:t>
             </w:r>
           </w:p>
         </w:tc>
@@ -8176,6 +8217,7 @@
                 <w:rFonts w:ascii="Arial" w:eastAsia="Arial" w:hAnsi="Arial" w:cs="Arial"/>
                 <w:highlight w:val="green"/>
               </w:rPr>
+              <w:lastRenderedPageBreak/>
               <w:t>conforme a los numerales 6.1.2 y 6.2.2.</w:t>
             </w:r>
           </w:p>
@@ -8483,6 +8525,7 @@
               <w:rPr>
                 <w:rFonts w:ascii="Arial" w:eastAsia="Arial" w:hAnsi="Arial" w:cs="Arial"/>
               </w:rPr>
+              <w:lastRenderedPageBreak/>
               <w:t>5</w:t>
             </w:r>
           </w:p>
@@ -8584,7 +8627,7 @@
                 <w:rFonts w:ascii="Arial" w:hAnsi="Arial" w:cs="Arial"/>
                 <w:highlight w:val="green"/>
               </w:rPr>
-              <w:t xml:space="preserve">La Gerencia de Calidad de Sistemas conduce el control y aseguramiento de la calidad y la División de Control de Calidad efectúa la verificación y validación de la </w:t>
+              <w:t xml:space="preserve">La Gerencia de Calidad de Sistemas conduce el control y aseguramiento de la calidad y la División de Control de Calidad efectúa la verificación y validación de la calidad, conforme al numeral 6.10.3. La Oficina de Seguridad Informática efectúa el análisis de riesgo y las pruebas de vulnerabilidad sobre la arquitectura de aplicaciones, de información y de infraestructura tecnológica que soporta el SBIA, incluido el red teaming para riesgo alto, y verifica la implementación de los requisitos de seguridad propuestos en la etapa anterior. El propietario del caso de uso verifica la implementación del mecanismo de supervisión humana conforme al numeral 6.6.2. Con la conformidad de la División de Control de Calidad, de la Oficina de Seguridad Informática y del propietario del caso de uso, la aprobación </w:t>
             </w:r>
             <w:r>
               <w:rPr>
@@ -8592,7 +8635,7 @@
                 <w:highlight w:val="green"/>
               </w:rPr>
               <w:lastRenderedPageBreak/>
-              <w:t>calidad, conforme al numeral 6.10.3. La Oficina de Seguridad Informática efectúa el análisis de riesgo y las pruebas de vulnerabilidad sobre la arquitectura de aplicaciones, de información y de infraestructura tecnológica que soporta el SBIA, incluido el red teaming para riesgo alto, y verifica la implementación de los requisitos de seguridad propuestos en la etapa anterior. El propietario del caso de uso verifica la implementación del mecanismo de supervisión humana conforme al numeral 6.6.2. Con la conformidad de la División de Control de Calidad, de la Oficina de Seguridad Informática y del propietario del caso de uso, la aprobación corresponde conforme al numeral 6.1.2.</w:t>
+              <w:t>corresponde conforme al numeral 6.1.2.</w:t>
             </w:r>
           </w:p>
         </w:tc>
@@ -8762,7 +8805,6 @@
               <w:rPr>
                 <w:rFonts w:ascii="Arial" w:eastAsia="Arial" w:hAnsi="Arial" w:cs="Arial"/>
               </w:rPr>
-              <w:lastRenderedPageBreak/>
               <w:t>7</w:t>
             </w:r>
           </w:p>
@@ -9174,7 +9216,16 @@
           <w:color w:val="000000"/>
           <w:highlight w:val="green"/>
         </w:rPr>
-        <w:t>Comisión acompaña al propietario del caso de uso a completarla y se pronuncia una vez que</w:t>
+        <w:t xml:space="preserve">Comisión acompaña al propietario del caso de </w:t>
+      </w:r>
+      <w:r>
+        <w:rPr>
+          <w:rFonts w:ascii="Arial" w:eastAsia="Arial" w:hAnsi="Arial" w:cs="Arial"/>
+          <w:color w:val="000000"/>
+          <w:highlight w:val="green"/>
+        </w:rPr>
+        <w:lastRenderedPageBreak/>
+        <w:t>uso a completarla y se pronuncia una vez que</w:t>
       </w:r>
       <w:r>
         <w:rPr>
@@ -9297,16 +9348,7 @@
           <w:color w:val="000000"/>
           <w:highlight w:val="lightGray"/>
         </w:rPr>
-        <w:t xml:space="preserve">Por comprender actuaciones a cargo de unidades de organización distintas de la INSI, su formulación recoge los aportes de dichas unidades y su aprobación </w:t>
-      </w:r>
-      <w:r>
-        <w:rPr>
-          <w:rFonts w:ascii="Arial" w:hAnsi="Arial" w:cs="Arial"/>
-          <w:color w:val="000000"/>
-          <w:highlight w:val="lightGray"/>
-        </w:rPr>
-        <w:lastRenderedPageBreak/>
-        <w:t xml:space="preserve">requiere la opinión favorable de la Comisión de Gobierno de IA, en ejercicio de las facultades previstas en el literal h del numeral 6.4 y en el numeral 6.5 de la METDONI. La metodología comprende, como mínimo: la aplicación de la clasificación de riesgo y de la evaluación de impacto algorítmico, los criterios técnicos de diseño de la arquitectura de los SBIA, el contenido de los entregables de cada etapa, los tipos y las técnicas de prueba aplicables según el nivel de riesgo, </w:t>
+        <w:t xml:space="preserve">Por comprender actuaciones a cargo de unidades de organización distintas de la INSI, su formulación recoge los aportes de dichas unidades y su aprobación requiere la opinión favorable de la Comisión de Gobierno de IA, en ejercicio de las facultades previstas en el literal h del numeral 6.4 y en el numeral 6.5 de la METDONI. La metodología comprende, como mínimo: la aplicación de la clasificación de riesgo y de la evaluación de impacto algorítmico, los criterios técnicos de diseño de la arquitectura de los SBIA, el contenido de los entregables de cada etapa, los tipos y las técnicas de prueba aplicables según el nivel de riesgo, </w:t>
       </w:r>
       <w:r>
         <w:rPr>
@@ -9417,7 +9459,15 @@
           <w:rFonts w:ascii="Arial" w:eastAsia="Arial" w:hAnsi="Arial" w:cs="Arial"/>
           <w:highlight w:val="green"/>
         </w:rPr>
-        <w:t>Para la aplicación de la clasificación establecida, la Comisión de Gobierno de IA propone la clasificación de riesgo de las iniciativas que se presentan. La opinión de la OII, en materia de ética, integridad y prevención de sesgos, y la de la INALI, en materia de cumplimiento normativo, constan de manera expresa en la propuesta. La aprobación de la clasificación de riesgo corresponde al CGTD en todos los casos. En los SBIA de riesgo alto y en los estratégicos para la entidad, el CGTD aprueba la clasificación mediante pronunciamiento individual. En los SBIA de riesgo aceptable, el CGTD aprueba la clasificación de manera agregada, sobre la relación que la Comisión de Gobierno de IA eleva a cada sesión ordinaria, sin perjuicio de que cualquiera de sus miembros solicite el tratamiento individual de una iniciativa determinada. La clasificación es parte de la evaluación de viabilidad de acuerdo al ciclo de vida descrito en el 6.1.1. La clasificación aplica los criterios de la Matriz de Clasificación de Riesgos (Anexo N.° 2); el detalle de su aplicación se desarrolla en la metodología prevista en el numeral 6.1.5.</w:t>
+        <w:t xml:space="preserve">Para la aplicación de la clasificación establecida, la Comisión de Gobierno de IA propone la clasificación de riesgo de las iniciativas que se presentan. La opinión de la OII, en materia de ética, integridad y prevención de sesgos, y la de la INALI, en materia de cumplimiento normativo, constan de manera expresa en la propuesta. La aprobación de la clasificación de riesgo corresponde al CGTD en todos los casos. En los SBIA de riesgo alto y en los estratégicos para la entidad, el CGTD aprueba la clasificación mediante pronunciamiento individual. En los SBIA de riesgo aceptable, el CGTD aprueba la clasificación de manera agregada, sobre la relación que la Comisión de Gobierno de IA eleva a cada sesión ordinaria, sin perjuicio de que cualquiera de sus miembros solicite el tratamiento individual de una iniciativa determinada. La clasificación es parte de la evaluación de viabilidad de acuerdo al ciclo de vida descrito en </w:t>
+      </w:r>
+      <w:r>
+        <w:rPr>
+          <w:rFonts w:ascii="Arial" w:eastAsia="Arial" w:hAnsi="Arial" w:cs="Arial"/>
+          <w:highlight w:val="green"/>
+        </w:rPr>
+        <w:lastRenderedPageBreak/>
+        <w:t>el 6.1.1. La clasificación aplica los criterios de la Matriz de Clasificación de Riesgos (Anexo N.° 2); el detalle de su aplicación se desarrolla en la metodología prevista en el numeral 6.1.5.</w:t>
       </w:r>
     </w:p>
     <w:p>
@@ -9461,16 +9511,7 @@
           <w:color w:val="000000"/>
           <w:highlight w:val="yellow"/>
         </w:rPr>
-        <w:t xml:space="preserve">, conforme al artículo 23 del RLIA. Sin perjuicio de lo señalado en el literal e) del numeral 23.1 del citado artículo, no se consideran de uso indebido los SBIA utilizados para apoyar la evaluación humana sobre la implicación de una persona física en una actividad delictiva, siempre que se basen en hechos objetivos y verificables directamente relacionados con una actividad delictiva ya existente y cuenten con </w:t>
-      </w:r>
-      <w:r>
-        <w:rPr>
-          <w:rFonts w:ascii="Arial" w:eastAsia="Arial" w:hAnsi="Arial" w:cs="Arial"/>
-          <w:color w:val="000000"/>
-          <w:highlight w:val="yellow"/>
-        </w:rPr>
-        <w:lastRenderedPageBreak/>
-        <w:t>mecanismos de supervisión humana, transparencia y auditabilidad para garantizar la no discriminación y la protección de los derechos fundamentales, conforme al numeral 23.4 del citado artículo.</w:t>
+        <w:t>, conforme al artículo 23 del RLIA. Sin perjuicio de lo señalado en el literal e) del numeral 23.1 del citado artículo, no se consideran de uso indebido los SBIA utilizados para apoyar la evaluación humana sobre la implicación de una persona física en una actividad delictiva, siempre que se basen en hechos objetivos y verificables directamente relacionados con una actividad delictiva ya existente y cuenten con mecanismos de supervisión humana, transparencia y auditabilidad para garantizar la no discriminación y la protección de los derechos fundamentales, conforme al numeral 23.4 del citado artículo.</w:t>
       </w:r>
     </w:p>
     <w:p>
@@ -9806,7 +9847,16 @@
           <w:highlight w:val="cyan"/>
         </w:rPr>
         <w:tab/>
-        <w:t>El propietario del caso de uso elabora la EIA con la participación del equipo técnico del SBIA, conformado por las gerencias de la INSI involucradas en su desarrollo o adquisición. La EIA incorpora los aspectos de negocio (en particular el impacto en el administrado) y los aspectos técnicos. La Comisión de Gobierno de IA, la OII y la INALI la revisan.</w:t>
+        <w:t xml:space="preserve">El propietario del caso de uso elabora la EIA con la participación del equipo técnico del SBIA, conformado por las gerencias de la INSI involucradas en su desarrollo o adquisición. La EIA incorpora los aspectos de negocio (en </w:t>
+      </w:r>
+      <w:r>
+        <w:rPr>
+          <w:rFonts w:ascii="Arial" w:hAnsi="Arial" w:cs="Arial"/>
+          <w:color w:val="000000"/>
+          <w:highlight w:val="cyan"/>
+        </w:rPr>
+        <w:lastRenderedPageBreak/>
+        <w:t>particular el impacto en el administrado) y los aspectos técnicos. La Comisión de Gobierno de IA, la OII y la INALI la revisan.</w:t>
       </w:r>
     </w:p>
     <w:p>
@@ -9899,7 +9949,6 @@
           <w:szCs w:val="24"/>
           <w:highlight w:val="cyan"/>
         </w:rPr>
-        <w:lastRenderedPageBreak/>
         <w:t>Del diseño, la operación y la seguridad de los SBIA</w:t>
       </w:r>
     </w:p>
@@ -10069,7 +10118,16 @@
           <w:color w:val="000000"/>
           <w:highlight w:val="green"/>
         </w:rPr>
-        <w:t>Todo SBIA cuenta con la aprobación del diseño de su arquitectura de solución, previa al inicio del desarrollo, la adquisición o el entrenamiento, conforme a la etapa 3 del numeral 6.1.1. Dicha aprobación corresponde a la División de Arquitectura de Información y de Aplicaciones y a la División de Arquitectura Tecnológica, cada una en el ámbito de su competencia conforme al literal a) de los artículos 132 y 134 del ROF, bajo la conducción de la Gerencia de Arquitectura</w:t>
+        <w:t xml:space="preserve">Todo SBIA cuenta con la aprobación del diseño de su arquitectura de solución, previa al inicio del desarrollo, la adquisición o el entrenamiento, conforme a la etapa 3 del numeral 6.1.1. Dicha aprobación corresponde a la División de Arquitectura de Información y de Aplicaciones y a la División de Arquitectura </w:t>
+      </w:r>
+      <w:r>
+        <w:rPr>
+          <w:rFonts w:ascii="Arial" w:eastAsia="Arial" w:hAnsi="Arial" w:cs="Arial"/>
+          <w:color w:val="000000"/>
+          <w:highlight w:val="green"/>
+        </w:rPr>
+        <w:lastRenderedPageBreak/>
+        <w:t>Tecnológica, cada una en el ámbito de su competencia conforme al literal a) de los artículos 132 y 134 del ROF, bajo la conducción de la Gerencia de Arquitectura</w:t>
       </w:r>
       <w:r>
         <w:rPr>
@@ -10150,7 +10208,6 @@
           <w:color w:val="000000"/>
           <w:highlight w:val="green"/>
         </w:rPr>
-        <w:lastRenderedPageBreak/>
         <w:t>El SBIA o el componente que ejecute las acciones a que se refiere el párrafo anterior cuenta con una identidad digital diferenciada, administrada conforme a los mecanismos institucionales de identidad y acceso. Cuando ejecute acciones en representación de un usuario, el registro permite identificar al usuario que delegó, al componente que actuó, los permisos empleados y las acciones ejecutadas. Este registro es exigible en particular cuando las acciones recaigan sobre información sujeta a reserva tributaria o sobre datos personales.</w:t>
       </w:r>
     </w:p>
@@ -10331,16 +10388,7 @@
           <w:bCs w:val="0"/>
           <w:color w:val="000000"/>
         </w:rPr>
-        <w:t xml:space="preserve"> (obligatorio para riesgo alto): Un supervisor humano valida cada decisión o resultado del SBIA antes de su ejecución o </w:t>
-      </w:r>
-      <w:r>
-        <w:rPr>
-          <w:b w:val="0"/>
-          <w:bCs w:val="0"/>
-          <w:color w:val="000000"/>
-        </w:rPr>
-        <w:lastRenderedPageBreak/>
-        <w:t>comunicación al administrado. Aplica a: selección de contribuyentes para fiscalización, determinación de deuda, clasificación arancelaria.</w:t>
+        <w:t xml:space="preserve"> (obligatorio para riesgo alto): Un supervisor humano valida cada decisión o resultado del SBIA antes de su ejecución o comunicación al administrado. Aplica a: selección de contribuyentes para fiscalización, determinación de deuda, clasificación arancelaria.</w:t>
       </w:r>
     </w:p>
     <w:p>
@@ -10594,6 +10642,7 @@
           <w:bCs w:val="0"/>
           <w:highlight w:val="green"/>
         </w:rPr>
+        <w:lastRenderedPageBreak/>
         <w:t>El cumplimiento de estas condiciones es verificado por el propietario del caso de uso como condición previa al despliegue del SBIA y consta en la Ficha de Registro del SBIA (Anexo N.° 1). La capacitación específica sobre el sistema supervisado es provista por el propietario del caso de uso, sin perjuicio de las acciones formativas de alcance institucional previstas en el numeral 6.13.2.</w:t>
       </w:r>
     </w:p>
@@ -10642,16 +10691,7 @@
           <w:color w:val="000000"/>
           <w:highlight w:val="green"/>
         </w:rPr>
-        <w:t xml:space="preserve">La Comisión de Gobierno de IA verifica la implementación de estas </w:t>
-      </w:r>
-      <w:r>
-        <w:rPr>
-          <w:rFonts w:ascii="Arial" w:eastAsia="Arial" w:hAnsi="Arial" w:cs="Arial"/>
-          <w:color w:val="000000"/>
-          <w:highlight w:val="green"/>
-        </w:rPr>
-        <w:lastRenderedPageBreak/>
-        <w:t>medidas en el hito de aprobación previo al despliegue, conforme al numeral 6.1.2.</w:t>
+        <w:t>La Comisión de Gobierno de IA verifica la implementación de estas medidas en el hito de aprobación previo al despliegue, conforme al numeral 6.1.2.</w:t>
       </w:r>
     </w:p>
     <w:p>
@@ -10853,7 +10893,16 @@
           <w:highlight w:val="yellow"/>
         </w:rPr>
         <w:tab/>
-        <w:t>Todo SBIA, con independencia de su nivel de riesgo, integra la privacidad desde el diseño, minimizando la cantidad de datos personales recopilados y utilizando técnicas de anonimización, conforme al literal b) del artículo 29 del RLIA y a la Ley N.° 29733. En el desarrollo, la implementación y el uso de los SBIA se cumple la normativa vigente sobre privacidad y protección de datos personales, de acuerdo con lo que establezca la Autoridad Nacional de Protección de Datos Personales del Ministerio de Justicia y Derechos Humanos, conforme al artículo 26 del RLIA. Cuando la anonimización no resulte compatible con la finalidad del SBIA, la SUNAT admite la seudonimización; su justificación se documenta en la EIA o en la Ficha de Registro de SBIA, según corresponda.</w:t>
+        <w:t xml:space="preserve">Todo SBIA, con independencia de su nivel de riesgo, integra la privacidad desde el diseño, minimizando la cantidad de datos personales recopilados y utilizando técnicas de anonimización, conforme al literal b) del artículo 29 del </w:t>
+      </w:r>
+      <w:r>
+        <w:rPr>
+          <w:rFonts w:ascii="Arial" w:eastAsia="Arial" w:hAnsi="Arial" w:cs="Arial"/>
+          <w:color w:val="000000"/>
+          <w:highlight w:val="yellow"/>
+        </w:rPr>
+        <w:lastRenderedPageBreak/>
+        <w:t>RLIA y a la Ley N.° 29733. En el desarrollo, la implementación y el uso de los SBIA se cumple la normativa vigente sobre privacidad y protección de datos personales, de acuerdo con lo que establezca la Autoridad Nacional de Protección de Datos Personales del Ministerio de Justicia y Derechos Humanos, conforme al artículo 26 del RLIA. Cuando la anonimización no resulte compatible con la finalidad del SBIA, la SUNAT admite la seudonimización; su justificación se documenta en la EIA o en la Ficha de Registro de SBIA, según corresponda.</w:t>
       </w:r>
       <w:r>
         <w:rPr>
@@ -10888,7 +10937,6 @@
           <w:color w:val="000000"/>
           <w:highlight w:val="cyan"/>
         </w:rPr>
-        <w:lastRenderedPageBreak/>
         <w:t>6.7.5</w:t>
       </w:r>
       <w:r>
@@ -10971,18 +11019,97 @@
         <w:rPr>
           <w:rFonts w:ascii="Arial" w:eastAsia="Arial" w:hAnsi="Arial" w:cs="Arial"/>
           <w:color w:val="000000"/>
+          <w:highlight w:val="green"/>
+        </w:rPr>
+        <w:t>6.7.7</w:t>
+      </w:r>
+      <w:r>
+        <w:rPr>
+          <w:rFonts w:ascii="Arial" w:eastAsia="Arial" w:hAnsi="Arial" w:cs="Arial"/>
+          <w:color w:val="000000"/>
+          <w:highlight w:val="green"/>
+        </w:rPr>
+        <w:tab/>
+      </w:r>
+      <w:r>
+        <w:rPr>
+          <w:rFonts w:ascii="Arial" w:eastAsia="Arial" w:hAnsi="Arial" w:cs="Arial"/>
+          <w:color w:val="000000"/>
+          <w:highlight w:val="green"/>
+        </w:rPr>
+        <w:t>La Oficina de Seguridad Informática elabora y propone el documento normativo de seguridad</w:t>
+      </w:r>
+      <w:r>
+        <w:rPr>
+          <w:rFonts w:ascii="Arial" w:eastAsia="Arial" w:hAnsi="Arial" w:cs="Arial"/>
+          <w:color w:val="000000"/>
+          <w:highlight w:val="green"/>
+        </w:rPr>
+        <w:t xml:space="preserve"> </w:t>
+      </w:r>
+      <w:r>
+        <w:rPr>
+          <w:rFonts w:ascii="Arial" w:eastAsia="Arial" w:hAnsi="Arial" w:cs="Arial"/>
+          <w:color w:val="000000"/>
+          <w:highlight w:val="green"/>
+        </w:rPr>
+        <w:t>informática para SBIA, que desarrolla la forma de implementar y verificar los controles del</w:t>
+      </w:r>
+      <w:r>
+        <w:rPr>
+          <w:rFonts w:ascii="Arial" w:eastAsia="Arial" w:hAnsi="Arial" w:cs="Arial"/>
+          <w:color w:val="000000"/>
+          <w:highlight w:val="green"/>
+        </w:rPr>
+        <w:t xml:space="preserve"> </w:t>
+      </w:r>
+      <w:r>
+        <w:rPr>
+          <w:rFonts w:ascii="Arial" w:eastAsia="Arial" w:hAnsi="Arial" w:cs="Arial"/>
+          <w:color w:val="000000"/>
+          <w:highlight w:val="green"/>
+        </w:rPr>
+        <w:t>numeral 6.7.2 y la periodicidad de las pruebas de vulnerabilidad y del red teaming, conforme</w:t>
+      </w:r>
+      <w:r>
+        <w:rPr>
+          <w:rFonts w:ascii="Arial" w:eastAsia="Arial" w:hAnsi="Arial" w:cs="Arial"/>
+          <w:color w:val="000000"/>
+          <w:highlight w:val="green"/>
+        </w:rPr>
+        <w:t xml:space="preserve"> </w:t>
+      </w:r>
+      <w:r>
+        <w:rPr>
+          <w:rFonts w:ascii="Arial" w:eastAsia="Arial" w:hAnsi="Arial" w:cs="Arial"/>
+          <w:color w:val="000000"/>
+          <w:highlight w:val="green"/>
+        </w:rPr>
+        <w:t>al artículo 106, literales a) y c), del ROF</w:t>
+      </w:r>
+      <w:r>
+        <w:rPr>
+          <w:rFonts w:ascii="Arial" w:eastAsia="Arial" w:hAnsi="Arial" w:cs="Arial"/>
+          <w:color w:val="000000"/>
+          <w:highlight w:val="green"/>
+        </w:rPr>
+        <w:t>.</w:t>
+      </w:r>
+      <w:r>
+        <w:rPr>
+          <w:rFonts w:ascii="Arial" w:eastAsia="Arial" w:hAnsi="Arial" w:cs="Arial"/>
+          <w:color w:val="000000"/>
+          <w:highlight w:val="green"/>
+        </w:rPr>
+        <w:t xml:space="preserve"> </w:t>
+      </w:r>
+      <w:r>
+        <w:rPr>
+          <w:rFonts w:ascii="Arial" w:eastAsia="Arial" w:hAnsi="Arial" w:cs="Arial"/>
+          <w:color w:val="000000"/>
           <w:highlight w:val="cyan"/>
         </w:rPr>
-        <w:t>6.7.7</w:t>
-      </w:r>
-      <w:r>
-        <w:rPr>
-          <w:rFonts w:ascii="Arial" w:eastAsia="Arial" w:hAnsi="Arial" w:cs="Arial"/>
-          <w:color w:val="000000"/>
-          <w:highlight w:val="cyan"/>
-        </w:rPr>
-        <w:tab/>
-        <w:t>La Oficina de Seguridad Informática elabora y propone el documento normativo de seguridad informática para SBIA que desarrolla la forma de implementar y verificar los controles del numeral 6.7.2, conforme al artículo 106, literales a) y b), del ROF. En tanto no se apruebe, los SBIA observan los controles mínimos del referido numeral.</w:t>
+        <w:t>En tanto no se apruebe, los SBIA observan los controles mínimos del referido numeral.</w:t>
       </w:r>
     </w:p>
     <w:p>
@@ -10995,29 +11122,240 @@
           <w:color w:val="000000"/>
         </w:rPr>
       </w:pPr>
-      <w:r>
-        <w:rPr>
-          <w:rFonts w:ascii="Arial" w:eastAsia="Arial" w:hAnsi="Arial" w:cs="Arial"/>
-          <w:color w:val="000000"/>
-          <w:highlight w:val="green"/>
-        </w:rPr>
-        <w:t>6.7.8 Los SBIA definen el tratamiento de conservación y eliminación de las instrucciones (</w:t>
-      </w:r>
-      <w:r>
-        <w:rPr>
-          <w:rFonts w:ascii="Arial" w:eastAsia="Arial" w:hAnsi="Arial" w:cs="Arial"/>
-          <w:color w:val="000000"/>
-          <w:highlight w:val="green"/>
-        </w:rPr>
-        <w:t>prompt</w:t>
-      </w:r>
-      <w:r>
-        <w:rPr>
-          <w:rFonts w:ascii="Arial" w:eastAsia="Arial" w:hAnsi="Arial" w:cs="Arial"/>
-          <w:color w:val="000000"/>
-          <w:highlight w:val="green"/>
-        </w:rPr>
-        <w:t>), respuestas, contextos, representaciones vectoriales (embeddings), registros de interacción y demás información que generen o procesen durante su operación. El plazo de conservación se determina en función del nivel de riesgo del SBIA, del valor probatorio de la información, de su sensibilidad y de los requisitos de auditoría aplicables, y observa las restricciones derivadas de la reserva tributaria conforme al artículo 85 del TUO del Código Tributario y de la normativa sobre protección de datos personales. Los plazos aplicables se establecen en el documento normativo del numeral 6.7.7. El respaldo de dicha información, así como la custodia y disponibilidad de los medios correspondientes, están a cargo de la División de Soporte y Operación de la Infraestructura Tecnológica, conforme al literal b) del artículo 138 del ROF, y observan lo dispuesto en el numeral 6.7.1.</w:t>
+      <w:proofErr w:type="gramStart"/>
+      <w:r>
+        <w:rPr>
+          <w:rFonts w:ascii="Arial" w:eastAsia="Arial" w:hAnsi="Arial" w:cs="Arial"/>
+          <w:color w:val="000000"/>
+          <w:highlight w:val="green"/>
+        </w:rPr>
+        <w:t xml:space="preserve">6.7.8 </w:t>
+      </w:r>
+      <w:r>
+        <w:rPr>
+          <w:rFonts w:ascii="Arial" w:eastAsia="Arial" w:hAnsi="Arial" w:cs="Arial"/>
+          <w:color w:val="000000"/>
+          <w:highlight w:val="green"/>
+        </w:rPr>
+        <w:t xml:space="preserve"> </w:t>
+      </w:r>
+      <w:r>
+        <w:rPr>
+          <w:rFonts w:ascii="Arial" w:eastAsia="Arial" w:hAnsi="Arial" w:cs="Arial"/>
+          <w:color w:val="000000"/>
+          <w:highlight w:val="green"/>
+        </w:rPr>
+        <w:t>El</w:t>
+      </w:r>
+      <w:proofErr w:type="gramEnd"/>
+      <w:r>
+        <w:rPr>
+          <w:rFonts w:ascii="Arial" w:eastAsia="Arial" w:hAnsi="Arial" w:cs="Arial"/>
+          <w:color w:val="000000"/>
+          <w:highlight w:val="green"/>
+        </w:rPr>
+        <w:t xml:space="preserve"> propietario del caso de uso, con el custodio técnico del SBIA, define el tratamiento de</w:t>
+      </w:r>
+      <w:r>
+        <w:rPr>
+          <w:rFonts w:ascii="Arial" w:eastAsia="Arial" w:hAnsi="Arial" w:cs="Arial"/>
+          <w:color w:val="000000"/>
+          <w:highlight w:val="green"/>
+        </w:rPr>
+        <w:t xml:space="preserve"> </w:t>
+      </w:r>
+      <w:r>
+        <w:rPr>
+          <w:rFonts w:ascii="Arial" w:eastAsia="Arial" w:hAnsi="Arial" w:cs="Arial"/>
+          <w:color w:val="000000"/>
+          <w:highlight w:val="green"/>
+        </w:rPr>
+        <w:t>conservación y eliminación de las instrucciones (prompt), respuestas, contextos,</w:t>
+      </w:r>
+      <w:r>
+        <w:rPr>
+          <w:rFonts w:ascii="Arial" w:eastAsia="Arial" w:hAnsi="Arial" w:cs="Arial"/>
+          <w:color w:val="000000"/>
+          <w:highlight w:val="green"/>
+        </w:rPr>
+        <w:t xml:space="preserve"> </w:t>
+      </w:r>
+      <w:r>
+        <w:rPr>
+          <w:rFonts w:ascii="Arial" w:eastAsia="Arial" w:hAnsi="Arial" w:cs="Arial"/>
+          <w:color w:val="000000"/>
+          <w:highlight w:val="green"/>
+        </w:rPr>
+        <w:t>representaciones vectoriales (embeddings), registros de interacción y demás información que el</w:t>
+      </w:r>
+      <w:r>
+        <w:rPr>
+          <w:rFonts w:ascii="Arial" w:eastAsia="Arial" w:hAnsi="Arial" w:cs="Arial"/>
+          <w:color w:val="000000"/>
+          <w:highlight w:val="green"/>
+        </w:rPr>
+        <w:t xml:space="preserve"> </w:t>
+      </w:r>
+      <w:r>
+        <w:rPr>
+          <w:rFonts w:ascii="Arial" w:eastAsia="Arial" w:hAnsi="Arial" w:cs="Arial"/>
+          <w:color w:val="000000"/>
+          <w:highlight w:val="green"/>
+        </w:rPr>
+        <w:t>SBIA genere o procese durante su operación. El plazo de conservación se determina en función</w:t>
+      </w:r>
+      <w:r>
+        <w:rPr>
+          <w:rFonts w:ascii="Arial" w:eastAsia="Arial" w:hAnsi="Arial" w:cs="Arial"/>
+          <w:color w:val="000000"/>
+          <w:highlight w:val="green"/>
+        </w:rPr>
+        <w:t xml:space="preserve"> </w:t>
+      </w:r>
+      <w:r>
+        <w:rPr>
+          <w:rFonts w:ascii="Arial" w:eastAsia="Arial" w:hAnsi="Arial" w:cs="Arial"/>
+          <w:color w:val="000000"/>
+          <w:highlight w:val="green"/>
+        </w:rPr>
+        <w:t>del nivel de riesgo del SBIA, del valor probatorio de la información, de su sensibilidad y de</w:t>
+      </w:r>
+      <w:r>
+        <w:rPr>
+          <w:rFonts w:ascii="Arial" w:eastAsia="Arial" w:hAnsi="Arial" w:cs="Arial"/>
+          <w:color w:val="000000"/>
+          <w:highlight w:val="green"/>
+        </w:rPr>
+        <w:t xml:space="preserve"> </w:t>
+      </w:r>
+      <w:r>
+        <w:rPr>
+          <w:rFonts w:ascii="Arial" w:eastAsia="Arial" w:hAnsi="Arial" w:cs="Arial"/>
+          <w:color w:val="000000"/>
+          <w:highlight w:val="green"/>
+        </w:rPr>
+        <w:t>los requisitos de auditoría aplicables, y observa la normativa institucional de gestión</w:t>
+      </w:r>
+      <w:r>
+        <w:rPr>
+          <w:rFonts w:ascii="Arial" w:eastAsia="Arial" w:hAnsi="Arial" w:cs="Arial"/>
+          <w:color w:val="000000"/>
+          <w:highlight w:val="green"/>
+        </w:rPr>
+        <w:t xml:space="preserve"> </w:t>
+      </w:r>
+      <w:r>
+        <w:rPr>
+          <w:rFonts w:ascii="Arial" w:eastAsia="Arial" w:hAnsi="Arial" w:cs="Arial"/>
+          <w:color w:val="000000"/>
+          <w:highlight w:val="green"/>
+        </w:rPr>
+        <w:t>documental y archivo que resulte aplicable. La conservación, el acceso y el uso de dicha</w:t>
+      </w:r>
+      <w:r>
+        <w:rPr>
+          <w:rFonts w:ascii="Arial" w:eastAsia="Arial" w:hAnsi="Arial" w:cs="Arial"/>
+          <w:color w:val="000000"/>
+          <w:highlight w:val="green"/>
+        </w:rPr>
+        <w:t xml:space="preserve"> </w:t>
+      </w:r>
+      <w:r>
+        <w:rPr>
+          <w:rFonts w:ascii="Arial" w:eastAsia="Arial" w:hAnsi="Arial" w:cs="Arial"/>
+          <w:color w:val="000000"/>
+          <w:highlight w:val="green"/>
+        </w:rPr>
+        <w:t>información observan la reserva tributaria conforme al artículo 85 del TUO del Código</w:t>
+      </w:r>
+      <w:r>
+        <w:rPr>
+          <w:rFonts w:ascii="Arial" w:eastAsia="Arial" w:hAnsi="Arial" w:cs="Arial"/>
+          <w:color w:val="000000"/>
+          <w:highlight w:val="green"/>
+        </w:rPr>
+        <w:t xml:space="preserve"> </w:t>
+      </w:r>
+      <w:r>
+        <w:rPr>
+          <w:rFonts w:ascii="Arial" w:eastAsia="Arial" w:hAnsi="Arial" w:cs="Arial"/>
+          <w:color w:val="000000"/>
+          <w:highlight w:val="green"/>
+        </w:rPr>
+        <w:t>Tributario y la normativa sobre protección de datos personales. El respaldo de la</w:t>
+      </w:r>
+      <w:r>
+        <w:rPr>
+          <w:rFonts w:ascii="Arial" w:eastAsia="Arial" w:hAnsi="Arial" w:cs="Arial"/>
+          <w:color w:val="000000"/>
+          <w:highlight w:val="green"/>
+        </w:rPr>
+        <w:t xml:space="preserve"> </w:t>
+      </w:r>
+      <w:r>
+        <w:rPr>
+          <w:rFonts w:ascii="Arial" w:eastAsia="Arial" w:hAnsi="Arial" w:cs="Arial"/>
+          <w:color w:val="000000"/>
+          <w:highlight w:val="green"/>
+        </w:rPr>
+        <w:t xml:space="preserve">infraestructura tecnológica en la que reside dicha </w:t>
+      </w:r>
+      <w:r>
+        <w:rPr>
+          <w:rFonts w:ascii="Arial" w:eastAsia="Arial" w:hAnsi="Arial" w:cs="Arial"/>
+          <w:color w:val="000000"/>
+          <w:highlight w:val="green"/>
+        </w:rPr>
+        <w:lastRenderedPageBreak/>
+        <w:t>información, así como la custodia y</w:t>
+      </w:r>
+      <w:r>
+        <w:rPr>
+          <w:rFonts w:ascii="Arial" w:eastAsia="Arial" w:hAnsi="Arial" w:cs="Arial"/>
+          <w:color w:val="000000"/>
+          <w:highlight w:val="green"/>
+        </w:rPr>
+        <w:t xml:space="preserve"> </w:t>
+      </w:r>
+      <w:r>
+        <w:rPr>
+          <w:rFonts w:ascii="Arial" w:eastAsia="Arial" w:hAnsi="Arial" w:cs="Arial"/>
+          <w:color w:val="000000"/>
+          <w:highlight w:val="green"/>
+        </w:rPr>
+        <w:t>disponibilidad de los medios correspondientes, están a cargo de la División de Soporte y</w:t>
+      </w:r>
+      <w:r>
+        <w:rPr>
+          <w:rFonts w:ascii="Arial" w:eastAsia="Arial" w:hAnsi="Arial" w:cs="Arial"/>
+          <w:color w:val="000000"/>
+          <w:highlight w:val="green"/>
+        </w:rPr>
+        <w:t xml:space="preserve"> </w:t>
+      </w:r>
+      <w:r>
+        <w:rPr>
+          <w:rFonts w:ascii="Arial" w:eastAsia="Arial" w:hAnsi="Arial" w:cs="Arial"/>
+          <w:color w:val="000000"/>
+          <w:highlight w:val="green"/>
+        </w:rPr>
+        <w:t>Operación de la Infraestructura Tecnológica, conforme al literal b) del artículo 138 del ROF,</w:t>
+      </w:r>
+      <w:r>
+        <w:rPr>
+          <w:rFonts w:ascii="Arial" w:eastAsia="Arial" w:hAnsi="Arial" w:cs="Arial"/>
+          <w:color w:val="000000"/>
+          <w:highlight w:val="green"/>
+        </w:rPr>
+        <w:t xml:space="preserve"> </w:t>
+      </w:r>
+      <w:r>
+        <w:rPr>
+          <w:rFonts w:ascii="Arial" w:eastAsia="Arial" w:hAnsi="Arial" w:cs="Arial"/>
+          <w:color w:val="000000"/>
+          <w:highlight w:val="green"/>
+        </w:rPr>
+        <w:t>y observan lo dispuesto en el numeral 6.7.1.</w:t>
       </w:r>
     </w:p>
     <w:p>
@@ -11027,15 +11365,9 @@
         <w:ind w:left="851"/>
       </w:pPr>
       <w:r>
-        <w:rPr>
-          <w:highlight w:val="yellow"/>
-        </w:rPr>
         <w:t>6.8</w:t>
       </w:r>
       <w:r>
-        <w:rPr>
-          <w:highlight w:val="yellow"/>
-        </w:rPr>
         <w:tab/>
         <w:t>De los datos para los SBIA</w:t>
       </w:r>
@@ -11106,7 +11438,6 @@
           <w:color w:val="000000"/>
           <w:highlight w:val="yellow"/>
         </w:rPr>
-        <w:lastRenderedPageBreak/>
         <w:t>6.8.2</w:t>
       </w:r>
       <w:r>
@@ -11253,7 +11584,7 @@
           <w:color w:val="000000"/>
           <w:highlight w:val="green"/>
         </w:rPr>
-        <w:t>Los conjuntos de datos que la SUNAT genere o administre y que califiquen como datos de alto valor conforme a la normativa de gobierno de datos y de datos abiertos vigente se ponen a disposición a través del Centro Nacional de Datos (CND), previa determinación de su publicabilidad conforme al artículo 85 del TUO del Código Tributario</w:t>
+        <w:t>Los conjuntos de datos que la SUNAT genere o administre y que califiquen como datos de alto</w:t>
       </w:r>
       <w:r>
         <w:rPr>
@@ -11269,7 +11600,272 @@
           <w:color w:val="000000"/>
           <w:highlight w:val="green"/>
         </w:rPr>
-        <w:t>y a la normativa de protección de datos personales. El OGD identifica los conjuntos candidatos aplicando dichos criterios y propone al CGTD su publicación.</w:t>
+        <w:t>valor se ponen a disposición a través del Centro Nacional de Datos (CND), conforme al numeral</w:t>
+      </w:r>
+      <w:r>
+        <w:rPr>
+          <w:rFonts w:ascii="Arial" w:eastAsia="Arial" w:hAnsi="Arial" w:cs="Arial"/>
+          <w:color w:val="000000"/>
+          <w:highlight w:val="green"/>
+        </w:rPr>
+        <w:t xml:space="preserve"> </w:t>
+      </w:r>
+      <w:r>
+        <w:rPr>
+          <w:rFonts w:ascii="Arial" w:eastAsia="Arial" w:hAnsi="Arial" w:cs="Arial"/>
+          <w:color w:val="000000"/>
+          <w:highlight w:val="green"/>
+        </w:rPr>
+        <w:t>28.7 del artículo 28 del Reglamento. La calificación se efectúa conforme a los lineamientos</w:t>
+      </w:r>
+      <w:r>
+        <w:rPr>
+          <w:rFonts w:ascii="Arial" w:eastAsia="Arial" w:hAnsi="Arial" w:cs="Arial"/>
+          <w:color w:val="000000"/>
+          <w:highlight w:val="green"/>
+        </w:rPr>
+        <w:t xml:space="preserve"> </w:t>
+      </w:r>
+      <w:r>
+        <w:rPr>
+          <w:rFonts w:ascii="Arial" w:eastAsia="Arial" w:hAnsi="Arial" w:cs="Arial"/>
+          <w:color w:val="000000"/>
+          <w:highlight w:val="green"/>
+        </w:rPr>
+        <w:t>nacionales para la identificación de Datos de Alto Valor que emita la SGTD en aplicación de la</w:t>
+      </w:r>
+      <w:r>
+        <w:rPr>
+          <w:rFonts w:ascii="Arial" w:eastAsia="Arial" w:hAnsi="Arial" w:cs="Arial"/>
+          <w:color w:val="000000"/>
+          <w:highlight w:val="green"/>
+        </w:rPr>
+        <w:t xml:space="preserve"> </w:t>
+      </w:r>
+      <w:r>
+        <w:rPr>
+          <w:rFonts w:ascii="Arial" w:eastAsia="Arial" w:hAnsi="Arial" w:cs="Arial"/>
+          <w:color w:val="000000"/>
+          <w:highlight w:val="green"/>
+        </w:rPr>
+        <w:t>Estrategia Nacional de Gobierno de Datos; en tanto no se emitan, el OGD aplica los criterios</w:t>
+      </w:r>
+      <w:r>
+        <w:rPr>
+          <w:rFonts w:ascii="Arial" w:eastAsia="Arial" w:hAnsi="Arial" w:cs="Arial"/>
+          <w:color w:val="000000"/>
+          <w:highlight w:val="green"/>
+        </w:rPr>
+        <w:t xml:space="preserve"> </w:t>
+      </w:r>
+      <w:r>
+        <w:rPr>
+          <w:rFonts w:ascii="Arial" w:eastAsia="Arial" w:hAnsi="Arial" w:cs="Arial"/>
+          <w:color w:val="000000"/>
+          <w:highlight w:val="green"/>
+        </w:rPr>
+        <w:t>de priorización que dicha Estrategia enuncia para la publicación obligatoria de Datos de Alto</w:t>
+      </w:r>
+      <w:r>
+        <w:rPr>
+          <w:rFonts w:ascii="Arial" w:eastAsia="Arial" w:hAnsi="Arial" w:cs="Arial"/>
+          <w:color w:val="000000"/>
+          <w:highlight w:val="green"/>
+        </w:rPr>
+        <w:t xml:space="preserve"> </w:t>
+      </w:r>
+      <w:r>
+        <w:rPr>
+          <w:rFonts w:ascii="Arial" w:eastAsia="Arial" w:hAnsi="Arial" w:cs="Arial"/>
+          <w:color w:val="000000"/>
+          <w:highlight w:val="green"/>
+        </w:rPr>
+        <w:t>Valor: carácter estratégico, interés nacional, planificación y gestión territorial o alto</w:t>
+      </w:r>
+      <w:r>
+        <w:rPr>
+          <w:rFonts w:ascii="Arial" w:eastAsia="Arial" w:hAnsi="Arial" w:cs="Arial"/>
+          <w:color w:val="000000"/>
+          <w:highlight w:val="green"/>
+        </w:rPr>
+        <w:t xml:space="preserve"> </w:t>
+      </w:r>
+      <w:r>
+        <w:rPr>
+          <w:rFonts w:ascii="Arial" w:eastAsia="Arial" w:hAnsi="Arial" w:cs="Arial"/>
+          <w:color w:val="000000"/>
+          <w:highlight w:val="green"/>
+        </w:rPr>
+        <w:t>impacto social. El OGD identifica anualmente los conjuntos candidatos, determina su</w:t>
+      </w:r>
+      <w:r>
+        <w:rPr>
+          <w:rFonts w:ascii="Arial" w:eastAsia="Arial" w:hAnsi="Arial" w:cs="Arial"/>
+          <w:color w:val="000000"/>
+          <w:highlight w:val="green"/>
+        </w:rPr>
+        <w:t xml:space="preserve"> </w:t>
+      </w:r>
+      <w:r>
+        <w:rPr>
+          <w:rFonts w:ascii="Arial" w:eastAsia="Arial" w:hAnsi="Arial" w:cs="Arial"/>
+          <w:color w:val="000000"/>
+          <w:highlight w:val="green"/>
+        </w:rPr>
+        <w:t>publicabilidad y propone al CGTD su publicación. La determinación de publicabilidad aplica la</w:t>
+      </w:r>
+      <w:r>
+        <w:rPr>
+          <w:rFonts w:ascii="Arial" w:eastAsia="Arial" w:hAnsi="Arial" w:cs="Arial"/>
+          <w:color w:val="000000"/>
+          <w:highlight w:val="green"/>
+        </w:rPr>
+        <w:t xml:space="preserve"> </w:t>
+      </w:r>
+      <w:r>
+        <w:rPr>
+          <w:rFonts w:ascii="Arial" w:eastAsia="Arial" w:hAnsi="Arial" w:cs="Arial"/>
+          <w:color w:val="000000"/>
+          <w:highlight w:val="green"/>
+        </w:rPr>
+        <w:t>reserva tributaria conforme al artículo 85 del TUO del Código Tributario, incluidas sus</w:t>
+      </w:r>
+      <w:r>
+        <w:rPr>
+          <w:rFonts w:ascii="Arial" w:eastAsia="Arial" w:hAnsi="Arial" w:cs="Arial"/>
+          <w:color w:val="000000"/>
+          <w:highlight w:val="green"/>
+        </w:rPr>
+        <w:t xml:space="preserve"> </w:t>
+      </w:r>
+      <w:r>
+        <w:rPr>
+          <w:rFonts w:ascii="Arial" w:eastAsia="Arial" w:hAnsi="Arial" w:cs="Arial"/>
+          <w:color w:val="000000"/>
+          <w:highlight w:val="green"/>
+        </w:rPr>
+        <w:t xml:space="preserve">excepciones expresas </w:t>
+      </w:r>
+      <w:r>
+        <w:rPr>
+          <w:rFonts w:ascii="Arial" w:eastAsia="Arial" w:hAnsi="Arial" w:cs="Arial"/>
+          <w:color w:val="000000"/>
+          <w:highlight w:val="green"/>
+        </w:rPr>
+        <w:t>(</w:t>
+      </w:r>
+      <w:r>
+        <w:rPr>
+          <w:rFonts w:ascii="Arial" w:eastAsia="Arial" w:hAnsi="Arial" w:cs="Arial"/>
+          <w:color w:val="000000"/>
+          <w:highlight w:val="green"/>
+        </w:rPr>
+        <w:t>entre ellas la publicación de datos estadísticos de carácter global que</w:t>
+      </w:r>
+      <w:r>
+        <w:rPr>
+          <w:rFonts w:ascii="Arial" w:eastAsia="Arial" w:hAnsi="Arial" w:cs="Arial"/>
+          <w:color w:val="000000"/>
+          <w:highlight w:val="green"/>
+        </w:rPr>
+        <w:t xml:space="preserve"> </w:t>
+      </w:r>
+      <w:r>
+        <w:rPr>
+          <w:rFonts w:ascii="Arial" w:eastAsia="Arial" w:hAnsi="Arial" w:cs="Arial"/>
+          <w:color w:val="000000"/>
+          <w:highlight w:val="green"/>
+        </w:rPr>
+        <w:t>no permita la individualización de declaraciones, informaciones, cuentas o personas</w:t>
+      </w:r>
+      <w:r>
+        <w:rPr>
+          <w:rFonts w:ascii="Arial" w:eastAsia="Arial" w:hAnsi="Arial" w:cs="Arial"/>
+          <w:color w:val="000000"/>
+          <w:highlight w:val="green"/>
+        </w:rPr>
+        <w:t>)</w:t>
+      </w:r>
+      <w:r>
+        <w:rPr>
+          <w:rFonts w:ascii="Arial" w:eastAsia="Arial" w:hAnsi="Arial" w:cs="Arial"/>
+          <w:color w:val="000000"/>
+          <w:highlight w:val="green"/>
+        </w:rPr>
+        <w:t>, y la</w:t>
+      </w:r>
+      <w:r>
+        <w:rPr>
+          <w:rFonts w:ascii="Arial" w:eastAsia="Arial" w:hAnsi="Arial" w:cs="Arial"/>
+          <w:color w:val="000000"/>
+          <w:highlight w:val="green"/>
+        </w:rPr>
+        <w:t xml:space="preserve"> </w:t>
+      </w:r>
+      <w:r>
+        <w:rPr>
+          <w:rFonts w:ascii="Arial" w:eastAsia="Arial" w:hAnsi="Arial" w:cs="Arial"/>
+          <w:color w:val="000000"/>
+          <w:highlight w:val="green"/>
+        </w:rPr>
+        <w:t>normativa sobre protección de datos personales. Cuando un conjunto no resulte publicable, la</w:t>
+      </w:r>
+      <w:r>
+        <w:rPr>
+          <w:rFonts w:ascii="Arial" w:eastAsia="Arial" w:hAnsi="Arial" w:cs="Arial"/>
+          <w:color w:val="000000"/>
+          <w:highlight w:val="green"/>
+        </w:rPr>
+        <w:t xml:space="preserve"> </w:t>
+      </w:r>
+      <w:r>
+        <w:rPr>
+          <w:rFonts w:ascii="Arial" w:eastAsia="Arial" w:hAnsi="Arial" w:cs="Arial"/>
+          <w:color w:val="000000"/>
+          <w:highlight w:val="green"/>
+        </w:rPr>
+        <w:t xml:space="preserve">justificación legal de la restricción consta igualmente en el acuerdo del CGTD. </w:t>
+      </w:r>
+      <w:r>
+        <w:rPr>
+          <w:rFonts w:ascii="Arial" w:eastAsia="Arial" w:hAnsi="Arial" w:cs="Arial"/>
+          <w:color w:val="000000"/>
+          <w:highlight w:val="green"/>
+        </w:rPr>
+        <w:lastRenderedPageBreak/>
+        <w:t>Aprobada la</w:t>
+      </w:r>
+      <w:r>
+        <w:rPr>
+          <w:rFonts w:ascii="Arial" w:eastAsia="Arial" w:hAnsi="Arial" w:cs="Arial"/>
+          <w:color w:val="000000"/>
+          <w:highlight w:val="green"/>
+        </w:rPr>
+        <w:t xml:space="preserve"> </w:t>
+      </w:r>
+      <w:r>
+        <w:rPr>
+          <w:rFonts w:ascii="Arial" w:eastAsia="Arial" w:hAnsi="Arial" w:cs="Arial"/>
+          <w:color w:val="000000"/>
+          <w:highlight w:val="green"/>
+        </w:rPr>
+        <w:t>publicación, el OGD coordina la puesta a disposición con la unidad de organización que</w:t>
+      </w:r>
+      <w:r>
+        <w:rPr>
+          <w:rFonts w:ascii="Arial" w:eastAsia="Arial" w:hAnsi="Arial" w:cs="Arial"/>
+          <w:color w:val="000000"/>
+          <w:highlight w:val="green"/>
+        </w:rPr>
+        <w:t xml:space="preserve"> </w:t>
+      </w:r>
+      <w:r>
+        <w:rPr>
+          <w:rFonts w:ascii="Arial" w:eastAsia="Arial" w:hAnsi="Arial" w:cs="Arial"/>
+          <w:color w:val="000000"/>
+          <w:highlight w:val="green"/>
+        </w:rPr>
+        <w:t>administra el conjunto.</w:t>
       </w:r>
     </w:p>
     <w:p>
@@ -11326,36 +11922,6 @@
         </w:rPr>
         <w:t xml:space="preserve"> 1).</w:t>
       </w:r>
-    </w:p>
-    <w:p>
-      <w:pPr>
-        <w:tabs>
-          <w:tab w:val="left" w:pos="1418"/>
-        </w:tabs>
-        <w:spacing w:after="60" w:line="276" w:lineRule="auto"/>
-        <w:ind w:left="1276" w:hanging="709"/>
-        <w:jc w:val="both"/>
-        <w:rPr>
-          <w:rFonts w:ascii="Arial" w:eastAsia="Arial" w:hAnsi="Arial" w:cs="Arial"/>
-          <w:color w:val="000000"/>
-          <w:highlight w:val="lightGray"/>
-        </w:rPr>
-      </w:pPr>
-    </w:p>
-    <w:p>
-      <w:pPr>
-        <w:tabs>
-          <w:tab w:val="left" w:pos="1418"/>
-        </w:tabs>
-        <w:spacing w:after="60" w:line="276" w:lineRule="auto"/>
-        <w:ind w:left="1276" w:hanging="709"/>
-        <w:jc w:val="both"/>
-        <w:rPr>
-          <w:rFonts w:ascii="Arial" w:eastAsia="Arial" w:hAnsi="Arial" w:cs="Arial"/>
-          <w:color w:val="000000"/>
-          <w:highlight w:val="lightGray"/>
-        </w:rPr>
-      </w:pPr>
     </w:p>
     <w:p>
       <w:pPr>
@@ -11472,7 +12038,6 @@
           <w:color w:val="000000"/>
           <w:highlight w:val="cyan"/>
         </w:rPr>
-        <w:lastRenderedPageBreak/>
         <w:t>6.9.2</w:t>
       </w:r>
       <w:r>
@@ -11517,7 +12082,16 @@
           <w:color w:val="000000"/>
           <w:highlight w:val="green"/>
         </w:rPr>
-        <w:t>Constituyen mecanismos de explicabilidad, según el tipo de SBIA y entre otros: la identificación de las variables o factores que influyeron en el resultado y su peso relativo; la trazabilidad del resultado hacia las fuentes de información que lo sustentan; el registro de la cadena de razonamiento cuando el SBIA la produzca; y la documentación del modelo, que comprende su finalidad, la procedencia de los datos empleados, las métricas de desempeño y las limitaciones conocidas. El custodio técnico genera y mantiene actualizada dicha documentación como condición previa al despliegue del SBIA, y su existencia se verifica en la etapa de certificación y validación del numeral 6.1.1. La explicación que se proporcione al administrado no comprende los elementos excluidos conforme al numeral 6.9.1. Los mecanismos exigibles por tipo de SBIA y el contenido mínimo de la documentación se desarrollan en la metodología prevista en el numeral 6.1.5.</w:t>
+        <w:t xml:space="preserve">Constituyen mecanismos de explicabilidad, según el tipo de SBIA y entre otros: la identificación de las variables o factores que influyeron en el resultado y su peso relativo; la trazabilidad del resultado hacia las fuentes de información que lo sustentan; el registro de la cadena de razonamiento cuando el SBIA la produzca; y la documentación del modelo, que comprende su finalidad, la procedencia de los datos empleados, las métricas de desempeño y las limitaciones conocidas. El custodio técnico genera y mantiene actualizada dicha documentación como condición previa al despliegue del SBIA, y su existencia se verifica en la etapa </w:t>
+      </w:r>
+      <w:r>
+        <w:rPr>
+          <w:rFonts w:ascii="Arial" w:hAnsi="Arial" w:cs="Arial"/>
+          <w:color w:val="000000"/>
+          <w:highlight w:val="green"/>
+        </w:rPr>
+        <w:lastRenderedPageBreak/>
+        <w:t>de certificación y validación del numeral 6.1.1. La explicación que se proporcione al administrado no comprende los elementos excluidos conforme al numeral 6.9.1. Los mecanismos exigibles por tipo de SBIA y el contenido mínimo de la documentación se desarrollan en la metodología prevista en el numeral 6.1.5.</w:t>
       </w:r>
     </w:p>
     <w:p>
@@ -11634,7 +12208,6 @@
           <w:color w:val="000000"/>
           <w:highlight w:val="yellow"/>
         </w:rPr>
-        <w:lastRenderedPageBreak/>
         <w:t>6.9.7</w:t>
       </w:r>
       <w:r>
@@ -11796,6 +12369,7 @@
           <w:color w:val="000000"/>
           <w:highlight w:val="green"/>
         </w:rPr>
+        <w:lastRenderedPageBreak/>
         <w:t>Cuando el plan de monitoreo prevea vigilancia automatizada, esta opera durante el horario de operación del SBIA, salvo que su criticidad justifique cobertura permanente, lo que se sustenta en el mismo plan.</w:t>
       </w:r>
     </w:p>
@@ -11870,16 +12444,7 @@
           <w:highlight w:val="yellow"/>
         </w:rPr>
         <w:tab/>
-        <w:t xml:space="preserve">La Gerencia de Calidad de Sistemas conduce el control y aseguramiento de la calidad de los SBIA, conforme a sus funciones (artículos 123 y 124, literal a, del ROF). La verificación y validación de la calidad, incluida la ejecución de las pruebas funcionales y no funcionales, corresponde a la División de Control de Calidad, conforme a sus funciones (artículos 125 y 126, literal a, del ROF), y </w:t>
-      </w:r>
-      <w:r>
-        <w:rPr>
-          <w:rFonts w:ascii="Arial" w:eastAsia="Arial" w:hAnsi="Arial" w:cs="Arial"/>
-          <w:color w:val="000000"/>
-          <w:highlight w:val="yellow"/>
-        </w:rPr>
-        <w:lastRenderedPageBreak/>
-        <w:t>comprende además las pruebas de rendimiento y de regresión que correspondan al tipo de SBIA.</w:t>
+        <w:t>La Gerencia de Calidad de Sistemas conduce el control y aseguramiento de la calidad de los SBIA, conforme a sus funciones (artículos 123 y 124, literal a, del ROF). La verificación y validación de la calidad, incluida la ejecución de las pruebas funcionales y no funcionales, corresponde a la División de Control de Calidad, conforme a sus funciones (artículos 125 y 126, literal a, del ROF), y comprende además las pruebas de rendimiento y de regresión que correspondan al tipo de SBIA.</w:t>
       </w:r>
     </w:p>
     <w:p>
@@ -11906,7 +12471,23 @@
           <w:color w:val="000000"/>
           <w:highlight w:val="green"/>
         </w:rPr>
-        <w:t>y el red teaming previstos en el numeral 6.7.2, con anterioridad a la implementación del SBIA y con la periodicidad prevista en el mismo numeral, y del monitoreo del numeral 6.10</w:t>
+        <w:t xml:space="preserve">y el red teaming previstos en el numeral 6.7.2, con anterioridad a la implementación del SBIA y </w:t>
+      </w:r>
+      <w:r>
+        <w:rPr>
+          <w:rFonts w:ascii="Arial" w:eastAsia="Arial" w:hAnsi="Arial" w:cs="Arial"/>
+          <w:color w:val="000000"/>
+          <w:highlight w:val="green"/>
+        </w:rPr>
+        <w:t>con la periodicidad que establezca el documento normativo del numeral 6.7.7</w:t>
+      </w:r>
+      <w:r>
+        <w:rPr>
+          <w:rFonts w:ascii="Arial" w:eastAsia="Arial" w:hAnsi="Arial" w:cs="Arial"/>
+          <w:color w:val="000000"/>
+          <w:highlight w:val="green"/>
+        </w:rPr>
+        <w:t>, y del monitoreo del numeral 6.10</w:t>
       </w:r>
       <w:r>
         <w:rPr>
@@ -11949,6 +12530,7 @@
           <w:rFonts w:ascii="Arial" w:hAnsi="Arial" w:cs="Arial"/>
           <w:highlight w:val="lightGray"/>
         </w:rPr>
+        <w:lastRenderedPageBreak/>
         <w:t>6.10.5 Es significativo el cambio que altera el desempeño, la finalidad o la población objetivo del SBIA. El cambio significativo requiere, con anterioridad a su puesta en producción: la revisión de la clasificación de riesgo conforme al numeral 6.2.2; la actualización de la EIA conforme al numeral 6.4.3, cuando corresponda; la verificación y validación conforme al numeral 6.10.3; y la aprobación prevista en el numeral 6.1.2. El despliegue del cambio se realiza con versión identificable y con un plan de reversión que permita restituir la versión anterior del SBIA. La operación posterior al cambio es objeto de seguimiento reforzado durante el periodo que corresponda a su nivel de riesgo, conforme a la metodología prevista en el numeral 6.1.5.</w:t>
       </w:r>
     </w:p>
@@ -11968,16 +12550,6 @@
         </w:rPr>
         <w:t>6.10.6 El monitoreo comprende la detección del uso indebido del SBIA por parte de quienes lo operan o interactúan con él, con independencia del nivel de riesgo que tenga asignado. Constituyen indicios de uso indebido, entre otros, la manipulación de los datos de entrada para inducir un resultado determinado, el empleo del SBIA para una finalidad distinta de la registrada en el Inventario Institucional de SBIA y los patrones de uso incompatibles con la operación normal del proceso. El plan de monitoreo incorpora los indicadores que permitan detectar dichos patrones. El tratamiento de los hallazgos se realiza conforme al numeral 6.7.5 y, cuando corresponda, conforme a las normas de integridad institucional.</w:t>
       </w:r>
-    </w:p>
-    <w:p>
-      <w:pPr>
-        <w:spacing w:after="0" w:line="276" w:lineRule="auto"/>
-        <w:ind w:left="1276" w:hanging="709"/>
-        <w:jc w:val="both"/>
-        <w:rPr>
-          <w:rFonts w:ascii="Arial" w:hAnsi="Arial" w:cs="Arial"/>
-        </w:rPr>
-      </w:pPr>
     </w:p>
     <w:p>
       <w:pPr>
@@ -12011,7 +12583,6 @@
           <w:szCs w:val="24"/>
           <w:highlight w:val="cyan"/>
         </w:rPr>
-        <w:lastRenderedPageBreak/>
         <w:t>Del uso responsable</w:t>
       </w:r>
       <w:r>
@@ -12267,7 +12838,16 @@
           <w:color w:val="000000"/>
           <w:highlight w:val="green"/>
         </w:rPr>
-        <w:t>El catálogo de herramientas de IA autorizadas para uso institucional registra las herramientas aprobadas conforme al numeral 6.11.5. El catálogo precisa, para cada herramienta, el ámbito de uso autorizado (uso administrativo general o uso restringido) y si se encuentra desplegada en infraestructura bajo control de la SUNAT. Solo las herramientas desplegadas en dicha infraestructura pueden emplearse con información sujeta a reserva tributaria, conforme al numeral 6.7.3. La INSI lo publica y lo mantiene actualizado.</w:t>
+        <w:t xml:space="preserve">El catálogo de herramientas de IA autorizadas para uso institucional registra las herramientas aprobadas conforme al numeral 6.11.5. El catálogo precisa, para cada herramienta, el ámbito de uso autorizado (uso administrativo general o uso restringido) y si se encuentra desplegada en infraestructura bajo control de la SUNAT. Solo las herramientas desplegadas en dicha infraestructura </w:t>
+      </w:r>
+      <w:r>
+        <w:rPr>
+          <w:rFonts w:ascii="Arial" w:eastAsia="Arial" w:hAnsi="Arial" w:cs="Arial"/>
+          <w:color w:val="000000"/>
+          <w:highlight w:val="green"/>
+        </w:rPr>
+        <w:lastRenderedPageBreak/>
+        <w:t>pueden emplearse con información sujeta a reserva tributaria, conforme al numeral 6.7.3. La INSI lo publica y lo mantiene actualizado.</w:t>
       </w:r>
     </w:p>
     <w:p>
@@ -12318,7 +12898,7 @@
         <w:rPr>
           <w:rFonts w:ascii="Arial" w:eastAsia="Arial" w:hAnsi="Arial" w:cs="Arial"/>
           <w:color w:val="000000"/>
-          <w:highlight w:val="yellow"/>
+          <w:highlight w:val="green"/>
         </w:rPr>
         <w:t>6.11.4</w:t>
       </w:r>
@@ -12326,10 +12906,193 @@
         <w:rPr>
           <w:rFonts w:ascii="Arial" w:eastAsia="Arial" w:hAnsi="Arial" w:cs="Arial"/>
           <w:color w:val="000000"/>
-          <w:highlight w:val="yellow"/>
+          <w:highlight w:val="green"/>
         </w:rPr>
         <w:tab/>
-        <w:t>Ninguna unidad organizacional desarrolla, adquiere, contrata, implementa u opera SBIA fuera del límite de la presente directiva, independientemente de su complejidad, presupuesto o ámbito geográfico. En particular: (a) toda iniciativa de SBIA como proyecto requiere aprobación conforme al ciclo de vida del numeral 6.1 y registro en el Inventario Institucional; (b) toda contratación de servicios de IA como herramienta (suscripciones, APIs, plataformas SaaS) requiere autorización previa de la INSI e inclusión en el catálogo institucional (numeral 6.11.2). Los colaboradores utilizan exclusivamente las herramientas de IA que figuran en dicho catálogo. La Comisión de Gobierno de IA promueve la regularización mediante el registro y el acompañamiento proporcional a la unidad involucrada. Los incumplimientos reiterados o que impliquen uso indebido se comunican al CGTD y, según corresponda, a la OII.</w:t>
+      </w:r>
+      <w:r>
+        <w:rPr>
+          <w:rFonts w:ascii="Arial" w:eastAsia="Arial" w:hAnsi="Arial" w:cs="Arial"/>
+          <w:color w:val="000000"/>
+          <w:highlight w:val="green"/>
+        </w:rPr>
+        <w:t>Ninguna unidad de organización desarrolla, adquiere, contrata, implementa u opera SBIA fuera</w:t>
+      </w:r>
+      <w:r>
+        <w:rPr>
+          <w:rFonts w:ascii="Arial" w:eastAsia="Arial" w:hAnsi="Arial" w:cs="Arial"/>
+          <w:color w:val="000000"/>
+          <w:highlight w:val="green"/>
+        </w:rPr>
+        <w:t xml:space="preserve"> </w:t>
+      </w:r>
+      <w:r>
+        <w:rPr>
+          <w:rFonts w:ascii="Arial" w:eastAsia="Arial" w:hAnsi="Arial" w:cs="Arial"/>
+          <w:color w:val="000000"/>
+          <w:highlight w:val="green"/>
+        </w:rPr>
+        <w:t>del límite de la presente directiva, independientemente de su complejidad, presupuesto o</w:t>
+      </w:r>
+      <w:r>
+        <w:rPr>
+          <w:rFonts w:ascii="Arial" w:eastAsia="Arial" w:hAnsi="Arial" w:cs="Arial"/>
+          <w:color w:val="000000"/>
+          <w:highlight w:val="green"/>
+        </w:rPr>
+        <w:t xml:space="preserve"> </w:t>
+      </w:r>
+      <w:r>
+        <w:rPr>
+          <w:rFonts w:ascii="Arial" w:eastAsia="Arial" w:hAnsi="Arial" w:cs="Arial"/>
+          <w:color w:val="000000"/>
+          <w:highlight w:val="green"/>
+        </w:rPr>
+        <w:t>ámbito geográfico. En particular: (a) toda iniciativa de SBIA como proyecto se sujeta al ciclo</w:t>
+      </w:r>
+      <w:r>
+        <w:rPr>
+          <w:rFonts w:ascii="Arial" w:eastAsia="Arial" w:hAnsi="Arial" w:cs="Arial"/>
+          <w:color w:val="000000"/>
+          <w:highlight w:val="green"/>
+        </w:rPr>
+        <w:t xml:space="preserve"> </w:t>
+      </w:r>
+      <w:r>
+        <w:rPr>
+          <w:rFonts w:ascii="Arial" w:eastAsia="Arial" w:hAnsi="Arial" w:cs="Arial"/>
+          <w:color w:val="000000"/>
+          <w:highlight w:val="green"/>
+        </w:rPr>
+        <w:t>de vida del numeral 6.1, incluidos sus hitos de aprobación, y se registra en el Inventario</w:t>
+      </w:r>
+      <w:r>
+        <w:rPr>
+          <w:rFonts w:ascii="Arial" w:eastAsia="Arial" w:hAnsi="Arial" w:cs="Arial"/>
+          <w:color w:val="000000"/>
+          <w:highlight w:val="green"/>
+        </w:rPr>
+        <w:t xml:space="preserve"> </w:t>
+      </w:r>
+      <w:r>
+        <w:rPr>
+          <w:rFonts w:ascii="Arial" w:eastAsia="Arial" w:hAnsi="Arial" w:cs="Arial"/>
+          <w:color w:val="000000"/>
+          <w:highlight w:val="green"/>
+        </w:rPr>
+        <w:t>Institucional de SBIA; (b) toda herramienta de IA que se contrate como servicio</w:t>
+      </w:r>
+      <w:r>
+        <w:rPr>
+          <w:rFonts w:ascii="Arial" w:eastAsia="Arial" w:hAnsi="Arial" w:cs="Arial"/>
+          <w:color w:val="000000"/>
+          <w:highlight w:val="green"/>
+        </w:rPr>
+        <w:t xml:space="preserve"> </w:t>
+      </w:r>
+      <w:r>
+        <w:rPr>
+          <w:rFonts w:ascii="Arial" w:eastAsia="Arial" w:hAnsi="Arial" w:cs="Arial"/>
+          <w:color w:val="000000"/>
+          <w:highlight w:val="green"/>
+        </w:rPr>
+        <w:t>(suscripciones, APIs, plataformas SaaS) cuenta previamente con la aprobación prevista en el</w:t>
+      </w:r>
+      <w:r>
+        <w:rPr>
+          <w:rFonts w:ascii="Arial" w:eastAsia="Arial" w:hAnsi="Arial" w:cs="Arial"/>
+          <w:color w:val="000000"/>
+          <w:highlight w:val="green"/>
+        </w:rPr>
+        <w:t xml:space="preserve"> </w:t>
+      </w:r>
+      <w:r>
+        <w:rPr>
+          <w:rFonts w:ascii="Arial" w:eastAsia="Arial" w:hAnsi="Arial" w:cs="Arial"/>
+          <w:color w:val="000000"/>
+          <w:highlight w:val="green"/>
+        </w:rPr>
+        <w:t>numeral 6.11.5 y con su inclusión en el catálogo institucional (numeral 6.11.2), sin perjuicio</w:t>
+      </w:r>
+      <w:r>
+        <w:rPr>
+          <w:rFonts w:ascii="Arial" w:eastAsia="Arial" w:hAnsi="Arial" w:cs="Arial"/>
+          <w:color w:val="000000"/>
+          <w:highlight w:val="green"/>
+        </w:rPr>
+        <w:t xml:space="preserve"> </w:t>
+      </w:r>
+      <w:r>
+        <w:rPr>
+          <w:rFonts w:ascii="Arial" w:eastAsia="Arial" w:hAnsi="Arial" w:cs="Arial"/>
+          <w:color w:val="000000"/>
+          <w:highlight w:val="green"/>
+        </w:rPr>
+        <w:t>de la verificación prevista en el numeral 6.12.3. Los colaboradores utilizan exclusivamente</w:t>
+      </w:r>
+      <w:r>
+        <w:rPr>
+          <w:rFonts w:ascii="Arial" w:eastAsia="Arial" w:hAnsi="Arial" w:cs="Arial"/>
+          <w:color w:val="000000"/>
+          <w:highlight w:val="green"/>
+        </w:rPr>
+        <w:t xml:space="preserve"> </w:t>
+      </w:r>
+      <w:r>
+        <w:rPr>
+          <w:rFonts w:ascii="Arial" w:eastAsia="Arial" w:hAnsi="Arial" w:cs="Arial"/>
+          <w:color w:val="000000"/>
+          <w:highlight w:val="green"/>
+        </w:rPr>
+        <w:t>las herramientas de IA que figuran en dicho catálogo. La Comisión de Gobierno de IA promueve</w:t>
+      </w:r>
+      <w:r>
+        <w:rPr>
+          <w:rFonts w:ascii="Arial" w:eastAsia="Arial" w:hAnsi="Arial" w:cs="Arial"/>
+          <w:color w:val="000000"/>
+          <w:highlight w:val="green"/>
+        </w:rPr>
+        <w:t xml:space="preserve"> </w:t>
+      </w:r>
+      <w:r>
+        <w:rPr>
+          <w:rFonts w:ascii="Arial" w:eastAsia="Arial" w:hAnsi="Arial" w:cs="Arial"/>
+          <w:color w:val="000000"/>
+          <w:highlight w:val="green"/>
+        </w:rPr>
+        <w:t>la regularización mediante el registro y el acompañamiento proporcional a la unidad</w:t>
+      </w:r>
+      <w:r>
+        <w:rPr>
+          <w:rFonts w:ascii="Arial" w:eastAsia="Arial" w:hAnsi="Arial" w:cs="Arial"/>
+          <w:color w:val="000000"/>
+          <w:highlight w:val="green"/>
+        </w:rPr>
+        <w:t xml:space="preserve"> </w:t>
+      </w:r>
+      <w:r>
+        <w:rPr>
+          <w:rFonts w:ascii="Arial" w:eastAsia="Arial" w:hAnsi="Arial" w:cs="Arial"/>
+          <w:color w:val="000000"/>
+          <w:highlight w:val="green"/>
+        </w:rPr>
+        <w:t>involucrada, y comunica al CGTD y, según corresponda, a la OII, los incumplimientos reiterados</w:t>
+      </w:r>
+      <w:r>
+        <w:rPr>
+          <w:rFonts w:ascii="Arial" w:eastAsia="Arial" w:hAnsi="Arial" w:cs="Arial"/>
+          <w:color w:val="000000"/>
+          <w:highlight w:val="green"/>
+        </w:rPr>
+        <w:t xml:space="preserve"> </w:t>
+      </w:r>
+      <w:r>
+        <w:rPr>
+          <w:rFonts w:ascii="Arial" w:eastAsia="Arial" w:hAnsi="Arial" w:cs="Arial"/>
+          <w:color w:val="000000"/>
+          <w:highlight w:val="green"/>
+        </w:rPr>
+        <w:t>o que impliquen uso indebido.</w:t>
       </w:r>
     </w:p>
     <w:p>
@@ -12357,16 +13120,79 @@
           <w:highlight w:val="cyan"/>
         </w:rPr>
         <w:tab/>
-        <w:t xml:space="preserve">La GA aprueba las herramientas de IA que pueden emplearse en la SUNAT, conforme a sus funciones (artículo 130, literal c, del ROF), y las registra en el catálogo institucional de herramientas de IA. La Gerencia de Operaciones y </w:t>
+        <w:t xml:space="preserve">La GA aprueba las herramientas de IA que pueden emplearse en la SUNAT, conforme a sus funciones (artículo 130, literal c, del ROF), y las registra en el catálogo institucional de herramientas de IA. </w:t>
       </w:r>
       <w:r>
         <w:rPr>
           <w:rFonts w:ascii="Arial" w:hAnsi="Arial" w:cs="Arial"/>
           <w:color w:val="000000"/>
+          <w:highlight w:val="green"/>
+        </w:rPr>
+        <w:t>La División de Gestión de Infraestructura Tecnológica y la División de Atención a Usuarios</w:t>
+      </w:r>
+      <w:r>
+        <w:rPr>
+          <w:rFonts w:ascii="Arial" w:hAnsi="Arial" w:cs="Arial"/>
+          <w:color w:val="000000"/>
+          <w:highlight w:val="green"/>
+        </w:rPr>
+        <w:t xml:space="preserve"> </w:t>
+      </w:r>
+      <w:r>
+        <w:rPr>
+          <w:rFonts w:ascii="Arial" w:hAnsi="Arial" w:cs="Arial"/>
+          <w:color w:val="000000"/>
+          <w:highlight w:val="green"/>
+        </w:rPr>
+        <w:t>administran el inventario de software y aseguran, en el ámbito de sus competencias, que los</w:t>
+      </w:r>
+      <w:r>
+        <w:rPr>
+          <w:rFonts w:ascii="Arial" w:hAnsi="Arial" w:cs="Arial"/>
+          <w:color w:val="000000"/>
+          <w:highlight w:val="green"/>
+        </w:rPr>
+        <w:t xml:space="preserve"> </w:t>
+      </w:r>
+      <w:r>
+        <w:rPr>
+          <w:rFonts w:ascii="Arial" w:hAnsi="Arial" w:cs="Arial"/>
+          <w:color w:val="000000"/>
+          <w:highlight w:val="green"/>
+        </w:rPr>
+        <w:t>equipos informáticos tengan instalado únicamente software autorizado, conforme al literal b)</w:t>
+      </w:r>
+      <w:r>
+        <w:rPr>
+          <w:rFonts w:ascii="Arial" w:hAnsi="Arial" w:cs="Arial"/>
+          <w:color w:val="000000"/>
+          <w:highlight w:val="green"/>
+        </w:rPr>
+        <w:t xml:space="preserve"> </w:t>
+      </w:r>
+      <w:r>
+        <w:rPr>
+          <w:rFonts w:ascii="Arial" w:hAnsi="Arial" w:cs="Arial"/>
+          <w:color w:val="000000"/>
+          <w:highlight w:val="green"/>
+        </w:rPr>
+        <w:t>del artículo 140 y al literal e) del artículo 142 del ROF</w:t>
+      </w:r>
+      <w:r>
+        <w:rPr>
+          <w:rFonts w:ascii="Arial" w:hAnsi="Arial" w:cs="Arial"/>
+          <w:color w:val="000000"/>
+          <w:highlight w:val="green"/>
+        </w:rPr>
+        <w:t xml:space="preserve">. </w:t>
+      </w:r>
+      <w:r>
+        <w:rPr>
+          <w:rFonts w:ascii="Arial" w:hAnsi="Arial" w:cs="Arial"/>
+          <w:color w:val="000000"/>
           <w:highlight w:val="cyan"/>
         </w:rPr>
-        <w:lastRenderedPageBreak/>
-        <w:t>Soporte a Usuarios asegura que los equipos informáticos tengan instalado únicamente software autorizado. El catálogo institucional de herramientas de IA constituye el subconjunto de inteligencia artificial del inventario de software autorizado; ambos se distinguen del Inventario de SBIA (Anexo N.° 1), que registra los sistemas basados en IA y no las herramientas.</w:t>
+        <w:t>El catálogo institucional de herramientas de IA constituye el subconjunto de inteligencia artificial del inventario de software autorizado; ambos se distinguen del Inventario de SBIA (Anexo N.° 1), que registra los sistemas basados en IA y no las herramientas.</w:t>
       </w:r>
       <w:r>
         <w:rPr>
@@ -12441,6 +13267,7 @@
           <w:color w:val="000000"/>
           <w:highlight w:val="green"/>
         </w:rPr>
+        <w:lastRenderedPageBreak/>
         <w:t>6.12.2</w:t>
       </w:r>
       <w:r>
@@ -12689,16 +13516,7 @@
           <w:color w:val="000000"/>
           <w:highlight w:val="lightGray"/>
         </w:rPr>
-        <w:t xml:space="preserve">La Intendencia Nacional de Recursos Humanos conduce las acciones de sensibilización, capacitación y gestión del cambio vinculadas al uso de sistemas </w:t>
-      </w:r>
-      <w:r>
-        <w:rPr>
-          <w:rFonts w:ascii="Arial" w:eastAsia="Arial" w:hAnsi="Arial" w:cs="Arial"/>
-          <w:color w:val="000000"/>
-          <w:highlight w:val="lightGray"/>
-        </w:rPr>
-        <w:lastRenderedPageBreak/>
-        <w:t>basados en inteligencia artificial, de conformidad con las funciones establecidas en el Reglamento de Organización y Funciones de la SUNAT y con el apoyo técnico de la Comisión de Gobierno de IA.</w:t>
+        <w:t>La Intendencia Nacional de Recursos Humanos conduce las acciones de sensibilización, capacitación y gestión del cambio vinculadas al uso de sistemas basados en inteligencia artificial, de conformidad con las funciones establecidas en el Reglamento de Organización y Funciones de la SUNAT y con el apoyo técnico de la Comisión de Gobierno de IA.</w:t>
       </w:r>
     </w:p>
     <w:p>
@@ -12862,6 +13680,7 @@
           <w:color w:val="000000"/>
           <w:highlight w:val="lightGray"/>
         </w:rPr>
+        <w:lastRenderedPageBreak/>
         <w:t>La protección de la reserva tributaria, secreto comercial y demás obligaciones de confidencialidad aplicables.</w:t>
       </w:r>
     </w:p>
@@ -13202,7 +14021,6 @@
           <w:color w:val="000000"/>
           <w:highlight w:val="lightGray"/>
         </w:rPr>
-        <w:lastRenderedPageBreak/>
         <w:t>6.13.3 Gestión del cambio</w:t>
       </w:r>
     </w:p>
@@ -13302,7 +14120,16 @@
           <w:highlight w:val="yellow"/>
         </w:rPr>
         <w:tab/>
-        <w:t>En el desarrollo, la implementación y el uso de los SBIA, la SUNAT promueve la participación de equipos diversos y multidisciplinarios, garantiza el pleno respeto de los derechos humanos y evita que se generen resultados injustos o discriminatorios, considera el impacto social y ambiental, e implementa las mejores prácticas, estándares y normas técnicas para identificar y minimizar los sesgos de los algoritmos y de las bases de datos utilizados</w:t>
+        <w:t xml:space="preserve">En el desarrollo, la implementación y el uso de los SBIA, la SUNAT promueve la participación de equipos diversos y multidisciplinarios, garantiza el pleno </w:t>
+      </w:r>
+      <w:r>
+        <w:rPr>
+          <w:rFonts w:ascii="Arial" w:eastAsia="Arial" w:hAnsi="Arial" w:cs="Arial"/>
+          <w:color w:val="000000"/>
+          <w:highlight w:val="yellow"/>
+        </w:rPr>
+        <w:lastRenderedPageBreak/>
+        <w:t>respeto de los derechos humanos y evita que se generen resultados injustos o discriminatorios, considera el impacto social y ambiental, e implementa las mejores prácticas, estándares y normas técnicas para identificar y minimizar los sesgos de los algoritmos y de las bases de datos utilizados</w:t>
       </w:r>
       <w:r>
         <w:rPr>
@@ -13355,7 +14182,7 @@
           <w:color w:val="000000"/>
           <w:highlight w:val="green"/>
         </w:rPr>
-        <w:t>La SUNAT promueve que su personal cumpla, en el desarrollo, la implementación y el uso de los SBIA, las normas del Código de Ética de la Función Pública, su Reglamento y las normas de integridad, así como las recomendaciones internacionales y los principios éticos de la Organización para la Cooperación y el Desarrollo Económico (OCDE) en materia de inteligencia artificial.</w:t>
+        <w:t>La SUNAT promueve que su personal cumpla, en el desarrollo, la implementación y el uso de los SBIA, las normas del Código de Ética de la Función Pública, su Reglamento y las normas de integridad, así como las recomendaciones internacionales y los principios éticos de la Organización para la Cooperación y el Desarrollo Económico (OCDE) en materia de inteligencia artificial</w:t>
       </w:r>
       <w:r>
         <w:rPr>
@@ -13514,16 +14341,7 @@
           <w:color w:val="000000"/>
           <w:highlight w:val="green"/>
         </w:rPr>
-        <w:t xml:space="preserve">Las disposiciones de este numeral establecen la verificación del componente de IA dentro de los instrumentos de gestión vigentes. La opinión de la Comisión de Gobierno </w:t>
-      </w:r>
-      <w:r>
-        <w:rPr>
-          <w:rFonts w:ascii="Arial" w:eastAsia="Arial" w:hAnsi="Arial" w:cs="Arial"/>
-          <w:color w:val="000000"/>
-          <w:highlight w:val="green"/>
-        </w:rPr>
-        <w:lastRenderedPageBreak/>
-        <w:t>de IA no constituye un requisito adicional ni modifica los procesos, formatos, contenidos ni instancias de aprobación de dichos instrumentos ni de los sistemas administrativos del Estado: se incorpora a ellos como control del componente de IA.</w:t>
+        <w:t>Las disposiciones de este numeral establecen la verificación del componente de IA dentro de los instrumentos de gestión vigentes. La opinión de la Comisión de Gobierno de IA no constituye un requisito adicional ni modifica los procesos, formatos, contenidos ni instancias de aprobación de dichos instrumentos ni de los sistemas administrativos del Estado: se incorpora a ellos como control del componente de IA.</w:t>
       </w:r>
     </w:p>
     <w:p>
@@ -13572,7 +14390,15 @@
           <w:rFonts w:ascii="Arial" w:hAnsi="Arial" w:cs="Arial"/>
           <w:highlight w:val="green"/>
         </w:rPr>
-        <w:t>La opinión comprende la pertinencia del uso de inteligencia artificial y la clasificación de riesgo del componente, conforme al Anexo N.° 2 y a los artículos 22 a 24 del RLIA. Determinar la pertinencia es establecer si el resultado esperado requiere inteligencia artificial o se alcanza sin ella, conforme al numeral 5.1.4. Los controles aplicables se determinan a partir de la clasificación, conforme a los numerales 6.6, 6.9 y 6.10. La opinión no comprende la generación de valor, el costo, la prioridad ni la viabilidad presupuestal de la iniciativa, que corresponden a los instrumentos de gestión respectivos y a las instancias competentes.</w:t>
+        <w:t xml:space="preserve">La opinión comprende la pertinencia del uso de inteligencia artificial y la clasificación de riesgo del componente, conforme al Anexo N.° 2 y a los artículos 22 a 24 del RLIA. Determinar la pertinencia es establecer si el resultado esperado requiere inteligencia artificial o se alcanza sin ella, conforme al numeral 5.1.4. Los controles aplicables se determinan a partir de la clasificación, conforme a los numerales 6.6, 6.9 y 6.10. La opinión no comprende la generación de valor, el costo, la prioridad ni la viabilidad presupuestal de la iniciativa, que </w:t>
+      </w:r>
+      <w:r>
+        <w:rPr>
+          <w:rFonts w:ascii="Arial" w:hAnsi="Arial" w:cs="Arial"/>
+          <w:highlight w:val="green"/>
+        </w:rPr>
+        <w:lastRenderedPageBreak/>
+        <w:t>corresponden a los instrumentos de gestión respectivos y a las instancias competentes.</w:t>
       </w:r>
       <w:r>
         <w:rPr>
@@ -13736,15 +14562,7 @@
           <w:rFonts w:ascii="Arial" w:hAnsi="Arial" w:cs="Arial"/>
           <w:highlight w:val="green"/>
         </w:rPr>
-        <w:t xml:space="preserve">En los programas y proyectos institucionales conforme al MGPP, la opinión de la Comisión de Gobierno de IA se recaba desde que se identifica un componente basado en IA, en cualquier fase, y antes de la decisión que autoriza avanzar a la fase siguiente. La opinión se incorpora al expediente del caso de negocio o del plan de gestión, según corresponda, junto con las </w:t>
-      </w:r>
-      <w:r>
-        <w:rPr>
-          <w:rFonts w:ascii="Arial" w:hAnsi="Arial" w:cs="Arial"/>
-          <w:highlight w:val="green"/>
-        </w:rPr>
-        <w:lastRenderedPageBreak/>
-        <w:t>validaciones y opiniones que el MGPP ya prevé, y no requiere una etapa ni una instancia adicionales. Aplica en particular:</w:t>
+        <w:t>En los programas y proyectos institucionales conforme al MGPP, la opinión de la Comisión de Gobierno de IA se recaba desde que se identifica un componente basado en IA, en cualquier fase, y antes de la decisión que autoriza avanzar a la fase siguiente. La opinión se incorpora al expediente del caso de negocio o del plan de gestión, según corresponda, junto con las validaciones y opiniones que el MGPP ya prevé, y no requiere una etapa ni una instancia adicionales. Aplica en particular:</w:t>
       </w:r>
     </w:p>
     <w:p>
@@ -13899,6 +14717,7 @@
         <w:rPr>
           <w:rFonts w:ascii="Arial" w:hAnsi="Arial" w:cs="Arial"/>
         </w:rPr>
+        <w:lastRenderedPageBreak/>
         <w:tab/>
       </w:r>
       <w:r>
@@ -14087,15 +14906,7 @@
           <w:rFonts w:ascii="Arial" w:hAnsi="Arial" w:cs="Arial"/>
           <w:highlight w:val="lightGray"/>
         </w:rPr>
-        <w:t xml:space="preserve">6.15.6 La presente directiva se articula con la normativa institucional de gobernanza de datos y analítica. Cuando un producto analítico incorpore un sistema basado en IA, este se sujeta al ciclo de vida, la clasificación de riesgo, la evaluación de impacto algorítmico, el registro en el Inventario Institucional de SBIA y las obligaciones de transparencia y supervisión humana previstas en la presente </w:t>
-      </w:r>
-      <w:r>
-        <w:rPr>
-          <w:rFonts w:ascii="Arial" w:hAnsi="Arial" w:cs="Arial"/>
-          <w:highlight w:val="lightGray"/>
-        </w:rPr>
-        <w:lastRenderedPageBreak/>
-        <w:t>directiva. La certificación del producto analítico requiere, como insumo previo, la aprobación que corresponda conforme al numeral 6.1.2. La calidad, el linaje, los metadatos y la certificación de los datos que alimentan el sistema se rigen por la normativa de gobernanza de datos y analítica.</w:t>
+        <w:t>6.15.6 La presente directiva se articula con la normativa institucional de gobernanza de datos y analítica. Cuando un producto analítico incorpore un sistema basado en IA, este se sujeta al ciclo de vida, la clasificación de riesgo, la evaluación de impacto algorítmico, el registro en el Inventario Institucional de SBIA y las obligaciones de transparencia y supervisión humana previstas en la presente directiva. La certificación del producto analítico requiere, como insumo previo, la aprobación que corresponda conforme al numeral 6.1.2. La calidad, el linaje, los metadatos y la certificación de los datos que alimentan el sistema se rigen por la normativa de gobernanza de datos y analítica.</w:t>
       </w:r>
       <w:r>
         <w:rPr>

--- a/normativo/DIRECTIVA-GOBIERNO-IA.docx
+++ b/normativo/DIRECTIVA-GOBIERNO-IA.docx
@@ -3987,45 +3987,7 @@
           <w:color w:val="000000"/>
           <w:highlight w:val="green"/>
         </w:rPr>
-        <w:t xml:space="preserve">Carácter de información reservada que el artículo 85 del TUO del Código Tributario atribuye, por su objeto, a la cuantía y la fuente de las rentas, los gastos, la base imponible y cualesquiera otros datos relativos a ellos, cuando están contenidos en las declaraciones e informaciones que la Administración Tributaria obtiene por cualquier medio de los contribuyentes, responsables o terceros, así como a la </w:t>
-      </w:r>
-      <w:proofErr w:type="spellStart"/>
-      <w:r>
-        <w:rPr>
-          <w:b w:val="0"/>
-          <w:bCs w:val="0"/>
-          <w:color w:val="000000"/>
-          <w:highlight w:val="green"/>
-        </w:rPr>
-        <w:t>tramitació</w:t>
-      </w:r>
-      <w:r>
-        <w:rPr>
-          <w:b w:val="0"/>
-          <w:bCs w:val="0"/>
-          <w:color w:val="000000"/>
-          <w:highlight w:val="green"/>
-        </w:rPr>
-        <w:t>f</w:t>
-      </w:r>
-      <w:r>
-        <w:rPr>
-          <w:b w:val="0"/>
-          <w:bCs w:val="0"/>
-          <w:color w:val="000000"/>
-          <w:highlight w:val="green"/>
-        </w:rPr>
-        <w:t>n</w:t>
-      </w:r>
-      <w:proofErr w:type="spellEnd"/>
-      <w:r>
-        <w:rPr>
-          <w:b w:val="0"/>
-          <w:bCs w:val="0"/>
-          <w:color w:val="000000"/>
-          <w:highlight w:val="green"/>
-        </w:rPr>
-        <w:t xml:space="preserve"> de las denuncias a que se refiere el artículo 192 del mismo Código. Dicha información únicamente puede ser utilizada por la Administración Tributaria para sus fines propios y la obligación de reserva alcanza a </w:t>
+        <w:t xml:space="preserve">Carácter de información reservada que el artículo 85 del TUO del Código Tributario atribuye, por su objeto, a la cuantía y la fuente de las rentas, los gastos, la base imponible y cualesquiera otros datos relativos a ellos, cuando están contenidos en las declaraciones e informaciones que la Administración Tributaria obtiene por cualquier medio de los contribuyentes, responsables o terceros, así como a la tramitación de las denuncias a que se refiere el artículo 192 del mismo Código. Dicha información únicamente puede ser utilizada por la Administración Tributaria para sus fines propios y la obligación de reserva alcanza a </w:t>
       </w:r>
       <w:r>
         <w:rPr>
@@ -4036,15 +3998,6 @@
         </w:rPr>
         <w:lastRenderedPageBreak/>
         <w:t>quienes accedan a ella. El mismo artículo establece excepciones expresas. La determinación de si una información concreta está sujeta a reserva tributaria se efectúa respecto de esa información y no se presume respecto de todo el acervo de datos que la SUNAT administra. [D.S. N.° 133-2013-EF, Art. 85]</w:t>
-      </w:r>
-      <w:r>
-        <w:rPr>
-          <w:b w:val="0"/>
-          <w:bCs w:val="0"/>
-          <w:color w:val="000000"/>
-          <w:highlight w:val="green"/>
-        </w:rPr>
-        <w:t>.</w:t>
       </w:r>
     </w:p>
     <w:p>
@@ -10740,25 +10693,7 @@
           <w:color w:val="000000"/>
           <w:highlight w:val="green"/>
         </w:rPr>
-        <w:t xml:space="preserve">Los SBIA cumplen la Política de Seguridad de la Información (SGSI-PO-01) y el Manual de Políticas del Sistema de Gestión de Seguridad de la Información (SGSI-MA-03) de la SUNAT, en sus versiones vigentes, que </w:t>
-      </w:r>
-      <w:proofErr w:type="gramStart"/>
-      <w:r>
-        <w:rPr>
-          <w:rFonts w:ascii="Arial" w:eastAsia="Arial" w:hAnsi="Arial" w:cs="Arial"/>
-          <w:color w:val="000000"/>
-          <w:highlight w:val="green"/>
-        </w:rPr>
-        <w:t>son de aplicación</w:t>
-      </w:r>
-      <w:proofErr w:type="gramEnd"/>
-      <w:r>
-        <w:rPr>
-          <w:rFonts w:ascii="Arial" w:eastAsia="Arial" w:hAnsi="Arial" w:cs="Arial"/>
-          <w:color w:val="000000"/>
-          <w:highlight w:val="green"/>
-        </w:rPr>
-        <w:t xml:space="preserve"> a todo colaborador y tercero vinculado que gestione información de la institución. Cuando un SBIA soporte un proceso comprendido en el alcance del Sistema de Gestión de Seguridad de la Información, le son exigibles además los demás documentos normativos y lineamientos de dicho Sistema.</w:t>
+        <w:t>Los SBIA cumplen la Política de Seguridad de la Información (SGSI-PO-01) y el Manual de Políticas del Sistema de Gestión de Seguridad de la Información (SGSI-MA-03) de la SUNAT, en sus versiones vigentes, que son de aplicación a todo colaborador y tercero vinculado que gestione información de la institución. Cuando un SBIA soporte un proceso comprendido en el alcance del Sistema de Gestión de Seguridad de la Información, le son exigibles además los demás documentos normativos y lineamientos de dicho Sistema.</w:t>
       </w:r>
     </w:p>
     <w:p>
@@ -11122,7 +11057,6 @@
           <w:color w:val="000000"/>
         </w:rPr>
       </w:pPr>
-      <w:proofErr w:type="gramStart"/>
       <w:r>
         <w:rPr>
           <w:rFonts w:ascii="Arial" w:eastAsia="Arial" w:hAnsi="Arial" w:cs="Arial"/>
@@ -11145,16 +11079,7 @@
           <w:color w:val="000000"/>
           <w:highlight w:val="green"/>
         </w:rPr>
-        <w:t>El</w:t>
-      </w:r>
-      <w:proofErr w:type="gramEnd"/>
-      <w:r>
-        <w:rPr>
-          <w:rFonts w:ascii="Arial" w:eastAsia="Arial" w:hAnsi="Arial" w:cs="Arial"/>
-          <w:color w:val="000000"/>
-          <w:highlight w:val="green"/>
-        </w:rPr>
-        <w:t xml:space="preserve"> propietario del caso de uso, con el custodio técnico del SBIA, define el tratamiento de</w:t>
+        <w:t>El propietario del caso de uso, con el custodio técnico del SBIA, define el tratamiento de</w:t>
       </w:r>
       <w:r>
         <w:rPr>
@@ -14285,25 +14210,7 @@
           <w:color w:val="000000"/>
           <w:highlight w:val="yellow"/>
         </w:rPr>
-        <w:t xml:space="preserve"> </w:t>
-      </w:r>
-      <w:proofErr w:type="gramStart"/>
-      <w:r>
-        <w:rPr>
-          <w:rFonts w:ascii="Arial" w:eastAsia="Arial" w:hAnsi="Arial" w:cs="Arial"/>
-          <w:color w:val="000000"/>
-          <w:highlight w:val="yellow"/>
-        </w:rPr>
-        <w:t>son de aplicación</w:t>
-      </w:r>
-      <w:proofErr w:type="gramEnd"/>
-      <w:r>
-        <w:rPr>
-          <w:rFonts w:ascii="Arial" w:eastAsia="Arial" w:hAnsi="Arial" w:cs="Arial"/>
-          <w:color w:val="000000"/>
-          <w:highlight w:val="yellow"/>
-        </w:rPr>
-        <w:t xml:space="preserve"> en la SUNAT desde su entrada en vigencia. La Comisión de Gobierno de IA evalúa su impacto en la presente directiva y propone al CGTD los ajustes que correspondan.</w:t>
+        <w:t xml:space="preserve"> son de aplicación en la SUNAT desde su entrada en vigencia. La Comisión de Gobierno de IA evalúa su impacto en la presente directiva y propone al CGTD los ajustes que correspondan.</w:t>
       </w:r>
     </w:p>
     <w:p>
@@ -16567,23 +16474,7 @@
                 <w:rFonts w:ascii="Arial" w:eastAsia="Arial" w:hAnsi="Arial" w:cs="Arial"/>
                 <w:lang w:val="en-US"/>
               </w:rPr>
-              <w:t xml:space="preserve">, on-the-loop </w:t>
-            </w:r>
-            <w:proofErr w:type="gramStart"/>
-            <w:r>
-              <w:rPr>
-                <w:rFonts w:ascii="Arial" w:eastAsia="Arial" w:hAnsi="Arial" w:cs="Arial"/>
-                <w:lang w:val="en-US"/>
-              </w:rPr>
-              <w:t>o in</w:t>
-            </w:r>
-            <w:proofErr w:type="gramEnd"/>
-            <w:r>
-              <w:rPr>
-                <w:rFonts w:ascii="Arial" w:eastAsia="Arial" w:hAnsi="Arial" w:cs="Arial"/>
-                <w:lang w:val="en-US"/>
-              </w:rPr>
-              <w:t>-command.</w:t>
+              <w:t>, on-the-loop o in-command.</w:t>
             </w:r>
           </w:p>
         </w:tc>

--- a/normativo/DIRECTIVA-GOBIERNO-IA.docx
+++ b/normativo/DIRECTIVA-GOBIERNO-IA.docx
@@ -2284,7 +2284,21 @@
           <w:rFonts w:ascii="Arial" w:hAnsi="Arial" w:cs="Arial"/>
           <w:highlight w:val="yellow"/>
         </w:rPr>
-        <w:t>Establecer las disposiciones para el gobierno, la gestión del ciclo de vida y el uso responsable de los Sistemas Basados en Inteligencia Artificial (SBIA) en la SUNAT, precisando los compromisos establecidos en la Política de Uso Seguro, Responsable y Ético de los SBIA y tomando como marco de referencia la NTP-ISO/IEC 42001:2025, para garantizar su alineamiento con la estrategia institucional, el cumplimiento del marco normativo vigente, la protección de los derechos de los administrados, la reserva tributaria y la seguridad de la información.</w:t>
+        <w:t xml:space="preserve">Establecer las disposiciones para el gobierno, la gestión del ciclo de vida y el uso responsable de los Sistemas Basados en Inteligencia Artificial (SBIA) en la SUNAT, precisando los compromisos establecidos en la Política de Uso Seguro, Responsable y Ético de los SBIA </w:t>
+      </w:r>
+      <w:r>
+        <w:rPr>
+          <w:rFonts w:ascii="Arial" w:hAnsi="Arial" w:cs="Arial"/>
+          <w:highlight w:val="yellow"/>
+        </w:rPr>
+        <w:t>y observando la NTP-ISO/IEC 42001:2025 de uso obligatorio conforme al numeral 28.2 del artículo 28 del RLIA</w:t>
+      </w:r>
+      <w:r>
+        <w:rPr>
+          <w:rFonts w:ascii="Arial" w:hAnsi="Arial" w:cs="Arial"/>
+          <w:highlight w:val="yellow"/>
+        </w:rPr>
+        <w:t>, para garantizar su alineamiento con la estrategia institucional, el cumplimiento del marco normativo vigente, la protección de los derechos de los administrados, la reserva tributaria y la seguridad de la información.</w:t>
       </w:r>
     </w:p>
     <w:p>
@@ -2342,13 +2356,19 @@
           <w:rFonts w:ascii="Arial" w:hAnsi="Arial" w:cs="Arial"/>
           <w:highlight w:val="green"/>
         </w:rPr>
-        <w:t>seguridad de la información, las contrataciones y la gestión de las personas: sobre</w:t>
+        <w:t xml:space="preserve">seguridad de la información, las contrataciones y la </w:t>
       </w:r>
       <w:r>
         <w:rPr>
           <w:rFonts w:ascii="Arial" w:hAnsi="Arial" w:cs="Arial"/>
           <w:highlight w:val="green"/>
         </w:rPr>
+        <w:t>gestión de las personas:</w:t>
+      </w:r>
+      <w:r>
+        <w:rPr>
+          <w:highlight w:val="green"/>
+        </w:rPr>
         <w:t xml:space="preserve"> </w:t>
       </w:r>
       <w:r>
@@ -2356,7 +2376,14 @@
           <w:rFonts w:ascii="Arial" w:hAnsi="Arial" w:cs="Arial"/>
           <w:highlight w:val="green"/>
         </w:rPr>
-        <w:t>ellos identifica el control adicional que exige el componente de IA.</w:t>
+        <w:t>sobre ellos identifica lo que corresponde verificar respecto del componente de IA</w:t>
+      </w:r>
+      <w:r>
+        <w:rPr>
+          <w:rFonts w:ascii="Arial" w:hAnsi="Arial" w:cs="Arial"/>
+          <w:highlight w:val="green"/>
+        </w:rPr>
+        <w:t>.</w:t>
       </w:r>
     </w:p>
     <w:p>
@@ -3595,21 +3622,7 @@
           <w:color w:val="000000"/>
         </w:rPr>
         <w:lastRenderedPageBreak/>
-        <w:t>Human-</w:t>
-      </w:r>
-      <w:proofErr w:type="spellStart"/>
-      <w:r>
-        <w:rPr>
-          <w:color w:val="000000"/>
-        </w:rPr>
-        <w:t>in-the-loop</w:t>
-      </w:r>
-      <w:proofErr w:type="spellEnd"/>
-      <w:r>
-        <w:rPr>
-          <w:color w:val="000000"/>
-        </w:rPr>
-        <w:t>:</w:t>
+        <w:t>Human-in-the-loop:</w:t>
       </w:r>
       <w:r>
         <w:rPr>
@@ -6453,6 +6466,7 @@
               <w:rPr>
                 <w:b w:val="0"/>
                 <w:bCs w:val="0"/>
+                <w:highlight w:val="green"/>
               </w:rPr>
             </w:pPr>
             <w:r>
@@ -6461,7 +6475,15 @@
                 <w:bCs w:val="0"/>
                 <w:highlight w:val="yellow"/>
               </w:rPr>
-              <w:t xml:space="preserve">Asesora sobre el cumplimiento normativo de los SBIA. Revisa la EIA en materia de protección de datos y reserva tributaria. </w:t>
+              <w:t xml:space="preserve">Asesora sobre el cumplimiento normativo de los SBIA. </w:t>
+            </w:r>
+            <w:r>
+              <w:rPr>
+                <w:b w:val="0"/>
+                <w:bCs w:val="0"/>
+                <w:highlight w:val="green"/>
+              </w:rPr>
+              <w:t>Revisa la EIA en materia de cumplimiento normativo. Cuando la revisión comprenda el sentido y el alcance de las normas tributarias o aduaneras, recaba la opinión de la Intendencia Nacional Jurídico Tributaria o de la Intendencia Nacional Jurídico Aduanera, según la materia.</w:t>
             </w:r>
           </w:p>
           <w:p>
@@ -6813,6 +6835,7 @@
                 <w:b/>
                 <w:bCs/>
               </w:rPr>
+              <w:lastRenderedPageBreak/>
               <w:t>Gestión de proyectos y procesos de TI</w:t>
             </w:r>
           </w:p>
@@ -6949,7 +6972,6 @@
                 <w:bCs/>
                 <w:highlight w:val="yellow"/>
               </w:rPr>
-              <w:lastRenderedPageBreak/>
               <w:t>Integración de programas y proyectos institucionales</w:t>
             </w:r>
           </w:p>
@@ -7365,6 +7387,7 @@
                 <w:bCs w:val="0"/>
                 <w:highlight w:val="yellow"/>
               </w:rPr>
+              <w:lastRenderedPageBreak/>
               <w:t>Lidera la gestión del cambio asociada a la adopción de la inteligencia artificial en el ámbito de las personas.</w:t>
             </w:r>
           </w:p>
@@ -7413,7 +7436,6 @@
                 <w:bCs w:val="0"/>
                 <w:highlight w:val="yellow"/>
               </w:rPr>
-              <w:lastRenderedPageBreak/>
               <w:t>Coordina con la INSI la definición de los contenidos técnicos.</w:t>
             </w:r>
           </w:p>
@@ -8043,6 +8065,7 @@
               <w:rPr>
                 <w:rFonts w:ascii="Arial" w:eastAsia="Arial" w:hAnsi="Arial" w:cs="Arial"/>
               </w:rPr>
+              <w:lastRenderedPageBreak/>
               <w:t>2</w:t>
             </w:r>
           </w:p>
@@ -8111,15 +8134,7 @@
                 <w:rFonts w:ascii="Arial" w:eastAsia="Arial" w:hAnsi="Arial" w:cs="Arial"/>
                 <w:highlight w:val="green"/>
               </w:rPr>
-              <w:t xml:space="preserve">La INSI valida, en el ámbito de sus competencias y conforme a los instrumentos de gestión aplicables, que la solución propuesta requiere un componente basado en IA y que es técnicamente viable. Con dicha </w:t>
-            </w:r>
-            <w:r>
-              <w:rPr>
-                <w:rFonts w:ascii="Arial" w:eastAsia="Arial" w:hAnsi="Arial" w:cs="Arial"/>
-                <w:highlight w:val="green"/>
-              </w:rPr>
-              <w:lastRenderedPageBreak/>
-              <w:t>validación como insumo, la Comisión de Gobierno de IA evalúa la pertinencia del uso de IA y los aspectos legales, éticos y operativos del componente, y propone la clasificación de riesgo del SBIA, conforme al numeral 6.2. La opinión de la Comisión no reitera la validación de la INSI ni la sustituye.</w:t>
+              <w:t>La INSI valida, en el ámbito de sus competencias y conforme a los instrumentos de gestión aplicables, que la solución propuesta requiere un componente basado en IA y que es técnicamente viable. Con dicha validación como insumo, la Comisión de Gobierno de IA evalúa la pertinencia del uso de IA y los aspectos legales, éticos y operativos del componente, y propone la clasificación de riesgo del SBIA, conforme al numeral 6.2. La opinión de la Comisión no reitera la validación de la INSI ni la sustituye.</w:t>
             </w:r>
           </w:p>
         </w:tc>
@@ -8153,7 +8168,6 @@
                 <w:rFonts w:ascii="Arial" w:eastAsia="Arial" w:hAnsi="Arial" w:cs="Arial"/>
                 <w:highlight w:val="green"/>
               </w:rPr>
-              <w:lastRenderedPageBreak/>
               <w:t>Aprobación del caso de uso y de su clasificación de riesgo por el CGTD, en un solo acto y</w:t>
             </w:r>
           </w:p>
@@ -8170,7 +8184,6 @@
                 <w:rFonts w:ascii="Arial" w:eastAsia="Arial" w:hAnsi="Arial" w:cs="Arial"/>
                 <w:highlight w:val="green"/>
               </w:rPr>
-              <w:lastRenderedPageBreak/>
               <w:t>conforme a los numerales 6.1.2 y 6.2.2.</w:t>
             </w:r>
           </w:p>
@@ -8406,7 +8419,15 @@
                 <w:rFonts w:ascii="Arial" w:eastAsia="Arial" w:hAnsi="Arial" w:cs="Arial"/>
                 <w:highlight w:val="green"/>
               </w:rPr>
-              <w:t>Las gerencias competentes de la INSI ejecutan el desarrollo del SBIA o gestionan su adquisición. La Oficina de Seguridad Informática evalúa y propone los requisitos de seguridad del SBIA, conforme al literal e) del artículo 106 del ROF; dichos requisitos se incorporan como requisitos no funcionales y su implementación se verifica en la etapa de certificación y validación. El mecanismo de supervisión humana definido en la etapa de diseño se implementa en esta etapa conforme al numeral 6.6.2, y es distinto de los requisitos de seguridad antes señalados; su definición corresponde al propietario del caso de uso</w:t>
+              <w:t xml:space="preserve">Las gerencias competentes de la INSI ejecutan el desarrollo del SBIA o gestionan su adquisición. La Oficina de Seguridad Informática evalúa y propone los requisitos de seguridad del SBIA, conforme al literal e) del artículo 106 del ROF; dichos requisitos se incorporan como requisitos no funcionales y su implementación se verifica en la etapa de certificación y validación. El mecanismo de supervisión </w:t>
+            </w:r>
+            <w:r>
+              <w:rPr>
+                <w:rFonts w:ascii="Arial" w:eastAsia="Arial" w:hAnsi="Arial" w:cs="Arial"/>
+                <w:highlight w:val="green"/>
+              </w:rPr>
+              <w:lastRenderedPageBreak/>
+              <w:t>humana definido en la etapa de diseño se implementa en esta etapa conforme al numeral 6.6.2, y es distinto de los requisitos de seguridad antes señalados; su definición corresponde al propietario del caso de uso</w:t>
             </w:r>
             <w:r>
               <w:rPr>
@@ -8444,6 +8465,7 @@
               <w:rPr>
                 <w:rFonts w:ascii="Arial" w:eastAsia="Arial" w:hAnsi="Arial" w:cs="Arial"/>
               </w:rPr>
+              <w:lastRenderedPageBreak/>
               <w:t>En desarrollo interno: Conformidad de Gerencia de Desarrollo de Sistemas (INSI). En adquisición: Conformidad de la gerencia INSI responsable.</w:t>
             </w:r>
           </w:p>
@@ -8478,7 +8500,6 @@
               <w:rPr>
                 <w:rFonts w:ascii="Arial" w:eastAsia="Arial" w:hAnsi="Arial" w:cs="Arial"/>
               </w:rPr>
-              <w:lastRenderedPageBreak/>
               <w:t>5</w:t>
             </w:r>
           </w:p>
@@ -8580,7 +8601,7 @@
                 <w:rFonts w:ascii="Arial" w:hAnsi="Arial" w:cs="Arial"/>
                 <w:highlight w:val="green"/>
               </w:rPr>
-              <w:t xml:space="preserve">La Gerencia de Calidad de Sistemas conduce el control y aseguramiento de la calidad y la División de Control de Calidad efectúa la verificación y validación de la calidad, conforme al numeral 6.10.3. La Oficina de Seguridad Informática efectúa el análisis de riesgo y las pruebas de vulnerabilidad sobre la arquitectura de aplicaciones, de información y de infraestructura tecnológica que soporta el SBIA, incluido el red teaming para riesgo alto, y verifica la implementación de los requisitos de seguridad propuestos en la etapa anterior. El propietario del caso de uso verifica la implementación del mecanismo de supervisión humana conforme al numeral 6.6.2. Con la conformidad de la División de Control de Calidad, de la Oficina de Seguridad Informática y del propietario del caso de uso, la aprobación </w:t>
+              <w:t xml:space="preserve">La Gerencia de Calidad de Sistemas conduce el control y aseguramiento de la calidad y la División de Control de Calidad efectúa la verificación y validación de la calidad, conforme al numeral 6.10.3. La Oficina de Seguridad Informática efectúa el análisis de riesgo y las pruebas de vulnerabilidad sobre la arquitectura de aplicaciones, de información y de infraestructura tecnológica que soporta el SBIA, incluido el red teaming para riesgo alto, y verifica la implementación de los requisitos de seguridad propuestos en la etapa anterior. El propietario del caso de uso verifica la implementación del mecanismo de supervisión humana conforme al numeral 6.6.2. Con la conformidad de la </w:t>
             </w:r>
             <w:r>
               <w:rPr>
@@ -8588,7 +8609,7 @@
                 <w:highlight w:val="green"/>
               </w:rPr>
               <w:lastRenderedPageBreak/>
-              <w:t>corresponde conforme al numeral 6.1.2.</w:t>
+              <w:t>División de Control de Calidad, de la Oficina de Seguridad Informática y del propietario del caso de uso, la aprobación corresponde conforme al numeral 6.1.2.</w:t>
             </w:r>
           </w:p>
         </w:tc>
@@ -9085,6 +9106,7 @@
           <w:color w:val="000000"/>
           <w:highlight w:val="yellow"/>
         </w:rPr>
+        <w:lastRenderedPageBreak/>
         <w:t>6.1.3</w:t>
       </w:r>
       <w:r>
@@ -9169,16 +9191,7 @@
           <w:color w:val="000000"/>
           <w:highlight w:val="green"/>
         </w:rPr>
-        <w:t xml:space="preserve">Comisión acompaña al propietario del caso de </w:t>
-      </w:r>
-      <w:r>
-        <w:rPr>
-          <w:rFonts w:ascii="Arial" w:eastAsia="Arial" w:hAnsi="Arial" w:cs="Arial"/>
-          <w:color w:val="000000"/>
-          <w:highlight w:val="green"/>
-        </w:rPr>
-        <w:lastRenderedPageBreak/>
-        <w:t>uso a completarla y se pronuncia una vez que</w:t>
+        <w:t>Comisión acompaña al propietario del caso de uso a completarla y se pronuncia una vez que</w:t>
       </w:r>
       <w:r>
         <w:rPr>
@@ -9285,7 +9298,7 @@
           <w:color w:val="000000"/>
           <w:highlight w:val="lightGray"/>
         </w:rPr>
-        <w:t>La INSI desarrolla y aprueba, conforme a sus competencias y a la METDONI, la metodología del ciclo de vida del SBIA previsto en el numeral 6.1.1.</w:t>
+        <w:t>La INSI desarrolla y aprueba, conforme a sus competencias y a la METDONI, la metodología del ciclo de vida del SBIA previsto en el numeral 6.1.1</w:t>
       </w:r>
       <w:r>
         <w:rPr>
@@ -9293,15 +9306,39 @@
           <w:color w:val="000000"/>
           <w:highlight w:val="lightGray"/>
         </w:rPr>
+        <w:t>.</w:t>
+      </w:r>
+      <w:r>
+        <w:rPr>
+          <w:rFonts w:ascii="Arial" w:hAnsi="Arial" w:cs="Arial"/>
+          <w:color w:val="000000"/>
+          <w:highlight w:val="lightGray"/>
+        </w:rPr>
         <w:t xml:space="preserve"> </w:t>
       </w:r>
       <w:r>
         <w:rPr>
           <w:rFonts w:ascii="Arial" w:hAnsi="Arial" w:cs="Arial"/>
           <w:color w:val="000000"/>
+          <w:highlight w:val="green"/>
+        </w:rPr>
+        <w:t>Por comprender actuaciones a cargo de unidades de organización distintas de la INSI, su formulación recoge los aportes de dichas unidades y de la Comisión de Gobierno de IA, que la INSI solicita conforme al literal h del numeral 6.4 de la METDONI, y su proyecto se somete a la validación de la Comisión de Gobierno de IA conforme al numeral 6.5 de la misma metodología. La aprobación corresponde a la INSI conforme al literal j) del artículo 102 del ROF; cuando la Comisión de Gobierno de IA mantenga observaciones no acogidas, estas se elevan al CGTD, que se pronuncia con anterioridad a la aprobación.</w:t>
+      </w:r>
+      <w:r>
+        <w:rPr>
+          <w:rFonts w:ascii="Arial" w:hAnsi="Arial" w:cs="Arial"/>
+          <w:color w:val="000000"/>
+          <w:highlight w:val="green"/>
+        </w:rPr>
+        <w:t xml:space="preserve"> </w:t>
+      </w:r>
+      <w:r>
+        <w:rPr>
+          <w:rFonts w:ascii="Arial" w:hAnsi="Arial" w:cs="Arial"/>
+          <w:color w:val="000000"/>
           <w:highlight w:val="lightGray"/>
         </w:rPr>
-        <w:t xml:space="preserve">Por comprender actuaciones a cargo de unidades de organización distintas de la INSI, su formulación recoge los aportes de dichas unidades y su aprobación requiere la opinión favorable de la Comisión de Gobierno de IA, en ejercicio de las facultades previstas en el literal h del numeral 6.4 y en el numeral 6.5 de la METDONI. La metodología comprende, como mínimo: la aplicación de la clasificación de riesgo y de la evaluación de impacto algorítmico, los criterios técnicos de diseño de la arquitectura de los SBIA, el contenido de los entregables de cada etapa, los tipos y las técnicas de prueba aplicables según el nivel de riesgo, </w:t>
+        <w:t xml:space="preserve">La metodología comprende, como mínimo: la aplicación de la clasificación de riesgo y de la evaluación de impacto algorítmico, los criterios técnicos de diseño de la arquitectura de los SBIA, el contenido de los entregables de cada etapa, los tipos y las técnicas de prueba aplicables según el nivel de riesgo, </w:t>
       </w:r>
       <w:r>
         <w:rPr>
@@ -9397,6 +9434,7 @@
           <w:color w:val="000000"/>
           <w:highlight w:val="green"/>
         </w:rPr>
+        <w:lastRenderedPageBreak/>
         <w:t>6.2.2</w:t>
       </w:r>
       <w:r>
@@ -9412,15 +9450,7 @@
           <w:rFonts w:ascii="Arial" w:eastAsia="Arial" w:hAnsi="Arial" w:cs="Arial"/>
           <w:highlight w:val="green"/>
         </w:rPr>
-        <w:t xml:space="preserve">Para la aplicación de la clasificación establecida, la Comisión de Gobierno de IA propone la clasificación de riesgo de las iniciativas que se presentan. La opinión de la OII, en materia de ética, integridad y prevención de sesgos, y la de la INALI, en materia de cumplimiento normativo, constan de manera expresa en la propuesta. La aprobación de la clasificación de riesgo corresponde al CGTD en todos los casos. En los SBIA de riesgo alto y en los estratégicos para la entidad, el CGTD aprueba la clasificación mediante pronunciamiento individual. En los SBIA de riesgo aceptable, el CGTD aprueba la clasificación de manera agregada, sobre la relación que la Comisión de Gobierno de IA eleva a cada sesión ordinaria, sin perjuicio de que cualquiera de sus miembros solicite el tratamiento individual de una iniciativa determinada. La clasificación es parte de la evaluación de viabilidad de acuerdo al ciclo de vida descrito en </w:t>
-      </w:r>
-      <w:r>
-        <w:rPr>
-          <w:rFonts w:ascii="Arial" w:eastAsia="Arial" w:hAnsi="Arial" w:cs="Arial"/>
-          <w:highlight w:val="green"/>
-        </w:rPr>
-        <w:lastRenderedPageBreak/>
-        <w:t>el 6.1.1. La clasificación aplica los criterios de la Matriz de Clasificación de Riesgos (Anexo N.° 2); el detalle de su aplicación se desarrolla en la metodología prevista en el numeral 6.1.5.</w:t>
+        <w:t>Para la aplicación de la clasificación establecida, la Comisión de Gobierno de IA propone la clasificación de riesgo de las iniciativas que se presentan. La opinión de la OII, en materia de ética, integridad y prevención de sesgos, y la de la INALI, en materia de cumplimiento normativo, constan de manera expresa en la propuesta. La aprobación de la clasificación de riesgo corresponde al CGTD en todos los casos. En los SBIA de riesgo alto y en los estratégicos para la entidad, el CGTD aprueba la clasificación mediante pronunciamiento individual. En los SBIA de riesgo aceptable, el CGTD aprueba la clasificación de manera agregada, sobre la relación que la Comisión de Gobierno de IA eleva a cada sesión ordinaria, sin perjuicio de que cualquiera de sus miembros solicite el tratamiento individual de una iniciativa determinada. La clasificación es parte de la evaluación de viabilidad de acuerdo al ciclo de vida descrito en el 6.1.1. La clasificación aplica los criterios de la Matriz de Clasificación de Riesgos (Anexo N.° 2); el detalle de su aplicación se desarrolla en la metodología prevista en el numeral 6.1.5.</w:t>
       </w:r>
     </w:p>
     <w:p>
@@ -9718,6 +9748,7 @@
         <w:ind w:left="851"/>
       </w:pPr>
       <w:r>
+        <w:lastRenderedPageBreak/>
         <w:t>6.4</w:t>
       </w:r>
       <w:r>
@@ -9789,7 +9820,7 @@
         <w:rPr>
           <w:rFonts w:ascii="Arial" w:hAnsi="Arial" w:cs="Arial"/>
           <w:color w:val="000000"/>
-          <w:highlight w:val="cyan"/>
+          <w:highlight w:val="green"/>
         </w:rPr>
         <w:t>6.4.2</w:t>
       </w:r>
@@ -9797,19 +9828,17 @@
         <w:rPr>
           <w:rFonts w:ascii="Arial" w:hAnsi="Arial" w:cs="Arial"/>
           <w:color w:val="000000"/>
-          <w:highlight w:val="cyan"/>
+          <w:highlight w:val="green"/>
         </w:rPr>
         <w:tab/>
-        <w:t xml:space="preserve">El propietario del caso de uso elabora la EIA con la participación del equipo técnico del SBIA, conformado por las gerencias de la INSI involucradas en su desarrollo o adquisición. La EIA incorpora los aspectos de negocio (en </w:t>
       </w:r>
       <w:r>
         <w:rPr>
           <w:rFonts w:ascii="Arial" w:hAnsi="Arial" w:cs="Arial"/>
           <w:color w:val="000000"/>
-          <w:highlight w:val="cyan"/>
-        </w:rPr>
-        <w:lastRenderedPageBreak/>
-        <w:t>particular el impacto en el administrado) y los aspectos técnicos. La Comisión de Gobierno de IA, la OII y la INALI la revisan.</w:t>
+          <w:highlight w:val="green"/>
+        </w:rPr>
+        <w:t>El propietario del caso de uso elabora la EIA con la participación del equipo técnico multidisciplinario del SBIA, que se conforma en función de la necesidad y la complejidad de la materia y comprende, cuando menos, a las gerencias de la INSI involucradas en su desarrollo o adquisición. La EIA incorpora los aspectos de negocio (en particular el impacto en el administrado) y los aspectos técnicos. La Comisión de Gobierno de IA, la OII, el Oficial de Datos Personales y la INALI la revisan en el ámbito de las competencias que les asigna el numeral 5.4. Concluidas las revisiones, la Comisión de Gobierno de IA eleva la EIA al CGTD para su aprobación conforme al numeral 6.4.1.</w:t>
       </w:r>
     </w:p>
     <w:p>
@@ -10018,6 +10047,7 @@
           <w:color w:val="000000"/>
           <w:highlight w:val="green"/>
         </w:rPr>
+        <w:lastRenderedPageBreak/>
         <w:t>6.5.3</w:t>
       </w:r>
       <w:r>
@@ -10071,16 +10101,7 @@
           <w:color w:val="000000"/>
           <w:highlight w:val="green"/>
         </w:rPr>
-        <w:t xml:space="preserve">Todo SBIA cuenta con la aprobación del diseño de su arquitectura de solución, previa al inicio del desarrollo, la adquisición o el entrenamiento, conforme a la etapa 3 del numeral 6.1.1. Dicha aprobación corresponde a la División de Arquitectura de Información y de Aplicaciones y a la División de Arquitectura </w:t>
-      </w:r>
-      <w:r>
-        <w:rPr>
-          <w:rFonts w:ascii="Arial" w:eastAsia="Arial" w:hAnsi="Arial" w:cs="Arial"/>
-          <w:color w:val="000000"/>
-          <w:highlight w:val="green"/>
-        </w:rPr>
-        <w:lastRenderedPageBreak/>
-        <w:t>Tecnológica, cada una en el ámbito de su competencia conforme al literal a) de los artículos 132 y 134 del ROF, bajo la conducción de la Gerencia de Arquitectura</w:t>
+        <w:t>Todo SBIA cuenta con la aprobación del diseño de su arquitectura de solución, previa al inicio del desarrollo, la adquisición o el entrenamiento, conforme a la etapa 3 del numeral 6.1.1. Dicha aprobación corresponde a la División de Arquitectura de Información y de Aplicaciones y a la División de Arquitectura Tecnológica, cada una en el ámbito de su competencia conforme al literal a) de los artículos 132 y 134 del ROF, bajo la conducción de la Gerencia de Arquitectura</w:t>
       </w:r>
       <w:r>
         <w:rPr>
@@ -10219,7 +10240,24 @@
           <w:color w:val="000000"/>
           <w:highlight w:val="lightGray"/>
         </w:rPr>
-        <w:t xml:space="preserve">6.5.7   La publicación del código fuente de los SBIA financiados con fondos públicos, con licencia libre o abierta en la Plataforma Nacional de Software Público Peruano (PNSSP), se sujeta a la determinación previa de su publicabilidad. Dicha determinación verifica que el código no revele información sujeta a reserva tributaria conforme al artículo 85 del TUO del Código Tributario, ni reglas de detección de riesgo cuya divulgación comprometa la función de control. La GA, con opinión de la INALI y de la Oficina de Seguridad Informática, determina la publicabilidad antes de cada liberación mayor; la GDS ejecuta la publicación cuando corresponda. </w:t>
+        <w:t xml:space="preserve">6.5.7   La publicación del código fuente de los SBIA financiados con fondos públicos, con licencia libre o abierta en la Plataforma Nacional de Software Público Peruano (PNSSP), se sujeta a la determinación previa de su publicabilidad. Dicha determinación verifica que el código no revele información sujeta a reserva tributaria conforme al artículo 85 del TUO del Código Tributario, ni </w:t>
+      </w:r>
+      <w:r>
+        <w:rPr>
+          <w:rFonts w:ascii="Arial" w:eastAsia="Arial" w:hAnsi="Arial" w:cs="Arial"/>
+          <w:color w:val="000000"/>
+          <w:highlight w:val="lightGray"/>
+        </w:rPr>
+        <w:lastRenderedPageBreak/>
+        <w:t xml:space="preserve">reglas de detección de riesgo cuya divulgación comprometa la función de control. La GA, con opinión de la INALI y de la Oficina de Seguridad Informática, determina la publicabilidad antes de cada liberación mayor; la GDS ejecuta la publicación cuando corresponda. </w:t>
+      </w:r>
+      <w:r>
+        <w:rPr>
+          <w:rFonts w:ascii="Arial" w:eastAsia="Arial" w:hAnsi="Arial" w:cs="Arial"/>
+          <w:color w:val="000000"/>
+          <w:highlight w:val="green"/>
+        </w:rPr>
+        <w:t>Cuando la determinación comprenda el sentido y el alcance de las normas tributarias o aduaneras, la INALI recaba la opinión de la Intendencia Nacional Jurídico Tributaria o de la Intendencia Nacional Jurídico Aduanera, según la materia.</w:t>
       </w:r>
     </w:p>
     <w:p>
@@ -10251,6 +10289,20 @@
     </w:p>
     <w:p>
       <w:pPr>
+        <w:pStyle w:val="SubtituloDONI"/>
+        <w:spacing w:line="276" w:lineRule="auto"/>
+        <w:ind w:left="851"/>
+      </w:pPr>
+      <w:r>
+        <w:t>6.6</w:t>
+      </w:r>
+      <w:r>
+        <w:tab/>
+        <w:t>De la supervisión humana</w:t>
+      </w:r>
+    </w:p>
+    <w:p>
+      <w:pPr>
         <w:spacing w:after="60" w:line="276" w:lineRule="auto"/>
         <w:ind w:left="1276" w:hanging="720"/>
         <w:jc w:val="both"/>
@@ -10259,47 +10311,53 @@
           <w:color w:val="000000"/>
         </w:rPr>
       </w:pPr>
-    </w:p>
-    <w:p>
-      <w:pPr>
-        <w:pStyle w:val="SubtituloDONI"/>
-        <w:spacing w:line="276" w:lineRule="auto"/>
-        <w:ind w:left="851"/>
-      </w:pPr>
-      <w:r>
-        <w:t>6.6</w:t>
-      </w:r>
-      <w:r>
+      <w:r>
+        <w:rPr>
+          <w:rFonts w:ascii="Arial" w:eastAsia="Arial" w:hAnsi="Arial" w:cs="Arial"/>
+          <w:color w:val="000000"/>
+          <w:highlight w:val="green"/>
+        </w:rPr>
+        <w:t>6.6.1</w:t>
+      </w:r>
+      <w:r>
+        <w:rPr>
+          <w:rFonts w:ascii="Arial" w:eastAsia="Arial" w:hAnsi="Arial" w:cs="Arial"/>
+          <w:color w:val="000000"/>
+          <w:highlight w:val="green"/>
+        </w:rPr>
         <w:tab/>
-        <w:t>De la supervisión humana</w:t>
-      </w:r>
-    </w:p>
-    <w:p>
-      <w:pPr>
-        <w:spacing w:after="60" w:line="276" w:lineRule="auto"/>
-        <w:ind w:left="1276" w:hanging="720"/>
-        <w:jc w:val="both"/>
-        <w:rPr>
-          <w:rFonts w:ascii="Arial" w:eastAsia="Arial" w:hAnsi="Arial" w:cs="Arial"/>
-          <w:color w:val="000000"/>
-        </w:rPr>
-      </w:pPr>
-      <w:r>
-        <w:rPr>
-          <w:rFonts w:ascii="Arial" w:eastAsia="Arial" w:hAnsi="Arial" w:cs="Arial"/>
-          <w:color w:val="000000"/>
-          <w:highlight w:val="yellow"/>
-        </w:rPr>
-        <w:t>6.6.1</w:t>
-      </w:r>
-      <w:r>
-        <w:rPr>
-          <w:rFonts w:ascii="Arial" w:eastAsia="Arial" w:hAnsi="Arial" w:cs="Arial"/>
-          <w:color w:val="000000"/>
-          <w:highlight w:val="yellow"/>
-        </w:rPr>
-        <w:tab/>
-        <w:t>Todo SBIA cuenta con un mecanismo de supervisión humana proporcional a su nivel de riesgo. En los SBIA de riesgo alto que intervengan en decisiones con impacto significativo, la supervisión humana es obligatoria; su extensión a los demás SBIA de riesgo alto y a los de riesgo aceptable es una decisión institucional. La correspondencia es la siguiente:</w:t>
+      </w:r>
+      <w:r>
+        <w:rPr>
+          <w:rFonts w:ascii="Arial" w:eastAsia="Arial" w:hAnsi="Arial" w:cs="Arial"/>
+          <w:color w:val="000000"/>
+          <w:highlight w:val="green"/>
+        </w:rPr>
+        <w:t>Todo SBIA cuenta con un mecanismo de supervisión humana proporcional a su nivel de riesgo, conforme al literal h) del artículo 7 del RLIA. La modalidad de supervisión humana exigible a cada SBIA es la siguiente:</w:t>
+      </w:r>
+    </w:p>
+    <w:p>
+      <w:pPr>
+        <w:pStyle w:val="Prrafodelista"/>
+        <w:numPr>
+          <w:ilvl w:val="0"/>
+          <w:numId w:val="3"/>
+        </w:numPr>
+        <w:spacing w:before="0" w:after="0" w:line="276" w:lineRule="auto"/>
+        <w:ind w:left="1701"/>
+        <w:rPr>
+          <w:b w:val="0"/>
+          <w:bCs w:val="0"/>
+          <w:color w:val="000000"/>
+        </w:rPr>
+      </w:pPr>
+      <w:r>
+        <w:rPr>
+          <w:b w:val="0"/>
+          <w:bCs w:val="0"/>
+          <w:color w:val="000000"/>
+        </w:rPr>
+        <w:t>Human-in-the-loop (obligatorio para riesgo alto): Un supervisor humano valida cada decisión o resultado del SBIA antes de su ejecución o comunicación al administrado. Aplica a: selección de contribuyentes para fiscalización, determinación de deuda, clasificación arancelaria.</w:t>
       </w:r>
     </w:p>
     <w:p>
@@ -10315,33 +10373,17 @@
           <w:b w:val="0"/>
           <w:bCs w:val="0"/>
           <w:color w:val="000000"/>
-        </w:rPr>
-      </w:pPr>
-      <w:r>
-        <w:rPr>
-          <w:b w:val="0"/>
-          <w:bCs w:val="0"/>
-          <w:color w:val="000000"/>
-        </w:rPr>
-        <w:t>Human-</w:t>
-      </w:r>
-      <w:proofErr w:type="spellStart"/>
-      <w:r>
-        <w:rPr>
-          <w:b w:val="0"/>
-          <w:bCs w:val="0"/>
-          <w:color w:val="000000"/>
-        </w:rPr>
-        <w:t>in-the-loop</w:t>
-      </w:r>
-      <w:proofErr w:type="spellEnd"/>
-      <w:r>
-        <w:rPr>
-          <w:b w:val="0"/>
-          <w:bCs w:val="0"/>
-          <w:color w:val="000000"/>
-        </w:rPr>
-        <w:t xml:space="preserve"> (obligatorio para riesgo alto): Un supervisor humano valida cada decisión o resultado del SBIA antes de su ejecución o comunicación al administrado. Aplica a: selección de contribuyentes para fiscalización, determinación de deuda, clasificación arancelaria.</w:t>
+          <w:highlight w:val="green"/>
+        </w:rPr>
+      </w:pPr>
+      <w:r>
+        <w:rPr>
+          <w:b w:val="0"/>
+          <w:bCs w:val="0"/>
+          <w:color w:val="000000"/>
+          <w:highlight w:val="green"/>
+        </w:rPr>
+        <w:t>Human-on-the-loop (obligatorio para los SBIA de riesgo aceptable que interactúan directamente con el administrado o cuyo resultado influye en la atención que este recibe): Un supervisor humano monitorea las operaciones del SBIA y puede intervenir ante anomalías, sin validar cada resultado individual. Aplica a: chatbots de atención, asistentes de orientación, preclasificación.</w:t>
       </w:r>
     </w:p>
     <w:p>
@@ -10357,32 +10399,6 @@
           <w:b w:val="0"/>
           <w:bCs w:val="0"/>
           <w:color w:val="000000"/>
-          <w:highlight w:val="green"/>
-        </w:rPr>
-      </w:pPr>
-      <w:r>
-        <w:rPr>
-          <w:b w:val="0"/>
-          <w:bCs w:val="0"/>
-          <w:color w:val="000000"/>
-          <w:highlight w:val="green"/>
-        </w:rPr>
-        <w:t>Human-on-the-loop (obligatorio para los SBIA de riesgo aceptable que interactúan directamente con el administrado o cuyo resultado influye en la atención que este recibe): Un supervisor humano monitorea las operaciones del SBIA y puede intervenir ante anomalías, sin validar cada resultado individual. Aplica a: chatbots de atención, asistentes de orientación, preclasificación.</w:t>
-      </w:r>
-    </w:p>
-    <w:p>
-      <w:pPr>
-        <w:pStyle w:val="Prrafodelista"/>
-        <w:numPr>
-          <w:ilvl w:val="0"/>
-          <w:numId w:val="3"/>
-        </w:numPr>
-        <w:spacing w:after="40" w:line="276" w:lineRule="auto"/>
-        <w:ind w:left="1701"/>
-        <w:rPr>
-          <w:b w:val="0"/>
-          <w:bCs w:val="0"/>
-          <w:color w:val="000000"/>
         </w:rPr>
       </w:pPr>
       <w:r>
@@ -10438,6 +10454,7 @@
           <w:rFonts w:ascii="Arial" w:eastAsia="Arial" w:hAnsi="Arial" w:cs="Arial"/>
           <w:color w:val="000000"/>
         </w:rPr>
+        <w:lastRenderedPageBreak/>
         <w:t>6.6.3</w:t>
       </w:r>
       <w:r>
@@ -10595,7 +10612,6 @@
           <w:bCs w:val="0"/>
           <w:highlight w:val="green"/>
         </w:rPr>
-        <w:lastRenderedPageBreak/>
         <w:t>El cumplimiento de estas condiciones es verificado por el propietario del caso de uso como condición previa al despliegue del SBIA y consta en la Ficha de Registro del SBIA (Anexo N.° 1). La capacitación específica sobre el sistema supervisado es provista por el propietario del caso de uso, sin perjuicio de las acciones formativas de alcance institucional previstas en el numeral 6.13.2.</w:t>
       </w:r>
     </w:p>
@@ -10767,7 +10783,16 @@
           <w:color w:val="000000"/>
           <w:highlight w:val="yellow"/>
         </w:rPr>
-        <w:t>; y anonimización o seudonimización de datos personales antes del procesamiento. Estos controles constituyen medidas de seguridad digital conforme al artículo 29 del RLIA y se implementan aplicando la NTP-ISO/IEC 27002 y la NTP-ISO 31000 vigentes, complementadas con mejores prácticas de seguridad para IA, conforme a la Sexta Disposición Complementaria Final del RLIA.</w:t>
+        <w:t xml:space="preserve">; y anonimización o </w:t>
+      </w:r>
+      <w:r>
+        <w:rPr>
+          <w:rFonts w:ascii="Arial" w:eastAsia="Arial" w:hAnsi="Arial" w:cs="Arial"/>
+          <w:color w:val="000000"/>
+          <w:highlight w:val="yellow"/>
+        </w:rPr>
+        <w:lastRenderedPageBreak/>
+        <w:t>seudonimización de datos personales antes del procesamiento. Estos controles constituyen medidas de seguridad digital conforme al artículo 29 del RLIA y se implementan aplicando la NTP-ISO/IEC 27002 y la NTP-ISO 31000 vigentes, complementadas con mejores prácticas de seguridad para IA, conforme a la Sexta Disposición Complementaria Final del RLIA.</w:t>
       </w:r>
     </w:p>
     <w:p>
@@ -10828,16 +10853,7 @@
           <w:highlight w:val="yellow"/>
         </w:rPr>
         <w:tab/>
-        <w:t xml:space="preserve">Todo SBIA, con independencia de su nivel de riesgo, integra la privacidad desde el diseño, minimizando la cantidad de datos personales recopilados y utilizando técnicas de anonimización, conforme al literal b) del artículo 29 del </w:t>
-      </w:r>
-      <w:r>
-        <w:rPr>
-          <w:rFonts w:ascii="Arial" w:eastAsia="Arial" w:hAnsi="Arial" w:cs="Arial"/>
-          <w:color w:val="000000"/>
-          <w:highlight w:val="yellow"/>
-        </w:rPr>
-        <w:lastRenderedPageBreak/>
-        <w:t>RLIA y a la Ley N.° 29733. En el desarrollo, la implementación y el uso de los SBIA se cumple la normativa vigente sobre privacidad y protección de datos personales, de acuerdo con lo que establezca la Autoridad Nacional de Protección de Datos Personales del Ministerio de Justicia y Derechos Humanos, conforme al artículo 26 del RLIA. Cuando la anonimización no resulte compatible con la finalidad del SBIA, la SUNAT admite la seudonimización; su justificación se documenta en la EIA o en la Ficha de Registro de SBIA, según corresponda.</w:t>
+        <w:t>Todo SBIA, con independencia de su nivel de riesgo, integra la privacidad desde el diseño, minimizando la cantidad de datos personales recopilados y utilizando técnicas de anonimización, conforme al literal b) del artículo 29 del RLIA y a la Ley N.° 29733. En el desarrollo, la implementación y el uso de los SBIA se cumple la normativa vigente sobre privacidad y protección de datos personales, de acuerdo con lo que establezca la Autoridad Nacional de Protección de Datos Personales del Ministerio de Justicia y Derechos Humanos, conforme al artículo 26 del RLIA. Cuando la anonimización no resulte compatible con la finalidad del SBIA, la SUNAT admite la seudonimización; su justificación se documenta en la EIA o en la Ficha de Registro de SBIA, según corresponda.</w:t>
       </w:r>
       <w:r>
         <w:rPr>
@@ -11004,7 +11020,16 @@
           <w:color w:val="000000"/>
           <w:highlight w:val="green"/>
         </w:rPr>
-        <w:t>numeral 6.7.2 y la periodicidad de las pruebas de vulnerabilidad y del red teaming, conforme</w:t>
+        <w:t xml:space="preserve">numeral 6.7.2 y la periodicidad de las pruebas de </w:t>
+      </w:r>
+      <w:r>
+        <w:rPr>
+          <w:rFonts w:ascii="Arial" w:eastAsia="Arial" w:hAnsi="Arial" w:cs="Arial"/>
+          <w:color w:val="000000"/>
+          <w:highlight w:val="green"/>
+        </w:rPr>
+        <w:lastRenderedPageBreak/>
+        <w:t>vulnerabilidad y del red teaming, conforme</w:t>
       </w:r>
       <w:r>
         <w:rPr>
@@ -11223,16 +11248,7 @@
           <w:color w:val="000000"/>
           <w:highlight w:val="green"/>
         </w:rPr>
-        <w:t xml:space="preserve">infraestructura tecnológica en la que reside dicha </w:t>
-      </w:r>
-      <w:r>
-        <w:rPr>
-          <w:rFonts w:ascii="Arial" w:eastAsia="Arial" w:hAnsi="Arial" w:cs="Arial"/>
-          <w:color w:val="000000"/>
-          <w:highlight w:val="green"/>
-        </w:rPr>
-        <w:lastRenderedPageBreak/>
-        <w:t>información, así como la custodia y</w:t>
+        <w:t>infraestructura tecnológica en la que reside dicha información, así como la custodia y</w:t>
       </w:r>
       <w:r>
         <w:rPr>
@@ -11541,7 +11557,16 @@
           <w:color w:val="000000"/>
           <w:highlight w:val="green"/>
         </w:rPr>
-        <w:t>28.7 del artículo 28 del Reglamento. La calificación se efectúa conforme a los lineamientos</w:t>
+        <w:t xml:space="preserve">28.7 del artículo 28 del Reglamento. La </w:t>
+      </w:r>
+      <w:r>
+        <w:rPr>
+          <w:rFonts w:ascii="Arial" w:eastAsia="Arial" w:hAnsi="Arial" w:cs="Arial"/>
+          <w:color w:val="000000"/>
+          <w:highlight w:val="green"/>
+        </w:rPr>
+        <w:lastRenderedPageBreak/>
+        <w:t>calificación se efectúa conforme a los lineamientos</w:t>
       </w:r>
       <w:r>
         <w:rPr>
@@ -11749,16 +11774,7 @@
           <w:color w:val="000000"/>
           <w:highlight w:val="green"/>
         </w:rPr>
-        <w:t xml:space="preserve">justificación legal de la restricción consta igualmente en el acuerdo del CGTD. </w:t>
-      </w:r>
-      <w:r>
-        <w:rPr>
-          <w:rFonts w:ascii="Arial" w:eastAsia="Arial" w:hAnsi="Arial" w:cs="Arial"/>
-          <w:color w:val="000000"/>
-          <w:highlight w:val="green"/>
-        </w:rPr>
-        <w:lastRenderedPageBreak/>
-        <w:t>Aprobada la</w:t>
+        <w:t>justificación legal de la restricción consta igualmente en el acuerdo del CGTD. Aprobada la</w:t>
       </w:r>
       <w:r>
         <w:rPr>
@@ -11987,6 +12003,7 @@
           <w:color w:val="000000"/>
           <w:highlight w:val="cyan"/>
         </w:rPr>
+        <w:lastRenderedPageBreak/>
         <w:t>6.9.3</w:t>
       </w:r>
       <w:r>
@@ -12007,16 +12024,7 @@
           <w:color w:val="000000"/>
           <w:highlight w:val="green"/>
         </w:rPr>
-        <w:t xml:space="preserve">Constituyen mecanismos de explicabilidad, según el tipo de SBIA y entre otros: la identificación de las variables o factores que influyeron en el resultado y su peso relativo; la trazabilidad del resultado hacia las fuentes de información que lo sustentan; el registro de la cadena de razonamiento cuando el SBIA la produzca; y la documentación del modelo, que comprende su finalidad, la procedencia de los datos empleados, las métricas de desempeño y las limitaciones conocidas. El custodio técnico genera y mantiene actualizada dicha documentación como condición previa al despliegue del SBIA, y su existencia se verifica en la etapa </w:t>
-      </w:r>
-      <w:r>
-        <w:rPr>
-          <w:rFonts w:ascii="Arial" w:hAnsi="Arial" w:cs="Arial"/>
-          <w:color w:val="000000"/>
-          <w:highlight w:val="green"/>
-        </w:rPr>
-        <w:lastRenderedPageBreak/>
-        <w:t>de certificación y validación del numeral 6.1.1. La explicación que se proporcione al administrado no comprende los elementos excluidos conforme al numeral 6.9.1. Los mecanismos exigibles por tipo de SBIA y el contenido mínimo de la documentación se desarrollan en la metodología prevista en el numeral 6.1.5.</w:t>
+        <w:t>Constituyen mecanismos de explicabilidad, según el tipo de SBIA y entre otros: la identificación de las variables o factores que influyeron en el resultado y su peso relativo; la trazabilidad del resultado hacia las fuentes de información que lo sustentan; el registro de la cadena de razonamiento cuando el SBIA la produzca; y la documentación del modelo, que comprende su finalidad, la procedencia de los datos empleados, las métricas de desempeño y las limitaciones conocidas. El custodio técnico genera y mantiene actualizada dicha documentación como condición previa al despliegue del SBIA, y su existencia se verifica en la etapa de certificación y validación del numeral 6.1.1. La explicación que se proporcione al administrado no comprende los elementos excluidos conforme al numeral 6.9.1. Los mecanismos exigibles por tipo de SBIA y el contenido mínimo de la documentación se desarrollan en la metodología prevista en el numeral 6.1.5.</w:t>
       </w:r>
     </w:p>
     <w:p>
@@ -12222,7 +12230,16 @@
           <w:color w:val="000000"/>
           <w:highlight w:val="green"/>
         </w:rPr>
-        <w:t>Todo SBIA en operación es objeto de monitoreo. La Comisión de Gobierno de IA determina la frecuencia y la profundidad del monitoreo de cada SBIA en función de su nivel de riesgo, del impacto que un resultado erróneo produciría en el administrado o en la institución, del volumen de operaciones que procesa y del grado de autonomía con que opera. La frecuencia determinada, los indicadores aplicables, sus umbrales y los responsables de la medición constan en el plan de monitoreo del SBIA, que se aprueba con anterioridad a su puesta en producción conforme al numeral 6.10.2.</w:t>
+        <w:t xml:space="preserve">Todo SBIA en operación es objeto de monitoreo. La Comisión de Gobierno de IA determina la frecuencia y la profundidad del monitoreo de cada SBIA en </w:t>
+      </w:r>
+      <w:r>
+        <w:rPr>
+          <w:rFonts w:ascii="Arial" w:eastAsia="Arial" w:hAnsi="Arial" w:cs="Arial"/>
+          <w:color w:val="000000"/>
+          <w:highlight w:val="green"/>
+        </w:rPr>
+        <w:lastRenderedPageBreak/>
+        <w:t>función de su nivel de riesgo, del impacto que un resultado erróneo produciría en el administrado o en la institución, del volumen de operaciones que procesa y del grado de autonomía con que opera. La frecuencia determinada, los indicadores aplicables, sus umbrales y los responsables de la medición constan en el plan de monitoreo del SBIA, que se aprueba con anterioridad a su puesta en producción conforme al numeral 6.10.2.</w:t>
       </w:r>
     </w:p>
     <w:p>
@@ -12294,7 +12311,6 @@
           <w:color w:val="000000"/>
           <w:highlight w:val="green"/>
         </w:rPr>
-        <w:lastRenderedPageBreak/>
         <w:t>Cuando el plan de monitoreo prevea vigilancia automatizada, esta opera durante el horario de operación del SBIA, salvo que su criticidad justifique cobertura permanente, lo que se sustenta en el mismo plan.</w:t>
       </w:r>
     </w:p>
@@ -12420,7 +12436,16 @@
           <w:color w:val="000000"/>
           <w:highlight w:val="green"/>
         </w:rPr>
-        <w:t>, que comprende los indicadores de sesgo del numeral 6.10.2 y las medidas del numeral 6.6.4, durante toda su operación. Los resultados de estas actividades alimentan el informe trimestral de la Comisión de Gobierno de IA al CGTD.</w:t>
+        <w:t xml:space="preserve">, que comprende los indicadores de sesgo del </w:t>
+      </w:r>
+      <w:r>
+        <w:rPr>
+          <w:rFonts w:ascii="Arial" w:eastAsia="Arial" w:hAnsi="Arial" w:cs="Arial"/>
+          <w:color w:val="000000"/>
+          <w:highlight w:val="green"/>
+        </w:rPr>
+        <w:lastRenderedPageBreak/>
+        <w:t>numeral 6.10.2 y las medidas del numeral 6.6.4, durante toda su operación. Los resultados de estas actividades alimentan el informe trimestral de la Comisión de Gobierno de IA al CGTD.</w:t>
       </w:r>
     </w:p>
     <w:p>
@@ -12455,7 +12480,6 @@
           <w:rFonts w:ascii="Arial" w:hAnsi="Arial" w:cs="Arial"/>
           <w:highlight w:val="lightGray"/>
         </w:rPr>
-        <w:lastRenderedPageBreak/>
         <w:t>6.10.5 Es significativo el cambio que altera el desempeño, la finalidad o la población objetivo del SBIA. El cambio significativo requiere, con anterioridad a su puesta en producción: la revisión de la clasificación de riesgo conforme al numeral 6.2.2; la actualización de la EIA conforme al numeral 6.4.3, cuando corresponda; la verificación y validación conforme al numeral 6.10.3; y la aprobación prevista en el numeral 6.1.2. El despliegue del cambio se realiza con versión identificable y con un plan de reversión que permita restituir la versión anterior del SBIA. La operación posterior al cambio es objeto de seguimiento reforzado durante el periodo que corresponda a su nivel de riesgo, conforme a la metodología prevista en el numeral 6.1.5.</w:t>
       </w:r>
     </w:p>
@@ -12682,6 +12706,7 @@
           <w:bCs w:val="0"/>
           <w:color w:val="000000"/>
         </w:rPr>
+        <w:lastRenderedPageBreak/>
         <w:t>No utilizar resultados de IA como producto final sin revisión humana.</w:t>
       </w:r>
     </w:p>
@@ -12763,16 +12788,7 @@
           <w:color w:val="000000"/>
           <w:highlight w:val="green"/>
         </w:rPr>
-        <w:t xml:space="preserve">El catálogo de herramientas de IA autorizadas para uso institucional registra las herramientas aprobadas conforme al numeral 6.11.5. El catálogo precisa, para cada herramienta, el ámbito de uso autorizado (uso administrativo general o uso restringido) y si se encuentra desplegada en infraestructura bajo control de la SUNAT. Solo las herramientas desplegadas en dicha infraestructura </w:t>
-      </w:r>
-      <w:r>
-        <w:rPr>
-          <w:rFonts w:ascii="Arial" w:eastAsia="Arial" w:hAnsi="Arial" w:cs="Arial"/>
-          <w:color w:val="000000"/>
-          <w:highlight w:val="green"/>
-        </w:rPr>
-        <w:lastRenderedPageBreak/>
-        <w:t>pueden emplearse con información sujeta a reserva tributaria, conforme al numeral 6.7.3. La INSI lo publica y lo mantiene actualizado.</w:t>
+        <w:t>El catálogo de herramientas de IA autorizadas para uso institucional registra las herramientas aprobadas conforme al numeral 6.11.5. El catálogo precisa, para cada herramienta, el ámbito de uso autorizado (uso administrativo general o uso restringido) y si se encuentra desplegada en infraestructura bajo control de la SUNAT. Solo las herramientas desplegadas en dicha infraestructura pueden emplearse con información sujeta a reserva tributaria, conforme al numeral 6.7.3. La INSI lo publica y lo mantiene actualizado.</w:t>
       </w:r>
     </w:p>
     <w:p>
@@ -13133,7 +13149,16 @@
           <w:color w:val="000000"/>
           <w:highlight w:val="green"/>
         </w:rPr>
-        <w:t>El registro, el control y el retiro de las herramientas de IA que requieren instalación en los equipos informáticos se rigen por el Procedimiento para el Registro, Control y Retiro de Software de la SUNAT (A-03.3.2-PR-01). La Gerencia de Operaciones y Soporte a Usuarios adecúa dicho procedimiento para comprender las herramientas de IA que se consumen como servicio y no requieren instalación, conforme al numeral 7.6 de la presente directiva. En tanto no se apruebe dicha adecuación, el alta y la baja de estas herramientas en el catálogo institucional se efectúan conforme al presente numeral.</w:t>
+        <w:t xml:space="preserve">El registro, el control y el retiro de las herramientas de IA que requieren instalación en los equipos informáticos se rigen por el Procedimiento para el Registro, Control y Retiro de Software de la SUNAT (A-03.3.2-PR-01). La Gerencia de Operaciones y Soporte a Usuarios adecúa dicho </w:t>
+      </w:r>
+      <w:r>
+        <w:rPr>
+          <w:rFonts w:ascii="Arial" w:eastAsia="Arial" w:hAnsi="Arial" w:cs="Arial"/>
+          <w:color w:val="000000"/>
+          <w:highlight w:val="green"/>
+        </w:rPr>
+        <w:lastRenderedPageBreak/>
+        <w:t>procedimiento para comprender las herramientas de IA que se consumen como servicio y no requieren instalación, conforme al numeral 7.6 de la presente directiva. En tanto no se apruebe dicha adecuación, el alta y la baja de estas herramientas en el catálogo institucional se efectúan conforme al presente numeral.</w:t>
       </w:r>
     </w:p>
     <w:p>
@@ -13192,7 +13217,6 @@
           <w:color w:val="000000"/>
           <w:highlight w:val="green"/>
         </w:rPr>
-        <w:lastRenderedPageBreak/>
         <w:t>6.12.2</w:t>
       </w:r>
       <w:r>
@@ -13481,7 +13505,16 @@
           <w:color w:val="000000"/>
           <w:highlight w:val="lightGray"/>
         </w:rPr>
-        <w:t>Todo el personal de la SUNAT vinculado al diseño, desarrollo, implementación, evaluación o uso de sistemas basados en IA es sensibilizado respecto del uso seguro, responsable y ético de dichos sistemas, así como de los riesgos asociados y de las disposiciones establecidas en la Política de uso seguro, responsable y ético de los sistemas basados en IA de la SUNAT.</w:t>
+        <w:t xml:space="preserve">Todo el personal de la SUNAT vinculado al diseño, desarrollo, implementación, evaluación o uso de sistemas basados en IA es sensibilizado respecto del uso seguro, responsable y ético de dichos sistemas, así como de los riesgos </w:t>
+      </w:r>
+      <w:r>
+        <w:rPr>
+          <w:rFonts w:ascii="Arial" w:eastAsia="Arial" w:hAnsi="Arial" w:cs="Arial"/>
+          <w:color w:val="000000"/>
+          <w:highlight w:val="lightGray"/>
+        </w:rPr>
+        <w:lastRenderedPageBreak/>
+        <w:t>asociados y de las disposiciones establecidas en la Política de uso seguro, responsable y ético de los sistemas basados en IA de la SUNAT.</w:t>
       </w:r>
     </w:p>
     <w:p>
@@ -13605,7 +13638,6 @@
           <w:color w:val="000000"/>
           <w:highlight w:val="lightGray"/>
         </w:rPr>
-        <w:lastRenderedPageBreak/>
         <w:t>La protección de la reserva tributaria, secreto comercial y demás obligaciones de confidencialidad aplicables.</w:t>
       </w:r>
     </w:p>
@@ -13993,6 +14025,7 @@
           <w:color w:val="000000"/>
           <w:highlight w:val="lightGray"/>
         </w:rPr>
+        <w:lastRenderedPageBreak/>
         <w:t>Las acciones de gestión del cambio facilitan la consolidación de la Política institucional de uso seguro, responsable y ético de los sistemas basados en IA y del sistema de gestión de IA, promoviendo su integración en la gestión institucional y favoreciendo las condiciones organizacionales necesarias para su sostenibilidad y mejora continua, en concordancia con los numerales 28.1 y 28.2 del artículo 28 del Reglamento.</w:t>
       </w:r>
     </w:p>
@@ -14045,16 +14078,7 @@
           <w:highlight w:val="yellow"/>
         </w:rPr>
         <w:tab/>
-        <w:t xml:space="preserve">En el desarrollo, la implementación y el uso de los SBIA, la SUNAT promueve la participación de equipos diversos y multidisciplinarios, garantiza el pleno </w:t>
-      </w:r>
-      <w:r>
-        <w:rPr>
-          <w:rFonts w:ascii="Arial" w:eastAsia="Arial" w:hAnsi="Arial" w:cs="Arial"/>
-          <w:color w:val="000000"/>
-          <w:highlight w:val="yellow"/>
-        </w:rPr>
-        <w:lastRenderedPageBreak/>
-        <w:t>respeto de los derechos humanos y evita que se generen resultados injustos o discriminatorios, considera el impacto social y ambiental, e implementa las mejores prácticas, estándares y normas técnicas para identificar y minimizar los sesgos de los algoritmos y de las bases de datos utilizados</w:t>
+        <w:t>En el desarrollo, la implementación y el uso de los SBIA, la SUNAT promueve la participación de equipos diversos y multidisciplinarios, garantiza el pleno respeto de los derechos humanos y evita que se generen resultados injustos o discriminatorios, considera el impacto social y ambiental, e implementa las mejores prácticas, estándares y normas técnicas para identificar y minimizar los sesgos de los algoritmos y de las bases de datos utilizados</w:t>
       </w:r>
       <w:r>
         <w:rPr>
@@ -14283,13 +14307,21 @@
           <w:rFonts w:ascii="Arial" w:hAnsi="Arial" w:cs="Arial"/>
           <w:highlight w:val="green"/>
         </w:rPr>
-        <w:t>Toda iniciativa, requerimiento o proyecto que incorpore o prevea un componente basado en IA requiere la opinión técnica previa de la Comisión de Gobierno de IA sobre dicho componente, cualquiera sea el instrumento de gestión bajo el cual se formule, ejecute o modifique. La opinión se emite sobre la Ficha de Evaluación de Caso de Uso (Anexo N.° 4), adecuada a la naturaleza y magnitud de la iniciativa, requerimiento o proyecto.</w:t>
+        <w:t xml:space="preserve">Toda iniciativa, requerimiento o proyecto que incorpore o prevea un componente basado en IA requiere la opinión técnica previa de la Comisión de Gobierno de IA sobre dicho componente, cualquiera sea el instrumento de gestión bajo el cual se formule, ejecute o modifique. La opinión se emite sobre </w:t>
       </w:r>
       <w:r>
         <w:rPr>
           <w:rFonts w:ascii="Arial" w:hAnsi="Arial" w:cs="Arial"/>
           <w:highlight w:val="green"/>
         </w:rPr>
+        <w:lastRenderedPageBreak/>
+        <w:t>la Ficha de Evaluación de Caso de Uso (Anexo N.° 4), adecuada a la naturaleza y magnitud de la iniciativa, requerimiento o proyecto.</w:t>
+      </w:r>
+      <w:r>
+        <w:rPr>
+          <w:rFonts w:ascii="Arial" w:hAnsi="Arial" w:cs="Arial"/>
+          <w:highlight w:val="green"/>
+        </w:rPr>
         <w:t xml:space="preserve"> </w:t>
       </w:r>
       <w:r>
@@ -14297,15 +14329,21 @@
           <w:rFonts w:ascii="Arial" w:hAnsi="Arial" w:cs="Arial"/>
           <w:highlight w:val="green"/>
         </w:rPr>
-        <w:t xml:space="preserve">La opinión comprende la pertinencia del uso de inteligencia artificial y la clasificación de riesgo del componente, conforme al Anexo N.° 2 y a los artículos 22 a 24 del RLIA. Determinar la pertinencia es establecer si el resultado esperado requiere inteligencia artificial o se alcanza sin ella, conforme al numeral 5.1.4. Los controles aplicables se determinan a partir de la clasificación, conforme a los numerales 6.6, 6.9 y 6.10. La opinión no comprende la generación de valor, el costo, la prioridad ni la viabilidad presupuestal de la iniciativa, que </w:t>
+        <w:t xml:space="preserve">La opinión comprende la pertinencia del uso de inteligencia artificial y la clasificación de riesgo del componente, conforme al Anexo N.° 2 y a los artículos 22 a 24 del RLIA. Determinar la pertinencia es establecer si el resultado esperado requiere inteligencia artificial o se alcanza sin ella, conforme al numeral 5.1.4. </w:t>
       </w:r>
       <w:r>
         <w:rPr>
           <w:rFonts w:ascii="Arial" w:hAnsi="Arial" w:cs="Arial"/>
           <w:highlight w:val="green"/>
         </w:rPr>
-        <w:lastRenderedPageBreak/>
-        <w:t>corresponden a los instrumentos de gestión respectivos y a las instancias competentes.</w:t>
+        <w:t>Los controles aplicables se determinan a partir de la clasificación, conforme al numeral 6.2.5</w:t>
+      </w:r>
+      <w:r>
+        <w:rPr>
+          <w:rFonts w:ascii="Arial" w:hAnsi="Arial" w:cs="Arial"/>
+          <w:highlight w:val="green"/>
+        </w:rPr>
+        <w:t>. La opinión no comprende la generación de valor, el costo, la prioridad ni la viabilidad presupuestal de la iniciativa, que corresponden a los instrumentos de gestión respectivos y a las instancias competentes.</w:t>
       </w:r>
       <w:r>
         <w:rPr>
@@ -14420,7 +14458,28 @@
           <w:rFonts w:ascii="Arial" w:hAnsi="Arial" w:cs="Arial"/>
           <w:highlight w:val="green"/>
         </w:rPr>
-        <w:t>El uso indebido está prohibido por el artículo 23 del RLIA y los controles reforzados son obligatorios por su artículo 24: en ambos casos obliga la norma, no la opinión. En los demás casos la opinión sustenta la decisión, pero no la reemplaza. La aprobación corresponde, en cada caso, a la instancia competente conforme al ROF, a las normas de delegación de facultades, a los instrumentos de gestión institucionales o a la normativa de los sistemas administrativos del Estado.</w:t>
+        <w:t>El uso indebido está prohibido por el artículo 23 del RLIA y el sometimiento de los SBIA de riesgo alto a condiciones y controles es obligatorio conforme al literal b) del numeral 22.1 del artículo 22 del RLIA y a sus artículos 25, 28.11, 29 y 30: en ambos casos obliga la norma, no la opinión.</w:t>
+      </w:r>
+      <w:r>
+        <w:rPr>
+          <w:rFonts w:ascii="Arial" w:hAnsi="Arial" w:cs="Arial"/>
+          <w:highlight w:val="green"/>
+        </w:rPr>
+        <w:t xml:space="preserve"> </w:t>
+      </w:r>
+      <w:r>
+        <w:rPr>
+          <w:rFonts w:ascii="Arial" w:hAnsi="Arial" w:cs="Arial"/>
+          <w:highlight w:val="green"/>
+        </w:rPr>
+        <w:t xml:space="preserve">En </w:t>
+      </w:r>
+      <w:r>
+        <w:rPr>
+          <w:rFonts w:ascii="Arial" w:hAnsi="Arial" w:cs="Arial"/>
+          <w:highlight w:val="green"/>
+        </w:rPr>
+        <w:t>los demás casos la opinión sustenta la decisión, pero no la reemplaza. La aprobación corresponde, en cada caso, a la instancia competente conforme al ROF, a las normas de delegación de facultades, a los instrumentos de gestión institucionales o a la normativa de los sistemas administrativos del Estado.</w:t>
       </w:r>
     </w:p>
     <w:p>
@@ -14523,6 +14582,7 @@
           <w:bCs w:val="0"/>
           <w:highlight w:val="green"/>
         </w:rPr>
+        <w:lastRenderedPageBreak/>
         <w:t>en el caso de negocio detallado y en el plan de gestión del proyecto, cuando el detalle de los componentes funcionales revele un componente de IA no previsto;</w:t>
       </w:r>
     </w:p>
@@ -14624,7 +14684,6 @@
         <w:rPr>
           <w:rFonts w:ascii="Arial" w:hAnsi="Arial" w:cs="Arial"/>
         </w:rPr>
-        <w:lastRenderedPageBreak/>
         <w:tab/>
       </w:r>
       <w:r>
@@ -14932,14 +14991,14 @@
         <w:rPr>
           <w:b w:val="0"/>
           <w:bCs w:val="0"/>
-          <w:highlight w:val="cyan"/>
-        </w:rPr>
-      </w:pPr>
-      <w:r>
-        <w:rPr>
-          <w:b w:val="0"/>
-          <w:bCs w:val="0"/>
-          <w:highlight w:val="cyan"/>
+          <w:highlight w:val="green"/>
+        </w:rPr>
+      </w:pPr>
+      <w:r>
+        <w:rPr>
+          <w:b w:val="0"/>
+          <w:bCs w:val="0"/>
+          <w:highlight w:val="green"/>
         </w:rPr>
         <w:t>7.4</w:t>
       </w:r>
@@ -14947,7 +15006,7 @@
         <w:rPr>
           <w:b w:val="0"/>
           <w:bCs w:val="0"/>
-          <w:highlight w:val="cyan"/>
+          <w:highlight w:val="green"/>
         </w:rPr>
         <w:tab/>
       </w:r>
@@ -14955,25 +15014,9 @@
         <w:rPr>
           <w:b w:val="0"/>
           <w:bCs w:val="0"/>
-          <w:highlight w:val="cyan"/>
-        </w:rPr>
-        <w:t>El Sistema de Gestión de Inteligencia Artificial (SGIA) de la SUNAT toma como marco de referencia la NTP-ISO/IEC 42001:2025, adaptada al alcance, la complejidad y el contexto institucional.</w:t>
-      </w:r>
-      <w:r>
-        <w:rPr>
-          <w:b w:val="0"/>
-          <w:bCs w:val="0"/>
-          <w:highlight w:val="cyan"/>
-        </w:rPr>
-        <w:t xml:space="preserve"> La </w:t>
-      </w:r>
-      <w:r>
-        <w:rPr>
-          <w:b w:val="0"/>
-          <w:bCs w:val="0"/>
-          <w:highlight w:val="cyan"/>
-        </w:rPr>
-        <w:t>Comisión de Gobierno de IA propone al CGTD el plan de implementación del SGIA, con hitos y responsables, y coordina los lineamientos técnicos que correspondan.</w:t>
+          <w:highlight w:val="green"/>
+        </w:rPr>
+        <w:t>El Sistema de Gestión de Inteligencia Artificial (SGIA) de la SUNAT se rige por la NTP-ISO/IEC 42001:2025, de uso obligatorio conforme al numeral 28.2 del artículo 28 del RLIA. Los límites y la aplicabilidad del SGIA se determinan conforme al capítulo 4.3 de la referida norma técnica, considerando el alcance, la complejidad y el contexto institucional, y su implementación se gradúa con un enfoque basado en riesgos. La Comisión de Gobierno de IA propone al CGTD el plan de implementación del SGIA, con hitos y responsables, conforme al numeral 7.6, y coordina los lineamientos técnicos que correspondan.</w:t>
       </w:r>
     </w:p>
     <w:p>
@@ -15210,7 +15253,7 @@
           <w:highlight w:val="yellow"/>
         </w:rPr>
         <w:tab/>
-        <w:t xml:space="preserve">El Oficial de Inteligencia Artificial (OIA) de la SUNAT, previsto en el artículo 6 de la Estrategia Nacional de Inteligencia Artificial 2026-2030, recae en un miembro del CGTD y coordina el gobierno y la gestión de la inteligencia artificial institucional, así como el seguimiento del Plan de Acción de Inteligencia Artificial. Su designación se efectúa mediante acto de la máxima autoridad administrativa de la entidad, previamente a la formulación del Plan de Acción de Inteligencia Artificial. Su perfil, responsabilidades, designación y articulación se determinan conforme a los </w:t>
+        <w:t xml:space="preserve">El Oficial de Inteligencia Artificial (OIA) de la SUNAT, previsto en el artículo 6 de la Estrategia Nacional de Inteligencia Artificial 2026-2030, recae en un miembro del CGTD y coordina el gobierno y la gestión de la inteligencia artificial institucional, así como el seguimiento del Plan de Acción de Inteligencia Artificial. Su designación se </w:t>
       </w:r>
       <w:r>
         <w:rPr>
@@ -15219,7 +15262,7 @@
           <w:highlight w:val="yellow"/>
         </w:rPr>
         <w:lastRenderedPageBreak/>
-        <w:t xml:space="preserve">lineamientos que emita la SGTD-PCM, en aplicación de la Primera Disposición Complementaria Final de la citada Estrategia. </w:t>
+        <w:t xml:space="preserve">efectúa mediante acto de la máxima autoridad administrativa de la entidad, previamente a la formulación del Plan de Acción de Inteligencia Artificial. Su perfil, responsabilidades, designación y articulación se determinan conforme a los lineamientos que emita la SGTD-PCM, en aplicación de la Primera Disposición Complementaria Final de la citada Estrategia. </w:t>
       </w:r>
       <w:r>
         <w:rPr>
@@ -16458,23 +16501,7 @@
                 <w:rFonts w:ascii="Arial" w:eastAsia="Arial" w:hAnsi="Arial" w:cs="Arial"/>
                 <w:lang w:val="en-US"/>
               </w:rPr>
-              <w:t>Human-</w:t>
-            </w:r>
-            <w:proofErr w:type="spellStart"/>
-            <w:r>
-              <w:rPr>
-                <w:rFonts w:ascii="Arial" w:eastAsia="Arial" w:hAnsi="Arial" w:cs="Arial"/>
-                <w:lang w:val="en-US"/>
-              </w:rPr>
-              <w:t>in-the-loop</w:t>
-            </w:r>
-            <w:proofErr w:type="spellEnd"/>
-            <w:r>
-              <w:rPr>
-                <w:rFonts w:ascii="Arial" w:eastAsia="Arial" w:hAnsi="Arial" w:cs="Arial"/>
-                <w:lang w:val="en-US"/>
-              </w:rPr>
-              <w:t>, on-the-loop o in-command.</w:t>
+              <w:t>Human-in-the-loop, on-the-loop o in-command.</w:t>
             </w:r>
           </w:p>
         </w:tc>

--- a/normativo/DIRECTIVA-GOBIERNO-IA.docx
+++ b/normativo/DIRECTIVA-GOBIERNO-IA.docx
@@ -9610,21 +9610,22 @@
           <w:highlight w:val="green"/>
         </w:rPr>
         <w:tab/>
-        <w:t>Los controles aplicables a un SBIA se determinan a partir de su clasificación de riesgo,</w:t>
-      </w:r>
-      <w:r>
-        <w:rPr>
-          <w:highlight w:val="green"/>
-        </w:rPr>
-        <w:t xml:space="preserve"> </w:t>
-      </w:r>
-      <w:r>
-        <w:rPr>
-          <w:rFonts w:ascii="Arial" w:eastAsia="Arial" w:hAnsi="Arial" w:cs="Arial"/>
-          <w:color w:val="000000"/>
-          <w:highlight w:val="green"/>
-        </w:rPr>
-        <w:t>conforme a los numerales 6.6, 6.9 y 6.10: no se proponen ni se negocian. El propietario del</w:t>
+      </w:r>
+      <w:r>
+        <w:rPr>
+          <w:rFonts w:ascii="Arial" w:eastAsia="Arial" w:hAnsi="Arial" w:cs="Arial"/>
+          <w:color w:val="000000"/>
+          <w:highlight w:val="green"/>
+        </w:rPr>
+        <w:t>Los controles aplicables a un SBIA se determinan a partir de su clasificación de riesgo y de los criterios establecidos en los numerales 6.6, 6.7.2, 6.9 y 6.10: no se proponen ni se negocian</w:t>
+      </w:r>
+      <w:r>
+        <w:rPr>
+          <w:rFonts w:ascii="Arial" w:eastAsia="Arial" w:hAnsi="Arial" w:cs="Arial"/>
+          <w:color w:val="000000"/>
+          <w:highlight w:val="green"/>
+        </w:rPr>
+        <w:t>. El propietario del</w:t>
       </w:r>
       <w:r>
         <w:rPr>
@@ -10709,7 +10710,25 @@
           <w:color w:val="000000"/>
           <w:highlight w:val="green"/>
         </w:rPr>
-        <w:t>Los SBIA cumplen la Política de Seguridad de la Información (SGSI-PO-01) y el Manual de Políticas del Sistema de Gestión de Seguridad de la Información (SGSI-MA-03) de la SUNAT, en sus versiones vigentes, que son de aplicación a todo colaborador y tercero vinculado que gestione información de la institución. Cuando un SBIA soporte un proceso comprendido en el alcance del Sistema de Gestión de Seguridad de la Información, le son exigibles además los demás documentos normativos y lineamientos de dicho Sistema.</w:t>
+        <w:t xml:space="preserve">Los SBIA cumplen la Política de Seguridad de la Información (SGSI-PO-01) y el Manual de Políticas del Sistema de Gestión de Seguridad de la Información (SGSI-MA-03) de la SUNAT, en sus versiones vigentes, que </w:t>
+      </w:r>
+      <w:proofErr w:type="gramStart"/>
+      <w:r>
+        <w:rPr>
+          <w:rFonts w:ascii="Arial" w:eastAsia="Arial" w:hAnsi="Arial" w:cs="Arial"/>
+          <w:color w:val="000000"/>
+          <w:highlight w:val="green"/>
+        </w:rPr>
+        <w:t>son de aplicación</w:t>
+      </w:r>
+      <w:proofErr w:type="gramEnd"/>
+      <w:r>
+        <w:rPr>
+          <w:rFonts w:ascii="Arial" w:eastAsia="Arial" w:hAnsi="Arial" w:cs="Arial"/>
+          <w:color w:val="000000"/>
+          <w:highlight w:val="green"/>
+        </w:rPr>
+        <w:t xml:space="preserve"> a todo colaborador y tercero vinculado que gestione información de la institución. Cuando un SBIA soporte un proceso comprendido en el alcance del Sistema de Gestión de Seguridad de la Información, le son exigibles además los demás documentos normativos y lineamientos de dicho Sistema.</w:t>
       </w:r>
     </w:p>
     <w:p>
@@ -11082,6 +11101,7 @@
           <w:color w:val="000000"/>
         </w:rPr>
       </w:pPr>
+      <w:proofErr w:type="gramStart"/>
       <w:r>
         <w:rPr>
           <w:rFonts w:ascii="Arial" w:eastAsia="Arial" w:hAnsi="Arial" w:cs="Arial"/>
@@ -11104,7 +11124,16 @@
           <w:color w:val="000000"/>
           <w:highlight w:val="green"/>
         </w:rPr>
-        <w:t>El propietario del caso de uso, con el custodio técnico del SBIA, define el tratamiento de</w:t>
+        <w:t>El</w:t>
+      </w:r>
+      <w:proofErr w:type="gramEnd"/>
+      <w:r>
+        <w:rPr>
+          <w:rFonts w:ascii="Arial" w:eastAsia="Arial" w:hAnsi="Arial" w:cs="Arial"/>
+          <w:color w:val="000000"/>
+          <w:highlight w:val="green"/>
+        </w:rPr>
+        <w:t xml:space="preserve"> propietario del caso de uso, con el custodio técnico del SBIA, define el tratamiento de</w:t>
       </w:r>
       <w:r>
         <w:rPr>
@@ -14234,7 +14263,25 @@
           <w:color w:val="000000"/>
           <w:highlight w:val="yellow"/>
         </w:rPr>
-        <w:t xml:space="preserve"> son de aplicación en la SUNAT desde su entrada en vigencia. La Comisión de Gobierno de IA evalúa su impacto en la presente directiva y propone al CGTD los ajustes que correspondan.</w:t>
+        <w:t xml:space="preserve"> </w:t>
+      </w:r>
+      <w:proofErr w:type="gramStart"/>
+      <w:r>
+        <w:rPr>
+          <w:rFonts w:ascii="Arial" w:eastAsia="Arial" w:hAnsi="Arial" w:cs="Arial"/>
+          <w:color w:val="000000"/>
+          <w:highlight w:val="yellow"/>
+        </w:rPr>
+        <w:t>son de aplicación</w:t>
+      </w:r>
+      <w:proofErr w:type="gramEnd"/>
+      <w:r>
+        <w:rPr>
+          <w:rFonts w:ascii="Arial" w:eastAsia="Arial" w:hAnsi="Arial" w:cs="Arial"/>
+          <w:color w:val="000000"/>
+          <w:highlight w:val="yellow"/>
+        </w:rPr>
+        <w:t xml:space="preserve"> en la SUNAT desde su entrada en vigencia. La Comisión de Gobierno de IA evalúa su impacto en la presente directiva y propone al CGTD los ajustes que correspondan.</w:t>
       </w:r>
     </w:p>
     <w:p>
@@ -14411,7 +14458,23 @@
           <w:bCs w:val="0"/>
           <w:highlight w:val="green"/>
         </w:rPr>
-        <w:t>Favorable con condiciones, que identifica los controles que la clasificación de riesgo determina y cuya implementación se verifica en el hito de aprobación previo al despliegue, conforme al numeral 6.1.2. Los SBIA clasificados de riesgo alto reciben este pronunciamiento.</w:t>
+        <w:t>Favorable con condiciones, que identifica los controles que corresponden conforme al numeral 6.2.5 y cuya implementación se verifica en el hito de aprobación previo al despliegue, conforme al numeral 6.1.2</w:t>
+      </w:r>
+      <w:r>
+        <w:rPr>
+          <w:b w:val="0"/>
+          <w:bCs w:val="0"/>
+          <w:highlight w:val="green"/>
+        </w:rPr>
+        <w:t xml:space="preserve">. </w:t>
+      </w:r>
+      <w:r>
+        <w:rPr>
+          <w:b w:val="0"/>
+          <w:bCs w:val="0"/>
+          <w:highlight w:val="green"/>
+        </w:rPr>
+        <w:t>Los SBIA clasificados de riesgo alto reciben este pronunciamiento.</w:t>
       </w:r>
     </w:p>
     <w:p>
@@ -16501,7 +16564,23 @@
                 <w:rFonts w:ascii="Arial" w:eastAsia="Arial" w:hAnsi="Arial" w:cs="Arial"/>
                 <w:lang w:val="en-US"/>
               </w:rPr>
-              <w:t>Human-in-the-loop, on-the-loop o in-command.</w:t>
+              <w:t xml:space="preserve">Human-in-the-loop, on-the-loop </w:t>
+            </w:r>
+            <w:proofErr w:type="gramStart"/>
+            <w:r>
+              <w:rPr>
+                <w:rFonts w:ascii="Arial" w:eastAsia="Arial" w:hAnsi="Arial" w:cs="Arial"/>
+                <w:lang w:val="en-US"/>
+              </w:rPr>
+              <w:t>o in</w:t>
+            </w:r>
+            <w:proofErr w:type="gramEnd"/>
+            <w:r>
+              <w:rPr>
+                <w:rFonts w:ascii="Arial" w:eastAsia="Arial" w:hAnsi="Arial" w:cs="Arial"/>
+                <w:lang w:val="en-US"/>
+              </w:rPr>
+              <w:t>-command.</w:t>
             </w:r>
           </w:p>
         </w:tc>

--- a/normativo/DIRECTIVA-GOBIERNO-IA.docx
+++ b/normativo/DIRECTIVA-GOBIERNO-IA.docx
@@ -5062,7 +5062,7 @@
                 <w:numId w:val="13"/>
               </w:numPr>
               <w:spacing w:before="20" w:after="20" w:line="276" w:lineRule="auto"/>
-              <w:ind w:left="299" w:hanging="283"/>
+              <w:ind w:left="267" w:hanging="267"/>
               <w:jc w:val="left"/>
               <w:rPr>
                 <w:b w:val="0"/>
@@ -5085,8 +5085,11 @@
                 <w:numId w:val="13"/>
               </w:numPr>
               <w:spacing w:before="20" w:after="20" w:line="276" w:lineRule="auto"/>
-              <w:ind w:left="269" w:hanging="269"/>
+              <w:ind w:left="267" w:hanging="267"/>
               <w:jc w:val="left"/>
+              <w:rPr>
+                <w:highlight w:val="green"/>
+              </w:rPr>
             </w:pPr>
             <w:r>
               <w:rPr>
@@ -5094,23 +5097,7 @@
                 <w:bCs w:val="0"/>
                 <w:highlight w:val="green"/>
               </w:rPr>
-              <w:t>Resuelve sobre la procedencia del uso del componente de IA cuando la Comisión de Gobierno</w:t>
-            </w:r>
-            <w:r>
-              <w:rPr>
-                <w:b w:val="0"/>
-                <w:bCs w:val="0"/>
-                <w:highlight w:val="green"/>
-              </w:rPr>
-              <w:t xml:space="preserve"> </w:t>
-            </w:r>
-            <w:r>
-              <w:rPr>
-                <w:b w:val="0"/>
-                <w:bCs w:val="0"/>
-                <w:highlight w:val="green"/>
-              </w:rPr>
-              <w:t>de IA emite pronunciamiento no favorable, conforme al numeral 6.1.4.</w:t>
+              <w:t>Verifica la causal y resuelve sobre el componente de IA cuando la Comisión de Gobierno de IA emite pronunciamiento no favorable, en los casos y con el alcance previstos en el numeral 6.1.4.</w:t>
             </w:r>
           </w:p>
           <w:p>
@@ -5121,7 +5108,7 @@
                 <w:numId w:val="13"/>
               </w:numPr>
               <w:spacing w:before="20" w:after="20" w:line="276" w:lineRule="auto"/>
-              <w:ind w:left="269" w:hanging="269"/>
+              <w:ind w:left="267" w:hanging="267"/>
               <w:jc w:val="left"/>
             </w:pPr>
             <w:r>
@@ -5305,7 +5292,7 @@
                 <w:bCs w:val="0"/>
                 <w:highlight w:val="green"/>
               </w:rPr>
-              <w:t xml:space="preserve">Proponer la clasificación de riesgo de cada SBIA, previo al inicio del desarrollo o adquisición, y elevar al CGTD la relación de las propuestas </w:t>
+              <w:t xml:space="preserve">Proponer la clasificación de riesgo de cada SBIA, previo al inicio del desarrollo o adquisición, y elevar al </w:t>
             </w:r>
             <w:r>
               <w:rPr>
@@ -5314,7 +5301,7 @@
                 <w:highlight w:val="green"/>
               </w:rPr>
               <w:lastRenderedPageBreak/>
-              <w:t>de riesgo aceptable para su aprobación agregada; la aprobación corresponde conforme al numeral 6.2.2.</w:t>
+              <w:t>CGTD la relación de las propuestas de riesgo aceptable para su aprobación agregada; la aprobación corresponde conforme al numeral 6.2.2.</w:t>
             </w:r>
           </w:p>
           <w:p>
@@ -5556,6 +5543,7 @@
                 <w:b/>
                 <w:bCs/>
               </w:rPr>
+              <w:lastRenderedPageBreak/>
               <w:t>Integrantes de la Comisión de Gobierno de IA</w:t>
             </w:r>
           </w:p>
@@ -5813,7 +5801,6 @@
                 <w:bCs/>
                 <w:color w:val="000000"/>
               </w:rPr>
-              <w:lastRenderedPageBreak/>
               <w:t>Oficial de</w:t>
             </w:r>
           </w:p>
@@ -6339,6 +6326,7 @@
                 <w:bCs w:val="0"/>
                 <w:highlight w:val="yellow"/>
               </w:rPr>
+              <w:lastRenderedPageBreak/>
               <w:t>Evalúa los riesgos de sesgo y discriminación en los SBIA. Administra el canal de consultas éticas en materia de IA.</w:t>
             </w:r>
           </w:p>
@@ -6799,6 +6787,7 @@
                 <w:b w:val="0"/>
                 <w:bCs w:val="0"/>
               </w:rPr>
+              <w:lastRenderedPageBreak/>
               <w:t>Revisa y aprueba el uso de nuevas tecnologías de IA, en el ámbito de su competencia.</w:t>
             </w:r>
           </w:p>
@@ -7264,7 +7253,17 @@
                 <w:bCs/>
                 <w:highlight w:val="yellow"/>
               </w:rPr>
-              <w:t>Gestión de Recursos Humanos y desarrollo de capacidades</w:t>
+              <w:t xml:space="preserve">Gestión de Recursos Humanos y </w:t>
+            </w:r>
+            <w:r>
+              <w:rPr>
+                <w:rFonts w:ascii="Arial" w:eastAsia="Arial" w:hAnsi="Arial" w:cs="Arial"/>
+                <w:b/>
+                <w:bCs/>
+                <w:highlight w:val="yellow"/>
+              </w:rPr>
+              <w:lastRenderedPageBreak/>
+              <w:t>desarrollo de capacidades</w:t>
             </w:r>
           </w:p>
         </w:tc>
@@ -7297,6 +7296,7 @@
                 <w:rFonts w:ascii="Arial" w:eastAsia="Arial" w:hAnsi="Arial" w:cs="Arial"/>
                 <w:highlight w:val="yellow"/>
               </w:rPr>
+              <w:lastRenderedPageBreak/>
               <w:t>INRH</w:t>
             </w:r>
           </w:p>
@@ -7363,6 +7363,7 @@
                 <w:bCs w:val="0"/>
                 <w:highlight w:val="yellow"/>
               </w:rPr>
+              <w:lastRenderedPageBreak/>
               <w:t>Conduce las acciones de sensibilización, concientización y capacitación en IA, diferenciadas por grupos de uso de SBIA.</w:t>
             </w:r>
           </w:p>
@@ -7387,7 +7388,6 @@
                 <w:bCs w:val="0"/>
                 <w:highlight w:val="yellow"/>
               </w:rPr>
-              <w:lastRenderedPageBreak/>
               <w:t>Lidera la gestión del cambio asociada a la adopción de la inteligencia artificial en el ámbito de las personas.</w:t>
             </w:r>
           </w:p>
@@ -7637,8 +7637,8 @@
       <w:tblGrid>
         <w:gridCol w:w="468"/>
         <w:gridCol w:w="1493"/>
-        <w:gridCol w:w="3548"/>
-        <w:gridCol w:w="2429"/>
+        <w:gridCol w:w="3546"/>
+        <w:gridCol w:w="2431"/>
       </w:tblGrid>
       <w:tr>
         <w:trPr>
@@ -8002,6 +8002,7 @@
                 <w:rFonts w:ascii="Arial" w:eastAsia="Arial" w:hAnsi="Arial" w:cs="Arial"/>
                 <w:highlight w:val="green"/>
               </w:rPr>
+              <w:lastRenderedPageBreak/>
               <w:t>componente de IA y la aprobación</w:t>
             </w:r>
             <w:r>
@@ -8318,7 +8319,14 @@
                 <w:rFonts w:ascii="Arial" w:eastAsia="Arial" w:hAnsi="Arial" w:cs="Arial"/>
                 <w:highlight w:val="green"/>
               </w:rPr>
-              <w:t>Aprobación del diseño de la arquitectura de solución por la División de Arquitectura competente según la materia, conforme al numeral 6.5.4. Para SBIA de riesgo alto, aprobación de la EIA por el CGTD, previa al inicio del desarrollo o adquisición.</w:t>
+              <w:t xml:space="preserve">Aprobación del diseño de la arquitectura de solución por la División de Arquitectura competente según la materia, conforme al numeral 6.5.4. </w:t>
+            </w:r>
+            <w:r>
+              <w:rPr>
+                <w:rFonts w:ascii="Arial" w:eastAsia="Arial" w:hAnsi="Arial" w:cs="Arial"/>
+                <w:highlight w:val="green"/>
+              </w:rPr>
+              <w:t>Para SBIA de riesgo alto, aprobación de la EIA por el CGTD, previa al inicio del desarrollo, adquisición o implementación.</w:t>
             </w:r>
           </w:p>
         </w:tc>
@@ -8419,7 +8427,7 @@
                 <w:rFonts w:ascii="Arial" w:eastAsia="Arial" w:hAnsi="Arial" w:cs="Arial"/>
                 <w:highlight w:val="green"/>
               </w:rPr>
-              <w:t xml:space="preserve">Las gerencias competentes de la INSI ejecutan el desarrollo del SBIA o gestionan su adquisición. La Oficina de Seguridad Informática evalúa y propone los requisitos de seguridad del SBIA, conforme al literal e) del artículo 106 del ROF; dichos requisitos se incorporan como requisitos no funcionales y su implementación se verifica en la etapa de certificación y validación. El mecanismo de supervisión </w:t>
+              <w:t xml:space="preserve">Las gerencias competentes de la INSI ejecutan el desarrollo del SBIA o gestionan su adquisición. La Oficina de Seguridad Informática evalúa y propone los requisitos de seguridad del SBIA, conforme al literal e) del artículo 106 del ROF; dichos requisitos se </w:t>
             </w:r>
             <w:r>
               <w:rPr>
@@ -8427,7 +8435,7 @@
                 <w:highlight w:val="green"/>
               </w:rPr>
               <w:lastRenderedPageBreak/>
-              <w:t>humana definido en la etapa de diseño se implementa en esta etapa conforme al numeral 6.6.2, y es distinto de los requisitos de seguridad antes señalados; su definición corresponde al propietario del caso de uso</w:t>
+              <w:t>incorporan como requisitos no funcionales y su implementación se verifica en la etapa de certificación y validación. El mecanismo de supervisión humana definido en la etapa de diseño se implementa en esta etapa conforme al numeral 6.6.2, y es distinto de los requisitos de seguridad antes señalados; su definición corresponde al propietario del caso de uso</w:t>
             </w:r>
             <w:r>
               <w:rPr>
@@ -8601,7 +8609,7 @@
                 <w:rFonts w:ascii="Arial" w:hAnsi="Arial" w:cs="Arial"/>
                 <w:highlight w:val="green"/>
               </w:rPr>
-              <w:t xml:space="preserve">La Gerencia de Calidad de Sistemas conduce el control y aseguramiento de la calidad y la División de Control de Calidad efectúa la verificación y validación de la calidad, conforme al numeral 6.10.3. La Oficina de Seguridad Informática efectúa el análisis de riesgo y las pruebas de vulnerabilidad sobre la arquitectura de aplicaciones, de información y de infraestructura tecnológica que soporta el SBIA, incluido el red teaming para riesgo alto, y verifica la implementación de los requisitos de seguridad propuestos en la etapa anterior. El propietario del caso de uso verifica la implementación del mecanismo de supervisión humana conforme al numeral 6.6.2. Con la conformidad de la </w:t>
+              <w:t xml:space="preserve">La Gerencia de Calidad de Sistemas conduce el control y aseguramiento de la calidad y la División de Control de Calidad efectúa la verificación y validación de la calidad, conforme al numeral 6.10.3. La Oficina de Seguridad Informática efectúa el análisis de riesgo y las pruebas de vulnerabilidad sobre la arquitectura de aplicaciones, de información y de infraestructura tecnológica que soporta el SBIA, incluido el red teaming para riesgo alto, y verifica la implementación de los requisitos de seguridad propuestos en la etapa anterior. El propietario del caso de uso verifica la implementación del </w:t>
             </w:r>
             <w:r>
               <w:rPr>
@@ -8609,7 +8617,7 @@
                 <w:highlight w:val="green"/>
               </w:rPr>
               <w:lastRenderedPageBreak/>
-              <w:t>División de Control de Calidad, de la Oficina de Seguridad Informática y del propietario del caso de uso, la aprobación corresponde conforme al numeral 6.1.2.</w:t>
+              <w:t>mecanismo de supervisión humana conforme al numeral 6.6.2. Con la conformidad de la División de Control de Calidad, de la Oficina de Seguridad Informática y del propietario del caso de uso, la aprobación corresponde conforme al numeral 6.1.2.</w:t>
             </w:r>
           </w:p>
         </w:tc>
@@ -9087,7 +9095,16 @@
           <w:color w:val="000000"/>
           <w:highlight w:val="green"/>
         </w:rPr>
-        <w:t>En los SBIA de riesgo alto, todas las etapas e hitos son obligatorios. En los SBIA de riesgo aceptable, la Comisión de Gobierno de IA puede aprobar un ciclo de vida simplificado y documentado, proporcional a la naturaleza y a la magnitud del SBIA.</w:t>
+        <w:t xml:space="preserve">En los SBIA de riesgo alto, todas las etapas e hitos son obligatorios. </w:t>
+      </w:r>
+      <w:r>
+        <w:rPr>
+          <w:rFonts w:ascii="Arial" w:hAnsi="Arial" w:cs="Arial"/>
+          <w:color w:val="000000"/>
+          <w:highlight w:val="green"/>
+        </w:rPr>
+        <w:lastRenderedPageBreak/>
+        <w:t>En los SBIA de riesgo aceptable, la Comisión de Gobierno de IA puede aprobar un ciclo de vida simplificado y documentado, proporcional a la naturaleza y a la magnitud del SBIA.</w:t>
       </w:r>
     </w:p>
     <w:p>
@@ -9106,7 +9123,6 @@
           <w:color w:val="000000"/>
           <w:highlight w:val="yellow"/>
         </w:rPr>
-        <w:lastRenderedPageBreak/>
         <w:t>6.1.3</w:t>
       </w:r>
       <w:r>
@@ -9207,63 +9223,39 @@
           <w:color w:val="000000"/>
           <w:highlight w:val="green"/>
         </w:rPr>
-        <w:t>la recibe. La falta de información no es causal de pronunciamiento no favorable. El</w:t>
-      </w:r>
-      <w:r>
-        <w:rPr>
-          <w:rFonts w:ascii="Arial" w:eastAsia="Arial" w:hAnsi="Arial" w:cs="Arial"/>
-          <w:color w:val="000000"/>
-          <w:highlight w:val="green"/>
-        </w:rPr>
-        <w:t xml:space="preserve"> </w:t>
-      </w:r>
-      <w:r>
-        <w:rPr>
-          <w:rFonts w:ascii="Arial" w:eastAsia="Arial" w:hAnsi="Arial" w:cs="Arial"/>
-          <w:color w:val="000000"/>
-          <w:highlight w:val="green"/>
-        </w:rPr>
-        <w:t>pronunciamiento favorable con condiciones identifica los controles exigidos y la etapa del</w:t>
-      </w:r>
-      <w:r>
-        <w:rPr>
-          <w:rFonts w:ascii="Arial" w:eastAsia="Arial" w:hAnsi="Arial" w:cs="Arial"/>
-          <w:color w:val="000000"/>
-          <w:highlight w:val="green"/>
-        </w:rPr>
-        <w:t xml:space="preserve"> </w:t>
-      </w:r>
-      <w:r>
-        <w:rPr>
-          <w:rFonts w:ascii="Arial" w:eastAsia="Arial" w:hAnsi="Arial" w:cs="Arial"/>
-          <w:color w:val="000000"/>
-          <w:highlight w:val="green"/>
-        </w:rPr>
-        <w:t xml:space="preserve">ciclo de vida en que se </w:t>
-      </w:r>
-      <w:r>
-        <w:rPr>
-          <w:rFonts w:ascii="Arial" w:eastAsia="Arial" w:hAnsi="Arial" w:cs="Arial"/>
-          <w:color w:val="000000"/>
-          <w:highlight w:val="green"/>
-        </w:rPr>
-        <w:t>verifican.</w:t>
-      </w:r>
-      <w:r>
-        <w:rPr>
-          <w:rFonts w:ascii="Arial" w:eastAsia="Arial" w:hAnsi="Arial" w:cs="Arial"/>
-          <w:color w:val="000000"/>
-          <w:highlight w:val="green"/>
-        </w:rPr>
-        <w:t xml:space="preserve"> </w:t>
-      </w:r>
-      <w:r>
-        <w:rPr>
-          <w:rFonts w:ascii="Arial" w:eastAsia="Arial" w:hAnsi="Arial" w:cs="Arial"/>
-          <w:color w:val="000000"/>
-          <w:highlight w:val="green"/>
-        </w:rPr>
-        <w:t>El pronunciamiento no favorable se fundamenta por escrito y se eleva al CGTD, que resuelve en acta sobre la procedencia del uso del componente de IA.</w:t>
+        <w:t xml:space="preserve">la recibe. La falta de información </w:t>
+      </w:r>
+      <w:r>
+        <w:rPr>
+          <w:rFonts w:ascii="Arial" w:eastAsia="Arial" w:hAnsi="Arial" w:cs="Arial"/>
+          <w:color w:val="000000"/>
+          <w:highlight w:val="green"/>
+        </w:rPr>
+        <w:t xml:space="preserve">no es causal de pronunciamiento no favorable. </w:t>
+      </w:r>
+      <w:r>
+        <w:rPr>
+          <w:rFonts w:ascii="Arial" w:eastAsia="Arial" w:hAnsi="Arial" w:cs="Arial"/>
+          <w:color w:val="000000"/>
+          <w:highlight w:val="green"/>
+        </w:rPr>
+        <w:t>El pronunciamiento no favorable se fundamenta por escrito y se eleva al CGTD. Cuando invoca el uso indebido o una contravención normativa, el CGTD verifica la causal y, si concurre, deja constancia en acta de que el caso de uso no procede</w:t>
+      </w:r>
+      <w:r>
+        <w:rPr>
+          <w:rFonts w:ascii="Arial" w:eastAsia="Arial" w:hAnsi="Arial" w:cs="Arial"/>
+          <w:color w:val="000000"/>
+          <w:highlight w:val="green"/>
+        </w:rPr>
+        <w:t xml:space="preserve">. </w:t>
+      </w:r>
+      <w:r>
+        <w:rPr>
+          <w:rFonts w:ascii="Arial" w:eastAsia="Arial" w:hAnsi="Arial" w:cs="Arial"/>
+          <w:color w:val="000000"/>
+          <w:highlight w:val="green"/>
+        </w:rPr>
+        <w:t>Cuando invoca que el resultado esperado se alcanza sin inteligencia artificial, el CGTD resuelve en acta si el caso de uso continúa con el componente de IA o sin él.</w:t>
       </w:r>
     </w:p>
     <w:p>
@@ -9298,7 +9290,31 @@
           <w:color w:val="000000"/>
           <w:highlight w:val="lightGray"/>
         </w:rPr>
-        <w:t>La INSI desarrolla y aprueba, conforme a sus competencias y a la METDONI, la metodología del ciclo de vida del SBIA previsto en el numeral 6.1.1</w:t>
+        <w:t xml:space="preserve">La INSI desarrolla y aprueba, </w:t>
+      </w:r>
+      <w:r>
+        <w:rPr>
+          <w:rFonts w:ascii="Arial" w:hAnsi="Arial" w:cs="Arial"/>
+          <w:color w:val="000000"/>
+          <w:highlight w:val="lightGray"/>
+        </w:rPr>
+        <w:t>conforme a sus competencias, a la METDONI y al numeral 7.6</w:t>
+      </w:r>
+      <w:r>
+        <w:rPr>
+          <w:rFonts w:ascii="Arial" w:hAnsi="Arial" w:cs="Arial"/>
+          <w:color w:val="000000"/>
+          <w:highlight w:val="lightGray"/>
+        </w:rPr>
+        <w:t xml:space="preserve">, </w:t>
+      </w:r>
+      <w:r>
+        <w:rPr>
+          <w:rFonts w:ascii="Arial" w:hAnsi="Arial" w:cs="Arial"/>
+          <w:color w:val="000000"/>
+          <w:highlight w:val="lightGray"/>
+        </w:rPr>
+        <w:t>la metodología del ciclo de vida del SBIA previsto en el numeral 6.1.1</w:t>
       </w:r>
       <w:r>
         <w:rPr>
@@ -9399,7 +9415,16 @@
           <w:highlight w:val="cyan"/>
         </w:rPr>
         <w:tab/>
-        <w:t>La clasificación de riesgo determina, para cada iniciativa o SBIA de la SUNAT, la categoría de riesgo que genera su uso conforme al RLIA: uso indebido (artículo 23), riesgo alto (artículo 24) o riesgo aceptable (numeral 22.2 del artículo 22). El uso indebido deviene en prohibido; por ello, la SUNAT no desarrolla, adquiere, implementa ni opera SBIA cuyo uso sea indebido, y la clasificación los identifica y excluye en la etapa de evaluación de viabilidad, con anterioridad a su desarrollo o adquisición.</w:t>
+        <w:t xml:space="preserve">La clasificación de riesgo determina, para cada iniciativa o SBIA de la SUNAT, la categoría de riesgo que genera su uso conforme al RLIA: uso indebido (artículo 23), riesgo alto (artículo 24) o riesgo aceptable (numeral 22.2 del artículo 22). El uso indebido deviene en prohibido; por ello, la SUNAT no desarrolla, adquiere, implementa ni opera SBIA cuyo uso sea indebido, y la clasificación los identifica y excluye en la etapa de evaluación de viabilidad, con </w:t>
+      </w:r>
+      <w:r>
+        <w:rPr>
+          <w:rFonts w:ascii="Arial" w:hAnsi="Arial" w:cs="Arial"/>
+          <w:color w:val="000000"/>
+          <w:highlight w:val="cyan"/>
+        </w:rPr>
+        <w:lastRenderedPageBreak/>
+        <w:t>anterioridad a su desarrollo o adquisición.</w:t>
       </w:r>
       <w:r>
         <w:rPr>
@@ -9434,7 +9459,6 @@
           <w:color w:val="000000"/>
           <w:highlight w:val="green"/>
         </w:rPr>
-        <w:lastRenderedPageBreak/>
         <w:t>6.2.2</w:t>
       </w:r>
       <w:r>
@@ -9731,6 +9755,7 @@
           <w:rFonts w:ascii="Arial" w:eastAsia="Arial" w:hAnsi="Arial" w:cs="Arial"/>
           <w:color w:val="000000"/>
         </w:rPr>
+        <w:lastRenderedPageBreak/>
         <w:t>6.3.2</w:t>
       </w:r>
       <w:r>
@@ -9749,7 +9774,6 @@
         <w:ind w:left="851"/>
       </w:pPr>
       <w:r>
-        <w:lastRenderedPageBreak/>
         <w:t>6.4</w:t>
       </w:r>
       <w:r>
@@ -9771,7 +9795,7 @@
         <w:rPr>
           <w:rFonts w:ascii="Arial" w:eastAsia="Arial" w:hAnsi="Arial" w:cs="Arial"/>
           <w:color w:val="000000"/>
-          <w:highlight w:val="yellow"/>
+          <w:highlight w:val="green"/>
         </w:rPr>
         <w:t>6.4.1</w:t>
       </w:r>
@@ -9779,22 +9803,23 @@
         <w:rPr>
           <w:rFonts w:ascii="Arial" w:eastAsia="Arial" w:hAnsi="Arial" w:cs="Arial"/>
           <w:color w:val="000000"/>
-          <w:highlight w:val="yellow"/>
+          <w:highlight w:val="green"/>
         </w:rPr>
         <w:tab/>
-        <w:t>Todo SBIA de riesgo alto debe contar con una EIA aprobada previamente a su desarrollo o implementación</w:t>
-      </w:r>
-      <w:r>
-        <w:rPr>
-          <w:rStyle w:val="Refdenotaalpie"/>
-        </w:rPr>
-        <w:footnoteReference w:id="1"/>
-      </w:r>
-      <w:r>
-        <w:rPr>
-          <w:rFonts w:ascii="Arial" w:eastAsia="Arial" w:hAnsi="Arial" w:cs="Arial"/>
-          <w:color w:val="000000"/>
-          <w:highlight w:val="yellow"/>
+      </w:r>
+      <w:r>
+        <w:rPr>
+          <w:rFonts w:ascii="Arial" w:eastAsia="Arial" w:hAnsi="Arial" w:cs="Arial"/>
+          <w:color w:val="000000"/>
+          <w:highlight w:val="green"/>
+        </w:rPr>
+        <w:t>Todo SBIA de riesgo alto debe contar con una EIA aprobada por el CGTD previamente al inicio de su desarrollo, adquisición o implementación, conforme al artículo 30 del RLIA</w:t>
+      </w:r>
+      <w:r>
+        <w:rPr>
+          <w:rFonts w:ascii="Arial" w:eastAsia="Arial" w:hAnsi="Arial" w:cs="Arial"/>
+          <w:color w:val="000000"/>
+          <w:highlight w:val="green"/>
         </w:rPr>
         <w:t xml:space="preserve">. </w:t>
       </w:r>
@@ -9839,7 +9864,7 @@
           <w:color w:val="000000"/>
           <w:highlight w:val="green"/>
         </w:rPr>
-        <w:t>El propietario del caso de uso elabora la EIA con la participación del equipo técnico multidisciplinario del SBIA, que se conforma en función de la necesidad y la complejidad de la materia y comprende, cuando menos, a las gerencias de la INSI involucradas en su desarrollo o adquisición. La EIA incorpora los aspectos de negocio (en particular el impacto en el administrado) y los aspectos técnicos. La Comisión de Gobierno de IA, la OII, el Oficial de Datos Personales y la INALI la revisan en el ámbito de las competencias que les asigna el numeral 5.4. Concluidas las revisiones, la Comisión de Gobierno de IA eleva la EIA al CGTD para su aprobación conforme al numeral 6.4.1.</w:t>
+        <w:t>El propietario del caso de uso elabora la EIA con la participación del equipo técnico multidisciplinario del SBIA, que se conforma en función de la necesidad y la complejidad de la materia y comprende, cuando menos, a las gerencias de la INSI involucradas en su desarrollo o adquisición. La EIA incorpora los aspectos de negocio (en particular el impacto en el administrado) y los aspectos técnicos. La Comisión de Gobierno de IA, la OII y la INALI la revisan. Concluidas las revisiones, la Comisión de Gobierno de IA eleva la EIA al CGTD para su aprobación conforme al numeral 6.4.1.</w:t>
       </w:r>
     </w:p>
     <w:p>
@@ -9899,7 +9924,7 @@
         <w:rPr>
           <w:rStyle w:val="Refdenotaalpie"/>
         </w:rPr>
-        <w:footnoteReference w:id="2"/>
+        <w:footnoteReference w:id="1"/>
       </w:r>
       <w:r>
         <w:rPr>
@@ -10029,7 +10054,7 @@
           <w:rStyle w:val="Refdenotaalpie"/>
           <w:highlight w:val="green"/>
         </w:rPr>
-        <w:footnoteReference w:id="3"/>
+        <w:footnoteReference w:id="2"/>
       </w:r>
     </w:p>
     <w:p>
@@ -10517,7 +10542,7 @@
         <w:rPr>
           <w:rStyle w:val="Refdenotaalpie"/>
         </w:rPr>
-        <w:footnoteReference w:id="4"/>
+        <w:footnoteReference w:id="3"/>
       </w:r>
       <w:r>
         <w:rPr>
@@ -10922,7 +10947,7 @@
         <w:rPr>
           <w:rStyle w:val="Refdenotaalpie"/>
         </w:rPr>
-        <w:footnoteReference w:id="5"/>
+        <w:footnoteReference w:id="4"/>
       </w:r>
       <w:r>
         <w:rPr>
@@ -10964,7 +10989,7 @@
         <w:rPr>
           <w:rStyle w:val="Refdenotaalpie"/>
         </w:rPr>
-        <w:footnoteReference w:id="6"/>
+        <w:footnoteReference w:id="5"/>
       </w:r>
       <w:r>
         <w:rPr>
@@ -11072,7 +11097,15 @@
           <w:color w:val="000000"/>
           <w:highlight w:val="green"/>
         </w:rPr>
-        <w:t>.</w:t>
+        <w:t xml:space="preserve">. Su </w:t>
+      </w:r>
+      <w:r>
+        <w:rPr>
+          <w:rFonts w:ascii="Arial" w:eastAsia="Arial" w:hAnsi="Arial" w:cs="Arial"/>
+          <w:color w:val="000000"/>
+          <w:highlight w:val="green"/>
+        </w:rPr>
+        <w:t>aprobación se efectúa conforme al numeral 7.6.</w:t>
       </w:r>
       <w:r>
         <w:rPr>
@@ -11377,7 +11410,7 @@
         <w:rPr>
           <w:rStyle w:val="Refdenotaalpie"/>
         </w:rPr>
-        <w:footnoteReference w:id="7"/>
+        <w:footnoteReference w:id="6"/>
       </w:r>
       <w:r>
         <w:rPr>
@@ -11423,21 +11456,21 @@
         <w:rPr>
           <w:rStyle w:val="Refdenotaalpie"/>
         </w:rPr>
+        <w:footnoteReference w:id="7"/>
+      </w:r>
+      <w:r>
+        <w:rPr>
+          <w:rFonts w:ascii="Arial" w:eastAsia="Arial" w:hAnsi="Arial" w:cs="Arial"/>
+          <w:color w:val="000000"/>
+          <w:highlight w:val="yellow"/>
+        </w:rPr>
+        <w:t xml:space="preserve"> y asegura su calidad e integridad</w:t>
+      </w:r>
+      <w:r>
+        <w:rPr>
+          <w:rStyle w:val="Refdenotaalpie"/>
+        </w:rPr>
         <w:footnoteReference w:id="8"/>
-      </w:r>
-      <w:r>
-        <w:rPr>
-          <w:rFonts w:ascii="Arial" w:eastAsia="Arial" w:hAnsi="Arial" w:cs="Arial"/>
-          <w:color w:val="000000"/>
-          <w:highlight w:val="yellow"/>
-        </w:rPr>
-        <w:t xml:space="preserve"> y asegura su calidad e integridad</w:t>
-      </w:r>
-      <w:r>
-        <w:rPr>
-          <w:rStyle w:val="Refdenotaalpie"/>
-        </w:rPr>
-        <w:footnoteReference w:id="9"/>
       </w:r>
       <w:r>
         <w:rPr>
@@ -11515,7 +11548,7 @@
         <w:rPr>
           <w:rStyle w:val="Refdenotaalpie"/>
         </w:rPr>
-        <w:footnoteReference w:id="10"/>
+        <w:footnoteReference w:id="9"/>
       </w:r>
       <w:r>
         <w:rPr>
@@ -11964,7 +11997,7 @@
         <w:rPr>
           <w:rStyle w:val="Refdenotaalpie"/>
         </w:rPr>
-        <w:footnoteReference w:id="11"/>
+        <w:footnoteReference w:id="10"/>
       </w:r>
       <w:r>
         <w:rPr>
@@ -12185,7 +12218,7 @@
         <w:rPr>
           <w:rStyle w:val="Refdenotaalpie"/>
         </w:rPr>
-        <w:footnoteReference w:id="12"/>
+        <w:footnoteReference w:id="11"/>
       </w:r>
       <w:r>
         <w:rPr>
@@ -12834,6 +12867,7 @@
         <w:rPr>
           <w:rFonts w:ascii="Arial" w:eastAsia="Arial" w:hAnsi="Arial" w:cs="Arial"/>
           <w:color w:val="000000"/>
+          <w:highlight w:val="green"/>
         </w:rPr>
         <w:t>6.11.3</w:t>
       </w:r>
@@ -12841,9 +12875,25 @@
         <w:rPr>
           <w:rFonts w:ascii="Arial" w:eastAsia="Arial" w:hAnsi="Arial" w:cs="Arial"/>
           <w:color w:val="000000"/>
+          <w:highlight w:val="green"/>
         </w:rPr>
         <w:tab/>
-        <w:t>La INSI aprueba y mantiene los lineamientos técnicos que regulan el uso de LLM open source en su infraestructura. Las unidades de organización los cumplen como condición para el despliegue de estos modelos.</w:t>
+      </w:r>
+      <w:r>
+        <w:rPr>
+          <w:rFonts w:ascii="Arial" w:eastAsia="Arial" w:hAnsi="Arial" w:cs="Arial"/>
+          <w:color w:val="000000"/>
+          <w:highlight w:val="green"/>
+        </w:rPr>
+        <w:t>Los lineamientos técnicos que regulan el uso de LLM open source en la infraestructura institucional integran los documentos técnicos de arquitectura previstos en el numeral 6.5.3. La División de Arquitectura de Información y de Aplicaciones los elabora y propone en lo referido al modelo y a la arquitectura de aplicaciones, conforme al literal b) del artículo 132 del ROF, y la División de Arquitectura Tecnológica en lo referido a la infraestructura especializada que los soporta, conforme a los literales c) y d) del artículo 134 del ROF; su aprobación corresponde a la Gerencia de Arquitectura, conforme al literal c) del artículo 130 del ROF. Las unidades de organización los cumplen como condición para el despliegue de estos modelos. En tanto no se aprueben, el despliegue de estos modelos requiere la autorización previa de la Gerencia de Arquitectura y observa los controles del numeral 6.7.2</w:t>
+      </w:r>
+      <w:r>
+        <w:rPr>
+          <w:rFonts w:ascii="Arial" w:eastAsia="Arial" w:hAnsi="Arial" w:cs="Arial"/>
+          <w:color w:val="000000"/>
+          <w:highlight w:val="green"/>
+        </w:rPr>
+        <w:t xml:space="preserve">. </w:t>
       </w:r>
       <w:r>
         <w:rPr>
@@ -12851,7 +12901,7 @@
           <w:color w:val="000000"/>
           <w:highlight w:val="cyan"/>
         </w:rPr>
-        <w:t xml:space="preserve"> El despliegue de estos modelos observa, en lo que corresponda, el Procedimiento para el Registro, Control y Retiro de Software de la SUNAT (A-03.3.2-PR-01).</w:t>
+        <w:t>El despliegue de estos modelos observa, en lo que corresponda, el Procedimiento para el Registro, Control y Retiro de Software de la SUNAT (A-03.3.2-PR-01).</w:t>
       </w:r>
     </w:p>
     <w:p>
@@ -13130,6 +13180,7 @@
           <w:color w:val="000000"/>
           <w:highlight w:val="green"/>
         </w:rPr>
+        <w:lastRenderedPageBreak/>
         <w:t>equipos informáticos tengan instalado únicamente software autorizado, conforme al literal b)</w:t>
       </w:r>
       <w:r>
@@ -13178,16 +13229,7 @@
           <w:color w:val="000000"/>
           <w:highlight w:val="green"/>
         </w:rPr>
-        <w:t xml:space="preserve">El registro, el control y el retiro de las herramientas de IA que requieren instalación en los equipos informáticos se rigen por el Procedimiento para el Registro, Control y Retiro de Software de la SUNAT (A-03.3.2-PR-01). La Gerencia de Operaciones y Soporte a Usuarios adecúa dicho </w:t>
-      </w:r>
-      <w:r>
-        <w:rPr>
-          <w:rFonts w:ascii="Arial" w:eastAsia="Arial" w:hAnsi="Arial" w:cs="Arial"/>
-          <w:color w:val="000000"/>
-          <w:highlight w:val="green"/>
-        </w:rPr>
-        <w:lastRenderedPageBreak/>
-        <w:t>procedimiento para comprender las herramientas de IA que se consumen como servicio y no requieren instalación, conforme al numeral 7.6 de la presente directiva. En tanto no se apruebe dicha adecuación, el alta y la baja de estas herramientas en el catálogo institucional se efectúan conforme al presente numeral.</w:t>
+        <w:t>El registro, el control y el retiro de las herramientas de IA que requieren instalación en los equipos informáticos se rigen por el Procedimiento para el Registro, Control y Retiro de Software de la SUNAT (A-03.3.2-PR-01). La Gerencia de Operaciones y Soporte a Usuarios adecúa dicho procedimiento para comprender las herramientas de IA que se consumen como servicio y no requieren instalación, conforme al numeral 7.6 de la presente directiva. En tanto no se apruebe dicha adecuación, el alta y la baja de estas herramientas en el catálogo institucional se efectúan conforme al presente numeral.</w:t>
       </w:r>
     </w:p>
     <w:p>
@@ -13399,55 +13441,7 @@
           <w:color w:val="000000"/>
           <w:highlight w:val="green"/>
         </w:rPr>
-        <w:t>Para los SBIA de riesgo alto, los contratos obligan al proveedor a entregar la documentación</w:t>
-      </w:r>
-      <w:r>
-        <w:rPr>
-          <w:rFonts w:ascii="Arial" w:eastAsia="Arial" w:hAnsi="Arial" w:cs="Arial"/>
-          <w:color w:val="000000"/>
-          <w:highlight w:val="green"/>
-        </w:rPr>
-        <w:t xml:space="preserve"> </w:t>
-      </w:r>
-      <w:r>
-        <w:rPr>
-          <w:rFonts w:ascii="Arial" w:eastAsia="Arial" w:hAnsi="Arial" w:cs="Arial"/>
-          <w:color w:val="000000"/>
-          <w:highlight w:val="green"/>
-        </w:rPr>
-        <w:t>técnica que permita comprender la lógica general del modelo y los factores que influyen en sus</w:t>
-      </w:r>
-      <w:r>
-        <w:rPr>
-          <w:rFonts w:ascii="Arial" w:eastAsia="Arial" w:hAnsi="Arial" w:cs="Arial"/>
-          <w:color w:val="000000"/>
-          <w:highlight w:val="green"/>
-        </w:rPr>
-        <w:t xml:space="preserve"> </w:t>
-      </w:r>
-      <w:r>
-        <w:rPr>
-          <w:rFonts w:ascii="Arial" w:eastAsia="Arial" w:hAnsi="Arial" w:cs="Arial"/>
-          <w:color w:val="000000"/>
-          <w:highlight w:val="green"/>
-        </w:rPr>
-        <w:t>resultados, en la medida necesaria para el cumplimiento de las obligaciones de transparencia y</w:t>
-      </w:r>
-      <w:r>
-        <w:rPr>
-          <w:rFonts w:ascii="Arial" w:eastAsia="Arial" w:hAnsi="Arial" w:cs="Arial"/>
-          <w:color w:val="000000"/>
-          <w:highlight w:val="green"/>
-        </w:rPr>
-        <w:t xml:space="preserve"> </w:t>
-      </w:r>
-      <w:r>
-        <w:rPr>
-          <w:rFonts w:ascii="Arial" w:eastAsia="Arial" w:hAnsi="Arial" w:cs="Arial"/>
-          <w:color w:val="000000"/>
-          <w:highlight w:val="green"/>
-        </w:rPr>
-        <w:t>explicabilidad de la SUNAT, evitando soluciones de caja negra no auditables.</w:t>
+        <w:t>Para los SBIA de riesgo alto, los contratos obligan al proveedor a entregar la documentación técnica sobre los principios de funcionamiento del sistema, las fuentes de datos utilizadas y la lógica del algoritmo, conforme al numeral 31.1 del artículo 31 del RLIA, en la medida necesaria para el cumplimiento de las obligaciones de transparencia y explicabilidad de la SUNAT y con respeto del secreto industrial y comercial, conforme al numeral 25.1 del artículo 25 del RLIA. La Comisión de Gobierno de IA determina el alcance de la documentación exigible al evaluar el componente de IA del caso de uso. No se admiten soluciones de caja negra no auditables.</w:t>
       </w:r>
     </w:p>
     <w:p>
@@ -13463,6 +13457,7 @@
         <w:rPr>
           <w:highlight w:val="lightGray"/>
         </w:rPr>
+        <w:lastRenderedPageBreak/>
         <w:t>6.13</w:t>
       </w:r>
       <w:r>
@@ -13534,16 +13529,7 @@
           <w:color w:val="000000"/>
           <w:highlight w:val="lightGray"/>
         </w:rPr>
-        <w:t xml:space="preserve">Todo el personal de la SUNAT vinculado al diseño, desarrollo, implementación, evaluación o uso de sistemas basados en IA es sensibilizado respecto del uso seguro, responsable y ético de dichos sistemas, así como de los riesgos </w:t>
-      </w:r>
-      <w:r>
-        <w:rPr>
-          <w:rFonts w:ascii="Arial" w:eastAsia="Arial" w:hAnsi="Arial" w:cs="Arial"/>
-          <w:color w:val="000000"/>
-          <w:highlight w:val="lightGray"/>
-        </w:rPr>
-        <w:lastRenderedPageBreak/>
-        <w:t>asociados y de las disposiciones establecidas en la Política de uso seguro, responsable y ético de los sistemas basados en IA de la SUNAT.</w:t>
+        <w:t>Todo el personal de la SUNAT vinculado al diseño, desarrollo, implementación, evaluación o uso de sistemas basados en IA es sensibilizado respecto del uso seguro, responsable y ético de dichos sistemas, así como de los riesgos asociados y de las disposiciones establecidas en la Política de uso seguro, responsable y ético de los sistemas basados en IA de la SUNAT.</w:t>
       </w:r>
     </w:p>
     <w:p>
@@ -13978,6 +13964,7 @@
           <w:color w:val="000000"/>
           <w:highlight w:val="lightGray"/>
         </w:rPr>
+        <w:lastRenderedPageBreak/>
         <w:t>Esta disposición se implementa conforme al numeral 28.5 del artículo 28 del Reglamento y en concordancia con el numeral 7.2 y el Anexo A.4 de la NTP</w:t>
       </w:r>
       <w:r>
@@ -14054,7 +14041,6 @@
           <w:color w:val="000000"/>
           <w:highlight w:val="lightGray"/>
         </w:rPr>
-        <w:lastRenderedPageBreak/>
         <w:t>Las acciones de gestión del cambio facilitan la consolidación de la Política institucional de uso seguro, responsable y ético de los sistemas basados en IA y del sistema de gestión de IA, promoviendo su integración en la gestión institucional y favoreciendo las condiciones organizacionales necesarias para su sostenibilidad y mejora continua, en concordancia con los numerales 28.1 y 28.2 del artículo 28 del Reglamento.</w:t>
       </w:r>
     </w:p>
@@ -14113,7 +14099,7 @@
         <w:rPr>
           <w:rStyle w:val="Refdenotaalpie"/>
         </w:rPr>
-        <w:footnoteReference w:id="13"/>
+        <w:footnoteReference w:id="12"/>
       </w:r>
       <w:r>
         <w:rPr>
@@ -14167,7 +14153,7 @@
           <w:rStyle w:val="Refdenotaalpie"/>
           <w:highlight w:val="green"/>
         </w:rPr>
-        <w:footnoteReference w:id="14"/>
+        <w:footnoteReference w:id="13"/>
       </w:r>
       <w:r>
         <w:rPr>
@@ -14255,7 +14241,7 @@
         <w:rPr>
           <w:rStyle w:val="Refdenotaalpie"/>
         </w:rPr>
-        <w:footnoteReference w:id="15"/>
+        <w:footnoteReference w:id="14"/>
       </w:r>
       <w:r>
         <w:rPr>
@@ -14297,6 +14283,7 @@
         <w:rPr>
           <w:highlight w:val="lightGray"/>
         </w:rPr>
+        <w:lastRenderedPageBreak/>
         <w:t>6.15 De la articulación con la formulación de iniciativas, proyectos e inversiones</w:t>
       </w:r>
     </w:p>
@@ -14354,15 +14341,7 @@
           <w:rFonts w:ascii="Arial" w:hAnsi="Arial" w:cs="Arial"/>
           <w:highlight w:val="green"/>
         </w:rPr>
-        <w:t xml:space="preserve">Toda iniciativa, requerimiento o proyecto que incorpore o prevea un componente basado en IA requiere la opinión técnica previa de la Comisión de Gobierno de IA sobre dicho componente, cualquiera sea el instrumento de gestión bajo el cual se formule, ejecute o modifique. La opinión se emite sobre </w:t>
-      </w:r>
-      <w:r>
-        <w:rPr>
-          <w:rFonts w:ascii="Arial" w:hAnsi="Arial" w:cs="Arial"/>
-          <w:highlight w:val="green"/>
-        </w:rPr>
-        <w:lastRenderedPageBreak/>
-        <w:t>la Ficha de Evaluación de Caso de Uso (Anexo N.° 4), adecuada a la naturaleza y magnitud de la iniciativa, requerimiento o proyecto.</w:t>
+        <w:t>Toda iniciativa, requerimiento o proyecto que incorpore o prevea un componente basado en IA requiere la opinión técnica previa de la Comisión de Gobierno de IA sobre dicho componente, cualquiera sea el instrumento de gestión bajo el cual se formule, ejecute o modifique. La opinión se emite sobre la Ficha de Evaluación de Caso de Uso (Anexo N.° 4), adecuada a la naturaleza y magnitud de la iniciativa, requerimiento o proyecto.</w:t>
       </w:r>
       <w:r>
         <w:rPr>
@@ -14584,6 +14563,7 @@
           <w:rFonts w:ascii="Arial" w:hAnsi="Arial" w:cs="Arial"/>
           <w:highlight w:val="green"/>
         </w:rPr>
+        <w:lastRenderedPageBreak/>
         <w:t xml:space="preserve">6.15.3 </w:t>
       </w:r>
       <w:r>
@@ -14645,7 +14625,6 @@
           <w:bCs w:val="0"/>
           <w:highlight w:val="green"/>
         </w:rPr>
-        <w:lastRenderedPageBreak/>
         <w:t>en el caso de negocio detallado y en el plan de gestión del proyecto, cuando el detalle de los componentes funcionales revele un componente de IA no previsto;</w:t>
       </w:r>
     </w:p>
@@ -14935,6 +14914,7 @@
           <w:rFonts w:ascii="Arial" w:hAnsi="Arial" w:cs="Arial"/>
           <w:highlight w:val="lightGray"/>
         </w:rPr>
+        <w:lastRenderedPageBreak/>
         <w:t>6.15.6 La presente directiva se articula con la normativa institucional de gobernanza de datos y analítica. Cuando un producto analítico incorpore un sistema basado en IA, este se sujeta al ciclo de vida, la clasificación de riesgo, la evaluación de impacto algorítmico, el registro en el Inventario Institucional de SBIA y las obligaciones de transparencia y supervisión humana previstas en la presente directiva. La certificación del producto analítico requiere, como insumo previo, la aprobación que corresponda conforme al numeral 6.1.2. La calidad, el linaje, los metadatos y la certificación de los datos que alimentan el sistema se rigen por la normativa de gobernanza de datos y analítica.</w:t>
       </w:r>
       <w:r>
@@ -15123,14 +15103,14 @@
           <w:b w:val="0"/>
           <w:bCs w:val="0"/>
           <w:color w:val="000000"/>
-          <w:highlight w:val="cyan"/>
+          <w:highlight w:val="green"/>
         </w:rPr>
         <w:t>7.6</w:t>
       </w:r>
       <w:r>
         <w:rPr>
           <w:color w:val="000000"/>
-          <w:highlight w:val="cyan"/>
+          <w:highlight w:val="green"/>
         </w:rPr>
         <w:tab/>
       </w:r>
@@ -15139,9 +15119,17 @@
           <w:b w:val="0"/>
           <w:bCs w:val="0"/>
           <w:color w:val="000000"/>
-          <w:highlight w:val="cyan"/>
-        </w:rPr>
-        <w:t xml:space="preserve">Las unidades de organización a las que la presente directiva asigna una responsabilidad desarrollan y aprueban, en el ámbito de las competencias que les reconoce el ROF, los documentos normativos institucionales de menor rango (metodologías, guías metodológicas, procedimientos, instructivos y lineamientos temporales) que establecen la forma de ejecutar dicha responsabilidad, conforme a la METDONI. </w:t>
+          <w:highlight w:val="green"/>
+        </w:rPr>
+        <w:t>Las unidades de organización a las que la presente directiva asigna una responsabilidad formulan los documentos normativos institucionales de menor rango (metodologías, guías metodológicas, procedimientos, instructivos y lineamientos temporales) que establecen la forma de ejecutar dicha responsabilidad. Su aprobación corresponde a la unidad de organización normativa que determina la METDONI conforme a las competencias del ROF; cuando la unidad que formula no cuenta con esa potestad, eleva la propuesta a la que sí la tiene.</w:t>
+      </w:r>
+      <w:r>
+        <w:rPr>
+          <w:b w:val="0"/>
+          <w:bCs w:val="0"/>
+          <w:color w:val="000000"/>
+        </w:rPr>
+        <w:t xml:space="preserve"> </w:t>
       </w:r>
       <w:r>
         <w:rPr>
@@ -15166,16 +15154,25 @@
           <w:b w:val="0"/>
           <w:bCs w:val="0"/>
           <w:color w:val="000000"/>
-          <w:highlight w:val="cyan"/>
-        </w:rPr>
-        <w:t>Los encargos son los previstos en las disposiciones específicas de la presente directiva; su plazo se establece mediante acuerdo del Comité de Gobierno y Transformación Digital.</w:t>
+          <w:highlight w:val="green"/>
+        </w:rPr>
+        <w:t>Constituyen encargos de la presente directiva las disposiciones que remiten expresamente al presente numeral; su plazo se establece mediante acuerdo del Comité de Gobierno y Transformación Digital</w:t>
+      </w:r>
+      <w:r>
+        <w:rPr>
+          <w:b w:val="0"/>
+          <w:bCs w:val="0"/>
+          <w:color w:val="000000"/>
+          <w:highlight w:val="green"/>
+        </w:rPr>
+        <w:t>.</w:t>
       </w:r>
       <w:r>
         <w:rPr>
           <w:rFonts w:asciiTheme="minorHAnsi" w:eastAsiaTheme="minorEastAsia" w:hAnsiTheme="minorHAnsi" w:cstheme="minorBidi"/>
           <w:b w:val="0"/>
           <w:bCs w:val="0"/>
-          <w:highlight w:val="cyan"/>
+          <w:highlight w:val="green"/>
         </w:rPr>
         <w:t xml:space="preserve"> </w:t>
       </w:r>
@@ -15316,7 +15313,7 @@
           <w:highlight w:val="yellow"/>
         </w:rPr>
         <w:tab/>
-        <w:t xml:space="preserve">El Oficial de Inteligencia Artificial (OIA) de la SUNAT, previsto en el artículo 6 de la Estrategia Nacional de Inteligencia Artificial 2026-2030, recae en un miembro del CGTD y coordina el gobierno y la gestión de la inteligencia artificial institucional, así como el seguimiento del Plan de Acción de Inteligencia Artificial. Su designación se </w:t>
+        <w:t xml:space="preserve">El Oficial de Inteligencia Artificial (OIA) de la SUNAT, previsto en el artículo 6 de la Estrategia Nacional de Inteligencia Artificial 2026-2030, recae en un miembro del </w:t>
       </w:r>
       <w:r>
         <w:rPr>
@@ -15325,7 +15322,7 @@
           <w:highlight w:val="yellow"/>
         </w:rPr>
         <w:lastRenderedPageBreak/>
-        <w:t xml:space="preserve">efectúa mediante acto de la máxima autoridad administrativa de la entidad, previamente a la formulación del Plan de Acción de Inteligencia Artificial. Su perfil, responsabilidades, designación y articulación se determinan conforme a los lineamientos que emita la SGTD-PCM, en aplicación de la Primera Disposición Complementaria Final de la citada Estrategia. </w:t>
+        <w:t xml:space="preserve">CGTD y coordina el gobierno y la gestión de la inteligencia artificial institucional, así como el seguimiento del Plan de Acción de Inteligencia Artificial. Su designación se efectúa mediante acto de la máxima autoridad administrativa de la entidad, previamente a la formulación del Plan de Acción de Inteligencia Artificial. Su perfil, responsabilidades, designación y articulación se determinan conforme a los lineamientos que emita la SGTD-PCM, en aplicación de la Primera Disposición Complementaria Final de la citada Estrategia. </w:t>
       </w:r>
       <w:r>
         <w:rPr>
@@ -18885,19 +18882,12 @@
           <w:bCs w:val="0"/>
           <w:color w:val="000000"/>
         </w:rPr>
-        <w:t>Aprobaciones: firmas del propietario, la Comisión de Gobierno de IA, la OII e INALI.</w:t>
-      </w:r>
-    </w:p>
-    <w:p>
-      <w:pPr>
-        <w:spacing w:line="276" w:lineRule="auto"/>
-        <w:rPr>
-          <w:rFonts w:ascii="Arial" w:hAnsi="Arial" w:cs="Arial"/>
-        </w:rPr>
-      </w:pPr>
-      <w:r>
-        <w:rPr>
-          <w:rFonts w:ascii="Arial" w:hAnsi="Arial" w:cs="Arial"/>
+        <w:t>Revisiones y aprobación: firmas del propietario del caso de uso, de la Comisión de Gobierno de IA, de la OII y de la INALI, en señal de revisión conforme al numeral 6.4.2; y referencia al acuerdo del CGTD que aprueba la EIA, conforme al numeral 6.4.1.</w:t>
+      </w:r>
+      <w:r>
+        <w:rPr>
+          <w:b w:val="0"/>
+          <w:bCs w:val="0"/>
         </w:rPr>
         <w:br w:type="page"/>
       </w:r>
@@ -20126,7 +20116,7 @@
         <w:rPr>
           <w:rFonts w:ascii="Arial" w:hAnsi="Arial" w:cs="Arial"/>
         </w:rPr>
-        <w:t xml:space="preserve"> Numeral 30.1 del artículo 30 del RLIA.</w:t>
+        <w:t xml:space="preserve"> Numeral 30.2 del artículo 30 del RLIA.</w:t>
       </w:r>
     </w:p>
   </w:footnote>
@@ -20145,7 +20135,7 @@
         <w:rPr>
           <w:rFonts w:ascii="Arial" w:hAnsi="Arial" w:cs="Arial"/>
         </w:rPr>
-        <w:t xml:space="preserve"> Numeral 30.2 del artículo 30 del RLIA.</w:t>
+        <w:t xml:space="preserve"> En particular, el numeral 28.6 del artículo 28 del RLIA.</w:t>
       </w:r>
     </w:p>
   </w:footnote>
@@ -20164,7 +20154,7 @@
         <w:rPr>
           <w:rFonts w:ascii="Arial" w:hAnsi="Arial" w:cs="Arial"/>
         </w:rPr>
-        <w:t xml:space="preserve"> En particular, el numeral 28.6 del artículo 28 del RLIA.</w:t>
+        <w:t xml:space="preserve"> Numeral 28.11 del artículo 28 del RLIA.</w:t>
       </w:r>
     </w:p>
   </w:footnote>
@@ -20183,7 +20173,7 @@
         <w:rPr>
           <w:rFonts w:ascii="Arial" w:hAnsi="Arial" w:cs="Arial"/>
         </w:rPr>
-        <w:t xml:space="preserve"> Numeral 28.11 del artículo 28 del RLIA.</w:t>
+        <w:t xml:space="preserve"> En cumplimiento del literal d) del artículo 29 del RLIA.</w:t>
       </w:r>
     </w:p>
   </w:footnote>
@@ -20202,7 +20192,7 @@
         <w:rPr>
           <w:rFonts w:ascii="Arial" w:hAnsi="Arial" w:cs="Arial"/>
         </w:rPr>
-        <w:t xml:space="preserve"> En cumplimiento del literal d) del artículo 29 del RLIA.</w:t>
+        <w:t xml:space="preserve"> Numeral 9.6 del artículo 9 del RLIA.</w:t>
       </w:r>
     </w:p>
   </w:footnote>
@@ -20221,7 +20211,7 @@
         <w:rPr>
           <w:rFonts w:ascii="Arial" w:hAnsi="Arial" w:cs="Arial"/>
         </w:rPr>
-        <w:t xml:space="preserve"> Numeral 9.6 del artículo 9 del RLIA.</w:t>
+        <w:t xml:space="preserve"> NTP-ISO/IEC 42001:2025 de uso obligatorio según el numeral 28.2 del artículo 28 del RLIA.</w:t>
       </w:r>
     </w:p>
   </w:footnote>
@@ -20240,7 +20230,7 @@
         <w:rPr>
           <w:rFonts w:ascii="Arial" w:hAnsi="Arial" w:cs="Arial"/>
         </w:rPr>
-        <w:t xml:space="preserve"> NTP-ISO/IEC 42001:2025 de uso obligatorio según el numeral 28.2 del artículo 28 del RLIA.</w:t>
+        <w:t xml:space="preserve"> Numeral 9.5 del artículo 9 del RLIA.</w:t>
       </w:r>
     </w:p>
   </w:footnote>
@@ -20259,7 +20249,7 @@
         <w:rPr>
           <w:rFonts w:ascii="Arial" w:hAnsi="Arial" w:cs="Arial"/>
         </w:rPr>
-        <w:t xml:space="preserve"> Numeral 9.5 del artículo 9 del RLIA.</w:t>
+        <w:t xml:space="preserve"> Numeral 68.2 del artículo 68 del Decreto Supremo N.° 029-2021-PCM.</w:t>
       </w:r>
     </w:p>
   </w:footnote>
@@ -20278,7 +20268,7 @@
         <w:rPr>
           <w:rFonts w:ascii="Arial" w:hAnsi="Arial" w:cs="Arial"/>
         </w:rPr>
-        <w:t xml:space="preserve"> Numeral 68.2 del artículo 68 del Decreto Supremo N.° 029-2021-PCM.</w:t>
+        <w:t xml:space="preserve"> Literal d) del artículo 7 del RLIA.</w:t>
       </w:r>
     </w:p>
   </w:footnote>
@@ -20297,7 +20287,7 @@
         <w:rPr>
           <w:rFonts w:ascii="Arial" w:hAnsi="Arial" w:cs="Arial"/>
         </w:rPr>
-        <w:t xml:space="preserve"> Literal d) del artículo 7 del RLIA.</w:t>
+        <w:t xml:space="preserve"> Numeral 25.1 del artículo 25 del RLIA.</w:t>
       </w:r>
     </w:p>
   </w:footnote>
@@ -20316,7 +20306,7 @@
         <w:rPr>
           <w:rFonts w:ascii="Arial" w:hAnsi="Arial" w:cs="Arial"/>
         </w:rPr>
-        <w:t xml:space="preserve"> Numeral 25.1 del artículo 25 del RLIA.</w:t>
+        <w:t xml:space="preserve"> Numeral 25.4 del artículo 25 del RLIA.</w:t>
       </w:r>
     </w:p>
   </w:footnote>
@@ -20335,7 +20325,7 @@
         <w:rPr>
           <w:rFonts w:ascii="Arial" w:hAnsi="Arial" w:cs="Arial"/>
         </w:rPr>
-        <w:t xml:space="preserve"> Numeral 25.4 del artículo 25 del RLIA.</w:t>
+        <w:t xml:space="preserve"> Numeral 27.1 del artículo 27 del RLIA.</w:t>
       </w:r>
     </w:p>
   </w:footnote>
@@ -20354,30 +20344,11 @@
         <w:rPr>
           <w:rFonts w:ascii="Arial" w:hAnsi="Arial" w:cs="Arial"/>
         </w:rPr>
-        <w:t xml:space="preserve"> Numeral 27.1 del artículo 27 del RLIA.</w:t>
+        <w:t xml:space="preserve"> Numeral 28.9 del artículo 28 del RLIA.</w:t>
       </w:r>
     </w:p>
   </w:footnote>
   <w:footnote w:id="14">
-    <w:p>
-      <w:pPr>
-        <w:pStyle w:val="Textonotapie"/>
-      </w:pPr>
-      <w:r>
-        <w:rPr>
-          <w:rStyle w:val="Refdenotaalpie"/>
-        </w:rPr>
-        <w:footnoteRef/>
-      </w:r>
-      <w:r>
-        <w:rPr>
-          <w:rFonts w:ascii="Arial" w:hAnsi="Arial" w:cs="Arial"/>
-        </w:rPr>
-        <w:t xml:space="preserve"> Numeral 28.9 del artículo 28 del RLIA.</w:t>
-      </w:r>
-    </w:p>
-  </w:footnote>
-  <w:footnote w:id="15">
     <w:p>
       <w:pPr>
         <w:pStyle w:val="Textonotapie"/>

--- a/normativo/DIRECTIVA-GOBIERNO-IA.docx
+++ b/normativo/DIRECTIVA-GOBIERNO-IA.docx
@@ -1387,7 +1387,7 @@
           <w:bCs w:val="0"/>
           <w:color w:val="000000"/>
         </w:rPr>
-        <w:t>EIA: Evaluación de Impacto Algorítmico</w:t>
+        <w:t>EETT: Especificaciones Técnicas</w:t>
       </w:r>
     </w:p>
     <w:p>
@@ -1409,9 +1409,8 @@
           <w:b w:val="0"/>
           <w:bCs w:val="0"/>
           <w:color w:val="000000"/>
-          <w:highlight w:val="yellow"/>
-        </w:rPr>
-        <w:t>ENGD: Estrategia Nacional de Gobierno de Datos</w:t>
+        </w:rPr>
+        <w:t>EIA: Evaluación de Impacto Algorítmico</w:t>
       </w:r>
     </w:p>
     <w:p>
@@ -1433,8 +1432,9 @@
           <w:b w:val="0"/>
           <w:bCs w:val="0"/>
           <w:color w:val="000000"/>
-        </w:rPr>
-        <w:t>ENIA: Estrategia Nacional de Inteligencia Artificial</w:t>
+          <w:highlight w:val="yellow"/>
+        </w:rPr>
+        <w:t>ENGD: Estrategia Nacional de Gobierno de Datos</w:t>
       </w:r>
     </w:p>
     <w:p>
@@ -1457,7 +1457,7 @@
           <w:bCs w:val="0"/>
           <w:color w:val="000000"/>
         </w:rPr>
-        <w:t>GA: Gerencia de Arquitectura</w:t>
+        <w:t>ENIA: Estrategia Nacional de Inteligencia Artificial</w:t>
       </w:r>
     </w:p>
     <w:p>
@@ -1480,7 +1480,7 @@
           <w:bCs w:val="0"/>
           <w:color w:val="000000"/>
         </w:rPr>
-        <w:t>GSI: Gerencia de Seguridad de la Información</w:t>
+        <w:t>GA: Gerencia de Arquitectura</w:t>
       </w:r>
     </w:p>
     <w:p>
@@ -1503,7 +1503,7 @@
           <w:bCs w:val="0"/>
           <w:color w:val="000000"/>
         </w:rPr>
-        <w:t>INALI: Intendencia Nacional de Asesoría Legal Interna</w:t>
+        <w:t>GDS: Gerencia de Desarrollo de Sistemas</w:t>
       </w:r>
     </w:p>
     <w:p>
@@ -1526,7 +1526,7 @@
           <w:bCs w:val="0"/>
           <w:color w:val="000000"/>
         </w:rPr>
-        <w:t>INRH: Intendencia Nacional de Recursos Humanos</w:t>
+        <w:t>INALI: Intendencia Nacional de Asesoría Legal Interna</w:t>
       </w:r>
     </w:p>
     <w:p>
@@ -1549,7 +1549,7 @@
           <w:bCs w:val="0"/>
           <w:color w:val="000000"/>
         </w:rPr>
-        <w:t>INSI: Intendencia Nacional de Sistemas de Información</w:t>
+        <w:t>INRH: Intendencia Nacional de Recursos Humanos</w:t>
       </w:r>
     </w:p>
     <w:p>
@@ -1572,7 +1572,7 @@
           <w:bCs w:val="0"/>
           <w:color w:val="000000"/>
         </w:rPr>
-        <w:t>LLM: Modelo de lenguaje a gran escala (Large Language Model)</w:t>
+        <w:t>INSI: Intendencia Nacional de Sistemas de Información</w:t>
       </w:r>
     </w:p>
     <w:p>
@@ -1595,7 +1595,7 @@
           <w:bCs w:val="0"/>
           <w:color w:val="000000"/>
         </w:rPr>
-        <w:t>METDONI: Metodología para la formulación, aprobación y control de los documentos normativos institucionales</w:t>
+        <w:t>LLM: Modelo de lenguaje a gran escala (Large Language Model)</w:t>
       </w:r>
     </w:p>
     <w:p>
@@ -1617,9 +1617,8 @@
           <w:b w:val="0"/>
           <w:bCs w:val="0"/>
           <w:color w:val="000000"/>
-          <w:highlight w:val="lightGray"/>
-        </w:rPr>
-        <w:t>METGEP: Metodología para la Gestión por Procesos</w:t>
+        </w:rPr>
+        <w:t>METDONI: Metodología para la formulación, aprobación y control de los documentos normativos institucionales</w:t>
       </w:r>
     </w:p>
     <w:p>
@@ -1641,8 +1640,9 @@
           <w:b w:val="0"/>
           <w:bCs w:val="0"/>
           <w:color w:val="000000"/>
-        </w:rPr>
-        <w:t>MLOps: Operaciones de aprendizaje automático (Machine Learning Operations)</w:t>
+          <w:highlight w:val="lightGray"/>
+        </w:rPr>
+        <w:t>METGEP: Metodología para la Gestión por Procesos</w:t>
       </w:r>
     </w:p>
     <w:p>
@@ -1665,7 +1665,31 @@
           <w:bCs w:val="0"/>
           <w:color w:val="000000"/>
         </w:rPr>
-        <w:t>NTP: Norma Técnica Peruana</w:t>
+        <w:t xml:space="preserve">MGPP: Modelo de </w:t>
+      </w:r>
+      <w:r>
+        <w:rPr>
+          <w:b w:val="0"/>
+          <w:bCs w:val="0"/>
+          <w:color w:val="000000"/>
+        </w:rPr>
+        <w:t>Gobernabilidad</w:t>
+      </w:r>
+      <w:r>
+        <w:rPr>
+          <w:b w:val="0"/>
+          <w:bCs w:val="0"/>
+          <w:color w:val="000000"/>
+        </w:rPr>
+        <w:t xml:space="preserve"> de </w:t>
+      </w:r>
+      <w:r>
+        <w:rPr>
+          <w:b w:val="0"/>
+          <w:bCs w:val="0"/>
+          <w:color w:val="000000"/>
+        </w:rPr>
+        <w:t>Programas y Proyectos</w:t>
       </w:r>
     </w:p>
     <w:p>
@@ -1680,17 +1704,15 @@
           <w:b w:val="0"/>
           <w:bCs w:val="0"/>
           <w:color w:val="000000"/>
-          <w:highlight w:val="green"/>
-        </w:rPr>
-      </w:pPr>
-      <w:r>
-        <w:rPr>
-          <w:b w:val="0"/>
-          <w:bCs w:val="0"/>
-          <w:color w:val="000000"/>
-          <w:highlight w:val="green"/>
-        </w:rPr>
-        <w:t>OCDE: Organización para la Cooperación y el Desarrollo Económico</w:t>
+        </w:rPr>
+      </w:pPr>
+      <w:r>
+        <w:rPr>
+          <w:b w:val="0"/>
+          <w:bCs w:val="0"/>
+          <w:color w:val="000000"/>
+        </w:rPr>
+        <w:t>NTP: Norma Técnica Peruana</w:t>
       </w:r>
     </w:p>
     <w:p>
@@ -1705,16 +1727,17 @@
           <w:b w:val="0"/>
           <w:bCs w:val="0"/>
           <w:color w:val="000000"/>
-        </w:rPr>
-      </w:pPr>
-      <w:r>
-        <w:rPr>
-          <w:b w:val="0"/>
-          <w:bCs w:val="0"/>
-          <w:color w:val="000000"/>
-          <w:highlight w:val="yellow"/>
-        </w:rPr>
-        <w:t>ODP: Oficial de Datos Personales</w:t>
+          <w:highlight w:val="green"/>
+        </w:rPr>
+      </w:pPr>
+      <w:r>
+        <w:rPr>
+          <w:b w:val="0"/>
+          <w:bCs w:val="0"/>
+          <w:color w:val="000000"/>
+          <w:highlight w:val="green"/>
+        </w:rPr>
+        <w:t>OCDE: Organización para la Cooperación y el Desarrollo Económico</w:t>
       </w:r>
     </w:p>
     <w:p>
@@ -1736,8 +1759,9 @@
           <w:b w:val="0"/>
           <w:bCs w:val="0"/>
           <w:color w:val="000000"/>
-        </w:rPr>
-        <w:t>OGD: Oficial de Gobierno de Datos</w:t>
+          <w:highlight w:val="yellow"/>
+        </w:rPr>
+        <w:t>ODP: Oficial de Datos Personales</w:t>
       </w:r>
     </w:p>
     <w:p>
@@ -1759,9 +1783,8 @@
           <w:b w:val="0"/>
           <w:bCs w:val="0"/>
           <w:color w:val="000000"/>
-          <w:highlight w:val="yellow"/>
-        </w:rPr>
-        <w:t>OIA: Oficial de Inteligencia Artificial</w:t>
+        </w:rPr>
+        <w:t>OGD: Oficial de Gobierno de Datos</w:t>
       </w:r>
     </w:p>
     <w:p>
@@ -1785,7 +1808,7 @@
           <w:color w:val="000000"/>
           <w:highlight w:val="yellow"/>
         </w:rPr>
-        <w:t>OII: Oficina de Integridad Institucional</w:t>
+        <w:t>OIA: Oficial de Inteligencia Artificial</w:t>
       </w:r>
     </w:p>
     <w:p>
@@ -1809,7 +1832,7 @@
           <w:color w:val="000000"/>
           <w:highlight w:val="yellow"/>
         </w:rPr>
-        <w:t>OIPPI: Oficina de Integración de Programas y Proyectos Institucionales</w:t>
+        <w:t>OII: Oficina de Integridad Institucional</w:t>
       </w:r>
     </w:p>
     <w:p>
@@ -1831,8 +1854,9 @@
           <w:b w:val="0"/>
           <w:bCs w:val="0"/>
           <w:color w:val="000000"/>
-        </w:rPr>
-        <w:t>OSCD: Oficial de Seguridad y Confianza Digital</w:t>
+          <w:highlight w:val="yellow"/>
+        </w:rPr>
+        <w:t>OIPPI: Oficina de Integración de Programas y Proyectos Institucionales</w:t>
       </w:r>
     </w:p>
     <w:p>
@@ -1847,17 +1871,15 @@
           <w:b w:val="0"/>
           <w:bCs w:val="0"/>
           <w:color w:val="000000"/>
-          <w:lang w:val="en-US"/>
-        </w:rPr>
-      </w:pPr>
-      <w:r>
-        <w:rPr>
-          <w:b w:val="0"/>
-          <w:bCs w:val="0"/>
-          <w:color w:val="000000"/>
-          <w:lang w:val="en-US"/>
-        </w:rPr>
-        <w:t>OWASP: Open Worldwide Application Security Project</w:t>
+        </w:rPr>
+      </w:pPr>
+      <w:r>
+        <w:rPr>
+          <w:b w:val="0"/>
+          <w:bCs w:val="0"/>
+          <w:color w:val="000000"/>
+        </w:rPr>
+        <w:t>OSI: Oficina de Seguridad Informática</w:t>
       </w:r>
     </w:p>
     <w:p>
@@ -1872,16 +1894,17 @@
           <w:b w:val="0"/>
           <w:bCs w:val="0"/>
           <w:color w:val="000000"/>
-        </w:rPr>
-      </w:pPr>
-      <w:r>
-        <w:rPr>
-          <w:b w:val="0"/>
-          <w:bCs w:val="0"/>
-          <w:color w:val="000000"/>
-          <w:highlight w:val="yellow"/>
-        </w:rPr>
-        <w:t>PAGD: Plan de Acción de Gobierno de Datos</w:t>
+          <w:lang w:val="en-US"/>
+        </w:rPr>
+      </w:pPr>
+      <w:r>
+        <w:rPr>
+          <w:b w:val="0"/>
+          <w:bCs w:val="0"/>
+          <w:color w:val="000000"/>
+          <w:lang w:val="en-US"/>
+        </w:rPr>
+        <w:t>OWASP: Open Worldwide Application Security Project</w:t>
       </w:r>
     </w:p>
     <w:p>
@@ -1903,8 +1926,9 @@
           <w:b w:val="0"/>
           <w:bCs w:val="0"/>
           <w:color w:val="000000"/>
-        </w:rPr>
-        <w:t>PAIA: Plan de Acción de Inteligencia Artificial</w:t>
+          <w:highlight w:val="yellow"/>
+        </w:rPr>
+        <w:t>PAGD: Plan de Acción de Gobierno de Datos</w:t>
       </w:r>
     </w:p>
     <w:p>
@@ -1927,7 +1951,7 @@
           <w:bCs w:val="0"/>
           <w:color w:val="000000"/>
         </w:rPr>
-        <w:t>PDP: Plan de Desarrollo de las Personas</w:t>
+        <w:t>PAIA: Plan de Acción de Inteligencia Artificial</w:t>
       </w:r>
     </w:p>
     <w:p>
@@ -1950,7 +1974,7 @@
           <w:bCs w:val="0"/>
           <w:color w:val="000000"/>
         </w:rPr>
-        <w:t>PEI: Plan Estratégico Institucional</w:t>
+        <w:t>PGD: Plan de Gobierno Digital</w:t>
       </w:r>
     </w:p>
     <w:p>
@@ -1973,7 +1997,7 @@
           <w:bCs w:val="0"/>
           <w:color w:val="000000"/>
         </w:rPr>
-        <w:t>PGD: Plan de Gobierno Digital</w:t>
+        <w:t>PNSSP: Plataforma Nacional de Software Público Peruano</w:t>
       </w:r>
     </w:p>
     <w:p>
@@ -1996,7 +2020,7 @@
           <w:bCs w:val="0"/>
           <w:color w:val="000000"/>
         </w:rPr>
-        <w:t>PNSSP: Plataforma Nacional de Software Público Peruano</w:t>
+        <w:t>RBAC: Control de acceso basado en roles (Role-Based Access Control)</w:t>
       </w:r>
     </w:p>
     <w:p>
@@ -2019,7 +2043,7 @@
           <w:bCs w:val="0"/>
           <w:color w:val="000000"/>
         </w:rPr>
-        <w:t>RBAC: Control de acceso basado en roles (Role-Based Access Control)</w:t>
+        <w:t>RLIA: Reglamento de la Ley N.° 31814 (D.S. N.° 115-2025-PCM)</w:t>
       </w:r>
     </w:p>
     <w:p>
@@ -2042,7 +2066,7 @@
           <w:bCs w:val="0"/>
           <w:color w:val="000000"/>
         </w:rPr>
-        <w:t>RLIA: Reglamento de la Ley N.° 31814 (D.S. N.° 115-2025-PCM)</w:t>
+        <w:t>ROF: Reglamento de Organización y Funciones</w:t>
       </w:r>
     </w:p>
     <w:p>
@@ -2065,7 +2089,7 @@
           <w:bCs w:val="0"/>
           <w:color w:val="000000"/>
         </w:rPr>
-        <w:t>ROF: Reglamento de Organización y Funciones</w:t>
+        <w:t>SaaS: Software como servicio (Software as a Service)</w:t>
       </w:r>
     </w:p>
     <w:p>
@@ -2088,7 +2112,7 @@
           <w:bCs w:val="0"/>
           <w:color w:val="000000"/>
         </w:rPr>
-        <w:t>SaaS: Software como servicio (Software as a Service)</w:t>
+        <w:t>SBIA: Sistema Basado en Inteligencia Artificial</w:t>
       </w:r>
     </w:p>
     <w:p>
@@ -2111,7 +2135,7 @@
           <w:bCs w:val="0"/>
           <w:color w:val="000000"/>
         </w:rPr>
-        <w:t>SBIA: Sistema Basado en Inteligencia Artificial</w:t>
+        <w:t>SGIA: Sistema de Gestión de Inteligencia Artificial</w:t>
       </w:r>
     </w:p>
     <w:p>
@@ -2126,15 +2150,17 @@
           <w:b w:val="0"/>
           <w:bCs w:val="0"/>
           <w:color w:val="000000"/>
-        </w:rPr>
-      </w:pPr>
-      <w:r>
-        <w:rPr>
-          <w:b w:val="0"/>
-          <w:bCs w:val="0"/>
-          <w:color w:val="000000"/>
-        </w:rPr>
-        <w:t>SGIA: Sistema de Gestión de Inteligencia Artificial</w:t>
+          <w:highlight w:val="yellow"/>
+        </w:rPr>
+      </w:pPr>
+      <w:r>
+        <w:rPr>
+          <w:b w:val="0"/>
+          <w:bCs w:val="0"/>
+          <w:color w:val="000000"/>
+          <w:highlight w:val="yellow"/>
+        </w:rPr>
+        <w:t>SGSI: Sistema de Gestión de Seguridad de la Información</w:t>
       </w:r>
     </w:p>
     <w:p>
@@ -2149,17 +2175,15 @@
           <w:b w:val="0"/>
           <w:bCs w:val="0"/>
           <w:color w:val="000000"/>
-          <w:highlight w:val="yellow"/>
-        </w:rPr>
-      </w:pPr>
-      <w:r>
-        <w:rPr>
-          <w:b w:val="0"/>
-          <w:bCs w:val="0"/>
-          <w:color w:val="000000"/>
-          <w:highlight w:val="yellow"/>
-        </w:rPr>
-        <w:t>SGSI: Sistema de Gestión de Seguridad de la Información</w:t>
+        </w:rPr>
+      </w:pPr>
+      <w:r>
+        <w:rPr>
+          <w:b w:val="0"/>
+          <w:bCs w:val="0"/>
+          <w:color w:val="000000"/>
+        </w:rPr>
+        <w:t>SGTD: Secretaría de Gobierno y Transformación Digital de la PCM</w:t>
       </w:r>
     </w:p>
     <w:p>
@@ -2182,7 +2206,7 @@
           <w:bCs w:val="0"/>
           <w:color w:val="000000"/>
         </w:rPr>
-        <w:t>SGTD: Secretaría de Gobierno y Transformación Digital de la PCM</w:t>
+        <w:t>SUNAT: Superintendencia Nacional de Aduanas y de Administración Tributaria</w:t>
       </w:r>
     </w:p>
     <w:p>
@@ -2205,30 +2229,7 @@
           <w:bCs w:val="0"/>
           <w:color w:val="000000"/>
         </w:rPr>
-        <w:t>SN: Superintendencia Nacional</w:t>
-      </w:r>
-    </w:p>
-    <w:p>
-      <w:pPr>
-        <w:pStyle w:val="Prrafodelista"/>
-        <w:numPr>
-          <w:ilvl w:val="0"/>
-          <w:numId w:val="18"/>
-        </w:numPr>
-        <w:spacing w:line="276" w:lineRule="auto"/>
-        <w:rPr>
-          <w:b w:val="0"/>
-          <w:bCs w:val="0"/>
-          <w:color w:val="000000"/>
-        </w:rPr>
-      </w:pPr>
-      <w:r>
-        <w:rPr>
-          <w:b w:val="0"/>
-          <w:bCs w:val="0"/>
-          <w:color w:val="000000"/>
-        </w:rPr>
-        <w:t>SUNAT: Superintendencia Nacional de Aduanas y de Administración Tributaria</w:t>
+        <w:t>TDR: Términos de Referencia</w:t>
       </w:r>
     </w:p>
     <w:p>
@@ -3150,7 +3151,42 @@
           <w:color w:val="000000"/>
           <w:highlight w:val="green"/>
         </w:rPr>
-        <w:t>Resolución de Superintendencia N.° 000144-2026/SUNAT (30/07/2026), que aprueba la Política de uso seguro, responsable y ético de los sistemas basados en inteligencia artificial en la Superintendencia Nacional de Aduanas y de Administración Tributaria</w:t>
+        <w:t xml:space="preserve">Resolución de Superintendencia N.° 000144-2026/SUNAT (30/07/2026), que </w:t>
+      </w:r>
+      <w:r>
+        <w:rPr>
+          <w:b w:val="0"/>
+          <w:bCs w:val="0"/>
+          <w:color w:val="000000"/>
+          <w:highlight w:val="green"/>
+        </w:rPr>
+        <w:t>aprueba la Política de uso seguro, responsable y ético de los sistemas basados en inteligencia artificial en la Superintendencia Nacional de Aduanas y de Administración Tributaria</w:t>
+      </w:r>
+      <w:r>
+        <w:rPr>
+          <w:rFonts w:asciiTheme="minorHAnsi" w:eastAsiaTheme="minorEastAsia" w:hAnsiTheme="minorHAnsi" w:cstheme="minorBidi"/>
+          <w:b w:val="0"/>
+          <w:bCs w:val="0"/>
+        </w:rPr>
+        <w:t xml:space="preserve">, </w:t>
+      </w:r>
+      <w:r>
+        <w:rPr>
+          <w:b w:val="0"/>
+          <w:bCs w:val="0"/>
+          <w:color w:val="000000"/>
+          <w:highlight w:val="green"/>
+        </w:rPr>
+        <w:t>en adelante, la Política de IA</w:t>
+      </w:r>
+      <w:r>
+        <w:rPr>
+          <w:b w:val="0"/>
+          <w:bCs w:val="0"/>
+          <w:color w:val="000000"/>
+          <w:highlight w:val="green"/>
+        </w:rPr>
+        <w:t>.</w:t>
       </w:r>
     </w:p>
     <w:p>
@@ -3331,7 +3367,15 @@
           <w:bCs w:val="0"/>
           <w:color w:val="000000"/>
         </w:rPr>
-        <w:t>: Conjunto de etapas secuenciales e iterativas desde la ideación hasta el retiro de un SBIA, incluyendo evaluación de viabilidad, diseño, desarrollo o adquisición, pruebas, despliegue, operación, monitoreo y desactivación. [ISO/IEC 22989:2022, sección 3.2.1; NTP-ISO/IEC 42001:2025, cláusula 6.1]</w:t>
+        <w:t xml:space="preserve">: Conjunto de etapas secuenciales e iterativas desde la ideación hasta el retiro de un SBIA, incluyendo evaluación de viabilidad, diseño, desarrollo o adquisición, pruebas, despliegue, operación, monitoreo y desactivación. [ISO/IEC 22989:2022, sección 3.2.1; </w:t>
+      </w:r>
+      <w:r>
+        <w:rPr>
+          <w:b w:val="0"/>
+          <w:bCs w:val="0"/>
+          <w:color w:val="000000"/>
+        </w:rPr>
+        <w:t>NTP-ISO/IEC 42001:2025, Anexo A, A.6]</w:t>
       </w:r>
     </w:p>
     <w:p>
@@ -3385,34 +3429,16 @@
           <w:color w:val="000000"/>
           <w:highlight w:val="green"/>
         </w:rPr>
-        <w:t>Controles de contención (Guardrails):</w:t>
-      </w:r>
-      <w:r>
-        <w:rPr>
-          <w:b w:val="0"/>
-          <w:bCs w:val="0"/>
-          <w:color w:val="000000"/>
-          <w:highlight w:val="green"/>
-        </w:rPr>
-        <w:t xml:space="preserve"> </w:t>
-      </w:r>
-      <w:r>
-        <w:rPr>
-          <w:b w:val="0"/>
-          <w:bCs w:val="0"/>
-          <w:color w:val="000000"/>
-          <w:highlight w:val="green"/>
-        </w:rPr>
-        <w:t xml:space="preserve">Conjunto de controles, reglas y mecanismos técnicos que limitan, filtran o validan las entradas y salidas de un SBIA para prevenir, detectar y restringir comportamientos no autorizados o inseguros. Comprenden, entre otros, la validación de entradas, el filtrado de salidas, la protección frente a ataques adversarios y la prevención de la divulgación no autorizada de información. </w:t>
-      </w:r>
-      <w:r>
-        <w:rPr>
-          <w:b w:val="0"/>
-          <w:bCs w:val="0"/>
-          <w:color w:val="000000"/>
-          <w:highlight w:val="green"/>
-        </w:rPr>
-        <w:t>[NIST AI 600-1 (2024), sección 2.6; OWASP (2025), Top 10 for LLM Applications]</w:t>
+        <w:t>Componente generativo:</w:t>
+      </w:r>
+      <w:r>
+        <w:rPr>
+          <w:b w:val="0"/>
+          <w:bCs w:val="0"/>
+          <w:color w:val="000000"/>
+          <w:highlight w:val="green"/>
+        </w:rPr>
+        <w:t xml:space="preserve"> Parte de un SBIA que produce contenido nuevo —texto, código, imagen, audio o datos sintéticos— a partir de una instrucción o de un contexto, en lugar de clasificar, predecir o puntuar sobre datos ya existentes.</w:t>
       </w:r>
     </w:p>
     <w:p>
@@ -3436,16 +3462,43 @@
           <w:color w:val="000000"/>
           <w:highlight w:val="green"/>
         </w:rPr>
-        <w:t>Custodio técnico:</w:t>
-      </w:r>
-      <w:r>
-        <w:rPr>
-          <w:b w:val="0"/>
-          <w:bCs w:val="0"/>
-          <w:color w:val="000000"/>
-          <w:highlight w:val="green"/>
-        </w:rPr>
-        <w:t xml:space="preserve"> Unidad de organización de la INSI responsable del diseño técnico, la construcción o adquisición, el despliegue y la operación de un SBIA, así como de la implementación de los controles que se derivan de su clasificación de riesgo y de la generación de la documentación técnica exigida por la presente directiva. Se distingue del propietario del caso de uso, que asume la responsabilidad funcional. Se identifica en la Ficha de Registro de SBIA (Anexo N.° 1). [NTP-ISO/IEC 42001:2025, cláusula 5.3]</w:t>
+        <w:t>Controles de contención (Guardrails):</w:t>
+      </w:r>
+      <w:r>
+        <w:rPr>
+          <w:b w:val="0"/>
+          <w:bCs w:val="0"/>
+          <w:color w:val="000000"/>
+          <w:highlight w:val="green"/>
+        </w:rPr>
+        <w:t xml:space="preserve"> </w:t>
+      </w:r>
+      <w:r>
+        <w:rPr>
+          <w:b w:val="0"/>
+          <w:bCs w:val="0"/>
+          <w:color w:val="000000"/>
+          <w:highlight w:val="green"/>
+        </w:rPr>
+        <w:t xml:space="preserve">Conjunto de controles, reglas y mecanismos </w:t>
+      </w:r>
+      <w:r>
+        <w:rPr>
+          <w:b w:val="0"/>
+          <w:bCs w:val="0"/>
+          <w:color w:val="000000"/>
+          <w:highlight w:val="green"/>
+        </w:rPr>
+        <w:t xml:space="preserve">técnicos que limitan, filtran o validan las entradas y salidas de un SBIA para prevenir, detectar y restringir comportamientos no autorizados o inseguros. Comprenden, entre otros, la validación de entradas, el filtrado de salidas, la protección frente a ataques adversarios y la prevención de la divulgación no autorizada de información. </w:t>
+      </w:r>
+      <w:r>
+        <w:rPr>
+          <w:b w:val="0"/>
+          <w:bCs w:val="0"/>
+          <w:color w:val="000000"/>
+          <w:highlight w:val="green"/>
+        </w:rPr>
+        <w:t>[NIST AI 600-1 (2024), sección 2.6; OWASP (2025), Top 10 for LLM Applications]</w:t>
       </w:r>
     </w:p>
     <w:p>
@@ -3461,21 +3514,24 @@
           <w:b w:val="0"/>
           <w:bCs w:val="0"/>
           <w:color w:val="000000"/>
-        </w:rPr>
-      </w:pPr>
-      <w:r>
-        <w:rPr>
-          <w:color w:val="000000"/>
-        </w:rPr>
-        <w:t>Drift (Deriva):</w:t>
-      </w:r>
-      <w:r>
-        <w:rPr>
-          <w:b w:val="0"/>
-          <w:bCs w:val="0"/>
-          <w:color w:val="000000"/>
-        </w:rPr>
-        <w:t xml:space="preserve"> Cambio gradual en el rendimiento, distribución de datos o comportamiento de un modelo de IA a lo largo del tiempo que afecta la precisión y fiabilidad de sus resultados. [ISO/IEC TR 5469:2024, sección 3.1.12]</w:t>
+          <w:highlight w:val="green"/>
+        </w:rPr>
+      </w:pPr>
+      <w:r>
+        <w:rPr>
+          <w:color w:val="000000"/>
+          <w:highlight w:val="green"/>
+        </w:rPr>
+        <w:t>Custodio técnico:</w:t>
+      </w:r>
+      <w:r>
+        <w:rPr>
+          <w:b w:val="0"/>
+          <w:bCs w:val="0"/>
+          <w:color w:val="000000"/>
+          <w:highlight w:val="green"/>
+        </w:rPr>
+        <w:t xml:space="preserve"> Unidad de organización de la INSI responsable del diseño técnico, la construcción o adquisición, el despliegue y la operación de un SBIA, así como de la implementación de los controles que se derivan de su clasificación de riesgo y de la generación de la documentación técnica exigida por la presente directiva. Se distingue del propietario del caso de uso, que asume la responsabilidad funcional. Se identifica en la Ficha de Registro de SBIA (Anexo N.° 1). [NTP-ISO/IEC 42001:2025, cláusula 5.3]</w:t>
       </w:r>
     </w:p>
     <w:p>
@@ -3496,18 +3552,16 @@
       <w:r>
         <w:rPr>
           <w:color w:val="000000"/>
-          <w:highlight w:val="cyan"/>
-        </w:rPr>
-        <w:t xml:space="preserve">Etiquetado visible: </w:t>
-      </w:r>
-      <w:r>
-        <w:rPr>
-          <w:b w:val="0"/>
-          <w:bCs w:val="0"/>
-          <w:color w:val="000000"/>
-          <w:highlight w:val="cyan"/>
-        </w:rPr>
-        <w:t>Indicación clara y perceptible que informa al usuario, con antelación, que el producto, servicio o contenido se opera con base en inteligencia artificial y que permite comprender de manera general sus principales capacidades y limitaciones.</w:t>
+        </w:rPr>
+        <w:t>Drift (Deriva):</w:t>
+      </w:r>
+      <w:r>
+        <w:rPr>
+          <w:b w:val="0"/>
+          <w:bCs w:val="0"/>
+          <w:color w:val="000000"/>
+        </w:rPr>
+        <w:t xml:space="preserve"> Cambio gradual en el rendimiento, distribución de datos o comportamiento de un modelo de IA a lo largo del tiempo que afecta la precisión y fiabilidad de sus resultados. [ISO/IEC TR 5469:2024, sección 3.1.12]</w:t>
       </w:r>
     </w:p>
     <w:p>
@@ -3528,18 +3582,18 @@
       <w:r>
         <w:rPr>
           <w:color w:val="000000"/>
-          <w:highlight w:val="yellow"/>
-        </w:rPr>
-        <w:t xml:space="preserve">Evaluación de Impacto Algorítmico (EIA): </w:t>
-      </w:r>
-      <w:r>
-        <w:rPr>
-          <w:b w:val="0"/>
-          <w:bCs w:val="0"/>
-          <w:color w:val="000000"/>
-          <w:highlight w:val="yellow"/>
-        </w:rPr>
-        <w:t>Proceso sistemático y documentado para identificar, analizar y evaluar los riesgos y efectos potenciales que un SBIA genera sobre los derechos de los administrados, previo a su desarrollo o implementación. [D.S. N.° 115-2025-PCM, Art. 30; NTP-ISO/IEC 42001:2025, cláusula 6.1.2]</w:t>
+          <w:highlight w:val="cyan"/>
+        </w:rPr>
+        <w:t xml:space="preserve">Etiquetado visible: </w:t>
+      </w:r>
+      <w:r>
+        <w:rPr>
+          <w:b w:val="0"/>
+          <w:bCs w:val="0"/>
+          <w:color w:val="000000"/>
+          <w:highlight w:val="cyan"/>
+        </w:rPr>
+        <w:t>Indicación clara y perceptible que informa al usuario, con antelación, que el producto, servicio o contenido se opera con base en inteligencia artificial y que permite comprender de manera general sus principales capacidades y limitaciones.</w:t>
       </w:r>
     </w:p>
     <w:p>
@@ -3555,21 +3609,44 @@
           <w:b w:val="0"/>
           <w:bCs w:val="0"/>
           <w:color w:val="000000"/>
-        </w:rPr>
-      </w:pPr>
-      <w:r>
-        <w:rPr>
-          <w:color w:val="000000"/>
-        </w:rPr>
-        <w:t>Explicabilidad:</w:t>
-      </w:r>
-      <w:r>
-        <w:rPr>
-          <w:b w:val="0"/>
-          <w:bCs w:val="0"/>
-          <w:color w:val="000000"/>
-        </w:rPr>
-        <w:t xml:space="preserve"> Capacidad de un SBIA de proporcionar información comprensible sobre los factores, la lógica y los datos que influyeron en un resultado o decisión. [ISO/IEC 22989:2022, sección 3.4.9; D.S. N.° 115-2025-PCM, Art. 25.3]</w:t>
+          <w:lang w:val="en-US"/>
+        </w:rPr>
+      </w:pPr>
+      <w:r>
+        <w:rPr>
+          <w:color w:val="000000"/>
+          <w:highlight w:val="yellow"/>
+        </w:rPr>
+        <w:t xml:space="preserve">Evaluación de Impacto Algorítmico (EIA): </w:t>
+      </w:r>
+      <w:r>
+        <w:rPr>
+          <w:b w:val="0"/>
+          <w:bCs w:val="0"/>
+          <w:color w:val="000000"/>
+          <w:highlight w:val="yellow"/>
+        </w:rPr>
+        <w:t xml:space="preserve">Proceso sistemático y documentado para identificar, analizar y evaluar los riesgos y efectos potenciales que un SBIA genera sobre los derechos de los administrados, previo a su desarrollo o implementación. </w:t>
+      </w:r>
+      <w:r>
+        <w:rPr>
+          <w:b w:val="0"/>
+          <w:bCs w:val="0"/>
+          <w:color w:val="000000"/>
+          <w:highlight w:val="yellow"/>
+          <w:lang w:val="en-US"/>
+        </w:rPr>
+        <w:t xml:space="preserve">[D.S. N.° 115-2025-PCM, Art. 30; </w:t>
+      </w:r>
+      <w:r>
+        <w:rPr>
+          <w:b w:val="0"/>
+          <w:bCs w:val="0"/>
+          <w:color w:val="000000"/>
+          <w:highlight w:val="yellow"/>
+          <w:lang w:val="en-US"/>
+        </w:rPr>
+        <w:t>NTP-ISO/IEC 42001:2025, Anexo A, A.5.2]</w:t>
       </w:r>
     </w:p>
     <w:p>
@@ -3591,15 +3668,15 @@
         <w:rPr>
           <w:color w:val="000000"/>
         </w:rPr>
-        <w:t>Hito de aprobación:</w:t>
-      </w:r>
-      <w:r>
-        <w:rPr>
-          <w:b w:val="0"/>
-          <w:bCs w:val="0"/>
-          <w:color w:val="000000"/>
-        </w:rPr>
-        <w:t xml:space="preserve"> Punto de control formal dentro del ciclo de vida de un SBIA en el cual se evalúa el cumplimiento de criterios predefinidos antes de autorizar el avance a la siguiente etapa.</w:t>
+        <w:t>Explicabilidad:</w:t>
+      </w:r>
+      <w:r>
+        <w:rPr>
+          <w:b w:val="0"/>
+          <w:bCs w:val="0"/>
+          <w:color w:val="000000"/>
+        </w:rPr>
+        <w:t xml:space="preserve"> Capacidad de un SBIA de proporcionar información comprensible sobre los factores, la lógica y los datos que influyeron en un resultado o decisión. [ISO/IEC 22989:2022, sección 3.4.9; D.S. N.° 115-2025-PCM, Art. 25.3]</w:t>
       </w:r>
     </w:p>
     <w:p>
@@ -3622,15 +3699,15 @@
           <w:color w:val="000000"/>
         </w:rPr>
         <w:lastRenderedPageBreak/>
-        <w:t>Human-in-the-loop:</w:t>
-      </w:r>
-      <w:r>
-        <w:rPr>
-          <w:b w:val="0"/>
-          <w:bCs w:val="0"/>
-          <w:color w:val="000000"/>
-        </w:rPr>
-        <w:t xml:space="preserve"> Modelo de supervisión donde un ser humano interviene activamente en cada decisión del SBIA antes de su ejecución. [D.S. N.° 115-2025-PCM, Art. 28.11; ISO/IEC 22989:2022, sección 3.4.3]</w:t>
+        <w:t>Hito de aprobación:</w:t>
+      </w:r>
+      <w:r>
+        <w:rPr>
+          <w:b w:val="0"/>
+          <w:bCs w:val="0"/>
+          <w:color w:val="000000"/>
+        </w:rPr>
+        <w:t xml:space="preserve"> Punto de control formal dentro del ciclo de vida de un SBIA en el cual se evalúa el cumplimiento de criterios predefinidos antes de autorizar el avance a la siguiente etapa.</w:t>
       </w:r>
     </w:p>
     <w:p>
@@ -3646,21 +3723,48 @@
           <w:b w:val="0"/>
           <w:bCs w:val="0"/>
           <w:color w:val="000000"/>
-        </w:rPr>
-      </w:pPr>
-      <w:r>
-        <w:rPr>
-          <w:color w:val="000000"/>
-        </w:rPr>
-        <w:t>Human-on-the-loop:</w:t>
-      </w:r>
-      <w:r>
-        <w:rPr>
-          <w:b w:val="0"/>
-          <w:bCs w:val="0"/>
-          <w:color w:val="000000"/>
-        </w:rPr>
-        <w:t xml:space="preserve"> Modelo de supervisión donde un ser humano monitorea las operaciones del SBIA y puede intervenir ante anomalías. [D.S. N.° 115-2025-PCM, Art. 28.11; ISO/IEC 22989:2022, sección 3.4.4]</w:t>
+          <w:lang w:val="en-US"/>
+        </w:rPr>
+      </w:pPr>
+      <w:r>
+        <w:rPr>
+          <w:color w:val="000000"/>
+        </w:rPr>
+        <w:t>Human-in-the-loop:</w:t>
+      </w:r>
+      <w:r>
+        <w:rPr>
+          <w:b w:val="0"/>
+          <w:bCs w:val="0"/>
+          <w:color w:val="000000"/>
+        </w:rPr>
+        <w:t xml:space="preserve"> Modelo de supervisión donde un ser humano interviene activamente en cada decisión del SBIA antes de su ejecución.</w:t>
+      </w:r>
+      <w:r>
+        <w:rPr>
+          <w:b w:val="0"/>
+          <w:bCs w:val="0"/>
+          <w:color w:val="000000"/>
+        </w:rPr>
+        <w:t xml:space="preserve"> </w:t>
+      </w:r>
+      <w:r>
+        <w:rPr>
+          <w:b w:val="0"/>
+          <w:bCs w:val="0"/>
+          <w:color w:val="000000"/>
+          <w:lang w:val="en-US"/>
+        </w:rPr>
+        <w:t>[D.S. N.° 115-2025-PCM, Art. 7 lit. h);</w:t>
+      </w:r>
+      <w:r>
+        <w:rPr>
+          <w:b w:val="0"/>
+          <w:bCs w:val="0"/>
+          <w:color w:val="000000"/>
+          <w:lang w:val="en-US"/>
+        </w:rPr>
+        <w:t xml:space="preserve"> ISO/IEC 22989:2022, sección 3.4.3]</w:t>
       </w:r>
     </w:p>
     <w:p>
@@ -3676,21 +3780,48 @@
           <w:b w:val="0"/>
           <w:bCs w:val="0"/>
           <w:color w:val="000000"/>
-        </w:rPr>
-      </w:pPr>
-      <w:r>
-        <w:rPr>
-          <w:color w:val="000000"/>
-        </w:rPr>
-        <w:t>Human-in-command:</w:t>
-      </w:r>
-      <w:r>
-        <w:rPr>
-          <w:b w:val="0"/>
-          <w:bCs w:val="0"/>
-          <w:color w:val="000000"/>
-        </w:rPr>
-        <w:t xml:space="preserve"> Modelo de supervisión donde un ser humano mantiene el control general sobre la actividad del SBIA, con capacidad de definir límites operativos y desactivarlo. [D.S. N.° 115-2025-PCM, Art. 28.11; Comisión Europea (2019), ALTAI]</w:t>
+          <w:lang w:val="en-US"/>
+        </w:rPr>
+      </w:pPr>
+      <w:r>
+        <w:rPr>
+          <w:color w:val="000000"/>
+        </w:rPr>
+        <w:t>Human-on-the-loop:</w:t>
+      </w:r>
+      <w:r>
+        <w:rPr>
+          <w:b w:val="0"/>
+          <w:bCs w:val="0"/>
+          <w:color w:val="000000"/>
+        </w:rPr>
+        <w:t xml:space="preserve"> Modelo de supervisión donde un ser humano monitorea las operaciones del SBIA y puede intervenir ante anomalías.</w:t>
+      </w:r>
+      <w:r>
+        <w:rPr>
+          <w:b w:val="0"/>
+          <w:bCs w:val="0"/>
+          <w:color w:val="000000"/>
+        </w:rPr>
+        <w:t xml:space="preserve"> </w:t>
+      </w:r>
+      <w:r>
+        <w:rPr>
+          <w:b w:val="0"/>
+          <w:bCs w:val="0"/>
+          <w:color w:val="000000"/>
+          <w:lang w:val="en-US"/>
+        </w:rPr>
+        <w:t>[D.S. N.° 115-2025-PCM, Art. 7 lit. h);</w:t>
+      </w:r>
+      <w:r>
+        <w:rPr>
+          <w:b w:val="0"/>
+          <w:bCs w:val="0"/>
+          <w:color w:val="000000"/>
+          <w:lang w:val="en-US"/>
+        </w:rPr>
+        <w:t xml:space="preserve"> ISO/IEC 22989:2022, sección 3.4.4]</w:t>
       </w:r>
     </w:p>
     <w:p>
@@ -3711,18 +3842,40 @@
       <w:r>
         <w:rPr>
           <w:color w:val="000000"/>
-          <w:highlight w:val="yellow"/>
-        </w:rPr>
-        <w:t xml:space="preserve">Inventario Institucional de SBIA: </w:t>
-      </w:r>
-      <w:r>
-        <w:rPr>
-          <w:b w:val="0"/>
-          <w:bCs w:val="0"/>
-          <w:color w:val="000000"/>
-          <w:highlight w:val="yellow"/>
-        </w:rPr>
-        <w:t xml:space="preserve">Registro centralizado y actualizado de todos los SBIA desarrollados, adquiridos, implementados u operados por la SUNAT o por terceros en su nombre. Constituye el instrumento por el cual la SUNAT determina el alcance de su SGIA y documenta los recursos de sus SBIA. </w:t>
+        </w:rPr>
+        <w:t>Human-in-command:</w:t>
+      </w:r>
+      <w:r>
+        <w:rPr>
+          <w:b w:val="0"/>
+          <w:bCs w:val="0"/>
+          <w:color w:val="000000"/>
+        </w:rPr>
+        <w:t xml:space="preserve"> Modelo de supervisión donde un ser humano mantiene el control general sobre la actividad del SBIA, con capacidad de definir límites operativos y desactivarlo.</w:t>
+      </w:r>
+      <w:r>
+        <w:rPr>
+          <w:b w:val="0"/>
+          <w:bCs w:val="0"/>
+          <w:color w:val="000000"/>
+        </w:rPr>
+        <w:t xml:space="preserve"> </w:t>
+      </w:r>
+      <w:r>
+        <w:rPr>
+          <w:b w:val="0"/>
+          <w:bCs w:val="0"/>
+          <w:color w:val="000000"/>
+        </w:rPr>
+        <w:t>[D.S. N.° 115-2025-PCM, Art. 7 lit. h);</w:t>
+      </w:r>
+      <w:r>
+        <w:rPr>
+          <w:b w:val="0"/>
+          <w:bCs w:val="0"/>
+          <w:color w:val="000000"/>
+        </w:rPr>
+        <w:t xml:space="preserve"> Comisión Europea (2019), ALTAI]</w:t>
       </w:r>
     </w:p>
     <w:p>
@@ -3743,16 +3896,18 @@
       <w:r>
         <w:rPr>
           <w:color w:val="000000"/>
-        </w:rPr>
-        <w:t>LLM (Large Language Model):</w:t>
-      </w:r>
-      <w:r>
-        <w:rPr>
-          <w:b w:val="0"/>
-          <w:bCs w:val="0"/>
-          <w:color w:val="000000"/>
-        </w:rPr>
-        <w:t xml:space="preserve"> Modelo de lenguaje a gran escala basado en redes neuronales profundas, entrenado con grandes volúmenes de texto para realizar tareas de procesamiento de lenguaje natural. [NIST AI 600-1 (2024), sección 1.1]</w:t>
+          <w:highlight w:val="yellow"/>
+        </w:rPr>
+        <w:t xml:space="preserve">Inventario Institucional de SBIA: </w:t>
+      </w:r>
+      <w:r>
+        <w:rPr>
+          <w:b w:val="0"/>
+          <w:bCs w:val="0"/>
+          <w:color w:val="000000"/>
+          <w:highlight w:val="yellow"/>
+        </w:rPr>
+        <w:t xml:space="preserve">Registro centralizado y actualizado de todos los SBIA desarrollados, adquiridos, implementados u operados por la SUNAT o por terceros en su nombre. Constituye el instrumento por el cual la SUNAT determina el alcance de su SGIA y documenta los recursos de sus SBIA. </w:t>
       </w:r>
     </w:p>
     <w:p>
@@ -3774,15 +3929,15 @@
         <w:rPr>
           <w:color w:val="000000"/>
         </w:rPr>
-        <w:t>MLOps:</w:t>
-      </w:r>
-      <w:r>
-        <w:rPr>
-          <w:b w:val="0"/>
-          <w:bCs w:val="0"/>
-          <w:color w:val="000000"/>
-        </w:rPr>
-        <w:t xml:space="preserve"> Conjunto de prácticas que combinan Machine Learning, DevOps e ingeniería de datos para estandarizar el ciclo de vida de modelos en producción. [Kreuzberger et al. (2023)]</w:t>
+        <w:t>LLM (Large Language Model):</w:t>
+      </w:r>
+      <w:r>
+        <w:rPr>
+          <w:b w:val="0"/>
+          <w:bCs w:val="0"/>
+          <w:color w:val="000000"/>
+        </w:rPr>
+        <w:t xml:space="preserve"> Modelo de lenguaje a gran escala basado en redes neuronales profundas, entrenado con grandes volúmenes de texto para realizar tareas de procesamiento de lenguaje natural. [NIST AI 600-1 (2024), sección 1.1]</w:t>
       </w:r>
     </w:p>
     <w:p>
@@ -4026,21 +4181,67 @@
           <w:b w:val="0"/>
           <w:bCs w:val="0"/>
           <w:color w:val="000000"/>
-        </w:rPr>
-      </w:pPr>
-      <w:r>
-        <w:rPr>
-          <w:color w:val="000000"/>
-        </w:rPr>
-        <w:t>Riesgo de IA:</w:t>
-      </w:r>
-      <w:r>
-        <w:rPr>
-          <w:b w:val="0"/>
-          <w:bCs w:val="0"/>
-          <w:color w:val="000000"/>
-        </w:rPr>
-        <w:t xml:space="preserve"> Combinación de la probabilidad de ocurrencia de daños derivados del uso de un SBIA y la severidad de esos daños. [ISO/IEC 23894:2023, sección 3.1]</w:t>
+          <w:lang w:val="en-US"/>
+        </w:rPr>
+      </w:pPr>
+      <w:r>
+        <w:rPr>
+          <w:color w:val="000000"/>
+        </w:rPr>
+        <w:t>SBIA (Sistema Basado en Inteligencia Artificial):</w:t>
+      </w:r>
+      <w:r>
+        <w:rPr>
+          <w:b w:val="0"/>
+          <w:bCs w:val="0"/>
+          <w:color w:val="000000"/>
+        </w:rPr>
+        <w:t xml:space="preserve"> Sistema informático diseñado para operar con distintos niveles de autonomía que infiere, a partir de los datos que recibe, cómo generar resultados que influyan en entornos reales o virtuales. </w:t>
+      </w:r>
+      <w:r>
+        <w:rPr>
+          <w:b w:val="0"/>
+          <w:bCs w:val="0"/>
+          <w:color w:val="000000"/>
+          <w:lang w:val="en-US"/>
+        </w:rPr>
+        <w:t>[Ley N.° 31814, Art. 2; D.S. N.° 115-2025-PCM, Art. 6</w:t>
+      </w:r>
+      <w:r>
+        <w:rPr>
+          <w:b w:val="0"/>
+          <w:bCs w:val="0"/>
+          <w:color w:val="000000"/>
+          <w:lang w:val="en-US"/>
+        </w:rPr>
+        <w:t xml:space="preserve"> </w:t>
+      </w:r>
+      <w:r>
+        <w:rPr>
+          <w:b w:val="0"/>
+          <w:bCs w:val="0"/>
+          <w:color w:val="000000"/>
+          <w:lang w:val="en-US"/>
+        </w:rPr>
+        <w:t>l</w:t>
+      </w:r>
+      <w:r>
+        <w:rPr>
+          <w:b w:val="0"/>
+          <w:bCs w:val="0"/>
+          <w:color w:val="000000"/>
+          <w:lang w:val="en-US"/>
+        </w:rPr>
+        <w:t>it. j</w:t>
+      </w:r>
+      <w:r>
+        <w:rPr>
+          <w:b w:val="0"/>
+          <w:bCs w:val="0"/>
+          <w:color w:val="000000"/>
+          <w:lang w:val="en-US"/>
+        </w:rPr>
+        <w:t>]</w:t>
       </w:r>
     </w:p>
     <w:p>
@@ -4062,15 +4263,15 @@
         <w:rPr>
           <w:color w:val="000000"/>
         </w:rPr>
-        <w:t>SBIA (Sistema Basado en Inteligencia Artificial):</w:t>
-      </w:r>
-      <w:r>
-        <w:rPr>
-          <w:b w:val="0"/>
-          <w:bCs w:val="0"/>
-          <w:color w:val="000000"/>
-        </w:rPr>
-        <w:t xml:space="preserve"> Sistema informático diseñado para operar con distintos niveles de autonomía que infiere, a partir de los datos que recibe, cómo generar resultados que influyan en entornos reales o virtuales. [Ley N.° 31814, Art. 2; D.S. N.° 115-2025-PCM, Art. 6(j)]</w:t>
+        <w:t>Sesgo algorítmico:</w:t>
+      </w:r>
+      <w:r>
+        <w:rPr>
+          <w:b w:val="0"/>
+          <w:bCs w:val="0"/>
+          <w:color w:val="000000"/>
+        </w:rPr>
+        <w:t xml:space="preserve"> Error sistemático en los resultados de un SBIA que produce resultados injustos o discriminatorios hacia determinados grupos de personas. [ISO/IEC 22989:2022, sección 3.1.5; NIST SP 1270 (2022)]</w:t>
       </w:r>
     </w:p>
     <w:p>
@@ -4091,16 +4292,18 @@
       <w:r>
         <w:rPr>
           <w:color w:val="000000"/>
-        </w:rPr>
-        <w:t>Sesgo algorítmico:</w:t>
-      </w:r>
-      <w:r>
-        <w:rPr>
-          <w:b w:val="0"/>
-          <w:bCs w:val="0"/>
-          <w:color w:val="000000"/>
-        </w:rPr>
-        <w:t xml:space="preserve"> Error sistemático en los resultados de un SBIA que produce resultados injustos o discriminatorios hacia determinados grupos de personas. [ISO/IEC 22989:2022, sección 3.1.5; NIST SP 1270 (2022)]</w:t>
+          <w:highlight w:val="yellow"/>
+        </w:rPr>
+        <w:t xml:space="preserve">Sistema de Gestión de IA (SGIA): </w:t>
+      </w:r>
+      <w:r>
+        <w:rPr>
+          <w:b w:val="0"/>
+          <w:bCs w:val="0"/>
+          <w:color w:val="000000"/>
+          <w:highlight w:val="yellow"/>
+        </w:rPr>
+        <w:t>Conjunto de elementos interrelacionados o que interactúan de una organización para establecer políticas y objetivos, así como los procesos para lograrlos, aplicados a sus actividades relativas a la inteligencia artificial. [Adaptado de la NTP-ISO/IEC 42001:2025, cláusulas 3.4 y 4.4]</w:t>
       </w:r>
     </w:p>
     <w:p>
@@ -4116,38 +4319,6 @@
           <w:b w:val="0"/>
           <w:bCs w:val="0"/>
           <w:color w:val="000000"/>
-        </w:rPr>
-      </w:pPr>
-      <w:r>
-        <w:rPr>
-          <w:color w:val="000000"/>
-          <w:highlight w:val="yellow"/>
-        </w:rPr>
-        <w:t xml:space="preserve">Sistema de Gestión de IA (SGIA): </w:t>
-      </w:r>
-      <w:r>
-        <w:rPr>
-          <w:b w:val="0"/>
-          <w:bCs w:val="0"/>
-          <w:color w:val="000000"/>
-          <w:highlight w:val="yellow"/>
-        </w:rPr>
-        <w:t>Conjunto de elementos interrelacionados o que interactúan de una organización para establecer políticas y objetivos, así como los procesos para lograrlos, aplicados a sus actividades relativas a la inteligencia artificial. [Adaptado de la NTP-ISO/IEC 42001:2025, cláusulas 3.4 y 4.4]</w:t>
-      </w:r>
-    </w:p>
-    <w:p>
-      <w:pPr>
-        <w:pStyle w:val="Prrafodelista"/>
-        <w:numPr>
-          <w:ilvl w:val="1"/>
-          <w:numId w:val="8"/>
-        </w:numPr>
-        <w:spacing w:after="0" w:line="276" w:lineRule="auto"/>
-        <w:ind w:left="709" w:hanging="709"/>
-        <w:rPr>
-          <w:b w:val="0"/>
-          <w:bCs w:val="0"/>
-          <w:color w:val="000000"/>
           <w:highlight w:val="green"/>
         </w:rPr>
       </w:pPr>
@@ -4255,7 +4426,14 @@
           <w:rFonts w:ascii="Arial" w:hAnsi="Arial" w:cs="Arial"/>
           <w:highlight w:val="yellow"/>
         </w:rPr>
-        <w:t>Política de Uso Seguro, Responsable y Ético de los SBIA</w:t>
+        <w:t xml:space="preserve">Política de </w:t>
+      </w:r>
+      <w:r>
+        <w:rPr>
+          <w:rFonts w:ascii="Arial" w:hAnsi="Arial" w:cs="Arial"/>
+          <w:highlight w:val="yellow"/>
+        </w:rPr>
+        <w:t>IA</w:t>
       </w:r>
       <w:r>
         <w:rPr>
@@ -4384,16 +4562,7 @@
           <w:highlight w:val="yellow"/>
         </w:rPr>
         <w:tab/>
-        <w:t xml:space="preserve">El Gobierno de IA aplica el principio de proporcionalidad: las exigencias de evaluación, supervisión y control se gradúan según el nivel de riesgo del SBIA. </w:t>
-      </w:r>
-      <w:r>
-        <w:rPr>
-          <w:rFonts w:ascii="Arial" w:eastAsia="Arial" w:hAnsi="Arial" w:cs="Arial"/>
-          <w:color w:val="000000"/>
-          <w:highlight w:val="yellow"/>
-        </w:rPr>
-        <w:lastRenderedPageBreak/>
-        <w:t>La proporcionalidad no exime del cumplimiento de los controles y obligaciones que el Reglamento y la presente directiva establecen con carácter obligatorio para cada categoría de riesgo.</w:t>
+        <w:t>El Gobierno de IA aplica el principio de proporcionalidad: las exigencias de evaluación, supervisión y control se gradúan según el nivel de riesgo del SBIA. La proporcionalidad no exime del cumplimiento de los controles y obligaciones que el Reglamento y la presente directiva establecen con carácter obligatorio para cada categoría de riesgo.</w:t>
       </w:r>
     </w:p>
     <w:p>
@@ -4403,6 +4572,7 @@
         <w:ind w:left="851"/>
       </w:pPr>
       <w:r>
+        <w:lastRenderedPageBreak/>
         <w:t>5.2</w:t>
       </w:r>
       <w:r>
@@ -4952,7 +5122,6 @@
                 <w:b/>
                 <w:bCs/>
               </w:rPr>
-              <w:lastRenderedPageBreak/>
               <w:t>CGTD (en materia de IA)</w:t>
             </w:r>
           </w:p>
@@ -5051,6 +5220,7 @@
                 <w:bCs w:val="0"/>
                 <w:highlight w:val="green"/>
               </w:rPr>
+              <w:lastRenderedPageBreak/>
               <w:t>Aprueba la clasificación de riesgo de todos los SBIA conforme al numeral 6.2.2: de manera individual en los de riesgo alto y en los estratégicos para la entidad, y de manera agregada en los de riesgo aceptable. Aprueba los casos de uso y la estrategia de IA.</w:t>
             </w:r>
           </w:p>
@@ -5155,6 +5325,7 @@
                 <w:b/>
                 <w:bCs/>
               </w:rPr>
+              <w:lastRenderedPageBreak/>
               <w:t>Comisión de Gobierno de IA</w:t>
             </w:r>
           </w:p>
@@ -5292,7 +5463,7 @@
                 <w:bCs w:val="0"/>
                 <w:highlight w:val="green"/>
               </w:rPr>
-              <w:t xml:space="preserve">Proponer la clasificación de riesgo de cada SBIA, previo al inicio del desarrollo o adquisición, y elevar al </w:t>
+              <w:t xml:space="preserve">Proponer la clasificación de riesgo de cada SBIA, previo al inicio del desarrollo o adquisición, y elevar al CGTD la relación de las propuestas de riesgo aceptable para su </w:t>
             </w:r>
             <w:r>
               <w:rPr>
@@ -5301,7 +5472,7 @@
                 <w:highlight w:val="green"/>
               </w:rPr>
               <w:lastRenderedPageBreak/>
-              <w:t>CGTD la relación de las propuestas de riesgo aceptable para su aprobación agregada; la aprobación corresponde conforme al numeral 6.2.2.</w:t>
+              <w:t>aprobación agregada; la aprobación corresponde conforme al numeral 6.2.2.</w:t>
             </w:r>
           </w:p>
           <w:p>
@@ -5543,7 +5714,6 @@
                 <w:b/>
                 <w:bCs/>
               </w:rPr>
-              <w:lastRenderedPageBreak/>
               <w:t>Integrantes de la Comisión de Gobierno de IA</w:t>
             </w:r>
           </w:p>
@@ -5801,6 +5971,7 @@
                 <w:bCs/>
                 <w:color w:val="000000"/>
               </w:rPr>
+              <w:lastRenderedPageBreak/>
               <w:t>Oficial de</w:t>
             </w:r>
           </w:p>
@@ -6326,7 +6497,6 @@
                 <w:bCs w:val="0"/>
                 <w:highlight w:val="yellow"/>
               </w:rPr>
-              <w:lastRenderedPageBreak/>
               <w:t>Evalúa los riesgos de sesgo y discriminación en los SBIA. Administra el canal de consultas éticas en materia de IA.</w:t>
             </w:r>
           </w:p>
@@ -6787,7 +6957,6 @@
                 <w:b w:val="0"/>
                 <w:bCs w:val="0"/>
               </w:rPr>
-              <w:lastRenderedPageBreak/>
               <w:t>Revisa y aprueba el uso de nuevas tecnologías de IA, en el ámbito de su competencia.</w:t>
             </w:r>
           </w:p>
@@ -7253,17 +7422,7 @@
                 <w:bCs/>
                 <w:highlight w:val="yellow"/>
               </w:rPr>
-              <w:t xml:space="preserve">Gestión de Recursos Humanos y </w:t>
-            </w:r>
-            <w:r>
-              <w:rPr>
-                <w:rFonts w:ascii="Arial" w:eastAsia="Arial" w:hAnsi="Arial" w:cs="Arial"/>
-                <w:b/>
-                <w:bCs/>
-                <w:highlight w:val="yellow"/>
-              </w:rPr>
-              <w:lastRenderedPageBreak/>
-              <w:t>desarrollo de capacidades</w:t>
+              <w:t>Gestión de Recursos Humanos y desarrollo de capacidades</w:t>
             </w:r>
           </w:p>
         </w:tc>
@@ -7296,7 +7455,6 @@
                 <w:rFonts w:ascii="Arial" w:eastAsia="Arial" w:hAnsi="Arial" w:cs="Arial"/>
                 <w:highlight w:val="yellow"/>
               </w:rPr>
-              <w:lastRenderedPageBreak/>
               <w:t>INRH</w:t>
             </w:r>
           </w:p>
@@ -7363,7 +7521,6 @@
                 <w:bCs w:val="0"/>
                 <w:highlight w:val="yellow"/>
               </w:rPr>
-              <w:lastRenderedPageBreak/>
               <w:t>Conduce las acciones de sensibilización, concientización y capacitación en IA, diferenciadas por grupos de uso de SBIA.</w:t>
             </w:r>
           </w:p>
@@ -7388,6 +7545,7 @@
                 <w:bCs w:val="0"/>
                 <w:highlight w:val="yellow"/>
               </w:rPr>
+              <w:lastRenderedPageBreak/>
               <w:t>Lidera la gestión del cambio asociada a la adopción de la inteligencia artificial en el ámbito de las personas.</w:t>
             </w:r>
           </w:p>
@@ -8002,7 +8160,6 @@
                 <w:rFonts w:ascii="Arial" w:eastAsia="Arial" w:hAnsi="Arial" w:cs="Arial"/>
                 <w:highlight w:val="green"/>
               </w:rPr>
-              <w:lastRenderedPageBreak/>
               <w:t>componente de IA y la aprobación</w:t>
             </w:r>
             <w:r>
@@ -8427,7 +8584,7 @@
                 <w:rFonts w:ascii="Arial" w:eastAsia="Arial" w:hAnsi="Arial" w:cs="Arial"/>
                 <w:highlight w:val="green"/>
               </w:rPr>
-              <w:t xml:space="preserve">Las gerencias competentes de la INSI ejecutan el desarrollo del SBIA o gestionan su adquisición. La Oficina de Seguridad Informática evalúa y propone los requisitos de seguridad del SBIA, conforme al literal e) del artículo 106 del ROF; dichos requisitos se </w:t>
+              <w:t xml:space="preserve">Las gerencias competentes de la INSI ejecutan el desarrollo del SBIA o gestionan su adquisición. La Oficina de Seguridad Informática evalúa y propone los requisitos de seguridad del SBIA, conforme al literal e) del artículo 106 del ROF; dichos requisitos se incorporan como requisitos no funcionales y su implementación se verifica en la etapa de certificación y validación. El </w:t>
             </w:r>
             <w:r>
               <w:rPr>
@@ -8435,7 +8592,7 @@
                 <w:highlight w:val="green"/>
               </w:rPr>
               <w:lastRenderedPageBreak/>
-              <w:t>incorporan como requisitos no funcionales y su implementación se verifica en la etapa de certificación y validación. El mecanismo de supervisión humana definido en la etapa de diseño se implementa en esta etapa conforme al numeral 6.6.2, y es distinto de los requisitos de seguridad antes señalados; su definición corresponde al propietario del caso de uso</w:t>
+              <w:t>mecanismo de supervisión humana definido en la etapa de diseño se implementa en esta etapa conforme al numeral 6.6.2, y es distinto de los requisitos de seguridad antes señalados; su definición corresponde al propietario del caso de uso</w:t>
             </w:r>
             <w:r>
               <w:rPr>
@@ -8609,7 +8766,7 @@
                 <w:rFonts w:ascii="Arial" w:hAnsi="Arial" w:cs="Arial"/>
                 <w:highlight w:val="green"/>
               </w:rPr>
-              <w:t xml:space="preserve">La Gerencia de Calidad de Sistemas conduce el control y aseguramiento de la calidad y la División de Control de Calidad efectúa la verificación y validación de la calidad, conforme al numeral 6.10.3. La Oficina de Seguridad Informática efectúa el análisis de riesgo y las pruebas de vulnerabilidad sobre la arquitectura de aplicaciones, de información y de infraestructura tecnológica que soporta el SBIA, incluido el red teaming para riesgo alto, y verifica la implementación de los requisitos de seguridad propuestos en la etapa anterior. El propietario del caso de uso verifica la implementación del </w:t>
+              <w:t xml:space="preserve">La Gerencia de Calidad de Sistemas conduce el control y aseguramiento de la calidad y la División de Control de Calidad efectúa la verificación y validación de la calidad, conforme al numeral 6.10.3. La Oficina de Seguridad Informática efectúa el análisis de riesgo y las pruebas de vulnerabilidad sobre la arquitectura de aplicaciones, de información y de infraestructura tecnológica que soporta el SBIA, incluido el red teaming para riesgo alto, y verifica la implementación de los requisitos de seguridad propuestos en la etapa anterior. El propietario del caso de uso verifica la implementación del mecanismo de supervisión humana conforme al numeral 6.6.2. Con la </w:t>
             </w:r>
             <w:r>
               <w:rPr>
@@ -8617,7 +8774,7 @@
                 <w:highlight w:val="green"/>
               </w:rPr>
               <w:lastRenderedPageBreak/>
-              <w:t>mecanismo de supervisión humana conforme al numeral 6.6.2. Con la conformidad de la División de Control de Calidad, de la Oficina de Seguridad Informática y del propietario del caso de uso, la aprobación corresponde conforme al numeral 6.1.2.</w:t>
+              <w:t>conformidad de la División de Control de Calidad, de la Oficina de Seguridad Informática y del propietario del caso de uso, la aprobación corresponde conforme al numeral 6.1.2.</w:t>
             </w:r>
           </w:p>
         </w:tc>
@@ -9095,16 +9252,7 @@
           <w:color w:val="000000"/>
           <w:highlight w:val="green"/>
         </w:rPr>
-        <w:t xml:space="preserve">En los SBIA de riesgo alto, todas las etapas e hitos son obligatorios. </w:t>
-      </w:r>
-      <w:r>
-        <w:rPr>
-          <w:rFonts w:ascii="Arial" w:hAnsi="Arial" w:cs="Arial"/>
-          <w:color w:val="000000"/>
-          <w:highlight w:val="green"/>
-        </w:rPr>
-        <w:lastRenderedPageBreak/>
-        <w:t>En los SBIA de riesgo aceptable, la Comisión de Gobierno de IA puede aprobar un ciclo de vida simplificado y documentado, proporcional a la naturaleza y a la magnitud del SBIA.</w:t>
+        <w:t>En los SBIA de riesgo alto, todas las etapas e hitos son obligatorios. En los SBIA de riesgo aceptable, la Comisión de Gobierno de IA puede aprobar un ciclo de vida simplificado y documentado, proporcional a la naturaleza y a la magnitud del SBIA.</w:t>
       </w:r>
     </w:p>
     <w:p>
@@ -9123,6 +9271,7 @@
           <w:color w:val="000000"/>
           <w:highlight w:val="yellow"/>
         </w:rPr>
+        <w:lastRenderedPageBreak/>
         <w:t>6.1.3</w:t>
       </w:r>
       <w:r>
@@ -9415,16 +9564,7 @@
           <w:highlight w:val="cyan"/>
         </w:rPr>
         <w:tab/>
-        <w:t xml:space="preserve">La clasificación de riesgo determina, para cada iniciativa o SBIA de la SUNAT, la categoría de riesgo que genera su uso conforme al RLIA: uso indebido (artículo 23), riesgo alto (artículo 24) o riesgo aceptable (numeral 22.2 del artículo 22). El uso indebido deviene en prohibido; por ello, la SUNAT no desarrolla, adquiere, implementa ni opera SBIA cuyo uso sea indebido, y la clasificación los identifica y excluye en la etapa de evaluación de viabilidad, con </w:t>
-      </w:r>
-      <w:r>
-        <w:rPr>
-          <w:rFonts w:ascii="Arial" w:hAnsi="Arial" w:cs="Arial"/>
-          <w:color w:val="000000"/>
-          <w:highlight w:val="cyan"/>
-        </w:rPr>
-        <w:lastRenderedPageBreak/>
-        <w:t>anterioridad a su desarrollo o adquisición.</w:t>
+        <w:t>La clasificación de riesgo determina, para cada iniciativa o SBIA de la SUNAT, la categoría de riesgo que genera su uso conforme al RLIA: uso indebido (artículo 23), riesgo alto (artículo 24) o riesgo aceptable (numeral 22.2 del artículo 22). El uso indebido deviene en prohibido; por ello, la SUNAT no desarrolla, adquiere, implementa ni opera SBIA cuyo uso sea indebido, y la clasificación los identifica y excluye en la etapa de evaluación de viabilidad, con anterioridad a su desarrollo o adquisición.</w:t>
       </w:r>
       <w:r>
         <w:rPr>
@@ -9459,6 +9599,7 @@
           <w:color w:val="000000"/>
           <w:highlight w:val="green"/>
         </w:rPr>
+        <w:lastRenderedPageBreak/>
         <w:t>6.2.2</w:t>
       </w:r>
       <w:r>
@@ -9474,7 +9615,21 @@
           <w:rFonts w:ascii="Arial" w:eastAsia="Arial" w:hAnsi="Arial" w:cs="Arial"/>
           <w:highlight w:val="green"/>
         </w:rPr>
-        <w:t>Para la aplicación de la clasificación establecida, la Comisión de Gobierno de IA propone la clasificación de riesgo de las iniciativas que se presentan. La opinión de la OII, en materia de ética, integridad y prevención de sesgos, y la de la INALI, en materia de cumplimiento normativo, constan de manera expresa en la propuesta. La aprobación de la clasificación de riesgo corresponde al CGTD en todos los casos. En los SBIA de riesgo alto y en los estratégicos para la entidad, el CGTD aprueba la clasificación mediante pronunciamiento individual. En los SBIA de riesgo aceptable, el CGTD aprueba la clasificación de manera agregada, sobre la relación que la Comisión de Gobierno de IA eleva a cada sesión ordinaria, sin perjuicio de que cualquiera de sus miembros solicite el tratamiento individual de una iniciativa determinada. La clasificación es parte de la evaluación de viabilidad de acuerdo al ciclo de vida descrito en el 6.1.1. La clasificación aplica los criterios de la Matriz de Clasificación de Riesgos (Anexo N.° 2); el detalle de su aplicación se desarrolla en la metodología prevista en el numeral 6.1.5.</w:t>
+        <w:t>Para la aplicación de la clasificación establecida, la Comisión de Gobierno de IA propone la clasificación de riesgo de las iniciativas que se presentan. La opinión de la OII, en materia de ética, integridad y prevención de sesgos, y la de la INALI, en materia de cumplimiento normativo, constan de manera expresa en la propuesta. La aprobación de la clasificación de riesgo corresponde al CGTD en todos los casos. En los SBIA de riesgo alto y en los estratégicos para la entidad, el CGTD aprueba la clasificación mediante pronunciamiento individual. En los SBIA de riesgo aceptable, el CGTD aprueba la clasificación de manera agregada, sobre la relación que la Comisión de Gobierno de IA eleva a cada sesión ordinaria, sin perjuicio de que cualquiera de sus miembros solicite el tratamiento individual de una iniciativa determinada. La clasificación es parte de la evaluación de viabilidad de acuerdo al ciclo de vida descrito en el 6.1.1. La clasificación aplica los criterios de la Matriz de Clasificación de Riesgos</w:t>
+      </w:r>
+      <w:r>
+        <w:rPr>
+          <w:rFonts w:ascii="Arial" w:eastAsia="Arial" w:hAnsi="Arial" w:cs="Arial"/>
+          <w:highlight w:val="green"/>
+        </w:rPr>
+        <w:t xml:space="preserve"> de IA</w:t>
+      </w:r>
+      <w:r>
+        <w:rPr>
+          <w:rFonts w:ascii="Arial" w:eastAsia="Arial" w:hAnsi="Arial" w:cs="Arial"/>
+          <w:highlight w:val="green"/>
+        </w:rPr>
+        <w:t xml:space="preserve"> (Anexo N.° 2); el detalle de su aplicación se desarrolla en la metodología prevista en el numeral 6.1.5.</w:t>
       </w:r>
     </w:p>
     <w:p>
@@ -9755,7 +9910,6 @@
           <w:rFonts w:ascii="Arial" w:eastAsia="Arial" w:hAnsi="Arial" w:cs="Arial"/>
           <w:color w:val="000000"/>
         </w:rPr>
-        <w:lastRenderedPageBreak/>
         <w:t>6.3.2</w:t>
       </w:r>
       <w:r>
@@ -9774,6 +9928,7 @@
         <w:ind w:left="851"/>
       </w:pPr>
       <w:r>
+        <w:lastRenderedPageBreak/>
         <w:t>6.4</w:t>
       </w:r>
       <w:r>
@@ -10073,17 +10228,25 @@
           <w:color w:val="000000"/>
           <w:highlight w:val="green"/>
         </w:rPr>
+        <w:t>6.5.3</w:t>
+      </w:r>
+      <w:r>
+        <w:rPr>
+          <w:rFonts w:ascii="Arial" w:eastAsia="Arial" w:hAnsi="Arial" w:cs="Arial"/>
+          <w:color w:val="000000"/>
+          <w:highlight w:val="green"/>
+        </w:rPr>
+        <w:tab/>
+        <w:t xml:space="preserve">El diseño de la arquitectura de los SBIA observa los Principios de Arquitectura (AAT.PRAQ.01) y los Lineamientos de Arquitectura (LAT.LIAQ.01) de la </w:t>
+      </w:r>
+      <w:r>
+        <w:rPr>
+          <w:rFonts w:ascii="Arial" w:eastAsia="Arial" w:hAnsi="Arial" w:cs="Arial"/>
+          <w:color w:val="000000"/>
+          <w:highlight w:val="green"/>
+        </w:rPr>
         <w:lastRenderedPageBreak/>
-        <w:t>6.5.3</w:t>
-      </w:r>
-      <w:r>
-        <w:rPr>
-          <w:rFonts w:ascii="Arial" w:eastAsia="Arial" w:hAnsi="Arial" w:cs="Arial"/>
-          <w:color w:val="000000"/>
-          <w:highlight w:val="green"/>
-        </w:rPr>
-        <w:tab/>
-        <w:t xml:space="preserve">El diseño de la arquitectura de los SBIA observa los Principios de Arquitectura (AAT.PRAQ.01) y los Lineamientos de Arquitectura (LAT.LIAQ.01) de la SUNAT, en sus versiones vigentes, en lo que corresponda a su naturaleza. La GA adecua dichos instrumentos y emite los estándares, modelos de referencia, patrones y demás documentos técnicos de arquitectura necesarios para incorporar los requisitos propios de los SBIA (modelos, conjuntos de datos, componentes generativos y </w:t>
+        <w:t xml:space="preserve">SUNAT, en sus versiones vigentes, en lo que corresponda a su naturaleza. La GA adecua dichos instrumentos y emite los estándares, modelos de referencia, patrones y demás documentos técnicos de arquitectura necesarios para incorporar los requisitos propios de los SBIA (modelos, conjuntos de datos, componentes generativos y </w:t>
       </w:r>
       <w:r>
         <w:rPr>
@@ -10266,7 +10429,7 @@
           <w:color w:val="000000"/>
           <w:highlight w:val="lightGray"/>
         </w:rPr>
-        <w:t xml:space="preserve">6.5.7   La publicación del código fuente de los SBIA financiados con fondos públicos, con licencia libre o abierta en la Plataforma Nacional de Software Público Peruano (PNSSP), se sujeta a la determinación previa de su publicabilidad. Dicha determinación verifica que el código no revele información sujeta a reserva tributaria conforme al artículo 85 del TUO del Código Tributario, ni </w:t>
+        <w:t xml:space="preserve">6.5.7   La publicación del código fuente de los SBIA financiados con fondos públicos, con licencia libre o abierta en la Plataforma Nacional de Software Público Peruano (PNSSP), se sujeta a la determinación previa de su publicabilidad. Dicha determinación verifica que el código no revele información sujeta a reserva tributaria conforme al artículo 85 del TUO del Código Tributario, ni reglas de detección de riesgo cuya divulgación comprometa la función de control. La GA, con opinión de la INALI y de la Oficina de Seguridad Informática, </w:t>
       </w:r>
       <w:r>
         <w:rPr>
@@ -10275,7 +10438,7 @@
           <w:highlight w:val="lightGray"/>
         </w:rPr>
         <w:lastRenderedPageBreak/>
-        <w:t xml:space="preserve">reglas de detección de riesgo cuya divulgación comprometa la función de control. La GA, con opinión de la INALI y de la Oficina de Seguridad Informática, determina la publicabilidad antes de cada liberación mayor; la GDS ejecuta la publicación cuando corresponda. </w:t>
+        <w:t xml:space="preserve">determina la publicabilidad antes de cada liberación mayor; la GDS ejecuta la publicación cuando corresponda. </w:t>
       </w:r>
       <w:r>
         <w:rPr>
@@ -10462,7 +10625,7 @@
           <w:highlight w:val="yellow"/>
         </w:rPr>
         <w:tab/>
-        <w:t>El propietario del caso de uso, con la asistencia técnica de la Comisión de Gobierno de IA, define el mecanismo específico de supervisión humana del SBIA conforme a la clasificación de riesgo aprobada según el numeral 6.2.2. Dicha definición se documenta en la Ficha de Registro del SBIA (Anexo N.° 1) y en la EIA cuando corresponda, y requiere conformidad de la Comisión de Gobierno de IA previo al despliegue.</w:t>
+        <w:t>El propietario del caso de uso, con la asistencia técnica de la Comisión de Gobierno de IA, define el mecanismo específico de supervisión humana del SBIA conforme a la clasificación de riesgo aprobada según el numeral 6.2.2. Dicha definición se documenta en la Ficha de Registro de SBIA (Anexo N.° 1) y en la EIA cuando corresponda, y requiere conformidad de la Comisión de Gobierno de IA previo al despliegue.</w:t>
       </w:r>
     </w:p>
     <w:p>
@@ -10480,7 +10643,6 @@
           <w:rFonts w:ascii="Arial" w:eastAsia="Arial" w:hAnsi="Arial" w:cs="Arial"/>
           <w:color w:val="000000"/>
         </w:rPr>
-        <w:lastRenderedPageBreak/>
         <w:t>6.6.3</w:t>
       </w:r>
       <w:r>
@@ -10512,6 +10674,7 @@
           <w:bCs w:val="0"/>
           <w:color w:val="000000"/>
         </w:rPr>
+        <w:lastRenderedPageBreak/>
         <w:t>Cuenta con las competencias técnicas y funcionales necesarias para evaluar los resultados del SBIA en su ámbito de aplicación.</w:t>
       </w:r>
     </w:p>
@@ -10638,7 +10801,7 @@
           <w:bCs w:val="0"/>
           <w:highlight w:val="green"/>
         </w:rPr>
-        <w:t>El cumplimiento de estas condiciones es verificado por el propietario del caso de uso como condición previa al despliegue del SBIA y consta en la Ficha de Registro del SBIA (Anexo N.° 1). La capacitación específica sobre el sistema supervisado es provista por el propietario del caso de uso, sin perjuicio de las acciones formativas de alcance institucional previstas en el numeral 6.13.2.</w:t>
+        <w:t>El cumplimiento de estas condiciones es verificado por el propietario del caso de uso como condición previa al despliegue del SBIA y consta en la Ficha de Registro de SBIA (Anexo N.° 1). La capacitación específica sobre el sistema supervisado es provista por el propietario del caso de uso, sin perjuicio de las acciones formativas de alcance institucional previstas en el numeral 6.13.2.</w:t>
       </w:r>
     </w:p>
     <w:p>
@@ -10669,16 +10832,31 @@
       <w:r>
         <w:rPr>
           <w:rFonts w:ascii="Arial" w:hAnsi="Arial" w:cs="Arial"/>
-          <w:highlight w:val="yellow"/>
-        </w:rPr>
-        <w:t>Política de Uso Seguro, Responsable y Ético de los SBIA</w:t>
-      </w:r>
-      <w:r>
-        <w:rPr>
-          <w:rFonts w:ascii="Arial" w:eastAsia="Arial" w:hAnsi="Arial" w:cs="Arial"/>
-          <w:color w:val="000000"/>
-        </w:rPr>
-        <w:t xml:space="preserve">. </w:t>
+          <w:highlight w:val="green"/>
+        </w:rPr>
+        <w:t xml:space="preserve">Política </w:t>
+      </w:r>
+      <w:r>
+        <w:rPr>
+          <w:rFonts w:ascii="Arial" w:hAnsi="Arial" w:cs="Arial"/>
+          <w:highlight w:val="green"/>
+        </w:rPr>
+        <w:t>de IA</w:t>
+      </w:r>
+      <w:r>
+        <w:rPr>
+          <w:rFonts w:ascii="Arial" w:eastAsia="Arial" w:hAnsi="Arial" w:cs="Arial"/>
+          <w:color w:val="000000"/>
+          <w:highlight w:val="green"/>
+        </w:rPr>
+        <w:t>.</w:t>
+      </w:r>
+      <w:r>
+        <w:rPr>
+          <w:rFonts w:ascii="Arial" w:eastAsia="Arial" w:hAnsi="Arial" w:cs="Arial"/>
+          <w:color w:val="000000"/>
+        </w:rPr>
+        <w:t xml:space="preserve"> </w:t>
       </w:r>
       <w:r>
         <w:rPr>
@@ -10735,25 +10913,7 @@
           <w:color w:val="000000"/>
           <w:highlight w:val="green"/>
         </w:rPr>
-        <w:t xml:space="preserve">Los SBIA cumplen la Política de Seguridad de la Información (SGSI-PO-01) y el Manual de Políticas del Sistema de Gestión de Seguridad de la Información (SGSI-MA-03) de la SUNAT, en sus versiones vigentes, que </w:t>
-      </w:r>
-      <w:proofErr w:type="gramStart"/>
-      <w:r>
-        <w:rPr>
-          <w:rFonts w:ascii="Arial" w:eastAsia="Arial" w:hAnsi="Arial" w:cs="Arial"/>
-          <w:color w:val="000000"/>
-          <w:highlight w:val="green"/>
-        </w:rPr>
-        <w:t>son de aplicación</w:t>
-      </w:r>
-      <w:proofErr w:type="gramEnd"/>
-      <w:r>
-        <w:rPr>
-          <w:rFonts w:ascii="Arial" w:eastAsia="Arial" w:hAnsi="Arial" w:cs="Arial"/>
-          <w:color w:val="000000"/>
-          <w:highlight w:val="green"/>
-        </w:rPr>
-        <w:t xml:space="preserve"> a todo colaborador y tercero vinculado que gestione información de la institución. Cuando un SBIA soporte un proceso comprendido en el alcance del Sistema de Gestión de Seguridad de la Información, le son exigibles además los demás documentos normativos y lineamientos de dicho Sistema.</w:t>
+        <w:t>Los SBIA cumplen la Política de Seguridad de la Información (SGSI-PO-01) y el Manual de Políticas del Sistema de Gestión de Seguridad de la Información (SGSI-MA-03) de la SUNAT, en sus versiones vigentes, que son de aplicación a todo colaborador y tercero vinculado que gestione información de la institución. Cuando un SBIA soporte un proceso comprendido en el alcance del Sistema de Gestión de Seguridad de la Información, le son exigibles además los demás documentos normativos y lineamientos de dicho Sistema.</w:t>
       </w:r>
     </w:p>
     <w:p>
@@ -10827,7 +10987,7 @@
           <w:color w:val="000000"/>
           <w:highlight w:val="yellow"/>
         </w:rPr>
-        <w:t xml:space="preserve">; y anonimización o </w:t>
+        <w:t xml:space="preserve">; y anonimización o seudonimización de datos personales antes del procesamiento. Estos controles constituyen medidas de seguridad digital conforme al artículo 29 del RLIA y se implementan aplicando la NTP-ISO/IEC 27002 y la NTP-ISO 31000 vigentes, </w:t>
       </w:r>
       <w:r>
         <w:rPr>
@@ -10836,7 +10996,7 @@
           <w:highlight w:val="yellow"/>
         </w:rPr>
         <w:lastRenderedPageBreak/>
-        <w:t>seudonimización de datos personales antes del procesamiento. Estos controles constituyen medidas de seguridad digital conforme al artículo 29 del RLIA y se implementan aplicando la NTP-ISO/IEC 27002 y la NTP-ISO 31000 vigentes, complementadas con mejores prácticas de seguridad para IA, conforme a la Sexta Disposición Complementaria Final del RLIA.</w:t>
+        <w:t>complementadas con mejores prácticas de seguridad para IA, conforme a la Sexta Disposición Complementaria Final del RLIA.</w:t>
       </w:r>
     </w:p>
     <w:p>
@@ -11064,16 +11224,7 @@
           <w:color w:val="000000"/>
           <w:highlight w:val="green"/>
         </w:rPr>
-        <w:t xml:space="preserve">numeral 6.7.2 y la periodicidad de las pruebas de </w:t>
-      </w:r>
-      <w:r>
-        <w:rPr>
-          <w:rFonts w:ascii="Arial" w:eastAsia="Arial" w:hAnsi="Arial" w:cs="Arial"/>
-          <w:color w:val="000000"/>
-          <w:highlight w:val="green"/>
-        </w:rPr>
-        <w:lastRenderedPageBreak/>
-        <w:t>vulnerabilidad y del red teaming, conforme</w:t>
+        <w:t>numeral 6.7.2 y la periodicidad de las pruebas de vulnerabilidad y del red teaming, conforme</w:t>
       </w:r>
       <w:r>
         <w:rPr>
@@ -11134,13 +11285,13 @@
           <w:color w:val="000000"/>
         </w:rPr>
       </w:pPr>
-      <w:proofErr w:type="gramStart"/>
-      <w:r>
-        <w:rPr>
-          <w:rFonts w:ascii="Arial" w:eastAsia="Arial" w:hAnsi="Arial" w:cs="Arial"/>
-          <w:color w:val="000000"/>
-          <w:highlight w:val="green"/>
-        </w:rPr>
+      <w:r>
+        <w:rPr>
+          <w:rFonts w:ascii="Arial" w:eastAsia="Arial" w:hAnsi="Arial" w:cs="Arial"/>
+          <w:color w:val="000000"/>
+          <w:highlight w:val="green"/>
+        </w:rPr>
+        <w:lastRenderedPageBreak/>
         <w:t xml:space="preserve">6.7.8 </w:t>
       </w:r>
       <w:r>
@@ -11157,16 +11308,7 @@
           <w:color w:val="000000"/>
           <w:highlight w:val="green"/>
         </w:rPr>
-        <w:t>El</w:t>
-      </w:r>
-      <w:proofErr w:type="gramEnd"/>
-      <w:r>
-        <w:rPr>
-          <w:rFonts w:ascii="Arial" w:eastAsia="Arial" w:hAnsi="Arial" w:cs="Arial"/>
-          <w:color w:val="000000"/>
-          <w:highlight w:val="green"/>
-        </w:rPr>
-        <w:t xml:space="preserve"> propietario del caso de uso, con el custodio técnico del SBIA, define el tratamiento de</w:t>
+        <w:t>El propietario del caso de uso, con el custodio técnico del SBIA, define el tratamiento de</w:t>
       </w:r>
       <w:r>
         <w:rPr>
@@ -11619,7 +11761,39 @@
           <w:color w:val="000000"/>
           <w:highlight w:val="green"/>
         </w:rPr>
-        <w:t xml:space="preserve">28.7 del artículo 28 del Reglamento. La </w:t>
+        <w:t>28.7 del artículo 28 del Reglamento. La calificación se efectúa conforme a los lineamientos</w:t>
+      </w:r>
+      <w:r>
+        <w:rPr>
+          <w:rFonts w:ascii="Arial" w:eastAsia="Arial" w:hAnsi="Arial" w:cs="Arial"/>
+          <w:color w:val="000000"/>
+          <w:highlight w:val="green"/>
+        </w:rPr>
+        <w:t xml:space="preserve"> </w:t>
+      </w:r>
+      <w:r>
+        <w:rPr>
+          <w:rFonts w:ascii="Arial" w:eastAsia="Arial" w:hAnsi="Arial" w:cs="Arial"/>
+          <w:color w:val="000000"/>
+          <w:highlight w:val="green"/>
+        </w:rPr>
+        <w:t>nacionales para la identificación de Datos de Alto Valor que emita la SGTD en aplicación de la</w:t>
+      </w:r>
+      <w:r>
+        <w:rPr>
+          <w:rFonts w:ascii="Arial" w:eastAsia="Arial" w:hAnsi="Arial" w:cs="Arial"/>
+          <w:color w:val="000000"/>
+          <w:highlight w:val="green"/>
+        </w:rPr>
+        <w:t xml:space="preserve"> </w:t>
+      </w:r>
+      <w:r>
+        <w:rPr>
+          <w:rFonts w:ascii="Arial" w:eastAsia="Arial" w:hAnsi="Arial" w:cs="Arial"/>
+          <w:color w:val="000000"/>
+          <w:highlight w:val="green"/>
+        </w:rPr>
+        <w:t xml:space="preserve">Estrategia Nacional de Gobierno de Datos; en tanto no se emitan, el OGD </w:t>
       </w:r>
       <w:r>
         <w:rPr>
@@ -11628,39 +11802,7 @@
           <w:highlight w:val="green"/>
         </w:rPr>
         <w:lastRenderedPageBreak/>
-        <w:t>calificación se efectúa conforme a los lineamientos</w:t>
-      </w:r>
-      <w:r>
-        <w:rPr>
-          <w:rFonts w:ascii="Arial" w:eastAsia="Arial" w:hAnsi="Arial" w:cs="Arial"/>
-          <w:color w:val="000000"/>
-          <w:highlight w:val="green"/>
-        </w:rPr>
-        <w:t xml:space="preserve"> </w:t>
-      </w:r>
-      <w:r>
-        <w:rPr>
-          <w:rFonts w:ascii="Arial" w:eastAsia="Arial" w:hAnsi="Arial" w:cs="Arial"/>
-          <w:color w:val="000000"/>
-          <w:highlight w:val="green"/>
-        </w:rPr>
-        <w:t>nacionales para la identificación de Datos de Alto Valor que emita la SGTD en aplicación de la</w:t>
-      </w:r>
-      <w:r>
-        <w:rPr>
-          <w:rFonts w:ascii="Arial" w:eastAsia="Arial" w:hAnsi="Arial" w:cs="Arial"/>
-          <w:color w:val="000000"/>
-          <w:highlight w:val="green"/>
-        </w:rPr>
-        <w:t xml:space="preserve"> </w:t>
-      </w:r>
-      <w:r>
-        <w:rPr>
-          <w:rFonts w:ascii="Arial" w:eastAsia="Arial" w:hAnsi="Arial" w:cs="Arial"/>
-          <w:color w:val="000000"/>
-          <w:highlight w:val="green"/>
-        </w:rPr>
-        <w:t>Estrategia Nacional de Gobierno de Datos; en tanto no se emitan, el OGD aplica los criterios</w:t>
+        <w:t>aplica los criterios</w:t>
       </w:r>
       <w:r>
         <w:rPr>
@@ -11882,48 +12024,24 @@
         <w:rPr>
           <w:rFonts w:ascii="Arial" w:eastAsia="Arial" w:hAnsi="Arial" w:cs="Arial"/>
           <w:color w:val="000000"/>
-          <w:highlight w:val="lightGray"/>
-        </w:rPr>
-      </w:pPr>
-      <w:r>
-        <w:rPr>
-          <w:rFonts w:ascii="Arial" w:eastAsia="Arial" w:hAnsi="Arial" w:cs="Arial"/>
-          <w:color w:val="000000"/>
-          <w:highlight w:val="lightGray"/>
-        </w:rPr>
-        <w:t>6.8.6   Los SBIA se construyen sobre conjuntos de datos certificados conforme a la normativa institucional de gobernanza de datos y analítica, cuando estos existan para la materia. El uso de fuentes no certificadas se justifica en la Ficha de Evaluación de Caso de Uso (Anexo N</w:t>
-      </w:r>
-      <w:r>
-        <w:rPr>
-          <w:rFonts w:ascii="Arial" w:eastAsia="Arial" w:hAnsi="Arial" w:cs="Arial"/>
-          <w:color w:val="000000"/>
-          <w:highlight w:val="lightGray"/>
-        </w:rPr>
-        <w:t>°</w:t>
-      </w:r>
-      <w:r>
-        <w:rPr>
-          <w:rFonts w:ascii="Arial" w:eastAsia="Arial" w:hAnsi="Arial" w:cs="Arial"/>
-          <w:color w:val="000000"/>
-          <w:highlight w:val="lightGray"/>
-        </w:rPr>
-        <w:t xml:space="preserve"> 4) y consta en la Ficha de Registro de SBIA (Anexo N</w:t>
-      </w:r>
-      <w:r>
-        <w:rPr>
-          <w:rFonts w:ascii="Arial" w:eastAsia="Arial" w:hAnsi="Arial" w:cs="Arial"/>
-          <w:color w:val="000000"/>
-          <w:highlight w:val="lightGray"/>
-        </w:rPr>
-        <w:t>°</w:t>
-      </w:r>
-      <w:r>
-        <w:rPr>
-          <w:rFonts w:ascii="Arial" w:eastAsia="Arial" w:hAnsi="Arial" w:cs="Arial"/>
-          <w:color w:val="000000"/>
-          <w:highlight w:val="lightGray"/>
-        </w:rPr>
-        <w:t xml:space="preserve"> 1).</w:t>
+          <w:highlight w:val="green"/>
+        </w:rPr>
+      </w:pPr>
+      <w:r>
+        <w:rPr>
+          <w:rFonts w:ascii="Arial" w:eastAsia="Arial" w:hAnsi="Arial" w:cs="Arial"/>
+          <w:color w:val="000000"/>
+          <w:highlight w:val="green"/>
+        </w:rPr>
+        <w:t xml:space="preserve">6.8.6   </w:t>
+      </w:r>
+      <w:r>
+        <w:rPr>
+          <w:rFonts w:ascii="Arial" w:eastAsia="Arial" w:hAnsi="Arial" w:cs="Arial"/>
+          <w:color w:val="000000"/>
+          <w:highlight w:val="green"/>
+        </w:rPr>
+        <w:t>Los SBIA se construyen sobre conjuntos de datos certificados conforme a la normativa institucional de gobernanza de datos y analítica, cuando estos existan para la materia. El uso de fuentes no certificadas se justifica en la Ficha de Evaluación de Caso de Uso (Anexo N.° 4) y consta en la Ficha de Registro de SBIA (Anexo N.° 1)</w:t>
       </w:r>
     </w:p>
     <w:p>
@@ -12056,7 +12174,7 @@
     <w:p>
       <w:pPr>
         <w:spacing w:after="60" w:line="276" w:lineRule="auto"/>
-        <w:ind w:left="1276"/>
+        <w:ind w:left="1276" w:hanging="709"/>
         <w:jc w:val="both"/>
       </w:pPr>
       <w:r>
@@ -12065,17 +12183,25 @@
           <w:color w:val="000000"/>
           <w:highlight w:val="cyan"/>
         </w:rPr>
+        <w:t>6.9.3</w:t>
+      </w:r>
+      <w:r>
+        <w:rPr>
+          <w:rFonts w:ascii="Arial" w:hAnsi="Arial" w:cs="Arial"/>
+          <w:color w:val="000000"/>
+          <w:highlight w:val="cyan"/>
+        </w:rPr>
+        <w:tab/>
+        <w:t xml:space="preserve">Los SBIA de riesgo alto cuentan con mecanismos de explicabilidad que permitan comprender los factores que influyeron en un resultado. Cuando un SBIA intervenga en decisiones que impacten en los derechos de los </w:t>
+      </w:r>
+      <w:r>
+        <w:rPr>
+          <w:rFonts w:ascii="Arial" w:hAnsi="Arial" w:cs="Arial"/>
+          <w:color w:val="000000"/>
+          <w:highlight w:val="cyan"/>
+        </w:rPr>
         <w:lastRenderedPageBreak/>
-        <w:t>6.9.3</w:t>
-      </w:r>
-      <w:r>
-        <w:rPr>
-          <w:rFonts w:ascii="Arial" w:hAnsi="Arial" w:cs="Arial"/>
-          <w:color w:val="000000"/>
-          <w:highlight w:val="cyan"/>
-        </w:rPr>
-        <w:tab/>
-        <w:t>Los SBIA de riesgo alto cuentan con mecanismos de explicabilidad que permitan comprender los factores que influyeron en un resultado. Cuando un SBIA intervenga en decisiones que impacten en los derechos de los administrados, estos tienen derecho a recibir la explicación de los resultados, mediante mecanismos que permitan comprender los criterios y factores clave utilizados, en un lenguaje accesible.</w:t>
+        <w:t>administrados, estos tienen derecho a recibir la explicación de los resultados, mediante mecanismos que permitan comprender los criterios y factores clave utilizados, en un lenguaje accesible.</w:t>
       </w:r>
       <w:r>
         <w:t xml:space="preserve"> </w:t>
@@ -12292,7 +12418,7 @@
           <w:color w:val="000000"/>
           <w:highlight w:val="green"/>
         </w:rPr>
-        <w:t xml:space="preserve">Todo SBIA en operación es objeto de monitoreo. La Comisión de Gobierno de IA determina la frecuencia y la profundidad del monitoreo de cada SBIA en </w:t>
+        <w:t xml:space="preserve">Todo SBIA en operación es objeto de monitoreo. La Comisión de Gobierno de IA determina la frecuencia y la profundidad del monitoreo de cada SBIA en función de su nivel de riesgo, del impacto que un resultado erróneo produciría en el administrado o en la institución, del volumen de operaciones que procesa y del grado de autonomía con que opera. La frecuencia determinada, los </w:t>
       </w:r>
       <w:r>
         <w:rPr>
@@ -12301,7 +12427,7 @@
           <w:highlight w:val="green"/>
         </w:rPr>
         <w:lastRenderedPageBreak/>
-        <w:t>función de su nivel de riesgo, del impacto que un resultado erróneo produciría en el administrado o en la institución, del volumen de operaciones que procesa y del grado de autonomía con que opera. La frecuencia determinada, los indicadores aplicables, sus umbrales y los responsables de la medición constan en el plan de monitoreo del SBIA, que se aprueba con anterioridad a su puesta en producción conforme al numeral 6.10.2.</w:t>
+        <w:t>indicadores aplicables, sus umbrales y los responsables de la medición constan en el plan de monitoreo del SBIA, que se aprueba con anterioridad a su puesta en producción conforme al numeral 6.10.2.</w:t>
       </w:r>
     </w:p>
     <w:p>
@@ -12498,16 +12624,7 @@
           <w:color w:val="000000"/>
           <w:highlight w:val="green"/>
         </w:rPr>
-        <w:t xml:space="preserve">, que comprende los indicadores de sesgo del </w:t>
-      </w:r>
-      <w:r>
-        <w:rPr>
-          <w:rFonts w:ascii="Arial" w:eastAsia="Arial" w:hAnsi="Arial" w:cs="Arial"/>
-          <w:color w:val="000000"/>
-          <w:highlight w:val="green"/>
-        </w:rPr>
-        <w:lastRenderedPageBreak/>
-        <w:t>numeral 6.10.2 y las medidas del numeral 6.6.4, durante toda su operación. Los resultados de estas actividades alimentan el informe trimestral de la Comisión de Gobierno de IA al CGTD.</w:t>
+        <w:t>, que comprende los indicadores de sesgo del numeral 6.10.2 y las medidas del numeral 6.6.4, durante toda su operación. Los resultados de estas actividades alimentan el informe trimestral de la Comisión de Gobierno de IA al CGTD.</w:t>
       </w:r>
     </w:p>
     <w:p>
@@ -12525,6 +12642,7 @@
           <w:rFonts w:ascii="Arial" w:hAnsi="Arial" w:cs="Arial"/>
           <w:highlight w:val="lightGray"/>
         </w:rPr>
+        <w:lastRenderedPageBreak/>
         <w:t>6.10.4 Todo cambio sobre un SBIA en operación se gestiona de manera controlada y proporcional a su nivel de riesgo. Constituyen cambio, entre otros, el reentrenamiento o la recalibración del modelo, su sustitución o el cambio de versión del modelo base, la modificación de las fuentes o de la estructura de los datos de entrada, la ampliación de la finalidad o de la población objetivo del SBIA, y el cambio de proveedor. El propietario del caso de uso registra todo cambio en el Inventario Institucional de SBIA y lo comunica a la Comisión de Gobierno de IA.</w:t>
       </w:r>
     </w:p>
@@ -12768,7 +12886,6 @@
           <w:bCs w:val="0"/>
           <w:color w:val="000000"/>
         </w:rPr>
-        <w:lastRenderedPageBreak/>
         <w:t>No utilizar resultados de IA como producto final sin revisión humana.</w:t>
       </w:r>
     </w:p>
@@ -12815,6 +12932,7 @@
           <w:bCs w:val="0"/>
           <w:color w:val="000000"/>
         </w:rPr>
+        <w:lastRenderedPageBreak/>
         <w:t>No utilizar herramientas de IA para eludir controles internos o procedimientos establecidos.</w:t>
       </w:r>
     </w:p>
@@ -13180,40 +13298,48 @@
           <w:color w:val="000000"/>
           <w:highlight w:val="green"/>
         </w:rPr>
+        <w:t>equipos informáticos tengan instalado únicamente software autorizado, conforme al literal b)</w:t>
+      </w:r>
+      <w:r>
+        <w:rPr>
+          <w:rFonts w:ascii="Arial" w:hAnsi="Arial" w:cs="Arial"/>
+          <w:color w:val="000000"/>
+          <w:highlight w:val="green"/>
+        </w:rPr>
+        <w:t xml:space="preserve"> </w:t>
+      </w:r>
+      <w:r>
+        <w:rPr>
+          <w:rFonts w:ascii="Arial" w:hAnsi="Arial" w:cs="Arial"/>
+          <w:color w:val="000000"/>
+          <w:highlight w:val="green"/>
+        </w:rPr>
+        <w:t>del artículo 140 y al literal e) del artículo 142 del ROF</w:t>
+      </w:r>
+      <w:r>
+        <w:rPr>
+          <w:rFonts w:ascii="Arial" w:hAnsi="Arial" w:cs="Arial"/>
+          <w:color w:val="000000"/>
+          <w:highlight w:val="green"/>
+        </w:rPr>
+        <w:t xml:space="preserve">. </w:t>
+      </w:r>
+      <w:r>
+        <w:rPr>
+          <w:rFonts w:ascii="Arial" w:hAnsi="Arial" w:cs="Arial"/>
+          <w:color w:val="000000"/>
+          <w:highlight w:val="cyan"/>
+        </w:rPr>
+        <w:t xml:space="preserve">El catálogo institucional de herramientas de IA constituye el subconjunto de </w:t>
+      </w:r>
+      <w:r>
+        <w:rPr>
+          <w:rFonts w:ascii="Arial" w:hAnsi="Arial" w:cs="Arial"/>
+          <w:color w:val="000000"/>
+          <w:highlight w:val="cyan"/>
+        </w:rPr>
         <w:lastRenderedPageBreak/>
-        <w:t>equipos informáticos tengan instalado únicamente software autorizado, conforme al literal b)</w:t>
-      </w:r>
-      <w:r>
-        <w:rPr>
-          <w:rFonts w:ascii="Arial" w:hAnsi="Arial" w:cs="Arial"/>
-          <w:color w:val="000000"/>
-          <w:highlight w:val="green"/>
-        </w:rPr>
-        <w:t xml:space="preserve"> </w:t>
-      </w:r>
-      <w:r>
-        <w:rPr>
-          <w:rFonts w:ascii="Arial" w:hAnsi="Arial" w:cs="Arial"/>
-          <w:color w:val="000000"/>
-          <w:highlight w:val="green"/>
-        </w:rPr>
-        <w:t>del artículo 140 y al literal e) del artículo 142 del ROF</w:t>
-      </w:r>
-      <w:r>
-        <w:rPr>
-          <w:rFonts w:ascii="Arial" w:hAnsi="Arial" w:cs="Arial"/>
-          <w:color w:val="000000"/>
-          <w:highlight w:val="green"/>
-        </w:rPr>
-        <w:t xml:space="preserve">. </w:t>
-      </w:r>
-      <w:r>
-        <w:rPr>
-          <w:rFonts w:ascii="Arial" w:hAnsi="Arial" w:cs="Arial"/>
-          <w:color w:val="000000"/>
-          <w:highlight w:val="cyan"/>
-        </w:rPr>
-        <w:t>El catálogo institucional de herramientas de IA constituye el subconjunto de inteligencia artificial del inventario de software autorizado; ambos se distinguen del Inventario de SBIA (Anexo N.° 1), que registra los sistemas basados en IA y no las herramientas.</w:t>
+        <w:t>inteligencia artificial del inventario de software autorizado; ambos se distinguen del Inventario de SBIA (Anexo N.° 1), que registra los sistemas basados en IA y no las herramientas.</w:t>
       </w:r>
       <w:r>
         <w:rPr>
@@ -13450,22 +13576,26 @@
         <w:spacing w:line="276" w:lineRule="auto"/>
         <w:ind w:left="851"/>
         <w:rPr>
-          <w:highlight w:val="lightGray"/>
-        </w:rPr>
-      </w:pPr>
-      <w:r>
-        <w:rPr>
-          <w:highlight w:val="lightGray"/>
-        </w:rPr>
-        <w:lastRenderedPageBreak/>
+          <w:highlight w:val="green"/>
+        </w:rPr>
+      </w:pPr>
+      <w:r>
+        <w:rPr>
+          <w:highlight w:val="green"/>
+        </w:rPr>
         <w:t>6.13</w:t>
       </w:r>
       <w:r>
         <w:rPr>
-          <w:highlight w:val="lightGray"/>
+          <w:highlight w:val="green"/>
         </w:rPr>
         <w:tab/>
-        <w:t>De la sensibilización, educación y capacitación</w:t>
+      </w:r>
+      <w:r>
+        <w:rPr>
+          <w:highlight w:val="green"/>
+        </w:rPr>
+        <w:t>De la sensibilización, la capacitación y la gestión del cambio</w:t>
       </w:r>
     </w:p>
     <w:p>
@@ -13489,6 +13619,7 @@
           <w:color w:val="000000"/>
           <w:highlight w:val="lightGray"/>
         </w:rPr>
+        <w:lastRenderedPageBreak/>
         <w:t>La Intendencia Nacional de Recursos Humanos conduce las acciones de sensibilización, capacitación y gestión del cambio vinculadas al uso de sistemas basados en inteligencia artificial, de conformidad con las funciones establecidas en el Reglamento de Organización y Funciones de la SUNAT y con el apoyo técnico de la Comisión de Gobierno de IA.</w:t>
       </w:r>
     </w:p>
@@ -13529,7 +13660,23 @@
           <w:color w:val="000000"/>
           <w:highlight w:val="lightGray"/>
         </w:rPr>
-        <w:t>Todo el personal de la SUNAT vinculado al diseño, desarrollo, implementación, evaluación o uso de sistemas basados en IA es sensibilizado respecto del uso seguro, responsable y ético de dichos sistemas, así como de los riesgos asociados y de las disposiciones establecidas en la Política de uso seguro, responsable y ético de los sistemas basados en IA de la SUNAT.</w:t>
+        <w:t xml:space="preserve">Todo el personal de la SUNAT vinculado al diseño, desarrollo, implementación, evaluación o uso de sistemas basados en IA es sensibilizado respecto del uso seguro, responsable y ético de dichos sistemas, así como de los riesgos asociados y de las disposiciones establecidas en la </w:t>
+      </w:r>
+      <w:r>
+        <w:rPr>
+          <w:rFonts w:ascii="Arial" w:eastAsia="Arial" w:hAnsi="Arial" w:cs="Arial"/>
+          <w:color w:val="000000"/>
+          <w:highlight w:val="lightGray"/>
+        </w:rPr>
+        <w:t>Política de IA</w:t>
+      </w:r>
+      <w:r>
+        <w:rPr>
+          <w:rFonts w:ascii="Arial" w:eastAsia="Arial" w:hAnsi="Arial" w:cs="Arial"/>
+          <w:color w:val="000000"/>
+          <w:highlight w:val="lightGray"/>
+        </w:rPr>
+        <w:t>.</w:t>
       </w:r>
     </w:p>
     <w:p>
@@ -13964,7 +14111,6 @@
           <w:color w:val="000000"/>
           <w:highlight w:val="lightGray"/>
         </w:rPr>
-        <w:lastRenderedPageBreak/>
         <w:t>Esta disposición se implementa conforme al numeral 28.5 del artículo 28 del Reglamento y en concordancia con el numeral 7.2 y el Anexo A.4 de la NTP</w:t>
       </w:r>
       <w:r>
@@ -13994,6 +14140,7 @@
           <w:color w:val="000000"/>
           <w:highlight w:val="lightGray"/>
         </w:rPr>
+        <w:lastRenderedPageBreak/>
         <w:t>6.13.3 Gestión del cambio</w:t>
       </w:r>
     </w:p>
@@ -14041,7 +14188,31 @@
           <w:color w:val="000000"/>
           <w:highlight w:val="lightGray"/>
         </w:rPr>
-        <w:t>Las acciones de gestión del cambio facilitan la consolidación de la Política institucional de uso seguro, responsable y ético de los sistemas basados en IA y del sistema de gestión de IA, promoviendo su integración en la gestión institucional y favoreciendo las condiciones organizacionales necesarias para su sostenibilidad y mejora continua, en concordancia con los numerales 28.1 y 28.2 del artículo 28 del Reglamento.</w:t>
+        <w:t xml:space="preserve">Las acciones de gestión del cambio facilitan la consolidación </w:t>
+      </w:r>
+      <w:r>
+        <w:rPr>
+          <w:rFonts w:ascii="Arial" w:eastAsia="Arial" w:hAnsi="Arial" w:cs="Arial"/>
+          <w:color w:val="000000"/>
+          <w:highlight w:val="lightGray"/>
+        </w:rPr>
+        <w:t xml:space="preserve">de </w:t>
+      </w:r>
+      <w:r>
+        <w:rPr>
+          <w:rFonts w:ascii="Arial" w:eastAsia="Arial" w:hAnsi="Arial" w:cs="Arial"/>
+          <w:color w:val="000000"/>
+          <w:highlight w:val="lightGray"/>
+        </w:rPr>
+        <w:t>la Política de IA y del sistema de gestión de IA</w:t>
+      </w:r>
+      <w:r>
+        <w:rPr>
+          <w:rFonts w:ascii="Arial" w:eastAsia="Arial" w:hAnsi="Arial" w:cs="Arial"/>
+          <w:color w:val="000000"/>
+          <w:highlight w:val="lightGray"/>
+        </w:rPr>
+        <w:t>, promoviendo su integración en la gestión institucional y favoreciendo las condiciones organizacionales necesarias para su sostenibilidad y mejora continua, en concordancia con los numerales 28.1 y 28.2 del artículo 28 del Reglamento.</w:t>
       </w:r>
     </w:p>
     <w:p>
@@ -14177,7 +14348,23 @@
           <w:color w:val="000000"/>
           <w:highlight w:val="green"/>
         </w:rPr>
-        <w:t>La OII supervisa en los SBIA el cumplimiento de los principios rectores establecidos en el artículo 7 del Reglamento y de los compromisos de la Política de uso seguro, responsable y ético de los sistemas basados en inteligencia artificial en la SUNAT; evalúa los riesgos de sesgo y discriminación y administra el canal de consultas éticas en materia de IA</w:t>
+        <w:t xml:space="preserve">La OII supervisa en los SBIA el cumplimiento de los principios rectores establecidos en el artículo 7 del Reglamento y de los compromisos de la Política de </w:t>
+      </w:r>
+      <w:r>
+        <w:rPr>
+          <w:rFonts w:ascii="Arial" w:eastAsia="Arial" w:hAnsi="Arial" w:cs="Arial"/>
+          <w:color w:val="000000"/>
+          <w:highlight w:val="green"/>
+        </w:rPr>
+        <w:t>IA</w:t>
+      </w:r>
+      <w:r>
+        <w:rPr>
+          <w:rFonts w:ascii="Arial" w:eastAsia="Arial" w:hAnsi="Arial" w:cs="Arial"/>
+          <w:color w:val="000000"/>
+          <w:highlight w:val="green"/>
+        </w:rPr>
+        <w:t>; evalúa los riesgos de sesgo y discriminación y administra el canal de consultas éticas en materia de IA</w:t>
       </w:r>
       <w:r>
         <w:rPr>
@@ -14249,25 +14436,7 @@
           <w:color w:val="000000"/>
           <w:highlight w:val="yellow"/>
         </w:rPr>
-        <w:t xml:space="preserve"> </w:t>
-      </w:r>
-      <w:proofErr w:type="gramStart"/>
-      <w:r>
-        <w:rPr>
-          <w:rFonts w:ascii="Arial" w:eastAsia="Arial" w:hAnsi="Arial" w:cs="Arial"/>
-          <w:color w:val="000000"/>
-          <w:highlight w:val="yellow"/>
-        </w:rPr>
-        <w:t>son de aplicación</w:t>
-      </w:r>
-      <w:proofErr w:type="gramEnd"/>
-      <w:r>
-        <w:rPr>
-          <w:rFonts w:ascii="Arial" w:eastAsia="Arial" w:hAnsi="Arial" w:cs="Arial"/>
-          <w:color w:val="000000"/>
-          <w:highlight w:val="yellow"/>
-        </w:rPr>
-        <w:t xml:space="preserve"> en la SUNAT desde su entrada en vigencia. La Comisión de Gobierno de IA evalúa su impacto en la presente directiva y propone al CGTD los ajustes que correspondan.</w:t>
+        <w:t xml:space="preserve"> son de aplicación en la SUNAT desde su entrada en vigencia. La Comisión de Gobierno de IA evalúa su impacto en la presente directiva y propone al CGTD los ajustes que correspondan.</w:t>
       </w:r>
     </w:p>
     <w:p>
@@ -14283,7 +14452,6 @@
         <w:rPr>
           <w:highlight w:val="lightGray"/>
         </w:rPr>
-        <w:lastRenderedPageBreak/>
         <w:t>6.15 De la articulación con la formulación de iniciativas, proyectos e inversiones</w:t>
       </w:r>
     </w:p>
@@ -14306,7 +14474,16 @@
           <w:color w:val="000000"/>
           <w:highlight w:val="green"/>
         </w:rPr>
-        <w:t>Las disposiciones de este numeral establecen la verificación del componente de IA dentro de los instrumentos de gestión vigentes. La opinión de la Comisión de Gobierno de IA no constituye un requisito adicional ni modifica los procesos, formatos, contenidos ni instancias de aprobación de dichos instrumentos ni de los sistemas administrativos del Estado: se incorpora a ellos como control del componente de IA.</w:t>
+        <w:t xml:space="preserve">Las disposiciones de este numeral establecen la verificación del componente de IA dentro de los instrumentos de gestión vigentes. La opinión de la Comisión de Gobierno de IA no constituye un requisito adicional ni modifica los procesos, formatos, </w:t>
+      </w:r>
+      <w:r>
+        <w:rPr>
+          <w:rFonts w:ascii="Arial" w:eastAsia="Arial" w:hAnsi="Arial" w:cs="Arial"/>
+          <w:color w:val="000000"/>
+          <w:highlight w:val="green"/>
+        </w:rPr>
+        <w:lastRenderedPageBreak/>
+        <w:t>contenidos ni instancias de aprobación de dichos instrumentos ni de los sistemas administrativos del Estado: se incorpora a ellos como control del componente de IA.</w:t>
       </w:r>
     </w:p>
     <w:p>
@@ -14480,7 +14657,23 @@
           <w:bCs w:val="0"/>
           <w:highlight w:val="green"/>
         </w:rPr>
-        <w:t>No favorable, cuando el uso es indebido conforme al artículo 23 del RLIA, contraviene la Política de Uso Seguro, Responsable y Ético de los SBIA o la normativa vigente, o el resultado esperado se alcanza sin inteligencia artificial. En este último caso la iniciativa puede continuar sin el componente de IA.</w:t>
+        <w:t xml:space="preserve">No favorable, cuando el uso es indebido conforme al artículo 23 del RLIA, contraviene la Política de </w:t>
+      </w:r>
+      <w:r>
+        <w:rPr>
+          <w:b w:val="0"/>
+          <w:bCs w:val="0"/>
+          <w:highlight w:val="green"/>
+        </w:rPr>
+        <w:t>IA</w:t>
+      </w:r>
+      <w:r>
+        <w:rPr>
+          <w:b w:val="0"/>
+          <w:bCs w:val="0"/>
+          <w:highlight w:val="green"/>
+        </w:rPr>
+        <w:t xml:space="preserve"> o la normativa vigente, o el resultado esperado se alcanza sin inteligencia artificial. En este último caso la iniciativa puede continuar sin el componente de IA.</w:t>
       </w:r>
     </w:p>
     <w:p>
@@ -14563,15 +14756,22 @@
           <w:rFonts w:ascii="Arial" w:hAnsi="Arial" w:cs="Arial"/>
           <w:highlight w:val="green"/>
         </w:rPr>
+        <w:t xml:space="preserve">6.15.3 </w:t>
+      </w:r>
+      <w:r>
+        <w:rPr>
+          <w:rFonts w:ascii="Arial" w:hAnsi="Arial" w:cs="Arial"/>
+          <w:highlight w:val="green"/>
+        </w:rPr>
+        <w:t xml:space="preserve">En los programas y proyectos institucionales conforme al MGPP, la opinión de la Comisión de Gobierno de IA se recaba desde que se identifica un componente basado en IA, en cualquier fase, y antes de la decisión que autoriza avanzar a la fase siguiente. La opinión se incorpora al expediente del caso de negocio o del plan de gestión, según corresponda, junto con las </w:t>
+      </w:r>
+      <w:r>
+        <w:rPr>
+          <w:rFonts w:ascii="Arial" w:hAnsi="Arial" w:cs="Arial"/>
+          <w:highlight w:val="green"/>
+        </w:rPr>
         <w:lastRenderedPageBreak/>
-        <w:t xml:space="preserve">6.15.3 </w:t>
-      </w:r>
-      <w:r>
-        <w:rPr>
-          <w:rFonts w:ascii="Arial" w:hAnsi="Arial" w:cs="Arial"/>
-          <w:highlight w:val="green"/>
-        </w:rPr>
-        <w:t>En los programas y proyectos institucionales conforme al MGPP, la opinión de la Comisión de Gobierno de IA se recaba desde que se identifica un componente basado en IA, en cualquier fase, y antes de la decisión que autoriza avanzar a la fase siguiente. La opinión se incorpora al expediente del caso de negocio o del plan de gestión, según corresponda, junto con las validaciones y opiniones que el MGPP ya prevé, y no requiere una etapa ni una instancia adicionales. Aplica en particular:</w:t>
+        <w:t>validaciones y opiniones que el MGPP ya prevé, y no requiere una etapa ni una instancia adicionales. Aplica en particular:</w:t>
       </w:r>
     </w:p>
     <w:p>
@@ -14867,13 +15067,27 @@
           <w:rFonts w:ascii="Arial" w:hAnsi="Arial" w:cs="Arial"/>
           <w:highlight w:val="green"/>
         </w:rPr>
-        <w:t>Gobierno de IA, conforme al numeral 7.6. Esta incorporación alcanza al Modelo de Gestión de</w:t>
+        <w:t xml:space="preserve">Gobierno de IA, conforme al numeral 7.6. Esta incorporación alcanza al Modelo de </w:t>
       </w:r>
       <w:r>
         <w:rPr>
           <w:rFonts w:ascii="Arial" w:hAnsi="Arial" w:cs="Arial"/>
           <w:highlight w:val="green"/>
         </w:rPr>
+        <w:t>Gobernabilidad</w:t>
+      </w:r>
+      <w:r>
+        <w:rPr>
+          <w:rFonts w:ascii="Arial" w:hAnsi="Arial" w:cs="Arial"/>
+          <w:highlight w:val="green"/>
+        </w:rPr>
+        <w:t xml:space="preserve"> de</w:t>
+      </w:r>
+      <w:r>
+        <w:rPr>
+          <w:rFonts w:ascii="Arial" w:hAnsi="Arial" w:cs="Arial"/>
+          <w:highlight w:val="green"/>
+        </w:rPr>
         <w:t xml:space="preserve"> </w:t>
       </w:r>
       <w:r>
@@ -14881,7 +15095,28 @@
           <w:rFonts w:ascii="Arial" w:hAnsi="Arial" w:cs="Arial"/>
           <w:highlight w:val="green"/>
         </w:rPr>
-        <w:t>Proyectos y Portafolio y a la gestión de la demanda informática. La presente directiva no</w:t>
+        <w:t>Programas</w:t>
+      </w:r>
+      <w:r>
+        <w:rPr>
+          <w:rFonts w:ascii="Arial" w:hAnsi="Arial" w:cs="Arial"/>
+          <w:highlight w:val="green"/>
+        </w:rPr>
+        <w:t xml:space="preserve"> y </w:t>
+      </w:r>
+      <w:r>
+        <w:rPr>
+          <w:rFonts w:ascii="Arial" w:hAnsi="Arial" w:cs="Arial"/>
+          <w:highlight w:val="green"/>
+        </w:rPr>
+        <w:t>Proyectos</w:t>
+      </w:r>
+      <w:r>
+        <w:rPr>
+          <w:rFonts w:ascii="Arial" w:hAnsi="Arial" w:cs="Arial"/>
+          <w:highlight w:val="green"/>
+        </w:rPr>
+        <w:t xml:space="preserve"> y a la gestión de la demanda informática. La presente directiva no</w:t>
       </w:r>
       <w:r>
         <w:rPr>
@@ -14914,8 +15149,15 @@
           <w:rFonts w:ascii="Arial" w:hAnsi="Arial" w:cs="Arial"/>
           <w:highlight w:val="lightGray"/>
         </w:rPr>
+        <w:t xml:space="preserve">6.15.6 La presente directiva se articula con la normativa institucional de gobernanza de datos y analítica. Cuando un producto analítico incorpore un sistema basado en IA, este se sujeta al ciclo de vida, la clasificación de riesgo, la evaluación de impacto algorítmico, el registro en el Inventario Institucional de SBIA y las obligaciones de transparencia y supervisión humana previstas en la presente </w:t>
+      </w:r>
+      <w:r>
+        <w:rPr>
+          <w:rFonts w:ascii="Arial" w:hAnsi="Arial" w:cs="Arial"/>
+          <w:highlight w:val="lightGray"/>
+        </w:rPr>
         <w:lastRenderedPageBreak/>
-        <w:t>6.15.6 La presente directiva se articula con la normativa institucional de gobernanza de datos y analítica. Cuando un producto analítico incorpore un sistema basado en IA, este se sujeta al ciclo de vida, la clasificación de riesgo, la evaluación de impacto algorítmico, el registro en el Inventario Institucional de SBIA y las obligaciones de transparencia y supervisión humana previstas en la presente directiva. La certificación del producto analítico requiere, como insumo previo, la aprobación que corresponda conforme al numeral 6.1.2. La calidad, el linaje, los metadatos y la certificación de los datos que alimentan el sistema se rigen por la normativa de gobernanza de datos y analítica.</w:t>
+        <w:t>directiva. La certificación del producto analítico requiere, como insumo previo, la aprobación que corresponda conforme al numeral 6.1.2. La calidad, el linaje, los metadatos y la certificación de los datos que alimentan el sistema se rigen por la normativa de gobernanza de datos y analítica.</w:t>
       </w:r>
       <w:r>
         <w:rPr>
@@ -15529,7 +15771,7 @@
           <w:color w:val="000000"/>
         </w:rPr>
         <w:lastRenderedPageBreak/>
-        <w:t>Anexo N° 1: Ficha de Registro de SBIA (Campos mínimos del Inventario)</w:t>
+        <w:t>Anexo N.° 1: Ficha de Registro de SBIA (Campos mínimos del Inventario)</w:t>
       </w:r>
     </w:p>
     <w:tbl>
@@ -16561,23 +16803,7 @@
                 <w:rFonts w:ascii="Arial" w:eastAsia="Arial" w:hAnsi="Arial" w:cs="Arial"/>
                 <w:lang w:val="en-US"/>
               </w:rPr>
-              <w:t xml:space="preserve">Human-in-the-loop, on-the-loop </w:t>
-            </w:r>
-            <w:proofErr w:type="gramStart"/>
-            <w:r>
-              <w:rPr>
-                <w:rFonts w:ascii="Arial" w:eastAsia="Arial" w:hAnsi="Arial" w:cs="Arial"/>
-                <w:lang w:val="en-US"/>
-              </w:rPr>
-              <w:t>o in</w:t>
-            </w:r>
-            <w:proofErr w:type="gramEnd"/>
-            <w:r>
-              <w:rPr>
-                <w:rFonts w:ascii="Arial" w:eastAsia="Arial" w:hAnsi="Arial" w:cs="Arial"/>
-                <w:lang w:val="en-US"/>
-              </w:rPr>
-              <w:t>-command.</w:t>
+              <w:t>Human-in-the-loop, on-the-loop o in-command.</w:t>
             </w:r>
           </w:p>
         </w:tc>
@@ -18551,20 +18777,24 @@
     </w:p>
     <w:p>
       <w:pPr>
-        <w:spacing w:before="200" w:after="120" w:line="276" w:lineRule="auto"/>
-        <w:rPr>
-          <w:rFonts w:ascii="Arial" w:hAnsi="Arial" w:cs="Arial"/>
-        </w:rPr>
-      </w:pPr>
-      <w:r>
+        <w:spacing w:after="60" w:line="276" w:lineRule="auto"/>
+        <w:jc w:val="both"/>
         <w:rPr>
           <w:rFonts w:ascii="Arial" w:eastAsia="Arial" w:hAnsi="Arial" w:cs="Arial"/>
           <w:b/>
           <w:bCs/>
           <w:color w:val="000000"/>
         </w:rPr>
+      </w:pPr>
+      <w:r>
+        <w:rPr>
+          <w:rFonts w:ascii="Arial" w:eastAsia="Arial" w:hAnsi="Arial" w:cs="Arial"/>
+          <w:b/>
+          <w:bCs/>
+          <w:color w:val="000000"/>
+        </w:rPr>
         <w:lastRenderedPageBreak/>
-        <w:t>Anexo N.° 3: Estructura mínima de la EIA</w:t>
+        <w:t>Anexo N.° 3: Estructura mínima de la Evaluación de Impacto Algorítmico (EIA)</w:t>
       </w:r>
     </w:p>
     <w:p>

--- a/normativo/DIRECTIVA-GOBIERNO-IA.docx
+++ b/normativo/DIRECTIVA-GOBIERNO-IA.docx
@@ -9413,14 +9413,14 @@
         <w:ind w:left="1276" w:hanging="720"/>
         <w:jc w:val="both"/>
         <w:rPr>
-          <w:rFonts w:ascii="Arial" w:eastAsia="Arial" w:hAnsi="Arial" w:cs="Arial"/>
-          <w:color w:val="000000"/>
-        </w:rPr>
-      </w:pPr>
-      <w:r>
-        <w:rPr>
           <w:rFonts w:ascii="Arial" w:hAnsi="Arial" w:cs="Arial"/>
           <w:color w:val="000000"/>
+        </w:rPr>
+      </w:pPr>
+      <w:r>
+        <w:rPr>
+          <w:rFonts w:ascii="Arial" w:hAnsi="Arial" w:cs="Arial"/>
+          <w:color w:val="000000"/>
           <w:highlight w:val="lightGray"/>
         </w:rPr>
         <w:t>6.1.5</w:t>
@@ -9523,6 +9523,51 @@
           <w:highlight w:val="lightGray"/>
         </w:rPr>
         <w:t>y las condiciones de retiro. En tanto no se apruebe, los SBIA siguen el ciclo de vida del numeral 6.1.1 y la normativa de desarrollo de sistemas vigente en la SUNAT en lo que resulte aplicable.</w:t>
+      </w:r>
+    </w:p>
+    <w:p>
+      <w:pPr>
+        <w:spacing w:after="60" w:line="276" w:lineRule="auto"/>
+        <w:ind w:left="1276" w:hanging="720"/>
+        <w:jc w:val="both"/>
+        <w:rPr>
+          <w:rFonts w:ascii="Arial" w:eastAsia="Arial" w:hAnsi="Arial" w:cs="Arial"/>
+          <w:color w:val="000000"/>
+        </w:rPr>
+      </w:pPr>
+      <w:proofErr w:type="gramStart"/>
+      <w:r>
+        <w:rPr>
+          <w:rFonts w:ascii="Arial" w:eastAsia="Arial" w:hAnsi="Arial" w:cs="Arial"/>
+          <w:color w:val="000000"/>
+          <w:highlight w:val="green"/>
+        </w:rPr>
+        <w:t xml:space="preserve">6.1.6 </w:t>
+      </w:r>
+      <w:r>
+        <w:rPr>
+          <w:rFonts w:ascii="Arial" w:eastAsia="Arial" w:hAnsi="Arial" w:cs="Arial"/>
+          <w:color w:val="000000"/>
+          <w:highlight w:val="green"/>
+        </w:rPr>
+        <w:t xml:space="preserve"> </w:t>
+      </w:r>
+      <w:r>
+        <w:rPr>
+          <w:rFonts w:ascii="Arial" w:eastAsia="Arial" w:hAnsi="Arial" w:cs="Arial"/>
+          <w:color w:val="000000"/>
+          <w:highlight w:val="green"/>
+        </w:rPr>
+        <w:t>Todo</w:t>
+      </w:r>
+      <w:proofErr w:type="gramEnd"/>
+      <w:r>
+        <w:rPr>
+          <w:rFonts w:ascii="Arial" w:eastAsia="Arial" w:hAnsi="Arial" w:cs="Arial"/>
+          <w:color w:val="000000"/>
+          <w:highlight w:val="green"/>
+        </w:rPr>
+        <w:t xml:space="preserve"> SBIA cuenta con un equipo técnico multidisciplinario, conformado en función de la necesidad y la complejidad de la materia o del problema público que atiende, conforme al numeral 28.3 del artículo 28 del RLIA. El propietario del caso de uso y el custodio técnico lo conforman previamente al inicio del desarrollo o adquisición, y lo integran, cuando menos, con las unidades de organización cuya competencia comprenda las materias que el SBIA involucra. Su composición se registra en la Ficha de Registro de SBIA (Anexo N.° 1).</w:t>
       </w:r>
     </w:p>
     <w:p>
@@ -9564,7 +9609,16 @@
           <w:highlight w:val="cyan"/>
         </w:rPr>
         <w:tab/>
-        <w:t>La clasificación de riesgo determina, para cada iniciativa o SBIA de la SUNAT, la categoría de riesgo que genera su uso conforme al RLIA: uso indebido (artículo 23), riesgo alto (artículo 24) o riesgo aceptable (numeral 22.2 del artículo 22). El uso indebido deviene en prohibido; por ello, la SUNAT no desarrolla, adquiere, implementa ni opera SBIA cuyo uso sea indebido, y la clasificación los identifica y excluye en la etapa de evaluación de viabilidad, con anterioridad a su desarrollo o adquisición.</w:t>
+        <w:t xml:space="preserve">La clasificación de riesgo determina, para cada iniciativa o SBIA de la SUNAT, la categoría de riesgo que genera su uso conforme al RLIA: uso indebido </w:t>
+      </w:r>
+      <w:r>
+        <w:rPr>
+          <w:rFonts w:ascii="Arial" w:hAnsi="Arial" w:cs="Arial"/>
+          <w:color w:val="000000"/>
+          <w:highlight w:val="cyan"/>
+        </w:rPr>
+        <w:lastRenderedPageBreak/>
+        <w:t>(artículo 23), riesgo alto (artículo 24) o riesgo aceptable (numeral 22.2 del artículo 22). El uso indebido deviene en prohibido; por ello, la SUNAT no desarrolla, adquiere, implementa ni opera SBIA cuyo uso sea indebido, y la clasificación los identifica y excluye en la etapa de evaluación de viabilidad, con anterioridad a su desarrollo o adquisición.</w:t>
       </w:r>
       <w:r>
         <w:rPr>
@@ -9599,7 +9653,6 @@
           <w:color w:val="000000"/>
           <w:highlight w:val="green"/>
         </w:rPr>
-        <w:lastRenderedPageBreak/>
         <w:t>6.2.2</w:t>
       </w:r>
       <w:r>
@@ -9862,6 +9915,7 @@
         <w:ind w:left="851"/>
       </w:pPr>
       <w:r>
+        <w:lastRenderedPageBreak/>
         <w:t>6.3</w:t>
       </w:r>
       <w:r>
@@ -9928,7 +9982,6 @@
         <w:ind w:left="851"/>
       </w:pPr>
       <w:r>
-        <w:lastRenderedPageBreak/>
         <w:t>6.4</w:t>
       </w:r>
       <w:r>
@@ -10019,7 +10072,23 @@
           <w:color w:val="000000"/>
           <w:highlight w:val="green"/>
         </w:rPr>
-        <w:t>El propietario del caso de uso elabora la EIA con la participación del equipo técnico multidisciplinario del SBIA, que se conforma en función de la necesidad y la complejidad de la materia y comprende, cuando menos, a las gerencias de la INSI involucradas en su desarrollo o adquisición. La EIA incorpora los aspectos de negocio (en particular el impacto en el administrado) y los aspectos técnicos. La Comisión de Gobierno de IA, la OII y la INALI la revisan. Concluidas las revisiones, la Comisión de Gobierno de IA eleva la EIA al CGTD para su aprobación conforme al numeral 6.4.1.</w:t>
+        <w:t>El propietario del caso de uso elabora la EIA con la participación del equipo técnico multidisciplinario del SBIA previsto en el numeral 6.1.6.</w:t>
+      </w:r>
+      <w:r>
+        <w:rPr>
+          <w:rFonts w:ascii="Arial" w:hAnsi="Arial" w:cs="Arial"/>
+          <w:color w:val="000000"/>
+          <w:highlight w:val="green"/>
+        </w:rPr>
+        <w:t xml:space="preserve"> </w:t>
+      </w:r>
+      <w:r>
+        <w:rPr>
+          <w:rFonts w:ascii="Arial" w:hAnsi="Arial" w:cs="Arial"/>
+          <w:color w:val="000000"/>
+          <w:highlight w:val="green"/>
+        </w:rPr>
+        <w:t>La EIA incorpora los aspectos de negocio (en particular el impacto en el administrado) y los aspectos técnicos. La Comisión de Gobierno de IA, la OII y la INALI la revisan. Concluidas las revisiones, la Comisión de Gobierno de IA eleva la EIA al CGTD para su aprobación conforme al numeral 6.4.1.</w:t>
       </w:r>
     </w:p>
     <w:p>
@@ -10202,7 +10271,16 @@
           <w:color w:val="000000"/>
           <w:highlight w:val="green"/>
         </w:rPr>
-        <w:t>El desarrollo, la adquisición y la adecuación del software de los SBIA se sujetan a las disposiciones y a los estándares técnicos sobre procesos del ciclo de vida del software aplicables a las entidades de la Administración Pública, conforme a la normatividad vigente.</w:t>
+        <w:t xml:space="preserve">El desarrollo, la adquisición y la adecuación del software de los SBIA se sujetan a las disposiciones y a los estándares técnicos sobre procesos del ciclo de vida </w:t>
+      </w:r>
+      <w:r>
+        <w:rPr>
+          <w:rFonts w:ascii="Arial" w:eastAsia="Arial" w:hAnsi="Arial" w:cs="Arial"/>
+          <w:color w:val="000000"/>
+          <w:highlight w:val="green"/>
+        </w:rPr>
+        <w:lastRenderedPageBreak/>
+        <w:t>del software aplicables a las entidades de la Administración Pública, conforme a la normatividad vigente.</w:t>
       </w:r>
       <w:r>
         <w:rPr>
@@ -10237,16 +10315,7 @@
           <w:highlight w:val="green"/>
         </w:rPr>
         <w:tab/>
-        <w:t xml:space="preserve">El diseño de la arquitectura de los SBIA observa los Principios de Arquitectura (AAT.PRAQ.01) y los Lineamientos de Arquitectura (LAT.LIAQ.01) de la </w:t>
-      </w:r>
-      <w:r>
-        <w:rPr>
-          <w:rFonts w:ascii="Arial" w:eastAsia="Arial" w:hAnsi="Arial" w:cs="Arial"/>
-          <w:color w:val="000000"/>
-          <w:highlight w:val="green"/>
-        </w:rPr>
-        <w:lastRenderedPageBreak/>
-        <w:t xml:space="preserve">SUNAT, en sus versiones vigentes, en lo que corresponda a su naturaleza. La GA adecua dichos instrumentos y emite los estándares, modelos de referencia, patrones y demás documentos técnicos de arquitectura necesarios para incorporar los requisitos propios de los SBIA (modelos, conjuntos de datos, componentes generativos y </w:t>
+        <w:t xml:space="preserve">El diseño de la arquitectura de los SBIA observa los Principios de Arquitectura (AAT.PRAQ.01) y los Lineamientos de Arquitectura (LAT.LIAQ.01) de la SUNAT, en sus versiones vigentes, en lo que corresponda a su naturaleza. La GA adecua dichos instrumentos y emite los estándares, modelos de referencia, patrones y demás documentos técnicos de arquitectura necesarios para incorporar los requisitos propios de los SBIA (modelos, conjuntos de datos, componentes generativos y </w:t>
       </w:r>
       <w:r>
         <w:rPr>
@@ -10427,26 +10496,65 @@
         <w:rPr>
           <w:rFonts w:ascii="Arial" w:eastAsia="Arial" w:hAnsi="Arial" w:cs="Arial"/>
           <w:color w:val="000000"/>
+          <w:highlight w:val="green"/>
+        </w:rPr>
+        <w:lastRenderedPageBreak/>
+        <w:t xml:space="preserve">6.5.7   La publicación del código fuente de los SBIA financiados con fondos públicos, </w:t>
+      </w:r>
+      <w:r>
+        <w:rPr>
+          <w:rFonts w:ascii="Arial" w:eastAsia="Arial" w:hAnsi="Arial" w:cs="Arial"/>
+          <w:color w:val="000000"/>
+          <w:highlight w:val="green"/>
+        </w:rPr>
+        <w:t>con licencia libre o abierta en la Plataforma Nacional de Software Público Peruano (PNSSP), prevista en el numeral 28.8 del artículo 28 del RLIA, se sujeta a la determinación previa de su publicabilidad.</w:t>
+      </w:r>
+      <w:r>
+        <w:rPr>
+          <w:rFonts w:ascii="Arial" w:eastAsia="Arial" w:hAnsi="Arial" w:cs="Arial"/>
+          <w:color w:val="000000"/>
+        </w:rPr>
+        <w:t xml:space="preserve"> </w:t>
+      </w:r>
+      <w:r>
+        <w:rPr>
+          <w:rFonts w:ascii="Arial" w:eastAsia="Arial" w:hAnsi="Arial" w:cs="Arial"/>
+          <w:color w:val="000000"/>
           <w:highlight w:val="lightGray"/>
         </w:rPr>
-        <w:t xml:space="preserve">6.5.7   La publicación del código fuente de los SBIA financiados con fondos públicos, con licencia libre o abierta en la Plataforma Nacional de Software Público Peruano (PNSSP), se sujeta a la determinación previa de su publicabilidad. Dicha determinación verifica que el código no revele información sujeta a reserva tributaria conforme al artículo 85 del TUO del Código Tributario, ni reglas de detección de riesgo cuya divulgación comprometa la función de control. La GA, con opinión de la INALI y de la Oficina de Seguridad Informática, </w:t>
-      </w:r>
-      <w:r>
-        <w:rPr>
-          <w:rFonts w:ascii="Arial" w:eastAsia="Arial" w:hAnsi="Arial" w:cs="Arial"/>
-          <w:color w:val="000000"/>
-          <w:highlight w:val="lightGray"/>
-        </w:rPr>
-        <w:lastRenderedPageBreak/>
-        <w:t xml:space="preserve">determina la publicabilidad antes de cada liberación mayor; la GDS ejecuta la publicación cuando corresponda. </w:t>
-      </w:r>
-      <w:r>
-        <w:rPr>
-          <w:rFonts w:ascii="Arial" w:eastAsia="Arial" w:hAnsi="Arial" w:cs="Arial"/>
-          <w:color w:val="000000"/>
-          <w:highlight w:val="green"/>
-        </w:rPr>
-        <w:t>Cuando la determinación comprenda el sentido y el alcance de las normas tributarias o aduaneras, la INALI recaba la opinión de la Intendencia Nacional Jurídico Tributaria o de la Intendencia Nacional Jurídico Aduanera, según la materia.</w:t>
+        <w:t xml:space="preserve">Dicha determinación verifica que el código no revele información sujeta a reserva tributaria conforme al artículo 85 del TUO del Código Tributario, ni reglas de detección de riesgo cuya divulgación comprometa la función de control. </w:t>
+      </w:r>
+      <w:r>
+        <w:rPr>
+          <w:rFonts w:ascii="Arial" w:eastAsia="Arial" w:hAnsi="Arial" w:cs="Arial"/>
+          <w:color w:val="000000"/>
+          <w:highlight w:val="green"/>
+        </w:rPr>
+        <w:t>La GA, con opinión de la INALI y de la Oficina de Seguridad Informática, determina la publicabilidad antes de cada liberación mayor y, en todo caso, con ocasión de la revisión integral anual del Inventario Institucional de SBIA prevista en el numeral 6.3.2; la GDS ejecuta la publicación cuando corresponda. La determinación y su resultado constan en la Ficha de Registro de SBIA (Anexo N.° 1) y, cuando el código no resulte publicable, se consigna igualmente la justificación legal de la restricción.</w:t>
+      </w:r>
+      <w:r>
+        <w:rPr>
+          <w:rFonts w:ascii="Arial" w:eastAsia="Arial" w:hAnsi="Arial" w:cs="Arial"/>
+          <w:color w:val="000000"/>
+          <w:highlight w:val="green"/>
+        </w:rPr>
+        <w:t xml:space="preserve"> </w:t>
+      </w:r>
+      <w:r>
+        <w:rPr>
+          <w:rFonts w:ascii="Arial" w:eastAsia="Arial" w:hAnsi="Arial" w:cs="Arial"/>
+          <w:color w:val="000000"/>
+          <w:highlight w:val="green"/>
+        </w:rPr>
+        <w:t>Cu</w:t>
+      </w:r>
+      <w:r>
+        <w:rPr>
+          <w:rFonts w:ascii="Arial" w:eastAsia="Arial" w:hAnsi="Arial" w:cs="Arial"/>
+          <w:color w:val="000000"/>
+          <w:highlight w:val="green"/>
+        </w:rPr>
+        <w:t>ando la determinación comprenda el sentido y el alcance de las normas tributarias o aduaneras, la INALI recaba la opinión de la Intendencia Nacional Jurídico Tributaria o de la Intendencia Nacional Jurídico Aduanera, según la materia.</w:t>
       </w:r>
     </w:p>
     <w:p>
@@ -10597,7 +10705,17 @@
           <w:color w:val="000000"/>
           <w:highlight w:val="yellow"/>
         </w:rPr>
-        <w:t>Human-in-command (obligatorio para todos los SBIA): Un responsable designado por el propietario del caso de uso mantiene la capacidad de desactivar, suspender o modificar el comportamiento del SBIA en cualquier momento, incluida la interrupción inmediata de su operación ante la detección de un riesgo.</w:t>
+        <w:t xml:space="preserve">Human-in-command (obligatorio para todos los SBIA): Un responsable designado por el propietario del caso de uso mantiene la capacidad de </w:t>
+      </w:r>
+      <w:r>
+        <w:rPr>
+          <w:b w:val="0"/>
+          <w:bCs w:val="0"/>
+          <w:color w:val="000000"/>
+          <w:highlight w:val="yellow"/>
+        </w:rPr>
+        <w:lastRenderedPageBreak/>
+        <w:t>desactivar, suspender o modificar el comportamiento del SBIA en cualquier momento, incluida la interrupción inmediata de su operación ante la detección de un riesgo.</w:t>
       </w:r>
     </w:p>
     <w:p>
@@ -10674,7 +10792,6 @@
           <w:bCs w:val="0"/>
           <w:color w:val="000000"/>
         </w:rPr>
-        <w:lastRenderedPageBreak/>
         <w:t>Cuenta con las competencias técnicas y funcionales necesarias para evaluar los resultados del SBIA en su ámbito de aplicación.</w:t>
       </w:r>
     </w:p>
@@ -10913,7 +11030,25 @@
           <w:color w:val="000000"/>
           <w:highlight w:val="green"/>
         </w:rPr>
-        <w:t>Los SBIA cumplen la Política de Seguridad de la Información (SGSI-PO-01) y el Manual de Políticas del Sistema de Gestión de Seguridad de la Información (SGSI-MA-03) de la SUNAT, en sus versiones vigentes, que son de aplicación a todo colaborador y tercero vinculado que gestione información de la institución. Cuando un SBIA soporte un proceso comprendido en el alcance del Sistema de Gestión de Seguridad de la Información, le son exigibles además los demás documentos normativos y lineamientos de dicho Sistema.</w:t>
+        <w:t xml:space="preserve">Los SBIA cumplen la Política de Seguridad de la Información (SGSI-PO-01) y el Manual de Políticas del Sistema de Gestión de Seguridad de la Información (SGSI-MA-03) de la SUNAT, en sus versiones vigentes, que </w:t>
+      </w:r>
+      <w:proofErr w:type="gramStart"/>
+      <w:r>
+        <w:rPr>
+          <w:rFonts w:ascii="Arial" w:eastAsia="Arial" w:hAnsi="Arial" w:cs="Arial"/>
+          <w:color w:val="000000"/>
+          <w:highlight w:val="green"/>
+        </w:rPr>
+        <w:t>son de aplicación</w:t>
+      </w:r>
+      <w:proofErr w:type="gramEnd"/>
+      <w:r>
+        <w:rPr>
+          <w:rFonts w:ascii="Arial" w:eastAsia="Arial" w:hAnsi="Arial" w:cs="Arial"/>
+          <w:color w:val="000000"/>
+          <w:highlight w:val="green"/>
+        </w:rPr>
+        <w:t xml:space="preserve"> a todo colaborador y tercero vinculado que gestione información de la institución. Cuando un SBIA soporte un proceso comprendido en el alcance del Sistema de Gestión de Seguridad de la Información, le son exigibles además los demás documentos normativos y lineamientos de dicho Sistema.</w:t>
       </w:r>
     </w:p>
     <w:p>
@@ -10932,6 +11067,7 @@
           <w:color w:val="000000"/>
           <w:highlight w:val="green"/>
         </w:rPr>
+        <w:lastRenderedPageBreak/>
         <w:t>6.7.2</w:t>
       </w:r>
       <w:r>
@@ -10987,16 +11123,7 @@
           <w:color w:val="000000"/>
           <w:highlight w:val="yellow"/>
         </w:rPr>
-        <w:t xml:space="preserve">; y anonimización o seudonimización de datos personales antes del procesamiento. Estos controles constituyen medidas de seguridad digital conforme al artículo 29 del RLIA y se implementan aplicando la NTP-ISO/IEC 27002 y la NTP-ISO 31000 vigentes, </w:t>
-      </w:r>
-      <w:r>
-        <w:rPr>
-          <w:rFonts w:ascii="Arial" w:eastAsia="Arial" w:hAnsi="Arial" w:cs="Arial"/>
-          <w:color w:val="000000"/>
-          <w:highlight w:val="yellow"/>
-        </w:rPr>
-        <w:lastRenderedPageBreak/>
-        <w:t>complementadas con mejores prácticas de seguridad para IA, conforme a la Sexta Disposición Complementaria Final del RLIA.</w:t>
+        <w:t>; y anonimización o seudonimización de datos personales antes del procesamiento. Estos controles constituyen medidas de seguridad digital conforme al artículo 29 del RLIA y se implementan aplicando la NTP-ISO/IEC 27002 y la NTP-ISO 31000 vigentes, complementadas con mejores prácticas de seguridad para IA, conforme a la Sexta Disposición Complementaria Final del RLIA.</w:t>
       </w:r>
     </w:p>
     <w:p>
@@ -11134,6 +11261,7 @@
           <w:color w:val="000000"/>
           <w:highlight w:val="yellow"/>
         </w:rPr>
+        <w:lastRenderedPageBreak/>
         <w:t>6.7.6</w:t>
       </w:r>
       <w:r>
@@ -11285,13 +11413,13 @@
           <w:color w:val="000000"/>
         </w:rPr>
       </w:pPr>
-      <w:r>
-        <w:rPr>
-          <w:rFonts w:ascii="Arial" w:eastAsia="Arial" w:hAnsi="Arial" w:cs="Arial"/>
-          <w:color w:val="000000"/>
-          <w:highlight w:val="green"/>
-        </w:rPr>
-        <w:lastRenderedPageBreak/>
+      <w:proofErr w:type="gramStart"/>
+      <w:r>
+        <w:rPr>
+          <w:rFonts w:ascii="Arial" w:eastAsia="Arial" w:hAnsi="Arial" w:cs="Arial"/>
+          <w:color w:val="000000"/>
+          <w:highlight w:val="green"/>
+        </w:rPr>
         <w:t xml:space="preserve">6.7.8 </w:t>
       </w:r>
       <w:r>
@@ -11308,7 +11436,16 @@
           <w:color w:val="000000"/>
           <w:highlight w:val="green"/>
         </w:rPr>
-        <w:t>El propietario del caso de uso, con el custodio técnico del SBIA, define el tratamiento de</w:t>
+        <w:t>El</w:t>
+      </w:r>
+      <w:proofErr w:type="gramEnd"/>
+      <w:r>
+        <w:rPr>
+          <w:rFonts w:ascii="Arial" w:eastAsia="Arial" w:hAnsi="Arial" w:cs="Arial"/>
+          <w:color w:val="000000"/>
+          <w:highlight w:val="green"/>
+        </w:rPr>
+        <w:t xml:space="preserve"> propietario del caso de uso, con el custodio técnico del SBIA, define el tratamiento de</w:t>
       </w:r>
       <w:r>
         <w:rPr>
@@ -11652,7 +11789,16 @@
           <w:highlight w:val="yellow"/>
         </w:rPr>
         <w:tab/>
-        <w:t>El uso de datos protegidos por la reserva tributaria para el desarrollo, entrenamiento o validación de un SBIA requiere la determinación previa de su base legal, conforme al artículo 85 del TUO del Código Tributario. Los datos personales se tratan conforme a la Ley N.° 29733. La procedencia y la base legal de uso se documentan en la Ficha de Registro de SBIA (Anexo N.° 1).</w:t>
+        <w:t xml:space="preserve">El uso de datos protegidos por la reserva tributaria para el desarrollo, entrenamiento o validación de un SBIA requiere la determinación previa de su base legal, conforme al artículo 85 del TUO del Código Tributario. Los datos </w:t>
+      </w:r>
+      <w:r>
+        <w:rPr>
+          <w:rFonts w:ascii="Arial" w:eastAsia="Arial" w:hAnsi="Arial" w:cs="Arial"/>
+          <w:color w:val="000000"/>
+          <w:highlight w:val="yellow"/>
+        </w:rPr>
+        <w:lastRenderedPageBreak/>
+        <w:t>personales se tratan conforme a la Ley N.° 29733. La procedencia y la base legal de uso se documentan en la Ficha de Registro de SBIA (Anexo N.° 1).</w:t>
       </w:r>
     </w:p>
     <w:p>
@@ -11793,16 +11939,7 @@
           <w:color w:val="000000"/>
           <w:highlight w:val="green"/>
         </w:rPr>
-        <w:t xml:space="preserve">Estrategia Nacional de Gobierno de Datos; en tanto no se emitan, el OGD </w:t>
-      </w:r>
-      <w:r>
-        <w:rPr>
-          <w:rFonts w:ascii="Arial" w:eastAsia="Arial" w:hAnsi="Arial" w:cs="Arial"/>
-          <w:color w:val="000000"/>
-          <w:highlight w:val="green"/>
-        </w:rPr>
-        <w:lastRenderedPageBreak/>
-        <w:t>aplica los criterios</w:t>
+        <w:t>Estrategia Nacional de Gobierno de Datos; en tanto no se emitan, el OGD aplica los criterios</w:t>
       </w:r>
       <w:r>
         <w:rPr>
@@ -12159,6 +12296,7 @@
           <w:color w:val="000000"/>
           <w:highlight w:val="cyan"/>
         </w:rPr>
+        <w:lastRenderedPageBreak/>
         <w:t>6.9.2</w:t>
       </w:r>
       <w:r>
@@ -12192,16 +12330,7 @@
           <w:highlight w:val="cyan"/>
         </w:rPr>
         <w:tab/>
-        <w:t xml:space="preserve">Los SBIA de riesgo alto cuentan con mecanismos de explicabilidad que permitan comprender los factores que influyeron en un resultado. Cuando un SBIA intervenga en decisiones que impacten en los derechos de los </w:t>
-      </w:r>
-      <w:r>
-        <w:rPr>
-          <w:rFonts w:ascii="Arial" w:hAnsi="Arial" w:cs="Arial"/>
-          <w:color w:val="000000"/>
-          <w:highlight w:val="cyan"/>
-        </w:rPr>
-        <w:lastRenderedPageBreak/>
-        <w:t>administrados, estos tienen derecho a recibir la explicación de los resultados, mediante mecanismos que permitan comprender los criterios y factores clave utilizados, en un lenguaje accesible.</w:t>
+        <w:t>Los SBIA de riesgo alto cuentan con mecanismos de explicabilidad que permitan comprender los factores que influyeron en un resultado. Cuando un SBIA intervenga en decisiones que impacten en los derechos de los administrados, estos tienen derecho a recibir la explicación de los resultados, mediante mecanismos que permitan comprender los criterios y factores clave utilizados, en un lenguaje accesible.</w:t>
       </w:r>
       <w:r>
         <w:t xml:space="preserve"> </w:t>
@@ -12329,6 +12458,7 @@
           <w:color w:val="000000"/>
           <w:highlight w:val="yellow"/>
         </w:rPr>
+        <w:lastRenderedPageBreak/>
         <w:t>6.9.7</w:t>
       </w:r>
       <w:r>
@@ -12418,16 +12548,7 @@
           <w:color w:val="000000"/>
           <w:highlight w:val="green"/>
         </w:rPr>
-        <w:t xml:space="preserve">Todo SBIA en operación es objeto de monitoreo. La Comisión de Gobierno de IA determina la frecuencia y la profundidad del monitoreo de cada SBIA en función de su nivel de riesgo, del impacto que un resultado erróneo produciría en el administrado o en la institución, del volumen de operaciones que procesa y del grado de autonomía con que opera. La frecuencia determinada, los </w:t>
-      </w:r>
-      <w:r>
-        <w:rPr>
-          <w:rFonts w:ascii="Arial" w:eastAsia="Arial" w:hAnsi="Arial" w:cs="Arial"/>
-          <w:color w:val="000000"/>
-          <w:highlight w:val="green"/>
-        </w:rPr>
-        <w:lastRenderedPageBreak/>
-        <w:t>indicadores aplicables, sus umbrales y los responsables de la medición constan en el plan de monitoreo del SBIA, que se aprueba con anterioridad a su puesta en producción conforme al numeral 6.10.2.</w:t>
+        <w:t>Todo SBIA en operación es objeto de monitoreo. La Comisión de Gobierno de IA determina la frecuencia y la profundidad del monitoreo de cada SBIA en función de su nivel de riesgo, del impacto que un resultado erróneo produciría en el administrado o en la institución, del volumen de operaciones que procesa y del grado de autonomía con que opera. La frecuencia determinada, los indicadores aplicables, sus umbrales y los responsables de la medición constan en el plan de monitoreo del SBIA, que se aprueba con anterioridad a su puesta en producción conforme al numeral 6.10.2.</w:t>
       </w:r>
     </w:p>
     <w:p>
@@ -12573,7 +12694,16 @@
           <w:highlight w:val="yellow"/>
         </w:rPr>
         <w:tab/>
-        <w:t>La Gerencia de Calidad de Sistemas conduce el control y aseguramiento de la calidad de los SBIA, conforme a sus funciones (artículos 123 y 124, literal a, del ROF). La verificación y validación de la calidad, incluida la ejecución de las pruebas funcionales y no funcionales, corresponde a la División de Control de Calidad, conforme a sus funciones (artículos 125 y 126, literal a, del ROF), y comprende además las pruebas de rendimiento y de regresión que correspondan al tipo de SBIA.</w:t>
+        <w:t xml:space="preserve">La Gerencia de Calidad de Sistemas conduce el control y aseguramiento de la calidad de los SBIA, conforme a sus funciones (artículos 123 y 124, literal a, del ROF). La verificación y validación de la calidad, incluida la ejecución de las pruebas funcionales y no funcionales, corresponde a la División de Control de Calidad, conforme a sus funciones (artículos 125 y 126, literal a, del ROF), y </w:t>
+      </w:r>
+      <w:r>
+        <w:rPr>
+          <w:rFonts w:ascii="Arial" w:eastAsia="Arial" w:hAnsi="Arial" w:cs="Arial"/>
+          <w:color w:val="000000"/>
+          <w:highlight w:val="yellow"/>
+        </w:rPr>
+        <w:lastRenderedPageBreak/>
+        <w:t>comprende además las pruebas de rendimiento y de regresión que correspondan al tipo de SBIA.</w:t>
       </w:r>
     </w:p>
     <w:p>
@@ -12642,7 +12772,6 @@
           <w:rFonts w:ascii="Arial" w:hAnsi="Arial" w:cs="Arial"/>
           <w:highlight w:val="lightGray"/>
         </w:rPr>
-        <w:lastRenderedPageBreak/>
         <w:t>6.10.4 Todo cambio sobre un SBIA en operación se gestiona de manera controlada y proporcional a su nivel de riesgo. Constituyen cambio, entre otros, el reentrenamiento o la recalibración del modelo, su sustitución o el cambio de versión del modelo base, la modificación de las fuentes o de la estructura de los datos de entrada, la ampliación de la finalidad o de la población objetivo del SBIA, y el cambio de proveedor. El propietario del caso de uso registra todo cambio en el Inventario Institucional de SBIA y lo comunica a la Comisión de Gobierno de IA.</w:t>
       </w:r>
     </w:p>
@@ -12770,6 +12899,7 @@
         <w:ind w:left="851"/>
       </w:pPr>
       <w:r>
+        <w:lastRenderedPageBreak/>
         <w:t>6.11</w:t>
       </w:r>
       <w:r>
@@ -12932,7 +13062,6 @@
           <w:bCs w:val="0"/>
           <w:color w:val="000000"/>
         </w:rPr>
-        <w:lastRenderedPageBreak/>
         <w:t>No utilizar herramientas de IA para eludir controles internos o procedimientos establecidos.</w:t>
       </w:r>
     </w:p>
@@ -13150,7 +13279,16 @@
           <w:color w:val="000000"/>
           <w:highlight w:val="green"/>
         </w:rPr>
-        <w:t>numeral 6.11.5 y con su inclusión en el catálogo institucional (numeral 6.11.2), sin perjuicio</w:t>
+        <w:t xml:space="preserve">numeral 6.11.5 y con su inclusión en el catálogo institucional (numeral 6.11.2), </w:t>
+      </w:r>
+      <w:r>
+        <w:rPr>
+          <w:rFonts w:ascii="Arial" w:eastAsia="Arial" w:hAnsi="Arial" w:cs="Arial"/>
+          <w:color w:val="000000"/>
+          <w:highlight w:val="green"/>
+        </w:rPr>
+        <w:lastRenderedPageBreak/>
+        <w:t>sin perjuicio</w:t>
       </w:r>
       <w:r>
         <w:rPr>
@@ -13330,16 +13468,7 @@
           <w:color w:val="000000"/>
           <w:highlight w:val="cyan"/>
         </w:rPr>
-        <w:t xml:space="preserve">El catálogo institucional de herramientas de IA constituye el subconjunto de </w:t>
-      </w:r>
-      <w:r>
-        <w:rPr>
-          <w:rFonts w:ascii="Arial" w:hAnsi="Arial" w:cs="Arial"/>
-          <w:color w:val="000000"/>
-          <w:highlight w:val="cyan"/>
-        </w:rPr>
-        <w:lastRenderedPageBreak/>
-        <w:t>inteligencia artificial del inventario de software autorizado; ambos se distinguen del Inventario de SBIA (Anexo N.° 1), que registra los sistemas basados en IA y no las herramientas.</w:t>
+        <w:t>El catálogo institucional de herramientas de IA constituye el subconjunto de inteligencia artificial del inventario de software autorizado; ambos se distinguen del Inventario de SBIA (Anexo N.° 1), que registra los sistemas basados en IA y no las herramientas.</w:t>
       </w:r>
       <w:r>
         <w:rPr>
@@ -13532,7 +13661,16 @@
           <w:color w:val="000000"/>
           <w:highlight w:val="yellow"/>
         </w:rPr>
-        <w:t>en concordancia con el artículo 85 del Código Tributario, que extiende la obligación de reserva a quienes accedan a dicha información. La propiedad intelectual de los ajustes (fine-tuning) realizados con información o para necesidades de la SUNAT corresponde a la SUNAT.</w:t>
+        <w:t xml:space="preserve">en concordancia con el artículo 85 del Código Tributario, que extiende la obligación de reserva a quienes accedan a dicha información. La propiedad intelectual de los ajustes </w:t>
+      </w:r>
+      <w:r>
+        <w:rPr>
+          <w:rFonts w:ascii="Arial" w:eastAsia="Arial" w:hAnsi="Arial" w:cs="Arial"/>
+          <w:color w:val="000000"/>
+          <w:highlight w:val="yellow"/>
+        </w:rPr>
+        <w:lastRenderedPageBreak/>
+        <w:t>(fine-tuning) realizados con información o para necesidades de la SUNAT corresponde a la SUNAT.</w:t>
       </w:r>
     </w:p>
     <w:p>
@@ -13619,7 +13757,6 @@
           <w:color w:val="000000"/>
           <w:highlight w:val="lightGray"/>
         </w:rPr>
-        <w:lastRenderedPageBreak/>
         <w:t>La Intendencia Nacional de Recursos Humanos conduce las acciones de sensibilización, capacitación y gestión del cambio vinculadas al uso de sistemas basados en inteligencia artificial, de conformidad con las funciones establecidas en el Reglamento de Organización y Funciones de la SUNAT y con el apoyo técnico de la Comisión de Gobierno de IA.</w:t>
       </w:r>
     </w:p>
@@ -13941,7 +14078,16 @@
           <w:color w:val="000000"/>
           <w:highlight w:val="lightGray"/>
         </w:rPr>
-        <w:t>Las necesidades de capacitación asociadas a los distintos roles, los contenidos formativos, las modalidades de capacitación y los mecanismos de evaluación de resultados se determinan en el marco normativo del Plan de Desarrollo de las Personas.</w:t>
+        <w:t xml:space="preserve">Las necesidades de capacitación asociadas a los distintos roles, los contenidos formativos, las modalidades de capacitación y los mecanismos de evaluación </w:t>
+      </w:r>
+      <w:r>
+        <w:rPr>
+          <w:rFonts w:ascii="Arial" w:eastAsia="Arial" w:hAnsi="Arial" w:cs="Arial"/>
+          <w:color w:val="000000"/>
+          <w:highlight w:val="lightGray"/>
+        </w:rPr>
+        <w:lastRenderedPageBreak/>
+        <w:t>de resultados se determinan en el marco normativo del Plan de Desarrollo de las Personas.</w:t>
       </w:r>
     </w:p>
     <w:p>
@@ -14140,7 +14286,6 @@
           <w:color w:val="000000"/>
           <w:highlight w:val="lightGray"/>
         </w:rPr>
-        <w:lastRenderedPageBreak/>
         <w:t>6.13.3 Gestión del cambio</w:t>
       </w:r>
     </w:p>
@@ -14364,7 +14509,16 @@
           <w:color w:val="000000"/>
           <w:highlight w:val="green"/>
         </w:rPr>
-        <w:t>; evalúa los riesgos de sesgo y discriminación y administra el canal de consultas éticas en materia de IA</w:t>
+        <w:t xml:space="preserve">; evalúa los riesgos de sesgo y discriminación </w:t>
+      </w:r>
+      <w:r>
+        <w:rPr>
+          <w:rFonts w:ascii="Arial" w:eastAsia="Arial" w:hAnsi="Arial" w:cs="Arial"/>
+          <w:color w:val="000000"/>
+          <w:highlight w:val="green"/>
+        </w:rPr>
+        <w:lastRenderedPageBreak/>
+        <w:t>y administra el canal de consultas éticas en materia de IA</w:t>
       </w:r>
       <w:r>
         <w:rPr>
@@ -14436,7 +14590,25 @@
           <w:color w:val="000000"/>
           <w:highlight w:val="yellow"/>
         </w:rPr>
-        <w:t xml:space="preserve"> son de aplicación en la SUNAT desde su entrada en vigencia. La Comisión de Gobierno de IA evalúa su impacto en la presente directiva y propone al CGTD los ajustes que correspondan.</w:t>
+        <w:t xml:space="preserve"> </w:t>
+      </w:r>
+      <w:proofErr w:type="gramStart"/>
+      <w:r>
+        <w:rPr>
+          <w:rFonts w:ascii="Arial" w:eastAsia="Arial" w:hAnsi="Arial" w:cs="Arial"/>
+          <w:color w:val="000000"/>
+          <w:highlight w:val="yellow"/>
+        </w:rPr>
+        <w:t>son de aplicación</w:t>
+      </w:r>
+      <w:proofErr w:type="gramEnd"/>
+      <w:r>
+        <w:rPr>
+          <w:rFonts w:ascii="Arial" w:eastAsia="Arial" w:hAnsi="Arial" w:cs="Arial"/>
+          <w:color w:val="000000"/>
+          <w:highlight w:val="yellow"/>
+        </w:rPr>
+        <w:t xml:space="preserve"> en la SUNAT desde su entrada en vigencia. La Comisión de Gobierno de IA evalúa su impacto en la presente directiva y propone al CGTD los ajustes que correspondan.</w:t>
       </w:r>
     </w:p>
     <w:p>
@@ -14474,16 +14646,7 @@
           <w:color w:val="000000"/>
           <w:highlight w:val="green"/>
         </w:rPr>
-        <w:t xml:space="preserve">Las disposiciones de este numeral establecen la verificación del componente de IA dentro de los instrumentos de gestión vigentes. La opinión de la Comisión de Gobierno de IA no constituye un requisito adicional ni modifica los procesos, formatos, </w:t>
-      </w:r>
-      <w:r>
-        <w:rPr>
-          <w:rFonts w:ascii="Arial" w:eastAsia="Arial" w:hAnsi="Arial" w:cs="Arial"/>
-          <w:color w:val="000000"/>
-          <w:highlight w:val="green"/>
-        </w:rPr>
-        <w:lastRenderedPageBreak/>
-        <w:t>contenidos ni instancias de aprobación de dichos instrumentos ni de los sistemas administrativos del Estado: se incorpora a ellos como control del componente de IA.</w:t>
+        <w:t>Las disposiciones de este numeral establecen la verificación del componente de IA dentro de los instrumentos de gestión vigentes. La opinión de la Comisión de Gobierno de IA no constituye un requisito adicional ni modifica los procesos, formatos, contenidos ni instancias de aprobación de dichos instrumentos ni de los sistemas administrativos del Estado: se incorpora a ellos como control del componente de IA.</w:t>
       </w:r>
     </w:p>
     <w:p>
@@ -14714,7 +14877,15 @@
           <w:rFonts w:ascii="Arial" w:hAnsi="Arial" w:cs="Arial"/>
           <w:highlight w:val="green"/>
         </w:rPr>
-        <w:t>los demás casos la opinión sustenta la decisión, pero no la reemplaza. La aprobación corresponde, en cada caso, a la instancia competente conforme al ROF, a las normas de delegación de facultades, a los instrumentos de gestión institucionales o a la normativa de los sistemas administrativos del Estado.</w:t>
+        <w:t xml:space="preserve">los demás casos la opinión sustenta la decisión, pero no la reemplaza. La aprobación corresponde, </w:t>
+      </w:r>
+      <w:r>
+        <w:rPr>
+          <w:rFonts w:ascii="Arial" w:hAnsi="Arial" w:cs="Arial"/>
+          <w:highlight w:val="green"/>
+        </w:rPr>
+        <w:lastRenderedPageBreak/>
+        <w:t>en cada caso, a la instancia competente conforme al ROF, a las normas de delegación de facultades, a los instrumentos de gestión institucionales o a la normativa de los sistemas administrativos del Estado.</w:t>
       </w:r>
     </w:p>
     <w:p>
@@ -14763,15 +14934,7 @@
           <w:rFonts w:ascii="Arial" w:hAnsi="Arial" w:cs="Arial"/>
           <w:highlight w:val="green"/>
         </w:rPr>
-        <w:t xml:space="preserve">En los programas y proyectos institucionales conforme al MGPP, la opinión de la Comisión de Gobierno de IA se recaba desde que se identifica un componente basado en IA, en cualquier fase, y antes de la decisión que autoriza avanzar a la fase siguiente. La opinión se incorpora al expediente del caso de negocio o del plan de gestión, según corresponda, junto con las </w:t>
-      </w:r>
-      <w:r>
-        <w:rPr>
-          <w:rFonts w:ascii="Arial" w:hAnsi="Arial" w:cs="Arial"/>
-          <w:highlight w:val="green"/>
-        </w:rPr>
-        <w:lastRenderedPageBreak/>
-        <w:t>validaciones y opiniones que el MGPP ya prevé, y no requiere una etapa ni una instancia adicionales. Aplica en particular:</w:t>
+        <w:t>En los programas y proyectos institucionales conforme al MGPP, la opinión de la Comisión de Gobierno de IA se recaba desde que se identifica un componente basado en IA, en cualquier fase, y antes de la decisión que autoriza avanzar a la fase siguiente. La opinión se incorpora al expediente del caso de negocio o del plan de gestión, según corresponda, junto con las validaciones y opiniones que el MGPP ya prevé, y no requiere una etapa ni una instancia adicionales. Aplica en particular:</w:t>
       </w:r>
     </w:p>
     <w:p>
@@ -15008,7 +15171,15 @@
           <w:rFonts w:ascii="Arial" w:hAnsi="Arial" w:cs="Arial"/>
           <w:highlight w:val="lightGray"/>
         </w:rPr>
-        <w:t>6.15.4 Cuando un proyecto de inversión pública sujeto al Sistema Nacional de Programación Multianual y Gestión de Inversiones incorpore un componente basado en IA, la Unidad Formuladora considera la opinión de la Comisión como insumo del análisis técnico que sustenta la declaración de viabilidad, sin perjuicio de las disposiciones del referido Sistema. En la ejecución, el SBIA observa el ciclo de vida del numeral 6.1.</w:t>
+        <w:t xml:space="preserve">6.15.4 Cuando un proyecto de inversión pública sujeto al Sistema Nacional de Programación Multianual y Gestión de Inversiones incorpore un componente basado en IA, la Unidad Formuladora considera la opinión de la Comisión como insumo del análisis técnico que sustenta la declaración de viabilidad, sin </w:t>
+      </w:r>
+      <w:r>
+        <w:rPr>
+          <w:rFonts w:ascii="Arial" w:hAnsi="Arial" w:cs="Arial"/>
+          <w:highlight w:val="lightGray"/>
+        </w:rPr>
+        <w:lastRenderedPageBreak/>
+        <w:t>perjuicio de las disposiciones del referido Sistema. En la ejecución, el SBIA observa el ciclo de vida del numeral 6.1.</w:t>
       </w:r>
     </w:p>
     <w:p>
@@ -15149,15 +15320,7 @@
           <w:rFonts w:ascii="Arial" w:hAnsi="Arial" w:cs="Arial"/>
           <w:highlight w:val="lightGray"/>
         </w:rPr>
-        <w:t xml:space="preserve">6.15.6 La presente directiva se articula con la normativa institucional de gobernanza de datos y analítica. Cuando un producto analítico incorpore un sistema basado en IA, este se sujeta al ciclo de vida, la clasificación de riesgo, la evaluación de impacto algorítmico, el registro en el Inventario Institucional de SBIA y las obligaciones de transparencia y supervisión humana previstas en la presente </w:t>
-      </w:r>
-      <w:r>
-        <w:rPr>
-          <w:rFonts w:ascii="Arial" w:hAnsi="Arial" w:cs="Arial"/>
-          <w:highlight w:val="lightGray"/>
-        </w:rPr>
-        <w:lastRenderedPageBreak/>
-        <w:t>directiva. La certificación del producto analítico requiere, como insumo previo, la aprobación que corresponda conforme al numeral 6.1.2. La calidad, el linaje, los metadatos y la certificación de los datos que alimentan el sistema se rigen por la normativa de gobernanza de datos y analítica.</w:t>
+        <w:t>6.15.6 La presente directiva se articula con la normativa institucional de gobernanza de datos y analítica. Cuando un producto analítico incorpore un sistema basado en IA, este se sujeta al ciclo de vida, la clasificación de riesgo, la evaluación de impacto algorítmico, el registro en el Inventario Institucional de SBIA y las obligaciones de transparencia y supervisión humana previstas en la presente directiva. La certificación del producto analítico requiere, como insumo previo, la aprobación que corresponda conforme al numeral 6.1.2. La calidad, el linaje, los metadatos y la certificación de los datos que alimentan el sistema se rigen por la normativa de gobernanza de datos y analítica.</w:t>
       </w:r>
       <w:r>
         <w:rPr>
@@ -16803,7 +16966,23 @@
                 <w:rFonts w:ascii="Arial" w:eastAsia="Arial" w:hAnsi="Arial" w:cs="Arial"/>
                 <w:lang w:val="en-US"/>
               </w:rPr>
-              <w:t>Human-in-the-loop, on-the-loop o in-command.</w:t>
+              <w:t xml:space="preserve">Human-in-the-loop, on-the-loop </w:t>
+            </w:r>
+            <w:proofErr w:type="gramStart"/>
+            <w:r>
+              <w:rPr>
+                <w:rFonts w:ascii="Arial" w:eastAsia="Arial" w:hAnsi="Arial" w:cs="Arial"/>
+                <w:lang w:val="en-US"/>
+              </w:rPr>
+              <w:t>o in</w:t>
+            </w:r>
+            <w:proofErr w:type="gramEnd"/>
+            <w:r>
+              <w:rPr>
+                <w:rFonts w:ascii="Arial" w:eastAsia="Arial" w:hAnsi="Arial" w:cs="Arial"/>
+                <w:lang w:val="en-US"/>
+              </w:rPr>
+              <w:t>-command.</w:t>
             </w:r>
           </w:p>
         </w:tc>

--- a/normativo/DIRECTIVA-GOBIERNO-IA.docx
+++ b/normativo/DIRECTIVA-GOBIERNO-IA.docx
@@ -5086,7 +5086,14 @@
                 <w:bCs w:val="0"/>
                 <w:highlight w:val="yellow"/>
               </w:rPr>
-              <w:t>Impulsa la adopción institucional de la inteligencia artificial y aprueba las inversiones asociadas.</w:t>
+              <w:t>Impulsa la adopción institucional de la inteligencia artificial</w:t>
+            </w:r>
+            <w:r>
+              <w:rPr>
+                <w:b w:val="0"/>
+                <w:bCs w:val="0"/>
+              </w:rPr>
+              <w:t>.</w:t>
             </w:r>
           </w:p>
         </w:tc>
@@ -5188,14 +5195,16 @@
               <w:rPr>
                 <w:b w:val="0"/>
                 <w:bCs w:val="0"/>
+                <w:highlight w:val="green"/>
               </w:rPr>
             </w:pPr>
             <w:r>
               <w:rPr>
                 <w:b w:val="0"/>
                 <w:bCs w:val="0"/>
-              </w:rPr>
-              <w:t xml:space="preserve">Lidera, dirige, evalúa y supervisa los proyectos de SBIA estratégicos. </w:t>
+                <w:highlight w:val="green"/>
+              </w:rPr>
+              <w:t>Lidera, dirige, evalúa y supervisa los SBIA que califique como estratégicos para la entidad.</w:t>
             </w:r>
           </w:p>
           <w:p>
@@ -5221,7 +5230,23 @@
                 <w:highlight w:val="green"/>
               </w:rPr>
               <w:lastRenderedPageBreak/>
-              <w:t>Aprueba la clasificación de riesgo de todos los SBIA conforme al numeral 6.2.2: de manera individual en los de riesgo alto y en los estratégicos para la entidad, y de manera agregada en los de riesgo aceptable. Aprueba los casos de uso y la estrategia de IA.</w:t>
+              <w:t xml:space="preserve">Aprueba la clasificación de riesgo de todos los SBIA conforme al numeral 6.2.2: </w:t>
+            </w:r>
+            <w:r>
+              <w:rPr>
+                <w:b w:val="0"/>
+                <w:bCs w:val="0"/>
+                <w:highlight w:val="green"/>
+              </w:rPr>
+              <w:t>de manera individual en los de riesgo alto y en aquellos que el propio CGTD califique como estratégicos para la entidad al conocer la propuesta de la Comisión de Gobierno de IA, y de manera agregada en los demás de riesgo aceptable</w:t>
+            </w:r>
+            <w:r>
+              <w:rPr>
+                <w:b w:val="0"/>
+                <w:bCs w:val="0"/>
+                <w:highlight w:val="green"/>
+              </w:rPr>
+              <w:t>. Aprueba los casos de uso y la estrategia de IA.</w:t>
             </w:r>
           </w:p>
           <w:p>
@@ -5463,7 +5488,7 @@
                 <w:bCs w:val="0"/>
                 <w:highlight w:val="green"/>
               </w:rPr>
-              <w:t xml:space="preserve">Proponer la clasificación de riesgo de cada SBIA, previo al inicio del desarrollo o adquisición, y elevar al CGTD la relación de las propuestas de riesgo aceptable para su </w:t>
+              <w:t xml:space="preserve">Proponer la clasificación de riesgo de cada SBIA, previo al inicio del </w:t>
             </w:r>
             <w:r>
               <w:rPr>
@@ -5472,7 +5497,7 @@
                 <w:highlight w:val="green"/>
               </w:rPr>
               <w:lastRenderedPageBreak/>
-              <w:t>aprobación agregada; la aprobación corresponde conforme al numeral 6.2.2.</w:t>
+              <w:t>desarrollo o adquisición, y elevar al CGTD la relación de las propuestas de riesgo aceptable para su aprobación agregada; la aprobación corresponde conforme al numeral 6.2.2.</w:t>
             </w:r>
           </w:p>
           <w:p>
@@ -5714,6 +5739,7 @@
                 <w:b/>
                 <w:bCs/>
               </w:rPr>
+              <w:lastRenderedPageBreak/>
               <w:t>Integrantes de la Comisión de Gobierno de IA</w:t>
             </w:r>
           </w:p>
@@ -5971,7 +5997,6 @@
                 <w:bCs/>
                 <w:color w:val="000000"/>
               </w:rPr>
-              <w:lastRenderedPageBreak/>
               <w:t>Oficial de</w:t>
             </w:r>
           </w:p>
@@ -6337,9 +6362,9 @@
                 <w:b w:val="0"/>
                 <w:bCs w:val="0"/>
                 <w:color w:val="000000"/>
-                <w:highlight w:val="yellow"/>
-              </w:rPr>
-              <w:t>En materia de seguridad digital: promueve la seguridad y confiabilidad de los SBIA y brinda soporte en la gestión de riesgos en su desarrollo, implementación y uso, conforme al numeral 6.7.1.</w:t>
+                <w:highlight w:val="green"/>
+              </w:rPr>
+              <w:t>En materia de seguridad digital: asegura y supervisa la adopción de los estándares y normas técnicas de seguridad de la información cuando la INSI desarrolla, adquiere o terceriza SBIA. Propone las medidas de gestión de riesgos de seguridad de la información aplicables a los SBIA e informa al CGTD los incidentes de seguridad digital críticos que los involucren. Cuando un SBIA constituya un activo de información de un proceso comprendido en el alcance del SGSI, coordina la aplicación de los controles que correspondan.</w:t>
             </w:r>
           </w:p>
         </w:tc>
@@ -6375,6 +6400,7 @@
                 <w:b/>
                 <w:bCs/>
               </w:rPr>
+              <w:lastRenderedPageBreak/>
               <w:t>Ética e Integridad</w:t>
             </w:r>
           </w:p>
@@ -6533,7 +6559,6 @@
                 <w:b/>
                 <w:bCs/>
               </w:rPr>
-              <w:lastRenderedPageBreak/>
               <w:t>Asesoría Legal</w:t>
             </w:r>
           </w:p>
@@ -6800,7 +6825,16 @@
                 <w:bCs w:val="0"/>
                 <w:highlight w:val="green"/>
               </w:rPr>
-              <w:t xml:space="preserve">Efectúa el análisis de riesgo y las pruebas de vulnerabilidad sobre la arquitectura de aplicaciones, de información y de infraestructura tecnológica que soporta los SBIA, conforme al literal b) del artículo 106 del ROF. </w:t>
+              <w:t xml:space="preserve">Efectúa el análisis de riesgo y las pruebas de vulnerabilidad sobre la arquitectura de aplicaciones, de </w:t>
+            </w:r>
+            <w:r>
+              <w:rPr>
+                <w:b w:val="0"/>
+                <w:bCs w:val="0"/>
+                <w:highlight w:val="green"/>
+              </w:rPr>
+              <w:lastRenderedPageBreak/>
+              <w:t xml:space="preserve">información y de infraestructura tecnológica que soporta los SBIA, conforme al literal b) del artículo 106 del ROF. </w:t>
             </w:r>
           </w:p>
           <w:p>
@@ -6861,6 +6895,7 @@
                 <w:b/>
                 <w:bCs/>
               </w:rPr>
+              <w:lastRenderedPageBreak/>
               <w:t>Arquitectura de IA</w:t>
             </w:r>
           </w:p>
@@ -6993,7 +7028,6 @@
                 <w:b/>
                 <w:bCs/>
               </w:rPr>
-              <w:lastRenderedPageBreak/>
               <w:t>Gestión de proyectos y procesos de TI</w:t>
             </w:r>
           </w:p>
@@ -7092,8 +7126,9 @@
               <w:rPr>
                 <w:b w:val="0"/>
                 <w:bCs w:val="0"/>
-              </w:rPr>
-              <w:t>Integra los SBIA al Plan de Sistemas de la INSI.</w:t>
+                <w:highlight w:val="green"/>
+              </w:rPr>
+              <w:t>Asegura que los SBIA se incorporen al Plan de Sistemas de la INSI, que elabora la División de Gestión de Procesos de Sistemas conforme al literal a) del artículo 112 del ROF.</w:t>
             </w:r>
           </w:p>
         </w:tc>
@@ -7369,7 +7404,7 @@
                 <w:bCs w:val="0"/>
                 <w:highlight w:val="lightGray"/>
               </w:rPr>
-              <w:t>Contribuye a la evaluación del componente de IA con el conocimiento operativo de los procesos de dicho ámbito y de su impacto en los administrados. Su participación es permanente y no sustituye la del propietario del caso de uso, a quien la Comisión convoca cuando se evalúa un caso de uso de su proceso, conforme al numeral</w:t>
+              <w:t xml:space="preserve">Contribuye a la evaluación del componente de IA con el conocimiento operativo de los </w:t>
             </w:r>
             <w:r>
               <w:rPr>
@@ -7377,7 +7412,8 @@
                 <w:bCs w:val="0"/>
                 <w:highlight w:val="lightGray"/>
               </w:rPr>
-              <w:t xml:space="preserve"> </w:t>
+              <w:lastRenderedPageBreak/>
+              <w:t xml:space="preserve">procesos de dicho ámbito y de su impacto en los administrados. Su participación es permanente y no sustituye la del propietario del caso de uso, </w:t>
             </w:r>
             <w:r>
               <w:rPr>
@@ -7385,7 +7421,7 @@
                 <w:bCs w:val="0"/>
                 <w:highlight w:val="lightGray"/>
               </w:rPr>
-              <w:t>5.3.2.</w:t>
+              <w:t>a quien la Comisión convoca cuando se evalúa un caso de uso de su proceso.</w:t>
             </w:r>
           </w:p>
         </w:tc>
@@ -7422,6 +7458,7 @@
                 <w:bCs/>
                 <w:highlight w:val="yellow"/>
               </w:rPr>
+              <w:lastRenderedPageBreak/>
               <w:t>Gestión de Recursos Humanos y desarrollo de capacidades</w:t>
             </w:r>
           </w:p>
@@ -7545,7 +7582,6 @@
                 <w:bCs w:val="0"/>
                 <w:highlight w:val="yellow"/>
               </w:rPr>
-              <w:lastRenderedPageBreak/>
               <w:t>Lidera la gestión del cambio asociada a la adopción de la inteligencia artificial en el ámbito de las personas.</w:t>
             </w:r>
           </w:p>
@@ -7617,7 +7653,6 @@
           <w:color w:val="000000"/>
           <w:szCs w:val="22"/>
         </w:rPr>
-        <w:lastRenderedPageBreak/>
         <w:t>DISPOSICIONES ESPECÍFICAS</w:t>
       </w:r>
       <w:bookmarkEnd w:id="6"/>
@@ -7833,6 +7868,7 @@
                 <w:b/>
                 <w:bCs/>
               </w:rPr>
+              <w:lastRenderedPageBreak/>
               <w:t>N.°</w:t>
             </w:r>
           </w:p>
@@ -8223,7 +8259,6 @@
               <w:rPr>
                 <w:rFonts w:ascii="Arial" w:eastAsia="Arial" w:hAnsi="Arial" w:cs="Arial"/>
               </w:rPr>
-              <w:lastRenderedPageBreak/>
               <w:t>2</w:t>
             </w:r>
           </w:p>
@@ -8483,7 +8518,15 @@
                 <w:rFonts w:ascii="Arial" w:eastAsia="Arial" w:hAnsi="Arial" w:cs="Arial"/>
                 <w:highlight w:val="green"/>
               </w:rPr>
-              <w:t>Para SBIA de riesgo alto, aprobación de la EIA por el CGTD, previa al inicio del desarrollo, adquisición o implementación.</w:t>
+              <w:t xml:space="preserve">Para SBIA de riesgo alto, aprobación de la EIA por el CGTD, previa al </w:t>
+            </w:r>
+            <w:r>
+              <w:rPr>
+                <w:rFonts w:ascii="Arial" w:eastAsia="Arial" w:hAnsi="Arial" w:cs="Arial"/>
+                <w:highlight w:val="green"/>
+              </w:rPr>
+              <w:lastRenderedPageBreak/>
+              <w:t>inicio del desarrollo, adquisición o implementación.</w:t>
             </w:r>
           </w:p>
         </w:tc>
@@ -8517,6 +8560,7 @@
               <w:rPr>
                 <w:rFonts w:ascii="Arial" w:eastAsia="Arial" w:hAnsi="Arial" w:cs="Arial"/>
               </w:rPr>
+              <w:lastRenderedPageBreak/>
               <w:t>4</w:t>
             </w:r>
           </w:p>
@@ -8584,15 +8628,7 @@
                 <w:rFonts w:ascii="Arial" w:eastAsia="Arial" w:hAnsi="Arial" w:cs="Arial"/>
                 <w:highlight w:val="green"/>
               </w:rPr>
-              <w:t xml:space="preserve">Las gerencias competentes de la INSI ejecutan el desarrollo del SBIA o gestionan su adquisición. La Oficina de Seguridad Informática evalúa y propone los requisitos de seguridad del SBIA, conforme al literal e) del artículo 106 del ROF; dichos requisitos se incorporan como requisitos no funcionales y su implementación se verifica en la etapa de certificación y validación. El </w:t>
-            </w:r>
-            <w:r>
-              <w:rPr>
-                <w:rFonts w:ascii="Arial" w:eastAsia="Arial" w:hAnsi="Arial" w:cs="Arial"/>
-                <w:highlight w:val="green"/>
-              </w:rPr>
-              <w:lastRenderedPageBreak/>
-              <w:t>mecanismo de supervisión humana definido en la etapa de diseño se implementa en esta etapa conforme al numeral 6.6.2, y es distinto de los requisitos de seguridad antes señalados; su definición corresponde al propietario del caso de uso</w:t>
+              <w:t>Las gerencias competentes de la INSI ejecutan el desarrollo del SBIA o gestionan su adquisición. La Oficina de Seguridad Informática evalúa y propone los requisitos de seguridad del SBIA, conforme al literal e) del artículo 106 del ROF; dichos requisitos se incorporan como requisitos no funcionales y su implementación se verifica en la etapa de certificación y validación. El mecanismo de supervisión humana definido en la etapa de diseño se implementa en esta etapa conforme al numeral 6.6.2, y es distinto de los requisitos de seguridad antes señalados; su definición corresponde al propietario del caso de uso</w:t>
             </w:r>
             <w:r>
               <w:rPr>
@@ -8630,7 +8666,6 @@
               <w:rPr>
                 <w:rFonts w:ascii="Arial" w:eastAsia="Arial" w:hAnsi="Arial" w:cs="Arial"/>
               </w:rPr>
-              <w:lastRenderedPageBreak/>
               <w:t>En desarrollo interno: Conformidad de Gerencia de Desarrollo de Sistemas (INSI). En adquisición: Conformidad de la gerencia INSI responsable.</w:t>
             </w:r>
           </w:p>
@@ -8766,7 +8801,7 @@
                 <w:rFonts w:ascii="Arial" w:hAnsi="Arial" w:cs="Arial"/>
                 <w:highlight w:val="green"/>
               </w:rPr>
-              <w:t xml:space="preserve">La Gerencia de Calidad de Sistemas conduce el control y aseguramiento de la calidad y la División de Control de Calidad efectúa la verificación y validación de la calidad, conforme al numeral 6.10.3. La Oficina de Seguridad Informática efectúa el análisis de riesgo y las pruebas de vulnerabilidad sobre la arquitectura de aplicaciones, de información y de infraestructura tecnológica que soporta el SBIA, incluido el red teaming para riesgo alto, y verifica la implementación de los requisitos de seguridad propuestos en la etapa anterior. El propietario del caso de uso verifica la implementación del mecanismo de supervisión humana conforme al numeral 6.6.2. Con la </w:t>
+              <w:t xml:space="preserve">La Gerencia de Calidad de Sistemas conduce el control y aseguramiento de la calidad y la División de Control de Calidad efectúa la verificación y validación de la calidad, conforme al numeral 6.10.3. La Oficina de Seguridad Informática efectúa el análisis de riesgo y las pruebas de vulnerabilidad sobre la arquitectura de aplicaciones, de información y de infraestructura </w:t>
             </w:r>
             <w:r>
               <w:rPr>
@@ -8774,7 +8809,7 @@
                 <w:highlight w:val="green"/>
               </w:rPr>
               <w:lastRenderedPageBreak/>
-              <w:t>conformidad de la División de Control de Calidad, de la Oficina de Seguridad Informática y del propietario del caso de uso, la aprobación corresponde conforme al numeral 6.1.2.</w:t>
+              <w:t>tecnológica que soporta el SBIA, incluido el red teaming para riesgo alto, y verifica la implementación de los requisitos de seguridad propuestos en la etapa anterior. El propietario del caso de uso verifica la implementación del mecanismo de supervisión humana conforme al numeral 6.6.2. Con la conformidad de la División de Control de Calidad, de la Oficina de Seguridad Informática y del propietario del caso de uso, la aprobación corresponde conforme al numeral 6.1.2.</w:t>
             </w:r>
           </w:p>
         </w:tc>
@@ -9271,7 +9306,6 @@
           <w:color w:val="000000"/>
           <w:highlight w:val="yellow"/>
         </w:rPr>
-        <w:lastRenderedPageBreak/>
         <w:t>6.1.3</w:t>
       </w:r>
       <w:r>
@@ -9511,7 +9545,16 @@
           <w:color w:val="000000"/>
           <w:highlight w:val="lightGray"/>
         </w:rPr>
-        <w:t>los controles de contención, las prácticas de monitoreo, la gestión de los cambios sobre los SBIA en operación, incluidos los criterios de calificación del cambio significativo y el alcance de la revalidación aplicable,</w:t>
+        <w:t xml:space="preserve">los controles de contención, las prácticas de monitoreo, la gestión de los cambios sobre los SBIA en operación, incluidos los criterios de </w:t>
+      </w:r>
+      <w:r>
+        <w:rPr>
+          <w:rFonts w:ascii="Arial" w:hAnsi="Arial" w:cs="Arial"/>
+          <w:color w:val="000000"/>
+          <w:highlight w:val="lightGray"/>
+        </w:rPr>
+        <w:lastRenderedPageBreak/>
+        <w:t>calificación del cambio significativo y el alcance de la revalidación aplicable,</w:t>
       </w:r>
       <w:r>
         <w:t xml:space="preserve"> </w:t>
@@ -9535,7 +9578,6 @@
           <w:color w:val="000000"/>
         </w:rPr>
       </w:pPr>
-      <w:proofErr w:type="gramStart"/>
       <w:r>
         <w:rPr>
           <w:rFonts w:ascii="Arial" w:eastAsia="Arial" w:hAnsi="Arial" w:cs="Arial"/>
@@ -9558,16 +9600,7 @@
           <w:color w:val="000000"/>
           <w:highlight w:val="green"/>
         </w:rPr>
-        <w:t>Todo</w:t>
-      </w:r>
-      <w:proofErr w:type="gramEnd"/>
-      <w:r>
-        <w:rPr>
-          <w:rFonts w:ascii="Arial" w:eastAsia="Arial" w:hAnsi="Arial" w:cs="Arial"/>
-          <w:color w:val="000000"/>
-          <w:highlight w:val="green"/>
-        </w:rPr>
-        <w:t xml:space="preserve"> SBIA cuenta con un equipo técnico multidisciplinario, conformado en función de la necesidad y la complejidad de la materia o del problema público que atiende, conforme al numeral 28.3 del artículo 28 del RLIA. El propietario del caso de uso y el custodio técnico lo conforman previamente al inicio del desarrollo o adquisición, y lo integran, cuando menos, con las unidades de organización cuya competencia comprenda las materias que el SBIA involucra. Su composición se registra en la Ficha de Registro de SBIA (Anexo N.° 1).</w:t>
+        <w:t>Todo SBIA cuenta con un equipo técnico multidisciplinario, conformado en función de la necesidad y la complejidad de la materia o del problema público que atiende, conforme al numeral 28.3 del artículo 28 del RLIA. El propietario del caso de uso y el custodio técnico lo conforman previamente al inicio del desarrollo o adquisición, y lo integran, cuando menos, con las unidades de organización cuya competencia comprenda las materias que el SBIA involucra. Su composición se registra en la Ficha de Registro de SBIA (Anexo N.° 1).</w:t>
       </w:r>
     </w:p>
     <w:p>
@@ -9609,16 +9642,7 @@
           <w:highlight w:val="cyan"/>
         </w:rPr>
         <w:tab/>
-        <w:t xml:space="preserve">La clasificación de riesgo determina, para cada iniciativa o SBIA de la SUNAT, la categoría de riesgo que genera su uso conforme al RLIA: uso indebido </w:t>
-      </w:r>
-      <w:r>
-        <w:rPr>
-          <w:rFonts w:ascii="Arial" w:hAnsi="Arial" w:cs="Arial"/>
-          <w:color w:val="000000"/>
-          <w:highlight w:val="cyan"/>
-        </w:rPr>
-        <w:lastRenderedPageBreak/>
-        <w:t>(artículo 23), riesgo alto (artículo 24) o riesgo aceptable (numeral 22.2 del artículo 22). El uso indebido deviene en prohibido; por ello, la SUNAT no desarrolla, adquiere, implementa ni opera SBIA cuyo uso sea indebido, y la clasificación los identifica y excluye en la etapa de evaluación de viabilidad, con anterioridad a su desarrollo o adquisición.</w:t>
+        <w:t>La clasificación de riesgo determina, para cada iniciativa o SBIA de la SUNAT, la categoría de riesgo que genera su uso conforme al RLIA: uso indebido (artículo 23), riesgo alto (artículo 24) o riesgo aceptable (numeral 22.2 del artículo 22). El uso indebido deviene en prohibido; por ello, la SUNAT no desarrolla, adquiere, implementa ni opera SBIA cuyo uso sea indebido, y la clasificación los identifica y excluye en la etapa de evaluación de viabilidad, con anterioridad a su desarrollo o adquisición.</w:t>
       </w:r>
       <w:r>
         <w:rPr>
@@ -9726,7 +9750,16 @@
           <w:color w:val="000000"/>
           <w:highlight w:val="yellow"/>
         </w:rPr>
-        <w:t>, conforme al artículo 23 del RLIA. Sin perjuicio de lo señalado en el literal e) del numeral 23.1 del citado artículo, no se consideran de uso indebido los SBIA utilizados para apoyar la evaluación humana sobre la implicación de una persona física en una actividad delictiva, siempre que se basen en hechos objetivos y verificables directamente relacionados con una actividad delictiva ya existente y cuenten con mecanismos de supervisión humana, transparencia y auditabilidad para garantizar la no discriminación y la protección de los derechos fundamentales, conforme al numeral 23.4 del citado artículo.</w:t>
+        <w:t xml:space="preserve">, conforme al artículo 23 del RLIA. Sin perjuicio de lo señalado en el literal e) del numeral 23.1 del citado artículo, no se consideran de uso indebido los SBIA utilizados para apoyar la evaluación humana sobre la implicación de una persona física en una actividad delictiva, siempre que se basen en hechos objetivos y verificables directamente relacionados con una actividad delictiva ya existente y cuenten con mecanismos de supervisión humana, transparencia y auditabilidad para </w:t>
+      </w:r>
+      <w:r>
+        <w:rPr>
+          <w:rFonts w:ascii="Arial" w:eastAsia="Arial" w:hAnsi="Arial" w:cs="Arial"/>
+          <w:color w:val="000000"/>
+          <w:highlight w:val="yellow"/>
+        </w:rPr>
+        <w:lastRenderedPageBreak/>
+        <w:t>garantizar la no discriminación y la protección de los derechos fundamentales, conforme al numeral 23.4 del citado artículo.</w:t>
       </w:r>
     </w:p>
     <w:p>
@@ -9915,7 +9948,6 @@
         <w:ind w:left="851"/>
       </w:pPr>
       <w:r>
-        <w:lastRenderedPageBreak/>
         <w:t>6.3</w:t>
       </w:r>
       <w:r>
@@ -10181,6 +10213,7 @@
           <w:szCs w:val="24"/>
           <w:highlight w:val="cyan"/>
         </w:rPr>
+        <w:lastRenderedPageBreak/>
         <w:t>Del diseño, la operación y la seguridad de los SBIA</w:t>
       </w:r>
     </w:p>
@@ -10271,16 +10304,7 @@
           <w:color w:val="000000"/>
           <w:highlight w:val="green"/>
         </w:rPr>
-        <w:t xml:space="preserve">El desarrollo, la adquisición y la adecuación del software de los SBIA se sujetan a las disposiciones y a los estándares técnicos sobre procesos del ciclo de vida </w:t>
-      </w:r>
-      <w:r>
-        <w:rPr>
-          <w:rFonts w:ascii="Arial" w:eastAsia="Arial" w:hAnsi="Arial" w:cs="Arial"/>
-          <w:color w:val="000000"/>
-          <w:highlight w:val="green"/>
-        </w:rPr>
-        <w:lastRenderedPageBreak/>
-        <w:t>del software aplicables a las entidades de la Administración Pública, conforme a la normatividad vigente.</w:t>
+        <w:t>El desarrollo, la adquisición y la adecuación del software de los SBIA se sujetan a las disposiciones y a los estándares técnicos sobre procesos del ciclo de vida del software aplicables a las entidades de la Administración Pública, conforme a la normatividad vigente.</w:t>
       </w:r>
       <w:r>
         <w:rPr>
@@ -10412,15 +10436,24 @@
           <w:color w:val="000000"/>
           <w:highlight w:val="green"/>
         </w:rPr>
-        <w:t>El propietario del caso de uso define el alcance de las acciones autorizadas; la División de Arquitectura competente según la materia verifica su implementación antes del despliegue</w:t>
-      </w:r>
-      <w:r>
-        <w:rPr>
-          <w:rFonts w:ascii="Arial" w:eastAsia="Arial" w:hAnsi="Arial" w:cs="Arial"/>
-          <w:color w:val="000000"/>
-          <w:highlight w:val="green"/>
-        </w:rPr>
-        <w:t>.</w:t>
+        <w:t xml:space="preserve">El propietario del caso de uso define el alcance de las acciones autorizadas; </w:t>
+      </w:r>
+      <w:r>
+        <w:rPr>
+          <w:rFonts w:ascii="Arial" w:eastAsia="Arial" w:hAnsi="Arial" w:cs="Arial"/>
+          <w:color w:val="000000"/>
+          <w:highlight w:val="green"/>
+        </w:rPr>
+        <w:t xml:space="preserve">la División de Arquitectura de Información y de Aplicaciones aprueba el diseño de dichos mecanismos, conforme al literal a) del artículo 132 del ROF, y la División de Arquitectura Tecnológica valida su </w:t>
+      </w:r>
+      <w:r>
+        <w:rPr>
+          <w:rFonts w:ascii="Arial" w:eastAsia="Arial" w:hAnsi="Arial" w:cs="Arial"/>
+          <w:color w:val="000000"/>
+          <w:highlight w:val="green"/>
+        </w:rPr>
+        <w:lastRenderedPageBreak/>
+        <w:t>implementación antes del despliegue, conforme al literal c) del artículo 134 del ROF.</w:t>
       </w:r>
     </w:p>
     <w:p>
@@ -10498,7 +10531,6 @@
           <w:color w:val="000000"/>
           <w:highlight w:val="green"/>
         </w:rPr>
-        <w:lastRenderedPageBreak/>
         <w:t xml:space="preserve">6.5.7   La publicación del código fuente de los SBIA financiados con fondos públicos, </w:t>
       </w:r>
       <w:r>
@@ -10583,6 +10615,28 @@
         </w:rPr>
         <w:t>Esta separación se sustenta en la arquitectura de solución aprobada conforme al numeral 6.5.4, y sus criterios técnicos se desarrollan conforme al numeral 6.5.3.</w:t>
       </w:r>
+    </w:p>
+    <w:p>
+      <w:pPr>
+        <w:spacing w:after="60" w:line="276" w:lineRule="auto"/>
+        <w:ind w:left="1276" w:hanging="720"/>
+        <w:jc w:val="both"/>
+        <w:rPr>
+          <w:rFonts w:ascii="Arial" w:eastAsia="Arial" w:hAnsi="Arial" w:cs="Arial"/>
+          <w:color w:val="000000"/>
+        </w:rPr>
+      </w:pPr>
+    </w:p>
+    <w:p>
+      <w:pPr>
+        <w:spacing w:after="60" w:line="276" w:lineRule="auto"/>
+        <w:ind w:left="1276" w:hanging="720"/>
+        <w:jc w:val="both"/>
+        <w:rPr>
+          <w:rFonts w:ascii="Arial" w:eastAsia="Arial" w:hAnsi="Arial" w:cs="Arial"/>
+          <w:color w:val="000000"/>
+        </w:rPr>
+      </w:pPr>
     </w:p>
     <w:p>
       <w:pPr>
@@ -10705,17 +10759,7 @@
           <w:color w:val="000000"/>
           <w:highlight w:val="yellow"/>
         </w:rPr>
-        <w:t xml:space="preserve">Human-in-command (obligatorio para todos los SBIA): Un responsable designado por el propietario del caso de uso mantiene la capacidad de </w:t>
-      </w:r>
-      <w:r>
-        <w:rPr>
-          <w:b w:val="0"/>
-          <w:bCs w:val="0"/>
-          <w:color w:val="000000"/>
-          <w:highlight w:val="yellow"/>
-        </w:rPr>
-        <w:lastRenderedPageBreak/>
-        <w:t>desactivar, suspender o modificar el comportamiento del SBIA en cualquier momento, incluida la interrupción inmediata de su operación ante la detección de un riesgo.</w:t>
+        <w:t>Human-in-command (obligatorio para todos los SBIA): Un responsable designado por el propietario del caso de uso mantiene la capacidad de desactivar, suspender o modificar el comportamiento del SBIA en cualquier momento, incluida la interrupción inmediata de su operación ante la detección de un riesgo.</w:t>
       </w:r>
     </w:p>
     <w:p>
@@ -10918,7 +10962,16 @@
           <w:bCs w:val="0"/>
           <w:highlight w:val="green"/>
         </w:rPr>
-        <w:t>El cumplimiento de estas condiciones es verificado por el propietario del caso de uso como condición previa al despliegue del SBIA y consta en la Ficha de Registro de SBIA (Anexo N.° 1). La capacitación específica sobre el sistema supervisado es provista por el propietario del caso de uso, sin perjuicio de las acciones formativas de alcance institucional previstas en el numeral 6.13.2.</w:t>
+        <w:t xml:space="preserve">El cumplimiento de estas condiciones es verificado por el propietario del caso de uso como condición previa al despliegue del SBIA y consta en la Ficha de Registro de SBIA (Anexo N.° 1). La capacitación específica sobre el sistema supervisado es provista por el propietario del caso de uso, sin </w:t>
+      </w:r>
+      <w:r>
+        <w:rPr>
+          <w:b w:val="0"/>
+          <w:bCs w:val="0"/>
+          <w:highlight w:val="green"/>
+        </w:rPr>
+        <w:lastRenderedPageBreak/>
+        <w:t>perjuicio de las acciones formativas de alcance institucional previstas en el numeral 6.13.2.</w:t>
       </w:r>
     </w:p>
     <w:p>
@@ -11030,25 +11083,7 @@
           <w:color w:val="000000"/>
           <w:highlight w:val="green"/>
         </w:rPr>
-        <w:t xml:space="preserve">Los SBIA cumplen la Política de Seguridad de la Información (SGSI-PO-01) y el Manual de Políticas del Sistema de Gestión de Seguridad de la Información (SGSI-MA-03) de la SUNAT, en sus versiones vigentes, que </w:t>
-      </w:r>
-      <w:proofErr w:type="gramStart"/>
-      <w:r>
-        <w:rPr>
-          <w:rFonts w:ascii="Arial" w:eastAsia="Arial" w:hAnsi="Arial" w:cs="Arial"/>
-          <w:color w:val="000000"/>
-          <w:highlight w:val="green"/>
-        </w:rPr>
-        <w:t>son de aplicación</w:t>
-      </w:r>
-      <w:proofErr w:type="gramEnd"/>
-      <w:r>
-        <w:rPr>
-          <w:rFonts w:ascii="Arial" w:eastAsia="Arial" w:hAnsi="Arial" w:cs="Arial"/>
-          <w:color w:val="000000"/>
-          <w:highlight w:val="green"/>
-        </w:rPr>
-        <w:t xml:space="preserve"> a todo colaborador y tercero vinculado que gestione información de la institución. Cuando un SBIA soporte un proceso comprendido en el alcance del Sistema de Gestión de Seguridad de la Información, le son exigibles además los demás documentos normativos y lineamientos de dicho Sistema.</w:t>
+        <w:t>Los SBIA cumplen la Política de Seguridad de la Información (SGSI-PO-01) y el Manual de Políticas del Sistema de Gestión de Seguridad de la Información (SGSI-MA-03) de la SUNAT, en sus versiones vigentes, que son de aplicación a todo colaborador y tercero vinculado que gestione información de la institución. Cuando un SBIA soporte un proceso comprendido en el alcance del Sistema de Gestión de Seguridad de la Información, le son exigibles además los demás documentos normativos y lineamientos de dicho Sistema.</w:t>
       </w:r>
     </w:p>
     <w:p>
@@ -11067,7 +11102,6 @@
           <w:color w:val="000000"/>
           <w:highlight w:val="green"/>
         </w:rPr>
-        <w:lastRenderedPageBreak/>
         <w:t>6.7.2</w:t>
       </w:r>
       <w:r>
@@ -11084,12 +11118,21 @@
           <w:color w:val="000000"/>
           <w:highlight w:val="green"/>
         </w:rPr>
-        <w:t>Para los SBIA de riesgo alto y para los SBIA de riesgo aceptable que interactúen directamente con el administrado, incorporen componentes generativos o procesen datos personales o información sujeta a reserva tributaria, se requiere como mínimo:</w:t>
-      </w:r>
-      <w:r>
-        <w:rPr>
-          <w:rFonts w:ascii="Arial" w:eastAsia="Arial" w:hAnsi="Arial" w:cs="Arial"/>
-          <w:color w:val="000000"/>
+        <w:t xml:space="preserve">Para los SBIA de riesgo alto y para los SBIA de riesgo aceptable que interactúen directamente con el administrado, incorporen componentes generativos o procesen datos personales o información sujeta a reserva tributaria, </w:t>
+      </w:r>
+      <w:r>
+        <w:rPr>
+          <w:rFonts w:ascii="Arial" w:eastAsia="Arial" w:hAnsi="Arial" w:cs="Arial"/>
+          <w:color w:val="000000"/>
+          <w:highlight w:val="green"/>
+        </w:rPr>
+        <w:t>el custodio técnico implementa como mínimo:</w:t>
+      </w:r>
+      <w:r>
+        <w:rPr>
+          <w:rFonts w:ascii="Arial" w:eastAsia="Arial" w:hAnsi="Arial" w:cs="Arial"/>
+          <w:color w:val="000000"/>
+          <w:highlight w:val="green"/>
         </w:rPr>
         <w:t xml:space="preserve"> </w:t>
       </w:r>
@@ -11099,7 +11142,23 @@
           <w:color w:val="000000"/>
           <w:highlight w:val="yellow"/>
         </w:rPr>
-        <w:t>controles de contención (guardrails) de entrada y salida; controles de acceso basados en roles (RBAC); registro inmutable de auditoría (logs) de todas las interacciones; evaluación de vulnerabilidades conforme al OWASP Top 10 para aplicaciones LLM;</w:t>
+        <w:t xml:space="preserve">controles de contención (guardrails) de entrada y salida; controles de acceso basados en roles (RBAC); registro inmutable de auditoría (logs) de todas las interacciones; </w:t>
+      </w:r>
+      <w:r>
+        <w:rPr>
+          <w:rFonts w:ascii="Arial" w:eastAsia="Arial" w:hAnsi="Arial" w:cs="Arial"/>
+          <w:color w:val="000000"/>
+          <w:highlight w:val="yellow"/>
+        </w:rPr>
+        <w:t>evaluación de vulnerabilidades conforme al OWASP Top 10 para aplicaciones LLM, en la versión que determine el documento normativo del numeral 6.7.7</w:t>
+      </w:r>
+      <w:r>
+        <w:rPr>
+          <w:rFonts w:ascii="Arial" w:eastAsia="Arial" w:hAnsi="Arial" w:cs="Arial"/>
+          <w:color w:val="000000"/>
+          <w:highlight w:val="yellow"/>
+        </w:rPr>
+        <w:t>;</w:t>
       </w:r>
       <w:r>
         <w:rPr>
@@ -11123,7 +11182,34 @@
           <w:color w:val="000000"/>
           <w:highlight w:val="yellow"/>
         </w:rPr>
-        <w:t>; y anonimización o seudonimización de datos personales antes del procesamiento. Estos controles constituyen medidas de seguridad digital conforme al artículo 29 del RLIA y se implementan aplicando la NTP-ISO/IEC 27002 y la NTP-ISO 31000 vigentes, complementadas con mejores prácticas de seguridad para IA, conforme a la Sexta Disposición Complementaria Final del RLIA.</w:t>
+        <w:t>; y anonimización o seudonimización de datos personales antes del procesamiento.</w:t>
+      </w:r>
+      <w:r>
+        <w:t xml:space="preserve"> </w:t>
+      </w:r>
+      <w:r>
+        <w:rPr>
+          <w:rFonts w:ascii="Arial" w:eastAsia="Arial" w:hAnsi="Arial" w:cs="Arial"/>
+          <w:color w:val="000000"/>
+          <w:highlight w:val="green"/>
+        </w:rPr>
+        <w:t>Su implementación se verifica en el hito de aprobación previo al despliegue, conforme al numeral 6.2.5, y se registra en la Ficha de Registro de SBIA (Anexo N.° 1).</w:t>
+      </w:r>
+      <w:r>
+        <w:rPr>
+          <w:rFonts w:ascii="Arial" w:eastAsia="Arial" w:hAnsi="Arial" w:cs="Arial"/>
+          <w:color w:val="000000"/>
+          <w:highlight w:val="green"/>
+        </w:rPr>
+        <w:t xml:space="preserve"> </w:t>
+      </w:r>
+      <w:r>
+        <w:rPr>
+          <w:rFonts w:ascii="Arial" w:eastAsia="Arial" w:hAnsi="Arial" w:cs="Arial"/>
+          <w:color w:val="000000"/>
+          <w:highlight w:val="yellow"/>
+        </w:rPr>
+        <w:t>Estos controles constituyen medidas de seguridad digital conforme al artículo 29 del RLIA y se implementan aplicando la NTP-ISO/IEC 27002 y la NTP-ISO 31000 vigentes, complementadas con mejores prácticas de seguridad para IA, conforme a la Sexta Disposición Complementaria Final del RLIA.</w:t>
       </w:r>
     </w:p>
     <w:p>
@@ -11184,7 +11270,16 @@
           <w:highlight w:val="yellow"/>
         </w:rPr>
         <w:tab/>
-        <w:t>Todo SBIA, con independencia de su nivel de riesgo, integra la privacidad desde el diseño, minimizando la cantidad de datos personales recopilados y utilizando técnicas de anonimización, conforme al literal b) del artículo 29 del RLIA y a la Ley N.° 29733. En el desarrollo, la implementación y el uso de los SBIA se cumple la normativa vigente sobre privacidad y protección de datos personales, de acuerdo con lo que establezca la Autoridad Nacional de Protección de Datos Personales del Ministerio de Justicia y Derechos Humanos, conforme al artículo 26 del RLIA. Cuando la anonimización no resulte compatible con la finalidad del SBIA, la SUNAT admite la seudonimización; su justificación se documenta en la EIA o en la Ficha de Registro de SBIA, según corresponda.</w:t>
+        <w:t xml:space="preserve">Todo SBIA, con independencia de su nivel de riesgo, integra la privacidad desde el diseño, minimizando la cantidad de datos personales recopilados y utilizando técnicas de anonimización, conforme al literal b) del artículo 29 del RLIA y a la Ley N.° 29733. En el desarrollo, la implementación y el uso de los </w:t>
+      </w:r>
+      <w:r>
+        <w:rPr>
+          <w:rFonts w:ascii="Arial" w:eastAsia="Arial" w:hAnsi="Arial" w:cs="Arial"/>
+          <w:color w:val="000000"/>
+          <w:highlight w:val="yellow"/>
+        </w:rPr>
+        <w:lastRenderedPageBreak/>
+        <w:t>SBIA se cumple la normativa vigente sobre privacidad y protección de datos personales, de acuerdo con lo que establezca la Autoridad Nacional de Protección de Datos Personales del Ministerio de Justicia y Derechos Humanos, conforme al artículo 26 del RLIA. Cuando la anonimización no resulte compatible con la finalidad del SBIA, la SUNAT admite la seudonimización; su justificación se documenta en la EIA o en la Ficha de Registro de SBIA, según corresponda.</w:t>
       </w:r>
       <w:r>
         <w:rPr>
@@ -11261,7 +11356,6 @@
           <w:color w:val="000000"/>
           <w:highlight w:val="yellow"/>
         </w:rPr>
-        <w:lastRenderedPageBreak/>
         <w:t>6.7.6</w:t>
       </w:r>
       <w:r>
@@ -11413,7 +11507,6 @@
           <w:color w:val="000000"/>
         </w:rPr>
       </w:pPr>
-      <w:proofErr w:type="gramStart"/>
       <w:r>
         <w:rPr>
           <w:rFonts w:ascii="Arial" w:eastAsia="Arial" w:hAnsi="Arial" w:cs="Arial"/>
@@ -11436,16 +11529,7 @@
           <w:color w:val="000000"/>
           <w:highlight w:val="green"/>
         </w:rPr>
-        <w:t>El</w:t>
-      </w:r>
-      <w:proofErr w:type="gramEnd"/>
-      <w:r>
-        <w:rPr>
-          <w:rFonts w:ascii="Arial" w:eastAsia="Arial" w:hAnsi="Arial" w:cs="Arial"/>
-          <w:color w:val="000000"/>
-          <w:highlight w:val="green"/>
-        </w:rPr>
-        <w:t xml:space="preserve"> propietario del caso de uso, con el custodio técnico del SBIA, define el tratamiento de</w:t>
+        <w:t>El propietario del caso de uso, con el custodio técnico del SBIA, define el tratamiento de</w:t>
       </w:r>
       <w:r>
         <w:rPr>
@@ -11605,7 +11689,16 @@
           <w:color w:val="000000"/>
           <w:highlight w:val="green"/>
         </w:rPr>
-        <w:t>disponibilidad de los medios correspondientes, están a cargo de la División de Soporte y</w:t>
+        <w:t xml:space="preserve">disponibilidad de los medios </w:t>
+      </w:r>
+      <w:r>
+        <w:rPr>
+          <w:rFonts w:ascii="Arial" w:eastAsia="Arial" w:hAnsi="Arial" w:cs="Arial"/>
+          <w:color w:val="000000"/>
+          <w:highlight w:val="green"/>
+        </w:rPr>
+        <w:lastRenderedPageBreak/>
+        <w:t>correspondientes, están a cargo de la División de Soporte y</w:t>
       </w:r>
       <w:r>
         <w:rPr>
@@ -11789,16 +11882,7 @@
           <w:highlight w:val="yellow"/>
         </w:rPr>
         <w:tab/>
-        <w:t xml:space="preserve">El uso de datos protegidos por la reserva tributaria para el desarrollo, entrenamiento o validación de un SBIA requiere la determinación previa de su base legal, conforme al artículo 85 del TUO del Código Tributario. Los datos </w:t>
-      </w:r>
-      <w:r>
-        <w:rPr>
-          <w:rFonts w:ascii="Arial" w:eastAsia="Arial" w:hAnsi="Arial" w:cs="Arial"/>
-          <w:color w:val="000000"/>
-          <w:highlight w:val="yellow"/>
-        </w:rPr>
-        <w:lastRenderedPageBreak/>
-        <w:t>personales se tratan conforme a la Ley N.° 29733. La procedencia y la base legal de uso se documentan en la Ficha de Registro de SBIA (Anexo N.° 1).</w:t>
+        <w:t>El uso de datos protegidos por la reserva tributaria para el desarrollo, entrenamiento o validación de un SBIA requiere la determinación previa de su base legal, conforme al artículo 85 del TUO del Código Tributario. Los datos personales se tratan conforme a la Ley N.° 29733. La procedencia y la base legal de uso se documentan en la Ficha de Registro de SBIA (Anexo N.° 1).</w:t>
       </w:r>
     </w:p>
     <w:p>
@@ -11907,7 +11991,23 @@
           <w:color w:val="000000"/>
           <w:highlight w:val="green"/>
         </w:rPr>
-        <w:t>28.7 del artículo 28 del Reglamento. La calificación se efectúa conforme a los lineamientos</w:t>
+        <w:t xml:space="preserve">28.7 del artículo 28 del </w:t>
+      </w:r>
+      <w:r>
+        <w:rPr>
+          <w:rFonts w:ascii="Arial" w:eastAsia="Arial" w:hAnsi="Arial" w:cs="Arial"/>
+          <w:color w:val="000000"/>
+          <w:highlight w:val="green"/>
+        </w:rPr>
+        <w:t>RLIA</w:t>
+      </w:r>
+      <w:r>
+        <w:rPr>
+          <w:rFonts w:ascii="Arial" w:eastAsia="Arial" w:hAnsi="Arial" w:cs="Arial"/>
+          <w:color w:val="000000"/>
+          <w:highlight w:val="green"/>
+        </w:rPr>
+        <w:t>. La calificación se efectúa conforme a los lineamientos</w:t>
       </w:r>
       <w:r>
         <w:rPr>
@@ -12115,7 +12215,16 @@
           <w:color w:val="000000"/>
           <w:highlight w:val="green"/>
         </w:rPr>
-        <w:t>justificación legal de la restricción consta igualmente en el acuerdo del CGTD. Aprobada la</w:t>
+        <w:t xml:space="preserve">justificación legal de la restricción consta igualmente en el acuerdo del CGTD. </w:t>
+      </w:r>
+      <w:r>
+        <w:rPr>
+          <w:rFonts w:ascii="Arial" w:eastAsia="Arial" w:hAnsi="Arial" w:cs="Arial"/>
+          <w:color w:val="000000"/>
+          <w:highlight w:val="green"/>
+        </w:rPr>
+        <w:lastRenderedPageBreak/>
+        <w:t>Aprobada la</w:t>
       </w:r>
       <w:r>
         <w:rPr>
@@ -12296,7 +12405,6 @@
           <w:color w:val="000000"/>
           <w:highlight w:val="cyan"/>
         </w:rPr>
-        <w:lastRenderedPageBreak/>
         <w:t>6.9.2</w:t>
       </w:r>
       <w:r>
@@ -12341,7 +12449,16 @@
           <w:color w:val="000000"/>
           <w:highlight w:val="green"/>
         </w:rPr>
-        <w:t>Constituyen mecanismos de explicabilidad, según el tipo de SBIA y entre otros: la identificación de las variables o factores que influyeron en el resultado y su peso relativo; la trazabilidad del resultado hacia las fuentes de información que lo sustentan; el registro de la cadena de razonamiento cuando el SBIA la produzca; y la documentación del modelo, que comprende su finalidad, la procedencia de los datos empleados, las métricas de desempeño y las limitaciones conocidas. El custodio técnico genera y mantiene actualizada dicha documentación como condición previa al despliegue del SBIA, y su existencia se verifica en la etapa de certificación y validación del numeral 6.1.1. La explicación que se proporcione al administrado no comprende los elementos excluidos conforme al numeral 6.9.1. Los mecanismos exigibles por tipo de SBIA y el contenido mínimo de la documentación se desarrollan en la metodología prevista en el numeral 6.1.5.</w:t>
+        <w:t xml:space="preserve">Constituyen mecanismos de explicabilidad, según el tipo de SBIA y entre otros: la identificación de las variables o factores que influyeron en el resultado y su peso relativo; la trazabilidad del resultado hacia las fuentes de información que lo sustentan; el registro de la cadena de razonamiento cuando el SBIA la produzca; y la documentación del modelo, que comprende su finalidad, la procedencia de los datos empleados, las métricas de desempeño y las limitaciones conocidas. El custodio técnico genera y mantiene actualizada dicha documentación como condición previa al despliegue del SBIA, y su existencia se verifica en la etapa </w:t>
+      </w:r>
+      <w:r>
+        <w:rPr>
+          <w:rFonts w:ascii="Arial" w:hAnsi="Arial" w:cs="Arial"/>
+          <w:color w:val="000000"/>
+          <w:highlight w:val="green"/>
+        </w:rPr>
+        <w:lastRenderedPageBreak/>
+        <w:t>de certificación y validación del numeral 6.1.1. La explicación que se proporcione al administrado no comprende los elementos excluidos conforme al numeral 6.9.1. Los mecanismos exigibles por tipo de SBIA y el contenido mínimo de la documentación se desarrollan en la metodología prevista en el numeral 6.1.5.</w:t>
       </w:r>
     </w:p>
     <w:p>
@@ -12439,7 +12556,23 @@
           <w:color w:val="000000"/>
           <w:highlight w:val="green"/>
         </w:rPr>
-        <w:t>El estado del gobierno de IA institucional se informa como sección del informe de seguimiento del Plan de Gobierno Digital que presenta el CGTD, con la periodicidad y por el conducto que dicho instrumento establece, en ejercicio de su responsabilidad de liderar, dirigir, evaluar y supervisar los proyectos de SBIA estratégicos. Dicha sección sustenta la información que la SUNAT remita a la SGTD en materia de inteligencia artificial. No se genera un informe institucional adicional por esta materia.</w:t>
+        <w:t xml:space="preserve">El estado del gobierno de IA institucional se informa como sección del informe de seguimiento del Plan de Gobierno Digital que presenta el CGTD, </w:t>
+      </w:r>
+      <w:r>
+        <w:rPr>
+          <w:rFonts w:ascii="Arial" w:eastAsia="Arial" w:hAnsi="Arial" w:cs="Arial"/>
+          <w:color w:val="000000"/>
+          <w:highlight w:val="green"/>
+        </w:rPr>
+        <w:t>con la periodicidad y por el conducto que dicho instrumento establece, conforme al numeral 28.10 del artículo 28 del RLIA</w:t>
+      </w:r>
+      <w:r>
+        <w:rPr>
+          <w:rFonts w:ascii="Arial" w:eastAsia="Arial" w:hAnsi="Arial" w:cs="Arial"/>
+          <w:color w:val="000000"/>
+          <w:highlight w:val="green"/>
+        </w:rPr>
+        <w:t>. Dicha sección sustenta la información que la SUNAT remita a la SGTD en materia de inteligencia artificial. No se genera un informe institucional adicional por esta materia.</w:t>
       </w:r>
     </w:p>
     <w:p>
@@ -12458,7 +12591,6 @@
           <w:color w:val="000000"/>
           <w:highlight w:val="yellow"/>
         </w:rPr>
-        <w:lastRenderedPageBreak/>
         <w:t>6.9.7</w:t>
       </w:r>
       <w:r>
@@ -12639,6 +12771,7 @@
           <w:color w:val="000000"/>
           <w:highlight w:val="green"/>
         </w:rPr>
+        <w:lastRenderedPageBreak/>
         <w:t>Los criterios de determinación de la frecuencia, los tipos de monitoreo aplicables y su desarrollo operativo se establecen en la metodología prevista en el numeral 6.1.5.</w:t>
       </w:r>
     </w:p>
@@ -12694,16 +12827,7 @@
           <w:highlight w:val="yellow"/>
         </w:rPr>
         <w:tab/>
-        <w:t xml:space="preserve">La Gerencia de Calidad de Sistemas conduce el control y aseguramiento de la calidad de los SBIA, conforme a sus funciones (artículos 123 y 124, literal a, del ROF). La verificación y validación de la calidad, incluida la ejecución de las pruebas funcionales y no funcionales, corresponde a la División de Control de Calidad, conforme a sus funciones (artículos 125 y 126, literal a, del ROF), y </w:t>
-      </w:r>
-      <w:r>
-        <w:rPr>
-          <w:rFonts w:ascii="Arial" w:eastAsia="Arial" w:hAnsi="Arial" w:cs="Arial"/>
-          <w:color w:val="000000"/>
-          <w:highlight w:val="yellow"/>
-        </w:rPr>
-        <w:lastRenderedPageBreak/>
-        <w:t>comprende además las pruebas de rendimiento y de regresión que correspondan al tipo de SBIA.</w:t>
+        <w:t>La Gerencia de Calidad de Sistemas conduce el control y aseguramiento de la calidad de los SBIA, conforme a sus funciones (artículos 123 y 124, literal a, del ROF). La verificación y validación de la calidad, incluida la ejecución de las pruebas funcionales y no funcionales, corresponde a la División de Control de Calidad, conforme a sus funciones (artículos 125 y 126, literal a, del ROF), y comprende además las pruebas de rendimiento y de regresión que correspondan al tipo de SBIA.</w:t>
       </w:r>
     </w:p>
     <w:p>
@@ -12789,7 +12913,15 @@
           <w:rFonts w:ascii="Arial" w:hAnsi="Arial" w:cs="Arial"/>
           <w:highlight w:val="lightGray"/>
         </w:rPr>
-        <w:t>6.10.5 Es significativo el cambio que altera el desempeño, la finalidad o la población objetivo del SBIA. El cambio significativo requiere, con anterioridad a su puesta en producción: la revisión de la clasificación de riesgo conforme al numeral 6.2.2; la actualización de la EIA conforme al numeral 6.4.3, cuando corresponda; la verificación y validación conforme al numeral 6.10.3; y la aprobación prevista en el numeral 6.1.2. El despliegue del cambio se realiza con versión identificable y con un plan de reversión que permita restituir la versión anterior del SBIA. La operación posterior al cambio es objeto de seguimiento reforzado durante el periodo que corresponda a su nivel de riesgo, conforme a la metodología prevista en el numeral 6.1.5.</w:t>
+        <w:t xml:space="preserve">6.10.5 Es significativo el cambio que altera el desempeño, la finalidad o la población objetivo del SBIA. El cambio significativo requiere, con anterioridad a su puesta en producción: la revisión de la clasificación de riesgo conforme al numeral 6.2.2; la actualización de la EIA conforme al numeral 6.4.3, cuando </w:t>
+      </w:r>
+      <w:r>
+        <w:rPr>
+          <w:rFonts w:ascii="Arial" w:hAnsi="Arial" w:cs="Arial"/>
+          <w:highlight w:val="lightGray"/>
+        </w:rPr>
+        <w:lastRenderedPageBreak/>
+        <w:t>corresponda; la verificación y validación conforme al numeral 6.10.3; y la aprobación prevista en el numeral 6.1.2. El despliegue del cambio se realiza con versión identificable y con un plan de reversión que permita restituir la versión anterior del SBIA. La operación posterior al cambio es objeto de seguimiento reforzado durante el periodo que corresponda a su nivel de riesgo, conforme a la metodología prevista en el numeral 6.1.5.</w:t>
       </w:r>
     </w:p>
     <w:p>
@@ -12899,7 +13031,6 @@
         <w:ind w:left="851"/>
       </w:pPr>
       <w:r>
-        <w:lastRenderedPageBreak/>
         <w:t>6.11</w:t>
       </w:r>
       <w:r>
@@ -13132,7 +13263,16 @@
           <w:color w:val="000000"/>
           <w:highlight w:val="green"/>
         </w:rPr>
-        <w:t>Los lineamientos técnicos que regulan el uso de LLM open source en la infraestructura institucional integran los documentos técnicos de arquitectura previstos en el numeral 6.5.3. La División de Arquitectura de Información y de Aplicaciones los elabora y propone en lo referido al modelo y a la arquitectura de aplicaciones, conforme al literal b) del artículo 132 del ROF, y la División de Arquitectura Tecnológica en lo referido a la infraestructura especializada que los soporta, conforme a los literales c) y d) del artículo 134 del ROF; su aprobación corresponde a la Gerencia de Arquitectura, conforme al literal c) del artículo 130 del ROF. Las unidades de organización los cumplen como condición para el despliegue de estos modelos. En tanto no se aprueben, el despliegue de estos modelos requiere la autorización previa de la Gerencia de Arquitectura y observa los controles del numeral 6.7.2</w:t>
+        <w:t xml:space="preserve">Los lineamientos técnicos que regulan el uso de LLM open source en la infraestructura institucional integran los documentos técnicos de arquitectura previstos en el numeral 6.5.3. La División de Arquitectura de Información y de </w:t>
+      </w:r>
+      <w:r>
+        <w:rPr>
+          <w:rFonts w:ascii="Arial" w:eastAsia="Arial" w:hAnsi="Arial" w:cs="Arial"/>
+          <w:color w:val="000000"/>
+          <w:highlight w:val="green"/>
+        </w:rPr>
+        <w:lastRenderedPageBreak/>
+        <w:t>Aplicaciones los elabora y propone en lo referido al modelo y a la arquitectura de aplicaciones, conforme al literal b) del artículo 132 del ROF, y la División de Arquitectura Tecnológica en lo referido a la infraestructura especializada que los soporta, conforme a los literales c) y d) del artículo 134 del ROF; su aprobación corresponde a la Gerencia de Arquitectura, conforme al literal c) del artículo 130 del ROF. Las unidades de organización los cumplen como condición para el despliegue de estos modelos. En tanto no se aprueben, el despliegue de estos modelos requiere la autorización previa de la Gerencia de Arquitectura y observa los controles del numeral 6.7.2</w:t>
       </w:r>
       <w:r>
         <w:rPr>
@@ -13279,16 +13419,7 @@
           <w:color w:val="000000"/>
           <w:highlight w:val="green"/>
         </w:rPr>
-        <w:t xml:space="preserve">numeral 6.11.5 y con su inclusión en el catálogo institucional (numeral 6.11.2), </w:t>
-      </w:r>
-      <w:r>
-        <w:rPr>
-          <w:rFonts w:ascii="Arial" w:eastAsia="Arial" w:hAnsi="Arial" w:cs="Arial"/>
-          <w:color w:val="000000"/>
-          <w:highlight w:val="green"/>
-        </w:rPr>
-        <w:lastRenderedPageBreak/>
-        <w:t>sin perjuicio</w:t>
+        <w:t>numeral 6.11.5 y con su inclusión en el catálogo institucional (numeral 6.11.2), sin perjuicio</w:t>
       </w:r>
       <w:r>
         <w:rPr>
@@ -13515,16 +13646,26 @@
         <w:rPr>
           <w:rFonts w:ascii="Arial" w:eastAsia="Arial" w:hAnsi="Arial" w:cs="Arial"/>
           <w:color w:val="000000"/>
-        </w:rPr>
+          <w:highlight w:val="green"/>
+        </w:rPr>
+        <w:lastRenderedPageBreak/>
         <w:t>6.12.1</w:t>
       </w:r>
       <w:r>
         <w:rPr>
           <w:rFonts w:ascii="Arial" w:eastAsia="Arial" w:hAnsi="Arial" w:cs="Arial"/>
           <w:color w:val="000000"/>
+          <w:highlight w:val="green"/>
         </w:rPr>
         <w:tab/>
-        <w:t>La adquisición de SBIA incluye en los TDR o EETT los requisitos de cumplimiento de la presente directiva y normativa aplicable.</w:t>
+      </w:r>
+      <w:r>
+        <w:rPr>
+          <w:rFonts w:ascii="Arial" w:eastAsia="Arial" w:hAnsi="Arial" w:cs="Arial"/>
+          <w:color w:val="000000"/>
+          <w:highlight w:val="green"/>
+        </w:rPr>
+        <w:t>La unidad de organización que formula los términos de referencia o las especificaciones técnicas para la adquisición de un SBIA incorpora en ellos los requisitos de cumplimiento de la presente directiva y de la normativa aplicable. La INSI verifica su incorporación con anterioridad a la conformidad técnica del requerimiento.</w:t>
       </w:r>
     </w:p>
     <w:p>
@@ -13543,7 +13684,15 @@
           <w:color w:val="000000"/>
           <w:highlight w:val="green"/>
         </w:rPr>
-        <w:t>6.12.2</w:t>
+        <w:t>6.12</w:t>
+      </w:r>
+      <w:r>
+        <w:rPr>
+          <w:rFonts w:ascii="Arial" w:eastAsia="Arial" w:hAnsi="Arial" w:cs="Arial"/>
+          <w:color w:val="000000"/>
+          <w:highlight w:val="green"/>
+        </w:rPr>
+        <w:t>.2</w:t>
       </w:r>
       <w:r>
         <w:rPr>
@@ -13552,7 +13701,30 @@
           <w:highlight w:val="green"/>
         </w:rPr>
         <w:tab/>
-        <w:t xml:space="preserve">Los contratos incluyen cláusulas sobre: (a) protección de datos y reserva tributaria; (b) transparencia del modelo; (c) comunicación de vulnerabilidades e incidentes; (d) derecho de auditoría, incluida la realización de auditorías éticas y de sesgo sobre el modelo; (e) transferencia de conocimiento; </w:t>
+      </w:r>
+      <w:r>
+        <w:rPr>
+          <w:rFonts w:ascii="Arial" w:eastAsia="Arial" w:hAnsi="Arial" w:cs="Arial"/>
+          <w:color w:val="000000"/>
+          <w:highlight w:val="green"/>
+        </w:rPr>
+        <w:t>La unidad de organización que formula los términos de referencia o las especificaciones técnicas incorpora en ellos las cláusulas que el contrato debe contener sobre:</w:t>
+      </w:r>
+      <w:r>
+        <w:rPr>
+          <w:rFonts w:ascii="Arial" w:eastAsia="Arial" w:hAnsi="Arial" w:cs="Arial"/>
+          <w:color w:val="000000"/>
+          <w:highlight w:val="green"/>
+        </w:rPr>
+        <w:t xml:space="preserve"> </w:t>
+      </w:r>
+      <w:r>
+        <w:rPr>
+          <w:rFonts w:ascii="Arial" w:eastAsia="Arial" w:hAnsi="Arial" w:cs="Arial"/>
+          <w:color w:val="000000"/>
+          <w:highlight w:val="green"/>
+        </w:rPr>
+        <w:t xml:space="preserve">(a) protección de datos y reserva tributaria; (b) transparencia del modelo; (c) comunicación de vulnerabilidades e incidentes; (d) derecho de auditoría, incluida la realización de auditorías éticas y de sesgo sobre el modelo; (e) transferencia de conocimiento; </w:t>
       </w:r>
       <w:r>
         <w:rPr>
@@ -13601,6 +13773,7 @@
         <w:rPr>
           <w:rFonts w:ascii="Arial" w:eastAsia="Arial" w:hAnsi="Arial" w:cs="Arial"/>
           <w:color w:val="000000"/>
+          <w:highlight w:val="green"/>
         </w:rPr>
         <w:t>6.12.3</w:t>
       </w:r>
@@ -13608,9 +13781,17 @@
         <w:rPr>
           <w:rFonts w:ascii="Arial" w:eastAsia="Arial" w:hAnsi="Arial" w:cs="Arial"/>
           <w:color w:val="000000"/>
+          <w:highlight w:val="green"/>
         </w:rPr>
         <w:tab/>
-        <w:t>Para SBIA SaaS, la INSI verifica la compatibilidad de los términos de uso con las obligaciones de SUNAT en materia de datos y reserva tributaria.</w:t>
+      </w:r>
+      <w:r>
+        <w:rPr>
+          <w:rFonts w:ascii="Arial" w:eastAsia="Arial" w:hAnsi="Arial" w:cs="Arial"/>
+          <w:color w:val="000000"/>
+          <w:highlight w:val="green"/>
+        </w:rPr>
+        <w:t>Para SBIA SaaS, la INSI verifica que los términos de uso sean compatibles con las obligaciones de la SUNAT en materia de datos y con la restricción del numeral 6.11.1. Estos SBIA no procesan información sujeta a reserva tributaria.</w:t>
       </w:r>
     </w:p>
     <w:p>
@@ -13627,7 +13808,7 @@
         <w:rPr>
           <w:rFonts w:ascii="Arial" w:eastAsia="Arial" w:hAnsi="Arial" w:cs="Arial"/>
           <w:color w:val="000000"/>
-          <w:highlight w:val="yellow"/>
+          <w:highlight w:val="green"/>
         </w:rPr>
         <w:t>6.12.4</w:t>
       </w:r>
@@ -13635,7 +13816,7 @@
         <w:rPr>
           <w:rFonts w:ascii="Arial" w:eastAsia="Arial" w:hAnsi="Arial" w:cs="Arial"/>
           <w:color w:val="000000"/>
-          <w:highlight w:val="yellow"/>
+          <w:highlight w:val="green"/>
         </w:rPr>
         <w:tab/>
       </w:r>
@@ -13645,32 +13826,7 @@
           <w:color w:val="000000"/>
           <w:highlight w:val="green"/>
         </w:rPr>
-        <w:t>Los contratos prohíben al proveedor emplear la información de la SUNAT (en particular la sujeta a reserva tributaria y los datos personales), las instrucciones que se le remitan y los resultados derivados de su tratamiento, para entrenar, ajustar o mejorar sus modelos o para cualquier fin propio</w:t>
-      </w:r>
-      <w:r>
-        <w:rPr>
-          <w:rFonts w:ascii="Arial" w:eastAsia="Arial" w:hAnsi="Arial" w:cs="Arial"/>
-          <w:color w:val="000000"/>
-          <w:highlight w:val="green"/>
-        </w:rPr>
-        <w:t xml:space="preserve">, </w:t>
-      </w:r>
-      <w:r>
-        <w:rPr>
-          <w:rFonts w:ascii="Arial" w:eastAsia="Arial" w:hAnsi="Arial" w:cs="Arial"/>
-          <w:color w:val="000000"/>
-          <w:highlight w:val="yellow"/>
-        </w:rPr>
-        <w:t xml:space="preserve">en concordancia con el artículo 85 del Código Tributario, que extiende la obligación de reserva a quienes accedan a dicha información. La propiedad intelectual de los ajustes </w:t>
-      </w:r>
-      <w:r>
-        <w:rPr>
-          <w:rFonts w:ascii="Arial" w:eastAsia="Arial" w:hAnsi="Arial" w:cs="Arial"/>
-          <w:color w:val="000000"/>
-          <w:highlight w:val="yellow"/>
-        </w:rPr>
-        <w:lastRenderedPageBreak/>
-        <w:t>(fine-tuning) realizados con información o para necesidades de la SUNAT corresponde a la SUNAT.</w:t>
+        <w:t>La unidad de organización que formula los términos de referencia o las especificaciones técnicas incorpora en ellos la cláusula que prohíbe al proveedor y a su personal emplear la información de la SUNAT a la que accedan en ejecución del contrato, las instrucciones que se les remitan y los resultados derivados de su tratamiento, para entrenar, ajustar o mejorar sus modelos o para cualquier fin distinto de la ejecución del contrato. Tratándose de información sujeta a reserva tributaria, la prohibición se sustenta en el artículo 85 del Código Tributario, que extiende la obligación de reserva a quienes accedan a dicha información.</w:t>
       </w:r>
     </w:p>
     <w:p>
@@ -13797,6 +13953,7 @@
           <w:color w:val="000000"/>
           <w:highlight w:val="lightGray"/>
         </w:rPr>
+        <w:lastRenderedPageBreak/>
         <w:t xml:space="preserve">Todo el personal de la SUNAT vinculado al diseño, desarrollo, implementación, evaluación o uso de sistemas basados en IA es sensibilizado respecto del uso seguro, responsable y ético de dichos sistemas, así como de los riesgos asociados y de las disposiciones establecidas en la </w:t>
       </w:r>
       <w:r>
@@ -14002,7 +14159,23 @@
           <w:color w:val="000000"/>
           <w:highlight w:val="green"/>
         </w:rPr>
-        <w:t>establecido en el literal f) del artículo 7 del Reglamento, en concordancia con el numeral 7.3</w:t>
+        <w:t xml:space="preserve">establecido en el literal f) del artículo 7 del </w:t>
+      </w:r>
+      <w:r>
+        <w:rPr>
+          <w:rFonts w:ascii="Arial" w:eastAsia="Arial" w:hAnsi="Arial" w:cs="Arial"/>
+          <w:color w:val="000000"/>
+          <w:highlight w:val="green"/>
+        </w:rPr>
+        <w:t>RLIA</w:t>
+      </w:r>
+      <w:r>
+        <w:rPr>
+          <w:rFonts w:ascii="Arial" w:eastAsia="Arial" w:hAnsi="Arial" w:cs="Arial"/>
+          <w:color w:val="000000"/>
+          <w:highlight w:val="green"/>
+        </w:rPr>
+        <w:t>, en concordancia con el numeral 7.3</w:t>
       </w:r>
       <w:r>
         <w:rPr>
@@ -14078,16 +14251,7 @@
           <w:color w:val="000000"/>
           <w:highlight w:val="lightGray"/>
         </w:rPr>
-        <w:t xml:space="preserve">Las necesidades de capacitación asociadas a los distintos roles, los contenidos formativos, las modalidades de capacitación y los mecanismos de evaluación </w:t>
-      </w:r>
-      <w:r>
-        <w:rPr>
-          <w:rFonts w:ascii="Arial" w:eastAsia="Arial" w:hAnsi="Arial" w:cs="Arial"/>
-          <w:color w:val="000000"/>
-          <w:highlight w:val="lightGray"/>
-        </w:rPr>
-        <w:lastRenderedPageBreak/>
-        <w:t>de resultados se determinan en el marco normativo del Plan de Desarrollo de las Personas.</w:t>
+        <w:t>Las necesidades de capacitación asociadas a los distintos roles, los contenidos formativos, las modalidades de capacitación y los mecanismos de evaluación de resultados se determinan en el marco normativo del Plan de Desarrollo de las Personas.</w:t>
       </w:r>
     </w:p>
     <w:p>
@@ -14257,7 +14421,23 @@
           <w:color w:val="000000"/>
           <w:highlight w:val="lightGray"/>
         </w:rPr>
-        <w:t>Esta disposición se implementa conforme al numeral 28.5 del artículo 28 del Reglamento y en concordancia con el numeral 7.2 y el Anexo A.4 de la NTP</w:t>
+        <w:t xml:space="preserve">Esta disposición se implementa conforme al numeral 28.5 del artículo 28 del </w:t>
+      </w:r>
+      <w:r>
+        <w:rPr>
+          <w:rFonts w:ascii="Arial" w:eastAsia="Arial" w:hAnsi="Arial" w:cs="Arial"/>
+          <w:color w:val="000000"/>
+          <w:highlight w:val="lightGray"/>
+        </w:rPr>
+        <w:t>RLIA</w:t>
+      </w:r>
+      <w:r>
+        <w:rPr>
+          <w:rFonts w:ascii="Arial" w:eastAsia="Arial" w:hAnsi="Arial" w:cs="Arial"/>
+          <w:color w:val="000000"/>
+          <w:highlight w:val="lightGray"/>
+        </w:rPr>
+        <w:t xml:space="preserve"> y en concordancia con el numeral 7.2 y el Anexo A.4 de la NTP</w:t>
       </w:r>
       <w:r>
         <w:rPr>
@@ -14333,6 +14513,7 @@
           <w:color w:val="000000"/>
           <w:highlight w:val="lightGray"/>
         </w:rPr>
+        <w:lastRenderedPageBreak/>
         <w:t xml:space="preserve">Las acciones de gestión del cambio facilitan la consolidación </w:t>
       </w:r>
       <w:r>
@@ -14357,7 +14538,23 @@
           <w:color w:val="000000"/>
           <w:highlight w:val="lightGray"/>
         </w:rPr>
-        <w:t>, promoviendo su integración en la gestión institucional y favoreciendo las condiciones organizacionales necesarias para su sostenibilidad y mejora continua, en concordancia con los numerales 28.1 y 28.2 del artículo 28 del Reglamento.</w:t>
+        <w:t xml:space="preserve">, promoviendo su integración en la gestión institucional y favoreciendo las condiciones organizacionales necesarias para su sostenibilidad y mejora continua, en concordancia con los numerales 28.1 y 28.2 del artículo 28 del </w:t>
+      </w:r>
+      <w:r>
+        <w:rPr>
+          <w:rFonts w:ascii="Arial" w:eastAsia="Arial" w:hAnsi="Arial" w:cs="Arial"/>
+          <w:color w:val="000000"/>
+          <w:highlight w:val="lightGray"/>
+        </w:rPr>
+        <w:t>RLIA</w:t>
+      </w:r>
+      <w:r>
+        <w:rPr>
+          <w:rFonts w:ascii="Arial" w:eastAsia="Arial" w:hAnsi="Arial" w:cs="Arial"/>
+          <w:color w:val="000000"/>
+          <w:highlight w:val="lightGray"/>
+        </w:rPr>
+        <w:t>.</w:t>
       </w:r>
     </w:p>
     <w:p>
@@ -14409,7 +14606,23 @@
           <w:highlight w:val="yellow"/>
         </w:rPr>
         <w:tab/>
-        <w:t>En el desarrollo, la implementación y el uso de los SBIA, la SUNAT promueve la participación de equipos diversos y multidisciplinarios, garantiza el pleno respeto de los derechos humanos y evita que se generen resultados injustos o discriminatorios, considera el impacto social y ambiental, e implementa las mejores prácticas, estándares y normas técnicas para identificar y minimizar los sesgos de los algoritmos y de las bases de datos utilizados</w:t>
+        <w:t xml:space="preserve">En el desarrollo, la implementación y el uso de los SBIA, </w:t>
+      </w:r>
+      <w:r>
+        <w:rPr>
+          <w:rFonts w:ascii="Arial" w:eastAsia="Arial" w:hAnsi="Arial" w:cs="Arial"/>
+          <w:color w:val="000000"/>
+          <w:highlight w:val="yellow"/>
+        </w:rPr>
+        <w:t>la SUNAT promueve la participación de equipos diversos y multidisciplinarios, conforme al numeral 6.1.6</w:t>
+      </w:r>
+      <w:r>
+        <w:rPr>
+          <w:rFonts w:ascii="Arial" w:eastAsia="Arial" w:hAnsi="Arial" w:cs="Arial"/>
+          <w:color w:val="000000"/>
+          <w:highlight w:val="yellow"/>
+        </w:rPr>
+        <w:t>, garantiza el pleno respeto de los derechos humanos y evita que se generen resultados injustos o discriminatorios, considera el impacto social y ambiental, e implementa las mejores prácticas, estándares y normas técnicas para identificar y minimizar los sesgos de los algoritmos y de las bases de datos utilizados</w:t>
       </w:r>
       <w:r>
         <w:rPr>
@@ -14493,7 +14706,23 @@
           <w:color w:val="000000"/>
           <w:highlight w:val="green"/>
         </w:rPr>
-        <w:t xml:space="preserve">La OII supervisa en los SBIA el cumplimiento de los principios rectores establecidos en el artículo 7 del Reglamento y de los compromisos de la Política de </w:t>
+        <w:t xml:space="preserve">La OII supervisa en los SBIA el cumplimiento de los principios rectores establecidos en el artículo 7 del </w:t>
+      </w:r>
+      <w:r>
+        <w:rPr>
+          <w:rFonts w:ascii="Arial" w:eastAsia="Arial" w:hAnsi="Arial" w:cs="Arial"/>
+          <w:color w:val="000000"/>
+          <w:highlight w:val="green"/>
+        </w:rPr>
+        <w:t>RLIA</w:t>
+      </w:r>
+      <w:r>
+        <w:rPr>
+          <w:rFonts w:ascii="Arial" w:eastAsia="Arial" w:hAnsi="Arial" w:cs="Arial"/>
+          <w:color w:val="000000"/>
+          <w:highlight w:val="green"/>
+        </w:rPr>
+        <w:t xml:space="preserve"> y de los compromisos de la Política de </w:t>
       </w:r>
       <w:r>
         <w:rPr>
@@ -14509,16 +14738,7 @@
           <w:color w:val="000000"/>
           <w:highlight w:val="green"/>
         </w:rPr>
-        <w:t xml:space="preserve">; evalúa los riesgos de sesgo y discriminación </w:t>
-      </w:r>
-      <w:r>
-        <w:rPr>
-          <w:rFonts w:ascii="Arial" w:eastAsia="Arial" w:hAnsi="Arial" w:cs="Arial"/>
-          <w:color w:val="000000"/>
-          <w:highlight w:val="green"/>
-        </w:rPr>
-        <w:lastRenderedPageBreak/>
-        <w:t>y administra el canal de consultas éticas en materia de IA</w:t>
+        <w:t>; evalúa los riesgos de sesgo y discriminación y administra el canal de consultas éticas en materia de IA</w:t>
       </w:r>
       <w:r>
         <w:rPr>
@@ -14545,7 +14765,23 @@
           <w:color w:val="000000"/>
           <w:highlight w:val="green"/>
         </w:rPr>
-        <w:t>Esta disposición desarrolla el numeral 28.9 del artículo 28 del Reglamento.</w:t>
+        <w:t xml:space="preserve">Esta disposición desarrolla el numeral 28.9 del artículo 28 del </w:t>
+      </w:r>
+      <w:r>
+        <w:rPr>
+          <w:rFonts w:ascii="Arial" w:eastAsia="Arial" w:hAnsi="Arial" w:cs="Arial"/>
+          <w:color w:val="000000"/>
+          <w:highlight w:val="green"/>
+        </w:rPr>
+        <w:t>RLIA</w:t>
+      </w:r>
+      <w:r>
+        <w:rPr>
+          <w:rFonts w:ascii="Arial" w:eastAsia="Arial" w:hAnsi="Arial" w:cs="Arial"/>
+          <w:color w:val="000000"/>
+          <w:highlight w:val="green"/>
+        </w:rPr>
+        <w:t>.</w:t>
       </w:r>
     </w:p>
     <w:p>
@@ -14590,25 +14826,7 @@
           <w:color w:val="000000"/>
           <w:highlight w:val="yellow"/>
         </w:rPr>
-        <w:t xml:space="preserve"> </w:t>
-      </w:r>
-      <w:proofErr w:type="gramStart"/>
-      <w:r>
-        <w:rPr>
-          <w:rFonts w:ascii="Arial" w:eastAsia="Arial" w:hAnsi="Arial" w:cs="Arial"/>
-          <w:color w:val="000000"/>
-          <w:highlight w:val="yellow"/>
-        </w:rPr>
-        <w:t>son de aplicación</w:t>
-      </w:r>
-      <w:proofErr w:type="gramEnd"/>
-      <w:r>
-        <w:rPr>
-          <w:rFonts w:ascii="Arial" w:eastAsia="Arial" w:hAnsi="Arial" w:cs="Arial"/>
-          <w:color w:val="000000"/>
-          <w:highlight w:val="yellow"/>
-        </w:rPr>
-        <w:t xml:space="preserve"> en la SUNAT desde su entrada en vigencia. La Comisión de Gobierno de IA evalúa su impacto en la presente directiva y propone al CGTD los ajustes que correspondan.</w:t>
+        <w:t xml:space="preserve"> son de aplicación en la SUNAT desde su entrada en vigencia. La Comisión de Gobierno de IA evalúa su impacto en la presente directiva y propone al CGTD los ajustes que correspondan.</w:t>
       </w:r>
     </w:p>
     <w:p>
@@ -14681,7 +14899,15 @@
           <w:rFonts w:ascii="Arial" w:hAnsi="Arial" w:cs="Arial"/>
           <w:highlight w:val="green"/>
         </w:rPr>
-        <w:t>Toda iniciativa, requerimiento o proyecto que incorpore o prevea un componente basado en IA requiere la opinión técnica previa de la Comisión de Gobierno de IA sobre dicho componente, cualquiera sea el instrumento de gestión bajo el cual se formule, ejecute o modifique. La opinión se emite sobre la Ficha de Evaluación de Caso de Uso (Anexo N.° 4), adecuada a la naturaleza y magnitud de la iniciativa, requerimiento o proyecto.</w:t>
+        <w:t xml:space="preserve">Toda iniciativa, requerimiento o proyecto que incorpore o prevea un componente basado en IA requiere la opinión técnica previa de la Comisión de Gobierno de IA sobre dicho componente, cualquiera sea el instrumento de gestión bajo el cual se formule, ejecute o modifique. La opinión se emite sobre la Ficha de Evaluación de Caso de Uso (Anexo N.° 4), adecuada a la naturaleza </w:t>
+      </w:r>
+      <w:r>
+        <w:rPr>
+          <w:rFonts w:ascii="Arial" w:hAnsi="Arial" w:cs="Arial"/>
+          <w:highlight w:val="green"/>
+        </w:rPr>
+        <w:lastRenderedPageBreak/>
+        <w:t>y magnitud de la iniciativa, requerimiento o proyecto.</w:t>
       </w:r>
       <w:r>
         <w:rPr>
@@ -14877,15 +15103,7 @@
           <w:rFonts w:ascii="Arial" w:hAnsi="Arial" w:cs="Arial"/>
           <w:highlight w:val="green"/>
         </w:rPr>
-        <w:t xml:space="preserve">los demás casos la opinión sustenta la decisión, pero no la reemplaza. La aprobación corresponde, </w:t>
-      </w:r>
-      <w:r>
-        <w:rPr>
-          <w:rFonts w:ascii="Arial" w:hAnsi="Arial" w:cs="Arial"/>
-          <w:highlight w:val="green"/>
-        </w:rPr>
-        <w:lastRenderedPageBreak/>
-        <w:t>en cada caso, a la instancia competente conforme al ROF, a las normas de delegación de facultades, a los instrumentos de gestión institucionales o a la normativa de los sistemas administrativos del Estado.</w:t>
+        <w:t>los demás casos la opinión sustenta la decisión, pero no la reemplaza. La aprobación corresponde, en cada caso, a la instancia competente conforme al ROF, a las normas de delegación de facultades, a los instrumentos de gestión institucionales o a la normativa de los sistemas administrativos del Estado.</w:t>
       </w:r>
     </w:p>
     <w:p>
@@ -15015,6 +15233,7 @@
           <w:bCs w:val="0"/>
           <w:highlight w:val="green"/>
         </w:rPr>
+        <w:lastRenderedPageBreak/>
         <w:t>en el modelamiento del proceso de negocio, antes de su remisión a la INSI para desarrollo, cuando este revele un componente de IA no declarado en el alcance inicial;</w:t>
       </w:r>
     </w:p>
@@ -15171,15 +15390,7 @@
           <w:rFonts w:ascii="Arial" w:hAnsi="Arial" w:cs="Arial"/>
           <w:highlight w:val="lightGray"/>
         </w:rPr>
-        <w:t xml:space="preserve">6.15.4 Cuando un proyecto de inversión pública sujeto al Sistema Nacional de Programación Multianual y Gestión de Inversiones incorpore un componente basado en IA, la Unidad Formuladora considera la opinión de la Comisión como insumo del análisis técnico que sustenta la declaración de viabilidad, sin </w:t>
-      </w:r>
-      <w:r>
-        <w:rPr>
-          <w:rFonts w:ascii="Arial" w:hAnsi="Arial" w:cs="Arial"/>
-          <w:highlight w:val="lightGray"/>
-        </w:rPr>
-        <w:lastRenderedPageBreak/>
-        <w:t>perjuicio de las disposiciones del referido Sistema. En la ejecución, el SBIA observa el ciclo de vida del numeral 6.1.</w:t>
+        <w:t>6.15.4 Cuando un proyecto de inversión pública sujeto al Sistema Nacional de Programación Multianual y Gestión de Inversiones incorpore un componente basado en IA, la Unidad Formuladora considera la opinión de la Comisión como insumo del análisis técnico que sustenta la declaración de viabilidad, sin perjuicio de las disposiciones del referido Sistema. En la ejecución, el SBIA observa el ciclo de vida del numeral 6.1.</w:t>
       </w:r>
     </w:p>
     <w:p>
@@ -15430,6 +15641,22 @@
         <w:tab/>
         <w:t>La Comisión de Gobierno de IA se conforma mediante Resolución de Superintendencia, a propuesta del CGTD, conforme al numeral 5.3 de la presente directiva. El CGTD designa a su Coordinador.</w:t>
       </w:r>
+      <w:r>
+        <w:rPr>
+          <w:rFonts w:asciiTheme="minorHAnsi" w:eastAsiaTheme="minorEastAsia" w:hAnsiTheme="minorHAnsi" w:cstheme="minorBidi"/>
+          <w:b w:val="0"/>
+          <w:bCs w:val="0"/>
+        </w:rPr>
+        <w:t xml:space="preserve"> </w:t>
+      </w:r>
+      <w:r>
+        <w:rPr>
+          <w:b w:val="0"/>
+          <w:bCs w:val="0"/>
+          <w:highlight w:val="yellow"/>
+        </w:rPr>
+        <w:t>El CGTD adopta el acuerdo de propuesta de conformación en su primera sesión posterior a la entrada en vigencia de la presente directiva. En tanto la Comisión de Gobierno de IA no se conforme, el CGTD ejerce las funciones que la presente directiva asigna a aquella, y la INSI prepara y eleva las propuestas correspondientes, recabando previamente la opinión de las unidades de organización a las que el numeral 5.4 asigna una materia.</w:t>
+      </w:r>
     </w:p>
     <w:p>
       <w:pPr>
@@ -15672,7 +15899,7 @@
         <w:rPr>
           <w:b w:val="0"/>
           <w:bCs w:val="0"/>
-          <w:highlight w:val="lightGray"/>
+          <w:highlight w:val="green"/>
         </w:rPr>
         <w:t>7.9</w:t>
       </w:r>
@@ -15680,7 +15907,7 @@
         <w:rPr>
           <w:b w:val="0"/>
           <w:bCs w:val="0"/>
-          <w:highlight w:val="lightGray"/>
+          <w:highlight w:val="green"/>
         </w:rPr>
         <w:tab/>
       </w:r>
@@ -15688,9 +15915,50 @@
         <w:rPr>
           <w:b w:val="0"/>
           <w:bCs w:val="0"/>
-          <w:highlight w:val="lightGray"/>
-        </w:rPr>
-        <w:t>Los Anexos forman parte de la presente directiva y su modificación se efectúa conforme a la METDONI. El detalle de aplicación de los Anexos, así como los formatos, campos e indicadores operativos que de ellos se derivan, se establecen en los documentos normativos institucionales de menor rango previstos en el numeral 7.6, que las unidades competentes actualizan sin requerir la modificación de la presente directiva.</w:t>
+          <w:highlight w:val="green"/>
+        </w:rPr>
+        <w:t xml:space="preserve">El detalle de aplicación de los Anexos </w:t>
+      </w:r>
+      <w:r>
+        <w:rPr>
+          <w:b w:val="0"/>
+          <w:bCs w:val="0"/>
+          <w:highlight w:val="green"/>
+        </w:rPr>
+        <w:t>(</w:t>
+      </w:r>
+      <w:r>
+        <w:rPr>
+          <w:b w:val="0"/>
+          <w:bCs w:val="0"/>
+          <w:highlight w:val="green"/>
+        </w:rPr>
+        <w:t>los formatos, los criterios de registro, los catálogos de valores y los indicadores operativos, así como los campos adicionales que resulten necesarios</w:t>
+      </w:r>
+      <w:r>
+        <w:rPr>
+          <w:b w:val="0"/>
+          <w:bCs w:val="0"/>
+          <w:highlight w:val="green"/>
+        </w:rPr>
+        <w:t>)</w:t>
+      </w:r>
+      <w:r>
+        <w:rPr>
+          <w:b w:val="0"/>
+          <w:bCs w:val="0"/>
+          <w:highlight w:val="green"/>
+        </w:rPr>
+        <w:t xml:space="preserve"> se establece en los documentos normativos institucionales </w:t>
+      </w:r>
+      <w:r>
+        <w:rPr>
+          <w:b w:val="0"/>
+          <w:bCs w:val="0"/>
+          <w:highlight w:val="green"/>
+        </w:rPr>
+        <w:lastRenderedPageBreak/>
+        <w:t>de menor rango previstos en el numeral 7.6, que las unidades competentes actualizan sin requerir la modificación de la presente directiva. Dichos documentos no suprimen ni reducen los campos ni los contenidos mínimos que los Anexos establecen.</w:t>
       </w:r>
     </w:p>
     <w:p>
@@ -15718,16 +15986,7 @@
           <w:highlight w:val="yellow"/>
         </w:rPr>
         <w:tab/>
-        <w:t xml:space="preserve">El Oficial de Inteligencia Artificial (OIA) de la SUNAT, previsto en el artículo 6 de la Estrategia Nacional de Inteligencia Artificial 2026-2030, recae en un miembro del </w:t>
-      </w:r>
-      <w:r>
-        <w:rPr>
-          <w:b w:val="0"/>
-          <w:bCs w:val="0"/>
-          <w:highlight w:val="yellow"/>
-        </w:rPr>
-        <w:lastRenderedPageBreak/>
-        <w:t xml:space="preserve">CGTD y coordina el gobierno y la gestión de la inteligencia artificial institucional, así como el seguimiento del Plan de Acción de Inteligencia Artificial. Su designación se efectúa mediante acto de la máxima autoridad administrativa de la entidad, previamente a la formulación del Plan de Acción de Inteligencia Artificial. Su perfil, responsabilidades, designación y articulación se determinan conforme a los lineamientos que emita la SGTD-PCM, en aplicación de la Primera Disposición Complementaria Final de la citada Estrategia. </w:t>
+        <w:t xml:space="preserve">El Oficial de Inteligencia Artificial (OIA) de la SUNAT, previsto en el artículo 6 de la Estrategia Nacional de Inteligencia Artificial 2026-2030, recae en un miembro del CGTD y coordina el gobierno y la gestión de la inteligencia artificial institucional, así como el seguimiento del Plan de Acción de Inteligencia Artificial. Su designación se efectúa mediante acto de la máxima autoridad administrativa de la entidad, previamente a la formulación del Plan de Acción de Inteligencia Artificial. Su perfil, responsabilidades, designación y articulación se determinan conforme a los lineamientos que emita la SGTD-PCM, en aplicación de la Primera Disposición Complementaria Final de la citada Estrategia. </w:t>
       </w:r>
       <w:r>
         <w:rPr>
@@ -16966,23 +17225,7 @@
                 <w:rFonts w:ascii="Arial" w:eastAsia="Arial" w:hAnsi="Arial" w:cs="Arial"/>
                 <w:lang w:val="en-US"/>
               </w:rPr>
-              <w:t xml:space="preserve">Human-in-the-loop, on-the-loop </w:t>
-            </w:r>
-            <w:proofErr w:type="gramStart"/>
-            <w:r>
-              <w:rPr>
-                <w:rFonts w:ascii="Arial" w:eastAsia="Arial" w:hAnsi="Arial" w:cs="Arial"/>
-                <w:lang w:val="en-US"/>
-              </w:rPr>
-              <w:t>o in</w:t>
-            </w:r>
-            <w:proofErr w:type="gramEnd"/>
-            <w:r>
-              <w:rPr>
-                <w:rFonts w:ascii="Arial" w:eastAsia="Arial" w:hAnsi="Arial" w:cs="Arial"/>
-                <w:lang w:val="en-US"/>
-              </w:rPr>
-              <w:t>-command.</w:t>
+              <w:t>Human-in-the-loop, on-the-loop o in-command.</w:t>
             </w:r>
           </w:p>
         </w:tc>
@@ -18026,6 +18269,330 @@
                 <w:highlight w:val="green"/>
               </w:rPr>
               <w:t>Medidas incorporadas para prevenir, detectar y corregir resultados discriminatorios o sesgados conforme al numeral 6.6.4, y fecha de la última evaluación de los indicadores de sesgo conforme a los numerales 6.10.1 y 6.10.2. La verificación de estas medidas es previa al despliegue, conforme al numeral 6.1.2.</w:t>
+            </w:r>
+          </w:p>
+        </w:tc>
+      </w:tr>
+      <w:tr>
+        <w:tc>
+          <w:tcPr>
+            <w:tcW w:w="527" w:type="dxa"/>
+            <w:tcBorders>
+              <w:top w:val="single" w:sz="4" w:space="0" w:color="000000"/>
+              <w:left w:val="single" w:sz="4" w:space="0" w:color="000000"/>
+              <w:bottom w:val="single" w:sz="4" w:space="0" w:color="000000"/>
+              <w:right w:val="single" w:sz="4" w:space="0" w:color="000000"/>
+            </w:tcBorders>
+            <w:tcMar>
+              <w:top w:w="60" w:type="dxa"/>
+              <w:left w:w="80" w:type="dxa"/>
+              <w:bottom w:w="60" w:type="dxa"/>
+              <w:right w:w="80" w:type="dxa"/>
+            </w:tcMar>
+            <w:vAlign w:val="center"/>
+          </w:tcPr>
+          <w:p>
+            <w:pPr>
+              <w:spacing w:before="20" w:after="20" w:line="276" w:lineRule="auto"/>
+              <w:rPr>
+                <w:rFonts w:ascii="Arial" w:eastAsia="Arial" w:hAnsi="Arial" w:cs="Arial"/>
+                <w:highlight w:val="green"/>
+              </w:rPr>
+            </w:pPr>
+            <w:r>
+              <w:rPr>
+                <w:rFonts w:ascii="Arial" w:eastAsia="Arial" w:hAnsi="Arial" w:cs="Arial"/>
+                <w:highlight w:val="green"/>
+              </w:rPr>
+              <w:t>20</w:t>
+            </w:r>
+          </w:p>
+        </w:tc>
+        <w:tc>
+          <w:tcPr>
+            <w:tcW w:w="2109" w:type="dxa"/>
+            <w:tcBorders>
+              <w:top w:val="single" w:sz="4" w:space="0" w:color="000000"/>
+              <w:left w:val="single" w:sz="4" w:space="0" w:color="000000"/>
+              <w:bottom w:val="single" w:sz="4" w:space="0" w:color="000000"/>
+              <w:right w:val="single" w:sz="4" w:space="0" w:color="000000"/>
+            </w:tcBorders>
+            <w:tcMar>
+              <w:top w:w="60" w:type="dxa"/>
+              <w:left w:w="80" w:type="dxa"/>
+              <w:bottom w:w="60" w:type="dxa"/>
+              <w:right w:w="80" w:type="dxa"/>
+            </w:tcMar>
+            <w:vAlign w:val="center"/>
+          </w:tcPr>
+          <w:p>
+            <w:pPr>
+              <w:spacing w:before="20" w:after="20" w:line="276" w:lineRule="auto"/>
+              <w:rPr>
+                <w:rFonts w:ascii="Arial" w:eastAsia="Arial" w:hAnsi="Arial" w:cs="Arial"/>
+                <w:b/>
+                <w:bCs/>
+                <w:highlight w:val="green"/>
+              </w:rPr>
+            </w:pPr>
+            <w:r>
+              <w:rPr>
+                <w:rFonts w:ascii="Arial" w:eastAsia="Arial" w:hAnsi="Arial" w:cs="Arial"/>
+                <w:b/>
+                <w:bCs/>
+                <w:highlight w:val="green"/>
+              </w:rPr>
+              <w:t>Controles reforzados aplicados</w:t>
+            </w:r>
+          </w:p>
+        </w:tc>
+        <w:tc>
+          <w:tcPr>
+            <w:tcW w:w="6151" w:type="dxa"/>
+            <w:tcBorders>
+              <w:top w:val="single" w:sz="4" w:space="0" w:color="000000"/>
+              <w:left w:val="single" w:sz="4" w:space="0" w:color="000000"/>
+              <w:bottom w:val="single" w:sz="4" w:space="0" w:color="000000"/>
+              <w:right w:val="single" w:sz="4" w:space="0" w:color="000000"/>
+            </w:tcBorders>
+            <w:tcMar>
+              <w:top w:w="60" w:type="dxa"/>
+              <w:left w:w="80" w:type="dxa"/>
+              <w:bottom w:w="60" w:type="dxa"/>
+              <w:right w:w="80" w:type="dxa"/>
+            </w:tcMar>
+            <w:vAlign w:val="center"/>
+          </w:tcPr>
+          <w:p>
+            <w:pPr>
+              <w:spacing w:before="20" w:after="20" w:line="276" w:lineRule="auto"/>
+              <w:rPr>
+                <w:rFonts w:ascii="Arial" w:eastAsia="Arial" w:hAnsi="Arial" w:cs="Arial"/>
+                <w:highlight w:val="green"/>
+              </w:rPr>
+            </w:pPr>
+            <w:r>
+              <w:rPr>
+                <w:rFonts w:ascii="Arial" w:eastAsia="Arial" w:hAnsi="Arial" w:cs="Arial"/>
+                <w:highlight w:val="green"/>
+              </w:rPr>
+              <w:t>Controles del numeral 6.7.2 implementados en el SBIA y fecha de su verificación: controles de contención, control de acceso basado en roles, registro inmutable de auditoría, evaluación de vulnerabilidades y, para riesgo alto, red teaming, así como anonimización o seudonimización cuando se traten datos personales. La verificación es previa al despliegue, conforme al numeral 6.2.5.</w:t>
+            </w:r>
+          </w:p>
+        </w:tc>
+      </w:tr>
+      <w:tr>
+        <w:tc>
+          <w:tcPr>
+            <w:tcW w:w="527" w:type="dxa"/>
+            <w:tcBorders>
+              <w:top w:val="single" w:sz="4" w:space="0" w:color="000000"/>
+              <w:left w:val="single" w:sz="4" w:space="0" w:color="000000"/>
+              <w:bottom w:val="single" w:sz="4" w:space="0" w:color="000000"/>
+              <w:right w:val="single" w:sz="4" w:space="0" w:color="000000"/>
+            </w:tcBorders>
+            <w:tcMar>
+              <w:top w:w="60" w:type="dxa"/>
+              <w:left w:w="80" w:type="dxa"/>
+              <w:bottom w:w="60" w:type="dxa"/>
+              <w:right w:w="80" w:type="dxa"/>
+            </w:tcMar>
+            <w:vAlign w:val="center"/>
+          </w:tcPr>
+          <w:p>
+            <w:pPr>
+              <w:spacing w:before="20" w:after="20" w:line="276" w:lineRule="auto"/>
+              <w:rPr>
+                <w:rFonts w:ascii="Arial" w:eastAsia="Arial" w:hAnsi="Arial" w:cs="Arial"/>
+                <w:highlight w:val="green"/>
+              </w:rPr>
+            </w:pPr>
+            <w:r>
+              <w:rPr>
+                <w:rFonts w:ascii="Arial" w:eastAsia="Arial" w:hAnsi="Arial" w:cs="Arial"/>
+                <w:highlight w:val="green"/>
+              </w:rPr>
+              <w:t>21</w:t>
+            </w:r>
+          </w:p>
+        </w:tc>
+        <w:tc>
+          <w:tcPr>
+            <w:tcW w:w="2109" w:type="dxa"/>
+            <w:tcBorders>
+              <w:top w:val="single" w:sz="4" w:space="0" w:color="000000"/>
+              <w:left w:val="single" w:sz="4" w:space="0" w:color="000000"/>
+              <w:bottom w:val="single" w:sz="4" w:space="0" w:color="000000"/>
+              <w:right w:val="single" w:sz="4" w:space="0" w:color="000000"/>
+            </w:tcBorders>
+            <w:tcMar>
+              <w:top w:w="60" w:type="dxa"/>
+              <w:left w:w="80" w:type="dxa"/>
+              <w:bottom w:w="60" w:type="dxa"/>
+              <w:right w:w="80" w:type="dxa"/>
+            </w:tcMar>
+            <w:vAlign w:val="center"/>
+          </w:tcPr>
+          <w:p>
+            <w:pPr>
+              <w:spacing w:before="20" w:after="20" w:line="276" w:lineRule="auto"/>
+              <w:rPr>
+                <w:rFonts w:ascii="Arial" w:eastAsia="Arial" w:hAnsi="Arial" w:cs="Arial"/>
+                <w:b/>
+                <w:bCs/>
+                <w:highlight w:val="green"/>
+              </w:rPr>
+            </w:pPr>
+            <w:r>
+              <w:rPr>
+                <w:rFonts w:ascii="Arial" w:eastAsia="Arial" w:hAnsi="Arial" w:cs="Arial"/>
+                <w:b/>
+                <w:bCs/>
+                <w:highlight w:val="green"/>
+              </w:rPr>
+              <w:t>Determinación de publicabilidad del código fuente</w:t>
+            </w:r>
+          </w:p>
+        </w:tc>
+        <w:tc>
+          <w:tcPr>
+            <w:tcW w:w="6151" w:type="dxa"/>
+            <w:tcBorders>
+              <w:top w:val="single" w:sz="4" w:space="0" w:color="000000"/>
+              <w:left w:val="single" w:sz="4" w:space="0" w:color="000000"/>
+              <w:bottom w:val="single" w:sz="4" w:space="0" w:color="000000"/>
+              <w:right w:val="single" w:sz="4" w:space="0" w:color="000000"/>
+            </w:tcBorders>
+            <w:tcMar>
+              <w:top w:w="60" w:type="dxa"/>
+              <w:left w:w="80" w:type="dxa"/>
+              <w:bottom w:w="60" w:type="dxa"/>
+              <w:right w:w="80" w:type="dxa"/>
+            </w:tcMar>
+            <w:vAlign w:val="center"/>
+          </w:tcPr>
+          <w:p>
+            <w:pPr>
+              <w:spacing w:before="20" w:after="20" w:line="276" w:lineRule="auto"/>
+              <w:rPr>
+                <w:rFonts w:ascii="Arial" w:eastAsia="Arial" w:hAnsi="Arial" w:cs="Arial"/>
+                <w:highlight w:val="green"/>
+              </w:rPr>
+            </w:pPr>
+            <w:r>
+              <w:rPr>
+                <w:rFonts w:ascii="Arial" w:eastAsia="Arial" w:hAnsi="Arial" w:cs="Arial"/>
+                <w:highlight w:val="green"/>
+              </w:rPr>
+              <w:t>Resultado de la determinación prevista en el numeral 6.5.7, fecha en que se efectuó y, cuando el código no resulte publicable, la justificación legal de la restricción.</w:t>
+            </w:r>
+          </w:p>
+        </w:tc>
+      </w:tr>
+      <w:tr>
+        <w:tc>
+          <w:tcPr>
+            <w:tcW w:w="527" w:type="dxa"/>
+            <w:tcBorders>
+              <w:top w:val="single" w:sz="4" w:space="0" w:color="000000"/>
+              <w:left w:val="single" w:sz="4" w:space="0" w:color="000000"/>
+              <w:bottom w:val="single" w:sz="4" w:space="0" w:color="000000"/>
+              <w:right w:val="single" w:sz="4" w:space="0" w:color="000000"/>
+            </w:tcBorders>
+            <w:tcMar>
+              <w:top w:w="60" w:type="dxa"/>
+              <w:left w:w="80" w:type="dxa"/>
+              <w:bottom w:w="60" w:type="dxa"/>
+              <w:right w:w="80" w:type="dxa"/>
+            </w:tcMar>
+            <w:vAlign w:val="center"/>
+          </w:tcPr>
+          <w:p>
+            <w:pPr>
+              <w:spacing w:before="20" w:after="20" w:line="276" w:lineRule="auto"/>
+              <w:rPr>
+                <w:rFonts w:ascii="Arial" w:eastAsia="Arial" w:hAnsi="Arial" w:cs="Arial"/>
+                <w:highlight w:val="green"/>
+              </w:rPr>
+            </w:pPr>
+            <w:r>
+              <w:rPr>
+                <w:rFonts w:ascii="Arial" w:eastAsia="Arial" w:hAnsi="Arial" w:cs="Arial"/>
+                <w:highlight w:val="green"/>
+              </w:rPr>
+              <w:t>22</w:t>
+            </w:r>
+          </w:p>
+        </w:tc>
+        <w:tc>
+          <w:tcPr>
+            <w:tcW w:w="2109" w:type="dxa"/>
+            <w:tcBorders>
+              <w:top w:val="single" w:sz="4" w:space="0" w:color="000000"/>
+              <w:left w:val="single" w:sz="4" w:space="0" w:color="000000"/>
+              <w:bottom w:val="single" w:sz="4" w:space="0" w:color="000000"/>
+              <w:right w:val="single" w:sz="4" w:space="0" w:color="000000"/>
+            </w:tcBorders>
+            <w:tcMar>
+              <w:top w:w="60" w:type="dxa"/>
+              <w:left w:w="80" w:type="dxa"/>
+              <w:bottom w:w="60" w:type="dxa"/>
+              <w:right w:w="80" w:type="dxa"/>
+            </w:tcMar>
+            <w:vAlign w:val="center"/>
+          </w:tcPr>
+          <w:p>
+            <w:pPr>
+              <w:spacing w:before="20" w:after="20" w:line="276" w:lineRule="auto"/>
+              <w:rPr>
+                <w:rFonts w:ascii="Arial" w:eastAsia="Arial" w:hAnsi="Arial" w:cs="Arial"/>
+                <w:b/>
+                <w:bCs/>
+                <w:highlight w:val="green"/>
+              </w:rPr>
+            </w:pPr>
+            <w:r>
+              <w:rPr>
+                <w:rFonts w:ascii="Arial" w:eastAsia="Arial" w:hAnsi="Arial" w:cs="Arial"/>
+                <w:b/>
+                <w:bCs/>
+                <w:highlight w:val="green"/>
+              </w:rPr>
+              <w:t>Equipo técnico multidisciplinario</w:t>
+            </w:r>
+          </w:p>
+        </w:tc>
+        <w:tc>
+          <w:tcPr>
+            <w:tcW w:w="6151" w:type="dxa"/>
+            <w:tcBorders>
+              <w:top w:val="single" w:sz="4" w:space="0" w:color="000000"/>
+              <w:left w:val="single" w:sz="4" w:space="0" w:color="000000"/>
+              <w:bottom w:val="single" w:sz="4" w:space="0" w:color="000000"/>
+              <w:right w:val="single" w:sz="4" w:space="0" w:color="000000"/>
+            </w:tcBorders>
+            <w:tcMar>
+              <w:top w:w="60" w:type="dxa"/>
+              <w:left w:w="80" w:type="dxa"/>
+              <w:bottom w:w="60" w:type="dxa"/>
+              <w:right w:w="80" w:type="dxa"/>
+            </w:tcMar>
+            <w:vAlign w:val="center"/>
+          </w:tcPr>
+          <w:p>
+            <w:pPr>
+              <w:spacing w:before="20" w:after="20" w:line="276" w:lineRule="auto"/>
+              <w:rPr>
+                <w:rFonts w:ascii="Arial" w:eastAsia="Arial" w:hAnsi="Arial" w:cs="Arial"/>
+                <w:highlight w:val="green"/>
+              </w:rPr>
+            </w:pPr>
+            <w:r>
+              <w:rPr>
+                <w:rFonts w:ascii="Arial" w:eastAsia="Arial" w:hAnsi="Arial" w:cs="Arial"/>
+                <w:highlight w:val="green"/>
+              </w:rPr>
+              <w:t>Unidades de organización que integran el equipo técnico del SBIA conforme al numeral 6.1.6 y fecha de su conformación.</w:t>
             </w:r>
           </w:p>
         </w:tc>

--- a/normativo/DIRECTIVA-GOBIERNO-IA.docx
+++ b/normativo/DIRECTIVA-GOBIERNO-IA.docx
@@ -248,7 +248,7 @@
         <mc:AlternateContent>
           <mc:Choice Requires="wps">
             <w:drawing>
-              <wp:inline distT="0" distB="0" distL="0" distR="0" wp14:anchorId="63724BC1" wp14:editId="32D126E5">
+              <wp:inline distT="0" distB="0" distL="0" distR="0" wp14:anchorId="63724BC1" wp14:editId="646E50B1">
                 <wp:extent cx="1786480" cy="603250"/>
                 <wp:effectExtent l="19050" t="19050" r="23495" b="25400"/>
                 <wp:docPr id="1" name="Rectángulo: esquinas redondeadas 2"/>
@@ -4603,7 +4603,14 @@
           <w:color w:val="000000"/>
         </w:rPr>
         <w:tab/>
-        <w:t>El Comité de Gobierno y Transformación Digital (CGTD) ejerce la función de gobierno de inteligencia artificial en la SUNAT, conforme al numeral 9.3 del artículo 9 del RLIA, aprobado por Decreto Supremo N.° 115-2025-PCM, y a la Resolución de Superintendencia N.° 084-2019/SUNAT que lo conforma, modificada por las Resoluciones de Superintendencia N.° 142-2019/SUNAT y N.° 000187-2024/SUNAT. El CGTD lidera, dirige, evalúa y supervisa los proyectos de sistemas basados en IA estratégicos para la entidad.</w:t>
+        <w:t xml:space="preserve">El Comité de Gobierno y Transformación Digital (CGTD) ejerce la función de gobierno de inteligencia artificial en la SUNAT, conforme al numeral 9.3 del artículo 9 del RLIA, aprobado por Decreto Supremo N.° 115-2025-PCM, y a la Resolución de Superintendencia N.° 084-2019/SUNAT que lo conforma, modificada por las Resoluciones de Superintendencia N.° 142-2019/SUNAT y N.° 000187-2024/SUNAT. </w:t>
+      </w:r>
+      <w:r>
+        <w:rPr>
+          <w:rFonts w:ascii="Arial" w:eastAsia="Arial" w:hAnsi="Arial" w:cs="Arial"/>
+          <w:color w:val="000000"/>
+        </w:rPr>
+        <w:t>El CGTD lidera, dirige, evalúa y supervisa los proyectos de SBIA estratégicos para la entidad. La calificación de estratégico corresponde al CGTD y se efectúa al aprobar la clasificación de riesgo conforme al numeral 6.2.2.</w:t>
       </w:r>
     </w:p>
     <w:p>
@@ -4634,6 +4641,7 @@
         <w:rPr>
           <w:rFonts w:ascii="Arial" w:eastAsia="Arial" w:hAnsi="Arial" w:cs="Arial"/>
           <w:color w:val="000000"/>
+          <w:highlight w:val="green"/>
         </w:rPr>
         <w:t>5.3.1</w:t>
       </w:r>
@@ -4641,9 +4649,25 @@
         <w:rPr>
           <w:rFonts w:ascii="Arial" w:eastAsia="Arial" w:hAnsi="Arial" w:cs="Arial"/>
           <w:color w:val="000000"/>
+          <w:highlight w:val="green"/>
         </w:rPr>
         <w:tab/>
-        <w:t>Para el ejercicio efectivo de la función de gobierno de IA, el CGTD cuenta con la Comisión de Gobierno de IA, instancia de apoyo encargada de preparar las evaluaciones, los informes y las propuestas que el CGTD requiera para la toma de decisiones en materia de IA. La Comisión de Gobierno de IA es coordinada por un Coordinador designado por el CGTD.</w:t>
+      </w:r>
+      <w:r>
+        <w:rPr>
+          <w:rFonts w:ascii="Arial" w:eastAsia="Arial" w:hAnsi="Arial" w:cs="Arial"/>
+          <w:color w:val="000000"/>
+          <w:highlight w:val="green"/>
+        </w:rPr>
+        <w:t>Para el ejercicio efectivo de la función de gobierno de IA, el CGTD cuenta con la Comisión de Gobierno de IA, instancia de apoyo encargada de preparar las evaluaciones, los informes y las propuestas que el CGTD requiera para la toma de decisiones en materia de IA, y de ejercer las funciones de administración, supervisión y aprobación que la presente directiva le asigna</w:t>
+      </w:r>
+      <w:r>
+        <w:rPr>
+          <w:rFonts w:ascii="Arial" w:eastAsia="Arial" w:hAnsi="Arial" w:cs="Arial"/>
+          <w:color w:val="000000"/>
+          <w:highlight w:val="green"/>
+        </w:rPr>
+        <w:t>. La Comisión de Gobierno de IA es coordinada por un Coordinador designado por el CGTD.</w:t>
       </w:r>
     </w:p>
     <w:p>
@@ -5129,6 +5153,7 @@
                 <w:b/>
                 <w:bCs/>
               </w:rPr>
+              <w:lastRenderedPageBreak/>
               <w:t>CGTD (en materia de IA)</w:t>
             </w:r>
           </w:p>
@@ -5204,7 +5229,7 @@
                 <w:bCs w:val="0"/>
                 <w:highlight w:val="green"/>
               </w:rPr>
-              <w:t>Lidera, dirige, evalúa y supervisa los SBIA que califique como estratégicos para la entidad.</w:t>
+              <w:t>Lidera, dirige, evalúa y supervisa los proyectos de SBIA estratégicos para la entidad, conforme al numeral 5.2.1.</w:t>
             </w:r>
           </w:p>
           <w:p>
@@ -5229,7 +5254,6 @@
                 <w:bCs w:val="0"/>
                 <w:highlight w:val="green"/>
               </w:rPr>
-              <w:lastRenderedPageBreak/>
               <w:t xml:space="preserve">Aprueba la clasificación de riesgo de todos los SBIA conforme al numeral 6.2.2: </w:t>
             </w:r>
             <w:r>
@@ -5238,7 +5262,7 @@
                 <w:bCs w:val="0"/>
                 <w:highlight w:val="green"/>
               </w:rPr>
-              <w:t>de manera individual en los de riesgo alto y en aquellos que el propio CGTD califique como estratégicos para la entidad al conocer la propuesta de la Comisión de Gobierno de IA, y de manera agregada en los demás de riesgo aceptable</w:t>
+              <w:t>de manera individual en los de riesgo alto y en los estratégicos para la entidad, y de manera agregada en los demás de riesgo aceptable</w:t>
             </w:r>
             <w:r>
               <w:rPr>
@@ -5246,7 +5270,32 @@
                 <w:bCs w:val="0"/>
                 <w:highlight w:val="green"/>
               </w:rPr>
-              <w:t>. Aprueba los casos de uso y la estrategia de IA.</w:t>
+              <w:t xml:space="preserve">. </w:t>
+            </w:r>
+          </w:p>
+          <w:p>
+            <w:pPr>
+              <w:pStyle w:val="Prrafodelista"/>
+              <w:numPr>
+                <w:ilvl w:val="0"/>
+                <w:numId w:val="13"/>
+              </w:numPr>
+              <w:spacing w:before="20" w:after="20" w:line="276" w:lineRule="auto"/>
+              <w:ind w:left="299" w:hanging="283"/>
+              <w:jc w:val="left"/>
+              <w:rPr>
+                <w:b w:val="0"/>
+                <w:bCs w:val="0"/>
+                <w:highlight w:val="green"/>
+              </w:rPr>
+            </w:pPr>
+            <w:r>
+              <w:rPr>
+                <w:b w:val="0"/>
+                <w:bCs w:val="0"/>
+                <w:highlight w:val="green"/>
+              </w:rPr>
+              <w:t>Aprueba los casos de uso y la estrategia de IA.</w:t>
             </w:r>
           </w:p>
           <w:p>
@@ -5350,7 +5399,6 @@
                 <w:b/>
                 <w:bCs/>
               </w:rPr>
-              <w:lastRenderedPageBreak/>
               <w:t>Comisión de Gobierno de IA</w:t>
             </w:r>
           </w:p>
@@ -5488,16 +5536,8 @@
                 <w:bCs w:val="0"/>
                 <w:highlight w:val="green"/>
               </w:rPr>
-              <w:t xml:space="preserve">Proponer la clasificación de riesgo de cada SBIA, previo al inicio del </w:t>
-            </w:r>
-            <w:r>
-              <w:rPr>
-                <w:b w:val="0"/>
-                <w:bCs w:val="0"/>
-                <w:highlight w:val="green"/>
-              </w:rPr>
               <w:lastRenderedPageBreak/>
-              <w:t>desarrollo o adquisición, y elevar al CGTD la relación de las propuestas de riesgo aceptable para su aprobación agregada; la aprobación corresponde conforme al numeral 6.2.2.</w:t>
+              <w:t>Proponer la clasificación de riesgo de cada SBIA, previo al inicio del desarrollo o adquisición, y elevar al CGTD la relación de las propuestas de riesgo aceptable para su aprobación agregada; la aprobación corresponde conforme al numeral 6.2.2.</w:t>
             </w:r>
           </w:p>
           <w:p>
@@ -5679,8 +5719,9 @@
     </w:p>
     <w:tbl>
       <w:tblPr>
+        <w:tblpPr w:leftFromText="141" w:rightFromText="141" w:vertAnchor="text" w:tblpX="846" w:tblpY="1"/>
+        <w:tblOverlap w:val="never"/>
         <w:tblW w:w="8080" w:type="dxa"/>
-        <w:tblInd w:w="846" w:type="dxa"/>
         <w:tblBorders>
           <w:top w:val="single" w:sz="4" w:space="0" w:color="auto"/>
           <w:left w:val="single" w:sz="4" w:space="0" w:color="auto"/>
@@ -6666,7 +6707,15 @@
                 <w:bCs w:val="0"/>
                 <w:highlight w:val="green"/>
               </w:rPr>
-              <w:t>Revisa la EIA en materia de cumplimiento normativo. Cuando la revisión comprenda el sentido y el alcance de las normas tributarias o aduaneras, recaba la opinión de la Intendencia Nacional Jurídico Tributaria o de la Intendencia Nacional Jurídico Aduanera, según la materia.</w:t>
+              <w:t xml:space="preserve">Revisa la EIA en materia de cumplimiento normativo. </w:t>
+            </w:r>
+            <w:r>
+              <w:rPr>
+                <w:b w:val="0"/>
+                <w:bCs w:val="0"/>
+                <w:highlight w:val="green"/>
+              </w:rPr>
+              <w:t>Cuando la revisión comprenda el sentido y el alcance de las normas tributarias o aduaneras, se pronuncia la Intendencia Nacional Jurídico Tributaria o la Intendencia Nacional Jurídico Aduanera, según la materia, a convocatoria de la Comisión de Gobierno de IA.</w:t>
             </w:r>
           </w:p>
           <w:p>
@@ -6825,7 +6874,7 @@
                 <w:bCs w:val="0"/>
                 <w:highlight w:val="green"/>
               </w:rPr>
-              <w:t xml:space="preserve">Efectúa el análisis de riesgo y las pruebas de vulnerabilidad sobre la arquitectura de aplicaciones, de </w:t>
+              <w:t xml:space="preserve">Efectúa el análisis de riesgo y las pruebas de vulnerabilidad sobre la </w:t>
             </w:r>
             <w:r>
               <w:rPr>
@@ -6834,7 +6883,7 @@
                 <w:highlight w:val="green"/>
               </w:rPr>
               <w:lastRenderedPageBreak/>
-              <w:t xml:space="preserve">información y de infraestructura tecnológica que soporta los SBIA, conforme al literal b) del artículo 106 del ROF. </w:t>
+              <w:t xml:space="preserve">arquitectura de aplicaciones, de información y de infraestructura tecnológica que soporta los SBIA, conforme al literal b) del artículo 106 del ROF. </w:t>
             </w:r>
           </w:p>
           <w:p>
@@ -7232,6 +7281,7 @@
               <w:rPr>
                 <w:b w:val="0"/>
                 <w:bCs w:val="0"/>
+                <w:highlight w:val="yellow"/>
               </w:rPr>
             </w:pPr>
             <w:r>
@@ -7240,7 +7290,7 @@
                 <w:bCs w:val="0"/>
                 <w:highlight w:val="yellow"/>
               </w:rPr>
-              <w:t>Promueve un enfoque holístico, sistémico y con sinergia en el desarrollo del caso de negocio de las iniciativas de SBIA.</w:t>
+              <w:t>Promueve un enfoque holístico, sistemático y con sinergia en el desarrollo del caso de negocio de las iniciativas de SBIA.</w:t>
             </w:r>
           </w:p>
           <w:p>
@@ -7256,6 +7306,7 @@
               <w:rPr>
                 <w:b w:val="0"/>
                 <w:bCs w:val="0"/>
+                <w:highlight w:val="yellow"/>
               </w:rPr>
             </w:pPr>
             <w:r>
@@ -7404,7 +7455,7 @@
                 <w:bCs w:val="0"/>
                 <w:highlight w:val="lightGray"/>
               </w:rPr>
-              <w:t xml:space="preserve">Contribuye a la evaluación del componente de IA con el conocimiento operativo de los </w:t>
+              <w:t xml:space="preserve">Contribuye a la evaluación del componente de IA con el </w:t>
             </w:r>
             <w:r>
               <w:rPr>
@@ -7413,7 +7464,7 @@
                 <w:highlight w:val="lightGray"/>
               </w:rPr>
               <w:lastRenderedPageBreak/>
-              <w:t xml:space="preserve">procesos de dicho ámbito y de su impacto en los administrados. Su participación es permanente y no sustituye la del propietario del caso de uso, </w:t>
+              <w:t xml:space="preserve">conocimiento operativo de los procesos de dicho ámbito y de su impacto en los administrados. Su participación es permanente y no sustituye la del propietario del caso de uso, </w:t>
             </w:r>
             <w:r>
               <w:rPr>
@@ -7422,6 +7473,46 @@
                 <w:highlight w:val="lightGray"/>
               </w:rPr>
               <w:t>a quien la Comisión convoca cuando se evalúa un caso de uso de su proceso.</w:t>
+            </w:r>
+          </w:p>
+        </w:tc>
+      </w:tr>
+      <w:tr>
+        <w:tc>
+          <w:tcPr>
+            <w:tcW w:w="8080" w:type="dxa"/>
+            <w:gridSpan w:val="3"/>
+            <w:tcBorders>
+              <w:top w:val="single" w:sz="4" w:space="0" w:color="000000"/>
+              <w:left w:val="single" w:sz="4" w:space="0" w:color="000000"/>
+              <w:bottom w:val="single" w:sz="4" w:space="0" w:color="000000"/>
+              <w:right w:val="single" w:sz="4" w:space="0" w:color="000000"/>
+            </w:tcBorders>
+            <w:shd w:val="clear" w:color="auto" w:fill="DEEAF6" w:themeFill="accent5" w:themeFillTint="33"/>
+            <w:tcMar>
+              <w:top w:w="60" w:type="dxa"/>
+              <w:left w:w="80" w:type="dxa"/>
+              <w:bottom w:w="60" w:type="dxa"/>
+              <w:right w:w="80" w:type="dxa"/>
+            </w:tcMar>
+            <w:vAlign w:val="center"/>
+          </w:tcPr>
+          <w:p>
+            <w:pPr>
+              <w:spacing w:before="20" w:after="20" w:line="276" w:lineRule="auto"/>
+              <w:jc w:val="both"/>
+              <w:rPr>
+                <w:highlight w:val="yellow"/>
+              </w:rPr>
+            </w:pPr>
+            <w:r>
+              <w:rPr>
+                <w:rFonts w:ascii="Arial" w:eastAsia="Arial" w:hAnsi="Arial" w:cs="Arial"/>
+                <w:b/>
+                <w:bCs/>
+              </w:rPr>
+              <w:lastRenderedPageBreak/>
+              <w:t>Otras unidades de organización con responsabilidad en el gobierno de IA</w:t>
             </w:r>
           </w:p>
         </w:tc>
@@ -7458,7 +7549,6 @@
                 <w:bCs/>
                 <w:highlight w:val="yellow"/>
               </w:rPr>
-              <w:lastRenderedPageBreak/>
               <w:t>Gestión de Recursos Humanos y desarrollo de capacidades</w:t>
             </w:r>
           </w:p>
@@ -7653,6 +7743,15 @@
           <w:color w:val="000000"/>
           <w:szCs w:val="22"/>
         </w:rPr>
+        <w:br w:type="textWrapping" w:clear="all"/>
+      </w:r>
+      <w:r>
+        <w:rPr>
+          <w:rFonts w:cs="Arial"/>
+          <w:bCs/>
+          <w:color w:val="000000"/>
+          <w:szCs w:val="22"/>
+        </w:rPr>
         <w:t>DISPOSICIONES ESPECÍFICAS</w:t>
       </w:r>
       <w:bookmarkEnd w:id="6"/>
@@ -7790,7 +7889,16 @@
           <w:color w:val="000000"/>
           <w:highlight w:val="green"/>
         </w:rPr>
-        <w:t>competentes emiten conforme a ellos y añade únicamente lo que es propio de la</w:t>
+        <w:t xml:space="preserve">competentes emiten conforme a ellos y añade </w:t>
+      </w:r>
+      <w:r>
+        <w:rPr>
+          <w:rFonts w:ascii="Arial" w:eastAsia="Arial" w:hAnsi="Arial" w:cs="Arial"/>
+          <w:color w:val="000000"/>
+          <w:highlight w:val="green"/>
+        </w:rPr>
+        <w:lastRenderedPageBreak/>
+        <w:t>únicamente lo que es propio de la</w:t>
       </w:r>
       <w:r>
         <w:rPr>
@@ -7868,7 +7976,6 @@
                 <w:b/>
                 <w:bCs/>
               </w:rPr>
-              <w:lastRenderedPageBreak/>
               <w:t>N.°</w:t>
             </w:r>
           </w:p>
@@ -8478,7 +8585,15 @@
                 <w:rFonts w:ascii="Arial" w:eastAsia="Arial" w:hAnsi="Arial" w:cs="Arial"/>
                 <w:highlight w:val="green"/>
               </w:rPr>
-              <w:t>La Gerencia de Arquitectura conduce el diseño de la arquitectura del SBIA y las Divisiones de Arquitectura lo elaboran, conforme al numeral 6.5.1. Se define el mecanismo de supervisión humana, conforme al numeral 6.6. Para los SBIA de riesgo alto se elabora la EIA, conforme al numeral 6.4.</w:t>
+              <w:t xml:space="preserve">La Gerencia de Arquitectura conduce el diseño de la arquitectura del SBIA y las Divisiones de Arquitectura lo elaboran, conforme al numeral 6.5.1. Se define el mecanismo de supervisión humana, conforme al numeral 6.6. Para los SBIA de </w:t>
+            </w:r>
+            <w:r>
+              <w:rPr>
+                <w:rFonts w:ascii="Arial" w:eastAsia="Arial" w:hAnsi="Arial" w:cs="Arial"/>
+                <w:highlight w:val="green"/>
+              </w:rPr>
+              <w:lastRenderedPageBreak/>
+              <w:t>riesgo alto se elabora la EIA, conforme al numeral 6.4.</w:t>
             </w:r>
           </w:p>
         </w:tc>
@@ -8511,6 +8626,7 @@
                 <w:rFonts w:ascii="Arial" w:eastAsia="Arial" w:hAnsi="Arial" w:cs="Arial"/>
                 <w:highlight w:val="green"/>
               </w:rPr>
+              <w:lastRenderedPageBreak/>
               <w:t xml:space="preserve">Aprobación del diseño de la arquitectura de solución por la División de Arquitectura competente según la materia, conforme al numeral 6.5.4. </w:t>
             </w:r>
             <w:r>
@@ -8518,7 +8634,7 @@
                 <w:rFonts w:ascii="Arial" w:eastAsia="Arial" w:hAnsi="Arial" w:cs="Arial"/>
                 <w:highlight w:val="green"/>
               </w:rPr>
-              <w:t xml:space="preserve">Para SBIA de riesgo alto, aprobación de la EIA por el CGTD, previa al </w:t>
+              <w:t xml:space="preserve">Para SBIA de riesgo alto, </w:t>
             </w:r>
             <w:r>
               <w:rPr>
@@ -8526,7 +8642,7 @@
                 <w:highlight w:val="green"/>
               </w:rPr>
               <w:lastRenderedPageBreak/>
-              <w:t>inicio del desarrollo, adquisición o implementación.</w:t>
+              <w:t>aprobación de la EIA por el CGTD, previa al inicio del desarrollo, adquisición o implementación.</w:t>
             </w:r>
           </w:p>
         </w:tc>
@@ -8801,7 +8917,7 @@
                 <w:rFonts w:ascii="Arial" w:hAnsi="Arial" w:cs="Arial"/>
                 <w:highlight w:val="green"/>
               </w:rPr>
-              <w:t xml:space="preserve">La Gerencia de Calidad de Sistemas conduce el control y aseguramiento de la calidad y la División de Control de Calidad efectúa la verificación y validación de la calidad, conforme al numeral 6.10.3. La Oficina de Seguridad Informática efectúa el análisis de riesgo y las pruebas de vulnerabilidad sobre la arquitectura de aplicaciones, de información y de infraestructura </w:t>
+              <w:t xml:space="preserve">La Gerencia de Calidad de Sistemas conduce el control y aseguramiento de la calidad y la División de Control de Calidad efectúa la verificación y validación de la calidad, conforme al numeral 6.10.3. La Oficina de Seguridad Informática efectúa el análisis de riesgo y las pruebas de vulnerabilidad sobre la arquitectura de aplicaciones, de </w:t>
             </w:r>
             <w:r>
               <w:rPr>
@@ -8809,7 +8925,7 @@
                 <w:highlight w:val="green"/>
               </w:rPr>
               <w:lastRenderedPageBreak/>
-              <w:t>tecnológica que soporta el SBIA, incluido el red teaming para riesgo alto, y verifica la implementación de los requisitos de seguridad propuestos en la etapa anterior. El propietario del caso de uso verifica la implementación del mecanismo de supervisión humana conforme al numeral 6.6.2. Con la conformidad de la División de Control de Calidad, de la Oficina de Seguridad Informática y del propietario del caso de uso, la aprobación corresponde conforme al numeral 6.1.2.</w:t>
+              <w:t>información y de infraestructura tecnológica que soporta el SBIA, incluido el red teaming para riesgo alto, y verifica la implementación de los requisitos de seguridad propuestos en la etapa anterior. El propietario del caso de uso verifica la implementación del mecanismo de supervisión humana conforme al numeral 6.6.2. Con la conformidad de la División de Control de Calidad, de la Oficina de Seguridad Informática y del propietario del caso de uso, la aprobación corresponde conforme al numeral 6.1.2.</w:t>
             </w:r>
           </w:p>
         </w:tc>
@@ -9179,7 +9295,15 @@
                 <w:rFonts w:ascii="Arial" w:eastAsia="Arial" w:hAnsi="Arial" w:cs="Arial"/>
                 <w:highlight w:val="yellow"/>
               </w:rPr>
-              <w:t>Retiro del SBIA asegurando la preservación de los registros y la continuidad del servicio. Se actualiza el Inventario Institucional de SBIA.</w:t>
+              <w:t xml:space="preserve">Retiro del SBIA asegurando la preservación de los registros y la continuidad del servicio. Se </w:t>
+            </w:r>
+            <w:r>
+              <w:rPr>
+                <w:rFonts w:ascii="Arial" w:eastAsia="Arial" w:hAnsi="Arial" w:cs="Arial"/>
+                <w:highlight w:val="yellow"/>
+              </w:rPr>
+              <w:lastRenderedPageBreak/>
+              <w:t>actualiza el Inventario Institucional de SBIA.</w:t>
             </w:r>
           </w:p>
         </w:tc>
@@ -9212,7 +9336,16 @@
                 <w:rFonts w:ascii="Arial" w:eastAsia="Arial" w:hAnsi="Arial" w:cs="Arial"/>
                 <w:highlight w:val="yellow"/>
               </w:rPr>
-              <w:t>Aprobación conforme al numeral 6.1.2. Actualización del Inventario Institucional de SBIA.</w:t>
+              <w:lastRenderedPageBreak/>
+              <w:t xml:space="preserve">Aprobación conforme al numeral 6.1.2. Actualización del </w:t>
+            </w:r>
+            <w:r>
+              <w:rPr>
+                <w:rFonts w:ascii="Arial" w:eastAsia="Arial" w:hAnsi="Arial" w:cs="Arial"/>
+                <w:highlight w:val="yellow"/>
+              </w:rPr>
+              <w:lastRenderedPageBreak/>
+              <w:t>Inventario Institucional de SBIA.</w:t>
             </w:r>
           </w:p>
         </w:tc>
@@ -9315,7 +9448,41 @@
           <w:highlight w:val="yellow"/>
         </w:rPr>
         <w:tab/>
-        <w:t>Los SBIA SaaS (enfoque A) siguen un ciclo de vida abreviado que comprende el registro en el Inventario Institucional de SBIA, la clasificación de riesgo conforme al numeral 6.2 y las verificaciones previstas en el numeral 6.12.</w:t>
+      </w:r>
+      <w:r>
+        <w:rPr>
+          <w:rFonts w:ascii="Arial" w:eastAsia="Arial" w:hAnsi="Arial" w:cs="Arial"/>
+          <w:color w:val="000000"/>
+          <w:highlight w:val="green"/>
+        </w:rPr>
+        <w:t>Los SBIA SaaS (enfoque A) siguen un ciclo de vida abreviado, que comprende cuando menos:</w:t>
+      </w:r>
+      <w:r>
+        <w:rPr>
+          <w:rFonts w:ascii="Arial" w:eastAsia="Arial" w:hAnsi="Arial" w:cs="Arial"/>
+          <w:color w:val="000000"/>
+          <w:highlight w:val="green"/>
+        </w:rPr>
+        <w:t xml:space="preserve"> </w:t>
+      </w:r>
+      <w:r>
+        <w:rPr>
+          <w:rFonts w:ascii="Arial" w:eastAsia="Arial" w:hAnsi="Arial" w:cs="Arial"/>
+          <w:color w:val="000000"/>
+          <w:highlight w:val="green"/>
+        </w:rPr>
+        <w:t>el registro en el Inventario Institucional de SBIA, la clasificación de riesgo conforme al numeral 6.2 y las verificaciones previstas en el numeral 6.12.</w:t>
+      </w:r>
+      <w:r>
+        <w:t xml:space="preserve"> </w:t>
+      </w:r>
+      <w:r>
+        <w:rPr>
+          <w:rFonts w:ascii="Arial" w:eastAsia="Arial" w:hAnsi="Arial" w:cs="Arial"/>
+          <w:color w:val="000000"/>
+          <w:highlight w:val="green"/>
+        </w:rPr>
+        <w:t>La abreviación alcanza a las etapas del ciclo de vida y no a las obligaciones que la presente directiva impone a todo SBIA conforme a su clasificación de riesgo.</w:t>
       </w:r>
     </w:p>
     <w:p>
@@ -9521,7 +9688,7 @@
           <w:color w:val="000000"/>
           <w:highlight w:val="green"/>
         </w:rPr>
-        <w:t>Por comprender actuaciones a cargo de unidades de organización distintas de la INSI, su formulación recoge los aportes de dichas unidades y de la Comisión de Gobierno de IA, que la INSI solicita conforme al literal h del numeral 6.4 de la METDONI, y su proyecto se somete a la validación de la Comisión de Gobierno de IA conforme al numeral 6.5 de la misma metodología. La aprobación corresponde a la INSI conforme al literal j) del artículo 102 del ROF; cuando la Comisión de Gobierno de IA mantenga observaciones no acogidas, estas se elevan al CGTD, que se pronuncia con anterioridad a la aprobación.</w:t>
+        <w:t xml:space="preserve">Por comprender actuaciones a cargo de unidades de organización distintas de la INSI, su formulación recoge los aportes de dichas unidades y de la Comisión de Gobierno de IA, que la INSI solicita conforme al literal h del numeral 6.4 de la METDONI, y su proyecto se somete a la validación de la Comisión de Gobierno de IA conforme al numeral 6.5 de la misma metodología. La aprobación corresponde a la INSI conforme al literal j) del artículo 102 del ROF; cuando la Comisión de Gobierno de IA mantenga observaciones no </w:t>
       </w:r>
       <w:r>
         <w:rPr>
@@ -9529,6 +9696,15 @@
           <w:color w:val="000000"/>
           <w:highlight w:val="green"/>
         </w:rPr>
+        <w:lastRenderedPageBreak/>
+        <w:t>acogidas, estas se elevan al CGTD, que se pronuncia con anterioridad a la aprobación.</w:t>
+      </w:r>
+      <w:r>
+        <w:rPr>
+          <w:rFonts w:ascii="Arial" w:hAnsi="Arial" w:cs="Arial"/>
+          <w:color w:val="000000"/>
+          <w:highlight w:val="green"/>
+        </w:rPr>
         <w:t xml:space="preserve"> </w:t>
       </w:r>
       <w:r>
@@ -9545,16 +9721,7 @@
           <w:color w:val="000000"/>
           <w:highlight w:val="lightGray"/>
         </w:rPr>
-        <w:t xml:space="preserve">los controles de contención, las prácticas de monitoreo, la gestión de los cambios sobre los SBIA en operación, incluidos los criterios de </w:t>
-      </w:r>
-      <w:r>
-        <w:rPr>
-          <w:rFonts w:ascii="Arial" w:hAnsi="Arial" w:cs="Arial"/>
-          <w:color w:val="000000"/>
-          <w:highlight w:val="lightGray"/>
-        </w:rPr>
-        <w:lastRenderedPageBreak/>
-        <w:t>calificación del cambio significativo y el alcance de la revalidación aplicable,</w:t>
+        <w:t>los controles de contención, las prácticas de monitoreo, la gestión de los cambios sobre los SBIA en operación, incluidos los criterios de calificación del cambio significativo y el alcance de la revalidación aplicable,</w:t>
       </w:r>
       <w:r>
         <w:t xml:space="preserve"> </w:t>
@@ -9623,7 +9790,7 @@
         <w:ind w:left="1276" w:hanging="720"/>
         <w:jc w:val="both"/>
         <w:rPr>
-          <w:rFonts w:ascii="Arial" w:eastAsia="Arial" w:hAnsi="Arial" w:cs="Arial"/>
+          <w:rFonts w:ascii="Arial" w:hAnsi="Arial" w:cs="Arial"/>
           <w:color w:val="000000"/>
         </w:rPr>
       </w:pPr>
@@ -9656,9 +9823,9 @@
         <w:rPr>
           <w:rFonts w:ascii="Arial" w:hAnsi="Arial" w:cs="Arial"/>
           <w:color w:val="000000"/>
-          <w:highlight w:val="cyan"/>
-        </w:rPr>
-        <w:t>La clasificación y la gestión de los riesgos de los SBIA se alinean a la NTP-ISO 31000 vigente, de uso obligatorio conforme a la Sexta Disposición Complementaria Final del RLIA.</w:t>
+          <w:highlight w:val="green"/>
+        </w:rPr>
+        <w:t>La clasificación de riesgo de un SBIA se efectúa por subsunción en los supuestos de los artículos 22 a 24 del RLIA. La gestión de los riesgos asociados se alinea a la NTP-ISO 31000 vigente, de uso obligatorio conforme a la Sexta Disposición Complementaria Final del RLIA.</w:t>
       </w:r>
     </w:p>
     <w:p>
@@ -9692,7 +9859,36 @@
           <w:rFonts w:ascii="Arial" w:eastAsia="Arial" w:hAnsi="Arial" w:cs="Arial"/>
           <w:highlight w:val="green"/>
         </w:rPr>
-        <w:t>Para la aplicación de la clasificación establecida, la Comisión de Gobierno de IA propone la clasificación de riesgo de las iniciativas que se presentan. La opinión de la OII, en materia de ética, integridad y prevención de sesgos, y la de la INALI, en materia de cumplimiento normativo, constan de manera expresa en la propuesta. La aprobación de la clasificación de riesgo corresponde al CGTD en todos los casos. En los SBIA de riesgo alto y en los estratégicos para la entidad, el CGTD aprueba la clasificación mediante pronunciamiento individual. En los SBIA de riesgo aceptable, el CGTD aprueba la clasificación de manera agregada, sobre la relación que la Comisión de Gobierno de IA eleva a cada sesión ordinaria, sin perjuicio de que cualquiera de sus miembros solicite el tratamiento individual de una iniciativa determinada. La clasificación es parte de la evaluación de viabilidad de acuerdo al ciclo de vida descrito en el 6.1.1. La clasificación aplica los criterios de la Matriz de Clasificación de Riesgos</w:t>
+        <w:t xml:space="preserve">Para la aplicación de la clasificación establecida, la Comisión de Gobierno de IA propone la clasificación de riesgo de las iniciativas que se presentan. La opinión de la OII, en materia de ética, integridad y prevención de sesgos, y la de la INALI, en materia de cumplimiento normativo, constan de manera expresa en la propuesta. La aprobación de la clasificación de riesgo corresponde al CGTD en todos los casos. En los SBIA de riesgo alto y en los estratégicos para la entidad, el CGTD aprueba la clasificación mediante pronunciamiento individual. En los SBIA de riesgo aceptable, el CGTD aprueba la clasificación de manera agregada, sobre la relación que la Comisión de Gobierno de IA eleva a cada sesión ordinaria, sin perjuicio de que cualquiera de sus miembros solicite el tratamiento individual de una iniciativa determinada. </w:t>
+      </w:r>
+      <w:r>
+        <w:rPr>
+          <w:rFonts w:ascii="Arial" w:eastAsia="Arial" w:hAnsi="Arial" w:cs="Arial"/>
+          <w:highlight w:val="green"/>
+        </w:rPr>
+        <w:t>En tanto el CGTD no apruebe la clasificación agregada, la propuesta de la Comisión de Gobierno de IA habilita la continuación del ciclo de vida, salvo el despliegue, que requiere la clasificación aprobada.</w:t>
+      </w:r>
+      <w:r>
+        <w:rPr>
+          <w:rFonts w:ascii="Arial" w:eastAsia="Arial" w:hAnsi="Arial" w:cs="Arial"/>
+          <w:highlight w:val="green"/>
+        </w:rPr>
+        <w:t xml:space="preserve"> </w:t>
+      </w:r>
+      <w:r>
+        <w:rPr>
+          <w:rFonts w:ascii="Arial" w:eastAsia="Arial" w:hAnsi="Arial" w:cs="Arial"/>
+          <w:highlight w:val="green"/>
+        </w:rPr>
+        <w:t xml:space="preserve">La clasificación es parte de la </w:t>
+      </w:r>
+      <w:r>
+        <w:rPr>
+          <w:rFonts w:ascii="Arial" w:eastAsia="Arial" w:hAnsi="Arial" w:cs="Arial"/>
+          <w:highlight w:val="green"/>
+        </w:rPr>
+        <w:lastRenderedPageBreak/>
+        <w:t>evaluación de viabilidad de acuerdo al ciclo de vida descrito en el 6.1.1. La clasificación aplica los criterios de la Matriz de Clasificación de Riesgos</w:t>
       </w:r>
       <w:r>
         <w:rPr>
@@ -9750,16 +9946,7 @@
           <w:color w:val="000000"/>
           <w:highlight w:val="yellow"/>
         </w:rPr>
-        <w:t xml:space="preserve">, conforme al artículo 23 del RLIA. Sin perjuicio de lo señalado en el literal e) del numeral 23.1 del citado artículo, no se consideran de uso indebido los SBIA utilizados para apoyar la evaluación humana sobre la implicación de una persona física en una actividad delictiva, siempre que se basen en hechos objetivos y verificables directamente relacionados con una actividad delictiva ya existente y cuenten con mecanismos de supervisión humana, transparencia y auditabilidad para </w:t>
-      </w:r>
-      <w:r>
-        <w:rPr>
-          <w:rFonts w:ascii="Arial" w:eastAsia="Arial" w:hAnsi="Arial" w:cs="Arial"/>
-          <w:color w:val="000000"/>
-          <w:highlight w:val="yellow"/>
-        </w:rPr>
-        <w:lastRenderedPageBreak/>
-        <w:t>garantizar la no discriminación y la protección de los derechos fundamentales, conforme al numeral 23.4 del citado artículo.</w:t>
+        <w:t>, conforme al artículo 23 del RLIA. Sin perjuicio de lo señalado en el literal e) del numeral 23.1 del citado artículo, no se consideran de uso indebido los SBIA utilizados para apoyar la evaluación humana sobre la implicación de una persona física en una actividad delictiva, siempre que se basen en hechos objetivos y verificables directamente relacionados con una actividad delictiva ya existente y cuenten con mecanismos de supervisión humana, transparencia y auditabilidad para garantizar la no discriminación y la protección de los derechos fundamentales, conforme al numeral 23.4 del citado artículo.</w:t>
       </w:r>
     </w:p>
     <w:p>
@@ -9845,7 +10032,7 @@
     <w:p>
       <w:pPr>
         <w:spacing w:after="60" w:line="276" w:lineRule="auto"/>
-        <w:ind w:left="1276" w:hanging="567"/>
+        <w:ind w:left="1276" w:hanging="709"/>
         <w:jc w:val="both"/>
         <w:rPr>
           <w:rFonts w:ascii="Arial" w:eastAsia="Arial" w:hAnsi="Arial" w:cs="Arial"/>
@@ -10120,7 +10307,16 @@
           <w:color w:val="000000"/>
           <w:highlight w:val="green"/>
         </w:rPr>
-        <w:t>La EIA incorpora los aspectos de negocio (en particular el impacto en el administrado) y los aspectos técnicos. La Comisión de Gobierno de IA, la OII y la INALI la revisan. Concluidas las revisiones, la Comisión de Gobierno de IA eleva la EIA al CGTD para su aprobación conforme al numeral 6.4.1.</w:t>
+        <w:t xml:space="preserve">La EIA incorpora los aspectos de negocio (en particular el impacto en el administrado) y los aspectos técnicos. La Comisión de Gobierno de IA, la OII y la INALI la </w:t>
+      </w:r>
+      <w:r>
+        <w:rPr>
+          <w:rFonts w:ascii="Arial" w:hAnsi="Arial" w:cs="Arial"/>
+          <w:color w:val="000000"/>
+          <w:highlight w:val="green"/>
+        </w:rPr>
+        <w:lastRenderedPageBreak/>
+        <w:t>revisan. Concluidas las revisiones, la Comisión de Gobierno de IA eleva la EIA al CGTD para su aprobación conforme al numeral 6.4.1.</w:t>
       </w:r>
     </w:p>
     <w:p>
@@ -10137,6 +10333,7 @@
         <w:rPr>
           <w:rFonts w:ascii="Arial" w:eastAsia="Arial" w:hAnsi="Arial" w:cs="Arial"/>
           <w:color w:val="000000"/>
+          <w:highlight w:val="green"/>
         </w:rPr>
         <w:t>6.4.3</w:t>
       </w:r>
@@ -10144,9 +10341,17 @@
         <w:rPr>
           <w:rFonts w:ascii="Arial" w:eastAsia="Arial" w:hAnsi="Arial" w:cs="Arial"/>
           <w:color w:val="000000"/>
+          <w:highlight w:val="green"/>
         </w:rPr>
         <w:tab/>
-        <w:t>La Comisión de Gobierno de IA coordina la actualización de la EIA cuando se produzcan cambios significativos en el SBIA, datos o contexto de aplicación.</w:t>
+      </w:r>
+      <w:r>
+        <w:rPr>
+          <w:rFonts w:ascii="Arial" w:eastAsia="Arial" w:hAnsi="Arial" w:cs="Arial"/>
+          <w:color w:val="000000"/>
+          <w:highlight w:val="green"/>
+        </w:rPr>
+        <w:t>La Comisión de Gobierno de IA coordina la actualización de la EIA cuando se produzca un cambio significativo conforme al numeral 6.10.5.</w:t>
       </w:r>
     </w:p>
     <w:p>
@@ -10213,7 +10418,6 @@
           <w:szCs w:val="24"/>
           <w:highlight w:val="cyan"/>
         </w:rPr>
-        <w:lastRenderedPageBreak/>
         <w:t>Del diseño, la operación y la seguridad de los SBIA</w:t>
       </w:r>
     </w:p>
@@ -10304,14 +10508,7 @@
           <w:color w:val="000000"/>
           <w:highlight w:val="green"/>
         </w:rPr>
-        <w:t>El desarrollo, la adquisición y la adecuación del software de los SBIA se sujetan a las disposiciones y a los estándares técnicos sobre procesos del ciclo de vida del software aplicables a las entidades de la Administración Pública, conforme a la normatividad vigente.</w:t>
-      </w:r>
-      <w:r>
-        <w:rPr>
-          <w:rStyle w:val="Refdenotaalpie"/>
-          <w:highlight w:val="green"/>
-        </w:rPr>
-        <w:footnoteReference w:id="2"/>
+        <w:t>El desarrollo, la adquisición y la adecuación del software de los SBIA se sujetan a las disposiciones y a los estándares técnicos sobre procesos del ciclo de vida del software aplicables a las entidades de la Administración Pública, conforme al numeral 28.6 del artículo 28 del RLIA. Los estándares y documentos técnicos de arquitectura aplicables a los SBIA son los previstos en el numeral 6.5.3, y su cumplimiento se verifica en la aprobación del diseño de arquitectura de solución conforme al numeral 6.5.4.</w:t>
       </w:r>
     </w:p>
     <w:p>
@@ -10383,7 +10580,16 @@
           <w:color w:val="000000"/>
           <w:highlight w:val="green"/>
         </w:rPr>
-        <w:t>Todo SBIA cuenta con la aprobación del diseño de su arquitectura de solución, previa al inicio del desarrollo, la adquisición o el entrenamiento, conforme a la etapa 3 del numeral 6.1.1. Dicha aprobación corresponde a la División de Arquitectura de Información y de Aplicaciones y a la División de Arquitectura Tecnológica, cada una en el ámbito de su competencia conforme al literal a) de los artículos 132 y 134 del ROF, bajo la conducción de la Gerencia de Arquitectura</w:t>
+        <w:t xml:space="preserve">Todo SBIA cuenta con la aprobación del diseño de su arquitectura de solución, previa al inicio del desarrollo, la adquisición o el entrenamiento, conforme a la </w:t>
+      </w:r>
+      <w:r>
+        <w:rPr>
+          <w:rFonts w:ascii="Arial" w:eastAsia="Arial" w:hAnsi="Arial" w:cs="Arial"/>
+          <w:color w:val="000000"/>
+          <w:highlight w:val="green"/>
+        </w:rPr>
+        <w:lastRenderedPageBreak/>
+        <w:t>etapa 3 del numeral 6.1.1. Dicha aprobación corresponde a la División de Arquitectura de Información y de Aplicaciones y a la División de Arquitectura Tecnológica, cada una en el ámbito de su competencia conforme al literal a) de los artículos 132 y 134 del ROF, bajo la conducción de la Gerencia de Arquitectura</w:t>
       </w:r>
       <w:r>
         <w:rPr>
@@ -10444,16 +10650,7 @@
           <w:color w:val="000000"/>
           <w:highlight w:val="green"/>
         </w:rPr>
-        <w:t xml:space="preserve">la División de Arquitectura de Información y de Aplicaciones aprueba el diseño de dichos mecanismos, conforme al literal a) del artículo 132 del ROF, y la División de Arquitectura Tecnológica valida su </w:t>
-      </w:r>
-      <w:r>
-        <w:rPr>
-          <w:rFonts w:ascii="Arial" w:eastAsia="Arial" w:hAnsi="Arial" w:cs="Arial"/>
-          <w:color w:val="000000"/>
-          <w:highlight w:val="green"/>
-        </w:rPr>
-        <w:lastRenderedPageBreak/>
-        <w:t>implementación antes del despliegue, conforme al literal c) del artículo 134 del ROF.</w:t>
+        <w:t>la División de Arquitectura de Información y de Aplicaciones aprueba el diseño de dichos mecanismos, conforme al literal a) del artículo 132 del ROF, y la División de Arquitectura Tecnológica valida su implementación antes del despliegue, conforme al literal c) del artículo 134 del ROF.</w:t>
       </w:r>
     </w:p>
     <w:p>
@@ -10578,15 +10775,16 @@
           <w:color w:val="000000"/>
           <w:highlight w:val="green"/>
         </w:rPr>
-        <w:t>Cu</w:t>
-      </w:r>
-      <w:r>
-        <w:rPr>
-          <w:rFonts w:ascii="Arial" w:eastAsia="Arial" w:hAnsi="Arial" w:cs="Arial"/>
-          <w:color w:val="000000"/>
-          <w:highlight w:val="green"/>
-        </w:rPr>
-        <w:t>ando la determinación comprenda el sentido y el alcance de las normas tributarias o aduaneras, la INALI recaba la opinión de la Intendencia Nacional Jurídico Tributaria o de la Intendencia Nacional Jurídico Aduanera, según la materia.</w:t>
+        <w:t xml:space="preserve">Cuando la determinación comprenda el sentido y el alcance de las normas tributarias o aduaneras, la GA solicita la opinión de la Intendencia </w:t>
+      </w:r>
+      <w:r>
+        <w:rPr>
+          <w:rFonts w:ascii="Arial" w:eastAsia="Arial" w:hAnsi="Arial" w:cs="Arial"/>
+          <w:color w:val="000000"/>
+          <w:highlight w:val="green"/>
+        </w:rPr>
+        <w:lastRenderedPageBreak/>
+        <w:t>Nacional Jurídico Tributaria o de la Intendencia Nacional Jurídico Aduanera, según la materia.</w:t>
       </w:r>
     </w:p>
     <w:p>
@@ -10615,28 +10813,6 @@
         </w:rPr>
         <w:t>Esta separación se sustenta en la arquitectura de solución aprobada conforme al numeral 6.5.4, y sus criterios técnicos se desarrollan conforme al numeral 6.5.3.</w:t>
       </w:r>
-    </w:p>
-    <w:p>
-      <w:pPr>
-        <w:spacing w:after="60" w:line="276" w:lineRule="auto"/>
-        <w:ind w:left="1276" w:hanging="720"/>
-        <w:jc w:val="both"/>
-        <w:rPr>
-          <w:rFonts w:ascii="Arial" w:eastAsia="Arial" w:hAnsi="Arial" w:cs="Arial"/>
-          <w:color w:val="000000"/>
-        </w:rPr>
-      </w:pPr>
-    </w:p>
-    <w:p>
-      <w:pPr>
-        <w:spacing w:after="60" w:line="276" w:lineRule="auto"/>
-        <w:ind w:left="1276" w:hanging="720"/>
-        <w:jc w:val="both"/>
-        <w:rPr>
-          <w:rFonts w:ascii="Arial" w:eastAsia="Arial" w:hAnsi="Arial" w:cs="Arial"/>
-          <w:color w:val="000000"/>
-        </w:rPr>
-      </w:pPr>
     </w:p>
     <w:p>
       <w:pPr>
@@ -10860,13 +11036,14 @@
           <w:color w:val="000000"/>
           <w:highlight w:val="yellow"/>
         </w:rPr>
+        <w:lastRenderedPageBreak/>
         <w:t>Ha recibido capacitación específica sobre el funcionamiento, las limitaciones y los riesgos del SBIA que supervisa, incluyendo la identificación y prevención de sesgos algorítmicos, a fin de no sesgarse por los resultados del sistema</w:t>
       </w:r>
       <w:r>
         <w:rPr>
           <w:rStyle w:val="Refdenotaalpie"/>
         </w:rPr>
-        <w:footnoteReference w:id="3"/>
+        <w:footnoteReference w:id="2"/>
       </w:r>
       <w:r>
         <w:rPr>
@@ -10962,16 +11139,7 @@
           <w:bCs w:val="0"/>
           <w:highlight w:val="green"/>
         </w:rPr>
-        <w:t xml:space="preserve">El cumplimiento de estas condiciones es verificado por el propietario del caso de uso como condición previa al despliegue del SBIA y consta en la Ficha de Registro de SBIA (Anexo N.° 1). La capacitación específica sobre el sistema supervisado es provista por el propietario del caso de uso, sin </w:t>
-      </w:r>
-      <w:r>
-        <w:rPr>
-          <w:b w:val="0"/>
-          <w:bCs w:val="0"/>
-          <w:highlight w:val="green"/>
-        </w:rPr>
-        <w:lastRenderedPageBreak/>
-        <w:t>perjuicio de las acciones formativas de alcance institucional previstas en el numeral 6.13.2.</w:t>
+        <w:t>El cumplimiento de estas condiciones es verificado por el propietario del caso de uso como condición previa al despliegue del SBIA y consta en la Ficha de Registro de SBIA (Anexo N.° 1). La capacitación específica sobre el sistema supervisado es provista por el propietario del caso de uso, sin perjuicio de las acciones formativas de alcance institucional previstas en el numeral 6.13.2.</w:t>
       </w:r>
     </w:p>
     <w:p>
@@ -11209,7 +11377,16 @@
           <w:color w:val="000000"/>
           <w:highlight w:val="yellow"/>
         </w:rPr>
-        <w:t>Estos controles constituyen medidas de seguridad digital conforme al artículo 29 del RLIA y se implementan aplicando la NTP-ISO/IEC 27002 y la NTP-ISO 31000 vigentes, complementadas con mejores prácticas de seguridad para IA, conforme a la Sexta Disposición Complementaria Final del RLIA.</w:t>
+        <w:t xml:space="preserve">Estos controles constituyen medidas de seguridad </w:t>
+      </w:r>
+      <w:r>
+        <w:rPr>
+          <w:rFonts w:ascii="Arial" w:eastAsia="Arial" w:hAnsi="Arial" w:cs="Arial"/>
+          <w:color w:val="000000"/>
+          <w:highlight w:val="yellow"/>
+        </w:rPr>
+        <w:lastRenderedPageBreak/>
+        <w:t>digital conforme al artículo 29 del RLIA y se implementan aplicando la NTP-ISO/IEC 27002 y la NTP-ISO 31000 vigentes, complementadas con mejores prácticas de seguridad para IA, conforme a la Sexta Disposición Complementaria Final del RLIA.</w:t>
       </w:r>
     </w:p>
     <w:p>
@@ -11270,16 +11447,7 @@
           <w:highlight w:val="yellow"/>
         </w:rPr>
         <w:tab/>
-        <w:t xml:space="preserve">Todo SBIA, con independencia de su nivel de riesgo, integra la privacidad desde el diseño, minimizando la cantidad de datos personales recopilados y utilizando técnicas de anonimización, conforme al literal b) del artículo 29 del RLIA y a la Ley N.° 29733. En el desarrollo, la implementación y el uso de los </w:t>
-      </w:r>
-      <w:r>
-        <w:rPr>
-          <w:rFonts w:ascii="Arial" w:eastAsia="Arial" w:hAnsi="Arial" w:cs="Arial"/>
-          <w:color w:val="000000"/>
-          <w:highlight w:val="yellow"/>
-        </w:rPr>
-        <w:lastRenderedPageBreak/>
-        <w:t>SBIA se cumple la normativa vigente sobre privacidad y protección de datos personales, de acuerdo con lo que establezca la Autoridad Nacional de Protección de Datos Personales del Ministerio de Justicia y Derechos Humanos, conforme al artículo 26 del RLIA. Cuando la anonimización no resulte compatible con la finalidad del SBIA, la SUNAT admite la seudonimización; su justificación se documenta en la EIA o en la Ficha de Registro de SBIA, según corresponda.</w:t>
+        <w:t>Todo SBIA, con independencia de su nivel de riesgo, integra la privacidad desde el diseño, minimizando la cantidad de datos personales recopilados y utilizando técnicas de anonimización, conforme al literal b) del artículo 29 del RLIA y a la Ley N.° 29733. En el desarrollo, la implementación y el uso de los SBIA se cumple la normativa vigente sobre privacidad y protección de datos personales, de acuerdo con lo que establezca la Autoridad Nacional de Protección de Datos Personales del Ministerio de Justicia y Derechos Humanos, conforme al artículo 26 del RLIA. Cuando la anonimización no resulte compatible con la finalidad del SBIA, la SUNAT admite la seudonimización; su justificación se documenta en la EIA o en la Ficha de Registro de SBIA, según corresponda.</w:t>
       </w:r>
       <w:r>
         <w:rPr>
@@ -11329,7 +11497,7 @@
         <w:rPr>
           <w:rStyle w:val="Refdenotaalpie"/>
         </w:rPr>
-        <w:footnoteReference w:id="4"/>
+        <w:footnoteReference w:id="3"/>
       </w:r>
       <w:r>
         <w:rPr>
@@ -11337,7 +11505,26 @@
           <w:color w:val="000000"/>
           <w:highlight w:val="cyan"/>
         </w:rPr>
-        <w:t xml:space="preserve"> por el Procedimiento para el registro y atención de incidentes y vulnerabilidades de seguridad de la información (A-03.5.1-PR-003). Los incidentes que se presenten durante la operación de un SBIA en producción y que no constituyan incidentes de seguridad de la información se atienden conforme al Procedimiento de Gestión de Incidentes (A-03.1.1-PR-002). El propietario del caso de uso y las gerencias competentes de la INSI comunican los incidentes del uso y funcionamiento del SBIA por los canales que dichos procedimientos establecen; la Comisión de Gobierno de IA los consolida y los reporta en el informe trimestral del numeral 6.9.5.</w:t>
+        <w:t xml:space="preserve"> por el Procedimiento para el registro y atención de incidentes y vulnerabilidades de seguridad de la información (A-03.5.1-PR-003). Los incidentes que se presenten durante la operación de un SBIA en producción y que no constituyan incidentes de seguridad de la información se atienden conforme al Procedimiento de Gestión de Incidentes (A-03.1.1-PR-002). </w:t>
+      </w:r>
+      <w:r>
+        <w:rPr>
+          <w:rFonts w:ascii="Arial" w:eastAsia="Arial" w:hAnsi="Arial" w:cs="Arial"/>
+          <w:color w:val="000000"/>
+          <w:highlight w:val="green"/>
+        </w:rPr>
+        <w:t>El propietario del caso de uso y las gerencias competentes de la INSI comunican los incidentes del uso y funcionamiento del SBIA por los canales que dichos procedimientos establecen. Son incidentes propios del SBIA, entre otros, la deriva del modelo, el resultado sistemáticamente erróneo o sesgado y el resultado que afecta la atención del administrado, aun cuando el servicio se mantenga operativo. Su atención concluye con la adopción de las medidas correctivas que correspondan conforme al numeral 6.10, y no con la sola recuperación del servicio. La Comisión de Gobierno de IA los consolida y los reporta en el informe trimestral del numeral 6.9.5.</w:t>
+      </w:r>
+      <w:r>
+        <w:t xml:space="preserve"> </w:t>
+      </w:r>
+      <w:r>
+        <w:rPr>
+          <w:rFonts w:ascii="Arial" w:eastAsia="Arial" w:hAnsi="Arial" w:cs="Arial"/>
+          <w:color w:val="000000"/>
+          <w:highlight w:val="green"/>
+        </w:rPr>
+        <w:t>La Gerencia de Operaciones y Soporte a Usuarios adecúa el Procedimiento de Gestión de Incidentes (A-03.1.1-PR-002) para comprender los incidentes propios del SBIA y su criterio de cierre, conforme al numeral 7.6 de la presente directiva. En tanto no se apruebe dicha adecuación, estos incidentes se registran por dicho procedimiento y su atención se rige por el presente numeral.</w:t>
       </w:r>
     </w:p>
     <w:p>
@@ -11356,6 +11543,7 @@
           <w:color w:val="000000"/>
           <w:highlight w:val="yellow"/>
         </w:rPr>
+        <w:lastRenderedPageBreak/>
         <w:t>6.7.6</w:t>
       </w:r>
       <w:r>
@@ -11371,7 +11559,7 @@
         <w:rPr>
           <w:rStyle w:val="Refdenotaalpie"/>
         </w:rPr>
-        <w:footnoteReference w:id="5"/>
+        <w:footnoteReference w:id="4"/>
       </w:r>
       <w:r>
         <w:rPr>
@@ -11689,16 +11877,7 @@
           <w:color w:val="000000"/>
           <w:highlight w:val="green"/>
         </w:rPr>
-        <w:t xml:space="preserve">disponibilidad de los medios </w:t>
-      </w:r>
-      <w:r>
-        <w:rPr>
-          <w:rFonts w:ascii="Arial" w:eastAsia="Arial" w:hAnsi="Arial" w:cs="Arial"/>
-          <w:color w:val="000000"/>
-          <w:highlight w:val="green"/>
-        </w:rPr>
-        <w:lastRenderedPageBreak/>
-        <w:t>correspondientes, están a cargo de la División de Soporte y</w:t>
+        <w:t>disponibilidad de los medios correspondientes, están a cargo de la División de Soporte y</w:t>
       </w:r>
       <w:r>
         <w:rPr>
@@ -11782,7 +11961,7 @@
         <w:rPr>
           <w:rStyle w:val="Refdenotaalpie"/>
         </w:rPr>
-        <w:footnoteReference w:id="6"/>
+        <w:footnoteReference w:id="5"/>
       </w:r>
       <w:r>
         <w:rPr>
@@ -11828,21 +12007,21 @@
         <w:rPr>
           <w:rStyle w:val="Refdenotaalpie"/>
         </w:rPr>
+        <w:footnoteReference w:id="6"/>
+      </w:r>
+      <w:r>
+        <w:rPr>
+          <w:rFonts w:ascii="Arial" w:eastAsia="Arial" w:hAnsi="Arial" w:cs="Arial"/>
+          <w:color w:val="000000"/>
+          <w:highlight w:val="yellow"/>
+        </w:rPr>
+        <w:t xml:space="preserve"> y asegura su calidad e integridad</w:t>
+      </w:r>
+      <w:r>
+        <w:rPr>
+          <w:rStyle w:val="Refdenotaalpie"/>
+        </w:rPr>
         <w:footnoteReference w:id="7"/>
-      </w:r>
-      <w:r>
-        <w:rPr>
-          <w:rFonts w:ascii="Arial" w:eastAsia="Arial" w:hAnsi="Arial" w:cs="Arial"/>
-          <w:color w:val="000000"/>
-          <w:highlight w:val="yellow"/>
-        </w:rPr>
-        <w:t xml:space="preserve"> y asegura su calidad e integridad</w:t>
-      </w:r>
-      <w:r>
-        <w:rPr>
-          <w:rStyle w:val="Refdenotaalpie"/>
-        </w:rPr>
-        <w:footnoteReference w:id="8"/>
       </w:r>
       <w:r>
         <w:rPr>
@@ -11864,14 +12043,14 @@
         <w:rPr>
           <w:rFonts w:ascii="Arial" w:eastAsia="Arial" w:hAnsi="Arial" w:cs="Arial"/>
           <w:color w:val="000000"/>
-          <w:highlight w:val="yellow"/>
-        </w:rPr>
-      </w:pPr>
-      <w:r>
-        <w:rPr>
-          <w:rFonts w:ascii="Arial" w:eastAsia="Arial" w:hAnsi="Arial" w:cs="Arial"/>
-          <w:color w:val="000000"/>
-          <w:highlight w:val="yellow"/>
+          <w:highlight w:val="green"/>
+        </w:rPr>
+      </w:pPr>
+      <w:r>
+        <w:rPr>
+          <w:rFonts w:ascii="Arial" w:eastAsia="Arial" w:hAnsi="Arial" w:cs="Arial"/>
+          <w:color w:val="000000"/>
+          <w:highlight w:val="green"/>
         </w:rPr>
         <w:t>6.8.3</w:t>
       </w:r>
@@ -11879,10 +12058,26 @@
         <w:rPr>
           <w:rFonts w:ascii="Arial" w:eastAsia="Arial" w:hAnsi="Arial" w:cs="Arial"/>
           <w:color w:val="000000"/>
-          <w:highlight w:val="yellow"/>
+          <w:highlight w:val="green"/>
         </w:rPr>
         <w:tab/>
-        <w:t>El uso de datos protegidos por la reserva tributaria para el desarrollo, entrenamiento o validación de un SBIA requiere la determinación previa de su base legal, conforme al artículo 85 del TUO del Código Tributario. Los datos personales se tratan conforme a la Ley N.° 29733. La procedencia y la base legal de uso se documentan en la Ficha de Registro de SBIA (Anexo N.° 1).</w:t>
+      </w:r>
+      <w:r>
+        <w:rPr>
+          <w:rFonts w:ascii="Arial" w:eastAsia="Arial" w:hAnsi="Arial" w:cs="Arial"/>
+          <w:color w:val="000000"/>
+          <w:highlight w:val="green"/>
+        </w:rPr>
+        <w:t xml:space="preserve">El uso de datos protegidos por la reserva tributaria para el desarrollo, entrenamiento o validación de un SBIA requiere la determinación previa de su base legal, conforme al artículo 85 del TUO del Código Tributario. La </w:t>
+      </w:r>
+      <w:r>
+        <w:rPr>
+          <w:rFonts w:ascii="Arial" w:eastAsia="Arial" w:hAnsi="Arial" w:cs="Arial"/>
+          <w:color w:val="000000"/>
+          <w:highlight w:val="green"/>
+        </w:rPr>
+        <w:lastRenderedPageBreak/>
+        <w:t>determinación corresponde al propietario del caso de uso, y la Comisión de Gobierno de IA convoca a la Intendencia Nacional Jurídico Tributaria y, en materia aduanera, a la Intendencia Nacional Jurídico Aduanera, cuya opinión sustenta dicha determinación.</w:t>
       </w:r>
     </w:p>
     <w:p>
@@ -11920,7 +12115,7 @@
         <w:rPr>
           <w:rStyle w:val="Refdenotaalpie"/>
         </w:rPr>
-        <w:footnoteReference w:id="9"/>
+        <w:footnoteReference w:id="8"/>
       </w:r>
       <w:r>
         <w:rPr>
@@ -12215,16 +12410,7 @@
           <w:color w:val="000000"/>
           <w:highlight w:val="green"/>
         </w:rPr>
-        <w:t xml:space="preserve">justificación legal de la restricción consta igualmente en el acuerdo del CGTD. </w:t>
-      </w:r>
-      <w:r>
-        <w:rPr>
-          <w:rFonts w:ascii="Arial" w:eastAsia="Arial" w:hAnsi="Arial" w:cs="Arial"/>
-          <w:color w:val="000000"/>
-          <w:highlight w:val="green"/>
-        </w:rPr>
-        <w:lastRenderedPageBreak/>
-        <w:t>Aprobada la</w:t>
+        <w:t>justificación legal de la restricción consta igualmente en el acuerdo del CGTD. Aprobada la</w:t>
       </w:r>
       <w:r>
         <w:rPr>
@@ -12361,7 +12547,7 @@
         <w:rPr>
           <w:rStyle w:val="Refdenotaalpie"/>
         </w:rPr>
-        <w:footnoteReference w:id="10"/>
+        <w:footnoteReference w:id="9"/>
       </w:r>
       <w:r>
         <w:rPr>
@@ -12386,7 +12572,16 @@
           <w:color w:val="000000"/>
           <w:highlight w:val="green"/>
         </w:rPr>
-        <w:t>El alcance de la transparencia algorítmica es el definido en el glosario de la presente directiva. La atención de las solicitudes de acceso a la información que versen sobre un SBIA se sujeta a dicho alcance y a los límites legales aplicables.</w:t>
+        <w:t xml:space="preserve">El alcance de la transparencia algorítmica es el definido en el glosario de la presente directiva. La atención de las solicitudes de acceso </w:t>
+      </w:r>
+      <w:r>
+        <w:rPr>
+          <w:rFonts w:ascii="Arial" w:eastAsia="Arial" w:hAnsi="Arial" w:cs="Arial"/>
+          <w:color w:val="000000"/>
+          <w:highlight w:val="green"/>
+        </w:rPr>
+        <w:lastRenderedPageBreak/>
+        <w:t>a la información que versen sobre un SBIA se sujeta a dicho alcance y a los límites legales aplicables.</w:t>
       </w:r>
     </w:p>
     <w:p>
@@ -12449,16 +12644,7 @@
           <w:color w:val="000000"/>
           <w:highlight w:val="green"/>
         </w:rPr>
-        <w:t xml:space="preserve">Constituyen mecanismos de explicabilidad, según el tipo de SBIA y entre otros: la identificación de las variables o factores que influyeron en el resultado y su peso relativo; la trazabilidad del resultado hacia las fuentes de información que lo sustentan; el registro de la cadena de razonamiento cuando el SBIA la produzca; y la documentación del modelo, que comprende su finalidad, la procedencia de los datos empleados, las métricas de desempeño y las limitaciones conocidas. El custodio técnico genera y mantiene actualizada dicha documentación como condición previa al despliegue del SBIA, y su existencia se verifica en la etapa </w:t>
-      </w:r>
-      <w:r>
-        <w:rPr>
-          <w:rFonts w:ascii="Arial" w:hAnsi="Arial" w:cs="Arial"/>
-          <w:color w:val="000000"/>
-          <w:highlight w:val="green"/>
-        </w:rPr>
-        <w:lastRenderedPageBreak/>
-        <w:t>de certificación y validación del numeral 6.1.1. La explicación que se proporcione al administrado no comprende los elementos excluidos conforme al numeral 6.9.1. Los mecanismos exigibles por tipo de SBIA y el contenido mínimo de la documentación se desarrollan en la metodología prevista en el numeral 6.1.5.</w:t>
+        <w:t>Constituyen mecanismos de explicabilidad, según el tipo de SBIA y entre otros: la identificación de las variables o factores que influyeron en el resultado y su peso relativo; la trazabilidad del resultado hacia las fuentes de información que lo sustentan; el registro de la cadena de razonamiento cuando el SBIA la produzca; y la documentación del modelo, que comprende su finalidad, la procedencia de los datos empleados, las métricas de desempeño y las limitaciones conocidas. El custodio técnico genera y mantiene actualizada dicha documentación como condición previa al despliegue del SBIA, y su existencia se verifica en la etapa de certificación y validación del numeral 6.1.1. La explicación que se proporcione al administrado no comprende los elementos excluidos conforme al numeral 6.9.1. Los mecanismos exigibles por tipo de SBIA y el contenido mínimo de la documentación se desarrollan en la metodología prevista en el numeral 6.1.5.</w:t>
       </w:r>
     </w:p>
     <w:p>
@@ -12591,6 +12777,7 @@
           <w:color w:val="000000"/>
           <w:highlight w:val="yellow"/>
         </w:rPr>
+        <w:lastRenderedPageBreak/>
         <w:t>6.9.7</w:t>
       </w:r>
       <w:r>
@@ -12606,7 +12793,7 @@
         <w:rPr>
           <w:rStyle w:val="Refdenotaalpie"/>
         </w:rPr>
-        <w:footnoteReference w:id="11"/>
+        <w:footnoteReference w:id="10"/>
       </w:r>
       <w:r>
         <w:rPr>
@@ -12680,7 +12867,23 @@
           <w:color w:val="000000"/>
           <w:highlight w:val="green"/>
         </w:rPr>
-        <w:t>Todo SBIA en operación es objeto de monitoreo. La Comisión de Gobierno de IA determina la frecuencia y la profundidad del monitoreo de cada SBIA en función de su nivel de riesgo, del impacto que un resultado erróneo produciría en el administrado o en la institución, del volumen de operaciones que procesa y del grado de autonomía con que opera. La frecuencia determinada, los indicadores aplicables, sus umbrales y los responsables de la medición constan en el plan de monitoreo del SBIA, que se aprueba con anterioridad a su puesta en producción conforme al numeral 6.10.2.</w:t>
+        <w:t xml:space="preserve">Todo SBIA en operación es objeto de monitoreo. La Comisión de Gobierno de IA determina la frecuencia y la profundidad del monitoreo de cada SBIA en función de su nivel de riesgo, del impacto que un resultado erróneo produciría en el administrado o en la institución, del volumen de operaciones que procesa y del grado de autonomía con que opera. </w:t>
+      </w:r>
+      <w:r>
+        <w:rPr>
+          <w:rFonts w:ascii="Arial" w:eastAsia="Arial" w:hAnsi="Arial" w:cs="Arial"/>
+          <w:color w:val="000000"/>
+          <w:highlight w:val="green"/>
+        </w:rPr>
+        <w:t>La frecuencia determinada, los indicadores aplicables conforme al numeral 6.10.2, sus umbrales y los responsables de la medición constan en el plan de monitoreo del SBIA, que la Comisión de Gobierno de IA aprueba con anterioridad a su puesta en producción</w:t>
+      </w:r>
+      <w:r>
+        <w:rPr>
+          <w:rFonts w:ascii="Arial" w:eastAsia="Arial" w:hAnsi="Arial" w:cs="Arial"/>
+          <w:color w:val="000000"/>
+          <w:highlight w:val="green"/>
+        </w:rPr>
+        <w:t>.</w:t>
       </w:r>
     </w:p>
     <w:p>
@@ -12771,7 +12974,6 @@
           <w:color w:val="000000"/>
           <w:highlight w:val="green"/>
         </w:rPr>
-        <w:lastRenderedPageBreak/>
         <w:t>Los criterios de determinación de la frecuencia, los tipos de monitoreo aplicables y su desarrollo operativo se establecen en la metodología prevista en el numeral 6.1.5.</w:t>
       </w:r>
     </w:p>
@@ -12800,7 +13002,38 @@
           <w:highlight w:val="green"/>
         </w:rPr>
         <w:tab/>
-        <w:t>La Comisión de Gobierno de IA define, para cada SBIA registrado en el Inventario, los indicadores de monitoreo que como mínimo incluyen: tasa de precisión, tasa de error, tiempo de respuesta, disponibilidad, detección de drift, indicadores de sesgo y tasa de intervención humana. Los umbrales de cada indicador, las alertas que su superación activa y las acciones de tratamiento correspondientes se definen con anterioridad a la puesta en producción del SBIA, conforme a la metodología prevista en el numeral 6.1.5. El propietario del caso de uso, con apoyo del equipo técnico de la INSI, mide y reporta estos indicadores conforme a la frecuencia establecida en el numeral 6.10.1. La Comisión de Gobierno de IA consolida los resultados y los presenta al CGTD para su evaluación.</w:t>
+        <w:t xml:space="preserve">La Comisión de Gobierno de IA define, para cada SBIA registrado en el Inventario, los indicadores de monitoreo que como mínimo incluyen: tasa de precisión, tasa de error, tiempo de respuesta, disponibilidad, detección de drift, indicadores de sesgo y tasa de intervención </w:t>
+      </w:r>
+      <w:r>
+        <w:rPr>
+          <w:rFonts w:ascii="Arial" w:eastAsia="Arial" w:hAnsi="Arial" w:cs="Arial"/>
+          <w:color w:val="000000"/>
+          <w:highlight w:val="green"/>
+        </w:rPr>
+        <w:t xml:space="preserve">humana. </w:t>
+      </w:r>
+      <w:r>
+        <w:rPr>
+          <w:rFonts w:ascii="Arial" w:eastAsia="Arial" w:hAnsi="Arial" w:cs="Arial"/>
+          <w:color w:val="000000"/>
+          <w:highlight w:val="green"/>
+        </w:rPr>
+        <w:t>Los umbrales de cada indicador, las alertas que su superación activa y las acciones de tratamiento correspondientes se definen con anterioridad a la puesta en producción del SBIA, conforme a la metodología prevista en el numeral 6.1.5. En tanto no se apruebe dicha metodología, se establecen en el plan de monitoreo que aprueba la Comisión de Gobierno de IA.</w:t>
+      </w:r>
+      <w:r>
+        <w:rPr>
+          <w:rFonts w:ascii="Arial" w:eastAsia="Arial" w:hAnsi="Arial" w:cs="Arial"/>
+          <w:color w:val="000000"/>
+        </w:rPr>
+        <w:t xml:space="preserve"> </w:t>
+      </w:r>
+      <w:r>
+        <w:rPr>
+          <w:rFonts w:ascii="Arial" w:eastAsia="Arial" w:hAnsi="Arial" w:cs="Arial"/>
+          <w:color w:val="000000"/>
+          <w:highlight w:val="green"/>
+        </w:rPr>
+        <w:t>El propietario del caso de uso, con apoyo del equipo técnico de la INSI, mide y reporta estos indicadores conforme a la frecuencia establecida en el numeral 6.10.1. La Comisión de Gobierno de IA consolida los resultados y los presenta al CGTD para su evaluación.</w:t>
       </w:r>
     </w:p>
     <w:p>
@@ -12827,7 +13060,16 @@
           <w:highlight w:val="yellow"/>
         </w:rPr>
         <w:tab/>
-        <w:t>La Gerencia de Calidad de Sistemas conduce el control y aseguramiento de la calidad de los SBIA, conforme a sus funciones (artículos 123 y 124, literal a, del ROF). La verificación y validación de la calidad, incluida la ejecución de las pruebas funcionales y no funcionales, corresponde a la División de Control de Calidad, conforme a sus funciones (artículos 125 y 126, literal a, del ROF), y comprende además las pruebas de rendimiento y de regresión que correspondan al tipo de SBIA.</w:t>
+        <w:t xml:space="preserve">La Gerencia de Calidad de Sistemas conduce el control y aseguramiento de la calidad de los SBIA, conforme a sus funciones (artículos 123 y 124, literal a, del ROF). La verificación y validación de la calidad, incluida la ejecución de las pruebas funcionales y no funcionales, corresponde a la División de Control de </w:t>
+      </w:r>
+      <w:r>
+        <w:rPr>
+          <w:rFonts w:ascii="Arial" w:eastAsia="Arial" w:hAnsi="Arial" w:cs="Arial"/>
+          <w:color w:val="000000"/>
+          <w:highlight w:val="yellow"/>
+        </w:rPr>
+        <w:lastRenderedPageBreak/>
+        <w:t>Calidad, conforme a sus funciones (artículos 125 y 126, literal a, del ROF), y comprende además las pruebas de rendimiento y de regresión que correspondan al tipo de SBIA.</w:t>
       </w:r>
     </w:p>
     <w:p>
@@ -12913,15 +13155,42 @@
           <w:rFonts w:ascii="Arial" w:hAnsi="Arial" w:cs="Arial"/>
           <w:highlight w:val="lightGray"/>
         </w:rPr>
-        <w:t xml:space="preserve">6.10.5 Es significativo el cambio que altera el desempeño, la finalidad o la población objetivo del SBIA. El cambio significativo requiere, con anterioridad a su puesta en producción: la revisión de la clasificación de riesgo conforme al numeral 6.2.2; la actualización de la EIA conforme al numeral 6.4.3, cuando </w:t>
+        <w:t>6.10.</w:t>
+      </w:r>
+      <w:r>
+        <w:rPr>
+          <w:rFonts w:ascii="Arial" w:hAnsi="Arial" w:cs="Arial"/>
+          <w:highlight w:val="green"/>
+        </w:rPr>
+        <w:t xml:space="preserve">5 </w:t>
+      </w:r>
+      <w:r>
+        <w:rPr>
+          <w:rFonts w:ascii="Arial" w:hAnsi="Arial" w:cs="Arial"/>
+          <w:highlight w:val="green"/>
+        </w:rPr>
+        <w:t>Es significativo el cambio que altera el desempeño, la finalidad, la población objetivo, las fuentes o la estructura de los datos de entrada, o el contexto de aplicación del SBIA.</w:t>
+      </w:r>
+      <w:r>
+        <w:rPr>
+          <w:rFonts w:ascii="Arial" w:hAnsi="Arial" w:cs="Arial"/>
+          <w:highlight w:val="green"/>
+        </w:rPr>
+        <w:t xml:space="preserve"> </w:t>
+      </w:r>
+      <w:r>
+        <w:rPr>
+          <w:rFonts w:ascii="Arial" w:hAnsi="Arial" w:cs="Arial"/>
+          <w:highlight w:val="green"/>
+        </w:rPr>
+        <w:t xml:space="preserve">El </w:t>
       </w:r>
       <w:r>
         <w:rPr>
           <w:rFonts w:ascii="Arial" w:hAnsi="Arial" w:cs="Arial"/>
           <w:highlight w:val="lightGray"/>
         </w:rPr>
-        <w:lastRenderedPageBreak/>
-        <w:t>corresponda; la verificación y validación conforme al numeral 6.10.3; y la aprobación prevista en el numeral 6.1.2. El despliegue del cambio se realiza con versión identificable y con un plan de reversión que permita restituir la versión anterior del SBIA. La operación posterior al cambio es objeto de seguimiento reforzado durante el periodo que corresponda a su nivel de riesgo, conforme a la metodología prevista en el numeral 6.1.5.</w:t>
+        <w:t>cambio significativo requiere, con anterioridad a su puesta en producción: la revisión de la clasificación de riesgo conforme al numeral 6.2.2; la actualización de la EIA conforme al numeral 6.4.3, cuando corresponda; la verificación y validación conforme al numeral 6.10.3; y la aprobación prevista en el numeral 6.1.2. El despliegue del cambio se realiza con versión identificable y con un plan de reversión que permita restituir la versión anterior del SBIA. La operación posterior al cambio es objeto de seguimiento reforzado durante el periodo que corresponda a su nivel de riesgo, conforme a la metodología prevista en el numeral 6.1.5.</w:t>
       </w:r>
     </w:p>
     <w:p>
@@ -12938,8 +13207,61 @@
           <w:rFonts w:ascii="Arial" w:hAnsi="Arial" w:cs="Arial"/>
           <w:highlight w:val="green"/>
         </w:rPr>
-        <w:t>6.10.6 El monitoreo comprende la detección del uso indebido del SBIA por parte de quienes lo operan o interactúan con él, con independencia del nivel de riesgo que tenga asignado. Constituyen indicios de uso indebido, entre otros, la manipulación de los datos de entrada para inducir un resultado determinado, el empleo del SBIA para una finalidad distinta de la registrada en el Inventario Institucional de SBIA y los patrones de uso incompatibles con la operación normal del proceso. El plan de monitoreo incorpora los indicadores que permitan detectar dichos patrones. El tratamiento de los hallazgos se realiza conforme al numeral 6.7.5 y, cuando corresponda, conforme a las normas de integridad institucional.</w:t>
-      </w:r>
+        <w:t xml:space="preserve">6.10.6 </w:t>
+      </w:r>
+      <w:r>
+        <w:rPr>
+          <w:rFonts w:ascii="Arial" w:hAnsi="Arial" w:cs="Arial"/>
+          <w:highlight w:val="green"/>
+        </w:rPr>
+        <w:t>El monitoreo comprende la detección del uso irregular del SBIA por parte de quienes lo operan o interactúan con él, con independencia del nivel de riesgo que tenga asignado. El uso irregular se distingue del uso indebido a que se refiere el artículo 23 del RLIA, que es una categoría de clasificación del SBIA. Constituyen indicios de uso irregular, entre otros,</w:t>
+      </w:r>
+      <w:r>
+        <w:rPr>
+          <w:rFonts w:ascii="Arial" w:hAnsi="Arial" w:cs="Arial"/>
+          <w:highlight w:val="green"/>
+        </w:rPr>
+        <w:t xml:space="preserve"> </w:t>
+      </w:r>
+      <w:r>
+        <w:rPr>
+          <w:rFonts w:ascii="Arial" w:hAnsi="Arial" w:cs="Arial"/>
+          <w:highlight w:val="green"/>
+        </w:rPr>
+        <w:t xml:space="preserve">la </w:t>
+      </w:r>
+      <w:r>
+        <w:rPr>
+          <w:rFonts w:ascii="Arial" w:hAnsi="Arial" w:cs="Arial"/>
+          <w:highlight w:val="green"/>
+        </w:rPr>
+        <w:t xml:space="preserve">manipulación de los datos de entrada para inducir un resultado determinado, el empleo del SBIA para una finalidad distinta de la registrada en el Inventario Institucional de SBIA y los patrones de uso incompatibles con la operación normal del proceso. El plan de monitoreo incorpora los indicadores que permitan detectar dichos patrones. </w:t>
+      </w:r>
+      <w:r>
+        <w:rPr>
+          <w:rFonts w:ascii="Arial" w:hAnsi="Arial" w:cs="Arial"/>
+          <w:highlight w:val="green"/>
+        </w:rPr>
+        <w:t xml:space="preserve">Los efectos del uso irregular sobre el funcionamiento del SBIA se tratan conforme </w:t>
+      </w:r>
+      <w:r>
+        <w:rPr>
+          <w:rFonts w:ascii="Arial" w:hAnsi="Arial" w:cs="Arial"/>
+          <w:highlight w:val="green"/>
+        </w:rPr>
+        <w:lastRenderedPageBreak/>
+        <w:t>al numeral 6.7.5; la conducta se trata conforme a las normas de integridad institucional.</w:t>
+      </w:r>
+    </w:p>
+    <w:p>
+      <w:pPr>
+        <w:spacing w:after="0" w:line="276" w:lineRule="auto"/>
+        <w:ind w:left="1276" w:hanging="709"/>
+        <w:jc w:val="both"/>
+        <w:rPr>
+          <w:rFonts w:ascii="Arial" w:hAnsi="Arial" w:cs="Arial"/>
+        </w:rPr>
+      </w:pPr>
     </w:p>
     <w:p>
       <w:pPr>
@@ -13263,16 +13585,7 @@
           <w:color w:val="000000"/>
           <w:highlight w:val="green"/>
         </w:rPr>
-        <w:t xml:space="preserve">Los lineamientos técnicos que regulan el uso de LLM open source en la infraestructura institucional integran los documentos técnicos de arquitectura previstos en el numeral 6.5.3. La División de Arquitectura de Información y de </w:t>
-      </w:r>
-      <w:r>
-        <w:rPr>
-          <w:rFonts w:ascii="Arial" w:eastAsia="Arial" w:hAnsi="Arial" w:cs="Arial"/>
-          <w:color w:val="000000"/>
-          <w:highlight w:val="green"/>
-        </w:rPr>
-        <w:lastRenderedPageBreak/>
-        <w:t>Aplicaciones los elabora y propone en lo referido al modelo y a la arquitectura de aplicaciones, conforme al literal b) del artículo 132 del ROF, y la División de Arquitectura Tecnológica en lo referido a la infraestructura especializada que los soporta, conforme a los literales c) y d) del artículo 134 del ROF; su aprobación corresponde a la Gerencia de Arquitectura, conforme al literal c) del artículo 130 del ROF. Las unidades de organización los cumplen como condición para el despliegue de estos modelos. En tanto no se aprueben, el despliegue de estos modelos requiere la autorización previa de la Gerencia de Arquitectura y observa los controles del numeral 6.7.2</w:t>
+        <w:t>Los lineamientos técnicos que regulan el uso de LLM open source en la infraestructura institucional integran los documentos técnicos de arquitectura previstos en el numeral 6.5.3. La División de Arquitectura de Información y de Aplicaciones los elabora y propone en lo referido al modelo y a la arquitectura de aplicaciones, conforme al literal b) del artículo 132 del ROF, y la División de Arquitectura Tecnológica en lo referido a la infraestructura especializada que los soporta, conforme a los literales c) y d) del artículo 134 del ROF; su aprobación corresponde a la Gerencia de Arquitectura, conforme al literal c) del artículo 130 del ROF. Las unidades de organización los cumplen como condición para el despliegue de estos modelos. En tanto no se aprueben, el despliegue de estos modelos requiere la autorización previa de la Gerencia de Arquitectura y observa los controles del numeral 6.7.2</w:t>
       </w:r>
       <w:r>
         <w:rPr>
@@ -13307,6 +13620,7 @@
           <w:color w:val="000000"/>
           <w:highlight w:val="green"/>
         </w:rPr>
+        <w:lastRenderedPageBreak/>
         <w:t>6.11.4</w:t>
       </w:r>
       <w:r>
@@ -13451,55 +13765,15 @@
           <w:color w:val="000000"/>
           <w:highlight w:val="green"/>
         </w:rPr>
-        <w:t>las herramientas de IA que figuran en dicho catálogo. La Comisión de Gobierno de IA promueve</w:t>
-      </w:r>
-      <w:r>
-        <w:rPr>
-          <w:rFonts w:ascii="Arial" w:eastAsia="Arial" w:hAnsi="Arial" w:cs="Arial"/>
-          <w:color w:val="000000"/>
-          <w:highlight w:val="green"/>
-        </w:rPr>
-        <w:t xml:space="preserve"> </w:t>
-      </w:r>
-      <w:r>
-        <w:rPr>
-          <w:rFonts w:ascii="Arial" w:eastAsia="Arial" w:hAnsi="Arial" w:cs="Arial"/>
-          <w:color w:val="000000"/>
-          <w:highlight w:val="green"/>
-        </w:rPr>
-        <w:t>la regularización mediante el registro y el acompañamiento proporcional a la unidad</w:t>
-      </w:r>
-      <w:r>
-        <w:rPr>
-          <w:rFonts w:ascii="Arial" w:eastAsia="Arial" w:hAnsi="Arial" w:cs="Arial"/>
-          <w:color w:val="000000"/>
-          <w:highlight w:val="green"/>
-        </w:rPr>
-        <w:t xml:space="preserve"> </w:t>
-      </w:r>
-      <w:r>
-        <w:rPr>
-          <w:rFonts w:ascii="Arial" w:eastAsia="Arial" w:hAnsi="Arial" w:cs="Arial"/>
-          <w:color w:val="000000"/>
-          <w:highlight w:val="green"/>
-        </w:rPr>
-        <w:t>involucrada, y comunica al CGTD y, según corresponda, a la OII, los incumplimientos reiterados</w:t>
-      </w:r>
-      <w:r>
-        <w:rPr>
-          <w:rFonts w:ascii="Arial" w:eastAsia="Arial" w:hAnsi="Arial" w:cs="Arial"/>
-          <w:color w:val="000000"/>
-          <w:highlight w:val="green"/>
-        </w:rPr>
-        <w:t xml:space="preserve"> </w:t>
-      </w:r>
-      <w:r>
-        <w:rPr>
-          <w:rFonts w:ascii="Arial" w:eastAsia="Arial" w:hAnsi="Arial" w:cs="Arial"/>
-          <w:color w:val="000000"/>
-          <w:highlight w:val="green"/>
-        </w:rPr>
-        <w:t>o que impliquen uso indebido.</w:t>
+        <w:t xml:space="preserve">las herramientas de IA que figuran en dicho catálogo. </w:t>
+      </w:r>
+      <w:r>
+        <w:rPr>
+          <w:rFonts w:ascii="Arial" w:eastAsia="Arial" w:hAnsi="Arial" w:cs="Arial"/>
+          <w:color w:val="000000"/>
+          <w:highlight w:val="green"/>
+        </w:rPr>
+        <w:t>La Comisión de Gobierno de IA promueve la regularización mediante el registro y el acompañamiento proporcional a la unidad involucrada, y comunica al CGTD y, según corresponda, a la OII, los incumplimientos reiterados. Cuando de la regularización resulte que el SBIA corresponde a la categoría de uso indebido prevista en el artículo 23 del RLIA, no procede su regularización y se aplica lo dispuesto en los numerales 6.2.1 y 6.2.3.</w:t>
       </w:r>
     </w:p>
     <w:p>
@@ -13599,7 +13873,23 @@
           <w:color w:val="000000"/>
           <w:highlight w:val="cyan"/>
         </w:rPr>
-        <w:t>El catálogo institucional de herramientas de IA constituye el subconjunto de inteligencia artificial del inventario de software autorizado; ambos se distinguen del Inventario de SBIA (Anexo N.° 1), que registra los sistemas basados en IA y no las herramientas.</w:t>
+        <w:t xml:space="preserve">El catálogo institucional de herramientas de IA constituye el subconjunto de inteligencia artificial del inventario de software autorizado; ambos se distinguen del Inventario de SBIA (Anexo N.° 1), que registra los </w:t>
+      </w:r>
+      <w:r>
+        <w:rPr>
+          <w:rFonts w:ascii="Arial" w:hAnsi="Arial" w:cs="Arial"/>
+          <w:color w:val="000000"/>
+          <w:highlight w:val="cyan"/>
+        </w:rPr>
+        <w:t>SBIA</w:t>
+      </w:r>
+      <w:r>
+        <w:rPr>
+          <w:rFonts w:ascii="Arial" w:hAnsi="Arial" w:cs="Arial"/>
+          <w:color w:val="000000"/>
+          <w:highlight w:val="cyan"/>
+        </w:rPr>
+        <w:t xml:space="preserve"> y no las herramientas.</w:t>
       </w:r>
       <w:r>
         <w:rPr>
@@ -13648,7 +13938,6 @@
           <w:color w:val="000000"/>
           <w:highlight w:val="green"/>
         </w:rPr>
-        <w:lastRenderedPageBreak/>
         <w:t>6.12.1</w:t>
       </w:r>
       <w:r>
@@ -13724,7 +14013,16 @@
           <w:color w:val="000000"/>
           <w:highlight w:val="green"/>
         </w:rPr>
-        <w:t xml:space="preserve">(a) protección de datos y reserva tributaria; (b) transparencia del modelo; (c) comunicación de vulnerabilidades e incidentes; (d) derecho de auditoría, incluida la realización de auditorías éticas y de sesgo sobre el modelo; (e) transferencia de conocimiento; </w:t>
+        <w:t xml:space="preserve">(a) protección de datos y reserva tributaria; (b) transparencia del modelo; (c) comunicación de vulnerabilidades e incidentes; (d) derecho de </w:t>
+      </w:r>
+      <w:r>
+        <w:rPr>
+          <w:rFonts w:ascii="Arial" w:eastAsia="Arial" w:hAnsi="Arial" w:cs="Arial"/>
+          <w:color w:val="000000"/>
+          <w:highlight w:val="green"/>
+        </w:rPr>
+        <w:lastRenderedPageBreak/>
+        <w:t xml:space="preserve">auditoría, incluida la realización de auditorías éticas y de sesgo sobre el modelo; (e) transferencia de conocimiento; </w:t>
       </w:r>
       <w:r>
         <w:rPr>
@@ -13953,8 +14251,23 @@
           <w:color w:val="000000"/>
           <w:highlight w:val="lightGray"/>
         </w:rPr>
-        <w:lastRenderedPageBreak/>
-        <w:t xml:space="preserve">Todo el personal de la SUNAT vinculado al diseño, desarrollo, implementación, evaluación o uso de sistemas basados en IA es sensibilizado respecto del uso seguro, responsable y ético de dichos sistemas, así como de los riesgos asociados y de las disposiciones establecidas en la </w:t>
+        <w:t xml:space="preserve">Todo el personal de la SUNAT vinculado al diseño, desarrollo, implementación, evaluación o uso de </w:t>
+      </w:r>
+      <w:r>
+        <w:rPr>
+          <w:rFonts w:ascii="Arial" w:eastAsia="Arial" w:hAnsi="Arial" w:cs="Arial"/>
+          <w:color w:val="000000"/>
+          <w:highlight w:val="lightGray"/>
+        </w:rPr>
+        <w:t>SBIA</w:t>
+      </w:r>
+      <w:r>
+        <w:rPr>
+          <w:rFonts w:ascii="Arial" w:eastAsia="Arial" w:hAnsi="Arial" w:cs="Arial"/>
+          <w:color w:val="000000"/>
+          <w:highlight w:val="lightGray"/>
+        </w:rPr>
+        <w:t xml:space="preserve"> es sensibilizado respecto del uso seguro, responsable y ético de dichos sistemas, así como de los riesgos asociados y de las disposiciones establecidas en la </w:t>
       </w:r>
       <w:r>
         <w:rPr>
@@ -14016,7 +14329,16 @@
           <w:color w:val="000000"/>
           <w:highlight w:val="lightGray"/>
         </w:rPr>
-        <w:t>La finalidad y los principios institucionales aplicables a los sistemas basados en IA.</w:t>
+        <w:t xml:space="preserve">La finalidad y los principios institucionales aplicables a los </w:t>
+      </w:r>
+      <w:r>
+        <w:rPr>
+          <w:b w:val="0"/>
+          <w:bCs w:val="0"/>
+          <w:color w:val="000000"/>
+          <w:highlight w:val="lightGray"/>
+        </w:rPr>
+        <w:t>SBIA</w:t>
       </w:r>
     </w:p>
     <w:p>
@@ -14068,6 +14390,7 @@
           <w:color w:val="000000"/>
           <w:highlight w:val="lightGray"/>
         </w:rPr>
+        <w:lastRenderedPageBreak/>
         <w:t>La protección de los derechos fundamentales de los administrados y la prevención de sesgos o resultados discriminatorios.</w:t>
       </w:r>
     </w:p>
@@ -14120,7 +14443,16 @@
           <w:color w:val="000000"/>
           <w:highlight w:val="lightGray"/>
         </w:rPr>
-        <w:t>El impacto social y ambiental de los sistemas basados en IA.</w:t>
+        <w:t xml:space="preserve">El impacto social y ambiental de los </w:t>
+      </w:r>
+      <w:r>
+        <w:rPr>
+          <w:b w:val="0"/>
+          <w:bCs w:val="0"/>
+          <w:color w:val="000000"/>
+          <w:highlight w:val="lightGray"/>
+        </w:rPr>
+        <w:t>SBIA.</w:t>
       </w:r>
     </w:p>
     <w:p>
@@ -14231,7 +14563,23 @@
           <w:color w:val="000000"/>
           <w:highlight w:val="lightGray"/>
         </w:rPr>
-        <w:t xml:space="preserve">La Intendencia Nacional de Recursos Humanos fortalece de manera progresiva y sistemática las capacidades y competencias de su personal en materia de sistemas basados en IA mediante acciones formativas. </w:t>
+        <w:t xml:space="preserve">La Intendencia Nacional de Recursos Humanos fortalece de manera progresiva y sistemática las capacidades y competencias de su personal en materia de </w:t>
+      </w:r>
+      <w:r>
+        <w:rPr>
+          <w:rFonts w:ascii="Arial" w:eastAsia="Arial" w:hAnsi="Arial" w:cs="Arial"/>
+          <w:color w:val="000000"/>
+          <w:highlight w:val="lightGray"/>
+        </w:rPr>
+        <w:t>SBIA</w:t>
+      </w:r>
+      <w:r>
+        <w:rPr>
+          <w:rFonts w:ascii="Arial" w:eastAsia="Arial" w:hAnsi="Arial" w:cs="Arial"/>
+          <w:color w:val="000000"/>
+          <w:highlight w:val="lightGray"/>
+        </w:rPr>
+        <w:t xml:space="preserve"> mediante acciones formativas. </w:t>
       </w:r>
     </w:p>
     <w:p>
@@ -14297,7 +14645,25 @@
           <w:color w:val="000000"/>
           <w:highlight w:val="lightGray"/>
         </w:rPr>
-        <w:t>Los fundamentos y el ciclo de vida de los sistemas basados en IA.</w:t>
+        <w:t xml:space="preserve">Los fundamentos y el ciclo de vida de los </w:t>
+      </w:r>
+      <w:r>
+        <w:rPr>
+          <w:b w:val="0"/>
+          <w:bCs w:val="0"/>
+          <w:color w:val="000000"/>
+          <w:highlight w:val="lightGray"/>
+        </w:rPr>
+        <w:t>SBIA</w:t>
+      </w:r>
+      <w:r>
+        <w:rPr>
+          <w:b w:val="0"/>
+          <w:bCs w:val="0"/>
+          <w:color w:val="000000"/>
+          <w:highlight w:val="lightGray"/>
+        </w:rPr>
+        <w:t>.</w:t>
       </w:r>
     </w:p>
     <w:p>
@@ -14513,7 +14879,6 @@
           <w:color w:val="000000"/>
           <w:highlight w:val="lightGray"/>
         </w:rPr>
-        <w:lastRenderedPageBreak/>
         <w:t xml:space="preserve">Las acciones de gestión del cambio facilitan la consolidación </w:t>
       </w:r>
       <w:r>
@@ -14597,6 +14962,7 @@
           <w:color w:val="000000"/>
           <w:highlight w:val="yellow"/>
         </w:rPr>
+        <w:lastRenderedPageBreak/>
         <w:t>6.14.1</w:t>
       </w:r>
       <w:r>
@@ -14628,7 +14994,7 @@
         <w:rPr>
           <w:rStyle w:val="Refdenotaalpie"/>
         </w:rPr>
-        <w:footnoteReference w:id="12"/>
+        <w:footnoteReference w:id="11"/>
       </w:r>
       <w:r>
         <w:rPr>
@@ -14679,10 +15045,11 @@
       </w:r>
       <w:r>
         <w:rPr>
-          <w:rStyle w:val="Refdenotaalpie"/>
-          <w:highlight w:val="green"/>
-        </w:rPr>
-        <w:footnoteReference w:id="13"/>
+          <w:rFonts w:ascii="Arial" w:eastAsia="Arial" w:hAnsi="Arial" w:cs="Arial"/>
+          <w:color w:val="000000"/>
+          <w:highlight w:val="green"/>
+        </w:rPr>
+        <w:t>, conforme al numeral 28.9 del artículo 28 del RLIA</w:t>
       </w:r>
       <w:r>
         <w:rPr>
@@ -14818,7 +15185,7 @@
         <w:rPr>
           <w:rStyle w:val="Refdenotaalpie"/>
         </w:rPr>
-        <w:footnoteReference w:id="14"/>
+        <w:footnoteReference w:id="12"/>
       </w:r>
       <w:r>
         <w:rPr>
@@ -14899,43 +15266,43 @@
           <w:rFonts w:ascii="Arial" w:hAnsi="Arial" w:cs="Arial"/>
           <w:highlight w:val="green"/>
         </w:rPr>
-        <w:t xml:space="preserve">Toda iniciativa, requerimiento o proyecto que incorpore o prevea un componente basado en IA requiere la opinión técnica previa de la Comisión de Gobierno de IA sobre dicho componente, cualquiera sea el instrumento de gestión bajo el cual se formule, ejecute o modifique. La opinión se emite sobre la Ficha de Evaluación de Caso de Uso (Anexo N.° 4), adecuada a la naturaleza </w:t>
+        <w:t>Toda iniciativa, requerimiento o proyecto que incorpore o prevea un componente basado en IA requiere la opinión técnica previa de la Comisión de Gobierno de IA sobre dicho componente, cualquiera sea el instrumento de gestión bajo el cual se formule, ejecute o modifique. La opinión se emite sobre la Ficha de Evaluación de Caso de Uso (Anexo N.° 4), adecuada a la naturaleza y magnitud de la iniciativa, requerimiento o proyecto.</w:t>
       </w:r>
       <w:r>
         <w:rPr>
           <w:rFonts w:ascii="Arial" w:hAnsi="Arial" w:cs="Arial"/>
           <w:highlight w:val="green"/>
         </w:rPr>
+        <w:t xml:space="preserve"> </w:t>
+      </w:r>
+      <w:r>
+        <w:rPr>
+          <w:rFonts w:ascii="Arial" w:hAnsi="Arial" w:cs="Arial"/>
+          <w:highlight w:val="green"/>
+        </w:rPr>
+        <w:t xml:space="preserve">La opinión comprende la pertinencia del uso de inteligencia artificial y la clasificación de riesgo del componente, conforme al Anexo N.° 2 y a los artículos 22 a 24 del RLIA. Determinar la pertinencia es establecer si el resultado esperado requiere inteligencia artificial o se alcanza sin ella, conforme al numeral 5.1.4. </w:t>
+      </w:r>
+      <w:r>
+        <w:rPr>
+          <w:rFonts w:ascii="Arial" w:hAnsi="Arial" w:cs="Arial"/>
+          <w:highlight w:val="green"/>
+        </w:rPr>
+        <w:t>Los controles aplicables se determinan a partir de la clasificación, conforme al numeral 6.2.5</w:t>
+      </w:r>
+      <w:r>
+        <w:rPr>
+          <w:rFonts w:ascii="Arial" w:hAnsi="Arial" w:cs="Arial"/>
+          <w:highlight w:val="green"/>
+        </w:rPr>
+        <w:t xml:space="preserve">. La opinión no comprende la generación de valor, el costo, la </w:t>
+      </w:r>
+      <w:r>
+        <w:rPr>
+          <w:rFonts w:ascii="Arial" w:hAnsi="Arial" w:cs="Arial"/>
+          <w:highlight w:val="green"/>
+        </w:rPr>
         <w:lastRenderedPageBreak/>
-        <w:t>y magnitud de la iniciativa, requerimiento o proyecto.</w:t>
-      </w:r>
-      <w:r>
-        <w:rPr>
-          <w:rFonts w:ascii="Arial" w:hAnsi="Arial" w:cs="Arial"/>
-          <w:highlight w:val="green"/>
-        </w:rPr>
-        <w:t xml:space="preserve"> </w:t>
-      </w:r>
-      <w:r>
-        <w:rPr>
-          <w:rFonts w:ascii="Arial" w:hAnsi="Arial" w:cs="Arial"/>
-          <w:highlight w:val="green"/>
-        </w:rPr>
-        <w:t xml:space="preserve">La opinión comprende la pertinencia del uso de inteligencia artificial y la clasificación de riesgo del componente, conforme al Anexo N.° 2 y a los artículos 22 a 24 del RLIA. Determinar la pertinencia es establecer si el resultado esperado requiere inteligencia artificial o se alcanza sin ella, conforme al numeral 5.1.4. </w:t>
-      </w:r>
-      <w:r>
-        <w:rPr>
-          <w:rFonts w:ascii="Arial" w:hAnsi="Arial" w:cs="Arial"/>
-          <w:highlight w:val="green"/>
-        </w:rPr>
-        <w:t>Los controles aplicables se determinan a partir de la clasificación, conforme al numeral 6.2.5</w:t>
-      </w:r>
-      <w:r>
-        <w:rPr>
-          <w:rFonts w:ascii="Arial" w:hAnsi="Arial" w:cs="Arial"/>
-          <w:highlight w:val="green"/>
-        </w:rPr>
-        <w:t>. La opinión no comprende la generación de valor, el costo, la prioridad ni la viabilidad presupuestal de la iniciativa, que corresponden a los instrumentos de gestión respectivos y a las instancias competentes.</w:t>
+        <w:t>prioridad ni la viabilidad presupuestal de la iniciativa, que corresponden a los instrumentos de gestión respectivos y a las instancias competentes.</w:t>
       </w:r>
       <w:r>
         <w:rPr>
@@ -15233,7 +15600,6 @@
           <w:bCs w:val="0"/>
           <w:highlight w:val="green"/>
         </w:rPr>
-        <w:lastRenderedPageBreak/>
         <w:t>en el modelamiento del proceso de negocio, antes de su remisión a la INSI para desarrollo, cuando este revele un componente de IA no declarado en el alcance inicial;</w:t>
       </w:r>
     </w:p>
@@ -15308,6 +15674,7 @@
         <w:rPr>
           <w:rFonts w:ascii="Arial" w:hAnsi="Arial" w:cs="Arial"/>
         </w:rPr>
+        <w:lastRenderedPageBreak/>
         <w:tab/>
       </w:r>
       <w:r>
@@ -16022,7 +16389,15 @@
           <w:highlight w:val="yellow"/>
         </w:rPr>
         <w:tab/>
-        <w:t>El Plan de Acción de Inteligencia Artificial (PAIA) forma parte del Portafolio de Proyectos del PGD, conforme al numeral 5.5 del artículo 5 de la ENIA. Su aprobación requiere que la SUNAT haya aprobado o implementado previamente su Plan de Acción de Gobierno de Datos (PAGD), conforme al numeral 5.4 del mismo artículo; el PAGD forma parte del PGD y su formulación la coordina el CGTD, en concordancia con la ENGD. Las iniciativas, proyectos y acciones priorizadas en el PAIA se articulan con el Plan Estratégico Institucional, el Plan Operativo Institucional, el Programa Multianual de Inversiones y el PGD, conforme al numeral 4.4 del artículo 4 de la misma norma y al numeral 28.10 del artículo 28 del RLIA. Su formulación corresponde a la fase posterior a la aprobación de la presente directiva.</w:t>
+        <w:t xml:space="preserve">El Plan de Acción de Inteligencia Artificial (PAIA) forma parte del Portafolio de Proyectos del PGD, conforme al numeral 5.5 del artículo 5 de la ENIA. Su aprobación requiere que la SUNAT haya aprobado o implementado previamente su Plan de Acción de Gobierno de Datos (PAGD), conforme al numeral 5.4 del mismo artículo; el PAGD forma parte del PGD y su formulación la coordina el CGTD, en concordancia con la ENGD. Las iniciativas, proyectos y acciones priorizadas en el PAIA se articulan con el Plan Estratégico Institucional, el Plan Operativo Institucional, el Programa Multianual de Inversiones y el PGD, conforme al numeral 4.4 del artículo 4 de la misma norma y al numeral 28.10 del artículo 28 del RLIA. </w:t>
+      </w:r>
+      <w:r>
+        <w:rPr>
+          <w:b w:val="0"/>
+          <w:bCs w:val="0"/>
+          <w:highlight w:val="green"/>
+        </w:rPr>
+        <w:t>La formulación del PAIA corresponde al OIA, conforme al numeral 6.4 del artículo 6 de la ENIA, una vez designado según el numeral 7.10 y aprobado o implementado el PAGD. La Comisión de Gobierno de IA informa al CGTD, en el informe trimestral del numeral 6.9.5, el estado de las condiciones previstas en el presente numeral.</w:t>
       </w:r>
     </w:p>
     <w:p>
@@ -16162,29 +16537,18 @@
       <w:pPr>
         <w:spacing w:line="276" w:lineRule="auto"/>
         <w:rPr>
+          <w:rFonts w:ascii="Arial" w:hAnsi="Arial" w:cs="Arial"/>
+        </w:rPr>
+      </w:pPr>
+      <w:r>
+        <w:rPr>
           <w:rFonts w:ascii="Arial" w:eastAsia="Arial" w:hAnsi="Arial" w:cs="Arial"/>
           <w:b/>
           <w:bCs/>
           <w:color w:val="000000"/>
         </w:rPr>
-      </w:pPr>
-      <w:r>
-        <w:rPr>
-          <w:rFonts w:ascii="Arial" w:eastAsia="Arial" w:hAnsi="Arial" w:cs="Arial"/>
-          <w:b/>
-          <w:bCs/>
-          <w:color w:val="000000"/>
-        </w:rPr>
         <w:br w:type="page"/>
       </w:r>
-    </w:p>
-    <w:p>
-      <w:pPr>
-        <w:spacing w:before="200" w:after="120" w:line="276" w:lineRule="auto"/>
-        <w:rPr>
-          <w:rFonts w:ascii="Arial" w:hAnsi="Arial" w:cs="Arial"/>
-        </w:rPr>
-      </w:pPr>
       <w:r>
         <w:rPr>
           <w:rFonts w:ascii="Arial" w:eastAsia="Arial" w:hAnsi="Arial" w:cs="Arial"/>
@@ -19789,7 +20153,39 @@
           <w:bCs w:val="0"/>
           <w:color w:val="000000"/>
         </w:rPr>
-        <w:t>Cumplimiento normativo: Ley IA, Reglamento, protección de datos, reserva tributaria.</w:t>
+        <w:t xml:space="preserve">Cumplimiento normativo: Ley IA, </w:t>
+      </w:r>
+      <w:r>
+        <w:rPr>
+          <w:b w:val="0"/>
+          <w:bCs w:val="0"/>
+          <w:color w:val="000000"/>
+        </w:rPr>
+        <w:t>RLIA</w:t>
+      </w:r>
+      <w:r>
+        <w:rPr>
+          <w:b w:val="0"/>
+          <w:bCs w:val="0"/>
+          <w:color w:val="000000"/>
+        </w:rPr>
+        <w:t>, protección de datos</w:t>
+      </w:r>
+      <w:r>
+        <w:rPr>
+          <w:b w:val="0"/>
+          <w:bCs w:val="0"/>
+          <w:color w:val="000000"/>
+        </w:rPr>
+        <w:t xml:space="preserve"> personales y</w:t>
+      </w:r>
+      <w:r>
+        <w:rPr>
+          <w:b w:val="0"/>
+          <w:bCs w:val="0"/>
+          <w:color w:val="000000"/>
+        </w:rPr>
+        <w:t xml:space="preserve"> reserva tributaria.</w:t>
       </w:r>
     </w:p>
     <w:p>
@@ -19857,8 +20253,9 @@
           <w:b w:val="0"/>
           <w:bCs w:val="0"/>
           <w:color w:val="000000"/>
-        </w:rPr>
-        <w:t>Revisiones y aprobación: firmas del propietario del caso de uso, de la Comisión de Gobierno de IA, de la OII y de la INALI, en señal de revisión conforme al numeral 6.4.2; y referencia al acuerdo del CGTD que aprueba la EIA, conforme al numeral 6.4.1.</w:t>
+          <w:highlight w:val="green"/>
+        </w:rPr>
+        <w:t>Revisiones y aprobación: firmas del propietario del caso de uso, de la Comisión de Gobierno de IA, de la OII y de la INALI, esta última en materia de cumplimiento normativo, en señal de revisión conforme al numeral 6.4.2; referencia a la opinión de la Intendencia Nacional Jurídico Tributaria o de la Intendencia Nacional Jurídico Aduanera cuando se hubiera convocado conforme al numeral 5.4; y referencia al acuerdo del CGTD que aprueba la EIA, conforme al numeral 6.4.1.</w:t>
       </w:r>
       <w:r>
         <w:rPr>
@@ -20184,16 +20581,7 @@
           <w:color w:val="000000"/>
           <w:highlight w:val="green"/>
         </w:rPr>
-        <w:t xml:space="preserve">Descripción sintética del problema o necesidad, o remisión </w:t>
-      </w:r>
-      <w:r>
-        <w:rPr>
-          <w:b w:val="0"/>
-          <w:bCs w:val="0"/>
-          <w:color w:val="000000"/>
-          <w:highlight w:val="green"/>
-        </w:rPr>
-        <w:t>a la fuente de la información donde se encuentra.</w:t>
+        <w:t>Descripción sintética del problema o necesidad, con los datos y evidencias que lo sustentan, o remisión al documento y sección donde constan. Cuando no se cuente con datos o evidencias suficientes, se consigna expresamente y se indica cómo se obtendrán antes del inicio del desarrollo o adquisición.</w:t>
       </w:r>
     </w:p>
     <w:p>
@@ -20636,6 +21024,7 @@
           <w:color w:val="000000"/>
           <w:highlight w:val="green"/>
         </w:rPr>
+        <w:lastRenderedPageBreak/>
         <w:t>Datos requeridos: fuentes, tipos y presencia de datos personales o de información sujeta</w:t>
       </w:r>
       <w:r>
@@ -20702,7 +21091,6 @@
           <w:color w:val="000000"/>
           <w:highlight w:val="green"/>
         </w:rPr>
-        <w:lastRenderedPageBreak/>
         <w:t>numeral 6.8.3 de la presente directiva, y restricciones aplicables.</w:t>
       </w:r>
     </w:p>
@@ -20987,26 +21375,53 @@
         <w:spacing w:after="40" w:line="276" w:lineRule="auto"/>
         <w:ind w:left="426"/>
         <w:rPr>
-          <w:highlight w:val="green"/>
-        </w:rPr>
-      </w:pPr>
-      <w:r>
-        <w:rPr>
-          <w:b w:val="0"/>
-          <w:bCs w:val="0"/>
-          <w:color w:val="000000"/>
-          <w:highlight w:val="green"/>
-        </w:rPr>
-        <w:t>Visto bueno del Intendente de la unidad solicitante.</w:t>
-      </w:r>
-    </w:p>
-    <w:p>
-      <w:pPr>
-        <w:spacing w:after="0" w:line="276" w:lineRule="auto"/>
-        <w:rPr>
-          <w:rFonts w:ascii="Arial" w:hAnsi="Arial" w:cs="Arial"/>
-        </w:rPr>
-      </w:pPr>
+          <w:b w:val="0"/>
+          <w:bCs w:val="0"/>
+          <w:highlight w:val="green"/>
+        </w:rPr>
+      </w:pPr>
+      <w:r>
+        <w:rPr>
+          <w:b w:val="0"/>
+          <w:bCs w:val="0"/>
+          <w:color w:val="000000"/>
+          <w:highlight w:val="green"/>
+        </w:rPr>
+        <w:t>V</w:t>
+      </w:r>
+      <w:r>
+        <w:rPr>
+          <w:b w:val="0"/>
+          <w:bCs w:val="0"/>
+          <w:color w:val="000000"/>
+          <w:highlight w:val="green"/>
+        </w:rPr>
+        <w:t>isto bueno del titular de la unidad de organización solicitante</w:t>
+      </w:r>
+    </w:p>
+    <w:p>
+      <w:pPr>
+        <w:pStyle w:val="Prrafodelista"/>
+        <w:numPr>
+          <w:ilvl w:val="0"/>
+          <w:numId w:val="36"/>
+        </w:numPr>
+        <w:spacing w:after="40" w:line="276" w:lineRule="auto"/>
+        <w:ind w:left="426"/>
+        <w:rPr>
+          <w:b w:val="0"/>
+          <w:bCs w:val="0"/>
+          <w:highlight w:val="green"/>
+        </w:rPr>
+      </w:pPr>
+      <w:r>
+        <w:rPr>
+          <w:b w:val="0"/>
+          <w:bCs w:val="0"/>
+          <w:highlight w:val="green"/>
+        </w:rPr>
+        <w:t>Pronunciamiento de la Comisión de Gobierno de IA conforme al numeral 6.15.1 y firma de su Coordinador.</w:t>
+      </w:r>
     </w:p>
     <w:sectPr>
       <w:headerReference w:type="default" r:id="rId12"/>
@@ -21111,7 +21526,7 @@
         <w:rPr>
           <w:rFonts w:ascii="Arial" w:hAnsi="Arial" w:cs="Arial"/>
         </w:rPr>
-        <w:t xml:space="preserve"> En particular, el numeral 28.6 del artículo 28 del RLIA.</w:t>
+        <w:t xml:space="preserve"> Numeral 28.11 del artículo 28 del RLIA.</w:t>
       </w:r>
     </w:p>
   </w:footnote>
@@ -21130,7 +21545,7 @@
         <w:rPr>
           <w:rFonts w:ascii="Arial" w:hAnsi="Arial" w:cs="Arial"/>
         </w:rPr>
-        <w:t xml:space="preserve"> Numeral 28.11 del artículo 28 del RLIA.</w:t>
+        <w:t xml:space="preserve"> En cumplimiento del literal d) del artículo 29 del RLIA.</w:t>
       </w:r>
     </w:p>
   </w:footnote>
@@ -21149,7 +21564,7 @@
         <w:rPr>
           <w:rFonts w:ascii="Arial" w:hAnsi="Arial" w:cs="Arial"/>
         </w:rPr>
-        <w:t xml:space="preserve"> En cumplimiento del literal d) del artículo 29 del RLIA.</w:t>
+        <w:t xml:space="preserve"> Numeral 9.6 del artículo 9 del RLIA.</w:t>
       </w:r>
     </w:p>
   </w:footnote>
@@ -21168,7 +21583,7 @@
         <w:rPr>
           <w:rFonts w:ascii="Arial" w:hAnsi="Arial" w:cs="Arial"/>
         </w:rPr>
-        <w:t xml:space="preserve"> Numeral 9.6 del artículo 9 del RLIA.</w:t>
+        <w:t xml:space="preserve"> NTP-ISO/IEC 42001:2025 de uso obligatorio según el numeral 28.2 del artículo 28 del RLIA.</w:t>
       </w:r>
     </w:p>
   </w:footnote>
@@ -21187,7 +21602,7 @@
         <w:rPr>
           <w:rFonts w:ascii="Arial" w:hAnsi="Arial" w:cs="Arial"/>
         </w:rPr>
-        <w:t xml:space="preserve"> NTP-ISO/IEC 42001:2025 de uso obligatorio según el numeral 28.2 del artículo 28 del RLIA.</w:t>
+        <w:t xml:space="preserve"> Numeral 9.5 del artículo 9 del RLIA.</w:t>
       </w:r>
     </w:p>
   </w:footnote>
@@ -21206,7 +21621,7 @@
         <w:rPr>
           <w:rFonts w:ascii="Arial" w:hAnsi="Arial" w:cs="Arial"/>
         </w:rPr>
-        <w:t xml:space="preserve"> Numeral 9.5 del artículo 9 del RLIA.</w:t>
+        <w:t xml:space="preserve"> Numeral 68.2 del artículo 68 del Decreto Supremo N.° 029-2021-PCM.</w:t>
       </w:r>
     </w:p>
   </w:footnote>
@@ -21225,7 +21640,7 @@
         <w:rPr>
           <w:rFonts w:ascii="Arial" w:hAnsi="Arial" w:cs="Arial"/>
         </w:rPr>
-        <w:t xml:space="preserve"> Numeral 68.2 del artículo 68 del Decreto Supremo N.° 029-2021-PCM.</w:t>
+        <w:t xml:space="preserve"> Literal d) del artículo 7 del RLIA.</w:t>
       </w:r>
     </w:p>
   </w:footnote>
@@ -21244,7 +21659,7 @@
         <w:rPr>
           <w:rFonts w:ascii="Arial" w:hAnsi="Arial" w:cs="Arial"/>
         </w:rPr>
-        <w:t xml:space="preserve"> Literal d) del artículo 7 del RLIA.</w:t>
+        <w:t xml:space="preserve"> Numeral 25.1 del artículo 25 del RLIA.</w:t>
       </w:r>
     </w:p>
   </w:footnote>
@@ -21263,7 +21678,7 @@
         <w:rPr>
           <w:rFonts w:ascii="Arial" w:hAnsi="Arial" w:cs="Arial"/>
         </w:rPr>
-        <w:t xml:space="preserve"> Numeral 25.1 del artículo 25 del RLIA.</w:t>
+        <w:t xml:space="preserve"> Numeral 25.4 del artículo 25 del RLIA.</w:t>
       </w:r>
     </w:p>
   </w:footnote>
@@ -21282,49 +21697,11 @@
         <w:rPr>
           <w:rFonts w:ascii="Arial" w:hAnsi="Arial" w:cs="Arial"/>
         </w:rPr>
-        <w:t xml:space="preserve"> Numeral 25.4 del artículo 25 del RLIA.</w:t>
+        <w:t xml:space="preserve"> Numeral 27.1 del artículo 27 del RLIA.</w:t>
       </w:r>
     </w:p>
   </w:footnote>
   <w:footnote w:id="12">
-    <w:p>
-      <w:pPr>
-        <w:pStyle w:val="Textonotapie"/>
-      </w:pPr>
-      <w:r>
-        <w:rPr>
-          <w:rStyle w:val="Refdenotaalpie"/>
-        </w:rPr>
-        <w:footnoteRef/>
-      </w:r>
-      <w:r>
-        <w:rPr>
-          <w:rFonts w:ascii="Arial" w:hAnsi="Arial" w:cs="Arial"/>
-        </w:rPr>
-        <w:t xml:space="preserve"> Numeral 27.1 del artículo 27 del RLIA.</w:t>
-      </w:r>
-    </w:p>
-  </w:footnote>
-  <w:footnote w:id="13">
-    <w:p>
-      <w:pPr>
-        <w:pStyle w:val="Textonotapie"/>
-      </w:pPr>
-      <w:r>
-        <w:rPr>
-          <w:rStyle w:val="Refdenotaalpie"/>
-        </w:rPr>
-        <w:footnoteRef/>
-      </w:r>
-      <w:r>
-        <w:rPr>
-          <w:rFonts w:ascii="Arial" w:hAnsi="Arial" w:cs="Arial"/>
-        </w:rPr>
-        <w:t xml:space="preserve"> Numeral 28.9 del artículo 28 del RLIA.</w:t>
-      </w:r>
-    </w:p>
-  </w:footnote>
-  <w:footnote w:id="14">
     <w:p>
       <w:pPr>
         <w:pStyle w:val="Textonotapie"/>

--- a/normativo/DIRECTIVA-GOBIERNO-IA.docx
+++ b/normativo/DIRECTIVA-GOBIERNO-IA.docx
@@ -2970,15 +2970,17 @@
           <w:b w:val="0"/>
           <w:bCs w:val="0"/>
           <w:color w:val="000000"/>
-        </w:rPr>
-      </w:pPr>
-      <w:r>
-        <w:rPr>
-          <w:b w:val="0"/>
-          <w:bCs w:val="0"/>
-          <w:color w:val="000000"/>
-        </w:rPr>
-        <w:t>Decreto Supremo N.° 040-2023-EF (24/03/2023), que aprueba la Sección Primera del Reglamento de Organización y Funciones (ROF) de la SUNAT, y su modificatoria.</w:t>
+          <w:highlight w:val="green"/>
+        </w:rPr>
+      </w:pPr>
+      <w:r>
+        <w:rPr>
+          <w:b w:val="0"/>
+          <w:bCs w:val="0"/>
+          <w:color w:val="000000"/>
+          <w:highlight w:val="green"/>
+        </w:rPr>
+        <w:t>Resolución de Superintendencia N.° 000159-2024/SUNAT (02/08/2024), que aprueba el Texto Integrado del Reglamento de Organización y Funciones de la Superintendencia Nacional de Aduanas y de Administración Tributaria - SUNAT (ROF).</w:t>
       </w:r>
     </w:p>
     <w:p>
@@ -2994,15 +2996,17 @@
           <w:b w:val="0"/>
           <w:bCs w:val="0"/>
           <w:color w:val="000000"/>
-        </w:rPr>
-      </w:pPr>
-      <w:r>
-        <w:rPr>
-          <w:b w:val="0"/>
-          <w:bCs w:val="0"/>
-          <w:color w:val="000000"/>
-        </w:rPr>
-        <w:t>Resolución de Superintendencia N.° 000081-2023/SUNAT (28/04/2023), que aprueba la Sección Segunda del ROF de la SUNAT, y su modificatoria.</w:t>
+          <w:highlight w:val="green"/>
+        </w:rPr>
+      </w:pPr>
+      <w:r>
+        <w:rPr>
+          <w:b w:val="0"/>
+          <w:bCs w:val="0"/>
+          <w:color w:val="000000"/>
+          <w:highlight w:val="green"/>
+        </w:rPr>
+        <w:t>Resolución Ministerial N.° 119-2018-PCM (10/05/2018), que dispone la creación de un Comité de Gobierno Digital en cada entidad de la Administración Pública y establece sus funciones, modificada por la Resolución Ministerial N.° 087-2019-PCM (22/03/2019).</w:t>
       </w:r>
     </w:p>
     <w:p>
@@ -3018,17 +3022,15 @@
           <w:b w:val="0"/>
           <w:bCs w:val="0"/>
           <w:color w:val="000000"/>
-          <w:highlight w:val="green"/>
-        </w:rPr>
-      </w:pPr>
-      <w:r>
-        <w:rPr>
-          <w:b w:val="0"/>
-          <w:bCs w:val="0"/>
-          <w:color w:val="000000"/>
-          <w:highlight w:val="green"/>
-        </w:rPr>
-        <w:t>Resolución Ministerial N.° 119-2018-PCM (10/05/2018), que dispone la creación de un Comité de Gobierno Digital en cada entidad de la Administración Pública y establece sus funciones, modificada por la Resolución Ministerial N.° 087-2019-PCM (22/03/2019).</w:t>
+        </w:rPr>
+      </w:pPr>
+      <w:r>
+        <w:rPr>
+          <w:b w:val="0"/>
+          <w:bCs w:val="0"/>
+          <w:color w:val="000000"/>
+        </w:rPr>
+        <w:t>Resolución de Superintendencia N.° 084-2019/SUNAT (12/04/2019), que conforma el Comité de Gobierno Digital, hoy Comité de Gobierno y Transformación Digital CGTD de la SUNAT, modificada por las Resoluciones de Superintendencia N.° 142-2019/SUNAT y N.° 000187-2024/SUNAT.</w:t>
       </w:r>
     </w:p>
     <w:p>
@@ -3052,7 +3054,7 @@
           <w:bCs w:val="0"/>
           <w:color w:val="000000"/>
         </w:rPr>
-        <w:t>Resolución de Superintendencia N.° 084-2019/SUNAT (12/04/2019), que conforma el Comité de Gobierno Digital, hoy Comité de Gobierno y Transformación Digital CGTD de la SUNAT, modificada por las Resoluciones de Superintendencia N.° 142-2019/SUNAT y N.° 000187-2024/SUNAT.</w:t>
+        <w:t>Resolución de Superintendencia N.° 000125-2024/SUNAT, que designa al Oficial de Gobierno de Datos de la SUNAT.</w:t>
       </w:r>
     </w:p>
     <w:p>
@@ -3076,7 +3078,7 @@
           <w:bCs w:val="0"/>
           <w:color w:val="000000"/>
         </w:rPr>
-        <w:t>Resolución de Superintendencia N.° 000125-2024/SUNAT, que designa al Oficial de Gobierno de Datos de la SUNAT.</w:t>
+        <w:t>Resolución de Superintendencia N.° 000114-2025/SUNAT (08/04/2025), que designa al Oficial de Seguridad y Confianza Digital de la SUNAT.</w:t>
       </w:r>
     </w:p>
     <w:p>
@@ -3099,8 +3101,70 @@
           <w:b w:val="0"/>
           <w:bCs w:val="0"/>
           <w:color w:val="000000"/>
-        </w:rPr>
-        <w:t>Resolución de Superintendencia N.° 000114-2025/SUNAT (08/04/2025), que designa al Oficial de Seguridad y Confianza Digital de la SUNAT.</w:t>
+          <w:highlight w:val="yellow"/>
+        </w:rPr>
+        <w:t>Resolución de Superintendencia Nacional Adjunta de Administración y Finanzas N.° 000197-2022-SUNAT/800000 (27/10/2022), que designa al Oficial de Datos Personales de la SUNAT.</w:t>
+      </w:r>
+    </w:p>
+    <w:p>
+      <w:pPr>
+        <w:pStyle w:val="Prrafodelista"/>
+        <w:numPr>
+          <w:ilvl w:val="1"/>
+          <w:numId w:val="20"/>
+        </w:numPr>
+        <w:spacing w:line="276" w:lineRule="auto"/>
+        <w:ind w:hanging="578"/>
+        <w:rPr>
+          <w:b w:val="0"/>
+          <w:bCs w:val="0"/>
+          <w:color w:val="000000"/>
+          <w:highlight w:val="green"/>
+        </w:rPr>
+      </w:pPr>
+      <w:r>
+        <w:rPr>
+          <w:b w:val="0"/>
+          <w:bCs w:val="0"/>
+          <w:color w:val="000000"/>
+          <w:highlight w:val="green"/>
+        </w:rPr>
+        <w:t xml:space="preserve">Resolución de Superintendencia N.° 000144-2026/SUNAT (30/07/2026), que </w:t>
+      </w:r>
+      <w:r>
+        <w:rPr>
+          <w:b w:val="0"/>
+          <w:bCs w:val="0"/>
+          <w:color w:val="000000"/>
+          <w:highlight w:val="green"/>
+        </w:rPr>
+        <w:t>aprueba la Política de uso seguro, responsable y ético de los sistemas basados en inteligencia artificial en la Superintendencia Nacional de Aduanas y de Administración Tributaria</w:t>
+      </w:r>
+      <w:r>
+        <w:rPr>
+          <w:rFonts w:asciiTheme="minorHAnsi" w:eastAsiaTheme="minorEastAsia" w:hAnsiTheme="minorHAnsi" w:cstheme="minorBidi"/>
+          <w:b w:val="0"/>
+          <w:bCs w:val="0"/>
+        </w:rPr>
+        <w:t xml:space="preserve">, </w:t>
+      </w:r>
+      <w:r>
+        <w:rPr>
+          <w:b w:val="0"/>
+          <w:bCs w:val="0"/>
+          <w:color w:val="000000"/>
+          <w:highlight w:val="green"/>
+        </w:rPr>
+        <w:t>en adelante, la Política de IA</w:t>
+      </w:r>
+      <w:r>
+        <w:rPr>
+          <w:b w:val="0"/>
+          <w:bCs w:val="0"/>
+          <w:color w:val="000000"/>
+          <w:highlight w:val="green"/>
+        </w:rPr>
+        <w:t>.</w:t>
       </w:r>
     </w:p>
     <w:p>
@@ -3116,77 +3180,18 @@
           <w:b w:val="0"/>
           <w:bCs w:val="0"/>
           <w:color w:val="000000"/>
-        </w:rPr>
-      </w:pPr>
-      <w:r>
-        <w:rPr>
-          <w:b w:val="0"/>
-          <w:bCs w:val="0"/>
-          <w:color w:val="000000"/>
           <w:highlight w:val="yellow"/>
         </w:rPr>
-        <w:t>Resolución de Superintendencia Nacional Adjunta de Administración y Finanzas N.° 000197-2022-SUNAT/800000 (27/10/2022), que designa al Oficial de Datos Personales de la SUNAT.</w:t>
-      </w:r>
-    </w:p>
-    <w:p>
-      <w:pPr>
-        <w:pStyle w:val="Prrafodelista"/>
-        <w:numPr>
-          <w:ilvl w:val="1"/>
-          <w:numId w:val="20"/>
-        </w:numPr>
-        <w:spacing w:line="276" w:lineRule="auto"/>
-        <w:ind w:hanging="578"/>
-        <w:rPr>
-          <w:b w:val="0"/>
-          <w:bCs w:val="0"/>
-          <w:color w:val="000000"/>
-          <w:highlight w:val="green"/>
-        </w:rPr>
-      </w:pPr>
-      <w:r>
-        <w:rPr>
-          <w:b w:val="0"/>
-          <w:bCs w:val="0"/>
-          <w:color w:val="000000"/>
-          <w:highlight w:val="green"/>
-        </w:rPr>
-        <w:t xml:space="preserve">Resolución de Superintendencia N.° 000144-2026/SUNAT (30/07/2026), que </w:t>
-      </w:r>
-      <w:r>
-        <w:rPr>
-          <w:b w:val="0"/>
-          <w:bCs w:val="0"/>
-          <w:color w:val="000000"/>
-          <w:highlight w:val="green"/>
-        </w:rPr>
-        <w:t>aprueba la Política de uso seguro, responsable y ético de los sistemas basados en inteligencia artificial en la Superintendencia Nacional de Aduanas y de Administración Tributaria</w:t>
-      </w:r>
-      <w:r>
-        <w:rPr>
-          <w:rFonts w:asciiTheme="minorHAnsi" w:eastAsiaTheme="minorEastAsia" w:hAnsiTheme="minorHAnsi" w:cstheme="minorBidi"/>
-          <w:b w:val="0"/>
-          <w:bCs w:val="0"/>
-        </w:rPr>
-        <w:t xml:space="preserve">, </w:t>
-      </w:r>
-      <w:r>
-        <w:rPr>
-          <w:b w:val="0"/>
-          <w:bCs w:val="0"/>
-          <w:color w:val="000000"/>
-          <w:highlight w:val="green"/>
-        </w:rPr>
-        <w:t>en adelante, la Política de IA</w:t>
-      </w:r>
-      <w:r>
-        <w:rPr>
-          <w:b w:val="0"/>
-          <w:bCs w:val="0"/>
-          <w:color w:val="000000"/>
-          <w:highlight w:val="green"/>
-        </w:rPr>
-        <w:t>.</w:t>
+      </w:pPr>
+      <w:r>
+        <w:rPr>
+          <w:b w:val="0"/>
+          <w:bCs w:val="0"/>
+          <w:color w:val="000000"/>
+          <w:highlight w:val="yellow"/>
+        </w:rPr>
+        <w:lastRenderedPageBreak/>
+        <w:t>Resolución de Oficina N.° 001-2024-SUNAT/1V0000, que aprueba la Metodología para la formulación, aprobación y control de los Documentos Normativos Institucionales (METDONI) Versión 1.4.</w:t>
       </w:r>
     </w:p>
     <w:p>
@@ -3202,18 +3207,17 @@
           <w:b w:val="0"/>
           <w:bCs w:val="0"/>
           <w:color w:val="000000"/>
-          <w:highlight w:val="yellow"/>
-        </w:rPr>
-      </w:pPr>
-      <w:r>
-        <w:rPr>
-          <w:b w:val="0"/>
-          <w:bCs w:val="0"/>
-          <w:color w:val="000000"/>
-          <w:highlight w:val="yellow"/>
-        </w:rPr>
-        <w:lastRenderedPageBreak/>
-        <w:t>Resolución de Oficina N.° 001-2024-SUNAT/1V0000, que aprueba la Metodología para la formulación, aprobación y control de los Documentos Normativos Institucionales (METDONI) Versión 1.4.</w:t>
+          <w:highlight w:val="lightGray"/>
+        </w:rPr>
+      </w:pPr>
+      <w:r>
+        <w:rPr>
+          <w:b w:val="0"/>
+          <w:bCs w:val="0"/>
+          <w:color w:val="000000"/>
+          <w:highlight w:val="lightGray"/>
+        </w:rPr>
+        <w:t>Resolución de Oficina N.° 000002-2023-SUNAT/1V0000, que aprueba la Metodología para la Gestión por Procesos (METGEP) Versión 5.</w:t>
       </w:r>
     </w:p>
     <w:p>
@@ -3229,17 +3233,43 @@
           <w:b w:val="0"/>
           <w:bCs w:val="0"/>
           <w:color w:val="000000"/>
-          <w:highlight w:val="lightGray"/>
-        </w:rPr>
-      </w:pPr>
-      <w:r>
-        <w:rPr>
-          <w:b w:val="0"/>
-          <w:bCs w:val="0"/>
-          <w:color w:val="000000"/>
-          <w:highlight w:val="lightGray"/>
-        </w:rPr>
-        <w:t>Resolución de Oficina N.° 000002-2023-SUNAT/1V0000, que aprueba la Metodología para la Gestión por Procesos (METGEP) Versión 5.</w:t>
+          <w:highlight w:val="green"/>
+        </w:rPr>
+      </w:pPr>
+      <w:r>
+        <w:rPr>
+          <w:b w:val="0"/>
+          <w:bCs w:val="0"/>
+          <w:color w:val="000000"/>
+          <w:highlight w:val="green"/>
+        </w:rPr>
+        <w:t>Resolución de Intendencia N.° 004-2019/SUNAT/1U0000 (02/09/2019), que aprueba los Principios de Arquitectura de TI.</w:t>
+      </w:r>
+    </w:p>
+    <w:p>
+      <w:pPr>
+        <w:pStyle w:val="Prrafodelista"/>
+        <w:numPr>
+          <w:ilvl w:val="1"/>
+          <w:numId w:val="20"/>
+        </w:numPr>
+        <w:spacing w:line="276" w:lineRule="auto"/>
+        <w:ind w:left="709" w:hanging="567"/>
+        <w:rPr>
+          <w:b w:val="0"/>
+          <w:bCs w:val="0"/>
+          <w:color w:val="000000"/>
+          <w:highlight w:val="green"/>
+        </w:rPr>
+      </w:pPr>
+      <w:r>
+        <w:rPr>
+          <w:b w:val="0"/>
+          <w:bCs w:val="0"/>
+          <w:color w:val="000000"/>
+          <w:highlight w:val="green"/>
+        </w:rPr>
+        <w:t>Resolución de Intendencia N.° 011-2019/SUNAT/1U0000 (21/10/2019), que aprueba los Lineamientos de Arquitectura de TI.</w:t>
       </w:r>
     </w:p>
     <w:p>
@@ -9745,6 +9775,7 @@
           <w:color w:val="000000"/>
         </w:rPr>
       </w:pPr>
+      <w:proofErr w:type="gramStart"/>
       <w:r>
         <w:rPr>
           <w:rFonts w:ascii="Arial" w:eastAsia="Arial" w:hAnsi="Arial" w:cs="Arial"/>
@@ -9767,7 +9798,16 @@
           <w:color w:val="000000"/>
           <w:highlight w:val="green"/>
         </w:rPr>
-        <w:t>Todo SBIA cuenta con un equipo técnico multidisciplinario, conformado en función de la necesidad y la complejidad de la materia o del problema público que atiende, conforme al numeral 28.3 del artículo 28 del RLIA. El propietario del caso de uso y el custodio técnico lo conforman previamente al inicio del desarrollo o adquisición, y lo integran, cuando menos, con las unidades de organización cuya competencia comprenda las materias que el SBIA involucra. Su composición se registra en la Ficha de Registro de SBIA (Anexo N.° 1).</w:t>
+        <w:t>Todo</w:t>
+      </w:r>
+      <w:proofErr w:type="gramEnd"/>
+      <w:r>
+        <w:rPr>
+          <w:rFonts w:ascii="Arial" w:eastAsia="Arial" w:hAnsi="Arial" w:cs="Arial"/>
+          <w:color w:val="000000"/>
+          <w:highlight w:val="green"/>
+        </w:rPr>
+        <w:t xml:space="preserve"> SBIA cuenta con un equipo técnico multidisciplinario, conformado en función de la necesidad y la complejidad de la materia o del problema público que atiende, conforme al numeral 28.3 del artículo 28 del RLIA. El propietario del caso de uso y el custodio técnico lo conforman previamente al inicio del desarrollo o adquisición, y lo integran, cuando menos, con las unidades de organización cuya competencia comprenda las materias que el SBIA involucra. Su composición se registra en la Ficha de Registro de SBIA (Anexo N.° 1).</w:t>
       </w:r>
     </w:p>
     <w:p>
@@ -10749,17 +10789,9 @@
         <w:rPr>
           <w:rFonts w:ascii="Arial" w:eastAsia="Arial" w:hAnsi="Arial" w:cs="Arial"/>
           <w:color w:val="000000"/>
-          <w:highlight w:val="lightGray"/>
-        </w:rPr>
-        <w:t xml:space="preserve">Dicha determinación verifica que el código no revele información sujeta a reserva tributaria conforme al artículo 85 del TUO del Código Tributario, ni reglas de detección de riesgo cuya divulgación comprometa la función de control. </w:t>
-      </w:r>
-      <w:r>
-        <w:rPr>
-          <w:rFonts w:ascii="Arial" w:eastAsia="Arial" w:hAnsi="Arial" w:cs="Arial"/>
-          <w:color w:val="000000"/>
-          <w:highlight w:val="green"/>
-        </w:rPr>
-        <w:t>La GA, con opinión de la INALI y de la Oficina de Seguridad Informática, determina la publicabilidad antes de cada liberación mayor y, en todo caso, con ocasión de la revisión integral anual del Inventario Institucional de SBIA prevista en el numeral 6.3.2; la GDS ejecuta la publicación cuando corresponda. La determinación y su resultado constan en la Ficha de Registro de SBIA (Anexo N.° 1) y, cuando el código no resulte publicable, se consigna igualmente la justificación legal de la restricción.</w:t>
+          <w:highlight w:val="green"/>
+        </w:rPr>
+        <w:t>Dicha determinación verifica que el código no revele información sujeta a reserva tributaria conforme al artículo 85 del TUO del Código Tributario. Verifica asimismo que no revele reglas de detección de riesgo cuya divulgación comprometa la función de control, con la opinión de la INALI en materia de cumplimiento normativo y de la Intendencia Nacional Jurídico Tributaria o de la Intendencia Nacional Jurídico Aduanera, según la materia.</w:t>
       </w:r>
       <w:r>
         <w:rPr>
@@ -10775,7 +10807,23 @@
           <w:color w:val="000000"/>
           <w:highlight w:val="green"/>
         </w:rPr>
-        <w:t xml:space="preserve">Cuando la determinación comprenda el sentido y el alcance de las normas tributarias o aduaneras, la GA solicita la opinión de la Intendencia </w:t>
+        <w:t xml:space="preserve">La </w:t>
+      </w:r>
+      <w:r>
+        <w:rPr>
+          <w:rFonts w:ascii="Arial" w:eastAsia="Arial" w:hAnsi="Arial" w:cs="Arial"/>
+          <w:color w:val="000000"/>
+          <w:highlight w:val="green"/>
+        </w:rPr>
+        <w:t xml:space="preserve">GA, con opinión de la INALI y de la Oficina de Seguridad Informática, determina la publicabilidad antes de cada liberación mayor y, en todo caso, con ocasión de la revisión integral anual del Inventario Institucional de SBIA prevista en el numeral 6.3.2; </w:t>
+      </w:r>
+      <w:r>
+        <w:rPr>
+          <w:rFonts w:ascii="Arial" w:eastAsia="Arial" w:hAnsi="Arial" w:cs="Arial"/>
+          <w:color w:val="000000"/>
+          <w:highlight w:val="green"/>
+        </w:rPr>
+        <w:t xml:space="preserve">la GDS pone a disposición el código fuente cuya publicación se haya determinado procedente, conforme a los mecanismos que establezca la Plataforma Nacional de Software Público </w:t>
       </w:r>
       <w:r>
         <w:rPr>
@@ -10784,7 +10832,31 @@
           <w:highlight w:val="green"/>
         </w:rPr>
         <w:lastRenderedPageBreak/>
-        <w:t>Nacional Jurídico Tributaria o de la Intendencia Nacional Jurídico Aduanera, según la materia.</w:t>
+        <w:t>Peruano</w:t>
+      </w:r>
+      <w:r>
+        <w:rPr>
+          <w:rFonts w:ascii="Arial" w:eastAsia="Arial" w:hAnsi="Arial" w:cs="Arial"/>
+          <w:color w:val="000000"/>
+          <w:highlight w:val="green"/>
+        </w:rPr>
+        <w:t>. La determinación y su resultado constan en la Ficha de Registro de SBIA (Anexo N.° 1) y, cuando el código no resulte publicable, se consigna igualmente la justificación legal de la restricción.</w:t>
+      </w:r>
+      <w:r>
+        <w:rPr>
+          <w:rFonts w:ascii="Arial" w:eastAsia="Arial" w:hAnsi="Arial" w:cs="Arial"/>
+          <w:color w:val="000000"/>
+          <w:highlight w:val="green"/>
+        </w:rPr>
+        <w:t xml:space="preserve"> </w:t>
+      </w:r>
+      <w:r>
+        <w:rPr>
+          <w:rFonts w:ascii="Arial" w:eastAsia="Arial" w:hAnsi="Arial" w:cs="Arial"/>
+          <w:color w:val="000000"/>
+          <w:highlight w:val="green"/>
+        </w:rPr>
+        <w:t>Cuando la determinación comprenda el sentido y el alcance de las normas tributarias o aduaneras, la GA solicita la opinión de la Intendencia Nacional Jurídico Tributaria o de la Intendencia Nacional Jurídico Aduanera, según la materia.</w:t>
       </w:r>
     </w:p>
     <w:p>
@@ -11012,6 +11084,7 @@
           <w:bCs w:val="0"/>
           <w:color w:val="000000"/>
         </w:rPr>
+        <w:lastRenderedPageBreak/>
         <w:t>Cuenta con las competencias técnicas y funcionales necesarias para evaluar los resultados del SBIA en su ámbito de aplicación.</w:t>
       </w:r>
     </w:p>
@@ -11036,7 +11109,6 @@
           <w:color w:val="000000"/>
           <w:highlight w:val="yellow"/>
         </w:rPr>
-        <w:lastRenderedPageBreak/>
         <w:t>Ha recibido capacitación específica sobre el funcionamiento, las limitaciones y los riesgos del SBIA que supervisa, incluyendo la identificación y prevención de sesgos algorítmicos, a fin de no sesgarse por los resultados del sistema</w:t>
       </w:r>
       <w:r>
@@ -11251,7 +11323,25 @@
           <w:color w:val="000000"/>
           <w:highlight w:val="green"/>
         </w:rPr>
-        <w:t>Los SBIA cumplen la Política de Seguridad de la Información (SGSI-PO-01) y el Manual de Políticas del Sistema de Gestión de Seguridad de la Información (SGSI-MA-03) de la SUNAT, en sus versiones vigentes, que son de aplicación a todo colaborador y tercero vinculado que gestione información de la institución. Cuando un SBIA soporte un proceso comprendido en el alcance del Sistema de Gestión de Seguridad de la Información, le son exigibles además los demás documentos normativos y lineamientos de dicho Sistema.</w:t>
+        <w:t xml:space="preserve">Los SBIA cumplen la Política de Seguridad de la Información (SGSI-PO-01) y el Manual de Políticas del Sistema de Gestión de Seguridad de la Información (SGSI-MA-03) de la SUNAT, en sus versiones vigentes, que </w:t>
+      </w:r>
+      <w:proofErr w:type="gramStart"/>
+      <w:r>
+        <w:rPr>
+          <w:rFonts w:ascii="Arial" w:eastAsia="Arial" w:hAnsi="Arial" w:cs="Arial"/>
+          <w:color w:val="000000"/>
+          <w:highlight w:val="green"/>
+        </w:rPr>
+        <w:t>son de aplicación</w:t>
+      </w:r>
+      <w:proofErr w:type="gramEnd"/>
+      <w:r>
+        <w:rPr>
+          <w:rFonts w:ascii="Arial" w:eastAsia="Arial" w:hAnsi="Arial" w:cs="Arial"/>
+          <w:color w:val="000000"/>
+          <w:highlight w:val="green"/>
+        </w:rPr>
+        <w:t xml:space="preserve"> a todo colaborador y tercero vinculado que gestione información de la institución. Cuando un SBIA soporte un proceso comprendido en el alcance del Sistema de Gestión de Seguridad de la Información, le son exigibles además los demás documentos normativos y lineamientos de dicho Sistema.</w:t>
       </w:r>
     </w:p>
     <w:p>
@@ -11361,7 +11451,16 @@
           <w:color w:val="000000"/>
           <w:highlight w:val="green"/>
         </w:rPr>
-        <w:t>Su implementación se verifica en el hito de aprobación previo al despliegue, conforme al numeral 6.2.5, y se registra en la Ficha de Registro de SBIA (Anexo N.° 1).</w:t>
+        <w:t xml:space="preserve">Su implementación se verifica en el hito de aprobación previo </w:t>
+      </w:r>
+      <w:r>
+        <w:rPr>
+          <w:rFonts w:ascii="Arial" w:eastAsia="Arial" w:hAnsi="Arial" w:cs="Arial"/>
+          <w:color w:val="000000"/>
+          <w:highlight w:val="green"/>
+        </w:rPr>
+        <w:lastRenderedPageBreak/>
+        <w:t>al despliegue, conforme al numeral 6.2.5, y se registra en la Ficha de Registro de SBIA (Anexo N.° 1).</w:t>
       </w:r>
       <w:r>
         <w:rPr>
@@ -11377,16 +11476,7 @@
           <w:color w:val="000000"/>
           <w:highlight w:val="yellow"/>
         </w:rPr>
-        <w:t xml:space="preserve">Estos controles constituyen medidas de seguridad </w:t>
-      </w:r>
-      <w:r>
-        <w:rPr>
-          <w:rFonts w:ascii="Arial" w:eastAsia="Arial" w:hAnsi="Arial" w:cs="Arial"/>
-          <w:color w:val="000000"/>
-          <w:highlight w:val="yellow"/>
-        </w:rPr>
-        <w:lastRenderedPageBreak/>
-        <w:t>digital conforme al artículo 29 del RLIA y se implementan aplicando la NTP-ISO/IEC 27002 y la NTP-ISO 31000 vigentes, complementadas con mejores prácticas de seguridad para IA, conforme a la Sexta Disposición Complementaria Final del RLIA.</w:t>
+        <w:t>Estos controles constituyen medidas de seguridad digital conforme al artículo 29 del RLIA y se implementan aplicando la NTP-ISO/IEC 27002 y la NTP-ISO 31000 vigentes, complementadas con mejores prácticas de seguridad para IA, conforme a la Sexta Disposición Complementaria Final del RLIA.</w:t>
       </w:r>
     </w:p>
     <w:p>
@@ -11524,7 +11614,16 @@
           <w:color w:val="000000"/>
           <w:highlight w:val="green"/>
         </w:rPr>
-        <w:t>La Gerencia de Operaciones y Soporte a Usuarios adecúa el Procedimiento de Gestión de Incidentes (A-03.1.1-PR-002) para comprender los incidentes propios del SBIA y su criterio de cierre, conforme al numeral 7.6 de la presente directiva. En tanto no se apruebe dicha adecuación, estos incidentes se registran por dicho procedimiento y su atención se rige por el presente numeral.</w:t>
+        <w:t xml:space="preserve">La Gerencia de Operaciones y Soporte a Usuarios adecúa el Procedimiento de Gestión de Incidentes (A-03.1.1-PR-002) para comprender los incidentes propios del SBIA y su criterio de cierre, conforme al numeral 7.6 de la presente directiva. En tanto no se apruebe dicha adecuación, estos </w:t>
+      </w:r>
+      <w:r>
+        <w:rPr>
+          <w:rFonts w:ascii="Arial" w:eastAsia="Arial" w:hAnsi="Arial" w:cs="Arial"/>
+          <w:color w:val="000000"/>
+          <w:highlight w:val="green"/>
+        </w:rPr>
+        <w:lastRenderedPageBreak/>
+        <w:t>incidentes se registran por dicho procedimiento y su atención se rige por el presente numeral.</w:t>
       </w:r>
     </w:p>
     <w:p>
@@ -11543,7 +11642,6 @@
           <w:color w:val="000000"/>
           <w:highlight w:val="yellow"/>
         </w:rPr>
-        <w:lastRenderedPageBreak/>
         <w:t>6.7.6</w:t>
       </w:r>
       <w:r>
@@ -11695,6 +11793,7 @@
           <w:color w:val="000000"/>
         </w:rPr>
       </w:pPr>
+      <w:proofErr w:type="gramStart"/>
       <w:r>
         <w:rPr>
           <w:rFonts w:ascii="Arial" w:eastAsia="Arial" w:hAnsi="Arial" w:cs="Arial"/>
@@ -11717,7 +11816,16 @@
           <w:color w:val="000000"/>
           <w:highlight w:val="green"/>
         </w:rPr>
-        <w:t>El propietario del caso de uso, con el custodio técnico del SBIA, define el tratamiento de</w:t>
+        <w:t>El</w:t>
+      </w:r>
+      <w:proofErr w:type="gramEnd"/>
+      <w:r>
+        <w:rPr>
+          <w:rFonts w:ascii="Arial" w:eastAsia="Arial" w:hAnsi="Arial" w:cs="Arial"/>
+          <w:color w:val="000000"/>
+          <w:highlight w:val="green"/>
+        </w:rPr>
+        <w:t xml:space="preserve"> propietario del caso de uso, con el custodio técnico del SBIA, define el tratamiento de</w:t>
       </w:r>
       <w:r>
         <w:rPr>
@@ -12052,6 +12160,7 @@
           <w:color w:val="000000"/>
           <w:highlight w:val="green"/>
         </w:rPr>
+        <w:lastRenderedPageBreak/>
         <w:t>6.8.3</w:t>
       </w:r>
       <w:r>
@@ -12068,16 +12177,7 @@
           <w:color w:val="000000"/>
           <w:highlight w:val="green"/>
         </w:rPr>
-        <w:t xml:space="preserve">El uso de datos protegidos por la reserva tributaria para el desarrollo, entrenamiento o validación de un SBIA requiere la determinación previa de su base legal, conforme al artículo 85 del TUO del Código Tributario. La </w:t>
-      </w:r>
-      <w:r>
-        <w:rPr>
-          <w:rFonts w:ascii="Arial" w:eastAsia="Arial" w:hAnsi="Arial" w:cs="Arial"/>
-          <w:color w:val="000000"/>
-          <w:highlight w:val="green"/>
-        </w:rPr>
-        <w:lastRenderedPageBreak/>
-        <w:t>determinación corresponde al propietario del caso de uso, y la Comisión de Gobierno de IA convoca a la Intendencia Nacional Jurídico Tributaria y, en materia aduanera, a la Intendencia Nacional Jurídico Aduanera, cuya opinión sustenta dicha determinación.</w:t>
+        <w:t>El uso de datos protegidos por la reserva tributaria para el desarrollo, entrenamiento o validación de un SBIA requiere la determinación previa de su base legal, conforme al artículo 85 del TUO del Código Tributario. La determinación corresponde al propietario del caso de uso, y la Comisión de Gobierno de IA convoca a la Intendencia Nacional Jurídico Tributaria y, en materia aduanera, a la Intendencia Nacional Jurídico Aduanera, cuya opinión sustenta dicha determinación.</w:t>
       </w:r>
     </w:p>
     <w:p>
@@ -12541,7 +12641,16 @@
           <w:highlight w:val="yellow"/>
         </w:rPr>
         <w:tab/>
-        <w:t>Los SBIA de riesgo alto cuentan con mecanismos de transparencia algorítmica que informan al usuario, de forma previa, clara y sencilla, la finalidad o uso del SBIA, sus funcionalidades principales y el tipo de decisiones que puede tomar, de modo que comprenda cómo interactúa con el SBIA o con el servicio que lo emplea</w:t>
+        <w:t xml:space="preserve">Los SBIA de riesgo alto cuentan con mecanismos de transparencia algorítmica que informan al usuario, de forma previa, clara y sencilla, la finalidad o uso del SBIA, sus funcionalidades principales y el tipo de decisiones que puede tomar, de modo que comprenda cómo interactúa con el SBIA o con el servicio que lo </w:t>
+      </w:r>
+      <w:r>
+        <w:rPr>
+          <w:rFonts w:ascii="Arial" w:eastAsia="Arial" w:hAnsi="Arial" w:cs="Arial"/>
+          <w:color w:val="000000"/>
+          <w:highlight w:val="yellow"/>
+        </w:rPr>
+        <w:lastRenderedPageBreak/>
+        <w:t>emplea</w:t>
       </w:r>
       <w:r>
         <w:rPr>
@@ -12572,16 +12681,7 @@
           <w:color w:val="000000"/>
           <w:highlight w:val="green"/>
         </w:rPr>
-        <w:t xml:space="preserve">El alcance de la transparencia algorítmica es el definido en el glosario de la presente directiva. La atención de las solicitudes de acceso </w:t>
-      </w:r>
-      <w:r>
-        <w:rPr>
-          <w:rFonts w:ascii="Arial" w:eastAsia="Arial" w:hAnsi="Arial" w:cs="Arial"/>
-          <w:color w:val="000000"/>
-          <w:highlight w:val="green"/>
-        </w:rPr>
-        <w:lastRenderedPageBreak/>
-        <w:t>a la información que versen sobre un SBIA se sujeta a dicho alcance y a los límites legales aplicables.</w:t>
+        <w:t>El alcance de la transparencia algorítmica es el definido en el glosario de la presente directiva. La atención de las solicitudes de acceso a la información que versen sobre un SBIA se sujeta a dicho alcance y a los límites legales aplicables.</w:t>
       </w:r>
     </w:p>
     <w:p>
@@ -12609,7 +12709,18 @@
           <w:highlight w:val="cyan"/>
         </w:rPr>
         <w:tab/>
-        <w:t>Entre los mecanismos del numeral 6.9.1 se incluye el etiquetado visible del SBIA, que informa al usuario con antelación que el producto, servicio o contenido se opera con base en IA y que permite comprender de manera general sus principales capacidades y limitaciones funcionales. Este etiquetado se aplica cuando resulta relevante para la toma de decisión o la interacción con el usuario, y se exceptúa de él a los SBIA que apoyan procesos administrativos internos sin impacto directo en la toma de decisiones que afecten derechos o servicios a las personas. El etiquetado aplicado se registra en la Ficha de Registro de SBIA (Anexo N.° 1).</w:t>
+        <w:t>Entre los mecanismos del numeral 6.9.1 se incluye el etiquetado visible del SBIA, que informa al usuario con antelación que el producto, servicio o contenido se opera con base en IA y que permite comprender de manera general sus principales capacidades y limitaciones funcionales.</w:t>
+      </w:r>
+      <w:r>
+        <w:t xml:space="preserve"> </w:t>
+      </w:r>
+      <w:r>
+        <w:rPr>
+          <w:rFonts w:ascii="Arial" w:eastAsia="Arial" w:hAnsi="Arial" w:cs="Arial"/>
+          <w:color w:val="000000"/>
+          <w:highlight w:val="green"/>
+        </w:rPr>
+        <w:t>Este etiquetado se aplica cuando resulta relevante para la toma de decisión o la interacción del usuario, sea este un administrado o un trabajador de la SUNAT, conforme al numeral 25.2 del artículo 25 del RLIA. La relevancia se determina para cada SBIA y su resultado consta en la Ficha de Registro de SBIA (Anexo N.° 1).</w:t>
       </w:r>
     </w:p>
     <w:p>
@@ -12750,7 +12861,16 @@
           <w:color w:val="000000"/>
           <w:highlight w:val="green"/>
         </w:rPr>
-        <w:t>con la periodicidad y por el conducto que dicho instrumento establece, conforme al numeral 28.10 del artículo 28 del RLIA</w:t>
+        <w:t xml:space="preserve">con la </w:t>
+      </w:r>
+      <w:r>
+        <w:rPr>
+          <w:rFonts w:ascii="Arial" w:eastAsia="Arial" w:hAnsi="Arial" w:cs="Arial"/>
+          <w:color w:val="000000"/>
+          <w:highlight w:val="green"/>
+        </w:rPr>
+        <w:lastRenderedPageBreak/>
+        <w:t>periodicidad y por el conducto que dicho instrumento establece, conforme al numeral 28.10 del artículo 28 del RLIA</w:t>
       </w:r>
       <w:r>
         <w:rPr>
@@ -12777,7 +12897,6 @@
           <w:color w:val="000000"/>
           <w:highlight w:val="yellow"/>
         </w:rPr>
-        <w:lastRenderedPageBreak/>
         <w:t>6.9.7</w:t>
       </w:r>
       <w:r>
@@ -13051,6 +13170,7 @@
           <w:color w:val="000000"/>
           <w:highlight w:val="yellow"/>
         </w:rPr>
+        <w:lastRenderedPageBreak/>
         <w:t>6.10.3</w:t>
       </w:r>
       <w:r>
@@ -13060,16 +13180,7 @@
           <w:highlight w:val="yellow"/>
         </w:rPr>
         <w:tab/>
-        <w:t xml:space="preserve">La Gerencia de Calidad de Sistemas conduce el control y aseguramiento de la calidad de los SBIA, conforme a sus funciones (artículos 123 y 124, literal a, del ROF). La verificación y validación de la calidad, incluida la ejecución de las pruebas funcionales y no funcionales, corresponde a la División de Control de </w:t>
-      </w:r>
-      <w:r>
-        <w:rPr>
-          <w:rFonts w:ascii="Arial" w:eastAsia="Arial" w:hAnsi="Arial" w:cs="Arial"/>
-          <w:color w:val="000000"/>
-          <w:highlight w:val="yellow"/>
-        </w:rPr>
-        <w:lastRenderedPageBreak/>
-        <w:t>Calidad, conforme a sus funciones (artículos 125 y 126, literal a, del ROF), y comprende además las pruebas de rendimiento y de regresión que correspondan al tipo de SBIA.</w:t>
+        <w:t>La Gerencia de Calidad de Sistemas conduce el control y aseguramiento de la calidad de los SBIA, conforme a sus funciones (artículos 123 y 124, literal a, del ROF). La verificación y validación de la calidad, incluida la ejecución de las pruebas funcionales y no funcionales, corresponde a la División de Control de Calidad, conforme a sus funciones (artículos 125 y 126, literal a, del ROF), y comprende además las pruebas de rendimiento y de regresión que correspondan al tipo de SBIA.</w:t>
       </w:r>
     </w:p>
     <w:p>
@@ -13235,22 +13346,22 @@
           <w:rFonts w:ascii="Arial" w:hAnsi="Arial" w:cs="Arial"/>
           <w:highlight w:val="green"/>
         </w:rPr>
-        <w:t xml:space="preserve">manipulación de los datos de entrada para inducir un resultado determinado, el empleo del SBIA para una finalidad distinta de la registrada en el Inventario Institucional de SBIA y los patrones de uso incompatibles con la operación normal del proceso. El plan de monitoreo incorpora los indicadores que permitan detectar dichos patrones. </w:t>
+        <w:t xml:space="preserve">manipulación de los datos de entrada para inducir un resultado determinado, el empleo del SBIA para una finalidad distinta de la registrada en el Inventario Institucional de SBIA y los </w:t>
       </w:r>
       <w:r>
         <w:rPr>
           <w:rFonts w:ascii="Arial" w:hAnsi="Arial" w:cs="Arial"/>
           <w:highlight w:val="green"/>
         </w:rPr>
-        <w:t xml:space="preserve">Los efectos del uso irregular sobre el funcionamiento del SBIA se tratan conforme </w:t>
+        <w:lastRenderedPageBreak/>
+        <w:t xml:space="preserve">patrones de uso incompatibles con la operación normal del proceso. El plan de monitoreo incorpora los indicadores que permitan detectar dichos patrones. </w:t>
       </w:r>
       <w:r>
         <w:rPr>
           <w:rFonts w:ascii="Arial" w:hAnsi="Arial" w:cs="Arial"/>
           <w:highlight w:val="green"/>
         </w:rPr>
-        <w:lastRenderedPageBreak/>
-        <w:t>al numeral 6.7.5; la conducta se trata conforme a las normas de integridad institucional.</w:t>
+        <w:t>Los efectos del uso irregular sobre el funcionamiento del SBIA se tratan conforme al numeral 6.7.5; la conducta se trata conforme a las normas de integridad institucional.</w:t>
       </w:r>
     </w:p>
     <w:p>
@@ -13601,7 +13712,16 @@
           <w:color w:val="000000"/>
           <w:highlight w:val="cyan"/>
         </w:rPr>
-        <w:t>El despliegue de estos modelos observa, en lo que corresponda, el Procedimiento para el Registro, Control y Retiro de Software de la SUNAT (A-03.3.2-PR-01).</w:t>
+        <w:t xml:space="preserve">El despliegue de estos </w:t>
+      </w:r>
+      <w:r>
+        <w:rPr>
+          <w:rFonts w:ascii="Arial" w:eastAsia="Arial" w:hAnsi="Arial" w:cs="Arial"/>
+          <w:color w:val="000000"/>
+          <w:highlight w:val="cyan"/>
+        </w:rPr>
+        <w:lastRenderedPageBreak/>
+        <w:t>modelos observa, en lo que corresponda, el Procedimiento para el Registro, Control y Retiro de Software de la SUNAT (A-03.3.2-PR-01).</w:t>
       </w:r>
     </w:p>
     <w:p>
@@ -13620,7 +13740,6 @@
           <w:color w:val="000000"/>
           <w:highlight w:val="green"/>
         </w:rPr>
-        <w:lastRenderedPageBreak/>
         <w:t>6.11.4</w:t>
       </w:r>
       <w:r>
@@ -13997,7 +14116,16 @@
           <w:color w:val="000000"/>
           <w:highlight w:val="green"/>
         </w:rPr>
-        <w:t>La unidad de organización que formula los términos de referencia o las especificaciones técnicas incorpora en ellos las cláusulas que el contrato debe contener sobre:</w:t>
+        <w:t xml:space="preserve">La unidad de organización que formula los términos de referencia o las especificaciones técnicas incorpora en ellos las cláusulas que el contrato debe </w:t>
+      </w:r>
+      <w:r>
+        <w:rPr>
+          <w:rFonts w:ascii="Arial" w:eastAsia="Arial" w:hAnsi="Arial" w:cs="Arial"/>
+          <w:color w:val="000000"/>
+          <w:highlight w:val="green"/>
+        </w:rPr>
+        <w:lastRenderedPageBreak/>
+        <w:t>contener sobre:</w:t>
       </w:r>
       <w:r>
         <w:rPr>
@@ -14013,16 +14141,7 @@
           <w:color w:val="000000"/>
           <w:highlight w:val="green"/>
         </w:rPr>
-        <w:t xml:space="preserve">(a) protección de datos y reserva tributaria; (b) transparencia del modelo; (c) comunicación de vulnerabilidades e incidentes; (d) derecho de </w:t>
-      </w:r>
-      <w:r>
-        <w:rPr>
-          <w:rFonts w:ascii="Arial" w:eastAsia="Arial" w:hAnsi="Arial" w:cs="Arial"/>
-          <w:color w:val="000000"/>
-          <w:highlight w:val="green"/>
-        </w:rPr>
-        <w:lastRenderedPageBreak/>
-        <w:t xml:space="preserve">auditoría, incluida la realización de auditorías éticas y de sesgo sobre el modelo; (e) transferencia de conocimiento; </w:t>
+        <w:t xml:space="preserve">(a) protección de datos y reserva tributaria; (b) transparencia del modelo; (c) comunicación de vulnerabilidades e incidentes; (d) derecho de auditoría, incluida la realización de auditorías éticas y de sesgo sobre el modelo; (e) transferencia de conocimiento; </w:t>
       </w:r>
       <w:r>
         <w:rPr>
@@ -14364,6 +14483,7 @@
           <w:color w:val="000000"/>
           <w:highlight w:val="lightGray"/>
         </w:rPr>
+        <w:lastRenderedPageBreak/>
         <w:t>Los riesgos derivados de su diseño, desarrollo, implementación y uso.</w:t>
       </w:r>
     </w:p>
@@ -14390,7 +14510,6 @@
           <w:color w:val="000000"/>
           <w:highlight w:val="lightGray"/>
         </w:rPr>
-        <w:lastRenderedPageBreak/>
         <w:t>La protección de los derechos fundamentales de los administrados y la prevención de sesgos o resultados discriminatorios.</w:t>
       </w:r>
     </w:p>
@@ -15193,7 +15312,25 @@
           <w:color w:val="000000"/>
           <w:highlight w:val="yellow"/>
         </w:rPr>
-        <w:t xml:space="preserve"> son de aplicación en la SUNAT desde su entrada en vigencia. La Comisión de Gobierno de IA evalúa su impacto en la presente directiva y propone al CGTD los ajustes que correspondan.</w:t>
+        <w:t xml:space="preserve"> </w:t>
+      </w:r>
+      <w:proofErr w:type="gramStart"/>
+      <w:r>
+        <w:rPr>
+          <w:rFonts w:ascii="Arial" w:eastAsia="Arial" w:hAnsi="Arial" w:cs="Arial"/>
+          <w:color w:val="000000"/>
+          <w:highlight w:val="yellow"/>
+        </w:rPr>
+        <w:t>son de aplicación</w:t>
+      </w:r>
+      <w:proofErr w:type="gramEnd"/>
+      <w:r>
+        <w:rPr>
+          <w:rFonts w:ascii="Arial" w:eastAsia="Arial" w:hAnsi="Arial" w:cs="Arial"/>
+          <w:color w:val="000000"/>
+          <w:highlight w:val="yellow"/>
+        </w:rPr>
+        <w:t xml:space="preserve"> en la SUNAT desde su entrada en vigencia. La Comisión de Gobierno de IA evalúa su impacto en la presente directiva y propone al CGTD los ajustes que correspondan.</w:t>
       </w:r>
     </w:p>
     <w:p>
@@ -17589,7 +17726,23 @@
                 <w:rFonts w:ascii="Arial" w:eastAsia="Arial" w:hAnsi="Arial" w:cs="Arial"/>
                 <w:lang w:val="en-US"/>
               </w:rPr>
-              <w:t>Human-in-the-loop, on-the-loop o in-command.</w:t>
+              <w:t xml:space="preserve">Human-in-the-loop, on-the-loop </w:t>
+            </w:r>
+            <w:proofErr w:type="gramStart"/>
+            <w:r>
+              <w:rPr>
+                <w:rFonts w:ascii="Arial" w:eastAsia="Arial" w:hAnsi="Arial" w:cs="Arial"/>
+                <w:lang w:val="en-US"/>
+              </w:rPr>
+              <w:t>o in</w:t>
+            </w:r>
+            <w:proofErr w:type="gramEnd"/>
+            <w:r>
+              <w:rPr>
+                <w:rFonts w:ascii="Arial" w:eastAsia="Arial" w:hAnsi="Arial" w:cs="Arial"/>
+                <w:lang w:val="en-US"/>
+              </w:rPr>
+              <w:t>-command.</w:t>
             </w:r>
           </w:p>
         </w:tc>

--- a/normativo/DIRECTIVA-GOBIERNO-IA.docx
+++ b/normativo/DIRECTIVA-GOBIERNO-IA.docx
@@ -3041,20 +3041,57 @@
           <w:numId w:val="20"/>
         </w:numPr>
         <w:spacing w:line="276" w:lineRule="auto"/>
-        <w:ind w:left="709" w:hanging="567"/>
-        <w:rPr>
-          <w:b w:val="0"/>
-          <w:bCs w:val="0"/>
-          <w:color w:val="000000"/>
-        </w:rPr>
-      </w:pPr>
-      <w:r>
-        <w:rPr>
-          <w:b w:val="0"/>
-          <w:bCs w:val="0"/>
-          <w:color w:val="000000"/>
-        </w:rPr>
-        <w:t>Resolución de Superintendencia N.° 000125-2024/SUNAT, que designa al Oficial de Gobierno de Datos de la SUNAT.</w:t>
+        <w:ind w:hanging="578"/>
+        <w:rPr>
+          <w:b w:val="0"/>
+          <w:bCs w:val="0"/>
+          <w:color w:val="000000"/>
+          <w:highlight w:val="green"/>
+        </w:rPr>
+      </w:pPr>
+      <w:r>
+        <w:rPr>
+          <w:b w:val="0"/>
+          <w:bCs w:val="0"/>
+          <w:color w:val="000000"/>
+          <w:highlight w:val="green"/>
+        </w:rPr>
+        <w:t xml:space="preserve">Resolución de Superintendencia N.° 000144-2026/SUNAT (30/07/2026), que </w:t>
+      </w:r>
+      <w:r>
+        <w:rPr>
+          <w:b w:val="0"/>
+          <w:bCs w:val="0"/>
+          <w:color w:val="000000"/>
+          <w:highlight w:val="green"/>
+        </w:rPr>
+        <w:t>aprueba la Política de uso seguro, responsable y ético de los sistemas basados en inteligencia artificial en la Superintendencia Nacional de Aduanas y de Administración Tributaria</w:t>
+      </w:r>
+      <w:r>
+        <w:rPr>
+          <w:rFonts w:asciiTheme="minorHAnsi" w:eastAsiaTheme="minorEastAsia" w:hAnsiTheme="minorHAnsi" w:cstheme="minorBidi"/>
+          <w:b w:val="0"/>
+          <w:bCs w:val="0"/>
+        </w:rPr>
+        <w:t xml:space="preserve">, </w:t>
+      </w:r>
+      <w:r>
+        <w:rPr>
+          <w:b w:val="0"/>
+          <w:bCs w:val="0"/>
+          <w:color w:val="000000"/>
+          <w:highlight w:val="green"/>
+        </w:rPr>
+        <w:t>en adelante, la Política de IA</w:t>
+      </w:r>
+      <w:r>
+        <w:rPr>
+          <w:b w:val="0"/>
+          <w:bCs w:val="0"/>
+          <w:color w:val="000000"/>
+          <w:highlight w:val="green"/>
+        </w:rPr>
+        <w:t>.</w:t>
       </w:r>
     </w:p>
     <w:p>
@@ -3070,15 +3107,17 @@
           <w:b w:val="0"/>
           <w:bCs w:val="0"/>
           <w:color w:val="000000"/>
-        </w:rPr>
-      </w:pPr>
-      <w:r>
-        <w:rPr>
-          <w:b w:val="0"/>
-          <w:bCs w:val="0"/>
-          <w:color w:val="000000"/>
-        </w:rPr>
-        <w:t>Resolución de Superintendencia N.° 000114-2025/SUNAT (08/04/2025), que designa al Oficial de Seguridad y Confianza Digital de la SUNAT.</w:t>
+          <w:highlight w:val="yellow"/>
+        </w:rPr>
+      </w:pPr>
+      <w:r>
+        <w:rPr>
+          <w:b w:val="0"/>
+          <w:bCs w:val="0"/>
+          <w:color w:val="000000"/>
+          <w:highlight w:val="yellow"/>
+        </w:rPr>
+        <w:t>Resolución de Oficina N.° 001-2024-SUNAT/1V0000, que aprueba la Metodología para la formulación, aprobación y control de los Documentos Normativos Institucionales (METDONI) Versión 1.4.</w:t>
       </w:r>
     </w:p>
     <w:p>
@@ -3094,77 +3133,17 @@
           <w:b w:val="0"/>
           <w:bCs w:val="0"/>
           <w:color w:val="000000"/>
-        </w:rPr>
-      </w:pPr>
-      <w:r>
-        <w:rPr>
-          <w:b w:val="0"/>
-          <w:bCs w:val="0"/>
-          <w:color w:val="000000"/>
-          <w:highlight w:val="yellow"/>
-        </w:rPr>
-        <w:t>Resolución de Superintendencia Nacional Adjunta de Administración y Finanzas N.° 000197-2022-SUNAT/800000 (27/10/2022), que designa al Oficial de Datos Personales de la SUNAT.</w:t>
-      </w:r>
-    </w:p>
-    <w:p>
-      <w:pPr>
-        <w:pStyle w:val="Prrafodelista"/>
-        <w:numPr>
-          <w:ilvl w:val="1"/>
-          <w:numId w:val="20"/>
-        </w:numPr>
-        <w:spacing w:line="276" w:lineRule="auto"/>
-        <w:ind w:hanging="578"/>
-        <w:rPr>
-          <w:b w:val="0"/>
-          <w:bCs w:val="0"/>
-          <w:color w:val="000000"/>
-          <w:highlight w:val="green"/>
-        </w:rPr>
-      </w:pPr>
-      <w:r>
-        <w:rPr>
-          <w:b w:val="0"/>
-          <w:bCs w:val="0"/>
-          <w:color w:val="000000"/>
-          <w:highlight w:val="green"/>
-        </w:rPr>
-        <w:t xml:space="preserve">Resolución de Superintendencia N.° 000144-2026/SUNAT (30/07/2026), que </w:t>
-      </w:r>
-      <w:r>
-        <w:rPr>
-          <w:b w:val="0"/>
-          <w:bCs w:val="0"/>
-          <w:color w:val="000000"/>
-          <w:highlight w:val="green"/>
-        </w:rPr>
-        <w:t>aprueba la Política de uso seguro, responsable y ético de los sistemas basados en inteligencia artificial en la Superintendencia Nacional de Aduanas y de Administración Tributaria</w:t>
-      </w:r>
-      <w:r>
-        <w:rPr>
-          <w:rFonts w:asciiTheme="minorHAnsi" w:eastAsiaTheme="minorEastAsia" w:hAnsiTheme="minorHAnsi" w:cstheme="minorBidi"/>
-          <w:b w:val="0"/>
-          <w:bCs w:val="0"/>
-        </w:rPr>
-        <w:t xml:space="preserve">, </w:t>
-      </w:r>
-      <w:r>
-        <w:rPr>
-          <w:b w:val="0"/>
-          <w:bCs w:val="0"/>
-          <w:color w:val="000000"/>
-          <w:highlight w:val="green"/>
-        </w:rPr>
-        <w:t>en adelante, la Política de IA</w:t>
-      </w:r>
-      <w:r>
-        <w:rPr>
-          <w:b w:val="0"/>
-          <w:bCs w:val="0"/>
-          <w:color w:val="000000"/>
-          <w:highlight w:val="green"/>
-        </w:rPr>
-        <w:t>.</w:t>
+          <w:highlight w:val="lightGray"/>
+        </w:rPr>
+      </w:pPr>
+      <w:r>
+        <w:rPr>
+          <w:b w:val="0"/>
+          <w:bCs w:val="0"/>
+          <w:color w:val="000000"/>
+          <w:highlight w:val="lightGray"/>
+        </w:rPr>
+        <w:t>Resolución de Oficina N.° 000002-2023-SUNAT/1V0000, que aprueba la Metodología para la Gestión por Procesos (METGEP) Versión 5.</w:t>
       </w:r>
     </w:p>
     <w:p>
@@ -3180,18 +3159,17 @@
           <w:b w:val="0"/>
           <w:bCs w:val="0"/>
           <w:color w:val="000000"/>
-          <w:highlight w:val="yellow"/>
-        </w:rPr>
-      </w:pPr>
-      <w:r>
-        <w:rPr>
-          <w:b w:val="0"/>
-          <w:bCs w:val="0"/>
-          <w:color w:val="000000"/>
-          <w:highlight w:val="yellow"/>
-        </w:rPr>
-        <w:lastRenderedPageBreak/>
-        <w:t>Resolución de Oficina N.° 001-2024-SUNAT/1V0000, que aprueba la Metodología para la formulación, aprobación y control de los Documentos Normativos Institucionales (METDONI) Versión 1.4.</w:t>
+          <w:highlight w:val="green"/>
+        </w:rPr>
+      </w:pPr>
+      <w:r>
+        <w:rPr>
+          <w:b w:val="0"/>
+          <w:bCs w:val="0"/>
+          <w:color w:val="000000"/>
+          <w:highlight w:val="green"/>
+        </w:rPr>
+        <w:t>Resolución de Intendencia N.° 004-2019/SUNAT/1U0000 (02/09/2019), que aprueba los Principios de Arquitectura de TI.</w:t>
       </w:r>
     </w:p>
     <w:p>
@@ -3207,68 +3185,17 @@
           <w:b w:val="0"/>
           <w:bCs w:val="0"/>
           <w:color w:val="000000"/>
-          <w:highlight w:val="lightGray"/>
-        </w:rPr>
-      </w:pPr>
-      <w:r>
-        <w:rPr>
-          <w:b w:val="0"/>
-          <w:bCs w:val="0"/>
-          <w:color w:val="000000"/>
-          <w:highlight w:val="lightGray"/>
-        </w:rPr>
-        <w:t>Resolución de Oficina N.° 000002-2023-SUNAT/1V0000, que aprueba la Metodología para la Gestión por Procesos (METGEP) Versión 5.</w:t>
-      </w:r>
-    </w:p>
-    <w:p>
-      <w:pPr>
-        <w:pStyle w:val="Prrafodelista"/>
-        <w:numPr>
-          <w:ilvl w:val="1"/>
-          <w:numId w:val="20"/>
-        </w:numPr>
-        <w:spacing w:line="276" w:lineRule="auto"/>
-        <w:ind w:left="709" w:hanging="567"/>
-        <w:rPr>
-          <w:b w:val="0"/>
-          <w:bCs w:val="0"/>
-          <w:color w:val="000000"/>
-          <w:highlight w:val="green"/>
-        </w:rPr>
-      </w:pPr>
-      <w:r>
-        <w:rPr>
-          <w:b w:val="0"/>
-          <w:bCs w:val="0"/>
-          <w:color w:val="000000"/>
-          <w:highlight w:val="green"/>
-        </w:rPr>
-        <w:t>Resolución de Intendencia N.° 004-2019/SUNAT/1U0000 (02/09/2019), que aprueba los Principios de Arquitectura de TI.</w:t>
-      </w:r>
-    </w:p>
-    <w:p>
-      <w:pPr>
-        <w:pStyle w:val="Prrafodelista"/>
-        <w:numPr>
-          <w:ilvl w:val="1"/>
-          <w:numId w:val="20"/>
-        </w:numPr>
-        <w:spacing w:line="276" w:lineRule="auto"/>
-        <w:ind w:left="709" w:hanging="567"/>
-        <w:rPr>
-          <w:b w:val="0"/>
-          <w:bCs w:val="0"/>
-          <w:color w:val="000000"/>
-          <w:highlight w:val="green"/>
-        </w:rPr>
-      </w:pPr>
-      <w:r>
-        <w:rPr>
-          <w:b w:val="0"/>
-          <w:bCs w:val="0"/>
-          <w:color w:val="000000"/>
-          <w:highlight w:val="green"/>
-        </w:rPr>
+          <w:highlight w:val="green"/>
+        </w:rPr>
+      </w:pPr>
+      <w:r>
+        <w:rPr>
+          <w:b w:val="0"/>
+          <w:bCs w:val="0"/>
+          <w:color w:val="000000"/>
+          <w:highlight w:val="green"/>
+        </w:rPr>
+        <w:lastRenderedPageBreak/>
         <w:t>Resolución de Intendencia N.° 011-2019/SUNAT/1U0000 (21/10/2019), que aprueba los Lineamientos de Arquitectura de TI.</w:t>
       </w:r>
     </w:p>
@@ -16386,7 +16313,14 @@
           <w:bCs w:val="0"/>
         </w:rPr>
         <w:tab/>
-        <w:t>Las referencias a normas técnicas aplican a sus versiones vigentes o a las que las sustituyan.</w:t>
+      </w:r>
+      <w:r>
+        <w:rPr>
+          <w:b w:val="0"/>
+          <w:bCs w:val="0"/>
+          <w:highlight w:val="green"/>
+        </w:rPr>
+        <w:t>Las referencias a normas técnicas, a metodologías y a instrumentos de gestión institucionales aplican a sus versiones vigentes o a las que las sustituyan.</w:t>
       </w:r>
     </w:p>
     <w:p>

--- a/normativo/DIRECTIVA-GOBIERNO-IA.docx
+++ b/normativo/DIRECTIVA-GOBIERNO-IA.docx
@@ -2609,7 +2609,23 @@
           <w:bCs w:val="0"/>
           <w:color w:val="000000"/>
         </w:rPr>
-        <w:t>Resolución Ministerial N.° 152-2026-PCM (29/04/2026), que aprueba la Estrategia Nacional de Inteligencia Artificial (ENIA) 2026-2030.</w:t>
+        <w:t>Resolución Ministerial N.° 152-2026-PCM (</w:t>
+      </w:r>
+      <w:r>
+        <w:rPr>
+          <w:b w:val="0"/>
+          <w:bCs w:val="0"/>
+          <w:color w:val="000000"/>
+        </w:rPr>
+        <w:t>01/05/2026</w:t>
+      </w:r>
+      <w:r>
+        <w:rPr>
+          <w:b w:val="0"/>
+          <w:bCs w:val="0"/>
+          <w:color w:val="000000"/>
+        </w:rPr>
+        <w:t>), que aprueba la Estrategia Nacional de Inteligencia Artificial (ENIA) 2026-2030.</w:t>
       </w:r>
     </w:p>
     <w:p>
@@ -2650,15 +2666,17 @@
           <w:b w:val="0"/>
           <w:bCs w:val="0"/>
           <w:color w:val="000000"/>
-        </w:rPr>
-      </w:pPr>
-      <w:r>
-        <w:rPr>
-          <w:b w:val="0"/>
-          <w:bCs w:val="0"/>
-          <w:color w:val="000000"/>
-        </w:rPr>
-        <w:t>Decreto Legislativo N.° 1412 (13/09/2018), que aprueba la Ley de Gobierno Digital, y sus modificatorias.</w:t>
+          <w:highlight w:val="green"/>
+        </w:rPr>
+      </w:pPr>
+      <w:r>
+        <w:rPr>
+          <w:b w:val="0"/>
+          <w:bCs w:val="0"/>
+          <w:color w:val="000000"/>
+          <w:highlight w:val="green"/>
+        </w:rPr>
+        <w:t>Resolución Ministerial N.° 119-2018-PCM (10/05/2018), que dispone la creación de un Comité de Gobierno Digital en cada entidad de la Administración Pública y establece sus funciones, modificada por la Resolución Ministerial N.° 087-2019-PCM (22/03/2019).</w:t>
       </w:r>
     </w:p>
     <w:p>
@@ -2682,7 +2700,8 @@
           <w:bCs w:val="0"/>
           <w:color w:val="000000"/>
         </w:rPr>
-        <w:t>Decreto de Urgencia N.° 006-2020 (08/01/2020), que crea el Sistema Nacional de Transformación Digital.</w:t>
+        <w:lastRenderedPageBreak/>
+        <w:t>Decreto Legislativo N.° 1412 (13/09/2018), que aprueba la Ley de Gobierno Digital, y sus modificatorias.</w:t>
       </w:r>
     </w:p>
     <w:p>
@@ -2698,18 +2717,15 @@
           <w:b w:val="0"/>
           <w:bCs w:val="0"/>
           <w:color w:val="000000"/>
-          <w:highlight w:val="green"/>
-        </w:rPr>
-      </w:pPr>
-      <w:r>
-        <w:rPr>
-          <w:b w:val="0"/>
-          <w:bCs w:val="0"/>
-          <w:color w:val="000000"/>
-          <w:highlight w:val="green"/>
-        </w:rPr>
-        <w:lastRenderedPageBreak/>
-        <w:t>Decreto Supremo N.° 157-2021-PCM (25/09/2021), que aprueba el Reglamento del Decreto de Urgencia N.° 006-2020; en particular su cuarta disposición complementaria final, conforme a la cual toda mención al Comité de Gobierno Digital se entiende referida al Comité de Gobierno y Transformación Digital.</w:t>
+        </w:rPr>
+      </w:pPr>
+      <w:r>
+        <w:rPr>
+          <w:b w:val="0"/>
+          <w:bCs w:val="0"/>
+          <w:color w:val="000000"/>
+        </w:rPr>
+        <w:t>Decreto de Urgencia N.° 006-2020 (08/01/2020), que crea el Sistema Nacional de Transformación Digital.</w:t>
       </w:r>
     </w:p>
     <w:p>
@@ -2725,15 +2741,17 @@
           <w:b w:val="0"/>
           <w:bCs w:val="0"/>
           <w:color w:val="000000"/>
-        </w:rPr>
-      </w:pPr>
-      <w:r>
-        <w:rPr>
-          <w:b w:val="0"/>
-          <w:bCs w:val="0"/>
-          <w:color w:val="000000"/>
-        </w:rPr>
-        <w:t>Decreto Supremo N.° 029-2021-PCM (18/02/2021), que aprueba el Reglamento del Decreto Legislativo N.° 1412, y su modificatoria aprobada por Decreto Supremo N.° 098-2025-PCM.</w:t>
+          <w:highlight w:val="green"/>
+        </w:rPr>
+      </w:pPr>
+      <w:r>
+        <w:rPr>
+          <w:b w:val="0"/>
+          <w:bCs w:val="0"/>
+          <w:color w:val="000000"/>
+          <w:highlight w:val="green"/>
+        </w:rPr>
+        <w:t>Decreto Supremo N.° 157-2021-PCM (25/09/2021), que aprueba el Reglamento del Decreto de Urgencia N.° 006-2020; en particular su cuarta disposición complementaria final, conforme a la cual toda mención al Comité de Gobierno Digital se entiende referida al Comité de Gobierno y Transformación Digital.</w:t>
       </w:r>
     </w:p>
     <w:p>
@@ -2757,7 +2775,15 @@
           <w:bCs w:val="0"/>
           <w:color w:val="000000"/>
         </w:rPr>
-        <w:t>Decreto Supremo N.° 133-2013-EF (22/06/2013), que aprueba el Texto Único Ordenado del Código Tributario; en particular el artículo 85 sobre reserva tributaria.</w:t>
+        <w:t xml:space="preserve">Decreto Supremo N.° 029-2021-PCM (18/02/2021), que aprueba el Reglamento del Decreto Legislativo N.° 1412, </w:t>
+      </w:r>
+      <w:r>
+        <w:rPr>
+          <w:b w:val="0"/>
+          <w:bCs w:val="0"/>
+          <w:color w:val="000000"/>
+        </w:rPr>
+        <w:t>y sus modificatorias aprobadas por Decreto Supremo N.° 075-2023-PCM y Decreto Supremo N.° 098-2025-PCM (31/07/2025).</w:t>
       </w:r>
     </w:p>
     <w:p>
@@ -2781,7 +2807,7 @@
           <w:bCs w:val="0"/>
           <w:color w:val="000000"/>
         </w:rPr>
-        <w:t>Decreto Legislativo N.° 1053 (27/06/2008), que aprueba la Ley General de Aduanas, y su Reglamento; en lo relativo a la confidencialidad de la información aduanera.</w:t>
+        <w:t>Decreto Supremo N.° 133-2013-EF (22/06/2013), que aprueba el Texto Único Ordenado del Código Tributario; en particular el artículo 85 sobre reserva tributaria.</w:t>
       </w:r>
     </w:p>
     <w:p>
@@ -2805,7 +2831,7 @@
           <w:bCs w:val="0"/>
           <w:color w:val="000000"/>
         </w:rPr>
-        <w:t>Ley N.° 29733 (03/07/2011), Ley de Protección de Datos Personales, y su Reglamento aprobado por Decreto Supremo N.° 003-2013-JUS (22/03/2013).</w:t>
+        <w:t>Decreto Legislativo N.° 1053 (27/06/2008), que aprueba la Ley General de Aduanas, y su Reglamento; en lo relativo a la confidencialidad de la información aduanera.</w:t>
       </w:r>
     </w:p>
     <w:p>
@@ -2828,17 +2854,8 @@
           <w:b w:val="0"/>
           <w:bCs w:val="0"/>
           <w:color w:val="000000"/>
-          <w:highlight w:val="yellow"/>
-        </w:rPr>
-        <w:t>Resolución Directoral N.° 000013-2025-INACAL/DN (30/06/2025)</w:t>
-      </w:r>
-      <w:r>
-        <w:rPr>
-          <w:b w:val="0"/>
-          <w:bCs w:val="0"/>
-          <w:color w:val="000000"/>
-        </w:rPr>
-        <w:t>, que aprueba la Norma Técnica Peruana NTP-ISO/IEC 42001:2025, Tecnología de la información — Inteligencia artificial — Sistema de gestión.</w:t>
+        </w:rPr>
+        <w:t>Ley N.° 29733 (03/07/2011), Ley de Protección de Datos Personales, y su Reglamento aprobado por Decreto Supremo N.° 003-2013-JUS (22/03/2013).</w:t>
       </w:r>
     </w:p>
     <w:p>
@@ -2863,7 +2880,15 @@
           <w:color w:val="000000"/>
           <w:highlight w:val="yellow"/>
         </w:rPr>
-        <w:t>Norma Técnica Peruana NTP-ISO/IEC 27001 vigente, Sistemas de gestión de seguridad de la información — Requisitos.</w:t>
+        <w:t>Resolución Directoral N.° 000013-2025-INACAL/DN (30/06/2025)</w:t>
+      </w:r>
+      <w:r>
+        <w:rPr>
+          <w:b w:val="0"/>
+          <w:bCs w:val="0"/>
+          <w:color w:val="000000"/>
+        </w:rPr>
+        <w:t>, que aprueba la Norma Técnica Peruana NTP-ISO/IEC 42001:2025, Tecnología de la información — Inteligencia artificial — Sistema de gestión.</w:t>
       </w:r>
     </w:p>
     <w:p>
@@ -2888,15 +2913,7 @@
           <w:color w:val="000000"/>
           <w:highlight w:val="yellow"/>
         </w:rPr>
-        <w:t>Norma Técnica Peruana NTP-ISO/IEC 27002 vigente, Controles de seguridad de la información</w:t>
-      </w:r>
-      <w:r>
-        <w:rPr>
-          <w:b w:val="0"/>
-          <w:bCs w:val="0"/>
-          <w:color w:val="000000"/>
-        </w:rPr>
-        <w:t>.</w:t>
+        <w:t>Norma Técnica Peruana NTP-ISO/IEC 27001 vigente, Sistemas de gestión de seguridad de la información — Requisitos.</w:t>
       </w:r>
     </w:p>
     <w:p>
@@ -2921,7 +2938,15 @@
           <w:color w:val="000000"/>
           <w:highlight w:val="yellow"/>
         </w:rPr>
-        <w:t>Norma Técnica Peruana NTP-ISO/IEC 27005 vigente, Orientación sobre la gestión de los riesgos de seguridad de la información.</w:t>
+        <w:t>Norma Técnica Peruana NTP-ISO/IEC 27002 vigente, Controles de seguridad de la información</w:t>
+      </w:r>
+      <w:r>
+        <w:rPr>
+          <w:b w:val="0"/>
+          <w:bCs w:val="0"/>
+          <w:color w:val="000000"/>
+        </w:rPr>
+        <w:t>.</w:t>
       </w:r>
     </w:p>
     <w:p>
@@ -2946,15 +2971,7 @@
           <w:color w:val="000000"/>
           <w:highlight w:val="yellow"/>
         </w:rPr>
-        <w:t>Norma Técnica Peruana NTP-ISO 31000 vigente, Gestión del riesgo</w:t>
-      </w:r>
-      <w:r>
-        <w:rPr>
-          <w:b w:val="0"/>
-          <w:bCs w:val="0"/>
-          <w:color w:val="000000"/>
-        </w:rPr>
-        <w:t>.</w:t>
+        <w:t>Norma Técnica Peruana NTP-ISO/IEC 27005 vigente, Orientación sobre la gestión de los riesgos de seguridad de la información.</w:t>
       </w:r>
     </w:p>
     <w:p>
@@ -2970,17 +2987,24 @@
           <w:b w:val="0"/>
           <w:bCs w:val="0"/>
           <w:color w:val="000000"/>
-          <w:highlight w:val="green"/>
-        </w:rPr>
-      </w:pPr>
-      <w:r>
-        <w:rPr>
-          <w:b w:val="0"/>
-          <w:bCs w:val="0"/>
-          <w:color w:val="000000"/>
-          <w:highlight w:val="green"/>
-        </w:rPr>
-        <w:t>Resolución de Superintendencia N.° 000159-2024/SUNAT (02/08/2024), que aprueba el Texto Integrado del Reglamento de Organización y Funciones de la Superintendencia Nacional de Aduanas y de Administración Tributaria - SUNAT (ROF).</w:t>
+        </w:rPr>
+      </w:pPr>
+      <w:r>
+        <w:rPr>
+          <w:b w:val="0"/>
+          <w:bCs w:val="0"/>
+          <w:color w:val="000000"/>
+          <w:highlight w:val="yellow"/>
+        </w:rPr>
+        <w:t>Norma Técnica Peruana NTP-ISO 31000 vigente, Gestión del riesgo</w:t>
+      </w:r>
+      <w:r>
+        <w:rPr>
+          <w:b w:val="0"/>
+          <w:bCs w:val="0"/>
+          <w:color w:val="000000"/>
+        </w:rPr>
+        <w:t>.</w:t>
       </w:r>
     </w:p>
     <w:p>
@@ -3006,7 +3030,7 @@
           <w:color w:val="000000"/>
           <w:highlight w:val="green"/>
         </w:rPr>
-        <w:t>Resolución Ministerial N.° 119-2018-PCM (10/05/2018), que dispone la creación de un Comité de Gobierno Digital en cada entidad de la Administración Pública y establece sus funciones, modificada por la Resolución Ministerial N.° 087-2019-PCM (22/03/2019).</w:t>
+        <w:t>Resolución de Superintendencia N.° 000159-2024/SUNAT (02/08/2024), que aprueba el Texto Integrado del Reglamento de Organización y Funciones de la Superintendencia Nacional de Aduanas y de Administración Tributaria - SUNAT (ROF).</w:t>
       </w:r>
     </w:p>
     <w:p>
@@ -3102,22 +3126,58 @@
           <w:numId w:val="20"/>
         </w:numPr>
         <w:spacing w:line="276" w:lineRule="auto"/>
-        <w:ind w:left="709" w:hanging="567"/>
-        <w:rPr>
-          <w:b w:val="0"/>
-          <w:bCs w:val="0"/>
-          <w:color w:val="000000"/>
-          <w:highlight w:val="yellow"/>
-        </w:rPr>
-      </w:pPr>
-      <w:r>
-        <w:rPr>
-          <w:b w:val="0"/>
-          <w:bCs w:val="0"/>
-          <w:color w:val="000000"/>
-          <w:highlight w:val="yellow"/>
-        </w:rPr>
-        <w:t>Resolución de Oficina N.° 001-2024-SUNAT/1V0000, que aprueba la Metodología para la formulación, aprobación y control de los Documentos Normativos Institucionales (METDONI) Versión 1.4.</w:t>
+        <w:ind w:hanging="578"/>
+        <w:rPr>
+          <w:b w:val="0"/>
+          <w:bCs w:val="0"/>
+          <w:color w:val="000000"/>
+          <w:highlight w:val="green"/>
+        </w:rPr>
+      </w:pPr>
+      <w:r>
+        <w:rPr>
+          <w:b w:val="0"/>
+          <w:bCs w:val="0"/>
+          <w:color w:val="000000"/>
+          <w:highlight w:val="green"/>
+        </w:rPr>
+        <w:t>Resolución de Superintendencia N.° 173-2018/SUNAT (13/07/2018), que aprueba los documentos de Política, Objetivos y Alcance del Sistema de Gestión de Seguridad de la Información de la SUNAT, entre ellos la Política de Seguridad de la Información (SGSI-PO-01).</w:t>
+      </w:r>
+    </w:p>
+    <w:p>
+      <w:pPr>
+        <w:pStyle w:val="Prrafodelista"/>
+        <w:numPr>
+          <w:ilvl w:val="1"/>
+          <w:numId w:val="20"/>
+        </w:numPr>
+        <w:spacing w:line="276" w:lineRule="auto"/>
+        <w:ind w:hanging="578"/>
+        <w:rPr>
+          <w:b w:val="0"/>
+          <w:bCs w:val="0"/>
+          <w:color w:val="000000"/>
+          <w:highlight w:val="green"/>
+        </w:rPr>
+      </w:pPr>
+      <w:r>
+        <w:rPr>
+          <w:b w:val="0"/>
+          <w:bCs w:val="0"/>
+          <w:color w:val="000000"/>
+          <w:highlight w:val="green"/>
+        </w:rPr>
+        <w:t xml:space="preserve">Resolución de Superintendencia N.° 050-2019/SUNAT (06/03/2019), que aprueba los documentos del Sistema de Gestión de Seguridad de la Información de la SUNAT, </w:t>
+      </w:r>
+      <w:r>
+        <w:rPr>
+          <w:b w:val="0"/>
+          <w:bCs w:val="0"/>
+          <w:color w:val="000000"/>
+          <w:highlight w:val="green"/>
+        </w:rPr>
+        <w:lastRenderedPageBreak/>
+        <w:t>entre ellos el Manual de Políticas del Sistema de Gestión de Seguridad de la Información (SGSI-MA-03).</w:t>
       </w:r>
     </w:p>
     <w:p>
@@ -3133,17 +3193,44 @@
           <w:b w:val="0"/>
           <w:bCs w:val="0"/>
           <w:color w:val="000000"/>
-          <w:highlight w:val="lightGray"/>
-        </w:rPr>
-      </w:pPr>
-      <w:r>
-        <w:rPr>
-          <w:b w:val="0"/>
-          <w:bCs w:val="0"/>
-          <w:color w:val="000000"/>
-          <w:highlight w:val="lightGray"/>
-        </w:rPr>
-        <w:t>Resolución de Oficina N.° 000002-2023-SUNAT/1V0000, que aprueba la Metodología para la Gestión por Procesos (METGEP) Versión 5.</w:t>
+          <w:highlight w:val="yellow"/>
+        </w:rPr>
+      </w:pPr>
+      <w:r>
+        <w:rPr>
+          <w:b w:val="0"/>
+          <w:bCs w:val="0"/>
+          <w:color w:val="000000"/>
+          <w:highlight w:val="yellow"/>
+        </w:rPr>
+        <w:t>Resolución de Oficina N.° 001-2024-SUNAT/1V0000</w:t>
+      </w:r>
+      <w:r>
+        <w:rPr>
+          <w:b w:val="0"/>
+          <w:bCs w:val="0"/>
+          <w:color w:val="000000"/>
+          <w:highlight w:val="yellow"/>
+        </w:rPr>
+        <w:t xml:space="preserve"> </w:t>
+      </w:r>
+      <w:r>
+        <w:rPr>
+          <w:b w:val="0"/>
+          <w:bCs w:val="0"/>
+          <w:color w:val="000000"/>
+          <w:highlight w:val="yellow"/>
+        </w:rPr>
+        <w:t>(16/12/2024)</w:t>
+      </w:r>
+      <w:r>
+        <w:rPr>
+          <w:b w:val="0"/>
+          <w:bCs w:val="0"/>
+          <w:color w:val="000000"/>
+          <w:highlight w:val="yellow"/>
+        </w:rPr>
+        <w:t>, que aprueba la Metodología para la formulación, aprobación y control de los Documentos Normativos Institucionales (METDONI) Versión 1.4.</w:t>
       </w:r>
     </w:p>
     <w:p>
@@ -3159,17 +3246,53 @@
           <w:b w:val="0"/>
           <w:bCs w:val="0"/>
           <w:color w:val="000000"/>
-          <w:highlight w:val="green"/>
-        </w:rPr>
-      </w:pPr>
-      <w:r>
-        <w:rPr>
-          <w:b w:val="0"/>
-          <w:bCs w:val="0"/>
-          <w:color w:val="000000"/>
-          <w:highlight w:val="green"/>
-        </w:rPr>
-        <w:t>Resolución de Intendencia N.° 004-2019/SUNAT/1U0000 (02/09/2019), que aprueba los Principios de Arquitectura de TI.</w:t>
+          <w:highlight w:val="lightGray"/>
+        </w:rPr>
+      </w:pPr>
+      <w:r>
+        <w:rPr>
+          <w:b w:val="0"/>
+          <w:bCs w:val="0"/>
+          <w:color w:val="000000"/>
+          <w:highlight w:val="lightGray"/>
+        </w:rPr>
+        <w:t>Resolución de Oficina N.° 000002-2023-SUNAT/1V0000</w:t>
+      </w:r>
+      <w:r>
+        <w:rPr>
+          <w:b w:val="0"/>
+          <w:bCs w:val="0"/>
+          <w:color w:val="000000"/>
+          <w:highlight w:val="lightGray"/>
+        </w:rPr>
+        <w:t xml:space="preserve"> </w:t>
+      </w:r>
+      <w:r>
+        <w:rPr>
+          <w:b w:val="0"/>
+          <w:bCs w:val="0"/>
+          <w:color w:val="000000"/>
+          <w:highlight w:val="lightGray"/>
+        </w:rPr>
+        <w:t>(22/12/2023)</w:t>
+      </w:r>
+      <w:r>
+        <w:rPr>
+          <w:b w:val="0"/>
+          <w:bCs w:val="0"/>
+          <w:color w:val="000000"/>
+          <w:highlight w:val="lightGray"/>
+        </w:rPr>
+        <w:t>, que aprueba la Metodología para la Gestión por Procesos (METGEP) Versión 5.</w:t>
+      </w:r>
+      <w:r>
+        <w:rPr>
+          <w:b w:val="0"/>
+          <w:bCs w:val="0"/>
+          <w:color w:val="000000"/>
+          <w:highlight w:val="lightGray"/>
+        </w:rPr>
+        <w:t>0.</w:t>
       </w:r>
     </w:p>
     <w:p>
@@ -3195,7 +3318,32 @@
           <w:color w:val="000000"/>
           <w:highlight w:val="green"/>
         </w:rPr>
-        <w:lastRenderedPageBreak/>
+        <w:t>Resolución de Intendencia N.° 004-2019/SUNAT/1U0000 (02/09/2019), que aprueba los Principios de Arquitectura de TI.</w:t>
+      </w:r>
+    </w:p>
+    <w:p>
+      <w:pPr>
+        <w:pStyle w:val="Prrafodelista"/>
+        <w:numPr>
+          <w:ilvl w:val="1"/>
+          <w:numId w:val="20"/>
+        </w:numPr>
+        <w:spacing w:line="276" w:lineRule="auto"/>
+        <w:ind w:left="709" w:hanging="567"/>
+        <w:rPr>
+          <w:b w:val="0"/>
+          <w:bCs w:val="0"/>
+          <w:color w:val="000000"/>
+          <w:highlight w:val="green"/>
+        </w:rPr>
+      </w:pPr>
+      <w:r>
+        <w:rPr>
+          <w:b w:val="0"/>
+          <w:bCs w:val="0"/>
+          <w:color w:val="000000"/>
+          <w:highlight w:val="green"/>
+        </w:rPr>
         <w:t>Resolución de Intendencia N.° 011-2019/SUNAT/1U0000 (21/10/2019), que aprueba los Lineamientos de Arquitectura de TI.</w:t>
       </w:r>
     </w:p>
@@ -9702,7 +9850,6 @@
           <w:color w:val="000000"/>
         </w:rPr>
       </w:pPr>
-      <w:proofErr w:type="gramStart"/>
       <w:r>
         <w:rPr>
           <w:rFonts w:ascii="Arial" w:eastAsia="Arial" w:hAnsi="Arial" w:cs="Arial"/>
@@ -9725,16 +9872,7 @@
           <w:color w:val="000000"/>
           <w:highlight w:val="green"/>
         </w:rPr>
-        <w:t>Todo</w:t>
-      </w:r>
-      <w:proofErr w:type="gramEnd"/>
-      <w:r>
-        <w:rPr>
-          <w:rFonts w:ascii="Arial" w:eastAsia="Arial" w:hAnsi="Arial" w:cs="Arial"/>
-          <w:color w:val="000000"/>
-          <w:highlight w:val="green"/>
-        </w:rPr>
-        <w:t xml:space="preserve"> SBIA cuenta con un equipo técnico multidisciplinario, conformado en función de la necesidad y la complejidad de la materia o del problema público que atiende, conforme al numeral 28.3 del artículo 28 del RLIA. El propietario del caso de uso y el custodio técnico lo conforman previamente al inicio del desarrollo o adquisición, y lo integran, cuando menos, con las unidades de organización cuya competencia comprenda las materias que el SBIA involucra. Su composición se registra en la Ficha de Registro de SBIA (Anexo N.° 1).</w:t>
+        <w:t>Todo SBIA cuenta con un equipo técnico multidisciplinario, conformado en función de la necesidad y la complejidad de la materia o del problema público que atiende, conforme al numeral 28.3 del artículo 28 del RLIA. El propietario del caso de uso y el custodio técnico lo conforman previamente al inicio del desarrollo o adquisición, y lo integran, cuando menos, con las unidades de organización cuya competencia comprenda las materias que el SBIA involucra. Su composición se registra en la Ficha de Registro de SBIA (Anexo N.° 1).</w:t>
       </w:r>
     </w:p>
     <w:p>
@@ -11250,25 +11388,7 @@
           <w:color w:val="000000"/>
           <w:highlight w:val="green"/>
         </w:rPr>
-        <w:t xml:space="preserve">Los SBIA cumplen la Política de Seguridad de la Información (SGSI-PO-01) y el Manual de Políticas del Sistema de Gestión de Seguridad de la Información (SGSI-MA-03) de la SUNAT, en sus versiones vigentes, que </w:t>
-      </w:r>
-      <w:proofErr w:type="gramStart"/>
-      <w:r>
-        <w:rPr>
-          <w:rFonts w:ascii="Arial" w:eastAsia="Arial" w:hAnsi="Arial" w:cs="Arial"/>
-          <w:color w:val="000000"/>
-          <w:highlight w:val="green"/>
-        </w:rPr>
-        <w:t>son de aplicación</w:t>
-      </w:r>
-      <w:proofErr w:type="gramEnd"/>
-      <w:r>
-        <w:rPr>
-          <w:rFonts w:ascii="Arial" w:eastAsia="Arial" w:hAnsi="Arial" w:cs="Arial"/>
-          <w:color w:val="000000"/>
-          <w:highlight w:val="green"/>
-        </w:rPr>
-        <w:t xml:space="preserve"> a todo colaborador y tercero vinculado que gestione información de la institución. Cuando un SBIA soporte un proceso comprendido en el alcance del Sistema de Gestión de Seguridad de la Información, le son exigibles además los demás documentos normativos y lineamientos de dicho Sistema.</w:t>
+        <w:t>Los SBIA cumplen la Política de Seguridad de la Información (SGSI-PO-01) y el Manual de Políticas del Sistema de Gestión de Seguridad de la Información (SGSI-MA-03) de la SUNAT, en sus versiones vigentes, que son de aplicación a todo colaborador y tercero vinculado que gestione información de la institución. Cuando un SBIA soporte un proceso comprendido en el alcance del Sistema de Gestión de Seguridad de la Información, le son exigibles además los demás documentos normativos y lineamientos de dicho Sistema.</w:t>
       </w:r>
     </w:p>
     <w:p>
@@ -11720,7 +11840,6 @@
           <w:color w:val="000000"/>
         </w:rPr>
       </w:pPr>
-      <w:proofErr w:type="gramStart"/>
       <w:r>
         <w:rPr>
           <w:rFonts w:ascii="Arial" w:eastAsia="Arial" w:hAnsi="Arial" w:cs="Arial"/>
@@ -11743,16 +11862,7 @@
           <w:color w:val="000000"/>
           <w:highlight w:val="green"/>
         </w:rPr>
-        <w:t>El</w:t>
-      </w:r>
-      <w:proofErr w:type="gramEnd"/>
-      <w:r>
-        <w:rPr>
-          <w:rFonts w:ascii="Arial" w:eastAsia="Arial" w:hAnsi="Arial" w:cs="Arial"/>
-          <w:color w:val="000000"/>
-          <w:highlight w:val="green"/>
-        </w:rPr>
-        <w:t xml:space="preserve"> propietario del caso de uso, con el custodio técnico del SBIA, define el tratamiento de</w:t>
+        <w:t>El propietario del caso de uso, con el custodio técnico del SBIA, define el tratamiento de</w:t>
       </w:r>
       <w:r>
         <w:rPr>
@@ -15239,25 +15349,7 @@
           <w:color w:val="000000"/>
           <w:highlight w:val="yellow"/>
         </w:rPr>
-        <w:t xml:space="preserve"> </w:t>
-      </w:r>
-      <w:proofErr w:type="gramStart"/>
-      <w:r>
-        <w:rPr>
-          <w:rFonts w:ascii="Arial" w:eastAsia="Arial" w:hAnsi="Arial" w:cs="Arial"/>
-          <w:color w:val="000000"/>
-          <w:highlight w:val="yellow"/>
-        </w:rPr>
-        <w:t>son de aplicación</w:t>
-      </w:r>
-      <w:proofErr w:type="gramEnd"/>
-      <w:r>
-        <w:rPr>
-          <w:rFonts w:ascii="Arial" w:eastAsia="Arial" w:hAnsi="Arial" w:cs="Arial"/>
-          <w:color w:val="000000"/>
-          <w:highlight w:val="yellow"/>
-        </w:rPr>
-        <w:t xml:space="preserve"> en la SUNAT desde su entrada en vigencia. La Comisión de Gobierno de IA evalúa su impacto en la presente directiva y propone al CGTD los ajustes que correspondan.</w:t>
+        <w:t xml:space="preserve"> son de aplicación en la SUNAT desde su entrada en vigencia. La Comisión de Gobierno de IA evalúa su impacto en la presente directiva y propone al CGTD los ajustes que correspondan.</w:t>
       </w:r>
     </w:p>
     <w:p>
@@ -17660,23 +17752,7 @@
                 <w:rFonts w:ascii="Arial" w:eastAsia="Arial" w:hAnsi="Arial" w:cs="Arial"/>
                 <w:lang w:val="en-US"/>
               </w:rPr>
-              <w:t xml:space="preserve">Human-in-the-loop, on-the-loop </w:t>
-            </w:r>
-            <w:proofErr w:type="gramStart"/>
-            <w:r>
-              <w:rPr>
-                <w:rFonts w:ascii="Arial" w:eastAsia="Arial" w:hAnsi="Arial" w:cs="Arial"/>
-                <w:lang w:val="en-US"/>
-              </w:rPr>
-              <w:t>o in</w:t>
-            </w:r>
-            <w:proofErr w:type="gramEnd"/>
-            <w:r>
-              <w:rPr>
-                <w:rFonts w:ascii="Arial" w:eastAsia="Arial" w:hAnsi="Arial" w:cs="Arial"/>
-                <w:lang w:val="en-US"/>
-              </w:rPr>
-              <w:t>-command.</w:t>
+              <w:t>Human-in-the-loop, on-the-loop o in-command.</w:t>
             </w:r>
           </w:p>
         </w:tc>

--- a/normativo/DIRECTIVA-GOBIERNO-IA.docx
+++ b/normativo/DIRECTIVA-GOBIERNO-IA.docx
@@ -346,7 +346,7 @@
           </mc:Choice>
           <mc:Fallback>
             <w:pict>
-              <v:roundrect w14:anchorId="63724BC1" id="Rectángulo: esquinas redondeadas 2" o:spid="_x0000_s1026" style="width:140.65pt;height:47.5pt;visibility:visible;mso-wrap-style:square;mso-left-percent:-10001;mso-top-percent:-10001;mso-position-horizontal:absolute;mso-position-horizontal-relative:char;mso-position-vertical:absolute;mso-position-vertical-relative:line;mso-left-percent:-10001;mso-top-percent:-10001;v-text-anchor:top" arcsize="10923f" o:gfxdata="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" strokeweight="2.25pt">
+              <v:roundrect w14:anchorId="63724BC1" id="Rectángulo: esquinas redondeadas 2" o:spid="_x0000_s1026" style="width:140.65pt;height:47.5pt;visibility:visible;mso-wrap-style:square;mso-left-percent:-10001;mso-top-percent:-10001;mso-position-horizontal:absolute;mso-position-horizontal-relative:char;mso-position-vertical:absolute;mso-position-vertical-relative:line;mso-left-percent:-10001;mso-top-percent:-10001;v-text-anchor:top" arcsize="10923f" o:gfxdata="UEsDBBQABgAIAAAAIQC2gziS/gAAAOEBAAATAAAAW0NvbnRlbnRfVHlwZXNdLnhtbJSRQU7DMBBF 90jcwfIWJU67QAgl6YK0S0CoHGBkTxKLZGx5TGhvj5O2G0SRWNoz/78nu9wcxkFMGNg6quQqL6RA 0s5Y6ir5vt9lD1JwBDIwOMJKHpHlpr69KfdHjyxSmriSfYz+USnWPY7AufNIadK6MEJMx9ApD/oD OlTrorhX2lFEilmcO2RdNtjC5xDF9pCuTyYBB5bi6bQ4syoJ3g9WQ0ymaiLzg5KdCXlKLjvcW893 SUOqXwnz5DrgnHtJTxOsQfEKIT7DmDSUCaxw7Rqn8787ZsmRM9e2VmPeBN4uqYvTtW7jvijg9N/y JsXecLq0q+WD6m8AAAD//wMAUEsDBBQABgAIAAAAIQA4/SH/1gAAAJQBAAALAAAAX3JlbHMvLnJl bHOkkMFqwzAMhu+DvYPRfXGawxijTi+j0GvpHsDYimMaW0Yy2fr2M4PBMnrbUb/Q94l/f/hMi1qR JVI2sOt6UJgd+ZiDgffL8ekFlFSbvV0oo4EbChzGx4f9GRdb25HMsYhqlCwG5lrLq9biZkxWOiqY 22YiTra2kYMu1l1tQD30/bPm3wwYN0x18gb45AdQl1tp5j/sFB2T0FQ7R0nTNEV3j6o9feQzro1i OWA14Fm+Q8a1a8+Bvu/d/dMb2JY5uiPbhG/ktn4cqGU/er3pcvwCAAD//wMAUEsDBBQABgAIAAAA IQAvH5D5KwIAAFQEAAAOAAAAZHJzL2Uyb0RvYy54bWysVNuO0zAQfUfiHyy/0ySlTUvUdLXqUoS0 XMTCBzi2cwHHY2y3yfL1jJ22dIEnRB6sGY995syZcTY3Y6/IUVrXgS5pNkspkZqD6HRT0i+f9y/W lDjPtGAKtCzpo3T0Zvv82WYwhZxDC0pISxBEu2IwJW29N0WSON7KnrkZGKkxWIPtmUfXNomwbED0 XiXzNM2TAawwFrh0DnfvpiDdRvy6ltx/qGsnPVElRW4+rjauVViT7YYVjWWm7fiJBvsHFj3rNCa9 QN0xz8jBdn9A9R234KD2Mw59AnXdcRlrwGqy9LdqHlpmZKwFxXHmIpP7f7D8/fHBfLSBujP3wL85 omHXMt3IW2thaCUTmC4LQiWDccXlQnAcXiXV8A4EtpYdPEQNxtr2ARCrI2OU+vEitRw94biZrdb5 Yo0d4RjL05fzZexFworzbWOdfyOhJ8EoqYWDFp+wnzEFO947H/UWRLM+ZBdfKal7hd07MkWyPM9X kTQrTocR+4wZywXViX2nVHRsU+2UJXi1pPv4nS6762NKk6Gk8/VytYw0ngTdNUYav79hxELi2AVt X2sRbc86NdlIU+nAScbxxTrP0ge1w2C7wo/ViLvBrEA8YhMsTKONTxGNFuwPSgYc65K67wdmJSXq rcZGvsoWi/AOorNYrubo2OtIdR1hmiNUST0lk7nz09s5GNs1LWbKog4abrH5dXehOrE6jQyOLlpP 3sa1H0/9+hlsfwIAAP//AwBQSwMEFAAGAAgAAAAhAB7EOUjaAAAABAEAAA8AAABkcnMvZG93bnJl di54bWxMj8FOwzAQRO9I/QdrK3FB1E4QUEKcqlRC4koL4rqJt3HUeB3Fbhv+HsOFXlYazWjmbbma XC9ONIbOs4ZsoUAQN9503Gr42L3eLkGEiGyw90wavinAqppdlVgYf+Z3Om1jK1IJhwI12BiHQsrQ WHIYFn4gTt7ejw5jkmMrzYjnVO56mSv1IB12nBYsDrSx1By2R6dh32Q+f9zcvH3KiFn3pV52tbNa X8+n9TOISFP8D8MvfkKHKjHV/sgmiF5DeiT+3eTly+wORK3h6V6BrEp5CV/9AAAA//8DAFBLAQIt ABQABgAIAAAAIQC2gziS/gAAAOEBAAATAAAAAAAAAAAAAAAAAAAAAABbQ29udGVudF9UeXBlc10u eG1sUEsBAi0AFAAGAAgAAAAhADj9If/WAAAAlAEAAAsAAAAAAAAAAAAAAAAALwEAAF9yZWxzLy5y ZWxzUEsBAi0AFAAGAAgAAAAhAC8fkPkrAgAAVAQAAA4AAAAAAAAAAAAAAAAALgIAAGRycy9lMm9E b2MueG1sUEsBAi0AFAAGAAgAAAAhAB7EOUjaAAAABAEAAA8AAAAAAAAAAAAAAAAAhQQAAGRycy9k b3ducmV2LnhtbFBLBQYAAAAABAAEAPMAAACMBQAAAAA= " strokeweight="2.25pt">
                 <v:shadow offset="6pt,6pt"/>
                 <v:textbox>
                   <w:txbxContent>
@@ -612,23 +612,7 @@
           <w:szCs w:val="22"/>
         </w:rPr>
         <w:fldChar w:fldCharType="begin"/>
-      </w:r>
-      <w:r>
-        <w:rPr>
-          <w:rFonts w:ascii="Arial" w:hAnsi="Arial" w:cs="Arial"/>
-          <w:bCs/>
-          <w:noProof w:val="0"/>
-          <w:szCs w:val="22"/>
-        </w:rPr>
         <w:instrText xml:space="preserve"> TOC \o "1-3" \h \z \u </w:instrText>
-      </w:r>
-      <w:r>
-        <w:rPr>
-          <w:rFonts w:ascii="Arial" w:hAnsi="Arial" w:cs="Arial"/>
-          <w:bCs/>
-          <w:noProof w:val="0"/>
-          <w:szCs w:val="22"/>
-        </w:rPr>
         <w:fldChar w:fldCharType="separate"/>
       </w:r>
       <w:hyperlink w:anchor="_Toc235003961" w:history="1">
@@ -662,40 +646,10 @@
             <w:webHidden/>
           </w:rPr>
           <w:tab/>
-        </w:r>
-        <w:r>
-          <w:rPr>
-            <w:webHidden/>
-          </w:rPr>
           <w:fldChar w:fldCharType="begin"/>
-        </w:r>
-        <w:r>
-          <w:rPr>
-            <w:webHidden/>
-          </w:rPr>
           <w:instrText xml:space="preserve"> PAGEREF _Toc235003961 \h </w:instrText>
-        </w:r>
-        <w:r>
-          <w:rPr>
-            <w:webHidden/>
-          </w:rPr>
-        </w:r>
-        <w:r>
-          <w:rPr>
-            <w:webHidden/>
-          </w:rPr>
           <w:fldChar w:fldCharType="separate"/>
-        </w:r>
-        <w:r>
-          <w:rPr>
-            <w:webHidden/>
-          </w:rPr>
           <w:t>4</w:t>
-        </w:r>
-        <w:r>
-          <w:rPr>
-            <w:webHidden/>
-          </w:rPr>
           <w:fldChar w:fldCharType="end"/>
         </w:r>
       </w:hyperlink>
@@ -743,40 +697,10 @@
             <w:webHidden/>
           </w:rPr>
           <w:tab/>
-        </w:r>
-        <w:r>
-          <w:rPr>
-            <w:webHidden/>
-          </w:rPr>
           <w:fldChar w:fldCharType="begin"/>
-        </w:r>
-        <w:r>
-          <w:rPr>
-            <w:webHidden/>
-          </w:rPr>
           <w:instrText xml:space="preserve"> PAGEREF _Toc235003962 \h </w:instrText>
-        </w:r>
-        <w:r>
-          <w:rPr>
-            <w:webHidden/>
-          </w:rPr>
-        </w:r>
-        <w:r>
-          <w:rPr>
-            <w:webHidden/>
-          </w:rPr>
           <w:fldChar w:fldCharType="separate"/>
-        </w:r>
-        <w:r>
-          <w:rPr>
-            <w:webHidden/>
-          </w:rPr>
           <w:t>4</w:t>
-        </w:r>
-        <w:r>
-          <w:rPr>
-            <w:webHidden/>
-          </w:rPr>
           <w:fldChar w:fldCharType="end"/>
         </w:r>
       </w:hyperlink>
@@ -824,40 +748,10 @@
             <w:webHidden/>
           </w:rPr>
           <w:tab/>
-        </w:r>
-        <w:r>
-          <w:rPr>
-            <w:webHidden/>
-          </w:rPr>
           <w:fldChar w:fldCharType="begin"/>
-        </w:r>
-        <w:r>
-          <w:rPr>
-            <w:webHidden/>
-          </w:rPr>
           <w:instrText xml:space="preserve"> PAGEREF _Toc235003963 \h </w:instrText>
-        </w:r>
-        <w:r>
-          <w:rPr>
-            <w:webHidden/>
-          </w:rPr>
-        </w:r>
-        <w:r>
-          <w:rPr>
-            <w:webHidden/>
-          </w:rPr>
           <w:fldChar w:fldCharType="separate"/>
-        </w:r>
-        <w:r>
-          <w:rPr>
-            <w:webHidden/>
-          </w:rPr>
           <w:t>4</w:t>
-        </w:r>
-        <w:r>
-          <w:rPr>
-            <w:webHidden/>
-          </w:rPr>
           <w:fldChar w:fldCharType="end"/>
         </w:r>
       </w:hyperlink>
@@ -905,40 +799,10 @@
             <w:webHidden/>
           </w:rPr>
           <w:tab/>
-        </w:r>
-        <w:r>
-          <w:rPr>
-            <w:webHidden/>
-          </w:rPr>
           <w:fldChar w:fldCharType="begin"/>
-        </w:r>
-        <w:r>
-          <w:rPr>
-            <w:webHidden/>
-          </w:rPr>
           <w:instrText xml:space="preserve"> PAGEREF _Toc235003964 \h </w:instrText>
-        </w:r>
-        <w:r>
-          <w:rPr>
-            <w:webHidden/>
-          </w:rPr>
-        </w:r>
-        <w:r>
-          <w:rPr>
-            <w:webHidden/>
-          </w:rPr>
           <w:fldChar w:fldCharType="separate"/>
-        </w:r>
-        <w:r>
-          <w:rPr>
-            <w:webHidden/>
-          </w:rPr>
           <w:t>6</w:t>
-        </w:r>
-        <w:r>
-          <w:rPr>
-            <w:webHidden/>
-          </w:rPr>
           <w:fldChar w:fldCharType="end"/>
         </w:r>
       </w:hyperlink>
@@ -986,40 +850,10 @@
             <w:webHidden/>
           </w:rPr>
           <w:tab/>
-        </w:r>
-        <w:r>
-          <w:rPr>
-            <w:webHidden/>
-          </w:rPr>
           <w:fldChar w:fldCharType="begin"/>
-        </w:r>
-        <w:r>
-          <w:rPr>
-            <w:webHidden/>
-          </w:rPr>
           <w:instrText xml:space="preserve"> PAGEREF _Toc235003965 \h </w:instrText>
-        </w:r>
-        <w:r>
-          <w:rPr>
-            <w:webHidden/>
-          </w:rPr>
-        </w:r>
-        <w:r>
-          <w:rPr>
-            <w:webHidden/>
-          </w:rPr>
           <w:fldChar w:fldCharType="separate"/>
-        </w:r>
-        <w:r>
-          <w:rPr>
-            <w:webHidden/>
-          </w:rPr>
           <w:t>7</w:t>
-        </w:r>
-        <w:r>
-          <w:rPr>
-            <w:webHidden/>
-          </w:rPr>
           <w:fldChar w:fldCharType="end"/>
         </w:r>
       </w:hyperlink>
@@ -1067,40 +901,10 @@
             <w:webHidden/>
           </w:rPr>
           <w:tab/>
-        </w:r>
-        <w:r>
-          <w:rPr>
-            <w:webHidden/>
-          </w:rPr>
           <w:fldChar w:fldCharType="begin"/>
-        </w:r>
-        <w:r>
-          <w:rPr>
-            <w:webHidden/>
-          </w:rPr>
           <w:instrText xml:space="preserve"> PAGEREF _Toc235003966 \h </w:instrText>
-        </w:r>
-        <w:r>
-          <w:rPr>
-            <w:webHidden/>
-          </w:rPr>
-        </w:r>
-        <w:r>
-          <w:rPr>
-            <w:webHidden/>
-          </w:rPr>
           <w:fldChar w:fldCharType="separate"/>
-        </w:r>
-        <w:r>
-          <w:rPr>
-            <w:webHidden/>
-          </w:rPr>
           <w:t>10</w:t>
-        </w:r>
-        <w:r>
-          <w:rPr>
-            <w:webHidden/>
-          </w:rPr>
           <w:fldChar w:fldCharType="end"/>
         </w:r>
       </w:hyperlink>
@@ -1148,40 +952,10 @@
             <w:webHidden/>
           </w:rPr>
           <w:tab/>
-        </w:r>
-        <w:r>
-          <w:rPr>
-            <w:webHidden/>
-          </w:rPr>
           <w:fldChar w:fldCharType="begin"/>
-        </w:r>
-        <w:r>
-          <w:rPr>
-            <w:webHidden/>
-          </w:rPr>
           <w:instrText xml:space="preserve"> PAGEREF _Toc235003967 \h </w:instrText>
-        </w:r>
-        <w:r>
-          <w:rPr>
-            <w:webHidden/>
-          </w:rPr>
-        </w:r>
-        <w:r>
-          <w:rPr>
-            <w:webHidden/>
-          </w:rPr>
           <w:fldChar w:fldCharType="separate"/>
-        </w:r>
-        <w:r>
-          <w:rPr>
-            <w:webHidden/>
-          </w:rPr>
           <w:t>21</w:t>
-        </w:r>
-        <w:r>
-          <w:rPr>
-            <w:webHidden/>
-          </w:rPr>
           <w:fldChar w:fldCharType="end"/>
         </w:r>
       </w:hyperlink>
@@ -1229,40 +1003,10 @@
             <w:webHidden/>
           </w:rPr>
           <w:tab/>
-        </w:r>
-        <w:r>
-          <w:rPr>
-            <w:webHidden/>
-          </w:rPr>
           <w:fldChar w:fldCharType="begin"/>
-        </w:r>
-        <w:r>
-          <w:rPr>
-            <w:webHidden/>
-          </w:rPr>
           <w:instrText xml:space="preserve"> PAGEREF _Toc235003968 \h </w:instrText>
-        </w:r>
-        <w:r>
-          <w:rPr>
-            <w:webHidden/>
-          </w:rPr>
-        </w:r>
-        <w:r>
-          <w:rPr>
-            <w:webHidden/>
-          </w:rPr>
           <w:fldChar w:fldCharType="separate"/>
-        </w:r>
-        <w:r>
-          <w:rPr>
-            <w:webHidden/>
-          </w:rPr>
           <w:t>22</w:t>
-        </w:r>
-        <w:r>
-          <w:rPr>
-            <w:webHidden/>
-          </w:rPr>
           <w:fldChar w:fldCharType="end"/>
         </w:r>
       </w:hyperlink>
@@ -1665,31 +1409,7 @@
           <w:bCs w:val="0"/>
           <w:color w:val="000000"/>
         </w:rPr>
-        <w:t xml:space="preserve">MGPP: Modelo de </w:t>
-      </w:r>
-      <w:r>
-        <w:rPr>
-          <w:b w:val="0"/>
-          <w:bCs w:val="0"/>
-          <w:color w:val="000000"/>
-        </w:rPr>
-        <w:t>Gobernabilidad</w:t>
-      </w:r>
-      <w:r>
-        <w:rPr>
-          <w:b w:val="0"/>
-          <w:bCs w:val="0"/>
-          <w:color w:val="000000"/>
-        </w:rPr>
-        <w:t xml:space="preserve"> de </w:t>
-      </w:r>
-      <w:r>
-        <w:rPr>
-          <w:b w:val="0"/>
-          <w:bCs w:val="0"/>
-          <w:color w:val="000000"/>
-        </w:rPr>
-        <w:t>Programas y Proyectos</w:t>
+        <w:t xml:space="preserve">MGPP: Modelo de Gobernabilidad de Programas y Proyectos</w:t>
       </w:r>
     </w:p>
     <w:p>
@@ -2285,21 +2005,7 @@
           <w:rFonts w:ascii="Arial" w:hAnsi="Arial" w:cs="Arial"/>
           <w:highlight w:val="yellow"/>
         </w:rPr>
-        <w:t xml:space="preserve">Establecer las disposiciones para el gobierno, la gestión del ciclo de vida y el uso responsable de los Sistemas Basados en Inteligencia Artificial (SBIA) en la SUNAT, precisando los compromisos establecidos en la Política de Uso Seguro, Responsable y Ético de los SBIA </w:t>
-      </w:r>
-      <w:r>
-        <w:rPr>
-          <w:rFonts w:ascii="Arial" w:hAnsi="Arial" w:cs="Arial"/>
-          <w:highlight w:val="yellow"/>
-        </w:rPr>
-        <w:t>y observando la NTP-ISO/IEC 42001:2025 de uso obligatorio conforme al numeral 28.2 del artículo 28 del RLIA</w:t>
-      </w:r>
-      <w:r>
-        <w:rPr>
-          <w:rFonts w:ascii="Arial" w:hAnsi="Arial" w:cs="Arial"/>
-          <w:highlight w:val="yellow"/>
-        </w:rPr>
-        <w:t>, para garantizar su alineamiento con la estrategia institucional, el cumplimiento del marco normativo vigente, la protección de los derechos de los administrados, la reserva tributaria y la seguridad de la información.</w:t>
+        <w:t xml:space="preserve">Establecer las disposiciones para el gobierno, la gestión del ciclo de vida y el uso responsable de los Sistemas Basados en Inteligencia Artificial (SBIA) en la SUNAT, precisando los compromisos establecidos en la Política de Uso Seguro, Responsable y Ético de los SBIA y observando la NTP-ISO/IEC 42001:2025 de uso obligatorio conforme al numeral 28.2 del artículo 28 del RLIA, para garantizar su alineamiento con la estrategia institucional, el cumplimiento del marco normativo vigente, la protección de los derechos de los administrados, la reserva tributaria y la seguridad de la información.</w:t>
       </w:r>
     </w:p>
     <w:p>
@@ -2315,76 +2021,20 @@
           <w:rFonts w:ascii="Arial" w:hAnsi="Arial" w:cs="Arial"/>
           <w:highlight w:val="green"/>
         </w:rPr>
-        <w:t>La presente directiva regula la gestión de los SBIA solo en lo específico de la</w:t>
+        <w:t xml:space="preserve">La presente directiva regula la gestión de los SBIA solo en lo específico de la inteligencia artificial. No sustituye a los documentos normativos institucionales que regulan la gestión de proyectos, el desarrollo de sistemas, la gobernanza de datos, la seguridad de la información, las contrataciones y la gestión de las personas:</w:t>
+      </w:r>
+      <w:r>
+        <w:rPr>
+          <w:highlight w:val="green"/>
+        </w:rPr>
+        <w:t xml:space="preserve"> </w:t>
       </w:r>
       <w:r>
         <w:rPr>
           <w:rFonts w:ascii="Arial" w:hAnsi="Arial" w:cs="Arial"/>
           <w:highlight w:val="green"/>
         </w:rPr>
-        <w:t xml:space="preserve"> </w:t>
-      </w:r>
-      <w:r>
-        <w:rPr>
-          <w:rFonts w:ascii="Arial" w:hAnsi="Arial" w:cs="Arial"/>
-          <w:highlight w:val="green"/>
-        </w:rPr>
-        <w:t>inteligencia artificial. No sustituye a los documentos normativos institucionales que</w:t>
-      </w:r>
-      <w:r>
-        <w:rPr>
-          <w:rFonts w:ascii="Arial" w:hAnsi="Arial" w:cs="Arial"/>
-          <w:highlight w:val="green"/>
-        </w:rPr>
-        <w:t xml:space="preserve"> </w:t>
-      </w:r>
-      <w:r>
-        <w:rPr>
-          <w:rFonts w:ascii="Arial" w:hAnsi="Arial" w:cs="Arial"/>
-          <w:highlight w:val="green"/>
-        </w:rPr>
-        <w:t>regulan la gestión de proyectos, el desarrollo de sistemas, la gobernanza de datos, la</w:t>
-      </w:r>
-      <w:r>
-        <w:rPr>
-          <w:rFonts w:ascii="Arial" w:hAnsi="Arial" w:cs="Arial"/>
-          <w:highlight w:val="green"/>
-        </w:rPr>
-        <w:t xml:space="preserve"> </w:t>
-      </w:r>
-      <w:r>
-        <w:rPr>
-          <w:rFonts w:ascii="Arial" w:hAnsi="Arial" w:cs="Arial"/>
-          <w:highlight w:val="green"/>
-        </w:rPr>
-        <w:t xml:space="preserve">seguridad de la información, las contrataciones y la </w:t>
-      </w:r>
-      <w:r>
-        <w:rPr>
-          <w:rFonts w:ascii="Arial" w:hAnsi="Arial" w:cs="Arial"/>
-          <w:highlight w:val="green"/>
-        </w:rPr>
-        <w:t>gestión de las personas:</w:t>
-      </w:r>
-      <w:r>
-        <w:rPr>
-          <w:highlight w:val="green"/>
-        </w:rPr>
-        <w:t xml:space="preserve"> </w:t>
-      </w:r>
-      <w:r>
-        <w:rPr>
-          <w:rFonts w:ascii="Arial" w:hAnsi="Arial" w:cs="Arial"/>
-          <w:highlight w:val="green"/>
-        </w:rPr>
-        <w:t>sobre ellos identifica lo que corresponde verificar respecto del componente de IA</w:t>
-      </w:r>
-      <w:r>
-        <w:rPr>
-          <w:rFonts w:ascii="Arial" w:hAnsi="Arial" w:cs="Arial"/>
-          <w:highlight w:val="green"/>
-        </w:rPr>
-        <w:t>.</w:t>
+        <w:t>sobre ellos identifica lo que corresponde verificar respecto del componente de IA.</w:t>
       </w:r>
     </w:p>
     <w:p>
@@ -2609,23 +2259,7 @@
           <w:bCs w:val="0"/>
           <w:color w:val="000000"/>
         </w:rPr>
-        <w:t>Resolución Ministerial N.° 152-2026-PCM (</w:t>
-      </w:r>
-      <w:r>
-        <w:rPr>
-          <w:b w:val="0"/>
-          <w:bCs w:val="0"/>
-          <w:color w:val="000000"/>
-        </w:rPr>
-        <w:t>01/05/2026</w:t>
-      </w:r>
-      <w:r>
-        <w:rPr>
-          <w:b w:val="0"/>
-          <w:bCs w:val="0"/>
-          <w:color w:val="000000"/>
-        </w:rPr>
-        <w:t>), que aprueba la Estrategia Nacional de Inteligencia Artificial (ENIA) 2026-2030.</w:t>
+        <w:t>Resolución Ministerial N.° 152-2026-PCM (01/05/2026), que aprueba la Estrategia Nacional de Inteligencia Artificial (ENIA) 2026-2030.</w:t>
       </w:r>
     </w:p>
     <w:p>
@@ -2775,15 +2409,7 @@
           <w:bCs w:val="0"/>
           <w:color w:val="000000"/>
         </w:rPr>
-        <w:t xml:space="preserve">Decreto Supremo N.° 029-2021-PCM (18/02/2021), que aprueba el Reglamento del Decreto Legislativo N.° 1412, </w:t>
-      </w:r>
-      <w:r>
-        <w:rPr>
-          <w:b w:val="0"/>
-          <w:bCs w:val="0"/>
-          <w:color w:val="000000"/>
-        </w:rPr>
-        <w:t>y sus modificatorias aprobadas por Decreto Supremo N.° 075-2023-PCM y Decreto Supremo N.° 098-2025-PCM (31/07/2025).</w:t>
+        <w:t xml:space="preserve">Decreto Supremo N.° 029-2021-PCM (18/02/2021), que aprueba el Reglamento del Decreto Legislativo N.° 1412, y sus modificatorias aprobadas por Decreto Supremo N.° 075-2023-PCM y Decreto Supremo N.° 098-2025-PCM (31/07/2025).</w:t>
       </w:r>
     </w:p>
     <w:p>
@@ -3080,16 +2706,7 @@
           <w:color w:val="000000"/>
           <w:highlight w:val="green"/>
         </w:rPr>
-        <w:t xml:space="preserve">Resolución de Superintendencia N.° 000144-2026/SUNAT (30/07/2026), que </w:t>
-      </w:r>
-      <w:r>
-        <w:rPr>
-          <w:b w:val="0"/>
-          <w:bCs w:val="0"/>
-          <w:color w:val="000000"/>
-          <w:highlight w:val="green"/>
-        </w:rPr>
-        <w:t>aprueba la Política de uso seguro, responsable y ético de los sistemas basados en inteligencia artificial en la Superintendencia Nacional de Aduanas y de Administración Tributaria</w:t>
+        <w:t xml:space="preserve">Resolución de Superintendencia N.° 000144-2026/SUNAT (30/07/2026), que aprueba la Política de uso seguro, responsable y ético de los sistemas basados en inteligencia artificial en la Superintendencia Nacional de Aduanas y de Administración Tributaria</w:t>
       </w:r>
       <w:r>
         <w:rPr>
@@ -3106,16 +2723,7 @@
           <w:color w:val="000000"/>
           <w:highlight w:val="green"/>
         </w:rPr>
-        <w:t>en adelante, la Política de IA</w:t>
-      </w:r>
-      <w:r>
-        <w:rPr>
-          <w:b w:val="0"/>
-          <w:bCs w:val="0"/>
-          <w:color w:val="000000"/>
-          <w:highlight w:val="green"/>
-        </w:rPr>
-        <w:t>.</w:t>
+        <w:t>en adelante, la Política de IA.</w:t>
       </w:r>
     </w:p>
     <w:p>
@@ -3168,14 +2776,6 @@
           <w:highlight w:val="green"/>
         </w:rPr>
         <w:t xml:space="preserve">Resolución de Superintendencia N.° 050-2019/SUNAT (06/03/2019), que aprueba los documentos del Sistema de Gestión de Seguridad de la Información de la SUNAT, </w:t>
-      </w:r>
-      <w:r>
-        <w:rPr>
-          <w:b w:val="0"/>
-          <w:bCs w:val="0"/>
-          <w:color w:val="000000"/>
-          <w:highlight w:val="green"/>
-        </w:rPr>
         <w:lastRenderedPageBreak/>
         <w:t>entre ellos el Manual de Políticas del Sistema de Gestión de Seguridad de la Información (SGSI-MA-03).</w:t>
       </w:r>
@@ -3203,34 +2803,7 @@
           <w:color w:val="000000"/>
           <w:highlight w:val="yellow"/>
         </w:rPr>
-        <w:t>Resolución de Oficina N.° 001-2024-SUNAT/1V0000</w:t>
-      </w:r>
-      <w:r>
-        <w:rPr>
-          <w:b w:val="0"/>
-          <w:bCs w:val="0"/>
-          <w:color w:val="000000"/>
-          <w:highlight w:val="yellow"/>
-        </w:rPr>
-        <w:t xml:space="preserve"> </w:t>
-      </w:r>
-      <w:r>
-        <w:rPr>
-          <w:b w:val="0"/>
-          <w:bCs w:val="0"/>
-          <w:color w:val="000000"/>
-          <w:highlight w:val="yellow"/>
-        </w:rPr>
-        <w:t>(16/12/2024)</w:t>
-      </w:r>
-      <w:r>
-        <w:rPr>
-          <w:b w:val="0"/>
-          <w:bCs w:val="0"/>
-          <w:color w:val="000000"/>
-          <w:highlight w:val="yellow"/>
-        </w:rPr>
-        <w:t>, que aprueba la Metodología para la formulación, aprobación y control de los Documentos Normativos Institucionales (METDONI) Versión 1.4.</w:t>
+        <w:t xml:space="preserve">Resolución de Oficina N.° 001-2024-SUNAT/1V0000 (16/12/2024), que aprueba la Metodología para la formulación, aprobación y control de los Documentos Normativos Institucionales (METDONI) Versión 1.4.</w:t>
       </w:r>
     </w:p>
     <w:p>
@@ -3256,43 +2829,7 @@
           <w:color w:val="000000"/>
           <w:highlight w:val="lightGray"/>
         </w:rPr>
-        <w:t>Resolución de Oficina N.° 000002-2023-SUNAT/1V0000</w:t>
-      </w:r>
-      <w:r>
-        <w:rPr>
-          <w:b w:val="0"/>
-          <w:bCs w:val="0"/>
-          <w:color w:val="000000"/>
-          <w:highlight w:val="lightGray"/>
-        </w:rPr>
-        <w:t xml:space="preserve"> </w:t>
-      </w:r>
-      <w:r>
-        <w:rPr>
-          <w:b w:val="0"/>
-          <w:bCs w:val="0"/>
-          <w:color w:val="000000"/>
-          <w:highlight w:val="lightGray"/>
-        </w:rPr>
-        <w:t>(22/12/2023)</w:t>
-      </w:r>
-      <w:r>
-        <w:rPr>
-          <w:b w:val="0"/>
-          <w:bCs w:val="0"/>
-          <w:color w:val="000000"/>
-          <w:highlight w:val="lightGray"/>
-        </w:rPr>
-        <w:t>, que aprueba la Metodología para la Gestión por Procesos (METGEP) Versión 5.</w:t>
-      </w:r>
-      <w:r>
-        <w:rPr>
-          <w:b w:val="0"/>
-          <w:bCs w:val="0"/>
-          <w:color w:val="000000"/>
-          <w:highlight w:val="lightGray"/>
-        </w:rPr>
-        <w:t>0.</w:t>
+        <w:t xml:space="preserve">Resolución de Oficina N.° 000002-2023-SUNAT/1V0000 (22/12/2023), que aprueba la Metodología para la Gestión por Procesos (METGEP) Versión 5.0.</w:t>
       </w:r>
     </w:p>
     <w:p>
@@ -3472,15 +3009,7 @@
           <w:bCs w:val="0"/>
           <w:color w:val="000000"/>
         </w:rPr>
-        <w:t xml:space="preserve">: Conjunto de etapas secuenciales e iterativas desde la ideación hasta el retiro de un SBIA, incluyendo evaluación de viabilidad, diseño, desarrollo o adquisición, pruebas, despliegue, operación, monitoreo y desactivación. [ISO/IEC 22989:2022, sección 3.2.1; </w:t>
-      </w:r>
-      <w:r>
-        <w:rPr>
-          <w:b w:val="0"/>
-          <w:bCs w:val="0"/>
-          <w:color w:val="000000"/>
-        </w:rPr>
-        <w:t>NTP-ISO/IEC 42001:2025, Anexo A, A.6]</w:t>
+        <w:t xml:space="preserve">: Conjunto de etapas secuenciales e iterativas desde la ideación hasta el retiro de un SBIA, incluyendo evaluación de viabilidad, diseño, desarrollo o adquisición, pruebas, despliegue, operación, monitoreo y desactivación. [ISO/IEC 22989:2022, sección 3.2.1; NTP-ISO/IEC 42001:2025, Anexo A, A.6]</w:t>
       </w:r>
     </w:p>
     <w:p>
@@ -3576,34 +3105,7 @@
           <w:color w:val="000000"/>
           <w:highlight w:val="green"/>
         </w:rPr>
-        <w:t xml:space="preserve"> </w:t>
-      </w:r>
-      <w:r>
-        <w:rPr>
-          <w:b w:val="0"/>
-          <w:bCs w:val="0"/>
-          <w:color w:val="000000"/>
-          <w:highlight w:val="green"/>
-        </w:rPr>
-        <w:t xml:space="preserve">Conjunto de controles, reglas y mecanismos </w:t>
-      </w:r>
-      <w:r>
-        <w:rPr>
-          <w:b w:val="0"/>
-          <w:bCs w:val="0"/>
-          <w:color w:val="000000"/>
-          <w:highlight w:val="green"/>
-        </w:rPr>
-        <w:t xml:space="preserve">técnicos que limitan, filtran o validan las entradas y salidas de un SBIA para prevenir, detectar y restringir comportamientos no autorizados o inseguros. Comprenden, entre otros, la validación de entradas, el filtrado de salidas, la protección frente a ataques adversarios y la prevención de la divulgación no autorizada de información. </w:t>
-      </w:r>
-      <w:r>
-        <w:rPr>
-          <w:b w:val="0"/>
-          <w:bCs w:val="0"/>
-          <w:color w:val="000000"/>
-          <w:highlight w:val="green"/>
-        </w:rPr>
-        <w:t>[NIST AI 600-1 (2024), sección 2.6; OWASP (2025), Top 10 for LLM Applications]</w:t>
+        <w:t xml:space="preserve"> Conjunto de controles, reglas y mecanismos técnicos que limitan, filtran o validan las entradas y salidas de un SBIA para prevenir, detectar y restringir comportamientos no autorizados o inseguros. Comprenden, entre otros, la validación de entradas, el filtrado de salidas, la protección frente a ataques adversarios y la prevención de la divulgación no autorizada de información. [NIST AI 600-1 (2024), sección 2.6; OWASP (2025), Top 10 for LLM Applications]</w:t>
       </w:r>
     </w:p>
     <w:p>
@@ -3741,17 +3243,7 @@
           <w:highlight w:val="yellow"/>
           <w:lang w:val="en-US"/>
         </w:rPr>
-        <w:t xml:space="preserve">[D.S. N.° 115-2025-PCM, Art. 30; </w:t>
-      </w:r>
-      <w:r>
-        <w:rPr>
-          <w:b w:val="0"/>
-          <w:bCs w:val="0"/>
-          <w:color w:val="000000"/>
-          <w:highlight w:val="yellow"/>
-          <w:lang w:val="en-US"/>
-        </w:rPr>
-        <w:t>NTP-ISO/IEC 42001:2025, Anexo A, A.5.2]</w:t>
+        <w:t xml:space="preserve">[D.S. N.° 115-2025-PCM, Art. 30; NTP-ISO/IEC 42001:2025, Anexo A, A.5.2]</w:t>
       </w:r>
     </w:p>
     <w:p>
@@ -3843,15 +3335,7 @@
           <w:bCs w:val="0"/>
           <w:color w:val="000000"/>
         </w:rPr>
-        <w:t xml:space="preserve"> Modelo de supervisión donde un ser humano interviene activamente en cada decisión del SBIA antes de su ejecución.</w:t>
-      </w:r>
-      <w:r>
-        <w:rPr>
-          <w:b w:val="0"/>
-          <w:bCs w:val="0"/>
-          <w:color w:val="000000"/>
-        </w:rPr>
-        <w:t xml:space="preserve"> </w:t>
+        <w:t xml:space="preserve"> Modelo de supervisión donde un ser humano interviene activamente en cada decisión del SBIA antes de su ejecución. </w:t>
       </w:r>
       <w:r>
         <w:rPr>
@@ -3860,16 +3344,7 @@
           <w:color w:val="000000"/>
           <w:lang w:val="en-US"/>
         </w:rPr>
-        <w:t>[D.S. N.° 115-2025-PCM, Art. 7 lit. h);</w:t>
-      </w:r>
-      <w:r>
-        <w:rPr>
-          <w:b w:val="0"/>
-          <w:bCs w:val="0"/>
-          <w:color w:val="000000"/>
-          <w:lang w:val="en-US"/>
-        </w:rPr>
-        <w:t xml:space="preserve"> ISO/IEC 22989:2022, sección 3.4.3]</w:t>
+        <w:t xml:space="preserve">[D.S. N.° 115-2025-PCM, Art. 7 lit. h); ISO/IEC 22989:2022, sección 3.4.3]</w:t>
       </w:r>
     </w:p>
     <w:p>
@@ -3900,15 +3375,7 @@
           <w:bCs w:val="0"/>
           <w:color w:val="000000"/>
         </w:rPr>
-        <w:t xml:space="preserve"> Modelo de supervisión donde un ser humano monitorea las operaciones del SBIA y puede intervenir ante anomalías.</w:t>
-      </w:r>
-      <w:r>
-        <w:rPr>
-          <w:b w:val="0"/>
-          <w:bCs w:val="0"/>
-          <w:color w:val="000000"/>
-        </w:rPr>
-        <w:t xml:space="preserve"> </w:t>
+        <w:t xml:space="preserve"> Modelo de supervisión donde un ser humano monitorea las operaciones del SBIA y puede intervenir ante anomalías. </w:t>
       </w:r>
       <w:r>
         <w:rPr>
@@ -3917,16 +3384,7 @@
           <w:color w:val="000000"/>
           <w:lang w:val="en-US"/>
         </w:rPr>
-        <w:t>[D.S. N.° 115-2025-PCM, Art. 7 lit. h);</w:t>
-      </w:r>
-      <w:r>
-        <w:rPr>
-          <w:b w:val="0"/>
-          <w:bCs w:val="0"/>
-          <w:color w:val="000000"/>
-          <w:lang w:val="en-US"/>
-        </w:rPr>
-        <w:t xml:space="preserve"> ISO/IEC 22989:2022, sección 3.4.4]</w:t>
+        <w:t xml:space="preserve">[D.S. N.° 115-2025-PCM, Art. 7 lit. h); ISO/IEC 22989:2022, sección 3.4.4]</w:t>
       </w:r>
     </w:p>
     <w:p>
@@ -3956,31 +3414,7 @@
           <w:bCs w:val="0"/>
           <w:color w:val="000000"/>
         </w:rPr>
-        <w:t xml:space="preserve"> Modelo de supervisión donde un ser humano mantiene el control general sobre la actividad del SBIA, con capacidad de definir límites operativos y desactivarlo.</w:t>
-      </w:r>
-      <w:r>
-        <w:rPr>
-          <w:b w:val="0"/>
-          <w:bCs w:val="0"/>
-          <w:color w:val="000000"/>
-        </w:rPr>
-        <w:t xml:space="preserve"> </w:t>
-      </w:r>
-      <w:r>
-        <w:rPr>
-          <w:b w:val="0"/>
-          <w:bCs w:val="0"/>
-          <w:color w:val="000000"/>
-        </w:rPr>
-        <w:t>[D.S. N.° 115-2025-PCM, Art. 7 lit. h);</w:t>
-      </w:r>
-      <w:r>
-        <w:rPr>
-          <w:b w:val="0"/>
-          <w:bCs w:val="0"/>
-          <w:color w:val="000000"/>
-        </w:rPr>
-        <w:t xml:space="preserve"> Comisión Europea (2019), ALTAI]</w:t>
+        <w:t xml:space="preserve"> Modelo de supervisión donde un ser humano mantiene el control general sobre la actividad del SBIA, con capacidad de definir límites operativos y desactivarlo. [D.S. N.° 115-2025-PCM, Art. 7 lit. h); Comisión Europea (2019), ALTAI]</w:t>
       </w:r>
     </w:p>
     <w:p>
@@ -4099,66 +3533,16 @@
           <w:color w:val="000000"/>
           <w:highlight w:val="green"/>
         </w:rPr>
-        <w:t>Propietario de</w:t>
-      </w:r>
-      <w:r>
-        <w:rPr>
-          <w:color w:val="000000"/>
-          <w:highlight w:val="green"/>
-        </w:rPr>
-        <w:t>l</w:t>
-      </w:r>
-      <w:r>
-        <w:rPr>
-          <w:color w:val="000000"/>
-          <w:highlight w:val="green"/>
-        </w:rPr>
-        <w:t xml:space="preserve"> caso de uso: </w:t>
-      </w:r>
-      <w:r>
-        <w:rPr>
-          <w:b w:val="0"/>
-          <w:bCs w:val="0"/>
-          <w:color w:val="000000"/>
-          <w:highlight w:val="green"/>
-        </w:rPr>
-        <w:t xml:space="preserve">Unidad de organización que, de acuerdo con sus competencias y funciones en el ROF, es el dueño del proceso en el que se identifica la necesidad a atender mediante un SBIA </w:t>
-      </w:r>
-      <w:r>
-        <w:rPr>
-          <w:b w:val="0"/>
-          <w:bCs w:val="0"/>
-          <w:color w:val="000000"/>
-          <w:highlight w:val="green"/>
-        </w:rPr>
-        <w:t>y que asume la responsabilidad funcional sobre sus resultados y sobre los riesgos derivados de su utilización durante todo su ciclo de vida.</w:t>
-      </w:r>
-      <w:r>
-        <w:rPr>
-          <w:b w:val="0"/>
-          <w:bCs w:val="0"/>
-          <w:color w:val="000000"/>
-          <w:highlight w:val="green"/>
-        </w:rPr>
-        <w:t xml:space="preserve"> </w:t>
-      </w:r>
-      <w:r>
-        <w:rPr>
-          <w:b w:val="0"/>
-          <w:bCs w:val="0"/>
-          <w:color w:val="000000"/>
-          <w:highlight w:val="green"/>
-        </w:rPr>
-        <w:t>Se distingue del custodio técnico, definido en el presente glosario</w:t>
-      </w:r>
-      <w:r>
-        <w:rPr>
-          <w:b w:val="0"/>
-          <w:bCs w:val="0"/>
-          <w:color w:val="000000"/>
-          <w:highlight w:val="green"/>
-        </w:rPr>
-        <w:t>. [METGEP, numeral 4.9; METDONI, numeral 4.6; NTP-ISO/IEC 42001:2025, cláusula 5.3]</w:t>
+        <w:t xml:space="preserve">Propietario del caso de uso: </w:t>
+      </w:r>
+      <w:r>
+        <w:rPr>
+          <w:b w:val="0"/>
+          <w:bCs w:val="0"/>
+          <w:color w:val="000000"/>
+          <w:highlight w:val="green"/>
+        </w:rPr>
+        <w:t xml:space="preserve">Unidad de organización que, de acuerdo con sus competencias y funciones en el ROF, es el dueño del proceso en el que se identifica la necesidad a atender mediante un SBIA y que asume la responsabilidad funcional sobre sus resultados y sobre los riesgos derivados de su utilización durante todo su ciclo de vida. Se distingue del custodio técnico, definido en el presente glosario. [METGEP, numeral 4.9; METDONI, numeral 4.6; NTP-ISO/IEC 42001:2025, cláusula 5.3]</w:t>
       </w:r>
     </w:p>
     <w:p>
@@ -4191,34 +3575,7 @@
           <w:color w:val="000000"/>
           <w:highlight w:val="green"/>
         </w:rPr>
-        <w:t xml:space="preserve"> </w:t>
-      </w:r>
-      <w:r>
-        <w:rPr>
-          <w:b w:val="0"/>
-          <w:bCs w:val="0"/>
-          <w:color w:val="000000"/>
-          <w:highlight w:val="green"/>
-        </w:rPr>
-        <w:t>Práctica de seguridad ofensiva que simula ataques adversarios contra un SBIA para identificar vulnerabilidades y comportamientos no deseados, con anterioridad a su despliegue y durante su operación.</w:t>
-      </w:r>
-      <w:r>
-        <w:rPr>
-          <w:b w:val="0"/>
-          <w:bCs w:val="0"/>
-          <w:color w:val="000000"/>
-          <w:highlight w:val="green"/>
-        </w:rPr>
-        <w:t xml:space="preserve"> </w:t>
-      </w:r>
-      <w:r>
-        <w:rPr>
-          <w:b w:val="0"/>
-          <w:bCs w:val="0"/>
-          <w:color w:val="000000"/>
-          <w:highlight w:val="green"/>
-        </w:rPr>
-        <w:t>[NIST AI 600-1 (2024), sección 2.7; OWASP (2025)]</w:t>
+        <w:t xml:space="preserve"> Práctica de seguridad ofensiva que simula ataques adversarios contra un SBIA para identificar vulnerabilidades y comportamientos no deseados, con anterioridad a su despliegue y durante su operación. [NIST AI 600-1 (2024), sección 2.7; OWASP (2025)]</w:t>
       </w:r>
     </w:p>
     <w:p>
@@ -4251,24 +3608,7 @@
           <w:color w:val="000000"/>
           <w:highlight w:val="green"/>
         </w:rPr>
-        <w:t xml:space="preserve"> </w:t>
-      </w:r>
-      <w:r>
-        <w:rPr>
-          <w:b w:val="0"/>
-          <w:bCs w:val="0"/>
-          <w:color w:val="000000"/>
-          <w:highlight w:val="green"/>
-        </w:rPr>
-        <w:t xml:space="preserve">Carácter de información reservada que el artículo 85 del TUO del Código Tributario atribuye, por su objeto, a la cuantía y la fuente de las rentas, los gastos, la base imponible y cualesquiera otros datos relativos a ellos, cuando están contenidos en las declaraciones e informaciones que la Administración Tributaria obtiene por cualquier medio de los contribuyentes, responsables o terceros, así como a la tramitación de las denuncias a que se refiere el artículo 192 del mismo Código. Dicha información únicamente puede ser utilizada por la Administración Tributaria para sus fines propios y la obligación de reserva alcanza a </w:t>
-      </w:r>
-      <w:r>
-        <w:rPr>
-          <w:b w:val="0"/>
-          <w:bCs w:val="0"/>
-          <w:color w:val="000000"/>
-          <w:highlight w:val="green"/>
-        </w:rPr>
+        <w:t xml:space="preserve"> Carácter de información reservada que el artículo 85 del TUO del Código Tributario atribuye, por su objeto, a la cuantía y la fuente de las rentas, los gastos, la base imponible y cualesquiera otros datos relativos a ellos, cuando están contenidos en las declaraciones e informaciones que la Administración Tributaria obtiene por cualquier medio de los contribuyentes, responsables o terceros, así como a la tramitación de las denuncias a que se refiere el artículo 192 del mismo Código. Dicha información únicamente puede ser utilizada por la Administración Tributaria para sus fines propios y la obligación de reserva alcanza a </w:t>
         <w:lastRenderedPageBreak/>
         <w:t>quienes accedan a ella. El mismo artículo establece excepciones expresas. La determinación de si una información concreta está sujeta a reserva tributaria se efectúa respecto de esa información y no se presume respecto de todo el acervo de datos que la SUNAT administra. [D.S. N.° 133-2013-EF, Art. 85]</w:t>
       </w:r>
@@ -4310,43 +3650,7 @@
           <w:color w:val="000000"/>
           <w:lang w:val="en-US"/>
         </w:rPr>
-        <w:t>[Ley N.° 31814, Art. 2; D.S. N.° 115-2025-PCM, Art. 6</w:t>
-      </w:r>
-      <w:r>
-        <w:rPr>
-          <w:b w:val="0"/>
-          <w:bCs w:val="0"/>
-          <w:color w:val="000000"/>
-          <w:lang w:val="en-US"/>
-        </w:rPr>
-        <w:t xml:space="preserve"> </w:t>
-      </w:r>
-      <w:r>
-        <w:rPr>
-          <w:b w:val="0"/>
-          <w:bCs w:val="0"/>
-          <w:color w:val="000000"/>
-          <w:lang w:val="en-US"/>
-        </w:rPr>
-        <w:t>l</w:t>
-      </w:r>
-      <w:r>
-        <w:rPr>
-          <w:b w:val="0"/>
-          <w:bCs w:val="0"/>
-          <w:color w:val="000000"/>
-          <w:lang w:val="en-US"/>
-        </w:rPr>
-        <w:t>it. j</w:t>
-      </w:r>
-      <w:r>
-        <w:rPr>
-          <w:b w:val="0"/>
-          <w:bCs w:val="0"/>
-          <w:color w:val="000000"/>
-          <w:lang w:val="en-US"/>
-        </w:rPr>
-        <w:t>]</w:t>
+        <w:t xml:space="preserve">[Ley N.° 31814, Art. 2; D.S. N.° 115-2025-PCM, Art. 6 lit. j]</w:t>
       </w:r>
     </w:p>
     <w:p>
@@ -4473,8 +3777,6 @@
       </w:pPr>
       <w:r>
         <w:t>5.1</w:t>
-      </w:r>
-      <w:r>
         <w:tab/>
         <w:t>De los principios para el Gobierno de IA</w:t>
       </w:r>
@@ -4495,12 +3797,6 @@
           <w:color w:val="000000"/>
         </w:rPr>
         <w:t>5.1.1</w:t>
-      </w:r>
-      <w:r>
-        <w:rPr>
-          <w:rFonts w:ascii="Arial" w:eastAsia="Arial" w:hAnsi="Arial" w:cs="Arial"/>
-          <w:color w:val="000000"/>
-        </w:rPr>
         <w:tab/>
       </w:r>
       <w:r>
@@ -4531,14 +3827,7 @@
           <w:rFonts w:ascii="Arial" w:hAnsi="Arial" w:cs="Arial"/>
           <w:highlight w:val="yellow"/>
         </w:rPr>
-        <w:t xml:space="preserve">Política de </w:t>
-      </w:r>
-      <w:r>
-        <w:rPr>
-          <w:rFonts w:ascii="Arial" w:hAnsi="Arial" w:cs="Arial"/>
-          <w:highlight w:val="yellow"/>
-        </w:rPr>
-        <w:t>IA</w:t>
+        <w:t xml:space="preserve">Política de IA</w:t>
       </w:r>
       <w:r>
         <w:rPr>
@@ -4566,21 +3855,7 @@
           <w:highlight w:val="lightGray"/>
         </w:rPr>
         <w:t>5.1.2</w:t>
-      </w:r>
-      <w:r>
-        <w:rPr>
-          <w:rFonts w:ascii="Arial" w:hAnsi="Arial" w:cs="Arial"/>
-          <w:color w:val="000000"/>
-          <w:highlight w:val="lightGray"/>
-        </w:rPr>
         <w:tab/>
-      </w:r>
-      <w:r>
-        <w:rPr>
-          <w:rFonts w:ascii="Arial" w:hAnsi="Arial" w:cs="Arial"/>
-          <w:color w:val="000000"/>
-          <w:highlight w:val="lightGray"/>
-        </w:rPr>
         <w:t xml:space="preserve">Los derechos fundamentales son intangibles y constituyen el límite de toda actuación administrativa. Por ello, cuando exista la posibilidad de que la operación de un SBIA pueda afectar los derechos fundamentales de las personas, se priorizará siempre la protección de éstos últimos. </w:t>
       </w:r>
     </w:p>
@@ -4601,13 +3876,6 @@
           <w:highlight w:val="yellow"/>
         </w:rPr>
         <w:t>5.1.3</w:t>
-      </w:r>
-      <w:r>
-        <w:rPr>
-          <w:rFonts w:ascii="Arial" w:eastAsia="Arial" w:hAnsi="Arial" w:cs="Arial"/>
-          <w:color w:val="000000"/>
-          <w:highlight w:val="yellow"/>
-        </w:rPr>
         <w:tab/>
         <w:t>La reserva tributaria constituye criterio determinante en la evaluación de riesgo de todo SBIA que procese información de contribuyentes.</w:t>
       </w:r>
@@ -4630,14 +3898,6 @@
           <w:highlight w:val="cyan"/>
         </w:rPr>
         <w:t>5.1.4</w:t>
-      </w:r>
-      <w:r>
-        <w:rPr>
-          <w:b w:val="0"/>
-          <w:bCs w:val="0"/>
-          <w:color w:val="000000"/>
-          <w:highlight w:val="cyan"/>
-        </w:rPr>
         <w:tab/>
         <w:t>El Gobierno de IA se orienta a la generación de valor público. Toda iniciativa de SBIA responde a un problema real y relevante de la administración y produce un beneficio verificable para las personas o para la gestión institucional; no se promueven usos de IA sin una necesidad que los justifique.</w:t>
       </w:r>
@@ -4659,13 +3919,6 @@
           <w:highlight w:val="yellow"/>
         </w:rPr>
         <w:t>5.1.5</w:t>
-      </w:r>
-      <w:r>
-        <w:rPr>
-          <w:rFonts w:ascii="Arial" w:eastAsia="Arial" w:hAnsi="Arial" w:cs="Arial"/>
-          <w:color w:val="000000"/>
-          <w:highlight w:val="yellow"/>
-        </w:rPr>
         <w:tab/>
         <w:t>El Gobierno de IA aplica el principio de proporcionalidad: las exigencias de evaluación, supervisión y control se gradúan según el nivel de riesgo del SBIA. La proporcionalidad no exime del cumplimiento de los controles y obligaciones que el Reglamento y la presente directiva establecen con carácter obligatorio para cada categoría de riesgo.</w:t>
       </w:r>
@@ -4679,8 +3932,6 @@
       <w:r>
         <w:lastRenderedPageBreak/>
         <w:t>5.2</w:t>
-      </w:r>
-      <w:r>
         <w:tab/>
         <w:t>De la función de Gobierno de Inteligencia Artificial</w:t>
       </w:r>
@@ -4701,21 +3952,8 @@
           <w:color w:val="000000"/>
         </w:rPr>
         <w:t>5.2.1</w:t>
-      </w:r>
-      <w:r>
-        <w:rPr>
-          <w:rFonts w:ascii="Arial" w:eastAsia="Arial" w:hAnsi="Arial" w:cs="Arial"/>
-          <w:color w:val="000000"/>
-        </w:rPr>
         <w:tab/>
-        <w:t xml:space="preserve">El Comité de Gobierno y Transformación Digital (CGTD) ejerce la función de gobierno de inteligencia artificial en la SUNAT, conforme al numeral 9.3 del artículo 9 del RLIA, aprobado por Decreto Supremo N.° 115-2025-PCM, y a la Resolución de Superintendencia N.° 084-2019/SUNAT que lo conforma, modificada por las Resoluciones de Superintendencia N.° 142-2019/SUNAT y N.° 000187-2024/SUNAT. </w:t>
-      </w:r>
-      <w:r>
-        <w:rPr>
-          <w:rFonts w:ascii="Arial" w:eastAsia="Arial" w:hAnsi="Arial" w:cs="Arial"/>
-          <w:color w:val="000000"/>
-        </w:rPr>
-        <w:t>El CGTD lidera, dirige, evalúa y supervisa los proyectos de SBIA estratégicos para la entidad. La calificación de estratégico corresponde al CGTD y se efectúa al aprobar la clasificación de riesgo conforme al numeral 6.2.2.</w:t>
+        <w:t xml:space="preserve">El Comité de Gobierno y Transformación Digital (CGTD) ejerce la función de gobierno de inteligencia artificial en la SUNAT, conforme al numeral 9.3 del artículo 9 del RLIA, aprobado por Decreto Supremo N.° 115-2025-PCM, y a la Resolución de Superintendencia N.° 084-2019/SUNAT que lo conforma, modificada por las Resoluciones de Superintendencia N.° 142-2019/SUNAT y N.° 000187-2024/SUNAT. El CGTD lidera, dirige, evalúa y supervisa los proyectos de SBIA estratégicos para la entidad. La calificación de estratégico corresponde al CGTD y se efectúa al aprobar la clasificación de riesgo conforme al numeral 6.2.2.</w:t>
       </w:r>
     </w:p>
     <w:p>
@@ -4726,8 +3964,6 @@
       </w:pPr>
       <w:r>
         <w:t>5.3</w:t>
-      </w:r>
-      <w:r>
         <w:tab/>
         <w:t>De la Comisión de Gobierno de IA</w:t>
       </w:r>
@@ -4749,30 +3985,8 @@
           <w:highlight w:val="green"/>
         </w:rPr>
         <w:t>5.3.1</w:t>
-      </w:r>
-      <w:r>
-        <w:rPr>
-          <w:rFonts w:ascii="Arial" w:eastAsia="Arial" w:hAnsi="Arial" w:cs="Arial"/>
-          <w:color w:val="000000"/>
-          <w:highlight w:val="green"/>
-        </w:rPr>
         <w:tab/>
-      </w:r>
-      <w:r>
-        <w:rPr>
-          <w:rFonts w:ascii="Arial" w:eastAsia="Arial" w:hAnsi="Arial" w:cs="Arial"/>
-          <w:color w:val="000000"/>
-          <w:highlight w:val="green"/>
-        </w:rPr>
-        <w:t>Para el ejercicio efectivo de la función de gobierno de IA, el CGTD cuenta con la Comisión de Gobierno de IA, instancia de apoyo encargada de preparar las evaluaciones, los informes y las propuestas que el CGTD requiera para la toma de decisiones en materia de IA, y de ejercer las funciones de administración, supervisión y aprobación que la presente directiva le asigna</w:t>
-      </w:r>
-      <w:r>
-        <w:rPr>
-          <w:rFonts w:ascii="Arial" w:eastAsia="Arial" w:hAnsi="Arial" w:cs="Arial"/>
-          <w:color w:val="000000"/>
-          <w:highlight w:val="green"/>
-        </w:rPr>
-        <w:t>. La Comisión de Gobierno de IA es coordinada por un Coordinador designado por el CGTD.</w:t>
+        <w:t>Para el ejercicio efectivo de la función de gobierno de IA, el CGTD cuenta con la Comisión de Gobierno de IA, instancia de apoyo encargada de preparar las evaluaciones, los informes y las propuestas que el CGTD requiera para la toma de decisiones en materia de IA, y de ejercer las funciones de administración, supervisión y aprobación que la presente directiva le asigna. La Comisión de Gobierno de IA es coordinada por un Coordinador designado por el CGTD.</w:t>
       </w:r>
     </w:p>
     <w:p>
@@ -4791,34 +4005,8 @@
           <w:color w:val="000000"/>
         </w:rPr>
         <w:t>5.3.2</w:t>
-      </w:r>
-      <w:r>
-        <w:rPr>
-          <w:rFonts w:ascii="Arial" w:eastAsia="Arial" w:hAnsi="Arial" w:cs="Arial"/>
-          <w:color w:val="000000"/>
-        </w:rPr>
         <w:tab/>
-      </w:r>
-      <w:r>
-        <w:rPr>
-          <w:rFonts w:ascii="Arial" w:eastAsia="Arial" w:hAnsi="Arial" w:cs="Arial"/>
-          <w:color w:val="000000"/>
-        </w:rPr>
-        <w:t>Las</w:t>
-      </w:r>
-      <w:r>
-        <w:rPr>
-          <w:rFonts w:ascii="Arial" w:eastAsia="Arial" w:hAnsi="Arial" w:cs="Arial"/>
-          <w:color w:val="000000"/>
-        </w:rPr>
-        <w:t xml:space="preserve"> funciones de la Comisión de Gobierno de IA, en apoyo al CGTD</w:t>
-      </w:r>
-      <w:r>
-        <w:rPr>
-          <w:rFonts w:ascii="Arial" w:eastAsia="Arial" w:hAnsi="Arial" w:cs="Arial"/>
-          <w:color w:val="000000"/>
-        </w:rPr>
-        <w:t xml:space="preserve"> se definen en el numeral 5.4.</w:t>
+        <w:t xml:space="preserve">Las funciones de la Comisión de Gobierno de IA, en apoyo al CGTD se definen en el numeral 5.4.</w:t>
       </w:r>
     </w:p>
     <w:p>
@@ -4829,8 +4017,6 @@
       </w:pPr>
       <w:r>
         <w:t>5.4</w:t>
-      </w:r>
-      <w:r>
         <w:tab/>
         <w:t>De los roles y responsabilidades</w:t>
       </w:r>
@@ -5359,23 +4545,7 @@
                 <w:bCs w:val="0"/>
                 <w:highlight w:val="green"/>
               </w:rPr>
-              <w:t xml:space="preserve">Aprueba la clasificación de riesgo de todos los SBIA conforme al numeral 6.2.2: </w:t>
-            </w:r>
-            <w:r>
-              <w:rPr>
-                <w:b w:val="0"/>
-                <w:bCs w:val="0"/>
-                <w:highlight w:val="green"/>
-              </w:rPr>
-              <w:t>de manera individual en los de riesgo alto y en los estratégicos para la entidad, y de manera agregada en los demás de riesgo aceptable</w:t>
-            </w:r>
-            <w:r>
-              <w:rPr>
-                <w:b w:val="0"/>
-                <w:bCs w:val="0"/>
-                <w:highlight w:val="green"/>
-              </w:rPr>
-              <w:t xml:space="preserve">. </w:t>
+              <w:t xml:space="preserve">Aprueba la clasificación de riesgo de todos los SBIA conforme al numeral 6.2.2: de manera individual en los de riesgo alto y en los estratégicos para la entidad, y de manera agregada en los demás de riesgo aceptable. </w:t>
             </w:r>
           </w:p>
           <w:p>
@@ -5577,21 +4747,7 @@
                 <w:b w:val="0"/>
                 <w:bCs w:val="0"/>
               </w:rPr>
-              <w:t>Preparar la propuesta de estrategia institucional de IA y sus</w:t>
-            </w:r>
-            <w:r>
-              <w:rPr>
-                <w:b w:val="0"/>
-                <w:bCs w:val="0"/>
-              </w:rPr>
-              <w:t xml:space="preserve"> </w:t>
-            </w:r>
-            <w:r>
-              <w:rPr>
-                <w:b w:val="0"/>
-                <w:bCs w:val="0"/>
-              </w:rPr>
-              <w:t>actualizaciones, para aprobación del CGTD.</w:t>
+              <w:t xml:space="preserve">Preparar la propuesta de estrategia institucional de IA y sus actualizaciones, para aprobación del CGTD.</w:t>
             </w:r>
           </w:p>
           <w:p>
@@ -6812,15 +5968,7 @@
                 <w:bCs w:val="0"/>
                 <w:highlight w:val="green"/>
               </w:rPr>
-              <w:t xml:space="preserve">Revisa la EIA en materia de cumplimiento normativo. </w:t>
-            </w:r>
-            <w:r>
-              <w:rPr>
-                <w:b w:val="0"/>
-                <w:bCs w:val="0"/>
-                <w:highlight w:val="green"/>
-              </w:rPr>
-              <w:t>Cuando la revisión comprenda el sentido y el alcance de las normas tributarias o aduaneras, se pronuncia la Intendencia Nacional Jurídico Tributaria o la Intendencia Nacional Jurídico Aduanera, según la materia, a convocatoria de la Comisión de Gobierno de IA.</w:t>
+              <w:t xml:space="preserve">Revisa la EIA en materia de cumplimiento normativo. Cuando la revisión comprenda el sentido y el alcance de las normas tributarias o aduaneras, se pronuncia la Intendencia Nacional Jurídico Tributaria o la Intendencia Nacional Jurídico Aduanera, según la materia, a convocatoria de la Comisión de Gobierno de IA.</w:t>
             </w:r>
           </w:p>
           <w:p>
@@ -6980,13 +6128,6 @@
                 <w:highlight w:val="green"/>
               </w:rPr>
               <w:t xml:space="preserve">Efectúa el análisis de riesgo y las pruebas de vulnerabilidad sobre la </w:t>
-            </w:r>
-            <w:r>
-              <w:rPr>
-                <w:b w:val="0"/>
-                <w:bCs w:val="0"/>
-                <w:highlight w:val="green"/>
-              </w:rPr>
               <w:lastRenderedPageBreak/>
               <w:t xml:space="preserve">arquitectura de aplicaciones, de información y de infraestructura tecnológica que soporta los SBIA, conforme al literal b) del artículo 106 del ROF. </w:t>
             </w:r>
@@ -7561,23 +6702,8 @@
                 <w:highlight w:val="lightGray"/>
               </w:rPr>
               <w:t xml:space="preserve">Contribuye a la evaluación del componente de IA con el </w:t>
-            </w:r>
-            <w:r>
-              <w:rPr>
-                <w:b w:val="0"/>
-                <w:bCs w:val="0"/>
-                <w:highlight w:val="lightGray"/>
-              </w:rPr>
               <w:lastRenderedPageBreak/>
-              <w:t xml:space="preserve">conocimiento operativo de los procesos de dicho ámbito y de su impacto en los administrados. Su participación es permanente y no sustituye la del propietario del caso de uso, </w:t>
-            </w:r>
-            <w:r>
-              <w:rPr>
-                <w:b w:val="0"/>
-                <w:bCs w:val="0"/>
-                <w:highlight w:val="lightGray"/>
-              </w:rPr>
-              <w:t>a quien la Comisión convoca cuando se evalúa un caso de uso de su proceso.</w:t>
+              <w:t xml:space="preserve">conocimiento operativo de los procesos de dicho ámbito y de su impacto en los administrados. Su participación es permanente y no sustituye la del propietario del caso de uso, a quien la Comisión convoca cuando se evalúa un caso de uso de su proceso.</w:t>
             </w:r>
           </w:p>
         </w:tc>
@@ -7849,14 +6975,6 @@
           <w:szCs w:val="22"/>
         </w:rPr>
         <w:br w:type="textWrapping" w:clear="all"/>
-      </w:r>
-      <w:r>
-        <w:rPr>
-          <w:rFonts w:cs="Arial"/>
-          <w:bCs/>
-          <w:color w:val="000000"/>
-          <w:szCs w:val="22"/>
-        </w:rPr>
         <w:t>DISPOSICIONES ESPECÍFICAS</w:t>
       </w:r>
       <w:bookmarkEnd w:id="6"/>
@@ -7894,8 +7012,6 @@
       </w:pPr>
       <w:r>
         <w:t>6.1</w:t>
-      </w:r>
-      <w:r>
         <w:tab/>
         <w:t>Del ciclo de vida de los SBIA</w:t>
       </w:r>
@@ -7916,12 +7032,6 @@
           <w:color w:val="000000"/>
         </w:rPr>
         <w:t>6.1.1</w:t>
-      </w:r>
-      <w:r>
-        <w:rPr>
-          <w:rFonts w:ascii="Arial" w:eastAsia="Arial" w:hAnsi="Arial" w:cs="Arial"/>
-          <w:color w:val="000000"/>
-        </w:rPr>
         <w:tab/>
       </w:r>
       <w:r>
@@ -7930,96 +7040,9 @@
           <w:color w:val="000000"/>
           <w:highlight w:val="green"/>
         </w:rPr>
-        <w:t>Todo SBIA en la SUNAT sigue un ciclo de vida gestionado, con las etapas y los hitos</w:t>
-      </w:r>
-      <w:r>
-        <w:rPr>
-          <w:rFonts w:ascii="Arial" w:eastAsia="Arial" w:hAnsi="Arial" w:cs="Arial"/>
-          <w:color w:val="000000"/>
-          <w:highlight w:val="green"/>
-        </w:rPr>
-        <w:t xml:space="preserve"> </w:t>
-      </w:r>
-      <w:r>
-        <w:rPr>
-          <w:rFonts w:ascii="Arial" w:eastAsia="Arial" w:hAnsi="Arial" w:cs="Arial"/>
-          <w:color w:val="000000"/>
-          <w:highlight w:val="green"/>
-        </w:rPr>
-        <w:t>propios del componente de IA que se detallan a continuación. Este ciclo no sustituye</w:t>
-      </w:r>
-      <w:r>
-        <w:rPr>
-          <w:rFonts w:ascii="Arial" w:eastAsia="Arial" w:hAnsi="Arial" w:cs="Arial"/>
-          <w:color w:val="000000"/>
-          <w:highlight w:val="green"/>
-        </w:rPr>
-        <w:t xml:space="preserve"> </w:t>
-      </w:r>
-      <w:r>
-        <w:rPr>
-          <w:rFonts w:ascii="Arial" w:eastAsia="Arial" w:hAnsi="Arial" w:cs="Arial"/>
-          <w:color w:val="000000"/>
-          <w:highlight w:val="green"/>
-        </w:rPr>
-        <w:t>ni duplica a los instrumentos institucionales que regulan la gestión de proyectos y el</w:t>
-      </w:r>
-      <w:r>
-        <w:rPr>
-          <w:rFonts w:ascii="Arial" w:eastAsia="Arial" w:hAnsi="Arial" w:cs="Arial"/>
-          <w:color w:val="000000"/>
-          <w:highlight w:val="green"/>
-        </w:rPr>
-        <w:t xml:space="preserve"> </w:t>
-      </w:r>
-      <w:r>
-        <w:rPr>
-          <w:rFonts w:ascii="Arial" w:eastAsia="Arial" w:hAnsi="Arial" w:cs="Arial"/>
-          <w:color w:val="000000"/>
-          <w:highlight w:val="green"/>
-        </w:rPr>
-        <w:t>desarrollo de sistemas: se apoya en las conformidades que las unidades de organización</w:t>
-      </w:r>
-      <w:r>
-        <w:rPr>
-          <w:rFonts w:ascii="Arial" w:eastAsia="Arial" w:hAnsi="Arial" w:cs="Arial"/>
-          <w:color w:val="000000"/>
-          <w:highlight w:val="green"/>
-        </w:rPr>
-        <w:t xml:space="preserve"> </w:t>
-      </w:r>
-      <w:r>
-        <w:rPr>
-          <w:rFonts w:ascii="Arial" w:eastAsia="Arial" w:hAnsi="Arial" w:cs="Arial"/>
-          <w:color w:val="000000"/>
-          <w:highlight w:val="green"/>
-        </w:rPr>
-        <w:t xml:space="preserve">competentes emiten conforme a ellos y añade </w:t>
-      </w:r>
-      <w:r>
-        <w:rPr>
-          <w:rFonts w:ascii="Arial" w:eastAsia="Arial" w:hAnsi="Arial" w:cs="Arial"/>
-          <w:color w:val="000000"/>
-          <w:highlight w:val="green"/>
-        </w:rPr>
+        <w:t xml:space="preserve">Todo SBIA en la SUNAT sigue un ciclo de vida gestionado, con las etapas y los hitos propios del componente de IA que se detallan a continuación. Este ciclo no sustituye ni duplica a los instrumentos institucionales que regulan la gestión de proyectos y el desarrollo de sistemas: se apoya en las conformidades que las unidades de organización competentes emiten conforme a ellos y añade </w:t>
         <w:lastRenderedPageBreak/>
-        <w:t>únicamente lo que es propio de la</w:t>
-      </w:r>
-      <w:r>
-        <w:rPr>
-          <w:rFonts w:ascii="Arial" w:eastAsia="Arial" w:hAnsi="Arial" w:cs="Arial"/>
-          <w:color w:val="000000"/>
-          <w:highlight w:val="green"/>
-        </w:rPr>
-        <w:t xml:space="preserve"> </w:t>
-      </w:r>
-      <w:r>
-        <w:rPr>
-          <w:rFonts w:ascii="Arial" w:eastAsia="Arial" w:hAnsi="Arial" w:cs="Arial"/>
-          <w:color w:val="000000"/>
-          <w:highlight w:val="green"/>
-        </w:rPr>
-        <w:t>inteligencia artificial. Su desarrollo metodológico se efectúa conforme al numeral 6.1.5.</w:t>
+        <w:t xml:space="preserve">únicamente lo que es propio de la inteligencia artificial. Su desarrollo metodológico se efectúa conforme al numeral 6.1.5.</w:t>
       </w:r>
     </w:p>
     <w:tbl>
@@ -8322,122 +7345,7 @@
                 <w:rFonts w:ascii="Arial" w:eastAsia="Arial" w:hAnsi="Arial" w:cs="Arial"/>
                 <w:highlight w:val="green"/>
               </w:rPr>
-              <w:t>La etapa concluye con la presentación a la</w:t>
-            </w:r>
-            <w:r>
-              <w:rPr>
-                <w:rFonts w:ascii="Arial" w:eastAsia="Arial" w:hAnsi="Arial" w:cs="Arial"/>
-                <w:highlight w:val="green"/>
-              </w:rPr>
-              <w:t xml:space="preserve"> </w:t>
-            </w:r>
-            <w:r>
-              <w:rPr>
-                <w:rFonts w:ascii="Arial" w:eastAsia="Arial" w:hAnsi="Arial" w:cs="Arial"/>
-                <w:highlight w:val="green"/>
-              </w:rPr>
-              <w:t>Comisión de Gobierno de IA de la Ficha de</w:t>
-            </w:r>
-          </w:p>
-          <w:p>
-            <w:pPr>
-              <w:spacing w:before="20" w:after="20" w:line="276" w:lineRule="auto"/>
-              <w:rPr>
-                <w:rFonts w:ascii="Arial" w:eastAsia="Arial" w:hAnsi="Arial" w:cs="Arial"/>
-                <w:highlight w:val="green"/>
-              </w:rPr>
-            </w:pPr>
-            <w:r>
-              <w:rPr>
-                <w:rFonts w:ascii="Arial" w:eastAsia="Arial" w:hAnsi="Arial" w:cs="Arial"/>
-                <w:highlight w:val="green"/>
-              </w:rPr>
-              <w:t>Evaluación de Caso de Uso, suscrita conforme a la Sección 6 del</w:t>
-            </w:r>
-            <w:r>
-              <w:rPr>
-                <w:rFonts w:ascii="Arial" w:eastAsia="Arial" w:hAnsi="Arial" w:cs="Arial"/>
-                <w:highlight w:val="green"/>
-              </w:rPr>
-              <w:t xml:space="preserve"> </w:t>
-            </w:r>
-            <w:r>
-              <w:rPr>
-                <w:rFonts w:ascii="Arial" w:eastAsia="Arial" w:hAnsi="Arial" w:cs="Arial"/>
-                <w:highlight w:val="green"/>
-              </w:rPr>
-              <w:t>Anexo N.° 4. La etapa no</w:t>
-            </w:r>
-            <w:r>
-              <w:rPr>
-                <w:rFonts w:ascii="Arial" w:eastAsia="Arial" w:hAnsi="Arial" w:cs="Arial"/>
-                <w:highlight w:val="green"/>
-              </w:rPr>
-              <w:t xml:space="preserve"> </w:t>
-            </w:r>
-            <w:r>
-              <w:rPr>
-                <w:rFonts w:ascii="Arial" w:eastAsia="Arial" w:hAnsi="Arial" w:cs="Arial"/>
-                <w:highlight w:val="green"/>
-              </w:rPr>
-              <w:t>comporta hito de aprobación: la</w:t>
-            </w:r>
-            <w:r>
-              <w:rPr>
-                <w:rFonts w:ascii="Arial" w:eastAsia="Arial" w:hAnsi="Arial" w:cs="Arial"/>
-                <w:highlight w:val="green"/>
-              </w:rPr>
-              <w:t xml:space="preserve"> </w:t>
-            </w:r>
-            <w:r>
-              <w:rPr>
-                <w:rFonts w:ascii="Arial" w:eastAsia="Arial" w:hAnsi="Arial" w:cs="Arial"/>
-                <w:highlight w:val="green"/>
-              </w:rPr>
-              <w:t>evaluación del</w:t>
-            </w:r>
-            <w:r>
-              <w:rPr>
-                <w:rFonts w:ascii="Arial" w:eastAsia="Arial" w:hAnsi="Arial" w:cs="Arial"/>
-                <w:highlight w:val="green"/>
-              </w:rPr>
-              <w:t xml:space="preserve"> </w:t>
-            </w:r>
-            <w:r>
-              <w:rPr>
-                <w:rFonts w:ascii="Arial" w:eastAsia="Arial" w:hAnsi="Arial" w:cs="Arial"/>
-                <w:highlight w:val="green"/>
-              </w:rPr>
-              <w:t>componente de IA y la aprobación</w:t>
-            </w:r>
-            <w:r>
-              <w:rPr>
-                <w:rFonts w:ascii="Arial" w:eastAsia="Arial" w:hAnsi="Arial" w:cs="Arial"/>
-                <w:highlight w:val="green"/>
-              </w:rPr>
-              <w:t xml:space="preserve"> </w:t>
-            </w:r>
-            <w:r>
-              <w:rPr>
-                <w:rFonts w:ascii="Arial" w:eastAsia="Arial" w:hAnsi="Arial" w:cs="Arial"/>
-                <w:highlight w:val="green"/>
-              </w:rPr>
-              <w:t>corresponden</w:t>
-            </w:r>
-          </w:p>
-          <w:p>
-            <w:pPr>
-              <w:spacing w:before="20" w:after="20" w:line="276" w:lineRule="auto"/>
-              <w:rPr>
-                <w:rFonts w:ascii="Arial" w:hAnsi="Arial" w:cs="Arial"/>
-              </w:rPr>
-            </w:pPr>
-            <w:r>
-              <w:rPr>
-                <w:rFonts w:ascii="Arial" w:eastAsia="Arial" w:hAnsi="Arial" w:cs="Arial"/>
-                <w:highlight w:val="green"/>
-              </w:rPr>
-              <w:t>a la etapa 2.</w:t>
+              <w:t xml:space="preserve">La etapa concluye con la presentación a la Comisión de Gobierno de IA de la Ficha de Evaluación de Caso de Uso. La Ficha se presenta suscrita por el propietario del caso de uso y con el visto bueno del titular de su unidad de organización, conforme a la Sección 6 del Anexo N.° 4. La etapa no comporta hito de aprobación: la evaluación del componente de IA y la aprobación corresponden a la etapa 2.</w:t>
             </w:r>
           </w:p>
         </w:tc>
@@ -8573,23 +7481,7 @@
                 <w:rFonts w:ascii="Arial" w:eastAsia="Arial" w:hAnsi="Arial" w:cs="Arial"/>
                 <w:highlight w:val="green"/>
               </w:rPr>
-              <w:t>Aprobación del caso de uso y de su clasificación de riesgo por el CGTD, en un solo acto y</w:t>
-            </w:r>
-          </w:p>
-          <w:p>
-            <w:pPr>
-              <w:spacing w:before="20" w:after="20" w:line="276" w:lineRule="auto"/>
-              <w:rPr>
-                <w:rFonts w:ascii="Arial" w:hAnsi="Arial" w:cs="Arial"/>
-                <w:highlight w:val="green"/>
-              </w:rPr>
-            </w:pPr>
-            <w:r>
-              <w:rPr>
-                <w:rFonts w:ascii="Arial" w:eastAsia="Arial" w:hAnsi="Arial" w:cs="Arial"/>
-                <w:highlight w:val="green"/>
-              </w:rPr>
-              <w:t>conforme a los numerales 6.1.2 y 6.2.2.</w:t>
+              <w:t>Aprobación del caso de uso y de su clasificación de riesgo por el CGTD, en un solo acto y conforme a los numerales 6.1.2 y 6.2.2. En los SBIA de riesgo aceptable, el CGTD puede adoptar esa aprobación de manera agregada, conforme al numeral 6.2.2.</w:t>
             </w:r>
           </w:p>
         </w:tc>
@@ -8691,12 +7583,6 @@
                 <w:highlight w:val="green"/>
               </w:rPr>
               <w:t xml:space="preserve">La Gerencia de Arquitectura conduce el diseño de la arquitectura del SBIA y las Divisiones de Arquitectura lo elaboran, conforme al numeral 6.5.1. Se define el mecanismo de supervisión humana, conforme al numeral 6.6. Para los SBIA de </w:t>
-            </w:r>
-            <w:r>
-              <w:rPr>
-                <w:rFonts w:ascii="Arial" w:eastAsia="Arial" w:hAnsi="Arial" w:cs="Arial"/>
-                <w:highlight w:val="green"/>
-              </w:rPr>
               <w:lastRenderedPageBreak/>
               <w:t>riesgo alto se elabora la EIA, conforme al numeral 6.4.</w:t>
             </w:r>
@@ -8732,20 +7618,7 @@
                 <w:highlight w:val="green"/>
               </w:rPr>
               <w:lastRenderedPageBreak/>
-              <w:t xml:space="preserve">Aprobación del diseño de la arquitectura de solución por la División de Arquitectura competente según la materia, conforme al numeral 6.5.4. </w:t>
-            </w:r>
-            <w:r>
-              <w:rPr>
-                <w:rFonts w:ascii="Arial" w:eastAsia="Arial" w:hAnsi="Arial" w:cs="Arial"/>
-                <w:highlight w:val="green"/>
-              </w:rPr>
-              <w:t xml:space="preserve">Para SBIA de riesgo alto, </w:t>
-            </w:r>
-            <w:r>
-              <w:rPr>
-                <w:rFonts w:ascii="Arial" w:eastAsia="Arial" w:hAnsi="Arial" w:cs="Arial"/>
-                <w:highlight w:val="green"/>
-              </w:rPr>
+              <w:t xml:space="preserve">Aprobación del diseño de la arquitectura de solución por la División de Arquitectura competente según la materia, conforme al numeral 6.5.4. Para SBIA de riesgo alto, </w:t>
               <w:lastRenderedPageBreak/>
               <w:t>aprobación de la EIA por el CGTD, previa al inicio del desarrollo, adquisición o implementación.</w:t>
             </w:r>
@@ -9023,14 +7896,8 @@
                 <w:highlight w:val="green"/>
               </w:rPr>
               <w:t xml:space="preserve">La Gerencia de Calidad de Sistemas conduce el control y aseguramiento de la calidad y la División de Control de Calidad efectúa la verificación y validación de la calidad, conforme al numeral 6.10.3. La Oficina de Seguridad Informática efectúa el análisis de riesgo y las pruebas de vulnerabilidad sobre la arquitectura de aplicaciones, de </w:t>
-            </w:r>
-            <w:r>
-              <w:rPr>
-                <w:rFonts w:ascii="Arial" w:hAnsi="Arial" w:cs="Arial"/>
-                <w:highlight w:val="green"/>
-              </w:rPr>
               <w:lastRenderedPageBreak/>
-              <w:t>información y de infraestructura tecnológica que soporta el SBIA, incluido el red teaming para riesgo alto, y verifica la implementación de los requisitos de seguridad propuestos en la etapa anterior. El propietario del caso de uso verifica la implementación del mecanismo de supervisión humana conforme al numeral 6.6.2. Con la conformidad de la División de Control de Calidad, de la Oficina de Seguridad Informática y del propietario del caso de uso, la aprobación corresponde conforme al numeral 6.1.2.</w:t>
+              <w:t>información y de infraestructura tecnológica que soporta el SBIA, incluido el red teaming para riesgo alto, y verifica la implementación de los requisitos de seguridad propuestos en la etapa anterior. El propietario del caso de uso verifica la implementación del mecanismo de supervisión humana conforme al numeral 6.6.2. La Comisión de Gobierno de IA verifica la implementación de los controles, del mecanismo de supervisión humana y de las medidas frente al sesgo, conforme a los numerales 6.2.5, 6.6.2 y 6.6.4. Asimismo, aprueba el plan de monitoreo del SBIA conforme al numeral 6.10.1. La aprobación requiere la conformidad de la División de Control de Calidad, de la Oficina de Seguridad Informática, del propietario del caso de uso y de la Comisión de Gobierno de IA. La titularidad de la aprobación se determina conforme al numeral 6.1.2.</w:t>
             </w:r>
           </w:p>
         </w:tc>
@@ -9401,12 +8268,6 @@
                 <w:highlight w:val="yellow"/>
               </w:rPr>
               <w:t xml:space="preserve">Retiro del SBIA asegurando la preservación de los registros y la continuidad del servicio. Se </w:t>
-            </w:r>
-            <w:r>
-              <w:rPr>
-                <w:rFonts w:ascii="Arial" w:eastAsia="Arial" w:hAnsi="Arial" w:cs="Arial"/>
-                <w:highlight w:val="yellow"/>
-              </w:rPr>
               <w:lastRenderedPageBreak/>
               <w:t>actualiza el Inventario Institucional de SBIA.</w:t>
             </w:r>
@@ -9443,12 +8304,6 @@
               </w:rPr>
               <w:lastRenderedPageBreak/>
               <w:t xml:space="preserve">Aprobación conforme al numeral 6.1.2. Actualización del </w:t>
-            </w:r>
-            <w:r>
-              <w:rPr>
-                <w:rFonts w:ascii="Arial" w:eastAsia="Arial" w:hAnsi="Arial" w:cs="Arial"/>
-                <w:highlight w:val="yellow"/>
-              </w:rPr>
               <w:lastRenderedPageBreak/>
               <w:t>Inventario Institucional de SBIA.</w:t>
             </w:r>
@@ -9483,6 +8338,11 @@
           <w:highlight w:val="green"/>
         </w:rPr>
         <w:t>6.1.2</w:t>
+        <w:tab/>
+        <w:t>Los hitos de aprobación previstos en el numeral 6.1.1 son de carácter técnico. Recaen sobre el componente de IA y sobre su tránsito entre las etapas del ciclo de vida, y no constituyen aprobación de la iniciativa, del proyecto ni de la inversión, las cuales se rigen por los instrumentos de gestión institucionales y por las instancias competentes conforme al ROF. Dichos hitos corresponden al CGTD en los SBIA de riesgo alto y en los estratégicos para la entidad, y a la Comisión de Gobierno de IA en los SBIA de riesgo aceptable.</w:t>
+      </w:r>
+      <w:r>
+        <w:t xml:space="preserve"> </w:t>
       </w:r>
       <w:r>
         <w:rPr>
@@ -9490,42 +8350,7 @@
           <w:color w:val="000000"/>
           <w:highlight w:val="green"/>
         </w:rPr>
-        <w:tab/>
-      </w:r>
-      <w:r>
-        <w:rPr>
-          <w:rFonts w:ascii="Arial" w:hAnsi="Arial" w:cs="Arial"/>
-          <w:color w:val="000000"/>
-          <w:highlight w:val="green"/>
-        </w:rPr>
-        <w:t>Los hitos de aprobación previstos en el numeral 6.1.1 son de carácter técnico. Recaen sobre el componente de IA y sobre su tránsito entre las etapas del ciclo de vida, y no constituyen aprobación de la iniciativa, del proyecto ni de la inversión, las cuales se rigen por los instrumentos de gestión institucionales y por las instancias competentes conforme al ROF. Dichos hitos corresponden al CGTD en los SBIA de riesgo alto y en los estratégicos para la entidad, y a la Comisión de Gobierno de IA en los SBIA de riesgo aceptable.</w:t>
-      </w:r>
-      <w:r>
-        <w:t xml:space="preserve"> </w:t>
-      </w:r>
-      <w:r>
-        <w:rPr>
-          <w:rFonts w:ascii="Arial" w:hAnsi="Arial" w:cs="Arial"/>
-          <w:color w:val="000000"/>
-          <w:highlight w:val="green"/>
-        </w:rPr>
-        <w:t>Esta regla no alcanza a la aprobación del caso de uso y de su clasificación de riesgo, prevista en la etapa 2 del numeral 6.1.1, que corresponde al CGTD en todos los casos conforme al numeral 6.2.2.</w:t>
-      </w:r>
-      <w:r>
-        <w:rPr>
-          <w:rFonts w:ascii="Arial" w:hAnsi="Arial" w:cs="Arial"/>
-          <w:color w:val="000000"/>
-          <w:highlight w:val="green"/>
-        </w:rPr>
-        <w:t xml:space="preserve"> La Comisión informa al CGTD de las aprobaciones que otorga. </w:t>
-      </w:r>
-      <w:r>
-        <w:rPr>
-          <w:rFonts w:ascii="Arial" w:hAnsi="Arial" w:cs="Arial"/>
-          <w:color w:val="000000"/>
-          <w:highlight w:val="green"/>
-        </w:rPr>
-        <w:t>En los SBIA de riesgo alto, todas las etapas e hitos son obligatorios. En los SBIA de riesgo aceptable, la Comisión de Gobierno de IA puede aprobar un ciclo de vida simplificado y documentado, proporcional a la naturaleza y a la magnitud del SBIA.</w:t>
+        <w:t xml:space="preserve">Esta regla no alcanza a la aprobación del caso de uso y de su clasificación de riesgo, prevista en la etapa 2 del numeral 6.1.1, que corresponde al CGTD en todos los casos conforme al numeral 6.2.2. La Comisión informa al CGTD de las aprobaciones que otorga. En los SBIA de riesgo alto, todas las etapas e hitos son obligatorios. En los SBIA de riesgo aceptable, la Comisión de Gobierno de IA puede aprobar un ciclo de vida simplificado y documentado, proporcional a la naturaleza y a la magnitud del SBIA.</w:t>
       </w:r>
     </w:p>
     <w:p>
@@ -9545,13 +8370,6 @@
           <w:highlight w:val="yellow"/>
         </w:rPr>
         <w:t>6.1.3</w:t>
-      </w:r>
-      <w:r>
-        <w:rPr>
-          <w:rFonts w:ascii="Arial" w:eastAsia="Arial" w:hAnsi="Arial" w:cs="Arial"/>
-          <w:color w:val="000000"/>
-          <w:highlight w:val="yellow"/>
-        </w:rPr>
         <w:tab/>
       </w:r>
       <w:r>
@@ -9560,23 +8378,7 @@
           <w:color w:val="000000"/>
           <w:highlight w:val="green"/>
         </w:rPr>
-        <w:t>Los SBIA SaaS (enfoque A) siguen un ciclo de vida abreviado, que comprende cuando menos:</w:t>
-      </w:r>
-      <w:r>
-        <w:rPr>
-          <w:rFonts w:ascii="Arial" w:eastAsia="Arial" w:hAnsi="Arial" w:cs="Arial"/>
-          <w:color w:val="000000"/>
-          <w:highlight w:val="green"/>
-        </w:rPr>
-        <w:t xml:space="preserve"> </w:t>
-      </w:r>
-      <w:r>
-        <w:rPr>
-          <w:rFonts w:ascii="Arial" w:eastAsia="Arial" w:hAnsi="Arial" w:cs="Arial"/>
-          <w:color w:val="000000"/>
-          <w:highlight w:val="green"/>
-        </w:rPr>
-        <w:t>el registro en el Inventario Institucional de SBIA, la clasificación de riesgo conforme al numeral 6.2 y las verificaciones previstas en el numeral 6.12.</w:t>
+        <w:t xml:space="preserve">Los SBIA SaaS (enfoque A) siguen un ciclo de vida abreviado, que comprende cuando menos: el registro en el Inventario Institucional de SBIA, la clasificación de riesgo conforme al numeral 6.2 y las verificaciones previstas en el numeral 6.12.</w:t>
       </w:r>
       <w:r>
         <w:t xml:space="preserve"> </w:t>
@@ -9607,110 +8409,8 @@
           <w:highlight w:val="green"/>
         </w:rPr>
         <w:t>6.1.4</w:t>
-      </w:r>
-      <w:r>
-        <w:rPr>
-          <w:rFonts w:ascii="Arial" w:eastAsia="Arial" w:hAnsi="Arial" w:cs="Arial"/>
-          <w:color w:val="000000"/>
-          <w:highlight w:val="green"/>
-        </w:rPr>
         <w:tab/>
-      </w:r>
-      <w:r>
-        <w:rPr>
-          <w:rFonts w:ascii="Arial" w:eastAsia="Arial" w:hAnsi="Arial" w:cs="Arial"/>
-          <w:color w:val="000000"/>
-          <w:highlight w:val="green"/>
-        </w:rPr>
-        <w:t xml:space="preserve">El pronunciamiento de la Comisión de Gobierno de IA en los hitos del ciclo de vida </w:t>
-      </w:r>
-      <w:r>
-        <w:rPr>
-          <w:rFonts w:ascii="Arial" w:eastAsia="Arial" w:hAnsi="Arial" w:cs="Arial"/>
-          <w:color w:val="000000"/>
-          <w:highlight w:val="green"/>
-        </w:rPr>
-        <w:t>recae sobre el componente de IA, conforme al numeral 6.15.1. Cuando la Ficha de Evaluación</w:t>
-      </w:r>
-      <w:r>
-        <w:rPr>
-          <w:rFonts w:ascii="Arial" w:eastAsia="Arial" w:hAnsi="Arial" w:cs="Arial"/>
-          <w:color w:val="000000"/>
-          <w:highlight w:val="green"/>
-        </w:rPr>
-        <w:t xml:space="preserve"> </w:t>
-      </w:r>
-      <w:r>
-        <w:rPr>
-          <w:rFonts w:ascii="Arial" w:eastAsia="Arial" w:hAnsi="Arial" w:cs="Arial"/>
-          <w:color w:val="000000"/>
-          <w:highlight w:val="green"/>
-        </w:rPr>
-        <w:t>de Caso de Uso (Anexo N.° 4) no contiene la información necesaria para pronunciarse, la</w:t>
-      </w:r>
-      <w:r>
-        <w:rPr>
-          <w:rFonts w:ascii="Arial" w:eastAsia="Arial" w:hAnsi="Arial" w:cs="Arial"/>
-          <w:color w:val="000000"/>
-          <w:highlight w:val="green"/>
-        </w:rPr>
-        <w:t xml:space="preserve"> </w:t>
-      </w:r>
-      <w:r>
-        <w:rPr>
-          <w:rFonts w:ascii="Arial" w:eastAsia="Arial" w:hAnsi="Arial" w:cs="Arial"/>
-          <w:color w:val="000000"/>
-          <w:highlight w:val="green"/>
-        </w:rPr>
-        <w:t>Comisión acompaña al propietario del caso de uso a completarla y se pronuncia una vez que</w:t>
-      </w:r>
-      <w:r>
-        <w:rPr>
-          <w:rFonts w:ascii="Arial" w:eastAsia="Arial" w:hAnsi="Arial" w:cs="Arial"/>
-          <w:color w:val="000000"/>
-          <w:highlight w:val="green"/>
-        </w:rPr>
-        <w:t xml:space="preserve"> </w:t>
-      </w:r>
-      <w:r>
-        <w:rPr>
-          <w:rFonts w:ascii="Arial" w:eastAsia="Arial" w:hAnsi="Arial" w:cs="Arial"/>
-          <w:color w:val="000000"/>
-          <w:highlight w:val="green"/>
-        </w:rPr>
-        <w:t xml:space="preserve">la recibe. La falta de información </w:t>
-      </w:r>
-      <w:r>
-        <w:rPr>
-          <w:rFonts w:ascii="Arial" w:eastAsia="Arial" w:hAnsi="Arial" w:cs="Arial"/>
-          <w:color w:val="000000"/>
-          <w:highlight w:val="green"/>
-        </w:rPr>
-        <w:t xml:space="preserve">no es causal de pronunciamiento no favorable. </w:t>
-      </w:r>
-      <w:r>
-        <w:rPr>
-          <w:rFonts w:ascii="Arial" w:eastAsia="Arial" w:hAnsi="Arial" w:cs="Arial"/>
-          <w:color w:val="000000"/>
-          <w:highlight w:val="green"/>
-        </w:rPr>
-        <w:t>El pronunciamiento no favorable se fundamenta por escrito y se eleva al CGTD. Cuando invoca el uso indebido o una contravención normativa, el CGTD verifica la causal y, si concurre, deja constancia en acta de que el caso de uso no procede</w:t>
-      </w:r>
-      <w:r>
-        <w:rPr>
-          <w:rFonts w:ascii="Arial" w:eastAsia="Arial" w:hAnsi="Arial" w:cs="Arial"/>
-          <w:color w:val="000000"/>
-          <w:highlight w:val="green"/>
-        </w:rPr>
-        <w:t xml:space="preserve">. </w:t>
-      </w:r>
-      <w:r>
-        <w:rPr>
-          <w:rFonts w:ascii="Arial" w:eastAsia="Arial" w:hAnsi="Arial" w:cs="Arial"/>
-          <w:color w:val="000000"/>
-          <w:highlight w:val="green"/>
-        </w:rPr>
-        <w:t>Cuando invoca que el resultado esperado se alcanza sin inteligencia artificial, el CGTD resuelve en acta si el caso de uso continúa con el componente de IA o sin él.</w:t>
+        <w:t xml:space="preserve">El pronunciamiento de la Comisión de Gobierno de IA en los hitos del ciclo de vida recae sobre el componente de IA, conforme al numeral 6.15.1. Cuando la Ficha de Evaluación de Caso de Uso (Anexo N.° 4) no contiene la información necesaria para pronunciarse, la Comisión acompaña al propietario del caso de uso a completarla y se pronuncia una vez que la recibe. La falta de información no es causal de pronunciamiento no favorable. El pronunciamiento no favorable se fundamenta por escrito y se eleva al CGTD. Cuando invoca el uso indebido o una contravención normativa, el CGTD verifica la causal y, si concurre, deja constancia en acta de que el caso de uso no procede. Cuando invoca que el resultado esperado se alcanza sin inteligencia artificial, el CGTD resuelve en acta si el caso de uso continúa con el componente de IA o sin él.</w:t>
       </w:r>
     </w:p>
     <w:p>
@@ -9730,103 +8430,26 @@
           <w:highlight w:val="lightGray"/>
         </w:rPr>
         <w:t>6.1.5</w:t>
+        <w:tab/>
+        <w:t xml:space="preserve">La INSI desarrolla y aprueba, conforme a sus competencias, a la METDONI y al numeral 7.6, la metodología del ciclo de vida del SBIA previsto en el numeral 6.1.1. </w:t>
       </w:r>
       <w:r>
         <w:rPr>
           <w:rFonts w:ascii="Arial" w:hAnsi="Arial" w:cs="Arial"/>
           <w:color w:val="000000"/>
+          <w:highlight w:val="green"/>
+        </w:rPr>
+        <w:t xml:space="preserve">Por comprender actuaciones a cargo de unidades de organización distintas de la INSI, su formulación recoge los aportes de dichas unidades y de la Comisión de Gobierno de IA, que la INSI solicita conforme al literal h del numeral 6.4 de la METDONI, y su proyecto se somete a la validación de la Comisión de Gobierno de IA conforme al numeral 6.5 de la misma metodología. La aprobación corresponde a la INSI conforme al literal j) del artículo 102 del ROF; cuando la Comisión de Gobierno de IA mantenga observaciones no </w:t>
+        <w:lastRenderedPageBreak/>
+        <w:t xml:space="preserve">acogidas, estas se elevan al CGTD, que se pronuncia con anterioridad a la aprobación. </w:t>
+      </w:r>
+      <w:r>
+        <w:rPr>
+          <w:rFonts w:ascii="Arial" w:hAnsi="Arial" w:cs="Arial"/>
+          <w:color w:val="000000"/>
           <w:highlight w:val="lightGray"/>
         </w:rPr>
-        <w:tab/>
-      </w:r>
-      <w:r>
-        <w:rPr>
-          <w:rFonts w:ascii="Arial" w:hAnsi="Arial" w:cs="Arial"/>
-          <w:color w:val="000000"/>
-          <w:highlight w:val="lightGray"/>
-        </w:rPr>
-        <w:t xml:space="preserve">La INSI desarrolla y aprueba, </w:t>
-      </w:r>
-      <w:r>
-        <w:rPr>
-          <w:rFonts w:ascii="Arial" w:hAnsi="Arial" w:cs="Arial"/>
-          <w:color w:val="000000"/>
-          <w:highlight w:val="lightGray"/>
-        </w:rPr>
-        <w:t>conforme a sus competencias, a la METDONI y al numeral 7.6</w:t>
-      </w:r>
-      <w:r>
-        <w:rPr>
-          <w:rFonts w:ascii="Arial" w:hAnsi="Arial" w:cs="Arial"/>
-          <w:color w:val="000000"/>
-          <w:highlight w:val="lightGray"/>
-        </w:rPr>
-        <w:t xml:space="preserve">, </w:t>
-      </w:r>
-      <w:r>
-        <w:rPr>
-          <w:rFonts w:ascii="Arial" w:hAnsi="Arial" w:cs="Arial"/>
-          <w:color w:val="000000"/>
-          <w:highlight w:val="lightGray"/>
-        </w:rPr>
-        <w:t>la metodología del ciclo de vida del SBIA previsto en el numeral 6.1.1</w:t>
-      </w:r>
-      <w:r>
-        <w:rPr>
-          <w:rFonts w:ascii="Arial" w:hAnsi="Arial" w:cs="Arial"/>
-          <w:color w:val="000000"/>
-          <w:highlight w:val="lightGray"/>
-        </w:rPr>
-        <w:t>.</w:t>
-      </w:r>
-      <w:r>
-        <w:rPr>
-          <w:rFonts w:ascii="Arial" w:hAnsi="Arial" w:cs="Arial"/>
-          <w:color w:val="000000"/>
-          <w:highlight w:val="lightGray"/>
-        </w:rPr>
-        <w:t xml:space="preserve"> </w:t>
-      </w:r>
-      <w:r>
-        <w:rPr>
-          <w:rFonts w:ascii="Arial" w:hAnsi="Arial" w:cs="Arial"/>
-          <w:color w:val="000000"/>
-          <w:highlight w:val="green"/>
-        </w:rPr>
-        <w:t xml:space="preserve">Por comprender actuaciones a cargo de unidades de organización distintas de la INSI, su formulación recoge los aportes de dichas unidades y de la Comisión de Gobierno de IA, que la INSI solicita conforme al literal h del numeral 6.4 de la METDONI, y su proyecto se somete a la validación de la Comisión de Gobierno de IA conforme al numeral 6.5 de la misma metodología. La aprobación corresponde a la INSI conforme al literal j) del artículo 102 del ROF; cuando la Comisión de Gobierno de IA mantenga observaciones no </w:t>
-      </w:r>
-      <w:r>
-        <w:rPr>
-          <w:rFonts w:ascii="Arial" w:hAnsi="Arial" w:cs="Arial"/>
-          <w:color w:val="000000"/>
-          <w:highlight w:val="green"/>
-        </w:rPr>
-        <w:lastRenderedPageBreak/>
-        <w:t>acogidas, estas se elevan al CGTD, que se pronuncia con anterioridad a la aprobación.</w:t>
-      </w:r>
-      <w:r>
-        <w:rPr>
-          <w:rFonts w:ascii="Arial" w:hAnsi="Arial" w:cs="Arial"/>
-          <w:color w:val="000000"/>
-          <w:highlight w:val="green"/>
-        </w:rPr>
-        <w:t xml:space="preserve"> </w:t>
-      </w:r>
-      <w:r>
-        <w:rPr>
-          <w:rFonts w:ascii="Arial" w:hAnsi="Arial" w:cs="Arial"/>
-          <w:color w:val="000000"/>
-          <w:highlight w:val="lightGray"/>
-        </w:rPr>
-        <w:t xml:space="preserve">La metodología comprende, como mínimo: la aplicación de la clasificación de riesgo y de la evaluación de impacto algorítmico, los criterios técnicos de diseño de la arquitectura de los SBIA, el contenido de los entregables de cada etapa, los tipos y las técnicas de prueba aplicables según el nivel de riesgo, </w:t>
-      </w:r>
-      <w:r>
-        <w:rPr>
-          <w:rFonts w:ascii="Arial" w:hAnsi="Arial" w:cs="Arial"/>
-          <w:color w:val="000000"/>
-          <w:highlight w:val="lightGray"/>
-        </w:rPr>
-        <w:t>los controles de contención, las prácticas de monitoreo, la gestión de los cambios sobre los SBIA en operación, incluidos los criterios de calificación del cambio significativo y el alcance de la revalidación aplicable,</w:t>
+        <w:t xml:space="preserve">La metodología comprende, como mínimo: la aplicación de la clasificación de riesgo y de la evaluación de impacto algorítmico, los criterios técnicos de diseño de la arquitectura de los SBIA, el contenido de los entregables de cada etapa, los tipos y las técnicas de prueba aplicables según el nivel de riesgo, los controles de contención, las prácticas de monitoreo, la gestión de los cambios sobre los SBIA en operación, incluidos los criterios de calificación del cambio significativo y el alcance de la revalidación aplicable,</w:t>
       </w:r>
       <w:r>
         <w:t xml:space="preserve"> </w:t>
@@ -9856,23 +8479,7 @@
           <w:color w:val="000000"/>
           <w:highlight w:val="green"/>
         </w:rPr>
-        <w:t xml:space="preserve">6.1.6 </w:t>
-      </w:r>
-      <w:r>
-        <w:rPr>
-          <w:rFonts w:ascii="Arial" w:eastAsia="Arial" w:hAnsi="Arial" w:cs="Arial"/>
-          <w:color w:val="000000"/>
-          <w:highlight w:val="green"/>
-        </w:rPr>
-        <w:t xml:space="preserve"> </w:t>
-      </w:r>
-      <w:r>
-        <w:rPr>
-          <w:rFonts w:ascii="Arial" w:eastAsia="Arial" w:hAnsi="Arial" w:cs="Arial"/>
-          <w:color w:val="000000"/>
-          <w:highlight w:val="green"/>
-        </w:rPr>
-        <w:t>Todo SBIA cuenta con un equipo técnico multidisciplinario, conformado en función de la necesidad y la complejidad de la materia o del problema público que atiende, conforme al numeral 28.3 del artículo 28 del RLIA. El propietario del caso de uso y el custodio técnico lo conforman previamente al inicio del desarrollo o adquisición, y lo integran, cuando menos, con las unidades de organización cuya competencia comprenda las materias que el SBIA involucra. Su composición se registra en la Ficha de Registro de SBIA (Anexo N.° 1).</w:t>
+        <w:t xml:space="preserve">6.1.6  Todo SBIA cuenta con un equipo técnico multidisciplinario, conformado en función de la necesidad y la complejidad de la materia o del problema público que atiende, conforme al numeral 28.3 del artículo 28 del RLIA. El propietario del caso de uso y el custodio técnico lo conforman previamente al inicio del desarrollo o adquisición, y lo integran, cuando menos, con las unidades de organización cuya competencia comprenda las materias que el SBIA involucra. Su composición se registra en la Ficha de Registro de SBIA (Anexo N.° 1).</w:t>
       </w:r>
     </w:p>
     <w:p>
@@ -9883,8 +8490,6 @@
       </w:pPr>
       <w:r>
         <w:t>6.2</w:t>
-      </w:r>
-      <w:r>
         <w:tab/>
         <w:t>De la clasificación de los SBIA por nivel de riesgo</w:t>
       </w:r>
@@ -9906,23 +8511,8 @@
           <w:highlight w:val="cyan"/>
         </w:rPr>
         <w:t>6.2.1</w:t>
-      </w:r>
-      <w:r>
-        <w:rPr>
-          <w:rFonts w:ascii="Arial" w:hAnsi="Arial" w:cs="Arial"/>
-          <w:color w:val="000000"/>
-          <w:highlight w:val="cyan"/>
-        </w:rPr>
         <w:tab/>
-        <w:t>La clasificación de riesgo determina, para cada iniciativa o SBIA de la SUNAT, la categoría de riesgo que genera su uso conforme al RLIA: uso indebido (artículo 23), riesgo alto (artículo 24) o riesgo aceptable (numeral 22.2 del artículo 22). El uso indebido deviene en prohibido; por ello, la SUNAT no desarrolla, adquiere, implementa ni opera SBIA cuyo uso sea indebido, y la clasificación los identifica y excluye en la etapa de evaluación de viabilidad, con anterioridad a su desarrollo o adquisición.</w:t>
-      </w:r>
-      <w:r>
-        <w:rPr>
-          <w:rFonts w:ascii="Arial" w:hAnsi="Arial" w:cs="Arial"/>
-          <w:color w:val="000000"/>
-          <w:highlight w:val="cyan"/>
-        </w:rPr>
-        <w:t xml:space="preserve"> </w:t>
+        <w:t xml:space="preserve">La clasificación de riesgo determina, para cada iniciativa o SBIA de la SUNAT, la categoría de riesgo que genera su uso conforme al RLIA: uso indebido (artículo 23), riesgo alto (artículo 24) o riesgo aceptable (numeral 22.2 del artículo 22). El uso indebido deviene en prohibido; por ello, la SUNAT no desarrolla, adquiere, implementa ni opera SBIA cuyo uso sea indebido, y la clasificación los identifica y excluye en la etapa de evaluación de viabilidad, con anterioridad a su desarrollo o adquisición. </w:t>
       </w:r>
       <w:r>
         <w:rPr>
@@ -9950,13 +8540,6 @@
           <w:highlight w:val="green"/>
         </w:rPr>
         <w:t>6.2.2</w:t>
-      </w:r>
-      <w:r>
-        <w:rPr>
-          <w:rFonts w:ascii="Arial" w:eastAsia="Arial" w:hAnsi="Arial" w:cs="Arial"/>
-          <w:color w:val="000000"/>
-          <w:highlight w:val="green"/>
-        </w:rPr>
         <w:tab/>
       </w:r>
       <w:r>
@@ -9964,50 +8547,9 @@
           <w:rFonts w:ascii="Arial" w:eastAsia="Arial" w:hAnsi="Arial" w:cs="Arial"/>
           <w:highlight w:val="green"/>
         </w:rPr>
-        <w:t xml:space="preserve">Para la aplicación de la clasificación establecida, la Comisión de Gobierno de IA propone la clasificación de riesgo de las iniciativas que se presentan. La opinión de la OII, en materia de ética, integridad y prevención de sesgos, y la de la INALI, en materia de cumplimiento normativo, constan de manera expresa en la propuesta. La aprobación de la clasificación de riesgo corresponde al CGTD en todos los casos. En los SBIA de riesgo alto y en los estratégicos para la entidad, el CGTD aprueba la clasificación mediante pronunciamiento individual. En los SBIA de riesgo aceptable, el CGTD aprueba la clasificación de manera agregada, sobre la relación que la Comisión de Gobierno de IA eleva a cada sesión ordinaria, sin perjuicio de que cualquiera de sus miembros solicite el tratamiento individual de una iniciativa determinada. </w:t>
-      </w:r>
-      <w:r>
-        <w:rPr>
-          <w:rFonts w:ascii="Arial" w:eastAsia="Arial" w:hAnsi="Arial" w:cs="Arial"/>
-          <w:highlight w:val="green"/>
-        </w:rPr>
-        <w:t>En tanto el CGTD no apruebe la clasificación agregada, la propuesta de la Comisión de Gobierno de IA habilita la continuación del ciclo de vida, salvo el despliegue, que requiere la clasificación aprobada.</w:t>
-      </w:r>
-      <w:r>
-        <w:rPr>
-          <w:rFonts w:ascii="Arial" w:eastAsia="Arial" w:hAnsi="Arial" w:cs="Arial"/>
-          <w:highlight w:val="green"/>
-        </w:rPr>
-        <w:t xml:space="preserve"> </w:t>
-      </w:r>
-      <w:r>
-        <w:rPr>
-          <w:rFonts w:ascii="Arial" w:eastAsia="Arial" w:hAnsi="Arial" w:cs="Arial"/>
-          <w:highlight w:val="green"/>
-        </w:rPr>
-        <w:t xml:space="preserve">La clasificación es parte de la </w:t>
-      </w:r>
-      <w:r>
-        <w:rPr>
-          <w:rFonts w:ascii="Arial" w:eastAsia="Arial" w:hAnsi="Arial" w:cs="Arial"/>
-          <w:highlight w:val="green"/>
-        </w:rPr>
+        <w:t xml:space="preserve">Para la aplicación de la clasificación establecida, la Comisión de Gobierno de IA propone la clasificación de riesgo de las iniciativas que se presentan. La opinión de la OII, en materia de ética, integridad y prevención de sesgos, y la de la INALI, en materia de cumplimiento normativo, constan de manera expresa en la propuesta. La aprobación de la clasificación de riesgo corresponde al CGTD en todos los casos. En los SBIA de riesgo alto y en los estratégicos para la entidad, el CGTD aprueba la clasificación mediante pronunciamiento individual. En los SBIA de riesgo aceptable, el CGTD aprueba la clasificación de manera agregada, sobre la relación que la Comisión de Gobierno de IA eleva a cada sesión ordinaria, sin perjuicio de que cualquiera de sus miembros solicite el tratamiento individual de una iniciativa determinada. En tanto el CGTD no apruebe la clasificación agregada, la propuesta de la Comisión de Gobierno de IA habilita la continuación del ciclo de vida, salvo el despliegue, que requiere la clasificación aprobada. Durante ese periodo, las disposiciones que exigen el nivel de riesgo se aplican sobre la clasificación propuesta. Si el CGTD modifica la clasificación al aprobarla, el propietario del caso de uso y el custodio técnico ajustan los requisitos, los controles y el mecanismo de supervisión humana antes del despliegue. La clasificación es parte de la </w:t>
         <w:lastRenderedPageBreak/>
-        <w:t>evaluación de viabilidad de acuerdo al ciclo de vida descrito en el 6.1.1. La clasificación aplica los criterios de la Matriz de Clasificación de Riesgos</w:t>
-      </w:r>
-      <w:r>
-        <w:rPr>
-          <w:rFonts w:ascii="Arial" w:eastAsia="Arial" w:hAnsi="Arial" w:cs="Arial"/>
-          <w:highlight w:val="green"/>
-        </w:rPr>
-        <w:t xml:space="preserve"> de IA</w:t>
-      </w:r>
-      <w:r>
-        <w:rPr>
-          <w:rFonts w:ascii="Arial" w:eastAsia="Arial" w:hAnsi="Arial" w:cs="Arial"/>
-          <w:highlight w:val="green"/>
-        </w:rPr>
-        <w:t xml:space="preserve"> (Anexo N.° 2); el detalle de su aplicación se desarrolla en la metodología prevista en el numeral 6.1.5.</w:t>
+        <w:t xml:space="preserve">evaluación de viabilidad de acuerdo al ciclo de vida descrito en el 6.1.1. La clasificación aplica los criterios de la Matriz de Clasificación de Riesgos de IA (Anexo N.° 2); el detalle de su aplicación se desarrolla en la metodología prevista en el numeral 6.1.5.</w:t>
       </w:r>
     </w:p>
     <w:p>
@@ -10027,13 +8569,6 @@
           <w:highlight w:val="yellow"/>
         </w:rPr>
         <w:t>6.2.3</w:t>
-      </w:r>
-      <w:r>
-        <w:rPr>
-          <w:rFonts w:ascii="Arial" w:eastAsia="Arial" w:hAnsi="Arial" w:cs="Arial"/>
-          <w:color w:val="000000"/>
-          <w:highlight w:val="yellow"/>
-        </w:rPr>
         <w:tab/>
         <w:t xml:space="preserve">La SUNAT prohíbe el desarrollo, adquisición, implementación u operación de SBIA clasificados como de </w:t>
       </w:r>
@@ -10070,12 +8605,6 @@
           <w:color w:val="000000"/>
         </w:rPr>
         <w:t>6.2.4</w:t>
-      </w:r>
-      <w:r>
-        <w:rPr>
-          <w:rFonts w:ascii="Arial" w:eastAsia="Arial" w:hAnsi="Arial" w:cs="Arial"/>
-          <w:color w:val="000000"/>
-        </w:rPr>
         <w:tab/>
       </w:r>
       <w:r>
@@ -10084,39 +8613,7 @@
           <w:color w:val="000000"/>
           <w:highlight w:val="green"/>
         </w:rPr>
-        <w:t>La prohibición del uso indebido se asegura mediante la clasificación de riesgo previa y</w:t>
-      </w:r>
-      <w:r>
-        <w:rPr>
-          <w:rFonts w:ascii="Arial" w:eastAsia="Arial" w:hAnsi="Arial" w:cs="Arial"/>
-          <w:color w:val="000000"/>
-          <w:highlight w:val="green"/>
-        </w:rPr>
-        <w:t xml:space="preserve"> </w:t>
-      </w:r>
-      <w:r>
-        <w:rPr>
-          <w:rFonts w:ascii="Arial" w:eastAsia="Arial" w:hAnsi="Arial" w:cs="Arial"/>
-          <w:color w:val="000000"/>
-          <w:highlight w:val="green"/>
-        </w:rPr>
-        <w:t>obligatoria, el pronunciamiento no favorable de la Comisión de Gobierno de IA conforme al</w:t>
-      </w:r>
-      <w:r>
-        <w:rPr>
-          <w:rFonts w:ascii="Arial" w:eastAsia="Arial" w:hAnsi="Arial" w:cs="Arial"/>
-          <w:color w:val="000000"/>
-          <w:highlight w:val="green"/>
-        </w:rPr>
-        <w:t xml:space="preserve"> </w:t>
-      </w:r>
-      <w:r>
-        <w:rPr>
-          <w:rFonts w:ascii="Arial" w:eastAsia="Arial" w:hAnsi="Arial" w:cs="Arial"/>
-          <w:color w:val="000000"/>
-          <w:highlight w:val="green"/>
-        </w:rPr>
-        <w:t>numeral 6.15.1 y el registro obligatorio en el Inventario Institucional de SBIA.</w:t>
+        <w:t xml:space="preserve">La prohibición del uso indebido se asegura mediante la clasificación de riesgo previa y obligatoria, el pronunciamiento no favorable de la Comisión de Gobierno de IA conforme al numeral 6.15.1 y el registro obligatorio en el Inventario Institucional de SBIA.</w:t>
       </w:r>
       <w:r>
         <w:rPr>
@@ -10150,87 +8647,9 @@
           <w:color w:val="000000"/>
           <w:highlight w:val="green"/>
         </w:rPr>
-        <w:t>6.2.</w:t>
-      </w:r>
-      <w:r>
-        <w:rPr>
-          <w:rFonts w:ascii="Arial" w:eastAsia="Arial" w:hAnsi="Arial" w:cs="Arial"/>
-          <w:color w:val="000000"/>
-          <w:highlight w:val="green"/>
-        </w:rPr>
-        <w:t>5</w:t>
-      </w:r>
-      <w:r>
-        <w:rPr>
-          <w:rFonts w:ascii="Arial" w:eastAsia="Arial" w:hAnsi="Arial" w:cs="Arial"/>
-          <w:color w:val="000000"/>
-          <w:highlight w:val="green"/>
-        </w:rPr>
+        <w:t>6.2.5</w:t>
         <w:tab/>
-      </w:r>
-      <w:r>
-        <w:rPr>
-          <w:rFonts w:ascii="Arial" w:eastAsia="Arial" w:hAnsi="Arial" w:cs="Arial"/>
-          <w:color w:val="000000"/>
-          <w:highlight w:val="green"/>
-        </w:rPr>
-        <w:t>Los controles aplicables a un SBIA se determinan a partir de su clasificación de riesgo y de los criterios establecidos en los numerales 6.6, 6.7.2, 6.9 y 6.10: no se proponen ni se negocian</w:t>
-      </w:r>
-      <w:r>
-        <w:rPr>
-          <w:rFonts w:ascii="Arial" w:eastAsia="Arial" w:hAnsi="Arial" w:cs="Arial"/>
-          <w:color w:val="000000"/>
-          <w:highlight w:val="green"/>
-        </w:rPr>
-        <w:t>. El propietario del</w:t>
-      </w:r>
-      <w:r>
-        <w:rPr>
-          <w:rFonts w:ascii="Arial" w:eastAsia="Arial" w:hAnsi="Arial" w:cs="Arial"/>
-          <w:color w:val="000000"/>
-          <w:highlight w:val="green"/>
-        </w:rPr>
-        <w:t xml:space="preserve"> </w:t>
-      </w:r>
-      <w:r>
-        <w:rPr>
-          <w:rFonts w:ascii="Arial" w:eastAsia="Arial" w:hAnsi="Arial" w:cs="Arial"/>
-          <w:color w:val="000000"/>
-          <w:highlight w:val="green"/>
-        </w:rPr>
-        <w:t>caso de uso, con la asistencia técnica de la Comisión de Gobierno de IA, define cómo se</w:t>
-      </w:r>
-      <w:r>
-        <w:rPr>
-          <w:rFonts w:ascii="Arial" w:eastAsia="Arial" w:hAnsi="Arial" w:cs="Arial"/>
-          <w:color w:val="000000"/>
-          <w:highlight w:val="green"/>
-        </w:rPr>
-        <w:t xml:space="preserve"> </w:t>
-      </w:r>
-      <w:r>
-        <w:rPr>
-          <w:rFonts w:ascii="Arial" w:eastAsia="Arial" w:hAnsi="Arial" w:cs="Arial"/>
-          <w:color w:val="000000"/>
-          <w:highlight w:val="green"/>
-        </w:rPr>
-        <w:t>implementan en el SBIA. La Comisión verifica su implementación en el hito de aprobación</w:t>
-      </w:r>
-      <w:r>
-        <w:rPr>
-          <w:rFonts w:ascii="Arial" w:eastAsia="Arial" w:hAnsi="Arial" w:cs="Arial"/>
-          <w:color w:val="000000"/>
-          <w:highlight w:val="green"/>
-        </w:rPr>
-        <w:t xml:space="preserve"> </w:t>
-      </w:r>
-      <w:r>
-        <w:rPr>
-          <w:rFonts w:ascii="Arial" w:eastAsia="Arial" w:hAnsi="Arial" w:cs="Arial"/>
-          <w:color w:val="000000"/>
-          <w:highlight w:val="green"/>
-        </w:rPr>
-        <w:t>previo al despliegue.</w:t>
+        <w:t xml:space="preserve">Los controles aplicables a un SBIA se determinan a partir de su clasificación de riesgo y de los criterios establecidos en los numerales 6.6, 6.7.2, 6.9 y 6.10: no se proponen ni se negocian. El propietario del caso de uso, con la asistencia técnica de la Comisión de Gobierno de IA, define cómo se implementan en el SBIA. La Comisión de Gobierno de IA verifica su implementación en la etapa 5 del numeral 6.1.1, con anterioridad al despliegue.</w:t>
       </w:r>
     </w:p>
     <w:p>
@@ -10241,8 +8660,6 @@
       </w:pPr>
       <w:r>
         <w:t>6.3</w:t>
-      </w:r>
-      <w:r>
         <w:tab/>
         <w:t>Del Inventario Institucional de SBIA</w:t>
       </w:r>
@@ -10263,12 +8680,6 @@
           <w:color w:val="000000"/>
         </w:rPr>
         <w:t>6.3.1</w:t>
-      </w:r>
-      <w:r>
-        <w:rPr>
-          <w:rFonts w:ascii="Arial" w:eastAsia="Arial" w:hAnsi="Arial" w:cs="Arial"/>
-          <w:color w:val="000000"/>
-        </w:rPr>
         <w:tab/>
         <w:t>La Comisión de Gobierno de IA administra el Inventario Institucional de SBIA, donde registra todos los SBIA de la SUNAT. El registro es obligatorio y previo al inicio del desarrollo o adquisición. El Anexo N.° 1 define los campos mínimos.</w:t>
       </w:r>
@@ -10289,12 +8700,6 @@
           <w:color w:val="000000"/>
         </w:rPr>
         <w:t>6.3.2</w:t>
-      </w:r>
-      <w:r>
-        <w:rPr>
-          <w:rFonts w:ascii="Arial" w:eastAsia="Arial" w:hAnsi="Arial" w:cs="Arial"/>
-          <w:color w:val="000000"/>
-        </w:rPr>
         <w:tab/>
         <w:t>La Comisión de Gobierno de IA actualiza el Inventario permanentemente y lo revisa integralmente al menos una vez al año.</w:t>
       </w:r>
@@ -10307,8 +8712,6 @@
       </w:pPr>
       <w:r>
         <w:t>6.4</w:t>
-      </w:r>
-      <w:r>
         <w:tab/>
         <w:t>De la evaluación de impacto algorítmico</w:t>
       </w:r>
@@ -10330,30 +8733,8 @@
           <w:highlight w:val="green"/>
         </w:rPr>
         <w:t>6.4.1</w:t>
-      </w:r>
-      <w:r>
-        <w:rPr>
-          <w:rFonts w:ascii="Arial" w:eastAsia="Arial" w:hAnsi="Arial" w:cs="Arial"/>
-          <w:color w:val="000000"/>
-          <w:highlight w:val="green"/>
-        </w:rPr>
         <w:tab/>
-      </w:r>
-      <w:r>
-        <w:rPr>
-          <w:rFonts w:ascii="Arial" w:eastAsia="Arial" w:hAnsi="Arial" w:cs="Arial"/>
-          <w:color w:val="000000"/>
-          <w:highlight w:val="green"/>
-        </w:rPr>
-        <w:t>Todo SBIA de riesgo alto debe contar con una EIA aprobada por el CGTD previamente al inicio de su desarrollo, adquisición o implementación, conforme al artículo 30 del RLIA</w:t>
-      </w:r>
-      <w:r>
-        <w:rPr>
-          <w:rFonts w:ascii="Arial" w:eastAsia="Arial" w:hAnsi="Arial" w:cs="Arial"/>
-          <w:color w:val="000000"/>
-          <w:highlight w:val="green"/>
-        </w:rPr>
-        <w:t xml:space="preserve">. </w:t>
+        <w:t xml:space="preserve">Todo SBIA de riesgo alto debe contar con una EIA aprobada por el CGTD previamente al inicio de su desarrollo, adquisición o implementación, conforme al artículo 30 del RLIA. </w:t>
       </w:r>
       <w:r>
         <w:rPr>
@@ -10381,45 +8762,8 @@
           <w:highlight w:val="green"/>
         </w:rPr>
         <w:t>6.4.2</w:t>
-      </w:r>
-      <w:r>
-        <w:rPr>
-          <w:rFonts w:ascii="Arial" w:hAnsi="Arial" w:cs="Arial"/>
-          <w:color w:val="000000"/>
-          <w:highlight w:val="green"/>
-        </w:rPr>
         <w:tab/>
-      </w:r>
-      <w:r>
-        <w:rPr>
-          <w:rFonts w:ascii="Arial" w:hAnsi="Arial" w:cs="Arial"/>
-          <w:color w:val="000000"/>
-          <w:highlight w:val="green"/>
-        </w:rPr>
-        <w:t>El propietario del caso de uso elabora la EIA con la participación del equipo técnico multidisciplinario del SBIA previsto en el numeral 6.1.6.</w:t>
-      </w:r>
-      <w:r>
-        <w:rPr>
-          <w:rFonts w:ascii="Arial" w:hAnsi="Arial" w:cs="Arial"/>
-          <w:color w:val="000000"/>
-          <w:highlight w:val="green"/>
-        </w:rPr>
-        <w:t xml:space="preserve"> </w:t>
-      </w:r>
-      <w:r>
-        <w:rPr>
-          <w:rFonts w:ascii="Arial" w:hAnsi="Arial" w:cs="Arial"/>
-          <w:color w:val="000000"/>
-          <w:highlight w:val="green"/>
-        </w:rPr>
-        <w:t xml:space="preserve">La EIA incorpora los aspectos de negocio (en particular el impacto en el administrado) y los aspectos técnicos. La Comisión de Gobierno de IA, la OII y la INALI la </w:t>
-      </w:r>
-      <w:r>
-        <w:rPr>
-          <w:rFonts w:ascii="Arial" w:hAnsi="Arial" w:cs="Arial"/>
-          <w:color w:val="000000"/>
-          <w:highlight w:val="green"/>
-        </w:rPr>
+        <w:t xml:space="preserve">El propietario del caso de uso elabora la EIA con la participación del equipo técnico multidisciplinario del SBIA previsto en el numeral 6.1.6. La EIA incorpora los aspectos de negocio (en particular el impacto en el administrado) y los aspectos técnicos. La Comisión de Gobierno de IA, la OII y la INALI la </w:t>
         <w:lastRenderedPageBreak/>
         <w:t>revisan. Concluidas las revisiones, la Comisión de Gobierno de IA eleva la EIA al CGTD para su aprobación conforme al numeral 6.4.1.</w:t>
       </w:r>
@@ -10441,21 +8785,7 @@
           <w:highlight w:val="green"/>
         </w:rPr>
         <w:t>6.4.3</w:t>
-      </w:r>
-      <w:r>
-        <w:rPr>
-          <w:rFonts w:ascii="Arial" w:eastAsia="Arial" w:hAnsi="Arial" w:cs="Arial"/>
-          <w:color w:val="000000"/>
-          <w:highlight w:val="green"/>
-        </w:rPr>
         <w:tab/>
-      </w:r>
-      <w:r>
-        <w:rPr>
-          <w:rFonts w:ascii="Arial" w:eastAsia="Arial" w:hAnsi="Arial" w:cs="Arial"/>
-          <w:color w:val="000000"/>
-          <w:highlight w:val="green"/>
-        </w:rPr>
         <w:t>La Comisión de Gobierno de IA coordina la actualización de la EIA cuando se produzca un cambio significativo conforme al numeral 6.10.5.</w:t>
       </w:r>
     </w:p>
@@ -10476,13 +8806,6 @@
           <w:highlight w:val="yellow"/>
         </w:rPr>
         <w:t>6.4.4</w:t>
-      </w:r>
-      <w:r>
-        <w:rPr>
-          <w:rFonts w:ascii="Arial" w:eastAsia="Arial" w:hAnsi="Arial" w:cs="Arial"/>
-          <w:color w:val="000000"/>
-          <w:highlight w:val="yellow"/>
-        </w:rPr>
         <w:tab/>
         <w:t>Cuando la EIA detecte riesgos que afecten los derechos fundamentales o puedan generar decisiones automatizadas erróneas, el propietario del caso de uso y el equipo técnico del SBIA adoptan las medidas necesarias para mitigar los impactos y realizan los ajustes necesarios previos a la implementación final, entre ellos ajustes en los modelos, mejora en la calidad de los datos y mecanismos de supervisión humana. Dichas medidas quedan documentadas</w:t>
       </w:r>
@@ -10537,11 +8860,6 @@
           <w:highlight w:val="yellow"/>
         </w:rPr>
         <w:t>6.5</w:t>
-      </w:r>
-      <w:r>
-        <w:rPr>
-          <w:highlight w:val="yellow"/>
-        </w:rPr>
         <w:tab/>
         <w:t>De la arquitectura y el software de los SBIA</w:t>
       </w:r>
@@ -10563,21 +8881,7 @@
           <w:highlight w:val="green"/>
         </w:rPr>
         <w:t>6.5.1</w:t>
-      </w:r>
-      <w:r>
-        <w:rPr>
-          <w:rFonts w:ascii="Arial" w:eastAsia="Arial" w:hAnsi="Arial" w:cs="Arial"/>
-          <w:color w:val="000000"/>
-          <w:highlight w:val="green"/>
-        </w:rPr>
         <w:tab/>
-      </w:r>
-      <w:r>
-        <w:rPr>
-          <w:rFonts w:ascii="Arial" w:eastAsia="Arial" w:hAnsi="Arial" w:cs="Arial"/>
-          <w:color w:val="000000"/>
-          <w:highlight w:val="green"/>
-        </w:rPr>
         <w:t>La Gerencia de Arquitectura conduce el diseño de la arquitectura de los SBIA, conforme al literal a) del artículo 130 del ROF. La División de Arquitectura de Información y de Aplicaciones diseña la arquitectura de información y de aplicaciones de los SBIA, conforme a los literales a) y c) del artículo 132 del ROF; la División de Arquitectura Tecnológica diseña la arquitectura de su infraestructura tecnológica, conforme a los literales a) y c) del artículo 134 del ROF. La arquitectura de los SBIA promueve soluciones modulares y escalables y el uso de estándares abiertos que eviten la dependencia tecnológica de un único proveedor.</w:t>
       </w:r>
     </w:p>
@@ -10598,21 +8902,7 @@
           <w:highlight w:val="green"/>
         </w:rPr>
         <w:t>6.5.2</w:t>
-      </w:r>
-      <w:r>
-        <w:rPr>
-          <w:rFonts w:ascii="Arial" w:eastAsia="Arial" w:hAnsi="Arial" w:cs="Arial"/>
-          <w:color w:val="000000"/>
-          <w:highlight w:val="green"/>
-        </w:rPr>
         <w:tab/>
-      </w:r>
-      <w:r>
-        <w:rPr>
-          <w:rFonts w:ascii="Arial" w:eastAsia="Arial" w:hAnsi="Arial" w:cs="Arial"/>
-          <w:color w:val="000000"/>
-          <w:highlight w:val="green"/>
-        </w:rPr>
         <w:t>El desarrollo, la adquisición y la adecuación del software de los SBIA se sujetan a las disposiciones y a los estándares técnicos sobre procesos del ciclo de vida del software aplicables a las entidades de la Administración Pública, conforme al numeral 28.6 del artículo 28 del RLIA. Los estándares y documentos técnicos de arquitectura aplicables a los SBIA son los previstos en el numeral 6.5.3, y su cumplimiento se verifica en la aprobación del diseño de arquitectura de solución conforme al numeral 6.5.4.</w:t>
       </w:r>
     </w:p>
@@ -10633,31 +8923,8 @@
           <w:highlight w:val="green"/>
         </w:rPr>
         <w:t>6.5.3</w:t>
-      </w:r>
-      <w:r>
-        <w:rPr>
-          <w:rFonts w:ascii="Arial" w:eastAsia="Arial" w:hAnsi="Arial" w:cs="Arial"/>
-          <w:color w:val="000000"/>
-          <w:highlight w:val="green"/>
-        </w:rPr>
         <w:tab/>
-        <w:t xml:space="preserve">El diseño de la arquitectura de los SBIA observa los Principios de Arquitectura (AAT.PRAQ.01) y los Lineamientos de Arquitectura (LAT.LIAQ.01) de la SUNAT, en sus versiones vigentes, en lo que corresponda a su naturaleza. La GA adecua dichos instrumentos y emite los estándares, modelos de referencia, patrones y demás documentos técnicos de arquitectura necesarios para incorporar los requisitos propios de los SBIA (modelos, conjuntos de datos, componentes generativos y </w:t>
-      </w:r>
-      <w:r>
-        <w:rPr>
-          <w:rFonts w:ascii="Arial" w:eastAsia="Arial" w:hAnsi="Arial" w:cs="Arial"/>
-          <w:color w:val="000000"/>
-          <w:highlight w:val="green"/>
-        </w:rPr>
-        <w:t>agenticos</w:t>
-      </w:r>
-      <w:r>
-        <w:rPr>
-          <w:rFonts w:ascii="Arial" w:eastAsia="Arial" w:hAnsi="Arial" w:cs="Arial"/>
-          <w:color w:val="000000"/>
-          <w:highlight w:val="green"/>
-        </w:rPr>
-        <w:t>, e infraestructura especializada), en el ámbito de su competencia y conforme a los literales a) y c) del artículo 130 del ROF. Los que establezcan obligaciones exigibles a las unidades de organización se aprueban como documento normativo institucional conforme al numeral 7.6 de la presente directiva.</w:t>
+        <w:t xml:space="preserve">El diseño de la arquitectura de los SBIA observa los Principios de Arquitectura (AAT.PRAQ.01) y los Lineamientos de Arquitectura (LAT.LIAQ.01) de la SUNAT, en sus versiones vigentes, en lo que corresponda a su naturaleza. La GA adecua dichos instrumentos y emite los estándares, modelos de referencia, patrones y demás documentos técnicos de arquitectura necesarios para incorporar los requisitos propios de los SBIA (modelos, conjuntos de datos, componentes generativos y agenticos, e infraestructura especializada), en el ámbito de su competencia y conforme a los literales a) y c) del artículo 130 del ROF. Los que establezcan obligaciones exigibles a las unidades de organización se aprueban como documento normativo institucional conforme al numeral 7.6 de la presente directiva.</w:t>
       </w:r>
     </w:p>
     <w:p>
@@ -10677,32 +8944,9 @@
           <w:color w:val="000000"/>
           <w:highlight w:val="green"/>
         </w:rPr>
-        <w:t xml:space="preserve">6.5.4   </w:t>
-      </w:r>
-      <w:r>
-        <w:rPr>
-          <w:rFonts w:ascii="Arial" w:eastAsia="Arial" w:hAnsi="Arial" w:cs="Arial"/>
-          <w:color w:val="000000"/>
-          <w:highlight w:val="green"/>
-        </w:rPr>
-        <w:t xml:space="preserve">Todo SBIA cuenta con la aprobación del diseño de su arquitectura de solución, previa al inicio del desarrollo, la adquisición o el entrenamiento, conforme a la </w:t>
-      </w:r>
-      <w:r>
-        <w:rPr>
-          <w:rFonts w:ascii="Arial" w:eastAsia="Arial" w:hAnsi="Arial" w:cs="Arial"/>
-          <w:color w:val="000000"/>
-          <w:highlight w:val="green"/>
-        </w:rPr>
+        <w:t xml:space="preserve">6.5.4   Todo SBIA cuenta con la aprobación del diseño de su arquitectura de solución, previa al inicio del desarrollo, la adquisición o el entrenamiento, conforme a la </w:t>
         <w:lastRenderedPageBreak/>
-        <w:t>etapa 3 del numeral 6.1.1. Dicha aprobación corresponde a la División de Arquitectura de Información y de Aplicaciones y a la División de Arquitectura Tecnológica, cada una en el ámbito de su competencia conforme al literal a) de los artículos 132 y 134 del ROF, bajo la conducción de la Gerencia de Arquitectura</w:t>
-      </w:r>
-      <w:r>
-        <w:rPr>
-          <w:rFonts w:ascii="Arial" w:eastAsia="Arial" w:hAnsi="Arial" w:cs="Arial"/>
-          <w:color w:val="000000"/>
-          <w:highlight w:val="green"/>
-        </w:rPr>
-        <w:t xml:space="preserve">. </w:t>
+        <w:t xml:space="preserve">etapa 3 del numeral 6.1.1. Dicha aprobación corresponde a la División de Arquitectura de Información y de Aplicaciones y a la División de Arquitectura Tecnológica, cada una en el ámbito de su competencia conforme al literal a) de los artículos 132 y 134 del ROF, bajo la conducción de la Gerencia de Arquitectura. </w:t>
       </w:r>
       <w:r>
         <w:rPr>
@@ -10710,7 +8954,7 @@
           <w:color w:val="000000"/>
           <w:highlight w:val="lightGray"/>
         </w:rPr>
-        <w:t>Los requisitos derivados del nivel de riesgo aprobado, incluidos los mecanismos de supervisión humana, explicabilidad y trazabilidad, se incorporan como requisitos no funcionales de la solución.</w:t>
+        <w:t>Los requisitos derivados del nivel de riesgo, incluidos los mecanismos de supervisión humana, explicabilidad y trazabilidad, se incorporan como requisitos no funcionales de la solución. Cuando la clasificación no cuenta aún con aprobación del CGTD, dichos requisitos se derivan de la clasificación propuesta conforme al numeral 6.2.2.</w:t>
       </w:r>
     </w:p>
     <w:p>
@@ -10731,31 +8975,8 @@
           <w:highlight w:val="green"/>
         </w:rPr>
         <w:t>6.5.5</w:t>
-      </w:r>
-      <w:r>
-        <w:rPr>
-          <w:rFonts w:ascii="Arial" w:eastAsia="Arial" w:hAnsi="Arial" w:cs="Arial"/>
-          <w:color w:val="000000"/>
-          <w:highlight w:val="green"/>
-        </w:rPr>
         <w:tab/>
-        <w:t xml:space="preserve">Los SBIA que ejecuten acciones sobre sistemas, datos o procesos con algún grado de autonomía incorporan mecanismos de autorización, restricción y registro de dichas acciones, proporcionales al nivel de riesgo aprobado y al grado de autonomía asignado. </w:t>
-      </w:r>
-      <w:r>
-        <w:rPr>
-          <w:rFonts w:ascii="Arial" w:eastAsia="Arial" w:hAnsi="Arial" w:cs="Arial"/>
-          <w:color w:val="000000"/>
-          <w:highlight w:val="green"/>
-        </w:rPr>
-        <w:t xml:space="preserve">El propietario del caso de uso define el alcance de las acciones autorizadas; </w:t>
-      </w:r>
-      <w:r>
-        <w:rPr>
-          <w:rFonts w:ascii="Arial" w:eastAsia="Arial" w:hAnsi="Arial" w:cs="Arial"/>
-          <w:color w:val="000000"/>
-          <w:highlight w:val="green"/>
-        </w:rPr>
-        <w:t>la División de Arquitectura de Información y de Aplicaciones aprueba el diseño de dichos mecanismos, conforme al literal a) del artículo 132 del ROF, y la División de Arquitectura Tecnológica valida su implementación antes del despliegue, conforme al literal c) del artículo 134 del ROF.</w:t>
+        <w:t xml:space="preserve">Los SBIA que ejecuten acciones sobre sistemas, datos o procesos con algún grado de autonomía incorporan mecanismos de autorización, restricción y registro de dichas acciones. Dichos mecanismos son proporcionales al nivel de riesgo determinado conforme al numeral 6.2.2 y al grado de autonomía asignado. El propietario del caso de uso define el alcance de las acciones autorizadas; la División de Arquitectura de Información y de Aplicaciones aprueba el diseño de dichos mecanismos, conforme al literal a) del artículo 132 del ROF, y la División de Arquitectura Tecnológica valida su implementación antes del despliegue, conforme al literal c) del artículo 134 del ROF.</w:t>
       </w:r>
     </w:p>
     <w:p>
@@ -10833,15 +9054,7 @@
           <w:color w:val="000000"/>
           <w:highlight w:val="green"/>
         </w:rPr>
-        <w:t xml:space="preserve">6.5.7   La publicación del código fuente de los SBIA financiados con fondos públicos, </w:t>
-      </w:r>
-      <w:r>
-        <w:rPr>
-          <w:rFonts w:ascii="Arial" w:eastAsia="Arial" w:hAnsi="Arial" w:cs="Arial"/>
-          <w:color w:val="000000"/>
-          <w:highlight w:val="green"/>
-        </w:rPr>
-        <w:t>con licencia libre o abierta en la Plataforma Nacional de Software Público Peruano (PNSSP), prevista en el numeral 28.8 del artículo 28 del RLIA, se sujeta a la determinación previa de su publicabilidad.</w:t>
+        <w:t xml:space="preserve">6.5.7   La publicación del código fuente de los SBIA financiados con fondos públicos, con licencia libre o abierta en la Plataforma Nacional de Software Público Peruano (PNSSP), prevista en el numeral 28.8 del artículo 28 del RLIA, se sujeta a la determinación previa de su publicabilidad.</w:t>
       </w:r>
       <w:r>
         <w:rPr>
@@ -10856,72 +9069,9 @@
           <w:color w:val="000000"/>
           <w:highlight w:val="green"/>
         </w:rPr>
-        <w:t>Dicha determinación verifica que el código no revele información sujeta a reserva tributaria conforme al artículo 85 del TUO del Código Tributario. Verifica asimismo que no revele reglas de detección de riesgo cuya divulgación comprometa la función de control, con la opinión de la INALI en materia de cumplimiento normativo y de la Intendencia Nacional Jurídico Tributaria o de la Intendencia Nacional Jurídico Aduanera, según la materia.</w:t>
-      </w:r>
-      <w:r>
-        <w:rPr>
-          <w:rFonts w:ascii="Arial" w:eastAsia="Arial" w:hAnsi="Arial" w:cs="Arial"/>
-          <w:color w:val="000000"/>
-          <w:highlight w:val="green"/>
-        </w:rPr>
-        <w:t xml:space="preserve"> </w:t>
-      </w:r>
-      <w:r>
-        <w:rPr>
-          <w:rFonts w:ascii="Arial" w:eastAsia="Arial" w:hAnsi="Arial" w:cs="Arial"/>
-          <w:color w:val="000000"/>
-          <w:highlight w:val="green"/>
-        </w:rPr>
-        <w:t xml:space="preserve">La </w:t>
-      </w:r>
-      <w:r>
-        <w:rPr>
-          <w:rFonts w:ascii="Arial" w:eastAsia="Arial" w:hAnsi="Arial" w:cs="Arial"/>
-          <w:color w:val="000000"/>
-          <w:highlight w:val="green"/>
-        </w:rPr>
-        <w:t xml:space="preserve">GA, con opinión de la INALI y de la Oficina de Seguridad Informática, determina la publicabilidad antes de cada liberación mayor y, en todo caso, con ocasión de la revisión integral anual del Inventario Institucional de SBIA prevista en el numeral 6.3.2; </w:t>
-      </w:r>
-      <w:r>
-        <w:rPr>
-          <w:rFonts w:ascii="Arial" w:eastAsia="Arial" w:hAnsi="Arial" w:cs="Arial"/>
-          <w:color w:val="000000"/>
-          <w:highlight w:val="green"/>
-        </w:rPr>
-        <w:t xml:space="preserve">la GDS pone a disposición el código fuente cuya publicación se haya determinado procedente, conforme a los mecanismos que establezca la Plataforma Nacional de Software Público </w:t>
-      </w:r>
-      <w:r>
-        <w:rPr>
-          <w:rFonts w:ascii="Arial" w:eastAsia="Arial" w:hAnsi="Arial" w:cs="Arial"/>
-          <w:color w:val="000000"/>
-          <w:highlight w:val="green"/>
-        </w:rPr>
+        <w:t xml:space="preserve">Dicha determinación verifica que el código no revele información sujeta a reserva tributaria conforme al artículo 85 del TUO del Código Tributario. Verifica asimismo que no revele reglas de detección de riesgo cuya divulgación comprometa la función de control, con la opinión de la INALI en materia de cumplimiento normativo y de la Intendencia Nacional Jurídico Tributaria o de la Intendencia Nacional Jurídico Aduanera, según la materia. La GA, con opinión de la INALI y de la Oficina de Seguridad Informática, determina la publicabilidad antes de cada liberación mayor y, en todo caso, con ocasión de la revisión integral anual del Inventario Institucional de SBIA prevista en el numeral 6.3.2; la GDS pone a disposición el código fuente cuya publicación se haya determinado procedente, conforme a los mecanismos que establezca la Plataforma Nacional de Software Público </w:t>
         <w:lastRenderedPageBreak/>
-        <w:t>Peruano</w:t>
-      </w:r>
-      <w:r>
-        <w:rPr>
-          <w:rFonts w:ascii="Arial" w:eastAsia="Arial" w:hAnsi="Arial" w:cs="Arial"/>
-          <w:color w:val="000000"/>
-          <w:highlight w:val="green"/>
-        </w:rPr>
-        <w:t>. La determinación y su resultado constan en la Ficha de Registro de SBIA (Anexo N.° 1) y, cuando el código no resulte publicable, se consigna igualmente la justificación legal de la restricción.</w:t>
-      </w:r>
-      <w:r>
-        <w:rPr>
-          <w:rFonts w:ascii="Arial" w:eastAsia="Arial" w:hAnsi="Arial" w:cs="Arial"/>
-          <w:color w:val="000000"/>
-          <w:highlight w:val="green"/>
-        </w:rPr>
-        <w:t xml:space="preserve"> </w:t>
-      </w:r>
-      <w:r>
-        <w:rPr>
-          <w:rFonts w:ascii="Arial" w:eastAsia="Arial" w:hAnsi="Arial" w:cs="Arial"/>
-          <w:color w:val="000000"/>
-          <w:highlight w:val="green"/>
-        </w:rPr>
-        <w:t>Cuando la determinación comprenda el sentido y el alcance de las normas tributarias o aduaneras, la GA solicita la opinión de la Intendencia Nacional Jurídico Tributaria o de la Intendencia Nacional Jurídico Aduanera, según la materia.</w:t>
+        <w:t xml:space="preserve">Peruano. La determinación y su resultado constan en la Ficha de Registro de SBIA (Anexo N.° 1) y, cuando el código no resulte publicable, se consigna igualmente la justificación legal de la restricción. Cuando la determinación comprenda el sentido y el alcance de las normas tributarias o aduaneras, la GA solicita la opinión de la Intendencia Nacional Jurídico Tributaria o de la Intendencia Nacional Jurídico Aduanera, según la materia.</w:t>
       </w:r>
     </w:p>
     <w:p>
@@ -10940,15 +9090,7 @@
           <w:color w:val="000000"/>
           <w:highlight w:val="green"/>
         </w:rPr>
-        <w:t xml:space="preserve">6.5.8 Los SBIA separan las funciones basadas en inferencia, generación o razonamiento probabilístico de aquellas que requieren un resultado determinístico. Constituyen funciones determinísticas, entre otras, los cálculos que determinan obligaciones o derechos, el cómputo de plazos, la aplicación de reglas normativas y de negocio, las validaciones de cumplimiento normativo y la ejecución de transacciones sobre los sistemas institucionales. El componente de IA puede interpretar, clasificar, recomendar u orquestar dichas funciones; su ejecución corresponde a los servicios, motores de reglas o componentes institucionales diseñados para tal fin. </w:t>
-      </w:r>
-      <w:r>
-        <w:rPr>
-          <w:rFonts w:ascii="Arial" w:eastAsia="Arial" w:hAnsi="Arial" w:cs="Arial"/>
-          <w:color w:val="000000"/>
-          <w:highlight w:val="green"/>
-        </w:rPr>
-        <w:t>Esta separación se sustenta en la arquitectura de solución aprobada conforme al numeral 6.5.4, y sus criterios técnicos se desarrollan conforme al numeral 6.5.3.</w:t>
+        <w:t xml:space="preserve">6.5.8 Los SBIA separan las funciones basadas en inferencia, generación o razonamiento probabilístico de aquellas que requieren un resultado determinístico. Constituyen funciones determinísticas, entre otras, los cálculos que determinan obligaciones o derechos, el cómputo de plazos, la aplicación de reglas normativas y de negocio, las validaciones de cumplimiento normativo y la ejecución de transacciones sobre los sistemas institucionales. El componente de IA puede interpretar, clasificar, recomendar u orquestar dichas funciones; su ejecución corresponde a los servicios, motores de reglas o componentes institucionales diseñados para tal fin. Esta separación se sustenta en la arquitectura de solución aprobada conforme al numeral 6.5.4, y sus criterios técnicos se desarrollan conforme al numeral 6.5.3.</w:t>
       </w:r>
     </w:p>
     <w:p>
@@ -10959,8 +9101,6 @@
       </w:pPr>
       <w:r>
         <w:t>6.6</w:t>
-      </w:r>
-      <w:r>
         <w:tab/>
         <w:t>De la supervisión humana</w:t>
       </w:r>
@@ -10982,21 +9122,7 @@
           <w:highlight w:val="green"/>
         </w:rPr>
         <w:t>6.6.1</w:t>
-      </w:r>
-      <w:r>
-        <w:rPr>
-          <w:rFonts w:ascii="Arial" w:eastAsia="Arial" w:hAnsi="Arial" w:cs="Arial"/>
-          <w:color w:val="000000"/>
-          <w:highlight w:val="green"/>
-        </w:rPr>
         <w:tab/>
-      </w:r>
-      <w:r>
-        <w:rPr>
-          <w:rFonts w:ascii="Arial" w:eastAsia="Arial" w:hAnsi="Arial" w:cs="Arial"/>
-          <w:color w:val="000000"/>
-          <w:highlight w:val="green"/>
-        </w:rPr>
         <w:t>Todo SBIA cuenta con un mecanismo de supervisión humana proporcional a su nivel de riesgo, conforme al literal h) del artículo 7 del RLIA. La modalidad de supervisión humana exigible a cada SBIA es la siguiente:</w:t>
       </w:r>
     </w:p>
@@ -11092,15 +9218,8 @@
           <w:highlight w:val="yellow"/>
         </w:rPr>
         <w:t>6.6.2</w:t>
-      </w:r>
-      <w:r>
-        <w:rPr>
-          <w:rFonts w:ascii="Arial" w:eastAsia="Arial" w:hAnsi="Arial" w:cs="Arial"/>
-          <w:color w:val="000000"/>
-          <w:highlight w:val="yellow"/>
-        </w:rPr>
         <w:tab/>
-        <w:t>El propietario del caso de uso, con la asistencia técnica de la Comisión de Gobierno de IA, define el mecanismo específico de supervisión humana del SBIA conforme a la clasificación de riesgo aprobada según el numeral 6.2.2. Dicha definición se documenta en la Ficha de Registro de SBIA (Anexo N.° 1) y en la EIA cuando corresponda, y requiere conformidad de la Comisión de Gobierno de IA previo al despliegue.</w:t>
+        <w:t>El propietario del caso de uso, con la asistencia técnica de la Comisión de Gobierno de IA, define el mecanismo específico de supervisión humana del SBIA. La definición se efectúa conforme a la clasificación de riesgo determinada según el numeral 6.2.2. Dicha definición se documenta en la Ficha de Registro de SBIA (Anexo N.° 1) y en la EIA cuando corresponda. El mecanismo requiere la conformidad de la Comisión de Gobierno de IA en la etapa 5 del numeral 6.1.1, con anterioridad al despliegue.</w:t>
       </w:r>
     </w:p>
     <w:p>
@@ -11119,12 +9238,6 @@
           <w:color w:val="000000"/>
         </w:rPr>
         <w:t>6.6.3</w:t>
-      </w:r>
-      <w:r>
-        <w:rPr>
-          <w:rFonts w:ascii="Arial" w:eastAsia="Arial" w:hAnsi="Arial" w:cs="Arial"/>
-          <w:color w:val="000000"/>
-        </w:rPr>
         <w:tab/>
         <w:t>El propietario del caso de uso garantiza que el personal de supervisión cumple con las siguientes condiciones:</w:t>
       </w:r>
@@ -11295,12 +9408,6 @@
           <w:color w:val="000000"/>
         </w:rPr>
         <w:t>6.6.4</w:t>
-      </w:r>
-      <w:r>
-        <w:rPr>
-          <w:rFonts w:ascii="Arial" w:eastAsia="Arial" w:hAnsi="Arial" w:cs="Arial"/>
-          <w:color w:val="000000"/>
-        </w:rPr>
         <w:tab/>
         <w:t xml:space="preserve">Todo SBIA, independientemente de su nivel de riesgo, incorpora medidas proporcionales para prevenir, detectar y corregir resultados discriminatorios o sesgados que puedan afectar a los administrados, conforme al principio de equidad e inclusión de la </w:t>
       </w:r>
@@ -11309,14 +9416,7 @@
           <w:rFonts w:ascii="Arial" w:hAnsi="Arial" w:cs="Arial"/>
           <w:highlight w:val="green"/>
         </w:rPr>
-        <w:t xml:space="preserve">Política </w:t>
-      </w:r>
-      <w:r>
-        <w:rPr>
-          <w:rFonts w:ascii="Arial" w:hAnsi="Arial" w:cs="Arial"/>
-          <w:highlight w:val="green"/>
-        </w:rPr>
-        <w:t>de IA</w:t>
+        <w:t xml:space="preserve">Política de IA</w:t>
       </w:r>
       <w:r>
         <w:rPr>
@@ -11339,7 +9439,7 @@
           <w:color w:val="000000"/>
           <w:highlight w:val="green"/>
         </w:rPr>
-        <w:t>La Comisión de Gobierno de IA verifica la implementación de estas medidas en el hito de aprobación previo al despliegue, conforme al numeral 6.1.2.</w:t>
+        <w:t>La Comisión de Gobierno de IA verifica la implementación de estas medidas en la etapa 5 del numeral 6.1.1, con anterioridad al despliegue.</w:t>
       </w:r>
     </w:p>
     <w:p>
@@ -11350,8 +9450,6 @@
       </w:pPr>
       <w:r>
         <w:t>6.7</w:t>
-      </w:r>
-      <w:r>
         <w:tab/>
         <w:t>De la seguridad y privacidad en SBIA</w:t>
       </w:r>
@@ -11373,21 +9471,7 @@
           <w:highlight w:val="green"/>
         </w:rPr>
         <w:t>6.7.1</w:t>
-      </w:r>
-      <w:r>
-        <w:rPr>
-          <w:rFonts w:ascii="Arial" w:eastAsia="Arial" w:hAnsi="Arial" w:cs="Arial"/>
-          <w:color w:val="000000"/>
-          <w:highlight w:val="green"/>
-        </w:rPr>
         <w:tab/>
-      </w:r>
-      <w:r>
-        <w:rPr>
-          <w:rFonts w:ascii="Arial" w:eastAsia="Arial" w:hAnsi="Arial" w:cs="Arial"/>
-          <w:color w:val="000000"/>
-          <w:highlight w:val="green"/>
-        </w:rPr>
         <w:t>Los SBIA cumplen la Política de Seguridad de la Información (SGSI-PO-01) y el Manual de Políticas del Sistema de Gestión de Seguridad de la Información (SGSI-MA-03) de la SUNAT, en sus versiones vigentes, que son de aplicación a todo colaborador y tercero vinculado que gestione información de la institución. Cuando un SBIA soporte un proceso comprendido en el alcance del Sistema de Gestión de Seguridad de la Información, le son exigibles además los demás documentos normativos y lineamientos de dicho Sistema.</w:t>
       </w:r>
     </w:p>
@@ -11408,114 +9492,45 @@
           <w:highlight w:val="green"/>
         </w:rPr>
         <w:t>6.7.2</w:t>
-      </w:r>
-      <w:r>
-        <w:rPr>
-          <w:rFonts w:ascii="Arial" w:eastAsia="Arial" w:hAnsi="Arial" w:cs="Arial"/>
-          <w:color w:val="000000"/>
-          <w:highlight w:val="green"/>
-        </w:rPr>
         <w:tab/>
-      </w:r>
-      <w:r>
-        <w:rPr>
-          <w:rFonts w:ascii="Arial" w:eastAsia="Arial" w:hAnsi="Arial" w:cs="Arial"/>
-          <w:color w:val="000000"/>
-          <w:highlight w:val="green"/>
-        </w:rPr>
-        <w:t xml:space="preserve">Para los SBIA de riesgo alto y para los SBIA de riesgo aceptable que interactúen directamente con el administrado, incorporen componentes generativos o procesen datos personales o información sujeta a reserva tributaria, </w:t>
-      </w:r>
-      <w:r>
-        <w:rPr>
-          <w:rFonts w:ascii="Arial" w:eastAsia="Arial" w:hAnsi="Arial" w:cs="Arial"/>
-          <w:color w:val="000000"/>
-          <w:highlight w:val="green"/>
-        </w:rPr>
-        <w:t>el custodio técnico implementa como mínimo:</w:t>
-      </w:r>
-      <w:r>
-        <w:rPr>
-          <w:rFonts w:ascii="Arial" w:eastAsia="Arial" w:hAnsi="Arial" w:cs="Arial"/>
-          <w:color w:val="000000"/>
-          <w:highlight w:val="green"/>
-        </w:rPr>
+        <w:t xml:space="preserve">Para los SBIA de riesgo alto y para los SBIA de riesgo aceptable que interactúen directamente con el administrado, incorporen componentes generativos o procesen datos personales o información sujeta a reserva tributaria, el custodio técnico implementa como mínimo: </w:t>
+      </w:r>
+      <w:r>
+        <w:rPr>
+          <w:rFonts w:ascii="Arial" w:eastAsia="Arial" w:hAnsi="Arial" w:cs="Arial"/>
+          <w:color w:val="000000"/>
+          <w:highlight w:val="yellow"/>
+        </w:rPr>
+        <w:t xml:space="preserve">controles de contención (guardrails) de entrada y salida; controles de acceso basados en roles (RBAC); registro inmutable de auditoría (logs) de todas las interacciones; evaluación de vulnerabilidades conforme al OWASP Top 10 para aplicaciones LLM, en la versión que determine el documento normativo del numeral 6.7.7;</w:t>
+      </w:r>
+      <w:r>
+        <w:rPr>
+          <w:rFonts w:ascii="Arial" w:eastAsia="Arial" w:hAnsi="Arial" w:cs="Arial"/>
+          <w:color w:val="000000"/>
+          <w:highlight w:val="green"/>
+        </w:rPr>
+        <w:t xml:space="preserve"> red teaming de los SBIA de riesgo alto, previo a su despliegue y con la periodicidad que establezca el documento normativo del numeral 6.7.7</w:t>
+      </w:r>
+      <w:r>
+        <w:rPr>
+          <w:rFonts w:ascii="Arial" w:eastAsia="Arial" w:hAnsi="Arial" w:cs="Arial"/>
+          <w:color w:val="000000"/>
+          <w:highlight w:val="yellow"/>
+        </w:rPr>
+        <w:t>; y anonimización o seudonimización de datos personales antes del procesamiento.</w:t>
+      </w:r>
+      <w:r>
         <w:t xml:space="preserve"> </w:t>
       </w:r>
       <w:r>
         <w:rPr>
           <w:rFonts w:ascii="Arial" w:eastAsia="Arial" w:hAnsi="Arial" w:cs="Arial"/>
           <w:color w:val="000000"/>
-          <w:highlight w:val="yellow"/>
-        </w:rPr>
-        <w:t xml:space="preserve">controles de contención (guardrails) de entrada y salida; controles de acceso basados en roles (RBAC); registro inmutable de auditoría (logs) de todas las interacciones; </w:t>
-      </w:r>
-      <w:r>
-        <w:rPr>
-          <w:rFonts w:ascii="Arial" w:eastAsia="Arial" w:hAnsi="Arial" w:cs="Arial"/>
-          <w:color w:val="000000"/>
-          <w:highlight w:val="yellow"/>
-        </w:rPr>
-        <w:t>evaluación de vulnerabilidades conforme al OWASP Top 10 para aplicaciones LLM, en la versión que determine el documento normativo del numeral 6.7.7</w:t>
-      </w:r>
-      <w:r>
-        <w:rPr>
-          <w:rFonts w:ascii="Arial" w:eastAsia="Arial" w:hAnsi="Arial" w:cs="Arial"/>
-          <w:color w:val="000000"/>
-          <w:highlight w:val="yellow"/>
-        </w:rPr>
-        <w:t>;</w:t>
-      </w:r>
-      <w:r>
-        <w:rPr>
-          <w:rFonts w:ascii="Arial" w:eastAsia="Arial" w:hAnsi="Arial" w:cs="Arial"/>
-          <w:color w:val="000000"/>
-          <w:highlight w:val="green"/>
-        </w:rPr>
-        <w:t xml:space="preserve"> </w:t>
-      </w:r>
-      <w:r>
-        <w:rPr>
-          <w:rFonts w:ascii="Arial" w:eastAsia="Arial" w:hAnsi="Arial" w:cs="Arial"/>
-          <w:color w:val="000000"/>
-          <w:highlight w:val="green"/>
-        </w:rPr>
-        <w:t>red teaming de los SBIA de riesgo alto, previo a su despliegue y con la periodicidad que establezca el documento normativo del numeral 6.7.7</w:t>
-      </w:r>
-      <w:r>
-        <w:rPr>
-          <w:rFonts w:ascii="Arial" w:eastAsia="Arial" w:hAnsi="Arial" w:cs="Arial"/>
-          <w:color w:val="000000"/>
-          <w:highlight w:val="yellow"/>
-        </w:rPr>
-        <w:t>; y anonimización o seudonimización de datos personales antes del procesamiento.</w:t>
-      </w:r>
-      <w:r>
-        <w:t xml:space="preserve"> </w:t>
-      </w:r>
-      <w:r>
-        <w:rPr>
-          <w:rFonts w:ascii="Arial" w:eastAsia="Arial" w:hAnsi="Arial" w:cs="Arial"/>
-          <w:color w:val="000000"/>
-          <w:highlight w:val="green"/>
-        </w:rPr>
-        <w:t xml:space="preserve">Su implementación se verifica en el hito de aprobación previo </w:t>
-      </w:r>
-      <w:r>
-        <w:rPr>
-          <w:rFonts w:ascii="Arial" w:eastAsia="Arial" w:hAnsi="Arial" w:cs="Arial"/>
-          <w:color w:val="000000"/>
-          <w:highlight w:val="green"/>
-        </w:rPr>
+          <w:highlight w:val="green"/>
+        </w:rPr>
+        <w:t xml:space="preserve">Su implementación se verifica en la etapa 5 del numeral 6.1.1, conforme al </w:t>
         <w:lastRenderedPageBreak/>
-        <w:t>al despliegue, conforme al numeral 6.2.5, y se registra en la Ficha de Registro de SBIA (Anexo N.° 1).</w:t>
-      </w:r>
-      <w:r>
-        <w:rPr>
-          <w:rFonts w:ascii="Arial" w:eastAsia="Arial" w:hAnsi="Arial" w:cs="Arial"/>
-          <w:color w:val="000000"/>
-          <w:highlight w:val="green"/>
-        </w:rPr>
-        <w:t xml:space="preserve"> </w:t>
+        <w:t xml:space="preserve">numeral 6.2.5. Se registra en la Ficha de Registro de SBIA (Anexo N.° 1). </w:t>
       </w:r>
       <w:r>
         <w:rPr>
@@ -11542,12 +9557,6 @@
           <w:color w:val="000000"/>
         </w:rPr>
         <w:t>6.7.3</w:t>
-      </w:r>
-      <w:r>
-        <w:rPr>
-          <w:rFonts w:ascii="Arial" w:eastAsia="Arial" w:hAnsi="Arial" w:cs="Arial"/>
-          <w:color w:val="000000"/>
-        </w:rPr>
         <w:tab/>
       </w:r>
       <w:r>
@@ -11576,13 +9585,6 @@
           <w:highlight w:val="yellow"/>
         </w:rPr>
         <w:t>6.7.4</w:t>
-      </w:r>
-      <w:r>
-        <w:rPr>
-          <w:rFonts w:ascii="Arial" w:eastAsia="Arial" w:hAnsi="Arial" w:cs="Arial"/>
-          <w:color w:val="000000"/>
-          <w:highlight w:val="yellow"/>
-        </w:rPr>
         <w:tab/>
         <w:t>Todo SBIA, con independencia de su nivel de riesgo, integra la privacidad desde el diseño, minimizando la cantidad de datos personales recopilados y utilizando técnicas de anonimización, conforme al literal b) del artículo 29 del RLIA y a la Ley N.° 29733. En el desarrollo, la implementación y el uso de los SBIA se cumple la normativa vigente sobre privacidad y protección de datos personales, de acuerdo con lo que establezca la Autoridad Nacional de Protección de Datos Personales del Ministerio de Justicia y Derechos Humanos, conforme al artículo 26 del RLIA. Cuando la anonimización no resulte compatible con la finalidad del SBIA, la SUNAT admite la seudonimización; su justificación se documenta en la EIA o en la Ficha de Registro de SBIA, según corresponda.</w:t>
       </w:r>
@@ -11592,15 +9594,7 @@
           <w:color w:val="000000"/>
           <w:highlight w:val="green"/>
         </w:rPr>
-        <w:t xml:space="preserve"> </w:t>
-      </w:r>
-      <w:r>
-        <w:rPr>
-          <w:rFonts w:ascii="Arial" w:eastAsia="Arial" w:hAnsi="Arial" w:cs="Arial"/>
-          <w:color w:val="000000"/>
-          <w:highlight w:val="green"/>
-        </w:rPr>
-        <w:t>Los controles reforzados del numeral 6.7.2 aplican adicionalmente conforme al alcance previsto en dicho numeral.</w:t>
+        <w:t xml:space="preserve"> Los controles reforzados del numeral 6.7.2 aplican adicionalmente conforme al alcance previsto en dicho numeral.</w:t>
       </w:r>
     </w:p>
     <w:p>
@@ -11620,13 +9614,6 @@
           <w:highlight w:val="cyan"/>
         </w:rPr>
         <w:t>6.7.5</w:t>
-      </w:r>
-      <w:r>
-        <w:rPr>
-          <w:rFonts w:ascii="Arial" w:eastAsia="Arial" w:hAnsi="Arial" w:cs="Arial"/>
-          <w:color w:val="000000"/>
-          <w:highlight w:val="cyan"/>
-        </w:rPr>
         <w:tab/>
         <w:t>La gestión de los incidentes y de las vulnerabilidades de seguridad de la información asociados a un SBIA se registra y atiende</w:t>
       </w:r>
@@ -11662,13 +9649,6 @@
           <w:highlight w:val="green"/>
         </w:rPr>
         <w:t xml:space="preserve">La Gerencia de Operaciones y Soporte a Usuarios adecúa el Procedimiento de Gestión de Incidentes (A-03.1.1-PR-002) para comprender los incidentes propios del SBIA y su criterio de cierre, conforme al numeral 7.6 de la presente directiva. En tanto no se apruebe dicha adecuación, estos </w:t>
-      </w:r>
-      <w:r>
-        <w:rPr>
-          <w:rFonts w:ascii="Arial" w:eastAsia="Arial" w:hAnsi="Arial" w:cs="Arial"/>
-          <w:color w:val="000000"/>
-          <w:highlight w:val="green"/>
-        </w:rPr>
         <w:lastRenderedPageBreak/>
         <w:t>incidentes se registran por dicho procedimiento y su atención se rige por el presente numeral.</w:t>
       </w:r>
@@ -11690,13 +9670,6 @@
           <w:highlight w:val="yellow"/>
         </w:rPr>
         <w:t>6.7.6</w:t>
-      </w:r>
-      <w:r>
-        <w:rPr>
-          <w:rFonts w:ascii="Arial" w:eastAsia="Arial" w:hAnsi="Arial" w:cs="Arial"/>
-          <w:color w:val="000000"/>
-          <w:highlight w:val="yellow"/>
-        </w:rPr>
         <w:tab/>
         <w:t>El Oficial de Datos Personales (ODP) asegura que en el desarrollo, la implementación y el uso de los SBIA se realice un tratamiento adecuado de los datos personales</w:t>
       </w:r>
@@ -11732,94 +9705,8 @@
           <w:highlight w:val="green"/>
         </w:rPr>
         <w:t>6.7.7</w:t>
-      </w:r>
-      <w:r>
-        <w:rPr>
-          <w:rFonts w:ascii="Arial" w:eastAsia="Arial" w:hAnsi="Arial" w:cs="Arial"/>
-          <w:color w:val="000000"/>
-          <w:highlight w:val="green"/>
-        </w:rPr>
         <w:tab/>
-      </w:r>
-      <w:r>
-        <w:rPr>
-          <w:rFonts w:ascii="Arial" w:eastAsia="Arial" w:hAnsi="Arial" w:cs="Arial"/>
-          <w:color w:val="000000"/>
-          <w:highlight w:val="green"/>
-        </w:rPr>
-        <w:t>La Oficina de Seguridad Informática elabora y propone el documento normativo de seguridad</w:t>
-      </w:r>
-      <w:r>
-        <w:rPr>
-          <w:rFonts w:ascii="Arial" w:eastAsia="Arial" w:hAnsi="Arial" w:cs="Arial"/>
-          <w:color w:val="000000"/>
-          <w:highlight w:val="green"/>
-        </w:rPr>
-        <w:t xml:space="preserve"> </w:t>
-      </w:r>
-      <w:r>
-        <w:rPr>
-          <w:rFonts w:ascii="Arial" w:eastAsia="Arial" w:hAnsi="Arial" w:cs="Arial"/>
-          <w:color w:val="000000"/>
-          <w:highlight w:val="green"/>
-        </w:rPr>
-        <w:t>informática para SBIA, que desarrolla la forma de implementar y verificar los controles del</w:t>
-      </w:r>
-      <w:r>
-        <w:rPr>
-          <w:rFonts w:ascii="Arial" w:eastAsia="Arial" w:hAnsi="Arial" w:cs="Arial"/>
-          <w:color w:val="000000"/>
-          <w:highlight w:val="green"/>
-        </w:rPr>
-        <w:t xml:space="preserve"> </w:t>
-      </w:r>
-      <w:r>
-        <w:rPr>
-          <w:rFonts w:ascii="Arial" w:eastAsia="Arial" w:hAnsi="Arial" w:cs="Arial"/>
-          <w:color w:val="000000"/>
-          <w:highlight w:val="green"/>
-        </w:rPr>
-        <w:t>numeral 6.7.2 y la periodicidad de las pruebas de vulnerabilidad y del red teaming, conforme</w:t>
-      </w:r>
-      <w:r>
-        <w:rPr>
-          <w:rFonts w:ascii="Arial" w:eastAsia="Arial" w:hAnsi="Arial" w:cs="Arial"/>
-          <w:color w:val="000000"/>
-          <w:highlight w:val="green"/>
-        </w:rPr>
-        <w:t xml:space="preserve"> </w:t>
-      </w:r>
-      <w:r>
-        <w:rPr>
-          <w:rFonts w:ascii="Arial" w:eastAsia="Arial" w:hAnsi="Arial" w:cs="Arial"/>
-          <w:color w:val="000000"/>
-          <w:highlight w:val="green"/>
-        </w:rPr>
-        <w:t>al artículo 106, literales a) y c), del ROF</w:t>
-      </w:r>
-      <w:r>
-        <w:rPr>
-          <w:rFonts w:ascii="Arial" w:eastAsia="Arial" w:hAnsi="Arial" w:cs="Arial"/>
-          <w:color w:val="000000"/>
-          <w:highlight w:val="green"/>
-        </w:rPr>
-        <w:t xml:space="preserve">. Su </w:t>
-      </w:r>
-      <w:r>
-        <w:rPr>
-          <w:rFonts w:ascii="Arial" w:eastAsia="Arial" w:hAnsi="Arial" w:cs="Arial"/>
-          <w:color w:val="000000"/>
-          <w:highlight w:val="green"/>
-        </w:rPr>
-        <w:t>aprobación se efectúa conforme al numeral 7.6.</w:t>
-      </w:r>
-      <w:r>
-        <w:rPr>
-          <w:rFonts w:ascii="Arial" w:eastAsia="Arial" w:hAnsi="Arial" w:cs="Arial"/>
-          <w:color w:val="000000"/>
-          <w:highlight w:val="green"/>
-        </w:rPr>
-        <w:t xml:space="preserve"> </w:t>
+        <w:t xml:space="preserve">La Oficina de Seguridad Informática elabora y propone el documento normativo de seguridad informática para SBIA, que desarrolla la forma de implementar y verificar los controles del numeral 6.7.2 y la periodicidad de las pruebas de vulnerabilidad y del red teaming, conforme al artículo 106, literales a) y c), del ROF. Su aprobación se efectúa conforme al numeral 7.6. </w:t>
       </w:r>
       <w:r>
         <w:rPr>
@@ -11846,215 +9733,7 @@
           <w:color w:val="000000"/>
           <w:highlight w:val="green"/>
         </w:rPr>
-        <w:t xml:space="preserve">6.7.8 </w:t>
-      </w:r>
-      <w:r>
-        <w:rPr>
-          <w:rFonts w:ascii="Arial" w:eastAsia="Arial" w:hAnsi="Arial" w:cs="Arial"/>
-          <w:color w:val="000000"/>
-          <w:highlight w:val="green"/>
-        </w:rPr>
-        <w:t xml:space="preserve"> </w:t>
-      </w:r>
-      <w:r>
-        <w:rPr>
-          <w:rFonts w:ascii="Arial" w:eastAsia="Arial" w:hAnsi="Arial" w:cs="Arial"/>
-          <w:color w:val="000000"/>
-          <w:highlight w:val="green"/>
-        </w:rPr>
-        <w:t>El propietario del caso de uso, con el custodio técnico del SBIA, define el tratamiento de</w:t>
-      </w:r>
-      <w:r>
-        <w:rPr>
-          <w:rFonts w:ascii="Arial" w:eastAsia="Arial" w:hAnsi="Arial" w:cs="Arial"/>
-          <w:color w:val="000000"/>
-          <w:highlight w:val="green"/>
-        </w:rPr>
-        <w:t xml:space="preserve"> </w:t>
-      </w:r>
-      <w:r>
-        <w:rPr>
-          <w:rFonts w:ascii="Arial" w:eastAsia="Arial" w:hAnsi="Arial" w:cs="Arial"/>
-          <w:color w:val="000000"/>
-          <w:highlight w:val="green"/>
-        </w:rPr>
-        <w:t>conservación y eliminación de las instrucciones (prompt), respuestas, contextos,</w:t>
-      </w:r>
-      <w:r>
-        <w:rPr>
-          <w:rFonts w:ascii="Arial" w:eastAsia="Arial" w:hAnsi="Arial" w:cs="Arial"/>
-          <w:color w:val="000000"/>
-          <w:highlight w:val="green"/>
-        </w:rPr>
-        <w:t xml:space="preserve"> </w:t>
-      </w:r>
-      <w:r>
-        <w:rPr>
-          <w:rFonts w:ascii="Arial" w:eastAsia="Arial" w:hAnsi="Arial" w:cs="Arial"/>
-          <w:color w:val="000000"/>
-          <w:highlight w:val="green"/>
-        </w:rPr>
-        <w:t>representaciones vectoriales (embeddings), registros de interacción y demás información que el</w:t>
-      </w:r>
-      <w:r>
-        <w:rPr>
-          <w:rFonts w:ascii="Arial" w:eastAsia="Arial" w:hAnsi="Arial" w:cs="Arial"/>
-          <w:color w:val="000000"/>
-          <w:highlight w:val="green"/>
-        </w:rPr>
-        <w:t xml:space="preserve"> </w:t>
-      </w:r>
-      <w:r>
-        <w:rPr>
-          <w:rFonts w:ascii="Arial" w:eastAsia="Arial" w:hAnsi="Arial" w:cs="Arial"/>
-          <w:color w:val="000000"/>
-          <w:highlight w:val="green"/>
-        </w:rPr>
-        <w:t>SBIA genere o procese durante su operación. El plazo de conservación se determina en función</w:t>
-      </w:r>
-      <w:r>
-        <w:rPr>
-          <w:rFonts w:ascii="Arial" w:eastAsia="Arial" w:hAnsi="Arial" w:cs="Arial"/>
-          <w:color w:val="000000"/>
-          <w:highlight w:val="green"/>
-        </w:rPr>
-        <w:t xml:space="preserve"> </w:t>
-      </w:r>
-      <w:r>
-        <w:rPr>
-          <w:rFonts w:ascii="Arial" w:eastAsia="Arial" w:hAnsi="Arial" w:cs="Arial"/>
-          <w:color w:val="000000"/>
-          <w:highlight w:val="green"/>
-        </w:rPr>
-        <w:t>del nivel de riesgo del SBIA, del valor probatorio de la información, de su sensibilidad y de</w:t>
-      </w:r>
-      <w:r>
-        <w:rPr>
-          <w:rFonts w:ascii="Arial" w:eastAsia="Arial" w:hAnsi="Arial" w:cs="Arial"/>
-          <w:color w:val="000000"/>
-          <w:highlight w:val="green"/>
-        </w:rPr>
-        <w:t xml:space="preserve"> </w:t>
-      </w:r>
-      <w:r>
-        <w:rPr>
-          <w:rFonts w:ascii="Arial" w:eastAsia="Arial" w:hAnsi="Arial" w:cs="Arial"/>
-          <w:color w:val="000000"/>
-          <w:highlight w:val="green"/>
-        </w:rPr>
-        <w:t>los requisitos de auditoría aplicables, y observa la normativa institucional de gestión</w:t>
-      </w:r>
-      <w:r>
-        <w:rPr>
-          <w:rFonts w:ascii="Arial" w:eastAsia="Arial" w:hAnsi="Arial" w:cs="Arial"/>
-          <w:color w:val="000000"/>
-          <w:highlight w:val="green"/>
-        </w:rPr>
-        <w:t xml:space="preserve"> </w:t>
-      </w:r>
-      <w:r>
-        <w:rPr>
-          <w:rFonts w:ascii="Arial" w:eastAsia="Arial" w:hAnsi="Arial" w:cs="Arial"/>
-          <w:color w:val="000000"/>
-          <w:highlight w:val="green"/>
-        </w:rPr>
-        <w:t>documental y archivo que resulte aplicable. La conservación, el acceso y el uso de dicha</w:t>
-      </w:r>
-      <w:r>
-        <w:rPr>
-          <w:rFonts w:ascii="Arial" w:eastAsia="Arial" w:hAnsi="Arial" w:cs="Arial"/>
-          <w:color w:val="000000"/>
-          <w:highlight w:val="green"/>
-        </w:rPr>
-        <w:t xml:space="preserve"> </w:t>
-      </w:r>
-      <w:r>
-        <w:rPr>
-          <w:rFonts w:ascii="Arial" w:eastAsia="Arial" w:hAnsi="Arial" w:cs="Arial"/>
-          <w:color w:val="000000"/>
-          <w:highlight w:val="green"/>
-        </w:rPr>
-        <w:t>información observan la reserva tributaria conforme al artículo 85 del TUO del Código</w:t>
-      </w:r>
-      <w:r>
-        <w:rPr>
-          <w:rFonts w:ascii="Arial" w:eastAsia="Arial" w:hAnsi="Arial" w:cs="Arial"/>
-          <w:color w:val="000000"/>
-          <w:highlight w:val="green"/>
-        </w:rPr>
-        <w:t xml:space="preserve"> </w:t>
-      </w:r>
-      <w:r>
-        <w:rPr>
-          <w:rFonts w:ascii="Arial" w:eastAsia="Arial" w:hAnsi="Arial" w:cs="Arial"/>
-          <w:color w:val="000000"/>
-          <w:highlight w:val="green"/>
-        </w:rPr>
-        <w:t>Tributario y la normativa sobre protección de datos personales. El respaldo de la</w:t>
-      </w:r>
-      <w:r>
-        <w:rPr>
-          <w:rFonts w:ascii="Arial" w:eastAsia="Arial" w:hAnsi="Arial" w:cs="Arial"/>
-          <w:color w:val="000000"/>
-          <w:highlight w:val="green"/>
-        </w:rPr>
-        <w:t xml:space="preserve"> </w:t>
-      </w:r>
-      <w:r>
-        <w:rPr>
-          <w:rFonts w:ascii="Arial" w:eastAsia="Arial" w:hAnsi="Arial" w:cs="Arial"/>
-          <w:color w:val="000000"/>
-          <w:highlight w:val="green"/>
-        </w:rPr>
-        <w:t>infraestructura tecnológica en la que reside dicha información, así como la custodia y</w:t>
-      </w:r>
-      <w:r>
-        <w:rPr>
-          <w:rFonts w:ascii="Arial" w:eastAsia="Arial" w:hAnsi="Arial" w:cs="Arial"/>
-          <w:color w:val="000000"/>
-          <w:highlight w:val="green"/>
-        </w:rPr>
-        <w:t xml:space="preserve"> </w:t>
-      </w:r>
-      <w:r>
-        <w:rPr>
-          <w:rFonts w:ascii="Arial" w:eastAsia="Arial" w:hAnsi="Arial" w:cs="Arial"/>
-          <w:color w:val="000000"/>
-          <w:highlight w:val="green"/>
-        </w:rPr>
-        <w:t>disponibilidad de los medios correspondientes, están a cargo de la División de Soporte y</w:t>
-      </w:r>
-      <w:r>
-        <w:rPr>
-          <w:rFonts w:ascii="Arial" w:eastAsia="Arial" w:hAnsi="Arial" w:cs="Arial"/>
-          <w:color w:val="000000"/>
-          <w:highlight w:val="green"/>
-        </w:rPr>
-        <w:t xml:space="preserve"> </w:t>
-      </w:r>
-      <w:r>
-        <w:rPr>
-          <w:rFonts w:ascii="Arial" w:eastAsia="Arial" w:hAnsi="Arial" w:cs="Arial"/>
-          <w:color w:val="000000"/>
-          <w:highlight w:val="green"/>
-        </w:rPr>
-        <w:t>Operación de la Infraestructura Tecnológica, conforme al literal b) del artículo 138 del ROF,</w:t>
-      </w:r>
-      <w:r>
-        <w:rPr>
-          <w:rFonts w:ascii="Arial" w:eastAsia="Arial" w:hAnsi="Arial" w:cs="Arial"/>
-          <w:color w:val="000000"/>
-          <w:highlight w:val="green"/>
-        </w:rPr>
-        <w:t xml:space="preserve"> </w:t>
-      </w:r>
-      <w:r>
-        <w:rPr>
-          <w:rFonts w:ascii="Arial" w:eastAsia="Arial" w:hAnsi="Arial" w:cs="Arial"/>
-          <w:color w:val="000000"/>
-          <w:highlight w:val="green"/>
-        </w:rPr>
-        <w:t>y observan lo dispuesto en el numeral 6.7.1.</w:t>
+        <w:t xml:space="preserve">6.7.8  El propietario del caso de uso, con el custodio técnico del SBIA, define el tratamiento de conservación y eliminación de las instrucciones (prompt), respuestas, contextos, representaciones vectoriales (embeddings), registros de interacción y demás información que el SBIA genere o procese durante su operación. El plazo de conservación se determina en función del nivel de riesgo del SBIA, del valor probatorio de la información, de su sensibilidad y de los requisitos de auditoría aplicables, y observa la normativa institucional de gestión documental y archivo que resulte aplicable. La conservación, el acceso y el uso de dicha información observan la reserva tributaria conforme al artículo 85 del TUO del Código Tributario y la normativa sobre protección de datos personales. El respaldo de la infraestructura tecnológica en la que reside dicha información, así como la custodia y disponibilidad de los medios correspondientes, están a cargo de la División de Soporte y Operación de la Infraestructura Tecnológica, conforme al literal b) del artículo 138 del ROF, y observan lo dispuesto en el numeral 6.7.1.</w:t>
       </w:r>
     </w:p>
     <w:p>
@@ -12065,8 +9744,6 @@
       </w:pPr>
       <w:r>
         <w:t>6.8</w:t>
-      </w:r>
-      <w:r>
         <w:tab/>
         <w:t>De los datos para los SBIA</w:t>
       </w:r>
@@ -12092,13 +9769,6 @@
           <w:highlight w:val="yellow"/>
         </w:rPr>
         <w:t>6.8.1</w:t>
-      </w:r>
-      <w:r>
-        <w:rPr>
-          <w:rFonts w:ascii="Arial" w:eastAsia="Arial" w:hAnsi="Arial" w:cs="Arial"/>
-          <w:color w:val="000000"/>
-          <w:highlight w:val="yellow"/>
-        </w:rPr>
         <w:tab/>
         <w:t>Los datos utilizados para el desarrollo, entrenamiento, validación y operación de un SBIA cuentan con procedencia documentada, base legal de uso determinada y requisitos de calidad definidos, conforme a la NTP-ISO/IEC 42001:2025</w:t>
       </w:r>
@@ -12138,13 +9808,6 @@
           <w:highlight w:val="yellow"/>
         </w:rPr>
         <w:t>6.8.2</w:t>
-      </w:r>
-      <w:r>
-        <w:rPr>
-          <w:rFonts w:ascii="Arial" w:eastAsia="Arial" w:hAnsi="Arial" w:cs="Arial"/>
-          <w:color w:val="000000"/>
-          <w:highlight w:val="yellow"/>
-        </w:rPr>
         <w:tab/>
         <w:t>El OGD promueve la calidad y el intercambio de los datos a fin de evitar sesgos y asegurar la precisión y representatividad de los datos utilizados en el entrenamiento, validación y uso de los SBIA</w:t>
       </w:r>
@@ -12199,21 +9862,7 @@
         </w:rPr>
         <w:lastRenderedPageBreak/>
         <w:t>6.8.3</w:t>
-      </w:r>
-      <w:r>
-        <w:rPr>
-          <w:rFonts w:ascii="Arial" w:eastAsia="Arial" w:hAnsi="Arial" w:cs="Arial"/>
-          <w:color w:val="000000"/>
-          <w:highlight w:val="green"/>
-        </w:rPr>
         <w:tab/>
-      </w:r>
-      <w:r>
-        <w:rPr>
-          <w:rFonts w:ascii="Arial" w:eastAsia="Arial" w:hAnsi="Arial" w:cs="Arial"/>
-          <w:color w:val="000000"/>
-          <w:highlight w:val="green"/>
-        </w:rPr>
         <w:t>El uso de datos protegidos por la reserva tributaria para el desarrollo, entrenamiento o validación de un SBIA requiere la determinación previa de su base legal, conforme al artículo 85 del TUO del Código Tributario. La determinación corresponde al propietario del caso de uso, y la Comisión de Gobierno de IA convoca a la Intendencia Nacional Jurídico Tributaria y, en materia aduanera, a la Intendencia Nacional Jurídico Aduanera, cuya opinión sustenta dicha determinación.</w:t>
       </w:r>
     </w:p>
@@ -12238,13 +9887,6 @@
           <w:highlight w:val="yellow"/>
         </w:rPr>
         <w:t>6.8.4</w:t>
-      </w:r>
-      <w:r>
-        <w:rPr>
-          <w:rFonts w:ascii="Arial" w:eastAsia="Arial" w:hAnsi="Arial" w:cs="Arial"/>
-          <w:color w:val="000000"/>
-          <w:highlight w:val="yellow"/>
-        </w:rPr>
         <w:tab/>
         <w:t>No se utilizan obras protegidas por derechos de autor y derechos conexos como insumo de entrenamiento, ajuste fino o procesamiento en SBIA sin contar con la autorización correspondiente o con la base legal habilitante</w:t>
       </w:r>
@@ -12283,303 +9925,7 @@
           <w:color w:val="000000"/>
           <w:highlight w:val="green"/>
         </w:rPr>
-        <w:t xml:space="preserve">6.8.5   </w:t>
-      </w:r>
-      <w:r>
-        <w:rPr>
-          <w:rFonts w:ascii="Arial" w:eastAsia="Arial" w:hAnsi="Arial" w:cs="Arial"/>
-          <w:color w:val="000000"/>
-          <w:highlight w:val="green"/>
-        </w:rPr>
-        <w:t>Los conjuntos de datos que la SUNAT genere o administre y que califiquen como datos de alto</w:t>
-      </w:r>
-      <w:r>
-        <w:rPr>
-          <w:rFonts w:ascii="Arial" w:eastAsia="Arial" w:hAnsi="Arial" w:cs="Arial"/>
-          <w:color w:val="000000"/>
-          <w:highlight w:val="green"/>
-        </w:rPr>
-        <w:t xml:space="preserve"> </w:t>
-      </w:r>
-      <w:r>
-        <w:rPr>
-          <w:rFonts w:ascii="Arial" w:eastAsia="Arial" w:hAnsi="Arial" w:cs="Arial"/>
-          <w:color w:val="000000"/>
-          <w:highlight w:val="green"/>
-        </w:rPr>
-        <w:t>valor se ponen a disposición a través del Centro Nacional de Datos (CND), conforme al numeral</w:t>
-      </w:r>
-      <w:r>
-        <w:rPr>
-          <w:rFonts w:ascii="Arial" w:eastAsia="Arial" w:hAnsi="Arial" w:cs="Arial"/>
-          <w:color w:val="000000"/>
-          <w:highlight w:val="green"/>
-        </w:rPr>
-        <w:t xml:space="preserve"> </w:t>
-      </w:r>
-      <w:r>
-        <w:rPr>
-          <w:rFonts w:ascii="Arial" w:eastAsia="Arial" w:hAnsi="Arial" w:cs="Arial"/>
-          <w:color w:val="000000"/>
-          <w:highlight w:val="green"/>
-        </w:rPr>
-        <w:t xml:space="preserve">28.7 del artículo 28 del </w:t>
-      </w:r>
-      <w:r>
-        <w:rPr>
-          <w:rFonts w:ascii="Arial" w:eastAsia="Arial" w:hAnsi="Arial" w:cs="Arial"/>
-          <w:color w:val="000000"/>
-          <w:highlight w:val="green"/>
-        </w:rPr>
-        <w:t>RLIA</w:t>
-      </w:r>
-      <w:r>
-        <w:rPr>
-          <w:rFonts w:ascii="Arial" w:eastAsia="Arial" w:hAnsi="Arial" w:cs="Arial"/>
-          <w:color w:val="000000"/>
-          <w:highlight w:val="green"/>
-        </w:rPr>
-        <w:t>. La calificación se efectúa conforme a los lineamientos</w:t>
-      </w:r>
-      <w:r>
-        <w:rPr>
-          <w:rFonts w:ascii="Arial" w:eastAsia="Arial" w:hAnsi="Arial" w:cs="Arial"/>
-          <w:color w:val="000000"/>
-          <w:highlight w:val="green"/>
-        </w:rPr>
-        <w:t xml:space="preserve"> </w:t>
-      </w:r>
-      <w:r>
-        <w:rPr>
-          <w:rFonts w:ascii="Arial" w:eastAsia="Arial" w:hAnsi="Arial" w:cs="Arial"/>
-          <w:color w:val="000000"/>
-          <w:highlight w:val="green"/>
-        </w:rPr>
-        <w:t>nacionales para la identificación de Datos de Alto Valor que emita la SGTD en aplicación de la</w:t>
-      </w:r>
-      <w:r>
-        <w:rPr>
-          <w:rFonts w:ascii="Arial" w:eastAsia="Arial" w:hAnsi="Arial" w:cs="Arial"/>
-          <w:color w:val="000000"/>
-          <w:highlight w:val="green"/>
-        </w:rPr>
-        <w:t xml:space="preserve"> </w:t>
-      </w:r>
-      <w:r>
-        <w:rPr>
-          <w:rFonts w:ascii="Arial" w:eastAsia="Arial" w:hAnsi="Arial" w:cs="Arial"/>
-          <w:color w:val="000000"/>
-          <w:highlight w:val="green"/>
-        </w:rPr>
-        <w:t>Estrategia Nacional de Gobierno de Datos; en tanto no se emitan, el OGD aplica los criterios</w:t>
-      </w:r>
-      <w:r>
-        <w:rPr>
-          <w:rFonts w:ascii="Arial" w:eastAsia="Arial" w:hAnsi="Arial" w:cs="Arial"/>
-          <w:color w:val="000000"/>
-          <w:highlight w:val="green"/>
-        </w:rPr>
-        <w:t xml:space="preserve"> </w:t>
-      </w:r>
-      <w:r>
-        <w:rPr>
-          <w:rFonts w:ascii="Arial" w:eastAsia="Arial" w:hAnsi="Arial" w:cs="Arial"/>
-          <w:color w:val="000000"/>
-          <w:highlight w:val="green"/>
-        </w:rPr>
-        <w:t>de priorización que dicha Estrategia enuncia para la publicación obligatoria de Datos de Alto</w:t>
-      </w:r>
-      <w:r>
-        <w:rPr>
-          <w:rFonts w:ascii="Arial" w:eastAsia="Arial" w:hAnsi="Arial" w:cs="Arial"/>
-          <w:color w:val="000000"/>
-          <w:highlight w:val="green"/>
-        </w:rPr>
-        <w:t xml:space="preserve"> </w:t>
-      </w:r>
-      <w:r>
-        <w:rPr>
-          <w:rFonts w:ascii="Arial" w:eastAsia="Arial" w:hAnsi="Arial" w:cs="Arial"/>
-          <w:color w:val="000000"/>
-          <w:highlight w:val="green"/>
-        </w:rPr>
-        <w:t>Valor: carácter estratégico, interés nacional, planificación y gestión territorial o alto</w:t>
-      </w:r>
-      <w:r>
-        <w:rPr>
-          <w:rFonts w:ascii="Arial" w:eastAsia="Arial" w:hAnsi="Arial" w:cs="Arial"/>
-          <w:color w:val="000000"/>
-          <w:highlight w:val="green"/>
-        </w:rPr>
-        <w:t xml:space="preserve"> </w:t>
-      </w:r>
-      <w:r>
-        <w:rPr>
-          <w:rFonts w:ascii="Arial" w:eastAsia="Arial" w:hAnsi="Arial" w:cs="Arial"/>
-          <w:color w:val="000000"/>
-          <w:highlight w:val="green"/>
-        </w:rPr>
-        <w:t>impacto social. El OGD identifica anualmente los conjuntos candidatos, determina su</w:t>
-      </w:r>
-      <w:r>
-        <w:rPr>
-          <w:rFonts w:ascii="Arial" w:eastAsia="Arial" w:hAnsi="Arial" w:cs="Arial"/>
-          <w:color w:val="000000"/>
-          <w:highlight w:val="green"/>
-        </w:rPr>
-        <w:t xml:space="preserve"> </w:t>
-      </w:r>
-      <w:r>
-        <w:rPr>
-          <w:rFonts w:ascii="Arial" w:eastAsia="Arial" w:hAnsi="Arial" w:cs="Arial"/>
-          <w:color w:val="000000"/>
-          <w:highlight w:val="green"/>
-        </w:rPr>
-        <w:t>publicabilidad y propone al CGTD su publicación. La determinación de publicabilidad aplica la</w:t>
-      </w:r>
-      <w:r>
-        <w:rPr>
-          <w:rFonts w:ascii="Arial" w:eastAsia="Arial" w:hAnsi="Arial" w:cs="Arial"/>
-          <w:color w:val="000000"/>
-          <w:highlight w:val="green"/>
-        </w:rPr>
-        <w:t xml:space="preserve"> </w:t>
-      </w:r>
-      <w:r>
-        <w:rPr>
-          <w:rFonts w:ascii="Arial" w:eastAsia="Arial" w:hAnsi="Arial" w:cs="Arial"/>
-          <w:color w:val="000000"/>
-          <w:highlight w:val="green"/>
-        </w:rPr>
-        <w:t>reserva tributaria conforme al artículo 85 del TUO del Código Tributario, incluidas sus</w:t>
-      </w:r>
-      <w:r>
-        <w:rPr>
-          <w:rFonts w:ascii="Arial" w:eastAsia="Arial" w:hAnsi="Arial" w:cs="Arial"/>
-          <w:color w:val="000000"/>
-          <w:highlight w:val="green"/>
-        </w:rPr>
-        <w:t xml:space="preserve"> </w:t>
-      </w:r>
-      <w:r>
-        <w:rPr>
-          <w:rFonts w:ascii="Arial" w:eastAsia="Arial" w:hAnsi="Arial" w:cs="Arial"/>
-          <w:color w:val="000000"/>
-          <w:highlight w:val="green"/>
-        </w:rPr>
-        <w:t xml:space="preserve">excepciones expresas </w:t>
-      </w:r>
-      <w:r>
-        <w:rPr>
-          <w:rFonts w:ascii="Arial" w:eastAsia="Arial" w:hAnsi="Arial" w:cs="Arial"/>
-          <w:color w:val="000000"/>
-          <w:highlight w:val="green"/>
-        </w:rPr>
-        <w:t>(</w:t>
-      </w:r>
-      <w:r>
-        <w:rPr>
-          <w:rFonts w:ascii="Arial" w:eastAsia="Arial" w:hAnsi="Arial" w:cs="Arial"/>
-          <w:color w:val="000000"/>
-          <w:highlight w:val="green"/>
-        </w:rPr>
-        <w:t>entre ellas la publicación de datos estadísticos de carácter global que</w:t>
-      </w:r>
-      <w:r>
-        <w:rPr>
-          <w:rFonts w:ascii="Arial" w:eastAsia="Arial" w:hAnsi="Arial" w:cs="Arial"/>
-          <w:color w:val="000000"/>
-          <w:highlight w:val="green"/>
-        </w:rPr>
-        <w:t xml:space="preserve"> </w:t>
-      </w:r>
-      <w:r>
-        <w:rPr>
-          <w:rFonts w:ascii="Arial" w:eastAsia="Arial" w:hAnsi="Arial" w:cs="Arial"/>
-          <w:color w:val="000000"/>
-          <w:highlight w:val="green"/>
-        </w:rPr>
-        <w:t>no permita la individualización de declaraciones, informaciones, cuentas o personas</w:t>
-      </w:r>
-      <w:r>
-        <w:rPr>
-          <w:rFonts w:ascii="Arial" w:eastAsia="Arial" w:hAnsi="Arial" w:cs="Arial"/>
-          <w:color w:val="000000"/>
-          <w:highlight w:val="green"/>
-        </w:rPr>
-        <w:t>)</w:t>
-      </w:r>
-      <w:r>
-        <w:rPr>
-          <w:rFonts w:ascii="Arial" w:eastAsia="Arial" w:hAnsi="Arial" w:cs="Arial"/>
-          <w:color w:val="000000"/>
-          <w:highlight w:val="green"/>
-        </w:rPr>
-        <w:t>, y la</w:t>
-      </w:r>
-      <w:r>
-        <w:rPr>
-          <w:rFonts w:ascii="Arial" w:eastAsia="Arial" w:hAnsi="Arial" w:cs="Arial"/>
-          <w:color w:val="000000"/>
-          <w:highlight w:val="green"/>
-        </w:rPr>
-        <w:t xml:space="preserve"> </w:t>
-      </w:r>
-      <w:r>
-        <w:rPr>
-          <w:rFonts w:ascii="Arial" w:eastAsia="Arial" w:hAnsi="Arial" w:cs="Arial"/>
-          <w:color w:val="000000"/>
-          <w:highlight w:val="green"/>
-        </w:rPr>
-        <w:t>normativa sobre protección de datos personales. Cuando un conjunto no resulte publicable, la</w:t>
-      </w:r>
-      <w:r>
-        <w:rPr>
-          <w:rFonts w:ascii="Arial" w:eastAsia="Arial" w:hAnsi="Arial" w:cs="Arial"/>
-          <w:color w:val="000000"/>
-          <w:highlight w:val="green"/>
-        </w:rPr>
-        <w:t xml:space="preserve"> </w:t>
-      </w:r>
-      <w:r>
-        <w:rPr>
-          <w:rFonts w:ascii="Arial" w:eastAsia="Arial" w:hAnsi="Arial" w:cs="Arial"/>
-          <w:color w:val="000000"/>
-          <w:highlight w:val="green"/>
-        </w:rPr>
-        <w:t>justificación legal de la restricción consta igualmente en el acuerdo del CGTD. Aprobada la</w:t>
-      </w:r>
-      <w:r>
-        <w:rPr>
-          <w:rFonts w:ascii="Arial" w:eastAsia="Arial" w:hAnsi="Arial" w:cs="Arial"/>
-          <w:color w:val="000000"/>
-          <w:highlight w:val="green"/>
-        </w:rPr>
-        <w:t xml:space="preserve"> </w:t>
-      </w:r>
-      <w:r>
-        <w:rPr>
-          <w:rFonts w:ascii="Arial" w:eastAsia="Arial" w:hAnsi="Arial" w:cs="Arial"/>
-          <w:color w:val="000000"/>
-          <w:highlight w:val="green"/>
-        </w:rPr>
-        <w:t>publicación, el OGD coordina la puesta a disposición con la unidad de organización que</w:t>
-      </w:r>
-      <w:r>
-        <w:rPr>
-          <w:rFonts w:ascii="Arial" w:eastAsia="Arial" w:hAnsi="Arial" w:cs="Arial"/>
-          <w:color w:val="000000"/>
-          <w:highlight w:val="green"/>
-        </w:rPr>
-        <w:t xml:space="preserve"> </w:t>
-      </w:r>
-      <w:r>
-        <w:rPr>
-          <w:rFonts w:ascii="Arial" w:eastAsia="Arial" w:hAnsi="Arial" w:cs="Arial"/>
-          <w:color w:val="000000"/>
-          <w:highlight w:val="green"/>
-        </w:rPr>
-        <w:t>administra el conjunto.</w:t>
+        <w:t xml:space="preserve">6.8.5   Los conjuntos de datos que la SUNAT genere o administre y que califiquen como datos de alto valor se ponen a disposición a través del Centro Nacional de Datos (CND), conforme al numeral 28.7 del artículo 28 del RLIA. La calificación se efectúa conforme a los lineamientos nacionales para la identificación de Datos de Alto Valor que emita la SGTD en aplicación de la Estrategia Nacional de Gobierno de Datos; en tanto no se emitan, el OGD aplica los criterios de priorización que dicha Estrategia enuncia para la publicación obligatoria de Datos de Alto Valor: carácter estratégico, interés nacional, planificación y gestión territorial o alto impacto social. El OGD identifica anualmente los conjuntos candidatos, determina su publicabilidad y propone al CGTD su publicación. La determinación de publicabilidad aplica la reserva tributaria conforme al artículo 85 del TUO del Código Tributario, incluidas sus excepciones expresas (entre ellas la publicación de datos estadísticos de carácter global que no permita la individualización de declaraciones, informaciones, cuentas o personas), y la normativa sobre protección de datos personales. Cuando un conjunto no resulte publicable, la justificación legal de la restricción consta igualmente en el acuerdo del CGTD. Aprobada la publicación, el OGD coordina la puesta a disposición con la unidad de organización que administra el conjunto.</w:t>
       </w:r>
     </w:p>
     <w:p>
@@ -12602,15 +9948,7 @@
           <w:color w:val="000000"/>
           <w:highlight w:val="green"/>
         </w:rPr>
-        <w:t xml:space="preserve">6.8.6   </w:t>
-      </w:r>
-      <w:r>
-        <w:rPr>
-          <w:rFonts w:ascii="Arial" w:eastAsia="Arial" w:hAnsi="Arial" w:cs="Arial"/>
-          <w:color w:val="000000"/>
-          <w:highlight w:val="green"/>
-        </w:rPr>
-        <w:t>Los SBIA se construyen sobre conjuntos de datos certificados conforme a la normativa institucional de gobernanza de datos y analítica, cuando estos existan para la materia. El uso de fuentes no certificadas se justifica en la Ficha de Evaluación de Caso de Uso (Anexo N.° 4) y consta en la Ficha de Registro de SBIA (Anexo N.° 1)</w:t>
+        <w:t xml:space="preserve">6.8.6   Los SBIA se construyen sobre conjuntos de datos certificados conforme a la normativa institucional de gobernanza de datos y analítica, cuando estos existan para la materia. El uso de fuentes no certificadas se justifica en la Ficha de Evaluación de Caso de Uso (Anexo N.° 4) y consta en la Ficha de Registro de SBIA (Anexo N.° 1)</w:t>
       </w:r>
     </w:p>
     <w:p>
@@ -12646,8 +9984,6 @@
       </w:pPr>
       <w:r>
         <w:t>6.9</w:t>
-      </w:r>
-      <w:r>
         <w:tab/>
         <w:t>De la transparencia, explicabilidad y rendición de cuentas</w:t>
       </w:r>
@@ -12670,22 +10006,8 @@
           <w:highlight w:val="yellow"/>
         </w:rPr>
         <w:t>6.9.1</w:t>
-      </w:r>
-      <w:r>
-        <w:rPr>
-          <w:rFonts w:ascii="Arial" w:eastAsia="Arial" w:hAnsi="Arial" w:cs="Arial"/>
-          <w:color w:val="000000"/>
-          <w:highlight w:val="yellow"/>
-        </w:rPr>
         <w:tab/>
         <w:t xml:space="preserve">Los SBIA de riesgo alto cuentan con mecanismos de transparencia algorítmica que informan al usuario, de forma previa, clara y sencilla, la finalidad o uso del SBIA, sus funcionalidades principales y el tipo de decisiones que puede tomar, de modo que comprenda cómo interactúa con el SBIA o con el servicio que lo </w:t>
-      </w:r>
-      <w:r>
-        <w:rPr>
-          <w:rFonts w:ascii="Arial" w:eastAsia="Arial" w:hAnsi="Arial" w:cs="Arial"/>
-          <w:color w:val="000000"/>
-          <w:highlight w:val="yellow"/>
-        </w:rPr>
         <w:lastRenderedPageBreak/>
         <w:t>emplea</w:t>
       </w:r>
@@ -12738,13 +10060,6 @@
           <w:highlight w:val="cyan"/>
         </w:rPr>
         <w:t>6.9.2</w:t>
-      </w:r>
-      <w:r>
-        <w:rPr>
-          <w:rFonts w:ascii="Arial" w:eastAsia="Arial" w:hAnsi="Arial" w:cs="Arial"/>
-          <w:color w:val="000000"/>
-          <w:highlight w:val="cyan"/>
-        </w:rPr>
         <w:tab/>
         <w:t>Entre los mecanismos del numeral 6.9.1 se incluye el etiquetado visible del SBIA, que informa al usuario con antelación que el producto, servicio o contenido se opera con base en IA y que permite comprender de manera general sus principales capacidades y limitaciones funcionales.</w:t>
       </w:r>
@@ -12773,13 +10088,6 @@
           <w:highlight w:val="cyan"/>
         </w:rPr>
         <w:t>6.9.3</w:t>
-      </w:r>
-      <w:r>
-        <w:rPr>
-          <w:rFonts w:ascii="Arial" w:hAnsi="Arial" w:cs="Arial"/>
-          <w:color w:val="000000"/>
-          <w:highlight w:val="cyan"/>
-        </w:rPr>
         <w:tab/>
         <w:t>Los SBIA de riesgo alto cuentan con mecanismos de explicabilidad que permitan comprender los factores que influyeron en un resultado. Cuando un SBIA intervenga en decisiones que impacten en los derechos de los administrados, estos tienen derecho a recibir la explicación de los resultados, mediante mecanismos que permitan comprender los criterios y factores clave utilizados, en un lenguaje accesible.</w:t>
       </w:r>
@@ -12812,13 +10120,6 @@
           <w:highlight w:val="yellow"/>
         </w:rPr>
         <w:t>6.9.4</w:t>
-      </w:r>
-      <w:r>
-        <w:rPr>
-          <w:rFonts w:ascii="Arial" w:eastAsia="Arial" w:hAnsi="Arial" w:cs="Arial"/>
-          <w:color w:val="000000"/>
-          <w:highlight w:val="yellow"/>
-        </w:rPr>
         <w:tab/>
         <w:t>El funcionario no debe sustentar la motivación de actos administrativos exclusivamente en resultados de un SBIA. El funcionario debe incorporar su análisis y criterio profesional.</w:t>
       </w:r>
@@ -12839,23 +10140,7 @@
           <w:color w:val="000000"/>
           <w:highlight w:val="green"/>
         </w:rPr>
-        <w:t xml:space="preserve">6.9.5 </w:t>
-      </w:r>
-      <w:r>
-        <w:rPr>
-          <w:rFonts w:ascii="Arial" w:eastAsia="Arial" w:hAnsi="Arial" w:cs="Arial"/>
-          <w:color w:val="000000"/>
-          <w:highlight w:val="green"/>
-        </w:rPr>
-        <w:t xml:space="preserve">   </w:t>
-      </w:r>
-      <w:r>
-        <w:rPr>
-          <w:rFonts w:ascii="Arial" w:eastAsia="Arial" w:hAnsi="Arial" w:cs="Arial"/>
-          <w:color w:val="000000"/>
-          <w:highlight w:val="green"/>
-        </w:rPr>
-        <w:t>La Comisión de Gobierno de IA reporta trimestralmente al CGTD el estado del Inventario Institucional de SBIA, los incidentes, los resultados del monitoreo, el avance de la capacitación y el cumplimiento de los indicadores. Dicho reporte se incorpora como sección diferenciada del informe trimestral que se presenta al CGTD, da cuenta de la actividad de la Comisión y no constituye avance del Plan de Gobierno Digital.</w:t>
+        <w:t xml:space="preserve">6.9.5    La Comisión de Gobierno de IA reporta trimestralmente al CGTD el estado del Inventario Institucional de SBIA, los incidentes, los resultados del monitoreo, el avance de la capacitación y el cumplimiento de los indicadores. Dicho reporte se incorpora como sección diferenciada del informe trimestral que se presenta al CGTD, da cuenta de la actividad de la Comisión y no constituye avance del Plan de Gobierno Digital.</w:t>
       </w:r>
     </w:p>
     <w:p>
@@ -12875,47 +10160,10 @@
           <w:highlight w:val="green"/>
         </w:rPr>
         <w:t>6.9.6</w:t>
-      </w:r>
-      <w:r>
-        <w:rPr>
-          <w:rFonts w:ascii="Arial" w:eastAsia="Arial" w:hAnsi="Arial" w:cs="Arial"/>
-          <w:color w:val="000000"/>
-          <w:highlight w:val="green"/>
-        </w:rPr>
         <w:tab/>
-      </w:r>
-      <w:r>
-        <w:rPr>
-          <w:rFonts w:ascii="Arial" w:eastAsia="Arial" w:hAnsi="Arial" w:cs="Arial"/>
-          <w:color w:val="000000"/>
-          <w:highlight w:val="green"/>
-        </w:rPr>
-        <w:t xml:space="preserve">El estado del gobierno de IA institucional se informa como sección del informe de seguimiento del Plan de Gobierno Digital que presenta el CGTD, </w:t>
-      </w:r>
-      <w:r>
-        <w:rPr>
-          <w:rFonts w:ascii="Arial" w:eastAsia="Arial" w:hAnsi="Arial" w:cs="Arial"/>
-          <w:color w:val="000000"/>
-          <w:highlight w:val="green"/>
-        </w:rPr>
-        <w:t xml:space="preserve">con la </w:t>
-      </w:r>
-      <w:r>
-        <w:rPr>
-          <w:rFonts w:ascii="Arial" w:eastAsia="Arial" w:hAnsi="Arial" w:cs="Arial"/>
-          <w:color w:val="000000"/>
-          <w:highlight w:val="green"/>
-        </w:rPr>
+        <w:t xml:space="preserve">El estado del gobierno de IA institucional se informa como sección del informe de seguimiento del Plan de Gobierno Digital que presenta el CGTD, con la </w:t>
         <w:lastRenderedPageBreak/>
-        <w:t>periodicidad y por el conducto que dicho instrumento establece, conforme al numeral 28.10 del artículo 28 del RLIA</w:t>
-      </w:r>
-      <w:r>
-        <w:rPr>
-          <w:rFonts w:ascii="Arial" w:eastAsia="Arial" w:hAnsi="Arial" w:cs="Arial"/>
-          <w:color w:val="000000"/>
-          <w:highlight w:val="green"/>
-        </w:rPr>
-        <w:t>. Dicha sección sustenta la información que la SUNAT remita a la SGTD en materia de inteligencia artificial. No se genera un informe institucional adicional por esta materia.</w:t>
+        <w:t>periodicidad y por el conducto que dicho instrumento establece, conforme al numeral 28.10 del artículo 28 del RLIA. Dicha sección sustenta la información que la SUNAT remita a la SGTD en materia de inteligencia artificial. No se genera un informe institucional adicional por esta materia.</w:t>
       </w:r>
     </w:p>
     <w:p>
@@ -12935,13 +10183,6 @@
           <w:highlight w:val="yellow"/>
         </w:rPr>
         <w:t>6.9.7</w:t>
-      </w:r>
-      <w:r>
-        <w:rPr>
-          <w:rFonts w:ascii="Arial" w:eastAsia="Arial" w:hAnsi="Arial" w:cs="Arial"/>
-          <w:color w:val="000000"/>
-          <w:highlight w:val="yellow"/>
-        </w:rPr>
         <w:tab/>
         <w:t>Los lineamientos sobre Transparencia Algorítmica que apruebe la SGTD</w:t>
       </w:r>
@@ -12957,23 +10198,7 @@
           <w:color w:val="000000"/>
           <w:highlight w:val="yellow"/>
         </w:rPr>
-        <w:t xml:space="preserve"> </w:t>
-      </w:r>
-      <w:r>
-        <w:rPr>
-          <w:rFonts w:ascii="Arial" w:eastAsia="Arial" w:hAnsi="Arial" w:cs="Arial"/>
-          <w:color w:val="000000"/>
-          <w:highlight w:val="yellow"/>
-        </w:rPr>
-        <w:t>se aplican</w:t>
-      </w:r>
-      <w:r>
-        <w:rPr>
-          <w:rFonts w:ascii="Arial" w:eastAsia="Arial" w:hAnsi="Arial" w:cs="Arial"/>
-          <w:color w:val="000000"/>
-          <w:highlight w:val="yellow"/>
-        </w:rPr>
-        <w:t xml:space="preserve"> en la SUNAT desde su entrada en vigencia. La Comisión de Gobierno de IA evalúa su impacto en la presente directiva y propone al CGTD los ajustes que correspondan.</w:t>
+        <w:t xml:space="preserve"> se aplican en la SUNAT desde su entrada en vigencia. La Comisión de Gobierno de IA evalúa su impacto en la presente directiva y propone al CGTD los ajustes que correspondan.</w:t>
       </w:r>
     </w:p>
     <w:p>
@@ -12984,8 +10209,6 @@
       </w:pPr>
       <w:r>
         <w:t>6.10</w:t>
-      </w:r>
-      <w:r>
         <w:tab/>
         <w:t>Del monitoreo, auditoría y mejora continua</w:t>
       </w:r>
@@ -13008,38 +10231,8 @@
           <w:highlight w:val="green"/>
         </w:rPr>
         <w:t>6.10.1</w:t>
-      </w:r>
-      <w:r>
-        <w:rPr>
-          <w:rFonts w:ascii="Arial" w:eastAsia="Arial" w:hAnsi="Arial" w:cs="Arial"/>
-          <w:color w:val="000000"/>
-          <w:highlight w:val="green"/>
-        </w:rPr>
         <w:tab/>
-      </w:r>
-      <w:r>
-        <w:rPr>
-          <w:rFonts w:ascii="Arial" w:eastAsia="Arial" w:hAnsi="Arial" w:cs="Arial"/>
-          <w:color w:val="000000"/>
-          <w:highlight w:val="green"/>
-        </w:rPr>
-        <w:t xml:space="preserve">Todo SBIA en operación es objeto de monitoreo. La Comisión de Gobierno de IA determina la frecuencia y la profundidad del monitoreo de cada SBIA en función de su nivel de riesgo, del impacto que un resultado erróneo produciría en el administrado o en la institución, del volumen de operaciones que procesa y del grado de autonomía con que opera. </w:t>
-      </w:r>
-      <w:r>
-        <w:rPr>
-          <w:rFonts w:ascii="Arial" w:eastAsia="Arial" w:hAnsi="Arial" w:cs="Arial"/>
-          <w:color w:val="000000"/>
-          <w:highlight w:val="green"/>
-        </w:rPr>
-        <w:t>La frecuencia determinada, los indicadores aplicables conforme al numeral 6.10.2, sus umbrales y los responsables de la medición constan en el plan de monitoreo del SBIA, que la Comisión de Gobierno de IA aprueba con anterioridad a su puesta en producción</w:t>
-      </w:r>
-      <w:r>
-        <w:rPr>
-          <w:rFonts w:ascii="Arial" w:eastAsia="Arial" w:hAnsi="Arial" w:cs="Arial"/>
-          <w:color w:val="000000"/>
-          <w:highlight w:val="green"/>
-        </w:rPr>
-        <w:t>.</w:t>
+        <w:t xml:space="preserve">Todo SBIA en operación es objeto de monitoreo. La Comisión de Gobierno de IA determina la frecuencia y la profundidad del monitoreo de cada SBIA en función de su nivel de riesgo, del impacto que un resultado erróneo produciría en el administrado o en la institución, del volumen de operaciones que procesa y del grado de autonomía con que opera. La frecuencia determinada, los indicadores aplicables conforme al numeral 6.10.2, sus umbrales y los responsables de la medición constan en el plan de monitoreo del SBIA, que la Comisión de Gobierno de IA aprueba con anterioridad a su puesta en producción.</w:t>
       </w:r>
     </w:p>
     <w:p>
@@ -13150,31 +10343,8 @@
           <w:highlight w:val="green"/>
         </w:rPr>
         <w:t>6.10.2</w:t>
-      </w:r>
-      <w:r>
-        <w:rPr>
-          <w:rFonts w:ascii="Arial" w:eastAsia="Arial" w:hAnsi="Arial" w:cs="Arial"/>
-          <w:color w:val="000000"/>
-          <w:highlight w:val="green"/>
-        </w:rPr>
         <w:tab/>
-        <w:t xml:space="preserve">La Comisión de Gobierno de IA define, para cada SBIA registrado en el Inventario, los indicadores de monitoreo que como mínimo incluyen: tasa de precisión, tasa de error, tiempo de respuesta, disponibilidad, detección de drift, indicadores de sesgo y tasa de intervención </w:t>
-      </w:r>
-      <w:r>
-        <w:rPr>
-          <w:rFonts w:ascii="Arial" w:eastAsia="Arial" w:hAnsi="Arial" w:cs="Arial"/>
-          <w:color w:val="000000"/>
-          <w:highlight w:val="green"/>
-        </w:rPr>
-        <w:t xml:space="preserve">humana. </w:t>
-      </w:r>
-      <w:r>
-        <w:rPr>
-          <w:rFonts w:ascii="Arial" w:eastAsia="Arial" w:hAnsi="Arial" w:cs="Arial"/>
-          <w:color w:val="000000"/>
-          <w:highlight w:val="green"/>
-        </w:rPr>
-        <w:t>Los umbrales de cada indicador, las alertas que su superación activa y las acciones de tratamiento correspondientes se definen con anterioridad a la puesta en producción del SBIA, conforme a la metodología prevista en el numeral 6.1.5. En tanto no se apruebe dicha metodología, se establecen en el plan de monitoreo que aprueba la Comisión de Gobierno de IA.</w:t>
+        <w:t xml:space="preserve">La Comisión de Gobierno de IA define, para cada SBIA registrado en el Inventario, los indicadores de monitoreo que como mínimo incluyen: tasa de precisión, tasa de error, tiempo de respuesta, disponibilidad, detección de drift, indicadores de sesgo y tasa de intervención humana. Los umbrales de cada indicador, las alertas que su superación activa y las acciones de tratamiento correspondientes se definen con anterioridad a la puesta en producción del SBIA, conforme a la metodología prevista en el numeral 6.1.5. En tanto no se apruebe dicha metodología, se establecen en el plan de monitoreo que aprueba la Comisión de Gobierno de IA.</w:t>
       </w:r>
       <w:r>
         <w:rPr>
@@ -13209,13 +10379,6 @@
         </w:rPr>
         <w:lastRenderedPageBreak/>
         <w:t>6.10.3</w:t>
-      </w:r>
-      <w:r>
-        <w:rPr>
-          <w:rFonts w:ascii="Arial" w:eastAsia="Arial" w:hAnsi="Arial" w:cs="Arial"/>
-          <w:color w:val="000000"/>
-          <w:highlight w:val="yellow"/>
-        </w:rPr>
         <w:tab/>
         <w:t>La Gerencia de Calidad de Sistemas conduce el control y aseguramiento de la calidad de los SBIA, conforme a sus funciones (artículos 123 y 124, literal a, del ROF). La verificación y validación de la calidad, incluida la ejecución de las pruebas funcionales y no funcionales, corresponde a la División de Control de Calidad, conforme a sus funciones (artículos 125 y 126, literal a, del ROF), y comprende además las pruebas de rendimiento y de regresión que correspondan al tipo de SBIA.</w:t>
       </w:r>
@@ -13236,39 +10399,7 @@
           <w:color w:val="000000"/>
           <w:highlight w:val="green"/>
         </w:rPr>
-        <w:t xml:space="preserve">El análisis de riesgo y las pruebas de vulnerabilidad sobre la arquitectura de aplicaciones, de información y de infraestructura tecnológica que soporta cada SBIA corresponden a la Oficina de Seguridad Informática, conforme al literal b) del artículo 106 del ROF y a la etapa de certificación y validación del numeral 6.1.1. La obligación de auditorías de seguridad digital del literal c) del artículo 29 del RLIA se satisface con la concurrencia de la verificación y validación de calidad, del análisis de riesgo, las pruebas de vulnerabilidad </w:t>
-      </w:r>
-      <w:r>
-        <w:rPr>
-          <w:rFonts w:ascii="Arial" w:eastAsia="Arial" w:hAnsi="Arial" w:cs="Arial"/>
-          <w:color w:val="000000"/>
-          <w:highlight w:val="green"/>
-        </w:rPr>
-        <w:t xml:space="preserve">y el red teaming previstos en el numeral 6.7.2, con anterioridad a la implementación del SBIA y </w:t>
-      </w:r>
-      <w:r>
-        <w:rPr>
-          <w:rFonts w:ascii="Arial" w:eastAsia="Arial" w:hAnsi="Arial" w:cs="Arial"/>
-          <w:color w:val="000000"/>
-          <w:highlight w:val="green"/>
-        </w:rPr>
-        <w:t>con la periodicidad que establezca el documento normativo del numeral 6.7.7</w:t>
-      </w:r>
-      <w:r>
-        <w:rPr>
-          <w:rFonts w:ascii="Arial" w:eastAsia="Arial" w:hAnsi="Arial" w:cs="Arial"/>
-          <w:color w:val="000000"/>
-          <w:highlight w:val="green"/>
-        </w:rPr>
-        <w:t>, y del monitoreo del numeral 6.10</w:t>
-      </w:r>
-      <w:r>
-        <w:rPr>
-          <w:rFonts w:ascii="Arial" w:eastAsia="Arial" w:hAnsi="Arial" w:cs="Arial"/>
-          <w:color w:val="000000"/>
-          <w:highlight w:val="green"/>
-        </w:rPr>
-        <w:t>, que comprende los indicadores de sesgo del numeral 6.10.2 y las medidas del numeral 6.6.4, durante toda su operación. Los resultados de estas actividades alimentan el informe trimestral de la Comisión de Gobierno de IA al CGTD.</w:t>
+        <w:t xml:space="preserve">El análisis de riesgo y las pruebas de vulnerabilidad sobre la arquitectura de aplicaciones, de información y de infraestructura tecnológica que soporta cada SBIA corresponden a la Oficina de Seguridad Informática, conforme al literal b) del artículo 106 del ROF y a la etapa de certificación y validación del numeral 6.1.1. La obligación de auditorías de seguridad digital del literal c) del artículo 29 del RLIA se satisface con la concurrencia de la verificación y validación de calidad, del análisis de riesgo, las pruebas de vulnerabilidad y el red teaming previstos en el numeral 6.7.2, con anterioridad a la implementación del SBIA y con la periodicidad que establezca el documento normativo del numeral 6.7.7, y del monitoreo del numeral 6.10, que comprende los indicadores de sesgo del numeral 6.10.2 y las medidas del numeral 6.6.4, durante toda su operación. Los resultados de estas actividades alimentan el informe trimestral de la Comisión de Gobierno de IA al CGTD.</w:t>
       </w:r>
     </w:p>
     <w:p>
@@ -13310,28 +10441,7 @@
           <w:rFonts w:ascii="Arial" w:hAnsi="Arial" w:cs="Arial"/>
           <w:highlight w:val="green"/>
         </w:rPr>
-        <w:t xml:space="preserve">5 </w:t>
-      </w:r>
-      <w:r>
-        <w:rPr>
-          <w:rFonts w:ascii="Arial" w:hAnsi="Arial" w:cs="Arial"/>
-          <w:highlight w:val="green"/>
-        </w:rPr>
-        <w:t>Es significativo el cambio que altera el desempeño, la finalidad, la población objetivo, las fuentes o la estructura de los datos de entrada, o el contexto de aplicación del SBIA.</w:t>
-      </w:r>
-      <w:r>
-        <w:rPr>
-          <w:rFonts w:ascii="Arial" w:hAnsi="Arial" w:cs="Arial"/>
-          <w:highlight w:val="green"/>
-        </w:rPr>
-        <w:t xml:space="preserve"> </w:t>
-      </w:r>
-      <w:r>
-        <w:rPr>
-          <w:rFonts w:ascii="Arial" w:hAnsi="Arial" w:cs="Arial"/>
-          <w:highlight w:val="green"/>
-        </w:rPr>
-        <w:t xml:space="preserve">El </w:t>
+        <w:t xml:space="preserve">5 Es significativo el cambio que altera el desempeño, la finalidad, la población objetivo, las fuentes o la estructura de los datos de entrada, o el contexto de aplicación del SBIA. El </w:t>
       </w:r>
       <w:r>
         <w:rPr>
@@ -13355,50 +10465,9 @@
           <w:rFonts w:ascii="Arial" w:hAnsi="Arial" w:cs="Arial"/>
           <w:highlight w:val="green"/>
         </w:rPr>
-        <w:t xml:space="preserve">6.10.6 </w:t>
-      </w:r>
-      <w:r>
-        <w:rPr>
-          <w:rFonts w:ascii="Arial" w:hAnsi="Arial" w:cs="Arial"/>
-          <w:highlight w:val="green"/>
-        </w:rPr>
-        <w:t>El monitoreo comprende la detección del uso irregular del SBIA por parte de quienes lo operan o interactúan con él, con independencia del nivel de riesgo que tenga asignado. El uso irregular se distingue del uso indebido a que se refiere el artículo 23 del RLIA, que es una categoría de clasificación del SBIA. Constituyen indicios de uso irregular, entre otros,</w:t>
-      </w:r>
-      <w:r>
-        <w:rPr>
-          <w:rFonts w:ascii="Arial" w:hAnsi="Arial" w:cs="Arial"/>
-          <w:highlight w:val="green"/>
-        </w:rPr>
-        <w:t xml:space="preserve"> </w:t>
-      </w:r>
-      <w:r>
-        <w:rPr>
-          <w:rFonts w:ascii="Arial" w:hAnsi="Arial" w:cs="Arial"/>
-          <w:highlight w:val="green"/>
-        </w:rPr>
-        <w:t xml:space="preserve">la </w:t>
-      </w:r>
-      <w:r>
-        <w:rPr>
-          <w:rFonts w:ascii="Arial" w:hAnsi="Arial" w:cs="Arial"/>
-          <w:highlight w:val="green"/>
-        </w:rPr>
-        <w:t xml:space="preserve">manipulación de los datos de entrada para inducir un resultado determinado, el empleo del SBIA para una finalidad distinta de la registrada en el Inventario Institucional de SBIA y los </w:t>
-      </w:r>
-      <w:r>
-        <w:rPr>
-          <w:rFonts w:ascii="Arial" w:hAnsi="Arial" w:cs="Arial"/>
-          <w:highlight w:val="green"/>
-        </w:rPr>
+        <w:t xml:space="preserve">6.10.6 El monitoreo comprende la detección del uso irregular del SBIA por parte de quienes lo operan o interactúan con él, con independencia del nivel de riesgo que tenga asignado. El uso irregular se distingue del uso indebido a que se refiere el artículo 23 del RLIA, que es una categoría de clasificación del SBIA. Constituyen indicios de uso irregular, entre otros, la manipulación de los datos de entrada para inducir un resultado determinado, el empleo del SBIA para una finalidad distinta de la registrada en el Inventario Institucional de SBIA y los </w:t>
         <w:lastRenderedPageBreak/>
-        <w:t xml:space="preserve">patrones de uso incompatibles con la operación normal del proceso. El plan de monitoreo incorpora los indicadores que permitan detectar dichos patrones. </w:t>
-      </w:r>
-      <w:r>
-        <w:rPr>
-          <w:rFonts w:ascii="Arial" w:hAnsi="Arial" w:cs="Arial"/>
-          <w:highlight w:val="green"/>
-        </w:rPr>
-        <w:t>Los efectos del uso irregular sobre el funcionamiento del SBIA se tratan conforme al numeral 6.7.5; la conducta se trata conforme a las normas de integridad institucional.</w:t>
+        <w:t xml:space="preserve">patrones de uso incompatibles con la operación normal del proceso. El plan de monitoreo incorpora los indicadores que permitan detectar dichos patrones. Los efectos del uso irregular sobre el funcionamiento del SBIA se tratan conforme al numeral 6.7.5; la conducta se trata conforme a las normas de integridad institucional.</w:t>
       </w:r>
     </w:p>
     <w:p>
@@ -13443,55 +10512,7 @@
           <w:szCs w:val="24"/>
           <w:highlight w:val="cyan"/>
         </w:rPr>
-        <w:t>Del uso responsable</w:t>
-      </w:r>
-      <w:r>
-        <w:rPr>
-          <w:rFonts w:ascii="Arial" w:hAnsi="Arial" w:cs="Arial"/>
-          <w:b/>
-          <w:bCs/>
-          <w:color w:val="1B3A5B"/>
-          <w:sz w:val="24"/>
-          <w:szCs w:val="24"/>
-          <w:highlight w:val="cyan"/>
-        </w:rPr>
-        <w:t xml:space="preserve"> y ético, de </w:t>
-      </w:r>
-      <w:r>
-        <w:rPr>
-          <w:rFonts w:ascii="Arial" w:hAnsi="Arial" w:cs="Arial"/>
-          <w:b/>
-          <w:bCs/>
-          <w:color w:val="1B3A5B"/>
-          <w:sz w:val="24"/>
-          <w:szCs w:val="24"/>
-          <w:highlight w:val="cyan"/>
-        </w:rPr>
-        <w:t>las</w:t>
-      </w:r>
-      <w:r>
-        <w:rPr>
-          <w:rFonts w:ascii="Arial" w:hAnsi="Arial" w:cs="Arial"/>
-          <w:b/>
-          <w:bCs/>
-          <w:color w:val="1B3A5B"/>
-          <w:sz w:val="24"/>
-   